--- a/docs/glorieux-specif.docx
+++ b/docs/glorieux-specif.docx
@@ -29,7 +29,15 @@
         <w:t xml:space="preserve"> spécificité </w:t>
       </w:r>
       <w:r>
-        <w:t>mesure l’écart à une norme. Dans le cas particulier des moteurs de recherche plein texte (et de la textométrie en général), c’est une formule qui mesure à quel point un</w:t>
+        <w:t xml:space="preserve">mesure l’écart à une norme. Dans le cas particulier des moteurs de recherche plein texte (et de la </w:t>
+      </w:r>
+      <w:proofErr w:type="spellStart"/>
+      <w:r>
+        <w:t>textométrie</w:t>
+      </w:r>
+      <w:proofErr w:type="spellEnd"/>
+      <w:r>
+        <w:t xml:space="preserve"> en général), c’est une formule qui mesure à quel point un</w:t>
       </w:r>
       <w:r>
         <w:t xml:space="preserve"> élément </w:t>
@@ -65,7 +73,20 @@
         <w:t xml:space="preserve"> vont être évaluées ici</w:t>
       </w:r>
       <w:r>
-        <w:t>, dont une nouvelle G2 / sqrt( ??),</w:t>
+        <w:t xml:space="preserve">, dont une nouvelle G2 / </w:t>
+      </w:r>
+      <w:proofErr w:type="spellStart"/>
+      <w:proofErr w:type="gramStart"/>
+      <w:r>
+        <w:t>sqrt</w:t>
+      </w:r>
+      <w:proofErr w:type="spellEnd"/>
+      <w:r>
+        <w:t>( ??</w:t>
+      </w:r>
+      <w:proofErr w:type="gramEnd"/>
+      <w:r>
+        <w:t>),</w:t>
       </w:r>
       <w:r>
         <w:t xml:space="preserve"> </w:t>
@@ -129,6 +150,7 @@
       <w:r>
         <w:t xml:space="preserve"> à retrouver (</w:t>
       </w:r>
+      <w:proofErr w:type="spellStart"/>
       <w:r>
         <w:rPr>
           <w:i/>
@@ -136,6 +158,7 @@
         </w:rPr>
         <w:t>retrieval</w:t>
       </w:r>
+      <w:proofErr w:type="spellEnd"/>
       <w:r>
         <w:t>) les documents les plus pertinents pour une requête</w:t>
       </w:r>
@@ -453,8 +476,13 @@
         <w:t>reprise</w:t>
       </w:r>
       <w:r>
-        <w:t xml:space="preserve"> du projet ebalzac</w:t>
-      </w:r>
+        <w:t xml:space="preserve"> du projet </w:t>
+      </w:r>
+      <w:proofErr w:type="spellStart"/>
+      <w:r>
+        <w:t>ebalzac</w:t>
+      </w:r>
+      <w:proofErr w:type="spellEnd"/>
       <w:r>
         <w:rPr>
           <w:rStyle w:val="FootnoteReference"/>
@@ -682,6 +710,7 @@
       <w:r>
         <w:t>(</w:t>
       </w:r>
+      <w:proofErr w:type="spellStart"/>
       <w:r>
         <w:rPr>
           <w:i/>
@@ -689,6 +718,7 @@
         </w:rPr>
         <w:t>MarkDown</w:t>
       </w:r>
+      <w:proofErr w:type="spellEnd"/>
       <w:r>
         <w:t>)</w:t>
       </w:r>
@@ -866,15 +896,33 @@
           <w:i/>
           <w:iCs/>
         </w:rPr>
-        <w:t>Apache OpenNLP</w:t>
-      </w:r>
-      <w:r>
-        <w:rPr>
-          <w:i/>
-          <w:iCs/>
-        </w:rPr>
-        <w:t xml:space="preserve"> POSTtagger</w:t>
-      </w:r>
+        <w:t xml:space="preserve">Apache </w:t>
+      </w:r>
+      <w:proofErr w:type="spellStart"/>
+      <w:r>
+        <w:rPr>
+          <w:i/>
+          <w:iCs/>
+        </w:rPr>
+        <w:t>OpenNLP</w:t>
+      </w:r>
+      <w:proofErr w:type="spellEnd"/>
+      <w:r>
+        <w:rPr>
+          <w:i/>
+          <w:iCs/>
+        </w:rPr>
+        <w:t xml:space="preserve"> </w:t>
+      </w:r>
+      <w:proofErr w:type="spellStart"/>
+      <w:r>
+        <w:rPr>
+          <w:i/>
+          <w:iCs/>
+        </w:rPr>
+        <w:t>POSTtagger</w:t>
+      </w:r>
+      <w:proofErr w:type="spellEnd"/>
       <w:r>
         <w:rPr>
           <w:rStyle w:val="FootnoteReference"/>
@@ -1000,7 +1048,23 @@
         <w:t>).</w:t>
       </w:r>
       <w:r>
-        <w:t xml:space="preserve"> Ces outils sont entraînés sur des corpus étiquetés par des humains, ils sont statistiques et donc toujours susceptibles d’erreurs.</w:t>
+        <w:t xml:space="preserve"> Ces outils sont entraînés sur </w:t>
+      </w:r>
+      <w:proofErr w:type="spellStart"/>
+      <w:r>
+        <w:t>des</w:t>
+      </w:r>
+      <w:proofErr w:type="spellEnd"/>
+      <w:r>
+        <w:t xml:space="preserve"> corpus étiquetés par </w:t>
+      </w:r>
+      <w:proofErr w:type="spellStart"/>
+      <w:r>
+        <w:t>des</w:t>
+      </w:r>
+      <w:proofErr w:type="spellEnd"/>
+      <w:r>
+        <w:t xml:space="preserve"> humains, ils sont statistiques et donc toujours susceptibles d’erreurs.</w:t>
       </w:r>
       <w:r>
         <w:t xml:space="preserve"> </w:t>
@@ -1008,6 +1072,7 @@
       <w:r>
         <w:t xml:space="preserve">Le </w:t>
       </w:r>
+      <w:proofErr w:type="spellStart"/>
       <w:r>
         <w:rPr>
           <w:i/>
@@ -1015,13 +1080,23 @@
         </w:rPr>
         <w:t>POSTtagger</w:t>
       </w:r>
-      <w:r>
-        <w:rPr>
-          <w:i/>
-          <w:iCs/>
-        </w:rPr>
-        <w:t xml:space="preserve"> OpenNLP</w:t>
-      </w:r>
+      <w:proofErr w:type="spellEnd"/>
+      <w:r>
+        <w:rPr>
+          <w:i/>
+          <w:iCs/>
+        </w:rPr>
+        <w:t xml:space="preserve"> </w:t>
+      </w:r>
+      <w:proofErr w:type="spellStart"/>
+      <w:r>
+        <w:rPr>
+          <w:i/>
+          <w:iCs/>
+        </w:rPr>
+        <w:t>OpenNLP</w:t>
+      </w:r>
+      <w:proofErr w:type="spellEnd"/>
       <w:r>
         <w:t xml:space="preserve"> </w:t>
       </w:r>
@@ -1064,6 +1139,7 @@
       <w:r>
         <w:t xml:space="preserve"> </w:t>
       </w:r>
+      <w:proofErr w:type="spellStart"/>
       <w:r>
         <w:rPr>
           <w:i/>
@@ -1071,6 +1147,7 @@
         </w:rPr>
         <w:t>spaCy</w:t>
       </w:r>
+      <w:proofErr w:type="spellEnd"/>
       <w:r>
         <w:rPr>
           <w:rStyle w:val="FootnoteReference"/>
@@ -1080,6 +1157,7 @@
       <w:r>
         <w:t xml:space="preserve"> et </w:t>
       </w:r>
+      <w:proofErr w:type="spellStart"/>
       <w:r>
         <w:rPr>
           <w:i/>
@@ -1087,6 +1165,7 @@
         </w:rPr>
         <w:t>TreeTagger</w:t>
       </w:r>
+      <w:proofErr w:type="spellEnd"/>
       <w:r>
         <w:rPr>
           <w:rStyle w:val="FootnoteReference"/>
@@ -1237,12 +1316,15 @@
       <w:pPr>
         <w:ind w:firstLine="0"/>
       </w:pPr>
+      <w:proofErr w:type="spellStart"/>
       <w:r>
         <w:t>Freq</w:t>
       </w:r>
+      <w:proofErr w:type="spellEnd"/>
       <w:r>
         <w:t xml:space="preserve">, </w:t>
       </w:r>
+      <w:proofErr w:type="spellStart"/>
       <w:r>
         <w:rPr>
           <w:i/>
@@ -1250,6 +1332,7 @@
         </w:rPr>
         <w:t>tf</w:t>
       </w:r>
+      <w:proofErr w:type="spellEnd"/>
       <w:r>
         <w:t>, f</w:t>
       </w:r>
@@ -1264,12 +1347,15 @@
       <w:pPr>
         <w:ind w:firstLine="0"/>
       </w:pPr>
+      <w:proofErr w:type="spellStart"/>
       <w:r>
         <w:t>Tfidf</w:t>
       </w:r>
+      <w:proofErr w:type="spellEnd"/>
       <w:r>
         <w:t xml:space="preserve">, </w:t>
       </w:r>
+      <w:proofErr w:type="spellStart"/>
       <w:r>
         <w:rPr>
           <w:i/>
@@ -1277,9 +1363,11 @@
         </w:rPr>
         <w:t>tf</w:t>
       </w:r>
+      <w:proofErr w:type="spellEnd"/>
       <w:r>
         <w:t xml:space="preserve"> log (N / </w:t>
       </w:r>
+      <w:proofErr w:type="spellStart"/>
       <w:r>
         <w:rPr>
           <w:i/>
@@ -1287,17 +1375,31 @@
         </w:rPr>
         <w:t>df</w:t>
       </w:r>
+      <w:proofErr w:type="spellEnd"/>
       <w:r>
         <w:t>),</w:t>
       </w:r>
       <w:r>
         <w:t xml:space="preserve"> </w:t>
       </w:r>
-      <w:r>
-        <w:t>fréquenc d’un terme</w:t>
-      </w:r>
-      <w:r>
-        <w:t xml:space="preserve"> multipliée par l’inverse </w:t>
+      <w:proofErr w:type="spellStart"/>
+      <w:r>
+        <w:t>fréquenc</w:t>
+      </w:r>
+      <w:proofErr w:type="spellEnd"/>
+      <w:r>
+        <w:t xml:space="preserve"> </w:t>
+      </w:r>
+      <w:proofErr w:type="gramStart"/>
+      <w:r>
+        <w:t>d’un terme</w:t>
+      </w:r>
+      <w:r>
+        <w:t xml:space="preserve"> multipliée</w:t>
+      </w:r>
+      <w:proofErr w:type="gramEnd"/>
+      <w:r>
+        <w:t xml:space="preserve"> par l’inverse </w:t>
       </w:r>
     </w:p>
     <w:p>
@@ -1305,15 +1407,28 @@
         <w:ind w:firstLine="0"/>
       </w:pPr>
       <w:r>
-        <w:t>BM25 (lucene)</w:t>
+        <w:t>BM25 (</w:t>
+      </w:r>
+      <w:proofErr w:type="spellStart"/>
+      <w:r>
+        <w:t>lucene</w:t>
+      </w:r>
+      <w:proofErr w:type="spellEnd"/>
+      <w:r>
+        <w:t>)</w:t>
       </w:r>
     </w:p>
     <w:p>
       <w:pPr>
         <w:ind w:firstLine="0"/>
       </w:pPr>
-      <w:r>
-        <w:t>Lafon… no</w:t>
+      <w:proofErr w:type="spellStart"/>
+      <w:r>
+        <w:t>Lafon</w:t>
+      </w:r>
+      <w:proofErr w:type="spellEnd"/>
+      <w:r>
+        <w:t>… no</w:t>
       </w:r>
     </w:p>
     <w:p>
@@ -1341,7 +1456,25 @@
         <w:ind w:firstLine="0"/>
       </w:pPr>
       <w:r>
-        <w:t xml:space="preserve">L’extraction de mots clés de chapitres de roman est évidemment inutile, </w:t>
+        <w:t xml:space="preserve">L’extraction de mots clés </w:t>
+      </w:r>
+      <w:r>
+        <w:t xml:space="preserve">pour </w:t>
+      </w:r>
+      <w:r>
+        <w:t>de</w:t>
+      </w:r>
+      <w:r>
+        <w:t>s</w:t>
+      </w:r>
+      <w:r>
+        <w:t xml:space="preserve"> chapitres de roman est </w:t>
+      </w:r>
+      <w:r>
+        <w:t>assez peu utile</w:t>
+      </w:r>
+      <w:r>
+        <w:t xml:space="preserve">, </w:t>
       </w:r>
       <w:r>
         <w:t>elle</w:t>
@@ -1378,7 +1511,22 @@
       </w:r>
       <w:r>
         <w:lastRenderedPageBreak/>
-        <w:t xml:space="preserve">parfois comme ici dans </w:t>
+        <w:t>parfois</w:t>
+      </w:r>
+      <w:r>
+        <w:t>,</w:t>
+      </w:r>
+      <w:r>
+        <w:t xml:space="preserve"> </w:t>
+      </w:r>
+      <w:r>
+        <w:t>par exemple</w:t>
+      </w:r>
+      <w:r>
+        <w:t xml:space="preserve"> ici</w:t>
+      </w:r>
+      <w:r>
+        <w:t xml:space="preserve"> dans </w:t>
       </w:r>
       <w:r>
         <w:rPr>
@@ -1415,7 +1563,51 @@
         <w:t xml:space="preserve">es mots clés </w:t>
       </w:r>
       <w:r>
-        <w:t>automatiques ne sont pas très intéressants pour le lecteur, par contre, ils sont hautement significatifs du score d’un document si un de ces mots est cherché. Reste à trouver des métriques pour en évaluer la qualité.</w:t>
+        <w:t xml:space="preserve">automatiques </w:t>
+      </w:r>
+      <w:r>
+        <w:t>sont rarement</w:t>
+      </w:r>
+      <w:r>
+        <w:t xml:space="preserve"> intéressants pour le lecteur</w:t>
+      </w:r>
+      <w:r>
+        <w:t xml:space="preserve"> ; cependant ces algorithmes servent à calculer le </w:t>
+      </w:r>
+      <w:r>
+        <w:t>score</w:t>
+      </w:r>
+      <w:r>
+        <w:t xml:space="preserve"> </w:t>
+      </w:r>
+      <w:r>
+        <w:t xml:space="preserve">d’un document si un de ces mots est </w:t>
+      </w:r>
+      <w:r>
+        <w:t>re</w:t>
+      </w:r>
+      <w:r>
+        <w:t>cherché.</w:t>
+      </w:r>
+      <w:r>
+        <w:t xml:space="preserve"> </w:t>
+      </w:r>
+      <w:r>
+        <w:t>Observer</w:t>
+      </w:r>
+      <w:r>
+        <w:t xml:space="preserve"> ce qu’un algorithme extrait d’un texte</w:t>
+      </w:r>
+      <w:r>
+        <w:t xml:space="preserve"> permet de mieux comprendre ce qu’il </w:t>
+      </w:r>
+      <w:proofErr w:type="spellStart"/>
+      <w:r>
+        <w:t>cacule</w:t>
+      </w:r>
+      <w:proofErr w:type="spellEnd"/>
+      <w:r>
+        <w:t xml:space="preserve"> comme « pertinent ».</w:t>
       </w:r>
     </w:p>
     <w:p>
@@ -1423,28 +1615,1704 @@
         <w:ind w:firstLine="708"/>
       </w:pPr>
       <w:r>
-        <w:t xml:space="preserve">Mon hypothèse initiale était que </w:t>
-      </w:r>
-      <w:r>
-        <w:t xml:space="preserve">les bons mots clés pour un chapitre devaient être les noms propres, tant les personnages que les lieux, et </w:t>
-      </w:r>
-      <w:r>
-        <w:t>d</w:t>
-      </w:r>
-      <w:r>
-        <w:t>es verbes indiquant leurs actions. L’expérience ne s’est évidemment pas déroulée comme prévue, ce qui la rend intéress</w:t>
-      </w:r>
-      <w:r>
-        <w:t>a</w:t>
-      </w:r>
-      <w:r>
-        <w:t>nte.</w:t>
+        <w:t>L</w:t>
+      </w:r>
+      <w:r>
+        <w:t>’</w:t>
+      </w:r>
+      <w:r>
+        <w:t>expérience ser</w:t>
+      </w:r>
+      <w:r>
+        <w:t>a ici</w:t>
+      </w:r>
+      <w:r>
+        <w:t xml:space="preserve"> menée sur les lemmes, comptés par chapitre, relativement aux autres chapitres d’un même auteur (et non du reste du corpus qui n’a pas de cohérence en lui-même).</w:t>
+      </w:r>
+    </w:p>
+    <w:p>
+      <w:pPr>
+        <w:ind w:firstLine="0"/>
+      </w:pPr>
+      <w:r>
+        <w:rPr>
+          <w:noProof/>
+        </w:rPr>
+        <w:drawing>
+          <wp:anchor distT="0" distB="0" distL="114300" distR="114300" simplePos="0" relativeHeight="251659264" behindDoc="0" locked="0" layoutInCell="1" allowOverlap="1" wp14:anchorId="5B6C52A0" wp14:editId="5F0DA484">
+            <wp:simplePos x="898525" y="2222500"/>
+            <wp:positionH relativeFrom="margin">
+              <wp:posOffset>0</wp:posOffset>
+            </wp:positionH>
+            <wp:positionV relativeFrom="paragraph">
+              <wp:posOffset>0</wp:posOffset>
+            </wp:positionV>
+            <wp:extent cx="2880000" cy="4028400"/>
+            <wp:effectExtent l="0" t="0" r="0" b="0"/>
+            <wp:wrapSquare wrapText="bothSides"/>
+            <wp:docPr id="823253959" name="Picture 1"/>
+            <wp:cNvGraphicFramePr>
+              <a:graphicFrameLocks xmlns:a="http://schemas.openxmlformats.org/drawingml/2006/main" noChangeAspect="1"/>
+            </wp:cNvGraphicFramePr>
+            <a:graphic xmlns:a="http://schemas.openxmlformats.org/drawingml/2006/main">
+              <a:graphicData uri="http://schemas.openxmlformats.org/drawingml/2006/picture">
+                <pic:pic xmlns:pic="http://schemas.openxmlformats.org/drawingml/2006/picture">
+                  <pic:nvPicPr>
+                    <pic:cNvPr id="0" name="Picture 2"/>
+                    <pic:cNvPicPr preferRelativeResize="0">
+                      <a:picLocks noChangeAspect="1" noChangeArrowheads="1"/>
+                    </pic:cNvPicPr>
+                  </pic:nvPicPr>
+                  <pic:blipFill>
+                    <a:blip r:embed="rId9" cstate="print">
+                      <a:extLst>
+                        <a:ext uri="{28A0092B-C50C-407E-A947-70E740481C1C}">
+                          <a14:useLocalDpi xmlns:a14="http://schemas.microsoft.com/office/drawing/2010/main" val="0"/>
+                        </a:ext>
+                      </a:extLst>
+                    </a:blip>
+                    <a:srcRect/>
+                    <a:stretch>
+                      <a:fillRect/>
+                    </a:stretch>
+                  </pic:blipFill>
+                  <pic:spPr bwMode="auto">
+                    <a:xfrm>
+                      <a:off x="0" y="0"/>
+                      <a:ext cx="2880000" cy="4028400"/>
+                    </a:xfrm>
+                    <a:prstGeom prst="rect">
+                      <a:avLst/>
+                    </a:prstGeom>
+                    <a:noFill/>
+                    <a:ln>
+                      <a:noFill/>
+                    </a:ln>
+                  </pic:spPr>
+                </pic:pic>
+              </a:graphicData>
+            </a:graphic>
+            <wp14:sizeRelH relativeFrom="page">
+              <wp14:pctWidth>0</wp14:pctWidth>
+            </wp14:sizeRelH>
+            <wp14:sizeRelV relativeFrom="page">
+              <wp14:pctHeight>0</wp14:pctHeight>
+            </wp14:sizeRelV>
+          </wp:anchor>
+        </w:drawing>
+      </w:r>
+      <w:r>
+        <w:t>Afin de se faire une</w:t>
+      </w:r>
+      <w:r>
+        <w:t xml:space="preserve"> première</w:t>
+      </w:r>
+      <w:r>
+        <w:t xml:space="preserve"> idée</w:t>
+      </w:r>
+      <w:r>
+        <w:t>,</w:t>
+      </w:r>
+      <w:r>
+        <w:t xml:space="preserve"> </w:t>
+      </w:r>
+      <w:r>
+        <w:t>on se concentrera sur</w:t>
+      </w:r>
+      <w:r>
+        <w:t xml:space="preserve"> le célèbre chapitre </w:t>
+      </w:r>
+      <w:r>
+        <w:t>XVIII</w:t>
+      </w:r>
+      <w:r>
+        <w:t xml:space="preserve"> d</w:t>
+      </w:r>
+      <w:r>
+        <w:t>e</w:t>
+      </w:r>
+      <w:r>
+        <w:t xml:space="preserve"> la deuxième partie de </w:t>
+      </w:r>
+      <w:r>
+        <w:rPr>
+          <w:i/>
+          <w:iCs/>
+        </w:rPr>
+        <w:t>Vingt mille lieues sous les mers</w:t>
+      </w:r>
+      <w:r>
+        <w:t>, « </w:t>
+      </w:r>
+      <w:r>
+        <w:t>Les poulpes</w:t>
+      </w:r>
+      <w:r>
+        <w:t> »</w:t>
+      </w:r>
+      <w:r>
+        <w:t xml:space="preserve"> (Verne, 1870), décrivant le Nautilus attaqué par des poulpes géants.</w:t>
+      </w:r>
+      <w:r>
+        <w:t xml:space="preserve"> Les dix premiers mots suffiront à se faire une première idée</w:t>
+      </w:r>
+      <w:r>
+        <w:t xml:space="preserve"> des algorithmes</w:t>
+      </w:r>
+      <w:r>
+        <w:t>.</w:t>
+      </w:r>
+    </w:p>
+    <w:p>
+      <w:pPr>
+        <w:ind w:firstLine="0"/>
+      </w:pPr>
+    </w:p>
+    <w:p>
+      <w:pPr>
+        <w:ind w:firstLine="0"/>
+      </w:pPr>
+      <w:proofErr w:type="spellStart"/>
+      <w:proofErr w:type="gramStart"/>
+      <w:r>
+        <w:rPr>
+          <w:i/>
+          <w:iCs/>
+        </w:rPr>
+        <w:t>tf</w:t>
+      </w:r>
+      <w:proofErr w:type="spellEnd"/>
+      <w:proofErr w:type="gramEnd"/>
+      <w:r>
+        <w:t xml:space="preserve"> : </w:t>
+      </w:r>
+      <w:r>
+        <w:t>le, de, un, ce, et, à, être, se, je, avoir</w:t>
+      </w:r>
+      <w:r>
+        <w:t>…</w:t>
+      </w:r>
+    </w:p>
+    <w:p>
+      <w:pPr>
+        <w:ind w:firstLine="0"/>
+      </w:pPr>
+      <w:r>
+        <w:t xml:space="preserve">g2s0.0 : </w:t>
+      </w:r>
+      <w:r>
+        <w:t>le, de, un, ce, et, à, être, se, je, avoir</w:t>
+      </w:r>
+      <w:r>
+        <w:t>…</w:t>
+      </w:r>
+    </w:p>
+    <w:p>
+      <w:pPr>
+        <w:ind w:firstLine="0"/>
+      </w:pPr>
+      <w:proofErr w:type="gramStart"/>
+      <w:r>
+        <w:rPr>
+          <w:i/>
+          <w:iCs/>
+        </w:rPr>
+        <w:t>g</w:t>
+      </w:r>
+      <w:proofErr w:type="gramEnd"/>
+      <w:r>
+        <w:rPr>
+          <w:i/>
+          <w:iCs/>
+        </w:rPr>
+        <w:t>2</w:t>
+      </w:r>
+      <w:r>
+        <w:t xml:space="preserve"> : </w:t>
+      </w:r>
+      <w:r>
+        <w:t>poulpe, calmar, Conseil, Ned, Canadien, monstre, Land, tentacule, Nemo, Nautilus</w:t>
+      </w:r>
+      <w:r>
+        <w:t xml:space="preserve"> </w:t>
+      </w:r>
+      <w:r>
+        <w:t>…</w:t>
+      </w:r>
+    </w:p>
+    <w:p>
+      <w:pPr>
+        <w:ind w:firstLine="0"/>
+      </w:pPr>
+      <w:proofErr w:type="spellStart"/>
+      <w:proofErr w:type="gramStart"/>
+      <w:r>
+        <w:rPr>
+          <w:i/>
+          <w:iCs/>
+        </w:rPr>
+        <w:t>lafon</w:t>
+      </w:r>
+      <w:proofErr w:type="spellEnd"/>
+      <w:proofErr w:type="gramEnd"/>
+      <w:r>
+        <w:t xml:space="preserve"> : </w:t>
+      </w:r>
+      <w:r>
+        <w:t>poulpe, calmar, Conseil, Ned, Canadien, monstre, Land, tentacule, Nemo, Nautilus</w:t>
+      </w:r>
+      <w:r>
+        <w:t>…</w:t>
+      </w:r>
+    </w:p>
+    <w:p>
+      <w:pPr>
+        <w:ind w:firstLine="0"/>
+      </w:pPr>
+      <w:proofErr w:type="spellStart"/>
+      <w:proofErr w:type="gramStart"/>
+      <w:r>
+        <w:rPr>
+          <w:i/>
+          <w:iCs/>
+        </w:rPr>
+        <w:t>tfidf</w:t>
+      </w:r>
+      <w:proofErr w:type="spellEnd"/>
+      <w:proofErr w:type="gramEnd"/>
+      <w:r>
+        <w:t xml:space="preserve"> : </w:t>
+      </w:r>
+      <w:r>
+        <w:t xml:space="preserve">poulpe, calmar, </w:t>
+      </w:r>
+      <w:r>
+        <w:rPr>
+          <w:b/>
+          <w:bCs/>
+        </w:rPr>
+        <w:t>Bouguer</w:t>
+      </w:r>
+      <w:r>
+        <w:t xml:space="preserve">, Ned, tentacule, ventouse, céphalopode, Canadien, Land, Nautilus </w:t>
+      </w:r>
+      <w:r>
+        <w:t>…</w:t>
+      </w:r>
+    </w:p>
+    <w:p>
+      <w:pPr>
+        <w:ind w:firstLine="0"/>
+      </w:pPr>
+      <w:proofErr w:type="gramStart"/>
+      <w:r>
+        <w:rPr>
+          <w:i/>
+          <w:iCs/>
+        </w:rPr>
+        <w:t>bm</w:t>
+      </w:r>
+      <w:proofErr w:type="gramEnd"/>
+      <w:r>
+        <w:rPr>
+          <w:i/>
+          <w:iCs/>
+        </w:rPr>
+        <w:t>25</w:t>
+      </w:r>
+      <w:r>
+        <w:t xml:space="preserve"> : </w:t>
+      </w:r>
+      <w:r>
+        <w:t xml:space="preserve">calmar, poulpe, </w:t>
+      </w:r>
+      <w:r>
+        <w:rPr>
+          <w:b/>
+          <w:bCs/>
+        </w:rPr>
+        <w:t>Bouguer</w:t>
+      </w:r>
+      <w:r>
+        <w:t>, ventouse, céphalopode, tentacule, Alecton, Nautilus, Land, Nemo</w:t>
+      </w:r>
+      <w:r>
+        <w:t>…</w:t>
+      </w:r>
+    </w:p>
+    <w:p>
+      <w:pPr>
+        <w:ind w:firstLine="0"/>
+      </w:pPr>
+      <w:proofErr w:type="gramStart"/>
+      <w:r>
+        <w:rPr>
+          <w:i/>
+          <w:iCs/>
+        </w:rPr>
+        <w:t>chi</w:t>
+      </w:r>
+      <w:proofErr w:type="gramEnd"/>
+      <w:r>
+        <w:rPr>
+          <w:i/>
+          <w:iCs/>
+        </w:rPr>
+        <w:t>2</w:t>
+      </w:r>
+      <w:r>
+        <w:t xml:space="preserve"> : </w:t>
+      </w:r>
+      <w:r>
+        <w:t xml:space="preserve">poulpe, calmar, </w:t>
+      </w:r>
+      <w:r>
+        <w:rPr>
+          <w:b/>
+          <w:bCs/>
+        </w:rPr>
+        <w:t>Bouguer</w:t>
+      </w:r>
+      <w:r>
+        <w:t xml:space="preserve">, tentacule, ventouse, céphalopode, </w:t>
+      </w:r>
+      <w:r>
+        <w:rPr>
+          <w:b/>
+          <w:bCs/>
+        </w:rPr>
+        <w:t>Canadien</w:t>
+      </w:r>
+      <w:r>
+        <w:t xml:space="preserve">, </w:t>
+      </w:r>
+      <w:r>
+        <w:rPr>
+          <w:b/>
+          <w:bCs/>
+        </w:rPr>
+        <w:t>Conseil</w:t>
+      </w:r>
+      <w:r>
+        <w:t xml:space="preserve">, Ned, </w:t>
+      </w:r>
+      <w:r>
+        <w:rPr>
+          <w:b/>
+          <w:bCs/>
+        </w:rPr>
+        <w:t>espalier</w:t>
+      </w:r>
+      <w:r>
+        <w:t xml:space="preserve">, </w:t>
+      </w:r>
+      <w:r>
+        <w:rPr>
+          <w:b/>
+          <w:bCs/>
+        </w:rPr>
+        <w:t>violacé</w:t>
+      </w:r>
+      <w:r>
+        <w:t xml:space="preserve"> </w:t>
+      </w:r>
+      <w:r>
+        <w:t>…</w:t>
+      </w:r>
+    </w:p>
+    <w:p>
+      <w:pPr>
+        <w:ind w:firstLine="0"/>
+      </w:pPr>
+      <w:r>
+        <w:rPr>
+          <w:i/>
+          <w:iCs/>
+        </w:rPr>
+        <w:t>g2s2.0</w:t>
+      </w:r>
+      <w:r>
+        <w:t xml:space="preserve"> : </w:t>
+      </w:r>
+      <w:r>
+        <w:rPr>
+          <w:b/>
+          <w:bCs/>
+        </w:rPr>
+        <w:t>espalier</w:t>
+      </w:r>
+      <w:r>
+        <w:t xml:space="preserve">, </w:t>
+      </w:r>
+      <w:r>
+        <w:rPr>
+          <w:b/>
+          <w:bCs/>
+        </w:rPr>
+        <w:t>violacé</w:t>
+      </w:r>
+      <w:r>
+        <w:t xml:space="preserve">, </w:t>
+      </w:r>
+      <w:r>
+        <w:t>quenotte,</w:t>
+      </w:r>
+      <w:r>
+        <w:t xml:space="preserve"> Berghem, suceur, Bos, </w:t>
+      </w:r>
+      <w:proofErr w:type="spellStart"/>
+      <w:r>
+        <w:t>Nidros</w:t>
+      </w:r>
+      <w:proofErr w:type="spellEnd"/>
+      <w:r>
+        <w:t xml:space="preserve">, </w:t>
+      </w:r>
+      <w:proofErr w:type="spellStart"/>
+      <w:r>
+        <w:t>brachioures</w:t>
+      </w:r>
+      <w:proofErr w:type="spellEnd"/>
+      <w:r>
+        <w:t xml:space="preserve">, </w:t>
+      </w:r>
+      <w:proofErr w:type="spellStart"/>
+      <w:r>
+        <w:t>clupanodons</w:t>
+      </w:r>
+      <w:proofErr w:type="spellEnd"/>
+      <w:r>
+        <w:t>, corégone</w:t>
+      </w:r>
+    </w:p>
+    <w:p>
+      <w:pPr>
+        <w:ind w:firstLine="0"/>
+      </w:pPr>
+    </w:p>
+    <w:p>
+      <w:pPr>
+        <w:ind w:firstLine="0"/>
+      </w:pPr>
+      <w:r>
+        <w:t>Les mots grammaticaux ont été volontairement conservés</w:t>
+      </w:r>
+      <w:r>
+        <w:t xml:space="preserve"> dans ce</w:t>
+      </w:r>
+      <w:r>
+        <w:t>s résultats</w:t>
+      </w:r>
+      <w:r>
+        <w:t>, ce qui permet d</w:t>
+      </w:r>
+      <w:r>
+        <w:t>’observer</w:t>
+      </w:r>
+      <w:r>
+        <w:t xml:space="preserve"> le comportement de la fréquence brute</w:t>
+      </w:r>
+      <w:r>
+        <w:t xml:space="preserve"> des termes</w:t>
+      </w:r>
+      <w:r>
+        <w:t xml:space="preserve"> dans le document</w:t>
+      </w:r>
+      <w:r>
+        <w:t xml:space="preserve"> </w:t>
+      </w:r>
+      <w:proofErr w:type="spellStart"/>
+      <w:r>
+        <w:rPr>
+          <w:i/>
+          <w:iCs/>
+        </w:rPr>
+        <w:t>tf</w:t>
+      </w:r>
+      <w:proofErr w:type="spellEnd"/>
+      <w:r>
+        <w:t xml:space="preserve">, assez peu </w:t>
+      </w:r>
+      <w:r>
+        <w:t xml:space="preserve">significative, car des mots comme </w:t>
+      </w:r>
+      <w:r>
+        <w:rPr>
+          <w:i/>
+          <w:iCs/>
+        </w:rPr>
+        <w:t>le</w:t>
+      </w:r>
+      <w:r>
+        <w:t xml:space="preserve">, </w:t>
+      </w:r>
+      <w:r>
+        <w:rPr>
+          <w:i/>
+          <w:iCs/>
+        </w:rPr>
+        <w:t>de</w:t>
+      </w:r>
+      <w:r>
+        <w:t xml:space="preserve">, </w:t>
+      </w:r>
+      <w:r>
+        <w:rPr>
+          <w:i/>
+          <w:iCs/>
+        </w:rPr>
+        <w:t>un</w:t>
+      </w:r>
+      <w:r>
+        <w:rPr>
+          <w:i/>
+          <w:iCs/>
+        </w:rPr>
+        <w:t>,</w:t>
+      </w:r>
+      <w:r>
+        <w:t xml:space="preserve"> sont également </w:t>
+      </w:r>
+      <w:r>
+        <w:t>très fréquents</w:t>
+      </w:r>
+      <w:r>
+        <w:t xml:space="preserve"> dans tous les documents</w:t>
+      </w:r>
+      <w:r>
+        <w:t>.</w:t>
+      </w:r>
+      <w:r>
+        <w:t xml:space="preserve"> </w:t>
+      </w:r>
+      <w:r>
+        <w:rPr>
+          <w:i/>
+          <w:iCs/>
+        </w:rPr>
+        <w:t>g2s0.0</w:t>
+      </w:r>
+      <w:r>
+        <w:t xml:space="preserve"> est une espérance log paramétrable, </w:t>
+      </w:r>
+      <w:r>
+        <w:t xml:space="preserve">0.0 </w:t>
+      </w:r>
+      <w:r>
+        <w:t>est la borne basse</w:t>
+      </w:r>
+      <w:r>
+        <w:t xml:space="preserve"> par construction</w:t>
+      </w:r>
+      <w:r>
+        <w:t xml:space="preserve"> qui ne tient aucun compte de </w:t>
+      </w:r>
+      <w:proofErr w:type="spellStart"/>
+      <w:r>
+        <w:t>la</w:t>
+      </w:r>
+      <w:proofErr w:type="spellEnd"/>
+      <w:r>
+        <w:t xml:space="preserve"> spécificité d’un mot pour un document, le résultat doit être identique à </w:t>
+      </w:r>
+      <w:proofErr w:type="spellStart"/>
+      <w:r>
+        <w:rPr>
+          <w:i/>
+          <w:iCs/>
+        </w:rPr>
+        <w:t>tf</w:t>
+      </w:r>
+      <w:proofErr w:type="spellEnd"/>
+      <w:r>
+        <w:t>.</w:t>
+      </w:r>
+      <w:r>
+        <w:t xml:space="preserve"> </w:t>
+      </w:r>
+      <w:r>
+        <w:t>À l’inverse,</w:t>
+      </w:r>
+      <w:r>
+        <w:t xml:space="preserve"> </w:t>
+      </w:r>
+      <w:r>
+        <w:rPr>
+          <w:i/>
+          <w:iCs/>
+        </w:rPr>
+        <w:t>g2s2.0</w:t>
+      </w:r>
+      <w:r>
+        <w:t xml:space="preserve"> est </w:t>
+      </w:r>
+      <w:r>
+        <w:t>le même algorithme</w:t>
+      </w:r>
+      <w:r>
+        <w:t xml:space="preserve"> réglé sur </w:t>
+      </w:r>
+      <w:r>
+        <w:t>sa</w:t>
+      </w:r>
+      <w:r>
+        <w:t xml:space="preserve"> borne haute</w:t>
+      </w:r>
+      <w:r>
+        <w:t xml:space="preserve"> par construction, 2.0,</w:t>
+      </w:r>
+      <w:r>
+        <w:t xml:space="preserve"> qui ne donne que les mots exclusivement spécifiques de ce document (en ordre de fréquence). </w:t>
       </w:r>
     </w:p>
     <w:p>
       <w:pPr>
         <w:ind w:firstLine="708"/>
       </w:pPr>
+      <w:r>
+        <w:t>Pour être descriptif, u</w:t>
+      </w:r>
+      <w:r>
+        <w:t>n mot</w:t>
+      </w:r>
+      <w:r>
+        <w:t>-clé</w:t>
+      </w:r>
+      <w:r>
+        <w:t xml:space="preserve"> </w:t>
+      </w:r>
+      <w:r>
+        <w:t>ne doit pas être trop rare, ni trop fréquent</w:t>
+      </w:r>
+      <w:r>
+        <w:t>.</w:t>
+      </w:r>
+      <w:r>
+        <w:t xml:space="preserve"> </w:t>
+      </w:r>
+      <w:r>
+        <w:t xml:space="preserve">Les algorithmes de spécificité cherchent à trouver un équilibre mathématique entre généralité et </w:t>
+      </w:r>
+      <w:r>
+        <w:lastRenderedPageBreak/>
+        <w:t>rareté.</w:t>
+      </w:r>
+      <w:r>
+        <w:t xml:space="preserve"> </w:t>
+      </w:r>
+      <w:r>
+        <w:t>Remarquons</w:t>
+      </w:r>
+      <w:r>
+        <w:t xml:space="preserve"> que l</w:t>
+      </w:r>
+      <w:r>
+        <w:t xml:space="preserve">e </w:t>
+      </w:r>
+      <w:r>
+        <w:rPr>
+          <w:i/>
+          <w:iCs/>
+        </w:rPr>
+        <w:t>chi2</w:t>
+      </w:r>
+      <w:r>
+        <w:t xml:space="preserve">, assez classique en statistiques, relève des mots comme </w:t>
+      </w:r>
+      <w:r>
+        <w:rPr>
+          <w:i/>
+          <w:iCs/>
+        </w:rPr>
+        <w:t>espalier</w:t>
+      </w:r>
+      <w:r>
+        <w:t xml:space="preserve">, </w:t>
+      </w:r>
+      <w:r>
+        <w:rPr>
+          <w:i/>
+          <w:iCs/>
+        </w:rPr>
+        <w:t>violacé</w:t>
+      </w:r>
+      <w:r>
+        <w:t xml:space="preserve">, aussi relevés par </w:t>
+      </w:r>
+      <w:r>
+        <w:rPr>
+          <w:i/>
+          <w:iCs/>
+        </w:rPr>
+        <w:t>g2s2.0</w:t>
+      </w:r>
+      <w:r>
+        <w:t>, car ils ne sont présents que dans ce seul chapitre.</w:t>
+      </w:r>
+      <w:r>
+        <w:t xml:space="preserve"> </w:t>
+      </w:r>
+      <w:r>
+        <w:t xml:space="preserve">À cette échelle, le </w:t>
+      </w:r>
+      <w:r>
+        <w:rPr>
+          <w:i/>
+          <w:iCs/>
+        </w:rPr>
+        <w:t>chi2</w:t>
+      </w:r>
+      <w:r>
+        <w:t xml:space="preserve"> est trop spécifique.</w:t>
+      </w:r>
+      <w:r>
+        <w:t xml:space="preserve"> </w:t>
+      </w:r>
+      <w:proofErr w:type="spellStart"/>
+      <w:r>
+        <w:rPr>
+          <w:i/>
+          <w:iCs/>
+        </w:rPr>
+        <w:t>Tfidf</w:t>
+      </w:r>
+      <w:proofErr w:type="spellEnd"/>
+      <w:r>
+        <w:t xml:space="preserve"> et </w:t>
+      </w:r>
+      <w:r>
+        <w:rPr>
+          <w:i/>
+          <w:iCs/>
+        </w:rPr>
+        <w:t>bm25</w:t>
+      </w:r>
+      <w:r>
+        <w:t xml:space="preserve">, les classiques des moteurs de recherche, évitent les </w:t>
+      </w:r>
+      <w:proofErr w:type="spellStart"/>
+      <w:r>
+        <w:t>happax</w:t>
+      </w:r>
+      <w:proofErr w:type="spellEnd"/>
+      <w:r>
+        <w:t xml:space="preserve"> mais promeuvent tout de même des mots assez rares comme l</w:t>
+      </w:r>
+      <w:r>
+        <w:t>e nom</w:t>
+      </w:r>
+      <w:r>
+        <w:t xml:space="preserve"> propre</w:t>
+      </w:r>
+      <w:r>
+        <w:t xml:space="preserve"> </w:t>
+      </w:r>
+      <w:r>
+        <w:rPr>
+          <w:i/>
+          <w:iCs/>
+        </w:rPr>
+        <w:t>Bouguer</w:t>
+      </w:r>
+      <w:r>
+        <w:t>,</w:t>
+      </w:r>
+      <w:r>
+        <w:t xml:space="preserve"> présent à 7 occurrences dans tous Verne, 4 dans ce chapitre, et 1 dans 3 autres</w:t>
+      </w:r>
+      <w:r>
+        <w:t xml:space="preserve"> chapitres dans d’autres romans</w:t>
+      </w:r>
+      <w:r>
+        <w:t>.</w:t>
+      </w:r>
+      <w:r>
+        <w:t xml:space="preserve"> Pour qui cherche </w:t>
+      </w:r>
+      <w:r>
+        <w:rPr>
+          <w:i/>
+          <w:iCs/>
+        </w:rPr>
+        <w:t>Bouguer</w:t>
+      </w:r>
+      <w:r>
+        <w:t>, cette précision est judicieuse, mais pour une description sémantique, le mot-clé est très peu éclairant</w:t>
+      </w:r>
+      <w:r>
+        <w:t>. L</w:t>
+      </w:r>
+      <w:r>
+        <w:t xml:space="preserve">’espérance log naturelle </w:t>
+      </w:r>
+      <w:r>
+        <w:rPr>
+          <w:i/>
+          <w:iCs/>
+        </w:rPr>
+        <w:t>g2</w:t>
+      </w:r>
+      <w:r>
+        <w:t xml:space="preserve"> (paramètre 1.0) donne ici un résultat identique à la spécificité hypergéométrique de </w:t>
+      </w:r>
+      <w:proofErr w:type="spellStart"/>
+      <w:r>
+        <w:rPr>
+          <w:i/>
+          <w:iCs/>
+        </w:rPr>
+        <w:t>l</w:t>
+      </w:r>
+      <w:r>
+        <w:rPr>
+          <w:i/>
+          <w:iCs/>
+        </w:rPr>
+        <w:t>afon</w:t>
+      </w:r>
+      <w:proofErr w:type="spellEnd"/>
+      <w:r>
+        <w:t>.</w:t>
+      </w:r>
+    </w:p>
+    <w:p>
+      <w:pPr>
+        <w:ind w:firstLine="708"/>
+      </w:pPr>
+      <w:r>
+        <w:t xml:space="preserve">Les noms </w:t>
+      </w:r>
+      <w:r>
+        <w:t>de personnes</w:t>
+      </w:r>
+      <w:r>
+        <w:t xml:space="preserve"> n</w:t>
+      </w:r>
+      <w:r>
+        <w:t>e sont pas traités spécialement</w:t>
+      </w:r>
+      <w:r>
+        <w:t>, si</w:t>
+      </w:r>
+      <w:r>
+        <w:t xml:space="preserve"> bien </w:t>
+      </w:r>
+      <w:r>
+        <w:t xml:space="preserve">que </w:t>
+      </w:r>
+      <w:proofErr w:type="gramStart"/>
+      <w:r>
+        <w:t>le harponneur</w:t>
+      </w:r>
+      <w:proofErr w:type="gramEnd"/>
+      <w:r>
+        <w:t xml:space="preserve"> </w:t>
+      </w:r>
+      <w:r>
+        <w:rPr>
+          <w:i/>
+          <w:iCs/>
+        </w:rPr>
+        <w:t>Ned Land</w:t>
+      </w:r>
+      <w:r>
+        <w:t xml:space="preserve"> se trouve tristement divisé</w:t>
+      </w:r>
+      <w:r>
+        <w:t xml:space="preserve"> ; toutefois un traitement </w:t>
+      </w:r>
+      <w:r>
+        <w:t xml:space="preserve">soigneux </w:t>
+      </w:r>
+      <w:r>
+        <w:t xml:space="preserve">des majuscules permet de </w:t>
+      </w:r>
+      <w:r>
+        <w:t>le retrouver sous son surnom</w:t>
+      </w:r>
+      <w:r>
+        <w:t xml:space="preserve"> </w:t>
+      </w:r>
+      <w:r>
+        <w:rPr>
+          <w:i/>
+          <w:iCs/>
+        </w:rPr>
+        <w:t xml:space="preserve">le </w:t>
+      </w:r>
+      <w:r>
+        <w:rPr>
+          <w:i/>
+          <w:iCs/>
+        </w:rPr>
+        <w:t>Canadien</w:t>
+      </w:r>
+      <w:r>
+        <w:t xml:space="preserve">, de </w:t>
+      </w:r>
+      <w:r>
+        <w:t>ne pas</w:t>
+      </w:r>
+      <w:r>
+        <w:t xml:space="preserve"> confondre </w:t>
+      </w:r>
+      <w:r>
+        <w:rPr>
+          <w:i/>
+          <w:iCs/>
+        </w:rPr>
+        <w:t>un conseil</w:t>
+      </w:r>
+      <w:r>
+        <w:t xml:space="preserve"> et</w:t>
+      </w:r>
+      <w:r>
+        <w:t xml:space="preserve"> </w:t>
+      </w:r>
+      <w:r>
+        <w:rPr>
+          <w:i/>
+          <w:iCs/>
+        </w:rPr>
+        <w:t>Conseil</w:t>
+      </w:r>
+      <w:r>
+        <w:t>,</w:t>
+      </w:r>
+      <w:r>
+        <w:t xml:space="preserve"> le valet du narrateur (</w:t>
+      </w:r>
+      <w:r>
+        <w:t>Pierre Aronnax</w:t>
+      </w:r>
+      <w:r>
+        <w:t>)</w:t>
+      </w:r>
+      <w:r>
+        <w:t>.</w:t>
+      </w:r>
+      <w:r>
+        <w:t xml:space="preserve"> </w:t>
+      </w:r>
+      <w:r>
+        <w:t>Contrairement à un texte informatif, d</w:t>
+      </w:r>
+      <w:r>
+        <w:t>ans</w:t>
+      </w:r>
+      <w:r>
+        <w:t xml:space="preserve"> un texte de fiction, </w:t>
+      </w:r>
+      <w:r>
+        <w:t xml:space="preserve">un nom propre </w:t>
+      </w:r>
+      <w:r>
+        <w:t>est</w:t>
+      </w:r>
+      <w:r>
+        <w:t xml:space="preserve"> assez</w:t>
+      </w:r>
+      <w:r>
+        <w:t xml:space="preserve"> peu sémantique</w:t>
+      </w:r>
+      <w:r>
+        <w:t>, ce sont en général les</w:t>
+      </w:r>
+      <w:r>
+        <w:t xml:space="preserve"> personnages</w:t>
+      </w:r>
+      <w:r>
+        <w:t xml:space="preserve"> dont le</w:t>
+      </w:r>
+      <w:r>
+        <w:t xml:space="preserve"> c</w:t>
+      </w:r>
+      <w:r>
+        <w:t>roise</w:t>
+      </w:r>
+      <w:r>
+        <w:t>ment statistique n’amène qu’à rapprocher</w:t>
+      </w:r>
+      <w:r>
+        <w:t xml:space="preserve"> les </w:t>
+      </w:r>
+      <w:r>
+        <w:t>chapitres</w:t>
+      </w:r>
+      <w:r>
+        <w:t xml:space="preserve"> d’un même roman.</w:t>
+      </w:r>
+    </w:p>
+    <w:p>
+      <w:pPr>
+        <w:ind w:firstLine="708"/>
+      </w:pPr>
+      <w:r>
+        <w:t xml:space="preserve">Les résultats qui suivent </w:t>
+      </w:r>
+      <w:r>
+        <w:t>supprimeront</w:t>
+      </w:r>
+      <w:r>
+        <w:t xml:space="preserve"> désormais les mots grammaticaux et les noms propres</w:t>
+      </w:r>
+      <w:r>
+        <w:t>.</w:t>
+      </w:r>
+    </w:p>
+    <w:p>
+      <w:pPr>
+        <w:ind w:firstLine="708"/>
+      </w:pPr>
+    </w:p>
+    <w:p>
+      <w:pPr>
+        <w:ind w:firstLine="0"/>
+      </w:pPr>
+      <w:proofErr w:type="spellStart"/>
+      <w:proofErr w:type="gramStart"/>
+      <w:r>
+        <w:rPr>
+          <w:i/>
+          <w:iCs/>
+        </w:rPr>
+        <w:t>tf</w:t>
+      </w:r>
+      <w:proofErr w:type="spellEnd"/>
+      <w:proofErr w:type="gramEnd"/>
+      <w:r>
+        <w:t> :</w:t>
+      </w:r>
+      <w:r>
+        <w:t xml:space="preserve"> </w:t>
+      </w:r>
+      <w:r>
+        <w:rPr>
+          <w:b/>
+          <w:bCs/>
+        </w:rPr>
+        <w:t>poulpe</w:t>
+      </w:r>
+      <w:r>
+        <w:t xml:space="preserve">, capitaine, dire, </w:t>
+      </w:r>
+      <w:r>
+        <w:rPr>
+          <w:b/>
+          <w:bCs/>
+        </w:rPr>
+        <w:t>monstre</w:t>
+      </w:r>
+      <w:r>
+        <w:t xml:space="preserve">, </w:t>
+      </w:r>
+      <w:r>
+        <w:rPr>
+          <w:b/>
+          <w:bCs/>
+        </w:rPr>
+        <w:t>calmar</w:t>
+      </w:r>
+      <w:r>
+        <w:t>, répondre, animal, mètre, œil, mer, demander</w:t>
+      </w:r>
+      <w:r>
+        <w:t>…</w:t>
+      </w:r>
+    </w:p>
+    <w:p>
+      <w:pPr>
+        <w:ind w:firstLine="0"/>
+      </w:pPr>
+      <w:proofErr w:type="gramStart"/>
+      <w:r>
+        <w:rPr>
+          <w:i/>
+          <w:iCs/>
+        </w:rPr>
+        <w:t>g</w:t>
+      </w:r>
+      <w:proofErr w:type="gramEnd"/>
+      <w:r>
+        <w:rPr>
+          <w:i/>
+          <w:iCs/>
+        </w:rPr>
+        <w:t>2</w:t>
+      </w:r>
+      <w:r>
+        <w:t xml:space="preserve"> : </w:t>
+      </w:r>
+      <w:r>
+        <w:rPr>
+          <w:b/>
+          <w:bCs/>
+        </w:rPr>
+        <w:t>poulpe</w:t>
+      </w:r>
+      <w:r>
+        <w:t xml:space="preserve">, </w:t>
+      </w:r>
+      <w:r>
+        <w:rPr>
+          <w:b/>
+          <w:bCs/>
+        </w:rPr>
+        <w:t>calmar</w:t>
+      </w:r>
+      <w:r>
+        <w:t xml:space="preserve">, </w:t>
+      </w:r>
+      <w:r>
+        <w:rPr>
+          <w:b/>
+          <w:bCs/>
+        </w:rPr>
+        <w:t>monstre</w:t>
+      </w:r>
+      <w:r>
+        <w:t>, tentacule, céphalopode, bec, ventouse, vitre, harpon, hache</w:t>
+      </w:r>
+      <w:r>
+        <w:t>…</w:t>
+      </w:r>
+    </w:p>
+    <w:p>
+      <w:pPr>
+        <w:ind w:firstLine="0"/>
+      </w:pPr>
+      <w:proofErr w:type="spellStart"/>
+      <w:proofErr w:type="gramStart"/>
+      <w:r>
+        <w:rPr>
+          <w:i/>
+          <w:iCs/>
+        </w:rPr>
+        <w:t>lafon</w:t>
+      </w:r>
+      <w:proofErr w:type="spellEnd"/>
+      <w:proofErr w:type="gramEnd"/>
+      <w:r>
+        <w:t xml:space="preserve"> : </w:t>
+      </w:r>
+      <w:r>
+        <w:rPr>
+          <w:b/>
+          <w:bCs/>
+        </w:rPr>
+        <w:t>poulpe</w:t>
+      </w:r>
+      <w:r>
+        <w:t xml:space="preserve">, </w:t>
+      </w:r>
+      <w:r>
+        <w:rPr>
+          <w:b/>
+          <w:bCs/>
+        </w:rPr>
+        <w:t>calmar</w:t>
+      </w:r>
+      <w:r>
+        <w:t xml:space="preserve">, </w:t>
+      </w:r>
+      <w:r>
+        <w:rPr>
+          <w:b/>
+          <w:bCs/>
+        </w:rPr>
+        <w:t>monstre</w:t>
+      </w:r>
+      <w:r>
+        <w:t>, tentacule, céphalopode, bec, ventouse, vitre, harpon, hache</w:t>
+      </w:r>
+      <w:r>
+        <w:t xml:space="preserve"> </w:t>
+      </w:r>
+      <w:r>
+        <w:t>…</w:t>
+      </w:r>
+    </w:p>
+    <w:p>
+      <w:pPr>
+        <w:ind w:firstLine="0"/>
+      </w:pPr>
+      <w:proofErr w:type="spellStart"/>
+      <w:proofErr w:type="gramStart"/>
+      <w:r>
+        <w:rPr>
+          <w:i/>
+          <w:iCs/>
+        </w:rPr>
+        <w:t>tfidf</w:t>
+      </w:r>
+      <w:proofErr w:type="spellEnd"/>
+      <w:proofErr w:type="gramEnd"/>
+      <w:r>
+        <w:t xml:space="preserve"> : </w:t>
+      </w:r>
+      <w:r>
+        <w:rPr>
+          <w:b/>
+          <w:bCs/>
+        </w:rPr>
+        <w:t>poulpe</w:t>
+      </w:r>
+      <w:r>
+        <w:t xml:space="preserve">, </w:t>
+      </w:r>
+      <w:r>
+        <w:rPr>
+          <w:b/>
+          <w:bCs/>
+        </w:rPr>
+        <w:t>calmar</w:t>
+      </w:r>
+      <w:r>
+        <w:t xml:space="preserve">, tentacule, ventouse, céphalopode, charnu, harpon, mandibule, nageoire, </w:t>
+      </w:r>
+      <w:r>
+        <w:rPr>
+          <w:b/>
+          <w:bCs/>
+        </w:rPr>
+        <w:t>monstre</w:t>
+      </w:r>
+      <w:r>
+        <w:t>…</w:t>
+      </w:r>
+    </w:p>
+    <w:p>
+      <w:pPr>
+        <w:ind w:firstLine="0"/>
+      </w:pPr>
+      <w:proofErr w:type="gramStart"/>
+      <w:r>
+        <w:t>bm</w:t>
+      </w:r>
+      <w:proofErr w:type="gramEnd"/>
+      <w:r>
+        <w:t xml:space="preserve">25 : </w:t>
+      </w:r>
+      <w:r>
+        <w:rPr>
+          <w:b/>
+          <w:bCs/>
+        </w:rPr>
+        <w:t>calmar</w:t>
+      </w:r>
+      <w:r>
+        <w:t xml:space="preserve">, </w:t>
+      </w:r>
+      <w:r>
+        <w:rPr>
+          <w:b/>
+          <w:bCs/>
+        </w:rPr>
+        <w:t>poulpe</w:t>
+      </w:r>
+      <w:r>
+        <w:t>, ventouse, céphalopode, tentacule, mandibule, charnu, harpon, glauque, évêque</w:t>
+      </w:r>
+      <w:r>
+        <w:t>…</w:t>
+      </w:r>
+    </w:p>
+    <w:p>
+      <w:pPr>
+        <w:ind w:firstLine="0"/>
+      </w:pPr>
+      <w:proofErr w:type="gramStart"/>
+      <w:r>
+        <w:rPr>
+          <w:i/>
+          <w:iCs/>
+        </w:rPr>
+        <w:t>chi</w:t>
+      </w:r>
+      <w:proofErr w:type="gramEnd"/>
+      <w:r>
+        <w:rPr>
+          <w:i/>
+          <w:iCs/>
+        </w:rPr>
+        <w:t>2</w:t>
+      </w:r>
+      <w:r>
+        <w:t xml:space="preserve"> : </w:t>
+      </w:r>
+      <w:r>
+        <w:rPr>
+          <w:b/>
+          <w:bCs/>
+        </w:rPr>
+        <w:t>poulpe</w:t>
+      </w:r>
+      <w:r>
+        <w:t xml:space="preserve">, </w:t>
+      </w:r>
+      <w:r>
+        <w:rPr>
+          <w:b/>
+          <w:bCs/>
+        </w:rPr>
+        <w:t>calmar</w:t>
+      </w:r>
+      <w:r>
+        <w:t xml:space="preserve">, tentacule, ventouse, céphalopode, </w:t>
+      </w:r>
+      <w:r>
+        <w:rPr>
+          <w:b/>
+          <w:bCs/>
+        </w:rPr>
+        <w:t xml:space="preserve">espalier, violacé, quenotte, suceur, </w:t>
+      </w:r>
+      <w:proofErr w:type="spellStart"/>
+      <w:r>
+        <w:rPr>
+          <w:b/>
+          <w:bCs/>
+        </w:rPr>
+        <w:t>brachioures</w:t>
+      </w:r>
+      <w:proofErr w:type="spellEnd"/>
+      <w:r>
+        <w:t>…</w:t>
+      </w:r>
+    </w:p>
+    <w:p>
+      <w:pPr>
+        <w:ind w:firstLine="0"/>
+      </w:pPr>
+      <w:r>
+        <w:rPr>
+          <w:i/>
+          <w:iCs/>
+        </w:rPr>
+        <w:t>g2s2.0</w:t>
+      </w:r>
+      <w:r>
+        <w:t> :</w:t>
+      </w:r>
+      <w:r>
+        <w:t xml:space="preserve"> </w:t>
+      </w:r>
+      <w:r>
+        <w:rPr>
+          <w:b/>
+          <w:bCs/>
+        </w:rPr>
+        <w:t xml:space="preserve">espalier, violacé, quenotte, suceur, </w:t>
+      </w:r>
+      <w:proofErr w:type="spellStart"/>
+      <w:r>
+        <w:rPr>
+          <w:b/>
+          <w:bCs/>
+        </w:rPr>
+        <w:t>brachioures</w:t>
+      </w:r>
+      <w:proofErr w:type="spellEnd"/>
+      <w:r>
+        <w:t xml:space="preserve">, </w:t>
+      </w:r>
+      <w:proofErr w:type="spellStart"/>
+      <w:r>
+        <w:t>clupanodons</w:t>
+      </w:r>
+      <w:proofErr w:type="spellEnd"/>
+      <w:r>
+        <w:t>, corégone, fissurelles, gobies-plumiers, krak</w:t>
+      </w:r>
+      <w:r>
+        <w:t xml:space="preserve"> </w:t>
+      </w:r>
+      <w:r>
+        <w:t>…</w:t>
+      </w:r>
+    </w:p>
+    <w:p>
+      <w:pPr>
+        <w:ind w:firstLine="0"/>
+      </w:pPr>
+    </w:p>
+    <w:p>
+      <w:pPr>
+        <w:ind w:firstLine="0"/>
+      </w:pPr>
+      <w:r>
+        <w:t xml:space="preserve">Un fois filtrés </w:t>
+      </w:r>
+      <w:r>
+        <w:t>l</w:t>
+      </w:r>
+      <w:r>
+        <w:t>es mots grammaticaux (</w:t>
+      </w:r>
+      <w:r>
+        <w:t>ainsi qu’</w:t>
+      </w:r>
+      <w:r>
+        <w:t xml:space="preserve">ici </w:t>
+      </w:r>
+      <w:r>
+        <w:t>l</w:t>
+      </w:r>
+      <w:r>
+        <w:t xml:space="preserve">es noms propres), les </w:t>
+      </w:r>
+      <w:r>
+        <w:t>termes</w:t>
+      </w:r>
+      <w:r>
+        <w:t xml:space="preserve"> les plus fréquents d’un document (</w:t>
+      </w:r>
+      <w:proofErr w:type="spellStart"/>
+      <w:r>
+        <w:rPr>
+          <w:i/>
+          <w:iCs/>
+        </w:rPr>
+        <w:t>tf</w:t>
+      </w:r>
+      <w:proofErr w:type="spellEnd"/>
+      <w:r>
+        <w:t xml:space="preserve">) </w:t>
+      </w:r>
+      <w:r>
+        <w:t>sont beaucoup moins insignifiants</w:t>
+      </w:r>
+      <w:r>
+        <w:t>.</w:t>
+      </w:r>
+    </w:p>
+    <w:p>
+      <w:pPr>
+        <w:ind w:firstLine="708"/>
+      </w:pPr>
+      <w:r>
+        <w:t xml:space="preserve">On notera </w:t>
+      </w:r>
+      <w:r>
+        <w:t>cependant</w:t>
+      </w:r>
+      <w:r>
+        <w:t xml:space="preserve"> des mots très généraux </w:t>
+      </w:r>
+      <w:r>
+        <w:t>qui disent peu de la scène</w:t>
+      </w:r>
+      <w:r>
+        <w:t xml:space="preserve"> comme </w:t>
+      </w:r>
+      <w:r>
+        <w:rPr>
+          <w:i/>
+          <w:iCs/>
+        </w:rPr>
+        <w:t>animal</w:t>
+      </w:r>
+      <w:r>
+        <w:t xml:space="preserve">, </w:t>
+      </w:r>
+      <w:r>
+        <w:rPr>
+          <w:i/>
+          <w:iCs/>
+        </w:rPr>
+        <w:t>mètre</w:t>
+      </w:r>
+      <w:r>
+        <w:t xml:space="preserve">, </w:t>
+      </w:r>
+      <w:r>
+        <w:rPr>
+          <w:i/>
+          <w:iCs/>
+        </w:rPr>
+        <w:t>œil</w:t>
+      </w:r>
+      <w:r>
+        <w:t xml:space="preserve"> ; </w:t>
+      </w:r>
+      <w:r>
+        <w:t xml:space="preserve">des </w:t>
+      </w:r>
+      <w:r>
+        <w:t>verbes d’expression</w:t>
+      </w:r>
+      <w:r>
+        <w:t xml:space="preserve"> </w:t>
+      </w:r>
+      <w:r>
+        <w:t>propre</w:t>
+      </w:r>
+      <w:r>
+        <w:t>s</w:t>
+      </w:r>
+      <w:r>
+        <w:t xml:space="preserve"> au genre du roman</w:t>
+      </w:r>
+      <w:r>
+        <w:t xml:space="preserve"> comme</w:t>
+      </w:r>
+      <w:r>
+        <w:t xml:space="preserve"> </w:t>
+      </w:r>
+      <w:r>
+        <w:rPr>
+          <w:i/>
+          <w:iCs/>
+        </w:rPr>
+        <w:t>dire</w:t>
+      </w:r>
+      <w:r>
+        <w:t xml:space="preserve">, </w:t>
+      </w:r>
+      <w:r>
+        <w:rPr>
+          <w:i/>
+          <w:iCs/>
+        </w:rPr>
+        <w:t>répondre</w:t>
+      </w:r>
+      <w:r>
+        <w:t>,</w:t>
+      </w:r>
+      <w:r>
+        <w:t xml:space="preserve"> </w:t>
+      </w:r>
+      <w:r>
+        <w:rPr>
+          <w:i/>
+          <w:iCs/>
+        </w:rPr>
+        <w:t>demander</w:t>
+      </w:r>
+      <w:r>
+        <w:t>,</w:t>
+      </w:r>
+      <w:r>
+        <w:t xml:space="preserve"> </w:t>
+      </w:r>
+      <w:r>
+        <w:t xml:space="preserve">ou du sous-genre d’aventures comme </w:t>
+      </w:r>
+      <w:r>
+        <w:rPr>
+          <w:i/>
+          <w:iCs/>
+        </w:rPr>
+        <w:t>capitaine</w:t>
+      </w:r>
+      <w:r>
+        <w:t xml:space="preserve"> et </w:t>
+      </w:r>
+      <w:r>
+        <w:rPr>
+          <w:i/>
+          <w:iCs/>
+        </w:rPr>
+        <w:t>mer</w:t>
+      </w:r>
+      <w:r>
+        <w:t>.</w:t>
+      </w:r>
+      <w:r>
+        <w:t xml:space="preserve"> Le thème du chapitre est beaucoup mieux exprimé par</w:t>
+      </w:r>
+      <w:r>
+        <w:t xml:space="preserve"> les mots</w:t>
+      </w:r>
+      <w:r>
+        <w:t xml:space="preserve"> </w:t>
+      </w:r>
+      <w:r>
+        <w:rPr>
+          <w:i/>
+          <w:iCs/>
+        </w:rPr>
+        <w:t>p</w:t>
+      </w:r>
+      <w:r>
+        <w:rPr>
+          <w:i/>
+          <w:iCs/>
+        </w:rPr>
+        <w:t>o</w:t>
+      </w:r>
+      <w:r>
+        <w:rPr>
+          <w:i/>
+          <w:iCs/>
+        </w:rPr>
+        <w:t>ulpe</w:t>
+      </w:r>
+      <w:r>
+        <w:t xml:space="preserve">, </w:t>
+      </w:r>
+      <w:r>
+        <w:rPr>
+          <w:i/>
+          <w:iCs/>
+        </w:rPr>
+        <w:t>monstre</w:t>
+      </w:r>
+      <w:r>
+        <w:t>,</w:t>
+      </w:r>
+      <w:r>
+        <w:t xml:space="preserve"> et</w:t>
+      </w:r>
+      <w:r>
+        <w:t xml:space="preserve"> </w:t>
+      </w:r>
+      <w:r>
+        <w:rPr>
+          <w:i/>
+          <w:iCs/>
+        </w:rPr>
+        <w:t>calmar</w:t>
+      </w:r>
+      <w:r>
+        <w:t>.</w:t>
+      </w:r>
+      <w:r>
+        <w:t xml:space="preserve"> </w:t>
+      </w:r>
+      <w:r>
+        <w:t>Filtrer les mots trop généraux ne suffit pas, i</w:t>
+      </w:r>
+      <w:r>
+        <w:t>l reste utile de pondérer la fréquence dans le texte avec des fréquences dans le reste du corpus.</w:t>
+      </w:r>
+    </w:p>
+    <w:p>
+      <w:pPr>
+        <w:ind w:firstLine="708"/>
+      </w:pPr>
+      <w:r>
+        <w:t>Les impressions subjectives ont cependant de la peine à choisir</w:t>
+      </w:r>
+      <w:r>
+        <w:t xml:space="preserve"> un algorithme</w:t>
+      </w:r>
+      <w:r>
+        <w:t xml:space="preserve">, nous allons donc procéder </w:t>
+      </w:r>
+      <w:r>
+        <w:t>à une comparaison massive de 200 mots clés pour 7700 chapitres.</w:t>
+      </w:r>
+    </w:p>
+    <w:p>
+      <w:pPr>
+        <w:ind w:firstLine="708"/>
+      </w:pPr>
+    </w:p>
+    <w:p>
+      <w:pPr>
+        <w:ind w:firstLine="708"/>
+      </w:pPr>
     </w:p>
     <w:p>
       <w:pPr>
@@ -1460,6 +3328,7 @@
         <w:pStyle w:val="Heading1"/>
       </w:pPr>
       <w:r>
+        <w:lastRenderedPageBreak/>
         <w:t xml:space="preserve">Test </w:t>
       </w:r>
       <w:r>
@@ -1582,7 +3451,7 @@
       </w:r>
     </w:p>
     <w:sectPr>
-      <w:footerReference w:type="default" r:id="rId9"/>
+      <w:footerReference w:type="default" r:id="rId10"/>
       <w:pgSz w:w="11906" w:h="16838"/>
       <w:pgMar w:top="1417" w:right="1417" w:bottom="1417" w:left="1417" w:header="708" w:footer="708" w:gutter="0"/>
       <w:cols w:space="708"/>
@@ -2085,7 +3954,14 @@
       </w:r>
       <w:r>
         <w:br/>
-        <w:t xml:space="preserve">Dicollecte 7.7 </w:t>
+      </w:r>
+      <w:proofErr w:type="spellStart"/>
+      <w:r>
+        <w:t>Dicollecte</w:t>
+      </w:r>
+      <w:proofErr w:type="spellEnd"/>
+      <w:r>
+        <w:t xml:space="preserve"> 7.7 </w:t>
       </w:r>
       <w:hyperlink r:id="rId14" w:history="1">
         <w:r>
@@ -2100,7 +3976,14 @@
       </w:r>
       <w:r>
         <w:br/>
-        <w:t xml:space="preserve">Morphalou 3.1 </w:t>
+      </w:r>
+      <w:proofErr w:type="spellStart"/>
+      <w:r>
+        <w:t>Morphalou</w:t>
+      </w:r>
+      <w:proofErr w:type="spellEnd"/>
+      <w:r>
+        <w:t xml:space="preserve"> 3.1 </w:t>
       </w:r>
       <w:hyperlink r:id="rId15" w:history="1">
         <w:r>
@@ -2112,7 +3995,15 @@
       </w:hyperlink>
       <w:r>
         <w:br/>
-        <w:t>Chaque lexique a son orientation. Lexique3 intéresse les orthophonistes, il a de précieuses informations de fréquence par forme, mais il est très bruité. Dicollecte sert à la correction orthographique, il mélange la langue commune avec les noms propres, ses lemmes sont parfois inexacts ou incomplets car non nécessaires à la correction orthographique (ex : l</w:t>
+        <w:t xml:space="preserve">Chaque lexique a son orientation. Lexique3 intéresse les orthophonistes, il a de précieuses informations de fréquence par forme, mais il est très bruité. </w:t>
+      </w:r>
+      <w:proofErr w:type="spellStart"/>
+      <w:r>
+        <w:t>Dicollecte</w:t>
+      </w:r>
+      <w:proofErr w:type="spellEnd"/>
+      <w:r>
+        <w:t xml:space="preserve"> sert à la correction orthographique, il mélange la langue commune avec les noms propres, ses lemmes sont parfois inexacts ou incomplets car non nécessaires à la correction orthographique (ex : l</w:t>
       </w:r>
       <w:r>
         <w:t>es participes passé</w:t>
@@ -2127,7 +4018,15 @@
         <w:t xml:space="preserve"> verbe </w:t>
       </w:r>
       <w:r>
-        <w:t xml:space="preserve">suffisent à fournir les formes adjectives). Morphalou, en partie constitué sur le </w:t>
+        <w:t xml:space="preserve">suffisent à fournir les formes adjectives). </w:t>
+      </w:r>
+      <w:proofErr w:type="spellStart"/>
+      <w:r>
+        <w:t>Morphalou</w:t>
+      </w:r>
+      <w:proofErr w:type="spellEnd"/>
+      <w:r>
+        <w:t xml:space="preserve">, en partie constitué sur le </w:t>
       </w:r>
       <w:r>
         <w:rPr>
@@ -2157,7 +4056,11 @@
         <w:t>ommer</w:t>
       </w:r>
       <w:r>
-        <w:t xml:space="preserve"> plutôt que </w:t>
+        <w:t xml:space="preserve"> plutôt </w:t>
+      </w:r>
+      <w:proofErr w:type="gramStart"/>
+      <w:r>
+        <w:t xml:space="preserve">que </w:t>
       </w:r>
       <w:r>
         <w:rPr>
@@ -2166,6 +4069,7 @@
         </w:rPr>
         <w:t>être</w:t>
       </w:r>
+      <w:proofErr w:type="gramEnd"/>
       <w:r>
         <w:t>).</w:t>
       </w:r>

--- a/docs/glorieux-specif.docx
+++ b/docs/glorieux-specif.docx
@@ -798,7 +798,10 @@
         <w:t>).</w:t>
       </w:r>
       <w:r>
-        <w:t xml:space="preserve"> Balzac</w:t>
+        <w:t xml:space="preserve"> </w:t>
+      </w:r>
+      <w:r>
+        <w:t>Balzac</w:t>
       </w:r>
       <w:r>
         <w:t>,</w:t>
@@ -843,10 +846,7 @@
         <w:t>public</w:t>
       </w:r>
       <w:r>
-        <w:t>, il</w:t>
-      </w:r>
-      <w:r>
-        <w:t xml:space="preserve"> a supprimé le chapitrage de la publication initiale en feuilleton, si bien que </w:t>
+        <w:t xml:space="preserve">, il a supprimé le chapitrage de la publication initiale en feuilleton, si bien que </w:t>
       </w:r>
       <w:r>
         <w:rPr>
@@ -944,670 +944,679 @@
         <w:t xml:space="preserve"> d’un mot</w:t>
       </w:r>
       <w:r>
-        <w:t xml:space="preserve"> (NOUN, ADJ, VERB, AUX… selon </w:t>
+        <w:t xml:space="preserve"> (NOUN, ADJ, VERB, AUX… </w:t>
+      </w:r>
+      <w:r>
+        <w:t>jeu international des</w:t>
+      </w:r>
+      <w:r>
+        <w:t xml:space="preserve"> étiquettes</w:t>
+      </w:r>
+      <w:r>
+        <w:t xml:space="preserve"> </w:t>
+      </w:r>
+      <w:r>
+        <w:rPr>
+          <w:i/>
+          <w:iCs/>
+        </w:rPr>
+        <w:t>UD</w:t>
+      </w:r>
+      <w:r>
+        <w:rPr>
+          <w:rStyle w:val="FootnoteReference"/>
+          <w:i/>
+          <w:iCs/>
+        </w:rPr>
+        <w:footnoteReference w:id="10"/>
+      </w:r>
+      <w:r>
+        <w:t>)</w:t>
+      </w:r>
+      <w:r>
+        <w:t xml:space="preserve"> selon l’entraînement d’un modèle</w:t>
+      </w:r>
+      <w:r>
+        <w:t xml:space="preserve"> statistique </w:t>
+      </w:r>
+      <w:r>
+        <w:t>(donc susceptible d’erreurs)</w:t>
+      </w:r>
+      <w:r>
+        <w:t xml:space="preserve">. L’étiquette permet ensuite de choisir le bon lemme dans le dictionnaire (forme </w:t>
+      </w:r>
+      <w:r>
+        <w:rPr>
+          <w:i/>
+          <w:iCs/>
+        </w:rPr>
+        <w:t>est</w:t>
+      </w:r>
+      <w:r>
+        <w:rPr>
+          <w:i/>
+          <w:iCs/>
+        </w:rPr>
+        <w:t> </w:t>
+      </w:r>
+      <w:r>
+        <w:t xml:space="preserve">: NOUN </w:t>
+      </w:r>
+      <w:r>
+        <w:t>→</w:t>
+      </w:r>
+      <w:r>
+        <w:t xml:space="preserve"> </w:t>
+      </w:r>
+      <w:r>
+        <w:rPr>
+          <w:i/>
+          <w:iCs/>
+        </w:rPr>
+        <w:t>est</w:t>
+      </w:r>
+      <w:r>
+        <w:t>, le point cardinal ;</w:t>
+      </w:r>
+      <w:r>
+        <w:t xml:space="preserve"> </w:t>
+      </w:r>
+      <w:r>
+        <w:rPr>
+          <w:i/>
+          <w:iCs/>
+        </w:rPr>
+        <w:t>est</w:t>
+      </w:r>
+      <w:r>
+        <w:t> :</w:t>
+      </w:r>
+      <w:r>
+        <w:t xml:space="preserve"> AUX ou VERB </w:t>
+      </w:r>
+      <w:r>
+        <w:t>→</w:t>
+      </w:r>
+      <w:r>
+        <w:t xml:space="preserve"> </w:t>
+      </w:r>
+      <w:r>
+        <w:rPr>
+          <w:i/>
+          <w:iCs/>
+        </w:rPr>
+        <w:t>être</w:t>
+      </w:r>
+      <w:r>
+        <w:t>).</w:t>
+      </w:r>
+    </w:p>
+    <w:p>
+      <w:pPr>
+        <w:ind w:firstLine="708"/>
+      </w:pPr>
+      <w:r>
+        <w:t xml:space="preserve">Le </w:t>
+      </w:r>
+      <w:proofErr w:type="spellStart"/>
+      <w:r>
+        <w:rPr>
+          <w:i/>
+          <w:iCs/>
+        </w:rPr>
+        <w:t>POSTtagger</w:t>
+      </w:r>
+      <w:proofErr w:type="spellEnd"/>
+      <w:r>
+        <w:rPr>
+          <w:i/>
+          <w:iCs/>
+        </w:rPr>
+        <w:t xml:space="preserve"> </w:t>
+      </w:r>
+      <w:proofErr w:type="spellStart"/>
+      <w:r>
+        <w:rPr>
+          <w:i/>
+          <w:iCs/>
+        </w:rPr>
+        <w:t>OpenNLP</w:t>
+      </w:r>
+      <w:proofErr w:type="spellEnd"/>
+      <w:r>
+        <w:t xml:space="preserve"> </w:t>
+      </w:r>
+      <w:r>
+        <w:t>peut être intégré à un moteur de recherche industriel (</w:t>
+      </w:r>
+      <w:r>
+        <w:rPr>
+          <w:i/>
+          <w:iCs/>
+        </w:rPr>
+        <w:t>Lucene</w:t>
+      </w:r>
+      <w:r>
+        <w:rPr>
+          <w:rStyle w:val="FootnoteReference"/>
+          <w:i/>
+          <w:iCs/>
+        </w:rPr>
+        <w:footnoteReference w:id="11"/>
+      </w:r>
+      <w:r>
+        <w:t xml:space="preserve"> et ses dérivés)</w:t>
+      </w:r>
+      <w:r>
+        <w:t> ; il a aussi l’</w:t>
+      </w:r>
+      <w:r>
+        <w:t xml:space="preserve">avantage, relativement </w:t>
+      </w:r>
+      <w:r>
+        <w:t>à d’autres</w:t>
+      </w:r>
+      <w:r>
+        <w:t xml:space="preserve"> outils standards</w:t>
+      </w:r>
+      <w:r>
+        <w:t>,</w:t>
+      </w:r>
+      <w:r>
+        <w:t xml:space="preserve"> </w:t>
+      </w:r>
+      <w:proofErr w:type="spellStart"/>
+      <w:r>
+        <w:rPr>
+          <w:i/>
+          <w:iCs/>
+        </w:rPr>
+        <w:t>spaCy</w:t>
+      </w:r>
+      <w:proofErr w:type="spellEnd"/>
+      <w:r>
+        <w:rPr>
+          <w:rStyle w:val="FootnoteReference"/>
+        </w:rPr>
+        <w:footnoteReference w:id="12"/>
+      </w:r>
+      <w:r>
+        <w:t xml:space="preserve"> </w:t>
+      </w:r>
+      <w:r>
+        <w:t>ou</w:t>
+      </w:r>
+      <w:r>
+        <w:t xml:space="preserve"> </w:t>
+      </w:r>
+      <w:proofErr w:type="spellStart"/>
+      <w:r>
+        <w:rPr>
+          <w:i/>
+          <w:iCs/>
+        </w:rPr>
+        <w:t>TreeTagger</w:t>
+      </w:r>
+      <w:proofErr w:type="spellEnd"/>
+      <w:r>
+        <w:rPr>
+          <w:rStyle w:val="FootnoteReference"/>
+        </w:rPr>
+        <w:footnoteReference w:id="13"/>
+      </w:r>
+      <w:r>
+        <w:t xml:space="preserve">, </w:t>
+      </w:r>
+      <w:r>
+        <w:t xml:space="preserve">que </w:t>
+      </w:r>
+      <w:r>
+        <w:t>son vocabulaire n’est pas limité à son corpus d’entraînement</w:t>
+      </w:r>
+      <w:r>
+        <w:t>. L</w:t>
+      </w:r>
+      <w:r>
+        <w:t>es modèles</w:t>
+      </w:r>
+      <w:r>
+        <w:t xml:space="preserve"> </w:t>
+      </w:r>
+      <w:proofErr w:type="spellStart"/>
+      <w:r>
+        <w:rPr>
+          <w:i/>
+          <w:iCs/>
+        </w:rPr>
+        <w:t>OpenNLP</w:t>
+      </w:r>
+      <w:proofErr w:type="spellEnd"/>
+      <w:r>
+        <w:t xml:space="preserve"> peuvent être informés par des dictionnaires utilisateurs</w:t>
+      </w:r>
+      <w:r>
+        <w:t>, ce qui augmente fortement la qualité de l’étiquetage, et limite en conséquence les erreur</w:t>
+      </w:r>
+      <w:r>
+        <w:t>s</w:t>
+      </w:r>
+      <w:r>
+        <w:t xml:space="preserve"> d</w:t>
+      </w:r>
+      <w:r>
+        <w:t>ans le choix d’un</w:t>
+      </w:r>
+      <w:r>
+        <w:t xml:space="preserve"> lemme.</w:t>
+      </w:r>
+    </w:p>
+    <w:p>
+      <w:pPr>
+        <w:ind w:firstLine="708"/>
+      </w:pPr>
+      <w:r>
+        <w:t>Les chapitres lemmatisés</w:t>
+      </w:r>
+      <w:r>
+        <w:t xml:space="preserve"> sont proposés dans un format vertical conventionnel, un mot par ligne, avec lemme et étiquette</w:t>
+      </w:r>
+      <w:r>
+        <w:rPr>
+          <w:rStyle w:val="FootnoteReference"/>
+        </w:rPr>
+        <w:footnoteReference w:id="14"/>
+      </w:r>
+      <w:r>
+        <w:t>.</w:t>
+      </w:r>
+      <w:r>
+        <w:t xml:space="preserve"> </w:t>
+      </w:r>
+      <w:r>
+        <w:t xml:space="preserve">De ces </w:t>
+      </w:r>
+      <w:r>
+        <w:t>textes lemmatisés</w:t>
+      </w:r>
+      <w:r>
+        <w:t xml:space="preserve"> </w:t>
+      </w:r>
+      <w:r>
+        <w:t>a</w:t>
+      </w:r>
+      <w:r>
+        <w:t xml:space="preserve"> été générée </w:t>
+      </w:r>
+      <w:r>
+        <w:t>la « </w:t>
+      </w:r>
+      <w:r>
+        <w:t>matrice</w:t>
+      </w:r>
+      <w:r>
+        <w:t xml:space="preserve"> de contingence »</w:t>
+      </w:r>
+      <w:r>
+        <w:t xml:space="preserve">, c’est-à dire </w:t>
+      </w:r>
+      <w:r>
+        <w:t>des fichiers</w:t>
+      </w:r>
+      <w:r>
+        <w:rPr>
+          <w:rStyle w:val="FootnoteReference"/>
+        </w:rPr>
+        <w:footnoteReference w:id="15"/>
+      </w:r>
+      <w:r>
+        <w:t xml:space="preserve"> permettant d’avoir l’effectif de chaque</w:t>
+      </w:r>
+      <w:r>
+        <w:t xml:space="preserve"> lemme p</w:t>
+      </w:r>
+      <w:r>
+        <w:t>our chaque</w:t>
+      </w:r>
+      <w:r>
+        <w:t xml:space="preserve"> chapitre</w:t>
+      </w:r>
+      <w:r>
+        <w:t>. Les expériences se feront sur cette matrice, les états précédents ne sont donnés que pour vérification.</w:t>
+      </w:r>
+    </w:p>
+    <w:p>
+      <w:pPr>
+        <w:ind w:firstLine="708"/>
+      </w:pPr>
+    </w:p>
+    <w:p>
+      <w:pPr>
+        <w:ind w:firstLine="0"/>
+      </w:pPr>
+      <w:r>
+        <w:t>Chacune des expériences commentées dans les sections qui suivent peuvent être réexécutées d’un seul script en Python</w:t>
+      </w:r>
+      <w:r>
+        <w:t>. Ce</w:t>
+      </w:r>
+      <w:r>
+        <w:t xml:space="preserve"> langage</w:t>
+      </w:r>
+      <w:r>
+        <w:t xml:space="preserve"> a été</w:t>
+      </w:r>
+      <w:r>
+        <w:t xml:space="preserve"> choisi parce qu’il est le plus connu du public des humanités numériques.</w:t>
+      </w:r>
+      <w:r>
+        <w:t xml:space="preserve"> Chaque algorithme a été réimplémenté pour les expériences, </w:t>
+      </w:r>
+      <w:r>
+        <w:t>s</w:t>
+      </w:r>
+      <w:r>
+        <w:t>elon l’état de l’art.</w:t>
+      </w:r>
+    </w:p>
+    <w:p>
+      <w:pPr>
+        <w:ind w:firstLine="0"/>
+      </w:pPr>
+    </w:p>
+    <w:p>
+      <w:pPr>
+        <w:ind w:firstLine="0"/>
+      </w:pPr>
+      <w:proofErr w:type="spellStart"/>
+      <w:r>
+        <w:t>Freq</w:t>
+      </w:r>
+      <w:proofErr w:type="spellEnd"/>
+      <w:r>
+        <w:t xml:space="preserve">, </w:t>
+      </w:r>
+      <w:proofErr w:type="spellStart"/>
+      <w:r>
+        <w:rPr>
+          <w:i/>
+          <w:iCs/>
+        </w:rPr>
+        <w:t>tf</w:t>
+      </w:r>
+      <w:proofErr w:type="spellEnd"/>
+      <w:r>
+        <w:t>, f</w:t>
+      </w:r>
+      <w:r>
+        <w:t>réquence brute</w:t>
+      </w:r>
+      <w:r>
+        <w:t xml:space="preserve"> d’un terme par document</w:t>
+      </w:r>
+    </w:p>
+    <w:p>
+      <w:pPr>
+        <w:ind w:firstLine="0"/>
+      </w:pPr>
+      <w:proofErr w:type="spellStart"/>
+      <w:r>
+        <w:t>Tfidf</w:t>
+      </w:r>
+      <w:proofErr w:type="spellEnd"/>
+      <w:r>
+        <w:t xml:space="preserve">, </w:t>
+      </w:r>
+      <w:proofErr w:type="spellStart"/>
+      <w:r>
+        <w:rPr>
+          <w:i/>
+          <w:iCs/>
+        </w:rPr>
+        <w:t>tf</w:t>
+      </w:r>
+      <w:proofErr w:type="spellEnd"/>
+      <w:r>
+        <w:t xml:space="preserve"> log (N / </w:t>
+      </w:r>
+      <w:proofErr w:type="spellStart"/>
+      <w:r>
+        <w:rPr>
+          <w:i/>
+          <w:iCs/>
+        </w:rPr>
+        <w:t>df</w:t>
+      </w:r>
+      <w:proofErr w:type="spellEnd"/>
+      <w:r>
+        <w:t>),</w:t>
+      </w:r>
+      <w:r>
+        <w:t xml:space="preserve"> </w:t>
+      </w:r>
+      <w:proofErr w:type="spellStart"/>
+      <w:r>
+        <w:t>fréquenc</w:t>
+      </w:r>
+      <w:proofErr w:type="spellEnd"/>
+      <w:r>
+        <w:t xml:space="preserve"> </w:t>
+      </w:r>
+      <w:proofErr w:type="gramStart"/>
+      <w:r>
+        <w:t>d’un terme</w:t>
+      </w:r>
+      <w:r>
+        <w:t xml:space="preserve"> multipliée</w:t>
+      </w:r>
+      <w:proofErr w:type="gramEnd"/>
+      <w:r>
+        <w:t xml:space="preserve"> par l’inverse </w:t>
+      </w:r>
+    </w:p>
+    <w:p>
+      <w:pPr>
+        <w:ind w:firstLine="0"/>
+      </w:pPr>
+      <w:r>
+        <w:t>BM25 (</w:t>
+      </w:r>
+      <w:proofErr w:type="spellStart"/>
+      <w:r>
+        <w:t>lucene</w:t>
+      </w:r>
+      <w:proofErr w:type="spellEnd"/>
+      <w:r>
+        <w:t>)</w:t>
+      </w:r>
+    </w:p>
+    <w:p>
+      <w:pPr>
+        <w:ind w:firstLine="0"/>
+      </w:pPr>
+      <w:proofErr w:type="spellStart"/>
+      <w:r>
+        <w:t>Lafon</w:t>
+      </w:r>
+      <w:proofErr w:type="spellEnd"/>
+      <w:r>
+        <w:t>… no</w:t>
+      </w:r>
+    </w:p>
+    <w:p>
+      <w:pPr>
+        <w:pStyle w:val="Heading1"/>
+      </w:pPr>
+      <w:r>
+        <w:lastRenderedPageBreak/>
+        <w:t>§1</w:t>
+      </w:r>
+      <w:r>
+        <w:t>.</w:t>
+      </w:r>
+      <w:r>
+        <w:t xml:space="preserve"> </w:t>
+      </w:r>
+      <w:r>
+        <w:t>Extraction de</w:t>
+      </w:r>
+      <w:r>
+        <w:t xml:space="preserve"> mots clés</w:t>
+      </w:r>
+    </w:p>
+    <w:p>
+      <w:pPr>
+        <w:ind w:firstLine="0"/>
+      </w:pPr>
+      <w:r>
+        <w:t xml:space="preserve">L’extraction de mots clés </w:t>
+      </w:r>
+      <w:r>
+        <w:t xml:space="preserve">pour </w:t>
+      </w:r>
+      <w:r>
+        <w:t>de</w:t>
+      </w:r>
+      <w:r>
+        <w:t>s</w:t>
+      </w:r>
+      <w:r>
+        <w:t xml:space="preserve"> chapitres de roman est </w:t>
+      </w:r>
+      <w:r>
+        <w:t>assez peu utile</w:t>
+      </w:r>
+      <w:r>
+        <w:t xml:space="preserve">, </w:t>
+      </w:r>
+      <w:r>
+        <w:t>elle</w:t>
+      </w:r>
+      <w:r>
+        <w:t xml:space="preserve"> ne remplacer</w:t>
+      </w:r>
+      <w:r>
+        <w:t>a</w:t>
+      </w:r>
+      <w:r>
+        <w:t xml:space="preserve"> jamais le sel de </w:t>
+      </w:r>
+      <w:r>
+        <w:t>ces chapeaux</w:t>
+      </w:r>
+      <w:r>
+        <w:t xml:space="preserve"> écrit</w:t>
+      </w:r>
+      <w:r>
+        <w:t>s</w:t>
+      </w:r>
+      <w:r>
+        <w:t xml:space="preserve"> par l</w:t>
+      </w:r>
+      <w:r>
+        <w:t>es auteurs de romans picaresques</w:t>
+      </w:r>
+      <w:r>
+        <w:t xml:space="preserve">, </w:t>
+      </w:r>
+      <w:r>
+        <w:t>que Dumas imite parfois</w:t>
+      </w:r>
+      <w:r>
+        <w:t>,</w:t>
+      </w:r>
+      <w:r>
+        <w:t xml:space="preserve"> </w:t>
+      </w:r>
+      <w:r>
+        <w:t>par exemple</w:t>
+      </w:r>
+      <w:r>
+        <w:t xml:space="preserve"> ici</w:t>
+      </w:r>
+      <w:r>
+        <w:t xml:space="preserve"> dans </w:t>
+      </w:r>
+      <w:r>
+        <w:rPr>
+          <w:i/>
+          <w:iCs/>
+        </w:rPr>
+        <w:t>Le capitaine Pamphile</w:t>
+      </w:r>
+      <w:r>
+        <w:t xml:space="preserve"> (1840) « </w:t>
+      </w:r>
+      <w:r>
+        <w:t>XVIII</w:t>
+      </w:r>
+      <w:r>
+        <w:t xml:space="preserve">. </w:t>
+      </w:r>
+      <w:r>
+        <w:t>Comment le capitaine Pamphile, s’étant défait avantageusement de sa cargaison de bois d’ébène à la Martinique, et de son alcool aux grandes Antilles, retrouva son ancien ami le Serpent-Noir cacique des Mosquitos, et acheta son caciquat pour une demi-pipe d’eau-de-vie</w:t>
+      </w:r>
+      <w:r>
+        <w:t> ».</w:t>
+      </w:r>
+      <w:r>
+        <w:t xml:space="preserve"> Même pour des articles informatifs,</w:t>
+      </w:r>
+      <w:r>
+        <w:t xml:space="preserve"> </w:t>
       </w:r>
       <w:r>
         <w:t>l</w:t>
       </w:r>
       <w:r>
-        <w:t>es étiquettes</w:t>
-      </w:r>
-      <w:r>
-        <w:t xml:space="preserve"> international</w:t>
-      </w:r>
-      <w:r>
-        <w:t>es</w:t>
-      </w:r>
-      <w:r>
-        <w:t xml:space="preserve"> </w:t>
-      </w:r>
-      <w:r>
-        <w:rPr>
-          <w:i/>
-          <w:iCs/>
-        </w:rPr>
-        <w:t>UD</w:t>
-      </w:r>
-      <w:r>
-        <w:rPr>
-          <w:rStyle w:val="FootnoteReference"/>
-          <w:i/>
-          <w:iCs/>
-        </w:rPr>
-        <w:footnoteReference w:id="10"/>
-      </w:r>
-      <w:r>
-        <w:t>)</w:t>
-      </w:r>
-      <w:r>
-        <w:t xml:space="preserve">. L’étiquette permet ensuite de choisir le bon lemme dans le dictionnaire (forme </w:t>
-      </w:r>
-      <w:r>
-        <w:rPr>
-          <w:i/>
-          <w:iCs/>
-        </w:rPr>
-        <w:t>est</w:t>
-      </w:r>
-      <w:r>
-        <w:rPr>
-          <w:i/>
-          <w:iCs/>
-        </w:rPr>
-        <w:t> </w:t>
-      </w:r>
-      <w:r>
-        <w:t xml:space="preserve">: NOUN </w:t>
-      </w:r>
-      <w:r>
-        <w:t>→</w:t>
-      </w:r>
-      <w:r>
-        <w:t xml:space="preserve"> </w:t>
-      </w:r>
-      <w:r>
-        <w:rPr>
-          <w:i/>
-          <w:iCs/>
-        </w:rPr>
-        <w:t>est</w:t>
-      </w:r>
-      <w:r>
-        <w:t>, le point cardinal ;</w:t>
-      </w:r>
-      <w:r>
-        <w:t xml:space="preserve"> </w:t>
-      </w:r>
-      <w:r>
-        <w:rPr>
-          <w:i/>
-          <w:iCs/>
-        </w:rPr>
-        <w:t>est</w:t>
-      </w:r>
-      <w:r>
-        <w:t> :</w:t>
-      </w:r>
-      <w:r>
-        <w:t xml:space="preserve"> AUX ou VERB </w:t>
-      </w:r>
-      <w:r>
-        <w:t>→</w:t>
-      </w:r>
-      <w:r>
-        <w:t xml:space="preserve"> </w:t>
-      </w:r>
-      <w:r>
-        <w:rPr>
-          <w:i/>
-          <w:iCs/>
-        </w:rPr>
-        <w:t>être</w:t>
-      </w:r>
-      <w:r>
-        <w:t>).</w:t>
-      </w:r>
-      <w:r>
-        <w:t xml:space="preserve"> Ces outils sont entraînés sur </w:t>
-      </w:r>
-      <w:proofErr w:type="spellStart"/>
-      <w:r>
-        <w:t>des</w:t>
-      </w:r>
-      <w:proofErr w:type="spellEnd"/>
-      <w:r>
-        <w:t xml:space="preserve"> corpus étiquetés par </w:t>
-      </w:r>
-      <w:proofErr w:type="spellStart"/>
-      <w:r>
-        <w:t>des</w:t>
-      </w:r>
-      <w:proofErr w:type="spellEnd"/>
-      <w:r>
-        <w:t xml:space="preserve"> humains, ils sont statistiques et donc toujours susceptibles d’erreurs.</w:t>
-      </w:r>
-      <w:r>
-        <w:t xml:space="preserve"> </w:t>
-      </w:r>
-      <w:r>
-        <w:t xml:space="preserve">Le </w:t>
-      </w:r>
-      <w:proofErr w:type="spellStart"/>
-      <w:r>
-        <w:rPr>
-          <w:i/>
-          <w:iCs/>
-        </w:rPr>
-        <w:t>POSTtagger</w:t>
-      </w:r>
-      <w:proofErr w:type="spellEnd"/>
-      <w:r>
-        <w:rPr>
-          <w:i/>
-          <w:iCs/>
-        </w:rPr>
-        <w:t xml:space="preserve"> </w:t>
-      </w:r>
-      <w:proofErr w:type="spellStart"/>
-      <w:r>
-        <w:rPr>
-          <w:i/>
-          <w:iCs/>
-        </w:rPr>
-        <w:t>OpenNLP</w:t>
-      </w:r>
-      <w:proofErr w:type="spellEnd"/>
-      <w:r>
-        <w:t xml:space="preserve"> </w:t>
-      </w:r>
-      <w:r>
-        <w:t>peut être intégrée à un moteur de recherche industriel (</w:t>
-      </w:r>
-      <w:r>
-        <w:rPr>
-          <w:i/>
-          <w:iCs/>
-        </w:rPr>
-        <w:t>Lucene</w:t>
-      </w:r>
-      <w:r>
-        <w:rPr>
-          <w:rStyle w:val="FootnoteReference"/>
-          <w:i/>
-          <w:iCs/>
-        </w:rPr>
-        <w:footnoteReference w:id="11"/>
-      </w:r>
-      <w:r>
-        <w:t xml:space="preserve"> et ses dérivés)</w:t>
-      </w:r>
-      <w:r>
-        <w:t> ; il a aussi l’</w:t>
-      </w:r>
-      <w:r>
-        <w:t xml:space="preserve">avantage, relativement </w:t>
-      </w:r>
-      <w:r>
-        <w:t>à d’autres</w:t>
-      </w:r>
-      <w:r>
-        <w:t xml:space="preserve"> outils standards</w:t>
-      </w:r>
-      <w:r>
-        <w:t>,</w:t>
-      </w:r>
-      <w:r>
-        <w:t xml:space="preserve"> </w:t>
-      </w:r>
-      <w:proofErr w:type="spellStart"/>
-      <w:r>
-        <w:rPr>
-          <w:i/>
-          <w:iCs/>
-        </w:rPr>
-        <w:t>spaCy</w:t>
-      </w:r>
-      <w:proofErr w:type="spellEnd"/>
-      <w:r>
-        <w:rPr>
-          <w:rStyle w:val="FootnoteReference"/>
-        </w:rPr>
-        <w:footnoteReference w:id="12"/>
-      </w:r>
-      <w:r>
-        <w:t xml:space="preserve"> et </w:t>
-      </w:r>
-      <w:proofErr w:type="spellStart"/>
-      <w:r>
-        <w:rPr>
-          <w:i/>
-          <w:iCs/>
-        </w:rPr>
-        <w:t>TreeTagger</w:t>
-      </w:r>
-      <w:proofErr w:type="spellEnd"/>
-      <w:r>
-        <w:rPr>
-          <w:rStyle w:val="FootnoteReference"/>
-        </w:rPr>
-        <w:footnoteReference w:id="13"/>
-      </w:r>
-      <w:r>
-        <w:t xml:space="preserve">, </w:t>
-      </w:r>
-      <w:r>
-        <w:t xml:space="preserve">que </w:t>
-      </w:r>
-      <w:r>
-        <w:t>son vocabulaire n’est pas limité à son corpus d’entraînement</w:t>
-      </w:r>
-      <w:r>
-        <w:t>. L</w:t>
-      </w:r>
-      <w:r>
-        <w:t>es modèles</w:t>
-      </w:r>
-      <w:r>
-        <w:t xml:space="preserve"> statistiques</w:t>
-      </w:r>
-      <w:r>
-        <w:t xml:space="preserve"> peuvent être informés par des dictionnaires utilisateurs</w:t>
-      </w:r>
-      <w:r>
-        <w:t>, ce qui augmente fortement la qualité de l’étiquetage, et limite en conséquence les erreur</w:t>
-      </w:r>
-      <w:r>
-        <w:t>s</w:t>
-      </w:r>
-      <w:r>
-        <w:t xml:space="preserve"> d</w:t>
-      </w:r>
-      <w:r>
-        <w:t>ans le choix d’un</w:t>
-      </w:r>
-      <w:r>
-        <w:t xml:space="preserve"> lemme.</w:t>
-      </w:r>
-      <w:r>
-        <w:t xml:space="preserve"> </w:t>
-      </w:r>
-      <w:r>
-        <w:t>Les chapitres lemmatisés</w:t>
-      </w:r>
-      <w:r>
-        <w:t xml:space="preserve"> sont proposés dans un format vertical conventionnel, un mot par ligne, avec lemme et étiquette</w:t>
-      </w:r>
-      <w:r>
-        <w:rPr>
-          <w:rStyle w:val="FootnoteReference"/>
-        </w:rPr>
-        <w:footnoteReference w:id="14"/>
-      </w:r>
-      <w:r>
-        <w:t>.</w:t>
-      </w:r>
-    </w:p>
-    <w:p>
-      <w:pPr>
-        <w:ind w:firstLine="708"/>
-      </w:pPr>
-      <w:r>
-        <w:t xml:space="preserve">De ces </w:t>
-      </w:r>
-      <w:r>
-        <w:t>textes lemmatisés</w:t>
-      </w:r>
-      <w:r>
-        <w:t xml:space="preserve"> </w:t>
-      </w:r>
-      <w:r>
-        <w:t>a</w:t>
-      </w:r>
-      <w:r>
-        <w:t xml:space="preserve"> été générée </w:t>
-      </w:r>
-      <w:r>
-        <w:t>la « </w:t>
-      </w:r>
-      <w:r>
-        <w:t>matrice</w:t>
-      </w:r>
-      <w:r>
-        <w:t xml:space="preserve"> de contingence »</w:t>
-      </w:r>
-      <w:r>
-        <w:t xml:space="preserve">, c’est-à dire </w:t>
-      </w:r>
-      <w:r>
-        <w:t>des fichiers</w:t>
-      </w:r>
-      <w:r>
-        <w:rPr>
-          <w:rStyle w:val="FootnoteReference"/>
-        </w:rPr>
-        <w:footnoteReference w:id="15"/>
-      </w:r>
-      <w:r>
-        <w:t xml:space="preserve"> permettant d’avoir l’effectif de chaque</w:t>
-      </w:r>
-      <w:r>
-        <w:t xml:space="preserve"> lemme p</w:t>
-      </w:r>
-      <w:r>
-        <w:t>our chaque</w:t>
-      </w:r>
-      <w:r>
-        <w:t xml:space="preserve"> chapitre</w:t>
-      </w:r>
-      <w:r>
-        <w:t>. Les expériences se feront sur cette matrice, les états précédents ne sont donnés que pour vérification.</w:t>
-      </w:r>
-    </w:p>
-    <w:p>
-      <w:pPr>
-        <w:ind w:firstLine="708"/>
-      </w:pPr>
-      <w:r>
-        <w:t>Chacune des expériences commentées dans les sections qui suivent peuvent être réexécutées d’un seul script en Python</w:t>
-      </w:r>
-      <w:r>
-        <w:t>. Ce</w:t>
-      </w:r>
-      <w:r>
-        <w:t xml:space="preserve"> langage</w:t>
-      </w:r>
-      <w:r>
-        <w:t xml:space="preserve"> a été</w:t>
-      </w:r>
-      <w:r>
-        <w:t xml:space="preserve"> choisi parce qu’il est le plus connu du public des humanités numériques.</w:t>
-      </w:r>
-      <w:r>
-        <w:t xml:space="preserve"> Chaque algorithme a été réimplémenté pour les expériences, </w:t>
-      </w:r>
-      <w:r>
-        <w:t>s</w:t>
-      </w:r>
-      <w:r>
-        <w:t>elon l’état de l’art.</w:t>
-      </w:r>
-    </w:p>
-    <w:p>
-      <w:pPr>
-        <w:ind w:firstLine="0"/>
-      </w:pPr>
-      <w:proofErr w:type="spellStart"/>
-      <w:r>
-        <w:t>Freq</w:t>
-      </w:r>
-      <w:proofErr w:type="spellEnd"/>
-      <w:r>
-        <w:t xml:space="preserve">, </w:t>
-      </w:r>
-      <w:proofErr w:type="spellStart"/>
-      <w:r>
-        <w:rPr>
-          <w:i/>
-          <w:iCs/>
-        </w:rPr>
-        <w:t>tf</w:t>
-      </w:r>
-      <w:proofErr w:type="spellEnd"/>
-      <w:r>
-        <w:t>, f</w:t>
-      </w:r>
-      <w:r>
-        <w:t>réquence brute</w:t>
-      </w:r>
-      <w:r>
-        <w:t xml:space="preserve"> d’un terme par document</w:t>
-      </w:r>
-    </w:p>
-    <w:p>
-      <w:pPr>
-        <w:ind w:firstLine="0"/>
-      </w:pPr>
-      <w:proofErr w:type="spellStart"/>
-      <w:r>
-        <w:t>Tfidf</w:t>
-      </w:r>
-      <w:proofErr w:type="spellEnd"/>
-      <w:r>
-        <w:t xml:space="preserve">, </w:t>
-      </w:r>
-      <w:proofErr w:type="spellStart"/>
-      <w:r>
-        <w:rPr>
-          <w:i/>
-          <w:iCs/>
-        </w:rPr>
-        <w:t>tf</w:t>
-      </w:r>
-      <w:proofErr w:type="spellEnd"/>
-      <w:r>
-        <w:t xml:space="preserve"> log (N / </w:t>
-      </w:r>
-      <w:proofErr w:type="spellStart"/>
-      <w:r>
-        <w:rPr>
-          <w:i/>
-          <w:iCs/>
-        </w:rPr>
-        <w:t>df</w:t>
-      </w:r>
-      <w:proofErr w:type="spellEnd"/>
-      <w:r>
-        <w:t>),</w:t>
-      </w:r>
-      <w:r>
-        <w:t xml:space="preserve"> </w:t>
-      </w:r>
-      <w:proofErr w:type="spellStart"/>
-      <w:r>
-        <w:t>fréquenc</w:t>
-      </w:r>
-      <w:proofErr w:type="spellEnd"/>
-      <w:r>
-        <w:t xml:space="preserve"> </w:t>
-      </w:r>
-      <w:proofErr w:type="gramStart"/>
-      <w:r>
-        <w:t>d’un terme</w:t>
-      </w:r>
-      <w:r>
-        <w:t xml:space="preserve"> multipliée</w:t>
-      </w:r>
-      <w:proofErr w:type="gramEnd"/>
-      <w:r>
-        <w:t xml:space="preserve"> par l’inverse </w:t>
-      </w:r>
-    </w:p>
-    <w:p>
-      <w:pPr>
-        <w:ind w:firstLine="0"/>
-      </w:pPr>
-      <w:r>
-        <w:t>BM25 (</w:t>
-      </w:r>
-      <w:proofErr w:type="spellStart"/>
-      <w:r>
-        <w:t>lucene</w:t>
-      </w:r>
-      <w:proofErr w:type="spellEnd"/>
-      <w:r>
-        <w:t>)</w:t>
-      </w:r>
-    </w:p>
-    <w:p>
-      <w:pPr>
-        <w:ind w:firstLine="0"/>
-      </w:pPr>
-      <w:proofErr w:type="spellStart"/>
-      <w:r>
-        <w:t>Lafon</w:t>
-      </w:r>
-      <w:proofErr w:type="spellEnd"/>
-      <w:r>
-        <w:t>… no</w:t>
-      </w:r>
-    </w:p>
-    <w:p>
-      <w:pPr>
-        <w:pStyle w:val="Heading1"/>
-      </w:pPr>
-      <w:r>
-        <w:t>§1</w:t>
-      </w:r>
-      <w:r>
-        <w:t>.</w:t>
-      </w:r>
-      <w:r>
-        <w:t xml:space="preserve"> </w:t>
-      </w:r>
-      <w:r>
-        <w:t>Extraction de</w:t>
-      </w:r>
-      <w:r>
-        <w:t xml:space="preserve"> mots clés</w:t>
-      </w:r>
-    </w:p>
-    <w:p>
-      <w:pPr>
-        <w:ind w:firstLine="0"/>
-      </w:pPr>
-      <w:r>
-        <w:t xml:space="preserve">L’extraction de mots clés </w:t>
-      </w:r>
-      <w:r>
-        <w:t xml:space="preserve">pour </w:t>
-      </w:r>
-      <w:r>
-        <w:t>de</w:t>
-      </w:r>
-      <w:r>
-        <w:t>s</w:t>
-      </w:r>
-      <w:r>
-        <w:t xml:space="preserve"> chapitres de roman est </w:t>
-      </w:r>
-      <w:r>
-        <w:t>assez peu utile</w:t>
-      </w:r>
-      <w:r>
-        <w:t xml:space="preserve">, </w:t>
-      </w:r>
-      <w:r>
-        <w:t>elle</w:t>
-      </w:r>
-      <w:r>
-        <w:t xml:space="preserve"> ne remplacer</w:t>
-      </w:r>
-      <w:r>
-        <w:t>a</w:t>
-      </w:r>
-      <w:r>
-        <w:t xml:space="preserve"> jamais le sel de </w:t>
-      </w:r>
-      <w:r>
-        <w:t>ces chapeaux</w:t>
-      </w:r>
-      <w:r>
-        <w:t xml:space="preserve"> écrit</w:t>
-      </w:r>
-      <w:r>
-        <w:t>s</w:t>
-      </w:r>
-      <w:r>
-        <w:t xml:space="preserve"> par l</w:t>
-      </w:r>
-      <w:r>
-        <w:t>es auteurs de romans picaresques</w:t>
-      </w:r>
-      <w:r>
-        <w:t xml:space="preserve">, </w:t>
-      </w:r>
-      <w:r>
-        <w:t xml:space="preserve">que Dumas imite </w:t>
-      </w:r>
-      <w:r>
-        <w:lastRenderedPageBreak/>
-        <w:t>parfois</w:t>
-      </w:r>
-      <w:r>
-        <w:t>,</w:t>
-      </w:r>
-      <w:r>
-        <w:t xml:space="preserve"> </w:t>
-      </w:r>
-      <w:r>
-        <w:t>par exemple</w:t>
-      </w:r>
-      <w:r>
-        <w:t xml:space="preserve"> ici</w:t>
-      </w:r>
-      <w:r>
-        <w:t xml:space="preserve"> dans </w:t>
-      </w:r>
-      <w:r>
-        <w:rPr>
-          <w:i/>
-          <w:iCs/>
-        </w:rPr>
-        <w:t>Le capitaine Pamphile</w:t>
-      </w:r>
-      <w:r>
-        <w:t xml:space="preserve"> (1840) « </w:t>
-      </w:r>
-      <w:r>
-        <w:t>XVIII</w:t>
-      </w:r>
-      <w:r>
-        <w:t xml:space="preserve">. </w:t>
-      </w:r>
-      <w:r>
-        <w:t>Comment le capitaine Pamphile, s’étant défait avantageusement de sa cargaison de bois d’ébène à la Martinique, et de son alcool aux grandes Antilles, retrouva son ancien ami le Serpent-Noir cacique des Mosquitos, et acheta son caciquat pour une demi-pipe d’eau-de-vie</w:t>
-      </w:r>
-      <w:r>
-        <w:t> ».</w:t>
-      </w:r>
-      <w:r>
-        <w:t xml:space="preserve"> Même pour des articles informatifs,</w:t>
-      </w:r>
-      <w:r>
-        <w:t xml:space="preserve"> </w:t>
+        <w:t xml:space="preserve">es mots clés </w:t>
+      </w:r>
+      <w:r>
+        <w:t xml:space="preserve">automatiques </w:t>
+      </w:r>
+      <w:r>
+        <w:t>sont rarement</w:t>
+      </w:r>
+      <w:r>
+        <w:t xml:space="preserve"> </w:t>
+      </w:r>
+      <w:r>
+        <w:t>pertinents</w:t>
+      </w:r>
+      <w:r>
+        <w:t xml:space="preserve"> ; cependant ces algorithmes servent à calculer le </w:t>
+      </w:r>
+      <w:r>
+        <w:t>score</w:t>
+      </w:r>
+      <w:r>
+        <w:t xml:space="preserve"> </w:t>
+      </w:r>
+      <w:r>
+        <w:t xml:space="preserve">d’un document si un de ces mots est </w:t>
+      </w:r>
+      <w:r>
+        <w:t>re</w:t>
+      </w:r>
+      <w:r>
+        <w:t>cherché.</w:t>
+      </w:r>
+      <w:r>
+        <w:t xml:space="preserve"> </w:t>
+      </w:r>
+      <w:r>
+        <w:t>Observer</w:t>
+      </w:r>
+      <w:r>
+        <w:t xml:space="preserve"> ce qu’un algorithme extrait d’un texte</w:t>
+      </w:r>
+      <w:r>
+        <w:t xml:space="preserve"> permet de mieux comprendre ce qu’il ca</w:t>
       </w:r>
       <w:r>
         <w:t>l</w:t>
       </w:r>
       <w:r>
-        <w:t xml:space="preserve">es mots clés </w:t>
-      </w:r>
-      <w:r>
-        <w:t xml:space="preserve">automatiques </w:t>
-      </w:r>
-      <w:r>
-        <w:t>sont rarement</w:t>
-      </w:r>
-      <w:r>
-        <w:t xml:space="preserve"> intéressants pour le lecteur</w:t>
-      </w:r>
-      <w:r>
-        <w:t xml:space="preserve"> ; cependant ces algorithmes servent à calculer le </w:t>
-      </w:r>
-      <w:r>
-        <w:t>score</w:t>
-      </w:r>
-      <w:r>
-        <w:t xml:space="preserve"> </w:t>
-      </w:r>
-      <w:r>
-        <w:t xml:space="preserve">d’un document si un de ces mots est </w:t>
-      </w:r>
-      <w:r>
-        <w:t>re</w:t>
-      </w:r>
-      <w:r>
-        <w:t>cherché.</w:t>
-      </w:r>
-      <w:r>
-        <w:t xml:space="preserve"> </w:t>
-      </w:r>
-      <w:r>
-        <w:t>Observer</w:t>
-      </w:r>
-      <w:r>
-        <w:t xml:space="preserve"> ce qu’un algorithme extrait d’un texte</w:t>
-      </w:r>
-      <w:r>
-        <w:t xml:space="preserve"> permet de mieux comprendre ce qu’il </w:t>
-      </w:r>
-      <w:proofErr w:type="spellStart"/>
-      <w:r>
-        <w:t>cacule</w:t>
-      </w:r>
-      <w:proofErr w:type="spellEnd"/>
-      <w:r>
-        <w:t xml:space="preserve"> comme « pertinent ».</w:t>
+        <w:t>cule comme « pertinent ».</w:t>
       </w:r>
     </w:p>
     <w:p>
@@ -1748,10 +1757,13 @@
         <w:t>Les poulpes</w:t>
       </w:r>
       <w:r>
-        <w:t> »</w:t>
-      </w:r>
-      <w:r>
-        <w:t xml:space="preserve"> (Verne, 1870), décrivant le Nautilus attaqué par des poulpes géants.</w:t>
+        <w:t> » (Verne, 1870), décrivant le Nautilus attaqué par des p</w:t>
+      </w:r>
+      <w:r>
+        <w:t>ieuvres</w:t>
+      </w:r>
+      <w:r>
+        <w:t xml:space="preserve"> géants.</w:t>
       </w:r>
       <w:r>
         <w:t xml:space="preserve"> Les dix premiers mots suffiront à se faire une première idée</w:t>
@@ -1831,10 +1843,7 @@
         <w:t xml:space="preserve"> : </w:t>
       </w:r>
       <w:r>
-        <w:t>poulpe, calmar, Conseil, Ned, Canadien, monstre, Land, tentacule, Nemo, Nautilus</w:t>
-      </w:r>
-      <w:r>
-        <w:t xml:space="preserve"> </w:t>
+        <w:t xml:space="preserve">poulpe, calmar, Conseil, Ned, Canadien, monstre, Land, tentacule, Nemo, Nautilus </w:t>
       </w:r>
       <w:r>
         <w:t>…</w:t>
@@ -1977,11 +1986,17 @@
         <w:t xml:space="preserve">, tentacule, ventouse, céphalopode, </w:t>
       </w:r>
       <w:r>
+        <w:t>Canadien, Conseil,</w:t>
+      </w:r>
+      <w:r>
+        <w:t xml:space="preserve"> Ned, </w:t>
+      </w:r>
+      <w:r>
         <w:rPr>
           <w:b/>
           <w:bCs/>
         </w:rPr>
-        <w:t>Canadien</w:t>
+        <w:t>espalier</w:t>
       </w:r>
       <w:r>
         <w:t xml:space="preserve">, </w:t>
@@ -1991,10 +2006,28 @@
           <w:b/>
           <w:bCs/>
         </w:rPr>
-        <w:t>Conseil</w:t>
-      </w:r>
-      <w:r>
-        <w:t xml:space="preserve">, Ned, </w:t>
+        <w:t>violacé</w:t>
+      </w:r>
+      <w:r>
+        <w:t xml:space="preserve"> </w:t>
+      </w:r>
+      <w:r>
+        <w:t>…</w:t>
+      </w:r>
+    </w:p>
+    <w:p>
+      <w:pPr>
+        <w:ind w:firstLine="0"/>
+      </w:pPr>
+      <w:r>
+        <w:rPr>
+          <w:i/>
+          <w:iCs/>
+        </w:rPr>
+        <w:t>g2s2.0</w:t>
+      </w:r>
+      <w:r>
+        <w:t xml:space="preserve"> : </w:t>
       </w:r>
       <w:r>
         <w:rPr>
@@ -2014,16 +2047,197 @@
         <w:t>violacé</w:t>
       </w:r>
       <w:r>
-        <w:t xml:space="preserve"> </w:t>
-      </w:r>
-      <w:r>
-        <w:t>…</w:t>
+        <w:t xml:space="preserve">, </w:t>
+      </w:r>
+      <w:r>
+        <w:t>quenotte,</w:t>
+      </w:r>
+      <w:r>
+        <w:t xml:space="preserve"> Berghem, suceur, Bos, </w:t>
+      </w:r>
+      <w:proofErr w:type="spellStart"/>
+      <w:r>
+        <w:t>Nidros</w:t>
+      </w:r>
+      <w:proofErr w:type="spellEnd"/>
+      <w:r>
+        <w:t xml:space="preserve">, </w:t>
+      </w:r>
+      <w:proofErr w:type="spellStart"/>
+      <w:r>
+        <w:t>brachioures</w:t>
+      </w:r>
+      <w:proofErr w:type="spellEnd"/>
+      <w:r>
+        <w:t xml:space="preserve">, </w:t>
+      </w:r>
+      <w:proofErr w:type="spellStart"/>
+      <w:r>
+        <w:t>clupanodons</w:t>
+      </w:r>
+      <w:proofErr w:type="spellEnd"/>
+      <w:r>
+        <w:t>, corégone</w:t>
       </w:r>
     </w:p>
     <w:p>
       <w:pPr>
         <w:ind w:firstLine="0"/>
       </w:pPr>
+    </w:p>
+    <w:p>
+      <w:pPr>
+        <w:ind w:firstLine="0"/>
+      </w:pPr>
+      <w:r>
+        <w:t>Les mots grammaticaux ont été volontairement conservés</w:t>
+      </w:r>
+      <w:r>
+        <w:t xml:space="preserve"> dans ce</w:t>
+      </w:r>
+      <w:r>
+        <w:t>s</w:t>
+      </w:r>
+      <w:r>
+        <w:t xml:space="preserve"> premiers</w:t>
+      </w:r>
+      <w:r>
+        <w:t xml:space="preserve"> résultats</w:t>
+      </w:r>
+      <w:r>
+        <w:t>, ce qui permet d</w:t>
+      </w:r>
+      <w:r>
+        <w:t>’observer</w:t>
+      </w:r>
+      <w:r>
+        <w:t xml:space="preserve"> le comportement de la fréquence brute</w:t>
+      </w:r>
+      <w:r>
+        <w:t xml:space="preserve"> des termes</w:t>
+      </w:r>
+      <w:r>
+        <w:t xml:space="preserve"> dans le document</w:t>
+      </w:r>
+      <w:r>
+        <w:t xml:space="preserve"> </w:t>
+      </w:r>
+      <w:proofErr w:type="spellStart"/>
+      <w:r>
+        <w:rPr>
+          <w:i/>
+          <w:iCs/>
+        </w:rPr>
+        <w:t>tf</w:t>
+      </w:r>
+      <w:proofErr w:type="spellEnd"/>
+      <w:r>
+        <w:t xml:space="preserve">, assez peu </w:t>
+      </w:r>
+      <w:r>
+        <w:t xml:space="preserve">significative, car des mots comme </w:t>
+      </w:r>
+      <w:r>
+        <w:rPr>
+          <w:i/>
+          <w:iCs/>
+        </w:rPr>
+        <w:t>le</w:t>
+      </w:r>
+      <w:r>
+        <w:t xml:space="preserve">, </w:t>
+      </w:r>
+      <w:r>
+        <w:rPr>
+          <w:i/>
+          <w:iCs/>
+        </w:rPr>
+        <w:t>de</w:t>
+      </w:r>
+      <w:r>
+        <w:t xml:space="preserve">, </w:t>
+      </w:r>
+      <w:r>
+        <w:rPr>
+          <w:i/>
+          <w:iCs/>
+        </w:rPr>
+        <w:t>un</w:t>
+      </w:r>
+      <w:r>
+        <w:rPr>
+          <w:i/>
+          <w:iCs/>
+        </w:rPr>
+        <w:t>,</w:t>
+      </w:r>
+      <w:r>
+        <w:t xml:space="preserve"> sont également </w:t>
+      </w:r>
+      <w:r>
+        <w:t>très fréquents</w:t>
+      </w:r>
+      <w:r>
+        <w:t xml:space="preserve"> dans tous les documents</w:t>
+      </w:r>
+      <w:r>
+        <w:t>.</w:t>
+      </w:r>
+      <w:r>
+        <w:t xml:space="preserve"> </w:t>
+      </w:r>
+      <w:r>
+        <w:rPr>
+          <w:i/>
+          <w:iCs/>
+        </w:rPr>
+        <w:t>g2s0.0</w:t>
+      </w:r>
+      <w:r>
+        <w:t xml:space="preserve"> est une espérance log paramétrable, </w:t>
+      </w:r>
+      <w:r>
+        <w:t xml:space="preserve">0.0 </w:t>
+      </w:r>
+      <w:r>
+        <w:t>est la borne basse</w:t>
+      </w:r>
+      <w:r>
+        <w:t xml:space="preserve"> qui</w:t>
+      </w:r>
+      <w:r>
+        <w:t xml:space="preserve"> par construction</w:t>
+      </w:r>
+      <w:r>
+        <w:t xml:space="preserve"> </w:t>
+      </w:r>
+      <w:r>
+        <w:t>d</w:t>
+      </w:r>
+      <w:r>
+        <w:t xml:space="preserve">oit être identique à </w:t>
+      </w:r>
+      <w:proofErr w:type="spellStart"/>
+      <w:r>
+        <w:rPr>
+          <w:i/>
+          <w:iCs/>
+        </w:rPr>
+        <w:t>tf</w:t>
+      </w:r>
+      <w:proofErr w:type="spellEnd"/>
+      <w:r>
+        <w:t>.</w:t>
+      </w:r>
+      <w:r>
+        <w:t xml:space="preserve"> </w:t>
+      </w:r>
+      <w:r>
+        <w:t>À l’inverse,</w:t>
+      </w:r>
+      <w:r>
+        <w:t xml:space="preserve"> </w:t>
+      </w:r>
       <w:r>
         <w:rPr>
           <w:i/>
@@ -2032,638 +2246,532 @@
         <w:t>g2s2.0</w:t>
       </w:r>
       <w:r>
-        <w:t xml:space="preserve"> : </w:t>
+        <w:t xml:space="preserve"> est </w:t>
+      </w:r>
+      <w:r>
+        <w:t>le même algorithme</w:t>
+      </w:r>
+      <w:r>
+        <w:t xml:space="preserve"> réglé sur </w:t>
+      </w:r>
+      <w:r>
+        <w:t>sa</w:t>
+      </w:r>
+      <w:r>
+        <w:t xml:space="preserve"> </w:t>
+      </w:r>
+      <w:r>
+        <w:lastRenderedPageBreak/>
+        <w:t>borne haute</w:t>
+      </w:r>
+      <w:r>
+        <w:t>, 2.0</w:t>
+      </w:r>
+      <w:r>
+        <w:t xml:space="preserve"> par construction,</w:t>
+      </w:r>
+      <w:r>
+        <w:t xml:space="preserve"> qui donne les mots </w:t>
+      </w:r>
+      <w:r>
+        <w:t>qui ne sont que</w:t>
+      </w:r>
+      <w:r>
+        <w:t xml:space="preserve"> d</w:t>
+      </w:r>
+      <w:r>
+        <w:t>ans</w:t>
+      </w:r>
+      <w:r>
+        <w:t xml:space="preserve"> ce document (en ordre de fréquence)</w:t>
+      </w:r>
+      <w:r>
+        <w:t>, c’est la spécificité maximale.</w:t>
+      </w:r>
+    </w:p>
+    <w:p>
+      <w:pPr>
+        <w:ind w:firstLine="708"/>
+      </w:pPr>
+      <w:r>
+        <w:t>Pour être descriptif, u</w:t>
+      </w:r>
+      <w:r>
+        <w:t>n mot</w:t>
+      </w:r>
+      <w:r>
+        <w:t>-clé</w:t>
+      </w:r>
+      <w:r>
+        <w:t xml:space="preserve"> </w:t>
+      </w:r>
+      <w:r>
+        <w:t>ne doit pas être trop rare, ni trop fréquent</w:t>
+      </w:r>
+      <w:r>
+        <w:t>.</w:t>
+      </w:r>
+      <w:r>
+        <w:t xml:space="preserve"> </w:t>
+      </w:r>
+      <w:r>
+        <w:t>Les algorithmes de spécificité cherchent à trouver un équilibre mathématique entre généralité et rareté.</w:t>
+      </w:r>
+      <w:r>
+        <w:t xml:space="preserve"> </w:t>
+      </w:r>
+      <w:r>
+        <w:t>Remarquons</w:t>
+      </w:r>
+      <w:r>
+        <w:t xml:space="preserve"> que le </w:t>
+      </w:r>
+      <w:r>
+        <w:rPr>
+          <w:i/>
+          <w:iCs/>
+        </w:rPr>
+        <w:t>chi2</w:t>
+      </w:r>
+      <w:r>
+        <w:t xml:space="preserve">, assez classique en statistiques, relève des mots comme </w:t>
+      </w:r>
+      <w:r>
+        <w:rPr>
+          <w:i/>
+          <w:iCs/>
+        </w:rPr>
+        <w:t>espalier</w:t>
+      </w:r>
+      <w:r>
+        <w:t xml:space="preserve">, </w:t>
+      </w:r>
+      <w:r>
+        <w:rPr>
+          <w:i/>
+          <w:iCs/>
+        </w:rPr>
+        <w:t>violacé</w:t>
+      </w:r>
+      <w:r>
+        <w:t xml:space="preserve">, aussi relevés par </w:t>
+      </w:r>
+      <w:r>
+        <w:rPr>
+          <w:i/>
+          <w:iCs/>
+        </w:rPr>
+        <w:t>g2s2.0</w:t>
+      </w:r>
+      <w:r>
+        <w:t xml:space="preserve">, car ils ne sont présents que dans ce seul chapitre. </w:t>
+      </w:r>
+      <w:r>
+        <w:t xml:space="preserve">À cette échelle, le </w:t>
+      </w:r>
+      <w:r>
+        <w:rPr>
+          <w:i/>
+          <w:iCs/>
+        </w:rPr>
+        <w:t>chi2</w:t>
+      </w:r>
+      <w:r>
+        <w:t xml:space="preserve"> est trop spécifique.</w:t>
+      </w:r>
+      <w:r>
+        <w:t xml:space="preserve"> </w:t>
+      </w:r>
+      <w:proofErr w:type="spellStart"/>
+      <w:r>
+        <w:rPr>
+          <w:i/>
+          <w:iCs/>
+        </w:rPr>
+        <w:t>Tfidf</w:t>
+      </w:r>
+      <w:proofErr w:type="spellEnd"/>
+      <w:r>
+        <w:t xml:space="preserve"> et </w:t>
+      </w:r>
+      <w:r>
+        <w:rPr>
+          <w:i/>
+          <w:iCs/>
+        </w:rPr>
+        <w:t>bm25</w:t>
+      </w:r>
+      <w:r>
+        <w:t xml:space="preserve">, les classiques des moteurs de recherche, évitent les </w:t>
+      </w:r>
+      <w:proofErr w:type="spellStart"/>
+      <w:r>
+        <w:t>happax</w:t>
+      </w:r>
+      <w:proofErr w:type="spellEnd"/>
+      <w:r>
+        <w:t xml:space="preserve"> mais promeuvent tout de même des mots assez rares comme le nom propre </w:t>
+      </w:r>
+      <w:r>
+        <w:rPr>
+          <w:i/>
+          <w:iCs/>
+        </w:rPr>
+        <w:t>Bouguer</w:t>
+      </w:r>
+      <w:r>
+        <w:t xml:space="preserve">, présent à 7 occurrences dans tous Verne, 4 dans ce chapitre, et 1 dans 3 autres chapitres dans d’autres romans. Pour qui cherche </w:t>
+      </w:r>
+      <w:r>
+        <w:rPr>
+          <w:i/>
+          <w:iCs/>
+        </w:rPr>
+        <w:t>Bouguer</w:t>
+      </w:r>
+      <w:r>
+        <w:t>, cette précision est judicieuse, mais pour une description sémantique, le mot-clé est très peu éclairant</w:t>
+      </w:r>
+      <w:r>
+        <w:t>. L</w:t>
+      </w:r>
+      <w:r>
+        <w:t xml:space="preserve">’espérance log naturelle </w:t>
+      </w:r>
+      <w:r>
+        <w:rPr>
+          <w:i/>
+          <w:iCs/>
+        </w:rPr>
+        <w:t>g2</w:t>
+      </w:r>
+      <w:r>
+        <w:t xml:space="preserve"> (paramètre 1.0) donne ici un résultat identique à la spécificité hypergéométrique de </w:t>
+      </w:r>
+      <w:proofErr w:type="spellStart"/>
+      <w:r>
+        <w:rPr>
+          <w:i/>
+          <w:iCs/>
+        </w:rPr>
+        <w:t>l</w:t>
+      </w:r>
+      <w:r>
+        <w:rPr>
+          <w:i/>
+          <w:iCs/>
+        </w:rPr>
+        <w:t>afon</w:t>
+      </w:r>
+      <w:proofErr w:type="spellEnd"/>
+      <w:r>
+        <w:t>.</w:t>
+      </w:r>
+    </w:p>
+    <w:p>
+      <w:pPr>
+        <w:ind w:firstLine="708"/>
+      </w:pPr>
+      <w:r>
+        <w:t xml:space="preserve">Les noms </w:t>
+      </w:r>
+      <w:r>
+        <w:t>de personnes</w:t>
+      </w:r>
+      <w:r>
+        <w:t xml:space="preserve"> n</w:t>
+      </w:r>
+      <w:r>
+        <w:t>e sont pas traités spécialement</w:t>
+      </w:r>
+      <w:r>
+        <w:t>, si</w:t>
+      </w:r>
+      <w:r>
+        <w:t xml:space="preserve"> bien </w:t>
+      </w:r>
+      <w:r>
+        <w:t xml:space="preserve">que </w:t>
+      </w:r>
+      <w:proofErr w:type="gramStart"/>
+      <w:r>
+        <w:t>le harponneur</w:t>
+      </w:r>
+      <w:proofErr w:type="gramEnd"/>
+      <w:r>
+        <w:t xml:space="preserve"> </w:t>
+      </w:r>
+      <w:r>
+        <w:rPr>
+          <w:i/>
+          <w:iCs/>
+        </w:rPr>
+        <w:t>Ned Land</w:t>
+      </w:r>
+      <w:r>
+        <w:t xml:space="preserve"> se trouve tristement divisé</w:t>
+      </w:r>
+      <w:r>
+        <w:t xml:space="preserve"> ; toutefois un traitement </w:t>
+      </w:r>
+      <w:r>
+        <w:t xml:space="preserve">soigneux </w:t>
+      </w:r>
+      <w:r>
+        <w:t xml:space="preserve">des majuscules permet de </w:t>
+      </w:r>
+      <w:r>
+        <w:t>le retrouver sous son surnom</w:t>
+      </w:r>
+      <w:r>
+        <w:t xml:space="preserve"> </w:t>
+      </w:r>
+      <w:r>
+        <w:rPr>
+          <w:i/>
+          <w:iCs/>
+        </w:rPr>
+        <w:t xml:space="preserve">le </w:t>
+      </w:r>
+      <w:r>
+        <w:rPr>
+          <w:i/>
+          <w:iCs/>
+        </w:rPr>
+        <w:t>Canadien</w:t>
+      </w:r>
+      <w:r>
+        <w:t xml:space="preserve">, </w:t>
+      </w:r>
+      <w:r>
+        <w:t xml:space="preserve">et </w:t>
+      </w:r>
+      <w:r>
+        <w:t xml:space="preserve">de </w:t>
+      </w:r>
+      <w:r>
+        <w:t>ne pas</w:t>
+      </w:r>
+      <w:r>
+        <w:t xml:space="preserve"> confondre </w:t>
+      </w:r>
+      <w:r>
+        <w:rPr>
+          <w:i/>
+          <w:iCs/>
+        </w:rPr>
+        <w:t>un conseil</w:t>
+      </w:r>
+      <w:r>
+        <w:t xml:space="preserve"> et</w:t>
+      </w:r>
+      <w:r>
+        <w:t xml:space="preserve"> </w:t>
+      </w:r>
+      <w:r>
+        <w:rPr>
+          <w:i/>
+          <w:iCs/>
+        </w:rPr>
+        <w:t>Conseil</w:t>
+      </w:r>
+      <w:r>
+        <w:t>,</w:t>
+      </w:r>
+      <w:r>
+        <w:t xml:space="preserve"> le valet du narrateur (</w:t>
+      </w:r>
+      <w:r>
+        <w:t>Pierre Aronnax</w:t>
+      </w:r>
+      <w:r>
+        <w:t>)</w:t>
+      </w:r>
+      <w:r>
+        <w:t xml:space="preserve">. </w:t>
+      </w:r>
+      <w:r>
+        <w:t>Contrairement à un texte informatif, d</w:t>
+      </w:r>
+      <w:r>
+        <w:t>ans</w:t>
+      </w:r>
+      <w:r>
+        <w:t xml:space="preserve"> un texte de fiction, </w:t>
+      </w:r>
+      <w:r>
+        <w:t xml:space="preserve">un nom propre </w:t>
+      </w:r>
+      <w:r>
+        <w:t>est</w:t>
+      </w:r>
+      <w:r>
+        <w:t xml:space="preserve"> assez</w:t>
+      </w:r>
+      <w:r>
+        <w:t xml:space="preserve"> peu sémantique</w:t>
+      </w:r>
+      <w:r>
+        <w:t>, ce sont en général les</w:t>
+      </w:r>
+      <w:r>
+        <w:t xml:space="preserve"> personnages</w:t>
+      </w:r>
+      <w:r>
+        <w:t xml:space="preserve"> dont le</w:t>
+      </w:r>
+      <w:r>
+        <w:t xml:space="preserve"> c</w:t>
+      </w:r>
+      <w:r>
+        <w:t>roise</w:t>
+      </w:r>
+      <w:r>
+        <w:t>ment statistique n’amène qu’à rapprocher</w:t>
+      </w:r>
+      <w:r>
+        <w:t xml:space="preserve"> les </w:t>
+      </w:r>
+      <w:r>
+        <w:t>chapitres</w:t>
+      </w:r>
+      <w:r>
+        <w:t xml:space="preserve"> d’un même roman.</w:t>
+      </w:r>
+    </w:p>
+    <w:p>
+      <w:pPr>
+        <w:ind w:firstLine="708"/>
+      </w:pPr>
+      <w:r>
+        <w:t xml:space="preserve">Les résultats qui suivent </w:t>
+      </w:r>
+      <w:r>
+        <w:t>supprimeront</w:t>
+      </w:r>
+      <w:r>
+        <w:t xml:space="preserve"> désormais les mots grammaticaux et les noms propres</w:t>
+      </w:r>
+      <w:r>
+        <w:t>.</w:t>
+      </w:r>
+    </w:p>
+    <w:p>
+      <w:pPr>
+        <w:ind w:firstLine="708"/>
+      </w:pPr>
+    </w:p>
+    <w:p>
+      <w:pPr>
+        <w:ind w:firstLine="0"/>
+      </w:pPr>
+      <w:proofErr w:type="spellStart"/>
+      <w:proofErr w:type="gramStart"/>
+      <w:r>
+        <w:rPr>
+          <w:i/>
+          <w:iCs/>
+        </w:rPr>
+        <w:t>tf</w:t>
+      </w:r>
+      <w:proofErr w:type="spellEnd"/>
+      <w:proofErr w:type="gramEnd"/>
+      <w:r>
+        <w:t> :</w:t>
+      </w:r>
+      <w:r>
+        <w:t xml:space="preserve"> </w:t>
       </w:r>
       <w:r>
         <w:rPr>
           <w:b/>
           <w:bCs/>
         </w:rPr>
-        <w:t>espalier</w:t>
-      </w:r>
-      <w:r>
-        <w:t xml:space="preserve">, </w:t>
+        <w:t>poulpe</w:t>
+      </w:r>
+      <w:r>
+        <w:t xml:space="preserve">, capitaine, dire, </w:t>
       </w:r>
       <w:r>
         <w:rPr>
           <w:b/>
           <w:bCs/>
         </w:rPr>
-        <w:t>violacé</w:t>
+        <w:t>monstre</w:t>
       </w:r>
       <w:r>
         <w:t xml:space="preserve">, </w:t>
       </w:r>
       <w:r>
-        <w:t>quenotte,</w:t>
-      </w:r>
-      <w:r>
-        <w:t xml:space="preserve"> Berghem, suceur, Bos, </w:t>
-      </w:r>
-      <w:proofErr w:type="spellStart"/>
-      <w:r>
-        <w:t>Nidros</w:t>
-      </w:r>
-      <w:proofErr w:type="spellEnd"/>
+        <w:rPr>
+          <w:b/>
+          <w:bCs/>
+        </w:rPr>
+        <w:t>calmar</w:t>
+      </w:r>
+      <w:r>
+        <w:t>, répondre, animal, mètre, œil, mer, demander</w:t>
+      </w:r>
+      <w:r>
+        <w:t>…</w:t>
+      </w:r>
+    </w:p>
+    <w:p>
+      <w:pPr>
+        <w:ind w:firstLine="0"/>
+      </w:pPr>
+      <w:proofErr w:type="gramStart"/>
+      <w:r>
+        <w:rPr>
+          <w:i/>
+          <w:iCs/>
+        </w:rPr>
+        <w:t>g</w:t>
+      </w:r>
+      <w:proofErr w:type="gramEnd"/>
+      <w:r>
+        <w:rPr>
+          <w:i/>
+          <w:iCs/>
+        </w:rPr>
+        <w:t>2</w:t>
+      </w:r>
+      <w:r>
+        <w:t xml:space="preserve"> : </w:t>
+      </w:r>
+      <w:r>
+        <w:rPr>
+          <w:b/>
+          <w:bCs/>
+        </w:rPr>
+        <w:t>poulpe</w:t>
+      </w:r>
       <w:r>
         <w:t xml:space="preserve">, </w:t>
       </w:r>
-      <w:proofErr w:type="spellStart"/>
-      <w:r>
-        <w:t>brachioures</w:t>
-      </w:r>
-      <w:proofErr w:type="spellEnd"/>
+      <w:r>
+        <w:rPr>
+          <w:b/>
+          <w:bCs/>
+        </w:rPr>
+        <w:t>calmar</w:t>
+      </w:r>
       <w:r>
         <w:t xml:space="preserve">, </w:t>
       </w:r>
-      <w:proofErr w:type="spellStart"/>
-      <w:r>
-        <w:t>clupanodons</w:t>
-      </w:r>
-      <w:proofErr w:type="spellEnd"/>
-      <w:r>
-        <w:t>, corégone</w:t>
-      </w:r>
-    </w:p>
-    <w:p>
-      <w:pPr>
-        <w:ind w:firstLine="0"/>
-      </w:pPr>
-    </w:p>
-    <w:p>
-      <w:pPr>
-        <w:ind w:firstLine="0"/>
-      </w:pPr>
-      <w:r>
-        <w:t>Les mots grammaticaux ont été volontairement conservés</w:t>
-      </w:r>
-      <w:r>
-        <w:t xml:space="preserve"> dans ce</w:t>
-      </w:r>
-      <w:r>
-        <w:t>s résultats</w:t>
-      </w:r>
-      <w:r>
-        <w:t>, ce qui permet d</w:t>
-      </w:r>
-      <w:r>
-        <w:t>’observer</w:t>
-      </w:r>
-      <w:r>
-        <w:t xml:space="preserve"> le comportement de la fréquence brute</w:t>
-      </w:r>
-      <w:r>
-        <w:t xml:space="preserve"> des termes</w:t>
-      </w:r>
-      <w:r>
-        <w:t xml:space="preserve"> dans le document</w:t>
-      </w:r>
-      <w:r>
-        <w:t xml:space="preserve"> </w:t>
-      </w:r>
-      <w:proofErr w:type="spellStart"/>
-      <w:r>
-        <w:rPr>
-          <w:i/>
-          <w:iCs/>
-        </w:rPr>
-        <w:t>tf</w:t>
-      </w:r>
-      <w:proofErr w:type="spellEnd"/>
-      <w:r>
-        <w:t xml:space="preserve">, assez peu </w:t>
-      </w:r>
-      <w:r>
-        <w:t xml:space="preserve">significative, car des mots comme </w:t>
-      </w:r>
-      <w:r>
-        <w:rPr>
-          <w:i/>
-          <w:iCs/>
-        </w:rPr>
-        <w:t>le</w:t>
-      </w:r>
-      <w:r>
-        <w:t xml:space="preserve">, </w:t>
-      </w:r>
-      <w:r>
-        <w:rPr>
-          <w:i/>
-          <w:iCs/>
-        </w:rPr>
-        <w:t>de</w:t>
-      </w:r>
-      <w:r>
-        <w:t xml:space="preserve">, </w:t>
-      </w:r>
-      <w:r>
-        <w:rPr>
-          <w:i/>
-          <w:iCs/>
-        </w:rPr>
-        <w:t>un</w:t>
-      </w:r>
-      <w:r>
-        <w:rPr>
-          <w:i/>
-          <w:iCs/>
-        </w:rPr>
-        <w:t>,</w:t>
-      </w:r>
-      <w:r>
-        <w:t xml:space="preserve"> sont également </w:t>
-      </w:r>
-      <w:r>
-        <w:t>très fréquents</w:t>
-      </w:r>
-      <w:r>
-        <w:t xml:space="preserve"> dans tous les documents</w:t>
-      </w:r>
-      <w:r>
-        <w:t>.</w:t>
-      </w:r>
-      <w:r>
-        <w:t xml:space="preserve"> </w:t>
-      </w:r>
-      <w:r>
-        <w:rPr>
-          <w:i/>
-          <w:iCs/>
-        </w:rPr>
-        <w:t>g2s0.0</w:t>
-      </w:r>
-      <w:r>
-        <w:t xml:space="preserve"> est une espérance log paramétrable, </w:t>
-      </w:r>
-      <w:r>
-        <w:t xml:space="preserve">0.0 </w:t>
-      </w:r>
-      <w:r>
-        <w:t>est la borne basse</w:t>
-      </w:r>
-      <w:r>
-        <w:t xml:space="preserve"> par construction</w:t>
-      </w:r>
-      <w:r>
-        <w:t xml:space="preserve"> qui ne tient aucun compte de </w:t>
-      </w:r>
-      <w:proofErr w:type="spellStart"/>
-      <w:r>
-        <w:t>la</w:t>
-      </w:r>
-      <w:proofErr w:type="spellEnd"/>
-      <w:r>
-        <w:t xml:space="preserve"> spécificité d’un mot pour un document, le résultat doit être identique à </w:t>
-      </w:r>
-      <w:proofErr w:type="spellStart"/>
-      <w:r>
-        <w:rPr>
-          <w:i/>
-          <w:iCs/>
-        </w:rPr>
-        <w:t>tf</w:t>
-      </w:r>
-      <w:proofErr w:type="spellEnd"/>
-      <w:r>
-        <w:t>.</w:t>
-      </w:r>
-      <w:r>
-        <w:t xml:space="preserve"> </w:t>
-      </w:r>
-      <w:r>
-        <w:t>À l’inverse,</w:t>
-      </w:r>
-      <w:r>
-        <w:t xml:space="preserve"> </w:t>
-      </w:r>
-      <w:r>
-        <w:rPr>
-          <w:i/>
-          <w:iCs/>
-        </w:rPr>
-        <w:t>g2s2.0</w:t>
-      </w:r>
-      <w:r>
-        <w:t xml:space="preserve"> est </w:t>
-      </w:r>
-      <w:r>
-        <w:t>le même algorithme</w:t>
-      </w:r>
-      <w:r>
-        <w:t xml:space="preserve"> réglé sur </w:t>
-      </w:r>
-      <w:r>
-        <w:t>sa</w:t>
-      </w:r>
-      <w:r>
-        <w:t xml:space="preserve"> borne haute</w:t>
-      </w:r>
-      <w:r>
-        <w:t xml:space="preserve"> par construction, 2.0,</w:t>
-      </w:r>
-      <w:r>
-        <w:t xml:space="preserve"> qui ne donne que les mots exclusivement spécifiques de ce document (en ordre de fréquence). </w:t>
-      </w:r>
-    </w:p>
-    <w:p>
-      <w:pPr>
-        <w:ind w:firstLine="708"/>
-      </w:pPr>
-      <w:r>
-        <w:t>Pour être descriptif, u</w:t>
-      </w:r>
-      <w:r>
-        <w:t>n mot</w:t>
-      </w:r>
-      <w:r>
-        <w:t>-clé</w:t>
-      </w:r>
-      <w:r>
-        <w:t xml:space="preserve"> </w:t>
-      </w:r>
-      <w:r>
-        <w:t>ne doit pas être trop rare, ni trop fréquent</w:t>
-      </w:r>
-      <w:r>
-        <w:t>.</w:t>
-      </w:r>
-      <w:r>
-        <w:t xml:space="preserve"> </w:t>
-      </w:r>
-      <w:r>
-        <w:t xml:space="preserve">Les algorithmes de spécificité cherchent à trouver un équilibre mathématique entre généralité et </w:t>
-      </w:r>
-      <w:r>
-        <w:lastRenderedPageBreak/>
-        <w:t>rareté.</w:t>
-      </w:r>
-      <w:r>
-        <w:t xml:space="preserve"> </w:t>
-      </w:r>
-      <w:r>
-        <w:t>Remarquons</w:t>
-      </w:r>
-      <w:r>
-        <w:t xml:space="preserve"> que l</w:t>
-      </w:r>
-      <w:r>
-        <w:t xml:space="preserve">e </w:t>
-      </w:r>
-      <w:r>
-        <w:rPr>
-          <w:i/>
-          <w:iCs/>
-        </w:rPr>
-        <w:t>chi2</w:t>
-      </w:r>
-      <w:r>
-        <w:t xml:space="preserve">, assez classique en statistiques, relève des mots comme </w:t>
-      </w:r>
-      <w:r>
-        <w:rPr>
-          <w:i/>
-          <w:iCs/>
-        </w:rPr>
-        <w:t>espalier</w:t>
-      </w:r>
-      <w:r>
-        <w:t xml:space="preserve">, </w:t>
-      </w:r>
-      <w:r>
-        <w:rPr>
-          <w:i/>
-          <w:iCs/>
-        </w:rPr>
-        <w:t>violacé</w:t>
-      </w:r>
-      <w:r>
-        <w:t xml:space="preserve">, aussi relevés par </w:t>
-      </w:r>
-      <w:r>
-        <w:rPr>
-          <w:i/>
-          <w:iCs/>
-        </w:rPr>
-        <w:t>g2s2.0</w:t>
-      </w:r>
-      <w:r>
-        <w:t>, car ils ne sont présents que dans ce seul chapitre.</w:t>
-      </w:r>
-      <w:r>
-        <w:t xml:space="preserve"> </w:t>
-      </w:r>
-      <w:r>
-        <w:t xml:space="preserve">À cette échelle, le </w:t>
-      </w:r>
-      <w:r>
-        <w:rPr>
-          <w:i/>
-          <w:iCs/>
-        </w:rPr>
-        <w:t>chi2</w:t>
-      </w:r>
-      <w:r>
-        <w:t xml:space="preserve"> est trop spécifique.</w:t>
-      </w:r>
-      <w:r>
-        <w:t xml:space="preserve"> </w:t>
-      </w:r>
-      <w:proofErr w:type="spellStart"/>
-      <w:r>
-        <w:rPr>
-          <w:i/>
-          <w:iCs/>
-        </w:rPr>
-        <w:t>Tfidf</w:t>
-      </w:r>
-      <w:proofErr w:type="spellEnd"/>
-      <w:r>
-        <w:t xml:space="preserve"> et </w:t>
-      </w:r>
-      <w:r>
-        <w:rPr>
-          <w:i/>
-          <w:iCs/>
-        </w:rPr>
-        <w:t>bm25</w:t>
-      </w:r>
-      <w:r>
-        <w:t xml:space="preserve">, les classiques des moteurs de recherche, évitent les </w:t>
-      </w:r>
-      <w:proofErr w:type="spellStart"/>
-      <w:r>
-        <w:t>happax</w:t>
-      </w:r>
-      <w:proofErr w:type="spellEnd"/>
-      <w:r>
-        <w:t xml:space="preserve"> mais promeuvent tout de même des mots assez rares comme l</w:t>
-      </w:r>
-      <w:r>
-        <w:t>e nom</w:t>
-      </w:r>
-      <w:r>
-        <w:t xml:space="preserve"> propre</w:t>
-      </w:r>
-      <w:r>
-        <w:t xml:space="preserve"> </w:t>
-      </w:r>
-      <w:r>
-        <w:rPr>
-          <w:i/>
-          <w:iCs/>
-        </w:rPr>
-        <w:t>Bouguer</w:t>
-      </w:r>
-      <w:r>
-        <w:t>,</w:t>
-      </w:r>
-      <w:r>
-        <w:t xml:space="preserve"> présent à 7 occurrences dans tous Verne, 4 dans ce chapitre, et 1 dans 3 autres</w:t>
-      </w:r>
-      <w:r>
-        <w:t xml:space="preserve"> chapitres dans d’autres romans</w:t>
-      </w:r>
-      <w:r>
-        <w:t>.</w:t>
-      </w:r>
-      <w:r>
-        <w:t xml:space="preserve"> Pour qui cherche </w:t>
-      </w:r>
-      <w:r>
-        <w:rPr>
-          <w:i/>
-          <w:iCs/>
-        </w:rPr>
-        <w:t>Bouguer</w:t>
-      </w:r>
-      <w:r>
-        <w:t>, cette précision est judicieuse, mais pour une description sémantique, le mot-clé est très peu éclairant</w:t>
-      </w:r>
-      <w:r>
-        <w:t>. L</w:t>
-      </w:r>
-      <w:r>
-        <w:t xml:space="preserve">’espérance log naturelle </w:t>
-      </w:r>
-      <w:r>
-        <w:rPr>
-          <w:i/>
-          <w:iCs/>
-        </w:rPr>
-        <w:t>g2</w:t>
-      </w:r>
-      <w:r>
-        <w:t xml:space="preserve"> (paramètre 1.0) donne ici un résultat identique à la spécificité hypergéométrique de </w:t>
-      </w:r>
-      <w:proofErr w:type="spellStart"/>
-      <w:r>
-        <w:rPr>
-          <w:i/>
-          <w:iCs/>
-        </w:rPr>
-        <w:t>l</w:t>
-      </w:r>
-      <w:r>
-        <w:rPr>
-          <w:i/>
-          <w:iCs/>
-        </w:rPr>
-        <w:t>afon</w:t>
-      </w:r>
-      <w:proofErr w:type="spellEnd"/>
-      <w:r>
-        <w:t>.</w:t>
-      </w:r>
-    </w:p>
-    <w:p>
-      <w:pPr>
-        <w:ind w:firstLine="708"/>
-      </w:pPr>
-      <w:r>
-        <w:t xml:space="preserve">Les noms </w:t>
-      </w:r>
-      <w:r>
-        <w:t>de personnes</w:t>
-      </w:r>
-      <w:r>
-        <w:t xml:space="preserve"> n</w:t>
-      </w:r>
-      <w:r>
-        <w:t>e sont pas traités spécialement</w:t>
-      </w:r>
-      <w:r>
-        <w:t>, si</w:t>
-      </w:r>
-      <w:r>
-        <w:t xml:space="preserve"> bien </w:t>
-      </w:r>
-      <w:r>
-        <w:t xml:space="preserve">que </w:t>
-      </w:r>
-      <w:proofErr w:type="gramStart"/>
-      <w:r>
-        <w:t>le harponneur</w:t>
-      </w:r>
-      <w:proofErr w:type="gramEnd"/>
-      <w:r>
-        <w:t xml:space="preserve"> </w:t>
-      </w:r>
-      <w:r>
-        <w:rPr>
-          <w:i/>
-          <w:iCs/>
-        </w:rPr>
-        <w:t>Ned Land</w:t>
-      </w:r>
-      <w:r>
-        <w:t xml:space="preserve"> se trouve tristement divisé</w:t>
-      </w:r>
-      <w:r>
-        <w:t xml:space="preserve"> ; toutefois un traitement </w:t>
-      </w:r>
-      <w:r>
-        <w:t xml:space="preserve">soigneux </w:t>
-      </w:r>
-      <w:r>
-        <w:t xml:space="preserve">des majuscules permet de </w:t>
-      </w:r>
-      <w:r>
-        <w:t>le retrouver sous son surnom</w:t>
-      </w:r>
-      <w:r>
-        <w:t xml:space="preserve"> </w:t>
-      </w:r>
-      <w:r>
-        <w:rPr>
-          <w:i/>
-          <w:iCs/>
-        </w:rPr>
-        <w:t xml:space="preserve">le </w:t>
-      </w:r>
-      <w:r>
-        <w:rPr>
-          <w:i/>
-          <w:iCs/>
-        </w:rPr>
-        <w:t>Canadien</w:t>
-      </w:r>
-      <w:r>
-        <w:t xml:space="preserve">, de </w:t>
-      </w:r>
-      <w:r>
-        <w:t>ne pas</w:t>
-      </w:r>
-      <w:r>
-        <w:t xml:space="preserve"> confondre </w:t>
-      </w:r>
-      <w:r>
-        <w:rPr>
-          <w:i/>
-          <w:iCs/>
-        </w:rPr>
-        <w:t>un conseil</w:t>
-      </w:r>
-      <w:r>
-        <w:t xml:space="preserve"> et</w:t>
-      </w:r>
-      <w:r>
-        <w:t xml:space="preserve"> </w:t>
-      </w:r>
-      <w:r>
-        <w:rPr>
-          <w:i/>
-          <w:iCs/>
-        </w:rPr>
-        <w:t>Conseil</w:t>
-      </w:r>
-      <w:r>
-        <w:t>,</w:t>
-      </w:r>
-      <w:r>
-        <w:t xml:space="preserve"> le valet du narrateur (</w:t>
-      </w:r>
-      <w:r>
-        <w:t>Pierre Aronnax</w:t>
-      </w:r>
-      <w:r>
-        <w:t>)</w:t>
-      </w:r>
-      <w:r>
-        <w:t>.</w:t>
-      </w:r>
-      <w:r>
-        <w:t xml:space="preserve"> </w:t>
-      </w:r>
-      <w:r>
-        <w:t>Contrairement à un texte informatif, d</w:t>
-      </w:r>
-      <w:r>
-        <w:t>ans</w:t>
-      </w:r>
-      <w:r>
-        <w:t xml:space="preserve"> un texte de fiction, </w:t>
-      </w:r>
-      <w:r>
-        <w:t xml:space="preserve">un nom propre </w:t>
-      </w:r>
-      <w:r>
-        <w:t>est</w:t>
-      </w:r>
-      <w:r>
-        <w:t xml:space="preserve"> assez</w:t>
-      </w:r>
-      <w:r>
-        <w:t xml:space="preserve"> peu sémantique</w:t>
-      </w:r>
-      <w:r>
-        <w:t>, ce sont en général les</w:t>
-      </w:r>
-      <w:r>
-        <w:t xml:space="preserve"> personnages</w:t>
-      </w:r>
-      <w:r>
-        <w:t xml:space="preserve"> dont le</w:t>
-      </w:r>
-      <w:r>
-        <w:t xml:space="preserve"> c</w:t>
-      </w:r>
-      <w:r>
-        <w:t>roise</w:t>
-      </w:r>
-      <w:r>
-        <w:t>ment statistique n’amène qu’à rapprocher</w:t>
-      </w:r>
-      <w:r>
-        <w:t xml:space="preserve"> les </w:t>
-      </w:r>
-      <w:r>
-        <w:t>chapitres</w:t>
-      </w:r>
-      <w:r>
-        <w:t xml:space="preserve"> d’un même roman.</w:t>
-      </w:r>
-    </w:p>
-    <w:p>
-      <w:pPr>
-        <w:ind w:firstLine="708"/>
-      </w:pPr>
-      <w:r>
-        <w:t xml:space="preserve">Les résultats qui suivent </w:t>
-      </w:r>
-      <w:r>
-        <w:t>supprimeront</w:t>
-      </w:r>
-      <w:r>
-        <w:t xml:space="preserve"> désormais les mots grammaticaux et les noms propres</w:t>
-      </w:r>
-      <w:r>
-        <w:t>.</w:t>
-      </w:r>
-    </w:p>
-    <w:p>
-      <w:pPr>
-        <w:ind w:firstLine="708"/>
-      </w:pPr>
+      <w:r>
+        <w:rPr>
+          <w:b/>
+          <w:bCs/>
+        </w:rPr>
+        <w:t>monstre</w:t>
+      </w:r>
+      <w:r>
+        <w:t>, tentacule, céphalopode, bec, ventouse, vitre, harpon, hache</w:t>
+      </w:r>
+      <w:r>
+        <w:t>…</w:t>
+      </w:r>
     </w:p>
     <w:p>
       <w:pPr>
@@ -2676,15 +2784,12 @@
           <w:i/>
           <w:iCs/>
         </w:rPr>
-        <w:t>tf</w:t>
+        <w:t>lafon</w:t>
       </w:r>
       <w:proofErr w:type="spellEnd"/>
       <w:proofErr w:type="gramEnd"/>
       <w:r>
-        <w:t> :</w:t>
-      </w:r>
-      <w:r>
-        <w:t xml:space="preserve"> </w:t>
+        <w:t xml:space="preserve"> : </w:t>
       </w:r>
       <w:r>
         <w:rPr>
@@ -2694,14 +2799,14 @@
         <w:t>poulpe</w:t>
       </w:r>
       <w:r>
-        <w:t xml:space="preserve">, capitaine, dire, </w:t>
+        <w:t xml:space="preserve">, </w:t>
       </w:r>
       <w:r>
         <w:rPr>
           <w:b/>
           <w:bCs/>
         </w:rPr>
-        <w:t>monstre</w:t>
+        <w:t>calmar</w:t>
       </w:r>
       <w:r>
         <w:t xml:space="preserve">, </w:t>
@@ -2711,10 +2816,10 @@
           <w:b/>
           <w:bCs/>
         </w:rPr>
-        <w:t>calmar</w:t>
-      </w:r>
-      <w:r>
-        <w:t>, répondre, animal, mètre, œil, mer, demander</w:t>
+        <w:t>monstre</w:t>
+      </w:r>
+      <w:r>
+        <w:t xml:space="preserve">, tentacule, céphalopode, bec, ventouse, vitre, harpon, hache </w:t>
       </w:r>
       <w:r>
         <w:t>…</w:t>
@@ -2724,22 +2829,17 @@
       <w:pPr>
         <w:ind w:firstLine="0"/>
       </w:pPr>
+      <w:proofErr w:type="spellStart"/>
       <w:proofErr w:type="gramStart"/>
       <w:r>
         <w:rPr>
           <w:i/>
           <w:iCs/>
         </w:rPr>
-        <w:t>g</w:t>
-      </w:r>
+        <w:t>tfidf</w:t>
+      </w:r>
+      <w:proofErr w:type="spellEnd"/>
       <w:proofErr w:type="gramEnd"/>
-      <w:r>
-        <w:rPr>
-          <w:i/>
-          <w:iCs/>
-        </w:rPr>
-        <w:t>2</w:t>
-      </w:r>
       <w:r>
         <w:t xml:space="preserve"> : </w:t>
       </w:r>
@@ -2761,7 +2861,7 @@
         <w:t>calmar</w:t>
       </w:r>
       <w:r>
-        <w:t xml:space="preserve">, </w:t>
+        <w:t xml:space="preserve">, tentacule, ventouse, céphalopode, charnu, harpon, mandibule, nageoire, </w:t>
       </w:r>
       <w:r>
         <w:rPr>
@@ -2771,9 +2871,6 @@
         <w:t>monstre</w:t>
       </w:r>
       <w:r>
-        <w:t>, tentacule, céphalopode, bec, ventouse, vitre, harpon, hache</w:t>
-      </w:r>
-      <w:r>
         <w:t>…</w:t>
       </w:r>
     </w:p>
@@ -2781,26 +2878,20 @@
       <w:pPr>
         <w:ind w:firstLine="0"/>
       </w:pPr>
-      <w:proofErr w:type="spellStart"/>
       <w:proofErr w:type="gramStart"/>
       <w:r>
-        <w:rPr>
-          <w:i/>
-          <w:iCs/>
-        </w:rPr>
-        <w:t>lafon</w:t>
-      </w:r>
-      <w:proofErr w:type="spellEnd"/>
+        <w:t>bm</w:t>
+      </w:r>
       <w:proofErr w:type="gramEnd"/>
       <w:r>
-        <w:t xml:space="preserve"> : </w:t>
+        <w:t xml:space="preserve">25 : </w:t>
       </w:r>
       <w:r>
         <w:rPr>
           <w:b/>
           <w:bCs/>
         </w:rPr>
-        <w:t>poulpe</w:t>
+        <w:t>calmar</w:t>
       </w:r>
       <w:r>
         <w:t xml:space="preserve">, </w:t>
@@ -2810,73 +2901,74 @@
           <w:b/>
           <w:bCs/>
         </w:rPr>
-        <w:t>calmar</w:t>
-      </w:r>
-      <w:r>
-        <w:t xml:space="preserve">, </w:t>
+        <w:t>poulpe</w:t>
+      </w:r>
+      <w:r>
+        <w:t>, ventouse, céphalopode, tentacule, mandibule, charnu, harpon, glauque, évêque</w:t>
+      </w:r>
+      <w:r>
+        <w:t>…</w:t>
+      </w:r>
+    </w:p>
+    <w:p>
+      <w:pPr>
+        <w:ind w:firstLine="0"/>
+      </w:pPr>
+      <w:proofErr w:type="gramStart"/>
+      <w:r>
+        <w:rPr>
+          <w:i/>
+          <w:iCs/>
+        </w:rPr>
+        <w:t>chi</w:t>
+      </w:r>
+      <w:proofErr w:type="gramEnd"/>
+      <w:r>
+        <w:rPr>
+          <w:i/>
+          <w:iCs/>
+        </w:rPr>
+        <w:t>2</w:t>
+      </w:r>
+      <w:r>
+        <w:t xml:space="preserve"> : </w:t>
       </w:r>
       <w:r>
         <w:rPr>
           <w:b/>
           <w:bCs/>
         </w:rPr>
-        <w:t>monstre</w:t>
-      </w:r>
-      <w:r>
-        <w:t>, tentacule, céphalopode, bec, ventouse, vitre, harpon, hache</w:t>
-      </w:r>
-      <w:r>
-        <w:t xml:space="preserve"> </w:t>
-      </w:r>
-      <w:r>
-        <w:t>…</w:t>
-      </w:r>
-    </w:p>
-    <w:p>
-      <w:pPr>
-        <w:ind w:firstLine="0"/>
-      </w:pPr>
-      <w:proofErr w:type="spellStart"/>
-      <w:proofErr w:type="gramStart"/>
-      <w:r>
-        <w:rPr>
-          <w:i/>
-          <w:iCs/>
-        </w:rPr>
-        <w:t>tfidf</w:t>
-      </w:r>
-      <w:proofErr w:type="spellEnd"/>
-      <w:proofErr w:type="gramEnd"/>
-      <w:r>
-        <w:t xml:space="preserve"> : </w:t>
+        <w:t>poulpe</w:t>
+      </w:r>
+      <w:r>
+        <w:t xml:space="preserve">, </w:t>
       </w:r>
       <w:r>
         <w:rPr>
           <w:b/>
           <w:bCs/>
         </w:rPr>
-        <w:t>poulpe</w:t>
-      </w:r>
-      <w:r>
-        <w:t xml:space="preserve">, </w:t>
+        <w:t>calmar</w:t>
+      </w:r>
+      <w:r>
+        <w:t xml:space="preserve">, tentacule, ventouse, céphalopode, </w:t>
       </w:r>
       <w:r>
         <w:rPr>
           <w:b/>
           <w:bCs/>
         </w:rPr>
-        <w:t>calmar</w:t>
-      </w:r>
-      <w:r>
-        <w:t xml:space="preserve">, tentacule, ventouse, céphalopode, charnu, harpon, mandibule, nageoire, </w:t>
-      </w:r>
+        <w:t xml:space="preserve">espalier, violacé, quenotte, suceur, </w:t>
+      </w:r>
+      <w:proofErr w:type="spellStart"/>
       <w:r>
         <w:rPr>
           <w:b/>
           <w:bCs/>
         </w:rPr>
-        <w:t>monstre</w:t>
-      </w:r>
+        <w:t>brachioures</w:t>
+      </w:r>
+      <w:proofErr w:type="spellEnd"/>
       <w:r>
         <w:t>…</w:t>
       </w:r>
@@ -2885,33 +2977,45 @@
       <w:pPr>
         <w:ind w:firstLine="0"/>
       </w:pPr>
-      <w:proofErr w:type="gramStart"/>
-      <w:r>
-        <w:t>bm</w:t>
-      </w:r>
-      <w:proofErr w:type="gramEnd"/>
-      <w:r>
-        <w:t xml:space="preserve">25 : </w:t>
+      <w:r>
+        <w:rPr>
+          <w:i/>
+          <w:iCs/>
+        </w:rPr>
+        <w:t>g2s2.0</w:t>
+      </w:r>
+      <w:r>
+        <w:t> :</w:t>
+      </w:r>
+      <w:r>
+        <w:t xml:space="preserve"> </w:t>
       </w:r>
       <w:r>
         <w:rPr>
           <w:b/>
           <w:bCs/>
         </w:rPr>
-        <w:t>calmar</w:t>
-      </w:r>
-      <w:r>
-        <w:t xml:space="preserve">, </w:t>
-      </w:r>
+        <w:t xml:space="preserve">espalier, violacé, quenotte, suceur, </w:t>
+      </w:r>
+      <w:proofErr w:type="spellStart"/>
       <w:r>
         <w:rPr>
           <w:b/>
           <w:bCs/>
         </w:rPr>
-        <w:t>poulpe</w:t>
-      </w:r>
-      <w:r>
-        <w:t>, ventouse, céphalopode, tentacule, mandibule, charnu, harpon, glauque, évêque</w:t>
+        <w:t>brachioures</w:t>
+      </w:r>
+      <w:proofErr w:type="spellEnd"/>
+      <w:r>
+        <w:t xml:space="preserve">, </w:t>
+      </w:r>
+      <w:proofErr w:type="spellStart"/>
+      <w:r>
+        <w:t>clupanodons</w:t>
+      </w:r>
+      <w:proofErr w:type="spellEnd"/>
+      <w:r>
+        <w:t xml:space="preserve">, corégone, fissurelles, gobies-plumiers, krak </w:t>
       </w:r>
       <w:r>
         <w:t>…</w:t>
@@ -2921,388 +3025,298 @@
       <w:pPr>
         <w:ind w:firstLine="0"/>
       </w:pPr>
-      <w:proofErr w:type="gramStart"/>
-      <w:r>
-        <w:rPr>
-          <w:i/>
-          <w:iCs/>
-        </w:rPr>
-        <w:t>chi</w:t>
-      </w:r>
-      <w:proofErr w:type="gramEnd"/>
-      <w:r>
-        <w:rPr>
-          <w:i/>
-          <w:iCs/>
-        </w:rPr>
-        <w:t>2</w:t>
-      </w:r>
-      <w:r>
-        <w:t xml:space="preserve"> : </w:t>
-      </w:r>
-      <w:r>
-        <w:rPr>
-          <w:b/>
-          <w:bCs/>
-        </w:rPr>
-        <w:t>poulpe</w:t>
+    </w:p>
+    <w:p>
+      <w:pPr>
+        <w:ind w:firstLine="0"/>
+      </w:pPr>
+      <w:r>
+        <w:t xml:space="preserve">Un fois filtrés </w:t>
+      </w:r>
+      <w:r>
+        <w:t>l</w:t>
+      </w:r>
+      <w:r>
+        <w:t>es mots grammaticaux (</w:t>
+      </w:r>
+      <w:r>
+        <w:t>ainsi qu’</w:t>
+      </w:r>
+      <w:r>
+        <w:t xml:space="preserve">ici </w:t>
+      </w:r>
+      <w:r>
+        <w:t>l</w:t>
+      </w:r>
+      <w:r>
+        <w:t xml:space="preserve">es noms propres), les </w:t>
+      </w:r>
+      <w:r>
+        <w:t>termes</w:t>
+      </w:r>
+      <w:r>
+        <w:t xml:space="preserve"> les plus fréquents d’un document (</w:t>
+      </w:r>
+      <w:proofErr w:type="spellStart"/>
+      <w:r>
+        <w:rPr>
+          <w:i/>
+          <w:iCs/>
+        </w:rPr>
+        <w:t>tf</w:t>
+      </w:r>
+      <w:proofErr w:type="spellEnd"/>
+      <w:r>
+        <w:t xml:space="preserve">) </w:t>
+      </w:r>
+      <w:r>
+        <w:t>sont beaucoup moins insignifiants</w:t>
+      </w:r>
+      <w:r>
+        <w:t>.</w:t>
+      </w:r>
+    </w:p>
+    <w:p>
+      <w:pPr>
+        <w:ind w:firstLine="708"/>
+      </w:pPr>
+      <w:r>
+        <w:t xml:space="preserve">On notera </w:t>
+      </w:r>
+      <w:r>
+        <w:t>cependant</w:t>
+      </w:r>
+      <w:r>
+        <w:t xml:space="preserve"> des mots très généraux </w:t>
+      </w:r>
+      <w:r>
+        <w:t>qui disent peu de la scène</w:t>
+      </w:r>
+      <w:r>
+        <w:t xml:space="preserve"> comme </w:t>
+      </w:r>
+      <w:r>
+        <w:rPr>
+          <w:i/>
+          <w:iCs/>
+        </w:rPr>
+        <w:t>animal</w:t>
       </w:r>
       <w:r>
         <w:t xml:space="preserve">, </w:t>
       </w:r>
       <w:r>
         <w:rPr>
-          <w:b/>
-          <w:bCs/>
+          <w:i/>
+          <w:iCs/>
+        </w:rPr>
+        <w:t>mètre</w:t>
+      </w:r>
+      <w:r>
+        <w:t xml:space="preserve">, </w:t>
+      </w:r>
+      <w:r>
+        <w:rPr>
+          <w:i/>
+          <w:iCs/>
+        </w:rPr>
+        <w:t>œil</w:t>
+      </w:r>
+      <w:r>
+        <w:t xml:space="preserve"> ; </w:t>
+      </w:r>
+      <w:r>
+        <w:t xml:space="preserve">des </w:t>
+      </w:r>
+      <w:r>
+        <w:t>verbes d’expression</w:t>
+      </w:r>
+      <w:r>
+        <w:t xml:space="preserve"> </w:t>
+      </w:r>
+      <w:r>
+        <w:t>propre</w:t>
+      </w:r>
+      <w:r>
+        <w:t>s</w:t>
+      </w:r>
+      <w:r>
+        <w:t xml:space="preserve"> au genre du roman</w:t>
+      </w:r>
+      <w:r>
+        <w:t xml:space="preserve"> comme</w:t>
+      </w:r>
+      <w:r>
+        <w:t xml:space="preserve"> </w:t>
+      </w:r>
+      <w:r>
+        <w:rPr>
+          <w:i/>
+          <w:iCs/>
+        </w:rPr>
+        <w:t>dire</w:t>
+      </w:r>
+      <w:r>
+        <w:t xml:space="preserve">, </w:t>
+      </w:r>
+      <w:r>
+        <w:rPr>
+          <w:i/>
+          <w:iCs/>
+        </w:rPr>
+        <w:t>répondre</w:t>
+      </w:r>
+      <w:r>
+        <w:t>,</w:t>
+      </w:r>
+      <w:r>
+        <w:t xml:space="preserve"> </w:t>
+      </w:r>
+      <w:r>
+        <w:rPr>
+          <w:i/>
+          <w:iCs/>
+        </w:rPr>
+        <w:t>demander</w:t>
+      </w:r>
+      <w:r>
+        <w:t>,</w:t>
+      </w:r>
+      <w:r>
+        <w:t xml:space="preserve"> </w:t>
+      </w:r>
+      <w:r>
+        <w:t xml:space="preserve">ou du sous-genre d’aventures comme </w:t>
+      </w:r>
+      <w:r>
+        <w:rPr>
+          <w:i/>
+          <w:iCs/>
+        </w:rPr>
+        <w:t>capitaine</w:t>
+      </w:r>
+      <w:r>
+        <w:t xml:space="preserve"> et </w:t>
+      </w:r>
+      <w:r>
+        <w:rPr>
+          <w:i/>
+          <w:iCs/>
+        </w:rPr>
+        <w:t>mer</w:t>
+      </w:r>
+      <w:r>
+        <w:t>.</w:t>
+      </w:r>
+      <w:r>
+        <w:t xml:space="preserve"> Le thème du chapitre est beaucoup mieux exprimé par</w:t>
+      </w:r>
+      <w:r>
+        <w:t xml:space="preserve"> les mots</w:t>
+      </w:r>
+      <w:r>
+        <w:t xml:space="preserve"> </w:t>
+      </w:r>
+      <w:r>
+        <w:rPr>
+          <w:i/>
+          <w:iCs/>
+        </w:rPr>
+        <w:t>p</w:t>
+      </w:r>
+      <w:r>
+        <w:rPr>
+          <w:i/>
+          <w:iCs/>
+        </w:rPr>
+        <w:t>o</w:t>
+      </w:r>
+      <w:r>
+        <w:rPr>
+          <w:i/>
+          <w:iCs/>
+        </w:rPr>
+        <w:t>ulpe</w:t>
+      </w:r>
+      <w:r>
+        <w:t xml:space="preserve">, </w:t>
+      </w:r>
+      <w:r>
+        <w:rPr>
+          <w:i/>
+          <w:iCs/>
+        </w:rPr>
+        <w:t>monstre</w:t>
+      </w:r>
+      <w:r>
+        <w:t>,</w:t>
+      </w:r>
+      <w:r>
+        <w:t xml:space="preserve"> et</w:t>
+      </w:r>
+      <w:r>
+        <w:t xml:space="preserve"> </w:t>
+      </w:r>
+      <w:r>
+        <w:rPr>
+          <w:i/>
+          <w:iCs/>
         </w:rPr>
         <w:t>calmar</w:t>
       </w:r>
       <w:r>
-        <w:t xml:space="preserve">, tentacule, ventouse, céphalopode, </w:t>
-      </w:r>
-      <w:r>
-        <w:rPr>
-          <w:b/>
-          <w:bCs/>
-        </w:rPr>
-        <w:t xml:space="preserve">espalier, violacé, quenotte, suceur, </w:t>
-      </w:r>
-      <w:proofErr w:type="spellStart"/>
-      <w:r>
-        <w:rPr>
-          <w:b/>
-          <w:bCs/>
-        </w:rPr>
-        <w:t>brachioures</w:t>
-      </w:r>
-      <w:proofErr w:type="spellEnd"/>
-      <w:r>
-        <w:t>…</w:t>
-      </w:r>
-    </w:p>
-    <w:p>
-      <w:pPr>
-        <w:ind w:firstLine="0"/>
-      </w:pPr>
-      <w:r>
-        <w:rPr>
-          <w:i/>
-          <w:iCs/>
-        </w:rPr>
-        <w:t>g2s2.0</w:t>
-      </w:r>
-      <w:r>
-        <w:t> :</w:t>
-      </w:r>
-      <w:r>
-        <w:t xml:space="preserve"> </w:t>
-      </w:r>
-      <w:r>
-        <w:rPr>
-          <w:b/>
-          <w:bCs/>
-        </w:rPr>
-        <w:t xml:space="preserve">espalier, violacé, quenotte, suceur, </w:t>
-      </w:r>
-      <w:proofErr w:type="spellStart"/>
-      <w:r>
-        <w:rPr>
-          <w:b/>
-          <w:bCs/>
-        </w:rPr>
-        <w:t>brachioures</w:t>
-      </w:r>
-      <w:proofErr w:type="spellEnd"/>
-      <w:r>
-        <w:t xml:space="preserve">, </w:t>
-      </w:r>
-      <w:proofErr w:type="spellStart"/>
-      <w:r>
-        <w:t>clupanodons</w:t>
-      </w:r>
-      <w:proofErr w:type="spellEnd"/>
-      <w:r>
-        <w:t>, corégone, fissurelles, gobies-plumiers, krak</w:t>
-      </w:r>
-      <w:r>
-        <w:t xml:space="preserve"> </w:t>
-      </w:r>
-      <w:r>
-        <w:t>…</w:t>
-      </w:r>
-    </w:p>
-    <w:p>
-      <w:pPr>
-        <w:ind w:firstLine="0"/>
-      </w:pPr>
-    </w:p>
-    <w:p>
-      <w:pPr>
-        <w:ind w:firstLine="0"/>
-      </w:pPr>
-      <w:r>
-        <w:t xml:space="preserve">Un fois filtrés </w:t>
-      </w:r>
-      <w:r>
-        <w:t>l</w:t>
-      </w:r>
-      <w:r>
-        <w:t>es mots grammaticaux (</w:t>
-      </w:r>
-      <w:r>
-        <w:t>ainsi qu’</w:t>
-      </w:r>
-      <w:r>
-        <w:t xml:space="preserve">ici </w:t>
-      </w:r>
-      <w:r>
-        <w:t>l</w:t>
-      </w:r>
-      <w:r>
-        <w:t xml:space="preserve">es noms propres), les </w:t>
-      </w:r>
-      <w:r>
-        <w:t>termes</w:t>
-      </w:r>
-      <w:r>
-        <w:t xml:space="preserve"> les plus fréquents d’un document (</w:t>
-      </w:r>
-      <w:proofErr w:type="spellStart"/>
-      <w:r>
-        <w:rPr>
-          <w:i/>
-          <w:iCs/>
-        </w:rPr>
-        <w:t>tf</w:t>
-      </w:r>
-      <w:proofErr w:type="spellEnd"/>
-      <w:r>
-        <w:t xml:space="preserve">) </w:t>
-      </w:r>
-      <w:r>
-        <w:t>sont beaucoup moins insignifiants</w:t>
-      </w:r>
-      <w:r>
         <w:t>.</w:t>
       </w:r>
+      <w:r>
+        <w:t xml:space="preserve"> </w:t>
+      </w:r>
+      <w:r>
+        <w:t>Filtrer les mots trop généraux ne suffit pas, i</w:t>
+      </w:r>
+      <w:r>
+        <w:t>l reste utile de pondérer la fréquence dans le texte avec des fréquences dans le reste du corpus.</w:t>
+      </w:r>
+      <w:r>
+        <w:t xml:space="preserve"> Le </w:t>
+      </w:r>
+      <w:r>
+        <w:rPr>
+          <w:i/>
+          <w:iCs/>
+        </w:rPr>
+        <w:t>chi2</w:t>
+      </w:r>
+      <w:r>
+        <w:t xml:space="preserve"> reste trop spécifique.</w:t>
+      </w:r>
     </w:p>
     <w:p>
       <w:pPr>
         <w:ind w:firstLine="708"/>
       </w:pPr>
       <w:r>
-        <w:t xml:space="preserve">On notera </w:t>
-      </w:r>
-      <w:r>
-        <w:t>cependant</w:t>
-      </w:r>
-      <w:r>
-        <w:t xml:space="preserve"> des mots très généraux </w:t>
-      </w:r>
-      <w:r>
-        <w:t>qui disent peu de la scène</w:t>
-      </w:r>
-      <w:r>
-        <w:t xml:space="preserve"> comme </w:t>
-      </w:r>
-      <w:r>
-        <w:rPr>
-          <w:i/>
-          <w:iCs/>
-        </w:rPr>
-        <w:t>animal</w:t>
-      </w:r>
-      <w:r>
-        <w:t xml:space="preserve">, </w:t>
-      </w:r>
-      <w:r>
-        <w:rPr>
-          <w:i/>
-          <w:iCs/>
-        </w:rPr>
-        <w:t>mètre</w:t>
-      </w:r>
-      <w:r>
-        <w:t xml:space="preserve">, </w:t>
-      </w:r>
-      <w:r>
-        <w:rPr>
-          <w:i/>
-          <w:iCs/>
-        </w:rPr>
-        <w:t>œil</w:t>
-      </w:r>
-      <w:r>
-        <w:t xml:space="preserve"> ; </w:t>
-      </w:r>
-      <w:r>
-        <w:t xml:space="preserve">des </w:t>
-      </w:r>
-      <w:r>
-        <w:t>verbes d’expression</w:t>
-      </w:r>
-      <w:r>
-        <w:t xml:space="preserve"> </w:t>
-      </w:r>
-      <w:r>
-        <w:t>propre</w:t>
-      </w:r>
-      <w:r>
-        <w:t>s</w:t>
-      </w:r>
-      <w:r>
-        <w:t xml:space="preserve"> au genre du roman</w:t>
-      </w:r>
-      <w:r>
-        <w:t xml:space="preserve"> comme</w:t>
-      </w:r>
-      <w:r>
-        <w:t xml:space="preserve"> </w:t>
-      </w:r>
-      <w:r>
-        <w:rPr>
-          <w:i/>
-          <w:iCs/>
-        </w:rPr>
-        <w:t>dire</w:t>
-      </w:r>
-      <w:r>
-        <w:t xml:space="preserve">, </w:t>
-      </w:r>
-      <w:r>
-        <w:rPr>
-          <w:i/>
-          <w:iCs/>
-        </w:rPr>
-        <w:t>répondre</w:t>
-      </w:r>
-      <w:r>
-        <w:t>,</w:t>
-      </w:r>
-      <w:r>
-        <w:t xml:space="preserve"> </w:t>
-      </w:r>
-      <w:r>
-        <w:rPr>
-          <w:i/>
-          <w:iCs/>
-        </w:rPr>
-        <w:t>demander</w:t>
-      </w:r>
-      <w:r>
-        <w:t>,</w:t>
-      </w:r>
-      <w:r>
-        <w:t xml:space="preserve"> </w:t>
-      </w:r>
-      <w:r>
-        <w:t xml:space="preserve">ou du sous-genre d’aventures comme </w:t>
-      </w:r>
-      <w:r>
-        <w:rPr>
-          <w:i/>
-          <w:iCs/>
-        </w:rPr>
-        <w:t>capitaine</w:t>
-      </w:r>
-      <w:r>
-        <w:t xml:space="preserve"> et </w:t>
-      </w:r>
-      <w:r>
-        <w:rPr>
-          <w:i/>
-          <w:iCs/>
-        </w:rPr>
-        <w:t>mer</w:t>
-      </w:r>
-      <w:r>
-        <w:t>.</w:t>
-      </w:r>
-      <w:r>
-        <w:t xml:space="preserve"> Le thème du chapitre est beaucoup mieux exprimé par</w:t>
-      </w:r>
-      <w:r>
-        <w:t xml:space="preserve"> les mots</w:t>
-      </w:r>
-      <w:r>
-        <w:t xml:space="preserve"> </w:t>
-      </w:r>
-      <w:r>
-        <w:rPr>
-          <w:i/>
-          <w:iCs/>
-        </w:rPr>
-        <w:t>p</w:t>
-      </w:r>
-      <w:r>
-        <w:rPr>
-          <w:i/>
-          <w:iCs/>
-        </w:rPr>
-        <w:t>o</w:t>
-      </w:r>
-      <w:r>
-        <w:rPr>
-          <w:i/>
-          <w:iCs/>
-        </w:rPr>
-        <w:t>ulpe</w:t>
-      </w:r>
-      <w:r>
-        <w:t xml:space="preserve">, </w:t>
-      </w:r>
-      <w:r>
-        <w:rPr>
-          <w:i/>
-          <w:iCs/>
-        </w:rPr>
-        <w:t>monstre</w:t>
-      </w:r>
-      <w:r>
-        <w:t>,</w:t>
-      </w:r>
-      <w:r>
-        <w:t xml:space="preserve"> et</w:t>
-      </w:r>
-      <w:r>
-        <w:t xml:space="preserve"> </w:t>
-      </w:r>
-      <w:r>
-        <w:rPr>
-          <w:i/>
-          <w:iCs/>
-        </w:rPr>
-        <w:t>calmar</w:t>
-      </w:r>
-      <w:r>
-        <w:t>.</w:t>
-      </w:r>
-      <w:r>
-        <w:t xml:space="preserve"> </w:t>
-      </w:r>
-      <w:r>
-        <w:t>Filtrer les mots trop généraux ne suffit pas, i</w:t>
-      </w:r>
-      <w:r>
-        <w:t>l reste utile de pondérer la fréquence dans le texte avec des fréquences dans le reste du corpus.</w:t>
+        <w:t xml:space="preserve">Les impressions </w:t>
+      </w:r>
+      <w:r>
+        <w:t>personnelles</w:t>
+      </w:r>
+      <w:r>
+        <w:t xml:space="preserve"> ont cependant de la peine à choisir</w:t>
+      </w:r>
+      <w:r>
+        <w:t xml:space="preserve"> un algorithme</w:t>
+      </w:r>
+      <w:r>
+        <w:t xml:space="preserve"> lorsque l’on commence à envisager</w:t>
+      </w:r>
+      <w:r>
+        <w:t xml:space="preserve"> 200 mots clés pour 7700 chapitres.</w:t>
       </w:r>
     </w:p>
     <w:p>
       <w:pPr>
         <w:ind w:firstLine="708"/>
       </w:pPr>
-      <w:r>
-        <w:t>Les impressions subjectives ont cependant de la peine à choisir</w:t>
-      </w:r>
-      <w:r>
-        <w:t xml:space="preserve"> un algorithme</w:t>
-      </w:r>
-      <w:r>
-        <w:t xml:space="preserve">, nous allons donc procéder </w:t>
-      </w:r>
-      <w:r>
-        <w:t>à une comparaison massive de 200 mots clés pour 7700 chapitres.</w:t>
-      </w:r>
     </w:p>
     <w:p>
       <w:pPr>
@@ -3311,14 +3325,10 @@
     </w:p>
     <w:p>
       <w:pPr>
-        <w:ind w:firstLine="708"/>
-      </w:pPr>
-    </w:p>
-    <w:p>
-      <w:pPr>
         <w:pStyle w:val="Heading1"/>
       </w:pPr>
       <w:r>
+        <w:lastRenderedPageBreak/>
         <w:t>Test des proximités</w:t>
       </w:r>
     </w:p>
@@ -3328,7 +3338,6 @@
         <w:pStyle w:val="Heading1"/>
       </w:pPr>
       <w:r>
-        <w:lastRenderedPageBreak/>
         <w:t xml:space="preserve">Test </w:t>
       </w:r>
       <w:r>
@@ -3661,15 +3670,28 @@
         <w:noBreakHyphen/>
         <w:t xml:space="preserve">398. </w:t>
       </w:r>
-      <w:hyperlink r:id="rId1" w:history="1">
-        <w:r>
-          <w:rPr>
-            <w:rStyle w:val="Hyperlink"/>
-            <w:lang w:val="en-US"/>
-          </w:rPr>
-          <w:t>https://doi.org/10.1145/364955.364990</w:t>
-        </w:r>
-      </w:hyperlink>
+      <w:r>
+        <w:fldChar w:fldCharType="begin"/>
+      </w:r>
+      <w:r>
+        <w:rPr>
+          <w:lang w:val="en-US"/>
+        </w:rPr>
+        <w:instrText>HYPERLINK "https://doi.org/10.1145/364955.364990"</w:instrText>
+      </w:r>
+      <w:r>
+        <w:fldChar w:fldCharType="separate"/>
+      </w:r>
+      <w:r>
+        <w:rPr>
+          <w:rStyle w:val="Hyperlink"/>
+          <w:lang w:val="en-US"/>
+        </w:rPr>
+        <w:t>https://doi.org/10.1145/364955.364990</w:t>
+      </w:r>
+      <w:r>
+        <w:fldChar w:fldCharType="end"/>
+      </w:r>
     </w:p>
   </w:footnote>
   <w:footnote w:id="2">
@@ -3707,7 +3729,7 @@
         </w:rPr>
         <w:t xml:space="preserve">. </w:t>
       </w:r>
-      <w:hyperlink r:id="rId2" w:history="1">
+      <w:hyperlink r:id="rId1" w:history="1">
         <w:r>
           <w:rPr>
             <w:rStyle w:val="Hyperlink"/>
@@ -3734,7 +3756,7 @@
       <w:r>
         <w:t xml:space="preserve"> L’auteur développe actuellement le moteur de recherche pour deux œuvres complètes à l’université de Genève : Jean Piaget </w:t>
       </w:r>
-      <w:hyperlink r:id="rId3" w:history="1">
+      <w:hyperlink r:id="rId2" w:history="1">
         <w:r>
           <w:rPr>
             <w:rStyle w:val="Hyperlink"/>
@@ -3745,7 +3767,7 @@
       <w:r>
         <w:t xml:space="preserve">, et Denis de Rougemont </w:t>
       </w:r>
-      <w:hyperlink r:id="rId4" w:history="1">
+      <w:hyperlink r:id="rId3" w:history="1">
         <w:r>
           <w:rPr>
             <w:rStyle w:val="Hyperlink"/>
@@ -3772,24 +3794,12 @@
       <w:r>
         <w:t xml:space="preserve"> </w:t>
       </w:r>
-      <w:hyperlink r:id="rId5" w:history="1">
+      <w:hyperlink r:id="rId4" w:history="1">
         <w:r>
           <w:rPr>
             <w:rStyle w:val="Hyperlink"/>
           </w:rPr>
-          <w:t>https://github.com/glorieux-f/exp-sp</w:t>
-        </w:r>
-        <w:r>
-          <w:rPr>
-            <w:rStyle w:val="Hyperlink"/>
-          </w:rPr>
-          <w:t>e</w:t>
-        </w:r>
-        <w:r>
-          <w:rPr>
-            <w:rStyle w:val="Hyperlink"/>
-          </w:rPr>
-          <w:t>cifs</w:t>
+          <w:t>https://github.com/glorieux-f/exp-specifs</w:t>
         </w:r>
       </w:hyperlink>
       <w:r>
@@ -3811,7 +3821,7 @@
       <w:r>
         <w:t xml:space="preserve"> </w:t>
       </w:r>
-      <w:hyperlink r:id="rId6" w:history="1">
+      <w:hyperlink r:id="rId5" w:history="1">
         <w:r>
           <w:rPr>
             <w:rStyle w:val="Hyperlink"/>
@@ -3838,7 +3848,7 @@
       <w:r>
         <w:t xml:space="preserve"> </w:t>
       </w:r>
-      <w:hyperlink r:id="rId7" w:history="1">
+      <w:hyperlink r:id="rId6" w:history="1">
         <w:r>
           <w:rPr>
             <w:rStyle w:val="Hyperlink"/>
@@ -3849,7 +3859,7 @@
       <w:r>
         <w:br/>
       </w:r>
-      <w:hyperlink r:id="rId8" w:history="1">
+      <w:hyperlink r:id="rId7" w:history="1">
         <w:r>
           <w:rPr>
             <w:rStyle w:val="Hyperlink"/>
@@ -3860,7 +3870,7 @@
       <w:r>
         <w:br/>
       </w:r>
-      <w:hyperlink r:id="rId9" w:history="1">
+      <w:hyperlink r:id="rId8" w:history="1">
         <w:r>
           <w:rPr>
             <w:rStyle w:val="Hyperlink"/>
@@ -3871,7 +3881,7 @@
       <w:r>
         <w:br/>
       </w:r>
-      <w:hyperlink r:id="rId10" w:history="1">
+      <w:hyperlink r:id="rId9" w:history="1">
         <w:r>
           <w:rPr>
             <w:rStyle w:val="Hyperlink"/>
@@ -3898,7 +3908,7 @@
       <w:r>
         <w:t xml:space="preserve"> </w:t>
       </w:r>
-      <w:hyperlink r:id="rId11" w:history="1">
+      <w:hyperlink r:id="rId10" w:history="1">
         <w:r>
           <w:rPr>
             <w:rStyle w:val="Hyperlink"/>
@@ -3925,7 +3935,7 @@
       <w:r>
         <w:t xml:space="preserve"> </w:t>
       </w:r>
-      <w:hyperlink r:id="rId12" w:history="1">
+      <w:hyperlink r:id="rId11" w:history="1">
         <w:r>
           <w:rPr>
             <w:rStyle w:val="Hyperlink"/>
@@ -3941,7 +3951,7 @@
         <w:br/>
         <w:t xml:space="preserve">Lexique3 </w:t>
       </w:r>
-      <w:hyperlink r:id="rId13" w:history="1">
+      <w:hyperlink r:id="rId12" w:history="1">
         <w:r>
           <w:rPr>
             <w:rStyle w:val="Hyperlink"/>
@@ -3963,7 +3973,7 @@
       <w:r>
         <w:t xml:space="preserve"> 7.7 </w:t>
       </w:r>
-      <w:hyperlink r:id="rId14" w:history="1">
+      <w:hyperlink r:id="rId13" w:history="1">
         <w:r>
           <w:rPr>
             <w:rStyle w:val="Hyperlink"/>
@@ -3985,7 +3995,7 @@
       <w:r>
         <w:t xml:space="preserve"> 3.1 </w:t>
       </w:r>
-      <w:hyperlink r:id="rId15" w:history="1">
+      <w:hyperlink r:id="rId14" w:history="1">
         <w:r>
           <w:rPr>
             <w:rStyle w:val="Hyperlink"/>
@@ -4089,7 +4099,7 @@
       <w:r>
         <w:t xml:space="preserve"> </w:t>
       </w:r>
-      <w:hyperlink r:id="rId16" w:history="1">
+      <w:hyperlink r:id="rId15" w:history="1">
         <w:r>
           <w:rPr>
             <w:rStyle w:val="Hyperlink"/>
@@ -4116,7 +4126,7 @@
       <w:r>
         <w:t xml:space="preserve"> </w:t>
       </w:r>
-      <w:hyperlink r:id="rId17" w:history="1">
+      <w:hyperlink r:id="rId16" w:history="1">
         <w:r>
           <w:rPr>
             <w:rStyle w:val="Hyperlink"/>
@@ -4143,7 +4153,7 @@
       <w:r>
         <w:t xml:space="preserve"> </w:t>
       </w:r>
-      <w:hyperlink r:id="rId18" w:history="1">
+      <w:hyperlink r:id="rId17" w:history="1">
         <w:r>
           <w:rPr>
             <w:rStyle w:val="Hyperlink"/>
@@ -4170,7 +4180,7 @@
       <w:r>
         <w:t xml:space="preserve"> </w:t>
       </w:r>
-      <w:hyperlink r:id="rId19" w:history="1">
+      <w:hyperlink r:id="rId18" w:history="1">
         <w:r>
           <w:rPr>
             <w:rStyle w:val="Hyperlink"/>
@@ -4197,7 +4207,7 @@
       <w:r>
         <w:t xml:space="preserve"> </w:t>
       </w:r>
-      <w:hyperlink r:id="rId20" w:history="1">
+      <w:hyperlink r:id="rId19" w:history="1">
         <w:r>
           <w:rPr>
             <w:rStyle w:val="Hyperlink"/>
@@ -4224,7 +4234,7 @@
       <w:r>
         <w:t xml:space="preserve"> </w:t>
       </w:r>
-      <w:hyperlink r:id="rId21" w:history="1">
+      <w:hyperlink r:id="rId20" w:history="1">
         <w:r>
           <w:rPr>
             <w:rStyle w:val="Hyperlink"/>
@@ -4251,7 +4261,7 @@
       <w:r>
         <w:t xml:space="preserve"> </w:t>
       </w:r>
-      <w:hyperlink r:id="rId22" w:history="1">
+      <w:hyperlink r:id="rId21" w:history="1">
         <w:r>
           <w:rPr>
             <w:rStyle w:val="Hyperlink"/>
@@ -5024,6 +5034,7 @@
   <w:style w:type="character" w:default="1" w:styleId="DefaultParagraphFont">
     <w:name w:val="Default Paragraph Font"/>
     <w:uiPriority w:val="1"/>
+    <w:semiHidden/>
     <w:unhideWhenUsed/>
   </w:style>
   <w:style w:type="table" w:default="1" w:styleId="TableNormal">

--- a/docs/glorieux-specif.docx
+++ b/docs/glorieux-specif.docx
@@ -9,6 +9,9 @@
       <w:r>
         <w:t>Calculer les spécificités d’un chapitre de roman</w:t>
       </w:r>
+      <w:r>
+        <w:t xml:space="preserve">, évaluation </w:t>
+      </w:r>
     </w:p>
     <w:p>
       <w:pPr>
@@ -29,15 +32,7 @@
         <w:t xml:space="preserve"> spécificité </w:t>
       </w:r>
       <w:r>
-        <w:t xml:space="preserve">mesure l’écart à une norme. Dans le cas particulier des moteurs de recherche plein texte (et de la </w:t>
-      </w:r>
-      <w:proofErr w:type="spellStart"/>
-      <w:r>
-        <w:t>textométrie</w:t>
-      </w:r>
-      <w:proofErr w:type="spellEnd"/>
-      <w:r>
-        <w:t xml:space="preserve"> en général), c’est une formule qui mesure à quel point un</w:t>
+        <w:t>mesure l’écart à une norme. Dans le cas particulier des moteurs de recherche plein texte (et de la textométrie en général), c’est une formule qui mesure à quel point un</w:t>
       </w:r>
       <w:r>
         <w:t xml:space="preserve"> élément </w:t>
@@ -73,20 +68,28 @@
         <w:t xml:space="preserve"> vont être évaluées ici</w:t>
       </w:r>
       <w:r>
-        <w:t xml:space="preserve">, dont une nouvelle G2 / </w:t>
-      </w:r>
-      <w:proofErr w:type="spellStart"/>
-      <w:proofErr w:type="gramStart"/>
-      <w:r>
-        <w:t>sqrt</w:t>
-      </w:r>
-      <w:proofErr w:type="spellEnd"/>
-      <w:r>
-        <w:t>( ??</w:t>
-      </w:r>
-      <w:proofErr w:type="gramEnd"/>
-      <w:r>
-        <w:t>),</w:t>
+        <w:t>, dont une nouvelle</w:t>
+      </w:r>
+      <w:r>
+        <w:t xml:space="preserve"> (un</w:t>
+      </w:r>
+      <w:r>
+        <w:t xml:space="preserve"> G</w:t>
+      </w:r>
+      <w:r>
+        <w:rPr>
+          <w:vertAlign w:val="superscript"/>
+        </w:rPr>
+        <w:t>2</w:t>
+      </w:r>
+      <w:r>
+        <w:t xml:space="preserve"> </w:t>
+      </w:r>
+      <w:r>
+        <w:t>paramétrable)</w:t>
+      </w:r>
+      <w:r>
+        <w:t>,</w:t>
       </w:r>
       <w:r>
         <w:t xml:space="preserve"> </w:t>
@@ -150,7 +153,6 @@
       <w:r>
         <w:t xml:space="preserve"> à retrouver (</w:t>
       </w:r>
-      <w:proofErr w:type="spellStart"/>
       <w:r>
         <w:rPr>
           <w:i/>
@@ -158,7 +160,6 @@
         </w:rPr>
         <w:t>retrieval</w:t>
       </w:r>
-      <w:proofErr w:type="spellEnd"/>
       <w:r>
         <w:t>) les documents les plus pertinents pour une requête</w:t>
       </w:r>
@@ -476,13 +477,8 @@
         <w:t>reprise</w:t>
       </w:r>
       <w:r>
-        <w:t xml:space="preserve"> du projet </w:t>
-      </w:r>
-      <w:proofErr w:type="spellStart"/>
-      <w:r>
-        <w:t>ebalzac</w:t>
-      </w:r>
-      <w:proofErr w:type="spellEnd"/>
+        <w:t xml:space="preserve"> du projet ebalzac</w:t>
+      </w:r>
       <w:r>
         <w:rPr>
           <w:rStyle w:val="FootnoteReference"/>
@@ -710,7 +706,6 @@
       <w:r>
         <w:t>(</w:t>
       </w:r>
-      <w:proofErr w:type="spellStart"/>
       <w:r>
         <w:rPr>
           <w:i/>
@@ -718,7 +713,6 @@
         </w:rPr>
         <w:t>MarkDown</w:t>
       </w:r>
-      <w:proofErr w:type="spellEnd"/>
       <w:r>
         <w:t>)</w:t>
       </w:r>
@@ -896,9 +890,256 @@
           <w:i/>
           <w:iCs/>
         </w:rPr>
-        <w:t xml:space="preserve">Apache </w:t>
-      </w:r>
-      <w:proofErr w:type="spellStart"/>
+        <w:t>Apache OpenNLP</w:t>
+      </w:r>
+      <w:r>
+        <w:rPr>
+          <w:i/>
+          <w:iCs/>
+        </w:rPr>
+        <w:t xml:space="preserve"> POSTtagger</w:t>
+      </w:r>
+      <w:r>
+        <w:rPr>
+          <w:rStyle w:val="FootnoteReference"/>
+          <w:i/>
+          <w:iCs/>
+        </w:rPr>
+        <w:footnoteReference w:id="9"/>
+      </w:r>
+      <w:r>
+        <w:t xml:space="preserve">. </w:t>
+      </w:r>
+      <w:r>
+        <w:t xml:space="preserve">Ce type de programmes tentent d’identifier la </w:t>
+      </w:r>
+      <w:r>
+        <w:t>catégorie morphosyntaxique</w:t>
+      </w:r>
+      <w:r>
+        <w:t xml:space="preserve"> d’un mot</w:t>
+      </w:r>
+      <w:r>
+        <w:t xml:space="preserve"> (NOUN, ADJ, VERB, AUX… </w:t>
+      </w:r>
+      <w:r>
+        <w:t>jeu international des</w:t>
+      </w:r>
+      <w:r>
+        <w:t xml:space="preserve"> étiquettes</w:t>
+      </w:r>
+      <w:r>
+        <w:t xml:space="preserve"> </w:t>
+      </w:r>
+      <w:r>
+        <w:rPr>
+          <w:i/>
+          <w:iCs/>
+        </w:rPr>
+        <w:t>UD</w:t>
+      </w:r>
+      <w:r>
+        <w:rPr>
+          <w:rStyle w:val="FootnoteReference"/>
+          <w:i/>
+          <w:iCs/>
+        </w:rPr>
+        <w:footnoteReference w:id="10"/>
+      </w:r>
+      <w:r>
+        <w:t>)</w:t>
+      </w:r>
+      <w:r>
+        <w:t xml:space="preserve"> selon l’entraînement d’un modèle</w:t>
+      </w:r>
+      <w:r>
+        <w:t xml:space="preserve"> statistique (donc susceptible d’erreurs)</w:t>
+      </w:r>
+      <w:r>
+        <w:t xml:space="preserve">. L’étiquette permet ensuite de choisir le bon lemme dans le dictionnaire (forme </w:t>
+      </w:r>
+      <w:r>
+        <w:rPr>
+          <w:i/>
+          <w:iCs/>
+        </w:rPr>
+        <w:t>est</w:t>
+      </w:r>
+      <w:r>
+        <w:rPr>
+          <w:i/>
+          <w:iCs/>
+        </w:rPr>
+        <w:t> </w:t>
+      </w:r>
+      <w:r>
+        <w:t xml:space="preserve">: NOUN </w:t>
+      </w:r>
+      <w:r>
+        <w:t>→</w:t>
+      </w:r>
+      <w:r>
+        <w:t xml:space="preserve"> </w:t>
+      </w:r>
+      <w:r>
+        <w:rPr>
+          <w:i/>
+          <w:iCs/>
+        </w:rPr>
+        <w:t>est</w:t>
+      </w:r>
+      <w:r>
+        <w:t>, le point cardinal ;</w:t>
+      </w:r>
+      <w:r>
+        <w:t xml:space="preserve"> </w:t>
+      </w:r>
+      <w:r>
+        <w:rPr>
+          <w:i/>
+          <w:iCs/>
+        </w:rPr>
+        <w:t>est</w:t>
+      </w:r>
+      <w:r>
+        <w:t> :</w:t>
+      </w:r>
+      <w:r>
+        <w:t xml:space="preserve"> AUX ou VERB </w:t>
+      </w:r>
+      <w:r>
+        <w:t>→</w:t>
+      </w:r>
+      <w:r>
+        <w:t xml:space="preserve"> </w:t>
+      </w:r>
+      <w:r>
+        <w:rPr>
+          <w:i/>
+          <w:iCs/>
+        </w:rPr>
+        <w:t>être</w:t>
+      </w:r>
+      <w:r>
+        <w:t>).</w:t>
+      </w:r>
+    </w:p>
+    <w:p>
+      <w:pPr>
+        <w:ind w:firstLine="708"/>
+      </w:pPr>
+      <w:r>
+        <w:t xml:space="preserve">Le </w:t>
+      </w:r>
+      <w:r>
+        <w:rPr>
+          <w:i/>
+          <w:iCs/>
+        </w:rPr>
+        <w:t>POSTtagger</w:t>
+      </w:r>
+      <w:r>
+        <w:rPr>
+          <w:i/>
+          <w:iCs/>
+        </w:rPr>
+        <w:t xml:space="preserve"> OpenNLP</w:t>
+      </w:r>
+      <w:r>
+        <w:t xml:space="preserve"> </w:t>
+      </w:r>
+      <w:r>
+        <w:t>peut être intégré à un moteur de recherche industriel (</w:t>
+      </w:r>
+      <w:r>
+        <w:rPr>
+          <w:i/>
+          <w:iCs/>
+        </w:rPr>
+        <w:t>Lucene</w:t>
+      </w:r>
+      <w:r>
+        <w:rPr>
+          <w:rStyle w:val="FootnoteReference"/>
+          <w:i/>
+          <w:iCs/>
+        </w:rPr>
+        <w:footnoteReference w:id="11"/>
+      </w:r>
+      <w:r>
+        <w:t xml:space="preserve"> et ses dérivés)</w:t>
+      </w:r>
+      <w:r>
+        <w:t> ; il a aussi l’</w:t>
+      </w:r>
+      <w:r>
+        <w:t xml:space="preserve">avantage, relativement </w:t>
+      </w:r>
+      <w:r>
+        <w:t>à d’autres</w:t>
+      </w:r>
+      <w:r>
+        <w:t xml:space="preserve"> outils standards</w:t>
+      </w:r>
+      <w:r>
+        <w:t>,</w:t>
+      </w:r>
+      <w:r>
+        <w:t xml:space="preserve"> </w:t>
+      </w:r>
+      <w:r>
+        <w:rPr>
+          <w:i/>
+          <w:iCs/>
+        </w:rPr>
+        <w:t>spaCy</w:t>
+      </w:r>
+      <w:r>
+        <w:rPr>
+          <w:rStyle w:val="FootnoteReference"/>
+        </w:rPr>
+        <w:footnoteReference w:id="12"/>
+      </w:r>
+      <w:r>
+        <w:t xml:space="preserve"> </w:t>
+      </w:r>
+      <w:r>
+        <w:t>ou</w:t>
+      </w:r>
+      <w:r>
+        <w:t xml:space="preserve"> </w:t>
+      </w:r>
+      <w:r>
+        <w:rPr>
+          <w:i/>
+          <w:iCs/>
+        </w:rPr>
+        <w:t>TreeTagger</w:t>
+      </w:r>
+      <w:r>
+        <w:rPr>
+          <w:rStyle w:val="FootnoteReference"/>
+        </w:rPr>
+        <w:footnoteReference w:id="13"/>
+      </w:r>
+      <w:r>
+        <w:t xml:space="preserve">, </w:t>
+      </w:r>
+      <w:r>
+        <w:t xml:space="preserve">que </w:t>
+      </w:r>
+      <w:r>
+        <w:t>son vocabulaire n’est pas limité à son corpus d’entraînement</w:t>
+      </w:r>
+      <w:r>
+        <w:t>. L</w:t>
+      </w:r>
+      <w:r>
+        <w:t>es modèles</w:t>
+      </w:r>
+      <w:r>
+        <w:t xml:space="preserve"> </w:t>
+      </w:r>
       <w:r>
         <w:rPr>
           <w:i/>
@@ -906,540 +1147,213 @@
         </w:rPr>
         <w:t>OpenNLP</w:t>
       </w:r>
-      <w:proofErr w:type="spellEnd"/>
-      <w:r>
-        <w:rPr>
-          <w:i/>
-          <w:iCs/>
-        </w:rPr>
-        <w:t xml:space="preserve"> </w:t>
-      </w:r>
-      <w:proofErr w:type="spellStart"/>
-      <w:r>
-        <w:rPr>
-          <w:i/>
-          <w:iCs/>
-        </w:rPr>
-        <w:t>POSTtagger</w:t>
-      </w:r>
-      <w:proofErr w:type="spellEnd"/>
+      <w:r>
+        <w:t xml:space="preserve"> peuvent être informés par des dictionnaires utilisateurs</w:t>
+      </w:r>
+      <w:r>
+        <w:t>, ce qui augmente fortement la qualité de l’étiquetage, et limite en conséquence les erreur</w:t>
+      </w:r>
+      <w:r>
+        <w:t>s</w:t>
+      </w:r>
+      <w:r>
+        <w:t xml:space="preserve"> d</w:t>
+      </w:r>
+      <w:r>
+        <w:t>ans le choix d’un</w:t>
+      </w:r>
+      <w:r>
+        <w:t xml:space="preserve"> lemme.</w:t>
+      </w:r>
+    </w:p>
+    <w:p>
+      <w:pPr>
+        <w:ind w:firstLine="708"/>
+      </w:pPr>
+      <w:r>
+        <w:t>Les chapitres lemmatisés</w:t>
+      </w:r>
+      <w:r>
+        <w:t xml:space="preserve"> sont proposés dans un format vertical conventionnel, un mot par ligne, avec lemme et étiquette</w:t>
+      </w:r>
       <w:r>
         <w:rPr>
           <w:rStyle w:val="FootnoteReference"/>
-          <w:i/>
-          <w:iCs/>
-        </w:rPr>
-        <w:footnoteReference w:id="9"/>
-      </w:r>
-      <w:r>
-        <w:t xml:space="preserve">. </w:t>
-      </w:r>
-      <w:r>
-        <w:t xml:space="preserve">Ce type de programmes tentent d’identifier la </w:t>
-      </w:r>
-      <w:r>
-        <w:t>catégorie morphosyntaxique</w:t>
-      </w:r>
-      <w:r>
-        <w:t xml:space="preserve"> d’un mot</w:t>
-      </w:r>
-      <w:r>
-        <w:t xml:space="preserve"> (NOUN, ADJ, VERB, AUX… </w:t>
-      </w:r>
-      <w:r>
-        <w:t>jeu international des</w:t>
-      </w:r>
-      <w:r>
-        <w:t xml:space="preserve"> étiquettes</w:t>
-      </w:r>
-      <w:r>
-        <w:t xml:space="preserve"> </w:t>
-      </w:r>
-      <w:r>
-        <w:rPr>
-          <w:i/>
-          <w:iCs/>
-        </w:rPr>
-        <w:t>UD</w:t>
+        </w:rPr>
+        <w:footnoteReference w:id="14"/>
+      </w:r>
+      <w:r>
+        <w:t>.</w:t>
+      </w:r>
+      <w:r>
+        <w:t xml:space="preserve"> </w:t>
+      </w:r>
+      <w:r>
+        <w:t xml:space="preserve">De ces </w:t>
+      </w:r>
+      <w:r>
+        <w:t>textes lemmatisés</w:t>
+      </w:r>
+      <w:r>
+        <w:t xml:space="preserve"> </w:t>
+      </w:r>
+      <w:r>
+        <w:t>a</w:t>
+      </w:r>
+      <w:r>
+        <w:t xml:space="preserve"> été générée </w:t>
+      </w:r>
+      <w:r>
+        <w:t>la « </w:t>
+      </w:r>
+      <w:r>
+        <w:t>matrice</w:t>
+      </w:r>
+      <w:r>
+        <w:t xml:space="preserve"> de contingence »</w:t>
+      </w:r>
+      <w:r>
+        <w:t xml:space="preserve">, c’est-à dire </w:t>
+      </w:r>
+      <w:r>
+        <w:t>des fichiers</w:t>
       </w:r>
       <w:r>
         <w:rPr>
           <w:rStyle w:val="FootnoteReference"/>
-          <w:i/>
-          <w:iCs/>
-        </w:rPr>
-        <w:footnoteReference w:id="10"/>
-      </w:r>
-      <w:r>
-        <w:t>)</w:t>
-      </w:r>
-      <w:r>
-        <w:t xml:space="preserve"> selon l’entraînement d’un modèle</w:t>
-      </w:r>
-      <w:r>
-        <w:t xml:space="preserve"> statistique </w:t>
-      </w:r>
-      <w:r>
-        <w:t>(donc susceptible d’erreurs)</w:t>
-      </w:r>
-      <w:r>
-        <w:t xml:space="preserve">. L’étiquette permet ensuite de choisir le bon lemme dans le dictionnaire (forme </w:t>
-      </w:r>
-      <w:r>
-        <w:rPr>
-          <w:i/>
-          <w:iCs/>
-        </w:rPr>
-        <w:t>est</w:t>
-      </w:r>
-      <w:r>
-        <w:rPr>
-          <w:i/>
-          <w:iCs/>
-        </w:rPr>
-        <w:t> </w:t>
-      </w:r>
-      <w:r>
-        <w:t xml:space="preserve">: NOUN </w:t>
-      </w:r>
-      <w:r>
-        <w:t>→</w:t>
-      </w:r>
-      <w:r>
-        <w:t xml:space="preserve"> </w:t>
-      </w:r>
-      <w:r>
-        <w:rPr>
-          <w:i/>
-          <w:iCs/>
-        </w:rPr>
-        <w:t>est</w:t>
-      </w:r>
-      <w:r>
-        <w:t>, le point cardinal ;</w:t>
-      </w:r>
-      <w:r>
-        <w:t xml:space="preserve"> </w:t>
-      </w:r>
-      <w:r>
-        <w:rPr>
-          <w:i/>
-          <w:iCs/>
-        </w:rPr>
-        <w:t>est</w:t>
-      </w:r>
-      <w:r>
-        <w:t> :</w:t>
-      </w:r>
-      <w:r>
-        <w:t xml:space="preserve"> AUX ou VERB </w:t>
-      </w:r>
-      <w:r>
-        <w:t>→</w:t>
-      </w:r>
-      <w:r>
-        <w:t xml:space="preserve"> </w:t>
-      </w:r>
-      <w:r>
-        <w:rPr>
-          <w:i/>
-          <w:iCs/>
-        </w:rPr>
-        <w:t>être</w:t>
-      </w:r>
-      <w:r>
-        <w:t>).</w:t>
+        </w:rPr>
+        <w:footnoteReference w:id="15"/>
+      </w:r>
+      <w:r>
+        <w:t xml:space="preserve"> permettant d’avoir l’effectif de chaque</w:t>
+      </w:r>
+      <w:r>
+        <w:t xml:space="preserve"> lemme p</w:t>
+      </w:r>
+      <w:r>
+        <w:t>our chaque</w:t>
+      </w:r>
+      <w:r>
+        <w:t xml:space="preserve"> chapitre</w:t>
+      </w:r>
+      <w:r>
+        <w:t>. Les expériences se feront sur cette matrice, les états précédents ne sont donnés que pour vérification.</w:t>
       </w:r>
     </w:p>
     <w:p>
       <w:pPr>
         <w:ind w:firstLine="708"/>
       </w:pPr>
-      <w:r>
-        <w:t xml:space="preserve">Le </w:t>
-      </w:r>
-      <w:proofErr w:type="spellStart"/>
-      <w:r>
-        <w:rPr>
-          <w:i/>
-          <w:iCs/>
-        </w:rPr>
-        <w:t>POSTtagger</w:t>
-      </w:r>
-      <w:proofErr w:type="spellEnd"/>
-      <w:r>
-        <w:rPr>
-          <w:i/>
-          <w:iCs/>
-        </w:rPr>
-        <w:t xml:space="preserve"> </w:t>
-      </w:r>
-      <w:proofErr w:type="spellStart"/>
-      <w:r>
-        <w:rPr>
-          <w:i/>
-          <w:iCs/>
-        </w:rPr>
-        <w:t>OpenNLP</w:t>
-      </w:r>
-      <w:proofErr w:type="spellEnd"/>
-      <w:r>
-        <w:t xml:space="preserve"> </w:t>
-      </w:r>
-      <w:r>
-        <w:t>peut être intégré à un moteur de recherche industriel (</w:t>
-      </w:r>
-      <w:r>
-        <w:rPr>
-          <w:i/>
-          <w:iCs/>
-        </w:rPr>
-        <w:t>Lucene</w:t>
-      </w:r>
-      <w:r>
-        <w:rPr>
-          <w:rStyle w:val="FootnoteReference"/>
-          <w:i/>
-          <w:iCs/>
-        </w:rPr>
-        <w:footnoteReference w:id="11"/>
-      </w:r>
-      <w:r>
-        <w:t xml:space="preserve"> et ses dérivés)</w:t>
-      </w:r>
-      <w:r>
-        <w:t> ; il a aussi l’</w:t>
-      </w:r>
-      <w:r>
-        <w:t xml:space="preserve">avantage, relativement </w:t>
-      </w:r>
-      <w:r>
-        <w:t>à d’autres</w:t>
-      </w:r>
-      <w:r>
-        <w:t xml:space="preserve"> outils standards</w:t>
-      </w:r>
-      <w:r>
-        <w:t>,</w:t>
-      </w:r>
-      <w:r>
-        <w:t xml:space="preserve"> </w:t>
-      </w:r>
-      <w:proofErr w:type="spellStart"/>
-      <w:r>
-        <w:rPr>
-          <w:i/>
-          <w:iCs/>
-        </w:rPr>
-        <w:t>spaCy</w:t>
-      </w:r>
-      <w:proofErr w:type="spellEnd"/>
-      <w:r>
-        <w:rPr>
-          <w:rStyle w:val="FootnoteReference"/>
-        </w:rPr>
-        <w:footnoteReference w:id="12"/>
-      </w:r>
-      <w:r>
-        <w:t xml:space="preserve"> </w:t>
-      </w:r>
-      <w:r>
-        <w:t>ou</w:t>
-      </w:r>
-      <w:r>
-        <w:t xml:space="preserve"> </w:t>
-      </w:r>
-      <w:proofErr w:type="spellStart"/>
-      <w:r>
-        <w:rPr>
-          <w:i/>
-          <w:iCs/>
-        </w:rPr>
-        <w:t>TreeTagger</w:t>
-      </w:r>
-      <w:proofErr w:type="spellEnd"/>
-      <w:r>
-        <w:rPr>
-          <w:rStyle w:val="FootnoteReference"/>
-        </w:rPr>
-        <w:footnoteReference w:id="13"/>
+    </w:p>
+    <w:p>
+      <w:pPr>
+        <w:ind w:firstLine="0"/>
+      </w:pPr>
+      <w:r>
+        <w:t>Chacune des expériences commentées dans les sections qui suivent peuvent être réexécutées d’un seul script en Python</w:t>
+      </w:r>
+      <w:r>
+        <w:t>. Ce</w:t>
+      </w:r>
+      <w:r>
+        <w:t xml:space="preserve"> langage</w:t>
+      </w:r>
+      <w:r>
+        <w:t xml:space="preserve"> a été</w:t>
+      </w:r>
+      <w:r>
+        <w:t xml:space="preserve"> choisi parce qu’il est le plus connu du public des humanités numériques.</w:t>
+      </w:r>
+      <w:r>
+        <w:t xml:space="preserve"> Chaque algorithme a été réimplémenté pour les expériences, </w:t>
+      </w:r>
+      <w:r>
+        <w:t>s</w:t>
+      </w:r>
+      <w:r>
+        <w:t>elon l’état de l’art.</w:t>
+      </w:r>
+    </w:p>
+    <w:p>
+      <w:pPr>
+        <w:ind w:firstLine="0"/>
+      </w:pPr>
+    </w:p>
+    <w:p>
+      <w:pPr>
+        <w:ind w:firstLine="0"/>
+      </w:pPr>
+      <w:r>
+        <w:rPr>
+          <w:i/>
+          <w:iCs/>
+        </w:rPr>
+        <w:t>tf</w:t>
+      </w:r>
+      <w:r>
+        <w:t>, f</w:t>
+      </w:r>
+      <w:r>
+        <w:t>réquence brute</w:t>
+      </w:r>
+      <w:r>
+        <w:t xml:space="preserve"> d’un terme par document</w:t>
+      </w:r>
+    </w:p>
+    <w:p>
+      <w:pPr>
+        <w:ind w:firstLine="0"/>
+      </w:pPr>
+      <w:r>
+        <w:t>Tfidf</w:t>
       </w:r>
       <w:r>
         <w:t xml:space="preserve">, </w:t>
       </w:r>
       <w:r>
-        <w:t xml:space="preserve">que </w:t>
-      </w:r>
-      <w:r>
-        <w:t>son vocabulaire n’est pas limité à son corpus d’entraînement</w:t>
-      </w:r>
-      <w:r>
-        <w:t>. L</w:t>
-      </w:r>
-      <w:r>
-        <w:t>es modèles</w:t>
-      </w:r>
-      <w:r>
-        <w:t xml:space="preserve"> </w:t>
-      </w:r>
-      <w:proofErr w:type="spellStart"/>
-      <w:r>
-        <w:rPr>
-          <w:i/>
-          <w:iCs/>
-        </w:rPr>
-        <w:t>OpenNLP</w:t>
-      </w:r>
-      <w:proofErr w:type="spellEnd"/>
-      <w:r>
-        <w:t xml:space="preserve"> peuvent être informés par des dictionnaires utilisateurs</w:t>
-      </w:r>
-      <w:r>
-        <w:t>, ce qui augmente fortement la qualité de l’étiquetage, et limite en conséquence les erreur</w:t>
-      </w:r>
-      <w:r>
-        <w:t>s</w:t>
-      </w:r>
-      <w:r>
-        <w:t xml:space="preserve"> d</w:t>
-      </w:r>
-      <w:r>
-        <w:t>ans le choix d’un</w:t>
-      </w:r>
-      <w:r>
-        <w:t xml:space="preserve"> lemme.</w:t>
-      </w:r>
-    </w:p>
-    <w:p>
-      <w:pPr>
-        <w:ind w:firstLine="708"/>
-      </w:pPr>
-      <w:r>
-        <w:t>Les chapitres lemmatisés</w:t>
-      </w:r>
-      <w:r>
-        <w:t xml:space="preserve"> sont proposés dans un format vertical conventionnel, un mot par ligne, avec lemme et étiquette</w:t>
-      </w:r>
-      <w:r>
-        <w:rPr>
-          <w:rStyle w:val="FootnoteReference"/>
-        </w:rPr>
-        <w:footnoteReference w:id="14"/>
-      </w:r>
-      <w:r>
-        <w:t>.</w:t>
-      </w:r>
-      <w:r>
-        <w:t xml:space="preserve"> </w:t>
-      </w:r>
-      <w:r>
-        <w:t xml:space="preserve">De ces </w:t>
-      </w:r>
-      <w:r>
-        <w:t>textes lemmatisés</w:t>
-      </w:r>
-      <w:r>
-        <w:t xml:space="preserve"> </w:t>
-      </w:r>
-      <w:r>
-        <w:t>a</w:t>
-      </w:r>
-      <w:r>
-        <w:t xml:space="preserve"> été générée </w:t>
-      </w:r>
-      <w:r>
-        <w:t>la « </w:t>
-      </w:r>
-      <w:r>
-        <w:t>matrice</w:t>
-      </w:r>
-      <w:r>
-        <w:t xml:space="preserve"> de contingence »</w:t>
-      </w:r>
-      <w:r>
-        <w:t xml:space="preserve">, c’est-à dire </w:t>
-      </w:r>
-      <w:r>
-        <w:t>des fichiers</w:t>
-      </w:r>
-      <w:r>
-        <w:rPr>
-          <w:rStyle w:val="FootnoteReference"/>
-        </w:rPr>
-        <w:footnoteReference w:id="15"/>
-      </w:r>
-      <w:r>
-        <w:t xml:space="preserve"> permettant d’avoir l’effectif de chaque</w:t>
-      </w:r>
-      <w:r>
-        <w:t xml:space="preserve"> lemme p</w:t>
-      </w:r>
-      <w:r>
-        <w:t>our chaque</w:t>
-      </w:r>
-      <w:r>
-        <w:t xml:space="preserve"> chapitre</w:t>
-      </w:r>
-      <w:r>
-        <w:t>. Les expériences se feront sur cette matrice, les états précédents ne sont donnés que pour vérification.</w:t>
-      </w:r>
-    </w:p>
-    <w:p>
-      <w:pPr>
-        <w:ind w:firstLine="708"/>
-      </w:pPr>
+        <w:rPr>
+          <w:i/>
+          <w:iCs/>
+        </w:rPr>
+        <w:t>tf</w:t>
+      </w:r>
+      <w:r>
+        <w:t xml:space="preserve"> log (N / </w:t>
+      </w:r>
+      <w:r>
+        <w:rPr>
+          <w:i/>
+          <w:iCs/>
+        </w:rPr>
+        <w:t>df</w:t>
+      </w:r>
+      <w:r>
+        <w:t>),</w:t>
+      </w:r>
+      <w:r>
+        <w:t xml:space="preserve"> </w:t>
+      </w:r>
+      <w:r>
+        <w:t>fréquenc d’un terme</w:t>
+      </w:r>
+      <w:r>
+        <w:t xml:space="preserve"> multipliée par l’inverse </w:t>
+      </w:r>
     </w:p>
     <w:p>
       <w:pPr>
         <w:ind w:firstLine="0"/>
       </w:pPr>
       <w:r>
-        <w:t>Chacune des expériences commentées dans les sections qui suivent peuvent être réexécutées d’un seul script en Python</w:t>
-      </w:r>
-      <w:r>
-        <w:t>. Ce</w:t>
-      </w:r>
-      <w:r>
-        <w:t xml:space="preserve"> langage</w:t>
-      </w:r>
-      <w:r>
-        <w:t xml:space="preserve"> a été</w:t>
-      </w:r>
-      <w:r>
-        <w:t xml:space="preserve"> choisi parce qu’il est le plus connu du public des humanités numériques.</w:t>
-      </w:r>
-      <w:r>
-        <w:t xml:space="preserve"> Chaque algorithme a été réimplémenté pour les expériences, </w:t>
-      </w:r>
-      <w:r>
-        <w:t>s</w:t>
-      </w:r>
-      <w:r>
-        <w:t>elon l’état de l’art.</w:t>
+        <w:t>BM25 (lucene)</w:t>
       </w:r>
     </w:p>
     <w:p>
       <w:pPr>
         <w:ind w:firstLine="0"/>
       </w:pPr>
-    </w:p>
-    <w:p>
-      <w:pPr>
-        <w:ind w:firstLine="0"/>
-      </w:pPr>
-      <w:proofErr w:type="spellStart"/>
-      <w:r>
-        <w:t>Freq</w:t>
-      </w:r>
-      <w:proofErr w:type="spellEnd"/>
-      <w:r>
-        <w:t xml:space="preserve">, </w:t>
-      </w:r>
-      <w:proofErr w:type="spellStart"/>
-      <w:r>
-        <w:rPr>
-          <w:i/>
-          <w:iCs/>
-        </w:rPr>
-        <w:t>tf</w:t>
-      </w:r>
-      <w:proofErr w:type="spellEnd"/>
-      <w:r>
-        <w:t>, f</w:t>
-      </w:r>
-      <w:r>
-        <w:t>réquence brute</w:t>
-      </w:r>
-      <w:r>
-        <w:t xml:space="preserve"> d’un terme par document</w:t>
-      </w:r>
-    </w:p>
-    <w:p>
-      <w:pPr>
-        <w:ind w:firstLine="0"/>
-      </w:pPr>
-      <w:proofErr w:type="spellStart"/>
-      <w:r>
-        <w:t>Tfidf</w:t>
-      </w:r>
-      <w:proofErr w:type="spellEnd"/>
-      <w:r>
-        <w:t xml:space="preserve">, </w:t>
-      </w:r>
-      <w:proofErr w:type="spellStart"/>
-      <w:r>
-        <w:rPr>
-          <w:i/>
-          <w:iCs/>
-        </w:rPr>
-        <w:t>tf</w:t>
-      </w:r>
-      <w:proofErr w:type="spellEnd"/>
-      <w:r>
-        <w:t xml:space="preserve"> log (N / </w:t>
-      </w:r>
-      <w:proofErr w:type="spellStart"/>
-      <w:r>
-        <w:rPr>
-          <w:i/>
-          <w:iCs/>
-        </w:rPr>
-        <w:t>df</w:t>
-      </w:r>
-      <w:proofErr w:type="spellEnd"/>
-      <w:r>
-        <w:t>),</w:t>
-      </w:r>
-      <w:r>
-        <w:t xml:space="preserve"> </w:t>
-      </w:r>
-      <w:proofErr w:type="spellStart"/>
-      <w:r>
-        <w:t>fréquenc</w:t>
-      </w:r>
-      <w:proofErr w:type="spellEnd"/>
-      <w:r>
-        <w:t xml:space="preserve"> </w:t>
-      </w:r>
-      <w:proofErr w:type="gramStart"/>
-      <w:r>
-        <w:t>d’un terme</w:t>
-      </w:r>
-      <w:r>
-        <w:t xml:space="preserve"> multipliée</w:t>
-      </w:r>
-      <w:proofErr w:type="gramEnd"/>
-      <w:r>
-        <w:t xml:space="preserve"> par l’inverse </w:t>
-      </w:r>
-    </w:p>
-    <w:p>
-      <w:pPr>
-        <w:ind w:firstLine="0"/>
-      </w:pPr>
-      <w:r>
-        <w:t>BM25 (</w:t>
-      </w:r>
-      <w:proofErr w:type="spellStart"/>
-      <w:r>
-        <w:t>lucene</w:t>
-      </w:r>
-      <w:proofErr w:type="spellEnd"/>
-      <w:r>
-        <w:t>)</w:t>
-      </w:r>
-    </w:p>
-    <w:p>
-      <w:pPr>
-        <w:ind w:firstLine="0"/>
-      </w:pPr>
-      <w:proofErr w:type="spellStart"/>
-      <w:r>
-        <w:t>Lafon</w:t>
-      </w:r>
-      <w:proofErr w:type="spellEnd"/>
-      <w:r>
-        <w:t>… no</w:t>
+      <w:r>
+        <w:t>Lafon… no</w:t>
       </w:r>
     </w:p>
     <w:p>
@@ -1648,15 +1562,15 @@
           <w:noProof/>
         </w:rPr>
         <w:drawing>
-          <wp:anchor distT="0" distB="0" distL="114300" distR="114300" simplePos="0" relativeHeight="251659264" behindDoc="0" locked="0" layoutInCell="1" allowOverlap="1" wp14:anchorId="5B6C52A0" wp14:editId="5F0DA484">
-            <wp:simplePos x="898525" y="2222500"/>
+          <wp:anchor distT="0" distB="0" distL="114300" distR="114300" simplePos="0" relativeHeight="251659264" behindDoc="0" locked="0" layoutInCell="1" allowOverlap="1" wp14:anchorId="5B6C52A0" wp14:editId="2016F88E">
+            <wp:simplePos x="0" y="0"/>
             <wp:positionH relativeFrom="margin">
               <wp:posOffset>0</wp:posOffset>
             </wp:positionH>
             <wp:positionV relativeFrom="paragraph">
               <wp:posOffset>0</wp:posOffset>
             </wp:positionV>
-            <wp:extent cx="2880000" cy="4028400"/>
+            <wp:extent cx="2880000" cy="4496400"/>
             <wp:effectExtent l="0" t="0" r="0" b="0"/>
             <wp:wrapSquare wrapText="bothSides"/>
             <wp:docPr id="823253959" name="Picture 1"/>
@@ -1667,7 +1581,7 @@
               <a:graphicData uri="http://schemas.openxmlformats.org/drawingml/2006/picture">
                 <pic:pic xmlns:pic="http://schemas.openxmlformats.org/drawingml/2006/picture">
                   <pic:nvPicPr>
-                    <pic:cNvPr id="0" name="Picture 2"/>
+                    <pic:cNvPr id="823253959" name="Picture 1"/>
                     <pic:cNvPicPr preferRelativeResize="0">
                       <a:picLocks noChangeAspect="1" noChangeArrowheads="1"/>
                     </pic:cNvPicPr>
@@ -1680,7 +1594,6 @@
                         </a:ext>
                       </a:extLst>
                     </a:blip>
-                    <a:srcRect/>
                     <a:stretch>
                       <a:fillRect/>
                     </a:stretch>
@@ -1688,7 +1601,7 @@
                   <pic:spPr bwMode="auto">
                     <a:xfrm>
                       <a:off x="0" y="0"/>
-                      <a:ext cx="2880000" cy="4028400"/>
+                      <a:ext cx="2880000" cy="4496400"/>
                     </a:xfrm>
                     <a:prstGeom prst="rect">
                       <a:avLst/>
@@ -1763,7 +1676,13 @@
         <w:t>ieuvres</w:t>
       </w:r>
       <w:r>
-        <w:t xml:space="preserve"> géants.</w:t>
+        <w:t xml:space="preserve"> géant</w:t>
+      </w:r>
+      <w:r>
+        <w:t>e</w:t>
+      </w:r>
+      <w:r>
+        <w:t>s.</w:t>
       </w:r>
       <w:r>
         <w:t xml:space="preserve"> Les dix premiers mots suffiront à se faire une première idée</w:t>
@@ -1784,8 +1703,6 @@
       <w:pPr>
         <w:ind w:firstLine="0"/>
       </w:pPr>
-      <w:proofErr w:type="spellStart"/>
-      <w:proofErr w:type="gramStart"/>
       <w:r>
         <w:rPr>
           <w:i/>
@@ -1793,8 +1710,6 @@
         </w:rPr>
         <w:t>tf</w:t>
       </w:r>
-      <w:proofErr w:type="spellEnd"/>
-      <w:proofErr w:type="gramEnd"/>
       <w:r>
         <w:t xml:space="preserve"> : </w:t>
       </w:r>
@@ -1823,21 +1738,12 @@
       <w:pPr>
         <w:ind w:firstLine="0"/>
       </w:pPr>
-      <w:proofErr w:type="gramStart"/>
-      <w:r>
-        <w:rPr>
-          <w:i/>
-          <w:iCs/>
-        </w:rPr>
-        <w:t>g</w:t>
-      </w:r>
-      <w:proofErr w:type="gramEnd"/>
-      <w:r>
-        <w:rPr>
-          <w:i/>
-          <w:iCs/>
-        </w:rPr>
-        <w:t>2</w:t>
+      <w:r>
+        <w:rPr>
+          <w:i/>
+          <w:iCs/>
+        </w:rPr>
+        <w:t>g2</w:t>
       </w:r>
       <w:r>
         <w:t xml:space="preserve"> : </w:t>
@@ -1853,8 +1759,6 @@
       <w:pPr>
         <w:ind w:firstLine="0"/>
       </w:pPr>
-      <w:proofErr w:type="spellStart"/>
-      <w:proofErr w:type="gramStart"/>
       <w:r>
         <w:rPr>
           <w:i/>
@@ -1862,8 +1766,6 @@
         </w:rPr>
         <w:t>lafon</w:t>
       </w:r>
-      <w:proofErr w:type="spellEnd"/>
-      <w:proofErr w:type="gramEnd"/>
       <w:r>
         <w:t xml:space="preserve"> : </w:t>
       </w:r>
@@ -1878,8 +1780,6 @@
       <w:pPr>
         <w:ind w:firstLine="0"/>
       </w:pPr>
-      <w:proofErr w:type="spellStart"/>
-      <w:proofErr w:type="gramStart"/>
       <w:r>
         <w:rPr>
           <w:i/>
@@ -1887,8 +1787,13 @@
         </w:rPr>
         <w:t>tfidf</w:t>
       </w:r>
-      <w:proofErr w:type="spellEnd"/>
-      <w:proofErr w:type="gramEnd"/>
+      <w:r>
+        <w:rPr>
+          <w:i/>
+          <w:iCs/>
+        </w:rPr>
+        <w:t>log</w:t>
+      </w:r>
       <w:r>
         <w:t xml:space="preserve"> : </w:t>
       </w:r>
@@ -1913,21 +1818,12 @@
       <w:pPr>
         <w:ind w:firstLine="0"/>
       </w:pPr>
-      <w:proofErr w:type="gramStart"/>
-      <w:r>
-        <w:rPr>
-          <w:i/>
-          <w:iCs/>
-        </w:rPr>
-        <w:t>bm</w:t>
-      </w:r>
-      <w:proofErr w:type="gramEnd"/>
-      <w:r>
-        <w:rPr>
-          <w:i/>
-          <w:iCs/>
-        </w:rPr>
-        <w:t>25</w:t>
+      <w:r>
+        <w:rPr>
+          <w:i/>
+          <w:iCs/>
+        </w:rPr>
+        <w:t>bm25</w:t>
       </w:r>
       <w:r>
         <w:t xml:space="preserve"> : </w:t>
@@ -1953,21 +1849,12 @@
       <w:pPr>
         <w:ind w:firstLine="0"/>
       </w:pPr>
-      <w:proofErr w:type="gramStart"/>
-      <w:r>
-        <w:rPr>
-          <w:i/>
-          <w:iCs/>
-        </w:rPr>
-        <w:t>chi</w:t>
-      </w:r>
-      <w:proofErr w:type="gramEnd"/>
-      <w:r>
-        <w:rPr>
-          <w:i/>
-          <w:iCs/>
-        </w:rPr>
-        <w:t>2</w:t>
+      <w:r>
+        <w:rPr>
+          <w:i/>
+          <w:iCs/>
+        </w:rPr>
+        <w:t>chi2</w:t>
       </w:r>
       <w:r>
         <w:t xml:space="preserve"> : </w:t>
@@ -2024,680 +1911,65 @@
           <w:i/>
           <w:iCs/>
         </w:rPr>
-        <w:t>g2s2.0</w:t>
+        <w:t>simplemaths</w:t>
       </w:r>
       <w:r>
         <w:t xml:space="preserve"> : </w:t>
+      </w:r>
+      <w:r>
+        <w:t xml:space="preserve">poulpe, calmar, </w:t>
       </w:r>
       <w:r>
         <w:rPr>
           <w:b/>
           <w:bCs/>
         </w:rPr>
-        <w:t>espalier</w:t>
-      </w:r>
-      <w:r>
-        <w:t xml:space="preserve">, </w:t>
+        <w:t>Bouguer</w:t>
+      </w:r>
+      <w:r>
+        <w:t xml:space="preserve">, ventouse, céphalopode, tentacule, Alecton, </w:t>
       </w:r>
       <w:r>
         <w:rPr>
           <w:b/>
           <w:bCs/>
         </w:rPr>
-        <w:t>violacé</w:t>
+        <w:t>espalier</w:t>
       </w:r>
       <w:r>
         <w:t xml:space="preserve">, </w:t>
-      </w:r>
-      <w:r>
-        <w:t>quenotte,</w:t>
-      </w:r>
-      <w:r>
-        <w:t xml:space="preserve"> Berghem, suceur, Bos, </w:t>
-      </w:r>
-      <w:proofErr w:type="spellStart"/>
-      <w:r>
-        <w:t>Nidros</w:t>
-      </w:r>
-      <w:proofErr w:type="spellEnd"/>
-      <w:r>
-        <w:t xml:space="preserve">, </w:t>
-      </w:r>
-      <w:proofErr w:type="spellStart"/>
-      <w:r>
-        <w:t>brachioures</w:t>
-      </w:r>
-      <w:proofErr w:type="spellEnd"/>
-      <w:r>
-        <w:t xml:space="preserve">, </w:t>
-      </w:r>
-      <w:proofErr w:type="spellStart"/>
-      <w:r>
-        <w:t>clupanodons</w:t>
-      </w:r>
-      <w:proofErr w:type="spellEnd"/>
-      <w:r>
-        <w:t>, corégone</w:t>
-      </w:r>
-    </w:p>
-    <w:p>
-      <w:pPr>
-        <w:ind w:firstLine="0"/>
-      </w:pPr>
-    </w:p>
-    <w:p>
-      <w:pPr>
-        <w:ind w:firstLine="0"/>
-      </w:pPr>
-      <w:r>
-        <w:t>Les mots grammaticaux ont été volontairement conservés</w:t>
-      </w:r>
-      <w:r>
-        <w:t xml:space="preserve"> dans ce</w:t>
-      </w:r>
-      <w:r>
-        <w:t>s</w:t>
-      </w:r>
-      <w:r>
-        <w:t xml:space="preserve"> premiers</w:t>
-      </w:r>
-      <w:r>
-        <w:t xml:space="preserve"> résultats</w:t>
-      </w:r>
-      <w:r>
-        <w:t>, ce qui permet d</w:t>
-      </w:r>
-      <w:r>
-        <w:t>’observer</w:t>
-      </w:r>
-      <w:r>
-        <w:t xml:space="preserve"> le comportement de la fréquence brute</w:t>
-      </w:r>
-      <w:r>
-        <w:t xml:space="preserve"> des termes</w:t>
-      </w:r>
-      <w:r>
-        <w:t xml:space="preserve"> dans le document</w:t>
-      </w:r>
-      <w:r>
-        <w:t xml:space="preserve"> </w:t>
-      </w:r>
-      <w:proofErr w:type="spellStart"/>
-      <w:r>
-        <w:rPr>
-          <w:i/>
-          <w:iCs/>
-        </w:rPr>
-        <w:t>tf</w:t>
-      </w:r>
-      <w:proofErr w:type="spellEnd"/>
-      <w:r>
-        <w:t xml:space="preserve">, assez peu </w:t>
-      </w:r>
-      <w:r>
-        <w:t xml:space="preserve">significative, car des mots comme </w:t>
-      </w:r>
-      <w:r>
-        <w:rPr>
-          <w:i/>
-          <w:iCs/>
-        </w:rPr>
-        <w:t>le</w:t>
-      </w:r>
-      <w:r>
-        <w:t xml:space="preserve">, </w:t>
-      </w:r>
-      <w:r>
-        <w:rPr>
-          <w:i/>
-          <w:iCs/>
-        </w:rPr>
-        <w:t>de</w:t>
-      </w:r>
-      <w:r>
-        <w:t xml:space="preserve">, </w:t>
-      </w:r>
-      <w:r>
-        <w:rPr>
-          <w:i/>
-          <w:iCs/>
-        </w:rPr>
-        <w:t>un</w:t>
-      </w:r>
-      <w:r>
-        <w:rPr>
-          <w:i/>
-          <w:iCs/>
-        </w:rPr>
-        <w:t>,</w:t>
-      </w:r>
-      <w:r>
-        <w:t xml:space="preserve"> sont également </w:t>
-      </w:r>
-      <w:r>
-        <w:t>très fréquents</w:t>
-      </w:r>
-      <w:r>
-        <w:t xml:space="preserve"> dans tous les documents</w:t>
-      </w:r>
-      <w:r>
-        <w:t>.</w:t>
-      </w:r>
-      <w:r>
-        <w:t xml:space="preserve"> </w:t>
-      </w:r>
-      <w:r>
-        <w:rPr>
-          <w:i/>
-          <w:iCs/>
-        </w:rPr>
-        <w:t>g2s0.0</w:t>
-      </w:r>
-      <w:r>
-        <w:t xml:space="preserve"> est une espérance log paramétrable, </w:t>
-      </w:r>
-      <w:r>
-        <w:t xml:space="preserve">0.0 </w:t>
-      </w:r>
-      <w:r>
-        <w:t>est la borne basse</w:t>
-      </w:r>
-      <w:r>
-        <w:t xml:space="preserve"> qui</w:t>
-      </w:r>
-      <w:r>
-        <w:t xml:space="preserve"> par construction</w:t>
-      </w:r>
-      <w:r>
-        <w:t xml:space="preserve"> </w:t>
-      </w:r>
-      <w:r>
-        <w:t>d</w:t>
-      </w:r>
-      <w:r>
-        <w:t xml:space="preserve">oit être identique à </w:t>
-      </w:r>
-      <w:proofErr w:type="spellStart"/>
-      <w:r>
-        <w:rPr>
-          <w:i/>
-          <w:iCs/>
-        </w:rPr>
-        <w:t>tf</w:t>
-      </w:r>
-      <w:proofErr w:type="spellEnd"/>
-      <w:r>
-        <w:t>.</w:t>
-      </w:r>
-      <w:r>
-        <w:t xml:space="preserve"> </w:t>
-      </w:r>
-      <w:r>
-        <w:t>À l’inverse,</w:t>
-      </w:r>
-      <w:r>
-        <w:t xml:space="preserve"> </w:t>
-      </w:r>
-      <w:r>
-        <w:rPr>
-          <w:i/>
-          <w:iCs/>
-        </w:rPr>
-        <w:t>g2s2.0</w:t>
-      </w:r>
-      <w:r>
-        <w:t xml:space="preserve"> est </w:t>
-      </w:r>
-      <w:r>
-        <w:t>le même algorithme</w:t>
-      </w:r>
-      <w:r>
-        <w:t xml:space="preserve"> réglé sur </w:t>
-      </w:r>
-      <w:r>
-        <w:t>sa</w:t>
-      </w:r>
-      <w:r>
-        <w:t xml:space="preserve"> </w:t>
-      </w:r>
-      <w:r>
-        <w:lastRenderedPageBreak/>
-        <w:t>borne haute</w:t>
-      </w:r>
-      <w:r>
-        <w:t>, 2.0</w:t>
-      </w:r>
-      <w:r>
-        <w:t xml:space="preserve"> par construction,</w:t>
-      </w:r>
-      <w:r>
-        <w:t xml:space="preserve"> qui donne les mots </w:t>
-      </w:r>
-      <w:r>
-        <w:t>qui ne sont que</w:t>
-      </w:r>
-      <w:r>
-        <w:t xml:space="preserve"> d</w:t>
-      </w:r>
-      <w:r>
-        <w:t>ans</w:t>
-      </w:r>
-      <w:r>
-        <w:t xml:space="preserve"> ce document (en ordre de fréquence)</w:t>
-      </w:r>
-      <w:r>
-        <w:t>, c’est la spécificité maximale.</w:t>
-      </w:r>
-    </w:p>
-    <w:p>
-      <w:pPr>
-        <w:ind w:firstLine="708"/>
-      </w:pPr>
-      <w:r>
-        <w:t>Pour être descriptif, u</w:t>
-      </w:r>
-      <w:r>
-        <w:t>n mot</w:t>
-      </w:r>
-      <w:r>
-        <w:t>-clé</w:t>
-      </w:r>
-      <w:r>
-        <w:t xml:space="preserve"> </w:t>
-      </w:r>
-      <w:r>
-        <w:t>ne doit pas être trop rare, ni trop fréquent</w:t>
-      </w:r>
-      <w:r>
-        <w:t>.</w:t>
-      </w:r>
-      <w:r>
-        <w:t xml:space="preserve"> </w:t>
-      </w:r>
-      <w:r>
-        <w:t>Les algorithmes de spécificité cherchent à trouver un équilibre mathématique entre généralité et rareté.</w:t>
-      </w:r>
-      <w:r>
-        <w:t xml:space="preserve"> </w:t>
-      </w:r>
-      <w:r>
-        <w:t>Remarquons</w:t>
-      </w:r>
-      <w:r>
-        <w:t xml:space="preserve"> que le </w:t>
-      </w:r>
-      <w:r>
-        <w:rPr>
-          <w:i/>
-          <w:iCs/>
-        </w:rPr>
-        <w:t>chi2</w:t>
-      </w:r>
-      <w:r>
-        <w:t xml:space="preserve">, assez classique en statistiques, relève des mots comme </w:t>
-      </w:r>
-      <w:r>
-        <w:rPr>
-          <w:i/>
-          <w:iCs/>
-        </w:rPr>
-        <w:t>espalier</w:t>
-      </w:r>
-      <w:r>
-        <w:t xml:space="preserve">, </w:t>
-      </w:r>
-      <w:r>
-        <w:rPr>
-          <w:i/>
-          <w:iCs/>
-        </w:rPr>
-        <w:t>violacé</w:t>
-      </w:r>
-      <w:r>
-        <w:t xml:space="preserve">, aussi relevés par </w:t>
-      </w:r>
-      <w:r>
-        <w:rPr>
-          <w:i/>
-          <w:iCs/>
-        </w:rPr>
-        <w:t>g2s2.0</w:t>
-      </w:r>
-      <w:r>
-        <w:t xml:space="preserve">, car ils ne sont présents que dans ce seul chapitre. </w:t>
-      </w:r>
-      <w:r>
-        <w:t xml:space="preserve">À cette échelle, le </w:t>
-      </w:r>
-      <w:r>
-        <w:rPr>
-          <w:i/>
-          <w:iCs/>
-        </w:rPr>
-        <w:t>chi2</w:t>
-      </w:r>
-      <w:r>
-        <w:t xml:space="preserve"> est trop spécifique.</w:t>
-      </w:r>
-      <w:r>
-        <w:t xml:space="preserve"> </w:t>
-      </w:r>
-      <w:proofErr w:type="spellStart"/>
-      <w:r>
-        <w:rPr>
-          <w:i/>
-          <w:iCs/>
-        </w:rPr>
-        <w:t>Tfidf</w:t>
-      </w:r>
-      <w:proofErr w:type="spellEnd"/>
-      <w:r>
-        <w:t xml:space="preserve"> et </w:t>
-      </w:r>
-      <w:r>
-        <w:rPr>
-          <w:i/>
-          <w:iCs/>
-        </w:rPr>
-        <w:t>bm25</w:t>
-      </w:r>
-      <w:r>
-        <w:t xml:space="preserve">, les classiques des moteurs de recherche, évitent les </w:t>
-      </w:r>
-      <w:proofErr w:type="spellStart"/>
-      <w:r>
-        <w:t>happax</w:t>
-      </w:r>
-      <w:proofErr w:type="spellEnd"/>
-      <w:r>
-        <w:t xml:space="preserve"> mais promeuvent tout de même des mots assez rares comme le nom propre </w:t>
-      </w:r>
-      <w:r>
-        <w:rPr>
-          <w:i/>
-          <w:iCs/>
-        </w:rPr>
-        <w:t>Bouguer</w:t>
-      </w:r>
-      <w:r>
-        <w:t xml:space="preserve">, présent à 7 occurrences dans tous Verne, 4 dans ce chapitre, et 1 dans 3 autres chapitres dans d’autres romans. Pour qui cherche </w:t>
-      </w:r>
-      <w:r>
-        <w:rPr>
-          <w:i/>
-          <w:iCs/>
-        </w:rPr>
-        <w:t>Bouguer</w:t>
-      </w:r>
-      <w:r>
-        <w:t>, cette précision est judicieuse, mais pour une description sémantique, le mot-clé est très peu éclairant</w:t>
-      </w:r>
-      <w:r>
-        <w:t>. L</w:t>
-      </w:r>
-      <w:r>
-        <w:t xml:space="preserve">’espérance log naturelle </w:t>
-      </w:r>
-      <w:r>
-        <w:rPr>
-          <w:i/>
-          <w:iCs/>
-        </w:rPr>
-        <w:t>g2</w:t>
-      </w:r>
-      <w:r>
-        <w:t xml:space="preserve"> (paramètre 1.0) donne ici un résultat identique à la spécificité hypergéométrique de </w:t>
-      </w:r>
-      <w:proofErr w:type="spellStart"/>
-      <w:r>
-        <w:rPr>
-          <w:i/>
-          <w:iCs/>
-        </w:rPr>
-        <w:t>l</w:t>
-      </w:r>
-      <w:r>
-        <w:rPr>
-          <w:i/>
-          <w:iCs/>
-        </w:rPr>
-        <w:t>afon</w:t>
-      </w:r>
-      <w:proofErr w:type="spellEnd"/>
-      <w:r>
-        <w:t>.</w:t>
-      </w:r>
-    </w:p>
-    <w:p>
-      <w:pPr>
-        <w:ind w:firstLine="708"/>
-      </w:pPr>
-      <w:r>
-        <w:t xml:space="preserve">Les noms </w:t>
-      </w:r>
-      <w:r>
-        <w:t>de personnes</w:t>
-      </w:r>
-      <w:r>
-        <w:t xml:space="preserve"> n</w:t>
-      </w:r>
-      <w:r>
-        <w:t>e sont pas traités spécialement</w:t>
-      </w:r>
-      <w:r>
-        <w:t>, si</w:t>
-      </w:r>
-      <w:r>
-        <w:t xml:space="preserve"> bien </w:t>
-      </w:r>
-      <w:r>
-        <w:t xml:space="preserve">que </w:t>
-      </w:r>
-      <w:proofErr w:type="gramStart"/>
-      <w:r>
-        <w:t>le harponneur</w:t>
-      </w:r>
-      <w:proofErr w:type="gramEnd"/>
-      <w:r>
-        <w:t xml:space="preserve"> </w:t>
-      </w:r>
-      <w:r>
-        <w:rPr>
-          <w:i/>
-          <w:iCs/>
-        </w:rPr>
-        <w:t>Ned Land</w:t>
-      </w:r>
-      <w:r>
-        <w:t xml:space="preserve"> se trouve tristement divisé</w:t>
-      </w:r>
-      <w:r>
-        <w:t xml:space="preserve"> ; toutefois un traitement </w:t>
-      </w:r>
-      <w:r>
-        <w:t xml:space="preserve">soigneux </w:t>
-      </w:r>
-      <w:r>
-        <w:t xml:space="preserve">des majuscules permet de </w:t>
-      </w:r>
-      <w:r>
-        <w:t>le retrouver sous son surnom</w:t>
-      </w:r>
-      <w:r>
-        <w:t xml:space="preserve"> </w:t>
-      </w:r>
-      <w:r>
-        <w:rPr>
-          <w:i/>
-          <w:iCs/>
-        </w:rPr>
-        <w:t xml:space="preserve">le </w:t>
-      </w:r>
-      <w:r>
-        <w:rPr>
-          <w:i/>
-          <w:iCs/>
-        </w:rPr>
-        <w:t>Canadien</w:t>
-      </w:r>
-      <w:r>
-        <w:t xml:space="preserve">, </w:t>
-      </w:r>
-      <w:r>
-        <w:t xml:space="preserve">et </w:t>
-      </w:r>
-      <w:r>
-        <w:t xml:space="preserve">de </w:t>
-      </w:r>
-      <w:r>
-        <w:t>ne pas</w:t>
-      </w:r>
-      <w:r>
-        <w:t xml:space="preserve"> confondre </w:t>
-      </w:r>
-      <w:r>
-        <w:rPr>
-          <w:i/>
-          <w:iCs/>
-        </w:rPr>
-        <w:t>un conseil</w:t>
-      </w:r>
-      <w:r>
-        <w:t xml:space="preserve"> et</w:t>
-      </w:r>
-      <w:r>
-        <w:t xml:space="preserve"> </w:t>
-      </w:r>
-      <w:r>
-        <w:rPr>
-          <w:i/>
-          <w:iCs/>
-        </w:rPr>
-        <w:t>Conseil</w:t>
-      </w:r>
-      <w:r>
-        <w:t>,</w:t>
-      </w:r>
-      <w:r>
-        <w:t xml:space="preserve"> le valet du narrateur (</w:t>
-      </w:r>
-      <w:r>
-        <w:t>Pierre Aronnax</w:t>
-      </w:r>
-      <w:r>
-        <w:t>)</w:t>
-      </w:r>
-      <w:r>
-        <w:t xml:space="preserve">. </w:t>
-      </w:r>
-      <w:r>
-        <w:t>Contrairement à un texte informatif, d</w:t>
-      </w:r>
-      <w:r>
-        <w:t>ans</w:t>
-      </w:r>
-      <w:r>
-        <w:t xml:space="preserve"> un texte de fiction, </w:t>
-      </w:r>
-      <w:r>
-        <w:t xml:space="preserve">un nom propre </w:t>
-      </w:r>
-      <w:r>
-        <w:t>est</w:t>
-      </w:r>
-      <w:r>
-        <w:t xml:space="preserve"> assez</w:t>
-      </w:r>
-      <w:r>
-        <w:t xml:space="preserve"> peu sémantique</w:t>
-      </w:r>
-      <w:r>
-        <w:t>, ce sont en général les</w:t>
-      </w:r>
-      <w:r>
-        <w:t xml:space="preserve"> personnages</w:t>
-      </w:r>
-      <w:r>
-        <w:t xml:space="preserve"> dont le</w:t>
-      </w:r>
-      <w:r>
-        <w:t xml:space="preserve"> c</w:t>
-      </w:r>
-      <w:r>
-        <w:t>roise</w:t>
-      </w:r>
-      <w:r>
-        <w:t>ment statistique n’amène qu’à rapprocher</w:t>
-      </w:r>
-      <w:r>
-        <w:t xml:space="preserve"> les </w:t>
-      </w:r>
-      <w:r>
-        <w:t>chapitres</w:t>
-      </w:r>
-      <w:r>
-        <w:t xml:space="preserve"> d’un même roman.</w:t>
-      </w:r>
-    </w:p>
-    <w:p>
-      <w:pPr>
-        <w:ind w:firstLine="708"/>
-      </w:pPr>
-      <w:r>
-        <w:t xml:space="preserve">Les résultats qui suivent </w:t>
-      </w:r>
-      <w:r>
-        <w:t>supprimeront</w:t>
-      </w:r>
-      <w:r>
-        <w:t xml:space="preserve"> désormais les mots grammaticaux et les noms propres</w:t>
-      </w:r>
-      <w:r>
-        <w:t>.</w:t>
-      </w:r>
-    </w:p>
-    <w:p>
-      <w:pPr>
-        <w:ind w:firstLine="708"/>
-      </w:pPr>
-    </w:p>
-    <w:p>
-      <w:pPr>
-        <w:ind w:firstLine="0"/>
-      </w:pPr>
-      <w:proofErr w:type="spellStart"/>
-      <w:proofErr w:type="gramStart"/>
-      <w:r>
-        <w:rPr>
-          <w:i/>
-          <w:iCs/>
-        </w:rPr>
-        <w:t>tf</w:t>
-      </w:r>
-      <w:proofErr w:type="spellEnd"/>
-      <w:proofErr w:type="gramEnd"/>
-      <w:r>
-        <w:t> :</w:t>
-      </w:r>
-      <w:r>
-        <w:t xml:space="preserve"> </w:t>
       </w:r>
       <w:r>
         <w:rPr>
           <w:b/>
           <w:bCs/>
         </w:rPr>
-        <w:t>poulpe</w:t>
-      </w:r>
-      <w:r>
-        <w:t xml:space="preserve">, capitaine, dire, </w:t>
+        <w:t>violacé</w:t>
+      </w:r>
+      <w:r>
+        <w:t>, quenotte</w:t>
+      </w:r>
+    </w:p>
+    <w:p>
+      <w:pPr>
+        <w:ind w:firstLine="0"/>
+      </w:pPr>
+      <w:r>
+        <w:rPr>
+          <w:i/>
+          <w:iCs/>
+        </w:rPr>
+        <w:t>g2s2.0</w:t>
+      </w:r>
+      <w:r>
+        <w:t xml:space="preserve"> : </w:t>
       </w:r>
       <w:r>
         <w:rPr>
           <w:b/>
           <w:bCs/>
         </w:rPr>
-        <w:t>monstre</w:t>
+        <w:t>espalier</w:t>
       </w:r>
       <w:r>
         <w:t xml:space="preserve">, </w:t>
@@ -2707,37 +1979,682 @@
           <w:b/>
           <w:bCs/>
         </w:rPr>
-        <w:t>calmar</w:t>
-      </w:r>
-      <w:r>
-        <w:t>, répondre, animal, mètre, œil, mer, demander</w:t>
-      </w:r>
-      <w:r>
-        <w:t>…</w:t>
+        <w:t>violacé</w:t>
+      </w:r>
+      <w:r>
+        <w:t xml:space="preserve">, </w:t>
+      </w:r>
+      <w:r>
+        <w:t>quenotte,</w:t>
+      </w:r>
+      <w:r>
+        <w:t xml:space="preserve"> Berghem, suceur, Bos, Nidros, brachioures, clupanodons, corégone</w:t>
       </w:r>
     </w:p>
     <w:p>
       <w:pPr>
         <w:ind w:firstLine="0"/>
       </w:pPr>
-      <w:proofErr w:type="gramStart"/>
-      <w:r>
-        <w:rPr>
-          <w:i/>
-          <w:iCs/>
-        </w:rPr>
-        <w:t>g</w:t>
-      </w:r>
-      <w:proofErr w:type="gramEnd"/>
-      <w:r>
-        <w:rPr>
-          <w:i/>
-          <w:iCs/>
-        </w:rPr>
-        <w:t>2</w:t>
-      </w:r>
-      <w:r>
-        <w:t xml:space="preserve"> : </w:t>
+    </w:p>
+    <w:p>
+      <w:pPr>
+        <w:ind w:firstLine="0"/>
+      </w:pPr>
+      <w:r>
+        <w:t>Les mots grammaticaux ont été volontairement conservés</w:t>
+      </w:r>
+      <w:r>
+        <w:t xml:space="preserve"> dans ce</w:t>
+      </w:r>
+      <w:r>
+        <w:t>s</w:t>
+      </w:r>
+      <w:r>
+        <w:t xml:space="preserve"> premiers</w:t>
+      </w:r>
+      <w:r>
+        <w:t xml:space="preserve"> résultats</w:t>
+      </w:r>
+      <w:r>
+        <w:t>, ce qui permet d</w:t>
+      </w:r>
+      <w:r>
+        <w:t>’observer</w:t>
+      </w:r>
+      <w:r>
+        <w:t xml:space="preserve"> le comportement de la fréquence brute</w:t>
+      </w:r>
+      <w:r>
+        <w:t xml:space="preserve"> des termes</w:t>
+      </w:r>
+      <w:r>
+        <w:t xml:space="preserve"> dans le document</w:t>
+      </w:r>
+      <w:r>
+        <w:t xml:space="preserve"> </w:t>
+      </w:r>
+      <w:r>
+        <w:rPr>
+          <w:i/>
+          <w:iCs/>
+        </w:rPr>
+        <w:t>tf</w:t>
+      </w:r>
+      <w:r>
+        <w:t xml:space="preserve">, assez peu </w:t>
+      </w:r>
+      <w:r>
+        <w:t xml:space="preserve">significative, car des mots comme </w:t>
+      </w:r>
+      <w:r>
+        <w:rPr>
+          <w:i/>
+          <w:iCs/>
+        </w:rPr>
+        <w:t>le</w:t>
+      </w:r>
+      <w:r>
+        <w:t xml:space="preserve">, </w:t>
+      </w:r>
+      <w:r>
+        <w:rPr>
+          <w:i/>
+          <w:iCs/>
+        </w:rPr>
+        <w:t>de</w:t>
+      </w:r>
+      <w:r>
+        <w:t xml:space="preserve">, </w:t>
+      </w:r>
+      <w:r>
+        <w:rPr>
+          <w:i/>
+          <w:iCs/>
+        </w:rPr>
+        <w:t>un</w:t>
+      </w:r>
+      <w:r>
+        <w:rPr>
+          <w:i/>
+          <w:iCs/>
+        </w:rPr>
+        <w:t>,</w:t>
+      </w:r>
+      <w:r>
+        <w:t xml:space="preserve"> sont également </w:t>
+      </w:r>
+      <w:r>
+        <w:t>très fréquents</w:t>
+      </w:r>
+      <w:r>
+        <w:t xml:space="preserve"> dans tous les </w:t>
+      </w:r>
+      <w:r>
+        <w:lastRenderedPageBreak/>
+        <w:t>documents</w:t>
+      </w:r>
+      <w:r>
+        <w:t>.</w:t>
+      </w:r>
+      <w:r>
+        <w:t xml:space="preserve"> </w:t>
+      </w:r>
+      <w:r>
+        <w:rPr>
+          <w:i/>
+          <w:iCs/>
+        </w:rPr>
+        <w:t>g2s0.0</w:t>
+      </w:r>
+      <w:r>
+        <w:t xml:space="preserve"> est une espérance log paramétrable, </w:t>
+      </w:r>
+      <w:r>
+        <w:t xml:space="preserve">0.0 </w:t>
+      </w:r>
+      <w:r>
+        <w:t>est la borne basse</w:t>
+      </w:r>
+      <w:r>
+        <w:t xml:space="preserve"> qui</w:t>
+      </w:r>
+      <w:r>
+        <w:t xml:space="preserve"> par construction</w:t>
+      </w:r>
+      <w:r>
+        <w:t xml:space="preserve"> </w:t>
+      </w:r>
+      <w:r>
+        <w:t>d</w:t>
+      </w:r>
+      <w:r>
+        <w:t xml:space="preserve">oit être identique à </w:t>
+      </w:r>
+      <w:r>
+        <w:rPr>
+          <w:i/>
+          <w:iCs/>
+        </w:rPr>
+        <w:t>tf</w:t>
+      </w:r>
+      <w:r>
+        <w:t>.</w:t>
+      </w:r>
+      <w:r>
+        <w:t xml:space="preserve"> </w:t>
+      </w:r>
+      <w:r>
+        <w:t>Constatons d’abord que toutes les formules habituelles savent sortir les mots grammaticaux largement fréquents par ailleurs.</w:t>
+      </w:r>
+      <w:r>
+        <w:t xml:space="preserve"> </w:t>
+      </w:r>
+      <w:r>
+        <w:t>À l’</w:t>
+      </w:r>
+      <w:r>
+        <w:t>autre extrême</w:t>
+      </w:r>
+      <w:r>
+        <w:t>,</w:t>
+      </w:r>
+      <w:r>
+        <w:t xml:space="preserve"> </w:t>
+      </w:r>
+      <w:r>
+        <w:rPr>
+          <w:i/>
+          <w:iCs/>
+        </w:rPr>
+        <w:t>g2s2.0</w:t>
+      </w:r>
+      <w:r>
+        <w:t xml:space="preserve"> est </w:t>
+      </w:r>
+      <w:r>
+        <w:t>le même algorithme</w:t>
+      </w:r>
+      <w:r>
+        <w:t xml:space="preserve"> réglé sur </w:t>
+      </w:r>
+      <w:r>
+        <w:t>sa</w:t>
+      </w:r>
+      <w:r>
+        <w:t xml:space="preserve"> borne haute</w:t>
+      </w:r>
+      <w:r>
+        <w:t>, 2.0</w:t>
+      </w:r>
+      <w:r>
+        <w:t xml:space="preserve"> par construction,</w:t>
+      </w:r>
+      <w:r>
+        <w:t xml:space="preserve"> qui donne les mots </w:t>
+      </w:r>
+      <w:r>
+        <w:t>qui ne sont que</w:t>
+      </w:r>
+      <w:r>
+        <w:t xml:space="preserve"> d</w:t>
+      </w:r>
+      <w:r>
+        <w:t>ans</w:t>
+      </w:r>
+      <w:r>
+        <w:t xml:space="preserve"> ce document (en ordre de fréquence)</w:t>
+      </w:r>
+      <w:r>
+        <w:t>, c’est la spécificité maximale</w:t>
+      </w:r>
+      <w:r>
+        <w:t xml:space="preserve">, qui n’est pas non plus très significative (par exemple </w:t>
+      </w:r>
+      <w:r>
+        <w:rPr>
+          <w:i/>
+          <w:iCs/>
+        </w:rPr>
+        <w:t>poulpe</w:t>
+      </w:r>
+      <w:r>
+        <w:t xml:space="preserve"> est absent parce qu’il se trouve dans 1</w:t>
+      </w:r>
+      <w:r>
+        <w:t>3 autres</w:t>
+      </w:r>
+      <w:r>
+        <w:t xml:space="preserve"> chapitres de Verne).</w:t>
+      </w:r>
+    </w:p>
+    <w:p>
+      <w:pPr>
+        <w:ind w:firstLine="708"/>
+      </w:pPr>
+      <w:r>
+        <w:t>Pour être descriptif, u</w:t>
+      </w:r>
+      <w:r>
+        <w:t>n mot</w:t>
+      </w:r>
+      <w:r>
+        <w:t>-clé</w:t>
+      </w:r>
+      <w:r>
+        <w:t xml:space="preserve"> </w:t>
+      </w:r>
+      <w:r>
+        <w:t>ne doit pas être trop rare, ni trop fréquent</w:t>
+      </w:r>
+      <w:r>
+        <w:t>.</w:t>
+      </w:r>
+      <w:r>
+        <w:t xml:space="preserve"> </w:t>
+      </w:r>
+      <w:r>
+        <w:t>Les algorithmes de spécificité cherchent à trouver un équilibre mathématique entre généralité et rareté.</w:t>
+      </w:r>
+      <w:r>
+        <w:t xml:space="preserve"> </w:t>
+      </w:r>
+      <w:r>
+        <w:t>Remarquons</w:t>
+      </w:r>
+      <w:r>
+        <w:t xml:space="preserve"> que le </w:t>
+      </w:r>
+      <w:r>
+        <w:rPr>
+          <w:i/>
+          <w:iCs/>
+        </w:rPr>
+        <w:t>chi2</w:t>
+      </w:r>
+      <w:r>
+        <w:t xml:space="preserve">, assez classique en statistiques, relève des mots comme </w:t>
+      </w:r>
+      <w:r>
+        <w:rPr>
+          <w:i/>
+          <w:iCs/>
+        </w:rPr>
+        <w:t>espalier</w:t>
+      </w:r>
+      <w:r>
+        <w:t xml:space="preserve">, </w:t>
+      </w:r>
+      <w:r>
+        <w:rPr>
+          <w:i/>
+          <w:iCs/>
+        </w:rPr>
+        <w:t>violacé</w:t>
+      </w:r>
+      <w:r>
+        <w:t xml:space="preserve"> </w:t>
+      </w:r>
+      <w:r>
+        <w:t xml:space="preserve">qui ne sont </w:t>
+      </w:r>
+      <w:r>
+        <w:t>présents que dans ce seul chapitre</w:t>
+      </w:r>
+      <w:r>
+        <w:t xml:space="preserve"> (voir</w:t>
+      </w:r>
+      <w:r>
+        <w:t xml:space="preserve"> </w:t>
+      </w:r>
+      <w:r>
+        <w:rPr>
+          <w:i/>
+          <w:iCs/>
+        </w:rPr>
+        <w:t>g2s2.0</w:t>
+      </w:r>
+      <w:r>
+        <w:t>,</w:t>
+      </w:r>
+      <w:r>
+        <w:t>)</w:t>
+      </w:r>
+      <w:r>
+        <w:t xml:space="preserve">. </w:t>
+      </w:r>
+      <w:r>
+        <w:t xml:space="preserve">À cette échelle, le </w:t>
+      </w:r>
+      <w:r>
+        <w:rPr>
+          <w:i/>
+          <w:iCs/>
+        </w:rPr>
+        <w:t>chi2</w:t>
+      </w:r>
+      <w:r>
+        <w:t xml:space="preserve"> est trop spécifique.</w:t>
+      </w:r>
+      <w:r>
+        <w:t xml:space="preserve"> </w:t>
+      </w:r>
+      <w:r>
+        <w:rPr>
+          <w:i/>
+          <w:iCs/>
+        </w:rPr>
+        <w:t>Tfidf</w:t>
+      </w:r>
+      <w:r>
+        <w:rPr>
+          <w:i/>
+          <w:iCs/>
+        </w:rPr>
+        <w:t>log</w:t>
+      </w:r>
+      <w:r>
+        <w:t xml:space="preserve"> et </w:t>
+      </w:r>
+      <w:r>
+        <w:rPr>
+          <w:i/>
+          <w:iCs/>
+        </w:rPr>
+        <w:t>bm25</w:t>
+      </w:r>
+      <w:r>
+        <w:t xml:space="preserve">, les classiques des moteurs de recherche, </w:t>
+      </w:r>
+      <w:r>
+        <w:t>ne promeuvent pas</w:t>
+      </w:r>
+      <w:r>
+        <w:t xml:space="preserve"> les happax</w:t>
+      </w:r>
+      <w:r>
+        <w:t xml:space="preserve"> qui de toute façon seront trouvés,</w:t>
+      </w:r>
+      <w:r>
+        <w:t xml:space="preserve"> mais </w:t>
+      </w:r>
+      <w:r>
+        <w:t xml:space="preserve">les mots-clés </w:t>
+      </w:r>
+      <w:r>
+        <w:t>sont</w:t>
+      </w:r>
+      <w:r>
+        <w:t xml:space="preserve"> tout de même des mots assez rares</w:t>
+      </w:r>
+      <w:r>
+        <w:t>,</w:t>
+      </w:r>
+      <w:r>
+        <w:t xml:space="preserve"> comme le nom propre </w:t>
+      </w:r>
+      <w:r>
+        <w:rPr>
+          <w:i/>
+          <w:iCs/>
+        </w:rPr>
+        <w:t>Bouguer</w:t>
+      </w:r>
+      <w:r>
+        <w:t>, présent à 7 occurrences dans tous Verne, 4 dans ce chapitre, et 3 autres</w:t>
+      </w:r>
+      <w:r>
+        <w:t xml:space="preserve"> dans 3</w:t>
+      </w:r>
+      <w:r>
+        <w:t xml:space="preserve"> chapitres d’autres romans.</w:t>
+      </w:r>
+      <w:r>
+        <w:t xml:space="preserve"> Ces formules sont réglées pour des collections documentaires plus homogènes que des romans, cette précision </w:t>
+      </w:r>
+      <w:r>
+        <w:t>a été jugée utile</w:t>
+      </w:r>
+      <w:r>
+        <w:t>, mais pour une description sémantique, le mot-clé est très peu éclairant</w:t>
+      </w:r>
+      <w:r>
+        <w:t>. L</w:t>
+      </w:r>
+      <w:r>
+        <w:t xml:space="preserve">’espérance log </w:t>
+      </w:r>
+      <w:r>
+        <w:rPr>
+          <w:i/>
+          <w:iCs/>
+        </w:rPr>
+        <w:t>g2</w:t>
+      </w:r>
+      <w:r>
+        <w:t xml:space="preserve"> donne ici un résultat identique à la spécificité hypergéométrique de </w:t>
+      </w:r>
+      <w:r>
+        <w:rPr>
+          <w:i/>
+          <w:iCs/>
+        </w:rPr>
+        <w:t>l</w:t>
+      </w:r>
+      <w:r>
+        <w:rPr>
+          <w:i/>
+          <w:iCs/>
+        </w:rPr>
+        <w:t>afon</w:t>
+      </w:r>
+      <w:r>
+        <w:t>.</w:t>
+      </w:r>
+    </w:p>
+    <w:p>
+      <w:pPr>
+        <w:ind w:firstLine="708"/>
+      </w:pPr>
+      <w:r>
+        <w:t xml:space="preserve">Les noms </w:t>
+      </w:r>
+      <w:r>
+        <w:t>de personnes</w:t>
+      </w:r>
+      <w:r>
+        <w:t xml:space="preserve"> n</w:t>
+      </w:r>
+      <w:r>
+        <w:t>e sont pas traités spécialement</w:t>
+      </w:r>
+      <w:r>
+        <w:t>, si</w:t>
+      </w:r>
+      <w:r>
+        <w:t xml:space="preserve"> bien </w:t>
+      </w:r>
+      <w:r>
+        <w:t xml:space="preserve">que le harponneur </w:t>
+      </w:r>
+      <w:r>
+        <w:rPr>
+          <w:i/>
+          <w:iCs/>
+        </w:rPr>
+        <w:t>Ned Land</w:t>
+      </w:r>
+      <w:r>
+        <w:t xml:space="preserve"> se trouve tristement divisé</w:t>
+      </w:r>
+      <w:r>
+        <w:t xml:space="preserve"> ; toutefois un traitement </w:t>
+      </w:r>
+      <w:r>
+        <w:t xml:space="preserve">soigneux </w:t>
+      </w:r>
+      <w:r>
+        <w:t xml:space="preserve">des majuscules permet de </w:t>
+      </w:r>
+      <w:r>
+        <w:t>le retrouver sous son surnom</w:t>
+      </w:r>
+      <w:r>
+        <w:t xml:space="preserve"> </w:t>
+      </w:r>
+      <w:r>
+        <w:rPr>
+          <w:i/>
+          <w:iCs/>
+        </w:rPr>
+        <w:t xml:space="preserve">le </w:t>
+      </w:r>
+      <w:r>
+        <w:rPr>
+          <w:i/>
+          <w:iCs/>
+        </w:rPr>
+        <w:t>Canadien</w:t>
+      </w:r>
+      <w:r>
+        <w:t xml:space="preserve">, </w:t>
+      </w:r>
+      <w:r>
+        <w:t xml:space="preserve">et </w:t>
+      </w:r>
+      <w:r>
+        <w:t xml:space="preserve">de </w:t>
+      </w:r>
+      <w:r>
+        <w:t>ne pas</w:t>
+      </w:r>
+      <w:r>
+        <w:t xml:space="preserve"> confondre </w:t>
+      </w:r>
+      <w:r>
+        <w:rPr>
+          <w:i/>
+          <w:iCs/>
+        </w:rPr>
+        <w:t>un conseil</w:t>
+      </w:r>
+      <w:r>
+        <w:t xml:space="preserve"> et</w:t>
+      </w:r>
+      <w:r>
+        <w:t xml:space="preserve"> </w:t>
+      </w:r>
+      <w:r>
+        <w:rPr>
+          <w:i/>
+          <w:iCs/>
+        </w:rPr>
+        <w:t>Conseil</w:t>
+      </w:r>
+      <w:r>
+        <w:t>,</w:t>
+      </w:r>
+      <w:r>
+        <w:t xml:space="preserve"> le valet du narrateur (</w:t>
+      </w:r>
+      <w:r>
+        <w:t>Pierre Aronnax</w:t>
+      </w:r>
+      <w:r>
+        <w:t>)</w:t>
+      </w:r>
+      <w:r>
+        <w:t xml:space="preserve">. </w:t>
+      </w:r>
+      <w:r>
+        <w:t>Dans</w:t>
+      </w:r>
+      <w:r>
+        <w:t xml:space="preserve"> un texte informatif,</w:t>
+      </w:r>
+      <w:r>
+        <w:t xml:space="preserve"> les noms propres, notamment les auteurs ou les lieux, peuvent avoir une forte valeur sémantique. Dans</w:t>
+      </w:r>
+      <w:r>
+        <w:t xml:space="preserve"> un </w:t>
+      </w:r>
+      <w:r>
+        <w:t>récit</w:t>
+      </w:r>
+      <w:r>
+        <w:t>, ce sont en général les</w:t>
+      </w:r>
+      <w:r>
+        <w:t xml:space="preserve"> personnages</w:t>
+      </w:r>
+      <w:r>
+        <w:t>,</w:t>
+      </w:r>
+      <w:r>
+        <w:t xml:space="preserve"> le</w:t>
+      </w:r>
+      <w:r>
+        <w:t xml:space="preserve"> c</w:t>
+      </w:r>
+      <w:r>
+        <w:t>roise</w:t>
+      </w:r>
+      <w:r>
+        <w:t>ment statistique</w:t>
+      </w:r>
+      <w:r>
+        <w:t xml:space="preserve"> de leus noms</w:t>
+      </w:r>
+      <w:r>
+        <w:t xml:space="preserve"> n’amène qu’à rapprocher</w:t>
+      </w:r>
+      <w:r>
+        <w:t xml:space="preserve"> les </w:t>
+      </w:r>
+      <w:r>
+        <w:t>chapitres</w:t>
+      </w:r>
+      <w:r>
+        <w:t xml:space="preserve"> d’un même roman.</w:t>
+      </w:r>
+    </w:p>
+    <w:p>
+      <w:pPr>
+        <w:ind w:firstLine="708"/>
+      </w:pPr>
+      <w:r>
+        <w:t xml:space="preserve">Les résultats qui suivent </w:t>
+      </w:r>
+      <w:r>
+        <w:t>supprimeront</w:t>
+      </w:r>
+      <w:r>
+        <w:t xml:space="preserve"> désormais les mots grammaticaux et les noms propres</w:t>
+      </w:r>
+      <w:r>
+        <w:t>.</w:t>
+      </w:r>
+    </w:p>
+    <w:p>
+      <w:pPr>
+        <w:ind w:firstLine="708"/>
+      </w:pPr>
+    </w:p>
+    <w:p>
+      <w:pPr>
+        <w:ind w:firstLine="0"/>
+      </w:pPr>
+      <w:r>
+        <w:rPr>
+          <w:i/>
+          <w:iCs/>
+        </w:rPr>
+        <w:t>tf</w:t>
+      </w:r>
+      <w:r>
+        <w:t> :</w:t>
+      </w:r>
+      <w:r>
+        <w:t xml:space="preserve"> </w:t>
       </w:r>
       <w:r>
         <w:rPr>
@@ -2747,14 +2664,14 @@
         <w:t>poulpe</w:t>
       </w:r>
       <w:r>
-        <w:t xml:space="preserve">, </w:t>
+        <w:t xml:space="preserve">, capitaine, dire, </w:t>
       </w:r>
       <w:r>
         <w:rPr>
           <w:b/>
           <w:bCs/>
         </w:rPr>
-        <w:t>calmar</w:t>
+        <w:t>monstre</w:t>
       </w:r>
       <w:r>
         <w:t xml:space="preserve">, </w:t>
@@ -2764,10 +2681,10 @@
           <w:b/>
           <w:bCs/>
         </w:rPr>
-        <w:t>monstre</w:t>
-      </w:r>
-      <w:r>
-        <w:t>, tentacule, céphalopode, bec, ventouse, vitre, harpon, hache</w:t>
+        <w:t>calmar</w:t>
+      </w:r>
+      <w:r>
+        <w:t>, répondre, animal, mètre, œil, mer, demander</w:t>
       </w:r>
       <w:r>
         <w:t>…</w:t>
@@ -2777,17 +2694,13 @@
       <w:pPr>
         <w:ind w:firstLine="0"/>
       </w:pPr>
-      <w:proofErr w:type="spellStart"/>
-      <w:proofErr w:type="gramStart"/>
-      <w:r>
-        <w:rPr>
-          <w:i/>
-          <w:iCs/>
-        </w:rPr>
-        <w:t>lafon</w:t>
-      </w:r>
-      <w:proofErr w:type="spellEnd"/>
-      <w:proofErr w:type="gramEnd"/>
+      <w:r>
+        <w:rPr>
+          <w:i/>
+          <w:iCs/>
+        </w:rPr>
+        <w:t>g2</w:t>
+      </w:r>
       <w:r>
         <w:t xml:space="preserve"> : </w:t>
       </w:r>
@@ -2819,7 +2732,7 @@
         <w:t>monstre</w:t>
       </w:r>
       <w:r>
-        <w:t xml:space="preserve">, tentacule, céphalopode, bec, ventouse, vitre, harpon, hache </w:t>
+        <w:t>, tentacule, céphalopode, bec, ventouse, vitre, harpon, hache</w:t>
       </w:r>
       <w:r>
         <w:t>…</w:t>
@@ -2829,17 +2742,13 @@
       <w:pPr>
         <w:ind w:firstLine="0"/>
       </w:pPr>
-      <w:proofErr w:type="spellStart"/>
-      <w:proofErr w:type="gramStart"/>
-      <w:r>
-        <w:rPr>
-          <w:i/>
-          <w:iCs/>
-        </w:rPr>
-        <w:t>tfidf</w:t>
-      </w:r>
-      <w:proofErr w:type="spellEnd"/>
-      <w:proofErr w:type="gramEnd"/>
+      <w:r>
+        <w:rPr>
+          <w:i/>
+          <w:iCs/>
+        </w:rPr>
+        <w:t>lafon</w:t>
+      </w:r>
       <w:r>
         <w:t xml:space="preserve"> : </w:t>
       </w:r>
@@ -2861,7 +2770,7 @@
         <w:t>calmar</w:t>
       </w:r>
       <w:r>
-        <w:t xml:space="preserve">, tentacule, ventouse, céphalopode, charnu, harpon, mandibule, nageoire, </w:t>
+        <w:t xml:space="preserve">, </w:t>
       </w:r>
       <w:r>
         <w:rPr>
@@ -2871,6 +2780,9 @@
         <w:t>monstre</w:t>
       </w:r>
       <w:r>
+        <w:t xml:space="preserve">, tentacule, céphalopode, bec, ventouse, vitre, harpon, hache </w:t>
+      </w:r>
+      <w:r>
         <w:t>…</w:t>
       </w:r>
     </w:p>
@@ -2878,20 +2790,29 @@
       <w:pPr>
         <w:ind w:firstLine="0"/>
       </w:pPr>
-      <w:proofErr w:type="gramStart"/>
-      <w:r>
-        <w:t>bm</w:t>
-      </w:r>
-      <w:proofErr w:type="gramEnd"/>
-      <w:r>
-        <w:t xml:space="preserve">25 : </w:t>
+      <w:r>
+        <w:rPr>
+          <w:i/>
+          <w:iCs/>
+        </w:rPr>
+        <w:t>tfidf</w:t>
+      </w:r>
+      <w:r>
+        <w:rPr>
+          <w:i/>
+          <w:iCs/>
+        </w:rPr>
+        <w:t>log</w:t>
+      </w:r>
+      <w:r>
+        <w:t xml:space="preserve"> : </w:t>
       </w:r>
       <w:r>
         <w:rPr>
           <w:b/>
           <w:bCs/>
         </w:rPr>
-        <w:t>calmar</w:t>
+        <w:t>poulpe</w:t>
       </w:r>
       <w:r>
         <w:t xml:space="preserve">, </w:t>
@@ -2901,47 +2822,28 @@
           <w:b/>
           <w:bCs/>
         </w:rPr>
-        <w:t>poulpe</w:t>
-      </w:r>
-      <w:r>
-        <w:t>, ventouse, céphalopode, tentacule, mandibule, charnu, harpon, glauque, évêque</w:t>
-      </w:r>
-      <w:r>
-        <w:t>…</w:t>
-      </w:r>
-    </w:p>
-    <w:p>
-      <w:pPr>
-        <w:ind w:firstLine="0"/>
-      </w:pPr>
-      <w:proofErr w:type="gramStart"/>
-      <w:r>
-        <w:rPr>
-          <w:i/>
-          <w:iCs/>
-        </w:rPr>
-        <w:t>chi</w:t>
-      </w:r>
-      <w:proofErr w:type="gramEnd"/>
-      <w:r>
-        <w:rPr>
-          <w:i/>
-          <w:iCs/>
-        </w:rPr>
-        <w:t>2</w:t>
-      </w:r>
-      <w:r>
-        <w:t xml:space="preserve"> : </w:t>
+        <w:t>calmar</w:t>
+      </w:r>
+      <w:r>
+        <w:t xml:space="preserve">, tentacule, ventouse, céphalopode, charnu, harpon, mandibule, nageoire, </w:t>
       </w:r>
       <w:r>
         <w:rPr>
           <w:b/>
           <w:bCs/>
         </w:rPr>
-        <w:t>poulpe</w:t>
-      </w:r>
-      <w:r>
-        <w:t xml:space="preserve">, </w:t>
+        <w:t>monstre</w:t>
+      </w:r>
+      <w:r>
+        <w:t>…</w:t>
+      </w:r>
+    </w:p>
+    <w:p>
+      <w:pPr>
+        <w:ind w:firstLine="0"/>
+      </w:pPr>
+      <w:r>
+        <w:t xml:space="preserve">bm25 : </w:t>
       </w:r>
       <w:r>
         <w:rPr>
@@ -2951,71 +2853,107 @@
         <w:t>calmar</w:t>
       </w:r>
       <w:r>
-        <w:t xml:space="preserve">, tentacule, ventouse, céphalopode, </w:t>
+        <w:t xml:space="preserve">, </w:t>
       </w:r>
       <w:r>
         <w:rPr>
           <w:b/>
           <w:bCs/>
         </w:rPr>
-        <w:t xml:space="preserve">espalier, violacé, quenotte, suceur, </w:t>
-      </w:r>
-      <w:proofErr w:type="spellStart"/>
+        <w:t>poulpe</w:t>
+      </w:r>
+      <w:r>
+        <w:t>, ventouse, céphalopode, tentacule, mandibule, charnu, harpon, glauque, évêque</w:t>
+      </w:r>
+      <w:r>
+        <w:t>…</w:t>
+      </w:r>
+    </w:p>
+    <w:p>
+      <w:pPr>
+        <w:ind w:firstLine="0"/>
+      </w:pPr>
+      <w:r>
+        <w:rPr>
+          <w:i/>
+          <w:iCs/>
+        </w:rPr>
+        <w:t>chi2</w:t>
+      </w:r>
+      <w:r>
+        <w:t xml:space="preserve"> : </w:t>
+      </w:r>
       <w:r>
         <w:rPr>
           <w:b/>
           <w:bCs/>
         </w:rPr>
-        <w:t>brachioures</w:t>
-      </w:r>
-      <w:proofErr w:type="spellEnd"/>
-      <w:r>
-        <w:t>…</w:t>
-      </w:r>
-    </w:p>
-    <w:p>
-      <w:pPr>
-        <w:ind w:firstLine="0"/>
-      </w:pPr>
-      <w:r>
-        <w:rPr>
-          <w:i/>
-          <w:iCs/>
-        </w:rPr>
-        <w:t>g2s2.0</w:t>
-      </w:r>
-      <w:r>
-        <w:t> :</w:t>
-      </w:r>
-      <w:r>
-        <w:t xml:space="preserve"> </w:t>
+        <w:t>poulpe</w:t>
+      </w:r>
+      <w:r>
+        <w:t xml:space="preserve">, </w:t>
       </w:r>
       <w:r>
         <w:rPr>
           <w:b/>
           <w:bCs/>
         </w:rPr>
-        <w:t xml:space="preserve">espalier, violacé, quenotte, suceur, </w:t>
-      </w:r>
-      <w:proofErr w:type="spellStart"/>
+        <w:t>calmar</w:t>
+      </w:r>
+      <w:r>
+        <w:t xml:space="preserve">, tentacule, ventouse, céphalopode, </w:t>
+      </w:r>
       <w:r>
         <w:rPr>
           <w:b/>
           <w:bCs/>
         </w:rPr>
-        <w:t>brachioures</w:t>
-      </w:r>
-      <w:proofErr w:type="spellEnd"/>
+        <w:t>espalier, violacé, quenotte, suceur, brachioures</w:t>
+      </w:r>
+      <w:r>
+        <w:t>…</w:t>
+      </w:r>
+    </w:p>
+    <w:p>
+      <w:pPr>
+        <w:ind w:firstLine="0"/>
+      </w:pPr>
+      <w:r>
+        <w:rPr>
+          <w:i/>
+          <w:iCs/>
+        </w:rPr>
+        <w:t>simplemaths</w:t>
+      </w:r>
+      <w:r>
+        <w:t xml:space="preserve"> : </w:t>
+      </w:r>
+      <w:r>
+        <w:rPr>
+          <w:b/>
+          <w:bCs/>
+        </w:rPr>
+        <w:t>poulpe</w:t>
+      </w:r>
       <w:r>
         <w:t xml:space="preserve">, </w:t>
       </w:r>
-      <w:proofErr w:type="spellStart"/>
-      <w:r>
-        <w:t>clupanodons</w:t>
-      </w:r>
-      <w:proofErr w:type="spellEnd"/>
-      <w:r>
-        <w:t xml:space="preserve">, corégone, fissurelles, gobies-plumiers, krak </w:t>
+      <w:r>
+        <w:rPr>
+          <w:b/>
+          <w:bCs/>
+        </w:rPr>
+        <w:t>calmar</w:t>
+      </w:r>
+      <w:r>
+        <w:t xml:space="preserve">, ventouse, céphalopode, tentacule, </w:t>
+      </w:r>
+      <w:r>
+        <w:rPr>
+          <w:b/>
+          <w:bCs/>
+        </w:rPr>
+        <w:t>espalier, violacé, quenotte, suceur, brachioures</w:t>
       </w:r>
       <w:r>
         <w:t>…</w:t>
@@ -3025,11 +2963,42 @@
       <w:pPr>
         <w:ind w:firstLine="0"/>
       </w:pPr>
+      <w:r>
+        <w:rPr>
+          <w:i/>
+          <w:iCs/>
+        </w:rPr>
+        <w:t>g2s2.0</w:t>
+      </w:r>
+      <w:r>
+        <w:t> :</w:t>
+      </w:r>
+      <w:r>
+        <w:t xml:space="preserve"> </w:t>
+      </w:r>
+      <w:r>
+        <w:rPr>
+          <w:b/>
+          <w:bCs/>
+        </w:rPr>
+        <w:t>espalier, violacé, quenotte, suceur, brachioures</w:t>
+      </w:r>
+      <w:r>
+        <w:t xml:space="preserve">, clupanodons, corégone, fissurelles, gobies-plumiers, krak </w:t>
+      </w:r>
+      <w:r>
+        <w:t>…</w:t>
+      </w:r>
     </w:p>
     <w:p>
       <w:pPr>
         <w:ind w:firstLine="0"/>
       </w:pPr>
+    </w:p>
+    <w:p>
+      <w:pPr>
+        <w:ind w:firstLine="0"/>
+      </w:pPr>
       <w:r>
         <w:t xml:space="preserve">Un fois filtrés </w:t>
       </w:r>
@@ -3057,7 +3026,6 @@
       <w:r>
         <w:t xml:space="preserve"> les plus fréquents d’un document (</w:t>
       </w:r>
-      <w:proofErr w:type="spellStart"/>
       <w:r>
         <w:rPr>
           <w:i/>
@@ -3065,7 +3033,6 @@
         </w:rPr>
         <w:t>tf</w:t>
       </w:r>
-      <w:proofErr w:type="spellEnd"/>
       <w:r>
         <w:t xml:space="preserve">) </w:t>
       </w:r>
@@ -3177,6 +3144,7 @@
           <w:i/>
           <w:iCs/>
         </w:rPr>
+        <w:lastRenderedPageBreak/>
         <w:t>demander</w:t>
       </w:r>
       <w:r>
@@ -3271,169 +3239,1154 @@
         <w:t xml:space="preserve"> </w:t>
       </w:r>
       <w:r>
-        <w:t>Filtrer les mots trop généraux ne suffit pas, i</w:t>
-      </w:r>
-      <w:r>
-        <w:t>l reste utile de pondérer la fréquence dans le texte avec des fréquences dans le reste du corpus.</w:t>
-      </w:r>
-      <w:r>
-        <w:t xml:space="preserve"> Le </w:t>
-      </w:r>
-      <w:r>
-        <w:rPr>
-          <w:i/>
-          <w:iCs/>
+        <w:t xml:space="preserve">Filtrer les mots </w:t>
+      </w:r>
+      <w:r>
+        <w:t>grammaticaux</w:t>
+      </w:r>
+      <w:r>
+        <w:t xml:space="preserve"> ne suffit pas, i</w:t>
+      </w:r>
+      <w:r>
+        <w:t xml:space="preserve">l reste utile de pondérer la fréquence dans le texte </w:t>
+      </w:r>
+      <w:r>
+        <w:t>par</w:t>
+      </w:r>
+      <w:r>
+        <w:t xml:space="preserve"> le reste du corpus.</w:t>
+      </w:r>
+      <w:r>
+        <w:t xml:space="preserve"> </w:t>
+      </w:r>
+      <w:r>
+        <w:t xml:space="preserve">Le rang du mot </w:t>
+      </w:r>
+      <w:r>
+        <w:rPr>
+          <w:i/>
+          <w:iCs/>
+        </w:rPr>
+        <w:t>monstre</w:t>
+      </w:r>
+      <w:r>
+        <w:t xml:space="preserve"> semble justifier la qualité sémantique de </w:t>
+      </w:r>
+      <w:r>
+        <w:rPr>
+          <w:i/>
+          <w:iCs/>
+        </w:rPr>
+        <w:t>g2</w:t>
+      </w:r>
+      <w:r>
+        <w:t xml:space="preserve"> et </w:t>
+      </w:r>
+      <w:r>
+        <w:rPr>
+          <w:i/>
+          <w:iCs/>
+        </w:rPr>
+        <w:t>lafon</w:t>
+      </w:r>
+      <w:r>
+        <w:t>.</w:t>
+      </w:r>
+    </w:p>
+    <w:p>
+      <w:pPr>
+        <w:ind w:firstLine="708"/>
+      </w:pPr>
+      <w:r>
+        <w:t xml:space="preserve">Les impressions </w:t>
+      </w:r>
+      <w:r>
+        <w:t>personnelles</w:t>
+      </w:r>
+      <w:r>
+        <w:t xml:space="preserve"> ont cependant de la peine à choisir</w:t>
+      </w:r>
+      <w:r>
+        <w:t xml:space="preserve"> un algorithme</w:t>
+      </w:r>
+      <w:r>
+        <w:t xml:space="preserve"> parmi 1</w:t>
+      </w:r>
+      <w:r>
+        <w:t>7</w:t>
+      </w:r>
+      <w:r>
+        <w:t xml:space="preserve"> lorsque l’on commence à envisager</w:t>
+      </w:r>
+      <w:r>
+        <w:t xml:space="preserve"> </w:t>
+      </w:r>
+      <w:r>
+        <w:t>1</w:t>
+      </w:r>
+      <w:r>
+        <w:t>00 mots clés pour 7700 chapitres.</w:t>
+      </w:r>
+    </w:p>
+    <w:p>
+      <w:pPr>
+        <w:ind w:firstLine="708"/>
+      </w:pPr>
+      <w:r>
+        <w:rPr>
+          <w:noProof/>
+        </w:rPr>
+        <w:drawing>
+          <wp:anchor distT="0" distB="0" distL="114300" distR="114300" simplePos="0" relativeHeight="251660288" behindDoc="0" locked="0" layoutInCell="1" allowOverlap="1" wp14:anchorId="0DD09C01" wp14:editId="01E78B93">
+            <wp:simplePos x="0" y="0"/>
+            <wp:positionH relativeFrom="column">
+              <wp:posOffset>61595</wp:posOffset>
+            </wp:positionH>
+            <wp:positionV relativeFrom="paragraph">
+              <wp:posOffset>299085</wp:posOffset>
+            </wp:positionV>
+            <wp:extent cx="5715000" cy="3331845"/>
+            <wp:effectExtent l="0" t="0" r="0" b="1905"/>
+            <wp:wrapTopAndBottom/>
+            <wp:docPr id="1597090686" name="Picture 1"/>
+            <wp:cNvGraphicFramePr>
+              <a:graphicFrameLocks xmlns:a="http://schemas.openxmlformats.org/drawingml/2006/main" noChangeAspect="1"/>
+            </wp:cNvGraphicFramePr>
+            <a:graphic xmlns:a="http://schemas.openxmlformats.org/drawingml/2006/main">
+              <a:graphicData uri="http://schemas.openxmlformats.org/drawingml/2006/picture">
+                <pic:pic xmlns:pic="http://schemas.openxmlformats.org/drawingml/2006/picture">
+                  <pic:nvPicPr>
+                    <pic:cNvPr id="1597090686" name="Picture 1"/>
+                    <pic:cNvPicPr>
+                      <a:picLocks noChangeAspect="1" noChangeArrowheads="1"/>
+                    </pic:cNvPicPr>
+                  </pic:nvPicPr>
+                  <pic:blipFill>
+                    <a:blip r:embed="rId10" cstate="print">
+                      <a:extLst>
+                        <a:ext uri="{28A0092B-C50C-407E-A947-70E740481C1C}">
+                          <a14:useLocalDpi xmlns:a14="http://schemas.microsoft.com/office/drawing/2010/main" val="0"/>
+                        </a:ext>
+                      </a:extLst>
+                    </a:blip>
+                    <a:stretch>
+                      <a:fillRect/>
+                    </a:stretch>
+                  </pic:blipFill>
+                  <pic:spPr bwMode="auto">
+                    <a:xfrm>
+                      <a:off x="0" y="0"/>
+                      <a:ext cx="5715000" cy="3331845"/>
+                    </a:xfrm>
+                    <a:prstGeom prst="rect">
+                      <a:avLst/>
+                    </a:prstGeom>
+                    <a:noFill/>
+                    <a:ln>
+                      <a:noFill/>
+                    </a:ln>
+                  </pic:spPr>
+                </pic:pic>
+              </a:graphicData>
+            </a:graphic>
+            <wp14:sizeRelH relativeFrom="page">
+              <wp14:pctWidth>0</wp14:pctWidth>
+            </wp14:sizeRelH>
+            <wp14:sizeRelV relativeFrom="page">
+              <wp14:pctHeight>0</wp14:pctHeight>
+            </wp14:sizeRelV>
+          </wp:anchor>
+        </w:drawing>
+      </w:r>
+    </w:p>
+    <w:p>
+      <w:pPr>
+        <w:ind w:firstLine="0"/>
+      </w:pPr>
+    </w:p>
+    <w:p>
+      <w:pPr>
+        <w:ind w:firstLine="0"/>
+      </w:pPr>
+      <w:r>
+        <w:t>Le graphique ci-dessus est le produit du processus suivant.</w:t>
+      </w:r>
+    </w:p>
+    <w:p>
+      <w:pPr>
+        <w:ind w:firstLine="708"/>
+      </w:pPr>
+      <w:r>
+        <w:t>Soient tous les chapitres lemmatisés de Balzac, Dumas, Sand, Verne, Zola. En sont extrait 100 mots-clés</w:t>
+      </w:r>
+      <w:r>
+        <w:t xml:space="preserve"> sans mots grammaticaux ni noms propres,</w:t>
+      </w:r>
+      <w:r>
+        <w:t xml:space="preserve"> selon 1</w:t>
+      </w:r>
+      <w:r>
+        <w:t>7</w:t>
+      </w:r>
+      <w:r>
+        <w:t xml:space="preserve"> formules</w:t>
+      </w:r>
+      <w:r>
+        <w:t xml:space="preserve">, un </w:t>
+      </w:r>
+      <w:r>
+        <w:rPr>
+          <w:i/>
+          <w:iCs/>
+        </w:rPr>
+        <w:t>G</w:t>
+      </w:r>
+      <w:r>
+        <w:rPr>
+          <w:i/>
+          <w:iCs/>
+          <w:vertAlign w:val="superscript"/>
+        </w:rPr>
+        <w:t>2</w:t>
+      </w:r>
+      <w:r>
+        <w:t xml:space="preserve"> paramétrable</w:t>
+      </w:r>
+      <w:r>
+        <w:t xml:space="preserve"> </w:t>
+      </w:r>
+      <w:r>
+        <w:t xml:space="preserve">et des </w:t>
+      </w:r>
+      <w:r>
+        <w:t xml:space="preserve">classiques </w:t>
+      </w:r>
+      <w:r>
+        <w:t>du domaine</w:t>
+      </w:r>
+      <w:r>
+        <w:t>.</w:t>
+      </w:r>
+    </w:p>
+    <w:p>
+      <w:pPr>
+        <w:ind w:firstLine="708"/>
+      </w:pPr>
+      <w:r>
+        <w:t>Toutes ces listes</w:t>
+      </w:r>
+      <w:r>
+        <w:t xml:space="preserve"> de mots-clés</w:t>
+      </w:r>
+      <w:r>
+        <w:rPr>
+          <w:rStyle w:val="FootnoteReference"/>
+        </w:rPr>
+        <w:footnoteReference w:id="16"/>
+      </w:r>
+      <w:r>
+        <w:t xml:space="preserve"> sont comparées 2 à 2</w:t>
+      </w:r>
+      <w:r>
+        <w:t xml:space="preserve"> pour chaque chapitre</w:t>
+      </w:r>
+      <w:r>
+        <w:t xml:space="preserve"> </w:t>
+      </w:r>
+      <w:r>
+        <w:t>selon</w:t>
+      </w:r>
+      <w:r>
+        <w:t xml:space="preserve"> une distance </w:t>
+      </w:r>
+      <w:r>
+        <w:rPr>
+          <w:i/>
+          <w:iCs/>
+        </w:rPr>
+        <w:t>Jaccard</w:t>
+      </w:r>
+      <w:r>
+        <w:t xml:space="preserve">. Cet indice standard donne 0 si les listes sont identiques, et 1 si elles ne partagent aucun </w:t>
+      </w:r>
+      <w:r>
+        <w:t>élément</w:t>
+      </w:r>
+      <w:r>
+        <w:t>.</w:t>
+      </w:r>
+      <w:r>
+        <w:t xml:space="preserve"> L’ordre des mots-clés n’entre pas en ligne de compte. Si l’on prend la moyenne des distances </w:t>
+      </w:r>
+      <w:r>
+        <w:rPr>
+          <w:i/>
+          <w:iCs/>
+        </w:rPr>
+        <w:t>Jaccard</w:t>
+      </w:r>
+      <w:r>
+        <w:t xml:space="preserve"> </w:t>
+      </w:r>
+      <w:r>
+        <w:t>pour</w:t>
+      </w:r>
+      <w:r>
+        <w:t xml:space="preserve"> tous les chapitres pour chaque couple d’algorithmes, on aura une distance entre 2 algorithmes</w:t>
+      </w:r>
+      <w:r>
+        <w:t xml:space="preserve"> pour ce corpus</w:t>
+      </w:r>
+      <w:r>
+        <w:t>.U</w:t>
+      </w:r>
+      <w:r>
+        <w:t xml:space="preserve">ne même formule comparée avec elle-même, </w:t>
+      </w:r>
+      <w:r>
+        <w:t>ainsi que</w:t>
+      </w:r>
+      <w:r>
+        <w:t xml:space="preserve"> </w:t>
+      </w:r>
+      <w:r>
+        <w:rPr>
+          <w:i/>
+          <w:iCs/>
+        </w:rPr>
+        <w:t>tf</w:t>
+      </w:r>
+      <w:r>
+        <w:t xml:space="preserve"> et </w:t>
+      </w:r>
+      <w:r>
+        <w:rPr>
+          <w:i/>
+          <w:iCs/>
+        </w:rPr>
+        <w:t>g2s0.0</w:t>
+      </w:r>
+      <w:r>
+        <w:t xml:space="preserve"> </w:t>
+      </w:r>
+      <w:r>
+        <w:t>par construction, ont un distance égale à 0</w:t>
+      </w:r>
+      <w:r>
+        <w:t>. Les algorithmes les plus distants</w:t>
+      </w:r>
+      <w:r>
+        <w:t xml:space="preserve"> entre eux</w:t>
+      </w:r>
+      <w:r>
+        <w:t xml:space="preserve"> sont </w:t>
+      </w:r>
+      <w:r>
+        <w:rPr>
+          <w:i/>
+          <w:iCs/>
+        </w:rPr>
+        <w:t>tf</w:t>
+      </w:r>
+      <w:r>
+        <w:t xml:space="preserve"> et </w:t>
+      </w:r>
+      <w:r>
+        <w:rPr>
+          <w:i/>
+          <w:iCs/>
+        </w:rPr>
+        <w:t>simplemaths</w:t>
+      </w:r>
+      <w:r>
+        <w:rPr>
+          <w:i/>
+          <w:iCs/>
+        </w:rPr>
+        <w:t> </w:t>
+      </w:r>
+      <w:r>
+        <w:t xml:space="preserve">: </w:t>
+      </w:r>
+      <w:r>
+        <w:t xml:space="preserve">0,93 ; ils ont très peu de mots en communs. </w:t>
+      </w:r>
+      <w:r>
+        <w:rPr>
+          <w:i/>
+          <w:iCs/>
+        </w:rPr>
+        <w:t>g2s2.0</w:t>
+      </w:r>
+      <w:r>
+        <w:t> </w:t>
+      </w:r>
+      <w:r>
+        <w:t xml:space="preserve"> a été sorti des calculs, car beaucoup de chapitres n’ont pas 100 mots spécifiques, les distances n’étaient plus comparables.</w:t>
+      </w:r>
+    </w:p>
+    <w:p>
+      <w:pPr>
+        <w:ind w:firstLine="708"/>
+        <w:rPr>
+          <w:lang w:val="fr-FR"/>
+        </w:rPr>
+      </w:pPr>
+      <w:r>
+        <w:t>T</w:t>
+      </w:r>
+      <w:r>
+        <w:t>outes ces distances forment</w:t>
+      </w:r>
+      <w:r>
+        <w:t xml:space="preserve"> une matrice de 1</w:t>
+      </w:r>
+      <w:r>
+        <w:t>7</w:t>
+      </w:r>
+      <w:r>
+        <w:t>×</w:t>
+      </w:r>
+      <w:r>
+        <w:t>1</w:t>
+      </w:r>
+      <w:r>
+        <w:t>7 cellules</w:t>
+      </w:r>
+      <w:r>
+        <w:t xml:space="preserve">. </w:t>
+      </w:r>
+      <w:r>
+        <w:t>Comment en donner une représentation synthétique qu’un humain peut saisir ? Le graphique ci-dessus est une « </w:t>
+      </w:r>
+      <w:r>
+        <w:rPr>
+          <w:lang w:val="fr-FR"/>
+        </w:rPr>
+        <w:t>a</w:t>
+      </w:r>
+      <w:r>
+        <w:rPr>
+          <w:lang w:val="fr-FR"/>
+        </w:rPr>
+        <w:t>nalyse en composantes principales</w:t>
+      </w:r>
+      <w:r>
+        <w:rPr>
+          <w:lang w:val="fr-FR"/>
+        </w:rPr>
+        <w:t xml:space="preserve"> » (eng : </w:t>
+      </w:r>
+      <w:r>
+        <w:rPr>
+          <w:i/>
+          <w:iCs/>
+          <w:lang w:val="fr-FR"/>
+        </w:rPr>
+        <w:t>PCoA</w:t>
+      </w:r>
+      <w:r>
+        <w:rPr>
+          <w:lang w:val="fr-FR"/>
+        </w:rPr>
+        <w:t>) qui projette les 1</w:t>
+      </w:r>
+      <w:r>
+        <w:rPr>
+          <w:lang w:val="fr-FR"/>
+        </w:rPr>
+        <w:t>7</w:t>
+      </w:r>
+      <w:r>
+        <w:rPr>
+          <w:lang w:val="fr-FR"/>
+        </w:rPr>
+        <w:t xml:space="preserve"> dimensions de la matrice initiale sur les 2 dimensions d’un plan. Cette projection conserve 7</w:t>
+      </w:r>
+      <w:r>
+        <w:rPr>
+          <w:lang w:val="fr-FR"/>
+        </w:rPr>
+        <w:t>4,0</w:t>
+      </w:r>
+      <w:r>
+        <w:rPr>
+          <w:lang w:val="fr-FR"/>
+        </w:rPr>
+        <w:t>+16,</w:t>
+      </w:r>
+      <w:r>
+        <w:rPr>
+          <w:lang w:val="fr-FR"/>
+        </w:rPr>
+        <w:t>9</w:t>
+      </w:r>
+      <w:r>
+        <w:rPr>
+          <w:lang w:val="fr-FR"/>
+        </w:rPr>
+        <w:t>=</w:t>
+      </w:r>
+      <w:r>
+        <w:rPr>
+          <w:lang w:val="fr-FR"/>
+        </w:rPr>
+        <w:t>90</w:t>
+      </w:r>
+      <w:r>
+        <w:rPr>
+          <w:lang w:val="fr-FR"/>
+        </w:rPr>
+        <w:t>,</w:t>
+      </w:r>
+      <w:r>
+        <w:rPr>
+          <w:lang w:val="fr-FR"/>
+        </w:rPr>
+        <w:t>9</w:t>
+      </w:r>
+      <w:r>
+        <w:rPr>
+          <w:lang w:val="fr-FR"/>
+        </w:rPr>
+        <w:t xml:space="preserve">% de la variation, </w:t>
+      </w:r>
+      <w:r>
+        <w:rPr>
+          <w:lang w:val="fr-FR"/>
+        </w:rPr>
+        <w:t>elle</w:t>
+      </w:r>
+      <w:r>
+        <w:rPr>
+          <w:lang w:val="fr-FR"/>
+        </w:rPr>
+        <w:t xml:space="preserve"> est donc très représentative de</w:t>
+      </w:r>
+      <w:r>
+        <w:rPr>
+          <w:lang w:val="fr-FR"/>
+        </w:rPr>
+        <w:t xml:space="preserve"> la matrice </w:t>
+      </w:r>
+      <w:r>
+        <w:t>1</w:t>
+      </w:r>
+      <w:r>
+        <w:t>7</w:t>
+      </w:r>
+      <w:r>
+        <w:t>×</w:t>
+      </w:r>
+      <w:r>
+        <w:t>1</w:t>
+      </w:r>
+      <w:r>
+        <w:t>7</w:t>
+      </w:r>
+      <w:r>
+        <w:rPr>
+          <w:lang w:val="fr-FR"/>
+        </w:rPr>
+        <w:t>. L</w:t>
+      </w:r>
+      <w:r>
+        <w:rPr>
+          <w:lang w:val="fr-FR"/>
+        </w:rPr>
+        <w:t xml:space="preserve">es points ne </w:t>
+      </w:r>
+      <w:r>
+        <w:rPr>
+          <w:lang w:val="fr-FR"/>
+        </w:rPr>
+        <w:t xml:space="preserve">sont pas dispersés, ou en grappes, </w:t>
+      </w:r>
+      <w:r>
+        <w:rPr>
+          <w:lang w:val="fr-FR"/>
+        </w:rPr>
+        <w:lastRenderedPageBreak/>
+        <w:t>mais</w:t>
+      </w:r>
+      <w:r>
+        <w:rPr>
+          <w:lang w:val="fr-FR"/>
+        </w:rPr>
+        <w:t xml:space="preserve"> semblent former</w:t>
+      </w:r>
+      <w:r>
+        <w:rPr>
+          <w:lang w:val="fr-FR"/>
+        </w:rPr>
+        <w:t xml:space="preserve"> une ligne</w:t>
+      </w:r>
+      <w:r>
+        <w:rPr>
+          <w:lang w:val="fr-FR"/>
+        </w:rPr>
+        <w:t xml:space="preserve"> spécialement claire</w:t>
+      </w:r>
+      <w:r>
+        <w:rPr>
+          <w:lang w:val="fr-FR"/>
+        </w:rPr>
+        <w:t>.</w:t>
+      </w:r>
+      <w:r>
+        <w:rPr>
+          <w:lang w:val="fr-FR"/>
+        </w:rPr>
+        <w:t xml:space="preserve"> </w:t>
+      </w:r>
+      <w:r>
+        <w:rPr>
+          <w:lang w:val="fr-FR"/>
+        </w:rPr>
+        <w:t>Cette continuité</w:t>
+      </w:r>
+      <w:r>
+        <w:rPr>
+          <w:lang w:val="fr-FR"/>
+        </w:rPr>
+        <w:t xml:space="preserve"> </w:t>
+      </w:r>
+      <w:r>
+        <w:rPr>
+          <w:lang w:val="fr-FR"/>
+        </w:rPr>
+        <w:t>peut s’explique</w:t>
+      </w:r>
+      <w:r>
+        <w:rPr>
+          <w:lang w:val="fr-FR"/>
+        </w:rPr>
+        <w:t xml:space="preserve"> assez normalement </w:t>
+      </w:r>
+      <w:r>
+        <w:rPr>
+          <w:lang w:val="fr-FR"/>
+        </w:rPr>
+        <w:t>pour les différents</w:t>
+      </w:r>
+      <w:r>
+        <w:rPr>
+          <w:lang w:val="fr-FR"/>
+        </w:rPr>
+        <w:t xml:space="preserve"> paramètres de</w:t>
+      </w:r>
+      <w:r>
+        <w:rPr>
+          <w:lang w:val="fr-FR"/>
+        </w:rPr>
+        <w:t xml:space="preserve"> </w:t>
+      </w:r>
+      <w:r>
+        <w:rPr>
+          <w:i/>
+          <w:iCs/>
+        </w:rPr>
+        <w:t>G</w:t>
+      </w:r>
+      <w:r>
+        <w:rPr>
+          <w:i/>
+          <w:iCs/>
+          <w:vertAlign w:val="superscript"/>
+        </w:rPr>
+        <w:t>2</w:t>
+      </w:r>
+      <w:r>
+        <w:rPr>
+          <w:lang w:val="fr-FR"/>
+        </w:rPr>
+        <w:t xml:space="preserve">([0, 2]). </w:t>
+      </w:r>
+    </w:p>
+    <w:p>
+      <w:pPr>
+        <w:ind w:firstLine="708"/>
+        <w:rPr>
+          <w:lang w:val="fr-FR"/>
+        </w:rPr>
+      </w:pPr>
+      <w:r>
+        <w:rPr>
+          <w:lang w:val="fr-FR"/>
+        </w:rPr>
+        <w:t>Ce qui est un résultat nouveau, c’est que les autres formules de la littérature se place assez bien sur la même courbe que les di</w:t>
+      </w:r>
+      <w:r>
+        <w:rPr>
+          <w:lang w:val="fr-FR"/>
+        </w:rPr>
+        <w:t xml:space="preserve">fférents </w:t>
+      </w:r>
+      <w:r>
+        <w:rPr>
+          <w:i/>
+          <w:iCs/>
+        </w:rPr>
+        <w:t>G</w:t>
+      </w:r>
+      <w:r>
+        <w:rPr>
+          <w:i/>
+          <w:iCs/>
+          <w:vertAlign w:val="superscript"/>
+        </w:rPr>
+        <w:t>2</w:t>
+      </w:r>
+      <w:r>
+        <w:rPr>
+          <w:lang w:val="fr-FR"/>
+        </w:rPr>
+        <w:t xml:space="preserve">. </w:t>
+      </w:r>
+      <w:r>
+        <w:rPr>
+          <w:lang w:val="fr-FR"/>
+        </w:rPr>
+        <w:t>C</w:t>
+      </w:r>
+      <w:r>
+        <w:rPr>
+          <w:lang w:val="fr-FR"/>
+        </w:rPr>
+        <w:t xml:space="preserve">es </w:t>
+      </w:r>
+      <w:r>
+        <w:rPr>
+          <w:lang w:val="fr-FR"/>
+        </w:rPr>
+        <w:t>algorithmes</w:t>
+      </w:r>
+      <w:r>
+        <w:rPr>
+          <w:lang w:val="fr-FR"/>
+        </w:rPr>
+        <w:t xml:space="preserve"> sont pourtant très différents. </w:t>
+      </w:r>
+      <w:r>
+        <w:rPr>
+          <w:i/>
+          <w:iCs/>
+          <w:lang w:val="fr-FR"/>
+        </w:rPr>
+        <w:t>BM25</w:t>
+      </w:r>
+      <w:r>
+        <w:rPr>
+          <w:lang w:val="fr-FR"/>
+        </w:rPr>
+        <w:t xml:space="preserve"> et les </w:t>
+      </w:r>
+      <w:r>
+        <w:rPr>
+          <w:i/>
+          <w:iCs/>
+          <w:lang w:val="fr-FR"/>
+        </w:rPr>
+        <w:t>tfidf</w:t>
+      </w:r>
+      <w:r>
+        <w:rPr>
+          <w:lang w:val="fr-FR"/>
+        </w:rPr>
+        <w:t xml:space="preserve"> tiennent compte de la dispersion d’un terme </w:t>
+      </w:r>
+      <w:r>
+        <w:rPr>
+          <w:lang w:val="fr-FR"/>
+        </w:rPr>
+        <w:t>en utilisant</w:t>
+      </w:r>
+      <w:r>
+        <w:rPr>
+          <w:lang w:val="fr-FR"/>
+        </w:rPr>
+        <w:t xml:space="preserve"> la fréquence par document </w:t>
+      </w:r>
+      <w:r>
+        <w:rPr>
+          <w:i/>
+          <w:iCs/>
+          <w:lang w:val="fr-FR"/>
+        </w:rPr>
+        <w:t>df</w:t>
+      </w:r>
+      <w:r>
+        <w:rPr>
+          <w:lang w:val="fr-FR"/>
+        </w:rPr>
+        <w:t>,</w:t>
+      </w:r>
+      <w:r>
+        <w:rPr>
+          <w:lang w:val="fr-FR"/>
+        </w:rPr>
+        <w:t xml:space="preserve"> tandis que</w:t>
+      </w:r>
+      <w:r>
+        <w:rPr>
+          <w:lang w:val="fr-FR"/>
+        </w:rPr>
+        <w:t xml:space="preserve"> les autres se limitent à une comparaison du chapitre avec le reste du corpus. Les </w:t>
+      </w:r>
+      <w:r>
+        <w:rPr>
+          <w:lang w:val="fr-FR"/>
+        </w:rPr>
+        <w:t>paramètres sont</w:t>
+      </w:r>
+      <w:r>
+        <w:rPr>
+          <w:lang w:val="fr-FR"/>
+        </w:rPr>
+        <w:t xml:space="preserve"> </w:t>
+      </w:r>
+      <w:r>
+        <w:rPr>
+          <w:lang w:val="fr-FR"/>
+        </w:rPr>
+        <w:t xml:space="preserve">pondérés selon </w:t>
+      </w:r>
+      <w:r>
+        <w:rPr>
+          <w:lang w:val="fr-FR"/>
+        </w:rPr>
+        <w:t xml:space="preserve">des </w:t>
+      </w:r>
+      <w:r>
+        <w:rPr>
+          <w:lang w:val="fr-FR"/>
+        </w:rPr>
+        <w:t>échelles numériques très différentes</w:t>
+      </w:r>
+      <w:r>
+        <w:rPr>
+          <w:lang w:val="fr-FR"/>
+        </w:rPr>
+        <w:t xml:space="preserve"> : </w:t>
+      </w:r>
+      <w:r>
+        <w:rPr>
+          <w:lang w:val="fr-FR"/>
+        </w:rPr>
+        <w:t>linéaire (</w:t>
+      </w:r>
+      <w:r>
+        <w:rPr>
+          <w:i/>
+          <w:iCs/>
+          <w:lang w:val="fr-FR"/>
+        </w:rPr>
+        <w:t>tf</w:t>
+      </w:r>
+      <w:r>
+        <w:rPr>
+          <w:lang w:val="fr-FR"/>
+        </w:rPr>
+        <w:t xml:space="preserve">, </w:t>
+      </w:r>
+      <w:r>
+        <w:rPr>
+          <w:i/>
+          <w:iCs/>
+          <w:lang w:val="fr-FR"/>
+        </w:rPr>
+        <w:t>tfidf</w:t>
+      </w:r>
+      <w:r>
+        <w:rPr>
+          <w:lang w:val="fr-FR"/>
+        </w:rPr>
+        <w:t xml:space="preserve">, </w:t>
+      </w:r>
+      <w:r>
+        <w:rPr>
+          <w:i/>
+          <w:iCs/>
+          <w:lang w:val="fr-FR"/>
+        </w:rPr>
+        <w:t>simplemaths</w:t>
+      </w:r>
+      <w:r>
+        <w:rPr>
+          <w:lang w:val="fr-FR"/>
+        </w:rPr>
+        <w:t xml:space="preserve">), </w:t>
+      </w:r>
+      <w:r>
+        <w:rPr>
+          <w:lang w:val="fr-FR"/>
+        </w:rPr>
+        <w:t>carrée (</w:t>
+      </w:r>
+      <w:r>
+        <w:rPr>
+          <w:i/>
+          <w:iCs/>
+          <w:lang w:val="fr-FR"/>
         </w:rPr>
         <w:t>chi2</w:t>
       </w:r>
       <w:r>
-        <w:t xml:space="preserve"> reste trop spécifique.</w:t>
+        <w:rPr>
+          <w:lang w:val="fr-FR"/>
+        </w:rPr>
+        <w:t>), logarithmique (</w:t>
+      </w:r>
+      <w:r>
+        <w:rPr>
+          <w:i/>
+          <w:iCs/>
+          <w:lang w:val="fr-FR"/>
+        </w:rPr>
+        <w:t>g2</w:t>
+      </w:r>
+      <w:r>
+        <w:rPr>
+          <w:lang w:val="fr-FR"/>
+        </w:rPr>
+        <w:t xml:space="preserve">, </w:t>
+      </w:r>
+      <w:r>
+        <w:rPr>
+          <w:i/>
+          <w:iCs/>
+          <w:lang w:val="fr-FR"/>
+        </w:rPr>
+        <w:t>tfidflog</w:t>
+      </w:r>
+      <w:r>
+        <w:rPr>
+          <w:lang w:val="fr-FR"/>
+        </w:rPr>
+        <w:t>)</w:t>
+      </w:r>
+      <w:r>
+        <w:rPr>
+          <w:lang w:val="fr-FR"/>
+        </w:rPr>
+        <w:t>, factorielle ou hypergéométrique (</w:t>
+      </w:r>
+      <w:r>
+        <w:rPr>
+          <w:i/>
+          <w:iCs/>
+          <w:lang w:val="fr-FR"/>
+        </w:rPr>
+        <w:t>lafon</w:t>
+      </w:r>
+      <w:r>
+        <w:rPr>
+          <w:lang w:val="fr-FR"/>
+        </w:rPr>
+        <w:t xml:space="preserve">). </w:t>
+      </w:r>
+      <w:r>
+        <w:rPr>
+          <w:lang w:val="fr-FR"/>
+        </w:rPr>
+        <w:t>Toutefois lorsque ces scores sont utilisés pour ordonner une liste de mots-clés, on observe une loi qui confirme les impressions plus haut : les formules varient entre généralité et spécificité des mots relevés.</w:t>
       </w:r>
     </w:p>
     <w:p>
       <w:pPr>
         <w:ind w:firstLine="708"/>
-      </w:pPr>
-      <w:r>
-        <w:t xml:space="preserve">Les impressions </w:t>
-      </w:r>
-      <w:r>
-        <w:t>personnelles</w:t>
-      </w:r>
-      <w:r>
-        <w:t xml:space="preserve"> ont cependant de la peine à choisir</w:t>
-      </w:r>
-      <w:r>
-        <w:t xml:space="preserve"> un algorithme</w:t>
-      </w:r>
-      <w:r>
-        <w:t xml:space="preserve"> lorsque l’on commence à envisager</w:t>
-      </w:r>
-      <w:r>
-        <w:t xml:space="preserve"> 200 mots clés pour 7700 chapitres.</w:t>
+        <w:rPr>
+          <w:lang w:val="fr-FR"/>
+        </w:rPr>
+      </w:pPr>
+      <w:r>
+        <w:rPr>
+          <w:lang w:val="fr-FR"/>
+        </w:rPr>
+        <w:t>Cette expérience valide l’intérêt d</w:t>
+      </w:r>
+      <w:r>
+        <w:rPr>
+          <w:lang w:val="fr-FR"/>
+        </w:rPr>
+        <w:t>’</w:t>
+      </w:r>
+      <w:r>
+        <w:rPr>
+          <w:lang w:val="fr-FR"/>
+        </w:rPr>
+        <w:t>u</w:t>
+      </w:r>
+      <w:r>
+        <w:rPr>
+          <w:lang w:val="fr-FR"/>
+        </w:rPr>
+        <w:t>n</w:t>
+      </w:r>
+      <w:r>
+        <w:rPr>
+          <w:lang w:val="fr-FR"/>
+        </w:rPr>
+        <w:t xml:space="preserve"> </w:t>
+      </w:r>
+      <w:r>
+        <w:rPr>
+          <w:i/>
+          <w:iCs/>
+        </w:rPr>
+        <w:t>G</w:t>
+      </w:r>
+      <w:r>
+        <w:rPr>
+          <w:i/>
+          <w:iCs/>
+          <w:vertAlign w:val="superscript"/>
+        </w:rPr>
+        <w:t>2</w:t>
+      </w:r>
+      <w:r>
+        <w:rPr>
+          <w:lang w:val="fr-FR"/>
+        </w:rPr>
+        <w:t xml:space="preserve"> paramétrable pour permettre à un utilisateur de choisir le degré de spécificité </w:t>
+      </w:r>
+      <w:r>
+        <w:rPr>
+          <w:lang w:val="fr-FR"/>
+        </w:rPr>
+        <w:t>d’une liste de mots clés.</w:t>
+      </w:r>
+      <w:r>
+        <w:rPr>
+          <w:lang w:val="fr-FR"/>
+        </w:rPr>
+        <w:t xml:space="preserve"> Il faut cependant d’autres expériences pour vérifier si les scores des différents G</w:t>
+      </w:r>
+      <w:r>
+        <w:rPr>
+          <w:i/>
+          <w:iCs/>
+          <w:vertAlign w:val="superscript"/>
+        </w:rPr>
+        <w:t>2</w:t>
+      </w:r>
+      <w:r>
+        <w:rPr>
+          <w:lang w:val="fr-FR"/>
+        </w:rPr>
+        <w:t xml:space="preserve"> peuvent remplacer toutes les autres formules.</w:t>
+      </w:r>
+    </w:p>
+    <w:p>
+      <w:pPr>
+        <w:pStyle w:val="Heading1"/>
+      </w:pPr>
+      <w:r>
+        <w:t>§2. Recommandation de textes similaires</w:t>
+      </w:r>
+    </w:p>
+    <w:p/>
+    <w:p>
+      <w:pPr>
+        <w:pStyle w:val="Heading1"/>
+      </w:pPr>
+      <w:r>
+        <w:t xml:space="preserve">Test </w:t>
+      </w:r>
+      <w:r>
+        <w:t>des</w:t>
+      </w:r>
+      <w:r>
+        <w:t xml:space="preserve"> mots</w:t>
+      </w:r>
+      <w:r>
+        <w:t xml:space="preserve"> voisins</w:t>
+      </w:r>
+      <w:r>
+        <w:t xml:space="preserve"> par les documents</w:t>
+      </w:r>
+    </w:p>
+    <w:p/>
+    <w:p>
+      <w:pPr>
+        <w:pStyle w:val="Heading1"/>
+      </w:pPr>
+      <w:r>
+        <w:t xml:space="preserve">Test </w:t>
+      </w:r>
+    </w:p>
+    <w:p/>
+    <w:p>
+      <w:pPr>
+        <w:pStyle w:val="Heading1"/>
+      </w:pPr>
+      <w:r>
+        <w:t>§</w:t>
+      </w:r>
+      <w:r>
+        <w:t>∞</w:t>
       </w:r>
     </w:p>
     <w:p>
       <w:pPr>
         <w:ind w:firstLine="708"/>
       </w:pPr>
+      <w:r>
+        <w:t xml:space="preserve">Cette situation a été initiée par Muller avec sa thèse sur Corneille </w:t>
+      </w:r>
+      <w:r>
+        <w:t xml:space="preserve">en </w:t>
+      </w:r>
+      <w:r>
+        <w:t>1967</w:t>
+      </w:r>
+      <w:r>
+        <w:rPr>
+          <w:rStyle w:val="FootnoteReference"/>
+        </w:rPr>
+        <w:footnoteReference w:id="17"/>
+      </w:r>
+      <w:r>
+        <w:t>.</w:t>
+      </w:r>
+      <w:r>
+        <w:t xml:space="preserve"> Elle intéresse d’autres corpus, notamment les œuvres complètes d’auteurs. </w:t>
+      </w:r>
+      <w:r>
+        <w:t xml:space="preserve">Le défi d’un algorithme est ici de découvrir du neuf pour un spécialiste </w:t>
+      </w:r>
+      <w:r>
+        <w:t>qui connaît déjà</w:t>
+      </w:r>
+      <w:r>
+        <w:t xml:space="preserve"> </w:t>
+      </w:r>
+      <w:r>
+        <w:t>l’</w:t>
+      </w:r>
+      <w:r>
+        <w:t>œuvre</w:t>
+      </w:r>
+      <w:r>
+        <w:t> ; contrairement à l’utilisateur d’un moteur de recherche sur Internet ou d’une grande base documentaire</w:t>
+      </w:r>
+      <w:r>
+        <w:t>,</w:t>
+      </w:r>
+      <w:r>
+        <w:t xml:space="preserve"> </w:t>
+      </w:r>
+      <w:r>
+        <w:t xml:space="preserve">qui </w:t>
+      </w:r>
+      <w:r>
+        <w:t>ne peut avoir la certitude que la réponse donnée est la meilleure.</w:t>
+      </w:r>
     </w:p>
     <w:p>
       <w:pPr>
         <w:ind w:firstLine="708"/>
       </w:pPr>
-    </w:p>
-    <w:p>
-      <w:pPr>
-        <w:pStyle w:val="Heading1"/>
-      </w:pPr>
-      <w:r>
-        <w:lastRenderedPageBreak/>
-        <w:t>Test des proximités</w:t>
-      </w:r>
-    </w:p>
-    <w:p/>
-    <w:p>
-      <w:pPr>
-        <w:pStyle w:val="Heading1"/>
-      </w:pPr>
-      <w:r>
-        <w:t xml:space="preserve">Test </w:t>
-      </w:r>
-      <w:r>
-        <w:t>des</w:t>
-      </w:r>
-      <w:r>
-        <w:t xml:space="preserve"> mots</w:t>
-      </w:r>
-      <w:r>
-        <w:t xml:space="preserve"> voisins</w:t>
-      </w:r>
-      <w:r>
-        <w:t xml:space="preserve"> par les documents</w:t>
-      </w:r>
-    </w:p>
-    <w:p/>
-    <w:p>
-      <w:pPr>
-        <w:pStyle w:val="Heading1"/>
-      </w:pPr>
-      <w:r>
-        <w:t xml:space="preserve">Test </w:t>
-      </w:r>
-    </w:p>
-    <w:p/>
-    <w:p>
-      <w:pPr>
-        <w:pStyle w:val="Heading1"/>
-      </w:pPr>
-      <w:r>
-        <w:t>§</w:t>
-      </w:r>
-      <w:r>
-        <w:t>∞</w:t>
-      </w:r>
-    </w:p>
-    <w:p>
-      <w:pPr>
-        <w:ind w:firstLine="708"/>
-      </w:pPr>
-      <w:r>
-        <w:t xml:space="preserve">Cette situation a été initiée par Muller avec sa thèse sur Corneille </w:t>
-      </w:r>
-      <w:r>
-        <w:t xml:space="preserve">en </w:t>
-      </w:r>
-      <w:r>
-        <w:t>1967</w:t>
-      </w:r>
-      <w:r>
-        <w:rPr>
-          <w:rStyle w:val="FootnoteReference"/>
-        </w:rPr>
-        <w:footnoteReference w:id="16"/>
-      </w:r>
-      <w:r>
-        <w:t>.</w:t>
-      </w:r>
-      <w:r>
-        <w:t xml:space="preserve"> Elle intéresse d’autres corpus, notamment les œuvres complètes d’auteurs. </w:t>
-      </w:r>
-      <w:r>
-        <w:t xml:space="preserve">Le défi d’un algorithme est ici de découvrir du neuf pour un spécialiste </w:t>
-      </w:r>
-      <w:r>
-        <w:t>qui connaît déjà</w:t>
-      </w:r>
-      <w:r>
-        <w:t xml:space="preserve"> </w:t>
-      </w:r>
-      <w:r>
-        <w:t>l’</w:t>
-      </w:r>
-      <w:r>
-        <w:t>œuvre</w:t>
-      </w:r>
-      <w:r>
-        <w:t> ; contrairement à l’utilisateur d’un moteur de recherche sur Internet ou d’une grande base documentaire</w:t>
-      </w:r>
-      <w:r>
-        <w:t>,</w:t>
-      </w:r>
-      <w:r>
-        <w:t xml:space="preserve"> </w:t>
-      </w:r>
-      <w:r>
-        <w:t xml:space="preserve">qui </w:t>
-      </w:r>
-      <w:r>
-        <w:t>ne peut avoir la certitude que la réponse donnée est la meilleure.</w:t>
-      </w:r>
-    </w:p>
-    <w:p>
-      <w:pPr>
-        <w:ind w:firstLine="708"/>
-      </w:pPr>
       <w:r>
         <w:t xml:space="preserve">Afin que le lecteur puisse participer au plaisir de trouver, seront choisis ici des textes </w:t>
       </w:r>
@@ -3460,7 +4413,7 @@
       </w:r>
     </w:p>
     <w:sectPr>
-      <w:footerReference w:type="default" r:id="rId10"/>
+      <w:footerReference w:type="default" r:id="rId11"/>
       <w:pgSz w:w="11906" w:h="16838"/>
       <w:pgMar w:top="1417" w:right="1417" w:bottom="1417" w:left="1417" w:header="708" w:footer="708" w:gutter="0"/>
       <w:cols w:space="708"/>
@@ -3670,28 +4623,15 @@
         <w:noBreakHyphen/>
         <w:t xml:space="preserve">398. </w:t>
       </w:r>
-      <w:r>
-        <w:fldChar w:fldCharType="begin"/>
-      </w:r>
-      <w:r>
-        <w:rPr>
-          <w:lang w:val="en-US"/>
-        </w:rPr>
-        <w:instrText>HYPERLINK "https://doi.org/10.1145/364955.364990"</w:instrText>
-      </w:r>
-      <w:r>
-        <w:fldChar w:fldCharType="separate"/>
-      </w:r>
-      <w:r>
-        <w:rPr>
-          <w:rStyle w:val="Hyperlink"/>
-          <w:lang w:val="en-US"/>
-        </w:rPr>
-        <w:t>https://doi.org/10.1145/364955.364990</w:t>
-      </w:r>
-      <w:r>
-        <w:fldChar w:fldCharType="end"/>
-      </w:r>
+      <w:hyperlink r:id="rId1" w:history="1">
+        <w:r>
+          <w:rPr>
+            <w:rStyle w:val="Hyperlink"/>
+            <w:lang w:val="en-US"/>
+          </w:rPr>
+          <w:t>https://doi.org/10.1145/364955.364990</w:t>
+        </w:r>
+      </w:hyperlink>
     </w:p>
   </w:footnote>
   <w:footnote w:id="2">
@@ -3729,7 +4669,7 @@
         </w:rPr>
         <w:t xml:space="preserve">. </w:t>
       </w:r>
-      <w:hyperlink r:id="rId1" w:history="1">
+      <w:hyperlink r:id="rId2" w:history="1">
         <w:r>
           <w:rPr>
             <w:rStyle w:val="Hyperlink"/>
@@ -3756,7 +4696,7 @@
       <w:r>
         <w:t xml:space="preserve"> L’auteur développe actuellement le moteur de recherche pour deux œuvres complètes à l’université de Genève : Jean Piaget </w:t>
       </w:r>
-      <w:hyperlink r:id="rId2" w:history="1">
+      <w:hyperlink r:id="rId3" w:history="1">
         <w:r>
           <w:rPr>
             <w:rStyle w:val="Hyperlink"/>
@@ -3767,7 +4707,7 @@
       <w:r>
         <w:t xml:space="preserve">, et Denis de Rougemont </w:t>
       </w:r>
-      <w:hyperlink r:id="rId3" w:history="1">
+      <w:hyperlink r:id="rId4" w:history="1">
         <w:r>
           <w:rPr>
             <w:rStyle w:val="Hyperlink"/>
@@ -3794,7 +4734,7 @@
       <w:r>
         <w:t xml:space="preserve"> </w:t>
       </w:r>
-      <w:hyperlink r:id="rId4" w:history="1">
+      <w:hyperlink r:id="rId5" w:history="1">
         <w:r>
           <w:rPr>
             <w:rStyle w:val="Hyperlink"/>
@@ -3821,7 +4761,7 @@
       <w:r>
         <w:t xml:space="preserve"> </w:t>
       </w:r>
-      <w:hyperlink r:id="rId5" w:history="1">
+      <w:hyperlink r:id="rId6" w:history="1">
         <w:r>
           <w:rPr>
             <w:rStyle w:val="Hyperlink"/>
@@ -3848,7 +4788,7 @@
       <w:r>
         <w:t xml:space="preserve"> </w:t>
       </w:r>
-      <w:hyperlink r:id="rId6" w:history="1">
+      <w:hyperlink r:id="rId7" w:history="1">
         <w:r>
           <w:rPr>
             <w:rStyle w:val="Hyperlink"/>
@@ -3859,7 +4799,7 @@
       <w:r>
         <w:br/>
       </w:r>
-      <w:hyperlink r:id="rId7" w:history="1">
+      <w:hyperlink r:id="rId8" w:history="1">
         <w:r>
           <w:rPr>
             <w:rStyle w:val="Hyperlink"/>
@@ -3870,7 +4810,7 @@
       <w:r>
         <w:br/>
       </w:r>
-      <w:hyperlink r:id="rId8" w:history="1">
+      <w:hyperlink r:id="rId9" w:history="1">
         <w:r>
           <w:rPr>
             <w:rStyle w:val="Hyperlink"/>
@@ -3881,7 +4821,7 @@
       <w:r>
         <w:br/>
       </w:r>
-      <w:hyperlink r:id="rId9" w:history="1">
+      <w:hyperlink r:id="rId10" w:history="1">
         <w:r>
           <w:rPr>
             <w:rStyle w:val="Hyperlink"/>
@@ -3908,7 +4848,7 @@
       <w:r>
         <w:t xml:space="preserve"> </w:t>
       </w:r>
-      <w:hyperlink r:id="rId10" w:history="1">
+      <w:hyperlink r:id="rId11" w:history="1">
         <w:r>
           <w:rPr>
             <w:rStyle w:val="Hyperlink"/>
@@ -3935,7 +4875,7 @@
       <w:r>
         <w:t xml:space="preserve"> </w:t>
       </w:r>
-      <w:hyperlink r:id="rId11" w:history="1">
+      <w:hyperlink r:id="rId12" w:history="1">
         <w:r>
           <w:rPr>
             <w:rStyle w:val="Hyperlink"/>
@@ -3951,7 +4891,7 @@
         <w:br/>
         <w:t xml:space="preserve">Lexique3 </w:t>
       </w:r>
-      <w:hyperlink r:id="rId12" w:history="1">
+      <w:hyperlink r:id="rId13" w:history="1">
         <w:r>
           <w:rPr>
             <w:rStyle w:val="Hyperlink"/>
@@ -3964,16 +4904,9 @@
       </w:r>
       <w:r>
         <w:br/>
-      </w:r>
-      <w:proofErr w:type="spellStart"/>
-      <w:r>
-        <w:t>Dicollecte</w:t>
-      </w:r>
-      <w:proofErr w:type="spellEnd"/>
-      <w:r>
-        <w:t xml:space="preserve"> 7.7 </w:t>
-      </w:r>
-      <w:hyperlink r:id="rId13" w:history="1">
+        <w:t xml:space="preserve">Dicollecte 7.7 </w:t>
+      </w:r>
+      <w:hyperlink r:id="rId14" w:history="1">
         <w:r>
           <w:rPr>
             <w:rStyle w:val="Hyperlink"/>
@@ -3986,16 +4919,9 @@
       </w:r>
       <w:r>
         <w:br/>
-      </w:r>
-      <w:proofErr w:type="spellStart"/>
-      <w:r>
-        <w:t>Morphalou</w:t>
-      </w:r>
-      <w:proofErr w:type="spellEnd"/>
-      <w:r>
-        <w:t xml:space="preserve"> 3.1 </w:t>
-      </w:r>
-      <w:hyperlink r:id="rId14" w:history="1">
+        <w:t xml:space="preserve">Morphalou 3.1 </w:t>
+      </w:r>
+      <w:hyperlink r:id="rId15" w:history="1">
         <w:r>
           <w:rPr>
             <w:rStyle w:val="Hyperlink"/>
@@ -4005,15 +4931,7 @@
       </w:hyperlink>
       <w:r>
         <w:br/>
-        <w:t xml:space="preserve">Chaque lexique a son orientation. Lexique3 intéresse les orthophonistes, il a de précieuses informations de fréquence par forme, mais il est très bruité. </w:t>
-      </w:r>
-      <w:proofErr w:type="spellStart"/>
-      <w:r>
-        <w:t>Dicollecte</w:t>
-      </w:r>
-      <w:proofErr w:type="spellEnd"/>
-      <w:r>
-        <w:t xml:space="preserve"> sert à la correction orthographique, il mélange la langue commune avec les noms propres, ses lemmes sont parfois inexacts ou incomplets car non nécessaires à la correction orthographique (ex : l</w:t>
+        <w:t>Chaque lexique a son orientation. Lexique3 intéresse les orthophonistes, il a de précieuses informations de fréquence par forme, mais il est très bruité. Dicollecte sert à la correction orthographique, il mélange la langue commune avec les noms propres, ses lemmes sont parfois inexacts ou incomplets car non nécessaires à la correction orthographique (ex : l</w:t>
       </w:r>
       <w:r>
         <w:t>es participes passé</w:t>
@@ -4028,15 +4946,7 @@
         <w:t xml:space="preserve"> verbe </w:t>
       </w:r>
       <w:r>
-        <w:t xml:space="preserve">suffisent à fournir les formes adjectives). </w:t>
-      </w:r>
-      <w:proofErr w:type="spellStart"/>
-      <w:r>
-        <w:t>Morphalou</w:t>
-      </w:r>
-      <w:proofErr w:type="spellEnd"/>
-      <w:r>
-        <w:t xml:space="preserve">, en partie constitué sur le </w:t>
+        <w:t xml:space="preserve">suffisent à fournir les formes adjectives). Morphalou, en partie constitué sur le </w:t>
       </w:r>
       <w:r>
         <w:rPr>
@@ -4066,11 +4976,7 @@
         <w:t>ommer</w:t>
       </w:r>
       <w:r>
-        <w:t xml:space="preserve"> plutôt </w:t>
-      </w:r>
-      <w:proofErr w:type="gramStart"/>
-      <w:r>
-        <w:t xml:space="preserve">que </w:t>
+        <w:t xml:space="preserve"> plutôt que </w:t>
       </w:r>
       <w:r>
         <w:rPr>
@@ -4079,7 +4985,6 @@
         </w:rPr>
         <w:t>être</w:t>
       </w:r>
-      <w:proofErr w:type="gramEnd"/>
       <w:r>
         <w:t>).</w:t>
       </w:r>
@@ -4099,7 +5004,7 @@
       <w:r>
         <w:t xml:space="preserve"> </w:t>
       </w:r>
-      <w:hyperlink r:id="rId15" w:history="1">
+      <w:hyperlink r:id="rId16" w:history="1">
         <w:r>
           <w:rPr>
             <w:rStyle w:val="Hyperlink"/>
@@ -4126,7 +5031,7 @@
       <w:r>
         <w:t xml:space="preserve"> </w:t>
       </w:r>
-      <w:hyperlink r:id="rId16" w:history="1">
+      <w:hyperlink r:id="rId17" w:history="1">
         <w:r>
           <w:rPr>
             <w:rStyle w:val="Hyperlink"/>
@@ -4153,7 +5058,7 @@
       <w:r>
         <w:t xml:space="preserve"> </w:t>
       </w:r>
-      <w:hyperlink r:id="rId17" w:history="1">
+      <w:hyperlink r:id="rId18" w:history="1">
         <w:r>
           <w:rPr>
             <w:rStyle w:val="Hyperlink"/>
@@ -4180,7 +5085,7 @@
       <w:r>
         <w:t xml:space="preserve"> </w:t>
       </w:r>
-      <w:hyperlink r:id="rId18" w:history="1">
+      <w:hyperlink r:id="rId19" w:history="1">
         <w:r>
           <w:rPr>
             <w:rStyle w:val="Hyperlink"/>
@@ -4207,7 +5112,7 @@
       <w:r>
         <w:t xml:space="preserve"> </w:t>
       </w:r>
-      <w:hyperlink r:id="rId19" w:history="1">
+      <w:hyperlink r:id="rId20" w:history="1">
         <w:r>
           <w:rPr>
             <w:rStyle w:val="Hyperlink"/>
@@ -4234,7 +5139,7 @@
       <w:r>
         <w:t xml:space="preserve"> </w:t>
       </w:r>
-      <w:hyperlink r:id="rId20" w:history="1">
+      <w:hyperlink r:id="rId21" w:history="1">
         <w:r>
           <w:rPr>
             <w:rStyle w:val="Hyperlink"/>
@@ -4261,7 +5166,7 @@
       <w:r>
         <w:t xml:space="preserve"> </w:t>
       </w:r>
-      <w:hyperlink r:id="rId21" w:history="1">
+      <w:hyperlink r:id="rId22" w:history="1">
         <w:r>
           <w:rPr>
             <w:rStyle w:val="Hyperlink"/>
@@ -4275,6 +5180,33 @@
     </w:p>
   </w:footnote>
   <w:footnote w:id="16">
+    <w:p>
+      <w:pPr>
+        <w:pStyle w:val="FootnoteText"/>
+      </w:pPr>
+      <w:r>
+        <w:rPr>
+          <w:rStyle w:val="FootnoteReference"/>
+        </w:rPr>
+        <w:footnoteRef/>
+      </w:r>
+      <w:r>
+        <w:t xml:space="preserve"> </w:t>
+      </w:r>
+      <w:hyperlink r:id="rId23" w:history="1">
+        <w:r>
+          <w:rPr>
+            <w:rStyle w:val="Hyperlink"/>
+          </w:rPr>
+          <w:t>https://github.com/glorieux-f/exp-specifs/tree/main/results/1_keywords</w:t>
+        </w:r>
+      </w:hyperlink>
+      <w:r>
+        <w:t xml:space="preserve"> </w:t>
+      </w:r>
+    </w:p>
+  </w:footnote>
+  <w:footnote w:id="17">
     <w:p>
       <w:pPr>
         <w:pStyle w:val="FootnoteText"/>
@@ -5034,7 +5966,6 @@
   <w:style w:type="character" w:default="1" w:styleId="DefaultParagraphFont">
     <w:name w:val="Default Paragraph Font"/>
     <w:uiPriority w:val="1"/>
-    <w:semiHidden/>
     <w:unhideWhenUsed/>
   </w:style>
   <w:style w:type="table" w:default="1" w:styleId="TableNormal">

--- a/docs/glorieux-specif.docx
+++ b/docs/glorieux-specif.docx
@@ -6,11 +6,26 @@
       <w:pPr>
         <w:pStyle w:val="Title"/>
       </w:pPr>
-      <w:r>
-        <w:t>Calculer les spécificités d’un chapitre de roman</w:t>
-      </w:r>
-      <w:r>
-        <w:t xml:space="preserve">, évaluation </w:t>
+      <w:proofErr w:type="spellStart"/>
+      <w:r>
+        <w:rPr>
+          <w:i/>
+          <w:iCs/>
+        </w:rPr>
+        <w:t>Focalex</w:t>
+      </w:r>
+      <w:proofErr w:type="spellEnd"/>
+      <w:r>
+        <w:t> </w:t>
+      </w:r>
+      <w:r>
+        <w:t>: de la fréquence à l’exclusivité, un</w:t>
+      </w:r>
+      <w:r>
+        <w:t>e formule paramétrable</w:t>
+      </w:r>
+      <w:r>
+        <w:t xml:space="preserve"> de spécificité lexicale</w:t>
       </w:r>
     </w:p>
     <w:p>
@@ -32,7 +47,15 @@
         <w:t xml:space="preserve"> spécificité </w:t>
       </w:r>
       <w:r>
-        <w:t>mesure l’écart à une norme. Dans le cas particulier des moteurs de recherche plein texte (et de la textométrie en général), c’est une formule qui mesure à quel point un</w:t>
+        <w:t xml:space="preserve">mesure l’écart à une norme. Dans le cas particulier des moteurs de recherche plein texte (et de la </w:t>
+      </w:r>
+      <w:proofErr w:type="spellStart"/>
+      <w:r>
+        <w:t>textométrie</w:t>
+      </w:r>
+      <w:proofErr w:type="spellEnd"/>
+      <w:r>
+        <w:t xml:space="preserve"> en général), c’est une formule qui mesure à quel point un</w:t>
       </w:r>
       <w:r>
         <w:t xml:space="preserve"> élément </w:t>
@@ -41,8 +64,19 @@
         <w:t xml:space="preserve">textuel </w:t>
       </w:r>
       <w:r>
-        <w:t xml:space="preserve">(mot, lemme, expression…) est spécifique d’un texte. </w:t>
-      </w:r>
+        <w:t>(mot, lemme, expression…) est spécifique d’un texte</w:t>
+      </w:r>
+      <w:r>
+        <w:t xml:space="preserve"> relativement au reste d’une collection</w:t>
+      </w:r>
+      <w:r>
+        <w:t>.</w:t>
+      </w:r>
+    </w:p>
+    <w:p>
+      <w:pPr>
+        <w:ind w:firstLine="0"/>
+      </w:pPr>
       <w:r>
         <w:t>Depuis Salton (1965)</w:t>
       </w:r>
@@ -153,6 +187,7 @@
       <w:r>
         <w:t xml:space="preserve"> à retrouver (</w:t>
       </w:r>
+      <w:proofErr w:type="spellStart"/>
       <w:r>
         <w:rPr>
           <w:i/>
@@ -160,6 +195,7 @@
         </w:rPr>
         <w:t>retrieval</w:t>
       </w:r>
+      <w:proofErr w:type="spellEnd"/>
       <w:r>
         <w:t>) les documents les plus pertinents pour une requête</w:t>
       </w:r>
@@ -477,8 +513,13 @@
         <w:t>reprise</w:t>
       </w:r>
       <w:r>
-        <w:t xml:space="preserve"> du projet ebalzac</w:t>
-      </w:r>
+        <w:t xml:space="preserve"> du projet </w:t>
+      </w:r>
+      <w:proofErr w:type="spellStart"/>
+      <w:r>
+        <w:t>ebalzac</w:t>
+      </w:r>
+      <w:proofErr w:type="spellEnd"/>
       <w:r>
         <w:rPr>
           <w:rStyle w:val="FootnoteReference"/>
@@ -566,7 +607,11 @@
         <w:t xml:space="preserve"> ou</w:t>
       </w:r>
       <w:r>
-        <w:t xml:space="preserve"> théâtre</w:t>
+        <w:t xml:space="preserve"> </w:t>
+      </w:r>
+      <w:r>
+        <w:lastRenderedPageBreak/>
+        <w:t>théâtre</w:t>
       </w:r>
       <w:r>
         <w:t>…</w:t>
@@ -585,11 +630,7 @@
         <w:t>Les Rougon-Macquart</w:t>
       </w:r>
       <w:r>
-        <w:t xml:space="preserve">, car ils offrent une grande </w:t>
-      </w:r>
-      <w:r>
-        <w:lastRenderedPageBreak/>
-        <w:t>cohérence stylistique.</w:t>
+        <w:t>, car ils offrent une grande cohérence stylistique.</w:t>
       </w:r>
       <w:r>
         <w:t xml:space="preserve"> </w:t>
@@ -706,6 +747,7 @@
       <w:r>
         <w:t>(</w:t>
       </w:r>
+      <w:proofErr w:type="spellStart"/>
       <w:r>
         <w:rPr>
           <w:i/>
@@ -713,6 +755,7 @@
         </w:rPr>
         <w:t>MarkDown</w:t>
       </w:r>
+      <w:proofErr w:type="spellEnd"/>
       <w:r>
         <w:t>)</w:t>
       </w:r>
@@ -890,15 +933,33 @@
           <w:i/>
           <w:iCs/>
         </w:rPr>
-        <w:t>Apache OpenNLP</w:t>
-      </w:r>
-      <w:r>
-        <w:rPr>
-          <w:i/>
-          <w:iCs/>
-        </w:rPr>
-        <w:t xml:space="preserve"> POSTtagger</w:t>
-      </w:r>
+        <w:t xml:space="preserve">Apache </w:t>
+      </w:r>
+      <w:proofErr w:type="spellStart"/>
+      <w:r>
+        <w:rPr>
+          <w:i/>
+          <w:iCs/>
+        </w:rPr>
+        <w:t>OpenNLP</w:t>
+      </w:r>
+      <w:proofErr w:type="spellEnd"/>
+      <w:r>
+        <w:rPr>
+          <w:i/>
+          <w:iCs/>
+        </w:rPr>
+        <w:t xml:space="preserve"> </w:t>
+      </w:r>
+      <w:proofErr w:type="spellStart"/>
+      <w:r>
+        <w:rPr>
+          <w:i/>
+          <w:iCs/>
+        </w:rPr>
+        <w:t>POSTtagger</w:t>
+      </w:r>
+      <w:proofErr w:type="spellEnd"/>
       <w:r>
         <w:rPr>
           <w:rStyle w:val="FootnoteReference"/>
@@ -1031,6 +1092,7 @@
       <w:r>
         <w:t xml:space="preserve">Le </w:t>
       </w:r>
+      <w:proofErr w:type="spellStart"/>
       <w:r>
         <w:rPr>
           <w:i/>
@@ -1038,13 +1100,23 @@
         </w:rPr>
         <w:t>POSTtagger</w:t>
       </w:r>
-      <w:r>
-        <w:rPr>
-          <w:i/>
-          <w:iCs/>
-        </w:rPr>
-        <w:t xml:space="preserve"> OpenNLP</w:t>
-      </w:r>
+      <w:proofErr w:type="spellEnd"/>
+      <w:r>
+        <w:rPr>
+          <w:i/>
+          <w:iCs/>
+        </w:rPr>
+        <w:t xml:space="preserve"> </w:t>
+      </w:r>
+      <w:proofErr w:type="spellStart"/>
+      <w:r>
+        <w:rPr>
+          <w:i/>
+          <w:iCs/>
+        </w:rPr>
+        <w:t>OpenNLP</w:t>
+      </w:r>
+      <w:proofErr w:type="spellEnd"/>
       <w:r>
         <w:t xml:space="preserve"> </w:t>
       </w:r>
@@ -1087,6 +1159,7 @@
       <w:r>
         <w:t xml:space="preserve"> </w:t>
       </w:r>
+      <w:proofErr w:type="spellStart"/>
       <w:r>
         <w:rPr>
           <w:i/>
@@ -1094,6 +1167,7 @@
         </w:rPr>
         <w:t>spaCy</w:t>
       </w:r>
+      <w:proofErr w:type="spellEnd"/>
       <w:r>
         <w:rPr>
           <w:rStyle w:val="FootnoteReference"/>
@@ -1109,6 +1183,7 @@
       <w:r>
         <w:t xml:space="preserve"> </w:t>
       </w:r>
+      <w:proofErr w:type="spellStart"/>
       <w:r>
         <w:rPr>
           <w:i/>
@@ -1116,6 +1191,7 @@
         </w:rPr>
         <w:t>TreeTagger</w:t>
       </w:r>
+      <w:proofErr w:type="spellEnd"/>
       <w:r>
         <w:rPr>
           <w:rStyle w:val="FootnoteReference"/>
@@ -1140,6 +1216,7 @@
       <w:r>
         <w:t xml:space="preserve"> </w:t>
       </w:r>
+      <w:proofErr w:type="spellStart"/>
       <w:r>
         <w:rPr>
           <w:i/>
@@ -1147,6 +1224,7 @@
         </w:rPr>
         <w:t>OpenNLP</w:t>
       </w:r>
+      <w:proofErr w:type="spellEnd"/>
       <w:r>
         <w:t xml:space="preserve"> peuvent être informés par des dictionnaires utilisateurs</w:t>
       </w:r>
@@ -1283,6 +1361,8 @@
       <w:pPr>
         <w:ind w:firstLine="0"/>
       </w:pPr>
+      <w:proofErr w:type="spellStart"/>
+      <w:proofErr w:type="gramStart"/>
       <w:r>
         <w:rPr>
           <w:i/>
@@ -1290,6 +1370,8 @@
         </w:rPr>
         <w:t>tf</w:t>
       </w:r>
+      <w:proofErr w:type="spellEnd"/>
+      <w:proofErr w:type="gramEnd"/>
       <w:r>
         <w:t>, f</w:t>
       </w:r>
@@ -1304,12 +1386,15 @@
       <w:pPr>
         <w:ind w:firstLine="0"/>
       </w:pPr>
+      <w:proofErr w:type="spellStart"/>
       <w:r>
         <w:t>Tfidf</w:t>
       </w:r>
+      <w:proofErr w:type="spellEnd"/>
       <w:r>
         <w:t xml:space="preserve">, </w:t>
       </w:r>
+      <w:proofErr w:type="spellStart"/>
       <w:r>
         <w:rPr>
           <w:i/>
@@ -1317,9 +1402,11 @@
         </w:rPr>
         <w:t>tf</w:t>
       </w:r>
+      <w:proofErr w:type="spellEnd"/>
       <w:r>
         <w:t xml:space="preserve"> log (N / </w:t>
       </w:r>
+      <w:proofErr w:type="spellStart"/>
       <w:r>
         <w:rPr>
           <w:i/>
@@ -1327,17 +1414,31 @@
         </w:rPr>
         <w:t>df</w:t>
       </w:r>
+      <w:proofErr w:type="spellEnd"/>
       <w:r>
         <w:t>),</w:t>
       </w:r>
       <w:r>
         <w:t xml:space="preserve"> </w:t>
       </w:r>
-      <w:r>
-        <w:t>fréquenc d’un terme</w:t>
-      </w:r>
-      <w:r>
-        <w:t xml:space="preserve"> multipliée par l’inverse </w:t>
+      <w:proofErr w:type="spellStart"/>
+      <w:r>
+        <w:t>fréquenc</w:t>
+      </w:r>
+      <w:proofErr w:type="spellEnd"/>
+      <w:r>
+        <w:t xml:space="preserve"> </w:t>
+      </w:r>
+      <w:proofErr w:type="gramStart"/>
+      <w:r>
+        <w:t>d’un terme</w:t>
+      </w:r>
+      <w:r>
+        <w:t xml:space="preserve"> multipliée</w:t>
+      </w:r>
+      <w:proofErr w:type="gramEnd"/>
+      <w:r>
+        <w:t xml:space="preserve"> par l’inverse </w:t>
       </w:r>
     </w:p>
     <w:p>
@@ -1345,15 +1446,28 @@
         <w:ind w:firstLine="0"/>
       </w:pPr>
       <w:r>
-        <w:t>BM25 (lucene)</w:t>
+        <w:t>BM25 (</w:t>
+      </w:r>
+      <w:proofErr w:type="spellStart"/>
+      <w:r>
+        <w:t>lucene</w:t>
+      </w:r>
+      <w:proofErr w:type="spellEnd"/>
+      <w:r>
+        <w:t>)</w:t>
       </w:r>
     </w:p>
     <w:p>
       <w:pPr>
         <w:ind w:firstLine="0"/>
       </w:pPr>
-      <w:r>
-        <w:t>Lafon… no</w:t>
+      <w:proofErr w:type="spellStart"/>
+      <w:r>
+        <w:t>Lafon</w:t>
+      </w:r>
+      <w:proofErr w:type="spellEnd"/>
+      <w:r>
+        <w:t>… no</w:t>
       </w:r>
     </w:p>
     <w:p>
@@ -1703,6 +1817,8 @@
       <w:pPr>
         <w:ind w:firstLine="0"/>
       </w:pPr>
+      <w:proofErr w:type="spellStart"/>
+      <w:proofErr w:type="gramStart"/>
       <w:r>
         <w:rPr>
           <w:i/>
@@ -1710,6 +1826,8 @@
         </w:rPr>
         <w:t>tf</w:t>
       </w:r>
+      <w:proofErr w:type="spellEnd"/>
+      <w:proofErr w:type="gramEnd"/>
       <w:r>
         <w:t xml:space="preserve"> : </w:t>
       </w:r>
@@ -1738,12 +1856,21 @@
       <w:pPr>
         <w:ind w:firstLine="0"/>
       </w:pPr>
-      <w:r>
-        <w:rPr>
-          <w:i/>
-          <w:iCs/>
-        </w:rPr>
-        <w:t>g2</w:t>
+      <w:proofErr w:type="gramStart"/>
+      <w:r>
+        <w:rPr>
+          <w:i/>
+          <w:iCs/>
+        </w:rPr>
+        <w:t>g</w:t>
+      </w:r>
+      <w:proofErr w:type="gramEnd"/>
+      <w:r>
+        <w:rPr>
+          <w:i/>
+          <w:iCs/>
+        </w:rPr>
+        <w:t>2</w:t>
       </w:r>
       <w:r>
         <w:t xml:space="preserve"> : </w:t>
@@ -1759,6 +1886,8 @@
       <w:pPr>
         <w:ind w:firstLine="0"/>
       </w:pPr>
+      <w:proofErr w:type="spellStart"/>
+      <w:proofErr w:type="gramStart"/>
       <w:r>
         <w:rPr>
           <w:i/>
@@ -1766,6 +1895,8 @@
         </w:rPr>
         <w:t>lafon</w:t>
       </w:r>
+      <w:proofErr w:type="spellEnd"/>
+      <w:proofErr w:type="gramEnd"/>
       <w:r>
         <w:t xml:space="preserve"> : </w:t>
       </w:r>
@@ -1780,6 +1911,8 @@
       <w:pPr>
         <w:ind w:firstLine="0"/>
       </w:pPr>
+      <w:proofErr w:type="spellStart"/>
+      <w:proofErr w:type="gramStart"/>
       <w:r>
         <w:rPr>
           <w:i/>
@@ -1794,6 +1927,8 @@
         </w:rPr>
         <w:t>log</w:t>
       </w:r>
+      <w:proofErr w:type="spellEnd"/>
+      <w:proofErr w:type="gramEnd"/>
       <w:r>
         <w:t xml:space="preserve"> : </w:t>
       </w:r>
@@ -1818,12 +1953,21 @@
       <w:pPr>
         <w:ind w:firstLine="0"/>
       </w:pPr>
-      <w:r>
-        <w:rPr>
-          <w:i/>
-          <w:iCs/>
-        </w:rPr>
-        <w:t>bm25</w:t>
+      <w:proofErr w:type="gramStart"/>
+      <w:r>
+        <w:rPr>
+          <w:i/>
+          <w:iCs/>
+        </w:rPr>
+        <w:t>bm</w:t>
+      </w:r>
+      <w:proofErr w:type="gramEnd"/>
+      <w:r>
+        <w:rPr>
+          <w:i/>
+          <w:iCs/>
+        </w:rPr>
+        <w:t>25</w:t>
       </w:r>
       <w:r>
         <w:t xml:space="preserve"> : </w:t>
@@ -1849,12 +1993,21 @@
       <w:pPr>
         <w:ind w:firstLine="0"/>
       </w:pPr>
-      <w:r>
-        <w:rPr>
-          <w:i/>
-          <w:iCs/>
-        </w:rPr>
-        <w:t>chi2</w:t>
+      <w:proofErr w:type="gramStart"/>
+      <w:r>
+        <w:rPr>
+          <w:i/>
+          <w:iCs/>
+        </w:rPr>
+        <w:t>chi</w:t>
+      </w:r>
+      <w:proofErr w:type="gramEnd"/>
+      <w:r>
+        <w:rPr>
+          <w:i/>
+          <w:iCs/>
+        </w:rPr>
+        <w:t>2</w:t>
       </w:r>
       <w:r>
         <w:t xml:space="preserve"> : </w:t>
@@ -1906,6 +2059,8 @@
       <w:pPr>
         <w:ind w:firstLine="0"/>
       </w:pPr>
+      <w:proofErr w:type="spellStart"/>
+      <w:proofErr w:type="gramStart"/>
       <w:r>
         <w:rPr>
           <w:i/>
@@ -1913,6 +2068,8 @@
         </w:rPr>
         <w:t>simplemaths</w:t>
       </w:r>
+      <w:proofErr w:type="spellEnd"/>
+      <w:proofErr w:type="gramEnd"/>
       <w:r>
         <w:t xml:space="preserve"> : </w:t>
       </w:r>
@@ -1988,7 +2145,31 @@
         <w:t>quenotte,</w:t>
       </w:r>
       <w:r>
-        <w:t xml:space="preserve"> Berghem, suceur, Bos, Nidros, brachioures, clupanodons, corégone</w:t>
+        <w:t xml:space="preserve"> Berghem, suceur, Bos, </w:t>
+      </w:r>
+      <w:proofErr w:type="spellStart"/>
+      <w:r>
+        <w:t>Nidros</w:t>
+      </w:r>
+      <w:proofErr w:type="spellEnd"/>
+      <w:r>
+        <w:t xml:space="preserve">, </w:t>
+      </w:r>
+      <w:proofErr w:type="spellStart"/>
+      <w:r>
+        <w:t>brachioures</w:t>
+      </w:r>
+      <w:proofErr w:type="spellEnd"/>
+      <w:r>
+        <w:t xml:space="preserve">, </w:t>
+      </w:r>
+      <w:proofErr w:type="spellStart"/>
+      <w:r>
+        <w:t>clupanodons</w:t>
+      </w:r>
+      <w:proofErr w:type="spellEnd"/>
+      <w:r>
+        <w:t>, corégone</w:t>
       </w:r>
     </w:p>
     <w:p>
@@ -2033,6 +2214,7 @@
       <w:r>
         <w:t xml:space="preserve"> </w:t>
       </w:r>
+      <w:proofErr w:type="spellStart"/>
       <w:r>
         <w:rPr>
           <w:i/>
@@ -2040,6 +2222,7 @@
         </w:rPr>
         <w:t>tf</w:t>
       </w:r>
+      <w:proofErr w:type="spellEnd"/>
       <w:r>
         <w:t xml:space="preserve">, assez peu </w:t>
       </w:r>
@@ -2130,6 +2313,7 @@
       <w:r>
         <w:t xml:space="preserve">oit être identique à </w:t>
       </w:r>
+      <w:proofErr w:type="spellStart"/>
       <w:r>
         <w:rPr>
           <w:i/>
@@ -2137,14 +2321,12 @@
         </w:rPr>
         <w:t>tf</w:t>
       </w:r>
+      <w:proofErr w:type="spellEnd"/>
       <w:r>
         <w:t>.</w:t>
       </w:r>
       <w:r>
-        <w:t xml:space="preserve"> </w:t>
-      </w:r>
-      <w:r>
-        <w:t>Constatons d’abord que toutes les formules habituelles savent sortir les mots grammaticaux largement fréquents par ailleurs.</w:t>
+        <w:t xml:space="preserve"> Constatons d’abord que toutes les formules habituelles savent sortir les mots grammaticaux largement fréquents par ailleurs.</w:t>
       </w:r>
       <w:r>
         <w:t xml:space="preserve"> </w:t>
@@ -2301,10 +2483,7 @@
         <w:t>présents que dans ce seul chapitre</w:t>
       </w:r>
       <w:r>
-        <w:t xml:space="preserve"> (voir</w:t>
-      </w:r>
-      <w:r>
-        <w:t xml:space="preserve"> </w:t>
+        <w:t xml:space="preserve"> (voir </w:t>
       </w:r>
       <w:r>
         <w:rPr>
@@ -2314,138 +2493,335 @@
         <w:t>g2s2.0</w:t>
       </w:r>
       <w:r>
+        <w:t>,)</w:t>
+      </w:r>
+      <w:r>
+        <w:t xml:space="preserve">. </w:t>
+      </w:r>
+      <w:r>
+        <w:t xml:space="preserve">À cette échelle, le </w:t>
+      </w:r>
+      <w:r>
+        <w:rPr>
+          <w:i/>
+          <w:iCs/>
+        </w:rPr>
+        <w:t>chi2</w:t>
+      </w:r>
+      <w:r>
+        <w:t xml:space="preserve"> est trop spécifique.</w:t>
+      </w:r>
+      <w:r>
+        <w:t xml:space="preserve"> </w:t>
+      </w:r>
+      <w:proofErr w:type="spellStart"/>
+      <w:r>
+        <w:rPr>
+          <w:i/>
+          <w:iCs/>
+        </w:rPr>
+        <w:t>Tfidf</w:t>
+      </w:r>
+      <w:r>
+        <w:rPr>
+          <w:i/>
+          <w:iCs/>
+        </w:rPr>
+        <w:t>log</w:t>
+      </w:r>
+      <w:proofErr w:type="spellEnd"/>
+      <w:r>
+        <w:t xml:space="preserve"> et </w:t>
+      </w:r>
+      <w:r>
+        <w:rPr>
+          <w:i/>
+          <w:iCs/>
+        </w:rPr>
+        <w:t>bm25</w:t>
+      </w:r>
+      <w:r>
+        <w:t xml:space="preserve">, les classiques des moteurs de recherche, </w:t>
+      </w:r>
+      <w:r>
+        <w:t>ne promeuvent pas</w:t>
+      </w:r>
+      <w:r>
+        <w:t xml:space="preserve"> les </w:t>
+      </w:r>
+      <w:proofErr w:type="spellStart"/>
+      <w:r>
+        <w:t>happax</w:t>
+      </w:r>
+      <w:proofErr w:type="spellEnd"/>
+      <w:r>
+        <w:t xml:space="preserve"> qui de toute façon seront trouvés,</w:t>
+      </w:r>
+      <w:r>
+        <w:t xml:space="preserve"> mais </w:t>
+      </w:r>
+      <w:r>
+        <w:t xml:space="preserve">les mots-clés </w:t>
+      </w:r>
+      <w:r>
+        <w:t>sont</w:t>
+      </w:r>
+      <w:r>
+        <w:t xml:space="preserve"> tout de même des mots assez rares</w:t>
+      </w:r>
+      <w:r>
         <w:t>,</w:t>
       </w:r>
       <w:r>
+        <w:t xml:space="preserve"> comme le nom propre </w:t>
+      </w:r>
+      <w:r>
+        <w:rPr>
+          <w:i/>
+          <w:iCs/>
+        </w:rPr>
+        <w:t>Bouguer</w:t>
+      </w:r>
+      <w:r>
+        <w:t>, présent à 7 occurrences dans tous Verne, 4 dans ce chapitre, et 3 autres</w:t>
+      </w:r>
+      <w:r>
+        <w:t xml:space="preserve"> dans 3</w:t>
+      </w:r>
+      <w:r>
+        <w:t xml:space="preserve"> chapitres d’autres romans.</w:t>
+      </w:r>
+      <w:r>
+        <w:t xml:space="preserve"> Ces formules sont réglées pour des collections documentaires plus homogènes que des romans, cette précision </w:t>
+      </w:r>
+      <w:r>
+        <w:t>a été jugée utile</w:t>
+      </w:r>
+      <w:r>
+        <w:t>, mais pour une description sémantique, le mot-clé est très peu éclairant</w:t>
+      </w:r>
+      <w:r>
+        <w:t>. L</w:t>
+      </w:r>
+      <w:r>
+        <w:t xml:space="preserve">’espérance log </w:t>
+      </w:r>
+      <w:r>
+        <w:rPr>
+          <w:i/>
+          <w:iCs/>
+        </w:rPr>
+        <w:t>g2</w:t>
+      </w:r>
+      <w:r>
+        <w:t xml:space="preserve"> donne ici un résultat identique à la spécificité hypergéométrique de </w:t>
+      </w:r>
+      <w:proofErr w:type="spellStart"/>
+      <w:r>
+        <w:rPr>
+          <w:i/>
+          <w:iCs/>
+        </w:rPr>
+        <w:t>l</w:t>
+      </w:r>
+      <w:r>
+        <w:rPr>
+          <w:i/>
+          <w:iCs/>
+        </w:rPr>
+        <w:t>afon</w:t>
+      </w:r>
+      <w:proofErr w:type="spellEnd"/>
+      <w:r>
+        <w:t>.</w:t>
+      </w:r>
+    </w:p>
+    <w:p>
+      <w:pPr>
+        <w:ind w:firstLine="708"/>
+      </w:pPr>
+      <w:r>
+        <w:t xml:space="preserve">Les noms </w:t>
+      </w:r>
+      <w:r>
+        <w:t>de personnes</w:t>
+      </w:r>
+      <w:r>
+        <w:t xml:space="preserve"> n</w:t>
+      </w:r>
+      <w:r>
+        <w:t>e sont pas traités spécialement</w:t>
+      </w:r>
+      <w:r>
+        <w:t>, si</w:t>
+      </w:r>
+      <w:r>
+        <w:t xml:space="preserve"> bien </w:t>
+      </w:r>
+      <w:r>
+        <w:t xml:space="preserve">que </w:t>
+      </w:r>
+      <w:proofErr w:type="gramStart"/>
+      <w:r>
+        <w:t>le harponneur</w:t>
+      </w:r>
+      <w:proofErr w:type="gramEnd"/>
+      <w:r>
+        <w:t xml:space="preserve"> </w:t>
+      </w:r>
+      <w:r>
+        <w:rPr>
+          <w:i/>
+          <w:iCs/>
+        </w:rPr>
+        <w:t>Ned Land</w:t>
+      </w:r>
+      <w:r>
+        <w:t xml:space="preserve"> se trouve tristement divisé</w:t>
+      </w:r>
+      <w:r>
+        <w:t xml:space="preserve"> ; toutefois un traitement </w:t>
+      </w:r>
+      <w:r>
+        <w:t xml:space="preserve">soigneux </w:t>
+      </w:r>
+      <w:r>
+        <w:t xml:space="preserve">des majuscules permet de </w:t>
+      </w:r>
+      <w:r>
+        <w:t>le retrouver sous son surnom</w:t>
+      </w:r>
+      <w:r>
+        <w:t xml:space="preserve"> </w:t>
+      </w:r>
+      <w:r>
+        <w:rPr>
+          <w:i/>
+          <w:iCs/>
+        </w:rPr>
+        <w:t xml:space="preserve">le </w:t>
+      </w:r>
+      <w:r>
+        <w:rPr>
+          <w:i/>
+          <w:iCs/>
+        </w:rPr>
+        <w:t>Canadien</w:t>
+      </w:r>
+      <w:r>
+        <w:t xml:space="preserve">, </w:t>
+      </w:r>
+      <w:r>
+        <w:t xml:space="preserve">et </w:t>
+      </w:r>
+      <w:r>
+        <w:t xml:space="preserve">de </w:t>
+      </w:r>
+      <w:r>
+        <w:t>ne pas</w:t>
+      </w:r>
+      <w:r>
+        <w:t xml:space="preserve"> confondre </w:t>
+      </w:r>
+      <w:r>
+        <w:rPr>
+          <w:i/>
+          <w:iCs/>
+        </w:rPr>
+        <w:t>un conseil</w:t>
+      </w:r>
+      <w:r>
+        <w:t xml:space="preserve"> et</w:t>
+      </w:r>
+      <w:r>
+        <w:t xml:space="preserve"> </w:t>
+      </w:r>
+      <w:r>
+        <w:rPr>
+          <w:i/>
+          <w:iCs/>
+        </w:rPr>
+        <w:t>Conseil</w:t>
+      </w:r>
+      <w:r>
+        <w:t>,</w:t>
+      </w:r>
+      <w:r>
+        <w:t xml:space="preserve"> le valet du narrateur (</w:t>
+      </w:r>
+      <w:r>
+        <w:t>Pierre Aronnax</w:t>
+      </w:r>
+      <w:r>
         <w:t>)</w:t>
       </w:r>
       <w:r>
         <w:t xml:space="preserve">. </w:t>
       </w:r>
       <w:r>
-        <w:t xml:space="preserve">À cette échelle, le </w:t>
-      </w:r>
-      <w:r>
-        <w:rPr>
-          <w:i/>
-          <w:iCs/>
-        </w:rPr>
-        <w:t>chi2</w:t>
-      </w:r>
-      <w:r>
-        <w:t xml:space="preserve"> est trop spécifique.</w:t>
-      </w:r>
-      <w:r>
-        <w:t xml:space="preserve"> </w:t>
-      </w:r>
-      <w:r>
-        <w:rPr>
-          <w:i/>
-          <w:iCs/>
-        </w:rPr>
-        <w:t>Tfidf</w:t>
-      </w:r>
-      <w:r>
-        <w:rPr>
-          <w:i/>
-          <w:iCs/>
-        </w:rPr>
-        <w:t>log</w:t>
-      </w:r>
-      <w:r>
-        <w:t xml:space="preserve"> et </w:t>
-      </w:r>
-      <w:r>
-        <w:rPr>
-          <w:i/>
-          <w:iCs/>
-        </w:rPr>
-        <w:t>bm25</w:t>
-      </w:r>
-      <w:r>
-        <w:t xml:space="preserve">, les classiques des moteurs de recherche, </w:t>
-      </w:r>
-      <w:r>
-        <w:t>ne promeuvent pas</w:t>
-      </w:r>
-      <w:r>
-        <w:t xml:space="preserve"> les happax</w:t>
-      </w:r>
-      <w:r>
-        <w:t xml:space="preserve"> qui de toute façon seront trouvés,</w:t>
-      </w:r>
-      <w:r>
-        <w:t xml:space="preserve"> mais </w:t>
-      </w:r>
-      <w:r>
-        <w:t xml:space="preserve">les mots-clés </w:t>
-      </w:r>
-      <w:r>
-        <w:t>sont</w:t>
-      </w:r>
-      <w:r>
-        <w:t xml:space="preserve"> tout de même des mots assez rares</w:t>
+        <w:t>Dans</w:t>
+      </w:r>
+      <w:r>
+        <w:t xml:space="preserve"> un texte informatif,</w:t>
+      </w:r>
+      <w:r>
+        <w:t xml:space="preserve"> les noms propres, notamment les auteurs ou les lieux, peuvent avoir une forte valeur sémantique. Dans</w:t>
+      </w:r>
+      <w:r>
+        <w:t xml:space="preserve"> un </w:t>
+      </w:r>
+      <w:r>
+        <w:t>récit</w:t>
+      </w:r>
+      <w:r>
+        <w:t>, ce sont en général les</w:t>
+      </w:r>
+      <w:r>
+        <w:t xml:space="preserve"> personnages</w:t>
       </w:r>
       <w:r>
         <w:t>,</w:t>
       </w:r>
       <w:r>
-        <w:t xml:space="preserve"> comme le nom propre </w:t>
-      </w:r>
-      <w:r>
-        <w:rPr>
-          <w:i/>
-          <w:iCs/>
-        </w:rPr>
-        <w:t>Bouguer</w:t>
-      </w:r>
-      <w:r>
-        <w:t>, présent à 7 occurrences dans tous Verne, 4 dans ce chapitre, et 3 autres</w:t>
-      </w:r>
-      <w:r>
-        <w:t xml:space="preserve"> dans 3</w:t>
-      </w:r>
-      <w:r>
-        <w:t xml:space="preserve"> chapitres d’autres romans.</w:t>
-      </w:r>
-      <w:r>
-        <w:t xml:space="preserve"> Ces formules sont réglées pour des collections documentaires plus homogènes que des romans, cette précision </w:t>
-      </w:r>
-      <w:r>
-        <w:t>a été jugée utile</w:t>
-      </w:r>
-      <w:r>
-        <w:t>, mais pour une description sémantique, le mot-clé est très peu éclairant</w:t>
-      </w:r>
-      <w:r>
-        <w:t>. L</w:t>
-      </w:r>
-      <w:r>
-        <w:t xml:space="preserve">’espérance log </w:t>
-      </w:r>
-      <w:r>
-        <w:rPr>
-          <w:i/>
-          <w:iCs/>
-        </w:rPr>
-        <w:t>g2</w:t>
-      </w:r>
-      <w:r>
-        <w:t xml:space="preserve"> donne ici un résultat identique à la spécificité hypergéométrique de </w:t>
-      </w:r>
-      <w:r>
-        <w:rPr>
-          <w:i/>
-          <w:iCs/>
-        </w:rPr>
-        <w:t>l</w:t>
-      </w:r>
-      <w:r>
-        <w:rPr>
-          <w:i/>
-          <w:iCs/>
-        </w:rPr>
-        <w:t>afon</w:t>
+        <w:t xml:space="preserve"> le</w:t>
+      </w:r>
+      <w:r>
+        <w:t xml:space="preserve"> c</w:t>
+      </w:r>
+      <w:r>
+        <w:t>roise</w:t>
+      </w:r>
+      <w:r>
+        <w:t>ment statistique</w:t>
+      </w:r>
+      <w:r>
+        <w:t xml:space="preserve"> de leus noms</w:t>
+      </w:r>
+      <w:r>
+        <w:t xml:space="preserve"> n’amène qu’à rapprocher</w:t>
+      </w:r>
+      <w:r>
+        <w:t xml:space="preserve"> les </w:t>
+      </w:r>
+      <w:r>
+        <w:t>chapitres</w:t>
+      </w:r>
+      <w:r>
+        <w:t xml:space="preserve"> d’un même roman.</w:t>
+      </w:r>
+    </w:p>
+    <w:p>
+      <w:pPr>
+        <w:ind w:firstLine="708"/>
+      </w:pPr>
+      <w:r>
+        <w:t xml:space="preserve">Les résultats qui suivent </w:t>
+      </w:r>
+      <w:r>
+        <w:t>supprimeront</w:t>
+      </w:r>
+      <w:r>
+        <w:t xml:space="preserve"> désormais les mots grammaticaux et les noms propres</w:t>
       </w:r>
       <w:r>
         <w:t>.</w:t>
@@ -2455,194 +2831,13 @@
       <w:pPr>
         <w:ind w:firstLine="708"/>
       </w:pPr>
-      <w:r>
-        <w:t xml:space="preserve">Les noms </w:t>
-      </w:r>
-      <w:r>
-        <w:t>de personnes</w:t>
-      </w:r>
-      <w:r>
-        <w:t xml:space="preserve"> n</w:t>
-      </w:r>
-      <w:r>
-        <w:t>e sont pas traités spécialement</w:t>
-      </w:r>
-      <w:r>
-        <w:t>, si</w:t>
-      </w:r>
-      <w:r>
-        <w:t xml:space="preserve"> bien </w:t>
-      </w:r>
-      <w:r>
-        <w:t xml:space="preserve">que le harponneur </w:t>
-      </w:r>
-      <w:r>
-        <w:rPr>
-          <w:i/>
-          <w:iCs/>
-        </w:rPr>
-        <w:t>Ned Land</w:t>
-      </w:r>
-      <w:r>
-        <w:t xml:space="preserve"> se trouve tristement divisé</w:t>
-      </w:r>
-      <w:r>
-        <w:t xml:space="preserve"> ; toutefois un traitement </w:t>
-      </w:r>
-      <w:r>
-        <w:t xml:space="preserve">soigneux </w:t>
-      </w:r>
-      <w:r>
-        <w:t xml:space="preserve">des majuscules permet de </w:t>
-      </w:r>
-      <w:r>
-        <w:t>le retrouver sous son surnom</w:t>
-      </w:r>
-      <w:r>
-        <w:t xml:space="preserve"> </w:t>
-      </w:r>
-      <w:r>
-        <w:rPr>
-          <w:i/>
-          <w:iCs/>
-        </w:rPr>
-        <w:t xml:space="preserve">le </w:t>
-      </w:r>
-      <w:r>
-        <w:rPr>
-          <w:i/>
-          <w:iCs/>
-        </w:rPr>
-        <w:t>Canadien</w:t>
-      </w:r>
-      <w:r>
-        <w:t xml:space="preserve">, </w:t>
-      </w:r>
-      <w:r>
-        <w:t xml:space="preserve">et </w:t>
-      </w:r>
-      <w:r>
-        <w:t xml:space="preserve">de </w:t>
-      </w:r>
-      <w:r>
-        <w:t>ne pas</w:t>
-      </w:r>
-      <w:r>
-        <w:t xml:space="preserve"> confondre </w:t>
-      </w:r>
-      <w:r>
-        <w:rPr>
-          <w:i/>
-          <w:iCs/>
-        </w:rPr>
-        <w:t>un conseil</w:t>
-      </w:r>
-      <w:r>
-        <w:t xml:space="preserve"> et</w:t>
-      </w:r>
-      <w:r>
-        <w:t xml:space="preserve"> </w:t>
-      </w:r>
-      <w:r>
-        <w:rPr>
-          <w:i/>
-          <w:iCs/>
-        </w:rPr>
-        <w:t>Conseil</w:t>
-      </w:r>
-      <w:r>
-        <w:t>,</w:t>
-      </w:r>
-      <w:r>
-        <w:t xml:space="preserve"> le valet du narrateur (</w:t>
-      </w:r>
-      <w:r>
-        <w:t>Pierre Aronnax</w:t>
-      </w:r>
-      <w:r>
-        <w:t>)</w:t>
-      </w:r>
-      <w:r>
-        <w:t xml:space="preserve">. </w:t>
-      </w:r>
-      <w:r>
-        <w:t>Dans</w:t>
-      </w:r>
-      <w:r>
-        <w:t xml:space="preserve"> un texte informatif,</w:t>
-      </w:r>
-      <w:r>
-        <w:t xml:space="preserve"> les noms propres, notamment les auteurs ou les lieux, peuvent avoir une forte valeur sémantique. Dans</w:t>
-      </w:r>
-      <w:r>
-        <w:t xml:space="preserve"> un </w:t>
-      </w:r>
-      <w:r>
-        <w:t>récit</w:t>
-      </w:r>
-      <w:r>
-        <w:t>, ce sont en général les</w:t>
-      </w:r>
-      <w:r>
-        <w:t xml:space="preserve"> personnages</w:t>
-      </w:r>
-      <w:r>
-        <w:t>,</w:t>
-      </w:r>
-      <w:r>
-        <w:t xml:space="preserve"> le</w:t>
-      </w:r>
-      <w:r>
-        <w:t xml:space="preserve"> c</w:t>
-      </w:r>
-      <w:r>
-        <w:t>roise</w:t>
-      </w:r>
-      <w:r>
-        <w:t>ment statistique</w:t>
-      </w:r>
-      <w:r>
-        <w:t xml:space="preserve"> de leus noms</w:t>
-      </w:r>
-      <w:r>
-        <w:t xml:space="preserve"> n’amène qu’à rapprocher</w:t>
-      </w:r>
-      <w:r>
-        <w:t xml:space="preserve"> les </w:t>
-      </w:r>
-      <w:r>
-        <w:t>chapitres</w:t>
-      </w:r>
-      <w:r>
-        <w:t xml:space="preserve"> d’un même roman.</w:t>
-      </w:r>
-    </w:p>
-    <w:p>
-      <w:pPr>
-        <w:ind w:firstLine="708"/>
-      </w:pPr>
-      <w:r>
-        <w:t xml:space="preserve">Les résultats qui suivent </w:t>
-      </w:r>
-      <w:r>
-        <w:t>supprimeront</w:t>
-      </w:r>
-      <w:r>
-        <w:t xml:space="preserve"> désormais les mots grammaticaux et les noms propres</w:t>
-      </w:r>
-      <w:r>
-        <w:t>.</w:t>
-      </w:r>
-    </w:p>
-    <w:p>
-      <w:pPr>
-        <w:ind w:firstLine="708"/>
-      </w:pPr>
     </w:p>
     <w:p>
       <w:pPr>
         <w:ind w:firstLine="0"/>
       </w:pPr>
+      <w:proofErr w:type="spellStart"/>
+      <w:proofErr w:type="gramStart"/>
       <w:r>
         <w:rPr>
           <w:i/>
@@ -2650,6 +2845,8 @@
         </w:rPr>
         <w:t>tf</w:t>
       </w:r>
+      <w:proofErr w:type="spellEnd"/>
+      <w:proofErr w:type="gramEnd"/>
       <w:r>
         <w:t> :</w:t>
       </w:r>
@@ -2694,12 +2891,21 @@
       <w:pPr>
         <w:ind w:firstLine="0"/>
       </w:pPr>
-      <w:r>
-        <w:rPr>
-          <w:i/>
-          <w:iCs/>
-        </w:rPr>
-        <w:t>g2</w:t>
+      <w:proofErr w:type="gramStart"/>
+      <w:r>
+        <w:rPr>
+          <w:i/>
+          <w:iCs/>
+        </w:rPr>
+        <w:t>g</w:t>
+      </w:r>
+      <w:proofErr w:type="gramEnd"/>
+      <w:r>
+        <w:rPr>
+          <w:i/>
+          <w:iCs/>
+        </w:rPr>
+        <w:t>2</w:t>
       </w:r>
       <w:r>
         <w:t xml:space="preserve"> : </w:t>
@@ -2742,6 +2948,8 @@
       <w:pPr>
         <w:ind w:firstLine="0"/>
       </w:pPr>
+      <w:proofErr w:type="spellStart"/>
+      <w:proofErr w:type="gramStart"/>
       <w:r>
         <w:rPr>
           <w:i/>
@@ -2749,6 +2957,8 @@
         </w:rPr>
         <w:t>lafon</w:t>
       </w:r>
+      <w:proofErr w:type="spellEnd"/>
+      <w:proofErr w:type="gramEnd"/>
       <w:r>
         <w:t xml:space="preserve"> : </w:t>
       </w:r>
@@ -2790,6 +3000,8 @@
       <w:pPr>
         <w:ind w:firstLine="0"/>
       </w:pPr>
+      <w:proofErr w:type="spellStart"/>
+      <w:proofErr w:type="gramStart"/>
       <w:r>
         <w:rPr>
           <w:i/>
@@ -2804,6 +3016,8 @@
         </w:rPr>
         <w:t>log</w:t>
       </w:r>
+      <w:proofErr w:type="spellEnd"/>
+      <w:proofErr w:type="gramEnd"/>
       <w:r>
         <w:t xml:space="preserve"> : </w:t>
       </w:r>
@@ -2842,8 +3056,13 @@
       <w:pPr>
         <w:ind w:firstLine="0"/>
       </w:pPr>
-      <w:r>
-        <w:t xml:space="preserve">bm25 : </w:t>
+      <w:proofErr w:type="gramStart"/>
+      <w:r>
+        <w:t>bm</w:t>
+      </w:r>
+      <w:proofErr w:type="gramEnd"/>
+      <w:r>
+        <w:t xml:space="preserve">25 : </w:t>
       </w:r>
       <w:r>
         <w:rPr>
@@ -2873,12 +3092,21 @@
       <w:pPr>
         <w:ind w:firstLine="0"/>
       </w:pPr>
-      <w:r>
-        <w:rPr>
-          <w:i/>
-          <w:iCs/>
-        </w:rPr>
-        <w:t>chi2</w:t>
+      <w:proofErr w:type="gramStart"/>
+      <w:r>
+        <w:rPr>
+          <w:i/>
+          <w:iCs/>
+        </w:rPr>
+        <w:t>chi</w:t>
+      </w:r>
+      <w:proofErr w:type="gramEnd"/>
+      <w:r>
+        <w:rPr>
+          <w:i/>
+          <w:iCs/>
+        </w:rPr>
+        <w:t>2</w:t>
       </w:r>
       <w:r>
         <w:t xml:space="preserve"> : </w:t>
@@ -2908,84 +3136,75 @@
           <w:b/>
           <w:bCs/>
         </w:rPr>
-        <w:t>espalier, violacé, quenotte, suceur, brachioures</w:t>
-      </w:r>
-      <w:r>
-        <w:t>…</w:t>
-      </w:r>
-    </w:p>
-    <w:p>
-      <w:pPr>
-        <w:ind w:firstLine="0"/>
-      </w:pPr>
-      <w:r>
-        <w:rPr>
-          <w:i/>
-          <w:iCs/>
-        </w:rPr>
-        <w:t>simplemaths</w:t>
-      </w:r>
-      <w:r>
-        <w:t xml:space="preserve"> : </w:t>
-      </w:r>
+        <w:t xml:space="preserve">espalier, violacé, quenotte, suceur, </w:t>
+      </w:r>
+      <w:proofErr w:type="spellStart"/>
       <w:r>
         <w:rPr>
           <w:b/>
           <w:bCs/>
         </w:rPr>
-        <w:t>poulpe</w:t>
-      </w:r>
-      <w:r>
-        <w:t xml:space="preserve">, </w:t>
+        <w:t>brachioures</w:t>
+      </w:r>
+      <w:proofErr w:type="spellEnd"/>
+      <w:r>
+        <w:t>…</w:t>
+      </w:r>
+    </w:p>
+    <w:p>
+      <w:pPr>
+        <w:ind w:firstLine="0"/>
+      </w:pPr>
+      <w:proofErr w:type="spellStart"/>
+      <w:proofErr w:type="gramStart"/>
+      <w:r>
+        <w:rPr>
+          <w:i/>
+          <w:iCs/>
+        </w:rPr>
+        <w:t>simplemaths</w:t>
+      </w:r>
+      <w:proofErr w:type="spellEnd"/>
+      <w:proofErr w:type="gramEnd"/>
+      <w:r>
+        <w:t xml:space="preserve"> : </w:t>
       </w:r>
       <w:r>
         <w:rPr>
           <w:b/>
           <w:bCs/>
         </w:rPr>
-        <w:t>calmar</w:t>
-      </w:r>
-      <w:r>
-        <w:t xml:space="preserve">, ventouse, céphalopode, tentacule, </w:t>
+        <w:t>poulpe</w:t>
+      </w:r>
+      <w:r>
+        <w:t xml:space="preserve">, </w:t>
       </w:r>
       <w:r>
         <w:rPr>
           <w:b/>
           <w:bCs/>
         </w:rPr>
-        <w:t>espalier, violacé, quenotte, suceur, brachioures</w:t>
-      </w:r>
-      <w:r>
-        <w:t>…</w:t>
-      </w:r>
-    </w:p>
-    <w:p>
-      <w:pPr>
-        <w:ind w:firstLine="0"/>
-      </w:pPr>
-      <w:r>
-        <w:rPr>
-          <w:i/>
-          <w:iCs/>
-        </w:rPr>
-        <w:t>g2s2.0</w:t>
-      </w:r>
-      <w:r>
-        <w:t> :</w:t>
-      </w:r>
-      <w:r>
-        <w:t xml:space="preserve"> </w:t>
+        <w:t>calmar</w:t>
+      </w:r>
+      <w:r>
+        <w:t xml:space="preserve">, ventouse, céphalopode, tentacule, </w:t>
       </w:r>
       <w:r>
         <w:rPr>
           <w:b/>
           <w:bCs/>
         </w:rPr>
-        <w:t>espalier, violacé, quenotte, suceur, brachioures</w:t>
-      </w:r>
-      <w:r>
-        <w:t xml:space="preserve">, clupanodons, corégone, fissurelles, gobies-plumiers, krak </w:t>
-      </w:r>
+        <w:t xml:space="preserve">espalier, violacé, quenotte, suceur, </w:t>
+      </w:r>
+      <w:proofErr w:type="spellStart"/>
+      <w:r>
+        <w:rPr>
+          <w:b/>
+          <w:bCs/>
+        </w:rPr>
+        <w:t>brachioures</w:t>
+      </w:r>
+      <w:proofErr w:type="spellEnd"/>
       <w:r>
         <w:t>…</w:t>
       </w:r>
@@ -2994,11 +3213,59 @@
       <w:pPr>
         <w:ind w:firstLine="0"/>
       </w:pPr>
+      <w:r>
+        <w:rPr>
+          <w:i/>
+          <w:iCs/>
+        </w:rPr>
+        <w:t>g2s2.0</w:t>
+      </w:r>
+      <w:r>
+        <w:t> :</w:t>
+      </w:r>
+      <w:r>
+        <w:t xml:space="preserve"> </w:t>
+      </w:r>
+      <w:r>
+        <w:rPr>
+          <w:b/>
+          <w:bCs/>
+        </w:rPr>
+        <w:t xml:space="preserve">espalier, violacé, quenotte, suceur, </w:t>
+      </w:r>
+      <w:proofErr w:type="spellStart"/>
+      <w:r>
+        <w:rPr>
+          <w:b/>
+          <w:bCs/>
+        </w:rPr>
+        <w:t>brachioures</w:t>
+      </w:r>
+      <w:proofErr w:type="spellEnd"/>
+      <w:r>
+        <w:t xml:space="preserve">, </w:t>
+      </w:r>
+      <w:proofErr w:type="spellStart"/>
+      <w:r>
+        <w:t>clupanodons</w:t>
+      </w:r>
+      <w:proofErr w:type="spellEnd"/>
+      <w:r>
+        <w:t xml:space="preserve">, corégone, fissurelles, gobies-plumiers, krak </w:t>
+      </w:r>
+      <w:r>
+        <w:t>…</w:t>
+      </w:r>
     </w:p>
     <w:p>
       <w:pPr>
         <w:ind w:firstLine="0"/>
       </w:pPr>
+    </w:p>
+    <w:p>
+      <w:pPr>
+        <w:ind w:firstLine="0"/>
+      </w:pPr>
       <w:r>
         <w:t xml:space="preserve">Un fois filtrés </w:t>
       </w:r>
@@ -3026,6 +3293,7 @@
       <w:r>
         <w:t xml:space="preserve"> les plus fréquents d’un document (</w:t>
       </w:r>
+      <w:proofErr w:type="spellStart"/>
       <w:r>
         <w:rPr>
           <w:i/>
@@ -3033,6 +3301,7 @@
         </w:rPr>
         <w:t>tf</w:t>
       </w:r>
+      <w:proofErr w:type="spellEnd"/>
       <w:r>
         <w:t xml:space="preserve">) </w:t>
       </w:r>
@@ -3282,6 +3551,7 @@
       <w:r>
         <w:t xml:space="preserve"> et </w:t>
       </w:r>
+      <w:proofErr w:type="spellStart"/>
       <w:r>
         <w:rPr>
           <w:i/>
@@ -3289,6 +3559,7 @@
         </w:rPr>
         <w:t>lafon</w:t>
       </w:r>
+      <w:proofErr w:type="spellEnd"/>
       <w:r>
         <w:t>.</w:t>
       </w:r>
@@ -3535,13 +3806,23 @@
         <w:t xml:space="preserve"> tous les chapitres pour chaque couple d’algorithmes, on aura une distance entre 2 algorithmes</w:t>
       </w:r>
       <w:r>
-        <w:t xml:space="preserve"> pour ce corpus</w:t>
+        <w:t xml:space="preserve"> pour ce </w:t>
+      </w:r>
+      <w:proofErr w:type="spellStart"/>
+      <w:proofErr w:type="gramStart"/>
+      <w:r>
+        <w:t>corpus</w:t>
       </w:r>
       <w:r>
         <w:t>.U</w:t>
       </w:r>
       <w:r>
-        <w:t xml:space="preserve">ne même formule comparée avec elle-même, </w:t>
+        <w:t>ne</w:t>
+      </w:r>
+      <w:proofErr w:type="spellEnd"/>
+      <w:proofErr w:type="gramEnd"/>
+      <w:r>
+        <w:t xml:space="preserve"> même formule comparée avec elle-même, </w:t>
       </w:r>
       <w:r>
         <w:t>ainsi que</w:t>
@@ -3549,6 +3830,7 @@
       <w:r>
         <w:t xml:space="preserve"> </w:t>
       </w:r>
+      <w:proofErr w:type="spellStart"/>
       <w:r>
         <w:rPr>
           <w:i/>
@@ -3556,6 +3838,7 @@
         </w:rPr>
         <w:t>tf</w:t>
       </w:r>
+      <w:proofErr w:type="spellEnd"/>
       <w:r>
         <w:t xml:space="preserve"> et </w:t>
       </w:r>
@@ -3570,7 +3853,15 @@
         <w:t xml:space="preserve"> </w:t>
       </w:r>
       <w:r>
-        <w:t>par construction, ont un distance égale à 0</w:t>
+        <w:t xml:space="preserve">par construction, ont </w:t>
+      </w:r>
+      <w:proofErr w:type="gramStart"/>
+      <w:r>
+        <w:t>un distance égale</w:t>
+      </w:r>
+      <w:proofErr w:type="gramEnd"/>
+      <w:r>
+        <w:t xml:space="preserve"> à 0</w:t>
       </w:r>
       <w:r>
         <w:t>. Les algorithmes les plus distants</w:t>
@@ -3581,6 +3872,7 @@
       <w:r>
         <w:t xml:space="preserve"> sont </w:t>
       </w:r>
+      <w:proofErr w:type="spellStart"/>
       <w:r>
         <w:rPr>
           <w:i/>
@@ -3588,9 +3880,11 @@
         </w:rPr>
         <w:t>tf</w:t>
       </w:r>
+      <w:proofErr w:type="spellEnd"/>
       <w:r>
         <w:t xml:space="preserve"> et </w:t>
       </w:r>
+      <w:proofErr w:type="spellStart"/>
       <w:r>
         <w:rPr>
           <w:i/>
@@ -3598,6 +3892,7 @@
         </w:rPr>
         <w:t>simplemaths</w:t>
       </w:r>
+      <w:proofErr w:type="spellEnd"/>
       <w:r>
         <w:rPr>
           <w:i/>
@@ -3611,6 +3906,7 @@
       <w:r>
         <w:t xml:space="preserve">0,93 ; ils ont très peu de mots en communs. </w:t>
       </w:r>
+      <w:proofErr w:type="gramStart"/>
       <w:r>
         <w:rPr>
           <w:i/>
@@ -3619,10 +3915,11 @@
         <w:t>g2s2.0</w:t>
       </w:r>
       <w:r>
-        <w:t> </w:t>
-      </w:r>
-      <w:r>
-        <w:t xml:space="preserve"> a été sorti des calculs, car beaucoup de chapitres n’ont pas 100 mots spécifiques, les distances n’étaient plus comparables.</w:t>
+        <w:t>  a</w:t>
+      </w:r>
+      <w:proofErr w:type="gramEnd"/>
+      <w:r>
+        <w:t xml:space="preserve"> été sorti des calculs, car beaucoup de chapitres n’ont pas 100 mots spécifiques, les distances n’étaient plus comparables.</w:t>
       </w:r>
     </w:p>
     <w:p>
@@ -3675,8 +3972,23 @@
         <w:rPr>
           <w:lang w:val="fr-FR"/>
         </w:rPr>
-        <w:t xml:space="preserve"> » (eng : </w:t>
-      </w:r>
+        <w:t> » (</w:t>
+      </w:r>
+      <w:proofErr w:type="spellStart"/>
+      <w:r>
+        <w:rPr>
+          <w:lang w:val="fr-FR"/>
+        </w:rPr>
+        <w:t>eng</w:t>
+      </w:r>
+      <w:proofErr w:type="spellEnd"/>
+      <w:r>
+        <w:rPr>
+          <w:lang w:val="fr-FR"/>
+        </w:rPr>
+        <w:t xml:space="preserve"> : </w:t>
+      </w:r>
+      <w:proofErr w:type="spellStart"/>
       <w:r>
         <w:rPr>
           <w:i/>
@@ -3685,6 +3997,7 @@
         </w:rPr>
         <w:t>PCoA</w:t>
       </w:r>
+      <w:proofErr w:type="spellEnd"/>
       <w:r>
         <w:rPr>
           <w:lang w:val="fr-FR"/>
@@ -3981,6 +4294,7 @@
         </w:rPr>
         <w:t xml:space="preserve"> et les </w:t>
       </w:r>
+      <w:proofErr w:type="spellStart"/>
       <w:r>
         <w:rPr>
           <w:i/>
@@ -3989,6 +4303,7 @@
         </w:rPr>
         <w:t>tfidf</w:t>
       </w:r>
+      <w:proofErr w:type="spellEnd"/>
       <w:r>
         <w:rPr>
           <w:lang w:val="fr-FR"/>
@@ -4007,6 +4322,7 @@
         </w:rPr>
         <w:t xml:space="preserve"> la fréquence par document </w:t>
       </w:r>
+      <w:proofErr w:type="spellStart"/>
       <w:r>
         <w:rPr>
           <w:i/>
@@ -4015,6 +4331,7 @@
         </w:rPr>
         <w:t>df</w:t>
       </w:r>
+      <w:proofErr w:type="spellEnd"/>
       <w:r>
         <w:rPr>
           <w:lang w:val="fr-FR"/>
@@ -4075,6 +4392,7 @@
         </w:rPr>
         <w:t>linéaire (</w:t>
       </w:r>
+      <w:proofErr w:type="spellStart"/>
       <w:r>
         <w:rPr>
           <w:i/>
@@ -4083,12 +4401,14 @@
         </w:rPr>
         <w:t>tf</w:t>
       </w:r>
+      <w:proofErr w:type="spellEnd"/>
       <w:r>
         <w:rPr>
           <w:lang w:val="fr-FR"/>
         </w:rPr>
         <w:t xml:space="preserve">, </w:t>
       </w:r>
+      <w:proofErr w:type="spellStart"/>
       <w:r>
         <w:rPr>
           <w:i/>
@@ -4097,12 +4417,14 @@
         </w:rPr>
         <w:t>tfidf</w:t>
       </w:r>
+      <w:proofErr w:type="spellEnd"/>
       <w:r>
         <w:rPr>
           <w:lang w:val="fr-FR"/>
         </w:rPr>
         <w:t xml:space="preserve">, </w:t>
       </w:r>
+      <w:proofErr w:type="spellStart"/>
       <w:r>
         <w:rPr>
           <w:i/>
@@ -4111,6 +4433,7 @@
         </w:rPr>
         <w:t>simplemaths</w:t>
       </w:r>
+      <w:proofErr w:type="spellEnd"/>
       <w:r>
         <w:rPr>
           <w:lang w:val="fr-FR"/>
@@ -4151,6 +4474,7 @@
         </w:rPr>
         <w:t xml:space="preserve">, </w:t>
       </w:r>
+      <w:proofErr w:type="spellStart"/>
       <w:r>
         <w:rPr>
           <w:i/>
@@ -4159,6 +4483,7 @@
         </w:rPr>
         <w:t>tfidflog</w:t>
       </w:r>
+      <w:proofErr w:type="spellEnd"/>
       <w:r>
         <w:rPr>
           <w:lang w:val="fr-FR"/>
@@ -4171,6 +4496,7 @@
         </w:rPr>
         <w:t>, factorielle ou hypergéométrique (</w:t>
       </w:r>
+      <w:proofErr w:type="spellStart"/>
       <w:r>
         <w:rPr>
           <w:i/>
@@ -4179,6 +4505,7 @@
         </w:rPr>
         <w:t>lafon</w:t>
       </w:r>
+      <w:proofErr w:type="spellEnd"/>
       <w:r>
         <w:rPr>
           <w:lang w:val="fr-FR"/>
@@ -4623,15 +4950,28 @@
         <w:noBreakHyphen/>
         <w:t xml:space="preserve">398. </w:t>
       </w:r>
-      <w:hyperlink r:id="rId1" w:history="1">
-        <w:r>
-          <w:rPr>
-            <w:rStyle w:val="Hyperlink"/>
-            <w:lang w:val="en-US"/>
-          </w:rPr>
-          <w:t>https://doi.org/10.1145/364955.364990</w:t>
-        </w:r>
-      </w:hyperlink>
+      <w:r>
+        <w:fldChar w:fldCharType="begin"/>
+      </w:r>
+      <w:r>
+        <w:rPr>
+          <w:lang w:val="en-US"/>
+        </w:rPr>
+        <w:instrText>HYPERLINK "https://doi.org/10.1145/364955.364990"</w:instrText>
+      </w:r>
+      <w:r>
+        <w:fldChar w:fldCharType="separate"/>
+      </w:r>
+      <w:r>
+        <w:rPr>
+          <w:rStyle w:val="Hyperlink"/>
+          <w:lang w:val="en-US"/>
+        </w:rPr>
+        <w:t>https://doi.org/10.1145/364955.364990</w:t>
+      </w:r>
+      <w:r>
+        <w:fldChar w:fldCharType="end"/>
+      </w:r>
     </w:p>
   </w:footnote>
   <w:footnote w:id="2">
@@ -4669,7 +5009,7 @@
         </w:rPr>
         <w:t xml:space="preserve">. </w:t>
       </w:r>
-      <w:hyperlink r:id="rId2" w:history="1">
+      <w:hyperlink r:id="rId1" w:history="1">
         <w:r>
           <w:rPr>
             <w:rStyle w:val="Hyperlink"/>
@@ -4696,7 +5036,7 @@
       <w:r>
         <w:t xml:space="preserve"> L’auteur développe actuellement le moteur de recherche pour deux œuvres complètes à l’université de Genève : Jean Piaget </w:t>
       </w:r>
-      <w:hyperlink r:id="rId3" w:history="1">
+      <w:hyperlink r:id="rId2" w:history="1">
         <w:r>
           <w:rPr>
             <w:rStyle w:val="Hyperlink"/>
@@ -4707,7 +5047,7 @@
       <w:r>
         <w:t xml:space="preserve">, et Denis de Rougemont </w:t>
       </w:r>
-      <w:hyperlink r:id="rId4" w:history="1">
+      <w:hyperlink r:id="rId3" w:history="1">
         <w:r>
           <w:rPr>
             <w:rStyle w:val="Hyperlink"/>
@@ -4734,7 +5074,7 @@
       <w:r>
         <w:t xml:space="preserve"> </w:t>
       </w:r>
-      <w:hyperlink r:id="rId5" w:history="1">
+      <w:hyperlink r:id="rId4" w:history="1">
         <w:r>
           <w:rPr>
             <w:rStyle w:val="Hyperlink"/>
@@ -4761,7 +5101,7 @@
       <w:r>
         <w:t xml:space="preserve"> </w:t>
       </w:r>
-      <w:hyperlink r:id="rId6" w:history="1">
+      <w:hyperlink r:id="rId5" w:history="1">
         <w:r>
           <w:rPr>
             <w:rStyle w:val="Hyperlink"/>
@@ -4788,7 +5128,7 @@
       <w:r>
         <w:t xml:space="preserve"> </w:t>
       </w:r>
-      <w:hyperlink r:id="rId7" w:history="1">
+      <w:hyperlink r:id="rId6" w:history="1">
         <w:r>
           <w:rPr>
             <w:rStyle w:val="Hyperlink"/>
@@ -4799,7 +5139,7 @@
       <w:r>
         <w:br/>
       </w:r>
-      <w:hyperlink r:id="rId8" w:history="1">
+      <w:hyperlink r:id="rId7" w:history="1">
         <w:r>
           <w:rPr>
             <w:rStyle w:val="Hyperlink"/>
@@ -4810,7 +5150,7 @@
       <w:r>
         <w:br/>
       </w:r>
-      <w:hyperlink r:id="rId9" w:history="1">
+      <w:hyperlink r:id="rId8" w:history="1">
         <w:r>
           <w:rPr>
             <w:rStyle w:val="Hyperlink"/>
@@ -4821,7 +5161,7 @@
       <w:r>
         <w:br/>
       </w:r>
-      <w:hyperlink r:id="rId10" w:history="1">
+      <w:hyperlink r:id="rId9" w:history="1">
         <w:r>
           <w:rPr>
             <w:rStyle w:val="Hyperlink"/>
@@ -4848,7 +5188,7 @@
       <w:r>
         <w:t xml:space="preserve"> </w:t>
       </w:r>
-      <w:hyperlink r:id="rId11" w:history="1">
+      <w:hyperlink r:id="rId10" w:history="1">
         <w:r>
           <w:rPr>
             <w:rStyle w:val="Hyperlink"/>
@@ -4875,7 +5215,7 @@
       <w:r>
         <w:t xml:space="preserve"> </w:t>
       </w:r>
-      <w:hyperlink r:id="rId12" w:history="1">
+      <w:hyperlink r:id="rId11" w:history="1">
         <w:r>
           <w:rPr>
             <w:rStyle w:val="Hyperlink"/>
@@ -4891,7 +5231,7 @@
         <w:br/>
         <w:t xml:space="preserve">Lexique3 </w:t>
       </w:r>
-      <w:hyperlink r:id="rId13" w:history="1">
+      <w:hyperlink r:id="rId12" w:history="1">
         <w:r>
           <w:rPr>
             <w:rStyle w:val="Hyperlink"/>
@@ -4904,9 +5244,16 @@
       </w:r>
       <w:r>
         <w:br/>
-        <w:t xml:space="preserve">Dicollecte 7.7 </w:t>
-      </w:r>
-      <w:hyperlink r:id="rId14" w:history="1">
+      </w:r>
+      <w:proofErr w:type="spellStart"/>
+      <w:r>
+        <w:t>Dicollecte</w:t>
+      </w:r>
+      <w:proofErr w:type="spellEnd"/>
+      <w:r>
+        <w:t xml:space="preserve"> 7.7 </w:t>
+      </w:r>
+      <w:hyperlink r:id="rId13" w:history="1">
         <w:r>
           <w:rPr>
             <w:rStyle w:val="Hyperlink"/>
@@ -4919,9 +5266,16 @@
       </w:r>
       <w:r>
         <w:br/>
-        <w:t xml:space="preserve">Morphalou 3.1 </w:t>
-      </w:r>
-      <w:hyperlink r:id="rId15" w:history="1">
+      </w:r>
+      <w:proofErr w:type="spellStart"/>
+      <w:r>
+        <w:t>Morphalou</w:t>
+      </w:r>
+      <w:proofErr w:type="spellEnd"/>
+      <w:r>
+        <w:t xml:space="preserve"> 3.1 </w:t>
+      </w:r>
+      <w:hyperlink r:id="rId14" w:history="1">
         <w:r>
           <w:rPr>
             <w:rStyle w:val="Hyperlink"/>
@@ -4931,7 +5285,15 @@
       </w:hyperlink>
       <w:r>
         <w:br/>
-        <w:t>Chaque lexique a son orientation. Lexique3 intéresse les orthophonistes, il a de précieuses informations de fréquence par forme, mais il est très bruité. Dicollecte sert à la correction orthographique, il mélange la langue commune avec les noms propres, ses lemmes sont parfois inexacts ou incomplets car non nécessaires à la correction orthographique (ex : l</w:t>
+        <w:t xml:space="preserve">Chaque lexique a son orientation. Lexique3 intéresse les orthophonistes, il a de précieuses informations de fréquence par forme, mais il est très bruité. </w:t>
+      </w:r>
+      <w:proofErr w:type="spellStart"/>
+      <w:r>
+        <w:t>Dicollecte</w:t>
+      </w:r>
+      <w:proofErr w:type="spellEnd"/>
+      <w:r>
+        <w:t xml:space="preserve"> sert à la correction orthographique, il mélange la langue commune avec les noms propres, ses lemmes sont parfois inexacts ou incomplets car non nécessaires à la correction orthographique (ex : l</w:t>
       </w:r>
       <w:r>
         <w:t>es participes passé</w:t>
@@ -4946,7 +5308,15 @@
         <w:t xml:space="preserve"> verbe </w:t>
       </w:r>
       <w:r>
-        <w:t xml:space="preserve">suffisent à fournir les formes adjectives). Morphalou, en partie constitué sur le </w:t>
+        <w:t xml:space="preserve">suffisent à fournir les formes adjectives). </w:t>
+      </w:r>
+      <w:proofErr w:type="spellStart"/>
+      <w:r>
+        <w:t>Morphalou</w:t>
+      </w:r>
+      <w:proofErr w:type="spellEnd"/>
+      <w:r>
+        <w:t xml:space="preserve">, en partie constitué sur le </w:t>
       </w:r>
       <w:r>
         <w:rPr>
@@ -4976,7 +5346,11 @@
         <w:t>ommer</w:t>
       </w:r>
       <w:r>
-        <w:t xml:space="preserve"> plutôt que </w:t>
+        <w:t xml:space="preserve"> plutôt </w:t>
+      </w:r>
+      <w:proofErr w:type="gramStart"/>
+      <w:r>
+        <w:t xml:space="preserve">que </w:t>
       </w:r>
       <w:r>
         <w:rPr>
@@ -4985,6 +5359,7 @@
         </w:rPr>
         <w:t>être</w:t>
       </w:r>
+      <w:proofErr w:type="gramEnd"/>
       <w:r>
         <w:t>).</w:t>
       </w:r>
@@ -5004,7 +5379,7 @@
       <w:r>
         <w:t xml:space="preserve"> </w:t>
       </w:r>
-      <w:hyperlink r:id="rId16" w:history="1">
+      <w:hyperlink r:id="rId15" w:history="1">
         <w:r>
           <w:rPr>
             <w:rStyle w:val="Hyperlink"/>
@@ -5031,7 +5406,7 @@
       <w:r>
         <w:t xml:space="preserve"> </w:t>
       </w:r>
-      <w:hyperlink r:id="rId17" w:history="1">
+      <w:hyperlink r:id="rId16" w:history="1">
         <w:r>
           <w:rPr>
             <w:rStyle w:val="Hyperlink"/>
@@ -5058,7 +5433,7 @@
       <w:r>
         <w:t xml:space="preserve"> </w:t>
       </w:r>
-      <w:hyperlink r:id="rId18" w:history="1">
+      <w:hyperlink r:id="rId17" w:history="1">
         <w:r>
           <w:rPr>
             <w:rStyle w:val="Hyperlink"/>
@@ -5085,7 +5460,7 @@
       <w:r>
         <w:t xml:space="preserve"> </w:t>
       </w:r>
-      <w:hyperlink r:id="rId19" w:history="1">
+      <w:hyperlink r:id="rId18" w:history="1">
         <w:r>
           <w:rPr>
             <w:rStyle w:val="Hyperlink"/>
@@ -5112,7 +5487,7 @@
       <w:r>
         <w:t xml:space="preserve"> </w:t>
       </w:r>
-      <w:hyperlink r:id="rId20" w:history="1">
+      <w:hyperlink r:id="rId19" w:history="1">
         <w:r>
           <w:rPr>
             <w:rStyle w:val="Hyperlink"/>
@@ -5139,7 +5514,7 @@
       <w:r>
         <w:t xml:space="preserve"> </w:t>
       </w:r>
-      <w:hyperlink r:id="rId21" w:history="1">
+      <w:hyperlink r:id="rId20" w:history="1">
         <w:r>
           <w:rPr>
             <w:rStyle w:val="Hyperlink"/>
@@ -5166,7 +5541,7 @@
       <w:r>
         <w:t xml:space="preserve"> </w:t>
       </w:r>
-      <w:hyperlink r:id="rId22" w:history="1">
+      <w:hyperlink r:id="rId21" w:history="1">
         <w:r>
           <w:rPr>
             <w:rStyle w:val="Hyperlink"/>
@@ -5193,7 +5568,7 @@
       <w:r>
         <w:t xml:space="preserve"> </w:t>
       </w:r>
-      <w:hyperlink r:id="rId23" w:history="1">
+      <w:hyperlink r:id="rId22" w:history="1">
         <w:r>
           <w:rPr>
             <w:rStyle w:val="Hyperlink"/>

--- a/docs/glorieux-specif.docx
+++ b/docs/glorieux-specif.docx
@@ -19,7 +19,31 @@
         <w:t> </w:t>
       </w:r>
       <w:r>
-        <w:t>: de la fréquence à l’exclusivité, un</w:t>
+        <w:t xml:space="preserve">: </w:t>
+      </w:r>
+      <w:r>
+        <w:t>entre</w:t>
+      </w:r>
+      <w:r>
+        <w:t xml:space="preserve"> fréquence</w:t>
+      </w:r>
+      <w:r>
+        <w:t xml:space="preserve"> locale</w:t>
+      </w:r>
+      <w:r>
+        <w:t xml:space="preserve"> </w:t>
+      </w:r>
+      <w:r>
+        <w:t>et</w:t>
+      </w:r>
+      <w:r>
+        <w:t xml:space="preserve"> </w:t>
+      </w:r>
+      <w:r>
+        <w:t>exclusive</w:t>
+      </w:r>
+      <w:r>
+        <w:t>, un</w:t>
       </w:r>
       <w:r>
         <w:t>e formule paramétrable</w:t>
@@ -27,6 +51,12 @@
       <w:r>
         <w:t xml:space="preserve"> de spécificité lexicale</w:t>
       </w:r>
+      <w:r>
+        <w:t xml:space="preserve"> ; validées sur 7700 </w:t>
+      </w:r>
+      <w:r>
+        <w:t>chapitres de roman</w:t>
+      </w:r>
     </w:p>
     <w:p>
       <w:pPr>
@@ -64,10 +94,19 @@
         <w:t xml:space="preserve">textuel </w:t>
       </w:r>
       <w:r>
-        <w:t>(mot, lemme, expression…) est spécifique d’un texte</w:t>
-      </w:r>
-      <w:r>
-        <w:t xml:space="preserve"> relativement au reste d’une collection</w:t>
+        <w:t>(mot, lemme, expression…) est spécifique d’un</w:t>
+      </w:r>
+      <w:r>
+        <w:t>e portion de</w:t>
+      </w:r>
+      <w:r>
+        <w:t xml:space="preserve"> texte</w:t>
+      </w:r>
+      <w:r>
+        <w:t xml:space="preserve"> relativement au reste d’un</w:t>
+      </w:r>
+      <w:r>
+        <w:t xml:space="preserve"> corpus</w:t>
       </w:r>
       <w:r>
         <w:t>.</w:t>
@@ -75,52 +114,555 @@
     </w:p>
     <w:p>
       <w:pPr>
+        <w:ind w:firstLine="708"/>
+      </w:pPr>
+      <w:r>
+        <w:t>Depuis Salton (1965)</w:t>
+      </w:r>
+      <w:r>
+        <w:rPr>
+          <w:rStyle w:val="FootnoteReference"/>
+        </w:rPr>
+        <w:footnoteReference w:id="1"/>
+      </w:r>
+      <w:r>
+        <w:t xml:space="preserve">, de nombreuses formules ont été </w:t>
+      </w:r>
+      <w:r>
+        <w:t>proposées.</w:t>
+      </w:r>
+      <w:r>
+        <w:t xml:space="preserve"> </w:t>
+      </w:r>
+      <w:r>
+        <w:t>Plusieurs</w:t>
+      </w:r>
+      <w:r>
+        <w:t xml:space="preserve"> vont être évaluées ici</w:t>
+      </w:r>
+      <w:r>
+        <w:t>,</w:t>
+      </w:r>
+      <w:r>
+        <w:t xml:space="preserve"> notamment </w:t>
+      </w:r>
+      <w:r>
+        <w:t xml:space="preserve">le test de </w:t>
+      </w:r>
+      <w:r>
+        <w:rPr>
+          <w:i/>
+          <w:iCs/>
+        </w:rPr>
+        <w:t>Fisher</w:t>
+      </w:r>
+      <w:r>
+        <w:t xml:space="preserve"> utilisé en </w:t>
+      </w:r>
+      <w:proofErr w:type="spellStart"/>
+      <w:r>
+        <w:t>textométrie</w:t>
+      </w:r>
+      <w:proofErr w:type="spellEnd"/>
+      <w:r>
+        <w:t>,</w:t>
+      </w:r>
+      <w:r>
+        <w:t xml:space="preserve"> </w:t>
+      </w:r>
+      <w:r>
+        <w:t>ainsi qu’</w:t>
+      </w:r>
+      <w:r>
+        <w:t xml:space="preserve">une </w:t>
+      </w:r>
+      <w:r>
+        <w:t>proposition nouvelle</w:t>
+      </w:r>
+      <w:r>
+        <w:t xml:space="preserve">, baptisée </w:t>
+      </w:r>
+      <w:proofErr w:type="spellStart"/>
+      <w:r>
+        <w:rPr>
+          <w:i/>
+          <w:iCs/>
+        </w:rPr>
+        <w:t>Focalex</w:t>
+      </w:r>
+      <w:proofErr w:type="spellEnd"/>
+      <w:r>
+        <w:t xml:space="preserve">, </w:t>
+      </w:r>
+      <w:r>
+        <w:t>centrée une espérance logarithmique,</w:t>
+      </w:r>
+      <w:r>
+        <w:t xml:space="preserve"> </w:t>
+      </w:r>
+      <w:r>
+        <w:rPr>
+          <w:i/>
+          <w:iCs/>
+        </w:rPr>
+        <w:t>G</w:t>
+      </w:r>
+      <w:r>
+        <w:rPr>
+          <w:i/>
+          <w:iCs/>
+          <w:vertAlign w:val="superscript"/>
+        </w:rPr>
+        <w:t>2</w:t>
+      </w:r>
+      <w:r>
+        <w:t xml:space="preserve">, avec un </w:t>
+      </w:r>
+      <w:r>
+        <w:t>para</w:t>
+      </w:r>
+      <w:r>
+        <w:t>mètre qui fait varier la spécificité.</w:t>
+      </w:r>
+    </w:p>
+    <w:p>
+      <w:pPr>
+        <w:ind w:firstLine="708"/>
+      </w:pPr>
+      <w:r>
+        <w:t xml:space="preserve">Ces algorithmes sont généralement évalués </w:t>
+      </w:r>
+      <w:r>
+        <w:t xml:space="preserve">sur </w:t>
+      </w:r>
+      <w:r>
+        <w:t>de</w:t>
+      </w:r>
+      <w:r>
+        <w:t xml:space="preserve"> larges</w:t>
+      </w:r>
+      <w:r>
+        <w:t xml:space="preserve"> collections</w:t>
+      </w:r>
+      <w:r>
+        <w:t xml:space="preserve"> de textes</w:t>
+      </w:r>
+      <w:r>
+        <w:t xml:space="preserve"> informati</w:t>
+      </w:r>
+      <w:r>
+        <w:t xml:space="preserve">fs </w:t>
+      </w:r>
+      <w:r>
+        <w:t>(</w:t>
+      </w:r>
+      <w:r>
+        <w:t xml:space="preserve">articles de </w:t>
+      </w:r>
+      <w:r>
+        <w:t>presse</w:t>
+      </w:r>
+      <w:r>
+        <w:t xml:space="preserve"> ou de revues</w:t>
+      </w:r>
+      <w:r>
+        <w:t xml:space="preserve"> scientifiques</w:t>
+      </w:r>
+      <w:r>
+        <w:t>)</w:t>
+      </w:r>
+      <w:r>
+        <w:t xml:space="preserve">, par leur </w:t>
+      </w:r>
+      <w:r>
+        <w:t>performance</w:t>
+      </w:r>
+      <w:r>
+        <w:t xml:space="preserve"> à retrouver (</w:t>
+      </w:r>
+      <w:proofErr w:type="spellStart"/>
+      <w:r>
+        <w:rPr>
+          <w:i/>
+          <w:iCs/>
+        </w:rPr>
+        <w:t>retrieval</w:t>
+      </w:r>
+      <w:proofErr w:type="spellEnd"/>
+      <w:r>
+        <w:t>) les documents les plus pertinents pour une requête</w:t>
+      </w:r>
+      <w:r>
+        <w:rPr>
+          <w:rStyle w:val="FootnoteReference"/>
+        </w:rPr>
+        <w:footnoteReference w:id="2"/>
+      </w:r>
+      <w:r>
+        <w:t xml:space="preserve">. </w:t>
+      </w:r>
+      <w:r>
+        <w:t xml:space="preserve">Du point de vue des </w:t>
+      </w:r>
+      <w:r>
+        <w:t>humanités</w:t>
+      </w:r>
+      <w:r>
+        <w:t xml:space="preserve">, cette situation </w:t>
+      </w:r>
+      <w:r>
+        <w:t xml:space="preserve">est </w:t>
+      </w:r>
+      <w:r>
+        <w:t>limitée</w:t>
+      </w:r>
+      <w:r>
+        <w:t>. Dans un corpus</w:t>
+      </w:r>
+      <w:r>
+        <w:t xml:space="preserve"> patrimonial</w:t>
+      </w:r>
+      <w:r>
+        <w:t xml:space="preserve">, notamment avec la cohérence </w:t>
+      </w:r>
+      <w:r>
+        <w:t>d’</w:t>
+      </w:r>
+      <w:r>
+        <w:t>un auteur</w:t>
+      </w:r>
+      <w:r>
+        <w:t xml:space="preserve">, ou </w:t>
+      </w:r>
+      <w:proofErr w:type="spellStart"/>
+      <w:r>
+        <w:t>l</w:t>
+      </w:r>
+      <w:r>
+        <w:t>a</w:t>
+      </w:r>
+      <w:proofErr w:type="spellEnd"/>
+      <w:r>
+        <w:t xml:space="preserve"> variation</w:t>
+      </w:r>
+      <w:r>
+        <w:t xml:space="preserve"> d’une date</w:t>
+      </w:r>
+      <w:r>
+        <w:t>, tous les textes ont de la valeur</w:t>
+      </w:r>
+      <w:r>
+        <w:t>. L</w:t>
+      </w:r>
+      <w:r>
+        <w:t>’intérêt du chercheur est plutôt :</w:t>
+      </w:r>
+      <w:r>
+        <w:t xml:space="preserve"> </w:t>
+      </w:r>
+      <w:r>
+        <w:t>q</w:t>
+      </w:r>
+      <w:r>
+        <w:t>u’est-ce qu’</w:t>
+      </w:r>
+      <w:r>
+        <w:t>un</w:t>
+      </w:r>
+      <w:r>
+        <w:t xml:space="preserve"> algorithme</w:t>
+      </w:r>
+      <w:r>
+        <w:t xml:space="preserve"> </w:t>
+      </w:r>
+      <w:r>
+        <w:t>peut relever</w:t>
+      </w:r>
+      <w:r>
+        <w:t xml:space="preserve"> que la lecture humaine </w:t>
+      </w:r>
+      <w:r>
+        <w:t>aurait manqu</w:t>
+      </w:r>
+      <w:r>
+        <w:t>é</w:t>
+      </w:r>
+      <w:r>
+        <w:t> ?</w:t>
+      </w:r>
+      <w:r>
+        <w:t xml:space="preserve"> Réduire </w:t>
+      </w:r>
+      <w:r>
+        <w:t>l’évaluation</w:t>
+      </w:r>
+      <w:r>
+        <w:t xml:space="preserve"> à un seul score n’explique pas l</w:t>
+      </w:r>
+      <w:r>
+        <w:t>es</w:t>
+      </w:r>
+      <w:r>
+        <w:t xml:space="preserve"> différences et intérêts </w:t>
+      </w:r>
+      <w:r>
+        <w:t>de chaque formule</w:t>
+      </w:r>
+      <w:r>
+        <w:t>.</w:t>
+      </w:r>
+      <w:r>
+        <w:t xml:space="preserve"> </w:t>
+      </w:r>
+      <w:r>
+        <w:t>L</w:t>
+      </w:r>
+      <w:r>
+        <w:t>’objectif de cet article est d</w:t>
+      </w:r>
+      <w:r>
+        <w:t xml:space="preserve">’observer </w:t>
+      </w:r>
+      <w:r>
+        <w:t>des</w:t>
+      </w:r>
+      <w:r>
+        <w:t xml:space="preserve"> usage</w:t>
+      </w:r>
+      <w:r>
+        <w:t>s concrets pour lesquel</w:t>
+      </w:r>
+      <w:r>
+        <w:t>s</w:t>
+      </w:r>
+      <w:r>
+        <w:t xml:space="preserve"> une </w:t>
+      </w:r>
+      <w:r>
+        <w:t>métrique</w:t>
+      </w:r>
+      <w:r>
+        <w:t xml:space="preserve"> est bonne</w:t>
+      </w:r>
+      <w:r>
+        <w:t>.</w:t>
+      </w:r>
+    </w:p>
+    <w:p>
+      <w:pPr>
+        <w:ind w:firstLine="708"/>
+      </w:pPr>
+      <w:r>
+        <w:t>Afin</w:t>
+      </w:r>
+      <w:r>
+        <w:t xml:space="preserve"> que le lecteur puisse se faire une idée</w:t>
+      </w:r>
+      <w:r>
+        <w:t xml:space="preserve"> qualitative</w:t>
+      </w:r>
+      <w:r>
+        <w:t xml:space="preserve"> des résultats,</w:t>
+      </w:r>
+      <w:r>
+        <w:t xml:space="preserve"> les expériences seront menées sur des </w:t>
+      </w:r>
+      <w:r>
+        <w:t>auteurs</w:t>
+      </w:r>
+      <w:r>
+        <w:t xml:space="preserve"> classiques</w:t>
+      </w:r>
+      <w:r>
+        <w:t xml:space="preserve"> : </w:t>
+      </w:r>
+      <w:r>
+        <w:t xml:space="preserve">Balzac, Dumas, </w:t>
+      </w:r>
+      <w:r>
+        <w:t xml:space="preserve">Sand, </w:t>
+      </w:r>
+      <w:r>
+        <w:t>Verne et Zola</w:t>
+      </w:r>
+      <w:r>
+        <w:t>.</w:t>
+      </w:r>
+      <w:r>
+        <w:t xml:space="preserve"> Le corpus partage une</w:t>
+      </w:r>
+      <w:r>
+        <w:t xml:space="preserve"> unité de langue : le</w:t>
+      </w:r>
+      <w:r>
+        <w:t xml:space="preserve"> français du</w:t>
+      </w:r>
+      <w:r>
+        <w:t xml:space="preserve"> XIX</w:t>
+      </w:r>
+      <w:r>
+        <w:rPr>
+          <w:vertAlign w:val="superscript"/>
+        </w:rPr>
+        <w:t>e</w:t>
+      </w:r>
+      <w:r>
+        <w:t xml:space="preserve"> siècle, </w:t>
+      </w:r>
+      <w:r>
+        <w:t xml:space="preserve">une </w:t>
+      </w:r>
+      <w:r>
+        <w:t xml:space="preserve">unité de genre : le roman, </w:t>
+      </w:r>
+      <w:r>
+        <w:t xml:space="preserve">et une </w:t>
+      </w:r>
+      <w:r>
+        <w:t>unité</w:t>
+      </w:r>
+      <w:r>
+        <w:t xml:space="preserve"> textuelle</w:t>
+      </w:r>
+      <w:r>
+        <w:t> :</w:t>
+      </w:r>
+      <w:r>
+        <w:t xml:space="preserve"> le chapitre.</w:t>
+      </w:r>
+      <w:r>
+        <w:t xml:space="preserve"> </w:t>
+      </w:r>
+      <w:r>
+        <w:t>C’est un</w:t>
+      </w:r>
+      <w:r>
+        <w:t xml:space="preserve"> modèle de laboratoire</w:t>
+      </w:r>
+      <w:r>
+        <w:t xml:space="preserve"> </w:t>
+      </w:r>
+      <w:r>
+        <w:t xml:space="preserve">pour tester </w:t>
+      </w:r>
+      <w:r>
+        <w:t>des algorithmes</w:t>
+      </w:r>
+      <w:r>
+        <w:t xml:space="preserve"> </w:t>
+      </w:r>
+      <w:r>
+        <w:t>avant de les transposer à des cas réels de moteur de recherche en ligne</w:t>
+      </w:r>
+      <w:r>
+        <w:rPr>
+          <w:rStyle w:val="FootnoteReference"/>
+        </w:rPr>
+        <w:footnoteReference w:id="3"/>
+      </w:r>
+      <w:r>
+        <w:t>.</w:t>
+      </w:r>
+    </w:p>
+    <w:p>
+      <w:pPr>
+        <w:pStyle w:val="Heading1"/>
+      </w:pPr>
+      <w:r>
+        <w:t>§0</w:t>
+      </w:r>
+      <w:r>
+        <w:t>.</w:t>
+      </w:r>
+      <w:r>
+        <w:t xml:space="preserve"> Méthodologie</w:t>
+      </w:r>
+    </w:p>
+    <w:p>
+      <w:pPr>
         <w:ind w:firstLine="0"/>
       </w:pPr>
       <w:r>
-        <w:t>Depuis Salton (1965)</w:t>
+        <w:t>Toutes les données et programmes sont téléchargeables</w:t>
       </w:r>
       <w:r>
         <w:rPr>
           <w:rStyle w:val="FootnoteReference"/>
         </w:rPr>
-        <w:footnoteReference w:id="1"/>
-      </w:r>
-      <w:r>
-        <w:t xml:space="preserve">, de nombreuses formules ont été </w:t>
-      </w:r>
-      <w:r>
-        <w:t>proposées.</w:t>
-      </w:r>
-      <w:r>
-        <w:t xml:space="preserve"> </w:t>
-      </w:r>
-      <w:r>
-        <w:t>Plusieurs</w:t>
-      </w:r>
-      <w:r>
-        <w:t xml:space="preserve"> vont être évaluées ici</w:t>
-      </w:r>
-      <w:r>
-        <w:t>, dont une nouvelle</w:t>
-      </w:r>
-      <w:r>
-        <w:t xml:space="preserve"> (un</w:t>
-      </w:r>
-      <w:r>
-        <w:t xml:space="preserve"> G</w:t>
-      </w:r>
-      <w:r>
-        <w:rPr>
-          <w:vertAlign w:val="superscript"/>
-        </w:rPr>
-        <w:t>2</w:t>
-      </w:r>
-      <w:r>
-        <w:t xml:space="preserve"> </w:t>
-      </w:r>
-      <w:r>
-        <w:t>paramétrable)</w:t>
+        <w:footnoteReference w:id="4"/>
+      </w:r>
+      <w:r>
+        <w:t xml:space="preserve"> pour </w:t>
+      </w:r>
+      <w:r>
+        <w:t>que</w:t>
+      </w:r>
+      <w:r>
+        <w:t xml:space="preserve"> les expériences</w:t>
+      </w:r>
+      <w:r>
+        <w:t xml:space="preserve"> soient reproductibles</w:t>
+      </w:r>
+      <w:r>
+        <w:t>.</w:t>
+      </w:r>
+    </w:p>
+    <w:p>
+      <w:pPr>
+        <w:ind w:firstLine="708"/>
+      </w:pPr>
+      <w:r>
+        <w:lastRenderedPageBreak/>
+        <w:t>Les textes</w:t>
+      </w:r>
+      <w:r>
+        <w:t xml:space="preserve"> p</w:t>
+      </w:r>
+      <w:r>
+        <w:t>rov</w:t>
+      </w:r>
+      <w:r>
+        <w:t>iennent de différentes sources</w:t>
+      </w:r>
+      <w:r>
+        <w:t>.</w:t>
+      </w:r>
+      <w:r>
+        <w:t xml:space="preserve"> </w:t>
+      </w:r>
+      <w:r>
+        <w:rPr>
+          <w:i/>
+          <w:iCs/>
+        </w:rPr>
+        <w:t>La c</w:t>
+      </w:r>
+      <w:r>
+        <w:rPr>
+          <w:i/>
+          <w:iCs/>
+        </w:rPr>
+        <w:t>omédie humaine</w:t>
+      </w:r>
+      <w:r>
+        <w:t xml:space="preserve"> de Balzac est </w:t>
+      </w:r>
+      <w:r>
+        <w:t>reprise</w:t>
+      </w:r>
+      <w:r>
+        <w:t xml:space="preserve"> du projet </w:t>
+      </w:r>
+      <w:proofErr w:type="spellStart"/>
+      <w:r>
+        <w:t>ebalzac</w:t>
+      </w:r>
+      <w:proofErr w:type="spellEnd"/>
+      <w:r>
+        <w:rPr>
+          <w:rStyle w:val="FootnoteReference"/>
+        </w:rPr>
+        <w:footnoteReference w:id="5"/>
       </w:r>
       <w:r>
         <w:t>,</w:t>
@@ -129,7 +671,37 @@
         <w:t xml:space="preserve"> </w:t>
       </w:r>
       <w:r>
-        <w:t>dans une perspective sémantique d’exploration de corpus.</w:t>
+        <w:t xml:space="preserve">une </w:t>
+      </w:r>
+      <w:r>
+        <w:t>édition électronique scientifiquement</w:t>
+      </w:r>
+      <w:r>
+        <w:t xml:space="preserve"> établie</w:t>
+      </w:r>
+      <w:r>
+        <w:t xml:space="preserve"> sur la</w:t>
+      </w:r>
+      <w:r>
+        <w:t xml:space="preserve"> version dite</w:t>
+      </w:r>
+      <w:r>
+        <w:t xml:space="preserve"> du «</w:t>
+      </w:r>
+      <w:r>
+        <w:t> </w:t>
+      </w:r>
+      <w:r>
+        <w:t>Furne corrigé</w:t>
+      </w:r>
+      <w:r>
+        <w:t> </w:t>
+      </w:r>
+      <w:r>
+        <w:t>»</w:t>
+      </w:r>
+      <w:r>
+        <w:t>.</w:t>
       </w:r>
     </w:p>
     <w:p>
@@ -137,527 +709,124 @@
         <w:ind w:firstLine="708"/>
       </w:pPr>
       <w:r>
-        <w:t xml:space="preserve">Ces algorithmes sont généralement évalués </w:t>
-      </w:r>
-      <w:r>
-        <w:t xml:space="preserve">sur </w:t>
-      </w:r>
-      <w:r>
-        <w:t>de</w:t>
-      </w:r>
-      <w:r>
-        <w:t xml:space="preserve"> larges</w:t>
-      </w:r>
-      <w:r>
-        <w:t xml:space="preserve"> collections</w:t>
-      </w:r>
-      <w:r>
-        <w:t xml:space="preserve"> de textes</w:t>
-      </w:r>
-      <w:r>
-        <w:t xml:space="preserve"> informati</w:t>
-      </w:r>
-      <w:r>
-        <w:t xml:space="preserve">fs </w:t>
-      </w:r>
-      <w:r>
-        <w:t>(</w:t>
-      </w:r>
-      <w:r>
-        <w:t xml:space="preserve">articles de </w:t>
-      </w:r>
-      <w:r>
-        <w:t>presse</w:t>
-      </w:r>
-      <w:r>
-        <w:t xml:space="preserve"> ou de revues</w:t>
-      </w:r>
-      <w:r>
-        <w:t xml:space="preserve"> scientifiques</w:t>
-      </w:r>
+        <w:t>Les autres auteurs ont été compilés à partir de différents sites de livres libres et gratuits</w:t>
+      </w:r>
+      <w:r>
+        <w:t>, ces éditions sont soigneuses, mais ne prétendent pas à être scientifiques</w:t>
+      </w:r>
+      <w:r>
+        <w:t>. Dumas,</w:t>
+      </w:r>
+      <w:r>
+        <w:t xml:space="preserve"> Sand et Verne sont</w:t>
+      </w:r>
+      <w:r>
+        <w:t xml:space="preserve"> presque</w:t>
+      </w:r>
+      <w:r>
+        <w:t xml:space="preserve"> au complet, à part quelques textes posthumes</w:t>
+      </w:r>
+      <w:r>
+        <w:t xml:space="preserve"> à l’attribution discutée,</w:t>
+      </w:r>
+      <w:r>
+        <w:t xml:space="preserve"> ou de</w:t>
+      </w:r>
+      <w:r>
+        <w:t>s récits de</w:t>
+      </w:r>
+      <w:r>
+        <w:t xml:space="preserve"> genre composite (</w:t>
+      </w:r>
+      <w:r>
+        <w:t xml:space="preserve">où le récit se mélange à </w:t>
+      </w:r>
+      <w:r>
+        <w:t xml:space="preserve">mémoires, </w:t>
+      </w:r>
+      <w:r>
+        <w:t>contes,</w:t>
+      </w:r>
+      <w:r>
+        <w:t xml:space="preserve"> </w:t>
+      </w:r>
+      <w:r>
+        <w:t>théâtre</w:t>
+      </w:r>
+      <w:r>
+        <w:t>…</w:t>
+      </w:r>
+      <w:r>
+        <w:t xml:space="preserve">). </w:t>
+      </w:r>
+      <w:r>
+        <w:t xml:space="preserve">Pour Zola, n’ont été retenus que </w:t>
+      </w:r>
+      <w:r>
+        <w:rPr>
+          <w:i/>
+          <w:iCs/>
+        </w:rPr>
+        <w:t>Les Rougon-Macquart</w:t>
+      </w:r>
+      <w:r>
+        <w:t>, car ils offrent une grande cohérence stylistique.</w:t>
+      </w:r>
+    </w:p>
+    <w:p>
+      <w:pPr>
+        <w:ind w:firstLine="708"/>
+      </w:pPr>
+      <w:r>
+        <w:t>Cette collection de roman</w:t>
+      </w:r>
+      <w:r>
+        <w:t>s</w:t>
+      </w:r>
+      <w:r>
+        <w:t xml:space="preserve"> a été normalisée en XML/TEI</w:t>
+      </w:r>
+      <w:r>
+        <w:rPr>
+          <w:rStyle w:val="FootnoteReference"/>
+        </w:rPr>
+        <w:footnoteReference w:id="6"/>
+      </w:r>
+      <w:r>
+        <w:t>, le</w:t>
+      </w:r>
+      <w:r>
+        <w:t xml:space="preserve"> chapitrage a été précisément </w:t>
+      </w:r>
+      <w:r>
+        <w:t>vérifié.</w:t>
+      </w:r>
+      <w:r>
+        <w:t xml:space="preserve"> </w:t>
+      </w:r>
+      <w:r>
+        <w:t>De ces sources normalisées, les chapitres ont été extraits dans un format textuel plus commode (</w:t>
+      </w:r>
+      <w:proofErr w:type="spellStart"/>
+      <w:r>
+        <w:rPr>
+          <w:i/>
+          <w:iCs/>
+        </w:rPr>
+        <w:t>MarkDown</w:t>
+      </w:r>
+      <w:proofErr w:type="spellEnd"/>
       <w:r>
         <w:t>)</w:t>
       </w:r>
       <w:r>
-        <w:t xml:space="preserve">, par leur </w:t>
-      </w:r>
-      <w:r>
-        <w:t>performance</w:t>
-      </w:r>
-      <w:r>
-        <w:t xml:space="preserve"> à retrouver (</w:t>
-      </w:r>
-      <w:proofErr w:type="spellStart"/>
-      <w:r>
-        <w:rPr>
-          <w:i/>
-          <w:iCs/>
-        </w:rPr>
-        <w:t>retrieval</w:t>
-      </w:r>
-      <w:proofErr w:type="spellEnd"/>
-      <w:r>
-        <w:t>) les documents les plus pertinents pour une requête</w:t>
-      </w:r>
-      <w:r>
         <w:rPr>
           <w:rStyle w:val="FootnoteReference"/>
         </w:rPr>
-        <w:footnoteReference w:id="2"/>
-      </w:r>
-      <w:r>
-        <w:t xml:space="preserve">. </w:t>
-      </w:r>
-      <w:r>
-        <w:t xml:space="preserve">Du point de vue des </w:t>
-      </w:r>
-      <w:r>
-        <w:t>humanités</w:t>
-      </w:r>
-      <w:r>
-        <w:t xml:space="preserve">, cette situation </w:t>
-      </w:r>
-      <w:r>
-        <w:t xml:space="preserve">est </w:t>
-      </w:r>
-      <w:r>
-        <w:t>limitée</w:t>
-      </w:r>
-      <w:r>
-        <w:t>. Dans un corpus</w:t>
-      </w:r>
-      <w:r>
-        <w:t>, notamment avec la cohérence que donne un auteur</w:t>
-      </w:r>
-      <w:r>
-        <w:t>, ou l’importance d’une date</w:t>
-      </w:r>
-      <w:r>
-        <w:t>, tous les textes ont de la valeur</w:t>
-      </w:r>
-      <w:r>
-        <w:t>. L</w:t>
-      </w:r>
-      <w:r>
-        <w:t>’intérêt du chercheur est plutôt :</w:t>
-      </w:r>
-      <w:r>
-        <w:t xml:space="preserve"> </w:t>
-      </w:r>
-      <w:r>
-        <w:t>q</w:t>
-      </w:r>
-      <w:r>
-        <w:t>u’est-ce qu’</w:t>
-      </w:r>
-      <w:r>
-        <w:t>un</w:t>
-      </w:r>
-      <w:r>
-        <w:t xml:space="preserve"> algorithme</w:t>
-      </w:r>
-      <w:r>
-        <w:t xml:space="preserve"> </w:t>
-      </w:r>
-      <w:r>
-        <w:t>peut relever</w:t>
-      </w:r>
-      <w:r>
-        <w:t xml:space="preserve"> que la lecture humaine </w:t>
-      </w:r>
-      <w:r>
-        <w:t>aurait manqu</w:t>
-      </w:r>
-      <w:r>
-        <w:t>é</w:t>
-      </w:r>
-      <w:r>
-        <w:t> ?</w:t>
-      </w:r>
-      <w:r>
-        <w:t xml:space="preserve"> Réduire </w:t>
-      </w:r>
-      <w:r>
-        <w:t>l’évaluation</w:t>
-      </w:r>
-      <w:r>
-        <w:t xml:space="preserve"> à un seul score n’explique pas l</w:t>
-      </w:r>
-      <w:r>
-        <w:t>es</w:t>
-      </w:r>
-      <w:r>
-        <w:t xml:space="preserve"> différences et intérêts </w:t>
-      </w:r>
-      <w:r>
-        <w:t>de chaque formule, l</w:t>
-      </w:r>
-      <w:r>
-        <w:t>’objectif de cet article est d</w:t>
-      </w:r>
-      <w:r>
-        <w:t xml:space="preserve">’observer </w:t>
-      </w:r>
-      <w:r>
-        <w:t xml:space="preserve">à quel usage une </w:t>
-      </w:r>
-      <w:r>
-        <w:t>métrique</w:t>
-      </w:r>
-      <w:r>
-        <w:t xml:space="preserve"> est bonne</w:t>
+        <w:footnoteReference w:id="7"/>
       </w:r>
       <w:r>
         <w:t>.</w:t>
-      </w:r>
-    </w:p>
-    <w:p>
-      <w:pPr>
-        <w:ind w:firstLine="708"/>
-      </w:pPr>
-      <w:r>
-        <w:t>Afin</w:t>
-      </w:r>
-      <w:r>
-        <w:t xml:space="preserve"> que le lecteur puisse se faire une idée</w:t>
-      </w:r>
-      <w:r>
-        <w:t xml:space="preserve"> qualitative</w:t>
-      </w:r>
-      <w:r>
-        <w:t xml:space="preserve"> des résultats,</w:t>
-      </w:r>
-      <w:r>
-        <w:t xml:space="preserve"> les expériences seront menées sur des </w:t>
-      </w:r>
-      <w:r>
-        <w:t>auteurs</w:t>
-      </w:r>
-      <w:r>
-        <w:t xml:space="preserve"> classiques</w:t>
-      </w:r>
-      <w:r>
-        <w:t xml:space="preserve"> : </w:t>
-      </w:r>
-      <w:r>
-        <w:t xml:space="preserve">Balzac, Dumas, </w:t>
-      </w:r>
-      <w:r>
-        <w:t xml:space="preserve">Sand, </w:t>
-      </w:r>
-      <w:r>
-        <w:t>Verne et Zola</w:t>
-      </w:r>
-      <w:r>
-        <w:t>.</w:t>
-      </w:r>
-      <w:r>
-        <w:t xml:space="preserve"> Le corpus partage une</w:t>
-      </w:r>
-      <w:r>
-        <w:t xml:space="preserve"> unité de langue : le</w:t>
-      </w:r>
-      <w:r>
-        <w:t xml:space="preserve"> français du</w:t>
-      </w:r>
-      <w:r>
-        <w:t xml:space="preserve"> XIX</w:t>
-      </w:r>
-      <w:r>
-        <w:rPr>
-          <w:vertAlign w:val="superscript"/>
-        </w:rPr>
-        <w:t>e</w:t>
-      </w:r>
-      <w:r>
-        <w:t xml:space="preserve"> siècle, </w:t>
-      </w:r>
-      <w:r>
-        <w:t xml:space="preserve">une </w:t>
-      </w:r>
-      <w:r>
-        <w:t xml:space="preserve">unité de genre : le roman, </w:t>
-      </w:r>
-      <w:r>
-        <w:t xml:space="preserve">et une </w:t>
-      </w:r>
-      <w:r>
-        <w:t>unité</w:t>
-      </w:r>
-      <w:r>
-        <w:t xml:space="preserve"> textuelle</w:t>
-      </w:r>
-      <w:r>
-        <w:t> :</w:t>
-      </w:r>
-      <w:r>
-        <w:t xml:space="preserve"> le chapitre.</w:t>
-      </w:r>
-      <w:r>
-        <w:t xml:space="preserve"> </w:t>
-      </w:r>
-      <w:r>
-        <w:t>C’est un</w:t>
-      </w:r>
-      <w:r>
-        <w:t xml:space="preserve"> modèle de laboratoire</w:t>
-      </w:r>
-      <w:r>
-        <w:t xml:space="preserve"> </w:t>
-      </w:r>
-      <w:r>
-        <w:t xml:space="preserve">pour tester </w:t>
-      </w:r>
-      <w:r>
-        <w:t>des algorithmes</w:t>
-      </w:r>
-      <w:r>
-        <w:t xml:space="preserve"> </w:t>
-      </w:r>
-      <w:r>
-        <w:t>avant de les transposer à des cas réels de moteur de recherche en ligne</w:t>
-      </w:r>
-      <w:r>
-        <w:rPr>
-          <w:rStyle w:val="FootnoteReference"/>
-        </w:rPr>
-        <w:footnoteReference w:id="3"/>
-      </w:r>
-      <w:r>
-        <w:t>.</w:t>
-      </w:r>
-    </w:p>
-    <w:p>
-      <w:pPr>
-        <w:pStyle w:val="Heading1"/>
-      </w:pPr>
-      <w:r>
-        <w:t>§0</w:t>
-      </w:r>
-      <w:r>
-        <w:t>.</w:t>
-      </w:r>
-      <w:r>
-        <w:t xml:space="preserve"> Méthodologie</w:t>
-      </w:r>
-    </w:p>
-    <w:p>
-      <w:pPr>
-        <w:ind w:firstLine="0"/>
-      </w:pPr>
-      <w:r>
-        <w:t>Toutes les données et programmes sont téléchargeables</w:t>
-      </w:r>
-      <w:r>
-        <w:rPr>
-          <w:rStyle w:val="FootnoteReference"/>
-        </w:rPr>
-        <w:footnoteReference w:id="4"/>
-      </w:r>
-      <w:r>
-        <w:t xml:space="preserve"> pour </w:t>
-      </w:r>
-      <w:r>
-        <w:t>que</w:t>
-      </w:r>
-      <w:r>
-        <w:t xml:space="preserve"> les expériences</w:t>
-      </w:r>
-      <w:r>
-        <w:t xml:space="preserve"> soient reproductibles</w:t>
-      </w:r>
-      <w:r>
-        <w:t>.</w:t>
-      </w:r>
-    </w:p>
-    <w:p>
-      <w:pPr>
-        <w:ind w:firstLine="708"/>
-      </w:pPr>
-      <w:r>
-        <w:t>Les textes</w:t>
-      </w:r>
-      <w:r>
-        <w:t xml:space="preserve"> p</w:t>
-      </w:r>
-      <w:r>
-        <w:t>rov</w:t>
-      </w:r>
-      <w:r>
-        <w:t>iennent de différentes sources</w:t>
-      </w:r>
-      <w:r>
-        <w:t>.</w:t>
-      </w:r>
-      <w:r>
-        <w:t xml:space="preserve"> </w:t>
-      </w:r>
-      <w:r>
-        <w:rPr>
-          <w:i/>
-          <w:iCs/>
-        </w:rPr>
-        <w:t>La c</w:t>
-      </w:r>
-      <w:r>
-        <w:rPr>
-          <w:i/>
-          <w:iCs/>
-        </w:rPr>
-        <w:t>omédie humaine</w:t>
-      </w:r>
-      <w:r>
-        <w:t xml:space="preserve"> de Balzac est </w:t>
-      </w:r>
-      <w:r>
-        <w:t>reprise</w:t>
-      </w:r>
-      <w:r>
-        <w:t xml:space="preserve"> du projet </w:t>
-      </w:r>
-      <w:proofErr w:type="spellStart"/>
-      <w:r>
-        <w:t>ebalzac</w:t>
-      </w:r>
-      <w:proofErr w:type="spellEnd"/>
-      <w:r>
-        <w:rPr>
-          <w:rStyle w:val="FootnoteReference"/>
-        </w:rPr>
-        <w:footnoteReference w:id="5"/>
-      </w:r>
-      <w:r>
-        <w:t>,</w:t>
-      </w:r>
-      <w:r>
-        <w:t xml:space="preserve"> </w:t>
-      </w:r>
-      <w:r>
-        <w:t xml:space="preserve">une </w:t>
-      </w:r>
-      <w:r>
-        <w:t>édition électronique scientifiquement</w:t>
-      </w:r>
-      <w:r>
-        <w:t xml:space="preserve"> établie</w:t>
-      </w:r>
-      <w:r>
-        <w:t xml:space="preserve"> sur la</w:t>
-      </w:r>
-      <w:r>
-        <w:t xml:space="preserve"> version dite</w:t>
-      </w:r>
-      <w:r>
-        <w:t xml:space="preserve"> du «</w:t>
-      </w:r>
-      <w:r>
-        <w:t> </w:t>
-      </w:r>
-      <w:r>
-        <w:t>Furne corrigé</w:t>
-      </w:r>
-      <w:r>
-        <w:t> </w:t>
-      </w:r>
-      <w:r>
-        <w:t>»</w:t>
-      </w:r>
-      <w:r>
-        <w:t>.</w:t>
-      </w:r>
-    </w:p>
-    <w:p>
-      <w:pPr>
-        <w:ind w:firstLine="708"/>
-      </w:pPr>
-      <w:r>
-        <w:t>Les autres auteurs ont été compilés à partir de différents sites de livres libres et gratuits. Dumas,</w:t>
-      </w:r>
-      <w:r>
-        <w:t xml:space="preserve"> Sand et Verne sont</w:t>
-      </w:r>
-      <w:r>
-        <w:t xml:space="preserve"> presque</w:t>
-      </w:r>
-      <w:r>
-        <w:t xml:space="preserve"> au complet, à part quelques textes posthumes</w:t>
-      </w:r>
-      <w:r>
-        <w:t xml:space="preserve"> à l’attribution discutée,</w:t>
-      </w:r>
-      <w:r>
-        <w:t xml:space="preserve"> ou de</w:t>
-      </w:r>
-      <w:r>
-        <w:t>s récits de</w:t>
-      </w:r>
-      <w:r>
-        <w:t xml:space="preserve"> genre composite (</w:t>
-      </w:r>
-      <w:r>
-        <w:t xml:space="preserve">où le récit se mélange à </w:t>
-      </w:r>
-      <w:r>
-        <w:t xml:space="preserve">mémoires, </w:t>
-      </w:r>
-      <w:r>
-        <w:t>contes,</w:t>
-      </w:r>
-      <w:r>
-        <w:t xml:space="preserve"> ou</w:t>
-      </w:r>
-      <w:r>
-        <w:t xml:space="preserve"> </w:t>
-      </w:r>
-      <w:r>
-        <w:lastRenderedPageBreak/>
-        <w:t>théâtre</w:t>
-      </w:r>
-      <w:r>
-        <w:t>…</w:t>
-      </w:r>
-      <w:r>
-        <w:t xml:space="preserve">). </w:t>
-      </w:r>
-      <w:r>
-        <w:t xml:space="preserve">Pour Zola, n’ont été retenus que </w:t>
-      </w:r>
-      <w:r>
-        <w:rPr>
-          <w:i/>
-          <w:iCs/>
-        </w:rPr>
-        <w:t>Les Rougon-Macquart</w:t>
-      </w:r>
-      <w:r>
-        <w:t>, car ils offrent une grande cohérence stylistique.</w:t>
-      </w:r>
-      <w:r>
-        <w:t xml:space="preserve"> </w:t>
-      </w:r>
-      <w:r>
-        <w:t>Cette collection de roman</w:t>
-      </w:r>
-      <w:r>
-        <w:t>s</w:t>
-      </w:r>
-      <w:r>
-        <w:t xml:space="preserve"> a été normalisée en XML/TEI</w:t>
-      </w:r>
-      <w:r>
-        <w:rPr>
-          <w:rStyle w:val="FootnoteReference"/>
-        </w:rPr>
-        <w:footnoteReference w:id="6"/>
-      </w:r>
-      <w:r>
-        <w:t>, le</w:t>
-      </w:r>
-      <w:r>
-        <w:t xml:space="preserve"> chapitrage a été précisément </w:t>
-      </w:r>
-      <w:r>
-        <w:t>vérifié.</w:t>
       </w:r>
     </w:p>
     <w:p>
@@ -742,34 +911,7 @@
         <w:ind w:firstLine="0"/>
       </w:pPr>
       <w:r>
-        <w:t xml:space="preserve">De ces sources normalisées, les chapitres ont été extraits dans un format textuel plus commode </w:t>
-      </w:r>
-      <w:r>
-        <w:t>(</w:t>
-      </w:r>
-      <w:proofErr w:type="spellStart"/>
-      <w:r>
-        <w:rPr>
-          <w:i/>
-          <w:iCs/>
-        </w:rPr>
-        <w:t>MarkDown</w:t>
-      </w:r>
-      <w:proofErr w:type="spellEnd"/>
-      <w:r>
-        <w:t>)</w:t>
-      </w:r>
-      <w:r>
-        <w:rPr>
-          <w:rStyle w:val="FootnoteReference"/>
-        </w:rPr>
-        <w:footnoteReference w:id="7"/>
-      </w:r>
-      <w:r>
-        <w:t>.</w:t>
-      </w:r>
-      <w:r>
-        <w:t xml:space="preserve"> Ceci permet d’observer une première statistique, la</w:t>
+        <w:t>Ceci permet d’observer une première statistique, la</w:t>
       </w:r>
       <w:r>
         <w:t xml:space="preserve"> variation de la</w:t>
@@ -972,117 +1114,402 @@
         <w:t xml:space="preserve">. </w:t>
       </w:r>
       <w:r>
-        <w:t xml:space="preserve">Ce type de programmes tentent d’identifier la </w:t>
-      </w:r>
-      <w:r>
-        <w:t>catégorie morphosyntaxique</w:t>
-      </w:r>
-      <w:r>
-        <w:t xml:space="preserve"> d’un mot</w:t>
-      </w:r>
-      <w:r>
-        <w:t xml:space="preserve"> (NOUN, ADJ, VERB, AUX… </w:t>
-      </w:r>
-      <w:r>
-        <w:t>jeu international des</w:t>
-      </w:r>
-      <w:r>
-        <w:t xml:space="preserve"> étiquettes</w:t>
-      </w:r>
-      <w:r>
-        <w:t xml:space="preserve"> </w:t>
-      </w:r>
-      <w:r>
-        <w:rPr>
-          <w:i/>
-          <w:iCs/>
-        </w:rPr>
-        <w:t>UD</w:t>
+        <w:t>Les chapitres lemmatisés</w:t>
+      </w:r>
+      <w:r>
+        <w:t xml:space="preserve"> sont proposés dans un format vertical conventionnel, un mot par ligne, avec lemme et étiquette</w:t>
       </w:r>
       <w:r>
         <w:rPr>
           <w:rStyle w:val="FootnoteReference"/>
-          <w:i/>
-          <w:iCs/>
         </w:rPr>
         <w:footnoteReference w:id="10"/>
       </w:r>
       <w:r>
+        <w:t>.</w:t>
+      </w:r>
+      <w:r>
+        <w:t xml:space="preserve"> </w:t>
+      </w:r>
+      <w:r>
+        <w:t xml:space="preserve">De ces </w:t>
+      </w:r>
+      <w:r>
+        <w:t>textes lemmatisés</w:t>
+      </w:r>
+      <w:r>
+        <w:t xml:space="preserve"> </w:t>
+      </w:r>
+      <w:r>
+        <w:t>a</w:t>
+      </w:r>
+      <w:r>
+        <w:t xml:space="preserve"> été générée </w:t>
+      </w:r>
+      <w:r>
+        <w:t>la « </w:t>
+      </w:r>
+      <w:r>
+        <w:t>matrice</w:t>
+      </w:r>
+      <w:r>
+        <w:t xml:space="preserve"> de contingence »</w:t>
+      </w:r>
+      <w:r>
+        <w:t xml:space="preserve">, c’est-à dire </w:t>
+      </w:r>
+      <w:r>
+        <w:t>des fichiers</w:t>
+      </w:r>
+      <w:r>
+        <w:rPr>
+          <w:rStyle w:val="FootnoteReference"/>
+        </w:rPr>
+        <w:footnoteReference w:id="11"/>
+      </w:r>
+      <w:r>
+        <w:t xml:space="preserve"> permettant d’avoir l’effectif de chaque</w:t>
+      </w:r>
+      <w:r>
+        <w:t xml:space="preserve"> lemme p</w:t>
+      </w:r>
+      <w:r>
+        <w:t>our chaque</w:t>
+      </w:r>
+      <w:r>
+        <w:t xml:space="preserve"> chapitre</w:t>
+      </w:r>
+      <w:r>
+        <w:t>.</w:t>
+      </w:r>
+    </w:p>
+    <w:p>
+      <w:pPr>
+        <w:ind w:firstLine="708"/>
+      </w:pPr>
+      <w:r>
+        <w:t xml:space="preserve">Les expériences se feront sur </w:t>
+      </w:r>
+      <w:r>
+        <w:t>la</w:t>
+      </w:r>
+      <w:r>
+        <w:t xml:space="preserve"> matrice</w:t>
+      </w:r>
+      <w:r>
+        <w:t xml:space="preserve"> de contingence</w:t>
+      </w:r>
+      <w:r>
+        <w:t xml:space="preserve">, les états précédents </w:t>
+      </w:r>
+      <w:r>
+        <w:t>son</w:t>
+      </w:r>
+      <w:r>
+        <w:t>t donnés pour vérification.</w:t>
+      </w:r>
+    </w:p>
+    <w:p>
+      <w:pPr>
+        <w:ind w:firstLine="708"/>
+      </w:pPr>
+    </w:p>
+    <w:p>
+      <w:pPr>
+        <w:ind w:firstLine="0"/>
+      </w:pPr>
+      <w:r>
+        <w:t>Chacune des expériences commentées dans les sections qui suivent peuvent être réexécutées en Python</w:t>
+      </w:r>
+      <w:r>
+        <w:t>. Ce</w:t>
+      </w:r>
+      <w:r>
+        <w:t xml:space="preserve"> langage</w:t>
+      </w:r>
+      <w:r>
+        <w:t xml:space="preserve"> a été</w:t>
+      </w:r>
+      <w:r>
+        <w:t xml:space="preserve"> choisi parce qu’il est le plus connu du public des humanités numériques.</w:t>
+      </w:r>
+      <w:r>
+        <w:t xml:space="preserve"> Chaque algorithme a été réimplémenté pour les expériences, </w:t>
+      </w:r>
+      <w:r>
+        <w:t>s</w:t>
+      </w:r>
+      <w:r>
+        <w:t>elon l’état de l’art.</w:t>
+      </w:r>
+    </w:p>
+    <w:p>
+      <w:pPr>
+        <w:ind w:firstLine="0"/>
+      </w:pPr>
+    </w:p>
+    <w:p>
+      <w:pPr>
+        <w:ind w:firstLine="0"/>
+      </w:pPr>
+      <w:proofErr w:type="spellStart"/>
+      <w:r>
+        <w:rPr>
+          <w:i/>
+          <w:iCs/>
+        </w:rPr>
+        <w:t>tf</w:t>
+      </w:r>
+      <w:proofErr w:type="spellEnd"/>
+      <w:r>
+        <w:t>, f</w:t>
+      </w:r>
+      <w:r>
+        <w:t>réquence brute</w:t>
+      </w:r>
+      <w:r>
+        <w:t xml:space="preserve"> d’un terme par document</w:t>
+      </w:r>
+    </w:p>
+    <w:p>
+      <w:pPr>
+        <w:ind w:firstLine="0"/>
+      </w:pPr>
+      <w:proofErr w:type="spellStart"/>
+      <w:r>
+        <w:t>Tfidf</w:t>
+      </w:r>
+      <w:proofErr w:type="spellEnd"/>
+      <w:r>
+        <w:t xml:space="preserve">, </w:t>
+      </w:r>
+      <w:proofErr w:type="spellStart"/>
+      <w:r>
+        <w:rPr>
+          <w:i/>
+          <w:iCs/>
+        </w:rPr>
+        <w:t>tf</w:t>
+      </w:r>
+      <w:proofErr w:type="spellEnd"/>
+      <w:r>
+        <w:t xml:space="preserve"> log (N / </w:t>
+      </w:r>
+      <w:proofErr w:type="spellStart"/>
+      <w:r>
+        <w:rPr>
+          <w:i/>
+          <w:iCs/>
+        </w:rPr>
+        <w:t>df</w:t>
+      </w:r>
+      <w:proofErr w:type="spellEnd"/>
+      <w:r>
+        <w:t>),</w:t>
+      </w:r>
+      <w:r>
+        <w:t xml:space="preserve"> </w:t>
+      </w:r>
+      <w:proofErr w:type="spellStart"/>
+      <w:r>
+        <w:t>fréquenc</w:t>
+      </w:r>
+      <w:proofErr w:type="spellEnd"/>
+      <w:r>
+        <w:t xml:space="preserve"> d’un terme</w:t>
+      </w:r>
+      <w:r>
+        <w:t xml:space="preserve"> multipliée par l’inverse </w:t>
+      </w:r>
+    </w:p>
+    <w:p>
+      <w:pPr>
+        <w:ind w:firstLine="0"/>
+      </w:pPr>
+      <w:r>
+        <w:t>BM25 (</w:t>
+      </w:r>
+      <w:proofErr w:type="spellStart"/>
+      <w:r>
+        <w:t>lucene</w:t>
+      </w:r>
+      <w:proofErr w:type="spellEnd"/>
+      <w:r>
         <w:t>)</w:t>
       </w:r>
-      <w:r>
-        <w:t xml:space="preserve"> selon l’entraînement d’un modèle</w:t>
-      </w:r>
-      <w:r>
-        <w:t xml:space="preserve"> statistique (donc susceptible d’erreurs)</w:t>
-      </w:r>
-      <w:r>
-        <w:t xml:space="preserve">. L’étiquette permet ensuite de choisir le bon lemme dans le dictionnaire (forme </w:t>
-      </w:r>
-      <w:r>
-        <w:rPr>
-          <w:i/>
-          <w:iCs/>
-        </w:rPr>
-        <w:t>est</w:t>
-      </w:r>
-      <w:r>
-        <w:rPr>
-          <w:i/>
-          <w:iCs/>
-        </w:rPr>
-        <w:t> </w:t>
-      </w:r>
-      <w:r>
-        <w:t xml:space="preserve">: NOUN </w:t>
-      </w:r>
-      <w:r>
-        <w:t>→</w:t>
-      </w:r>
-      <w:r>
-        <w:t xml:space="preserve"> </w:t>
-      </w:r>
-      <w:r>
-        <w:rPr>
-          <w:i/>
-          <w:iCs/>
-        </w:rPr>
-        <w:t>est</w:t>
-      </w:r>
-      <w:r>
-        <w:t>, le point cardinal ;</w:t>
-      </w:r>
-      <w:r>
-        <w:t xml:space="preserve"> </w:t>
-      </w:r>
-      <w:r>
-        <w:rPr>
-          <w:i/>
-          <w:iCs/>
-        </w:rPr>
-        <w:t>est</w:t>
-      </w:r>
-      <w:r>
-        <w:t> :</w:t>
-      </w:r>
-      <w:r>
-        <w:t xml:space="preserve"> AUX ou VERB </w:t>
-      </w:r>
-      <w:r>
-        <w:t>→</w:t>
-      </w:r>
-      <w:r>
-        <w:t xml:space="preserve"> </w:t>
-      </w:r>
-      <w:r>
-        <w:rPr>
-          <w:i/>
-          <w:iCs/>
-        </w:rPr>
-        <w:t>être</w:t>
-      </w:r>
-      <w:r>
-        <w:t>).</w:t>
+    </w:p>
+    <w:p>
+      <w:pPr>
+        <w:ind w:firstLine="0"/>
+      </w:pPr>
+      <w:proofErr w:type="spellStart"/>
+      <w:r>
+        <w:t>Lafon</w:t>
+      </w:r>
+      <w:proofErr w:type="spellEnd"/>
+      <w:r>
+        <w:t>… no</w:t>
+      </w:r>
+    </w:p>
+    <w:p>
+      <w:pPr>
+        <w:pStyle w:val="Heading1"/>
+      </w:pPr>
+      <w:r>
+        <w:t>§1</w:t>
+      </w:r>
+      <w:r>
+        <w:t>.</w:t>
+      </w:r>
+      <w:r>
+        <w:t xml:space="preserve"> </w:t>
+      </w:r>
+      <w:r>
+        <w:t>Extraction de</w:t>
+      </w:r>
+      <w:r>
+        <w:t xml:space="preserve"> mots clés</w:t>
+      </w:r>
+    </w:p>
+    <w:p>
+      <w:pPr>
+        <w:ind w:firstLine="0"/>
+      </w:pPr>
+      <w:r>
+        <w:t xml:space="preserve">L’extraction de mots clés </w:t>
+      </w:r>
+      <w:r>
+        <w:t xml:space="preserve">pour </w:t>
+      </w:r>
+      <w:r>
+        <w:t>de</w:t>
+      </w:r>
+      <w:r>
+        <w:t>s</w:t>
+      </w:r>
+      <w:r>
+        <w:t xml:space="preserve"> chapitres de roman est </w:t>
+      </w:r>
+      <w:r>
+        <w:t>assez peu utile</w:t>
+      </w:r>
+      <w:r>
+        <w:t xml:space="preserve">, </w:t>
+      </w:r>
+      <w:r>
+        <w:t>elle</w:t>
+      </w:r>
+      <w:r>
+        <w:t xml:space="preserve"> ne remplacer</w:t>
+      </w:r>
+      <w:r>
+        <w:t>a</w:t>
+      </w:r>
+      <w:r>
+        <w:t xml:space="preserve"> jamais le sel de </w:t>
+      </w:r>
+      <w:r>
+        <w:t>ces chapeaux</w:t>
+      </w:r>
+      <w:r>
+        <w:t xml:space="preserve"> écrit</w:t>
+      </w:r>
+      <w:r>
+        <w:t>s</w:t>
+      </w:r>
+      <w:r>
+        <w:t xml:space="preserve"> par l</w:t>
+      </w:r>
+      <w:r>
+        <w:t>es auteurs de romans picaresques</w:t>
+      </w:r>
+      <w:r>
+        <w:t xml:space="preserve">, </w:t>
+      </w:r>
+      <w:r>
+        <w:t>que Dumas imite parfois</w:t>
+      </w:r>
+      <w:r>
+        <w:t>,</w:t>
+      </w:r>
+      <w:r>
+        <w:t xml:space="preserve"> </w:t>
+      </w:r>
+      <w:r>
+        <w:t>par exemple</w:t>
+      </w:r>
+      <w:r>
+        <w:t xml:space="preserve"> ici</w:t>
+      </w:r>
+      <w:r>
+        <w:t xml:space="preserve"> dans </w:t>
+      </w:r>
+      <w:r>
+        <w:rPr>
+          <w:i/>
+          <w:iCs/>
+        </w:rPr>
+        <w:t>Le capitaine Pamphile</w:t>
+      </w:r>
+      <w:r>
+        <w:t xml:space="preserve"> (1840) « </w:t>
+      </w:r>
+      <w:r>
+        <w:t>XVIII</w:t>
+      </w:r>
+      <w:r>
+        <w:t xml:space="preserve">. </w:t>
+      </w:r>
+      <w:r>
+        <w:t>Comment le capitaine Pamphile, s’étant défait avantageusement de sa cargaison de bois d’ébène à la Martinique, et de son alcool aux grandes Antilles, retrouva son ancien ami le Serpent-Noir cacique des Mosquitos, et acheta son caciquat pour une demi-pipe d’eau-de-vie</w:t>
+      </w:r>
+      <w:r>
+        <w:t> ».</w:t>
+      </w:r>
+      <w:r>
+        <w:t xml:space="preserve"> Même pour des articles informatifs,</w:t>
+      </w:r>
+      <w:r>
+        <w:t xml:space="preserve"> </w:t>
+      </w:r>
+      <w:r>
+        <w:t>l</w:t>
+      </w:r>
+      <w:r>
+        <w:t xml:space="preserve">es mots clés </w:t>
+      </w:r>
+      <w:r>
+        <w:t xml:space="preserve">automatiques </w:t>
+      </w:r>
+      <w:r>
+        <w:t>sont rarement</w:t>
+      </w:r>
+      <w:r>
+        <w:t xml:space="preserve"> </w:t>
+      </w:r>
+      <w:r>
+        <w:t>pertinents</w:t>
+      </w:r>
+      <w:r>
+        <w:t xml:space="preserve"> ; cependant </w:t>
+      </w:r>
+      <w:r>
+        <w:t>ces listes sont très significatives de ce qu’une formule</w:t>
+      </w:r>
+      <w:r>
+        <w:t xml:space="preserve"> ca</w:t>
+      </w:r>
+      <w:r>
+        <w:t>l</w:t>
+      </w:r>
+      <w:r>
+        <w:t>cule comme « pertinent »</w:t>
+      </w:r>
+      <w:r>
+        <w:t>, et qui peut être utilisé ailleurs (par exemple, ordonner des documents trouvés selon un score)</w:t>
+      </w:r>
+      <w:r>
+        <w:t>.</w:t>
       </w:r>
     </w:p>
     <w:p>
@@ -1090,591 +1517,30 @@
         <w:ind w:firstLine="708"/>
       </w:pPr>
       <w:r>
-        <w:t xml:space="preserve">Le </w:t>
-      </w:r>
-      <w:proofErr w:type="spellStart"/>
-      <w:r>
-        <w:rPr>
-          <w:i/>
-          <w:iCs/>
-        </w:rPr>
-        <w:t>POSTtagger</w:t>
-      </w:r>
-      <w:proofErr w:type="spellEnd"/>
-      <w:r>
-        <w:rPr>
-          <w:i/>
-          <w:iCs/>
-        </w:rPr>
-        <w:t xml:space="preserve"> </w:t>
-      </w:r>
-      <w:proofErr w:type="spellStart"/>
-      <w:r>
-        <w:rPr>
-          <w:i/>
-          <w:iCs/>
-        </w:rPr>
-        <w:t>OpenNLP</w:t>
-      </w:r>
-      <w:proofErr w:type="spellEnd"/>
-      <w:r>
-        <w:t xml:space="preserve"> </w:t>
-      </w:r>
-      <w:r>
-        <w:t>peut être intégré à un moteur de recherche industriel (</w:t>
-      </w:r>
-      <w:r>
-        <w:rPr>
-          <w:i/>
-          <w:iCs/>
-        </w:rPr>
-        <w:t>Lucene</w:t>
-      </w:r>
-      <w:r>
-        <w:rPr>
-          <w:rStyle w:val="FootnoteReference"/>
-          <w:i/>
-          <w:iCs/>
-        </w:rPr>
-        <w:footnoteReference w:id="11"/>
-      </w:r>
-      <w:r>
-        <w:t xml:space="preserve"> et ses dérivés)</w:t>
-      </w:r>
-      <w:r>
-        <w:t> ; il a aussi l’</w:t>
-      </w:r>
-      <w:r>
-        <w:t xml:space="preserve">avantage, relativement </w:t>
-      </w:r>
-      <w:r>
-        <w:t>à d’autres</w:t>
-      </w:r>
-      <w:r>
-        <w:t xml:space="preserve"> outils standards</w:t>
-      </w:r>
-      <w:r>
-        <w:t>,</w:t>
-      </w:r>
-      <w:r>
-        <w:t xml:space="preserve"> </w:t>
-      </w:r>
-      <w:proofErr w:type="spellStart"/>
-      <w:r>
-        <w:rPr>
-          <w:i/>
-          <w:iCs/>
-        </w:rPr>
-        <w:t>spaCy</w:t>
-      </w:r>
-      <w:proofErr w:type="spellEnd"/>
-      <w:r>
-        <w:rPr>
-          <w:rStyle w:val="FootnoteReference"/>
-        </w:rPr>
-        <w:footnoteReference w:id="12"/>
-      </w:r>
-      <w:r>
-        <w:t xml:space="preserve"> </w:t>
-      </w:r>
-      <w:r>
-        <w:t>ou</w:t>
-      </w:r>
-      <w:r>
-        <w:t xml:space="preserve"> </w:t>
-      </w:r>
-      <w:proofErr w:type="spellStart"/>
-      <w:r>
-        <w:rPr>
-          <w:i/>
-          <w:iCs/>
-        </w:rPr>
-        <w:t>TreeTagger</w:t>
-      </w:r>
-      <w:proofErr w:type="spellEnd"/>
-      <w:r>
-        <w:rPr>
-          <w:rStyle w:val="FootnoteReference"/>
-        </w:rPr>
-        <w:footnoteReference w:id="13"/>
-      </w:r>
-      <w:r>
-        <w:t xml:space="preserve">, </w:t>
-      </w:r>
-      <w:r>
-        <w:t xml:space="preserve">que </w:t>
-      </w:r>
-      <w:r>
-        <w:t>son vocabulaire n’est pas limité à son corpus d’entraînement</w:t>
-      </w:r>
-      <w:r>
-        <w:t>. L</w:t>
-      </w:r>
-      <w:r>
-        <w:t>es modèles</w:t>
-      </w:r>
-      <w:r>
-        <w:t xml:space="preserve"> </w:t>
-      </w:r>
-      <w:proofErr w:type="spellStart"/>
-      <w:r>
-        <w:rPr>
-          <w:i/>
-          <w:iCs/>
-        </w:rPr>
-        <w:t>OpenNLP</w:t>
-      </w:r>
-      <w:proofErr w:type="spellEnd"/>
-      <w:r>
-        <w:t xml:space="preserve"> peuvent être informés par des dictionnaires utilisateurs</w:t>
-      </w:r>
-      <w:r>
-        <w:t>, ce qui augmente fortement la qualité de l’étiquetage, et limite en conséquence les erreur</w:t>
-      </w:r>
-      <w:r>
-        <w:t>s</w:t>
-      </w:r>
-      <w:r>
-        <w:t xml:space="preserve"> d</w:t>
-      </w:r>
-      <w:r>
-        <w:t>ans le choix d’un</w:t>
-      </w:r>
-      <w:r>
-        <w:t xml:space="preserve"> lemme.</w:t>
-      </w:r>
-    </w:p>
-    <w:p>
-      <w:pPr>
-        <w:ind w:firstLine="708"/>
-      </w:pPr>
-      <w:r>
-        <w:t>Les chapitres lemmatisés</w:t>
-      </w:r>
-      <w:r>
-        <w:t xml:space="preserve"> sont proposés dans un format vertical conventionnel, un mot par ligne, avec lemme et étiquette</w:t>
-      </w:r>
-      <w:r>
-        <w:rPr>
-          <w:rStyle w:val="FootnoteReference"/>
-        </w:rPr>
-        <w:footnoteReference w:id="14"/>
-      </w:r>
-      <w:r>
-        <w:t>.</w:t>
-      </w:r>
-      <w:r>
-        <w:t xml:space="preserve"> </w:t>
-      </w:r>
-      <w:r>
-        <w:t xml:space="preserve">De ces </w:t>
-      </w:r>
-      <w:r>
-        <w:t>textes lemmatisés</w:t>
-      </w:r>
-      <w:r>
-        <w:t xml:space="preserve"> </w:t>
-      </w:r>
-      <w:r>
-        <w:t>a</w:t>
-      </w:r>
-      <w:r>
-        <w:t xml:space="preserve"> été générée </w:t>
-      </w:r>
-      <w:r>
-        <w:t>la « </w:t>
-      </w:r>
-      <w:r>
-        <w:t>matrice</w:t>
-      </w:r>
-      <w:r>
-        <w:t xml:space="preserve"> de contingence »</w:t>
-      </w:r>
-      <w:r>
-        <w:t xml:space="preserve">, c’est-à dire </w:t>
-      </w:r>
-      <w:r>
-        <w:t>des fichiers</w:t>
-      </w:r>
-      <w:r>
-        <w:rPr>
-          <w:rStyle w:val="FootnoteReference"/>
-        </w:rPr>
-        <w:footnoteReference w:id="15"/>
-      </w:r>
-      <w:r>
-        <w:t xml:space="preserve"> permettant d’avoir l’effectif de chaque</w:t>
-      </w:r>
-      <w:r>
-        <w:t xml:space="preserve"> lemme p</w:t>
-      </w:r>
-      <w:r>
-        <w:t>our chaque</w:t>
-      </w:r>
-      <w:r>
-        <w:t xml:space="preserve"> chapitre</w:t>
-      </w:r>
-      <w:r>
-        <w:t>. Les expériences se feront sur cette matrice, les états précédents ne sont donnés que pour vérification.</w:t>
-      </w:r>
-    </w:p>
-    <w:p>
-      <w:pPr>
-        <w:ind w:firstLine="708"/>
-      </w:pPr>
+        <w:t>L</w:t>
+      </w:r>
+      <w:r>
+        <w:t>’</w:t>
+      </w:r>
+      <w:r>
+        <w:t>expérience ser</w:t>
+      </w:r>
+      <w:r>
+        <w:t>a ici</w:t>
+      </w:r>
+      <w:r>
+        <w:t xml:space="preserve"> menée sur les lemmes, comptés par chapitre, relativement aux autres chapitres d’un même auteur (et non du reste du corpus qui n’a pas de cohérence en lui-même).</w:t>
+      </w:r>
     </w:p>
     <w:p>
       <w:pPr>
         <w:ind w:firstLine="0"/>
       </w:pPr>
       <w:r>
-        <w:t>Chacune des expériences commentées dans les sections qui suivent peuvent être réexécutées d’un seul script en Python</w:t>
-      </w:r>
-      <w:r>
-        <w:t>. Ce</w:t>
-      </w:r>
-      <w:r>
-        <w:t xml:space="preserve"> langage</w:t>
-      </w:r>
-      <w:r>
-        <w:t xml:space="preserve"> a été</w:t>
-      </w:r>
-      <w:r>
-        <w:t xml:space="preserve"> choisi parce qu’il est le plus connu du public des humanités numériques.</w:t>
-      </w:r>
-      <w:r>
-        <w:t xml:space="preserve"> Chaque algorithme a été réimplémenté pour les expériences, </w:t>
-      </w:r>
-      <w:r>
-        <w:t>s</w:t>
-      </w:r>
-      <w:r>
-        <w:t>elon l’état de l’art.</w:t>
-      </w:r>
-    </w:p>
-    <w:p>
-      <w:pPr>
-        <w:ind w:firstLine="0"/>
-      </w:pPr>
-    </w:p>
-    <w:p>
-      <w:pPr>
-        <w:ind w:firstLine="0"/>
-      </w:pPr>
-      <w:proofErr w:type="spellStart"/>
-      <w:proofErr w:type="gramStart"/>
-      <w:r>
-        <w:rPr>
-          <w:i/>
-          <w:iCs/>
-        </w:rPr>
-        <w:t>tf</w:t>
-      </w:r>
-      <w:proofErr w:type="spellEnd"/>
-      <w:proofErr w:type="gramEnd"/>
-      <w:r>
-        <w:t>, f</w:t>
-      </w:r>
-      <w:r>
-        <w:t>réquence brute</w:t>
-      </w:r>
-      <w:r>
-        <w:t xml:space="preserve"> d’un terme par document</w:t>
-      </w:r>
-    </w:p>
-    <w:p>
-      <w:pPr>
-        <w:ind w:firstLine="0"/>
-      </w:pPr>
-      <w:proofErr w:type="spellStart"/>
-      <w:r>
-        <w:t>Tfidf</w:t>
-      </w:r>
-      <w:proofErr w:type="spellEnd"/>
-      <w:r>
-        <w:t xml:space="preserve">, </w:t>
-      </w:r>
-      <w:proofErr w:type="spellStart"/>
-      <w:r>
-        <w:rPr>
-          <w:i/>
-          <w:iCs/>
-        </w:rPr>
-        <w:t>tf</w:t>
-      </w:r>
-      <w:proofErr w:type="spellEnd"/>
-      <w:r>
-        <w:t xml:space="preserve"> log (N / </w:t>
-      </w:r>
-      <w:proofErr w:type="spellStart"/>
-      <w:r>
-        <w:rPr>
-          <w:i/>
-          <w:iCs/>
-        </w:rPr>
-        <w:t>df</w:t>
-      </w:r>
-      <w:proofErr w:type="spellEnd"/>
-      <w:r>
-        <w:t>),</w:t>
-      </w:r>
-      <w:r>
-        <w:t xml:space="preserve"> </w:t>
-      </w:r>
-      <w:proofErr w:type="spellStart"/>
-      <w:r>
-        <w:t>fréquenc</w:t>
-      </w:r>
-      <w:proofErr w:type="spellEnd"/>
-      <w:r>
-        <w:t xml:space="preserve"> </w:t>
-      </w:r>
-      <w:proofErr w:type="gramStart"/>
-      <w:r>
-        <w:t>d’un terme</w:t>
-      </w:r>
-      <w:r>
-        <w:t xml:space="preserve"> multipliée</w:t>
-      </w:r>
-      <w:proofErr w:type="gramEnd"/>
-      <w:r>
-        <w:t xml:space="preserve"> par l’inverse </w:t>
-      </w:r>
-    </w:p>
-    <w:p>
-      <w:pPr>
-        <w:ind w:firstLine="0"/>
-      </w:pPr>
-      <w:r>
-        <w:t>BM25 (</w:t>
-      </w:r>
-      <w:proofErr w:type="spellStart"/>
-      <w:r>
-        <w:t>lucene</w:t>
-      </w:r>
-      <w:proofErr w:type="spellEnd"/>
-      <w:r>
-        <w:t>)</w:t>
-      </w:r>
-    </w:p>
-    <w:p>
-      <w:pPr>
-        <w:ind w:firstLine="0"/>
-      </w:pPr>
-      <w:proofErr w:type="spellStart"/>
-      <w:r>
-        <w:t>Lafon</w:t>
-      </w:r>
-      <w:proofErr w:type="spellEnd"/>
-      <w:r>
-        <w:t>… no</w:t>
-      </w:r>
-    </w:p>
-    <w:p>
-      <w:pPr>
-        <w:pStyle w:val="Heading1"/>
-      </w:pPr>
-      <w:r>
+        <w:rPr>
+          <w:noProof/>
+        </w:rPr>
         <w:lastRenderedPageBreak/>
-        <w:t>§1</w:t>
-      </w:r>
-      <w:r>
-        <w:t>.</w:t>
-      </w:r>
-      <w:r>
-        <w:t xml:space="preserve"> </w:t>
-      </w:r>
-      <w:r>
-        <w:t>Extraction de</w:t>
-      </w:r>
-      <w:r>
-        <w:t xml:space="preserve"> mots clés</w:t>
-      </w:r>
-    </w:p>
-    <w:p>
-      <w:pPr>
-        <w:ind w:firstLine="0"/>
-      </w:pPr>
-      <w:r>
-        <w:t xml:space="preserve">L’extraction de mots clés </w:t>
-      </w:r>
-      <w:r>
-        <w:t xml:space="preserve">pour </w:t>
-      </w:r>
-      <w:r>
-        <w:t>de</w:t>
-      </w:r>
-      <w:r>
-        <w:t>s</w:t>
-      </w:r>
-      <w:r>
-        <w:t xml:space="preserve"> chapitres de roman est </w:t>
-      </w:r>
-      <w:r>
-        <w:t>assez peu utile</w:t>
-      </w:r>
-      <w:r>
-        <w:t xml:space="preserve">, </w:t>
-      </w:r>
-      <w:r>
-        <w:t>elle</w:t>
-      </w:r>
-      <w:r>
-        <w:t xml:space="preserve"> ne remplacer</w:t>
-      </w:r>
-      <w:r>
-        <w:t>a</w:t>
-      </w:r>
-      <w:r>
-        <w:t xml:space="preserve"> jamais le sel de </w:t>
-      </w:r>
-      <w:r>
-        <w:t>ces chapeaux</w:t>
-      </w:r>
-      <w:r>
-        <w:t xml:space="preserve"> écrit</w:t>
-      </w:r>
-      <w:r>
-        <w:t>s</w:t>
-      </w:r>
-      <w:r>
-        <w:t xml:space="preserve"> par l</w:t>
-      </w:r>
-      <w:r>
-        <w:t>es auteurs de romans picaresques</w:t>
-      </w:r>
-      <w:r>
-        <w:t xml:space="preserve">, </w:t>
-      </w:r>
-      <w:r>
-        <w:t>que Dumas imite parfois</w:t>
-      </w:r>
-      <w:r>
-        <w:t>,</w:t>
-      </w:r>
-      <w:r>
-        <w:t xml:space="preserve"> </w:t>
-      </w:r>
-      <w:r>
-        <w:t>par exemple</w:t>
-      </w:r>
-      <w:r>
-        <w:t xml:space="preserve"> ici</w:t>
-      </w:r>
-      <w:r>
-        <w:t xml:space="preserve"> dans </w:t>
-      </w:r>
-      <w:r>
-        <w:rPr>
-          <w:i/>
-          <w:iCs/>
-        </w:rPr>
-        <w:t>Le capitaine Pamphile</w:t>
-      </w:r>
-      <w:r>
-        <w:t xml:space="preserve"> (1840) « </w:t>
-      </w:r>
-      <w:r>
-        <w:t>XVIII</w:t>
-      </w:r>
-      <w:r>
-        <w:t xml:space="preserve">. </w:t>
-      </w:r>
-      <w:r>
-        <w:t>Comment le capitaine Pamphile, s’étant défait avantageusement de sa cargaison de bois d’ébène à la Martinique, et de son alcool aux grandes Antilles, retrouva son ancien ami le Serpent-Noir cacique des Mosquitos, et acheta son caciquat pour une demi-pipe d’eau-de-vie</w:t>
-      </w:r>
-      <w:r>
-        <w:t> ».</w:t>
-      </w:r>
-      <w:r>
-        <w:t xml:space="preserve"> Même pour des articles informatifs,</w:t>
-      </w:r>
-      <w:r>
-        <w:t xml:space="preserve"> </w:t>
-      </w:r>
-      <w:r>
-        <w:t>l</w:t>
-      </w:r>
-      <w:r>
-        <w:t xml:space="preserve">es mots clés </w:t>
-      </w:r>
-      <w:r>
-        <w:t xml:space="preserve">automatiques </w:t>
-      </w:r>
-      <w:r>
-        <w:t>sont rarement</w:t>
-      </w:r>
-      <w:r>
-        <w:t xml:space="preserve"> </w:t>
-      </w:r>
-      <w:r>
-        <w:t>pertinents</w:t>
-      </w:r>
-      <w:r>
-        <w:t xml:space="preserve"> ; cependant ces algorithmes servent à calculer le </w:t>
-      </w:r>
-      <w:r>
-        <w:t>score</w:t>
-      </w:r>
-      <w:r>
-        <w:t xml:space="preserve"> </w:t>
-      </w:r>
-      <w:r>
-        <w:t xml:space="preserve">d’un document si un de ces mots est </w:t>
-      </w:r>
-      <w:r>
-        <w:t>re</w:t>
-      </w:r>
-      <w:r>
-        <w:t>cherché.</w:t>
-      </w:r>
-      <w:r>
-        <w:t xml:space="preserve"> </w:t>
-      </w:r>
-      <w:r>
-        <w:t>Observer</w:t>
-      </w:r>
-      <w:r>
-        <w:t xml:space="preserve"> ce qu’un algorithme extrait d’un texte</w:t>
-      </w:r>
-      <w:r>
-        <w:t xml:space="preserve"> permet de mieux comprendre ce qu’il ca</w:t>
-      </w:r>
-      <w:r>
-        <w:t>l</w:t>
-      </w:r>
-      <w:r>
-        <w:t>cule comme « pertinent ».</w:t>
-      </w:r>
-    </w:p>
-    <w:p>
-      <w:pPr>
-        <w:ind w:firstLine="708"/>
-      </w:pPr>
-      <w:r>
-        <w:t>L</w:t>
-      </w:r>
-      <w:r>
-        <w:t>’</w:t>
-      </w:r>
-      <w:r>
-        <w:t>expérience ser</w:t>
-      </w:r>
-      <w:r>
-        <w:t>a ici</w:t>
-      </w:r>
-      <w:r>
-        <w:t xml:space="preserve"> menée sur les lemmes, comptés par chapitre, relativement aux autres chapitres d’un même auteur (et non du reste du corpus qui n’a pas de cohérence en lui-même).</w:t>
-      </w:r>
-    </w:p>
-    <w:p>
-      <w:pPr>
-        <w:ind w:firstLine="0"/>
-      </w:pPr>
-      <w:r>
-        <w:rPr>
-          <w:noProof/>
-        </w:rPr>
         <w:drawing>
           <wp:anchor distT="0" distB="0" distL="114300" distR="114300" simplePos="0" relativeHeight="251659264" behindDoc="0" locked="0" layoutInCell="1" allowOverlap="1" wp14:anchorId="5B6C52A0" wp14:editId="2016F88E">
             <wp:simplePos x="0" y="0"/>
@@ -1818,7 +1684,6 @@
         <w:ind w:firstLine="0"/>
       </w:pPr>
       <w:proofErr w:type="spellStart"/>
-      <w:proofErr w:type="gramStart"/>
       <w:r>
         <w:rPr>
           <w:i/>
@@ -1827,7 +1692,6 @@
         <w:t>tf</w:t>
       </w:r>
       <w:proofErr w:type="spellEnd"/>
-      <w:proofErr w:type="gramEnd"/>
       <w:r>
         <w:t xml:space="preserve"> : </w:t>
       </w:r>
@@ -1843,7 +1707,10 @@
         <w:ind w:firstLine="0"/>
       </w:pPr>
       <w:r>
-        <w:t xml:space="preserve">g2s0.0 : </w:t>
+        <w:t>focalex</w:t>
+      </w:r>
+      <w:r>
+        <w:t xml:space="preserve">0.0 : </w:t>
       </w:r>
       <w:r>
         <w:t>le, de, un, ce, et, à, être, se, je, avoir</w:t>
@@ -1856,21 +1723,12 @@
       <w:pPr>
         <w:ind w:firstLine="0"/>
       </w:pPr>
-      <w:proofErr w:type="gramStart"/>
-      <w:r>
-        <w:rPr>
-          <w:i/>
-          <w:iCs/>
-        </w:rPr>
-        <w:t>g</w:t>
-      </w:r>
-      <w:proofErr w:type="gramEnd"/>
-      <w:r>
-        <w:rPr>
-          <w:i/>
-          <w:iCs/>
-        </w:rPr>
-        <w:t>2</w:t>
+      <w:r>
+        <w:rPr>
+          <w:i/>
+          <w:iCs/>
+        </w:rPr>
+        <w:t>g2</w:t>
       </w:r>
       <w:r>
         <w:t xml:space="preserve"> : </w:t>
@@ -1887,7 +1745,6 @@
         <w:ind w:firstLine="0"/>
       </w:pPr>
       <w:proofErr w:type="spellStart"/>
-      <w:proofErr w:type="gramStart"/>
       <w:r>
         <w:rPr>
           <w:i/>
@@ -1896,7 +1753,6 @@
         <w:t>lafon</w:t>
       </w:r>
       <w:proofErr w:type="spellEnd"/>
-      <w:proofErr w:type="gramEnd"/>
       <w:r>
         <w:t xml:space="preserve"> : </w:t>
       </w:r>
@@ -1912,7 +1768,6 @@
         <w:ind w:firstLine="0"/>
       </w:pPr>
       <w:proofErr w:type="spellStart"/>
-      <w:proofErr w:type="gramStart"/>
       <w:r>
         <w:rPr>
           <w:i/>
@@ -1928,7 +1783,6 @@
         <w:t>log</w:t>
       </w:r>
       <w:proofErr w:type="spellEnd"/>
-      <w:proofErr w:type="gramEnd"/>
       <w:r>
         <w:t xml:space="preserve"> : </w:t>
       </w:r>
@@ -1953,21 +1807,12 @@
       <w:pPr>
         <w:ind w:firstLine="0"/>
       </w:pPr>
-      <w:proofErr w:type="gramStart"/>
-      <w:r>
-        <w:rPr>
-          <w:i/>
-          <w:iCs/>
-        </w:rPr>
-        <w:t>bm</w:t>
-      </w:r>
-      <w:proofErr w:type="gramEnd"/>
-      <w:r>
-        <w:rPr>
-          <w:i/>
-          <w:iCs/>
-        </w:rPr>
-        <w:t>25</w:t>
+      <w:r>
+        <w:rPr>
+          <w:i/>
+          <w:iCs/>
+        </w:rPr>
+        <w:t>bm25</w:t>
       </w:r>
       <w:r>
         <w:t xml:space="preserve"> : </w:t>
@@ -1993,21 +1838,12 @@
       <w:pPr>
         <w:ind w:firstLine="0"/>
       </w:pPr>
-      <w:proofErr w:type="gramStart"/>
-      <w:r>
-        <w:rPr>
-          <w:i/>
-          <w:iCs/>
-        </w:rPr>
-        <w:t>chi</w:t>
-      </w:r>
-      <w:proofErr w:type="gramEnd"/>
-      <w:r>
-        <w:rPr>
-          <w:i/>
-          <w:iCs/>
-        </w:rPr>
-        <w:t>2</w:t>
+      <w:r>
+        <w:rPr>
+          <w:i/>
+          <w:iCs/>
+        </w:rPr>
+        <w:t>chi2</w:t>
       </w:r>
       <w:r>
         <w:t xml:space="preserve"> : </w:t>
@@ -2060,7 +1896,6 @@
         <w:ind w:firstLine="0"/>
       </w:pPr>
       <w:proofErr w:type="spellStart"/>
-      <w:proofErr w:type="gramStart"/>
       <w:r>
         <w:rPr>
           <w:i/>
@@ -2069,7 +1904,6 @@
         <w:t>simplemaths</w:t>
       </w:r>
       <w:proofErr w:type="spellEnd"/>
-      <w:proofErr w:type="gramEnd"/>
       <w:r>
         <w:t xml:space="preserve"> : </w:t>
       </w:r>
@@ -2116,7 +1950,14 @@
           <w:i/>
           <w:iCs/>
         </w:rPr>
-        <w:t>g2s2.0</w:t>
+        <w:t>focalex</w:t>
+      </w:r>
+      <w:r>
+        <w:rPr>
+          <w:i/>
+          <w:iCs/>
+        </w:rPr>
+        <w:t>2.0</w:t>
       </w:r>
       <w:r>
         <w:t xml:space="preserve"> : </w:t>
@@ -2270,49 +2111,557 @@
         <w:t>très fréquents</w:t>
       </w:r>
       <w:r>
-        <w:t xml:space="preserve"> dans tous les </w:t>
+        <w:t xml:space="preserve"> dans tous les documents</w:t>
+      </w:r>
+      <w:r>
+        <w:t>.</w:t>
+      </w:r>
+      <w:r>
+        <w:t xml:space="preserve"> </w:t>
+      </w:r>
+      <w:r>
+        <w:rPr>
+          <w:i/>
+          <w:iCs/>
+        </w:rPr>
+        <w:t>focalex0.0</w:t>
+      </w:r>
+      <w:r>
+        <w:t xml:space="preserve"> </w:t>
+      </w:r>
+      <w:r>
+        <w:t xml:space="preserve">est </w:t>
+      </w:r>
+      <w:r>
+        <w:t xml:space="preserve">identique à </w:t>
+      </w:r>
+      <w:proofErr w:type="spellStart"/>
+      <w:r>
+        <w:rPr>
+          <w:i/>
+          <w:iCs/>
+        </w:rPr>
+        <w:t>tf</w:t>
+      </w:r>
+      <w:proofErr w:type="spellEnd"/>
+      <w:r>
+        <w:t xml:space="preserve">, par construction, c’est la borne basse, sans aucune pondération de spécificité. </w:t>
+      </w:r>
+      <w:r>
+        <w:t>Constatons d’abord que toutes les formules habituelles savent sortir les mots grammaticaux largement fréquents par ailleurs.</w:t>
+      </w:r>
+      <w:r>
+        <w:t xml:space="preserve"> </w:t>
+      </w:r>
+      <w:r>
+        <w:t>À l’</w:t>
+      </w:r>
+      <w:r>
+        <w:t>autre extrême</w:t>
+      </w:r>
+      <w:r>
+        <w:t>,</w:t>
+      </w:r>
+      <w:r>
+        <w:t xml:space="preserve"> </w:t>
+      </w:r>
+      <w:r>
+        <w:rPr>
+          <w:i/>
+          <w:iCs/>
+        </w:rPr>
+        <w:t>focalex</w:t>
+      </w:r>
+      <w:r>
+        <w:rPr>
+          <w:i/>
+          <w:iCs/>
+        </w:rPr>
+        <w:t>2.0</w:t>
+      </w:r>
+      <w:r>
+        <w:t xml:space="preserve">, </w:t>
+      </w:r>
+      <w:r>
+        <w:t>par construction,</w:t>
+      </w:r>
+      <w:r>
+        <w:t xml:space="preserve"> donne les mots </w:t>
+      </w:r>
+      <w:r>
+        <w:t xml:space="preserve">qui </w:t>
+      </w:r>
+      <w:r>
+        <w:t>sont exclusivement</w:t>
+      </w:r>
+      <w:r>
+        <w:t xml:space="preserve"> d</w:t>
+      </w:r>
+      <w:r>
+        <w:t>ans</w:t>
+      </w:r>
+      <w:r>
+        <w:t xml:space="preserve"> ce document (en ordre de fréquence)</w:t>
+      </w:r>
+      <w:r>
+        <w:t>. C</w:t>
+      </w:r>
+      <w:r>
+        <w:t>’est la spécificité maximale</w:t>
+      </w:r>
+      <w:r>
+        <w:t xml:space="preserve">, qui n’est pas non plus très significative (par exemple </w:t>
+      </w:r>
+      <w:r>
+        <w:rPr>
+          <w:i/>
+          <w:iCs/>
+        </w:rPr>
+        <w:t>poulpe</w:t>
+      </w:r>
+      <w:r>
+        <w:t xml:space="preserve"> est absent parce qu’il se trouve dans 1</w:t>
+      </w:r>
+      <w:r>
+        <w:t>3 autres</w:t>
+      </w:r>
+      <w:r>
+        <w:t xml:space="preserve"> chapitres de Verne).</w:t>
+      </w:r>
+    </w:p>
+    <w:p>
+      <w:pPr>
+        <w:ind w:firstLine="708"/>
+      </w:pPr>
+      <w:r>
+        <w:t>Pour être descriptif, u</w:t>
+      </w:r>
+      <w:r>
+        <w:t>n mot</w:t>
+      </w:r>
+      <w:r>
+        <w:t>-clé</w:t>
+      </w:r>
+      <w:r>
+        <w:t xml:space="preserve"> </w:t>
+      </w:r>
+      <w:r>
+        <w:t>ne doit pas être trop rare, ni trop fréquent</w:t>
+      </w:r>
+      <w:r>
+        <w:t>.</w:t>
+      </w:r>
+      <w:r>
+        <w:t xml:space="preserve"> </w:t>
+      </w:r>
+      <w:r>
+        <w:t>Les algorithmes de spécificité cherchent à trouver un équilibre mathématique entre généralité et rareté.</w:t>
+      </w:r>
+      <w:r>
+        <w:t xml:space="preserve"> </w:t>
+      </w:r>
+      <w:r>
+        <w:t>Remarquons</w:t>
+      </w:r>
+      <w:r>
+        <w:t xml:space="preserve"> que le </w:t>
+      </w:r>
+      <w:r>
+        <w:rPr>
+          <w:i/>
+          <w:iCs/>
+        </w:rPr>
+        <w:t>chi2</w:t>
+      </w:r>
+      <w:r>
+        <w:t xml:space="preserve">, assez classique en statistiques, relève des mots comme </w:t>
+      </w:r>
+      <w:r>
+        <w:rPr>
+          <w:i/>
+          <w:iCs/>
+        </w:rPr>
+        <w:t>espalier</w:t>
+      </w:r>
+      <w:r>
+        <w:t xml:space="preserve">, </w:t>
+      </w:r>
+      <w:r>
+        <w:rPr>
+          <w:i/>
+          <w:iCs/>
+        </w:rPr>
+        <w:t>violacé</w:t>
+      </w:r>
+      <w:r>
+        <w:t xml:space="preserve"> </w:t>
+      </w:r>
+      <w:r>
+        <w:t xml:space="preserve">qui ne sont </w:t>
+      </w:r>
+      <w:r>
+        <w:t>présents que dans ce seul chapitre</w:t>
+      </w:r>
+      <w:r>
+        <w:t xml:space="preserve"> (voir </w:t>
+      </w:r>
+      <w:r>
+        <w:rPr>
+          <w:i/>
+          <w:iCs/>
+        </w:rPr>
+        <w:t>focalex</w:t>
+      </w:r>
+      <w:r>
+        <w:rPr>
+          <w:i/>
+          <w:iCs/>
+        </w:rPr>
+        <w:t>2.0</w:t>
+      </w:r>
+      <w:r>
+        <w:t>,)</w:t>
+      </w:r>
+      <w:r>
+        <w:t xml:space="preserve">. </w:t>
+      </w:r>
+      <w:r>
+        <w:t xml:space="preserve">À cette échelle, le </w:t>
+      </w:r>
+      <w:r>
+        <w:rPr>
+          <w:i/>
+          <w:iCs/>
+        </w:rPr>
+        <w:t>chi2</w:t>
+      </w:r>
+      <w:r>
+        <w:t xml:space="preserve"> est trop spécifique.</w:t>
+      </w:r>
+      <w:r>
+        <w:t xml:space="preserve"> </w:t>
+      </w:r>
+      <w:proofErr w:type="spellStart"/>
+      <w:r>
+        <w:rPr>
+          <w:i/>
+          <w:iCs/>
+        </w:rPr>
+        <w:t>Tfidf</w:t>
+      </w:r>
+      <w:r>
+        <w:rPr>
+          <w:i/>
+          <w:iCs/>
+        </w:rPr>
+        <w:t>log</w:t>
+      </w:r>
+      <w:proofErr w:type="spellEnd"/>
+      <w:r>
+        <w:t xml:space="preserve"> et </w:t>
+      </w:r>
+      <w:r>
+        <w:rPr>
+          <w:i/>
+          <w:iCs/>
+        </w:rPr>
+        <w:t>bm25</w:t>
+      </w:r>
+      <w:r>
+        <w:t xml:space="preserve">, les classiques des moteurs de recherche, </w:t>
+      </w:r>
+      <w:r>
+        <w:t>ne promeuvent pas</w:t>
+      </w:r>
+      <w:r>
+        <w:t xml:space="preserve"> les </w:t>
+      </w:r>
+      <w:proofErr w:type="spellStart"/>
+      <w:r>
+        <w:t>happax</w:t>
+      </w:r>
+      <w:proofErr w:type="spellEnd"/>
+      <w:r>
+        <w:t>,</w:t>
+      </w:r>
+      <w:r>
+        <w:t xml:space="preserve"> mais </w:t>
+      </w:r>
+      <w:r>
+        <w:t xml:space="preserve">les mots-clés </w:t>
+      </w:r>
+      <w:r>
+        <w:t>sont</w:t>
+      </w:r>
+      <w:r>
+        <w:t xml:space="preserve"> tout de même des mots assez rares</w:t>
+      </w:r>
+      <w:r>
+        <w:t>,</w:t>
+      </w:r>
+      <w:r>
+        <w:t xml:space="preserve"> comme le nom propre </w:t>
+      </w:r>
+      <w:r>
+        <w:rPr>
+          <w:i/>
+          <w:iCs/>
+        </w:rPr>
+        <w:t>Bouguer</w:t>
+      </w:r>
+      <w:r>
+        <w:t>, présent à 7 occurrences dans tous Verne, 4 dans ce chapitre, et 3 autres</w:t>
+      </w:r>
+      <w:r>
+        <w:t xml:space="preserve"> dans 3</w:t>
+      </w:r>
+      <w:r>
+        <w:t xml:space="preserve"> chapitres d’autres romans.</w:t>
+      </w:r>
+      <w:r>
+        <w:t xml:space="preserve"> Ces formules sont réglées pour des collections documentaires plus </w:t>
       </w:r>
       <w:r>
         <w:lastRenderedPageBreak/>
-        <w:t>documents</w:t>
-      </w:r>
+        <w:t xml:space="preserve">homogènes que des romans, cette précision </w:t>
+      </w:r>
+      <w:r>
+        <w:t>a été jugée utile</w:t>
+      </w:r>
+      <w:r>
+        <w:t>, mais pour une description sémantique, le mot-clé est très peu éclairant</w:t>
+      </w:r>
+      <w:r>
+        <w:t>. L</w:t>
+      </w:r>
+      <w:r>
+        <w:t xml:space="preserve">’espérance log </w:t>
+      </w:r>
+      <w:r>
+        <w:rPr>
+          <w:i/>
+          <w:iCs/>
+        </w:rPr>
+        <w:t>g2</w:t>
+      </w:r>
+      <w:r>
+        <w:t xml:space="preserve"> donne ici un résultat identique à la spécificité hypergéométrique de </w:t>
+      </w:r>
+      <w:proofErr w:type="spellStart"/>
+      <w:r>
+        <w:rPr>
+          <w:i/>
+          <w:iCs/>
+        </w:rPr>
+        <w:t>l</w:t>
+      </w:r>
+      <w:r>
+        <w:rPr>
+          <w:i/>
+          <w:iCs/>
+        </w:rPr>
+        <w:t>afon</w:t>
+      </w:r>
+      <w:proofErr w:type="spellEnd"/>
       <w:r>
         <w:t>.</w:t>
       </w:r>
-      <w:r>
-        <w:t xml:space="preserve"> </w:t>
-      </w:r>
-      <w:r>
-        <w:rPr>
-          <w:i/>
-          <w:iCs/>
-        </w:rPr>
-        <w:t>g2s0.0</w:t>
-      </w:r>
-      <w:r>
-        <w:t xml:space="preserve"> est une espérance log paramétrable, </w:t>
-      </w:r>
-      <w:r>
-        <w:t xml:space="preserve">0.0 </w:t>
-      </w:r>
-      <w:r>
-        <w:t>est la borne basse</w:t>
-      </w:r>
-      <w:r>
-        <w:t xml:space="preserve"> qui</w:t>
-      </w:r>
-      <w:r>
-        <w:t xml:space="preserve"> par construction</w:t>
-      </w:r>
-      <w:r>
-        <w:t xml:space="preserve"> </w:t>
-      </w:r>
-      <w:r>
-        <w:t>d</w:t>
-      </w:r>
-      <w:r>
-        <w:t xml:space="preserve">oit être identique à </w:t>
-      </w:r>
+    </w:p>
+    <w:p>
+      <w:pPr>
+        <w:ind w:firstLine="708"/>
+      </w:pPr>
+      <w:r>
+        <w:t xml:space="preserve">Les noms </w:t>
+      </w:r>
+      <w:r>
+        <w:t>de personnes</w:t>
+      </w:r>
+      <w:r>
+        <w:t xml:space="preserve"> n</w:t>
+      </w:r>
+      <w:r>
+        <w:t>e sont pas traités spécialement</w:t>
+      </w:r>
+      <w:r>
+        <w:t>, si</w:t>
+      </w:r>
+      <w:r>
+        <w:t xml:space="preserve"> bien </w:t>
+      </w:r>
+      <w:r>
+        <w:t xml:space="preserve">que le harponneur </w:t>
+      </w:r>
+      <w:r>
+        <w:rPr>
+          <w:i/>
+          <w:iCs/>
+        </w:rPr>
+        <w:t>Ned Land</w:t>
+      </w:r>
+      <w:r>
+        <w:t xml:space="preserve"> se trouve tristement divisé</w:t>
+      </w:r>
+      <w:r>
+        <w:t xml:space="preserve"> ; toutefois un traitement </w:t>
+      </w:r>
+      <w:r>
+        <w:t xml:space="preserve">soigneux </w:t>
+      </w:r>
+      <w:r>
+        <w:t xml:space="preserve">des majuscules permet de </w:t>
+      </w:r>
+      <w:r>
+        <w:t>le retrouver sous son surnom</w:t>
+      </w:r>
+      <w:r>
+        <w:t>,</w:t>
+      </w:r>
+      <w:r>
+        <w:t xml:space="preserve"> </w:t>
+      </w:r>
+      <w:r>
+        <w:rPr>
+          <w:i/>
+          <w:iCs/>
+        </w:rPr>
+        <w:t xml:space="preserve">le </w:t>
+      </w:r>
+      <w:r>
+        <w:rPr>
+          <w:i/>
+          <w:iCs/>
+        </w:rPr>
+        <w:t>Canadien</w:t>
+      </w:r>
+      <w:r>
+        <w:t xml:space="preserve">, </w:t>
+      </w:r>
+      <w:r>
+        <w:t xml:space="preserve">et </w:t>
+      </w:r>
+      <w:r>
+        <w:t xml:space="preserve">de </w:t>
+      </w:r>
+      <w:r>
+        <w:t>ne pas</w:t>
+      </w:r>
+      <w:r>
+        <w:t xml:space="preserve"> confondre </w:t>
+      </w:r>
+      <w:r>
+        <w:rPr>
+          <w:i/>
+          <w:iCs/>
+        </w:rPr>
+        <w:t>un conseil</w:t>
+      </w:r>
+      <w:r>
+        <w:t xml:space="preserve"> et</w:t>
+      </w:r>
+      <w:r>
+        <w:t xml:space="preserve"> </w:t>
+      </w:r>
+      <w:r>
+        <w:rPr>
+          <w:i/>
+          <w:iCs/>
+        </w:rPr>
+        <w:t>Conseil</w:t>
+      </w:r>
+      <w:r>
+        <w:t>,</w:t>
+      </w:r>
+      <w:r>
+        <w:t xml:space="preserve"> le valet du narrateur (</w:t>
+      </w:r>
+      <w:r>
+        <w:t>Pierre Aronnax</w:t>
+      </w:r>
+      <w:r>
+        <w:t>)</w:t>
+      </w:r>
+      <w:r>
+        <w:t xml:space="preserve">. </w:t>
+      </w:r>
+      <w:r>
+        <w:t>Dans</w:t>
+      </w:r>
+      <w:r>
+        <w:t xml:space="preserve"> un texte informatif,</w:t>
+      </w:r>
+      <w:r>
+        <w:t xml:space="preserve"> les noms propres, notamment les auteurs, peuvent avoir une forte valeur sémantique. Dans</w:t>
+      </w:r>
+      <w:r>
+        <w:t xml:space="preserve"> un </w:t>
+      </w:r>
+      <w:r>
+        <w:t>récit</w:t>
+      </w:r>
+      <w:r>
+        <w:t>, ce sont en général les</w:t>
+      </w:r>
+      <w:r>
+        <w:t xml:space="preserve"> personnages</w:t>
+      </w:r>
+      <w:r>
+        <w:t>,</w:t>
+      </w:r>
+      <w:r>
+        <w:t xml:space="preserve"> le</w:t>
+      </w:r>
+      <w:r>
+        <w:t xml:space="preserve"> c</w:t>
+      </w:r>
+      <w:r>
+        <w:t>roise</w:t>
+      </w:r>
+      <w:r>
+        <w:t>ment statistique</w:t>
+      </w:r>
+      <w:r>
+        <w:t xml:space="preserve"> de leus noms</w:t>
+      </w:r>
+      <w:r>
+        <w:t xml:space="preserve"> n’amène qu’à rapprocher</w:t>
+      </w:r>
+      <w:r>
+        <w:t xml:space="preserve"> les </w:t>
+      </w:r>
+      <w:r>
+        <w:t>chapitres</w:t>
+      </w:r>
+      <w:r>
+        <w:t xml:space="preserve"> d’un même roman.</w:t>
+      </w:r>
+    </w:p>
+    <w:p>
+      <w:pPr>
+        <w:ind w:firstLine="708"/>
+      </w:pPr>
+      <w:r>
+        <w:t xml:space="preserve">Les résultats qui suivent </w:t>
+      </w:r>
+      <w:r>
+        <w:t>supprimeront</w:t>
+      </w:r>
+      <w:r>
+        <w:t xml:space="preserve"> désormais les mots grammaticaux et les noms propres</w:t>
+      </w:r>
+      <w:r>
+        <w:t>.</w:t>
+      </w:r>
+    </w:p>
+    <w:p>
+      <w:pPr>
+        <w:ind w:firstLine="708"/>
+      </w:pPr>
+    </w:p>
+    <w:p>
+      <w:pPr>
+        <w:ind w:firstLine="0"/>
+      </w:pPr>
       <w:proofErr w:type="spellStart"/>
       <w:r>
         <w:rPr>
@@ -2322,531 +2671,6 @@
         <w:t>tf</w:t>
       </w:r>
       <w:proofErr w:type="spellEnd"/>
-      <w:r>
-        <w:t>.</w:t>
-      </w:r>
-      <w:r>
-        <w:t xml:space="preserve"> Constatons d’abord que toutes les formules habituelles savent sortir les mots grammaticaux largement fréquents par ailleurs.</w:t>
-      </w:r>
-      <w:r>
-        <w:t xml:space="preserve"> </w:t>
-      </w:r>
-      <w:r>
-        <w:t>À l’</w:t>
-      </w:r>
-      <w:r>
-        <w:t>autre extrême</w:t>
-      </w:r>
-      <w:r>
-        <w:t>,</w:t>
-      </w:r>
-      <w:r>
-        <w:t xml:space="preserve"> </w:t>
-      </w:r>
-      <w:r>
-        <w:rPr>
-          <w:i/>
-          <w:iCs/>
-        </w:rPr>
-        <w:t>g2s2.0</w:t>
-      </w:r>
-      <w:r>
-        <w:t xml:space="preserve"> est </w:t>
-      </w:r>
-      <w:r>
-        <w:t>le même algorithme</w:t>
-      </w:r>
-      <w:r>
-        <w:t xml:space="preserve"> réglé sur </w:t>
-      </w:r>
-      <w:r>
-        <w:t>sa</w:t>
-      </w:r>
-      <w:r>
-        <w:t xml:space="preserve"> borne haute</w:t>
-      </w:r>
-      <w:r>
-        <w:t>, 2.0</w:t>
-      </w:r>
-      <w:r>
-        <w:t xml:space="preserve"> par construction,</w:t>
-      </w:r>
-      <w:r>
-        <w:t xml:space="preserve"> qui donne les mots </w:t>
-      </w:r>
-      <w:r>
-        <w:t>qui ne sont que</w:t>
-      </w:r>
-      <w:r>
-        <w:t xml:space="preserve"> d</w:t>
-      </w:r>
-      <w:r>
-        <w:t>ans</w:t>
-      </w:r>
-      <w:r>
-        <w:t xml:space="preserve"> ce document (en ordre de fréquence)</w:t>
-      </w:r>
-      <w:r>
-        <w:t>, c’est la spécificité maximale</w:t>
-      </w:r>
-      <w:r>
-        <w:t xml:space="preserve">, qui n’est pas non plus très significative (par exemple </w:t>
-      </w:r>
-      <w:r>
-        <w:rPr>
-          <w:i/>
-          <w:iCs/>
-        </w:rPr>
-        <w:t>poulpe</w:t>
-      </w:r>
-      <w:r>
-        <w:t xml:space="preserve"> est absent parce qu’il se trouve dans 1</w:t>
-      </w:r>
-      <w:r>
-        <w:t>3 autres</w:t>
-      </w:r>
-      <w:r>
-        <w:t xml:space="preserve"> chapitres de Verne).</w:t>
-      </w:r>
-    </w:p>
-    <w:p>
-      <w:pPr>
-        <w:ind w:firstLine="708"/>
-      </w:pPr>
-      <w:r>
-        <w:t>Pour être descriptif, u</w:t>
-      </w:r>
-      <w:r>
-        <w:t>n mot</w:t>
-      </w:r>
-      <w:r>
-        <w:t>-clé</w:t>
-      </w:r>
-      <w:r>
-        <w:t xml:space="preserve"> </w:t>
-      </w:r>
-      <w:r>
-        <w:t>ne doit pas être trop rare, ni trop fréquent</w:t>
-      </w:r>
-      <w:r>
-        <w:t>.</w:t>
-      </w:r>
-      <w:r>
-        <w:t xml:space="preserve"> </w:t>
-      </w:r>
-      <w:r>
-        <w:t>Les algorithmes de spécificité cherchent à trouver un équilibre mathématique entre généralité et rareté.</w:t>
-      </w:r>
-      <w:r>
-        <w:t xml:space="preserve"> </w:t>
-      </w:r>
-      <w:r>
-        <w:t>Remarquons</w:t>
-      </w:r>
-      <w:r>
-        <w:t xml:space="preserve"> que le </w:t>
-      </w:r>
-      <w:r>
-        <w:rPr>
-          <w:i/>
-          <w:iCs/>
-        </w:rPr>
-        <w:t>chi2</w:t>
-      </w:r>
-      <w:r>
-        <w:t xml:space="preserve">, assez classique en statistiques, relève des mots comme </w:t>
-      </w:r>
-      <w:r>
-        <w:rPr>
-          <w:i/>
-          <w:iCs/>
-        </w:rPr>
-        <w:t>espalier</w:t>
-      </w:r>
-      <w:r>
-        <w:t xml:space="preserve">, </w:t>
-      </w:r>
-      <w:r>
-        <w:rPr>
-          <w:i/>
-          <w:iCs/>
-        </w:rPr>
-        <w:t>violacé</w:t>
-      </w:r>
-      <w:r>
-        <w:t xml:space="preserve"> </w:t>
-      </w:r>
-      <w:r>
-        <w:t xml:space="preserve">qui ne sont </w:t>
-      </w:r>
-      <w:r>
-        <w:t>présents que dans ce seul chapitre</w:t>
-      </w:r>
-      <w:r>
-        <w:t xml:space="preserve"> (voir </w:t>
-      </w:r>
-      <w:r>
-        <w:rPr>
-          <w:i/>
-          <w:iCs/>
-        </w:rPr>
-        <w:t>g2s2.0</w:t>
-      </w:r>
-      <w:r>
-        <w:t>,)</w:t>
-      </w:r>
-      <w:r>
-        <w:t xml:space="preserve">. </w:t>
-      </w:r>
-      <w:r>
-        <w:t xml:space="preserve">À cette échelle, le </w:t>
-      </w:r>
-      <w:r>
-        <w:rPr>
-          <w:i/>
-          <w:iCs/>
-        </w:rPr>
-        <w:t>chi2</w:t>
-      </w:r>
-      <w:r>
-        <w:t xml:space="preserve"> est trop spécifique.</w:t>
-      </w:r>
-      <w:r>
-        <w:t xml:space="preserve"> </w:t>
-      </w:r>
-      <w:proofErr w:type="spellStart"/>
-      <w:r>
-        <w:rPr>
-          <w:i/>
-          <w:iCs/>
-        </w:rPr>
-        <w:t>Tfidf</w:t>
-      </w:r>
-      <w:r>
-        <w:rPr>
-          <w:i/>
-          <w:iCs/>
-        </w:rPr>
-        <w:t>log</w:t>
-      </w:r>
-      <w:proofErr w:type="spellEnd"/>
-      <w:r>
-        <w:t xml:space="preserve"> et </w:t>
-      </w:r>
-      <w:r>
-        <w:rPr>
-          <w:i/>
-          <w:iCs/>
-        </w:rPr>
-        <w:t>bm25</w:t>
-      </w:r>
-      <w:r>
-        <w:t xml:space="preserve">, les classiques des moteurs de recherche, </w:t>
-      </w:r>
-      <w:r>
-        <w:t>ne promeuvent pas</w:t>
-      </w:r>
-      <w:r>
-        <w:t xml:space="preserve"> les </w:t>
-      </w:r>
-      <w:proofErr w:type="spellStart"/>
-      <w:r>
-        <w:t>happax</w:t>
-      </w:r>
-      <w:proofErr w:type="spellEnd"/>
-      <w:r>
-        <w:t xml:space="preserve"> qui de toute façon seront trouvés,</w:t>
-      </w:r>
-      <w:r>
-        <w:t xml:space="preserve"> mais </w:t>
-      </w:r>
-      <w:r>
-        <w:t xml:space="preserve">les mots-clés </w:t>
-      </w:r>
-      <w:r>
-        <w:t>sont</w:t>
-      </w:r>
-      <w:r>
-        <w:t xml:space="preserve"> tout de même des mots assez rares</w:t>
-      </w:r>
-      <w:r>
-        <w:t>,</w:t>
-      </w:r>
-      <w:r>
-        <w:t xml:space="preserve"> comme le nom propre </w:t>
-      </w:r>
-      <w:r>
-        <w:rPr>
-          <w:i/>
-          <w:iCs/>
-        </w:rPr>
-        <w:t>Bouguer</w:t>
-      </w:r>
-      <w:r>
-        <w:t>, présent à 7 occurrences dans tous Verne, 4 dans ce chapitre, et 3 autres</w:t>
-      </w:r>
-      <w:r>
-        <w:t xml:space="preserve"> dans 3</w:t>
-      </w:r>
-      <w:r>
-        <w:t xml:space="preserve"> chapitres d’autres romans.</w:t>
-      </w:r>
-      <w:r>
-        <w:t xml:space="preserve"> Ces formules sont réglées pour des collections documentaires plus homogènes que des romans, cette précision </w:t>
-      </w:r>
-      <w:r>
-        <w:t>a été jugée utile</w:t>
-      </w:r>
-      <w:r>
-        <w:t>, mais pour une description sémantique, le mot-clé est très peu éclairant</w:t>
-      </w:r>
-      <w:r>
-        <w:t>. L</w:t>
-      </w:r>
-      <w:r>
-        <w:t xml:space="preserve">’espérance log </w:t>
-      </w:r>
-      <w:r>
-        <w:rPr>
-          <w:i/>
-          <w:iCs/>
-        </w:rPr>
-        <w:t>g2</w:t>
-      </w:r>
-      <w:r>
-        <w:t xml:space="preserve"> donne ici un résultat identique à la spécificité hypergéométrique de </w:t>
-      </w:r>
-      <w:proofErr w:type="spellStart"/>
-      <w:r>
-        <w:rPr>
-          <w:i/>
-          <w:iCs/>
-        </w:rPr>
-        <w:t>l</w:t>
-      </w:r>
-      <w:r>
-        <w:rPr>
-          <w:i/>
-          <w:iCs/>
-        </w:rPr>
-        <w:t>afon</w:t>
-      </w:r>
-      <w:proofErr w:type="spellEnd"/>
-      <w:r>
-        <w:t>.</w:t>
-      </w:r>
-    </w:p>
-    <w:p>
-      <w:pPr>
-        <w:ind w:firstLine="708"/>
-      </w:pPr>
-      <w:r>
-        <w:t xml:space="preserve">Les noms </w:t>
-      </w:r>
-      <w:r>
-        <w:t>de personnes</w:t>
-      </w:r>
-      <w:r>
-        <w:t xml:space="preserve"> n</w:t>
-      </w:r>
-      <w:r>
-        <w:t>e sont pas traités spécialement</w:t>
-      </w:r>
-      <w:r>
-        <w:t>, si</w:t>
-      </w:r>
-      <w:r>
-        <w:t xml:space="preserve"> bien </w:t>
-      </w:r>
-      <w:r>
-        <w:t xml:space="preserve">que </w:t>
-      </w:r>
-      <w:proofErr w:type="gramStart"/>
-      <w:r>
-        <w:t>le harponneur</w:t>
-      </w:r>
-      <w:proofErr w:type="gramEnd"/>
-      <w:r>
-        <w:t xml:space="preserve"> </w:t>
-      </w:r>
-      <w:r>
-        <w:rPr>
-          <w:i/>
-          <w:iCs/>
-        </w:rPr>
-        <w:t>Ned Land</w:t>
-      </w:r>
-      <w:r>
-        <w:t xml:space="preserve"> se trouve tristement divisé</w:t>
-      </w:r>
-      <w:r>
-        <w:t xml:space="preserve"> ; toutefois un traitement </w:t>
-      </w:r>
-      <w:r>
-        <w:t xml:space="preserve">soigneux </w:t>
-      </w:r>
-      <w:r>
-        <w:t xml:space="preserve">des majuscules permet de </w:t>
-      </w:r>
-      <w:r>
-        <w:t>le retrouver sous son surnom</w:t>
-      </w:r>
-      <w:r>
-        <w:t xml:space="preserve"> </w:t>
-      </w:r>
-      <w:r>
-        <w:rPr>
-          <w:i/>
-          <w:iCs/>
-        </w:rPr>
-        <w:t xml:space="preserve">le </w:t>
-      </w:r>
-      <w:r>
-        <w:rPr>
-          <w:i/>
-          <w:iCs/>
-        </w:rPr>
-        <w:t>Canadien</w:t>
-      </w:r>
-      <w:r>
-        <w:t xml:space="preserve">, </w:t>
-      </w:r>
-      <w:r>
-        <w:t xml:space="preserve">et </w:t>
-      </w:r>
-      <w:r>
-        <w:t xml:space="preserve">de </w:t>
-      </w:r>
-      <w:r>
-        <w:t>ne pas</w:t>
-      </w:r>
-      <w:r>
-        <w:t xml:space="preserve"> confondre </w:t>
-      </w:r>
-      <w:r>
-        <w:rPr>
-          <w:i/>
-          <w:iCs/>
-        </w:rPr>
-        <w:t>un conseil</w:t>
-      </w:r>
-      <w:r>
-        <w:t xml:space="preserve"> et</w:t>
-      </w:r>
-      <w:r>
-        <w:t xml:space="preserve"> </w:t>
-      </w:r>
-      <w:r>
-        <w:rPr>
-          <w:i/>
-          <w:iCs/>
-        </w:rPr>
-        <w:t>Conseil</w:t>
-      </w:r>
-      <w:r>
-        <w:t>,</w:t>
-      </w:r>
-      <w:r>
-        <w:t xml:space="preserve"> le valet du narrateur (</w:t>
-      </w:r>
-      <w:r>
-        <w:t>Pierre Aronnax</w:t>
-      </w:r>
-      <w:r>
-        <w:t>)</w:t>
-      </w:r>
-      <w:r>
-        <w:t xml:space="preserve">. </w:t>
-      </w:r>
-      <w:r>
-        <w:t>Dans</w:t>
-      </w:r>
-      <w:r>
-        <w:t xml:space="preserve"> un texte informatif,</w:t>
-      </w:r>
-      <w:r>
-        <w:t xml:space="preserve"> les noms propres, notamment les auteurs ou les lieux, peuvent avoir une forte valeur sémantique. Dans</w:t>
-      </w:r>
-      <w:r>
-        <w:t xml:space="preserve"> un </w:t>
-      </w:r>
-      <w:r>
-        <w:t>récit</w:t>
-      </w:r>
-      <w:r>
-        <w:t>, ce sont en général les</w:t>
-      </w:r>
-      <w:r>
-        <w:t xml:space="preserve"> personnages</w:t>
-      </w:r>
-      <w:r>
-        <w:t>,</w:t>
-      </w:r>
-      <w:r>
-        <w:t xml:space="preserve"> le</w:t>
-      </w:r>
-      <w:r>
-        <w:t xml:space="preserve"> c</w:t>
-      </w:r>
-      <w:r>
-        <w:t>roise</w:t>
-      </w:r>
-      <w:r>
-        <w:t>ment statistique</w:t>
-      </w:r>
-      <w:r>
-        <w:t xml:space="preserve"> de leus noms</w:t>
-      </w:r>
-      <w:r>
-        <w:t xml:space="preserve"> n’amène qu’à rapprocher</w:t>
-      </w:r>
-      <w:r>
-        <w:t xml:space="preserve"> les </w:t>
-      </w:r>
-      <w:r>
-        <w:t>chapitres</w:t>
-      </w:r>
-      <w:r>
-        <w:t xml:space="preserve"> d’un même roman.</w:t>
-      </w:r>
-    </w:p>
-    <w:p>
-      <w:pPr>
-        <w:ind w:firstLine="708"/>
-      </w:pPr>
-      <w:r>
-        <w:t xml:space="preserve">Les résultats qui suivent </w:t>
-      </w:r>
-      <w:r>
-        <w:t>supprimeront</w:t>
-      </w:r>
-      <w:r>
-        <w:t xml:space="preserve"> désormais les mots grammaticaux et les noms propres</w:t>
-      </w:r>
-      <w:r>
-        <w:t>.</w:t>
-      </w:r>
-    </w:p>
-    <w:p>
-      <w:pPr>
-        <w:ind w:firstLine="708"/>
-      </w:pPr>
-    </w:p>
-    <w:p>
-      <w:pPr>
-        <w:ind w:firstLine="0"/>
-      </w:pPr>
-      <w:proofErr w:type="spellStart"/>
-      <w:proofErr w:type="gramStart"/>
-      <w:r>
-        <w:rPr>
-          <w:i/>
-          <w:iCs/>
-        </w:rPr>
-        <w:t>tf</w:t>
-      </w:r>
-      <w:proofErr w:type="spellEnd"/>
-      <w:proofErr w:type="gramEnd"/>
       <w:r>
         <w:t> :</w:t>
       </w:r>
@@ -2891,21 +2715,12 @@
       <w:pPr>
         <w:ind w:firstLine="0"/>
       </w:pPr>
-      <w:proofErr w:type="gramStart"/>
-      <w:r>
-        <w:rPr>
-          <w:i/>
-          <w:iCs/>
-        </w:rPr>
-        <w:t>g</w:t>
-      </w:r>
-      <w:proofErr w:type="gramEnd"/>
-      <w:r>
-        <w:rPr>
-          <w:i/>
-          <w:iCs/>
-        </w:rPr>
-        <w:t>2</w:t>
+      <w:r>
+        <w:rPr>
+          <w:i/>
+          <w:iCs/>
+        </w:rPr>
+        <w:t>g2</w:t>
       </w:r>
       <w:r>
         <w:t xml:space="preserve"> : </w:t>
@@ -2949,7 +2764,6 @@
         <w:ind w:firstLine="0"/>
       </w:pPr>
       <w:proofErr w:type="spellStart"/>
-      <w:proofErr w:type="gramStart"/>
       <w:r>
         <w:rPr>
           <w:i/>
@@ -2958,7 +2772,6 @@
         <w:t>lafon</w:t>
       </w:r>
       <w:proofErr w:type="spellEnd"/>
-      <w:proofErr w:type="gramEnd"/>
       <w:r>
         <w:t xml:space="preserve"> : </w:t>
       </w:r>
@@ -3001,7 +2814,6 @@
         <w:ind w:firstLine="0"/>
       </w:pPr>
       <w:proofErr w:type="spellStart"/>
-      <w:proofErr w:type="gramStart"/>
       <w:r>
         <w:rPr>
           <w:i/>
@@ -3017,7 +2829,6 @@
         <w:t>log</w:t>
       </w:r>
       <w:proofErr w:type="spellEnd"/>
-      <w:proofErr w:type="gramEnd"/>
       <w:r>
         <w:t xml:space="preserve"> : </w:t>
       </w:r>
@@ -3056,13 +2867,8 @@
       <w:pPr>
         <w:ind w:firstLine="0"/>
       </w:pPr>
-      <w:proofErr w:type="gramStart"/>
-      <w:r>
-        <w:t>bm</w:t>
-      </w:r>
-      <w:proofErr w:type="gramEnd"/>
-      <w:r>
-        <w:t xml:space="preserve">25 : </w:t>
+      <w:r>
+        <w:t xml:space="preserve">bm25 : </w:t>
       </w:r>
       <w:r>
         <w:rPr>
@@ -3092,21 +2898,12 @@
       <w:pPr>
         <w:ind w:firstLine="0"/>
       </w:pPr>
-      <w:proofErr w:type="gramStart"/>
-      <w:r>
-        <w:rPr>
-          <w:i/>
-          <w:iCs/>
-        </w:rPr>
-        <w:t>chi</w:t>
-      </w:r>
-      <w:proofErr w:type="gramEnd"/>
-      <w:r>
-        <w:rPr>
-          <w:i/>
-          <w:iCs/>
-        </w:rPr>
-        <w:t>2</w:t>
+      <w:r>
+        <w:rPr>
+          <w:i/>
+          <w:iCs/>
+        </w:rPr>
+        <w:t>chi2</w:t>
       </w:r>
       <w:r>
         <w:t xml:space="preserve"> : </w:t>
@@ -3156,7 +2953,6 @@
         <w:ind w:firstLine="0"/>
       </w:pPr>
       <w:proofErr w:type="spellStart"/>
-      <w:proofErr w:type="gramStart"/>
       <w:r>
         <w:rPr>
           <w:i/>
@@ -3165,7 +2961,6 @@
         <w:t>simplemaths</w:t>
       </w:r>
       <w:proofErr w:type="spellEnd"/>
-      <w:proofErr w:type="gramEnd"/>
       <w:r>
         <w:t xml:space="preserve"> : </w:t>
       </w:r>
@@ -3273,19 +3068,25 @@
         <w:t>l</w:t>
       </w:r>
       <w:r>
-        <w:t>es mots grammaticaux (</w:t>
-      </w:r>
-      <w:r>
-        <w:t>ainsi qu’</w:t>
-      </w:r>
-      <w:r>
-        <w:t xml:space="preserve">ici </w:t>
+        <w:t>es mots grammaticaux</w:t>
+      </w:r>
+      <w:r>
+        <w:t xml:space="preserve">, </w:t>
+      </w:r>
+      <w:r>
+        <w:t>ainsi qu</w:t>
+      </w:r>
+      <w:r>
+        <w:t>e</w:t>
+      </w:r>
+      <w:r>
+        <w:t xml:space="preserve"> </w:t>
       </w:r>
       <w:r>
         <w:t>l</w:t>
       </w:r>
       <w:r>
-        <w:t xml:space="preserve">es noms propres), les </w:t>
+        <w:t xml:space="preserve">es noms propres, les </w:t>
       </w:r>
       <w:r>
         <w:t>termes</w:t>
@@ -3413,200 +3214,200 @@
           <w:i/>
           <w:iCs/>
         </w:rPr>
+        <w:t>demander</w:t>
+      </w:r>
+      <w:r>
+        <w:t>,</w:t>
+      </w:r>
+      <w:r>
+        <w:t xml:space="preserve"> </w:t>
+      </w:r>
+      <w:r>
+        <w:t xml:space="preserve">ou du sous-genre d’aventures comme </w:t>
+      </w:r>
+      <w:r>
+        <w:rPr>
+          <w:i/>
+          <w:iCs/>
+        </w:rPr>
+        <w:t>capitaine</w:t>
+      </w:r>
+      <w:r>
+        <w:t xml:space="preserve"> et </w:t>
+      </w:r>
+      <w:r>
+        <w:rPr>
+          <w:i/>
+          <w:iCs/>
+        </w:rPr>
+        <w:t>mer</w:t>
+      </w:r>
+      <w:r>
+        <w:t>.</w:t>
+      </w:r>
+      <w:r>
+        <w:t xml:space="preserve"> Le thème du chapitre est beaucoup mieux exprimé par</w:t>
+      </w:r>
+      <w:r>
+        <w:t xml:space="preserve"> les mots</w:t>
+      </w:r>
+      <w:r>
+        <w:t xml:space="preserve"> </w:t>
+      </w:r>
+      <w:r>
+        <w:rPr>
+          <w:i/>
+          <w:iCs/>
+        </w:rPr>
+        <w:t>p</w:t>
+      </w:r>
+      <w:r>
+        <w:rPr>
+          <w:i/>
+          <w:iCs/>
+        </w:rPr>
+        <w:t>o</w:t>
+      </w:r>
+      <w:r>
+        <w:rPr>
+          <w:i/>
+          <w:iCs/>
+        </w:rPr>
+        <w:t>ulpe</w:t>
+      </w:r>
+      <w:r>
+        <w:t xml:space="preserve">, </w:t>
+      </w:r>
+      <w:r>
+        <w:rPr>
+          <w:i/>
+          <w:iCs/>
+        </w:rPr>
+        <w:t>monstre</w:t>
+      </w:r>
+      <w:r>
+        <w:t>,</w:t>
+      </w:r>
+      <w:r>
+        <w:t xml:space="preserve"> et</w:t>
+      </w:r>
+      <w:r>
+        <w:t xml:space="preserve"> </w:t>
+      </w:r>
+      <w:r>
+        <w:rPr>
+          <w:i/>
+          <w:iCs/>
+        </w:rPr>
+        <w:t>calmar</w:t>
+      </w:r>
+      <w:r>
+        <w:t>.</w:t>
+      </w:r>
+      <w:r>
+        <w:t xml:space="preserve"> </w:t>
+      </w:r>
+      <w:r>
+        <w:t xml:space="preserve">Filtrer les mots </w:t>
+      </w:r>
+      <w:r>
+        <w:t>grammaticaux</w:t>
+      </w:r>
+      <w:r>
+        <w:t xml:space="preserve"> ne suffit pas, i</w:t>
+      </w:r>
+      <w:r>
+        <w:t xml:space="preserve">l reste utile de pondérer la fréquence dans le texte </w:t>
+      </w:r>
+      <w:r>
+        <w:t>par</w:t>
+      </w:r>
+      <w:r>
+        <w:t xml:space="preserve"> le reste du corpus.</w:t>
+      </w:r>
+      <w:r>
+        <w:t xml:space="preserve"> </w:t>
+      </w:r>
+      <w:r>
+        <w:t xml:space="preserve">Le rang du mot </w:t>
+      </w:r>
+      <w:r>
+        <w:rPr>
+          <w:i/>
+          <w:iCs/>
+        </w:rPr>
+        <w:t>monstre</w:t>
+      </w:r>
+      <w:r>
+        <w:t xml:space="preserve"> semble justifier la qualité sémantique de </w:t>
+      </w:r>
+      <w:r>
+        <w:rPr>
+          <w:i/>
+          <w:iCs/>
+        </w:rPr>
+        <w:t>g2</w:t>
+      </w:r>
+      <w:r>
+        <w:t xml:space="preserve"> et </w:t>
+      </w:r>
+      <w:proofErr w:type="spellStart"/>
+      <w:r>
+        <w:rPr>
+          <w:i/>
+          <w:iCs/>
+        </w:rPr>
+        <w:t>lafon</w:t>
+      </w:r>
+      <w:proofErr w:type="spellEnd"/>
+      <w:r>
+        <w:t>.</w:t>
+      </w:r>
+    </w:p>
+    <w:p>
+      <w:pPr>
+        <w:ind w:firstLine="708"/>
+      </w:pPr>
+      <w:r>
+        <w:t xml:space="preserve">Les impressions </w:t>
+      </w:r>
+      <w:r>
+        <w:t>personnelles</w:t>
+      </w:r>
+      <w:r>
+        <w:t xml:space="preserve"> ont cependant de la peine à choisir</w:t>
+      </w:r>
+      <w:r>
+        <w:t xml:space="preserve"> un algorithme</w:t>
+      </w:r>
+      <w:r>
+        <w:t xml:space="preserve"> parmi 1</w:t>
+      </w:r>
+      <w:r>
+        <w:t>7</w:t>
+      </w:r>
+      <w:r>
+        <w:t xml:space="preserve"> lorsque l’on commence à envisager</w:t>
+      </w:r>
+      <w:r>
+        <w:t xml:space="preserve"> </w:t>
+      </w:r>
+      <w:r>
+        <w:t>1</w:t>
+      </w:r>
+      <w:r>
+        <w:t>00 mots clés pour 7700 chapitres.</w:t>
+      </w:r>
+    </w:p>
+    <w:p>
+      <w:pPr>
+        <w:ind w:firstLine="708"/>
+      </w:pPr>
+      <w:r>
+        <w:rPr>
+          <w:noProof/>
+        </w:rPr>
         <w:lastRenderedPageBreak/>
-        <w:t>demander</w:t>
-      </w:r>
-      <w:r>
-        <w:t>,</w:t>
-      </w:r>
-      <w:r>
-        <w:t xml:space="preserve"> </w:t>
-      </w:r>
-      <w:r>
-        <w:t xml:space="preserve">ou du sous-genre d’aventures comme </w:t>
-      </w:r>
-      <w:r>
-        <w:rPr>
-          <w:i/>
-          <w:iCs/>
-        </w:rPr>
-        <w:t>capitaine</w:t>
-      </w:r>
-      <w:r>
-        <w:t xml:space="preserve"> et </w:t>
-      </w:r>
-      <w:r>
-        <w:rPr>
-          <w:i/>
-          <w:iCs/>
-        </w:rPr>
-        <w:t>mer</w:t>
-      </w:r>
-      <w:r>
-        <w:t>.</w:t>
-      </w:r>
-      <w:r>
-        <w:t xml:space="preserve"> Le thème du chapitre est beaucoup mieux exprimé par</w:t>
-      </w:r>
-      <w:r>
-        <w:t xml:space="preserve"> les mots</w:t>
-      </w:r>
-      <w:r>
-        <w:t xml:space="preserve"> </w:t>
-      </w:r>
-      <w:r>
-        <w:rPr>
-          <w:i/>
-          <w:iCs/>
-        </w:rPr>
-        <w:t>p</w:t>
-      </w:r>
-      <w:r>
-        <w:rPr>
-          <w:i/>
-          <w:iCs/>
-        </w:rPr>
-        <w:t>o</w:t>
-      </w:r>
-      <w:r>
-        <w:rPr>
-          <w:i/>
-          <w:iCs/>
-        </w:rPr>
-        <w:t>ulpe</w:t>
-      </w:r>
-      <w:r>
-        <w:t xml:space="preserve">, </w:t>
-      </w:r>
-      <w:r>
-        <w:rPr>
-          <w:i/>
-          <w:iCs/>
-        </w:rPr>
-        <w:t>monstre</w:t>
-      </w:r>
-      <w:r>
-        <w:t>,</w:t>
-      </w:r>
-      <w:r>
-        <w:t xml:space="preserve"> et</w:t>
-      </w:r>
-      <w:r>
-        <w:t xml:space="preserve"> </w:t>
-      </w:r>
-      <w:r>
-        <w:rPr>
-          <w:i/>
-          <w:iCs/>
-        </w:rPr>
-        <w:t>calmar</w:t>
-      </w:r>
-      <w:r>
-        <w:t>.</w:t>
-      </w:r>
-      <w:r>
-        <w:t xml:space="preserve"> </w:t>
-      </w:r>
-      <w:r>
-        <w:t xml:space="preserve">Filtrer les mots </w:t>
-      </w:r>
-      <w:r>
-        <w:t>grammaticaux</w:t>
-      </w:r>
-      <w:r>
-        <w:t xml:space="preserve"> ne suffit pas, i</w:t>
-      </w:r>
-      <w:r>
-        <w:t xml:space="preserve">l reste utile de pondérer la fréquence dans le texte </w:t>
-      </w:r>
-      <w:r>
-        <w:t>par</w:t>
-      </w:r>
-      <w:r>
-        <w:t xml:space="preserve"> le reste du corpus.</w:t>
-      </w:r>
-      <w:r>
-        <w:t xml:space="preserve"> </w:t>
-      </w:r>
-      <w:r>
-        <w:t xml:space="preserve">Le rang du mot </w:t>
-      </w:r>
-      <w:r>
-        <w:rPr>
-          <w:i/>
-          <w:iCs/>
-        </w:rPr>
-        <w:t>monstre</w:t>
-      </w:r>
-      <w:r>
-        <w:t xml:space="preserve"> semble justifier la qualité sémantique de </w:t>
-      </w:r>
-      <w:r>
-        <w:rPr>
-          <w:i/>
-          <w:iCs/>
-        </w:rPr>
-        <w:t>g2</w:t>
-      </w:r>
-      <w:r>
-        <w:t xml:space="preserve"> et </w:t>
-      </w:r>
-      <w:proofErr w:type="spellStart"/>
-      <w:r>
-        <w:rPr>
-          <w:i/>
-          <w:iCs/>
-        </w:rPr>
-        <w:t>lafon</w:t>
-      </w:r>
-      <w:proofErr w:type="spellEnd"/>
-      <w:r>
-        <w:t>.</w:t>
-      </w:r>
-    </w:p>
-    <w:p>
-      <w:pPr>
-        <w:ind w:firstLine="708"/>
-      </w:pPr>
-      <w:r>
-        <w:t xml:space="preserve">Les impressions </w:t>
-      </w:r>
-      <w:r>
-        <w:t>personnelles</w:t>
-      </w:r>
-      <w:r>
-        <w:t xml:space="preserve"> ont cependant de la peine à choisir</w:t>
-      </w:r>
-      <w:r>
-        <w:t xml:space="preserve"> un algorithme</w:t>
-      </w:r>
-      <w:r>
-        <w:t xml:space="preserve"> parmi 1</w:t>
-      </w:r>
-      <w:r>
-        <w:t>7</w:t>
-      </w:r>
-      <w:r>
-        <w:t xml:space="preserve"> lorsque l’on commence à envisager</w:t>
-      </w:r>
-      <w:r>
-        <w:t xml:space="preserve"> </w:t>
-      </w:r>
-      <w:r>
-        <w:t>1</w:t>
-      </w:r>
-      <w:r>
-        <w:t>00 mots clés pour 7700 chapitres.</w:t>
-      </w:r>
-    </w:p>
-    <w:p>
-      <w:pPr>
-        <w:ind w:firstLine="708"/>
-      </w:pPr>
-      <w:r>
-        <w:rPr>
-          <w:noProof/>
-        </w:rPr>
         <w:drawing>
           <wp:anchor distT="0" distB="0" distL="114300" distR="114300" simplePos="0" relativeHeight="251660288" behindDoc="0" locked="0" layoutInCell="1" allowOverlap="1" wp14:anchorId="0DD09C01" wp14:editId="01E78B93">
             <wp:simplePos x="0" y="0"/>
@@ -3703,7 +3504,1037 @@
         <w:t xml:space="preserve"> formules</w:t>
       </w:r>
       <w:r>
-        <w:t xml:space="preserve">, un </w:t>
+        <w:t xml:space="preserve">, des </w:t>
+      </w:r>
+      <w:r>
+        <w:t xml:space="preserve">classiques </w:t>
+      </w:r>
+      <w:r>
+        <w:t>du domaine</w:t>
+      </w:r>
+      <w:r>
+        <w:t>, G</w:t>
+      </w:r>
+      <w:r>
+        <w:rPr>
+          <w:vertAlign w:val="superscript"/>
+        </w:rPr>
+        <w:t>2</w:t>
+      </w:r>
+      <w:r>
+        <w:t xml:space="preserve">, et sa version paramétrable </w:t>
+      </w:r>
+      <w:proofErr w:type="spellStart"/>
+      <w:r>
+        <w:rPr>
+          <w:i/>
+          <w:iCs/>
+        </w:rPr>
+        <w:t>Focalex</w:t>
+      </w:r>
+      <w:proofErr w:type="spellEnd"/>
+      <w:r>
+        <w:t>.</w:t>
+      </w:r>
+    </w:p>
+    <w:p>
+      <w:pPr>
+        <w:ind w:firstLine="708"/>
+      </w:pPr>
+      <w:r>
+        <w:t>Toutes ces listes</w:t>
+      </w:r>
+      <w:r>
+        <w:t xml:space="preserve"> de mots-clés</w:t>
+      </w:r>
+      <w:r>
+        <w:rPr>
+          <w:rStyle w:val="FootnoteReference"/>
+        </w:rPr>
+        <w:footnoteReference w:id="12"/>
+      </w:r>
+      <w:r>
+        <w:t xml:space="preserve"> sont comparées 2 à 2</w:t>
+      </w:r>
+      <w:r>
+        <w:t xml:space="preserve"> pour chaque chapitre</w:t>
+      </w:r>
+      <w:r>
+        <w:t xml:space="preserve"> </w:t>
+      </w:r>
+      <w:r>
+        <w:t>selon</w:t>
+      </w:r>
+      <w:r>
+        <w:t xml:space="preserve"> une distance </w:t>
+      </w:r>
+      <w:r>
+        <w:rPr>
+          <w:i/>
+          <w:iCs/>
+        </w:rPr>
+        <w:t>Jaccard</w:t>
+      </w:r>
+      <w:r>
+        <w:t xml:space="preserve">. Cet indice standard donne 0 si les listes sont identiques, et 1 si elles ne partagent aucun </w:t>
+      </w:r>
+      <w:r>
+        <w:t>élément</w:t>
+      </w:r>
+      <w:r>
+        <w:t>.</w:t>
+      </w:r>
+      <w:r>
+        <w:t xml:space="preserve"> L’ordre des mots-clés n’entre pas en compte.</w:t>
+      </w:r>
+      <w:r>
+        <w:t xml:space="preserve"> La distance entre deux algorithmes est</w:t>
+      </w:r>
+      <w:r>
+        <w:t xml:space="preserve"> la moyenne des distances</w:t>
+      </w:r>
+      <w:r>
+        <w:t xml:space="preserve"> pour chaque</w:t>
+      </w:r>
+      <w:r>
+        <w:t xml:space="preserve"> chapitre</w:t>
+      </w:r>
+      <w:r>
+        <w:t>.</w:t>
+      </w:r>
+      <w:r>
+        <w:t xml:space="preserve"> </w:t>
+      </w:r>
+      <w:r>
+        <w:t>U</w:t>
+      </w:r>
+      <w:r>
+        <w:t xml:space="preserve">ne même formule comparée avec elle-même, </w:t>
+      </w:r>
+      <w:r>
+        <w:t>ainsi que</w:t>
+      </w:r>
+      <w:r>
+        <w:t xml:space="preserve"> </w:t>
+      </w:r>
+      <w:proofErr w:type="spellStart"/>
+      <w:r>
+        <w:rPr>
+          <w:i/>
+          <w:iCs/>
+        </w:rPr>
+        <w:t>tf</w:t>
+      </w:r>
+      <w:proofErr w:type="spellEnd"/>
+      <w:r>
+        <w:t xml:space="preserve"> et </w:t>
+      </w:r>
+      <w:r>
+        <w:rPr>
+          <w:i/>
+          <w:iCs/>
+        </w:rPr>
+        <w:t>focalex</w:t>
+      </w:r>
+      <w:r>
+        <w:rPr>
+          <w:i/>
+          <w:iCs/>
+        </w:rPr>
+        <w:t>0.0</w:t>
+      </w:r>
+      <w:r>
+        <w:t>, ont un</w:t>
+      </w:r>
+      <w:r>
+        <w:t>e</w:t>
+      </w:r>
+      <w:r>
+        <w:t xml:space="preserve"> distance égale à 0</w:t>
+      </w:r>
+      <w:r>
+        <w:t xml:space="preserve">. Les algorithmes les plus </w:t>
+      </w:r>
+      <w:r>
+        <w:t>éloignés</w:t>
+      </w:r>
+      <w:r>
+        <w:t xml:space="preserve"> sont </w:t>
+      </w:r>
+      <w:proofErr w:type="spellStart"/>
+      <w:r>
+        <w:rPr>
+          <w:i/>
+          <w:iCs/>
+        </w:rPr>
+        <w:t>tf</w:t>
+      </w:r>
+      <w:proofErr w:type="spellEnd"/>
+      <w:r>
+        <w:t xml:space="preserve"> et </w:t>
+      </w:r>
+      <w:proofErr w:type="spellStart"/>
+      <w:r>
+        <w:rPr>
+          <w:i/>
+          <w:iCs/>
+        </w:rPr>
+        <w:t>simplemaths</w:t>
+      </w:r>
+      <w:proofErr w:type="spellEnd"/>
+      <w:r>
+        <w:rPr>
+          <w:i/>
+          <w:iCs/>
+        </w:rPr>
+        <w:t> </w:t>
+      </w:r>
+      <w:r>
+        <w:t xml:space="preserve">: </w:t>
+      </w:r>
+      <w:r>
+        <w:t xml:space="preserve">0,93 ; ils ont très peu de mots en communs. </w:t>
+      </w:r>
+      <w:r>
+        <w:rPr>
+          <w:i/>
+          <w:iCs/>
+        </w:rPr>
+        <w:t>Focalex</w:t>
+      </w:r>
+      <w:r>
+        <w:rPr>
+          <w:i/>
+          <w:iCs/>
+        </w:rPr>
+        <w:t>2.0</w:t>
+      </w:r>
+      <w:r>
+        <w:t>  a été sorti des calculs, car beaucoup de chapitres n’ont pas 100 mots spécifiques, les distances n’étaient plus comparables.</w:t>
+      </w:r>
+    </w:p>
+    <w:p>
+      <w:pPr>
+        <w:ind w:firstLine="708"/>
+        <w:rPr>
+          <w:lang w:val="fr-FR"/>
+        </w:rPr>
+      </w:pPr>
+      <w:r>
+        <w:t>T</w:t>
+      </w:r>
+      <w:r>
+        <w:t>outes ces distances forment</w:t>
+      </w:r>
+      <w:r>
+        <w:t xml:space="preserve"> une matrice de 1</w:t>
+      </w:r>
+      <w:r>
+        <w:t>7</w:t>
+      </w:r>
+      <w:r>
+        <w:t>×</w:t>
+      </w:r>
+      <w:r>
+        <w:t>1</w:t>
+      </w:r>
+      <w:r>
+        <w:t>7 cellules</w:t>
+      </w:r>
+      <w:r>
+        <w:t xml:space="preserve">. </w:t>
+      </w:r>
+      <w:r>
+        <w:t>Comment en donner une représentation synthétique qu’un humain peut saisir ? Le graphique ci-dessus est une « </w:t>
+      </w:r>
+      <w:r>
+        <w:rPr>
+          <w:lang w:val="fr-FR"/>
+        </w:rPr>
+        <w:t>a</w:t>
+      </w:r>
+      <w:r>
+        <w:rPr>
+          <w:lang w:val="fr-FR"/>
+        </w:rPr>
+        <w:t>nalyse en composantes principales</w:t>
+      </w:r>
+      <w:r>
+        <w:rPr>
+          <w:lang w:val="fr-FR"/>
+        </w:rPr>
+        <w:t> » (</w:t>
+      </w:r>
+      <w:proofErr w:type="spellStart"/>
+      <w:r>
+        <w:rPr>
+          <w:lang w:val="fr-FR"/>
+        </w:rPr>
+        <w:t>eng</w:t>
+      </w:r>
+      <w:proofErr w:type="spellEnd"/>
+      <w:r>
+        <w:rPr>
+          <w:lang w:val="fr-FR"/>
+        </w:rPr>
+        <w:t xml:space="preserve"> : </w:t>
+      </w:r>
+      <w:proofErr w:type="spellStart"/>
+      <w:r>
+        <w:rPr>
+          <w:i/>
+          <w:iCs/>
+          <w:lang w:val="fr-FR"/>
+        </w:rPr>
+        <w:t>PCoA</w:t>
+      </w:r>
+      <w:proofErr w:type="spellEnd"/>
+      <w:r>
+        <w:rPr>
+          <w:lang w:val="fr-FR"/>
+        </w:rPr>
+        <w:t>) qui projette les 1</w:t>
+      </w:r>
+      <w:r>
+        <w:rPr>
+          <w:lang w:val="fr-FR"/>
+        </w:rPr>
+        <w:t>7</w:t>
+      </w:r>
+      <w:r>
+        <w:rPr>
+          <w:lang w:val="fr-FR"/>
+        </w:rPr>
+        <w:t xml:space="preserve"> dimensions de la matrice initiale sur les 2 dimensions d’un plan. Cette projection conserve 7</w:t>
+      </w:r>
+      <w:r>
+        <w:rPr>
+          <w:lang w:val="fr-FR"/>
+        </w:rPr>
+        <w:t>4,0</w:t>
+      </w:r>
+      <w:r>
+        <w:rPr>
+          <w:lang w:val="fr-FR"/>
+        </w:rPr>
+        <w:t>+16,</w:t>
+      </w:r>
+      <w:r>
+        <w:rPr>
+          <w:lang w:val="fr-FR"/>
+        </w:rPr>
+        <w:t>9</w:t>
+      </w:r>
+      <w:r>
+        <w:rPr>
+          <w:lang w:val="fr-FR"/>
+        </w:rPr>
+        <w:t>=</w:t>
+      </w:r>
+      <w:r>
+        <w:rPr>
+          <w:lang w:val="fr-FR"/>
+        </w:rPr>
+        <w:t>90</w:t>
+      </w:r>
+      <w:r>
+        <w:rPr>
+          <w:lang w:val="fr-FR"/>
+        </w:rPr>
+        <w:t>,</w:t>
+      </w:r>
+      <w:r>
+        <w:rPr>
+          <w:lang w:val="fr-FR"/>
+        </w:rPr>
+        <w:t>9</w:t>
+      </w:r>
+      <w:r>
+        <w:rPr>
+          <w:lang w:val="fr-FR"/>
+        </w:rPr>
+        <w:t xml:space="preserve">% de la variation, </w:t>
+      </w:r>
+      <w:r>
+        <w:rPr>
+          <w:lang w:val="fr-FR"/>
+        </w:rPr>
+        <w:t>elle</w:t>
+      </w:r>
+      <w:r>
+        <w:rPr>
+          <w:lang w:val="fr-FR"/>
+        </w:rPr>
+        <w:t xml:space="preserve"> est donc très représentative de</w:t>
+      </w:r>
+      <w:r>
+        <w:rPr>
+          <w:lang w:val="fr-FR"/>
+        </w:rPr>
+        <w:t xml:space="preserve"> la matrice </w:t>
+      </w:r>
+      <w:r>
+        <w:t>1</w:t>
+      </w:r>
+      <w:r>
+        <w:t>7</w:t>
+      </w:r>
+      <w:r>
+        <w:t>×</w:t>
+      </w:r>
+      <w:r>
+        <w:t>1</w:t>
+      </w:r>
+      <w:r>
+        <w:t>7</w:t>
+      </w:r>
+      <w:r>
+        <w:rPr>
+          <w:lang w:val="fr-FR"/>
+        </w:rPr>
+        <w:t>. L</w:t>
+      </w:r>
+      <w:r>
+        <w:rPr>
+          <w:lang w:val="fr-FR"/>
+        </w:rPr>
+        <w:t xml:space="preserve">es points ne </w:t>
+      </w:r>
+      <w:r>
+        <w:rPr>
+          <w:lang w:val="fr-FR"/>
+        </w:rPr>
+        <w:t xml:space="preserve">sont pas dispersés, ou en grappes, </w:t>
+      </w:r>
+      <w:r>
+        <w:rPr>
+          <w:lang w:val="fr-FR"/>
+        </w:rPr>
+        <w:t>mais</w:t>
+      </w:r>
+      <w:r>
+        <w:rPr>
+          <w:lang w:val="fr-FR"/>
+        </w:rPr>
+        <w:t xml:space="preserve"> semblent former</w:t>
+      </w:r>
+      <w:r>
+        <w:rPr>
+          <w:lang w:val="fr-FR"/>
+        </w:rPr>
+        <w:t xml:space="preserve"> une ligne</w:t>
+      </w:r>
+      <w:r>
+        <w:rPr>
+          <w:lang w:val="fr-FR"/>
+        </w:rPr>
+        <w:t xml:space="preserve"> spécialement </w:t>
+      </w:r>
+      <w:r>
+        <w:rPr>
+          <w:lang w:val="fr-FR"/>
+        </w:rPr>
+        <w:t>continue</w:t>
+      </w:r>
+      <w:r>
+        <w:rPr>
+          <w:lang w:val="fr-FR"/>
+        </w:rPr>
+        <w:t>.</w:t>
+      </w:r>
+      <w:r>
+        <w:rPr>
+          <w:lang w:val="fr-FR"/>
+        </w:rPr>
+        <w:t xml:space="preserve"> </w:t>
+      </w:r>
+      <w:r>
+        <w:rPr>
+          <w:lang w:val="fr-FR"/>
+        </w:rPr>
+        <w:t>Cette continuité</w:t>
+      </w:r>
+      <w:r>
+        <w:rPr>
+          <w:lang w:val="fr-FR"/>
+        </w:rPr>
+        <w:t xml:space="preserve"> </w:t>
+      </w:r>
+      <w:r>
+        <w:rPr>
+          <w:lang w:val="fr-FR"/>
+        </w:rPr>
+        <w:t>peut s’explique</w:t>
+      </w:r>
+      <w:r>
+        <w:rPr>
+          <w:lang w:val="fr-FR"/>
+        </w:rPr>
+        <w:t xml:space="preserve"> assez normalement </w:t>
+      </w:r>
+      <w:r>
+        <w:rPr>
+          <w:lang w:val="fr-FR"/>
+        </w:rPr>
+        <w:t>pour les différents</w:t>
+      </w:r>
+      <w:r>
+        <w:rPr>
+          <w:lang w:val="fr-FR"/>
+        </w:rPr>
+        <w:t xml:space="preserve"> paramètres de</w:t>
+      </w:r>
+      <w:r>
+        <w:rPr>
+          <w:lang w:val="fr-FR"/>
+        </w:rPr>
+        <w:t xml:space="preserve"> </w:t>
+      </w:r>
+      <w:proofErr w:type="spellStart"/>
+      <w:r>
+        <w:rPr>
+          <w:i/>
+          <w:iCs/>
+          <w:lang w:val="fr-FR"/>
+        </w:rPr>
+        <w:t>focalex</w:t>
+      </w:r>
+      <w:proofErr w:type="spellEnd"/>
+      <w:r>
+        <w:rPr>
+          <w:lang w:val="fr-FR"/>
+        </w:rPr>
+        <w:t>([0, 2])</w:t>
+      </w:r>
+      <w:r>
+        <w:rPr>
+          <w:lang w:val="fr-FR"/>
+        </w:rPr>
+        <w:t>, puisqu’ils forment une courbe continue</w:t>
+      </w:r>
+      <w:r>
+        <w:rPr>
+          <w:lang w:val="fr-FR"/>
+        </w:rPr>
+        <w:t xml:space="preserve">. </w:t>
+      </w:r>
+    </w:p>
+    <w:p>
+      <w:pPr>
+        <w:ind w:firstLine="708"/>
+        <w:rPr>
+          <w:lang w:val="fr-FR"/>
+        </w:rPr>
+      </w:pPr>
+      <w:r>
+        <w:rPr>
+          <w:lang w:val="fr-FR"/>
+        </w:rPr>
+        <w:t xml:space="preserve">Ce qui est un résultat nouveau, c’est que les autres formules de la littérature se place assez bien sur la même </w:t>
+      </w:r>
+      <w:r>
+        <w:rPr>
+          <w:lang w:val="fr-FR"/>
+        </w:rPr>
+        <w:t>trajectoire</w:t>
+      </w:r>
+      <w:r>
+        <w:rPr>
+          <w:lang w:val="fr-FR"/>
+        </w:rPr>
+        <w:t xml:space="preserve"> que les di</w:t>
+      </w:r>
+      <w:r>
+        <w:rPr>
+          <w:lang w:val="fr-FR"/>
+        </w:rPr>
+        <w:t xml:space="preserve">fférents </w:t>
+      </w:r>
+      <w:proofErr w:type="spellStart"/>
+      <w:r>
+        <w:rPr>
+          <w:i/>
+          <w:iCs/>
+        </w:rPr>
+        <w:t>focalex</w:t>
+      </w:r>
+      <w:proofErr w:type="spellEnd"/>
+      <w:r>
+        <w:rPr>
+          <w:lang w:val="fr-FR"/>
+        </w:rPr>
+        <w:t xml:space="preserve">. </w:t>
+      </w:r>
+      <w:r>
+        <w:rPr>
+          <w:lang w:val="fr-FR"/>
+        </w:rPr>
+        <w:t>C</w:t>
+      </w:r>
+      <w:r>
+        <w:rPr>
+          <w:lang w:val="fr-FR"/>
+        </w:rPr>
+        <w:t xml:space="preserve">es </w:t>
+      </w:r>
+      <w:r>
+        <w:rPr>
+          <w:lang w:val="fr-FR"/>
+        </w:rPr>
+        <w:t>algorithmes</w:t>
+      </w:r>
+      <w:r>
+        <w:rPr>
+          <w:lang w:val="fr-FR"/>
+        </w:rPr>
+        <w:t xml:space="preserve"> sont pourtant très différents. </w:t>
+      </w:r>
+      <w:r>
+        <w:rPr>
+          <w:i/>
+          <w:iCs/>
+          <w:lang w:val="fr-FR"/>
+        </w:rPr>
+        <w:t>BM25</w:t>
+      </w:r>
+      <w:r>
+        <w:rPr>
+          <w:lang w:val="fr-FR"/>
+        </w:rPr>
+        <w:t xml:space="preserve"> et les </w:t>
+      </w:r>
+      <w:proofErr w:type="spellStart"/>
+      <w:r>
+        <w:rPr>
+          <w:i/>
+          <w:iCs/>
+          <w:lang w:val="fr-FR"/>
+        </w:rPr>
+        <w:t>tfidf</w:t>
+      </w:r>
+      <w:proofErr w:type="spellEnd"/>
+      <w:r>
+        <w:rPr>
+          <w:lang w:val="fr-FR"/>
+        </w:rPr>
+        <w:t xml:space="preserve"> tiennent compte de la dispersion d’un terme </w:t>
+      </w:r>
+      <w:r>
+        <w:rPr>
+          <w:lang w:val="fr-FR"/>
+        </w:rPr>
+        <w:t>en utilisant</w:t>
+      </w:r>
+      <w:r>
+        <w:rPr>
+          <w:lang w:val="fr-FR"/>
+        </w:rPr>
+        <w:t xml:space="preserve"> la fréquence par document </w:t>
+      </w:r>
+      <w:proofErr w:type="spellStart"/>
+      <w:r>
+        <w:rPr>
+          <w:i/>
+          <w:iCs/>
+          <w:lang w:val="fr-FR"/>
+        </w:rPr>
+        <w:t>df</w:t>
+      </w:r>
+      <w:proofErr w:type="spellEnd"/>
+      <w:r>
+        <w:rPr>
+          <w:lang w:val="fr-FR"/>
+        </w:rPr>
+        <w:t>,</w:t>
+      </w:r>
+      <w:r>
+        <w:rPr>
+          <w:lang w:val="fr-FR"/>
+        </w:rPr>
+        <w:t xml:space="preserve"> tandis que</w:t>
+      </w:r>
+      <w:r>
+        <w:rPr>
+          <w:lang w:val="fr-FR"/>
+        </w:rPr>
+        <w:t xml:space="preserve"> les autres se limitent à une comparaison du chapitre avec le reste du corpus. Les </w:t>
+      </w:r>
+      <w:r>
+        <w:rPr>
+          <w:lang w:val="fr-FR"/>
+        </w:rPr>
+        <w:t>paramètres sont</w:t>
+      </w:r>
+      <w:r>
+        <w:rPr>
+          <w:lang w:val="fr-FR"/>
+        </w:rPr>
+        <w:t xml:space="preserve"> </w:t>
+      </w:r>
+      <w:r>
+        <w:rPr>
+          <w:lang w:val="fr-FR"/>
+        </w:rPr>
+        <w:t xml:space="preserve">pondérés selon </w:t>
+      </w:r>
+      <w:r>
+        <w:rPr>
+          <w:lang w:val="fr-FR"/>
+        </w:rPr>
+        <w:t xml:space="preserve">des </w:t>
+      </w:r>
+      <w:r>
+        <w:rPr>
+          <w:lang w:val="fr-FR"/>
+        </w:rPr>
+        <w:t>échelles numériques très différentes</w:t>
+      </w:r>
+      <w:r>
+        <w:rPr>
+          <w:lang w:val="fr-FR"/>
+        </w:rPr>
+        <w:t xml:space="preserve"> : </w:t>
+      </w:r>
+      <w:r>
+        <w:rPr>
+          <w:lang w:val="fr-FR"/>
+        </w:rPr>
+        <w:lastRenderedPageBreak/>
+        <w:t>linéaire (</w:t>
+      </w:r>
+      <w:proofErr w:type="spellStart"/>
+      <w:r>
+        <w:rPr>
+          <w:i/>
+          <w:iCs/>
+          <w:lang w:val="fr-FR"/>
+        </w:rPr>
+        <w:t>tf</w:t>
+      </w:r>
+      <w:proofErr w:type="spellEnd"/>
+      <w:r>
+        <w:rPr>
+          <w:lang w:val="fr-FR"/>
+        </w:rPr>
+        <w:t xml:space="preserve">, </w:t>
+      </w:r>
+      <w:proofErr w:type="spellStart"/>
+      <w:r>
+        <w:rPr>
+          <w:i/>
+          <w:iCs/>
+          <w:lang w:val="fr-FR"/>
+        </w:rPr>
+        <w:t>tfidf</w:t>
+      </w:r>
+      <w:proofErr w:type="spellEnd"/>
+      <w:r>
+        <w:rPr>
+          <w:lang w:val="fr-FR"/>
+        </w:rPr>
+        <w:t xml:space="preserve">, </w:t>
+      </w:r>
+      <w:proofErr w:type="spellStart"/>
+      <w:r>
+        <w:rPr>
+          <w:i/>
+          <w:iCs/>
+          <w:lang w:val="fr-FR"/>
+        </w:rPr>
+        <w:t>simplemaths</w:t>
+      </w:r>
+      <w:proofErr w:type="spellEnd"/>
+      <w:r>
+        <w:rPr>
+          <w:lang w:val="fr-FR"/>
+        </w:rPr>
+        <w:t xml:space="preserve">), </w:t>
+      </w:r>
+      <w:r>
+        <w:rPr>
+          <w:lang w:val="fr-FR"/>
+        </w:rPr>
+        <w:t>carrée (</w:t>
+      </w:r>
+      <w:r>
+        <w:rPr>
+          <w:i/>
+          <w:iCs/>
+          <w:lang w:val="fr-FR"/>
+        </w:rPr>
+        <w:t>chi2</w:t>
+      </w:r>
+      <w:r>
+        <w:rPr>
+          <w:lang w:val="fr-FR"/>
+        </w:rPr>
+        <w:t>), logarithmique (</w:t>
+      </w:r>
+      <w:r>
+        <w:rPr>
+          <w:i/>
+          <w:iCs/>
+          <w:lang w:val="fr-FR"/>
+        </w:rPr>
+        <w:t>g2</w:t>
+      </w:r>
+      <w:r>
+        <w:rPr>
+          <w:lang w:val="fr-FR"/>
+        </w:rPr>
+        <w:t xml:space="preserve">, </w:t>
+      </w:r>
+      <w:proofErr w:type="spellStart"/>
+      <w:r>
+        <w:rPr>
+          <w:i/>
+          <w:iCs/>
+          <w:lang w:val="fr-FR"/>
+        </w:rPr>
+        <w:t>tfidflog</w:t>
+      </w:r>
+      <w:proofErr w:type="spellEnd"/>
+      <w:r>
+        <w:rPr>
+          <w:lang w:val="fr-FR"/>
+        </w:rPr>
+        <w:t>)</w:t>
+      </w:r>
+      <w:r>
+        <w:rPr>
+          <w:lang w:val="fr-FR"/>
+        </w:rPr>
+        <w:t>, factorielle ou hypergéométrique (</w:t>
+      </w:r>
+      <w:proofErr w:type="spellStart"/>
+      <w:r>
+        <w:rPr>
+          <w:i/>
+          <w:iCs/>
+          <w:lang w:val="fr-FR"/>
+        </w:rPr>
+        <w:t>lafon</w:t>
+      </w:r>
+      <w:proofErr w:type="spellEnd"/>
+      <w:r>
+        <w:rPr>
+          <w:lang w:val="fr-FR"/>
+        </w:rPr>
+        <w:t xml:space="preserve">). </w:t>
+      </w:r>
+      <w:r>
+        <w:rPr>
+          <w:lang w:val="fr-FR"/>
+        </w:rPr>
+        <w:t>Toutefois lorsque ces scores sont utilisés pour ordonner une liste de mots-clés, on observe une loi qui confirme les impressions plus haut : les formules varient entre généralité et spécificité des mots relevés.</w:t>
+      </w:r>
+    </w:p>
+    <w:p>
+      <w:pPr>
+        <w:ind w:firstLine="708"/>
+        <w:rPr>
+          <w:lang w:val="fr-FR"/>
+        </w:rPr>
+      </w:pPr>
+      <w:r>
+        <w:rPr>
+          <w:lang w:val="fr-FR"/>
+        </w:rPr>
+        <w:t>Cette expérience valide l’intérêt d</w:t>
+      </w:r>
+      <w:r>
+        <w:rPr>
+          <w:lang w:val="fr-FR"/>
+        </w:rPr>
+        <w:t xml:space="preserve">e </w:t>
+      </w:r>
+      <w:proofErr w:type="spellStart"/>
+      <w:r>
+        <w:rPr>
+          <w:i/>
+          <w:iCs/>
+          <w:lang w:val="fr-FR"/>
+        </w:rPr>
+        <w:t>Focalex</w:t>
+      </w:r>
+      <w:proofErr w:type="spellEnd"/>
+      <w:r>
+        <w:rPr>
+          <w:lang w:val="fr-FR"/>
+        </w:rPr>
+        <w:t xml:space="preserve"> pour offrir </w:t>
+      </w:r>
+      <w:r>
+        <w:rPr>
+          <w:lang w:val="fr-FR"/>
+        </w:rPr>
+        <w:t xml:space="preserve">à un utilisateur </w:t>
+      </w:r>
+      <w:r>
+        <w:rPr>
+          <w:lang w:val="fr-FR"/>
+        </w:rPr>
+        <w:t>le moyen de varier</w:t>
+      </w:r>
+      <w:r>
+        <w:rPr>
+          <w:lang w:val="fr-FR"/>
+        </w:rPr>
+        <w:t xml:space="preserve"> le degré de spécificité </w:t>
+      </w:r>
+      <w:r>
+        <w:rPr>
+          <w:lang w:val="fr-FR"/>
+        </w:rPr>
+        <w:t>d’une liste de mots clés</w:t>
+      </w:r>
+      <w:r>
+        <w:rPr>
+          <w:lang w:val="fr-FR"/>
+        </w:rPr>
+        <w:t xml:space="preserve">. La continuité d’un paramètre, entre fréquence </w:t>
+      </w:r>
+      <w:r>
+        <w:rPr>
+          <w:lang w:val="fr-FR"/>
+        </w:rPr>
+        <w:t>locale</w:t>
+      </w:r>
+      <w:r>
+        <w:rPr>
+          <w:lang w:val="fr-FR"/>
+        </w:rPr>
+        <w:t xml:space="preserve"> et fréquence </w:t>
+      </w:r>
+      <w:r>
+        <w:rPr>
+          <w:lang w:val="fr-FR"/>
+        </w:rPr>
+        <w:t>exclusive</w:t>
+      </w:r>
+    </w:p>
+    <w:p>
+      <w:pPr>
+        <w:ind w:firstLine="708"/>
+        <w:rPr>
+          <w:lang w:val="fr-FR"/>
+        </w:rPr>
+      </w:pPr>
+      <w:r>
+        <w:rPr>
+          <w:lang w:val="fr-FR"/>
+        </w:rPr>
+        <w:t>, plutôt qu’une liste d</w:t>
+      </w:r>
+      <w:r>
+        <w:rPr>
+          <w:lang w:val="fr-FR"/>
+        </w:rPr>
+        <w:t>e noms d’</w:t>
+      </w:r>
+      <w:r>
+        <w:rPr>
+          <w:lang w:val="fr-FR"/>
+        </w:rPr>
+        <w:t>algorithmes pa</w:t>
+      </w:r>
+      <w:r>
+        <w:rPr>
+          <w:lang w:val="fr-FR"/>
+        </w:rPr>
+        <w:t>s toujours connus</w:t>
+      </w:r>
+      <w:r>
+        <w:rPr>
+          <w:lang w:val="fr-FR"/>
+        </w:rPr>
+        <w:t>.</w:t>
+      </w:r>
+      <w:r>
+        <w:rPr>
+          <w:lang w:val="fr-FR"/>
+        </w:rPr>
+        <w:t xml:space="preserve"> Il faut cependant d’autres expériences pour vérifier si les </w:t>
+      </w:r>
+      <w:r>
+        <w:rPr>
+          <w:lang w:val="fr-FR"/>
+        </w:rPr>
+        <w:t xml:space="preserve">chiffres produits par </w:t>
+      </w:r>
+      <w:proofErr w:type="spellStart"/>
+      <w:r>
+        <w:rPr>
+          <w:i/>
+          <w:iCs/>
+          <w:lang w:val="fr-FR"/>
+        </w:rPr>
+        <w:t>Focalex</w:t>
+      </w:r>
+      <w:proofErr w:type="spellEnd"/>
+      <w:r>
+        <w:rPr>
+          <w:lang w:val="fr-FR"/>
+        </w:rPr>
+        <w:t xml:space="preserve"> sont </w:t>
+      </w:r>
+      <w:r>
+        <w:rPr>
+          <w:lang w:val="fr-FR"/>
+        </w:rPr>
+        <w:t xml:space="preserve"> formules.</w:t>
+      </w:r>
+    </w:p>
+    <w:p>
+      <w:pPr>
+        <w:pStyle w:val="Heading1"/>
+      </w:pPr>
+      <w:r>
+        <w:t>§2. Recommandation de textes similaires</w:t>
+      </w:r>
+    </w:p>
+    <w:p>
+      <w:pPr>
+        <w:ind w:firstLine="0"/>
+      </w:pPr>
+      <w:r>
+        <w:t xml:space="preserve">§1 </w:t>
+      </w:r>
+      <w:r>
+        <w:t>semble</w:t>
+      </w:r>
+      <w:r>
+        <w:t xml:space="preserve"> établi</w:t>
+      </w:r>
+      <w:r>
+        <w:t>r</w:t>
+      </w:r>
+      <w:r>
+        <w:t xml:space="preserve"> que les formules de spécificités parcourent globalement un spectre </w:t>
+      </w:r>
+      <w:r>
+        <w:t>entre la</w:t>
+      </w:r>
+      <w:r>
+        <w:t xml:space="preserve"> fréquence</w:t>
+      </w:r>
+      <w:r>
+        <w:t xml:space="preserve"> locale et la fréquence exclusive pour l’extraction d</w:t>
+      </w:r>
+      <w:r>
+        <w:t>e</w:t>
+      </w:r>
+      <w:r>
+        <w:t xml:space="preserve"> mots clés</w:t>
+      </w:r>
+      <w:r>
+        <w:t xml:space="preserve"> significatifs</w:t>
+      </w:r>
+      <w:r>
+        <w:t xml:space="preserve"> d’une partie de corpus. </w:t>
+      </w:r>
+      <w:r>
+        <w:t xml:space="preserve">Cette expérience ne permet d’observer la totalité des mots clés par partie. Jusqu’ici l’impression humaine semble indiquer que </w:t>
       </w:r>
       <w:r>
         <w:rPr>
@@ -3721,22 +4552,58 @@
         <w:t>2</w:t>
       </w:r>
       <w:r>
-        <w:t xml:space="preserve"> paramétrable</w:t>
-      </w:r>
-      <w:r>
-        <w:t xml:space="preserve"> </w:t>
-      </w:r>
-      <w:r>
-        <w:t xml:space="preserve">et des </w:t>
-      </w:r>
-      <w:r>
-        <w:t xml:space="preserve">classiques </w:t>
-      </w:r>
-      <w:r>
-        <w:t>du domaine</w:t>
-      </w:r>
-      <w:r>
-        <w:t>.</w:t>
+        <w:t xml:space="preserve"> et </w:t>
+      </w:r>
+      <w:r>
+        <w:rPr>
+          <w:i/>
+          <w:iCs/>
+        </w:rPr>
+        <w:t>Fisher</w:t>
+      </w:r>
+      <w:r>
+        <w:t xml:space="preserve"> semblent le meilleur compromis </w:t>
+      </w:r>
+    </w:p>
+    <w:p>
+      <w:pPr>
+        <w:pStyle w:val="Heading1"/>
+      </w:pPr>
+      <w:r>
+        <w:t xml:space="preserve">Test </w:t>
+      </w:r>
+      <w:r>
+        <w:t>des</w:t>
+      </w:r>
+      <w:r>
+        <w:t xml:space="preserve"> mots</w:t>
+      </w:r>
+      <w:r>
+        <w:t xml:space="preserve"> voisins</w:t>
+      </w:r>
+      <w:r>
+        <w:t xml:space="preserve"> par les documents</w:t>
+      </w:r>
+    </w:p>
+    <w:p/>
+    <w:p>
+      <w:pPr>
+        <w:pStyle w:val="Heading1"/>
+      </w:pPr>
+      <w:r>
+        <w:t xml:space="preserve">Test </w:t>
+      </w:r>
+    </w:p>
+    <w:p/>
+    <w:p>
+      <w:pPr>
+        <w:pStyle w:val="Heading1"/>
+      </w:pPr>
+      <w:r>
+        <w:t>§</w:t>
+      </w:r>
+      <w:r>
+        <w:t>∞</w:t>
       </w:r>
     </w:p>
     <w:p>
@@ -3744,934 +4611,19 @@
         <w:ind w:firstLine="708"/>
       </w:pPr>
       <w:r>
-        <w:t>Toutes ces listes</w:t>
-      </w:r>
-      <w:r>
-        <w:t xml:space="preserve"> de mots-clés</w:t>
+        <w:t xml:space="preserve">Cette situation a été initiée par Muller avec sa thèse sur Corneille </w:t>
+      </w:r>
+      <w:r>
+        <w:t xml:space="preserve">en </w:t>
+      </w:r>
+      <w:r>
+        <w:t>1967</w:t>
       </w:r>
       <w:r>
         <w:rPr>
           <w:rStyle w:val="FootnoteReference"/>
         </w:rPr>
-        <w:footnoteReference w:id="16"/>
-      </w:r>
-      <w:r>
-        <w:t xml:space="preserve"> sont comparées 2 à 2</w:t>
-      </w:r>
-      <w:r>
-        <w:t xml:space="preserve"> pour chaque chapitre</w:t>
-      </w:r>
-      <w:r>
-        <w:t xml:space="preserve"> </w:t>
-      </w:r>
-      <w:r>
-        <w:t>selon</w:t>
-      </w:r>
-      <w:r>
-        <w:t xml:space="preserve"> une distance </w:t>
-      </w:r>
-      <w:r>
-        <w:rPr>
-          <w:i/>
-          <w:iCs/>
-        </w:rPr>
-        <w:t>Jaccard</w:t>
-      </w:r>
-      <w:r>
-        <w:t xml:space="preserve">. Cet indice standard donne 0 si les listes sont identiques, et 1 si elles ne partagent aucun </w:t>
-      </w:r>
-      <w:r>
-        <w:t>élément</w:t>
-      </w:r>
-      <w:r>
-        <w:t>.</w:t>
-      </w:r>
-      <w:r>
-        <w:t xml:space="preserve"> L’ordre des mots-clés n’entre pas en ligne de compte. Si l’on prend la moyenne des distances </w:t>
-      </w:r>
-      <w:r>
-        <w:rPr>
-          <w:i/>
-          <w:iCs/>
-        </w:rPr>
-        <w:t>Jaccard</w:t>
-      </w:r>
-      <w:r>
-        <w:t xml:space="preserve"> </w:t>
-      </w:r>
-      <w:r>
-        <w:t>pour</w:t>
-      </w:r>
-      <w:r>
-        <w:t xml:space="preserve"> tous les chapitres pour chaque couple d’algorithmes, on aura une distance entre 2 algorithmes</w:t>
-      </w:r>
-      <w:r>
-        <w:t xml:space="preserve"> pour ce </w:t>
-      </w:r>
-      <w:proofErr w:type="spellStart"/>
-      <w:proofErr w:type="gramStart"/>
-      <w:r>
-        <w:t>corpus</w:t>
-      </w:r>
-      <w:r>
-        <w:t>.U</w:t>
-      </w:r>
-      <w:r>
-        <w:t>ne</w:t>
-      </w:r>
-      <w:proofErr w:type="spellEnd"/>
-      <w:proofErr w:type="gramEnd"/>
-      <w:r>
-        <w:t xml:space="preserve"> même formule comparée avec elle-même, </w:t>
-      </w:r>
-      <w:r>
-        <w:t>ainsi que</w:t>
-      </w:r>
-      <w:r>
-        <w:t xml:space="preserve"> </w:t>
-      </w:r>
-      <w:proofErr w:type="spellStart"/>
-      <w:r>
-        <w:rPr>
-          <w:i/>
-          <w:iCs/>
-        </w:rPr>
-        <w:t>tf</w:t>
-      </w:r>
-      <w:proofErr w:type="spellEnd"/>
-      <w:r>
-        <w:t xml:space="preserve"> et </w:t>
-      </w:r>
-      <w:r>
-        <w:rPr>
-          <w:i/>
-          <w:iCs/>
-        </w:rPr>
-        <w:t>g2s0.0</w:t>
-      </w:r>
-      <w:r>
-        <w:t xml:space="preserve"> </w:t>
-      </w:r>
-      <w:r>
-        <w:t xml:space="preserve">par construction, ont </w:t>
-      </w:r>
-      <w:proofErr w:type="gramStart"/>
-      <w:r>
-        <w:t>un distance égale</w:t>
-      </w:r>
-      <w:proofErr w:type="gramEnd"/>
-      <w:r>
-        <w:t xml:space="preserve"> à 0</w:t>
-      </w:r>
-      <w:r>
-        <w:t>. Les algorithmes les plus distants</w:t>
-      </w:r>
-      <w:r>
-        <w:t xml:space="preserve"> entre eux</w:t>
-      </w:r>
-      <w:r>
-        <w:t xml:space="preserve"> sont </w:t>
-      </w:r>
-      <w:proofErr w:type="spellStart"/>
-      <w:r>
-        <w:rPr>
-          <w:i/>
-          <w:iCs/>
-        </w:rPr>
-        <w:t>tf</w:t>
-      </w:r>
-      <w:proofErr w:type="spellEnd"/>
-      <w:r>
-        <w:t xml:space="preserve"> et </w:t>
-      </w:r>
-      <w:proofErr w:type="spellStart"/>
-      <w:r>
-        <w:rPr>
-          <w:i/>
-          <w:iCs/>
-        </w:rPr>
-        <w:t>simplemaths</w:t>
-      </w:r>
-      <w:proofErr w:type="spellEnd"/>
-      <w:r>
-        <w:rPr>
-          <w:i/>
-          <w:iCs/>
-        </w:rPr>
-        <w:t> </w:t>
-      </w:r>
-      <w:r>
-        <w:t xml:space="preserve">: </w:t>
-      </w:r>
-      <w:r>
-        <w:t xml:space="preserve">0,93 ; ils ont très peu de mots en communs. </w:t>
-      </w:r>
-      <w:proofErr w:type="gramStart"/>
-      <w:r>
-        <w:rPr>
-          <w:i/>
-          <w:iCs/>
-        </w:rPr>
-        <w:t>g2s2.0</w:t>
-      </w:r>
-      <w:r>
-        <w:t>  a</w:t>
-      </w:r>
-      <w:proofErr w:type="gramEnd"/>
-      <w:r>
-        <w:t xml:space="preserve"> été sorti des calculs, car beaucoup de chapitres n’ont pas 100 mots spécifiques, les distances n’étaient plus comparables.</w:t>
-      </w:r>
-    </w:p>
-    <w:p>
-      <w:pPr>
-        <w:ind w:firstLine="708"/>
-        <w:rPr>
-          <w:lang w:val="fr-FR"/>
-        </w:rPr>
-      </w:pPr>
-      <w:r>
-        <w:t>T</w:t>
-      </w:r>
-      <w:r>
-        <w:t>outes ces distances forment</w:t>
-      </w:r>
-      <w:r>
-        <w:t xml:space="preserve"> une matrice de 1</w:t>
-      </w:r>
-      <w:r>
-        <w:t>7</w:t>
-      </w:r>
-      <w:r>
-        <w:t>×</w:t>
-      </w:r>
-      <w:r>
-        <w:t>1</w:t>
-      </w:r>
-      <w:r>
-        <w:t>7 cellules</w:t>
-      </w:r>
-      <w:r>
-        <w:t xml:space="preserve">. </w:t>
-      </w:r>
-      <w:r>
-        <w:t>Comment en donner une représentation synthétique qu’un humain peut saisir ? Le graphique ci-dessus est une « </w:t>
-      </w:r>
-      <w:r>
-        <w:rPr>
-          <w:lang w:val="fr-FR"/>
-        </w:rPr>
-        <w:t>a</w:t>
-      </w:r>
-      <w:r>
-        <w:rPr>
-          <w:lang w:val="fr-FR"/>
-        </w:rPr>
-        <w:t>nalyse en composantes principales</w:t>
-      </w:r>
-      <w:r>
-        <w:rPr>
-          <w:lang w:val="fr-FR"/>
-        </w:rPr>
-        <w:t> » (</w:t>
-      </w:r>
-      <w:proofErr w:type="spellStart"/>
-      <w:r>
-        <w:rPr>
-          <w:lang w:val="fr-FR"/>
-        </w:rPr>
-        <w:t>eng</w:t>
-      </w:r>
-      <w:proofErr w:type="spellEnd"/>
-      <w:r>
-        <w:rPr>
-          <w:lang w:val="fr-FR"/>
-        </w:rPr>
-        <w:t xml:space="preserve"> : </w:t>
-      </w:r>
-      <w:proofErr w:type="spellStart"/>
-      <w:r>
-        <w:rPr>
-          <w:i/>
-          <w:iCs/>
-          <w:lang w:val="fr-FR"/>
-        </w:rPr>
-        <w:t>PCoA</w:t>
-      </w:r>
-      <w:proofErr w:type="spellEnd"/>
-      <w:r>
-        <w:rPr>
-          <w:lang w:val="fr-FR"/>
-        </w:rPr>
-        <w:t>) qui projette les 1</w:t>
-      </w:r>
-      <w:r>
-        <w:rPr>
-          <w:lang w:val="fr-FR"/>
-        </w:rPr>
-        <w:t>7</w:t>
-      </w:r>
-      <w:r>
-        <w:rPr>
-          <w:lang w:val="fr-FR"/>
-        </w:rPr>
-        <w:t xml:space="preserve"> dimensions de la matrice initiale sur les 2 dimensions d’un plan. Cette projection conserve 7</w:t>
-      </w:r>
-      <w:r>
-        <w:rPr>
-          <w:lang w:val="fr-FR"/>
-        </w:rPr>
-        <w:t>4,0</w:t>
-      </w:r>
-      <w:r>
-        <w:rPr>
-          <w:lang w:val="fr-FR"/>
-        </w:rPr>
-        <w:t>+16,</w:t>
-      </w:r>
-      <w:r>
-        <w:rPr>
-          <w:lang w:val="fr-FR"/>
-        </w:rPr>
-        <w:t>9</w:t>
-      </w:r>
-      <w:r>
-        <w:rPr>
-          <w:lang w:val="fr-FR"/>
-        </w:rPr>
-        <w:t>=</w:t>
-      </w:r>
-      <w:r>
-        <w:rPr>
-          <w:lang w:val="fr-FR"/>
-        </w:rPr>
-        <w:t>90</w:t>
-      </w:r>
-      <w:r>
-        <w:rPr>
-          <w:lang w:val="fr-FR"/>
-        </w:rPr>
-        <w:t>,</w:t>
-      </w:r>
-      <w:r>
-        <w:rPr>
-          <w:lang w:val="fr-FR"/>
-        </w:rPr>
-        <w:t>9</w:t>
-      </w:r>
-      <w:r>
-        <w:rPr>
-          <w:lang w:val="fr-FR"/>
-        </w:rPr>
-        <w:t xml:space="preserve">% de la variation, </w:t>
-      </w:r>
-      <w:r>
-        <w:rPr>
-          <w:lang w:val="fr-FR"/>
-        </w:rPr>
-        <w:t>elle</w:t>
-      </w:r>
-      <w:r>
-        <w:rPr>
-          <w:lang w:val="fr-FR"/>
-        </w:rPr>
-        <w:t xml:space="preserve"> est donc très représentative de</w:t>
-      </w:r>
-      <w:r>
-        <w:rPr>
-          <w:lang w:val="fr-FR"/>
-        </w:rPr>
-        <w:t xml:space="preserve"> la matrice </w:t>
-      </w:r>
-      <w:r>
-        <w:t>1</w:t>
-      </w:r>
-      <w:r>
-        <w:t>7</w:t>
-      </w:r>
-      <w:r>
-        <w:t>×</w:t>
-      </w:r>
-      <w:r>
-        <w:t>1</w:t>
-      </w:r>
-      <w:r>
-        <w:t>7</w:t>
-      </w:r>
-      <w:r>
-        <w:rPr>
-          <w:lang w:val="fr-FR"/>
-        </w:rPr>
-        <w:t>. L</w:t>
-      </w:r>
-      <w:r>
-        <w:rPr>
-          <w:lang w:val="fr-FR"/>
-        </w:rPr>
-        <w:t xml:space="preserve">es points ne </w:t>
-      </w:r>
-      <w:r>
-        <w:rPr>
-          <w:lang w:val="fr-FR"/>
-        </w:rPr>
-        <w:t xml:space="preserve">sont pas dispersés, ou en grappes, </w:t>
-      </w:r>
-      <w:r>
-        <w:rPr>
-          <w:lang w:val="fr-FR"/>
-        </w:rPr>
-        <w:lastRenderedPageBreak/>
-        <w:t>mais</w:t>
-      </w:r>
-      <w:r>
-        <w:rPr>
-          <w:lang w:val="fr-FR"/>
-        </w:rPr>
-        <w:t xml:space="preserve"> semblent former</w:t>
-      </w:r>
-      <w:r>
-        <w:rPr>
-          <w:lang w:val="fr-FR"/>
-        </w:rPr>
-        <w:t xml:space="preserve"> une ligne</w:t>
-      </w:r>
-      <w:r>
-        <w:rPr>
-          <w:lang w:val="fr-FR"/>
-        </w:rPr>
-        <w:t xml:space="preserve"> spécialement claire</w:t>
-      </w:r>
-      <w:r>
-        <w:rPr>
-          <w:lang w:val="fr-FR"/>
-        </w:rPr>
-        <w:t>.</w:t>
-      </w:r>
-      <w:r>
-        <w:rPr>
-          <w:lang w:val="fr-FR"/>
-        </w:rPr>
-        <w:t xml:space="preserve"> </w:t>
-      </w:r>
-      <w:r>
-        <w:rPr>
-          <w:lang w:val="fr-FR"/>
-        </w:rPr>
-        <w:t>Cette continuité</w:t>
-      </w:r>
-      <w:r>
-        <w:rPr>
-          <w:lang w:val="fr-FR"/>
-        </w:rPr>
-        <w:t xml:space="preserve"> </w:t>
-      </w:r>
-      <w:r>
-        <w:rPr>
-          <w:lang w:val="fr-FR"/>
-        </w:rPr>
-        <w:t>peut s’explique</w:t>
-      </w:r>
-      <w:r>
-        <w:rPr>
-          <w:lang w:val="fr-FR"/>
-        </w:rPr>
-        <w:t xml:space="preserve"> assez normalement </w:t>
-      </w:r>
-      <w:r>
-        <w:rPr>
-          <w:lang w:val="fr-FR"/>
-        </w:rPr>
-        <w:t>pour les différents</w:t>
-      </w:r>
-      <w:r>
-        <w:rPr>
-          <w:lang w:val="fr-FR"/>
-        </w:rPr>
-        <w:t xml:space="preserve"> paramètres de</w:t>
-      </w:r>
-      <w:r>
-        <w:rPr>
-          <w:lang w:val="fr-FR"/>
-        </w:rPr>
-        <w:t xml:space="preserve"> </w:t>
-      </w:r>
-      <w:r>
-        <w:rPr>
-          <w:i/>
-          <w:iCs/>
-        </w:rPr>
-        <w:t>G</w:t>
-      </w:r>
-      <w:r>
-        <w:rPr>
-          <w:i/>
-          <w:iCs/>
-          <w:vertAlign w:val="superscript"/>
-        </w:rPr>
-        <w:t>2</w:t>
-      </w:r>
-      <w:r>
-        <w:rPr>
-          <w:lang w:val="fr-FR"/>
-        </w:rPr>
-        <w:t xml:space="preserve">([0, 2]). </w:t>
-      </w:r>
-    </w:p>
-    <w:p>
-      <w:pPr>
-        <w:ind w:firstLine="708"/>
-        <w:rPr>
-          <w:lang w:val="fr-FR"/>
-        </w:rPr>
-      </w:pPr>
-      <w:r>
-        <w:rPr>
-          <w:lang w:val="fr-FR"/>
-        </w:rPr>
-        <w:t>Ce qui est un résultat nouveau, c’est que les autres formules de la littérature se place assez bien sur la même courbe que les di</w:t>
-      </w:r>
-      <w:r>
-        <w:rPr>
-          <w:lang w:val="fr-FR"/>
-        </w:rPr>
-        <w:t xml:space="preserve">fférents </w:t>
-      </w:r>
-      <w:r>
-        <w:rPr>
-          <w:i/>
-          <w:iCs/>
-        </w:rPr>
-        <w:t>G</w:t>
-      </w:r>
-      <w:r>
-        <w:rPr>
-          <w:i/>
-          <w:iCs/>
-          <w:vertAlign w:val="superscript"/>
-        </w:rPr>
-        <w:t>2</w:t>
-      </w:r>
-      <w:r>
-        <w:rPr>
-          <w:lang w:val="fr-FR"/>
-        </w:rPr>
-        <w:t xml:space="preserve">. </w:t>
-      </w:r>
-      <w:r>
-        <w:rPr>
-          <w:lang w:val="fr-FR"/>
-        </w:rPr>
-        <w:t>C</w:t>
-      </w:r>
-      <w:r>
-        <w:rPr>
-          <w:lang w:val="fr-FR"/>
-        </w:rPr>
-        <w:t xml:space="preserve">es </w:t>
-      </w:r>
-      <w:r>
-        <w:rPr>
-          <w:lang w:val="fr-FR"/>
-        </w:rPr>
-        <w:t>algorithmes</w:t>
-      </w:r>
-      <w:r>
-        <w:rPr>
-          <w:lang w:val="fr-FR"/>
-        </w:rPr>
-        <w:t xml:space="preserve"> sont pourtant très différents. </w:t>
-      </w:r>
-      <w:r>
-        <w:rPr>
-          <w:i/>
-          <w:iCs/>
-          <w:lang w:val="fr-FR"/>
-        </w:rPr>
-        <w:t>BM25</w:t>
-      </w:r>
-      <w:r>
-        <w:rPr>
-          <w:lang w:val="fr-FR"/>
-        </w:rPr>
-        <w:t xml:space="preserve"> et les </w:t>
-      </w:r>
-      <w:proofErr w:type="spellStart"/>
-      <w:r>
-        <w:rPr>
-          <w:i/>
-          <w:iCs/>
-          <w:lang w:val="fr-FR"/>
-        </w:rPr>
-        <w:t>tfidf</w:t>
-      </w:r>
-      <w:proofErr w:type="spellEnd"/>
-      <w:r>
-        <w:rPr>
-          <w:lang w:val="fr-FR"/>
-        </w:rPr>
-        <w:t xml:space="preserve"> tiennent compte de la dispersion d’un terme </w:t>
-      </w:r>
-      <w:r>
-        <w:rPr>
-          <w:lang w:val="fr-FR"/>
-        </w:rPr>
-        <w:t>en utilisant</w:t>
-      </w:r>
-      <w:r>
-        <w:rPr>
-          <w:lang w:val="fr-FR"/>
-        </w:rPr>
-        <w:t xml:space="preserve"> la fréquence par document </w:t>
-      </w:r>
-      <w:proofErr w:type="spellStart"/>
-      <w:r>
-        <w:rPr>
-          <w:i/>
-          <w:iCs/>
-          <w:lang w:val="fr-FR"/>
-        </w:rPr>
-        <w:t>df</w:t>
-      </w:r>
-      <w:proofErr w:type="spellEnd"/>
-      <w:r>
-        <w:rPr>
-          <w:lang w:val="fr-FR"/>
-        </w:rPr>
-        <w:t>,</w:t>
-      </w:r>
-      <w:r>
-        <w:rPr>
-          <w:lang w:val="fr-FR"/>
-        </w:rPr>
-        <w:t xml:space="preserve"> tandis que</w:t>
-      </w:r>
-      <w:r>
-        <w:rPr>
-          <w:lang w:val="fr-FR"/>
-        </w:rPr>
-        <w:t xml:space="preserve"> les autres se limitent à une comparaison du chapitre avec le reste du corpus. Les </w:t>
-      </w:r>
-      <w:r>
-        <w:rPr>
-          <w:lang w:val="fr-FR"/>
-        </w:rPr>
-        <w:t>paramètres sont</w:t>
-      </w:r>
-      <w:r>
-        <w:rPr>
-          <w:lang w:val="fr-FR"/>
-        </w:rPr>
-        <w:t xml:space="preserve"> </w:t>
-      </w:r>
-      <w:r>
-        <w:rPr>
-          <w:lang w:val="fr-FR"/>
-        </w:rPr>
-        <w:t xml:space="preserve">pondérés selon </w:t>
-      </w:r>
-      <w:r>
-        <w:rPr>
-          <w:lang w:val="fr-FR"/>
-        </w:rPr>
-        <w:t xml:space="preserve">des </w:t>
-      </w:r>
-      <w:r>
-        <w:rPr>
-          <w:lang w:val="fr-FR"/>
-        </w:rPr>
-        <w:t>échelles numériques très différentes</w:t>
-      </w:r>
-      <w:r>
-        <w:rPr>
-          <w:lang w:val="fr-FR"/>
-        </w:rPr>
-        <w:t xml:space="preserve"> : </w:t>
-      </w:r>
-      <w:r>
-        <w:rPr>
-          <w:lang w:val="fr-FR"/>
-        </w:rPr>
-        <w:t>linéaire (</w:t>
-      </w:r>
-      <w:proofErr w:type="spellStart"/>
-      <w:r>
-        <w:rPr>
-          <w:i/>
-          <w:iCs/>
-          <w:lang w:val="fr-FR"/>
-        </w:rPr>
-        <w:t>tf</w:t>
-      </w:r>
-      <w:proofErr w:type="spellEnd"/>
-      <w:r>
-        <w:rPr>
-          <w:lang w:val="fr-FR"/>
-        </w:rPr>
-        <w:t xml:space="preserve">, </w:t>
-      </w:r>
-      <w:proofErr w:type="spellStart"/>
-      <w:r>
-        <w:rPr>
-          <w:i/>
-          <w:iCs/>
-          <w:lang w:val="fr-FR"/>
-        </w:rPr>
-        <w:t>tfidf</w:t>
-      </w:r>
-      <w:proofErr w:type="spellEnd"/>
-      <w:r>
-        <w:rPr>
-          <w:lang w:val="fr-FR"/>
-        </w:rPr>
-        <w:t xml:space="preserve">, </w:t>
-      </w:r>
-      <w:proofErr w:type="spellStart"/>
-      <w:r>
-        <w:rPr>
-          <w:i/>
-          <w:iCs/>
-          <w:lang w:val="fr-FR"/>
-        </w:rPr>
-        <w:t>simplemaths</w:t>
-      </w:r>
-      <w:proofErr w:type="spellEnd"/>
-      <w:r>
-        <w:rPr>
-          <w:lang w:val="fr-FR"/>
-        </w:rPr>
-        <w:t xml:space="preserve">), </w:t>
-      </w:r>
-      <w:r>
-        <w:rPr>
-          <w:lang w:val="fr-FR"/>
-        </w:rPr>
-        <w:t>carrée (</w:t>
-      </w:r>
-      <w:r>
-        <w:rPr>
-          <w:i/>
-          <w:iCs/>
-          <w:lang w:val="fr-FR"/>
-        </w:rPr>
-        <w:t>chi2</w:t>
-      </w:r>
-      <w:r>
-        <w:rPr>
-          <w:lang w:val="fr-FR"/>
-        </w:rPr>
-        <w:t>), logarithmique (</w:t>
-      </w:r>
-      <w:r>
-        <w:rPr>
-          <w:i/>
-          <w:iCs/>
-          <w:lang w:val="fr-FR"/>
-        </w:rPr>
-        <w:t>g2</w:t>
-      </w:r>
-      <w:r>
-        <w:rPr>
-          <w:lang w:val="fr-FR"/>
-        </w:rPr>
-        <w:t xml:space="preserve">, </w:t>
-      </w:r>
-      <w:proofErr w:type="spellStart"/>
-      <w:r>
-        <w:rPr>
-          <w:i/>
-          <w:iCs/>
-          <w:lang w:val="fr-FR"/>
-        </w:rPr>
-        <w:t>tfidflog</w:t>
-      </w:r>
-      <w:proofErr w:type="spellEnd"/>
-      <w:r>
-        <w:rPr>
-          <w:lang w:val="fr-FR"/>
-        </w:rPr>
-        <w:t>)</w:t>
-      </w:r>
-      <w:r>
-        <w:rPr>
-          <w:lang w:val="fr-FR"/>
-        </w:rPr>
-        <w:t>, factorielle ou hypergéométrique (</w:t>
-      </w:r>
-      <w:proofErr w:type="spellStart"/>
-      <w:r>
-        <w:rPr>
-          <w:i/>
-          <w:iCs/>
-          <w:lang w:val="fr-FR"/>
-        </w:rPr>
-        <w:t>lafon</w:t>
-      </w:r>
-      <w:proofErr w:type="spellEnd"/>
-      <w:r>
-        <w:rPr>
-          <w:lang w:val="fr-FR"/>
-        </w:rPr>
-        <w:t xml:space="preserve">). </w:t>
-      </w:r>
-      <w:r>
-        <w:rPr>
-          <w:lang w:val="fr-FR"/>
-        </w:rPr>
-        <w:t>Toutefois lorsque ces scores sont utilisés pour ordonner une liste de mots-clés, on observe une loi qui confirme les impressions plus haut : les formules varient entre généralité et spécificité des mots relevés.</w:t>
-      </w:r>
-    </w:p>
-    <w:p>
-      <w:pPr>
-        <w:ind w:firstLine="708"/>
-        <w:rPr>
-          <w:lang w:val="fr-FR"/>
-        </w:rPr>
-      </w:pPr>
-      <w:r>
-        <w:rPr>
-          <w:lang w:val="fr-FR"/>
-        </w:rPr>
-        <w:t>Cette expérience valide l’intérêt d</w:t>
-      </w:r>
-      <w:r>
-        <w:rPr>
-          <w:lang w:val="fr-FR"/>
-        </w:rPr>
-        <w:t>’</w:t>
-      </w:r>
-      <w:r>
-        <w:rPr>
-          <w:lang w:val="fr-FR"/>
-        </w:rPr>
-        <w:t>u</w:t>
-      </w:r>
-      <w:r>
-        <w:rPr>
-          <w:lang w:val="fr-FR"/>
-        </w:rPr>
-        <w:t>n</w:t>
-      </w:r>
-      <w:r>
-        <w:rPr>
-          <w:lang w:val="fr-FR"/>
-        </w:rPr>
-        <w:t xml:space="preserve"> </w:t>
-      </w:r>
-      <w:r>
-        <w:rPr>
-          <w:i/>
-          <w:iCs/>
-        </w:rPr>
-        <w:t>G</w:t>
-      </w:r>
-      <w:r>
-        <w:rPr>
-          <w:i/>
-          <w:iCs/>
-          <w:vertAlign w:val="superscript"/>
-        </w:rPr>
-        <w:t>2</w:t>
-      </w:r>
-      <w:r>
-        <w:rPr>
-          <w:lang w:val="fr-FR"/>
-        </w:rPr>
-        <w:t xml:space="preserve"> paramétrable pour permettre à un utilisateur de choisir le degré de spécificité </w:t>
-      </w:r>
-      <w:r>
-        <w:rPr>
-          <w:lang w:val="fr-FR"/>
-        </w:rPr>
-        <w:t>d’une liste de mots clés.</w:t>
-      </w:r>
-      <w:r>
-        <w:rPr>
-          <w:lang w:val="fr-FR"/>
-        </w:rPr>
-        <w:t xml:space="preserve"> Il faut cependant d’autres expériences pour vérifier si les scores des différents G</w:t>
-      </w:r>
-      <w:r>
-        <w:rPr>
-          <w:i/>
-          <w:iCs/>
-          <w:vertAlign w:val="superscript"/>
-        </w:rPr>
-        <w:t>2</w:t>
-      </w:r>
-      <w:r>
-        <w:rPr>
-          <w:lang w:val="fr-FR"/>
-        </w:rPr>
-        <w:t xml:space="preserve"> peuvent remplacer toutes les autres formules.</w:t>
-      </w:r>
-    </w:p>
-    <w:p>
-      <w:pPr>
-        <w:pStyle w:val="Heading1"/>
-      </w:pPr>
-      <w:r>
-        <w:t>§2. Recommandation de textes similaires</w:t>
-      </w:r>
-    </w:p>
-    <w:p/>
-    <w:p>
-      <w:pPr>
-        <w:pStyle w:val="Heading1"/>
-      </w:pPr>
-      <w:r>
-        <w:t xml:space="preserve">Test </w:t>
-      </w:r>
-      <w:r>
-        <w:t>des</w:t>
-      </w:r>
-      <w:r>
-        <w:t xml:space="preserve"> mots</w:t>
-      </w:r>
-      <w:r>
-        <w:t xml:space="preserve"> voisins</w:t>
-      </w:r>
-      <w:r>
-        <w:t xml:space="preserve"> par les documents</w:t>
-      </w:r>
-    </w:p>
-    <w:p/>
-    <w:p>
-      <w:pPr>
-        <w:pStyle w:val="Heading1"/>
-      </w:pPr>
-      <w:r>
-        <w:t xml:space="preserve">Test </w:t>
-      </w:r>
-    </w:p>
-    <w:p/>
-    <w:p>
-      <w:pPr>
-        <w:pStyle w:val="Heading1"/>
-      </w:pPr>
-      <w:r>
-        <w:t>§</w:t>
-      </w:r>
-      <w:r>
-        <w:t>∞</w:t>
-      </w:r>
-    </w:p>
-    <w:p>
-      <w:pPr>
-        <w:ind w:firstLine="708"/>
-      </w:pPr>
-      <w:r>
-        <w:t xml:space="preserve">Cette situation a été initiée par Muller avec sa thèse sur Corneille </w:t>
-      </w:r>
-      <w:r>
-        <w:t xml:space="preserve">en </w:t>
-      </w:r>
-      <w:r>
-        <w:t>1967</w:t>
-      </w:r>
-      <w:r>
-        <w:rPr>
-          <w:rStyle w:val="FootnoteReference"/>
-        </w:rPr>
-        <w:footnoteReference w:id="17"/>
+        <w:footnoteReference w:id="13"/>
       </w:r>
       <w:r>
         <w:t>.</w:t>
@@ -4950,28 +4902,15 @@
         <w:noBreakHyphen/>
         <w:t xml:space="preserve">398. </w:t>
       </w:r>
-      <w:r>
-        <w:fldChar w:fldCharType="begin"/>
-      </w:r>
-      <w:r>
-        <w:rPr>
-          <w:lang w:val="en-US"/>
-        </w:rPr>
-        <w:instrText>HYPERLINK "https://doi.org/10.1145/364955.364990"</w:instrText>
-      </w:r>
-      <w:r>
-        <w:fldChar w:fldCharType="separate"/>
-      </w:r>
-      <w:r>
-        <w:rPr>
-          <w:rStyle w:val="Hyperlink"/>
-          <w:lang w:val="en-US"/>
-        </w:rPr>
-        <w:t>https://doi.org/10.1145/364955.364990</w:t>
-      </w:r>
-      <w:r>
-        <w:fldChar w:fldCharType="end"/>
-      </w:r>
+      <w:hyperlink r:id="rId1" w:history="1">
+        <w:r>
+          <w:rPr>
+            <w:rStyle w:val="Hyperlink"/>
+            <w:lang w:val="en-US"/>
+          </w:rPr>
+          <w:t>https://doi.org/10.1145/364955.364990</w:t>
+        </w:r>
+      </w:hyperlink>
     </w:p>
   </w:footnote>
   <w:footnote w:id="2">
@@ -5009,7 +4948,7 @@
         </w:rPr>
         <w:t xml:space="preserve">. </w:t>
       </w:r>
-      <w:hyperlink r:id="rId1" w:history="1">
+      <w:hyperlink r:id="rId2" w:history="1">
         <w:r>
           <w:rPr>
             <w:rStyle w:val="Hyperlink"/>
@@ -5036,7 +4975,7 @@
       <w:r>
         <w:t xml:space="preserve"> L’auteur développe actuellement le moteur de recherche pour deux œuvres complètes à l’université de Genève : Jean Piaget </w:t>
       </w:r>
-      <w:hyperlink r:id="rId2" w:history="1">
+      <w:hyperlink r:id="rId3" w:history="1">
         <w:r>
           <w:rPr>
             <w:rStyle w:val="Hyperlink"/>
@@ -5047,7 +4986,7 @@
       <w:r>
         <w:t xml:space="preserve">, et Denis de Rougemont </w:t>
       </w:r>
-      <w:hyperlink r:id="rId3" w:history="1">
+      <w:hyperlink r:id="rId4" w:history="1">
         <w:r>
           <w:rPr>
             <w:rStyle w:val="Hyperlink"/>
@@ -5074,7 +5013,7 @@
       <w:r>
         <w:t xml:space="preserve"> </w:t>
       </w:r>
-      <w:hyperlink r:id="rId4" w:history="1">
+      <w:hyperlink r:id="rId5" w:history="1">
         <w:r>
           <w:rPr>
             <w:rStyle w:val="Hyperlink"/>
@@ -5101,7 +5040,7 @@
       <w:r>
         <w:t xml:space="preserve"> </w:t>
       </w:r>
-      <w:hyperlink r:id="rId5" w:history="1">
+      <w:hyperlink r:id="rId6" w:history="1">
         <w:r>
           <w:rPr>
             <w:rStyle w:val="Hyperlink"/>
@@ -5128,7 +5067,7 @@
       <w:r>
         <w:t xml:space="preserve"> </w:t>
       </w:r>
-      <w:hyperlink r:id="rId6" w:history="1">
+      <w:hyperlink r:id="rId7" w:history="1">
         <w:r>
           <w:rPr>
             <w:rStyle w:val="Hyperlink"/>
@@ -5139,7 +5078,7 @@
       <w:r>
         <w:br/>
       </w:r>
-      <w:hyperlink r:id="rId7" w:history="1">
+      <w:hyperlink r:id="rId8" w:history="1">
         <w:r>
           <w:rPr>
             <w:rStyle w:val="Hyperlink"/>
@@ -5150,7 +5089,7 @@
       <w:r>
         <w:br/>
       </w:r>
-      <w:hyperlink r:id="rId8" w:history="1">
+      <w:hyperlink r:id="rId9" w:history="1">
         <w:r>
           <w:rPr>
             <w:rStyle w:val="Hyperlink"/>
@@ -5161,7 +5100,7 @@
       <w:r>
         <w:br/>
       </w:r>
-      <w:hyperlink r:id="rId9" w:history="1">
+      <w:hyperlink r:id="rId10" w:history="1">
         <w:r>
           <w:rPr>
             <w:rStyle w:val="Hyperlink"/>
@@ -5188,7 +5127,7 @@
       <w:r>
         <w:t xml:space="preserve"> </w:t>
       </w:r>
-      <w:hyperlink r:id="rId10" w:history="1">
+      <w:hyperlink r:id="rId11" w:history="1">
         <w:r>
           <w:rPr>
             <w:rStyle w:val="Hyperlink"/>
@@ -5215,7 +5154,7 @@
       <w:r>
         <w:t xml:space="preserve"> </w:t>
       </w:r>
-      <w:hyperlink r:id="rId11" w:history="1">
+      <w:hyperlink r:id="rId12" w:history="1">
         <w:r>
           <w:rPr>
             <w:rStyle w:val="Hyperlink"/>
@@ -5231,7 +5170,7 @@
         <w:br/>
         <w:t xml:space="preserve">Lexique3 </w:t>
       </w:r>
-      <w:hyperlink r:id="rId12" w:history="1">
+      <w:hyperlink r:id="rId13" w:history="1">
         <w:r>
           <w:rPr>
             <w:rStyle w:val="Hyperlink"/>
@@ -5253,7 +5192,7 @@
       <w:r>
         <w:t xml:space="preserve"> 7.7 </w:t>
       </w:r>
-      <w:hyperlink r:id="rId13" w:history="1">
+      <w:hyperlink r:id="rId14" w:history="1">
         <w:r>
           <w:rPr>
             <w:rStyle w:val="Hyperlink"/>
@@ -5275,7 +5214,7 @@
       <w:r>
         <w:t xml:space="preserve"> 3.1 </w:t>
       </w:r>
-      <w:hyperlink r:id="rId14" w:history="1">
+      <w:hyperlink r:id="rId15" w:history="1">
         <w:r>
           <w:rPr>
             <w:rStyle w:val="Hyperlink"/>
@@ -5346,11 +5285,7 @@
         <w:t>ommer</w:t>
       </w:r>
       <w:r>
-        <w:t xml:space="preserve"> plutôt </w:t>
-      </w:r>
-      <w:proofErr w:type="gramStart"/>
-      <w:r>
-        <w:t xml:space="preserve">que </w:t>
+        <w:t xml:space="preserve"> plutôt que </w:t>
       </w:r>
       <w:r>
         <w:rPr>
@@ -5359,7 +5294,6 @@
         </w:rPr>
         <w:t>être</w:t>
       </w:r>
-      <w:proofErr w:type="gramEnd"/>
       <w:r>
         <w:t>).</w:t>
       </w:r>
@@ -5379,7 +5313,7 @@
       <w:r>
         <w:t xml:space="preserve"> </w:t>
       </w:r>
-      <w:hyperlink r:id="rId15" w:history="1">
+      <w:hyperlink r:id="rId16" w:history="1">
         <w:r>
           <w:rPr>
             <w:rStyle w:val="Hyperlink"/>
@@ -5406,115 +5340,7 @@
       <w:r>
         <w:t xml:space="preserve"> </w:t>
       </w:r>
-      <w:hyperlink r:id="rId16" w:history="1">
-        <w:r>
-          <w:rPr>
-            <w:rStyle w:val="Hyperlink"/>
-          </w:rPr>
-          <w:t>https://universaldependencies.org/treebanks/fr_gsd/</w:t>
-        </w:r>
-      </w:hyperlink>
-      <w:r>
-        <w:t xml:space="preserve"> </w:t>
-      </w:r>
-    </w:p>
-  </w:footnote>
-  <w:footnote w:id="11">
-    <w:p>
-      <w:pPr>
-        <w:pStyle w:val="FootnoteText"/>
-      </w:pPr>
-      <w:r>
-        <w:rPr>
-          <w:rStyle w:val="FootnoteReference"/>
-        </w:rPr>
-        <w:footnoteRef/>
-      </w:r>
-      <w:r>
-        <w:t xml:space="preserve"> </w:t>
-      </w:r>
       <w:hyperlink r:id="rId17" w:history="1">
-        <w:r>
-          <w:rPr>
-            <w:rStyle w:val="Hyperlink"/>
-          </w:rPr>
-          <w:t>https://lucene.apache.org/core/</w:t>
-        </w:r>
-      </w:hyperlink>
-      <w:r>
-        <w:t xml:space="preserve"> </w:t>
-      </w:r>
-    </w:p>
-  </w:footnote>
-  <w:footnote w:id="12">
-    <w:p>
-      <w:pPr>
-        <w:pStyle w:val="FootnoteText"/>
-      </w:pPr>
-      <w:r>
-        <w:rPr>
-          <w:rStyle w:val="FootnoteReference"/>
-        </w:rPr>
-        <w:footnoteRef/>
-      </w:r>
-      <w:r>
-        <w:t xml:space="preserve"> </w:t>
-      </w:r>
-      <w:hyperlink r:id="rId18" w:history="1">
-        <w:r>
-          <w:rPr>
-            <w:rStyle w:val="Hyperlink"/>
-          </w:rPr>
-          <w:t>https://spacy.io/</w:t>
-        </w:r>
-      </w:hyperlink>
-      <w:r>
-        <w:t xml:space="preserve"> </w:t>
-      </w:r>
-    </w:p>
-  </w:footnote>
-  <w:footnote w:id="13">
-    <w:p>
-      <w:pPr>
-        <w:pStyle w:val="FootnoteText"/>
-      </w:pPr>
-      <w:r>
-        <w:rPr>
-          <w:rStyle w:val="FootnoteReference"/>
-        </w:rPr>
-        <w:footnoteRef/>
-      </w:r>
-      <w:r>
-        <w:t xml:space="preserve"> </w:t>
-      </w:r>
-      <w:hyperlink r:id="rId19" w:history="1">
-        <w:r>
-          <w:rPr>
-            <w:rStyle w:val="Hyperlink"/>
-          </w:rPr>
-          <w:t>https://www.cis.uni-muenchen.de/~schmid/tools/TreeTagger/</w:t>
-        </w:r>
-      </w:hyperlink>
-      <w:r>
-        <w:t xml:space="preserve"> </w:t>
-      </w:r>
-    </w:p>
-  </w:footnote>
-  <w:footnote w:id="14">
-    <w:p>
-      <w:pPr>
-        <w:pStyle w:val="FootnoteText"/>
-      </w:pPr>
-      <w:r>
-        <w:rPr>
-          <w:rStyle w:val="FootnoteReference"/>
-        </w:rPr>
-        <w:footnoteRef/>
-      </w:r>
-      <w:r>
-        <w:t xml:space="preserve"> </w:t>
-      </w:r>
-      <w:hyperlink r:id="rId20" w:history="1">
         <w:r>
           <w:rPr>
             <w:rStyle w:val="Hyperlink"/>
@@ -5527,7 +5353,7 @@
       </w:r>
     </w:p>
   </w:footnote>
-  <w:footnote w:id="15">
+  <w:footnote w:id="11">
     <w:p>
       <w:pPr>
         <w:pStyle w:val="FootnoteText"/>
@@ -5541,7 +5367,7 @@
       <w:r>
         <w:t xml:space="preserve"> </w:t>
       </w:r>
-      <w:hyperlink r:id="rId21" w:history="1">
+      <w:hyperlink r:id="rId18" w:history="1">
         <w:r>
           <w:rPr>
             <w:rStyle w:val="Hyperlink"/>
@@ -5554,7 +5380,7 @@
       </w:r>
     </w:p>
   </w:footnote>
-  <w:footnote w:id="16">
+  <w:footnote w:id="12">
     <w:p>
       <w:pPr>
         <w:pStyle w:val="FootnoteText"/>
@@ -5568,7 +5394,7 @@
       <w:r>
         <w:t xml:space="preserve"> </w:t>
       </w:r>
-      <w:hyperlink r:id="rId22" w:history="1">
+      <w:hyperlink r:id="rId19" w:history="1">
         <w:r>
           <w:rPr>
             <w:rStyle w:val="Hyperlink"/>
@@ -5581,7 +5407,7 @@
       </w:r>
     </w:p>
   </w:footnote>
-  <w:footnote w:id="17">
+  <w:footnote w:id="13">
     <w:p>
       <w:pPr>
         <w:pStyle w:val="FootnoteText"/>

--- a/docs/glorieux-specif.docx
+++ b/docs/glorieux-specif.docx
@@ -6,7 +6,6 @@
       <w:pPr>
         <w:pStyle w:val="Title"/>
       </w:pPr>
-      <w:proofErr w:type="spellStart"/>
       <w:r>
         <w:rPr>
           <w:i/>
@@ -14,7 +13,6 @@
         </w:rPr>
         <w:t>Focalex</w:t>
       </w:r>
-      <w:proofErr w:type="spellEnd"/>
       <w:r>
         <w:t> </w:t>
       </w:r>
@@ -77,15 +75,7 @@
         <w:t xml:space="preserve"> spécificité </w:t>
       </w:r>
       <w:r>
-        <w:t xml:space="preserve">mesure l’écart à une norme. Dans le cas particulier des moteurs de recherche plein texte (et de la </w:t>
-      </w:r>
-      <w:proofErr w:type="spellStart"/>
-      <w:r>
-        <w:t>textométrie</w:t>
-      </w:r>
-      <w:proofErr w:type="spellEnd"/>
-      <w:r>
-        <w:t xml:space="preserve"> en général), c’est une formule qui mesure à quel point un</w:t>
+        <w:t>mesure l’écart à une norme. Dans le cas particulier des moteurs de recherche plein texte (et de la textométrie en général), c’est une formule qui mesure à quel point un</w:t>
       </w:r>
       <w:r>
         <w:t xml:space="preserve"> élément </w:t>
@@ -157,15 +147,7 @@
         <w:t>Fisher</w:t>
       </w:r>
       <w:r>
-        <w:t xml:space="preserve"> utilisé en </w:t>
-      </w:r>
-      <w:proofErr w:type="spellStart"/>
-      <w:r>
-        <w:t>textométrie</w:t>
-      </w:r>
-      <w:proofErr w:type="spellEnd"/>
-      <w:r>
-        <w:t>,</w:t>
+        <w:t xml:space="preserve"> utilisé en textométrie,</w:t>
       </w:r>
       <w:r>
         <w:t xml:space="preserve"> </w:t>
@@ -182,7 +164,6 @@
       <w:r>
         <w:t xml:space="preserve">, baptisée </w:t>
       </w:r>
-      <w:proofErr w:type="spellStart"/>
       <w:r>
         <w:rPr>
           <w:i/>
@@ -190,7 +171,6 @@
         </w:rPr>
         <w:t>Focalex</w:t>
       </w:r>
-      <w:proofErr w:type="spellEnd"/>
       <w:r>
         <w:t xml:space="preserve">, </w:t>
       </w:r>
@@ -280,7 +260,6 @@
       <w:r>
         <w:t xml:space="preserve"> à retrouver (</w:t>
       </w:r>
-      <w:proofErr w:type="spellStart"/>
       <w:r>
         <w:rPr>
           <w:i/>
@@ -288,7 +267,6 @@
         </w:rPr>
         <w:t>retrieval</w:t>
       </w:r>
-      <w:proofErr w:type="spellEnd"/>
       <w:r>
         <w:t>) les documents les plus pertinents pour une requête</w:t>
       </w:r>
@@ -332,18 +310,16 @@
         <w:t>un auteur</w:t>
       </w:r>
       <w:r>
-        <w:t xml:space="preserve">, ou </w:t>
-      </w:r>
-      <w:proofErr w:type="spellStart"/>
-      <w:r>
-        <w:t>l</w:t>
-      </w:r>
-      <w:r>
-        <w:t>a</w:t>
-      </w:r>
-      <w:proofErr w:type="spellEnd"/>
-      <w:r>
-        <w:t xml:space="preserve"> variation</w:t>
+        <w:t>, ou</w:t>
+      </w:r>
+      <w:r>
+        <w:t xml:space="preserve"> avec</w:t>
+      </w:r>
+      <w:r>
+        <w:t xml:space="preserve"> l</w:t>
+      </w:r>
+      <w:r>
+        <w:t>a variation</w:t>
       </w:r>
       <w:r>
         <w:t xml:space="preserve"> d’une date</w:t>
@@ -651,13 +627,8 @@
         <w:t>reprise</w:t>
       </w:r>
       <w:r>
-        <w:t xml:space="preserve"> du projet </w:t>
-      </w:r>
-      <w:proofErr w:type="spellStart"/>
-      <w:r>
-        <w:t>ebalzac</w:t>
-      </w:r>
-      <w:proofErr w:type="spellEnd"/>
+        <w:t xml:space="preserve"> du projet ebalzac</w:t>
+      </w:r>
       <w:r>
         <w:rPr>
           <w:rStyle w:val="FootnoteReference"/>
@@ -807,7 +778,6 @@
       <w:r>
         <w:t>De ces sources normalisées, les chapitres ont été extraits dans un format textuel plus commode (</w:t>
       </w:r>
-      <w:proofErr w:type="spellStart"/>
       <w:r>
         <w:rPr>
           <w:i/>
@@ -815,7 +785,6 @@
         </w:rPr>
         <w:t>MarkDown</w:t>
       </w:r>
-      <w:proofErr w:type="spellEnd"/>
       <w:r>
         <w:t>)</w:t>
       </w:r>
@@ -1075,33 +1044,15 @@
           <w:i/>
           <w:iCs/>
         </w:rPr>
-        <w:t xml:space="preserve">Apache </w:t>
-      </w:r>
-      <w:proofErr w:type="spellStart"/>
-      <w:r>
-        <w:rPr>
-          <w:i/>
-          <w:iCs/>
-        </w:rPr>
-        <w:t>OpenNLP</w:t>
-      </w:r>
-      <w:proofErr w:type="spellEnd"/>
-      <w:r>
-        <w:rPr>
-          <w:i/>
-          <w:iCs/>
-        </w:rPr>
-        <w:t xml:space="preserve"> </w:t>
-      </w:r>
-      <w:proofErr w:type="spellStart"/>
-      <w:r>
-        <w:rPr>
-          <w:i/>
-          <w:iCs/>
-        </w:rPr>
-        <w:t>POSTtagger</w:t>
-      </w:r>
-      <w:proofErr w:type="spellEnd"/>
+        <w:t>Apache OpenNLP</w:t>
+      </w:r>
+      <w:r>
+        <w:rPr>
+          <w:i/>
+          <w:iCs/>
+        </w:rPr>
+        <w:t xml:space="preserve"> POSTtagger</w:t>
+      </w:r>
       <w:r>
         <w:rPr>
           <w:rStyle w:val="FootnoteReference"/>
@@ -1252,7 +1203,6 @@
       <w:pPr>
         <w:ind w:firstLine="0"/>
       </w:pPr>
-      <w:proofErr w:type="spellStart"/>
       <w:r>
         <w:rPr>
           <w:i/>
@@ -1260,7 +1210,6 @@
         </w:rPr>
         <w:t>tf</w:t>
       </w:r>
-      <w:proofErr w:type="spellEnd"/>
       <w:r>
         <w:t>, f</w:t>
       </w:r>
@@ -1275,15 +1224,12 @@
       <w:pPr>
         <w:ind w:firstLine="0"/>
       </w:pPr>
-      <w:proofErr w:type="spellStart"/>
       <w:r>
         <w:t>Tfidf</w:t>
       </w:r>
-      <w:proofErr w:type="spellEnd"/>
       <w:r>
         <w:t xml:space="preserve">, </w:t>
       </w:r>
-      <w:proofErr w:type="spellStart"/>
       <w:r>
         <w:rPr>
           <w:i/>
@@ -1291,11 +1237,9 @@
         </w:rPr>
         <w:t>tf</w:t>
       </w:r>
-      <w:proofErr w:type="spellEnd"/>
       <w:r>
         <w:t xml:space="preserve"> log (N / </w:t>
       </w:r>
-      <w:proofErr w:type="spellStart"/>
       <w:r>
         <w:rPr>
           <w:i/>
@@ -1303,20 +1247,14 @@
         </w:rPr>
         <w:t>df</w:t>
       </w:r>
-      <w:proofErr w:type="spellEnd"/>
       <w:r>
         <w:t>),</w:t>
       </w:r>
       <w:r>
         <w:t xml:space="preserve"> </w:t>
       </w:r>
-      <w:proofErr w:type="spellStart"/>
-      <w:r>
-        <w:t>fréquenc</w:t>
-      </w:r>
-      <w:proofErr w:type="spellEnd"/>
-      <w:r>
-        <w:t xml:space="preserve"> d’un terme</w:t>
+      <w:r>
+        <w:t>fréquenc d’un terme</w:t>
       </w:r>
       <w:r>
         <w:t xml:space="preserve"> multipliée par l’inverse </w:t>
@@ -1327,28 +1265,15 @@
         <w:ind w:firstLine="0"/>
       </w:pPr>
       <w:r>
-        <w:t>BM25 (</w:t>
-      </w:r>
-      <w:proofErr w:type="spellStart"/>
-      <w:r>
-        <w:t>lucene</w:t>
-      </w:r>
-      <w:proofErr w:type="spellEnd"/>
-      <w:r>
-        <w:t>)</w:t>
+        <w:t>BM25 (lucene)</w:t>
       </w:r>
     </w:p>
     <w:p>
       <w:pPr>
         <w:ind w:firstLine="0"/>
       </w:pPr>
-      <w:proofErr w:type="spellStart"/>
-      <w:r>
-        <w:t>Lafon</w:t>
-      </w:r>
-      <w:proofErr w:type="spellEnd"/>
-      <w:r>
-        <w:t>… no</w:t>
+      <w:r>
+        <w:t>Lafon… no</w:t>
       </w:r>
     </w:p>
     <w:p>
@@ -1412,28 +1337,19 @@
         <w:t>ces chapeaux</w:t>
       </w:r>
       <w:r>
-        <w:t xml:space="preserve"> écrit</w:t>
-      </w:r>
-      <w:r>
-        <w:t>s</w:t>
-      </w:r>
-      <w:r>
-        <w:t xml:space="preserve"> par l</w:t>
-      </w:r>
-      <w:r>
-        <w:t>es auteurs de romans picaresques</w:t>
+        <w:t xml:space="preserve"> </w:t>
+      </w:r>
+      <w:r>
+        <w:t xml:space="preserve">dans les </w:t>
+      </w:r>
+      <w:r>
+        <w:t xml:space="preserve"> romans picaresques</w:t>
       </w:r>
       <w:r>
         <w:t xml:space="preserve">, </w:t>
       </w:r>
       <w:r>
-        <w:t>que Dumas imite parfois</w:t>
-      </w:r>
-      <w:r>
-        <w:t>,</w:t>
-      </w:r>
-      <w:r>
-        <w:t xml:space="preserve"> </w:t>
+        <w:t xml:space="preserve">que Dumas imite </w:t>
       </w:r>
       <w:r>
         <w:t>par exemple</w:t>
@@ -1683,7 +1599,6 @@
       <w:pPr>
         <w:ind w:firstLine="0"/>
       </w:pPr>
-      <w:proofErr w:type="spellStart"/>
       <w:r>
         <w:rPr>
           <w:i/>
@@ -1691,7 +1606,6 @@
         </w:rPr>
         <w:t>tf</w:t>
       </w:r>
-      <w:proofErr w:type="spellEnd"/>
       <w:r>
         <w:t xml:space="preserve"> : </w:t>
       </w:r>
@@ -1744,15 +1658,13 @@
       <w:pPr>
         <w:ind w:firstLine="0"/>
       </w:pPr>
-      <w:proofErr w:type="spellStart"/>
-      <w:r>
-        <w:rPr>
-          <w:i/>
-          <w:iCs/>
-        </w:rPr>
-        <w:t>lafon</w:t>
-      </w:r>
-      <w:proofErr w:type="spellEnd"/>
+      <w:r>
+        <w:rPr>
+          <w:i/>
+          <w:iCs/>
+        </w:rPr>
+        <w:t>fisher</w:t>
+      </w:r>
       <w:r>
         <w:t xml:space="preserve"> : </w:t>
       </w:r>
@@ -1767,7 +1679,6 @@
       <w:pPr>
         <w:ind w:firstLine="0"/>
       </w:pPr>
-      <w:proofErr w:type="spellStart"/>
       <w:r>
         <w:rPr>
           <w:i/>
@@ -1782,7 +1693,6 @@
         </w:rPr>
         <w:t>log</w:t>
       </w:r>
-      <w:proofErr w:type="spellEnd"/>
       <w:r>
         <w:t xml:space="preserve"> : </w:t>
       </w:r>
@@ -1895,7 +1805,6 @@
       <w:pPr>
         <w:ind w:firstLine="0"/>
       </w:pPr>
-      <w:proofErr w:type="spellStart"/>
       <w:r>
         <w:rPr>
           <w:i/>
@@ -1903,7 +1812,6 @@
         </w:rPr>
         <w:t>simplemaths</w:t>
       </w:r>
-      <w:proofErr w:type="spellEnd"/>
       <w:r>
         <w:t xml:space="preserve"> : </w:t>
       </w:r>
@@ -1986,76 +1894,129 @@
         <w:t>quenotte,</w:t>
       </w:r>
       <w:r>
-        <w:t xml:space="preserve"> Berghem, suceur, Bos, </w:t>
-      </w:r>
-      <w:proofErr w:type="spellStart"/>
-      <w:r>
-        <w:t>Nidros</w:t>
-      </w:r>
-      <w:proofErr w:type="spellEnd"/>
+        <w:t xml:space="preserve"> Berghem, suceur, Bos, Nidros, brachioures, clupanodons, corégone</w:t>
+      </w:r>
+    </w:p>
+    <w:p>
+      <w:pPr>
+        <w:ind w:firstLine="0"/>
+      </w:pPr>
+    </w:p>
+    <w:p>
+      <w:pPr>
+        <w:ind w:firstLine="0"/>
+      </w:pPr>
+      <w:r>
+        <w:t>Les mots grammaticaux ont été volontairement conservés</w:t>
+      </w:r>
+      <w:r>
+        <w:t xml:space="preserve"> dans ce</w:t>
+      </w:r>
+      <w:r>
+        <w:t>s</w:t>
+      </w:r>
+      <w:r>
+        <w:t xml:space="preserve"> premiers</w:t>
+      </w:r>
+      <w:r>
+        <w:t xml:space="preserve"> résultats</w:t>
+      </w:r>
+      <w:r>
+        <w:t>, ce qui permet d</w:t>
+      </w:r>
+      <w:r>
+        <w:t>’observer</w:t>
+      </w:r>
+      <w:r>
+        <w:t xml:space="preserve"> le comportement de la fréquence brute</w:t>
+      </w:r>
+      <w:r>
+        <w:t xml:space="preserve"> des termes</w:t>
+      </w:r>
+      <w:r>
+        <w:t xml:space="preserve"> dans le document</w:t>
+      </w:r>
+      <w:r>
+        <w:t xml:space="preserve"> </w:t>
+      </w:r>
+      <w:r>
+        <w:rPr>
+          <w:i/>
+          <w:iCs/>
+        </w:rPr>
+        <w:t>tf</w:t>
+      </w:r>
+      <w:r>
+        <w:t xml:space="preserve">, assez peu </w:t>
+      </w:r>
+      <w:r>
+        <w:t xml:space="preserve">significative, car des mots comme </w:t>
+      </w:r>
+      <w:r>
+        <w:rPr>
+          <w:i/>
+          <w:iCs/>
+        </w:rPr>
+        <w:t>le</w:t>
+      </w:r>
       <w:r>
         <w:t xml:space="preserve">, </w:t>
       </w:r>
-      <w:proofErr w:type="spellStart"/>
-      <w:r>
-        <w:t>brachioures</w:t>
-      </w:r>
-      <w:proofErr w:type="spellEnd"/>
+      <w:r>
+        <w:rPr>
+          <w:i/>
+          <w:iCs/>
+        </w:rPr>
+        <w:t>de</w:t>
+      </w:r>
       <w:r>
         <w:t xml:space="preserve">, </w:t>
       </w:r>
-      <w:proofErr w:type="spellStart"/>
-      <w:r>
-        <w:t>clupanodons</w:t>
-      </w:r>
-      <w:proofErr w:type="spellEnd"/>
-      <w:r>
-        <w:t>, corégone</w:t>
-      </w:r>
-    </w:p>
-    <w:p>
-      <w:pPr>
-        <w:ind w:firstLine="0"/>
-      </w:pPr>
-    </w:p>
-    <w:p>
-      <w:pPr>
-        <w:ind w:firstLine="0"/>
-      </w:pPr>
-      <w:r>
-        <w:t>Les mots grammaticaux ont été volontairement conservés</w:t>
-      </w:r>
-      <w:r>
-        <w:t xml:space="preserve"> dans ce</w:t>
-      </w:r>
-      <w:r>
-        <w:t>s</w:t>
-      </w:r>
-      <w:r>
-        <w:t xml:space="preserve"> premiers</w:t>
-      </w:r>
-      <w:r>
-        <w:t xml:space="preserve"> résultats</w:t>
-      </w:r>
-      <w:r>
-        <w:t>, ce qui permet d</w:t>
-      </w:r>
-      <w:r>
-        <w:t>’observer</w:t>
-      </w:r>
-      <w:r>
-        <w:t xml:space="preserve"> le comportement de la fréquence brute</w:t>
-      </w:r>
-      <w:r>
-        <w:t xml:space="preserve"> des termes</w:t>
-      </w:r>
-      <w:r>
-        <w:t xml:space="preserve"> dans le document</w:t>
-      </w:r>
-      <w:r>
-        <w:t xml:space="preserve"> </w:t>
-      </w:r>
-      <w:proofErr w:type="spellStart"/>
+      <w:r>
+        <w:rPr>
+          <w:i/>
+          <w:iCs/>
+        </w:rPr>
+        <w:t>un</w:t>
+      </w:r>
+      <w:r>
+        <w:rPr>
+          <w:i/>
+          <w:iCs/>
+        </w:rPr>
+        <w:t>,</w:t>
+      </w:r>
+      <w:r>
+        <w:t xml:space="preserve"> sont également </w:t>
+      </w:r>
+      <w:r>
+        <w:t>très fréquents</w:t>
+      </w:r>
+      <w:r>
+        <w:t xml:space="preserve"> dans tous les documents</w:t>
+      </w:r>
+      <w:r>
+        <w:t>.</w:t>
+      </w:r>
+      <w:r>
+        <w:t xml:space="preserve"> </w:t>
+      </w:r>
+      <w:r>
+        <w:rPr>
+          <w:i/>
+          <w:iCs/>
+        </w:rPr>
+        <w:t>focalex0.0</w:t>
+      </w:r>
+      <w:r>
+        <w:t xml:space="preserve"> </w:t>
+      </w:r>
+      <w:r>
+        <w:t xml:space="preserve">est </w:t>
+      </w:r>
+      <w:r>
+        <w:t xml:space="preserve">identique à </w:t>
+      </w:r>
       <w:r>
         <w:rPr>
           <w:i/>
@@ -2063,29 +2024,144 @@
         </w:rPr>
         <w:t>tf</w:t>
       </w:r>
-      <w:proofErr w:type="spellEnd"/>
-      <w:r>
-        <w:t xml:space="preserve">, assez peu </w:t>
-      </w:r>
-      <w:r>
-        <w:t xml:space="preserve">significative, car des mots comme </w:t>
-      </w:r>
-      <w:r>
-        <w:rPr>
-          <w:i/>
-          <w:iCs/>
-        </w:rPr>
-        <w:t>le</w:t>
+      <w:r>
+        <w:t xml:space="preserve">, par construction, c’est la borne basse, sans aucune pondération de spécificité. </w:t>
+      </w:r>
+      <w:r>
+        <w:t>Constatons d’abord que toutes les formules habituelles savent sortir les mots grammaticaux largement fréquents par ailleurs.</w:t>
+      </w:r>
+      <w:r>
+        <w:t xml:space="preserve"> </w:t>
+      </w:r>
+      <w:r>
+        <w:t>À l’</w:t>
+      </w:r>
+      <w:r>
+        <w:t>autre extrême</w:t>
+      </w:r>
+      <w:r>
+        <w:t>,</w:t>
+      </w:r>
+      <w:r>
+        <w:t xml:space="preserve"> </w:t>
+      </w:r>
+      <w:r>
+        <w:rPr>
+          <w:i/>
+          <w:iCs/>
+        </w:rPr>
+        <w:t>focalex</w:t>
+      </w:r>
+      <w:r>
+        <w:rPr>
+          <w:i/>
+          <w:iCs/>
+        </w:rPr>
+        <w:t>2.0</w:t>
       </w:r>
       <w:r>
         <w:t xml:space="preserve">, </w:t>
       </w:r>
       <w:r>
-        <w:rPr>
-          <w:i/>
-          <w:iCs/>
-        </w:rPr>
-        <w:t>de</w:t>
+        <w:t>par construction,</w:t>
+      </w:r>
+      <w:r>
+        <w:t xml:space="preserve"> donne les mots </w:t>
+      </w:r>
+      <w:r>
+        <w:t xml:space="preserve">qui </w:t>
+      </w:r>
+      <w:r>
+        <w:t>sont exclusivement</w:t>
+      </w:r>
+      <w:r>
+        <w:t xml:space="preserve"> d</w:t>
+      </w:r>
+      <w:r>
+        <w:t>ans</w:t>
+      </w:r>
+      <w:r>
+        <w:t xml:space="preserve"> ce document (en ordre de fréquence)</w:t>
+      </w:r>
+      <w:r>
+        <w:t>. C</w:t>
+      </w:r>
+      <w:r>
+        <w:t>’est la spécificité maximale</w:t>
+      </w:r>
+      <w:r>
+        <w:t xml:space="preserve">, qui n’est pas non plus très significative (par exemple </w:t>
+      </w:r>
+      <w:r>
+        <w:rPr>
+          <w:i/>
+          <w:iCs/>
+        </w:rPr>
+        <w:t>poulpe</w:t>
+      </w:r>
+      <w:r>
+        <w:t xml:space="preserve"> est absent parce qu’il se trouve dans 1</w:t>
+      </w:r>
+      <w:r>
+        <w:t>3 autres</w:t>
+      </w:r>
+      <w:r>
+        <w:t xml:space="preserve"> chapitres de Verne).</w:t>
+      </w:r>
+    </w:p>
+    <w:p>
+      <w:pPr>
+        <w:ind w:firstLine="708"/>
+      </w:pPr>
+      <w:r>
+        <w:t>Pour être descriptif, u</w:t>
+      </w:r>
+      <w:r>
+        <w:t>n mot</w:t>
+      </w:r>
+      <w:r>
+        <w:t>-clé</w:t>
+      </w:r>
+      <w:r>
+        <w:t xml:space="preserve"> </w:t>
+      </w:r>
+      <w:r>
+        <w:t>ne doit pas être trop rare, ni trop fréquent</w:t>
+      </w:r>
+      <w:r>
+        <w:t>.</w:t>
+      </w:r>
+      <w:r>
+        <w:t xml:space="preserve"> </w:t>
+      </w:r>
+      <w:r>
+        <w:t>Les algorithmes de spécificité cherchent à trouver un équilibre mathématique entre généralité et rareté.</w:t>
+      </w:r>
+      <w:r>
+        <w:t xml:space="preserve"> </w:t>
+      </w:r>
+      <w:r>
+        <w:t>Remarquons</w:t>
+      </w:r>
+      <w:r>
+        <w:t xml:space="preserve"> que le </w:t>
+      </w:r>
+      <w:r>
+        <w:rPr>
+          <w:i/>
+          <w:iCs/>
+        </w:rPr>
+        <w:t>chi2</w:t>
+      </w:r>
+      <w:r>
+        <w:t xml:space="preserve">, assez classique en statistiques, relève des mots comme </w:t>
+      </w:r>
+      <w:r>
+        <w:rPr>
+          <w:i/>
+          <w:iCs/>
+        </w:rPr>
+        <w:t>espalier</w:t>
       </w:r>
       <w:r>
         <w:t xml:space="preserve">, </w:t>
@@ -2095,75 +2171,19 @@
           <w:i/>
           <w:iCs/>
         </w:rPr>
-        <w:t>un</w:t>
-      </w:r>
-      <w:r>
-        <w:rPr>
-          <w:i/>
-          <w:iCs/>
-        </w:rPr>
-        <w:t>,</w:t>
-      </w:r>
-      <w:r>
-        <w:t xml:space="preserve"> sont également </w:t>
-      </w:r>
-      <w:r>
-        <w:t>très fréquents</w:t>
-      </w:r>
-      <w:r>
-        <w:t xml:space="preserve"> dans tous les documents</w:t>
-      </w:r>
-      <w:r>
-        <w:t>.</w:t>
-      </w:r>
-      <w:r>
-        <w:t xml:space="preserve"> </w:t>
-      </w:r>
-      <w:r>
-        <w:rPr>
-          <w:i/>
-          <w:iCs/>
-        </w:rPr>
-        <w:t>focalex0.0</w:t>
-      </w:r>
-      <w:r>
-        <w:t xml:space="preserve"> </w:t>
-      </w:r>
-      <w:r>
-        <w:t xml:space="preserve">est </w:t>
-      </w:r>
-      <w:r>
-        <w:t xml:space="preserve">identique à </w:t>
-      </w:r>
-      <w:proofErr w:type="spellStart"/>
-      <w:r>
-        <w:rPr>
-          <w:i/>
-          <w:iCs/>
-        </w:rPr>
-        <w:t>tf</w:t>
-      </w:r>
-      <w:proofErr w:type="spellEnd"/>
-      <w:r>
-        <w:t xml:space="preserve">, par construction, c’est la borne basse, sans aucune pondération de spécificité. </w:t>
-      </w:r>
-      <w:r>
-        <w:t>Constatons d’abord que toutes les formules habituelles savent sortir les mots grammaticaux largement fréquents par ailleurs.</w:t>
-      </w:r>
-      <w:r>
-        <w:t xml:space="preserve"> </w:t>
-      </w:r>
-      <w:r>
-        <w:t>À l’</w:t>
-      </w:r>
-      <w:r>
-        <w:t>autre extrême</w:t>
-      </w:r>
-      <w:r>
-        <w:t>,</w:t>
-      </w:r>
-      <w:r>
-        <w:t xml:space="preserve"> </w:t>
+        <w:t>violacé</w:t>
+      </w:r>
+      <w:r>
+        <w:t xml:space="preserve"> </w:t>
+      </w:r>
+      <w:r>
+        <w:t xml:space="preserve">qui ne sont </w:t>
+      </w:r>
+      <w:r>
+        <w:t>présents que dans ce seul chapitre</w:t>
+      </w:r>
+      <w:r>
+        <w:t xml:space="preserve"> (voir </w:t>
       </w:r>
       <w:r>
         <w:rPr>
@@ -2180,91 +2200,13 @@
         <w:t>2.0</w:t>
       </w:r>
       <w:r>
-        <w:t xml:space="preserve">, </w:t>
-      </w:r>
-      <w:r>
-        <w:t>par construction,</w:t>
-      </w:r>
-      <w:r>
-        <w:t xml:space="preserve"> donne les mots </w:t>
-      </w:r>
-      <w:r>
-        <w:t xml:space="preserve">qui </w:t>
-      </w:r>
-      <w:r>
-        <w:t>sont exclusivement</w:t>
-      </w:r>
-      <w:r>
-        <w:t xml:space="preserve"> d</w:t>
-      </w:r>
-      <w:r>
-        <w:t>ans</w:t>
-      </w:r>
-      <w:r>
-        <w:t xml:space="preserve"> ce document (en ordre de fréquence)</w:t>
-      </w:r>
-      <w:r>
-        <w:t>. C</w:t>
-      </w:r>
-      <w:r>
-        <w:t>’est la spécificité maximale</w:t>
-      </w:r>
-      <w:r>
-        <w:t xml:space="preserve">, qui n’est pas non plus très significative (par exemple </w:t>
-      </w:r>
-      <w:r>
-        <w:rPr>
-          <w:i/>
-          <w:iCs/>
-        </w:rPr>
-        <w:t>poulpe</w:t>
-      </w:r>
-      <w:r>
-        <w:t xml:space="preserve"> est absent parce qu’il se trouve dans 1</w:t>
-      </w:r>
-      <w:r>
-        <w:t>3 autres</w:t>
-      </w:r>
-      <w:r>
-        <w:t xml:space="preserve"> chapitres de Verne).</w:t>
-      </w:r>
-    </w:p>
-    <w:p>
-      <w:pPr>
-        <w:ind w:firstLine="708"/>
-      </w:pPr>
-      <w:r>
-        <w:t>Pour être descriptif, u</w:t>
-      </w:r>
-      <w:r>
-        <w:t>n mot</w:t>
-      </w:r>
-      <w:r>
-        <w:t>-clé</w:t>
-      </w:r>
-      <w:r>
-        <w:t xml:space="preserve"> </w:t>
-      </w:r>
-      <w:r>
-        <w:t>ne doit pas être trop rare, ni trop fréquent</w:t>
-      </w:r>
-      <w:r>
-        <w:t>.</w:t>
-      </w:r>
-      <w:r>
-        <w:t xml:space="preserve"> </w:t>
-      </w:r>
-      <w:r>
-        <w:t>Les algorithmes de spécificité cherchent à trouver un équilibre mathématique entre généralité et rareté.</w:t>
-      </w:r>
-      <w:r>
-        <w:t xml:space="preserve"> </w:t>
-      </w:r>
-      <w:r>
-        <w:t>Remarquons</w:t>
-      </w:r>
-      <w:r>
-        <w:t xml:space="preserve"> que le </w:t>
+        <w:t>,)</w:t>
+      </w:r>
+      <w:r>
+        <w:t xml:space="preserve">. </w:t>
+      </w:r>
+      <w:r>
+        <w:t xml:space="preserve">À cette échelle, le </w:t>
       </w:r>
       <w:r>
         <w:rPr>
@@ -2274,74 +2216,11 @@
         <w:t>chi2</w:t>
       </w:r>
       <w:r>
-        <w:t xml:space="preserve">, assez classique en statistiques, relève des mots comme </w:t>
-      </w:r>
-      <w:r>
-        <w:rPr>
-          <w:i/>
-          <w:iCs/>
-        </w:rPr>
-        <w:t>espalier</w:t>
-      </w:r>
-      <w:r>
-        <w:t xml:space="preserve">, </w:t>
-      </w:r>
-      <w:r>
-        <w:rPr>
-          <w:i/>
-          <w:iCs/>
-        </w:rPr>
-        <w:t>violacé</w:t>
-      </w:r>
-      <w:r>
-        <w:t xml:space="preserve"> </w:t>
-      </w:r>
-      <w:r>
-        <w:t xml:space="preserve">qui ne sont </w:t>
-      </w:r>
-      <w:r>
-        <w:t>présents que dans ce seul chapitre</w:t>
-      </w:r>
-      <w:r>
-        <w:t xml:space="preserve"> (voir </w:t>
-      </w:r>
-      <w:r>
-        <w:rPr>
-          <w:i/>
-          <w:iCs/>
-        </w:rPr>
-        <w:t>focalex</w:t>
-      </w:r>
-      <w:r>
-        <w:rPr>
-          <w:i/>
-          <w:iCs/>
-        </w:rPr>
-        <w:t>2.0</w:t>
-      </w:r>
-      <w:r>
-        <w:t>,)</w:t>
-      </w:r>
-      <w:r>
-        <w:t xml:space="preserve">. </w:t>
-      </w:r>
-      <w:r>
-        <w:t xml:space="preserve">À cette échelle, le </w:t>
-      </w:r>
-      <w:r>
-        <w:rPr>
-          <w:i/>
-          <w:iCs/>
-        </w:rPr>
-        <w:t>chi2</w:t>
-      </w:r>
-      <w:r>
         <w:t xml:space="preserve"> est trop spécifique.</w:t>
       </w:r>
       <w:r>
         <w:t xml:space="preserve"> </w:t>
       </w:r>
-      <w:proofErr w:type="spellStart"/>
       <w:r>
         <w:rPr>
           <w:i/>
@@ -2356,7 +2235,6 @@
         </w:rPr>
         <w:t>log</w:t>
       </w:r>
-      <w:proofErr w:type="spellEnd"/>
       <w:r>
         <w:t xml:space="preserve"> et </w:t>
       </w:r>
@@ -2374,13 +2252,8 @@
         <w:t>ne promeuvent pas</w:t>
       </w:r>
       <w:r>
-        <w:t xml:space="preserve"> les </w:t>
-      </w:r>
-      <w:proofErr w:type="spellStart"/>
-      <w:r>
-        <w:t>happax</w:t>
-      </w:r>
-      <w:proofErr w:type="spellEnd"/>
+        <w:t xml:space="preserve"> les happax</w:t>
+      </w:r>
       <w:r>
         <w:t>,</w:t>
       </w:r>
@@ -2442,27 +2315,26 @@
           <w:i/>
           <w:iCs/>
         </w:rPr>
-        <w:t>g2</w:t>
+        <w:t>G</w:t>
+      </w:r>
+      <w:r>
+        <w:rPr>
+          <w:i/>
+          <w:iCs/>
+          <w:vertAlign w:val="superscript"/>
+        </w:rPr>
+        <w:t>2</w:t>
       </w:r>
       <w:r>
         <w:t xml:space="preserve"> donne ici un résultat identique à la spécificité hypergéométrique de </w:t>
       </w:r>
-      <w:proofErr w:type="spellStart"/>
-      <w:r>
-        <w:rPr>
-          <w:i/>
-          <w:iCs/>
-        </w:rPr>
-        <w:t>l</w:t>
-      </w:r>
-      <w:r>
-        <w:rPr>
-          <w:i/>
-          <w:iCs/>
-        </w:rPr>
-        <w:t>afon</w:t>
-      </w:r>
-      <w:proofErr w:type="spellEnd"/>
+      <w:r>
+        <w:rPr>
+          <w:i/>
+          <w:iCs/>
+        </w:rPr>
+        <w:t>Fisher</w:t>
+      </w:r>
       <w:r>
         <w:t>.</w:t>
       </w:r>
@@ -2662,7 +2534,6 @@
       <w:pPr>
         <w:ind w:firstLine="0"/>
       </w:pPr>
-      <w:proofErr w:type="spellStart"/>
       <w:r>
         <w:rPr>
           <w:i/>
@@ -2670,7 +2541,6 @@
         </w:rPr>
         <w:t>tf</w:t>
       </w:r>
-      <w:proofErr w:type="spellEnd"/>
       <w:r>
         <w:t> :</w:t>
       </w:r>
@@ -2763,15 +2633,13 @@
       <w:pPr>
         <w:ind w:firstLine="0"/>
       </w:pPr>
-      <w:proofErr w:type="spellStart"/>
-      <w:r>
-        <w:rPr>
-          <w:i/>
-          <w:iCs/>
-        </w:rPr>
-        <w:t>lafon</w:t>
-      </w:r>
-      <w:proofErr w:type="spellEnd"/>
+      <w:r>
+        <w:rPr>
+          <w:i/>
+          <w:iCs/>
+        </w:rPr>
+        <w:t>fisher</w:t>
+      </w:r>
       <w:r>
         <w:t xml:space="preserve"> : </w:t>
       </w:r>
@@ -2813,7 +2681,6 @@
       <w:pPr>
         <w:ind w:firstLine="0"/>
       </w:pPr>
-      <w:proofErr w:type="spellStart"/>
       <w:r>
         <w:rPr>
           <w:i/>
@@ -2828,7 +2695,6 @@
         </w:rPr>
         <w:t>log</w:t>
       </w:r>
-      <w:proofErr w:type="spellEnd"/>
       <w:r>
         <w:t xml:space="preserve"> : </w:t>
       </w:r>
@@ -2933,73 +2799,84 @@
           <w:b/>
           <w:bCs/>
         </w:rPr>
-        <w:t xml:space="preserve">espalier, violacé, quenotte, suceur, </w:t>
-      </w:r>
-      <w:proofErr w:type="spellStart"/>
+        <w:t>espalier, violacé, quenotte, suceur, brachioures</w:t>
+      </w:r>
+      <w:r>
+        <w:t>…</w:t>
+      </w:r>
+    </w:p>
+    <w:p>
+      <w:pPr>
+        <w:ind w:firstLine="0"/>
+      </w:pPr>
+      <w:r>
+        <w:rPr>
+          <w:i/>
+          <w:iCs/>
+        </w:rPr>
+        <w:t>simplemaths</w:t>
+      </w:r>
+      <w:r>
+        <w:t xml:space="preserve"> : </w:t>
+      </w:r>
       <w:r>
         <w:rPr>
           <w:b/>
           <w:bCs/>
         </w:rPr>
-        <w:t>brachioures</w:t>
-      </w:r>
-      <w:proofErr w:type="spellEnd"/>
-      <w:r>
-        <w:t>…</w:t>
-      </w:r>
-    </w:p>
-    <w:p>
-      <w:pPr>
-        <w:ind w:firstLine="0"/>
-      </w:pPr>
-      <w:proofErr w:type="spellStart"/>
-      <w:r>
-        <w:rPr>
-          <w:i/>
-          <w:iCs/>
-        </w:rPr>
-        <w:t>simplemaths</w:t>
-      </w:r>
-      <w:proofErr w:type="spellEnd"/>
-      <w:r>
-        <w:t xml:space="preserve"> : </w:t>
+        <w:t>poulpe</w:t>
+      </w:r>
+      <w:r>
+        <w:t xml:space="preserve">, </w:t>
       </w:r>
       <w:r>
         <w:rPr>
           <w:b/>
           <w:bCs/>
         </w:rPr>
-        <w:t>poulpe</w:t>
-      </w:r>
-      <w:r>
-        <w:t xml:space="preserve">, </w:t>
+        <w:t>calmar</w:t>
+      </w:r>
+      <w:r>
+        <w:t xml:space="preserve">, ventouse, céphalopode, tentacule, </w:t>
       </w:r>
       <w:r>
         <w:rPr>
           <w:b/>
           <w:bCs/>
         </w:rPr>
-        <w:t>calmar</w:t>
-      </w:r>
-      <w:r>
-        <w:t xml:space="preserve">, ventouse, céphalopode, tentacule, </w:t>
+        <w:t>espalier, violacé, quenotte, suceur, brachioures</w:t>
+      </w:r>
+      <w:r>
+        <w:t>…</w:t>
+      </w:r>
+    </w:p>
+    <w:p>
+      <w:pPr>
+        <w:ind w:firstLine="0"/>
+      </w:pPr>
+      <w:r>
+        <w:rPr>
+          <w:i/>
+          <w:iCs/>
+        </w:rPr>
+        <w:t>g2s2.0</w:t>
+      </w:r>
+      <w:r>
+        <w:t> :</w:t>
+      </w:r>
+      <w:r>
+        <w:t xml:space="preserve"> </w:t>
       </w:r>
       <w:r>
         <w:rPr>
           <w:b/>
           <w:bCs/>
         </w:rPr>
-        <w:t xml:space="preserve">espalier, violacé, quenotte, suceur, </w:t>
-      </w:r>
-      <w:proofErr w:type="spellStart"/>
-      <w:r>
-        <w:rPr>
-          <w:b/>
-          <w:bCs/>
-        </w:rPr>
-        <w:t>brachioures</w:t>
-      </w:r>
-      <w:proofErr w:type="spellEnd"/>
+        <w:t>espalier, violacé, quenotte, suceur, brachioures</w:t>
+      </w:r>
+      <w:r>
+        <w:t xml:space="preserve">, clupanodons, corégone, fissurelles, gobies-plumiers, krak </w:t>
+      </w:r>
       <w:r>
         <w:t>…</w:t>
       </w:r>
@@ -3008,365 +2885,330 @@
       <w:pPr>
         <w:ind w:firstLine="0"/>
       </w:pPr>
-      <w:r>
-        <w:rPr>
-          <w:i/>
-          <w:iCs/>
-        </w:rPr>
-        <w:t>g2s2.0</w:t>
-      </w:r>
-      <w:r>
-        <w:t> :</w:t>
-      </w:r>
-      <w:r>
-        <w:t xml:space="preserve"> </w:t>
-      </w:r>
-      <w:r>
-        <w:rPr>
-          <w:b/>
-          <w:bCs/>
-        </w:rPr>
-        <w:t xml:space="preserve">espalier, violacé, quenotte, suceur, </w:t>
-      </w:r>
-      <w:proofErr w:type="spellStart"/>
-      <w:r>
-        <w:rPr>
-          <w:b/>
-          <w:bCs/>
-        </w:rPr>
-        <w:t>brachioures</w:t>
-      </w:r>
-      <w:proofErr w:type="spellEnd"/>
+    </w:p>
+    <w:p>
+      <w:pPr>
+        <w:ind w:firstLine="0"/>
+      </w:pPr>
+      <w:r>
+        <w:t xml:space="preserve">Un fois filtrés </w:t>
+      </w:r>
+      <w:r>
+        <w:t>l</w:t>
+      </w:r>
+      <w:r>
+        <w:t>es mots grammaticaux</w:t>
+      </w:r>
       <w:r>
         <w:t xml:space="preserve">, </w:t>
       </w:r>
-      <w:proofErr w:type="spellStart"/>
-      <w:r>
-        <w:t>clupanodons</w:t>
-      </w:r>
-      <w:proofErr w:type="spellEnd"/>
-      <w:r>
-        <w:t xml:space="preserve">, corégone, fissurelles, gobies-plumiers, krak </w:t>
-      </w:r>
-      <w:r>
-        <w:t>…</w:t>
-      </w:r>
+      <w:r>
+        <w:t>ainsi qu</w:t>
+      </w:r>
+      <w:r>
+        <w:t>e</w:t>
+      </w:r>
+      <w:r>
+        <w:t xml:space="preserve"> </w:t>
+      </w:r>
+      <w:r>
+        <w:t>l</w:t>
+      </w:r>
+      <w:r>
+        <w:t xml:space="preserve">es noms propres, les </w:t>
+      </w:r>
+      <w:r>
+        <w:t>termes</w:t>
+      </w:r>
+      <w:r>
+        <w:t xml:space="preserve"> les plus fréquents d’un document (</w:t>
+      </w:r>
+      <w:r>
+        <w:rPr>
+          <w:i/>
+          <w:iCs/>
+        </w:rPr>
+        <w:t>tf</w:t>
+      </w:r>
+      <w:r>
+        <w:t xml:space="preserve">) </w:t>
+      </w:r>
+      <w:r>
+        <w:t>sont beaucoup moins insignifiants</w:t>
+      </w:r>
+      <w:r>
+        <w:t>.</w:t>
+      </w:r>
+    </w:p>
+    <w:p>
+      <w:pPr>
+        <w:ind w:firstLine="708"/>
+      </w:pPr>
+      <w:r>
+        <w:t xml:space="preserve">On notera </w:t>
+      </w:r>
+      <w:r>
+        <w:t>cependant</w:t>
+      </w:r>
+      <w:r>
+        <w:t xml:space="preserve"> des mots très généraux </w:t>
+      </w:r>
+      <w:r>
+        <w:t>qui disent peu de la scène</w:t>
+      </w:r>
+      <w:r>
+        <w:t xml:space="preserve"> </w:t>
+      </w:r>
+      <w:r>
+        <w:t>elle-même ; ainsi</w:t>
+      </w:r>
+      <w:r>
+        <w:t xml:space="preserve"> </w:t>
+      </w:r>
+      <w:r>
+        <w:rPr>
+          <w:i/>
+          <w:iCs/>
+        </w:rPr>
+        <w:t>animal</w:t>
+      </w:r>
+      <w:r>
+        <w:t xml:space="preserve">, </w:t>
+      </w:r>
+      <w:r>
+        <w:rPr>
+          <w:i/>
+          <w:iCs/>
+        </w:rPr>
+        <w:t>mètre</w:t>
+      </w:r>
+      <w:r>
+        <w:t>,</w:t>
+      </w:r>
+      <w:r>
+        <w:t xml:space="preserve"> et</w:t>
+      </w:r>
+      <w:r>
+        <w:t xml:space="preserve"> </w:t>
+      </w:r>
+      <w:r>
+        <w:rPr>
+          <w:i/>
+          <w:iCs/>
+        </w:rPr>
+        <w:t>œil</w:t>
+      </w:r>
+      <w:r>
+        <w:t xml:space="preserve"> </w:t>
+      </w:r>
+      <w:r>
+        <w:t xml:space="preserve">(et son pluriel </w:t>
+      </w:r>
+      <w:r>
+        <w:rPr>
+          <w:i/>
+          <w:iCs/>
+        </w:rPr>
+        <w:t>yeux</w:t>
+      </w:r>
+      <w:r>
+        <w:t>), sont très généraux</w:t>
+      </w:r>
+      <w:r>
+        <w:t xml:space="preserve"> ; </w:t>
+      </w:r>
+      <w:r>
+        <w:rPr>
+          <w:i/>
+          <w:iCs/>
+        </w:rPr>
+        <w:t>dire</w:t>
+      </w:r>
+      <w:r>
+        <w:t xml:space="preserve">, </w:t>
+      </w:r>
+      <w:r>
+        <w:rPr>
+          <w:i/>
+          <w:iCs/>
+        </w:rPr>
+        <w:t>répondre</w:t>
+      </w:r>
+      <w:r>
+        <w:t>,</w:t>
+      </w:r>
+      <w:r>
+        <w:t xml:space="preserve"> </w:t>
+      </w:r>
+      <w:r>
+        <w:rPr>
+          <w:i/>
+          <w:iCs/>
+        </w:rPr>
+        <w:t>demander</w:t>
+      </w:r>
+      <w:r>
+        <w:t xml:space="preserve"> sont </w:t>
+      </w:r>
+      <w:r>
+        <w:t>des verbes d’expression propres au genre du roman</w:t>
+      </w:r>
+      <w:r>
+        <w:t> ;</w:t>
+      </w:r>
+      <w:r>
+        <w:t xml:space="preserve"> </w:t>
+      </w:r>
+      <w:r>
+        <w:rPr>
+          <w:i/>
+          <w:iCs/>
+        </w:rPr>
+        <w:t>capitaine</w:t>
+      </w:r>
+      <w:r>
+        <w:t xml:space="preserve"> et </w:t>
+      </w:r>
+      <w:r>
+        <w:rPr>
+          <w:i/>
+          <w:iCs/>
+        </w:rPr>
+        <w:t>mer</w:t>
+      </w:r>
+      <w:r>
+        <w:t xml:space="preserve"> tiennent au sous-genre du roman d’aventure</w:t>
+      </w:r>
+      <w:r>
+        <w:t>.</w:t>
+      </w:r>
+      <w:r>
+        <w:t xml:space="preserve"> Le thème du chapitre est beaucoup mieux exprimé par</w:t>
+      </w:r>
+      <w:r>
+        <w:t xml:space="preserve"> les mots</w:t>
+      </w:r>
+      <w:r>
+        <w:t xml:space="preserve"> </w:t>
+      </w:r>
+      <w:r>
+        <w:rPr>
+          <w:i/>
+          <w:iCs/>
+        </w:rPr>
+        <w:t>p</w:t>
+      </w:r>
+      <w:r>
+        <w:rPr>
+          <w:i/>
+          <w:iCs/>
+        </w:rPr>
+        <w:t>o</w:t>
+      </w:r>
+      <w:r>
+        <w:rPr>
+          <w:i/>
+          <w:iCs/>
+        </w:rPr>
+        <w:t>ulpe</w:t>
+      </w:r>
+      <w:r>
+        <w:t xml:space="preserve">, </w:t>
+      </w:r>
+      <w:r>
+        <w:rPr>
+          <w:i/>
+          <w:iCs/>
+        </w:rPr>
+        <w:t>monstre</w:t>
+      </w:r>
+      <w:r>
+        <w:t>,</w:t>
+      </w:r>
+      <w:r>
+        <w:t xml:space="preserve"> et</w:t>
+      </w:r>
+      <w:r>
+        <w:t xml:space="preserve"> </w:t>
+      </w:r>
+      <w:r>
+        <w:rPr>
+          <w:i/>
+          <w:iCs/>
+        </w:rPr>
+        <w:t>calmar</w:t>
+      </w:r>
+      <w:r>
+        <w:t>.</w:t>
+      </w:r>
+      <w:r>
+        <w:t xml:space="preserve"> </w:t>
+      </w:r>
+      <w:r>
+        <w:t xml:space="preserve">Filtrer les mots </w:t>
+      </w:r>
+      <w:r>
+        <w:t>grammaticaux</w:t>
+      </w:r>
+      <w:r>
+        <w:t xml:space="preserve"> ne suffit pas, i</w:t>
+      </w:r>
+      <w:r>
+        <w:t xml:space="preserve">l reste utile de pondérer la fréquence dans le texte </w:t>
+      </w:r>
+      <w:r>
+        <w:t>par</w:t>
+      </w:r>
+      <w:r>
+        <w:t xml:space="preserve"> le reste du corpus.</w:t>
+      </w:r>
+    </w:p>
+    <w:p>
+      <w:pPr>
+        <w:ind w:firstLine="708"/>
+      </w:pPr>
+      <w:r>
+        <w:t xml:space="preserve">Le rang du mot </w:t>
+      </w:r>
+      <w:r>
+        <w:rPr>
+          <w:i/>
+          <w:iCs/>
+        </w:rPr>
+        <w:t>monstre</w:t>
+      </w:r>
+      <w:r>
+        <w:t xml:space="preserve"> semble justifier la qualité sémantique de </w:t>
+      </w:r>
+      <w:r>
+        <w:rPr>
+          <w:i/>
+          <w:iCs/>
+        </w:rPr>
+        <w:t>g2</w:t>
+      </w:r>
+      <w:r>
+        <w:t xml:space="preserve"> et </w:t>
+      </w:r>
+      <w:r>
+        <w:rPr>
+          <w:i/>
+          <w:iCs/>
+        </w:rPr>
+        <w:t>lafon</w:t>
+      </w:r>
+      <w:r>
+        <w:t xml:space="preserve"> contre les classiques des moteurs de recherche, tandis que les autres scores relèvent trop de mots exclusifs.</w:t>
+      </w:r>
+    </w:p>
+    <w:p>
+      <w:pPr>
+        <w:ind w:firstLine="708"/>
+      </w:pPr>
     </w:p>
     <w:p>
       <w:pPr>
         <w:ind w:firstLine="0"/>
-      </w:pPr>
-    </w:p>
-    <w:p>
-      <w:pPr>
-        <w:ind w:firstLine="0"/>
-      </w:pPr>
-      <w:r>
-        <w:t xml:space="preserve">Un fois filtrés </w:t>
-      </w:r>
-      <w:r>
-        <w:t>l</w:t>
-      </w:r>
-      <w:r>
-        <w:t>es mots grammaticaux</w:t>
-      </w:r>
-      <w:r>
-        <w:t xml:space="preserve">, </w:t>
-      </w:r>
-      <w:r>
-        <w:t>ainsi qu</w:t>
-      </w:r>
-      <w:r>
-        <w:t>e</w:t>
-      </w:r>
-      <w:r>
-        <w:t xml:space="preserve"> </w:t>
-      </w:r>
-      <w:r>
-        <w:t>l</w:t>
-      </w:r>
-      <w:r>
-        <w:t xml:space="preserve">es noms propres, les </w:t>
-      </w:r>
-      <w:r>
-        <w:t>termes</w:t>
-      </w:r>
-      <w:r>
-        <w:t xml:space="preserve"> les plus fréquents d’un document (</w:t>
-      </w:r>
-      <w:proofErr w:type="spellStart"/>
-      <w:r>
-        <w:rPr>
-          <w:i/>
-          <w:iCs/>
-        </w:rPr>
-        <w:t>tf</w:t>
-      </w:r>
-      <w:proofErr w:type="spellEnd"/>
-      <w:r>
-        <w:t xml:space="preserve">) </w:t>
-      </w:r>
-      <w:r>
-        <w:t>sont beaucoup moins insignifiants</w:t>
-      </w:r>
-      <w:r>
-        <w:t>.</w:t>
-      </w:r>
-    </w:p>
-    <w:p>
-      <w:pPr>
-        <w:ind w:firstLine="708"/>
-      </w:pPr>
-      <w:r>
-        <w:t xml:space="preserve">On notera </w:t>
-      </w:r>
-      <w:r>
-        <w:t>cependant</w:t>
-      </w:r>
-      <w:r>
-        <w:t xml:space="preserve"> des mots très généraux </w:t>
-      </w:r>
-      <w:r>
-        <w:t>qui disent peu de la scène</w:t>
-      </w:r>
-      <w:r>
-        <w:t xml:space="preserve"> comme </w:t>
-      </w:r>
-      <w:r>
-        <w:rPr>
-          <w:i/>
-          <w:iCs/>
-        </w:rPr>
-        <w:t>animal</w:t>
-      </w:r>
-      <w:r>
-        <w:t xml:space="preserve">, </w:t>
-      </w:r>
-      <w:r>
-        <w:rPr>
-          <w:i/>
-          <w:iCs/>
-        </w:rPr>
-        <w:t>mètre</w:t>
-      </w:r>
-      <w:r>
-        <w:t xml:space="preserve">, </w:t>
-      </w:r>
-      <w:r>
-        <w:rPr>
-          <w:i/>
-          <w:iCs/>
-        </w:rPr>
-        <w:t>œil</w:t>
-      </w:r>
-      <w:r>
-        <w:t xml:space="preserve"> ; </w:t>
-      </w:r>
-      <w:r>
-        <w:t xml:space="preserve">des </w:t>
-      </w:r>
-      <w:r>
-        <w:t>verbes d’expression</w:t>
-      </w:r>
-      <w:r>
-        <w:t xml:space="preserve"> </w:t>
-      </w:r>
-      <w:r>
-        <w:t>propre</w:t>
-      </w:r>
-      <w:r>
-        <w:t>s</w:t>
-      </w:r>
-      <w:r>
-        <w:t xml:space="preserve"> au genre du roman</w:t>
-      </w:r>
-      <w:r>
-        <w:t xml:space="preserve"> comme</w:t>
-      </w:r>
-      <w:r>
-        <w:t xml:space="preserve"> </w:t>
-      </w:r>
-      <w:r>
-        <w:rPr>
-          <w:i/>
-          <w:iCs/>
-        </w:rPr>
-        <w:t>dire</w:t>
-      </w:r>
-      <w:r>
-        <w:t xml:space="preserve">, </w:t>
-      </w:r>
-      <w:r>
-        <w:rPr>
-          <w:i/>
-          <w:iCs/>
-        </w:rPr>
-        <w:t>répondre</w:t>
-      </w:r>
-      <w:r>
-        <w:t>,</w:t>
-      </w:r>
-      <w:r>
-        <w:t xml:space="preserve"> </w:t>
-      </w:r>
-      <w:r>
-        <w:rPr>
-          <w:i/>
-          <w:iCs/>
-        </w:rPr>
-        <w:t>demander</w:t>
-      </w:r>
-      <w:r>
-        <w:t>,</w:t>
-      </w:r>
-      <w:r>
-        <w:t xml:space="preserve"> </w:t>
-      </w:r>
-      <w:r>
-        <w:t xml:space="preserve">ou du sous-genre d’aventures comme </w:t>
-      </w:r>
-      <w:r>
-        <w:rPr>
-          <w:i/>
-          <w:iCs/>
-        </w:rPr>
-        <w:t>capitaine</w:t>
-      </w:r>
-      <w:r>
-        <w:t xml:space="preserve"> et </w:t>
-      </w:r>
-      <w:r>
-        <w:rPr>
-          <w:i/>
-          <w:iCs/>
-        </w:rPr>
-        <w:t>mer</w:t>
-      </w:r>
-      <w:r>
-        <w:t>.</w:t>
-      </w:r>
-      <w:r>
-        <w:t xml:space="preserve"> Le thème du chapitre est beaucoup mieux exprimé par</w:t>
-      </w:r>
-      <w:r>
-        <w:t xml:space="preserve"> les mots</w:t>
-      </w:r>
-      <w:r>
-        <w:t xml:space="preserve"> </w:t>
-      </w:r>
-      <w:r>
-        <w:rPr>
-          <w:i/>
-          <w:iCs/>
-        </w:rPr>
-        <w:t>p</w:t>
-      </w:r>
-      <w:r>
-        <w:rPr>
-          <w:i/>
-          <w:iCs/>
-        </w:rPr>
-        <w:t>o</w:t>
-      </w:r>
-      <w:r>
-        <w:rPr>
-          <w:i/>
-          <w:iCs/>
-        </w:rPr>
-        <w:t>ulpe</w:t>
-      </w:r>
-      <w:r>
-        <w:t xml:space="preserve">, </w:t>
-      </w:r>
-      <w:r>
-        <w:rPr>
-          <w:i/>
-          <w:iCs/>
-        </w:rPr>
-        <w:t>monstre</w:t>
-      </w:r>
-      <w:r>
-        <w:t>,</w:t>
-      </w:r>
-      <w:r>
-        <w:t xml:space="preserve"> et</w:t>
-      </w:r>
-      <w:r>
-        <w:t xml:space="preserve"> </w:t>
-      </w:r>
-      <w:r>
-        <w:rPr>
-          <w:i/>
-          <w:iCs/>
-        </w:rPr>
-        <w:t>calmar</w:t>
-      </w:r>
-      <w:r>
-        <w:t>.</w:t>
-      </w:r>
-      <w:r>
-        <w:t xml:space="preserve"> </w:t>
-      </w:r>
-      <w:r>
-        <w:t xml:space="preserve">Filtrer les mots </w:t>
-      </w:r>
-      <w:r>
-        <w:t>grammaticaux</w:t>
-      </w:r>
-      <w:r>
-        <w:t xml:space="preserve"> ne suffit pas, i</w:t>
-      </w:r>
-      <w:r>
-        <w:t xml:space="preserve">l reste utile de pondérer la fréquence dans le texte </w:t>
-      </w:r>
-      <w:r>
-        <w:t>par</w:t>
-      </w:r>
-      <w:r>
-        <w:t xml:space="preserve"> le reste du corpus.</w:t>
-      </w:r>
-      <w:r>
-        <w:t xml:space="preserve"> </w:t>
-      </w:r>
-      <w:r>
-        <w:t xml:space="preserve">Le rang du mot </w:t>
-      </w:r>
-      <w:r>
-        <w:rPr>
-          <w:i/>
-          <w:iCs/>
-        </w:rPr>
-        <w:t>monstre</w:t>
-      </w:r>
-      <w:r>
-        <w:t xml:space="preserve"> semble justifier la qualité sémantique de </w:t>
-      </w:r>
-      <w:r>
-        <w:rPr>
-          <w:i/>
-          <w:iCs/>
-        </w:rPr>
-        <w:t>g2</w:t>
-      </w:r>
-      <w:r>
-        <w:t xml:space="preserve"> et </w:t>
-      </w:r>
-      <w:proofErr w:type="spellStart"/>
-      <w:r>
-        <w:rPr>
-          <w:i/>
-          <w:iCs/>
-        </w:rPr>
-        <w:t>lafon</w:t>
-      </w:r>
-      <w:proofErr w:type="spellEnd"/>
-      <w:r>
-        <w:t>.</w:t>
-      </w:r>
-    </w:p>
-    <w:p>
-      <w:pPr>
-        <w:ind w:firstLine="708"/>
       </w:pPr>
       <w:r>
         <w:t xml:space="preserve">Les impressions </w:t>
@@ -3513,18 +3355,14 @@
         <w:t>du domaine</w:t>
       </w:r>
       <w:r>
-        <w:t>, G</w:t>
-      </w:r>
-      <w:r>
-        <w:rPr>
-          <w:vertAlign w:val="superscript"/>
-        </w:rPr>
-        <w:t>2</w:t>
-      </w:r>
-      <w:r>
-        <w:t xml:space="preserve">, et sa version paramétrable </w:t>
-      </w:r>
-      <w:proofErr w:type="spellStart"/>
+        <w:t xml:space="preserve">, </w:t>
+      </w:r>
+      <w:r>
+        <w:t>ainsi que</w:t>
+      </w:r>
+      <w:r>
+        <w:t xml:space="preserve"> </w:t>
+      </w:r>
       <w:r>
         <w:rPr>
           <w:i/>
@@ -3532,7 +3370,6 @@
         </w:rPr>
         <w:t>Focalex</w:t>
       </w:r>
-      <w:proofErr w:type="spellEnd"/>
       <w:r>
         <w:t>.</w:t>
       </w:r>
@@ -3617,7 +3454,6 @@
       <w:r>
         <w:t xml:space="preserve"> </w:t>
       </w:r>
-      <w:proofErr w:type="spellStart"/>
       <w:r>
         <w:rPr>
           <w:i/>
@@ -3625,7 +3461,6 @@
         </w:rPr>
         <w:t>tf</w:t>
       </w:r>
-      <w:proofErr w:type="spellEnd"/>
       <w:r>
         <w:t xml:space="preserve"> et </w:t>
       </w:r>
@@ -3661,7 +3496,6 @@
       <w:r>
         <w:t xml:space="preserve"> sont </w:t>
       </w:r>
-      <w:proofErr w:type="spellStart"/>
       <w:r>
         <w:rPr>
           <w:i/>
@@ -3669,11 +3503,9 @@
         </w:rPr>
         <w:t>tf</w:t>
       </w:r>
-      <w:proofErr w:type="spellEnd"/>
       <w:r>
         <w:t xml:space="preserve"> et </w:t>
       </w:r>
-      <w:proofErr w:type="spellStart"/>
       <w:r>
         <w:rPr>
           <w:i/>
@@ -3681,7 +3513,6 @@
         </w:rPr>
         <w:t>simplemaths</w:t>
       </w:r>
-      <w:proofErr w:type="spellEnd"/>
       <w:r>
         <w:rPr>
           <w:i/>
@@ -3710,7 +3541,13 @@
         <w:t>2.0</w:t>
       </w:r>
       <w:r>
-        <w:t>  a été sorti des calculs, car beaucoup de chapitres n’ont pas 100 mots spécifiques, les distances n’étaient plus comparables.</w:t>
+        <w:t xml:space="preserve">  a été sorti des calculs, car beaucoup de chapitres n’ont pas 100 mots </w:t>
+      </w:r>
+      <w:r>
+        <w:t>exclusifs</w:t>
+      </w:r>
+      <w:r>
+        <w:t>, les distances n’étaient plus comparables.</w:t>
       </w:r>
     </w:p>
     <w:p>
@@ -3765,21 +3602,30 @@
         </w:rPr>
         <w:t> » (</w:t>
       </w:r>
-      <w:proofErr w:type="spellStart"/>
-      <w:r>
-        <w:rPr>
-          <w:lang w:val="fr-FR"/>
-        </w:rPr>
-        <w:t>eng</w:t>
-      </w:r>
-      <w:proofErr w:type="spellEnd"/>
+      <w:r>
+        <w:rPr>
+          <w:lang w:val="fr-FR"/>
+        </w:rPr>
+        <w:t>an</w:t>
+      </w:r>
+      <w:r>
+        <w:rPr>
+          <w:lang w:val="fr-FR"/>
+        </w:rPr>
+        <w:t>g</w:t>
+      </w:r>
+      <w:r>
+        <w:rPr>
+          <w:lang w:val="fr-FR"/>
+        </w:rPr>
+        <w:t>lais</w:t>
+      </w:r>
       <w:r>
         <w:rPr>
           <w:lang w:val="fr-FR"/>
         </w:rPr>
         <w:t xml:space="preserve"> : </w:t>
       </w:r>
-      <w:proofErr w:type="spellStart"/>
       <w:r>
         <w:rPr>
           <w:i/>
@@ -3788,7 +3634,6 @@
         </w:rPr>
         <w:t>PCoA</w:t>
       </w:r>
-      <w:proofErr w:type="spellEnd"/>
       <w:r>
         <w:rPr>
           <w:lang w:val="fr-FR"/>
@@ -3990,7 +3835,6 @@
         </w:rPr>
         <w:t xml:space="preserve"> </w:t>
       </w:r>
-      <w:proofErr w:type="spellStart"/>
       <w:r>
         <w:rPr>
           <w:i/>
@@ -3999,7 +3843,6 @@
         </w:rPr>
         <w:t>focalex</w:t>
       </w:r>
-      <w:proofErr w:type="spellEnd"/>
       <w:r>
         <w:rPr>
           <w:lang w:val="fr-FR"/>
@@ -4050,7 +3893,6 @@
         </w:rPr>
         <w:t xml:space="preserve">fférents </w:t>
       </w:r>
-      <w:proofErr w:type="spellStart"/>
       <w:r>
         <w:rPr>
           <w:i/>
@@ -4058,7 +3900,6 @@
         </w:rPr>
         <w:t>focalex</w:t>
       </w:r>
-      <w:proofErr w:type="spellEnd"/>
       <w:r>
         <w:rPr>
           <w:lang w:val="fr-FR"/>
@@ -4103,7 +3944,6 @@
         </w:rPr>
         <w:t xml:space="preserve"> et les </w:t>
       </w:r>
-      <w:proofErr w:type="spellStart"/>
       <w:r>
         <w:rPr>
           <w:i/>
@@ -4112,7 +3952,6 @@
         </w:rPr>
         <w:t>tfidf</w:t>
       </w:r>
-      <w:proofErr w:type="spellEnd"/>
       <w:r>
         <w:rPr>
           <w:lang w:val="fr-FR"/>
@@ -4131,7 +3970,6 @@
         </w:rPr>
         <w:t xml:space="preserve"> la fréquence par document </w:t>
       </w:r>
-      <w:proofErr w:type="spellStart"/>
       <w:r>
         <w:rPr>
           <w:i/>
@@ -4140,7 +3978,6 @@
         </w:rPr>
         <w:t>df</w:t>
       </w:r>
-      <w:proofErr w:type="spellEnd"/>
       <w:r>
         <w:rPr>
           <w:lang w:val="fr-FR"/>
@@ -4202,7 +4039,6 @@
         <w:lastRenderedPageBreak/>
         <w:t>linéaire (</w:t>
       </w:r>
-      <w:proofErr w:type="spellStart"/>
       <w:r>
         <w:rPr>
           <w:i/>
@@ -4211,14 +4047,12 @@
         </w:rPr>
         <w:t>tf</w:t>
       </w:r>
-      <w:proofErr w:type="spellEnd"/>
       <w:r>
         <w:rPr>
           <w:lang w:val="fr-FR"/>
         </w:rPr>
         <w:t xml:space="preserve">, </w:t>
       </w:r>
-      <w:proofErr w:type="spellStart"/>
       <w:r>
         <w:rPr>
           <w:i/>
@@ -4227,14 +4061,12 @@
         </w:rPr>
         <w:t>tfidf</w:t>
       </w:r>
-      <w:proofErr w:type="spellEnd"/>
       <w:r>
         <w:rPr>
           <w:lang w:val="fr-FR"/>
         </w:rPr>
         <w:t xml:space="preserve">, </w:t>
       </w:r>
-      <w:proofErr w:type="spellStart"/>
       <w:r>
         <w:rPr>
           <w:i/>
@@ -4243,7 +4075,6 @@
         </w:rPr>
         <w:t>simplemaths</w:t>
       </w:r>
-      <w:proofErr w:type="spellEnd"/>
       <w:r>
         <w:rPr>
           <w:lang w:val="fr-FR"/>
@@ -4284,7 +4115,6 @@
         </w:rPr>
         <w:t xml:space="preserve">, </w:t>
       </w:r>
-      <w:proofErr w:type="spellStart"/>
       <w:r>
         <w:rPr>
           <w:i/>
@@ -4293,7 +4123,6 @@
         </w:rPr>
         <w:t>tfidflog</w:t>
       </w:r>
-      <w:proofErr w:type="spellEnd"/>
       <w:r>
         <w:rPr>
           <w:lang w:val="fr-FR"/>
@@ -4304,9 +4133,20 @@
         <w:rPr>
           <w:lang w:val="fr-FR"/>
         </w:rPr>
-        <w:t>, factorielle ou hypergéométrique (</w:t>
-      </w:r>
-      <w:proofErr w:type="spellStart"/>
+        <w:t xml:space="preserve">, factorielle </w:t>
+      </w:r>
+      <w:r>
+        <w:rPr>
+          <w:lang w:val="fr-FR"/>
+        </w:rPr>
+        <w:t>c’est-à-dire</w:t>
+      </w:r>
+      <w:r>
+        <w:rPr>
+          <w:lang w:val="fr-FR"/>
+        </w:rPr>
+        <w:t xml:space="preserve"> hypergéométrique (</w:t>
+      </w:r>
       <w:r>
         <w:rPr>
           <w:i/>
@@ -4315,7 +4155,6 @@
         </w:rPr>
         <w:t>lafon</w:t>
       </w:r>
-      <w:proofErr w:type="spellEnd"/>
       <w:r>
         <w:rPr>
           <w:lang w:val="fr-FR"/>
@@ -4326,7 +4165,19 @@
         <w:rPr>
           <w:lang w:val="fr-FR"/>
         </w:rPr>
-        <w:t>Toutefois lorsque ces scores sont utilisés pour ordonner une liste de mots-clés, on observe une loi qui confirme les impressions plus haut : les formules varient entre généralité et spécificité des mots relevés.</w:t>
+        <w:t xml:space="preserve">Toutefois lorsque ces scores sont utilisés pour ordonner une liste de mots-clés, on observe une loi qui confirme les impressions plus haut : les formules varient entre généralité et </w:t>
+      </w:r>
+      <w:r>
+        <w:rPr>
+          <w:lang w:val="fr-FR"/>
+        </w:rPr>
+        <w:t>exclusivité</w:t>
+      </w:r>
+      <w:r>
+        <w:rPr>
+          <w:lang w:val="fr-FR"/>
+        </w:rPr>
+        <w:t xml:space="preserve"> des mots relevés.</w:t>
       </w:r>
     </w:p>
     <w:p>
@@ -4348,7 +4199,6 @@
         </w:rPr>
         <w:t xml:space="preserve">e </w:t>
       </w:r>
-      <w:proofErr w:type="spellStart"/>
       <w:r>
         <w:rPr>
           <w:i/>
@@ -4357,7 +4207,6 @@
         </w:rPr>
         <w:t>Focalex</w:t>
       </w:r>
-      <w:proofErr w:type="spellEnd"/>
       <w:r>
         <w:rPr>
           <w:lang w:val="fr-FR"/>
@@ -4380,7 +4229,19 @@
         <w:rPr>
           <w:lang w:val="fr-FR"/>
         </w:rPr>
-        <w:t xml:space="preserve"> le degré de spécificité </w:t>
+        <w:t xml:space="preserve"> le degré d</w:t>
+      </w:r>
+      <w:r>
+        <w:rPr>
+          <w:lang w:val="fr-FR"/>
+        </w:rPr>
+        <w:t>’exclusivité</w:t>
+      </w:r>
+      <w:r>
+        <w:rPr>
+          <w:lang w:val="fr-FR"/>
+        </w:rPr>
+        <w:t xml:space="preserve"> </w:t>
       </w:r>
       <w:r>
         <w:rPr>
@@ -4462,7 +4323,6 @@
         </w:rPr>
         <w:t xml:space="preserve">chiffres produits par </w:t>
       </w:r>
-      <w:proofErr w:type="spellStart"/>
       <w:r>
         <w:rPr>
           <w:i/>
@@ -4471,7 +4331,6 @@
         </w:rPr>
         <w:t>Focalex</w:t>
       </w:r>
-      <w:proofErr w:type="spellEnd"/>
       <w:r>
         <w:rPr>
           <w:lang w:val="fr-FR"/>
@@ -4487,6 +4346,87 @@
     </w:p>
     <w:p>
       <w:pPr>
+        <w:ind w:firstLine="708"/>
+        <w:rPr>
+          <w:lang w:val="fr-FR"/>
+        </w:rPr>
+      </w:pPr>
+    </w:p>
+    <w:p>
+      <w:pPr>
+        <w:ind w:firstLine="0"/>
+      </w:pPr>
+      <w:r>
+        <w:t>Cette section</w:t>
+      </w:r>
+      <w:r>
+        <w:t xml:space="preserve"> semble établir que les formules de spécificités parcourent globalement un spectre entre la fréquence locale et la fréquence exclusive. Les formules relevant</w:t>
+      </w:r>
+      <w:r>
+        <w:t xml:space="preserve"> plus</w:t>
+      </w:r>
+      <w:r>
+        <w:t xml:space="preserve"> les mots exclusifs </w:t>
+      </w:r>
+      <w:r>
+        <w:t xml:space="preserve">ont montré leur </w:t>
+      </w:r>
+      <w:r>
+        <w:t>util</w:t>
+      </w:r>
+      <w:r>
+        <w:t>ité pour l’extraction de collocations</w:t>
+      </w:r>
+      <w:r>
+        <w:t xml:space="preserve"> linguistiques</w:t>
+      </w:r>
+      <w:r>
+        <w:t xml:space="preserve"> (</w:t>
+      </w:r>
+      <w:r>
+        <w:t>simplemaths), ou l</w:t>
+      </w:r>
+      <w:r>
+        <w:t>a recherche documentaires (</w:t>
+      </w:r>
+      <w:r>
+        <w:rPr>
+          <w:i/>
+          <w:iCs/>
+        </w:rPr>
+        <w:t>bm25</w:t>
+      </w:r>
+      <w:r>
+        <w:t xml:space="preserve">). Pour ce qui nous intéresse ici, les tests statistiques </w:t>
+      </w:r>
+      <w:r>
+        <w:rPr>
+          <w:i/>
+          <w:iCs/>
+        </w:rPr>
+        <w:t>Fisher</w:t>
+      </w:r>
+      <w:r>
+        <w:t xml:space="preserve"> et G</w:t>
+      </w:r>
+      <w:r>
+        <w:rPr>
+          <w:vertAlign w:val="superscript"/>
+        </w:rPr>
+        <w:t>2</w:t>
+      </w:r>
+      <w:r>
+        <w:t xml:space="preserve"> semblent les score</w:t>
+      </w:r>
+      <w:r>
+        <w:t>s les plus pertinents</w:t>
+      </w:r>
+      <w:r>
+        <w:t xml:space="preserve"> pour l’extraction de mots-clés sémantiques.</w:t>
+      </w:r>
+    </w:p>
+    <w:p>
+      <w:pPr>
         <w:pStyle w:val="Heading1"/>
       </w:pPr>
       <w:r>
@@ -4498,43 +4438,17 @@
         <w:ind w:firstLine="0"/>
       </w:pPr>
       <w:r>
-        <w:t xml:space="preserve">§1 </w:t>
-      </w:r>
-      <w:r>
-        <w:t>semble</w:t>
-      </w:r>
-      <w:r>
-        <w:t xml:space="preserve"> établi</w:t>
-      </w:r>
-      <w:r>
-        <w:t>r</w:t>
-      </w:r>
-      <w:r>
-        <w:t xml:space="preserve"> que les formules de spécificités parcourent globalement un spectre </w:t>
-      </w:r>
-      <w:r>
-        <w:t>entre la</w:t>
-      </w:r>
-      <w:r>
-        <w:t xml:space="preserve"> fréquence</w:t>
-      </w:r>
-      <w:r>
-        <w:t xml:space="preserve"> locale et la fréquence exclusive pour l’extraction d</w:t>
-      </w:r>
-      <w:r>
-        <w:t>e</w:t>
-      </w:r>
-      <w:r>
-        <w:t xml:space="preserve"> mots clés</w:t>
-      </w:r>
-      <w:r>
-        <w:t xml:space="preserve"> significatifs</w:t>
-      </w:r>
-      <w:r>
-        <w:t xml:space="preserve"> d’une partie de corpus. </w:t>
-      </w:r>
-      <w:r>
-        <w:t xml:space="preserve">Cette expérience ne permet d’observer la totalité des mots clés par partie. Jusqu’ici l’impression humaine semble indiquer que </w:t>
+        <w:t xml:space="preserve">Pour l’instant, nous ne saurions pas départager </w:t>
+      </w:r>
+      <w:r>
+        <w:rPr>
+          <w:i/>
+          <w:iCs/>
+        </w:rPr>
+        <w:t>Fisher</w:t>
+      </w:r>
+      <w:r>
+        <w:t xml:space="preserve"> et </w:t>
       </w:r>
       <w:r>
         <w:rPr>
@@ -4552,6 +4466,31 @@
         <w:t>2</w:t>
       </w:r>
       <w:r>
+        <w:t xml:space="preserve"> autrement que par la doctrine, l’existant, ou la rapidité de calcul. Chacun de ces arguments ont de l’importance. La cohérence d’une doctrine aide l’utilisateur à comprendre </w:t>
+      </w:r>
+      <w:r>
+        <w:t>l</w:t>
+      </w:r>
+      <w:r>
+        <w:t>es résultats ; le code existant ne se réécrit pas en quelques heures ; la rapidité permet de chercher plus et donc</w:t>
+      </w:r>
+      <w:r>
+        <w:t xml:space="preserve"> de</w:t>
+      </w:r>
+      <w:r>
+        <w:t xml:space="preserve"> trouver plus. Mais ces raisons restent externes. Cette section tentera de proposer des tests décisifs pour départager</w:t>
+      </w:r>
+      <w:r>
+        <w:t xml:space="preserve"> </w:t>
+      </w:r>
+      <w:r>
+        <w:rPr>
+          <w:i/>
+          <w:iCs/>
+        </w:rPr>
+        <w:t>Fisher</w:t>
+      </w:r>
+      <w:r>
         <w:t xml:space="preserve"> et </w:t>
       </w:r>
       <w:r>
@@ -4559,11 +4498,100 @@
           <w:i/>
           <w:iCs/>
         </w:rPr>
-        <w:t>Fisher</w:t>
-      </w:r>
-      <w:r>
-        <w:t xml:space="preserve"> semblent le meilleur compromis </w:t>
-      </w:r>
+        <w:t>G</w:t>
+      </w:r>
+      <w:r>
+        <w:rPr>
+          <w:i/>
+          <w:iCs/>
+          <w:vertAlign w:val="superscript"/>
+        </w:rPr>
+        <w:t>2</w:t>
+      </w:r>
+      <w:r>
+        <w:t>, et peut-être rattraper d’autres formules trop vite écartées dans la section précédente.</w:t>
+      </w:r>
+    </w:p>
+    <w:p>
+      <w:pPr>
+        <w:ind w:firstLine="708"/>
+      </w:pPr>
+      <w:r>
+        <w:t>En §1</w:t>
+      </w:r>
+      <w:r>
+        <w:t xml:space="preserve"> n’ont été</w:t>
+      </w:r>
+      <w:r>
+        <w:t xml:space="preserve"> observé</w:t>
+      </w:r>
+      <w:r>
+        <w:t>s</w:t>
+      </w:r>
+      <w:r>
+        <w:t xml:space="preserve"> que les 100 premiers mots-clés</w:t>
+      </w:r>
+      <w:r>
+        <w:t xml:space="preserve"> p</w:t>
+      </w:r>
+      <w:r>
+        <w:t>ar</w:t>
+      </w:r>
+      <w:r>
+        <w:t xml:space="preserve"> chapitre. Rien n’assure que </w:t>
+      </w:r>
+      <w:r>
+        <w:t>le score des autres mots</w:t>
+      </w:r>
+      <w:r>
+        <w:t xml:space="preserve"> </w:t>
+      </w:r>
+      <w:r>
+        <w:t xml:space="preserve">soit aussi pertinent. Les expériences qui suivent </w:t>
+      </w:r>
+      <w:r>
+        <w:t xml:space="preserve">travailleront sur le vecteur complet </w:t>
+      </w:r>
+      <w:r>
+        <w:t xml:space="preserve">de tous les mots d’un texte, </w:t>
+      </w:r>
+      <w:r>
+        <w:t>portant</w:t>
+      </w:r>
+      <w:r>
+        <w:t xml:space="preserve"> chacun</w:t>
+      </w:r>
+      <w:r>
+        <w:t xml:space="preserve"> </w:t>
+      </w:r>
+      <w:r>
+        <w:t>un</w:t>
+      </w:r>
+      <w:r>
+        <w:t xml:space="preserve"> nombre calculé</w:t>
+      </w:r>
+      <w:r>
+        <w:t xml:space="preserve"> par </w:t>
+      </w:r>
+      <w:r>
+        <w:t>une</w:t>
+      </w:r>
+      <w:r>
+        <w:t xml:space="preserve"> formule. L’expérience va consister à calculer une distance entre cha</w:t>
+      </w:r>
+      <w:r>
+        <w:t>cun de ces vecteurs, ce qui permet par exemple de suggérer à un lecteur des textes proches de celui qu’il lit. Pour un roman, c’est évidemment idiot, puisque le texte que l’on veut lire ensuite, c’est le chapitre suivant ; mais on devine vite l’intérêt de tels algorithmes pour les textes informatifs.</w:t>
+      </w:r>
+    </w:p>
+    <w:p>
+      <w:pPr>
+        <w:ind w:firstLine="708"/>
+      </w:pPr>
+    </w:p>
+    <w:p>
+      <w:pPr>
+        <w:ind w:firstLine="708"/>
+      </w:pPr>
     </w:p>
     <w:p>
       <w:pPr>
@@ -4600,6 +4628,7 @@
         <w:pStyle w:val="Heading1"/>
       </w:pPr>
       <w:r>
+        <w:lastRenderedPageBreak/>
         <w:t>§</w:t>
       </w:r>
       <w:r>
@@ -5183,14 +5212,7 @@
       </w:r>
       <w:r>
         <w:br/>
-      </w:r>
-      <w:proofErr w:type="spellStart"/>
-      <w:r>
-        <w:t>Dicollecte</w:t>
-      </w:r>
-      <w:proofErr w:type="spellEnd"/>
-      <w:r>
-        <w:t xml:space="preserve"> 7.7 </w:t>
+        <w:t xml:space="preserve">Dicollecte 7.7 </w:t>
       </w:r>
       <w:hyperlink r:id="rId14" w:history="1">
         <w:r>
@@ -5205,14 +5227,7 @@
       </w:r>
       <w:r>
         <w:br/>
-      </w:r>
-      <w:proofErr w:type="spellStart"/>
-      <w:r>
-        <w:t>Morphalou</w:t>
-      </w:r>
-      <w:proofErr w:type="spellEnd"/>
-      <w:r>
-        <w:t xml:space="preserve"> 3.1 </w:t>
+        <w:t xml:space="preserve">Morphalou 3.1 </w:t>
       </w:r>
       <w:hyperlink r:id="rId15" w:history="1">
         <w:r>
@@ -5224,15 +5239,7 @@
       </w:hyperlink>
       <w:r>
         <w:br/>
-        <w:t xml:space="preserve">Chaque lexique a son orientation. Lexique3 intéresse les orthophonistes, il a de précieuses informations de fréquence par forme, mais il est très bruité. </w:t>
-      </w:r>
-      <w:proofErr w:type="spellStart"/>
-      <w:r>
-        <w:t>Dicollecte</w:t>
-      </w:r>
-      <w:proofErr w:type="spellEnd"/>
-      <w:r>
-        <w:t xml:space="preserve"> sert à la correction orthographique, il mélange la langue commune avec les noms propres, ses lemmes sont parfois inexacts ou incomplets car non nécessaires à la correction orthographique (ex : l</w:t>
+        <w:t>Chaque lexique a son orientation. Lexique3 intéresse les orthophonistes, il a de précieuses informations de fréquence par forme, mais il est très bruité. Dicollecte sert à la correction orthographique, il mélange la langue commune avec les noms propres, ses lemmes sont parfois inexacts ou incomplets car non nécessaires à la correction orthographique (ex : l</w:t>
       </w:r>
       <w:r>
         <w:t>es participes passé</w:t>
@@ -5247,15 +5254,7 @@
         <w:t xml:space="preserve"> verbe </w:t>
       </w:r>
       <w:r>
-        <w:t xml:space="preserve">suffisent à fournir les formes adjectives). </w:t>
-      </w:r>
-      <w:proofErr w:type="spellStart"/>
-      <w:r>
-        <w:t>Morphalou</w:t>
-      </w:r>
-      <w:proofErr w:type="spellEnd"/>
-      <w:r>
-        <w:t xml:space="preserve">, en partie constitué sur le </w:t>
+        <w:t xml:space="preserve">suffisent à fournir les formes adjectives). Morphalou, en partie constitué sur le </w:t>
       </w:r>
       <w:r>
         <w:rPr>

--- a/docs/glorieux-specif.docx
+++ b/docs/glorieux-specif.docx
@@ -6,6 +6,7 @@
       <w:pPr>
         <w:pStyle w:val="Title"/>
       </w:pPr>
+      <w:proofErr w:type="spellStart"/>
       <w:r>
         <w:rPr>
           <w:i/>
@@ -13,6 +14,7 @@
         </w:rPr>
         <w:t>Focalex</w:t>
       </w:r>
+      <w:proofErr w:type="spellEnd"/>
       <w:r>
         <w:t> </w:t>
       </w:r>
@@ -75,7 +77,15 @@
         <w:t xml:space="preserve"> spécificité </w:t>
       </w:r>
       <w:r>
-        <w:t>mesure l’écart à une norme. Dans le cas particulier des moteurs de recherche plein texte (et de la textométrie en général), c’est une formule qui mesure à quel point un</w:t>
+        <w:t xml:space="preserve">mesure l’écart à une norme. Dans le cas particulier des moteurs de recherche plein texte (et de la </w:t>
+      </w:r>
+      <w:proofErr w:type="spellStart"/>
+      <w:r>
+        <w:t>textométrie</w:t>
+      </w:r>
+      <w:proofErr w:type="spellEnd"/>
+      <w:r>
+        <w:t xml:space="preserve"> en général), c’est une formule qui mesure à quel point un</w:t>
       </w:r>
       <w:r>
         <w:t xml:space="preserve"> élément </w:t>
@@ -147,7 +157,15 @@
         <w:t>Fisher</w:t>
       </w:r>
       <w:r>
-        <w:t xml:space="preserve"> utilisé en textométrie,</w:t>
+        <w:t xml:space="preserve"> utilisé en </w:t>
+      </w:r>
+      <w:proofErr w:type="spellStart"/>
+      <w:r>
+        <w:t>textométrie</w:t>
+      </w:r>
+      <w:proofErr w:type="spellEnd"/>
+      <w:r>
+        <w:t>,</w:t>
       </w:r>
       <w:r>
         <w:t xml:space="preserve"> </w:t>
@@ -164,6 +182,7 @@
       <w:r>
         <w:t xml:space="preserve">, baptisée </w:t>
       </w:r>
+      <w:proofErr w:type="spellStart"/>
       <w:r>
         <w:rPr>
           <w:i/>
@@ -171,6 +190,7 @@
         </w:rPr>
         <w:t>Focalex</w:t>
       </w:r>
+      <w:proofErr w:type="spellEnd"/>
       <w:r>
         <w:t xml:space="preserve">, </w:t>
       </w:r>
@@ -260,6 +280,7 @@
       <w:r>
         <w:t xml:space="preserve"> à retrouver (</w:t>
       </w:r>
+      <w:proofErr w:type="spellStart"/>
       <w:r>
         <w:rPr>
           <w:i/>
@@ -267,6 +288,7 @@
         </w:rPr>
         <w:t>retrieval</w:t>
       </w:r>
+      <w:proofErr w:type="spellEnd"/>
       <w:r>
         <w:t>) les documents les plus pertinents pour une requête</w:t>
       </w:r>
@@ -627,8 +649,13 @@
         <w:t>reprise</w:t>
       </w:r>
       <w:r>
-        <w:t xml:space="preserve"> du projet ebalzac</w:t>
-      </w:r>
+        <w:t xml:space="preserve"> du projet </w:t>
+      </w:r>
+      <w:proofErr w:type="spellStart"/>
+      <w:r>
+        <w:t>ebalzac</w:t>
+      </w:r>
+      <w:proofErr w:type="spellEnd"/>
       <w:r>
         <w:rPr>
           <w:rStyle w:val="FootnoteReference"/>
@@ -778,6 +805,7 @@
       <w:r>
         <w:t>De ces sources normalisées, les chapitres ont été extraits dans un format textuel plus commode (</w:t>
       </w:r>
+      <w:proofErr w:type="spellStart"/>
       <w:r>
         <w:rPr>
           <w:i/>
@@ -785,6 +813,7 @@
         </w:rPr>
         <w:t>MarkDown</w:t>
       </w:r>
+      <w:proofErr w:type="spellEnd"/>
       <w:r>
         <w:t>)</w:t>
       </w:r>
@@ -1044,15 +1073,33 @@
           <w:i/>
           <w:iCs/>
         </w:rPr>
-        <w:t>Apache OpenNLP</w:t>
-      </w:r>
-      <w:r>
-        <w:rPr>
-          <w:i/>
-          <w:iCs/>
-        </w:rPr>
-        <w:t xml:space="preserve"> POSTtagger</w:t>
-      </w:r>
+        <w:t xml:space="preserve">Apache </w:t>
+      </w:r>
+      <w:proofErr w:type="spellStart"/>
+      <w:r>
+        <w:rPr>
+          <w:i/>
+          <w:iCs/>
+        </w:rPr>
+        <w:t>OpenNLP</w:t>
+      </w:r>
+      <w:proofErr w:type="spellEnd"/>
+      <w:r>
+        <w:rPr>
+          <w:i/>
+          <w:iCs/>
+        </w:rPr>
+        <w:t xml:space="preserve"> </w:t>
+      </w:r>
+      <w:proofErr w:type="spellStart"/>
+      <w:r>
+        <w:rPr>
+          <w:i/>
+          <w:iCs/>
+        </w:rPr>
+        <w:t>POSTtagger</w:t>
+      </w:r>
+      <w:proofErr w:type="spellEnd"/>
       <w:r>
         <w:rPr>
           <w:rStyle w:val="FootnoteReference"/>
@@ -1203,6 +1250,7 @@
       <w:pPr>
         <w:ind w:firstLine="0"/>
       </w:pPr>
+      <w:proofErr w:type="spellStart"/>
       <w:r>
         <w:rPr>
           <w:i/>
@@ -1210,6 +1258,7 @@
         </w:rPr>
         <w:t>tf</w:t>
       </w:r>
+      <w:proofErr w:type="spellEnd"/>
       <w:r>
         <w:t>, f</w:t>
       </w:r>
@@ -1224,12 +1273,15 @@
       <w:pPr>
         <w:ind w:firstLine="0"/>
       </w:pPr>
+      <w:proofErr w:type="spellStart"/>
       <w:r>
         <w:t>Tfidf</w:t>
       </w:r>
+      <w:proofErr w:type="spellEnd"/>
       <w:r>
         <w:t xml:space="preserve">, </w:t>
       </w:r>
+      <w:proofErr w:type="spellStart"/>
       <w:r>
         <w:rPr>
           <w:i/>
@@ -1237,9 +1289,11 @@
         </w:rPr>
         <w:t>tf</w:t>
       </w:r>
+      <w:proofErr w:type="spellEnd"/>
       <w:r>
         <w:t xml:space="preserve"> log (N / </w:t>
       </w:r>
+      <w:proofErr w:type="spellStart"/>
       <w:r>
         <w:rPr>
           <w:i/>
@@ -1247,14 +1301,20 @@
         </w:rPr>
         <w:t>df</w:t>
       </w:r>
+      <w:proofErr w:type="spellEnd"/>
       <w:r>
         <w:t>),</w:t>
       </w:r>
       <w:r>
         <w:t xml:space="preserve"> </w:t>
       </w:r>
-      <w:r>
-        <w:t>fréquenc d’un terme</w:t>
+      <w:proofErr w:type="spellStart"/>
+      <w:r>
+        <w:t>fréquenc</w:t>
+      </w:r>
+      <w:proofErr w:type="spellEnd"/>
+      <w:r>
+        <w:t xml:space="preserve"> d’un terme</w:t>
       </w:r>
       <w:r>
         <w:t xml:space="preserve"> multipliée par l’inverse </w:t>
@@ -1265,15 +1325,28 @@
         <w:ind w:firstLine="0"/>
       </w:pPr>
       <w:r>
-        <w:t>BM25 (lucene)</w:t>
+        <w:t>BM25 (</w:t>
+      </w:r>
+      <w:proofErr w:type="spellStart"/>
+      <w:r>
+        <w:t>lucene</w:t>
+      </w:r>
+      <w:proofErr w:type="spellEnd"/>
+      <w:r>
+        <w:t>)</w:t>
       </w:r>
     </w:p>
     <w:p>
       <w:pPr>
         <w:ind w:firstLine="0"/>
       </w:pPr>
-      <w:r>
-        <w:t>Lafon… no</w:t>
+      <w:proofErr w:type="spellStart"/>
+      <w:r>
+        <w:t>Lafon</w:t>
+      </w:r>
+      <w:proofErr w:type="spellEnd"/>
+      <w:r>
+        <w:t>… no</w:t>
       </w:r>
     </w:p>
     <w:p>
@@ -1599,6 +1672,7 @@
       <w:pPr>
         <w:ind w:firstLine="0"/>
       </w:pPr>
+      <w:proofErr w:type="spellStart"/>
       <w:r>
         <w:rPr>
           <w:i/>
@@ -1606,6 +1680,7 @@
         </w:rPr>
         <w:t>tf</w:t>
       </w:r>
+      <w:proofErr w:type="spellEnd"/>
       <w:r>
         <w:t xml:space="preserve"> : </w:t>
       </w:r>
@@ -1621,13 +1696,17 @@
         <w:ind w:firstLine="0"/>
       </w:pPr>
       <w:r>
-        <w:t>focalex</w:t>
-      </w:r>
-      <w:r>
-        <w:t xml:space="preserve">0.0 : </w:t>
-      </w:r>
-      <w:r>
-        <w:t>le, de, un, ce, et, à, être, se, je, avoir</w:t>
+        <w:rPr>
+          <w:i/>
+          <w:iCs/>
+        </w:rPr>
+        <w:t>g2</w:t>
+      </w:r>
+      <w:r>
+        <w:t xml:space="preserve"> : </w:t>
+      </w:r>
+      <w:r>
+        <w:t xml:space="preserve">poulpe, calmar, Conseil, Ned, Canadien, monstre, Land, tentacule, Nemo, Nautilus </w:t>
       </w:r>
       <w:r>
         <w:t>…</w:t>
@@ -1637,18 +1716,20 @@
       <w:pPr>
         <w:ind w:firstLine="0"/>
       </w:pPr>
-      <w:r>
-        <w:rPr>
-          <w:i/>
-          <w:iCs/>
-        </w:rPr>
-        <w:t>g2</w:t>
-      </w:r>
+      <w:proofErr w:type="spellStart"/>
+      <w:r>
+        <w:rPr>
+          <w:i/>
+          <w:iCs/>
+        </w:rPr>
+        <w:t>fisher</w:t>
+      </w:r>
+      <w:proofErr w:type="spellEnd"/>
       <w:r>
         <w:t xml:space="preserve"> : </w:t>
       </w:r>
       <w:r>
-        <w:t xml:space="preserve">poulpe, calmar, Conseil, Ned, Canadien, monstre, Land, tentacule, Nemo, Nautilus </w:t>
+        <w:t>poulpe, calmar, Conseil, Ned, Canadien, monstre, Land, tentacule, Nemo, Nautilus</w:t>
       </w:r>
       <w:r>
         <w:t>…</w:t>
@@ -1658,27 +1739,7 @@
       <w:pPr>
         <w:ind w:firstLine="0"/>
       </w:pPr>
-      <w:r>
-        <w:rPr>
-          <w:i/>
-          <w:iCs/>
-        </w:rPr>
-        <w:t>fisher</w:t>
-      </w:r>
-      <w:r>
-        <w:t xml:space="preserve"> : </w:t>
-      </w:r>
-      <w:r>
-        <w:t>poulpe, calmar, Conseil, Ned, Canadien, monstre, Land, tentacule, Nemo, Nautilus</w:t>
-      </w:r>
-      <w:r>
-        <w:t>…</w:t>
-      </w:r>
-    </w:p>
-    <w:p>
-      <w:pPr>
-        <w:ind w:firstLine="0"/>
-      </w:pPr>
+      <w:proofErr w:type="spellStart"/>
       <w:r>
         <w:rPr>
           <w:i/>
@@ -1693,6 +1754,7 @@
         </w:rPr>
         <w:t>log</w:t>
       </w:r>
+      <w:proofErr w:type="spellEnd"/>
       <w:r>
         <w:t xml:space="preserve"> : </w:t>
       </w:r>
@@ -1805,12 +1867,21 @@
       <w:pPr>
         <w:ind w:firstLine="0"/>
       </w:pPr>
+      <w:proofErr w:type="spellStart"/>
       <w:r>
         <w:rPr>
           <w:i/>
           <w:iCs/>
         </w:rPr>
         <w:t>simplemaths</w:t>
+      </w:r>
+      <w:proofErr w:type="spellEnd"/>
+      <w:r>
+        <w:rPr>
+          <w:i/>
+          <w:iCs/>
+        </w:rPr>
+        <w:t>(k=1)</w:t>
       </w:r>
       <w:r>
         <w:t xml:space="preserve"> : </w:t>
@@ -1853,20 +1924,15 @@
       <w:pPr>
         <w:ind w:firstLine="0"/>
       </w:pPr>
-      <w:r>
-        <w:rPr>
-          <w:i/>
-          <w:iCs/>
-        </w:rPr>
-        <w:t>focalex</w:t>
-      </w:r>
-      <w:r>
-        <w:rPr>
-          <w:i/>
-          <w:iCs/>
-        </w:rPr>
-        <w:t>2.0</w:t>
-      </w:r>
+      <w:proofErr w:type="spellStart"/>
+      <w:r>
+        <w:rPr>
+          <w:i/>
+          <w:iCs/>
+        </w:rPr>
+        <w:t>extf</w:t>
+      </w:r>
+      <w:proofErr w:type="spellEnd"/>
       <w:r>
         <w:t xml:space="preserve"> : </w:t>
       </w:r>
@@ -1894,7 +1960,31 @@
         <w:t>quenotte,</w:t>
       </w:r>
       <w:r>
-        <w:t xml:space="preserve"> Berghem, suceur, Bos, Nidros, brachioures, clupanodons, corégone</w:t>
+        <w:t xml:space="preserve"> Berghem, suceur, Bos, </w:t>
+      </w:r>
+      <w:proofErr w:type="spellStart"/>
+      <w:r>
+        <w:t>Nidros</w:t>
+      </w:r>
+      <w:proofErr w:type="spellEnd"/>
+      <w:r>
+        <w:t xml:space="preserve">, </w:t>
+      </w:r>
+      <w:proofErr w:type="spellStart"/>
+      <w:r>
+        <w:t>brachioures</w:t>
+      </w:r>
+      <w:proofErr w:type="spellEnd"/>
+      <w:r>
+        <w:t xml:space="preserve">, </w:t>
+      </w:r>
+      <w:proofErr w:type="spellStart"/>
+      <w:r>
+        <w:t>clupanodons</w:t>
+      </w:r>
+      <w:proofErr w:type="spellEnd"/>
+      <w:r>
+        <w:t>, corégone</w:t>
       </w:r>
     </w:p>
     <w:p>
@@ -1939,6 +2029,7 @@
       <w:r>
         <w:t xml:space="preserve"> </w:t>
       </w:r>
+      <w:proofErr w:type="spellStart"/>
       <w:r>
         <w:rPr>
           <w:i/>
@@ -1946,6 +2037,7 @@
         </w:rPr>
         <w:t>tf</w:t>
       </w:r>
+      <w:proofErr w:type="spellEnd"/>
       <w:r>
         <w:t xml:space="preserve">, assez peu </w:t>
       </w:r>
@@ -1996,27 +2088,495 @@
         <w:t xml:space="preserve"> dans tous les documents</w:t>
       </w:r>
       <w:r>
+        <w:t xml:space="preserve">. </w:t>
+      </w:r>
+      <w:r>
+        <w:t>À l’</w:t>
+      </w:r>
+      <w:r>
+        <w:t>autre extrême</w:t>
+      </w:r>
+      <w:r>
+        <w:t>,</w:t>
+      </w:r>
+      <w:r>
+        <w:t xml:space="preserve"> </w:t>
+      </w:r>
+      <w:proofErr w:type="spellStart"/>
+      <w:r>
+        <w:rPr>
+          <w:i/>
+          <w:iCs/>
+        </w:rPr>
+        <w:t>extf</w:t>
+      </w:r>
+      <w:proofErr w:type="spellEnd"/>
+      <w:r>
+        <w:t xml:space="preserve">, </w:t>
+      </w:r>
+      <w:r>
+        <w:t xml:space="preserve">donne les </w:t>
+      </w:r>
+      <w:r>
+        <w:t>termes</w:t>
+      </w:r>
+      <w:r>
+        <w:t xml:space="preserve"> </w:t>
+      </w:r>
+      <w:r>
+        <w:t xml:space="preserve">qui </w:t>
+      </w:r>
+      <w:r>
+        <w:t>sont exclusivement</w:t>
+      </w:r>
+      <w:r>
+        <w:t xml:space="preserve"> d</w:t>
+      </w:r>
+      <w:r>
+        <w:t>ans</w:t>
+      </w:r>
+      <w:r>
+        <w:t xml:space="preserve"> ce document (en ordre de fréquence)</w:t>
+      </w:r>
+      <w:r>
+        <w:t>. C</w:t>
+      </w:r>
+      <w:r>
+        <w:t>’est la spécificité maximale</w:t>
+      </w:r>
+      <w:r>
+        <w:t xml:space="preserve">, qui n’est pas non plus très significative (par exemple </w:t>
+      </w:r>
+      <w:r>
+        <w:rPr>
+          <w:i/>
+          <w:iCs/>
+        </w:rPr>
+        <w:t>poulpe</w:t>
+      </w:r>
+      <w:r>
+        <w:t xml:space="preserve"> est absent parce qu’il se trouve dans 1</w:t>
+      </w:r>
+      <w:r>
+        <w:t>3 autres</w:t>
+      </w:r>
+      <w:r>
+        <w:t xml:space="preserve"> chapitres de Verne).</w:t>
+      </w:r>
+    </w:p>
+    <w:p>
+      <w:pPr>
+        <w:ind w:firstLine="708"/>
+      </w:pPr>
+      <w:r>
+        <w:t>Pour être descriptif, u</w:t>
+      </w:r>
+      <w:r>
+        <w:t>n mot</w:t>
+      </w:r>
+      <w:r>
+        <w:t>-clé</w:t>
+      </w:r>
+      <w:r>
+        <w:t xml:space="preserve"> </w:t>
+      </w:r>
+      <w:r>
+        <w:t>ne doit pas être trop rare, ni trop fréquent</w:t>
+      </w:r>
+      <w:r>
         <w:t>.</w:t>
       </w:r>
       <w:r>
         <w:t xml:space="preserve"> </w:t>
       </w:r>
       <w:r>
-        <w:rPr>
-          <w:i/>
-          <w:iCs/>
-        </w:rPr>
-        <w:t>focalex0.0</w:t>
-      </w:r>
-      <w:r>
-        <w:t xml:space="preserve"> </w:t>
-      </w:r>
-      <w:r>
-        <w:t xml:space="preserve">est </w:t>
-      </w:r>
-      <w:r>
-        <w:t xml:space="preserve">identique à </w:t>
-      </w:r>
+        <w:t>Les algorithmes de spécificité cherchent à trouver un équilibre mathématique entre généralité et rareté.</w:t>
+      </w:r>
+      <w:r>
+        <w:t xml:space="preserve"> </w:t>
+      </w:r>
+      <w:r>
+        <w:t>Remarquons</w:t>
+      </w:r>
+      <w:r>
+        <w:t xml:space="preserve"> que le </w:t>
+      </w:r>
+      <w:r>
+        <w:rPr>
+          <w:i/>
+          <w:iCs/>
+        </w:rPr>
+        <w:t>chi2</w:t>
+      </w:r>
+      <w:r>
+        <w:t xml:space="preserve">, assez classique en statistiques, relève des mots comme </w:t>
+      </w:r>
+      <w:r>
+        <w:rPr>
+          <w:i/>
+          <w:iCs/>
+        </w:rPr>
+        <w:t>espalier</w:t>
+      </w:r>
+      <w:r>
+        <w:t xml:space="preserve">, </w:t>
+      </w:r>
+      <w:r>
+        <w:rPr>
+          <w:i/>
+          <w:iCs/>
+        </w:rPr>
+        <w:t>violacé</w:t>
+      </w:r>
+      <w:r>
+        <w:t xml:space="preserve"> </w:t>
+      </w:r>
+      <w:r>
+        <w:t xml:space="preserve">qui ne sont </w:t>
+      </w:r>
+      <w:r>
+        <w:t>présents que dans ce seul chapitre</w:t>
+      </w:r>
+      <w:r>
+        <w:t xml:space="preserve"> (voir </w:t>
+      </w:r>
+      <w:proofErr w:type="spellStart"/>
+      <w:r>
+        <w:rPr>
+          <w:i/>
+          <w:iCs/>
+        </w:rPr>
+        <w:t>extf</w:t>
+      </w:r>
+      <w:proofErr w:type="spellEnd"/>
+      <w:r>
+        <w:t>)</w:t>
+      </w:r>
+      <w:r>
+        <w:t xml:space="preserve">. </w:t>
+      </w:r>
+      <w:r>
+        <w:t xml:space="preserve">À cette échelle, le </w:t>
+      </w:r>
+      <w:r>
+        <w:rPr>
+          <w:i/>
+          <w:iCs/>
+        </w:rPr>
+        <w:t>chi2</w:t>
+      </w:r>
+      <w:r>
+        <w:t xml:space="preserve"> est trop spécifique.</w:t>
+      </w:r>
+      <w:r>
+        <w:t xml:space="preserve"> </w:t>
+      </w:r>
+      <w:proofErr w:type="spellStart"/>
+      <w:r>
+        <w:rPr>
+          <w:i/>
+          <w:iCs/>
+        </w:rPr>
+        <w:t>Tfidf</w:t>
+      </w:r>
+      <w:r>
+        <w:rPr>
+          <w:i/>
+          <w:iCs/>
+        </w:rPr>
+        <w:t>log</w:t>
+      </w:r>
+      <w:proofErr w:type="spellEnd"/>
+      <w:r>
+        <w:t xml:space="preserve"> et </w:t>
+      </w:r>
+      <w:r>
+        <w:rPr>
+          <w:i/>
+          <w:iCs/>
+        </w:rPr>
+        <w:t>bm25</w:t>
+      </w:r>
+      <w:r>
+        <w:t xml:space="preserve">, les classiques des moteurs de recherche, </w:t>
+      </w:r>
+      <w:r>
+        <w:t>ne promeuvent pas</w:t>
+      </w:r>
+      <w:r>
+        <w:t xml:space="preserve"> les </w:t>
+      </w:r>
+      <w:proofErr w:type="spellStart"/>
+      <w:r>
+        <w:t>happax</w:t>
+      </w:r>
+      <w:proofErr w:type="spellEnd"/>
+      <w:r>
+        <w:t>,</w:t>
+      </w:r>
+      <w:r>
+        <w:t xml:space="preserve"> mais </w:t>
+      </w:r>
+      <w:r>
+        <w:t xml:space="preserve">les mots-clés </w:t>
+      </w:r>
+      <w:r>
+        <w:t>sont</w:t>
+      </w:r>
+      <w:r>
+        <w:t xml:space="preserve"> tout de même des mots assez rares</w:t>
+      </w:r>
+      <w:r>
+        <w:t>,</w:t>
+      </w:r>
+      <w:r>
+        <w:t xml:space="preserve"> comme le nom propre </w:t>
+      </w:r>
+      <w:r>
+        <w:rPr>
+          <w:i/>
+          <w:iCs/>
+        </w:rPr>
+        <w:t>Bouguer</w:t>
+      </w:r>
+      <w:r>
+        <w:t>, présent à 7 occurrences dans tous Verne, 4 dans ce chapitre, et 3 autres</w:t>
+      </w:r>
+      <w:r>
+        <w:t xml:space="preserve"> dans 3</w:t>
+      </w:r>
+      <w:r>
+        <w:t xml:space="preserve"> chapitres d’autres romans.</w:t>
+      </w:r>
+      <w:r>
+        <w:t xml:space="preserve"> Ces formules sont réglées pour des collections documentaires plus homogènes que des romans, cette précision </w:t>
+      </w:r>
+      <w:r>
+        <w:t>a été jugée utile</w:t>
+      </w:r>
+      <w:r>
+        <w:t>, mais pour une description sémantique, le mot-clé est très peu éclairant</w:t>
+      </w:r>
+      <w:r>
+        <w:t>. L</w:t>
+      </w:r>
+      <w:r>
+        <w:t xml:space="preserve">’espérance log </w:t>
+      </w:r>
+      <w:r>
+        <w:rPr>
+          <w:i/>
+          <w:iCs/>
+        </w:rPr>
+        <w:t>G</w:t>
+      </w:r>
+      <w:r>
+        <w:rPr>
+          <w:i/>
+          <w:iCs/>
+          <w:vertAlign w:val="superscript"/>
+        </w:rPr>
+        <w:t>2</w:t>
+      </w:r>
+      <w:r>
+        <w:t xml:space="preserve"> donne ici un résultat identique à la spécificité hypergéométrique de </w:t>
+      </w:r>
+      <w:r>
+        <w:rPr>
+          <w:i/>
+          <w:iCs/>
+        </w:rPr>
+        <w:t>Fisher</w:t>
+      </w:r>
+      <w:r>
+        <w:t>.</w:t>
+      </w:r>
+    </w:p>
+    <w:p>
+      <w:pPr>
+        <w:ind w:firstLine="708"/>
+      </w:pPr>
+      <w:r>
+        <w:t xml:space="preserve">Les noms </w:t>
+      </w:r>
+      <w:r>
+        <w:t>de personnes</w:t>
+      </w:r>
+      <w:r>
+        <w:t xml:space="preserve"> n</w:t>
+      </w:r>
+      <w:r>
+        <w:t>e sont pas traités spécialement</w:t>
+      </w:r>
+      <w:r>
+        <w:t>, si</w:t>
+      </w:r>
+      <w:r>
+        <w:t xml:space="preserve"> bien </w:t>
+      </w:r>
+      <w:r>
+        <w:t xml:space="preserve">que le harponneur </w:t>
+      </w:r>
+      <w:r>
+        <w:rPr>
+          <w:i/>
+          <w:iCs/>
+        </w:rPr>
+        <w:t>Ned Land</w:t>
+      </w:r>
+      <w:r>
+        <w:t xml:space="preserve"> se trouve tristement divisé</w:t>
+      </w:r>
+      <w:r>
+        <w:t xml:space="preserve"> ; toutefois un traitement </w:t>
+      </w:r>
+      <w:r>
+        <w:t xml:space="preserve">soigneux </w:t>
+      </w:r>
+      <w:r>
+        <w:t xml:space="preserve">des majuscules permet de </w:t>
+      </w:r>
+      <w:r>
+        <w:t xml:space="preserve">le </w:t>
+      </w:r>
+      <w:r>
+        <w:lastRenderedPageBreak/>
+        <w:t>retrouver sous son surnom</w:t>
+      </w:r>
+      <w:r>
+        <w:t>,</w:t>
+      </w:r>
+      <w:r>
+        <w:t xml:space="preserve"> </w:t>
+      </w:r>
+      <w:r>
+        <w:rPr>
+          <w:i/>
+          <w:iCs/>
+        </w:rPr>
+        <w:t xml:space="preserve">le </w:t>
+      </w:r>
+      <w:r>
+        <w:rPr>
+          <w:i/>
+          <w:iCs/>
+        </w:rPr>
+        <w:t>Canadien</w:t>
+      </w:r>
+      <w:r>
+        <w:t xml:space="preserve">, </w:t>
+      </w:r>
+      <w:r>
+        <w:t xml:space="preserve">et </w:t>
+      </w:r>
+      <w:r>
+        <w:t xml:space="preserve">de </w:t>
+      </w:r>
+      <w:r>
+        <w:t>ne pas</w:t>
+      </w:r>
+      <w:r>
+        <w:t xml:space="preserve"> confondre </w:t>
+      </w:r>
+      <w:r>
+        <w:rPr>
+          <w:i/>
+          <w:iCs/>
+        </w:rPr>
+        <w:t>un conseil</w:t>
+      </w:r>
+      <w:r>
+        <w:t xml:space="preserve"> et</w:t>
+      </w:r>
+      <w:r>
+        <w:t xml:space="preserve"> </w:t>
+      </w:r>
+      <w:r>
+        <w:rPr>
+          <w:i/>
+          <w:iCs/>
+        </w:rPr>
+        <w:t>Conseil</w:t>
+      </w:r>
+      <w:r>
+        <w:t>,</w:t>
+      </w:r>
+      <w:r>
+        <w:t xml:space="preserve"> le valet du narrateur (</w:t>
+      </w:r>
+      <w:r>
+        <w:t>Pierre Aronnax</w:t>
+      </w:r>
+      <w:r>
+        <w:t>)</w:t>
+      </w:r>
+      <w:r>
+        <w:t xml:space="preserve">. </w:t>
+      </w:r>
+      <w:r>
+        <w:t>Dans</w:t>
+      </w:r>
+      <w:r>
+        <w:t xml:space="preserve"> un </w:t>
+      </w:r>
+      <w:r>
+        <w:t>récit</w:t>
+      </w:r>
+      <w:r>
+        <w:t xml:space="preserve">, </w:t>
+      </w:r>
+      <w:r>
+        <w:t>le</w:t>
+      </w:r>
+      <w:r>
+        <w:t xml:space="preserve"> c</w:t>
+      </w:r>
+      <w:r>
+        <w:t>roise</w:t>
+      </w:r>
+      <w:r>
+        <w:t>ment statistique</w:t>
+      </w:r>
+      <w:r>
+        <w:t xml:space="preserve"> de</w:t>
+      </w:r>
+      <w:r>
+        <w:t>s</w:t>
+      </w:r>
+      <w:r>
+        <w:t xml:space="preserve"> noms</w:t>
+      </w:r>
+      <w:r>
+        <w:t xml:space="preserve"> de lieux et de personnes amène un indice de rapprochement très fort entre les chapitres d’un même roman, ce qui rend l’expérience sémantique beaucoup moins intéressante.</w:t>
+      </w:r>
+    </w:p>
+    <w:p>
+      <w:pPr>
+        <w:ind w:firstLine="708"/>
+      </w:pPr>
+      <w:r>
+        <w:t xml:space="preserve">Les résultats qui suivent </w:t>
+      </w:r>
+      <w:r>
+        <w:t>supprimeront</w:t>
+      </w:r>
+      <w:r>
+        <w:t xml:space="preserve"> désormais les mots grammaticaux et les noms propres</w:t>
+      </w:r>
+      <w:r>
+        <w:t>.</w:t>
+      </w:r>
+    </w:p>
+    <w:p>
+      <w:pPr>
+        <w:ind w:firstLine="708"/>
+      </w:pPr>
+    </w:p>
+    <w:p>
+      <w:pPr>
+        <w:ind w:firstLine="0"/>
+      </w:pPr>
+      <w:proofErr w:type="spellStart"/>
       <w:r>
         <w:rPr>
           <w:i/>
@@ -2024,523 +2584,7 @@
         </w:rPr>
         <w:t>tf</w:t>
       </w:r>
-      <w:r>
-        <w:t xml:space="preserve">, par construction, c’est la borne basse, sans aucune pondération de spécificité. </w:t>
-      </w:r>
-      <w:r>
-        <w:t>Constatons d’abord que toutes les formules habituelles savent sortir les mots grammaticaux largement fréquents par ailleurs.</w:t>
-      </w:r>
-      <w:r>
-        <w:t xml:space="preserve"> </w:t>
-      </w:r>
-      <w:r>
-        <w:t>À l’</w:t>
-      </w:r>
-      <w:r>
-        <w:t>autre extrême</w:t>
-      </w:r>
-      <w:r>
-        <w:t>,</w:t>
-      </w:r>
-      <w:r>
-        <w:t xml:space="preserve"> </w:t>
-      </w:r>
-      <w:r>
-        <w:rPr>
-          <w:i/>
-          <w:iCs/>
-        </w:rPr>
-        <w:t>focalex</w:t>
-      </w:r>
-      <w:r>
-        <w:rPr>
-          <w:i/>
-          <w:iCs/>
-        </w:rPr>
-        <w:t>2.0</w:t>
-      </w:r>
-      <w:r>
-        <w:t xml:space="preserve">, </w:t>
-      </w:r>
-      <w:r>
-        <w:t>par construction,</w:t>
-      </w:r>
-      <w:r>
-        <w:t xml:space="preserve"> donne les mots </w:t>
-      </w:r>
-      <w:r>
-        <w:t xml:space="preserve">qui </w:t>
-      </w:r>
-      <w:r>
-        <w:t>sont exclusivement</w:t>
-      </w:r>
-      <w:r>
-        <w:t xml:space="preserve"> d</w:t>
-      </w:r>
-      <w:r>
-        <w:t>ans</w:t>
-      </w:r>
-      <w:r>
-        <w:t xml:space="preserve"> ce document (en ordre de fréquence)</w:t>
-      </w:r>
-      <w:r>
-        <w:t>. C</w:t>
-      </w:r>
-      <w:r>
-        <w:t>’est la spécificité maximale</w:t>
-      </w:r>
-      <w:r>
-        <w:t xml:space="preserve">, qui n’est pas non plus très significative (par exemple </w:t>
-      </w:r>
-      <w:r>
-        <w:rPr>
-          <w:i/>
-          <w:iCs/>
-        </w:rPr>
-        <w:t>poulpe</w:t>
-      </w:r>
-      <w:r>
-        <w:t xml:space="preserve"> est absent parce qu’il se trouve dans 1</w:t>
-      </w:r>
-      <w:r>
-        <w:t>3 autres</w:t>
-      </w:r>
-      <w:r>
-        <w:t xml:space="preserve"> chapitres de Verne).</w:t>
-      </w:r>
-    </w:p>
-    <w:p>
-      <w:pPr>
-        <w:ind w:firstLine="708"/>
-      </w:pPr>
-      <w:r>
-        <w:t>Pour être descriptif, u</w:t>
-      </w:r>
-      <w:r>
-        <w:t>n mot</w:t>
-      </w:r>
-      <w:r>
-        <w:t>-clé</w:t>
-      </w:r>
-      <w:r>
-        <w:t xml:space="preserve"> </w:t>
-      </w:r>
-      <w:r>
-        <w:t>ne doit pas être trop rare, ni trop fréquent</w:t>
-      </w:r>
-      <w:r>
-        <w:t>.</w:t>
-      </w:r>
-      <w:r>
-        <w:t xml:space="preserve"> </w:t>
-      </w:r>
-      <w:r>
-        <w:t>Les algorithmes de spécificité cherchent à trouver un équilibre mathématique entre généralité et rareté.</w:t>
-      </w:r>
-      <w:r>
-        <w:t xml:space="preserve"> </w:t>
-      </w:r>
-      <w:r>
-        <w:t>Remarquons</w:t>
-      </w:r>
-      <w:r>
-        <w:t xml:space="preserve"> que le </w:t>
-      </w:r>
-      <w:r>
-        <w:rPr>
-          <w:i/>
-          <w:iCs/>
-        </w:rPr>
-        <w:t>chi2</w:t>
-      </w:r>
-      <w:r>
-        <w:t xml:space="preserve">, assez classique en statistiques, relève des mots comme </w:t>
-      </w:r>
-      <w:r>
-        <w:rPr>
-          <w:i/>
-          <w:iCs/>
-        </w:rPr>
-        <w:t>espalier</w:t>
-      </w:r>
-      <w:r>
-        <w:t xml:space="preserve">, </w:t>
-      </w:r>
-      <w:r>
-        <w:rPr>
-          <w:i/>
-          <w:iCs/>
-        </w:rPr>
-        <w:t>violacé</w:t>
-      </w:r>
-      <w:r>
-        <w:t xml:space="preserve"> </w:t>
-      </w:r>
-      <w:r>
-        <w:t xml:space="preserve">qui ne sont </w:t>
-      </w:r>
-      <w:r>
-        <w:t>présents que dans ce seul chapitre</w:t>
-      </w:r>
-      <w:r>
-        <w:t xml:space="preserve"> (voir </w:t>
-      </w:r>
-      <w:r>
-        <w:rPr>
-          <w:i/>
-          <w:iCs/>
-        </w:rPr>
-        <w:t>focalex</w:t>
-      </w:r>
-      <w:r>
-        <w:rPr>
-          <w:i/>
-          <w:iCs/>
-        </w:rPr>
-        <w:t>2.0</w:t>
-      </w:r>
-      <w:r>
-        <w:t>,)</w:t>
-      </w:r>
-      <w:r>
-        <w:t xml:space="preserve">. </w:t>
-      </w:r>
-      <w:r>
-        <w:t xml:space="preserve">À cette échelle, le </w:t>
-      </w:r>
-      <w:r>
-        <w:rPr>
-          <w:i/>
-          <w:iCs/>
-        </w:rPr>
-        <w:t>chi2</w:t>
-      </w:r>
-      <w:r>
-        <w:t xml:space="preserve"> est trop spécifique.</w:t>
-      </w:r>
-      <w:r>
-        <w:t xml:space="preserve"> </w:t>
-      </w:r>
-      <w:r>
-        <w:rPr>
-          <w:i/>
-          <w:iCs/>
-        </w:rPr>
-        <w:t>Tfidf</w:t>
-      </w:r>
-      <w:r>
-        <w:rPr>
-          <w:i/>
-          <w:iCs/>
-        </w:rPr>
-        <w:t>log</w:t>
-      </w:r>
-      <w:r>
-        <w:t xml:space="preserve"> et </w:t>
-      </w:r>
-      <w:r>
-        <w:rPr>
-          <w:i/>
-          <w:iCs/>
-        </w:rPr>
-        <w:t>bm25</w:t>
-      </w:r>
-      <w:r>
-        <w:t xml:space="preserve">, les classiques des moteurs de recherche, </w:t>
-      </w:r>
-      <w:r>
-        <w:t>ne promeuvent pas</w:t>
-      </w:r>
-      <w:r>
-        <w:t xml:space="preserve"> les happax</w:t>
-      </w:r>
-      <w:r>
-        <w:t>,</w:t>
-      </w:r>
-      <w:r>
-        <w:t xml:space="preserve"> mais </w:t>
-      </w:r>
-      <w:r>
-        <w:t xml:space="preserve">les mots-clés </w:t>
-      </w:r>
-      <w:r>
-        <w:t>sont</w:t>
-      </w:r>
-      <w:r>
-        <w:t xml:space="preserve"> tout de même des mots assez rares</w:t>
-      </w:r>
-      <w:r>
-        <w:t>,</w:t>
-      </w:r>
-      <w:r>
-        <w:t xml:space="preserve"> comme le nom propre </w:t>
-      </w:r>
-      <w:r>
-        <w:rPr>
-          <w:i/>
-          <w:iCs/>
-        </w:rPr>
-        <w:t>Bouguer</w:t>
-      </w:r>
-      <w:r>
-        <w:t>, présent à 7 occurrences dans tous Verne, 4 dans ce chapitre, et 3 autres</w:t>
-      </w:r>
-      <w:r>
-        <w:t xml:space="preserve"> dans 3</w:t>
-      </w:r>
-      <w:r>
-        <w:t xml:space="preserve"> chapitres d’autres romans.</w:t>
-      </w:r>
-      <w:r>
-        <w:t xml:space="preserve"> Ces formules sont réglées pour des collections documentaires plus </w:t>
-      </w:r>
-      <w:r>
-        <w:lastRenderedPageBreak/>
-        <w:t xml:space="preserve">homogènes que des romans, cette précision </w:t>
-      </w:r>
-      <w:r>
-        <w:t>a été jugée utile</w:t>
-      </w:r>
-      <w:r>
-        <w:t>, mais pour une description sémantique, le mot-clé est très peu éclairant</w:t>
-      </w:r>
-      <w:r>
-        <w:t>. L</w:t>
-      </w:r>
-      <w:r>
-        <w:t xml:space="preserve">’espérance log </w:t>
-      </w:r>
-      <w:r>
-        <w:rPr>
-          <w:i/>
-          <w:iCs/>
-        </w:rPr>
-        <w:t>G</w:t>
-      </w:r>
-      <w:r>
-        <w:rPr>
-          <w:i/>
-          <w:iCs/>
-          <w:vertAlign w:val="superscript"/>
-        </w:rPr>
-        <w:t>2</w:t>
-      </w:r>
-      <w:r>
-        <w:t xml:space="preserve"> donne ici un résultat identique à la spécificité hypergéométrique de </w:t>
-      </w:r>
-      <w:r>
-        <w:rPr>
-          <w:i/>
-          <w:iCs/>
-        </w:rPr>
-        <w:t>Fisher</w:t>
-      </w:r>
-      <w:r>
-        <w:t>.</w:t>
-      </w:r>
-    </w:p>
-    <w:p>
-      <w:pPr>
-        <w:ind w:firstLine="708"/>
-      </w:pPr>
-      <w:r>
-        <w:t xml:space="preserve">Les noms </w:t>
-      </w:r>
-      <w:r>
-        <w:t>de personnes</w:t>
-      </w:r>
-      <w:r>
-        <w:t xml:space="preserve"> n</w:t>
-      </w:r>
-      <w:r>
-        <w:t>e sont pas traités spécialement</w:t>
-      </w:r>
-      <w:r>
-        <w:t>, si</w:t>
-      </w:r>
-      <w:r>
-        <w:t xml:space="preserve"> bien </w:t>
-      </w:r>
-      <w:r>
-        <w:t xml:space="preserve">que le harponneur </w:t>
-      </w:r>
-      <w:r>
-        <w:rPr>
-          <w:i/>
-          <w:iCs/>
-        </w:rPr>
-        <w:t>Ned Land</w:t>
-      </w:r>
-      <w:r>
-        <w:t xml:space="preserve"> se trouve tristement divisé</w:t>
-      </w:r>
-      <w:r>
-        <w:t xml:space="preserve"> ; toutefois un traitement </w:t>
-      </w:r>
-      <w:r>
-        <w:t xml:space="preserve">soigneux </w:t>
-      </w:r>
-      <w:r>
-        <w:t xml:space="preserve">des majuscules permet de </w:t>
-      </w:r>
-      <w:r>
-        <w:t>le retrouver sous son surnom</w:t>
-      </w:r>
-      <w:r>
-        <w:t>,</w:t>
-      </w:r>
-      <w:r>
-        <w:t xml:space="preserve"> </w:t>
-      </w:r>
-      <w:r>
-        <w:rPr>
-          <w:i/>
-          <w:iCs/>
-        </w:rPr>
-        <w:t xml:space="preserve">le </w:t>
-      </w:r>
-      <w:r>
-        <w:rPr>
-          <w:i/>
-          <w:iCs/>
-        </w:rPr>
-        <w:t>Canadien</w:t>
-      </w:r>
-      <w:r>
-        <w:t xml:space="preserve">, </w:t>
-      </w:r>
-      <w:r>
-        <w:t xml:space="preserve">et </w:t>
-      </w:r>
-      <w:r>
-        <w:t xml:space="preserve">de </w:t>
-      </w:r>
-      <w:r>
-        <w:t>ne pas</w:t>
-      </w:r>
-      <w:r>
-        <w:t xml:space="preserve"> confondre </w:t>
-      </w:r>
-      <w:r>
-        <w:rPr>
-          <w:i/>
-          <w:iCs/>
-        </w:rPr>
-        <w:t>un conseil</w:t>
-      </w:r>
-      <w:r>
-        <w:t xml:space="preserve"> et</w:t>
-      </w:r>
-      <w:r>
-        <w:t xml:space="preserve"> </w:t>
-      </w:r>
-      <w:r>
-        <w:rPr>
-          <w:i/>
-          <w:iCs/>
-        </w:rPr>
-        <w:t>Conseil</w:t>
-      </w:r>
-      <w:r>
-        <w:t>,</w:t>
-      </w:r>
-      <w:r>
-        <w:t xml:space="preserve"> le valet du narrateur (</w:t>
-      </w:r>
-      <w:r>
-        <w:t>Pierre Aronnax</w:t>
-      </w:r>
-      <w:r>
-        <w:t>)</w:t>
-      </w:r>
-      <w:r>
-        <w:t xml:space="preserve">. </w:t>
-      </w:r>
-      <w:r>
-        <w:t>Dans</w:t>
-      </w:r>
-      <w:r>
-        <w:t xml:space="preserve"> un texte informatif,</w:t>
-      </w:r>
-      <w:r>
-        <w:t xml:space="preserve"> les noms propres, notamment les auteurs, peuvent avoir une forte valeur sémantique. Dans</w:t>
-      </w:r>
-      <w:r>
-        <w:t xml:space="preserve"> un </w:t>
-      </w:r>
-      <w:r>
-        <w:t>récit</w:t>
-      </w:r>
-      <w:r>
-        <w:t>, ce sont en général les</w:t>
-      </w:r>
-      <w:r>
-        <w:t xml:space="preserve"> personnages</w:t>
-      </w:r>
-      <w:r>
-        <w:t>,</w:t>
-      </w:r>
-      <w:r>
-        <w:t xml:space="preserve"> le</w:t>
-      </w:r>
-      <w:r>
-        <w:t xml:space="preserve"> c</w:t>
-      </w:r>
-      <w:r>
-        <w:t>roise</w:t>
-      </w:r>
-      <w:r>
-        <w:t>ment statistique</w:t>
-      </w:r>
-      <w:r>
-        <w:t xml:space="preserve"> de leus noms</w:t>
-      </w:r>
-      <w:r>
-        <w:t xml:space="preserve"> n’amène qu’à rapprocher</w:t>
-      </w:r>
-      <w:r>
-        <w:t xml:space="preserve"> les </w:t>
-      </w:r>
-      <w:r>
-        <w:t>chapitres</w:t>
-      </w:r>
-      <w:r>
-        <w:t xml:space="preserve"> d’un même roman.</w:t>
-      </w:r>
-    </w:p>
-    <w:p>
-      <w:pPr>
-        <w:ind w:firstLine="708"/>
-      </w:pPr>
-      <w:r>
-        <w:t xml:space="preserve">Les résultats qui suivent </w:t>
-      </w:r>
-      <w:r>
-        <w:t>supprimeront</w:t>
-      </w:r>
-      <w:r>
-        <w:t xml:space="preserve"> désormais les mots grammaticaux et les noms propres</w:t>
-      </w:r>
-      <w:r>
-        <w:t>.</w:t>
-      </w:r>
-    </w:p>
-    <w:p>
-      <w:pPr>
-        <w:ind w:firstLine="708"/>
-      </w:pPr>
-    </w:p>
-    <w:p>
-      <w:pPr>
-        <w:ind w:firstLine="0"/>
-      </w:pPr>
-      <w:r>
-        <w:rPr>
-          <w:i/>
-          <w:iCs/>
-        </w:rPr>
-        <w:t>tf</w:t>
-      </w:r>
+      <w:proofErr w:type="spellEnd"/>
       <w:r>
         <w:t> :</w:t>
       </w:r>
@@ -2633,6 +2677,7 @@
       <w:pPr>
         <w:ind w:firstLine="0"/>
       </w:pPr>
+      <w:proofErr w:type="spellStart"/>
       <w:r>
         <w:rPr>
           <w:i/>
@@ -2640,6 +2685,7 @@
         </w:rPr>
         <w:t>fisher</w:t>
       </w:r>
+      <w:proofErr w:type="spellEnd"/>
       <w:r>
         <w:t xml:space="preserve"> : </w:t>
       </w:r>
@@ -2681,20 +2727,15 @@
       <w:pPr>
         <w:ind w:firstLine="0"/>
       </w:pPr>
-      <w:r>
-        <w:rPr>
-          <w:i/>
-          <w:iCs/>
-        </w:rPr>
-        <w:t>tfidf</w:t>
-      </w:r>
-      <w:r>
-        <w:rPr>
-          <w:i/>
-          <w:iCs/>
-        </w:rPr>
-        <w:t>log</w:t>
-      </w:r>
+      <w:proofErr w:type="spellStart"/>
+      <w:r>
+        <w:rPr>
+          <w:i/>
+          <w:iCs/>
+        </w:rPr>
+        <w:t>simplemaths</w:t>
+      </w:r>
+      <w:proofErr w:type="spellEnd"/>
       <w:r>
         <w:t xml:space="preserve"> : </w:t>
       </w:r>
@@ -2716,7 +2757,7 @@
         <w:t>calmar</w:t>
       </w:r>
       <w:r>
-        <w:t xml:space="preserve">, tentacule, ventouse, céphalopode, charnu, harpon, mandibule, nageoire, </w:t>
+        <w:t xml:space="preserve">, </w:t>
       </w:r>
       <w:r>
         <w:rPr>
@@ -2726,6 +2767,9 @@
         <w:t>monstre</w:t>
       </w:r>
       <w:r>
+        <w:t>, tentacule, bec, vitre, hache, harpon, céphalopode, nageoire</w:t>
+      </w:r>
+      <w:r>
         <w:t>…</w:t>
       </w:r>
     </w:p>
@@ -2734,14 +2778,21 @@
         <w:ind w:firstLine="0"/>
       </w:pPr>
       <w:r>
-        <w:t xml:space="preserve">bm25 : </w:t>
+        <w:rPr>
+          <w:i/>
+          <w:iCs/>
+        </w:rPr>
+        <w:t>bm25(k=100, b=1)</w:t>
+      </w:r>
+      <w:r>
+        <w:t xml:space="preserve"> : </w:t>
       </w:r>
       <w:r>
         <w:rPr>
           <w:b/>
           <w:bCs/>
         </w:rPr>
-        <w:t>calmar</w:t>
+        <w:t>poulpe</w:t>
       </w:r>
       <w:r>
         <w:t xml:space="preserve">, </w:t>
@@ -2751,83 +2802,85 @@
           <w:b/>
           <w:bCs/>
         </w:rPr>
-        <w:t>poulpe</w:t>
-      </w:r>
-      <w:r>
-        <w:t>, ventouse, céphalopode, tentacule, mandibule, charnu, harpon, glauque, évêque</w:t>
-      </w:r>
-      <w:r>
-        <w:t>…</w:t>
-      </w:r>
-    </w:p>
-    <w:p>
-      <w:pPr>
-        <w:ind w:firstLine="0"/>
-      </w:pPr>
-      <w:r>
-        <w:rPr>
-          <w:i/>
-          <w:iCs/>
-        </w:rPr>
-        <w:t>chi2</w:t>
-      </w:r>
-      <w:r>
-        <w:t xml:space="preserve"> : </w:t>
+        <w:t>calmar</w:t>
+      </w:r>
+      <w:r>
+        <w:t xml:space="preserve">, tentacule, </w:t>
       </w:r>
       <w:r>
         <w:rPr>
           <w:b/>
           <w:bCs/>
         </w:rPr>
-        <w:t>poulpe</w:t>
-      </w:r>
-      <w:r>
-        <w:t xml:space="preserve">, </w:t>
+        <w:t>monstre</w:t>
+      </w:r>
+      <w:r>
+        <w:t>, céphalopode, ventouse, harpon, bec, vitre, nageoire</w:t>
+      </w:r>
+      <w:r>
+        <w:t>…</w:t>
+      </w:r>
+    </w:p>
+    <w:p>
+      <w:pPr>
+        <w:ind w:firstLine="0"/>
+      </w:pPr>
+      <w:proofErr w:type="spellStart"/>
+      <w:r>
+        <w:rPr>
+          <w:i/>
+          <w:iCs/>
+        </w:rPr>
+        <w:t>tfidf</w:t>
+      </w:r>
+      <w:r>
+        <w:rPr>
+          <w:i/>
+          <w:iCs/>
+        </w:rPr>
+        <w:t>log</w:t>
+      </w:r>
+      <w:proofErr w:type="spellEnd"/>
+      <w:r>
+        <w:t xml:space="preserve"> : </w:t>
       </w:r>
       <w:r>
         <w:rPr>
           <w:b/>
           <w:bCs/>
         </w:rPr>
-        <w:t>calmar</w:t>
-      </w:r>
-      <w:r>
-        <w:t xml:space="preserve">, tentacule, ventouse, céphalopode, </w:t>
+        <w:t>poulpe</w:t>
+      </w:r>
+      <w:r>
+        <w:t xml:space="preserve">, </w:t>
       </w:r>
       <w:r>
         <w:rPr>
           <w:b/>
           <w:bCs/>
         </w:rPr>
-        <w:t>espalier, violacé, quenotte, suceur, brachioures</w:t>
-      </w:r>
-      <w:r>
-        <w:t>…</w:t>
-      </w:r>
-    </w:p>
-    <w:p>
-      <w:pPr>
-        <w:ind w:firstLine="0"/>
-      </w:pPr>
-      <w:r>
-        <w:rPr>
-          <w:i/>
-          <w:iCs/>
-        </w:rPr>
-        <w:t>simplemaths</w:t>
-      </w:r>
-      <w:r>
-        <w:t xml:space="preserve"> : </w:t>
+        <w:t>calmar</w:t>
+      </w:r>
+      <w:r>
+        <w:t xml:space="preserve">, tentacule, ventouse, céphalopode, charnu, harpon, mandibule, nageoire, </w:t>
       </w:r>
       <w:r>
         <w:rPr>
           <w:b/>
           <w:bCs/>
         </w:rPr>
-        <w:t>poulpe</w:t>
-      </w:r>
-      <w:r>
-        <w:t xml:space="preserve">, </w:t>
+        <w:t>monstre</w:t>
+      </w:r>
+      <w:r>
+        <w:t>…</w:t>
+      </w:r>
+    </w:p>
+    <w:p>
+      <w:pPr>
+        <w:ind w:firstLine="0"/>
+      </w:pPr>
+      <w:r>
+        <w:t xml:space="preserve">bm25 : </w:t>
       </w:r>
       <w:r>
         <w:rPr>
@@ -2837,14 +2890,17 @@
         <w:t>calmar</w:t>
       </w:r>
       <w:r>
-        <w:t xml:space="preserve">, ventouse, céphalopode, tentacule, </w:t>
+        <w:t xml:space="preserve">, </w:t>
       </w:r>
       <w:r>
         <w:rPr>
           <w:b/>
           <w:bCs/>
         </w:rPr>
-        <w:t>espalier, violacé, quenotte, suceur, brachioures</w:t>
+        <w:t>poulpe</w:t>
+      </w:r>
+      <w:r>
+        <w:t>, ventouse, céphalopode, tentacule, mandibule, charnu, harpon, glauque, évêque</w:t>
       </w:r>
       <w:r>
         <w:t>…</w:t>
@@ -2859,24 +2915,47 @@
           <w:i/>
           <w:iCs/>
         </w:rPr>
-        <w:t>g2s2.0</w:t>
-      </w:r>
-      <w:r>
-        <w:t> :</w:t>
-      </w:r>
-      <w:r>
-        <w:t xml:space="preserve"> </w:t>
+        <w:t>chi2</w:t>
+      </w:r>
+      <w:r>
+        <w:t xml:space="preserve"> : </w:t>
       </w:r>
       <w:r>
         <w:rPr>
           <w:b/>
           <w:bCs/>
         </w:rPr>
-        <w:t>espalier, violacé, quenotte, suceur, brachioures</w:t>
-      </w:r>
-      <w:r>
-        <w:t xml:space="preserve">, clupanodons, corégone, fissurelles, gobies-plumiers, krak </w:t>
-      </w:r>
+        <w:t>poulpe</w:t>
+      </w:r>
+      <w:r>
+        <w:t xml:space="preserve">, </w:t>
+      </w:r>
+      <w:r>
+        <w:rPr>
+          <w:b/>
+          <w:bCs/>
+        </w:rPr>
+        <w:t>calmar</w:t>
+      </w:r>
+      <w:r>
+        <w:t xml:space="preserve">, tentacule, ventouse, céphalopode, </w:t>
+      </w:r>
+      <w:r>
+        <w:rPr>
+          <w:b/>
+          <w:bCs/>
+        </w:rPr>
+        <w:t xml:space="preserve">espalier, violacé, quenotte, suceur, </w:t>
+      </w:r>
+      <w:proofErr w:type="spellStart"/>
+      <w:r>
+        <w:rPr>
+          <w:b/>
+          <w:bCs/>
+        </w:rPr>
+        <w:t>brachioures</w:t>
+      </w:r>
+      <w:proofErr w:type="spellEnd"/>
       <w:r>
         <w:t>…</w:t>
       </w:r>
@@ -2885,11 +2964,124 @@
       <w:pPr>
         <w:ind w:firstLine="0"/>
       </w:pPr>
+      <w:proofErr w:type="spellStart"/>
+      <w:r>
+        <w:rPr>
+          <w:i/>
+          <w:iCs/>
+        </w:rPr>
+        <w:t>simplemaths</w:t>
+      </w:r>
+      <w:proofErr w:type="spellEnd"/>
+      <w:r>
+        <w:rPr>
+          <w:i/>
+          <w:iCs/>
+        </w:rPr>
+        <w:t>(k=1)</w:t>
+      </w:r>
+      <w:r>
+        <w:t xml:space="preserve"> : </w:t>
+      </w:r>
+      <w:r>
+        <w:rPr>
+          <w:b/>
+          <w:bCs/>
+        </w:rPr>
+        <w:t>poulpe</w:t>
+      </w:r>
+      <w:r>
+        <w:t xml:space="preserve">, </w:t>
+      </w:r>
+      <w:r>
+        <w:rPr>
+          <w:b/>
+          <w:bCs/>
+        </w:rPr>
+        <w:t>calmar</w:t>
+      </w:r>
+      <w:r>
+        <w:t xml:space="preserve">, ventouse, céphalopode, tentacule, </w:t>
+      </w:r>
+      <w:r>
+        <w:rPr>
+          <w:b/>
+          <w:bCs/>
+        </w:rPr>
+        <w:t xml:space="preserve">espalier, violacé, quenotte, suceur, </w:t>
+      </w:r>
+      <w:proofErr w:type="spellStart"/>
+      <w:r>
+        <w:rPr>
+          <w:b/>
+          <w:bCs/>
+        </w:rPr>
+        <w:t>brachioures</w:t>
+      </w:r>
+      <w:proofErr w:type="spellEnd"/>
+      <w:r>
+        <w:t>…</w:t>
+      </w:r>
     </w:p>
     <w:p>
       <w:pPr>
         <w:ind w:firstLine="0"/>
       </w:pPr>
+      <w:proofErr w:type="spellStart"/>
+      <w:r>
+        <w:rPr>
+          <w:i/>
+          <w:iCs/>
+        </w:rPr>
+        <w:t>extf</w:t>
+      </w:r>
+      <w:proofErr w:type="spellEnd"/>
+      <w:r>
+        <w:t> :</w:t>
+      </w:r>
+      <w:r>
+        <w:t xml:space="preserve"> </w:t>
+      </w:r>
+      <w:r>
+        <w:rPr>
+          <w:b/>
+          <w:bCs/>
+        </w:rPr>
+        <w:t xml:space="preserve">espalier, violacé, quenotte, suceur, </w:t>
+      </w:r>
+      <w:proofErr w:type="spellStart"/>
+      <w:r>
+        <w:rPr>
+          <w:b/>
+          <w:bCs/>
+        </w:rPr>
+        <w:t>brachioures</w:t>
+      </w:r>
+      <w:proofErr w:type="spellEnd"/>
+      <w:r>
+        <w:t xml:space="preserve">, </w:t>
+      </w:r>
+      <w:proofErr w:type="spellStart"/>
+      <w:r>
+        <w:t>clupanodons</w:t>
+      </w:r>
+      <w:proofErr w:type="spellEnd"/>
+      <w:r>
+        <w:t xml:space="preserve">, corégone, fissurelles, gobies-plumiers, krak </w:t>
+      </w:r>
+      <w:r>
+        <w:t>…</w:t>
+      </w:r>
+    </w:p>
+    <w:p>
+      <w:pPr>
+        <w:ind w:firstLine="0"/>
+      </w:pPr>
+    </w:p>
+    <w:p>
+      <w:pPr>
+        <w:ind w:firstLine="0"/>
+      </w:pPr>
       <w:r>
         <w:t xml:space="preserve">Un fois filtrés </w:t>
       </w:r>
@@ -2923,6 +3115,7 @@
       <w:r>
         <w:t xml:space="preserve"> les plus fréquents d’un document (</w:t>
       </w:r>
+      <w:proofErr w:type="spellStart"/>
       <w:r>
         <w:rPr>
           <w:i/>
@@ -2930,6 +3123,7 @@
         </w:rPr>
         <w:t>tf</w:t>
       </w:r>
+      <w:proofErr w:type="spellEnd"/>
       <w:r>
         <w:t xml:space="preserve">) </w:t>
       </w:r>
@@ -3168,7 +3362,30 @@
         <w:ind w:firstLine="708"/>
       </w:pPr>
       <w:r>
-        <w:t xml:space="preserve">Le rang du mot </w:t>
+        <w:t>Le</w:t>
+      </w:r>
+      <w:r>
+        <w:t xml:space="preserve"> trio (</w:t>
+      </w:r>
+      <w:r>
+        <w:rPr>
+          <w:i/>
+          <w:iCs/>
+        </w:rPr>
+        <w:t>poulpe</w:t>
+      </w:r>
+      <w:r>
+        <w:t xml:space="preserve">, </w:t>
+      </w:r>
+      <w:r>
+        <w:rPr>
+          <w:i/>
+          <w:iCs/>
+        </w:rPr>
+        <w:t>calmar</w:t>
+      </w:r>
+      <w:r>
+        <w:t xml:space="preserve">, </w:t>
       </w:r>
       <w:r>
         <w:rPr>
@@ -3178,7 +3395,28 @@
         <w:t>monstre</w:t>
       </w:r>
       <w:r>
-        <w:t xml:space="preserve"> semble justifier la qualité sémantique de </w:t>
+        <w:t>)</w:t>
+      </w:r>
+      <w:r>
+        <w:t xml:space="preserve"> </w:t>
+      </w:r>
+      <w:r>
+        <w:t>semble un bon indicateur des mots les plus sémantiques</w:t>
+      </w:r>
+      <w:r>
+        <w:t xml:space="preserve">, 4 candidats semblent alors se détacher comme les plus sémantiques, les tests </w:t>
+      </w:r>
+      <w:proofErr w:type="spellStart"/>
+      <w:r>
+        <w:rPr>
+          <w:i/>
+          <w:iCs/>
+        </w:rPr>
+        <w:t>fisher</w:t>
+      </w:r>
+      <w:proofErr w:type="spellEnd"/>
+      <w:r>
+        <w:t xml:space="preserve"> et </w:t>
       </w:r>
       <w:r>
         <w:rPr>
@@ -3188,6 +3426,18 @@
         <w:t>g2</w:t>
       </w:r>
       <w:r>
+        <w:t xml:space="preserve"> comme vu précédemment, mais aussi </w:t>
+      </w:r>
+      <w:proofErr w:type="spellStart"/>
+      <w:r>
+        <w:rPr>
+          <w:i/>
+          <w:iCs/>
+        </w:rPr>
+        <w:t>simplemaths</w:t>
+      </w:r>
+      <w:proofErr w:type="spellEnd"/>
+      <w:r>
         <w:t xml:space="preserve"> et </w:t>
       </w:r>
       <w:r>
@@ -3195,10 +3445,10 @@
           <w:i/>
           <w:iCs/>
         </w:rPr>
-        <w:t>lafon</w:t>
-      </w:r>
-      <w:r>
-        <w:t xml:space="preserve"> contre les classiques des moteurs de recherche, tandis que les autres scores relèvent trop de mots exclusifs.</w:t>
+        <w:t>bm25</w:t>
+      </w:r>
+      <w:r>
+        <w:t xml:space="preserve"> une fois que leur paramétrage sont ajustés à la taille du corpus.</w:t>
       </w:r>
     </w:p>
     <w:p>
@@ -3226,7 +3476,7 @@
         <w:t xml:space="preserve"> parmi 1</w:t>
       </w:r>
       <w:r>
-        <w:t>7</w:t>
+        <w:t>9</w:t>
       </w:r>
       <w:r>
         <w:t xml:space="preserve"> lorsque l’on commence à envisager</w:t>
@@ -3363,6 +3613,7 @@
       <w:r>
         <w:t xml:space="preserve"> </w:t>
       </w:r>
+      <w:proofErr w:type="spellStart"/>
       <w:r>
         <w:rPr>
           <w:i/>
@@ -3370,6 +3621,7 @@
         </w:rPr>
         <w:t>Focalex</w:t>
       </w:r>
+      <w:proofErr w:type="spellEnd"/>
       <w:r>
         <w:t>.</w:t>
       </w:r>
@@ -3454,6 +3706,7 @@
       <w:r>
         <w:t xml:space="preserve"> </w:t>
       </w:r>
+      <w:proofErr w:type="spellStart"/>
       <w:r>
         <w:rPr>
           <w:i/>
@@ -3461,6 +3714,7 @@
         </w:rPr>
         <w:t>tf</w:t>
       </w:r>
+      <w:proofErr w:type="spellEnd"/>
       <w:r>
         <w:t xml:space="preserve"> et </w:t>
       </w:r>
@@ -3496,6 +3750,7 @@
       <w:r>
         <w:t xml:space="preserve"> sont </w:t>
       </w:r>
+      <w:proofErr w:type="spellStart"/>
       <w:r>
         <w:rPr>
           <w:i/>
@@ -3503,9 +3758,11 @@
         </w:rPr>
         <w:t>tf</w:t>
       </w:r>
+      <w:proofErr w:type="spellEnd"/>
       <w:r>
         <w:t xml:space="preserve"> et </w:t>
       </w:r>
+      <w:proofErr w:type="spellStart"/>
       <w:r>
         <w:rPr>
           <w:i/>
@@ -3513,6 +3770,7 @@
         </w:rPr>
         <w:t>simplemaths</w:t>
       </w:r>
+      <w:proofErr w:type="spellEnd"/>
       <w:r>
         <w:rPr>
           <w:i/>
@@ -3626,6 +3884,7 @@
         </w:rPr>
         <w:t xml:space="preserve"> : </w:t>
       </w:r>
+      <w:proofErr w:type="spellStart"/>
       <w:r>
         <w:rPr>
           <w:i/>
@@ -3634,6 +3893,7 @@
         </w:rPr>
         <w:t>PCoA</w:t>
       </w:r>
+      <w:proofErr w:type="spellEnd"/>
       <w:r>
         <w:rPr>
           <w:lang w:val="fr-FR"/>
@@ -3835,6 +4095,7 @@
         </w:rPr>
         <w:t xml:space="preserve"> </w:t>
       </w:r>
+      <w:proofErr w:type="spellStart"/>
       <w:r>
         <w:rPr>
           <w:i/>
@@ -3843,6 +4104,7 @@
         </w:rPr>
         <w:t>focalex</w:t>
       </w:r>
+      <w:proofErr w:type="spellEnd"/>
       <w:r>
         <w:rPr>
           <w:lang w:val="fr-FR"/>
@@ -3893,6 +4155,7 @@
         </w:rPr>
         <w:t xml:space="preserve">fférents </w:t>
       </w:r>
+      <w:proofErr w:type="spellStart"/>
       <w:r>
         <w:rPr>
           <w:i/>
@@ -3900,6 +4163,7 @@
         </w:rPr>
         <w:t>focalex</w:t>
       </w:r>
+      <w:proofErr w:type="spellEnd"/>
       <w:r>
         <w:rPr>
           <w:lang w:val="fr-FR"/>
@@ -3944,6 +4208,7 @@
         </w:rPr>
         <w:t xml:space="preserve"> et les </w:t>
       </w:r>
+      <w:proofErr w:type="spellStart"/>
       <w:r>
         <w:rPr>
           <w:i/>
@@ -3952,6 +4217,7 @@
         </w:rPr>
         <w:t>tfidf</w:t>
       </w:r>
+      <w:proofErr w:type="spellEnd"/>
       <w:r>
         <w:rPr>
           <w:lang w:val="fr-FR"/>
@@ -3970,6 +4236,7 @@
         </w:rPr>
         <w:t xml:space="preserve"> la fréquence par document </w:t>
       </w:r>
+      <w:proofErr w:type="spellStart"/>
       <w:r>
         <w:rPr>
           <w:i/>
@@ -3978,6 +4245,7 @@
         </w:rPr>
         <w:t>df</w:t>
       </w:r>
+      <w:proofErr w:type="spellEnd"/>
       <w:r>
         <w:rPr>
           <w:lang w:val="fr-FR"/>
@@ -4039,6 +4307,7 @@
         <w:lastRenderedPageBreak/>
         <w:t>linéaire (</w:t>
       </w:r>
+      <w:proofErr w:type="spellStart"/>
       <w:r>
         <w:rPr>
           <w:i/>
@@ -4047,12 +4316,14 @@
         </w:rPr>
         <w:t>tf</w:t>
       </w:r>
+      <w:proofErr w:type="spellEnd"/>
       <w:r>
         <w:rPr>
           <w:lang w:val="fr-FR"/>
         </w:rPr>
         <w:t xml:space="preserve">, </w:t>
       </w:r>
+      <w:proofErr w:type="spellStart"/>
       <w:r>
         <w:rPr>
           <w:i/>
@@ -4061,12 +4332,14 @@
         </w:rPr>
         <w:t>tfidf</w:t>
       </w:r>
+      <w:proofErr w:type="spellEnd"/>
       <w:r>
         <w:rPr>
           <w:lang w:val="fr-FR"/>
         </w:rPr>
         <w:t xml:space="preserve">, </w:t>
       </w:r>
+      <w:proofErr w:type="spellStart"/>
       <w:r>
         <w:rPr>
           <w:i/>
@@ -4075,6 +4348,7 @@
         </w:rPr>
         <w:t>simplemaths</w:t>
       </w:r>
+      <w:proofErr w:type="spellEnd"/>
       <w:r>
         <w:rPr>
           <w:lang w:val="fr-FR"/>
@@ -4115,6 +4389,7 @@
         </w:rPr>
         <w:t xml:space="preserve">, </w:t>
       </w:r>
+      <w:proofErr w:type="spellStart"/>
       <w:r>
         <w:rPr>
           <w:i/>
@@ -4123,6 +4398,7 @@
         </w:rPr>
         <w:t>tfidflog</w:t>
       </w:r>
+      <w:proofErr w:type="spellEnd"/>
       <w:r>
         <w:rPr>
           <w:lang w:val="fr-FR"/>
@@ -4147,6 +4423,7 @@
         </w:rPr>
         <w:t xml:space="preserve"> hypergéométrique (</w:t>
       </w:r>
+      <w:proofErr w:type="spellStart"/>
       <w:r>
         <w:rPr>
           <w:i/>
@@ -4155,6 +4432,7 @@
         </w:rPr>
         <w:t>lafon</w:t>
       </w:r>
+      <w:proofErr w:type="spellEnd"/>
       <w:r>
         <w:rPr>
           <w:lang w:val="fr-FR"/>
@@ -4199,6 +4477,7 @@
         </w:rPr>
         <w:t xml:space="preserve">e </w:t>
       </w:r>
+      <w:proofErr w:type="spellStart"/>
       <w:r>
         <w:rPr>
           <w:i/>
@@ -4207,6 +4486,7 @@
         </w:rPr>
         <w:t>Focalex</w:t>
       </w:r>
+      <w:proofErr w:type="spellEnd"/>
       <w:r>
         <w:rPr>
           <w:lang w:val="fr-FR"/>
@@ -4323,6 +4603,7 @@
         </w:rPr>
         <w:t xml:space="preserve">chiffres produits par </w:t>
       </w:r>
+      <w:proofErr w:type="spellStart"/>
       <w:r>
         <w:rPr>
           <w:i/>
@@ -4331,6 +4612,7 @@
         </w:rPr>
         <w:t>Focalex</w:t>
       </w:r>
+      <w:proofErr w:type="spellEnd"/>
       <w:r>
         <w:rPr>
           <w:lang w:val="fr-FR"/>
@@ -4383,8 +4665,13 @@
       <w:r>
         <w:t xml:space="preserve"> (</w:t>
       </w:r>
-      <w:r>
-        <w:t>simplemaths), ou l</w:t>
+      <w:proofErr w:type="spellStart"/>
+      <w:r>
+        <w:t>simplemaths</w:t>
+      </w:r>
+      <w:proofErr w:type="spellEnd"/>
+      <w:r>
+        <w:t>), ou l</w:t>
       </w:r>
       <w:r>
         <w:t>a recherche documentaires (</w:t>
@@ -4568,25 +4855,75 @@
         <w:t>un</w:t>
       </w:r>
       <w:r>
-        <w:t xml:space="preserve"> nombre calculé</w:t>
-      </w:r>
-      <w:r>
-        <w:t xml:space="preserve"> par </w:t>
+        <w:t xml:space="preserve"> </w:t>
+      </w:r>
+      <w:r>
+        <w:t>score</w:t>
+      </w:r>
+      <w:r>
+        <w:t xml:space="preserve"> calculé</w:t>
+      </w:r>
+      <w:r>
+        <w:t xml:space="preserve"> </w:t>
+      </w:r>
+      <w:r>
+        <w:t>avec</w:t>
+      </w:r>
+      <w:r>
+        <w:t xml:space="preserve"> </w:t>
       </w:r>
       <w:r>
         <w:t>une</w:t>
       </w:r>
       <w:r>
-        <w:t xml:space="preserve"> formule. L’expérience va consister à calculer une distance entre cha</w:t>
-      </w:r>
-      <w:r>
-        <w:t>cun de ces vecteurs, ce qui permet par exemple de suggérer à un lecteur des textes proches de celui qu’il lit. Pour un roman, c’est évidemment idiot, puisque le texte que l’on veut lire ensuite, c’est le chapitre suivant ; mais on devine vite l’intérêt de tels algorithmes pour les textes informatifs.</w:t>
+        <w:t xml:space="preserve"> des</w:t>
+      </w:r>
+      <w:r>
+        <w:t xml:space="preserve"> formule</w:t>
+      </w:r>
+      <w:r>
+        <w:t>s</w:t>
+      </w:r>
+      <w:r>
+        <w:t>.</w:t>
       </w:r>
     </w:p>
     <w:p>
       <w:pPr>
         <w:ind w:firstLine="708"/>
       </w:pPr>
+      <w:r>
+        <w:t>Soit le vecteur d’un texte</w:t>
+      </w:r>
+      <w:r>
+        <w:t>,</w:t>
+      </w:r>
+      <w:r>
+        <w:t xml:space="preserve"> on conçoit que si l’on peut mesurer </w:t>
+      </w:r>
+      <w:proofErr w:type="spellStart"/>
+      <w:r>
+        <w:t>la</w:t>
+      </w:r>
+      <w:proofErr w:type="spellEnd"/>
+      <w:r>
+        <w:t xml:space="preserve"> distance de ce texte avec tous les autres, cela</w:t>
+      </w:r>
+      <w:r>
+        <w:t xml:space="preserve"> permet de suggérer à un lecteur des textes proches de celui qu’il lit. Pour un roman, c’est évidemment </w:t>
+      </w:r>
+      <w:r>
+        <w:t>farfelu</w:t>
+      </w:r>
+      <w:r>
+        <w:t xml:space="preserve">, puisque le texte que l’on veut lire ensuite, c’est le chapitre suivant ; mais </w:t>
+      </w:r>
+      <w:r>
+        <w:t xml:space="preserve">ce corpus offre des moyens de vérification. Si le chapitre le plus proche vient d’un autre roman, voire d’un autre auteur, soit on a découvert des répétitions, voire des plagiats ; soit, ce qui est plus sûr, l’algorithme </w:t>
+      </w:r>
+      <w:r>
+        <w:t>n’est pas le bon.</w:t>
+      </w:r>
     </w:p>
     <w:p>
       <w:pPr>
@@ -4595,6 +4932,11 @@
     </w:p>
     <w:p>
       <w:pPr>
+        <w:ind w:firstLine="708"/>
+      </w:pPr>
+    </w:p>
+    <w:p>
+      <w:pPr>
         <w:pStyle w:val="Heading1"/>
       </w:pPr>
       <w:r>
@@ -4619,6 +4961,7 @@
         <w:pStyle w:val="Heading1"/>
       </w:pPr>
       <w:r>
+        <w:lastRenderedPageBreak/>
         <w:t xml:space="preserve">Test </w:t>
       </w:r>
     </w:p>
@@ -4628,7 +4971,6 @@
         <w:pStyle w:val="Heading1"/>
       </w:pPr>
       <w:r>
-        <w:lastRenderedPageBreak/>
         <w:t>§</w:t>
       </w:r>
       <w:r>
@@ -5212,7 +5554,14 @@
       </w:r>
       <w:r>
         <w:br/>
-        <w:t xml:space="preserve">Dicollecte 7.7 </w:t>
+      </w:r>
+      <w:proofErr w:type="spellStart"/>
+      <w:r>
+        <w:t>Dicollecte</w:t>
+      </w:r>
+      <w:proofErr w:type="spellEnd"/>
+      <w:r>
+        <w:t xml:space="preserve"> 7.7 </w:t>
       </w:r>
       <w:hyperlink r:id="rId14" w:history="1">
         <w:r>
@@ -5227,7 +5576,14 @@
       </w:r>
       <w:r>
         <w:br/>
-        <w:t xml:space="preserve">Morphalou 3.1 </w:t>
+      </w:r>
+      <w:proofErr w:type="spellStart"/>
+      <w:r>
+        <w:t>Morphalou</w:t>
+      </w:r>
+      <w:proofErr w:type="spellEnd"/>
+      <w:r>
+        <w:t xml:space="preserve"> 3.1 </w:t>
       </w:r>
       <w:hyperlink r:id="rId15" w:history="1">
         <w:r>
@@ -5239,7 +5595,15 @@
       </w:hyperlink>
       <w:r>
         <w:br/>
-        <w:t>Chaque lexique a son orientation. Lexique3 intéresse les orthophonistes, il a de précieuses informations de fréquence par forme, mais il est très bruité. Dicollecte sert à la correction orthographique, il mélange la langue commune avec les noms propres, ses lemmes sont parfois inexacts ou incomplets car non nécessaires à la correction orthographique (ex : l</w:t>
+        <w:t xml:space="preserve">Chaque lexique a son orientation. Lexique3 intéresse les orthophonistes, il a de précieuses informations de fréquence par forme, mais il est très bruité. </w:t>
+      </w:r>
+      <w:proofErr w:type="spellStart"/>
+      <w:r>
+        <w:t>Dicollecte</w:t>
+      </w:r>
+      <w:proofErr w:type="spellEnd"/>
+      <w:r>
+        <w:t xml:space="preserve"> sert à la correction orthographique, il mélange la langue commune avec les noms propres, ses lemmes sont parfois inexacts ou incomplets car non nécessaires à la correction orthographique (ex : l</w:t>
       </w:r>
       <w:r>
         <w:t>es participes passé</w:t>
@@ -5254,7 +5618,15 @@
         <w:t xml:space="preserve"> verbe </w:t>
       </w:r>
       <w:r>
-        <w:t xml:space="preserve">suffisent à fournir les formes adjectives). Morphalou, en partie constitué sur le </w:t>
+        <w:t xml:space="preserve">suffisent à fournir les formes adjectives). </w:t>
+      </w:r>
+      <w:proofErr w:type="spellStart"/>
+      <w:r>
+        <w:t>Morphalou</w:t>
+      </w:r>
+      <w:proofErr w:type="spellEnd"/>
+      <w:r>
+        <w:t xml:space="preserve">, en partie constitué sur le </w:t>
       </w:r>
       <w:r>
         <w:rPr>

--- a/docs/glorieux-specif.docx
+++ b/docs/glorieux-specif.docx
@@ -6,7 +6,6 @@
       <w:pPr>
         <w:pStyle w:val="Title"/>
       </w:pPr>
-      <w:proofErr w:type="spellStart"/>
       <w:r>
         <w:rPr>
           <w:i/>
@@ -14,7 +13,6 @@
         </w:rPr>
         <w:t>Focalex</w:t>
       </w:r>
-      <w:proofErr w:type="spellEnd"/>
       <w:r>
         <w:t> </w:t>
       </w:r>
@@ -52,7 +50,7 @@
         <w:t xml:space="preserve"> de spécificité lexicale</w:t>
       </w:r>
       <w:r>
-        <w:t xml:space="preserve"> ; validées sur 7700 </w:t>
+        <w:t xml:space="preserve"> ; validée sur 7700 </w:t>
       </w:r>
       <w:r>
         <w:t>chapitres de roman</w:t>
@@ -77,15 +75,7 @@
         <w:t xml:space="preserve"> spécificité </w:t>
       </w:r>
       <w:r>
-        <w:t xml:space="preserve">mesure l’écart à une norme. Dans le cas particulier des moteurs de recherche plein texte (et de la </w:t>
-      </w:r>
-      <w:proofErr w:type="spellStart"/>
-      <w:r>
-        <w:t>textométrie</w:t>
-      </w:r>
-      <w:proofErr w:type="spellEnd"/>
-      <w:r>
-        <w:t xml:space="preserve"> en général), c’est une formule qui mesure à quel point un</w:t>
+        <w:t>mesure l’écart à une norme. Dans le cas particulier des moteurs de recherche plein texte (et de la textométrie en général), c’est une formule qui mesure à quel point un</w:t>
       </w:r>
       <w:r>
         <w:t xml:space="preserve"> élément </w:t>
@@ -157,15 +147,7 @@
         <w:t>Fisher</w:t>
       </w:r>
       <w:r>
-        <w:t xml:space="preserve"> utilisé en </w:t>
-      </w:r>
-      <w:proofErr w:type="spellStart"/>
-      <w:r>
-        <w:t>textométrie</w:t>
-      </w:r>
-      <w:proofErr w:type="spellEnd"/>
-      <w:r>
-        <w:t>,</w:t>
+        <w:t xml:space="preserve"> utilisé en textométrie,</w:t>
       </w:r>
       <w:r>
         <w:t xml:space="preserve"> </w:t>
@@ -182,7 +164,6 @@
       <w:r>
         <w:t xml:space="preserve">, baptisée </w:t>
       </w:r>
-      <w:proofErr w:type="spellStart"/>
       <w:r>
         <w:rPr>
           <w:i/>
@@ -190,7 +171,6 @@
         </w:rPr>
         <w:t>Focalex</w:t>
       </w:r>
-      <w:proofErr w:type="spellEnd"/>
       <w:r>
         <w:t xml:space="preserve">, </w:t>
       </w:r>
@@ -280,7 +260,6 @@
       <w:r>
         <w:t xml:space="preserve"> à retrouver (</w:t>
       </w:r>
-      <w:proofErr w:type="spellStart"/>
       <w:r>
         <w:rPr>
           <w:i/>
@@ -288,7 +267,6 @@
         </w:rPr>
         <w:t>retrieval</w:t>
       </w:r>
-      <w:proofErr w:type="spellEnd"/>
       <w:r>
         <w:t>) les documents les plus pertinents pour une requête</w:t>
       </w:r>
@@ -649,13 +627,8 @@
         <w:t>reprise</w:t>
       </w:r>
       <w:r>
-        <w:t xml:space="preserve"> du projet </w:t>
-      </w:r>
-      <w:proofErr w:type="spellStart"/>
-      <w:r>
-        <w:t>ebalzac</w:t>
-      </w:r>
-      <w:proofErr w:type="spellEnd"/>
+        <w:t xml:space="preserve"> du projet ebalzac</w:t>
+      </w:r>
       <w:r>
         <w:rPr>
           <w:rStyle w:val="FootnoteReference"/>
@@ -805,7 +778,6 @@
       <w:r>
         <w:t>De ces sources normalisées, les chapitres ont été extraits dans un format textuel plus commode (</w:t>
       </w:r>
-      <w:proofErr w:type="spellStart"/>
       <w:r>
         <w:rPr>
           <w:i/>
@@ -813,7 +785,6 @@
         </w:rPr>
         <w:t>MarkDown</w:t>
       </w:r>
-      <w:proofErr w:type="spellEnd"/>
       <w:r>
         <w:t>)</w:t>
       </w:r>
@@ -1073,33 +1044,15 @@
           <w:i/>
           <w:iCs/>
         </w:rPr>
-        <w:t xml:space="preserve">Apache </w:t>
-      </w:r>
-      <w:proofErr w:type="spellStart"/>
-      <w:r>
-        <w:rPr>
-          <w:i/>
-          <w:iCs/>
-        </w:rPr>
-        <w:t>OpenNLP</w:t>
-      </w:r>
-      <w:proofErr w:type="spellEnd"/>
-      <w:r>
-        <w:rPr>
-          <w:i/>
-          <w:iCs/>
-        </w:rPr>
-        <w:t xml:space="preserve"> </w:t>
-      </w:r>
-      <w:proofErr w:type="spellStart"/>
-      <w:r>
-        <w:rPr>
-          <w:i/>
-          <w:iCs/>
-        </w:rPr>
-        <w:t>POSTtagger</w:t>
-      </w:r>
-      <w:proofErr w:type="spellEnd"/>
+        <w:t>Apache OpenNLP</w:t>
+      </w:r>
+      <w:r>
+        <w:rPr>
+          <w:i/>
+          <w:iCs/>
+        </w:rPr>
+        <w:t xml:space="preserve"> POSTtagger</w:t>
+      </w:r>
       <w:r>
         <w:rPr>
           <w:rStyle w:val="FootnoteReference"/>
@@ -1250,7 +1203,6 @@
       <w:pPr>
         <w:ind w:firstLine="0"/>
       </w:pPr>
-      <w:proofErr w:type="spellStart"/>
       <w:r>
         <w:rPr>
           <w:i/>
@@ -1258,7 +1210,6 @@
         </w:rPr>
         <w:t>tf</w:t>
       </w:r>
-      <w:proofErr w:type="spellEnd"/>
       <w:r>
         <w:t>, f</w:t>
       </w:r>
@@ -1273,15 +1224,12 @@
       <w:pPr>
         <w:ind w:firstLine="0"/>
       </w:pPr>
-      <w:proofErr w:type="spellStart"/>
       <w:r>
         <w:t>Tfidf</w:t>
       </w:r>
-      <w:proofErr w:type="spellEnd"/>
       <w:r>
         <w:t xml:space="preserve">, </w:t>
       </w:r>
-      <w:proofErr w:type="spellStart"/>
       <w:r>
         <w:rPr>
           <w:i/>
@@ -1289,11 +1237,9 @@
         </w:rPr>
         <w:t>tf</w:t>
       </w:r>
-      <w:proofErr w:type="spellEnd"/>
       <w:r>
         <w:t xml:space="preserve"> log (N / </w:t>
       </w:r>
-      <w:proofErr w:type="spellStart"/>
       <w:r>
         <w:rPr>
           <w:i/>
@@ -1301,20 +1247,14 @@
         </w:rPr>
         <w:t>df</w:t>
       </w:r>
-      <w:proofErr w:type="spellEnd"/>
       <w:r>
         <w:t>),</w:t>
       </w:r>
       <w:r>
         <w:t xml:space="preserve"> </w:t>
       </w:r>
-      <w:proofErr w:type="spellStart"/>
-      <w:r>
-        <w:t>fréquenc</w:t>
-      </w:r>
-      <w:proofErr w:type="spellEnd"/>
-      <w:r>
-        <w:t xml:space="preserve"> d’un terme</w:t>
+      <w:r>
+        <w:t>fréquenc d’un terme</w:t>
       </w:r>
       <w:r>
         <w:t xml:space="preserve"> multipliée par l’inverse </w:t>
@@ -1325,28 +1265,15 @@
         <w:ind w:firstLine="0"/>
       </w:pPr>
       <w:r>
-        <w:t>BM25 (</w:t>
-      </w:r>
-      <w:proofErr w:type="spellStart"/>
-      <w:r>
-        <w:t>lucene</w:t>
-      </w:r>
-      <w:proofErr w:type="spellEnd"/>
-      <w:r>
-        <w:t>)</w:t>
+        <w:t>BM25 (lucene)</w:t>
       </w:r>
     </w:p>
     <w:p>
       <w:pPr>
         <w:ind w:firstLine="0"/>
       </w:pPr>
-      <w:proofErr w:type="spellStart"/>
-      <w:r>
-        <w:t>Lafon</w:t>
-      </w:r>
-      <w:proofErr w:type="spellEnd"/>
-      <w:r>
-        <w:t>… no</w:t>
+      <w:r>
+        <w:t>Lafon… no</w:t>
       </w:r>
     </w:p>
     <w:p>
@@ -1672,7 +1599,6 @@
       <w:pPr>
         <w:ind w:firstLine="0"/>
       </w:pPr>
-      <w:proofErr w:type="spellStart"/>
       <w:r>
         <w:rPr>
           <w:i/>
@@ -1680,7 +1606,6 @@
         </w:rPr>
         <w:t>tf</w:t>
       </w:r>
-      <w:proofErr w:type="spellEnd"/>
       <w:r>
         <w:t xml:space="preserve"> : </w:t>
       </w:r>
@@ -1716,7 +1641,6 @@
       <w:pPr>
         <w:ind w:firstLine="0"/>
       </w:pPr>
-      <w:proofErr w:type="spellStart"/>
       <w:r>
         <w:rPr>
           <w:i/>
@@ -1724,7 +1648,6 @@
         </w:rPr>
         <w:t>fisher</w:t>
       </w:r>
-      <w:proofErr w:type="spellEnd"/>
       <w:r>
         <w:t xml:space="preserve"> : </w:t>
       </w:r>
@@ -1739,7 +1662,6 @@
       <w:pPr>
         <w:ind w:firstLine="0"/>
       </w:pPr>
-      <w:proofErr w:type="spellStart"/>
       <w:r>
         <w:rPr>
           <w:i/>
@@ -1754,7 +1676,6 @@
         </w:rPr>
         <w:t>log</w:t>
       </w:r>
-      <w:proofErr w:type="spellEnd"/>
       <w:r>
         <w:t xml:space="preserve"> : </w:t>
       </w:r>
@@ -1867,7 +1788,6 @@
       <w:pPr>
         <w:ind w:firstLine="0"/>
       </w:pPr>
-      <w:proofErr w:type="spellStart"/>
       <w:r>
         <w:rPr>
           <w:i/>
@@ -1875,7 +1795,6 @@
         </w:rPr>
         <w:t>simplemaths</w:t>
       </w:r>
-      <w:proofErr w:type="spellEnd"/>
       <w:r>
         <w:rPr>
           <w:i/>
@@ -1924,7 +1843,6 @@
       <w:pPr>
         <w:ind w:firstLine="0"/>
       </w:pPr>
-      <w:proofErr w:type="spellStart"/>
       <w:r>
         <w:rPr>
           <w:i/>
@@ -1932,7 +1850,6 @@
         </w:rPr>
         <w:t>extf</w:t>
       </w:r>
-      <w:proofErr w:type="spellEnd"/>
       <w:r>
         <w:t xml:space="preserve"> : </w:t>
       </w:r>
@@ -1960,106 +1877,235 @@
         <w:t>quenotte,</w:t>
       </w:r>
       <w:r>
-        <w:t xml:space="preserve"> Berghem, suceur, Bos, </w:t>
-      </w:r>
-      <w:proofErr w:type="spellStart"/>
-      <w:r>
-        <w:t>Nidros</w:t>
-      </w:r>
-      <w:proofErr w:type="spellEnd"/>
+        <w:t xml:space="preserve"> Berghem, suceur, Bos, Nidros, brachioures, clupanodons, corégone</w:t>
+      </w:r>
+    </w:p>
+    <w:p>
+      <w:pPr>
+        <w:ind w:firstLine="0"/>
+      </w:pPr>
+    </w:p>
+    <w:p>
+      <w:pPr>
+        <w:ind w:firstLine="0"/>
+      </w:pPr>
+      <w:r>
+        <w:t>Les mots grammaticaux ont été volontairement conservés</w:t>
+      </w:r>
+      <w:r>
+        <w:t xml:space="preserve"> dans ce</w:t>
+      </w:r>
+      <w:r>
+        <w:t>s</w:t>
+      </w:r>
+      <w:r>
+        <w:t xml:space="preserve"> premiers</w:t>
+      </w:r>
+      <w:r>
+        <w:t xml:space="preserve"> résultats</w:t>
+      </w:r>
+      <w:r>
+        <w:t>, ce qui permet d</w:t>
+      </w:r>
+      <w:r>
+        <w:t>’observer</w:t>
+      </w:r>
+      <w:r>
+        <w:t xml:space="preserve"> le comportement de la fréquence brute</w:t>
+      </w:r>
+      <w:r>
+        <w:t xml:space="preserve"> des termes</w:t>
+      </w:r>
+      <w:r>
+        <w:t xml:space="preserve"> dans le document</w:t>
+      </w:r>
+      <w:r>
+        <w:t xml:space="preserve"> </w:t>
+      </w:r>
+      <w:r>
+        <w:rPr>
+          <w:i/>
+          <w:iCs/>
+        </w:rPr>
+        <w:t>tf</w:t>
+      </w:r>
+      <w:r>
+        <w:t xml:space="preserve">, assez peu </w:t>
+      </w:r>
+      <w:r>
+        <w:t xml:space="preserve">significative, car des mots comme </w:t>
+      </w:r>
+      <w:r>
+        <w:rPr>
+          <w:i/>
+          <w:iCs/>
+        </w:rPr>
+        <w:t>le</w:t>
+      </w:r>
       <w:r>
         <w:t xml:space="preserve">, </w:t>
       </w:r>
-      <w:proofErr w:type="spellStart"/>
-      <w:r>
-        <w:t>brachioures</w:t>
-      </w:r>
-      <w:proofErr w:type="spellEnd"/>
+      <w:r>
+        <w:rPr>
+          <w:i/>
+          <w:iCs/>
+        </w:rPr>
+        <w:t>de</w:t>
+      </w:r>
       <w:r>
         <w:t xml:space="preserve">, </w:t>
       </w:r>
-      <w:proofErr w:type="spellStart"/>
-      <w:r>
-        <w:t>clupanodons</w:t>
-      </w:r>
-      <w:proofErr w:type="spellEnd"/>
-      <w:r>
-        <w:t>, corégone</w:t>
-      </w:r>
-    </w:p>
-    <w:p>
-      <w:pPr>
-        <w:ind w:firstLine="0"/>
-      </w:pPr>
-    </w:p>
-    <w:p>
-      <w:pPr>
-        <w:ind w:firstLine="0"/>
-      </w:pPr>
-      <w:r>
-        <w:t>Les mots grammaticaux ont été volontairement conservés</w:t>
-      </w:r>
-      <w:r>
-        <w:t xml:space="preserve"> dans ce</w:t>
-      </w:r>
-      <w:r>
-        <w:t>s</w:t>
-      </w:r>
-      <w:r>
-        <w:t xml:space="preserve"> premiers</w:t>
-      </w:r>
-      <w:r>
-        <w:t xml:space="preserve"> résultats</w:t>
-      </w:r>
-      <w:r>
-        <w:t>, ce qui permet d</w:t>
-      </w:r>
-      <w:r>
-        <w:t>’observer</w:t>
-      </w:r>
-      <w:r>
-        <w:t xml:space="preserve"> le comportement de la fréquence brute</w:t>
-      </w:r>
-      <w:r>
-        <w:t xml:space="preserve"> des termes</w:t>
-      </w:r>
-      <w:r>
-        <w:t xml:space="preserve"> dans le document</w:t>
-      </w:r>
-      <w:r>
-        <w:t xml:space="preserve"> </w:t>
-      </w:r>
-      <w:proofErr w:type="spellStart"/>
-      <w:r>
-        <w:rPr>
-          <w:i/>
-          <w:iCs/>
-        </w:rPr>
-        <w:t>tf</w:t>
-      </w:r>
-      <w:proofErr w:type="spellEnd"/>
-      <w:r>
-        <w:t xml:space="preserve">, assez peu </w:t>
-      </w:r>
-      <w:r>
-        <w:t xml:space="preserve">significative, car des mots comme </w:t>
-      </w:r>
-      <w:r>
-        <w:rPr>
-          <w:i/>
-          <w:iCs/>
-        </w:rPr>
-        <w:t>le</w:t>
+      <w:r>
+        <w:rPr>
+          <w:i/>
+          <w:iCs/>
+        </w:rPr>
+        <w:t>un</w:t>
+      </w:r>
+      <w:r>
+        <w:rPr>
+          <w:i/>
+          <w:iCs/>
+        </w:rPr>
+        <w:t>,</w:t>
+      </w:r>
+      <w:r>
+        <w:t xml:space="preserve"> sont également </w:t>
+      </w:r>
+      <w:r>
+        <w:t>très fréquents</w:t>
+      </w:r>
+      <w:r>
+        <w:t xml:space="preserve"> dans tous les documents</w:t>
+      </w:r>
+      <w:r>
+        <w:t xml:space="preserve">. </w:t>
+      </w:r>
+      <w:r>
+        <w:t>À l’</w:t>
+      </w:r>
+      <w:r>
+        <w:t>autre extrême</w:t>
+      </w:r>
+      <w:r>
+        <w:t>,</w:t>
+      </w:r>
+      <w:r>
+        <w:t xml:space="preserve"> </w:t>
+      </w:r>
+      <w:r>
+        <w:rPr>
+          <w:i/>
+          <w:iCs/>
+        </w:rPr>
+        <w:t>extf</w:t>
       </w:r>
       <w:r>
         <w:t xml:space="preserve">, </w:t>
       </w:r>
       <w:r>
-        <w:rPr>
-          <w:i/>
-          <w:iCs/>
-        </w:rPr>
-        <w:t>de</w:t>
+        <w:t xml:space="preserve">donne les </w:t>
+      </w:r>
+      <w:r>
+        <w:t>termes</w:t>
+      </w:r>
+      <w:r>
+        <w:t xml:space="preserve"> </w:t>
+      </w:r>
+      <w:r>
+        <w:t xml:space="preserve">qui </w:t>
+      </w:r>
+      <w:r>
+        <w:t>sont exclusivement</w:t>
+      </w:r>
+      <w:r>
+        <w:t xml:space="preserve"> d</w:t>
+      </w:r>
+      <w:r>
+        <w:t>ans</w:t>
+      </w:r>
+      <w:r>
+        <w:t xml:space="preserve"> ce document (en ordre de fréquence)</w:t>
+      </w:r>
+      <w:r>
+        <w:t>. C</w:t>
+      </w:r>
+      <w:r>
+        <w:t>’est la spécificité maximale</w:t>
+      </w:r>
+      <w:r>
+        <w:t xml:space="preserve">, qui n’est pas non plus très significative (par exemple </w:t>
+      </w:r>
+      <w:r>
+        <w:rPr>
+          <w:i/>
+          <w:iCs/>
+        </w:rPr>
+        <w:t>poulpe</w:t>
+      </w:r>
+      <w:r>
+        <w:t xml:space="preserve"> est absent parce qu’il se trouve dans 1</w:t>
+      </w:r>
+      <w:r>
+        <w:t>3 autres</w:t>
+      </w:r>
+      <w:r>
+        <w:t xml:space="preserve"> chapitres de Verne).</w:t>
+      </w:r>
+    </w:p>
+    <w:p>
+      <w:pPr>
+        <w:ind w:firstLine="708"/>
+      </w:pPr>
+      <w:r>
+        <w:t>Pour être descriptif, u</w:t>
+      </w:r>
+      <w:r>
+        <w:t>n mot</w:t>
+      </w:r>
+      <w:r>
+        <w:t>-clé</w:t>
+      </w:r>
+      <w:r>
+        <w:t xml:space="preserve"> </w:t>
+      </w:r>
+      <w:r>
+        <w:t>ne doit pas être trop rare, ni trop fréquent</w:t>
+      </w:r>
+      <w:r>
+        <w:t>.</w:t>
+      </w:r>
+      <w:r>
+        <w:t xml:space="preserve"> </w:t>
+      </w:r>
+      <w:r>
+        <w:t>Les algorithmes de spécificité cherchent à trouver un équilibre mathématique entre généralité et rareté.</w:t>
+      </w:r>
+      <w:r>
+        <w:t xml:space="preserve"> </w:t>
+      </w:r>
+      <w:r>
+        <w:t>Remarquons</w:t>
+      </w:r>
+      <w:r>
+        <w:t xml:space="preserve"> que le </w:t>
+      </w:r>
+      <w:r>
+        <w:rPr>
+          <w:i/>
+          <w:iCs/>
+        </w:rPr>
+        <w:t>chi2</w:t>
+      </w:r>
+      <w:r>
+        <w:t xml:space="preserve">, assez classique en statistiques, relève des mots comme </w:t>
+      </w:r>
+      <w:r>
+        <w:rPr>
+          <w:i/>
+          <w:iCs/>
+        </w:rPr>
+        <w:t>espalier</w:t>
       </w:r>
       <w:r>
         <w:t xml:space="preserve">, </w:t>
@@ -2069,137 +2115,35 @@
           <w:i/>
           <w:iCs/>
         </w:rPr>
-        <w:t>un</w:t>
-      </w:r>
-      <w:r>
-        <w:rPr>
-          <w:i/>
-          <w:iCs/>
-        </w:rPr>
-        <w:t>,</w:t>
-      </w:r>
-      <w:r>
-        <w:t xml:space="preserve"> sont également </w:t>
-      </w:r>
-      <w:r>
-        <w:t>très fréquents</w:t>
-      </w:r>
-      <w:r>
-        <w:t xml:space="preserve"> dans tous les documents</w:t>
+        <w:t>violacé</w:t>
+      </w:r>
+      <w:r>
+        <w:t xml:space="preserve"> </w:t>
+      </w:r>
+      <w:r>
+        <w:t xml:space="preserve">qui ne sont </w:t>
+      </w:r>
+      <w:r>
+        <w:t>présents que dans ce seul chapitre</w:t>
+      </w:r>
+      <w:r>
+        <w:t xml:space="preserve"> (voir </w:t>
+      </w:r>
+      <w:r>
+        <w:rPr>
+          <w:i/>
+          <w:iCs/>
+        </w:rPr>
+        <w:t>extf</w:t>
+      </w:r>
+      <w:r>
+        <w:t>)</w:t>
       </w:r>
       <w:r>
         <w:t xml:space="preserve">. </w:t>
       </w:r>
       <w:r>
-        <w:t>À l’</w:t>
-      </w:r>
-      <w:r>
-        <w:t>autre extrême</w:t>
-      </w:r>
-      <w:r>
-        <w:t>,</w:t>
-      </w:r>
-      <w:r>
-        <w:t xml:space="preserve"> </w:t>
-      </w:r>
-      <w:proofErr w:type="spellStart"/>
-      <w:r>
-        <w:rPr>
-          <w:i/>
-          <w:iCs/>
-        </w:rPr>
-        <w:t>extf</w:t>
-      </w:r>
-      <w:proofErr w:type="spellEnd"/>
-      <w:r>
-        <w:t xml:space="preserve">, </w:t>
-      </w:r>
-      <w:r>
-        <w:t xml:space="preserve">donne les </w:t>
-      </w:r>
-      <w:r>
-        <w:t>termes</w:t>
-      </w:r>
-      <w:r>
-        <w:t xml:space="preserve"> </w:t>
-      </w:r>
-      <w:r>
-        <w:t xml:space="preserve">qui </w:t>
-      </w:r>
-      <w:r>
-        <w:t>sont exclusivement</w:t>
-      </w:r>
-      <w:r>
-        <w:t xml:space="preserve"> d</w:t>
-      </w:r>
-      <w:r>
-        <w:t>ans</w:t>
-      </w:r>
-      <w:r>
-        <w:t xml:space="preserve"> ce document (en ordre de fréquence)</w:t>
-      </w:r>
-      <w:r>
-        <w:t>. C</w:t>
-      </w:r>
-      <w:r>
-        <w:t>’est la spécificité maximale</w:t>
-      </w:r>
-      <w:r>
-        <w:t xml:space="preserve">, qui n’est pas non plus très significative (par exemple </w:t>
-      </w:r>
-      <w:r>
-        <w:rPr>
-          <w:i/>
-          <w:iCs/>
-        </w:rPr>
-        <w:t>poulpe</w:t>
-      </w:r>
-      <w:r>
-        <w:t xml:space="preserve"> est absent parce qu’il se trouve dans 1</w:t>
-      </w:r>
-      <w:r>
-        <w:t>3 autres</w:t>
-      </w:r>
-      <w:r>
-        <w:t xml:space="preserve"> chapitres de Verne).</w:t>
-      </w:r>
-    </w:p>
-    <w:p>
-      <w:pPr>
-        <w:ind w:firstLine="708"/>
-      </w:pPr>
-      <w:r>
-        <w:t>Pour être descriptif, u</w:t>
-      </w:r>
-      <w:r>
-        <w:t>n mot</w:t>
-      </w:r>
-      <w:r>
-        <w:t>-clé</w:t>
-      </w:r>
-      <w:r>
-        <w:t xml:space="preserve"> </w:t>
-      </w:r>
-      <w:r>
-        <w:t>ne doit pas être trop rare, ni trop fréquent</w:t>
-      </w:r>
-      <w:r>
-        <w:t>.</w:t>
-      </w:r>
-      <w:r>
-        <w:t xml:space="preserve"> </w:t>
-      </w:r>
-      <w:r>
-        <w:t>Les algorithmes de spécificité cherchent à trouver un équilibre mathématique entre généralité et rareté.</w:t>
-      </w:r>
-      <w:r>
-        <w:t xml:space="preserve"> </w:t>
-      </w:r>
-      <w:r>
-        <w:t>Remarquons</w:t>
-      </w:r>
-      <w:r>
-        <w:t xml:space="preserve"> que le </w:t>
+        <w:t xml:space="preserve">À cette échelle, le </w:t>
       </w:r>
       <w:r>
         <w:rPr>
@@ -2209,69 +2153,11 @@
         <w:t>chi2</w:t>
       </w:r>
       <w:r>
-        <w:t xml:space="preserve">, assez classique en statistiques, relève des mots comme </w:t>
-      </w:r>
-      <w:r>
-        <w:rPr>
-          <w:i/>
-          <w:iCs/>
-        </w:rPr>
-        <w:t>espalier</w:t>
-      </w:r>
-      <w:r>
-        <w:t xml:space="preserve">, </w:t>
-      </w:r>
-      <w:r>
-        <w:rPr>
-          <w:i/>
-          <w:iCs/>
-        </w:rPr>
-        <w:t>violacé</w:t>
-      </w:r>
-      <w:r>
-        <w:t xml:space="preserve"> </w:t>
-      </w:r>
-      <w:r>
-        <w:t xml:space="preserve">qui ne sont </w:t>
-      </w:r>
-      <w:r>
-        <w:t>présents que dans ce seul chapitre</w:t>
-      </w:r>
-      <w:r>
-        <w:t xml:space="preserve"> (voir </w:t>
-      </w:r>
-      <w:proofErr w:type="spellStart"/>
-      <w:r>
-        <w:rPr>
-          <w:i/>
-          <w:iCs/>
-        </w:rPr>
-        <w:t>extf</w:t>
-      </w:r>
-      <w:proofErr w:type="spellEnd"/>
-      <w:r>
-        <w:t>)</w:t>
-      </w:r>
-      <w:r>
-        <w:t xml:space="preserve">. </w:t>
-      </w:r>
-      <w:r>
-        <w:t xml:space="preserve">À cette échelle, le </w:t>
-      </w:r>
-      <w:r>
-        <w:rPr>
-          <w:i/>
-          <w:iCs/>
-        </w:rPr>
-        <w:t>chi2</w:t>
-      </w:r>
-      <w:r>
         <w:t xml:space="preserve"> est trop spécifique.</w:t>
       </w:r>
       <w:r>
         <w:t xml:space="preserve"> </w:t>
       </w:r>
-      <w:proofErr w:type="spellStart"/>
       <w:r>
         <w:rPr>
           <w:i/>
@@ -2286,7 +2172,6 @@
         </w:rPr>
         <w:t>log</w:t>
       </w:r>
-      <w:proofErr w:type="spellEnd"/>
       <w:r>
         <w:t xml:space="preserve"> et </w:t>
       </w:r>
@@ -2304,13 +2189,8 @@
         <w:t>ne promeuvent pas</w:t>
       </w:r>
       <w:r>
-        <w:t xml:space="preserve"> les </w:t>
-      </w:r>
-      <w:proofErr w:type="spellStart"/>
-      <w:r>
-        <w:t>happax</w:t>
-      </w:r>
-      <w:proofErr w:type="spellEnd"/>
+        <w:t xml:space="preserve"> les happax</w:t>
+      </w:r>
       <w:r>
         <w:t>,</w:t>
       </w:r>
@@ -2576,7 +2456,6 @@
       <w:pPr>
         <w:ind w:firstLine="0"/>
       </w:pPr>
-      <w:proofErr w:type="spellStart"/>
       <w:r>
         <w:rPr>
           <w:i/>
@@ -2584,7 +2463,6 @@
         </w:rPr>
         <w:t>tf</w:t>
       </w:r>
-      <w:proofErr w:type="spellEnd"/>
       <w:r>
         <w:t> :</w:t>
       </w:r>
@@ -2677,7 +2555,6 @@
       <w:pPr>
         <w:ind w:firstLine="0"/>
       </w:pPr>
-      <w:proofErr w:type="spellStart"/>
       <w:r>
         <w:rPr>
           <w:i/>
@@ -2685,7 +2562,6 @@
         </w:rPr>
         <w:t>fisher</w:t>
       </w:r>
-      <w:proofErr w:type="spellEnd"/>
       <w:r>
         <w:t xml:space="preserve"> : </w:t>
       </w:r>
@@ -2727,7 +2603,6 @@
       <w:pPr>
         <w:ind w:firstLine="0"/>
       </w:pPr>
-      <w:proofErr w:type="spellStart"/>
       <w:r>
         <w:rPr>
           <w:i/>
@@ -2735,7 +2610,6 @@
         </w:rPr>
         <w:t>simplemaths</w:t>
       </w:r>
-      <w:proofErr w:type="spellEnd"/>
       <w:r>
         <w:t xml:space="preserve"> : </w:t>
       </w:r>
@@ -2825,7 +2699,6 @@
       <w:pPr>
         <w:ind w:firstLine="0"/>
       </w:pPr>
-      <w:proofErr w:type="spellStart"/>
       <w:r>
         <w:rPr>
           <w:i/>
@@ -2840,7 +2713,6 @@
         </w:rPr>
         <w:t>log</w:t>
       </w:r>
-      <w:proofErr w:type="spellEnd"/>
       <w:r>
         <w:t xml:space="preserve"> : </w:t>
       </w:r>
@@ -2945,80 +2817,91 @@
           <w:b/>
           <w:bCs/>
         </w:rPr>
-        <w:t xml:space="preserve">espalier, violacé, quenotte, suceur, </w:t>
-      </w:r>
-      <w:proofErr w:type="spellStart"/>
+        <w:t>espalier, violacé, quenotte, suceur, brachioures</w:t>
+      </w:r>
+      <w:r>
+        <w:t>…</w:t>
+      </w:r>
+    </w:p>
+    <w:p>
+      <w:pPr>
+        <w:ind w:firstLine="0"/>
+      </w:pPr>
+      <w:r>
+        <w:rPr>
+          <w:i/>
+          <w:iCs/>
+        </w:rPr>
+        <w:t>simplemaths</w:t>
+      </w:r>
+      <w:r>
+        <w:rPr>
+          <w:i/>
+          <w:iCs/>
+        </w:rPr>
+        <w:t>(k=1)</w:t>
+      </w:r>
+      <w:r>
+        <w:t xml:space="preserve"> : </w:t>
+      </w:r>
       <w:r>
         <w:rPr>
           <w:b/>
           <w:bCs/>
         </w:rPr>
-        <w:t>brachioures</w:t>
-      </w:r>
-      <w:proofErr w:type="spellEnd"/>
-      <w:r>
-        <w:t>…</w:t>
-      </w:r>
-    </w:p>
-    <w:p>
-      <w:pPr>
-        <w:ind w:firstLine="0"/>
-      </w:pPr>
-      <w:proofErr w:type="spellStart"/>
-      <w:r>
-        <w:rPr>
-          <w:i/>
-          <w:iCs/>
-        </w:rPr>
-        <w:t>simplemaths</w:t>
-      </w:r>
-      <w:proofErr w:type="spellEnd"/>
-      <w:r>
-        <w:rPr>
-          <w:i/>
-          <w:iCs/>
-        </w:rPr>
-        <w:t>(k=1)</w:t>
-      </w:r>
-      <w:r>
-        <w:t xml:space="preserve"> : </w:t>
+        <w:t>poulpe</w:t>
+      </w:r>
+      <w:r>
+        <w:t xml:space="preserve">, </w:t>
       </w:r>
       <w:r>
         <w:rPr>
           <w:b/>
           <w:bCs/>
         </w:rPr>
-        <w:t>poulpe</w:t>
-      </w:r>
-      <w:r>
-        <w:t xml:space="preserve">, </w:t>
+        <w:t>calmar</w:t>
+      </w:r>
+      <w:r>
+        <w:t xml:space="preserve">, ventouse, céphalopode, tentacule, </w:t>
       </w:r>
       <w:r>
         <w:rPr>
           <w:b/>
           <w:bCs/>
         </w:rPr>
-        <w:t>calmar</w:t>
-      </w:r>
-      <w:r>
-        <w:t xml:space="preserve">, ventouse, céphalopode, tentacule, </w:t>
+        <w:t>espalier, violacé, quenotte, suceur, brachioures</w:t>
+      </w:r>
+      <w:r>
+        <w:t>…</w:t>
+      </w:r>
+    </w:p>
+    <w:p>
+      <w:pPr>
+        <w:ind w:firstLine="0"/>
+      </w:pPr>
+      <w:r>
+        <w:rPr>
+          <w:i/>
+          <w:iCs/>
+        </w:rPr>
+        <w:t>extf</w:t>
+      </w:r>
+      <w:r>
+        <w:t> :</w:t>
+      </w:r>
+      <w:r>
+        <w:t xml:space="preserve"> </w:t>
       </w:r>
       <w:r>
         <w:rPr>
           <w:b/>
           <w:bCs/>
         </w:rPr>
-        <w:t xml:space="preserve">espalier, violacé, quenotte, suceur, </w:t>
-      </w:r>
-      <w:proofErr w:type="spellStart"/>
-      <w:r>
-        <w:rPr>
-          <w:b/>
-          <w:bCs/>
-        </w:rPr>
-        <w:t>brachioures</w:t>
-      </w:r>
-      <w:proofErr w:type="spellEnd"/>
+        <w:t>espalier, violacé, quenotte, suceur, brachioures</w:t>
+      </w:r>
+      <w:r>
+        <w:t xml:space="preserve">, clupanodons, corégone, fissurelles, gobies-plumiers, krak </w:t>
+      </w:r>
       <w:r>
         <w:t>…</w:t>
       </w:r>
@@ -3027,473 +2910,452 @@
       <w:pPr>
         <w:ind w:firstLine="0"/>
       </w:pPr>
-      <w:proofErr w:type="spellStart"/>
-      <w:r>
-        <w:rPr>
-          <w:i/>
-          <w:iCs/>
-        </w:rPr>
-        <w:t>extf</w:t>
-      </w:r>
-      <w:proofErr w:type="spellEnd"/>
-      <w:r>
-        <w:t> :</w:t>
-      </w:r>
-      <w:r>
-        <w:t xml:space="preserve"> </w:t>
-      </w:r>
-      <w:r>
-        <w:rPr>
-          <w:b/>
-          <w:bCs/>
-        </w:rPr>
-        <w:t xml:space="preserve">espalier, violacé, quenotte, suceur, </w:t>
-      </w:r>
-      <w:proofErr w:type="spellStart"/>
-      <w:r>
-        <w:rPr>
-          <w:b/>
-          <w:bCs/>
-        </w:rPr>
-        <w:t>brachioures</w:t>
-      </w:r>
-      <w:proofErr w:type="spellEnd"/>
+    </w:p>
+    <w:p>
+      <w:pPr>
+        <w:ind w:firstLine="0"/>
+      </w:pPr>
+      <w:r>
+        <w:t xml:space="preserve">Un fois filtrés </w:t>
+      </w:r>
+      <w:r>
+        <w:t>l</w:t>
+      </w:r>
+      <w:r>
+        <w:t>es mots grammaticaux</w:t>
+      </w:r>
       <w:r>
         <w:t xml:space="preserve">, </w:t>
       </w:r>
-      <w:proofErr w:type="spellStart"/>
-      <w:r>
-        <w:t>clupanodons</w:t>
-      </w:r>
-      <w:proofErr w:type="spellEnd"/>
-      <w:r>
-        <w:t xml:space="preserve">, corégone, fissurelles, gobies-plumiers, krak </w:t>
-      </w:r>
-      <w:r>
-        <w:t>…</w:t>
-      </w:r>
+      <w:r>
+        <w:t>ainsi qu</w:t>
+      </w:r>
+      <w:r>
+        <w:t>e</w:t>
+      </w:r>
+      <w:r>
+        <w:t xml:space="preserve"> </w:t>
+      </w:r>
+      <w:r>
+        <w:t>l</w:t>
+      </w:r>
+      <w:r>
+        <w:t xml:space="preserve">es noms propres, les </w:t>
+      </w:r>
+      <w:r>
+        <w:t>termes</w:t>
+      </w:r>
+      <w:r>
+        <w:t xml:space="preserve"> les plus fréquents d’un document (</w:t>
+      </w:r>
+      <w:r>
+        <w:rPr>
+          <w:i/>
+          <w:iCs/>
+        </w:rPr>
+        <w:t>tf</w:t>
+      </w:r>
+      <w:r>
+        <w:t xml:space="preserve">) </w:t>
+      </w:r>
+      <w:r>
+        <w:t>sont beaucoup moins insignifiants</w:t>
+      </w:r>
+      <w:r>
+        <w:t>.</w:t>
+      </w:r>
+    </w:p>
+    <w:p>
+      <w:pPr>
+        <w:ind w:firstLine="708"/>
+      </w:pPr>
+      <w:r>
+        <w:t xml:space="preserve">On notera </w:t>
+      </w:r>
+      <w:r>
+        <w:t>cependant</w:t>
+      </w:r>
+      <w:r>
+        <w:t xml:space="preserve"> des mots très généraux </w:t>
+      </w:r>
+      <w:r>
+        <w:t>qui disent peu de la scène</w:t>
+      </w:r>
+      <w:r>
+        <w:t xml:space="preserve"> </w:t>
+      </w:r>
+      <w:r>
+        <w:t>elle-même ; ainsi</w:t>
+      </w:r>
+      <w:r>
+        <w:t xml:space="preserve"> </w:t>
+      </w:r>
+      <w:r>
+        <w:rPr>
+          <w:i/>
+          <w:iCs/>
+        </w:rPr>
+        <w:t>animal</w:t>
+      </w:r>
+      <w:r>
+        <w:t xml:space="preserve">, </w:t>
+      </w:r>
+      <w:r>
+        <w:rPr>
+          <w:i/>
+          <w:iCs/>
+        </w:rPr>
+        <w:t>mètre</w:t>
+      </w:r>
+      <w:r>
+        <w:t>,</w:t>
+      </w:r>
+      <w:r>
+        <w:t xml:space="preserve"> et</w:t>
+      </w:r>
+      <w:r>
+        <w:t xml:space="preserve"> </w:t>
+      </w:r>
+      <w:r>
+        <w:rPr>
+          <w:i/>
+          <w:iCs/>
+        </w:rPr>
+        <w:t>œil</w:t>
+      </w:r>
+      <w:r>
+        <w:t xml:space="preserve"> </w:t>
+      </w:r>
+      <w:r>
+        <w:t xml:space="preserve">(et son pluriel </w:t>
+      </w:r>
+      <w:r>
+        <w:rPr>
+          <w:i/>
+          <w:iCs/>
+        </w:rPr>
+        <w:t>yeux</w:t>
+      </w:r>
+      <w:r>
+        <w:t>), sont très généraux</w:t>
+      </w:r>
+      <w:r>
+        <w:t xml:space="preserve"> ; </w:t>
+      </w:r>
+      <w:r>
+        <w:rPr>
+          <w:i/>
+          <w:iCs/>
+        </w:rPr>
+        <w:t>dire</w:t>
+      </w:r>
+      <w:r>
+        <w:t xml:space="preserve">, </w:t>
+      </w:r>
+      <w:r>
+        <w:rPr>
+          <w:i/>
+          <w:iCs/>
+        </w:rPr>
+        <w:t>répondre</w:t>
+      </w:r>
+      <w:r>
+        <w:t>,</w:t>
+      </w:r>
+      <w:r>
+        <w:t xml:space="preserve"> </w:t>
+      </w:r>
+      <w:r>
+        <w:rPr>
+          <w:i/>
+          <w:iCs/>
+        </w:rPr>
+        <w:t>demander</w:t>
+      </w:r>
+      <w:r>
+        <w:t xml:space="preserve"> sont </w:t>
+      </w:r>
+      <w:r>
+        <w:t>des verbes d’expression propres au genre du roman</w:t>
+      </w:r>
+      <w:r>
+        <w:t> ;</w:t>
+      </w:r>
+      <w:r>
+        <w:t xml:space="preserve"> </w:t>
+      </w:r>
+      <w:r>
+        <w:rPr>
+          <w:i/>
+          <w:iCs/>
+        </w:rPr>
+        <w:t>capitaine</w:t>
+      </w:r>
+      <w:r>
+        <w:t xml:space="preserve"> et </w:t>
+      </w:r>
+      <w:r>
+        <w:rPr>
+          <w:i/>
+          <w:iCs/>
+        </w:rPr>
+        <w:t>mer</w:t>
+      </w:r>
+      <w:r>
+        <w:t xml:space="preserve"> tiennent au sous-genre du roman d’aventure</w:t>
+      </w:r>
+      <w:r>
+        <w:t>.</w:t>
+      </w:r>
+      <w:r>
+        <w:t xml:space="preserve"> Le thème du chapitre est beaucoup mieux exprimé par</w:t>
+      </w:r>
+      <w:r>
+        <w:t xml:space="preserve"> les mots</w:t>
+      </w:r>
+      <w:r>
+        <w:t xml:space="preserve"> </w:t>
+      </w:r>
+      <w:r>
+        <w:rPr>
+          <w:i/>
+          <w:iCs/>
+        </w:rPr>
+        <w:t>p</w:t>
+      </w:r>
+      <w:r>
+        <w:rPr>
+          <w:i/>
+          <w:iCs/>
+        </w:rPr>
+        <w:t>o</w:t>
+      </w:r>
+      <w:r>
+        <w:rPr>
+          <w:i/>
+          <w:iCs/>
+        </w:rPr>
+        <w:t>ulpe</w:t>
+      </w:r>
+      <w:r>
+        <w:t xml:space="preserve">, </w:t>
+      </w:r>
+      <w:r>
+        <w:rPr>
+          <w:i/>
+          <w:iCs/>
+        </w:rPr>
+        <w:t>monstre</w:t>
+      </w:r>
+      <w:r>
+        <w:t>,</w:t>
+      </w:r>
+      <w:r>
+        <w:t xml:space="preserve"> et</w:t>
+      </w:r>
+      <w:r>
+        <w:t xml:space="preserve"> </w:t>
+      </w:r>
+      <w:r>
+        <w:rPr>
+          <w:i/>
+          <w:iCs/>
+        </w:rPr>
+        <w:t>calmar</w:t>
+      </w:r>
+      <w:r>
+        <w:t>.</w:t>
+      </w:r>
+      <w:r>
+        <w:t xml:space="preserve"> </w:t>
+      </w:r>
+      <w:r>
+        <w:t xml:space="preserve">Filtrer les mots </w:t>
+      </w:r>
+      <w:r>
+        <w:t>grammaticaux</w:t>
+      </w:r>
+      <w:r>
+        <w:t xml:space="preserve"> ne suffit pas, i</w:t>
+      </w:r>
+      <w:r>
+        <w:t xml:space="preserve">l reste utile de pondérer la fréquence dans le texte </w:t>
+      </w:r>
+      <w:r>
+        <w:t>par</w:t>
+      </w:r>
+      <w:r>
+        <w:t xml:space="preserve"> le reste du corpus.</w:t>
+      </w:r>
+    </w:p>
+    <w:p>
+      <w:pPr>
+        <w:ind w:firstLine="708"/>
+      </w:pPr>
+      <w:r>
+        <w:t>Le</w:t>
+      </w:r>
+      <w:r>
+        <w:t xml:space="preserve"> trio (</w:t>
+      </w:r>
+      <w:r>
+        <w:rPr>
+          <w:i/>
+          <w:iCs/>
+        </w:rPr>
+        <w:t>poulpe</w:t>
+      </w:r>
+      <w:r>
+        <w:t xml:space="preserve">, </w:t>
+      </w:r>
+      <w:r>
+        <w:rPr>
+          <w:i/>
+          <w:iCs/>
+        </w:rPr>
+        <w:t>calmar</w:t>
+      </w:r>
+      <w:r>
+        <w:t xml:space="preserve">, </w:t>
+      </w:r>
+      <w:r>
+        <w:rPr>
+          <w:i/>
+          <w:iCs/>
+        </w:rPr>
+        <w:t>monstre</w:t>
+      </w:r>
+      <w:r>
+        <w:t>)</w:t>
+      </w:r>
+      <w:r>
+        <w:t xml:space="preserve"> </w:t>
+      </w:r>
+      <w:r>
+        <w:t>semble un bon indicateur des mots les plus sémantiques</w:t>
+      </w:r>
+      <w:r>
+        <w:t xml:space="preserve">, 4 </w:t>
+      </w:r>
+      <w:r>
+        <w:t>formules</w:t>
+      </w:r>
+      <w:r>
+        <w:t xml:space="preserve"> semblent alors se détacher comme les plus sémantiques, les tests </w:t>
+      </w:r>
+      <w:r>
+        <w:rPr>
+          <w:i/>
+          <w:iCs/>
+        </w:rPr>
+        <w:t>F</w:t>
+      </w:r>
+      <w:r>
+        <w:rPr>
+          <w:i/>
+          <w:iCs/>
+        </w:rPr>
+        <w:t>isher</w:t>
+      </w:r>
+      <w:r>
+        <w:t xml:space="preserve"> et </w:t>
+      </w:r>
+      <w:r>
+        <w:rPr>
+          <w:i/>
+          <w:iCs/>
+        </w:rPr>
+        <w:t>G</w:t>
+      </w:r>
+      <w:r>
+        <w:rPr>
+          <w:i/>
+          <w:iCs/>
+          <w:vertAlign w:val="superscript"/>
+        </w:rPr>
+        <w:t>2</w:t>
+      </w:r>
+      <w:r>
+        <w:t xml:space="preserve"> comme vu précédemment, mais aussi </w:t>
+      </w:r>
+      <w:r>
+        <w:rPr>
+          <w:i/>
+          <w:iCs/>
+        </w:rPr>
+        <w:t>simplemaths</w:t>
+      </w:r>
+      <w:r>
+        <w:t xml:space="preserve"> et </w:t>
+      </w:r>
+      <w:r>
+        <w:rPr>
+          <w:i/>
+          <w:iCs/>
+        </w:rPr>
+        <w:t>bm25</w:t>
+      </w:r>
+      <w:r>
+        <w:t xml:space="preserve">, </w:t>
+      </w:r>
+      <w:r>
+        <w:t>une fois leur paramétrage sont ajustés à la taille du corpus.</w:t>
+      </w:r>
+      <w:r>
+        <w:t xml:space="preserve"> Les formules dans la queue du spectre promeuvent trop de mots rares voire exclusifs.</w:t>
+      </w:r>
+    </w:p>
+    <w:p>
+      <w:pPr>
+        <w:ind w:firstLine="708"/>
+      </w:pPr>
     </w:p>
     <w:p>
       <w:pPr>
         <w:ind w:firstLine="0"/>
       </w:pPr>
+      <w:r>
+        <w:t xml:space="preserve">Les impressions </w:t>
+      </w:r>
+      <w:r>
+        <w:t>personnelles</w:t>
+      </w:r>
+      <w:r>
+        <w:t xml:space="preserve"> ont cependant de la peine à choisir</w:t>
+      </w:r>
+      <w:r>
+        <w:t xml:space="preserve"> un algorithme</w:t>
+      </w:r>
+      <w:r>
+        <w:t xml:space="preserve"> parmi </w:t>
+      </w:r>
+      <w:r>
+        <w:t>des dizaines</w:t>
+      </w:r>
+      <w:r>
+        <w:t xml:space="preserve"> lorsque l’on commence à envisager</w:t>
+      </w:r>
+      <w:r>
+        <w:t xml:space="preserve"> </w:t>
+      </w:r>
+      <w:r>
+        <w:t>1</w:t>
+      </w:r>
+      <w:r>
+        <w:t>00 mots clés pour 7700 chapitres.</w:t>
+      </w:r>
     </w:p>
     <w:p>
       <w:pPr>
         <w:ind w:firstLine="0"/>
-      </w:pPr>
-      <w:r>
-        <w:t xml:space="preserve">Un fois filtrés </w:t>
-      </w:r>
-      <w:r>
-        <w:t>l</w:t>
-      </w:r>
-      <w:r>
-        <w:t>es mots grammaticaux</w:t>
-      </w:r>
-      <w:r>
-        <w:t xml:space="preserve">, </w:t>
-      </w:r>
-      <w:r>
-        <w:t>ainsi qu</w:t>
-      </w:r>
-      <w:r>
-        <w:t>e</w:t>
-      </w:r>
-      <w:r>
-        <w:t xml:space="preserve"> </w:t>
-      </w:r>
-      <w:r>
-        <w:t>l</w:t>
-      </w:r>
-      <w:r>
-        <w:t xml:space="preserve">es noms propres, les </w:t>
-      </w:r>
-      <w:r>
-        <w:t>termes</w:t>
-      </w:r>
-      <w:r>
-        <w:t xml:space="preserve"> les plus fréquents d’un document (</w:t>
-      </w:r>
-      <w:proofErr w:type="spellStart"/>
-      <w:r>
-        <w:rPr>
-          <w:i/>
-          <w:iCs/>
-        </w:rPr>
-        <w:t>tf</w:t>
-      </w:r>
-      <w:proofErr w:type="spellEnd"/>
-      <w:r>
-        <w:t xml:space="preserve">) </w:t>
-      </w:r>
-      <w:r>
-        <w:t>sont beaucoup moins insignifiants</w:t>
-      </w:r>
-      <w:r>
-        <w:t>.</w:t>
-      </w:r>
-    </w:p>
-    <w:p>
-      <w:pPr>
-        <w:ind w:firstLine="708"/>
-      </w:pPr>
-      <w:r>
-        <w:t xml:space="preserve">On notera </w:t>
-      </w:r>
-      <w:r>
-        <w:t>cependant</w:t>
-      </w:r>
-      <w:r>
-        <w:t xml:space="preserve"> des mots très généraux </w:t>
-      </w:r>
-      <w:r>
-        <w:t>qui disent peu de la scène</w:t>
-      </w:r>
-      <w:r>
-        <w:t xml:space="preserve"> </w:t>
-      </w:r>
-      <w:r>
-        <w:t>elle-même ; ainsi</w:t>
-      </w:r>
-      <w:r>
-        <w:t xml:space="preserve"> </w:t>
-      </w:r>
-      <w:r>
-        <w:rPr>
-          <w:i/>
-          <w:iCs/>
-        </w:rPr>
-        <w:t>animal</w:t>
-      </w:r>
-      <w:r>
-        <w:t xml:space="preserve">, </w:t>
-      </w:r>
-      <w:r>
-        <w:rPr>
-          <w:i/>
-          <w:iCs/>
-        </w:rPr>
-        <w:t>mètre</w:t>
-      </w:r>
-      <w:r>
-        <w:t>,</w:t>
-      </w:r>
-      <w:r>
-        <w:t xml:space="preserve"> et</w:t>
-      </w:r>
-      <w:r>
-        <w:t xml:space="preserve"> </w:t>
-      </w:r>
-      <w:r>
-        <w:rPr>
-          <w:i/>
-          <w:iCs/>
-        </w:rPr>
-        <w:t>œil</w:t>
-      </w:r>
-      <w:r>
-        <w:t xml:space="preserve"> </w:t>
-      </w:r>
-      <w:r>
-        <w:t xml:space="preserve">(et son pluriel </w:t>
-      </w:r>
-      <w:r>
-        <w:rPr>
-          <w:i/>
-          <w:iCs/>
-        </w:rPr>
-        <w:t>yeux</w:t>
-      </w:r>
-      <w:r>
-        <w:t>), sont très généraux</w:t>
-      </w:r>
-      <w:r>
-        <w:t xml:space="preserve"> ; </w:t>
-      </w:r>
-      <w:r>
-        <w:rPr>
-          <w:i/>
-          <w:iCs/>
-        </w:rPr>
-        <w:t>dire</w:t>
-      </w:r>
-      <w:r>
-        <w:t xml:space="preserve">, </w:t>
-      </w:r>
-      <w:r>
-        <w:rPr>
-          <w:i/>
-          <w:iCs/>
-        </w:rPr>
-        <w:t>répondre</w:t>
-      </w:r>
-      <w:r>
-        <w:t>,</w:t>
-      </w:r>
-      <w:r>
-        <w:t xml:space="preserve"> </w:t>
-      </w:r>
-      <w:r>
-        <w:rPr>
-          <w:i/>
-          <w:iCs/>
-        </w:rPr>
-        <w:t>demander</w:t>
-      </w:r>
-      <w:r>
-        <w:t xml:space="preserve"> sont </w:t>
-      </w:r>
-      <w:r>
-        <w:t>des verbes d’expression propres au genre du roman</w:t>
-      </w:r>
-      <w:r>
-        <w:t> ;</w:t>
-      </w:r>
-      <w:r>
-        <w:t xml:space="preserve"> </w:t>
-      </w:r>
-      <w:r>
-        <w:rPr>
-          <w:i/>
-          <w:iCs/>
-        </w:rPr>
-        <w:t>capitaine</w:t>
-      </w:r>
-      <w:r>
-        <w:t xml:space="preserve"> et </w:t>
-      </w:r>
-      <w:r>
-        <w:rPr>
-          <w:i/>
-          <w:iCs/>
-        </w:rPr>
-        <w:t>mer</w:t>
-      </w:r>
-      <w:r>
-        <w:t xml:space="preserve"> tiennent au sous-genre du roman d’aventure</w:t>
-      </w:r>
-      <w:r>
-        <w:t>.</w:t>
-      </w:r>
-      <w:r>
-        <w:t xml:space="preserve"> Le thème du chapitre est beaucoup mieux exprimé par</w:t>
-      </w:r>
-      <w:r>
-        <w:t xml:space="preserve"> les mots</w:t>
-      </w:r>
-      <w:r>
-        <w:t xml:space="preserve"> </w:t>
-      </w:r>
-      <w:r>
-        <w:rPr>
-          <w:i/>
-          <w:iCs/>
-        </w:rPr>
-        <w:t>p</w:t>
-      </w:r>
-      <w:r>
-        <w:rPr>
-          <w:i/>
-          <w:iCs/>
-        </w:rPr>
-        <w:t>o</w:t>
-      </w:r>
-      <w:r>
-        <w:rPr>
-          <w:i/>
-          <w:iCs/>
-        </w:rPr>
-        <w:t>ulpe</w:t>
-      </w:r>
-      <w:r>
-        <w:t xml:space="preserve">, </w:t>
-      </w:r>
-      <w:r>
-        <w:rPr>
-          <w:i/>
-          <w:iCs/>
-        </w:rPr>
-        <w:t>monstre</w:t>
-      </w:r>
-      <w:r>
-        <w:t>,</w:t>
-      </w:r>
-      <w:r>
-        <w:t xml:space="preserve"> et</w:t>
-      </w:r>
-      <w:r>
-        <w:t xml:space="preserve"> </w:t>
-      </w:r>
-      <w:r>
-        <w:rPr>
-          <w:i/>
-          <w:iCs/>
-        </w:rPr>
-        <w:t>calmar</w:t>
-      </w:r>
-      <w:r>
-        <w:t>.</w:t>
-      </w:r>
-      <w:r>
-        <w:t xml:space="preserve"> </w:t>
-      </w:r>
-      <w:r>
-        <w:t xml:space="preserve">Filtrer les mots </w:t>
-      </w:r>
-      <w:r>
-        <w:t>grammaticaux</w:t>
-      </w:r>
-      <w:r>
-        <w:t xml:space="preserve"> ne suffit pas, i</w:t>
-      </w:r>
-      <w:r>
-        <w:t xml:space="preserve">l reste utile de pondérer la fréquence dans le texte </w:t>
-      </w:r>
-      <w:r>
-        <w:t>par</w:t>
-      </w:r>
-      <w:r>
-        <w:t xml:space="preserve"> le reste du corpus.</w:t>
-      </w:r>
-    </w:p>
-    <w:p>
-      <w:pPr>
-        <w:ind w:firstLine="708"/>
-      </w:pPr>
-      <w:r>
-        <w:t>Le</w:t>
-      </w:r>
-      <w:r>
-        <w:t xml:space="preserve"> trio (</w:t>
-      </w:r>
-      <w:r>
-        <w:rPr>
-          <w:i/>
-          <w:iCs/>
-        </w:rPr>
-        <w:t>poulpe</w:t>
-      </w:r>
-      <w:r>
-        <w:t xml:space="preserve">, </w:t>
-      </w:r>
-      <w:r>
-        <w:rPr>
-          <w:i/>
-          <w:iCs/>
-        </w:rPr>
-        <w:t>calmar</w:t>
-      </w:r>
-      <w:r>
-        <w:t xml:space="preserve">, </w:t>
-      </w:r>
-      <w:r>
-        <w:rPr>
-          <w:i/>
-          <w:iCs/>
-        </w:rPr>
-        <w:t>monstre</w:t>
-      </w:r>
-      <w:r>
-        <w:t>)</w:t>
-      </w:r>
-      <w:r>
-        <w:t xml:space="preserve"> </w:t>
-      </w:r>
-      <w:r>
-        <w:t>semble un bon indicateur des mots les plus sémantiques</w:t>
-      </w:r>
-      <w:r>
-        <w:t xml:space="preserve">, 4 candidats semblent alors se détacher comme les plus sémantiques, les tests </w:t>
-      </w:r>
-      <w:proofErr w:type="spellStart"/>
-      <w:r>
-        <w:rPr>
-          <w:i/>
-          <w:iCs/>
-        </w:rPr>
-        <w:t>fisher</w:t>
-      </w:r>
-      <w:proofErr w:type="spellEnd"/>
-      <w:r>
-        <w:t xml:space="preserve"> et </w:t>
-      </w:r>
-      <w:r>
-        <w:rPr>
-          <w:i/>
-          <w:iCs/>
-        </w:rPr>
-        <w:t>g2</w:t>
-      </w:r>
-      <w:r>
-        <w:t xml:space="preserve"> comme vu précédemment, mais aussi </w:t>
-      </w:r>
-      <w:proofErr w:type="spellStart"/>
-      <w:r>
-        <w:rPr>
-          <w:i/>
-          <w:iCs/>
-        </w:rPr>
-        <w:t>simplemaths</w:t>
-      </w:r>
-      <w:proofErr w:type="spellEnd"/>
-      <w:r>
-        <w:t xml:space="preserve"> et </w:t>
-      </w:r>
-      <w:r>
-        <w:rPr>
-          <w:i/>
-          <w:iCs/>
-        </w:rPr>
-        <w:t>bm25</w:t>
-      </w:r>
-      <w:r>
-        <w:t xml:space="preserve"> une fois que leur paramétrage sont ajustés à la taille du corpus.</w:t>
-      </w:r>
-    </w:p>
-    <w:p>
-      <w:pPr>
-        <w:ind w:firstLine="708"/>
+        <w:rPr>
+          <w:noProof/>
+        </w:rPr>
       </w:pPr>
     </w:p>
     <w:p>
       <w:pPr>
         <w:ind w:firstLine="0"/>
-      </w:pPr>
-      <w:r>
-        <w:t xml:space="preserve">Les impressions </w:t>
-      </w:r>
-      <w:r>
-        <w:t>personnelles</w:t>
-      </w:r>
-      <w:r>
-        <w:t xml:space="preserve"> ont cependant de la peine à choisir</w:t>
-      </w:r>
-      <w:r>
-        <w:t xml:space="preserve"> un algorithme</w:t>
-      </w:r>
-      <w:r>
-        <w:t xml:space="preserve"> parmi 1</w:t>
-      </w:r>
-      <w:r>
-        <w:t>9</w:t>
-      </w:r>
-      <w:r>
-        <w:t xml:space="preserve"> lorsque l’on commence à envisager</w:t>
-      </w:r>
-      <w:r>
-        <w:t xml:space="preserve"> </w:t>
-      </w:r>
-      <w:r>
-        <w:t>1</w:t>
-      </w:r>
-      <w:r>
-        <w:t>00 mots clés pour 7700 chapitres.</w:t>
-      </w:r>
-    </w:p>
-    <w:p>
-      <w:pPr>
-        <w:ind w:firstLine="708"/>
       </w:pPr>
       <w:r>
         <w:rPr>
@@ -3501,18 +3363,18 @@
         </w:rPr>
         <w:lastRenderedPageBreak/>
         <w:drawing>
-          <wp:anchor distT="0" distB="0" distL="114300" distR="114300" simplePos="0" relativeHeight="251660288" behindDoc="0" locked="0" layoutInCell="1" allowOverlap="1" wp14:anchorId="0DD09C01" wp14:editId="01E78B93">
+          <wp:anchor distT="0" distB="0" distL="114300" distR="114300" simplePos="0" relativeHeight="251661312" behindDoc="0" locked="0" layoutInCell="1" allowOverlap="1" wp14:anchorId="0F447503" wp14:editId="29B9AC18">
             <wp:simplePos x="0" y="0"/>
             <wp:positionH relativeFrom="column">
-              <wp:posOffset>61595</wp:posOffset>
+              <wp:posOffset>0</wp:posOffset>
             </wp:positionH>
             <wp:positionV relativeFrom="paragraph">
-              <wp:posOffset>299085</wp:posOffset>
+              <wp:posOffset>0</wp:posOffset>
             </wp:positionV>
-            <wp:extent cx="5715000" cy="3331845"/>
-            <wp:effectExtent l="0" t="0" r="0" b="1905"/>
+            <wp:extent cx="5760720" cy="3339465"/>
+            <wp:effectExtent l="0" t="0" r="0" b="0"/>
             <wp:wrapTopAndBottom/>
-            <wp:docPr id="1597090686" name="Picture 1"/>
+            <wp:docPr id="917469461" name="Graphic 1"/>
             <wp:cNvGraphicFramePr>
               <a:graphicFrameLocks xmlns:a="http://schemas.openxmlformats.org/drawingml/2006/main" noChangeAspect="1"/>
             </wp:cNvGraphicFramePr>
@@ -3520,16 +3382,14 @@
               <a:graphicData uri="http://schemas.openxmlformats.org/drawingml/2006/picture">
                 <pic:pic xmlns:pic="http://schemas.openxmlformats.org/drawingml/2006/picture">
                   <pic:nvPicPr>
-                    <pic:cNvPr id="1597090686" name="Picture 1"/>
-                    <pic:cNvPicPr>
-                      <a:picLocks noChangeAspect="1" noChangeArrowheads="1"/>
-                    </pic:cNvPicPr>
+                    <pic:cNvPr id="917469461" name=""/>
+                    <pic:cNvPicPr/>
                   </pic:nvPicPr>
                   <pic:blipFill>
-                    <a:blip r:embed="rId10" cstate="print">
+                    <a:blip r:embed="rId10">
                       <a:extLst>
-                        <a:ext uri="{28A0092B-C50C-407E-A947-70E740481C1C}">
-                          <a14:useLocalDpi xmlns:a14="http://schemas.microsoft.com/office/drawing/2010/main" val="0"/>
+                        <a:ext uri="{96DAC541-7B7A-43D3-8B79-37D633B846F1}">
+                          <asvg:svgBlip xmlns:asvg="http://schemas.microsoft.com/office/drawing/2016/SVG/main" r:embed="rId11"/>
                         </a:ext>
                       </a:extLst>
                     </a:blip>
@@ -3537,28 +3397,18 @@
                       <a:fillRect/>
                     </a:stretch>
                   </pic:blipFill>
-                  <pic:spPr bwMode="auto">
+                  <pic:spPr>
                     <a:xfrm>
                       <a:off x="0" y="0"/>
-                      <a:ext cx="5715000" cy="3331845"/>
+                      <a:ext cx="5760720" cy="3339465"/>
                     </a:xfrm>
                     <a:prstGeom prst="rect">
                       <a:avLst/>
                     </a:prstGeom>
-                    <a:noFill/>
-                    <a:ln>
-                      <a:noFill/>
-                    </a:ln>
                   </pic:spPr>
                 </pic:pic>
               </a:graphicData>
             </a:graphic>
-            <wp14:sizeRelH relativeFrom="page">
-              <wp14:pctWidth>0</wp14:pctWidth>
-            </wp14:sizeRelH>
-            <wp14:sizeRelV relativeFrom="page">
-              <wp14:pctHeight>0</wp14:pctHeight>
-            </wp14:sizeRelV>
           </wp:anchor>
         </w:drawing>
       </w:r>
@@ -3567,13 +3417,1052 @@
       <w:pPr>
         <w:ind w:firstLine="0"/>
       </w:pPr>
+      <w:r>
+        <w:t>Le graphique ci-dessus est le produit du processus suivant.</w:t>
+      </w:r>
+    </w:p>
+    <w:p>
+      <w:pPr>
+        <w:ind w:firstLine="708"/>
+      </w:pPr>
+      <w:r>
+        <w:t>Soient tous les chapitres lemmatisés de Balzac, Dumas, Sand, Verne, Zola. En sont extrait 100 mots-clés</w:t>
+      </w:r>
+      <w:r>
+        <w:t xml:space="preserve"> sans mots grammaticaux ni noms propres,</w:t>
+      </w:r>
+      <w:r>
+        <w:t xml:space="preserve"> </w:t>
+      </w:r>
+      <w:r>
+        <w:t>ordonnées par leur score selon</w:t>
+      </w:r>
+      <w:r>
+        <w:t xml:space="preserve"> </w:t>
+      </w:r>
+      <w:r>
+        <w:t>toutes les</w:t>
+      </w:r>
+      <w:r>
+        <w:t xml:space="preserve"> formules</w:t>
+      </w:r>
+      <w:r>
+        <w:t xml:space="preserve"> testées</w:t>
+      </w:r>
+      <w:r>
+        <w:t>.</w:t>
+      </w:r>
+    </w:p>
+    <w:p>
+      <w:pPr>
+        <w:ind w:firstLine="708"/>
+      </w:pPr>
+      <w:r>
+        <w:t>Toutes ces listes</w:t>
+      </w:r>
+      <w:r>
+        <w:t xml:space="preserve"> de mots-clés</w:t>
+      </w:r>
+      <w:r>
+        <w:rPr>
+          <w:rStyle w:val="FootnoteReference"/>
+        </w:rPr>
+        <w:footnoteReference w:id="12"/>
+      </w:r>
+      <w:r>
+        <w:t xml:space="preserve"> sont comparées 2 à 2</w:t>
+      </w:r>
+      <w:r>
+        <w:t xml:space="preserve"> pour chaque chapitre</w:t>
+      </w:r>
+      <w:r>
+        <w:t xml:space="preserve"> </w:t>
+      </w:r>
+      <w:r>
+        <w:t>selon</w:t>
+      </w:r>
+      <w:r>
+        <w:t xml:space="preserve"> une distance</w:t>
+      </w:r>
+      <w:r>
+        <w:t xml:space="preserve"> dite </w:t>
+      </w:r>
+      <w:r>
+        <w:rPr>
+          <w:i/>
+          <w:iCs/>
+        </w:rPr>
+        <w:t>RBO</w:t>
+      </w:r>
+      <w:r>
+        <w:t xml:space="preserve"> </w:t>
+      </w:r>
+      <w:r>
+        <w:t>(</w:t>
+      </w:r>
+      <w:r>
+        <w:rPr>
+          <w:i/>
+          <w:iCs/>
+        </w:rPr>
+        <w:t>Rank-Biased Overlap</w:t>
+      </w:r>
+      <w:r>
+        <w:rPr>
+          <w:rStyle w:val="FootnoteReference"/>
+          <w:i/>
+          <w:iCs/>
+        </w:rPr>
+        <w:footnoteReference w:id="13"/>
+      </w:r>
+      <w:r>
+        <w:t>)</w:t>
+      </w:r>
+      <w:r>
+        <w:t>. Cette mesure a été mise au point pour comparer des listes de résultats de recherche ; elle tient compte du ran</w:t>
+      </w:r>
+      <w:r>
+        <w:t>g</w:t>
+      </w:r>
+      <w:r>
+        <w:t xml:space="preserve"> d’un résultat, et admet des li</w:t>
+      </w:r>
+      <w:r>
+        <w:t>s</w:t>
+      </w:r>
+      <w:r>
+        <w:t>tes de taille</w:t>
+      </w:r>
+      <w:r>
+        <w:t>s</w:t>
+      </w:r>
+      <w:r>
+        <w:t xml:space="preserve"> inégale</w:t>
+      </w:r>
+      <w:r>
+        <w:t>s, c’est notamment nécessaire pour les mots exclusifs (</w:t>
+      </w:r>
+      <w:r>
+        <w:rPr>
+          <w:i/>
+          <w:iCs/>
+        </w:rPr>
+        <w:t>extf</w:t>
+      </w:r>
+      <w:r>
+        <w:t>) qui peuvent être moins nombreux que 100.</w:t>
+      </w:r>
+      <w:r>
+        <w:t xml:space="preserve"> Cet indice standard donne 0 si les listes sont identiques, et 1 si elles ne partagent aucun </w:t>
+      </w:r>
+      <w:r>
+        <w:t>élément</w:t>
+      </w:r>
+      <w:r>
+        <w:t>.</w:t>
+      </w:r>
+      <w:r>
+        <w:t xml:space="preserve"> </w:t>
+      </w:r>
+      <w:r>
+        <w:t>La distance entre deux algorithmes est</w:t>
+      </w:r>
+      <w:r>
+        <w:t xml:space="preserve"> la moyenne des distances</w:t>
+      </w:r>
+      <w:r>
+        <w:t xml:space="preserve"> pour chaque</w:t>
+      </w:r>
+      <w:r>
+        <w:t xml:space="preserve"> chapitre</w:t>
+      </w:r>
+      <w:r>
+        <w:t>.</w:t>
+      </w:r>
+      <w:r>
+        <w:t xml:space="preserve"> </w:t>
+      </w:r>
+      <w:r>
+        <w:t>U</w:t>
+      </w:r>
+      <w:r>
+        <w:t>ne même formule comparée avec elle-même</w:t>
+      </w:r>
+      <w:r>
+        <w:t xml:space="preserve"> a</w:t>
+      </w:r>
+      <w:r>
+        <w:t xml:space="preserve"> un</w:t>
+      </w:r>
+      <w:r>
+        <w:t>e</w:t>
+      </w:r>
+      <w:r>
+        <w:t xml:space="preserve"> distance égale à 0</w:t>
+      </w:r>
+      <w:r>
+        <w:t> ;</w:t>
+      </w:r>
+      <w:r>
+        <w:t xml:space="preserve"> </w:t>
+      </w:r>
+      <w:r>
+        <w:rPr>
+          <w:i/>
+          <w:iCs/>
+        </w:rPr>
+        <w:t>tf</w:t>
+      </w:r>
+      <w:r>
+        <w:t xml:space="preserve"> et</w:t>
+      </w:r>
+      <w:r>
+        <w:t xml:space="preserve"> </w:t>
+      </w:r>
+      <w:r>
+        <w:rPr>
+          <w:i/>
+          <w:iCs/>
+        </w:rPr>
+        <w:t>extf</w:t>
+      </w:r>
+      <w:r>
+        <w:t xml:space="preserve"> sont les plus éloignées </w:t>
+      </w:r>
+      <w:r>
+        <w:t xml:space="preserve">: </w:t>
+      </w:r>
+      <w:r>
+        <w:t>~1.0 (quelques textes très courts</w:t>
+      </w:r>
+      <w:r>
+        <w:t xml:space="preserve"> peuvent</w:t>
+      </w:r>
+      <w:r>
+        <w:t xml:space="preserve"> </w:t>
+      </w:r>
+      <w:r>
+        <w:t>avoir</w:t>
+      </w:r>
+      <w:r>
+        <w:t xml:space="preserve"> des mots exclusifs</w:t>
+      </w:r>
+      <w:r>
+        <w:t xml:space="preserve"> dans la fin de la liste </w:t>
+      </w:r>
+      <w:r>
+        <w:rPr>
+          <w:i/>
+          <w:iCs/>
+        </w:rPr>
+        <w:t>tf</w:t>
+      </w:r>
+      <w:r>
+        <w:t>).</w:t>
+      </w:r>
+    </w:p>
+    <w:p>
+      <w:pPr>
+        <w:ind w:firstLine="708"/>
+        <w:rPr>
+          <w:lang w:val="fr-FR"/>
+        </w:rPr>
+      </w:pPr>
+      <w:r>
+        <w:t>T</w:t>
+      </w:r>
+      <w:r>
+        <w:t>outes ces distances forment</w:t>
+      </w:r>
+      <w:r>
+        <w:t xml:space="preserve"> une matrice </w:t>
+      </w:r>
+      <w:r>
+        <w:t>avec une ligne et une colonne pour chaque formule</w:t>
+      </w:r>
+      <w:r>
+        <w:t xml:space="preserve">. </w:t>
+      </w:r>
+      <w:r>
+        <w:t>Comment en donner une représentation synthétique qu’un humain peut saisir ? Le graphique ci-dessus est une « </w:t>
+      </w:r>
+      <w:r>
+        <w:rPr>
+          <w:lang w:val="fr-FR"/>
+        </w:rPr>
+        <w:t>a</w:t>
+      </w:r>
+      <w:r>
+        <w:rPr>
+          <w:lang w:val="fr-FR"/>
+        </w:rPr>
+        <w:t>nalyse en composantes principales</w:t>
+      </w:r>
+      <w:r>
+        <w:rPr>
+          <w:lang w:val="fr-FR"/>
+        </w:rPr>
+        <w:t> » (</w:t>
+      </w:r>
+      <w:r>
+        <w:rPr>
+          <w:lang w:val="fr-FR"/>
+        </w:rPr>
+        <w:t>an</w:t>
+      </w:r>
+      <w:r>
+        <w:rPr>
+          <w:lang w:val="fr-FR"/>
+        </w:rPr>
+        <w:t>g</w:t>
+      </w:r>
+      <w:r>
+        <w:rPr>
+          <w:lang w:val="fr-FR"/>
+        </w:rPr>
+        <w:t>lais</w:t>
+      </w:r>
+      <w:r>
+        <w:rPr>
+          <w:lang w:val="fr-FR"/>
+        </w:rPr>
+        <w:t xml:space="preserve"> : </w:t>
+      </w:r>
+      <w:r>
+        <w:rPr>
+          <w:i/>
+          <w:iCs/>
+          <w:lang w:val="fr-FR"/>
+        </w:rPr>
+        <w:t>PCoA</w:t>
+      </w:r>
+      <w:r>
+        <w:rPr>
+          <w:lang w:val="fr-FR"/>
+        </w:rPr>
+        <w:t xml:space="preserve">) qui projette les </w:t>
+      </w:r>
+      <w:r>
+        <w:rPr>
+          <w:lang w:val="fr-FR"/>
+        </w:rPr>
+        <w:t>multiples</w:t>
+      </w:r>
+      <w:r>
+        <w:rPr>
+          <w:lang w:val="fr-FR"/>
+        </w:rPr>
+        <w:t xml:space="preserve"> dimensions de la matrice initiale sur les 2 dimensions d’un plan. Cette projection conserve </w:t>
+      </w:r>
+      <w:r>
+        <w:rPr>
+          <w:lang w:val="fr-FR"/>
+        </w:rPr>
+        <w:t>66</w:t>
+      </w:r>
+      <w:r>
+        <w:rPr>
+          <w:lang w:val="fr-FR"/>
+        </w:rPr>
+        <w:t>,</w:t>
+      </w:r>
+      <w:r>
+        <w:rPr>
+          <w:lang w:val="fr-FR"/>
+        </w:rPr>
+        <w:t>7</w:t>
+      </w:r>
+      <w:r>
+        <w:rPr>
+          <w:lang w:val="fr-FR"/>
+        </w:rPr>
+        <w:t>+</w:t>
+      </w:r>
+      <w:r>
+        <w:rPr>
+          <w:lang w:val="fr-FR"/>
+        </w:rPr>
+        <w:t>23</w:t>
+      </w:r>
+      <w:r>
+        <w:rPr>
+          <w:lang w:val="fr-FR"/>
+        </w:rPr>
+        <w:t>,</w:t>
+      </w:r>
+      <w:r>
+        <w:rPr>
+          <w:lang w:val="fr-FR"/>
+        </w:rPr>
+        <w:t>4</w:t>
+      </w:r>
+      <w:r>
+        <w:rPr>
+          <w:lang w:val="fr-FR"/>
+        </w:rPr>
+        <w:t>=</w:t>
+      </w:r>
+      <w:r>
+        <w:rPr>
+          <w:lang w:val="fr-FR"/>
+        </w:rPr>
+        <w:t>90</w:t>
+      </w:r>
+      <w:r>
+        <w:rPr>
+          <w:lang w:val="fr-FR"/>
+        </w:rPr>
+        <w:t>,</w:t>
+      </w:r>
+      <w:r>
+        <w:rPr>
+          <w:lang w:val="fr-FR"/>
+        </w:rPr>
+        <w:t>1</w:t>
+      </w:r>
+      <w:r>
+        <w:rPr>
+          <w:lang w:val="fr-FR"/>
+        </w:rPr>
+        <w:t xml:space="preserve">% de la variation, </w:t>
+      </w:r>
+      <w:r>
+        <w:rPr>
+          <w:lang w:val="fr-FR"/>
+        </w:rPr>
+        <w:t>elle</w:t>
+      </w:r>
+      <w:r>
+        <w:rPr>
+          <w:lang w:val="fr-FR"/>
+        </w:rPr>
+        <w:t xml:space="preserve"> est donc très représentative de</w:t>
+      </w:r>
+      <w:r>
+        <w:rPr>
+          <w:lang w:val="fr-FR"/>
+        </w:rPr>
+        <w:t xml:space="preserve"> la matrice</w:t>
+      </w:r>
+      <w:r>
+        <w:rPr>
+          <w:lang w:val="fr-FR"/>
+        </w:rPr>
+        <w:t>. L</w:t>
+      </w:r>
+      <w:r>
+        <w:rPr>
+          <w:lang w:val="fr-FR"/>
+        </w:rPr>
+        <w:t xml:space="preserve">es points ne </w:t>
+      </w:r>
+      <w:r>
+        <w:rPr>
+          <w:lang w:val="fr-FR"/>
+        </w:rPr>
+        <w:t xml:space="preserve">sont pas dispersés, ou en grappes, </w:t>
+      </w:r>
+      <w:r>
+        <w:rPr>
+          <w:lang w:val="fr-FR"/>
+        </w:rPr>
+        <w:t>mais</w:t>
+      </w:r>
+      <w:r>
+        <w:rPr>
+          <w:lang w:val="fr-FR"/>
+        </w:rPr>
+        <w:t xml:space="preserve"> forme</w:t>
+      </w:r>
+      <w:r>
+        <w:rPr>
+          <w:lang w:val="fr-FR"/>
+        </w:rPr>
+        <w:t>nt</w:t>
+      </w:r>
+      <w:r>
+        <w:rPr>
+          <w:lang w:val="fr-FR"/>
+        </w:rPr>
+        <w:t xml:space="preserve"> une ligne</w:t>
+      </w:r>
+      <w:r>
+        <w:rPr>
+          <w:lang w:val="fr-FR"/>
+        </w:rPr>
+        <w:t xml:space="preserve"> spécialement </w:t>
+      </w:r>
+      <w:r>
+        <w:rPr>
+          <w:lang w:val="fr-FR"/>
+        </w:rPr>
+        <w:t>continue</w:t>
+      </w:r>
+      <w:r>
+        <w:rPr>
+          <w:lang w:val="fr-FR"/>
+        </w:rPr>
+        <w:t>.</w:t>
+      </w:r>
+      <w:r>
+        <w:rPr>
+          <w:lang w:val="fr-FR"/>
+        </w:rPr>
+        <w:t xml:space="preserve"> </w:t>
+      </w:r>
+      <w:r>
+        <w:rPr>
+          <w:lang w:val="fr-FR"/>
+        </w:rPr>
+        <w:t>Cette continuité</w:t>
+      </w:r>
+      <w:r>
+        <w:rPr>
+          <w:lang w:val="fr-FR"/>
+        </w:rPr>
+        <w:t xml:space="preserve"> s’explique</w:t>
+      </w:r>
+      <w:r>
+        <w:rPr>
+          <w:lang w:val="fr-FR"/>
+        </w:rPr>
+        <w:t xml:space="preserve"> assez normalement </w:t>
+      </w:r>
+      <w:r>
+        <w:rPr>
+          <w:lang w:val="fr-FR"/>
+        </w:rPr>
+        <w:t xml:space="preserve">pour </w:t>
+      </w:r>
+      <w:r>
+        <w:rPr>
+          <w:i/>
+          <w:iCs/>
+          <w:lang w:val="fr-FR"/>
+        </w:rPr>
+        <w:t>focalex</w:t>
+      </w:r>
+      <w:r>
+        <w:rPr>
+          <w:lang w:val="fr-FR"/>
+        </w:rPr>
+        <w:t>([0, 2])</w:t>
+      </w:r>
+      <w:r>
+        <w:rPr>
+          <w:lang w:val="fr-FR"/>
+        </w:rPr>
+        <w:t>, puisqu</w:t>
+      </w:r>
+      <w:r>
+        <w:rPr>
+          <w:lang w:val="fr-FR"/>
+        </w:rPr>
+        <w:t xml:space="preserve">e c’est une fonction </w:t>
+      </w:r>
+      <w:r>
+        <w:rPr>
+          <w:lang w:val="fr-FR"/>
+        </w:rPr>
+        <w:t>continue</w:t>
+      </w:r>
+      <w:r>
+        <w:rPr>
+          <w:lang w:val="fr-FR"/>
+        </w:rPr>
+        <w:t xml:space="preserve">. </w:t>
+      </w:r>
+    </w:p>
+    <w:p>
+      <w:pPr>
+        <w:ind w:firstLine="708"/>
+        <w:rPr>
+          <w:lang w:val="fr-FR"/>
+        </w:rPr>
+      </w:pPr>
+      <w:r>
+        <w:rPr>
+          <w:lang w:val="fr-FR"/>
+        </w:rPr>
+        <w:t>Ce qui est un résultat nouveau, c’est que les autres formules de la littérature se place</w:t>
+      </w:r>
+      <w:r>
+        <w:rPr>
+          <w:lang w:val="fr-FR"/>
+        </w:rPr>
+        <w:t>nt</w:t>
+      </w:r>
+      <w:r>
+        <w:rPr>
+          <w:lang w:val="fr-FR"/>
+        </w:rPr>
+        <w:t xml:space="preserve"> assez bien sur la même </w:t>
+      </w:r>
+      <w:r>
+        <w:rPr>
+          <w:lang w:val="fr-FR"/>
+        </w:rPr>
+        <w:t>trajectoire</w:t>
+      </w:r>
+      <w:r>
+        <w:rPr>
+          <w:lang w:val="fr-FR"/>
+        </w:rPr>
+        <w:t xml:space="preserve"> que les di</w:t>
+      </w:r>
+      <w:r>
+        <w:rPr>
+          <w:lang w:val="fr-FR"/>
+        </w:rPr>
+        <w:t xml:space="preserve">fférents </w:t>
+      </w:r>
+      <w:r>
+        <w:rPr>
+          <w:i/>
+          <w:iCs/>
+        </w:rPr>
+        <w:t>focalex</w:t>
+      </w:r>
+      <w:r>
+        <w:rPr>
+          <w:lang w:val="fr-FR"/>
+        </w:rPr>
+        <w:t xml:space="preserve">. </w:t>
+      </w:r>
+      <w:r>
+        <w:rPr>
+          <w:lang w:val="fr-FR"/>
+        </w:rPr>
+        <w:t>C</w:t>
+      </w:r>
+      <w:r>
+        <w:rPr>
+          <w:lang w:val="fr-FR"/>
+        </w:rPr>
+        <w:t xml:space="preserve">es </w:t>
+      </w:r>
+      <w:r>
+        <w:rPr>
+          <w:lang w:val="fr-FR"/>
+        </w:rPr>
+        <w:t>algorithmes</w:t>
+      </w:r>
+      <w:r>
+        <w:rPr>
+          <w:lang w:val="fr-FR"/>
+        </w:rPr>
+        <w:t xml:space="preserve"> sont pourtant très différents. </w:t>
+      </w:r>
+      <w:r>
+        <w:rPr>
+          <w:i/>
+          <w:iCs/>
+          <w:lang w:val="fr-FR"/>
+        </w:rPr>
+        <w:t>BM25</w:t>
+      </w:r>
+      <w:r>
+        <w:rPr>
+          <w:lang w:val="fr-FR"/>
+        </w:rPr>
+        <w:t xml:space="preserve"> et les </w:t>
+      </w:r>
+      <w:r>
+        <w:rPr>
+          <w:i/>
+          <w:iCs/>
+          <w:lang w:val="fr-FR"/>
+        </w:rPr>
+        <w:t>tfidf</w:t>
+      </w:r>
+      <w:r>
+        <w:rPr>
+          <w:lang w:val="fr-FR"/>
+        </w:rPr>
+        <w:t xml:space="preserve"> tiennent compte de la dispersion d’un terme </w:t>
+      </w:r>
+      <w:r>
+        <w:rPr>
+          <w:lang w:val="fr-FR"/>
+        </w:rPr>
+        <w:t>en utilisant</w:t>
+      </w:r>
+      <w:r>
+        <w:rPr>
+          <w:lang w:val="fr-FR"/>
+        </w:rPr>
+        <w:t xml:space="preserve"> la fréquence par document </w:t>
+      </w:r>
+      <w:r>
+        <w:rPr>
+          <w:i/>
+          <w:iCs/>
+          <w:lang w:val="fr-FR"/>
+        </w:rPr>
+        <w:t>df</w:t>
+      </w:r>
+      <w:r>
+        <w:rPr>
+          <w:lang w:val="fr-FR"/>
+        </w:rPr>
+        <w:t>,</w:t>
+      </w:r>
+      <w:r>
+        <w:rPr>
+          <w:lang w:val="fr-FR"/>
+        </w:rPr>
+        <w:t xml:space="preserve"> tandis que</w:t>
+      </w:r>
+      <w:r>
+        <w:rPr>
+          <w:lang w:val="fr-FR"/>
+        </w:rPr>
+        <w:t xml:space="preserve"> les autres se limitent à une comparaison du chapitre avec le reste </w:t>
+      </w:r>
+      <w:r>
+        <w:rPr>
+          <w:lang w:val="fr-FR"/>
+        </w:rPr>
+        <w:lastRenderedPageBreak/>
+        <w:t xml:space="preserve">du corpus. Les </w:t>
+      </w:r>
+      <w:r>
+        <w:rPr>
+          <w:lang w:val="fr-FR"/>
+        </w:rPr>
+        <w:t>paramètres sont</w:t>
+      </w:r>
+      <w:r>
+        <w:rPr>
+          <w:lang w:val="fr-FR"/>
+        </w:rPr>
+        <w:t xml:space="preserve"> </w:t>
+      </w:r>
+      <w:r>
+        <w:rPr>
+          <w:lang w:val="fr-FR"/>
+        </w:rPr>
+        <w:t xml:space="preserve">pondérés selon </w:t>
+      </w:r>
+      <w:r>
+        <w:rPr>
+          <w:lang w:val="fr-FR"/>
+        </w:rPr>
+        <w:t xml:space="preserve">des </w:t>
+      </w:r>
+      <w:r>
+        <w:rPr>
+          <w:lang w:val="fr-FR"/>
+        </w:rPr>
+        <w:t>échelles numériques très différentes</w:t>
+      </w:r>
+      <w:r>
+        <w:rPr>
+          <w:lang w:val="fr-FR"/>
+        </w:rPr>
+        <w:t xml:space="preserve"> : </w:t>
+      </w:r>
+      <w:r>
+        <w:rPr>
+          <w:lang w:val="fr-FR"/>
+        </w:rPr>
+        <w:t>linéaire (</w:t>
+      </w:r>
+      <w:r>
+        <w:rPr>
+          <w:i/>
+          <w:iCs/>
+          <w:lang w:val="fr-FR"/>
+        </w:rPr>
+        <w:t>tf</w:t>
+      </w:r>
+      <w:r>
+        <w:rPr>
+          <w:lang w:val="fr-FR"/>
+        </w:rPr>
+        <w:t xml:space="preserve">, </w:t>
+      </w:r>
+      <w:r>
+        <w:rPr>
+          <w:i/>
+          <w:iCs/>
+          <w:lang w:val="fr-FR"/>
+        </w:rPr>
+        <w:t>tfidf</w:t>
+      </w:r>
+      <w:r>
+        <w:rPr>
+          <w:lang w:val="fr-FR"/>
+        </w:rPr>
+        <w:t xml:space="preserve">, </w:t>
+      </w:r>
+      <w:r>
+        <w:rPr>
+          <w:i/>
+          <w:iCs/>
+          <w:lang w:val="fr-FR"/>
+        </w:rPr>
+        <w:t>simplemaths</w:t>
+      </w:r>
+      <w:r>
+        <w:rPr>
+          <w:lang w:val="fr-FR"/>
+        </w:rPr>
+        <w:t xml:space="preserve">), </w:t>
+      </w:r>
+      <w:r>
+        <w:rPr>
+          <w:lang w:val="fr-FR"/>
+        </w:rPr>
+        <w:t>carrée (</w:t>
+      </w:r>
+      <w:r>
+        <w:rPr>
+          <w:i/>
+          <w:iCs/>
+          <w:lang w:val="fr-FR"/>
+        </w:rPr>
+        <w:t>chi2</w:t>
+      </w:r>
+      <w:r>
+        <w:rPr>
+          <w:lang w:val="fr-FR"/>
+        </w:rPr>
+        <w:t>), logarithmique (</w:t>
+      </w:r>
+      <w:r>
+        <w:rPr>
+          <w:i/>
+          <w:iCs/>
+          <w:lang w:val="fr-FR"/>
+        </w:rPr>
+        <w:t>g2</w:t>
+      </w:r>
+      <w:r>
+        <w:rPr>
+          <w:lang w:val="fr-FR"/>
+        </w:rPr>
+        <w:t xml:space="preserve">, </w:t>
+      </w:r>
+      <w:r>
+        <w:rPr>
+          <w:i/>
+          <w:iCs/>
+          <w:lang w:val="fr-FR"/>
+        </w:rPr>
+        <w:t>tfidflog</w:t>
+      </w:r>
+      <w:r>
+        <w:rPr>
+          <w:lang w:val="fr-FR"/>
+        </w:rPr>
+        <w:t>)</w:t>
+      </w:r>
+      <w:r>
+        <w:rPr>
+          <w:lang w:val="fr-FR"/>
+        </w:rPr>
+        <w:t xml:space="preserve">, </w:t>
+      </w:r>
+      <w:r>
+        <w:rPr>
+          <w:lang w:val="fr-FR"/>
+        </w:rPr>
+        <w:t xml:space="preserve">ou </w:t>
+      </w:r>
+      <w:r>
+        <w:rPr>
+          <w:lang w:val="fr-FR"/>
+        </w:rPr>
+        <w:t>factorielle</w:t>
+      </w:r>
+      <w:r>
+        <w:rPr>
+          <w:lang w:val="fr-FR"/>
+        </w:rPr>
+        <w:t>,</w:t>
+      </w:r>
+      <w:r>
+        <w:rPr>
+          <w:lang w:val="fr-FR"/>
+        </w:rPr>
+        <w:t xml:space="preserve"> </w:t>
+      </w:r>
+      <w:r>
+        <w:rPr>
+          <w:lang w:val="fr-FR"/>
+        </w:rPr>
+        <w:t>c’est-à-dire</w:t>
+      </w:r>
+      <w:r>
+        <w:rPr>
+          <w:lang w:val="fr-FR"/>
+        </w:rPr>
+        <w:t xml:space="preserve"> hypergéométrique (</w:t>
+      </w:r>
+      <w:r>
+        <w:rPr>
+          <w:i/>
+          <w:iCs/>
+          <w:lang w:val="fr-FR"/>
+        </w:rPr>
+        <w:t>fisher</w:t>
+      </w:r>
+      <w:r>
+        <w:rPr>
+          <w:lang w:val="fr-FR"/>
+        </w:rPr>
+        <w:t xml:space="preserve">). </w:t>
+      </w:r>
+      <w:r>
+        <w:rPr>
+          <w:lang w:val="fr-FR"/>
+        </w:rPr>
+        <w:t xml:space="preserve">Toutefois lorsque ces scores sont utilisés pour ordonner une liste de mots-clés, on observe une loi qui confirme les impressions plus haut : les formules varient entre généralité et </w:t>
+      </w:r>
+      <w:r>
+        <w:rPr>
+          <w:lang w:val="fr-FR"/>
+        </w:rPr>
+        <w:t>exclusivité</w:t>
+      </w:r>
+      <w:r>
+        <w:rPr>
+          <w:lang w:val="fr-FR"/>
+        </w:rPr>
+        <w:t xml:space="preserve"> des mots relevés.</w:t>
+      </w:r>
     </w:p>
     <w:p>
       <w:pPr>
         <w:ind w:firstLine="0"/>
-      </w:pPr>
-      <w:r>
-        <w:t>Le graphique ci-dessus est le produit du processus suivant.</w:t>
+        <w:rPr>
+          <w:lang w:val="fr-FR"/>
+        </w:rPr>
+      </w:pPr>
+    </w:p>
+    <w:p>
+      <w:pPr>
+        <w:ind w:firstLine="0"/>
+        <w:rPr>
+          <w:lang w:val="fr-FR"/>
+        </w:rPr>
+      </w:pPr>
+      <w:r>
+        <w:rPr>
+          <w:lang w:val="fr-FR"/>
+        </w:rPr>
+        <w:t>Cette expérience valide l’intérêt d</w:t>
+      </w:r>
+      <w:r>
+        <w:rPr>
+          <w:lang w:val="fr-FR"/>
+        </w:rPr>
+        <w:t>e</w:t>
+      </w:r>
+      <w:r>
+        <w:rPr>
+          <w:lang w:val="fr-FR"/>
+        </w:rPr>
+        <w:t xml:space="preserve"> l’approche</w:t>
+      </w:r>
+      <w:r>
+        <w:rPr>
+          <w:lang w:val="fr-FR"/>
+        </w:rPr>
+        <w:t xml:space="preserve"> </w:t>
+      </w:r>
+      <w:r>
+        <w:rPr>
+          <w:i/>
+          <w:iCs/>
+          <w:lang w:val="fr-FR"/>
+        </w:rPr>
+        <w:t>Focalex</w:t>
+      </w:r>
+      <w:r>
+        <w:rPr>
+          <w:lang w:val="fr-FR"/>
+        </w:rPr>
+        <w:t xml:space="preserve"> pour offrir </w:t>
+      </w:r>
+      <w:r>
+        <w:rPr>
+          <w:lang w:val="fr-FR"/>
+        </w:rPr>
+        <w:t xml:space="preserve">à un utilisateur </w:t>
+      </w:r>
+      <w:r>
+        <w:rPr>
+          <w:lang w:val="fr-FR"/>
+        </w:rPr>
+        <w:t>le moyen de varier</w:t>
+      </w:r>
+      <w:r>
+        <w:rPr>
+          <w:lang w:val="fr-FR"/>
+        </w:rPr>
+        <w:t xml:space="preserve"> le degré d</w:t>
+      </w:r>
+      <w:r>
+        <w:rPr>
+          <w:lang w:val="fr-FR"/>
+        </w:rPr>
+        <w:t>’exclusivité</w:t>
+      </w:r>
+      <w:r>
+        <w:rPr>
+          <w:lang w:val="fr-FR"/>
+        </w:rPr>
+        <w:t xml:space="preserve"> </w:t>
+      </w:r>
+      <w:r>
+        <w:rPr>
+          <w:lang w:val="fr-FR"/>
+        </w:rPr>
+        <w:t>d’une liste de mots clés</w:t>
+      </w:r>
+      <w:r>
+        <w:rPr>
+          <w:lang w:val="fr-FR"/>
+        </w:rPr>
+        <w:t>.</w:t>
+      </w:r>
+      <w:r>
+        <w:rPr>
+          <w:lang w:val="fr-FR"/>
+        </w:rPr>
+        <w:t xml:space="preserve"> C’est utile dans une interface où la partie sélectionnée peut être de taille relative très variable : un texte, un livre, un auteur, une année, la co-occurrence autour d’un mot… De plus</w:t>
+      </w:r>
+      <w:r>
+        <w:rPr>
+          <w:lang w:val="fr-FR"/>
+        </w:rPr>
+        <w:t>,</w:t>
+      </w:r>
+      <w:r>
+        <w:rPr>
+          <w:lang w:val="fr-FR"/>
+        </w:rPr>
+        <w:t xml:space="preserve"> le chercheur peut s’intéresser à des relations très fortes, par exemple les collocations pour lequel le score d’exclusivité est important, ou bien observer des thématiques plus partagées avec le reste du corpus. Il est vain de promettre la formule à tout faire, il est plus judicieux d</w:t>
+      </w:r>
+      <w:r>
+        <w:rPr>
+          <w:lang w:val="fr-FR"/>
+        </w:rPr>
+        <w:t xml:space="preserve">’offrir </w:t>
+      </w:r>
+      <w:r>
+        <w:rPr>
+          <w:lang w:val="fr-FR"/>
+        </w:rPr>
+        <w:t>un paramètre</w:t>
+      </w:r>
+      <w:r>
+        <w:rPr>
+          <w:lang w:val="fr-FR"/>
+        </w:rPr>
+        <w:t xml:space="preserve"> linéaire avec un effet compréhensible.</w:t>
       </w:r>
     </w:p>
     <w:p>
@@ -3581,47 +4470,1274 @@
         <w:ind w:firstLine="708"/>
       </w:pPr>
       <w:r>
-        <w:t>Soient tous les chapitres lemmatisés de Balzac, Dumas, Sand, Verne, Zola. En sont extrait 100 mots-clés</w:t>
-      </w:r>
-      <w:r>
-        <w:t xml:space="preserve"> sans mots grammaticaux ni noms propres,</w:t>
-      </w:r>
-      <w:r>
-        <w:t xml:space="preserve"> selon 1</w:t>
-      </w:r>
-      <w:r>
-        <w:t>7</w:t>
-      </w:r>
-      <w:r>
-        <w:t xml:space="preserve"> formules</w:t>
-      </w:r>
-      <w:r>
-        <w:t xml:space="preserve">, des </w:t>
-      </w:r>
-      <w:r>
-        <w:t xml:space="preserve">classiques </w:t>
-      </w:r>
-      <w:r>
-        <w:t>du domaine</w:t>
+        <w:rPr>
+          <w:lang w:val="fr-FR"/>
+        </w:rPr>
+        <w:t>D’</w:t>
+      </w:r>
+      <w:r>
+        <w:rPr>
+          <w:lang w:val="fr-FR"/>
+        </w:rPr>
+        <w:t>autres formules considérées ici</w:t>
+      </w:r>
+      <w:r>
+        <w:rPr>
+          <w:lang w:val="fr-FR"/>
+        </w:rPr>
+        <w:t xml:space="preserve"> sont paramétrables, mais pas selon </w:t>
+      </w:r>
+      <w:r>
+        <w:rPr>
+          <w:lang w:val="fr-FR"/>
+        </w:rPr>
+        <w:t>l</w:t>
+      </w:r>
+      <w:r>
+        <w:rPr>
+          <w:lang w:val="fr-FR"/>
+        </w:rPr>
+        <w:t>e</w:t>
+      </w:r>
+      <w:r>
+        <w:rPr>
+          <w:lang w:val="fr-FR"/>
+        </w:rPr>
+        <w:t xml:space="preserve"> même</w:t>
+      </w:r>
+      <w:r>
+        <w:rPr>
+          <w:lang w:val="fr-FR"/>
+        </w:rPr>
+        <w:t xml:space="preserve"> but.</w:t>
+      </w:r>
+      <w:r>
+        <w:rPr>
+          <w:lang w:val="fr-FR"/>
+        </w:rPr>
+        <w:t xml:space="preserve"> </w:t>
+      </w:r>
+      <w:r>
+        <w:rPr>
+          <w:i/>
+          <w:iCs/>
+          <w:lang w:val="fr-FR"/>
+        </w:rPr>
+        <w:t>S</w:t>
+      </w:r>
+      <w:r>
+        <w:rPr>
+          <w:i/>
+          <w:iCs/>
+          <w:lang w:val="fr-FR"/>
+        </w:rPr>
+        <w:t>implemath</w:t>
+      </w:r>
+      <w:r>
+        <w:rPr>
+          <w:lang w:val="fr-FR"/>
+        </w:rPr>
+        <w:t xml:space="preserve">s et </w:t>
+      </w:r>
+      <w:r>
+        <w:rPr>
+          <w:i/>
+          <w:iCs/>
+          <w:lang w:val="fr-FR"/>
+        </w:rPr>
+        <w:t>bm25</w:t>
+      </w:r>
+      <w:r>
+        <w:rPr>
+          <w:lang w:val="fr-FR"/>
+        </w:rPr>
+        <w:t xml:space="preserve"> peuvent aller jusque </w:t>
+      </w:r>
+      <w:r>
+        <w:rPr>
+          <w:i/>
+          <w:iCs/>
+          <w:lang w:val="fr-FR"/>
+        </w:rPr>
+        <w:t>extf</w:t>
+      </w:r>
+      <w:r>
+        <w:rPr>
+          <w:lang w:val="fr-FR"/>
+        </w:rPr>
+        <w:t xml:space="preserve"> mais commencent après </w:t>
+      </w:r>
+      <w:r>
+        <w:rPr>
+          <w:i/>
+          <w:iCs/>
+          <w:lang w:val="fr-FR"/>
+        </w:rPr>
+        <w:t>tf</w:t>
+      </w:r>
+      <w:r>
+        <w:rPr>
+          <w:lang w:val="fr-FR"/>
+        </w:rPr>
+        <w:t>.</w:t>
+      </w:r>
+      <w:r>
+        <w:rPr>
+          <w:lang w:val="fr-FR"/>
+        </w:rPr>
+        <w:t xml:space="preserve"> Le classique</w:t>
+      </w:r>
+      <w:r>
+        <w:rPr>
+          <w:lang w:val="fr-FR"/>
+        </w:rPr>
+        <w:t xml:space="preserve"> </w:t>
+      </w:r>
+      <w:r>
+        <w:rPr>
+          <w:i/>
+          <w:iCs/>
+          <w:lang w:val="fr-FR"/>
+        </w:rPr>
+        <w:t>tf</w:t>
+      </w:r>
+      <w:r>
+        <w:rPr>
+          <w:i/>
+          <w:iCs/>
+          <w:lang w:val="fr-FR"/>
+        </w:rPr>
+        <w:t>-</w:t>
+      </w:r>
+      <w:r>
+        <w:rPr>
+          <w:i/>
+          <w:iCs/>
+          <w:lang w:val="fr-FR"/>
+        </w:rPr>
+        <w:t>idf</w:t>
+      </w:r>
+      <w:r>
+        <w:rPr>
+          <w:i/>
+          <w:iCs/>
+        </w:rPr>
+        <w:t>α</w:t>
+      </w:r>
+      <w:r>
+        <w:rPr>
+          <w:lang w:val="fr-FR"/>
+        </w:rPr>
+        <w:t xml:space="preserve"> couvre le spectre par un effet mathématique élémentaire</w:t>
+      </w:r>
+      <w:r>
+        <w:rPr>
+          <w:lang w:val="fr-FR"/>
+        </w:rPr>
+        <w:t>. Soit</w:t>
+      </w:r>
+      <w:r>
+        <w:rPr>
+          <w:lang w:val="fr-FR"/>
+        </w:rPr>
+        <w:t xml:space="preserve"> </w:t>
+      </w:r>
+      <w:r>
+        <w:rPr>
+          <w:i/>
+          <w:iCs/>
+          <w:lang w:val="fr-FR"/>
+        </w:rPr>
+        <w:t>tf</w:t>
+      </w:r>
+      <w:r>
+        <w:rPr>
+          <w:lang w:val="fr-FR"/>
+        </w:rPr>
+        <w:t>/(</w:t>
+      </w:r>
+      <w:r>
+        <w:rPr>
+          <w:i/>
+          <w:iCs/>
+          <w:lang w:val="fr-FR"/>
+        </w:rPr>
+        <w:t>df</w:t>
+      </w:r>
+      <w:r>
+        <w:rPr>
+          <w:i/>
+          <w:iCs/>
+          <w:vertAlign w:val="superscript"/>
+        </w:rPr>
+        <w:t>α</w:t>
+      </w:r>
+      <w:r>
+        <w:rPr>
+          <w:i/>
+          <w:iCs/>
+        </w:rPr>
+        <w:t>)</w:t>
+      </w:r>
+      <w:r>
+        <w:t xml:space="preserve">. Si </w:t>
+      </w:r>
+      <w:r>
+        <w:rPr>
+          <w:i/>
+          <w:iCs/>
+        </w:rPr>
+        <w:t>α</w:t>
+      </w:r>
+      <w:r>
+        <w:t xml:space="preserve">=0, </w:t>
+      </w:r>
+      <w:r>
+        <w:rPr>
+          <w:i/>
+          <w:iCs/>
+          <w:lang w:val="fr-FR"/>
+        </w:rPr>
+        <w:t>df</w:t>
+      </w:r>
+      <w:r>
+        <w:rPr>
+          <w:i/>
+          <w:iCs/>
+          <w:vertAlign w:val="superscript"/>
+        </w:rPr>
+        <w:t>α</w:t>
+      </w:r>
+      <w:r>
+        <w:t xml:space="preserve">=1, donc </w:t>
+      </w:r>
+      <w:r>
+        <w:rPr>
+          <w:i/>
+          <w:iCs/>
+          <w:lang w:val="fr-FR"/>
+        </w:rPr>
+        <w:t>tf</w:t>
+      </w:r>
+      <w:r>
+        <w:rPr>
+          <w:lang w:val="fr-FR"/>
+        </w:rPr>
+        <w:t>/(</w:t>
+      </w:r>
+      <w:r>
+        <w:rPr>
+          <w:i/>
+          <w:iCs/>
+          <w:lang w:val="fr-FR"/>
+        </w:rPr>
+        <w:t>df</w:t>
+      </w:r>
+      <w:r>
+        <w:rPr>
+          <w:i/>
+          <w:iCs/>
+          <w:vertAlign w:val="superscript"/>
+        </w:rPr>
+        <w:t>α</w:t>
+      </w:r>
+      <w:r>
+        <w:rPr>
+          <w:i/>
+          <w:iCs/>
+        </w:rPr>
+        <w:t>)</w:t>
+      </w:r>
+      <w:r>
+        <w:t>=</w:t>
+      </w:r>
+      <w:r>
+        <w:rPr>
+          <w:i/>
+          <w:iCs/>
+        </w:rPr>
+        <w:t>tf</w:t>
+      </w:r>
+      <w:r>
+        <w:t>, la fréquence relative brute.</w:t>
+      </w:r>
+      <w:r>
+        <w:t xml:space="preserve"> </w:t>
+      </w:r>
+      <w:r>
+        <w:t xml:space="preserve">Les mots </w:t>
+      </w:r>
+      <w:r>
+        <w:rPr>
+          <w:i/>
+          <w:iCs/>
+        </w:rPr>
+        <w:t>extf</w:t>
+      </w:r>
+      <w:r>
+        <w:t xml:space="preserve"> </w:t>
+      </w:r>
+      <w:r>
+        <w:t xml:space="preserve">peuvent être relevés par cette propriété qu’ils </w:t>
+      </w:r>
+      <w:r>
+        <w:t>ne paraissent que dans un seul document, celui du focus,</w:t>
+      </w:r>
+      <w:r>
+        <w:t xml:space="preserve"> quand</w:t>
+      </w:r>
+      <w:r>
+        <w:t xml:space="preserve"> </w:t>
+      </w:r>
+      <w:r>
+        <w:rPr>
+          <w:i/>
+          <w:iCs/>
+        </w:rPr>
+        <w:t>df</w:t>
+      </w:r>
+      <w:r>
+        <w:t xml:space="preserve">=1. Plus </w:t>
+      </w:r>
+      <w:r>
+        <w:rPr>
+          <w:i/>
+          <w:iCs/>
+        </w:rPr>
+        <w:t>α</w:t>
+      </w:r>
+      <w:r>
+        <w:t xml:space="preserve"> augmente, plus </w:t>
+      </w:r>
+      <w:r>
+        <w:rPr>
+          <w:i/>
+          <w:iCs/>
+          <w:lang w:val="fr-FR"/>
+        </w:rPr>
+        <w:t>df</w:t>
+      </w:r>
+      <w:r>
+        <w:rPr>
+          <w:i/>
+          <w:iCs/>
+          <w:vertAlign w:val="superscript"/>
+        </w:rPr>
+        <w:t>α</w:t>
+      </w:r>
+      <w:r>
+        <w:t xml:space="preserve"> est grand, sauf quand </w:t>
+      </w:r>
+      <w:r>
+        <w:rPr>
+          <w:i/>
+          <w:iCs/>
+        </w:rPr>
+        <w:t>df</w:t>
+      </w:r>
+      <w:r>
+        <w:t>=1</w:t>
+      </w:r>
+      <w:r>
+        <w:t xml:space="preserve"> puisque 1</w:t>
+      </w:r>
+      <w:r>
+        <w:rPr>
+          <w:i/>
+          <w:iCs/>
+          <w:vertAlign w:val="superscript"/>
+        </w:rPr>
+        <w:t>α</w:t>
+      </w:r>
+      <w:r>
+        <w:t xml:space="preserve">=1. Il existe toujours une valeur de </w:t>
+      </w:r>
+      <w:r>
+        <w:rPr>
+          <w:i/>
+          <w:iCs/>
+        </w:rPr>
+        <w:t>α</w:t>
+      </w:r>
+      <w:r>
+        <w:t xml:space="preserve"> pour laquelle </w:t>
+      </w:r>
+      <w:r>
+        <w:rPr>
+          <w:i/>
+          <w:iCs/>
+          <w:lang w:val="fr-FR"/>
+        </w:rPr>
+        <w:t>tf</w:t>
+      </w:r>
+      <w:r>
+        <w:rPr>
+          <w:lang w:val="fr-FR"/>
+        </w:rPr>
+        <w:t>/(</w:t>
+      </w:r>
+      <w:r>
+        <w:rPr>
+          <w:i/>
+          <w:iCs/>
+          <w:lang w:val="fr-FR"/>
+        </w:rPr>
+        <w:t>df</w:t>
+      </w:r>
+      <w:r>
+        <w:rPr>
+          <w:i/>
+          <w:iCs/>
+          <w:vertAlign w:val="superscript"/>
+        </w:rPr>
+        <w:t>α</w:t>
+      </w:r>
+      <w:r>
+        <w:rPr>
+          <w:i/>
+          <w:iCs/>
+        </w:rPr>
+        <w:t>)</w:t>
+      </w:r>
+      <w:r>
+        <w:t>=</w:t>
+      </w:r>
+      <w:r>
+        <w:t>ex</w:t>
+      </w:r>
+      <w:r>
+        <w:rPr>
+          <w:i/>
+          <w:iCs/>
+        </w:rPr>
+        <w:t>tf</w:t>
+      </w:r>
+      <w:r>
+        <w:t> ; mais cette borne maximale varie selon le nombre de documents et de mots différents.</w:t>
+      </w:r>
+    </w:p>
+    <w:p>
+      <w:pPr>
+        <w:ind w:firstLine="708"/>
+        <w:rPr>
+          <w:lang w:val="fr-FR"/>
+        </w:rPr>
+      </w:pPr>
+      <w:r>
+        <w:t xml:space="preserve">Soit </w:t>
+      </w:r>
+      <w:r>
+        <w:rPr>
+          <w:i/>
+          <w:iCs/>
+        </w:rPr>
+        <w:t>focalex</w:t>
+      </w:r>
+      <w:r>
+        <w:t>(</w:t>
+      </w:r>
+      <w:r>
+        <w:rPr>
+          <w:i/>
+          <w:iCs/>
+        </w:rPr>
+        <w:t>α</w:t>
+      </w:r>
+      <w:r>
+        <w:t xml:space="preserve">). Par construction </w:t>
+      </w:r>
+      <w:r>
+        <w:rPr>
+          <w:i/>
+          <w:iCs/>
+        </w:rPr>
+        <w:t>focalex</w:t>
+      </w:r>
+      <w:r>
+        <w:t>(0)=</w:t>
+      </w:r>
+      <w:r>
+        <w:rPr>
+          <w:i/>
+          <w:iCs/>
+        </w:rPr>
+        <w:t>tf</w:t>
       </w:r>
       <w:r>
         <w:t xml:space="preserve">, </w:t>
       </w:r>
       <w:r>
-        <w:t>ainsi que</w:t>
-      </w:r>
-      <w:r>
-        <w:t xml:space="preserve"> </w:t>
-      </w:r>
-      <w:proofErr w:type="spellStart"/>
-      <w:r>
-        <w:rPr>
-          <w:i/>
-          <w:iCs/>
+        <w:rPr>
+          <w:i/>
+          <w:iCs/>
+        </w:rPr>
+        <w:t>focalex</w:t>
+      </w:r>
+      <w:r>
+        <w:t>(</w:t>
+      </w:r>
+      <w:r>
+        <w:t>2</w:t>
+      </w:r>
+      <w:r>
+        <w:t>)=</w:t>
+      </w:r>
+      <w:r>
+        <w:t>ex</w:t>
+      </w:r>
+      <w:r>
+        <w:rPr>
+          <w:i/>
+          <w:iCs/>
+        </w:rPr>
+        <w:t>tf</w:t>
+      </w:r>
+      <w:r>
+        <w:t xml:space="preserve">, et </w:t>
+      </w:r>
+      <w:r>
+        <w:rPr>
+          <w:i/>
+          <w:iCs/>
+        </w:rPr>
+        <w:t>focalex</w:t>
+      </w:r>
+      <w:r>
+        <w:t>(1)=</w:t>
+      </w:r>
+      <w:r>
+        <w:rPr>
+          <w:i/>
+          <w:iCs/>
+        </w:rPr>
+        <w:t>specif</w:t>
+      </w:r>
+      <w:r>
+        <w:t xml:space="preserve">. Par </w:t>
+      </w:r>
+      <w:r>
+        <w:rPr>
+          <w:i/>
+          <w:iCs/>
+        </w:rPr>
+        <w:t>specif</w:t>
+      </w:r>
+      <w:r>
+        <w:t xml:space="preserve"> on entend une formule de spécificité</w:t>
+      </w:r>
+      <w:r>
+        <w:t>,</w:t>
+      </w:r>
+      <w:r>
+        <w:t xml:space="preserve"> </w:t>
+      </w:r>
+      <w:r>
+        <w:t>d</w:t>
+      </w:r>
+      <w:r>
+        <w:t xml:space="preserve">ans le graphe ci-dessus, c’est le test </w:t>
+      </w:r>
+      <w:r>
+        <w:rPr>
+          <w:i/>
+          <w:iCs/>
+        </w:rPr>
+        <w:t>G</w:t>
+      </w:r>
+      <w:r>
+        <w:rPr>
+          <w:i/>
+          <w:iCs/>
+          <w:vertAlign w:val="superscript"/>
+        </w:rPr>
+        <w:t>2</w:t>
+      </w:r>
+      <w:r>
+        <w:t>, mais d’autres ont été essayées. La variation est contrôlée par la formule suivante</w:t>
+      </w:r>
+      <w:r>
+        <w:t>.</w:t>
+      </w:r>
+      <w:r>
+        <w:t xml:space="preserve"> </w:t>
+      </w:r>
+      <w:r>
+        <w:t>S</w:t>
+      </w:r>
+      <w:r>
+        <w:t>i</w:t>
+      </w:r>
+      <w:r>
+        <w:t xml:space="preserve"> 0 </w:t>
+      </w:r>
+      <w:r>
+        <w:t>≤</w:t>
+      </w:r>
+      <w:r>
+        <w:t xml:space="preserve"> </w:t>
+      </w:r>
+      <w:r>
+        <w:rPr>
+          <w:i/>
+          <w:iCs/>
+        </w:rPr>
+        <w:t>α</w:t>
+      </w:r>
+      <w:r>
+        <w:t xml:space="preserve"> </w:t>
+      </w:r>
+      <w:r>
+        <w:t>≤</w:t>
+      </w:r>
+      <w:r>
+        <w:t xml:space="preserve"> 1, </w:t>
+      </w:r>
+      <w:r>
+        <w:rPr>
+          <w:i/>
+          <w:iCs/>
+        </w:rPr>
+        <w:t>focalex</w:t>
+      </w:r>
+      <w:r>
+        <w:t xml:space="preserve"> = </w:t>
+      </w:r>
+      <w:r>
+        <w:rPr>
+          <w:i/>
+          <w:iCs/>
+        </w:rPr>
+        <w:t>tf</w:t>
+      </w:r>
+      <w:r>
+        <w:rPr>
+          <w:vertAlign w:val="superscript"/>
+        </w:rPr>
+        <w:t>(1-</w:t>
+      </w:r>
+      <w:r>
+        <w:rPr>
+          <w:i/>
+          <w:iCs/>
+          <w:vertAlign w:val="superscript"/>
+        </w:rPr>
+        <w:t>α</w:t>
+      </w:r>
+      <w:r>
+        <w:rPr>
+          <w:vertAlign w:val="superscript"/>
+        </w:rPr>
+        <w:t>)</w:t>
+      </w:r>
+      <w:r>
+        <w:t xml:space="preserve"> </w:t>
+      </w:r>
+      <w:r>
+        <w:t>×</w:t>
+      </w:r>
+      <w:r>
+        <w:t xml:space="preserve"> </w:t>
+      </w:r>
+      <w:r>
+        <w:rPr>
+          <w:i/>
+          <w:iCs/>
+        </w:rPr>
+        <w:t>specif</w:t>
+      </w:r>
+      <w:r>
+        <w:rPr>
+          <w:vertAlign w:val="superscript"/>
+        </w:rPr>
+        <w:t>α</w:t>
+      </w:r>
+      <w:r>
+        <w:t>.</w:t>
+      </w:r>
+      <w:r>
+        <w:t xml:space="preserve"> On comprend alors que si </w:t>
+      </w:r>
+      <w:r>
+        <w:rPr>
+          <w:i/>
+          <w:iCs/>
+        </w:rPr>
+        <w:t>α</w:t>
+      </w:r>
+      <w:r>
+        <w:rPr>
+          <w:i/>
+          <w:iCs/>
+        </w:rPr>
+        <w:t xml:space="preserve"> </w:t>
+      </w:r>
+      <w:r>
+        <w:t xml:space="preserve">= 0, </w:t>
+      </w:r>
+      <w:r>
+        <w:rPr>
+          <w:i/>
+          <w:iCs/>
+        </w:rPr>
+        <w:t>focalex</w:t>
+      </w:r>
+      <w:r>
+        <w:t xml:space="preserve"> =</w:t>
+      </w:r>
+      <w:r>
+        <w:t xml:space="preserve"> </w:t>
+      </w:r>
+      <w:r>
+        <w:rPr>
+          <w:i/>
+          <w:iCs/>
+        </w:rPr>
+        <w:t>tf</w:t>
+      </w:r>
+      <w:r>
+        <w:rPr>
+          <w:vertAlign w:val="superscript"/>
+        </w:rPr>
+        <w:t>1</w:t>
+      </w:r>
+      <w:r>
+        <w:t xml:space="preserve"> </w:t>
+      </w:r>
+      <w:r>
+        <w:t>×</w:t>
+      </w:r>
+      <w:r>
+        <w:t xml:space="preserve"> </w:t>
+      </w:r>
+      <w:r>
+        <w:rPr>
+          <w:i/>
+          <w:iCs/>
+        </w:rPr>
+        <w:t>specif</w:t>
+      </w:r>
+      <w:r>
+        <w:rPr>
+          <w:vertAlign w:val="superscript"/>
+        </w:rPr>
+        <w:t>0</w:t>
+      </w:r>
+      <w:r>
+        <w:t xml:space="preserve"> = </w:t>
+      </w:r>
+      <w:r>
+        <w:rPr>
+          <w:i/>
+          <w:iCs/>
+        </w:rPr>
+        <w:t>tf</w:t>
+      </w:r>
+      <w:r>
+        <w:t xml:space="preserve"> ; et inversement, si </w:t>
+      </w:r>
+      <w:r>
+        <w:rPr>
+          <w:i/>
+          <w:iCs/>
+        </w:rPr>
+        <w:t>f</w:t>
+      </w:r>
+      <w:r>
+        <w:t xml:space="preserve"> = 1, </w:t>
+      </w:r>
+      <w:r>
+        <w:rPr>
+          <w:i/>
+          <w:iCs/>
+        </w:rPr>
+        <w:t>focalex</w:t>
+      </w:r>
+      <w:r>
+        <w:t xml:space="preserve"> = </w:t>
+      </w:r>
+      <w:r>
+        <w:rPr>
+          <w:i/>
+          <w:iCs/>
+        </w:rPr>
+        <w:t>specif</w:t>
+      </w:r>
+      <w:r>
+        <w:t>.</w:t>
+      </w:r>
+      <w:r>
+        <w:t xml:space="preserve"> L’augmentation de </w:t>
+      </w:r>
+      <w:r>
+        <w:rPr>
+          <w:i/>
+          <w:iCs/>
+        </w:rPr>
+        <w:t>α</w:t>
+      </w:r>
+      <w:r>
+        <w:t xml:space="preserve"> efface peu à peu la localité de la fréquence </w:t>
+      </w:r>
+      <w:r>
+        <w:rPr>
+          <w:i/>
+          <w:iCs/>
+        </w:rPr>
+        <w:t>tf</w:t>
+      </w:r>
+      <w:r>
+        <w:t xml:space="preserve"> par une spécificité tenant compte du reste du corpus.</w:t>
+      </w:r>
+      <w:r>
+        <w:t xml:space="preserve"> </w:t>
+      </w:r>
+      <w:r>
+        <w:t>Le</w:t>
+      </w:r>
+      <w:r>
+        <w:t xml:space="preserve"> procédé pour 1</w:t>
+      </w:r>
+      <w:r>
+        <w:t xml:space="preserve"> </w:t>
+      </w:r>
+      <w:r>
+        <w:t>≤</w:t>
+      </w:r>
+      <w:r>
+        <w:t xml:space="preserve"> </w:t>
+      </w:r>
+      <w:r>
+        <w:rPr>
+          <w:i/>
+          <w:iCs/>
+        </w:rPr>
+        <w:t>α</w:t>
+      </w:r>
+      <w:r>
+        <w:t xml:space="preserve"> </w:t>
+      </w:r>
+      <w:r>
+        <w:t>≤</w:t>
+      </w:r>
+      <w:r>
+        <w:t xml:space="preserve"> </w:t>
+      </w:r>
+      <w:r>
+        <w:t>2</w:t>
+      </w:r>
+      <w:r>
+        <w:t xml:space="preserve"> est </w:t>
+      </w:r>
+      <w:r>
+        <w:t>similaire,</w:t>
+      </w:r>
+      <w:r>
+        <w:t xml:space="preserve"> </w:t>
+      </w:r>
+      <w:r>
+        <w:rPr>
+          <w:i/>
+          <w:iCs/>
+        </w:rPr>
+        <w:t>focalex</w:t>
+      </w:r>
+      <w:r>
+        <w:t xml:space="preserve"> = </w:t>
+      </w:r>
+      <w:r>
+        <w:rPr>
+          <w:i/>
+          <w:iCs/>
+        </w:rPr>
+        <w:t>specif</w:t>
+      </w:r>
+      <w:r>
+        <w:t>(</w:t>
+      </w:r>
+      <w:r>
+        <w:t>2-</w:t>
+      </w:r>
+      <w:r>
+        <w:t>α</w:t>
+      </w:r>
+      <w:r>
+        <w:t>)</w:t>
+      </w:r>
+      <w:r>
+        <w:t xml:space="preserve"> </w:t>
+      </w:r>
+      <w:r>
+        <w:t>×</w:t>
+      </w:r>
+      <w:r>
+        <w:t xml:space="preserve"> (</w:t>
+      </w:r>
+      <w:r>
+        <w:rPr>
+          <w:i/>
+          <w:iCs/>
+        </w:rPr>
+        <w:t>tf</w:t>
+      </w:r>
+      <w:r>
+        <w:t>/</w:t>
+      </w:r>
+      <w:r>
+        <w:rPr>
+          <w:i/>
+          <w:iCs/>
+        </w:rPr>
+        <w:t>cf</w:t>
+      </w:r>
+      <w:r>
+        <w:t>) ^ ((</w:t>
+      </w:r>
+      <w:r>
+        <w:rPr>
+          <w:i/>
+          <w:iCs/>
+        </w:rPr>
+        <w:t>f</w:t>
+      </w:r>
+      <w:r>
+        <w:t>-1) / (2-</w:t>
+      </w:r>
+      <w:r>
+        <w:rPr>
+          <w:i/>
+          <w:iCs/>
+        </w:rPr>
+        <w:t>f</w:t>
+      </w:r>
+      <w:r>
+        <w:t xml:space="preserve">)). </w:t>
+      </w:r>
+    </w:p>
+    <w:p>
+      <w:pPr>
+        <w:ind w:firstLine="0"/>
+        <w:rPr>
+          <w:lang w:val="fr-FR"/>
+        </w:rPr>
+      </w:pPr>
+    </w:p>
+    <w:p>
+      <w:pPr>
+        <w:ind w:firstLine="0"/>
+        <w:rPr>
+          <w:lang w:val="fr-FR"/>
+        </w:rPr>
+      </w:pPr>
+    </w:p>
+    <w:p>
+      <w:pPr>
+        <w:ind w:firstLine="0"/>
+        <w:rPr>
+          <w:lang w:val="fr-FR"/>
+        </w:rPr>
+      </w:pPr>
+      <w:r>
+        <w:rPr>
+          <w:lang w:val="fr-FR"/>
+        </w:rPr>
+        <w:t xml:space="preserve"> Ce d</w:t>
+      </w:r>
+      <w:r>
+        <w:rPr>
+          <w:lang w:val="fr-FR"/>
+        </w:rPr>
+        <w:t xml:space="preserve"> </w:t>
+      </w:r>
+      <w:r>
+        <w:rPr>
+          <w:lang w:val="fr-FR"/>
+        </w:rPr>
+        <w:t xml:space="preserve">Il faut cependant d’autres expériences pour vérifier si les </w:t>
+      </w:r>
+      <w:r>
+        <w:rPr>
+          <w:lang w:val="fr-FR"/>
+        </w:rPr>
+        <w:t xml:space="preserve">chiffres produits par </w:t>
+      </w:r>
+      <w:r>
+        <w:rPr>
+          <w:i/>
+          <w:iCs/>
+          <w:lang w:val="fr-FR"/>
         </w:rPr>
         <w:t>Focalex</w:t>
       </w:r>
-      <w:proofErr w:type="spellEnd"/>
+      <w:r>
+        <w:rPr>
+          <w:lang w:val="fr-FR"/>
+        </w:rPr>
+        <w:t xml:space="preserve"> sont </w:t>
+      </w:r>
+      <w:r>
+        <w:rPr>
+          <w:lang w:val="fr-FR"/>
+        </w:rPr>
+        <w:t xml:space="preserve"> formules.</w:t>
+      </w:r>
+    </w:p>
+    <w:p>
+      <w:pPr>
+        <w:ind w:firstLine="708"/>
+        <w:rPr>
+          <w:lang w:val="fr-FR"/>
+        </w:rPr>
+      </w:pPr>
+    </w:p>
+    <w:p>
+      <w:pPr>
+        <w:ind w:firstLine="0"/>
+      </w:pPr>
+      <w:r>
+        <w:t>Cette section</w:t>
+      </w:r>
+      <w:r>
+        <w:t xml:space="preserve"> semble établir que les formules de spécificités parcourent globalement un spectre entre la fréquence locale et la fréquence exclusive. Les formules relevant</w:t>
+      </w:r>
+      <w:r>
+        <w:t xml:space="preserve"> plus</w:t>
+      </w:r>
+      <w:r>
+        <w:t xml:space="preserve"> les mots exclusifs </w:t>
+      </w:r>
+      <w:r>
+        <w:t xml:space="preserve">ont montré leur </w:t>
+      </w:r>
+      <w:r>
+        <w:t>util</w:t>
+      </w:r>
+      <w:r>
+        <w:t>ité pour l’extraction de collocations</w:t>
+      </w:r>
+      <w:r>
+        <w:t xml:space="preserve"> linguistiques</w:t>
+      </w:r>
+      <w:r>
+        <w:t xml:space="preserve"> (</w:t>
+      </w:r>
+      <w:r>
+        <w:t>simplemaths), ou l</w:t>
+      </w:r>
+      <w:r>
+        <w:t>a recherche documentaires (</w:t>
+      </w:r>
+      <w:r>
+        <w:rPr>
+          <w:i/>
+          <w:iCs/>
+        </w:rPr>
+        <w:t>bm25</w:t>
+      </w:r>
+      <w:r>
+        <w:t xml:space="preserve">). Pour ce qui nous intéresse ici, les tests statistiques </w:t>
+      </w:r>
+      <w:r>
+        <w:rPr>
+          <w:i/>
+          <w:iCs/>
+        </w:rPr>
+        <w:t>Fisher</w:t>
+      </w:r>
+      <w:r>
+        <w:t xml:space="preserve"> et G</w:t>
+      </w:r>
+      <w:r>
+        <w:rPr>
+          <w:vertAlign w:val="superscript"/>
+        </w:rPr>
+        <w:t>2</w:t>
+      </w:r>
+      <w:r>
+        <w:t xml:space="preserve"> semblent les score</w:t>
+      </w:r>
+      <w:r>
+        <w:t>s les plus pertinents</w:t>
+      </w:r>
+      <w:r>
+        <w:t xml:space="preserve"> pour l’extraction de mots-clés sémantiques.</w:t>
+      </w:r>
+    </w:p>
+    <w:p>
+      <w:pPr>
+        <w:pStyle w:val="Heading1"/>
+      </w:pPr>
+      <w:r>
+        <w:t>§2. Recommandation de textes similaires</w:t>
+      </w:r>
+    </w:p>
+    <w:p>
+      <w:pPr>
+        <w:ind w:firstLine="0"/>
+      </w:pPr>
+      <w:r>
+        <w:t xml:space="preserve">Pour l’instant, nous ne saurions pas départager </w:t>
+      </w:r>
+      <w:r>
+        <w:rPr>
+          <w:i/>
+          <w:iCs/>
+        </w:rPr>
+        <w:t>Fisher</w:t>
+      </w:r>
+      <w:r>
+        <w:t xml:space="preserve"> et </w:t>
+      </w:r>
+      <w:r>
+        <w:rPr>
+          <w:i/>
+          <w:iCs/>
+        </w:rPr>
+        <w:t>G</w:t>
+      </w:r>
+      <w:r>
+        <w:rPr>
+          <w:i/>
+          <w:iCs/>
+          <w:vertAlign w:val="superscript"/>
+        </w:rPr>
+        <w:t>2</w:t>
+      </w:r>
+      <w:r>
+        <w:t xml:space="preserve"> autrement que par la doctrine, l’existant, ou la rapidité de calcul. Chacun de ces arguments ont de l’importance. La cohérence d’une doctrine aide l’utilisateur à comprendre </w:t>
+      </w:r>
+      <w:r>
+        <w:t>l</w:t>
+      </w:r>
+      <w:r>
+        <w:t>es résultats ; le code existant ne se réécrit pas en quelques heures ; la rapidité permet de chercher plus et donc</w:t>
+      </w:r>
+      <w:r>
+        <w:t xml:space="preserve"> de</w:t>
+      </w:r>
+      <w:r>
+        <w:t xml:space="preserve"> trouver plus. Mais ces raisons </w:t>
+      </w:r>
+      <w:r>
+        <w:lastRenderedPageBreak/>
+        <w:t>restent externes. Cette section tentera de proposer des tests décisifs pour départager</w:t>
+      </w:r>
+      <w:r>
+        <w:t xml:space="preserve"> </w:t>
+      </w:r>
+      <w:r>
+        <w:rPr>
+          <w:i/>
+          <w:iCs/>
+        </w:rPr>
+        <w:t>Fisher</w:t>
+      </w:r>
+      <w:r>
+        <w:t xml:space="preserve"> et </w:t>
+      </w:r>
+      <w:r>
+        <w:rPr>
+          <w:i/>
+          <w:iCs/>
+        </w:rPr>
+        <w:t>G</w:t>
+      </w:r>
+      <w:r>
+        <w:rPr>
+          <w:i/>
+          <w:iCs/>
+          <w:vertAlign w:val="superscript"/>
+        </w:rPr>
+        <w:t>2</w:t>
+      </w:r>
+      <w:r>
+        <w:t>, et peut-être rattraper d’autres formules trop vite écartées dans la section précédente.</w:t>
+      </w:r>
+    </w:p>
+    <w:p>
+      <w:pPr>
+        <w:ind w:firstLine="708"/>
+      </w:pPr>
+      <w:r>
+        <w:t>En §1</w:t>
+      </w:r>
+      <w:r>
+        <w:t xml:space="preserve"> n’ont été</w:t>
+      </w:r>
+      <w:r>
+        <w:t xml:space="preserve"> observé</w:t>
+      </w:r>
+      <w:r>
+        <w:t>s</w:t>
+      </w:r>
+      <w:r>
+        <w:t xml:space="preserve"> que les 100 premiers mots-clés</w:t>
+      </w:r>
+      <w:r>
+        <w:t xml:space="preserve"> p</w:t>
+      </w:r>
+      <w:r>
+        <w:t>ar</w:t>
+      </w:r>
+      <w:r>
+        <w:t xml:space="preserve"> chapitre. Rien n’assure que </w:t>
+      </w:r>
+      <w:r>
+        <w:t>le score des autres mots</w:t>
+      </w:r>
+      <w:r>
+        <w:t xml:space="preserve"> </w:t>
+      </w:r>
+      <w:r>
+        <w:t xml:space="preserve">soit aussi pertinent. Les expériences qui suivent </w:t>
+      </w:r>
+      <w:r>
+        <w:t xml:space="preserve">travailleront sur le vecteur complet </w:t>
+      </w:r>
+      <w:r>
+        <w:t xml:space="preserve">de tous les mots d’un texte, </w:t>
+      </w:r>
+      <w:r>
+        <w:t>portant</w:t>
+      </w:r>
+      <w:r>
+        <w:t xml:space="preserve"> chacun</w:t>
+      </w:r>
+      <w:r>
+        <w:t xml:space="preserve"> </w:t>
+      </w:r>
+      <w:r>
+        <w:t>un</w:t>
+      </w:r>
+      <w:r>
+        <w:t xml:space="preserve"> </w:t>
+      </w:r>
+      <w:r>
+        <w:t>score</w:t>
+      </w:r>
+      <w:r>
+        <w:t xml:space="preserve"> calculé</w:t>
+      </w:r>
+      <w:r>
+        <w:t xml:space="preserve"> </w:t>
+      </w:r>
+      <w:r>
+        <w:t>avec</w:t>
+      </w:r>
+      <w:r>
+        <w:t xml:space="preserve"> </w:t>
+      </w:r>
+      <w:r>
+        <w:t>une</w:t>
+      </w:r>
+      <w:r>
+        <w:t xml:space="preserve"> des</w:t>
+      </w:r>
+      <w:r>
+        <w:t xml:space="preserve"> formule</w:t>
+      </w:r>
+      <w:r>
+        <w:t>s</w:t>
+      </w:r>
       <w:r>
         <w:t>.</w:t>
       </w:r>
@@ -3631,1411 +5747,140 @@
         <w:ind w:firstLine="708"/>
       </w:pPr>
       <w:r>
-        <w:t>Toutes ces listes</w:t>
-      </w:r>
-      <w:r>
-        <w:t xml:space="preserve"> de mots-clés</w:t>
+        <w:t>Soit le vecteur d’un texte</w:t>
+      </w:r>
+      <w:r>
+        <w:t>,</w:t>
+      </w:r>
+      <w:r>
+        <w:t xml:space="preserve"> on conçoit que si l’on peut mesurer la distance de ce texte avec tous les autres, cela</w:t>
+      </w:r>
+      <w:r>
+        <w:t xml:space="preserve"> permet de suggérer à un lecteur des textes proches de celui qu’il lit. Pour un roman, c’est évidemment </w:t>
+      </w:r>
+      <w:r>
+        <w:t>farfelu</w:t>
+      </w:r>
+      <w:r>
+        <w:t xml:space="preserve">, puisque le texte que l’on veut lire ensuite, c’est le chapitre suivant ; mais </w:t>
+      </w:r>
+      <w:r>
+        <w:t xml:space="preserve">ce corpus offre des moyens de vérification. Si le chapitre le plus proche vient d’un autre roman, voire d’un autre auteur, soit on a découvert des répétitions, voire des plagiats ; soit, ce qui est plus sûr, l’algorithme </w:t>
+      </w:r>
+      <w:r>
+        <w:t>n’est pas le bon.</w:t>
+      </w:r>
+    </w:p>
+    <w:p>
+      <w:pPr>
+        <w:ind w:firstLine="708"/>
+      </w:pPr>
+    </w:p>
+    <w:p>
+      <w:pPr>
+        <w:ind w:firstLine="708"/>
+      </w:pPr>
+    </w:p>
+    <w:p>
+      <w:pPr>
+        <w:pStyle w:val="Heading1"/>
+      </w:pPr>
+      <w:r>
+        <w:t xml:space="preserve">Test </w:t>
+      </w:r>
+      <w:r>
+        <w:t>des</w:t>
+      </w:r>
+      <w:r>
+        <w:t xml:space="preserve"> mots</w:t>
+      </w:r>
+      <w:r>
+        <w:t xml:space="preserve"> voisins</w:t>
+      </w:r>
+      <w:r>
+        <w:t xml:space="preserve"> par les documents</w:t>
+      </w:r>
+    </w:p>
+    <w:p/>
+    <w:p>
+      <w:pPr>
+        <w:pStyle w:val="Heading1"/>
+      </w:pPr>
+      <w:r>
+        <w:t xml:space="preserve">Test </w:t>
+      </w:r>
+    </w:p>
+    <w:p/>
+    <w:p>
+      <w:pPr>
+        <w:pStyle w:val="Heading1"/>
+      </w:pPr>
+      <w:r>
+        <w:t>§</w:t>
+      </w:r>
+      <w:r>
+        <w:t>∞</w:t>
+      </w:r>
+    </w:p>
+    <w:p>
+      <w:pPr>
+        <w:ind w:firstLine="708"/>
+      </w:pPr>
+      <w:r>
+        <w:t xml:space="preserve">Cette situation a été initiée par Muller avec sa thèse sur Corneille </w:t>
+      </w:r>
+      <w:r>
+        <w:t xml:space="preserve">en </w:t>
+      </w:r>
+      <w:r>
+        <w:t>1967</w:t>
       </w:r>
       <w:r>
         <w:rPr>
           <w:rStyle w:val="FootnoteReference"/>
         </w:rPr>
-        <w:footnoteReference w:id="12"/>
-      </w:r>
-      <w:r>
-        <w:t xml:space="preserve"> sont comparées 2 à 2</w:t>
-      </w:r>
-      <w:r>
-        <w:t xml:space="preserve"> pour chaque chapitre</w:t>
-      </w:r>
-      <w:r>
-        <w:t xml:space="preserve"> </w:t>
-      </w:r>
-      <w:r>
-        <w:t>selon</w:t>
-      </w:r>
-      <w:r>
-        <w:t xml:space="preserve"> une distance </w:t>
-      </w:r>
-      <w:r>
-        <w:rPr>
-          <w:i/>
-          <w:iCs/>
-        </w:rPr>
-        <w:t>Jaccard</w:t>
-      </w:r>
-      <w:r>
-        <w:t xml:space="preserve">. Cet indice standard donne 0 si les listes sont identiques, et 1 si elles ne partagent aucun </w:t>
-      </w:r>
-      <w:r>
-        <w:t>élément</w:t>
+        <w:footnoteReference w:id="14"/>
       </w:r>
       <w:r>
         <w:t>.</w:t>
       </w:r>
       <w:r>
-        <w:t xml:space="preserve"> L’ordre des mots-clés n’entre pas en compte.</w:t>
-      </w:r>
-      <w:r>
-        <w:t xml:space="preserve"> La distance entre deux algorithmes est</w:t>
-      </w:r>
-      <w:r>
-        <w:t xml:space="preserve"> la moyenne des distances</w:t>
-      </w:r>
-      <w:r>
-        <w:t xml:space="preserve"> pour chaque</w:t>
-      </w:r>
-      <w:r>
-        <w:t xml:space="preserve"> chapitre</w:t>
-      </w:r>
-      <w:r>
-        <w:t>.</w:t>
-      </w:r>
-      <w:r>
-        <w:t xml:space="preserve"> </w:t>
-      </w:r>
-      <w:r>
-        <w:t>U</w:t>
-      </w:r>
-      <w:r>
-        <w:t xml:space="preserve">ne même formule comparée avec elle-même, </w:t>
-      </w:r>
-      <w:r>
-        <w:t>ainsi que</w:t>
-      </w:r>
-      <w:r>
-        <w:t xml:space="preserve"> </w:t>
-      </w:r>
-      <w:proofErr w:type="spellStart"/>
-      <w:r>
-        <w:rPr>
-          <w:i/>
-          <w:iCs/>
-        </w:rPr>
-        <w:t>tf</w:t>
-      </w:r>
-      <w:proofErr w:type="spellEnd"/>
-      <w:r>
-        <w:t xml:space="preserve"> et </w:t>
-      </w:r>
-      <w:r>
-        <w:rPr>
-          <w:i/>
-          <w:iCs/>
-        </w:rPr>
-        <w:t>focalex</w:t>
-      </w:r>
-      <w:r>
-        <w:rPr>
-          <w:i/>
-          <w:iCs/>
-        </w:rPr>
-        <w:t>0.0</w:t>
-      </w:r>
-      <w:r>
-        <w:t>, ont un</w:t>
-      </w:r>
-      <w:r>
-        <w:t>e</w:t>
-      </w:r>
-      <w:r>
-        <w:t xml:space="preserve"> distance égale à 0</w:t>
-      </w:r>
-      <w:r>
-        <w:t xml:space="preserve">. Les algorithmes les plus </w:t>
-      </w:r>
-      <w:r>
-        <w:t>éloignés</w:t>
-      </w:r>
-      <w:r>
-        <w:t xml:space="preserve"> sont </w:t>
-      </w:r>
-      <w:proofErr w:type="spellStart"/>
-      <w:r>
-        <w:rPr>
-          <w:i/>
-          <w:iCs/>
-        </w:rPr>
-        <w:t>tf</w:t>
-      </w:r>
-      <w:proofErr w:type="spellEnd"/>
-      <w:r>
-        <w:t xml:space="preserve"> et </w:t>
-      </w:r>
-      <w:proofErr w:type="spellStart"/>
-      <w:r>
-        <w:rPr>
-          <w:i/>
-          <w:iCs/>
-        </w:rPr>
-        <w:t>simplemaths</w:t>
-      </w:r>
-      <w:proofErr w:type="spellEnd"/>
-      <w:r>
-        <w:rPr>
-          <w:i/>
-          <w:iCs/>
-        </w:rPr>
-        <w:t> </w:t>
-      </w:r>
-      <w:r>
-        <w:t xml:space="preserve">: </w:t>
-      </w:r>
-      <w:r>
-        <w:t xml:space="preserve">0,93 ; ils ont très peu de mots en communs. </w:t>
-      </w:r>
-      <w:r>
-        <w:rPr>
-          <w:i/>
-          <w:iCs/>
-        </w:rPr>
-        <w:t>Focalex</w:t>
-      </w:r>
-      <w:r>
-        <w:rPr>
-          <w:i/>
-          <w:iCs/>
-        </w:rPr>
-        <w:t>2.0</w:t>
-      </w:r>
-      <w:r>
-        <w:t xml:space="preserve">  a été sorti des calculs, car beaucoup de chapitres n’ont pas 100 mots </w:t>
-      </w:r>
-      <w:r>
-        <w:t>exclusifs</w:t>
-      </w:r>
-      <w:r>
-        <w:t>, les distances n’étaient plus comparables.</w:t>
+        <w:t xml:space="preserve"> Elle intéresse d’autres corpus, notamment les œuvres complètes d’auteurs. </w:t>
+      </w:r>
+      <w:r>
+        <w:t xml:space="preserve">Le défi d’un algorithme est ici de découvrir du neuf pour un spécialiste </w:t>
+      </w:r>
+      <w:r>
+        <w:t>qui connaît déjà</w:t>
+      </w:r>
+      <w:r>
+        <w:t xml:space="preserve"> </w:t>
+      </w:r>
+      <w:r>
+        <w:t>l’</w:t>
+      </w:r>
+      <w:r>
+        <w:t>œuvre</w:t>
+      </w:r>
+      <w:r>
+        <w:t> ; contrairement à l’utilisateur d’un moteur de recherche sur Internet ou d’une grande base documentaire</w:t>
+      </w:r>
+      <w:r>
+        <w:t>,</w:t>
+      </w:r>
+      <w:r>
+        <w:t xml:space="preserve"> </w:t>
+      </w:r>
+      <w:r>
+        <w:t xml:space="preserve">qui </w:t>
+      </w:r>
+      <w:r>
+        <w:t>ne peut avoir la certitude que la réponse donnée est la meilleure.</w:t>
       </w:r>
     </w:p>
     <w:p>
       <w:pPr>
         <w:ind w:firstLine="708"/>
-        <w:rPr>
-          <w:lang w:val="fr-FR"/>
-        </w:rPr>
-      </w:pPr>
-      <w:r>
-        <w:t>T</w:t>
-      </w:r>
-      <w:r>
-        <w:t>outes ces distances forment</w:t>
-      </w:r>
-      <w:r>
-        <w:t xml:space="preserve"> une matrice de 1</w:t>
-      </w:r>
-      <w:r>
-        <w:t>7</w:t>
-      </w:r>
-      <w:r>
-        <w:t>×</w:t>
-      </w:r>
-      <w:r>
-        <w:t>1</w:t>
-      </w:r>
-      <w:r>
-        <w:t>7 cellules</w:t>
-      </w:r>
-      <w:r>
-        <w:t xml:space="preserve">. </w:t>
-      </w:r>
-      <w:r>
-        <w:t>Comment en donner une représentation synthétique qu’un humain peut saisir ? Le graphique ci-dessus est une « </w:t>
-      </w:r>
-      <w:r>
-        <w:rPr>
-          <w:lang w:val="fr-FR"/>
-        </w:rPr>
-        <w:t>a</w:t>
-      </w:r>
-      <w:r>
-        <w:rPr>
-          <w:lang w:val="fr-FR"/>
-        </w:rPr>
-        <w:t>nalyse en composantes principales</w:t>
-      </w:r>
-      <w:r>
-        <w:rPr>
-          <w:lang w:val="fr-FR"/>
-        </w:rPr>
-        <w:t> » (</w:t>
-      </w:r>
-      <w:r>
-        <w:rPr>
-          <w:lang w:val="fr-FR"/>
-        </w:rPr>
-        <w:t>an</w:t>
-      </w:r>
-      <w:r>
-        <w:rPr>
-          <w:lang w:val="fr-FR"/>
-        </w:rPr>
-        <w:t>g</w:t>
-      </w:r>
-      <w:r>
-        <w:rPr>
-          <w:lang w:val="fr-FR"/>
-        </w:rPr>
-        <w:t>lais</w:t>
-      </w:r>
-      <w:r>
-        <w:rPr>
-          <w:lang w:val="fr-FR"/>
-        </w:rPr>
-        <w:t xml:space="preserve"> : </w:t>
-      </w:r>
-      <w:proofErr w:type="spellStart"/>
-      <w:r>
-        <w:rPr>
-          <w:i/>
-          <w:iCs/>
-          <w:lang w:val="fr-FR"/>
-        </w:rPr>
-        <w:t>PCoA</w:t>
-      </w:r>
-      <w:proofErr w:type="spellEnd"/>
-      <w:r>
-        <w:rPr>
-          <w:lang w:val="fr-FR"/>
-        </w:rPr>
-        <w:t>) qui projette les 1</w:t>
-      </w:r>
-      <w:r>
-        <w:rPr>
-          <w:lang w:val="fr-FR"/>
-        </w:rPr>
-        <w:t>7</w:t>
-      </w:r>
-      <w:r>
-        <w:rPr>
-          <w:lang w:val="fr-FR"/>
-        </w:rPr>
-        <w:t xml:space="preserve"> dimensions de la matrice initiale sur les 2 dimensions d’un plan. Cette projection conserve 7</w:t>
-      </w:r>
-      <w:r>
-        <w:rPr>
-          <w:lang w:val="fr-FR"/>
-        </w:rPr>
-        <w:t>4,0</w:t>
-      </w:r>
-      <w:r>
-        <w:rPr>
-          <w:lang w:val="fr-FR"/>
-        </w:rPr>
-        <w:t>+16,</w:t>
-      </w:r>
-      <w:r>
-        <w:rPr>
-          <w:lang w:val="fr-FR"/>
-        </w:rPr>
-        <w:t>9</w:t>
-      </w:r>
-      <w:r>
-        <w:rPr>
-          <w:lang w:val="fr-FR"/>
-        </w:rPr>
-        <w:t>=</w:t>
-      </w:r>
-      <w:r>
-        <w:rPr>
-          <w:lang w:val="fr-FR"/>
-        </w:rPr>
-        <w:t>90</w:t>
-      </w:r>
-      <w:r>
-        <w:rPr>
-          <w:lang w:val="fr-FR"/>
-        </w:rPr>
-        <w:t>,</w:t>
-      </w:r>
-      <w:r>
-        <w:rPr>
-          <w:lang w:val="fr-FR"/>
-        </w:rPr>
-        <w:t>9</w:t>
-      </w:r>
-      <w:r>
-        <w:rPr>
-          <w:lang w:val="fr-FR"/>
-        </w:rPr>
-        <w:t xml:space="preserve">% de la variation, </w:t>
-      </w:r>
-      <w:r>
-        <w:rPr>
-          <w:lang w:val="fr-FR"/>
-        </w:rPr>
-        <w:t>elle</w:t>
-      </w:r>
-      <w:r>
-        <w:rPr>
-          <w:lang w:val="fr-FR"/>
-        </w:rPr>
-        <w:t xml:space="preserve"> est donc très représentative de</w:t>
-      </w:r>
-      <w:r>
-        <w:rPr>
-          <w:lang w:val="fr-FR"/>
-        </w:rPr>
-        <w:t xml:space="preserve"> la matrice </w:t>
-      </w:r>
-      <w:r>
-        <w:t>1</w:t>
-      </w:r>
-      <w:r>
-        <w:t>7</w:t>
-      </w:r>
-      <w:r>
-        <w:t>×</w:t>
-      </w:r>
-      <w:r>
-        <w:t>1</w:t>
-      </w:r>
-      <w:r>
-        <w:t>7</w:t>
-      </w:r>
-      <w:r>
-        <w:rPr>
-          <w:lang w:val="fr-FR"/>
-        </w:rPr>
-        <w:t>. L</w:t>
-      </w:r>
-      <w:r>
-        <w:rPr>
-          <w:lang w:val="fr-FR"/>
-        </w:rPr>
-        <w:t xml:space="preserve">es points ne </w:t>
-      </w:r>
-      <w:r>
-        <w:rPr>
-          <w:lang w:val="fr-FR"/>
-        </w:rPr>
-        <w:t xml:space="preserve">sont pas dispersés, ou en grappes, </w:t>
-      </w:r>
-      <w:r>
-        <w:rPr>
-          <w:lang w:val="fr-FR"/>
-        </w:rPr>
-        <w:t>mais</w:t>
-      </w:r>
-      <w:r>
-        <w:rPr>
-          <w:lang w:val="fr-FR"/>
-        </w:rPr>
-        <w:t xml:space="preserve"> semblent former</w:t>
-      </w:r>
-      <w:r>
-        <w:rPr>
-          <w:lang w:val="fr-FR"/>
-        </w:rPr>
-        <w:t xml:space="preserve"> une ligne</w:t>
-      </w:r>
-      <w:r>
-        <w:rPr>
-          <w:lang w:val="fr-FR"/>
-        </w:rPr>
-        <w:t xml:space="preserve"> spécialement </w:t>
-      </w:r>
-      <w:r>
-        <w:rPr>
-          <w:lang w:val="fr-FR"/>
-        </w:rPr>
-        <w:t>continue</w:t>
-      </w:r>
-      <w:r>
-        <w:rPr>
-          <w:lang w:val="fr-FR"/>
-        </w:rPr>
-        <w:t>.</w:t>
-      </w:r>
-      <w:r>
-        <w:rPr>
-          <w:lang w:val="fr-FR"/>
-        </w:rPr>
-        <w:t xml:space="preserve"> </w:t>
-      </w:r>
-      <w:r>
-        <w:rPr>
-          <w:lang w:val="fr-FR"/>
-        </w:rPr>
-        <w:t>Cette continuité</w:t>
-      </w:r>
-      <w:r>
-        <w:rPr>
-          <w:lang w:val="fr-FR"/>
-        </w:rPr>
-        <w:t xml:space="preserve"> </w:t>
-      </w:r>
-      <w:r>
-        <w:rPr>
-          <w:lang w:val="fr-FR"/>
-        </w:rPr>
-        <w:t>peut s’explique</w:t>
-      </w:r>
-      <w:r>
-        <w:rPr>
-          <w:lang w:val="fr-FR"/>
-        </w:rPr>
-        <w:t xml:space="preserve"> assez normalement </w:t>
-      </w:r>
-      <w:r>
-        <w:rPr>
-          <w:lang w:val="fr-FR"/>
-        </w:rPr>
-        <w:t>pour les différents</w:t>
-      </w:r>
-      <w:r>
-        <w:rPr>
-          <w:lang w:val="fr-FR"/>
-        </w:rPr>
-        <w:t xml:space="preserve"> paramètres de</w:t>
-      </w:r>
-      <w:r>
-        <w:rPr>
-          <w:lang w:val="fr-FR"/>
-        </w:rPr>
-        <w:t xml:space="preserve"> </w:t>
-      </w:r>
-      <w:proofErr w:type="spellStart"/>
-      <w:r>
-        <w:rPr>
-          <w:i/>
-          <w:iCs/>
-          <w:lang w:val="fr-FR"/>
-        </w:rPr>
-        <w:t>focalex</w:t>
-      </w:r>
-      <w:proofErr w:type="spellEnd"/>
-      <w:r>
-        <w:rPr>
-          <w:lang w:val="fr-FR"/>
-        </w:rPr>
-        <w:t>([0, 2])</w:t>
-      </w:r>
-      <w:r>
-        <w:rPr>
-          <w:lang w:val="fr-FR"/>
-        </w:rPr>
-        <w:t>, puisqu’ils forment une courbe continue</w:t>
-      </w:r>
-      <w:r>
-        <w:rPr>
-          <w:lang w:val="fr-FR"/>
-        </w:rPr>
-        <w:t xml:space="preserve">. </w:t>
-      </w:r>
-    </w:p>
-    <w:p>
-      <w:pPr>
-        <w:ind w:firstLine="708"/>
-        <w:rPr>
-          <w:lang w:val="fr-FR"/>
-        </w:rPr>
-      </w:pPr>
-      <w:r>
-        <w:rPr>
-          <w:lang w:val="fr-FR"/>
-        </w:rPr>
-        <w:t xml:space="preserve">Ce qui est un résultat nouveau, c’est que les autres formules de la littérature se place assez bien sur la même </w:t>
-      </w:r>
-      <w:r>
-        <w:rPr>
-          <w:lang w:val="fr-FR"/>
-        </w:rPr>
-        <w:t>trajectoire</w:t>
-      </w:r>
-      <w:r>
-        <w:rPr>
-          <w:lang w:val="fr-FR"/>
-        </w:rPr>
-        <w:t xml:space="preserve"> que les di</w:t>
-      </w:r>
-      <w:r>
-        <w:rPr>
-          <w:lang w:val="fr-FR"/>
-        </w:rPr>
-        <w:t xml:space="preserve">fférents </w:t>
-      </w:r>
-      <w:proofErr w:type="spellStart"/>
-      <w:r>
-        <w:rPr>
-          <w:i/>
-          <w:iCs/>
-        </w:rPr>
-        <w:t>focalex</w:t>
-      </w:r>
-      <w:proofErr w:type="spellEnd"/>
-      <w:r>
-        <w:rPr>
-          <w:lang w:val="fr-FR"/>
-        </w:rPr>
-        <w:t xml:space="preserve">. </w:t>
-      </w:r>
-      <w:r>
-        <w:rPr>
-          <w:lang w:val="fr-FR"/>
-        </w:rPr>
-        <w:t>C</w:t>
-      </w:r>
-      <w:r>
-        <w:rPr>
-          <w:lang w:val="fr-FR"/>
-        </w:rPr>
-        <w:t xml:space="preserve">es </w:t>
-      </w:r>
-      <w:r>
-        <w:rPr>
-          <w:lang w:val="fr-FR"/>
-        </w:rPr>
-        <w:t>algorithmes</w:t>
-      </w:r>
-      <w:r>
-        <w:rPr>
-          <w:lang w:val="fr-FR"/>
-        </w:rPr>
-        <w:t xml:space="preserve"> sont pourtant très différents. </w:t>
-      </w:r>
-      <w:r>
-        <w:rPr>
-          <w:i/>
-          <w:iCs/>
-          <w:lang w:val="fr-FR"/>
-        </w:rPr>
-        <w:t>BM25</w:t>
-      </w:r>
-      <w:r>
-        <w:rPr>
-          <w:lang w:val="fr-FR"/>
-        </w:rPr>
-        <w:t xml:space="preserve"> et les </w:t>
-      </w:r>
-      <w:proofErr w:type="spellStart"/>
-      <w:r>
-        <w:rPr>
-          <w:i/>
-          <w:iCs/>
-          <w:lang w:val="fr-FR"/>
-        </w:rPr>
-        <w:t>tfidf</w:t>
-      </w:r>
-      <w:proofErr w:type="spellEnd"/>
-      <w:r>
-        <w:rPr>
-          <w:lang w:val="fr-FR"/>
-        </w:rPr>
-        <w:t xml:space="preserve"> tiennent compte de la dispersion d’un terme </w:t>
-      </w:r>
-      <w:r>
-        <w:rPr>
-          <w:lang w:val="fr-FR"/>
-        </w:rPr>
-        <w:t>en utilisant</w:t>
-      </w:r>
-      <w:r>
-        <w:rPr>
-          <w:lang w:val="fr-FR"/>
-        </w:rPr>
-        <w:t xml:space="preserve"> la fréquence par document </w:t>
-      </w:r>
-      <w:proofErr w:type="spellStart"/>
-      <w:r>
-        <w:rPr>
-          <w:i/>
-          <w:iCs/>
-          <w:lang w:val="fr-FR"/>
-        </w:rPr>
-        <w:t>df</w:t>
-      </w:r>
-      <w:proofErr w:type="spellEnd"/>
-      <w:r>
-        <w:rPr>
-          <w:lang w:val="fr-FR"/>
-        </w:rPr>
-        <w:t>,</w:t>
-      </w:r>
-      <w:r>
-        <w:rPr>
-          <w:lang w:val="fr-FR"/>
-        </w:rPr>
-        <w:t xml:space="preserve"> tandis que</w:t>
-      </w:r>
-      <w:r>
-        <w:rPr>
-          <w:lang w:val="fr-FR"/>
-        </w:rPr>
-        <w:t xml:space="preserve"> les autres se limitent à une comparaison du chapitre avec le reste du corpus. Les </w:t>
-      </w:r>
-      <w:r>
-        <w:rPr>
-          <w:lang w:val="fr-FR"/>
-        </w:rPr>
-        <w:t>paramètres sont</w:t>
-      </w:r>
-      <w:r>
-        <w:rPr>
-          <w:lang w:val="fr-FR"/>
-        </w:rPr>
-        <w:t xml:space="preserve"> </w:t>
-      </w:r>
-      <w:r>
-        <w:rPr>
-          <w:lang w:val="fr-FR"/>
-        </w:rPr>
-        <w:t xml:space="preserve">pondérés selon </w:t>
-      </w:r>
-      <w:r>
-        <w:rPr>
-          <w:lang w:val="fr-FR"/>
-        </w:rPr>
-        <w:t xml:space="preserve">des </w:t>
-      </w:r>
-      <w:r>
-        <w:rPr>
-          <w:lang w:val="fr-FR"/>
-        </w:rPr>
-        <w:t>échelles numériques très différentes</w:t>
-      </w:r>
-      <w:r>
-        <w:rPr>
-          <w:lang w:val="fr-FR"/>
-        </w:rPr>
-        <w:t xml:space="preserve"> : </w:t>
-      </w:r>
-      <w:r>
-        <w:rPr>
-          <w:lang w:val="fr-FR"/>
-        </w:rPr>
-        <w:lastRenderedPageBreak/>
-        <w:t>linéaire (</w:t>
-      </w:r>
-      <w:proofErr w:type="spellStart"/>
-      <w:r>
-        <w:rPr>
-          <w:i/>
-          <w:iCs/>
-          <w:lang w:val="fr-FR"/>
-        </w:rPr>
-        <w:t>tf</w:t>
-      </w:r>
-      <w:proofErr w:type="spellEnd"/>
-      <w:r>
-        <w:rPr>
-          <w:lang w:val="fr-FR"/>
-        </w:rPr>
-        <w:t xml:space="preserve">, </w:t>
-      </w:r>
-      <w:proofErr w:type="spellStart"/>
-      <w:r>
-        <w:rPr>
-          <w:i/>
-          <w:iCs/>
-          <w:lang w:val="fr-FR"/>
-        </w:rPr>
-        <w:t>tfidf</w:t>
-      </w:r>
-      <w:proofErr w:type="spellEnd"/>
-      <w:r>
-        <w:rPr>
-          <w:lang w:val="fr-FR"/>
-        </w:rPr>
-        <w:t xml:space="preserve">, </w:t>
-      </w:r>
-      <w:proofErr w:type="spellStart"/>
-      <w:r>
-        <w:rPr>
-          <w:i/>
-          <w:iCs/>
-          <w:lang w:val="fr-FR"/>
-        </w:rPr>
-        <w:t>simplemaths</w:t>
-      </w:r>
-      <w:proofErr w:type="spellEnd"/>
-      <w:r>
-        <w:rPr>
-          <w:lang w:val="fr-FR"/>
-        </w:rPr>
-        <w:t xml:space="preserve">), </w:t>
-      </w:r>
-      <w:r>
-        <w:rPr>
-          <w:lang w:val="fr-FR"/>
-        </w:rPr>
-        <w:t>carrée (</w:t>
-      </w:r>
-      <w:r>
-        <w:rPr>
-          <w:i/>
-          <w:iCs/>
-          <w:lang w:val="fr-FR"/>
-        </w:rPr>
-        <w:t>chi2</w:t>
-      </w:r>
-      <w:r>
-        <w:rPr>
-          <w:lang w:val="fr-FR"/>
-        </w:rPr>
-        <w:t>), logarithmique (</w:t>
-      </w:r>
-      <w:r>
-        <w:rPr>
-          <w:i/>
-          <w:iCs/>
-          <w:lang w:val="fr-FR"/>
-        </w:rPr>
-        <w:t>g2</w:t>
-      </w:r>
-      <w:r>
-        <w:rPr>
-          <w:lang w:val="fr-FR"/>
-        </w:rPr>
-        <w:t xml:space="preserve">, </w:t>
-      </w:r>
-      <w:proofErr w:type="spellStart"/>
-      <w:r>
-        <w:rPr>
-          <w:i/>
-          <w:iCs/>
-          <w:lang w:val="fr-FR"/>
-        </w:rPr>
-        <w:t>tfidflog</w:t>
-      </w:r>
-      <w:proofErr w:type="spellEnd"/>
-      <w:r>
-        <w:rPr>
-          <w:lang w:val="fr-FR"/>
-        </w:rPr>
-        <w:t>)</w:t>
-      </w:r>
-      <w:r>
-        <w:rPr>
-          <w:lang w:val="fr-FR"/>
-        </w:rPr>
-        <w:t xml:space="preserve">, factorielle </w:t>
-      </w:r>
-      <w:r>
-        <w:rPr>
-          <w:lang w:val="fr-FR"/>
-        </w:rPr>
-        <w:t>c’est-à-dire</w:t>
-      </w:r>
-      <w:r>
-        <w:rPr>
-          <w:lang w:val="fr-FR"/>
-        </w:rPr>
-        <w:t xml:space="preserve"> hypergéométrique (</w:t>
-      </w:r>
-      <w:proofErr w:type="spellStart"/>
-      <w:r>
-        <w:rPr>
-          <w:i/>
-          <w:iCs/>
-          <w:lang w:val="fr-FR"/>
-        </w:rPr>
-        <w:t>lafon</w:t>
-      </w:r>
-      <w:proofErr w:type="spellEnd"/>
-      <w:r>
-        <w:rPr>
-          <w:lang w:val="fr-FR"/>
-        </w:rPr>
-        <w:t xml:space="preserve">). </w:t>
-      </w:r>
-      <w:r>
-        <w:rPr>
-          <w:lang w:val="fr-FR"/>
-        </w:rPr>
-        <w:t xml:space="preserve">Toutefois lorsque ces scores sont utilisés pour ordonner une liste de mots-clés, on observe une loi qui confirme les impressions plus haut : les formules varient entre généralité et </w:t>
-      </w:r>
-      <w:r>
-        <w:rPr>
-          <w:lang w:val="fr-FR"/>
-        </w:rPr>
-        <w:t>exclusivité</w:t>
-      </w:r>
-      <w:r>
-        <w:rPr>
-          <w:lang w:val="fr-FR"/>
-        </w:rPr>
-        <w:t xml:space="preserve"> des mots relevés.</w:t>
-      </w:r>
-    </w:p>
-    <w:p>
-      <w:pPr>
-        <w:ind w:firstLine="708"/>
-        <w:rPr>
-          <w:lang w:val="fr-FR"/>
-        </w:rPr>
-      </w:pPr>
-      <w:r>
-        <w:rPr>
-          <w:lang w:val="fr-FR"/>
-        </w:rPr>
-        <w:t>Cette expérience valide l’intérêt d</w:t>
-      </w:r>
-      <w:r>
-        <w:rPr>
-          <w:lang w:val="fr-FR"/>
-        </w:rPr>
-        <w:t xml:space="preserve">e </w:t>
-      </w:r>
-      <w:proofErr w:type="spellStart"/>
-      <w:r>
-        <w:rPr>
-          <w:i/>
-          <w:iCs/>
-          <w:lang w:val="fr-FR"/>
-        </w:rPr>
-        <w:t>Focalex</w:t>
-      </w:r>
-      <w:proofErr w:type="spellEnd"/>
-      <w:r>
-        <w:rPr>
-          <w:lang w:val="fr-FR"/>
-        </w:rPr>
-        <w:t xml:space="preserve"> pour offrir </w:t>
-      </w:r>
-      <w:r>
-        <w:rPr>
-          <w:lang w:val="fr-FR"/>
-        </w:rPr>
-        <w:t xml:space="preserve">à un utilisateur </w:t>
-      </w:r>
-      <w:r>
-        <w:rPr>
-          <w:lang w:val="fr-FR"/>
-        </w:rPr>
-        <w:t>le moyen de varier</w:t>
-      </w:r>
-      <w:r>
-        <w:rPr>
-          <w:lang w:val="fr-FR"/>
-        </w:rPr>
-        <w:t xml:space="preserve"> le degré d</w:t>
-      </w:r>
-      <w:r>
-        <w:rPr>
-          <w:lang w:val="fr-FR"/>
-        </w:rPr>
-        <w:t>’exclusivité</w:t>
-      </w:r>
-      <w:r>
-        <w:rPr>
-          <w:lang w:val="fr-FR"/>
-        </w:rPr>
-        <w:t xml:space="preserve"> </w:t>
-      </w:r>
-      <w:r>
-        <w:rPr>
-          <w:lang w:val="fr-FR"/>
-        </w:rPr>
-        <w:t>d’une liste de mots clés</w:t>
-      </w:r>
-      <w:r>
-        <w:rPr>
-          <w:lang w:val="fr-FR"/>
-        </w:rPr>
-        <w:t xml:space="preserve">. La continuité d’un paramètre, entre fréquence </w:t>
-      </w:r>
-      <w:r>
-        <w:rPr>
-          <w:lang w:val="fr-FR"/>
-        </w:rPr>
-        <w:t>locale</w:t>
-      </w:r>
-      <w:r>
-        <w:rPr>
-          <w:lang w:val="fr-FR"/>
-        </w:rPr>
-        <w:t xml:space="preserve"> et fréquence </w:t>
-      </w:r>
-      <w:r>
-        <w:rPr>
-          <w:lang w:val="fr-FR"/>
-        </w:rPr>
-        <w:t>exclusive</w:t>
-      </w:r>
-    </w:p>
-    <w:p>
-      <w:pPr>
-        <w:ind w:firstLine="708"/>
-        <w:rPr>
-          <w:lang w:val="fr-FR"/>
-        </w:rPr>
-      </w:pPr>
-      <w:r>
-        <w:rPr>
-          <w:lang w:val="fr-FR"/>
-        </w:rPr>
-        <w:t>, plutôt qu’une liste d</w:t>
-      </w:r>
-      <w:r>
-        <w:rPr>
-          <w:lang w:val="fr-FR"/>
-        </w:rPr>
-        <w:t>e noms d’</w:t>
-      </w:r>
-      <w:r>
-        <w:rPr>
-          <w:lang w:val="fr-FR"/>
-        </w:rPr>
-        <w:t>algorithmes pa</w:t>
-      </w:r>
-      <w:r>
-        <w:rPr>
-          <w:lang w:val="fr-FR"/>
-        </w:rPr>
-        <w:t>s toujours connus</w:t>
-      </w:r>
-      <w:r>
-        <w:rPr>
-          <w:lang w:val="fr-FR"/>
-        </w:rPr>
-        <w:t>.</w:t>
-      </w:r>
-      <w:r>
-        <w:rPr>
-          <w:lang w:val="fr-FR"/>
-        </w:rPr>
-        <w:t xml:space="preserve"> Il faut cependant d’autres expériences pour vérifier si les </w:t>
-      </w:r>
-      <w:r>
-        <w:rPr>
-          <w:lang w:val="fr-FR"/>
-        </w:rPr>
-        <w:t xml:space="preserve">chiffres produits par </w:t>
-      </w:r>
-      <w:proofErr w:type="spellStart"/>
-      <w:r>
-        <w:rPr>
-          <w:i/>
-          <w:iCs/>
-          <w:lang w:val="fr-FR"/>
-        </w:rPr>
-        <w:t>Focalex</w:t>
-      </w:r>
-      <w:proofErr w:type="spellEnd"/>
-      <w:r>
-        <w:rPr>
-          <w:lang w:val="fr-FR"/>
-        </w:rPr>
-        <w:t xml:space="preserve"> sont </w:t>
-      </w:r>
-      <w:r>
-        <w:rPr>
-          <w:lang w:val="fr-FR"/>
-        </w:rPr>
-        <w:t xml:space="preserve"> formules.</w:t>
-      </w:r>
-    </w:p>
-    <w:p>
-      <w:pPr>
-        <w:ind w:firstLine="708"/>
-        <w:rPr>
-          <w:lang w:val="fr-FR"/>
-        </w:rPr>
-      </w:pPr>
-    </w:p>
-    <w:p>
-      <w:pPr>
-        <w:ind w:firstLine="0"/>
-      </w:pPr>
-      <w:r>
-        <w:t>Cette section</w:t>
-      </w:r>
-      <w:r>
-        <w:t xml:space="preserve"> semble établir que les formules de spécificités parcourent globalement un spectre entre la fréquence locale et la fréquence exclusive. Les formules relevant</w:t>
-      </w:r>
-      <w:r>
-        <w:t xml:space="preserve"> plus</w:t>
-      </w:r>
-      <w:r>
-        <w:t xml:space="preserve"> les mots exclusifs </w:t>
-      </w:r>
-      <w:r>
-        <w:t xml:space="preserve">ont montré leur </w:t>
-      </w:r>
-      <w:r>
-        <w:t>util</w:t>
-      </w:r>
-      <w:r>
-        <w:t>ité pour l’extraction de collocations</w:t>
-      </w:r>
-      <w:r>
-        <w:t xml:space="preserve"> linguistiques</w:t>
-      </w:r>
-      <w:r>
-        <w:t xml:space="preserve"> (</w:t>
-      </w:r>
-      <w:proofErr w:type="spellStart"/>
-      <w:r>
-        <w:t>simplemaths</w:t>
-      </w:r>
-      <w:proofErr w:type="spellEnd"/>
-      <w:r>
-        <w:t>), ou l</w:t>
-      </w:r>
-      <w:r>
-        <w:t>a recherche documentaires (</w:t>
-      </w:r>
-      <w:r>
-        <w:rPr>
-          <w:i/>
-          <w:iCs/>
-        </w:rPr>
-        <w:t>bm25</w:t>
-      </w:r>
-      <w:r>
-        <w:t xml:space="preserve">). Pour ce qui nous intéresse ici, les tests statistiques </w:t>
-      </w:r>
-      <w:r>
-        <w:rPr>
-          <w:i/>
-          <w:iCs/>
-        </w:rPr>
-        <w:t>Fisher</w:t>
-      </w:r>
-      <w:r>
-        <w:t xml:space="preserve"> et G</w:t>
-      </w:r>
-      <w:r>
-        <w:rPr>
-          <w:vertAlign w:val="superscript"/>
-        </w:rPr>
-        <w:t>2</w:t>
-      </w:r>
-      <w:r>
-        <w:t xml:space="preserve"> semblent les score</w:t>
-      </w:r>
-      <w:r>
-        <w:t>s les plus pertinents</w:t>
-      </w:r>
-      <w:r>
-        <w:t xml:space="preserve"> pour l’extraction de mots-clés sémantiques.</w:t>
-      </w:r>
-    </w:p>
-    <w:p>
-      <w:pPr>
-        <w:pStyle w:val="Heading1"/>
-      </w:pPr>
-      <w:r>
-        <w:t>§2. Recommandation de textes similaires</w:t>
-      </w:r>
-    </w:p>
-    <w:p>
-      <w:pPr>
-        <w:ind w:firstLine="0"/>
-      </w:pPr>
-      <w:r>
-        <w:t xml:space="preserve">Pour l’instant, nous ne saurions pas départager </w:t>
-      </w:r>
-      <w:r>
-        <w:rPr>
-          <w:i/>
-          <w:iCs/>
-        </w:rPr>
-        <w:t>Fisher</w:t>
-      </w:r>
-      <w:r>
-        <w:t xml:space="preserve"> et </w:t>
-      </w:r>
-      <w:r>
-        <w:rPr>
-          <w:i/>
-          <w:iCs/>
-        </w:rPr>
-        <w:t>G</w:t>
-      </w:r>
-      <w:r>
-        <w:rPr>
-          <w:i/>
-          <w:iCs/>
-          <w:vertAlign w:val="superscript"/>
-        </w:rPr>
-        <w:t>2</w:t>
-      </w:r>
-      <w:r>
-        <w:t xml:space="preserve"> autrement que par la doctrine, l’existant, ou la rapidité de calcul. Chacun de ces arguments ont de l’importance. La cohérence d’une doctrine aide l’utilisateur à comprendre </w:t>
-      </w:r>
-      <w:r>
-        <w:t>l</w:t>
-      </w:r>
-      <w:r>
-        <w:t>es résultats ; le code existant ne se réécrit pas en quelques heures ; la rapidité permet de chercher plus et donc</w:t>
-      </w:r>
-      <w:r>
-        <w:t xml:space="preserve"> de</w:t>
-      </w:r>
-      <w:r>
-        <w:t xml:space="preserve"> trouver plus. Mais ces raisons restent externes. Cette section tentera de proposer des tests décisifs pour départager</w:t>
-      </w:r>
-      <w:r>
-        <w:t xml:space="preserve"> </w:t>
-      </w:r>
-      <w:r>
-        <w:rPr>
-          <w:i/>
-          <w:iCs/>
-        </w:rPr>
-        <w:t>Fisher</w:t>
-      </w:r>
-      <w:r>
-        <w:t xml:space="preserve"> et </w:t>
-      </w:r>
-      <w:r>
-        <w:rPr>
-          <w:i/>
-          <w:iCs/>
-        </w:rPr>
-        <w:t>G</w:t>
-      </w:r>
-      <w:r>
-        <w:rPr>
-          <w:i/>
-          <w:iCs/>
-          <w:vertAlign w:val="superscript"/>
-        </w:rPr>
-        <w:t>2</w:t>
-      </w:r>
-      <w:r>
-        <w:t>, et peut-être rattraper d’autres formules trop vite écartées dans la section précédente.</w:t>
-      </w:r>
-    </w:p>
-    <w:p>
-      <w:pPr>
-        <w:ind w:firstLine="708"/>
-      </w:pPr>
-      <w:r>
-        <w:t>En §1</w:t>
-      </w:r>
-      <w:r>
-        <w:t xml:space="preserve"> n’ont été</w:t>
-      </w:r>
-      <w:r>
-        <w:t xml:space="preserve"> observé</w:t>
-      </w:r>
-      <w:r>
-        <w:t>s</w:t>
-      </w:r>
-      <w:r>
-        <w:t xml:space="preserve"> que les 100 premiers mots-clés</w:t>
-      </w:r>
-      <w:r>
-        <w:t xml:space="preserve"> p</w:t>
-      </w:r>
-      <w:r>
-        <w:t>ar</w:t>
-      </w:r>
-      <w:r>
-        <w:t xml:space="preserve"> chapitre. Rien n’assure que </w:t>
-      </w:r>
-      <w:r>
-        <w:t>le score des autres mots</w:t>
-      </w:r>
-      <w:r>
-        <w:t xml:space="preserve"> </w:t>
-      </w:r>
-      <w:r>
-        <w:t xml:space="preserve">soit aussi pertinent. Les expériences qui suivent </w:t>
-      </w:r>
-      <w:r>
-        <w:t xml:space="preserve">travailleront sur le vecteur complet </w:t>
-      </w:r>
-      <w:r>
-        <w:t xml:space="preserve">de tous les mots d’un texte, </w:t>
-      </w:r>
-      <w:r>
-        <w:t>portant</w:t>
-      </w:r>
-      <w:r>
-        <w:t xml:space="preserve"> chacun</w:t>
-      </w:r>
-      <w:r>
-        <w:t xml:space="preserve"> </w:t>
-      </w:r>
-      <w:r>
-        <w:t>un</w:t>
-      </w:r>
-      <w:r>
-        <w:t xml:space="preserve"> </w:t>
-      </w:r>
-      <w:r>
-        <w:t>score</w:t>
-      </w:r>
-      <w:r>
-        <w:t xml:space="preserve"> calculé</w:t>
-      </w:r>
-      <w:r>
-        <w:t xml:space="preserve"> </w:t>
-      </w:r>
-      <w:r>
-        <w:t>avec</w:t>
-      </w:r>
-      <w:r>
-        <w:t xml:space="preserve"> </w:t>
-      </w:r>
-      <w:r>
-        <w:t>une</w:t>
-      </w:r>
-      <w:r>
-        <w:t xml:space="preserve"> des</w:t>
-      </w:r>
-      <w:r>
-        <w:t xml:space="preserve"> formule</w:t>
-      </w:r>
-      <w:r>
-        <w:t>s</w:t>
-      </w:r>
-      <w:r>
-        <w:t>.</w:t>
-      </w:r>
-    </w:p>
-    <w:p>
-      <w:pPr>
-        <w:ind w:firstLine="708"/>
-      </w:pPr>
-      <w:r>
-        <w:t>Soit le vecteur d’un texte</w:t>
-      </w:r>
-      <w:r>
-        <w:t>,</w:t>
-      </w:r>
-      <w:r>
-        <w:t xml:space="preserve"> on conçoit que si l’on peut mesurer </w:t>
-      </w:r>
-      <w:proofErr w:type="spellStart"/>
-      <w:r>
-        <w:t>la</w:t>
-      </w:r>
-      <w:proofErr w:type="spellEnd"/>
-      <w:r>
-        <w:t xml:space="preserve"> distance de ce texte avec tous les autres, cela</w:t>
-      </w:r>
-      <w:r>
-        <w:t xml:space="preserve"> permet de suggérer à un lecteur des textes proches de celui qu’il lit. Pour un roman, c’est évidemment </w:t>
-      </w:r>
-      <w:r>
-        <w:t>farfelu</w:t>
-      </w:r>
-      <w:r>
-        <w:t xml:space="preserve">, puisque le texte que l’on veut lire ensuite, c’est le chapitre suivant ; mais </w:t>
-      </w:r>
-      <w:r>
-        <w:t xml:space="preserve">ce corpus offre des moyens de vérification. Si le chapitre le plus proche vient d’un autre roman, voire d’un autre auteur, soit on a découvert des répétitions, voire des plagiats ; soit, ce qui est plus sûr, l’algorithme </w:t>
-      </w:r>
-      <w:r>
-        <w:t>n’est pas le bon.</w:t>
-      </w:r>
-    </w:p>
-    <w:p>
-      <w:pPr>
-        <w:ind w:firstLine="708"/>
-      </w:pPr>
-    </w:p>
-    <w:p>
-      <w:pPr>
-        <w:ind w:firstLine="708"/>
-      </w:pPr>
-    </w:p>
-    <w:p>
-      <w:pPr>
-        <w:pStyle w:val="Heading1"/>
-      </w:pPr>
-      <w:r>
-        <w:t xml:space="preserve">Test </w:t>
-      </w:r>
-      <w:r>
-        <w:t>des</w:t>
-      </w:r>
-      <w:r>
-        <w:t xml:space="preserve"> mots</w:t>
-      </w:r>
-      <w:r>
-        <w:t xml:space="preserve"> voisins</w:t>
-      </w:r>
-      <w:r>
-        <w:t xml:space="preserve"> par les documents</w:t>
-      </w:r>
-    </w:p>
-    <w:p/>
-    <w:p>
-      <w:pPr>
-        <w:pStyle w:val="Heading1"/>
-      </w:pPr>
-      <w:r>
-        <w:lastRenderedPageBreak/>
-        <w:t xml:space="preserve">Test </w:t>
-      </w:r>
-    </w:p>
-    <w:p/>
-    <w:p>
-      <w:pPr>
-        <w:pStyle w:val="Heading1"/>
-      </w:pPr>
-      <w:r>
-        <w:t>§</w:t>
-      </w:r>
-      <w:r>
-        <w:t>∞</w:t>
-      </w:r>
-    </w:p>
-    <w:p>
-      <w:pPr>
-        <w:ind w:firstLine="708"/>
-      </w:pPr>
-      <w:r>
-        <w:t xml:space="preserve">Cette situation a été initiée par Muller avec sa thèse sur Corneille </w:t>
-      </w:r>
-      <w:r>
-        <w:t xml:space="preserve">en </w:t>
-      </w:r>
-      <w:r>
-        <w:t>1967</w:t>
-      </w:r>
-      <w:r>
-        <w:rPr>
-          <w:rStyle w:val="FootnoteReference"/>
-        </w:rPr>
-        <w:footnoteReference w:id="13"/>
-      </w:r>
-      <w:r>
-        <w:t>.</w:t>
-      </w:r>
-      <w:r>
-        <w:t xml:space="preserve"> Elle intéresse d’autres corpus, notamment les œuvres complètes d’auteurs. </w:t>
-      </w:r>
-      <w:r>
-        <w:t xml:space="preserve">Le défi d’un algorithme est ici de découvrir du neuf pour un spécialiste </w:t>
-      </w:r>
-      <w:r>
-        <w:t>qui connaît déjà</w:t>
-      </w:r>
-      <w:r>
-        <w:t xml:space="preserve"> </w:t>
-      </w:r>
-      <w:r>
-        <w:t>l’</w:t>
-      </w:r>
-      <w:r>
-        <w:t>œuvre</w:t>
-      </w:r>
-      <w:r>
-        <w:t> ; contrairement à l’utilisateur d’un moteur de recherche sur Internet ou d’une grande base documentaire</w:t>
-      </w:r>
-      <w:r>
-        <w:t>,</w:t>
-      </w:r>
-      <w:r>
-        <w:t xml:space="preserve"> </w:t>
-      </w:r>
-      <w:r>
-        <w:t xml:space="preserve">qui </w:t>
-      </w:r>
-      <w:r>
-        <w:t>ne peut avoir la certitude que la réponse donnée est la meilleure.</w:t>
-      </w:r>
-    </w:p>
-    <w:p>
-      <w:pPr>
-        <w:ind w:firstLine="708"/>
       </w:pPr>
       <w:r>
         <w:t xml:space="preserve">Afin que le lecteur puisse participer au plaisir de trouver, seront choisis ici des textes </w:t>
@@ -5063,7 +5908,7 @@
       </w:r>
     </w:p>
     <w:sectPr>
-      <w:footerReference w:type="default" r:id="rId11"/>
+      <w:footerReference w:type="default" r:id="rId12"/>
       <w:pgSz w:w="11906" w:h="16838"/>
       <w:pgMar w:top="1417" w:right="1417" w:bottom="1417" w:left="1417" w:header="708" w:footer="708" w:gutter="0"/>
       <w:cols w:space="708"/>
@@ -5554,14 +6399,7 @@
       </w:r>
       <w:r>
         <w:br/>
-      </w:r>
-      <w:proofErr w:type="spellStart"/>
-      <w:r>
-        <w:t>Dicollecte</w:t>
-      </w:r>
-      <w:proofErr w:type="spellEnd"/>
-      <w:r>
-        <w:t xml:space="preserve"> 7.7 </w:t>
+        <w:t xml:space="preserve">Dicollecte 7.7 </w:t>
       </w:r>
       <w:hyperlink r:id="rId14" w:history="1">
         <w:r>
@@ -5576,14 +6414,7 @@
       </w:r>
       <w:r>
         <w:br/>
-      </w:r>
-      <w:proofErr w:type="spellStart"/>
-      <w:r>
-        <w:t>Morphalou</w:t>
-      </w:r>
-      <w:proofErr w:type="spellEnd"/>
-      <w:r>
-        <w:t xml:space="preserve"> 3.1 </w:t>
+        <w:t xml:space="preserve">Morphalou 3.1 </w:t>
       </w:r>
       <w:hyperlink r:id="rId15" w:history="1">
         <w:r>
@@ -5595,15 +6426,7 @@
       </w:hyperlink>
       <w:r>
         <w:br/>
-        <w:t xml:space="preserve">Chaque lexique a son orientation. Lexique3 intéresse les orthophonistes, il a de précieuses informations de fréquence par forme, mais il est très bruité. </w:t>
-      </w:r>
-      <w:proofErr w:type="spellStart"/>
-      <w:r>
-        <w:t>Dicollecte</w:t>
-      </w:r>
-      <w:proofErr w:type="spellEnd"/>
-      <w:r>
-        <w:t xml:space="preserve"> sert à la correction orthographique, il mélange la langue commune avec les noms propres, ses lemmes sont parfois inexacts ou incomplets car non nécessaires à la correction orthographique (ex : l</w:t>
+        <w:t>Chaque lexique a son orientation. Lexique3 intéresse les orthophonistes, il a de précieuses informations de fréquence par forme, mais il est très bruité. Dicollecte sert à la correction orthographique, il mélange la langue commune avec les noms propres, ses lemmes sont parfois inexacts ou incomplets car non nécessaires à la correction orthographique (ex : l</w:t>
       </w:r>
       <w:r>
         <w:t>es participes passé</w:t>
@@ -5618,15 +6441,7 @@
         <w:t xml:space="preserve"> verbe </w:t>
       </w:r>
       <w:r>
-        <w:t xml:space="preserve">suffisent à fournir les formes adjectives). </w:t>
-      </w:r>
-      <w:proofErr w:type="spellStart"/>
-      <w:r>
-        <w:t>Morphalou</w:t>
-      </w:r>
-      <w:proofErr w:type="spellEnd"/>
-      <w:r>
-        <w:t xml:space="preserve">, en partie constitué sur le </w:t>
+        <w:t xml:space="preserve">suffisent à fournir les formes adjectives). Morphalou, en partie constitué sur le </w:t>
       </w:r>
       <w:r>
         <w:rPr>
@@ -5779,6 +6594,22 @@
     </w:p>
   </w:footnote>
   <w:footnote w:id="13">
+    <w:p>
+      <w:pPr>
+        <w:pStyle w:val="FootnoteText"/>
+      </w:pPr>
+      <w:r>
+        <w:rPr>
+          <w:rStyle w:val="FootnoteReference"/>
+        </w:rPr>
+        <w:footnoteRef/>
+      </w:r>
+      <w:r>
+        <w:t xml:space="preserve"> </w:t>
+      </w:r>
+    </w:p>
+  </w:footnote>
+  <w:footnote w:id="14">
     <w:p>
       <w:pPr>
         <w:pStyle w:val="FootnoteText"/>

--- a/docs/glorieux-specif.docx
+++ b/docs/glorieux-specif.docx
@@ -7,96 +7,596 @@
         <w:pStyle w:val="Title"/>
       </w:pPr>
       <w:r>
-        <w:rPr>
-          <w:i/>
-          <w:iCs/>
-        </w:rPr>
-        <w:t>Focalex</w:t>
+        <w:t>E</w:t>
+      </w:r>
+      <w:r>
+        <w:t>ntre</w:t>
+      </w:r>
+      <w:r>
+        <w:t xml:space="preserve"> fréquence</w:t>
+      </w:r>
+      <w:r>
+        <w:t>s</w:t>
+      </w:r>
+      <w:r>
+        <w:t xml:space="preserve"> locale</w:t>
+      </w:r>
+      <w:r>
+        <w:t>s</w:t>
+      </w:r>
+      <w:r>
+        <w:t xml:space="preserve"> </w:t>
+      </w:r>
+      <w:r>
+        <w:t>et</w:t>
+      </w:r>
+      <w:r>
+        <w:t xml:space="preserve"> </w:t>
+      </w:r>
+      <w:r>
+        <w:t>exclusive</w:t>
+      </w:r>
+      <w:r>
+        <w:t>s</w:t>
+      </w:r>
+      <w:r>
+        <w:t xml:space="preserve">, </w:t>
+      </w:r>
+      <w:r>
+        <w:t>paramétrer</w:t>
+      </w:r>
+      <w:r>
+        <w:t xml:space="preserve"> </w:t>
+      </w:r>
+      <w:r>
+        <w:t>l</w:t>
+      </w:r>
+      <w:r>
+        <w:t>e</w:t>
+      </w:r>
+      <w:r>
+        <w:t>s</w:t>
+      </w:r>
+      <w:r>
+        <w:t xml:space="preserve"> spécificité</w:t>
+      </w:r>
+      <w:r>
+        <w:t>s</w:t>
+      </w:r>
+      <w:r>
+        <w:t xml:space="preserve"> lexicale</w:t>
+      </w:r>
+      <w:r>
+        <w:t>s ;</w:t>
+      </w:r>
+      <w:r>
+        <w:t xml:space="preserve"> </w:t>
+      </w:r>
+      <w:r>
+        <w:t>expériences</w:t>
+      </w:r>
+      <w:r>
+        <w:t xml:space="preserve"> sur 7700 </w:t>
+      </w:r>
+      <w:r>
+        <w:t>chapitres de roman</w:t>
+      </w:r>
+    </w:p>
+    <w:p>
+      <w:pPr>
+        <w:ind w:firstLine="0"/>
+      </w:pPr>
+    </w:p>
+    <w:p>
+      <w:pPr>
+        <w:ind w:firstLine="0"/>
+      </w:pPr>
+      <w:r>
+        <w:t xml:space="preserve">En statistique, </w:t>
+      </w:r>
+      <w:r>
+        <w:t>une</w:t>
+      </w:r>
+      <w:r>
+        <w:t xml:space="preserve"> spécificité </w:t>
+      </w:r>
+      <w:r>
+        <w:t>mesure l’écart à une norme. Dans le cas particulier des moteurs de recherche plein texte (et de la textométrie en général), c’est une formule qui mesure à quel point un</w:t>
+      </w:r>
+      <w:r>
+        <w:t xml:space="preserve"> élément </w:t>
+      </w:r>
+      <w:r>
+        <w:t xml:space="preserve">textuel </w:t>
+      </w:r>
+      <w:r>
+        <w:t>(mot, lemme, expression…) est spécifique d’un</w:t>
+      </w:r>
+      <w:r>
+        <w:t>e portion de</w:t>
+      </w:r>
+      <w:r>
+        <w:t xml:space="preserve"> texte</w:t>
+      </w:r>
+      <w:r>
+        <w:t xml:space="preserve"> relativement au reste d’un</w:t>
+      </w:r>
+      <w:r>
+        <w:t xml:space="preserve"> corpus</w:t>
+      </w:r>
+      <w:r>
+        <w:t>.</w:t>
+      </w:r>
+    </w:p>
+    <w:p>
+      <w:pPr>
+        <w:ind w:firstLine="708"/>
+      </w:pPr>
+      <w:r>
+        <w:t>Depuis Salton (1965)</w:t>
+      </w:r>
+      <w:r>
+        <w:rPr>
+          <w:rStyle w:val="FootnoteReference"/>
+        </w:rPr>
+        <w:footnoteReference w:id="1"/>
+      </w:r>
+      <w:r>
+        <w:t xml:space="preserve">, de nombreuses formules ont été </w:t>
+      </w:r>
+      <w:r>
+        <w:t>proposées.</w:t>
+      </w:r>
+      <w:r>
+        <w:t xml:space="preserve"> </w:t>
+      </w:r>
+      <w:r>
+        <w:t xml:space="preserve">Ces algorithmes sont généralement évalués </w:t>
+      </w:r>
+      <w:r>
+        <w:t xml:space="preserve">sur </w:t>
+      </w:r>
+      <w:r>
+        <w:t>de</w:t>
+      </w:r>
+      <w:r>
+        <w:t xml:space="preserve"> larges</w:t>
+      </w:r>
+      <w:r>
+        <w:t xml:space="preserve"> collections</w:t>
+      </w:r>
+      <w:r>
+        <w:t xml:space="preserve"> de textes</w:t>
+      </w:r>
+      <w:r>
+        <w:t xml:space="preserve"> informati</w:t>
+      </w:r>
+      <w:r>
+        <w:t xml:space="preserve">fs </w:t>
+      </w:r>
+      <w:r>
+        <w:t>(</w:t>
+      </w:r>
+      <w:r>
+        <w:t xml:space="preserve">articles de </w:t>
+      </w:r>
+      <w:r>
+        <w:t>presse</w:t>
+      </w:r>
+      <w:r>
+        <w:t xml:space="preserve"> ou de revues</w:t>
+      </w:r>
+      <w:r>
+        <w:t xml:space="preserve"> scientifiques</w:t>
+      </w:r>
+      <w:r>
+        <w:t>)</w:t>
+      </w:r>
+      <w:r>
+        <w:t xml:space="preserve">, par leur </w:t>
+      </w:r>
+      <w:r>
+        <w:t>performance</w:t>
+      </w:r>
+      <w:r>
+        <w:t xml:space="preserve"> à retrouver (</w:t>
+      </w:r>
+      <w:r>
+        <w:rPr>
+          <w:i/>
+          <w:iCs/>
+        </w:rPr>
+        <w:t>retrieval</w:t>
+      </w:r>
+      <w:r>
+        <w:t>) les documents les plus pertinents pour une requête</w:t>
+      </w:r>
+      <w:r>
+        <w:rPr>
+          <w:rStyle w:val="FootnoteReference"/>
+        </w:rPr>
+        <w:footnoteReference w:id="2"/>
+      </w:r>
+      <w:r>
+        <w:t xml:space="preserve">. </w:t>
+      </w:r>
+      <w:r>
+        <w:t xml:space="preserve">Du point de vue des </w:t>
+      </w:r>
+      <w:r>
+        <w:t>humanités</w:t>
+      </w:r>
+      <w:r>
+        <w:t xml:space="preserve">, cette situation </w:t>
+      </w:r>
+      <w:r>
+        <w:t xml:space="preserve">est </w:t>
+      </w:r>
+      <w:r>
+        <w:t>limitée</w:t>
+      </w:r>
+      <w:r>
+        <w:t>. Dans un corpus</w:t>
+      </w:r>
+      <w:r>
+        <w:t xml:space="preserve"> patrimonial</w:t>
+      </w:r>
+      <w:r>
+        <w:t xml:space="preserve">, notamment </w:t>
+      </w:r>
+      <w:r>
+        <w:t>dans</w:t>
+      </w:r>
+      <w:r>
+        <w:t xml:space="preserve"> la cohérence </w:t>
+      </w:r>
+      <w:r>
+        <w:t>d’</w:t>
+      </w:r>
+      <w:r>
+        <w:t>un auteur</w:t>
+      </w:r>
+      <w:r>
+        <w:t>, ou</w:t>
+      </w:r>
+      <w:r>
+        <w:t xml:space="preserve"> selon</w:t>
+      </w:r>
+      <w:r>
+        <w:t xml:space="preserve"> </w:t>
+      </w:r>
+      <w:r>
+        <w:t>l</w:t>
+      </w:r>
+      <w:r>
+        <w:t>a variation</w:t>
+      </w:r>
+      <w:r>
+        <w:t xml:space="preserve"> d’une date</w:t>
+      </w:r>
+      <w:r>
+        <w:t xml:space="preserve">, </w:t>
+      </w:r>
+      <w:r>
+        <w:t>beaucoup de dimensions peuvent susciter</w:t>
+      </w:r>
+      <w:r>
+        <w:t xml:space="preserve"> </w:t>
+      </w:r>
+      <w:r>
+        <w:t>l</w:t>
+      </w:r>
+      <w:r>
+        <w:t>’intérêt du chercheur</w:t>
+      </w:r>
+      <w:r>
+        <w:t xml:space="preserve">. </w:t>
+      </w:r>
+      <w:r>
+        <w:t xml:space="preserve">Réduire </w:t>
+      </w:r>
+      <w:r>
+        <w:t>l’évaluation</w:t>
+      </w:r>
+      <w:r>
+        <w:t xml:space="preserve"> à un seul score n’explique pas l</w:t>
+      </w:r>
+      <w:r>
+        <w:t>es</w:t>
+      </w:r>
+      <w:r>
+        <w:t xml:space="preserve"> différences et intérêts </w:t>
+      </w:r>
+      <w:r>
+        <w:t>de chaque formule</w:t>
+      </w:r>
+      <w:r>
+        <w:t>.</w:t>
+      </w:r>
+    </w:p>
+    <w:p>
+      <w:pPr>
+        <w:ind w:firstLine="708"/>
+      </w:pPr>
+      <w:r>
+        <w:t>L</w:t>
+      </w:r>
+      <w:r>
+        <w:t>’objectif de cet article est d</w:t>
+      </w:r>
+      <w:r>
+        <w:t xml:space="preserve">’observer </w:t>
+      </w:r>
+      <w:r>
+        <w:t>des</w:t>
+      </w:r>
+      <w:r>
+        <w:t xml:space="preserve"> usage</w:t>
+      </w:r>
+      <w:r>
+        <w:t>s concrets pour lesquel</w:t>
+      </w:r>
+      <w:r>
+        <w:t>s</w:t>
+      </w:r>
+      <w:r>
+        <w:t xml:space="preserve"> une </w:t>
+      </w:r>
+      <w:r>
+        <w:t>métrique</w:t>
+      </w:r>
+      <w:r>
+        <w:t xml:space="preserve"> est bonne</w:t>
+      </w:r>
+      <w:r>
+        <w:t>.</w:t>
+      </w:r>
+    </w:p>
+    <w:p>
+      <w:pPr>
+        <w:ind w:firstLine="708"/>
+      </w:pPr>
+      <w:r>
+        <w:t>Afin</w:t>
+      </w:r>
+      <w:r>
+        <w:t xml:space="preserve"> que le lecteur puisse se faire une idée</w:t>
+      </w:r>
+      <w:r>
+        <w:t xml:space="preserve"> qualitative</w:t>
+      </w:r>
+      <w:r>
+        <w:t xml:space="preserve"> des résultats,</w:t>
+      </w:r>
+      <w:r>
+        <w:t xml:space="preserve"> les expériences seront menées sur des </w:t>
+      </w:r>
+      <w:r>
+        <w:t>auteurs</w:t>
+      </w:r>
+      <w:r>
+        <w:t xml:space="preserve"> classiques</w:t>
+      </w:r>
+      <w:r>
+        <w:t xml:space="preserve"> : </w:t>
+      </w:r>
+      <w:r>
+        <w:t xml:space="preserve">Balzac, Dumas, </w:t>
+      </w:r>
+      <w:r>
+        <w:t xml:space="preserve">Sand, </w:t>
+      </w:r>
+      <w:r>
+        <w:t>Verne et Zola</w:t>
+      </w:r>
+      <w:r>
+        <w:t>.</w:t>
+      </w:r>
+      <w:r>
+        <w:t xml:space="preserve"> Le corpus partage une</w:t>
+      </w:r>
+      <w:r>
+        <w:t xml:space="preserve"> unité de langue : le</w:t>
+      </w:r>
+      <w:r>
+        <w:t xml:space="preserve"> français du</w:t>
+      </w:r>
+      <w:r>
+        <w:t xml:space="preserve"> XIX</w:t>
+      </w:r>
+      <w:r>
+        <w:rPr>
+          <w:vertAlign w:val="superscript"/>
+        </w:rPr>
+        <w:t>e</w:t>
+      </w:r>
+      <w:r>
+        <w:t xml:space="preserve"> siècle, </w:t>
+      </w:r>
+      <w:r>
+        <w:t xml:space="preserve">une </w:t>
+      </w:r>
+      <w:r>
+        <w:t xml:space="preserve">unité de genre : le roman, </w:t>
+      </w:r>
+      <w:r>
+        <w:t xml:space="preserve">et une </w:t>
+      </w:r>
+      <w:r>
+        <w:t>unité</w:t>
+      </w:r>
+      <w:r>
+        <w:t xml:space="preserve"> textuelle</w:t>
+      </w:r>
+      <w:r>
+        <w:t> :</w:t>
+      </w:r>
+      <w:r>
+        <w:t xml:space="preserve"> le chapitre.</w:t>
+      </w:r>
+      <w:r>
+        <w:t xml:space="preserve"> </w:t>
+      </w:r>
+      <w:r>
+        <w:t>C’est un</w:t>
+      </w:r>
+      <w:r>
+        <w:t xml:space="preserve"> modèle de laboratoire</w:t>
+      </w:r>
+      <w:r>
+        <w:t xml:space="preserve"> </w:t>
+      </w:r>
+      <w:r>
+        <w:t xml:space="preserve">pour tester </w:t>
+      </w:r>
+      <w:r>
+        <w:t>des algorithmes</w:t>
+      </w:r>
+      <w:r>
+        <w:t xml:space="preserve"> </w:t>
+      </w:r>
+      <w:r>
+        <w:t>avant de les transposer à des cas réels de moteur de recherche en ligne</w:t>
+      </w:r>
+      <w:r>
+        <w:rPr>
+          <w:rStyle w:val="FootnoteReference"/>
+        </w:rPr>
+        <w:footnoteReference w:id="3"/>
+      </w:r>
+      <w:r>
+        <w:t>.</w:t>
+      </w:r>
+    </w:p>
+    <w:p>
+      <w:pPr>
+        <w:pStyle w:val="Heading1"/>
+      </w:pPr>
+      <w:r>
+        <w:t>§0</w:t>
+      </w:r>
+      <w:r>
+        <w:t>.</w:t>
+      </w:r>
+      <w:r>
+        <w:t xml:space="preserve"> Méthodologie</w:t>
+      </w:r>
+    </w:p>
+    <w:p>
+      <w:pPr>
+        <w:ind w:firstLine="0"/>
+      </w:pPr>
+      <w:r>
+        <w:t>Toutes les données et programmes sont téléchargeables</w:t>
+      </w:r>
+      <w:r>
+        <w:rPr>
+          <w:rStyle w:val="FootnoteReference"/>
+        </w:rPr>
+        <w:footnoteReference w:id="4"/>
+      </w:r>
+      <w:r>
+        <w:t xml:space="preserve"> pour </w:t>
+      </w:r>
+      <w:r>
+        <w:t>que</w:t>
+      </w:r>
+      <w:r>
+        <w:t xml:space="preserve"> les expériences</w:t>
+      </w:r>
+      <w:r>
+        <w:t xml:space="preserve"> soient reproductibles</w:t>
+      </w:r>
+      <w:r>
+        <w:t>.</w:t>
+      </w:r>
+    </w:p>
+    <w:p>
+      <w:pPr>
+        <w:ind w:firstLine="708"/>
+      </w:pPr>
+      <w:r>
+        <w:t>Les textes</w:t>
+      </w:r>
+      <w:r>
+        <w:t xml:space="preserve"> p</w:t>
+      </w:r>
+      <w:r>
+        <w:t>rov</w:t>
+      </w:r>
+      <w:r>
+        <w:t>iennent de différentes sources</w:t>
+      </w:r>
+      <w:r>
+        <w:t>.</w:t>
+      </w:r>
+      <w:r>
+        <w:t xml:space="preserve"> </w:t>
+      </w:r>
+      <w:r>
+        <w:rPr>
+          <w:i/>
+          <w:iCs/>
+        </w:rPr>
+        <w:t>La c</w:t>
+      </w:r>
+      <w:r>
+        <w:rPr>
+          <w:i/>
+          <w:iCs/>
+        </w:rPr>
+        <w:t>omédie humaine</w:t>
+      </w:r>
+      <w:r>
+        <w:t xml:space="preserve"> de Balzac est </w:t>
+      </w:r>
+      <w:r>
+        <w:t>reprise</w:t>
+      </w:r>
+      <w:r>
+        <w:t xml:space="preserve"> du projet ebalzac</w:t>
+      </w:r>
+      <w:r>
+        <w:rPr>
+          <w:rStyle w:val="FootnoteReference"/>
+        </w:rPr>
+        <w:footnoteReference w:id="5"/>
+      </w:r>
+      <w:r>
+        <w:t>,</w:t>
+      </w:r>
+      <w:r>
+        <w:t xml:space="preserve"> </w:t>
+      </w:r>
+      <w:r>
+        <w:t xml:space="preserve">une </w:t>
+      </w:r>
+      <w:r>
+        <w:t>édition électronique scientifiquement</w:t>
+      </w:r>
+      <w:r>
+        <w:t xml:space="preserve"> établie</w:t>
+      </w:r>
+      <w:r>
+        <w:t xml:space="preserve"> sur la</w:t>
+      </w:r>
+      <w:r>
+        <w:t xml:space="preserve"> version dite</w:t>
+      </w:r>
+      <w:r>
+        <w:t xml:space="preserve"> du «</w:t>
       </w:r>
       <w:r>
         <w:t> </w:t>
       </w:r>
       <w:r>
-        <w:t xml:space="preserve">: </w:t>
-      </w:r>
-      <w:r>
-        <w:t>entre</w:t>
-      </w:r>
-      <w:r>
-        <w:t xml:space="preserve"> fréquence</w:t>
-      </w:r>
-      <w:r>
-        <w:t xml:space="preserve"> locale</w:t>
-      </w:r>
-      <w:r>
-        <w:t xml:space="preserve"> </w:t>
-      </w:r>
-      <w:r>
-        <w:t>et</w:t>
-      </w:r>
-      <w:r>
-        <w:t xml:space="preserve"> </w:t>
-      </w:r>
-      <w:r>
-        <w:t>exclusive</w:t>
-      </w:r>
-      <w:r>
-        <w:t>, un</w:t>
-      </w:r>
-      <w:r>
-        <w:t>e formule paramétrable</w:t>
-      </w:r>
-      <w:r>
-        <w:t xml:space="preserve"> de spécificité lexicale</w:t>
-      </w:r>
-      <w:r>
-        <w:t xml:space="preserve"> ; validée sur 7700 </w:t>
-      </w:r>
-      <w:r>
-        <w:t>chapitres de roman</w:t>
-      </w:r>
-    </w:p>
-    <w:p>
-      <w:pPr>
-        <w:ind w:firstLine="0"/>
-      </w:pPr>
-    </w:p>
-    <w:p>
-      <w:pPr>
-        <w:ind w:firstLine="0"/>
-      </w:pPr>
-      <w:r>
-        <w:t xml:space="preserve">En statistique, </w:t>
-      </w:r>
-      <w:r>
-        <w:t>une</w:t>
-      </w:r>
-      <w:r>
-        <w:t xml:space="preserve"> spécificité </w:t>
-      </w:r>
-      <w:r>
-        <w:t>mesure l’écart à une norme. Dans le cas particulier des moteurs de recherche plein texte (et de la textométrie en général), c’est une formule qui mesure à quel point un</w:t>
-      </w:r>
-      <w:r>
-        <w:t xml:space="preserve"> élément </w:t>
-      </w:r>
-      <w:r>
-        <w:t xml:space="preserve">textuel </w:t>
-      </w:r>
-      <w:r>
-        <w:t>(mot, lemme, expression…) est spécifique d’un</w:t>
-      </w:r>
-      <w:r>
-        <w:t>e portion de</w:t>
-      </w:r>
-      <w:r>
-        <w:t xml:space="preserve"> texte</w:t>
-      </w:r>
-      <w:r>
-        <w:t xml:space="preserve"> relativement au reste d’un</w:t>
-      </w:r>
-      <w:r>
-        <w:t xml:space="preserve"> corpus</w:t>
+        <w:t>Furne corrigé</w:t>
+      </w:r>
+      <w:r>
+        <w:t> </w:t>
+      </w:r>
+      <w:r>
+        <w:t>»</w:t>
       </w:r>
       <w:r>
         <w:t>.</w:t>
@@ -107,102 +607,68 @@
         <w:ind w:firstLine="708"/>
       </w:pPr>
       <w:r>
-        <w:t>Depuis Salton (1965)</w:t>
-      </w:r>
-      <w:r>
-        <w:rPr>
-          <w:rStyle w:val="FootnoteReference"/>
-        </w:rPr>
-        <w:footnoteReference w:id="1"/>
-      </w:r>
-      <w:r>
-        <w:t xml:space="preserve">, de nombreuses formules ont été </w:t>
-      </w:r>
-      <w:r>
-        <w:t>proposées.</w:t>
-      </w:r>
-      <w:r>
-        <w:t xml:space="preserve"> </w:t>
-      </w:r>
-      <w:r>
-        <w:t>Plusieurs</w:t>
-      </w:r>
-      <w:r>
-        <w:t xml:space="preserve"> vont être évaluées ici</w:t>
-      </w:r>
-      <w:r>
-        <w:t>,</w:t>
-      </w:r>
-      <w:r>
-        <w:t xml:space="preserve"> notamment </w:t>
-      </w:r>
-      <w:r>
-        <w:t xml:space="preserve">le test de </w:t>
-      </w:r>
-      <w:r>
-        <w:rPr>
-          <w:i/>
-          <w:iCs/>
-        </w:rPr>
-        <w:t>Fisher</w:t>
-      </w:r>
-      <w:r>
-        <w:t xml:space="preserve"> utilisé en textométrie,</w:t>
-      </w:r>
-      <w:r>
-        <w:t xml:space="preserve"> </w:t>
-      </w:r>
-      <w:r>
-        <w:t>ainsi qu’</w:t>
-      </w:r>
-      <w:r>
-        <w:t xml:space="preserve">une </w:t>
-      </w:r>
-      <w:r>
-        <w:t>proposition nouvelle</w:t>
-      </w:r>
-      <w:r>
-        <w:t xml:space="preserve">, baptisée </w:t>
-      </w:r>
-      <w:r>
-        <w:rPr>
-          <w:i/>
-          <w:iCs/>
-        </w:rPr>
-        <w:t>Focalex</w:t>
-      </w:r>
-      <w:r>
-        <w:t xml:space="preserve">, </w:t>
-      </w:r>
-      <w:r>
-        <w:t>centrée une espérance logarithmique,</w:t>
-      </w:r>
-      <w:r>
-        <w:t xml:space="preserve"> </w:t>
-      </w:r>
-      <w:r>
-        <w:rPr>
-          <w:i/>
-          <w:iCs/>
-        </w:rPr>
-        <w:t>G</w:t>
-      </w:r>
-      <w:r>
-        <w:rPr>
-          <w:i/>
-          <w:iCs/>
-          <w:vertAlign w:val="superscript"/>
-        </w:rPr>
-        <w:t>2</w:t>
-      </w:r>
-      <w:r>
-        <w:t xml:space="preserve">, avec un </w:t>
-      </w:r>
-      <w:r>
-        <w:t>para</w:t>
-      </w:r>
-      <w:r>
-        <w:t>mètre qui fait varier la spécificité.</w:t>
+        <w:t>Les autres auteurs ont été compilés à partir de différents sites de livres libres et gratuits</w:t>
+      </w:r>
+      <w:r>
+        <w:t>, ces éditions sont soigneuses, mais ne prétendent pas à être scientifiques</w:t>
+      </w:r>
+      <w:r>
+        <w:t>. Dumas,</w:t>
+      </w:r>
+      <w:r>
+        <w:t xml:space="preserve"> Sand et Verne sont</w:t>
+      </w:r>
+      <w:r>
+        <w:t xml:space="preserve"> presque</w:t>
+      </w:r>
+      <w:r>
+        <w:t xml:space="preserve"> au complet, à part quelques textes posthumes</w:t>
+      </w:r>
+      <w:r>
+        <w:t xml:space="preserve"> à l’attribution discutée,</w:t>
+      </w:r>
+      <w:r>
+        <w:t xml:space="preserve"> ou de</w:t>
+      </w:r>
+      <w:r>
+        <w:t>s récits de</w:t>
+      </w:r>
+      <w:r>
+        <w:t xml:space="preserve"> genre composite (</w:t>
+      </w:r>
+      <w:r>
+        <w:t xml:space="preserve">où le récit se mélange à </w:t>
+      </w:r>
+      <w:r>
+        <w:t xml:space="preserve">mémoires, </w:t>
+      </w:r>
+      <w:r>
+        <w:t>contes,</w:t>
+      </w:r>
+      <w:r>
+        <w:t xml:space="preserve"> </w:t>
+      </w:r>
+      <w:r>
+        <w:t>théâtre</w:t>
+      </w:r>
+      <w:r>
+        <w:t>…</w:t>
+      </w:r>
+      <w:r>
+        <w:t xml:space="preserve">). </w:t>
+      </w:r>
+      <w:r>
+        <w:t xml:space="preserve">Pour Zola, n’ont été retenus que </w:t>
+      </w:r>
+      <w:r>
+        <w:rPr>
+          <w:i/>
+          <w:iCs/>
+        </w:rPr>
+        <w:t>Les Rougon-Macquart</w:t>
+      </w:r>
+      <w:r>
+        <w:t>, car ils offrent une grande cohérence stylistique.</w:t>
       </w:r>
     </w:p>
     <w:p>
@@ -210,545 +676,7 @@
         <w:ind w:firstLine="708"/>
       </w:pPr>
       <w:r>
-        <w:t xml:space="preserve">Ces algorithmes sont généralement évalués </w:t>
-      </w:r>
-      <w:r>
-        <w:t xml:space="preserve">sur </w:t>
-      </w:r>
-      <w:r>
-        <w:t>de</w:t>
-      </w:r>
-      <w:r>
-        <w:t xml:space="preserve"> larges</w:t>
-      </w:r>
-      <w:r>
-        <w:t xml:space="preserve"> collections</w:t>
-      </w:r>
-      <w:r>
-        <w:t xml:space="preserve"> de textes</w:t>
-      </w:r>
-      <w:r>
-        <w:t xml:space="preserve"> informati</w:t>
-      </w:r>
-      <w:r>
-        <w:t xml:space="preserve">fs </w:t>
-      </w:r>
-      <w:r>
-        <w:t>(</w:t>
-      </w:r>
-      <w:r>
-        <w:t xml:space="preserve">articles de </w:t>
-      </w:r>
-      <w:r>
-        <w:t>presse</w:t>
-      </w:r>
-      <w:r>
-        <w:t xml:space="preserve"> ou de revues</w:t>
-      </w:r>
-      <w:r>
-        <w:t xml:space="preserve"> scientifiques</w:t>
-      </w:r>
-      <w:r>
-        <w:t>)</w:t>
-      </w:r>
-      <w:r>
-        <w:t xml:space="preserve">, par leur </w:t>
-      </w:r>
-      <w:r>
-        <w:t>performance</w:t>
-      </w:r>
-      <w:r>
-        <w:t xml:space="preserve"> à retrouver (</w:t>
-      </w:r>
-      <w:r>
-        <w:rPr>
-          <w:i/>
-          <w:iCs/>
-        </w:rPr>
-        <w:t>retrieval</w:t>
-      </w:r>
-      <w:r>
-        <w:t>) les documents les plus pertinents pour une requête</w:t>
-      </w:r>
-      <w:r>
-        <w:rPr>
-          <w:rStyle w:val="FootnoteReference"/>
-        </w:rPr>
-        <w:footnoteReference w:id="2"/>
-      </w:r>
-      <w:r>
-        <w:t xml:space="preserve">. </w:t>
-      </w:r>
-      <w:r>
-        <w:t xml:space="preserve">Du point de vue des </w:t>
-      </w:r>
-      <w:r>
-        <w:t>humanités</w:t>
-      </w:r>
-      <w:r>
-        <w:t xml:space="preserve">, cette situation </w:t>
-      </w:r>
-      <w:r>
-        <w:t xml:space="preserve">est </w:t>
-      </w:r>
-      <w:r>
-        <w:t>limitée</w:t>
-      </w:r>
-      <w:r>
-        <w:t>. Dans un corpus</w:t>
-      </w:r>
-      <w:r>
-        <w:t xml:space="preserve"> patrimonial</w:t>
-      </w:r>
-      <w:r>
-        <w:t xml:space="preserve">, notamment avec la cohérence </w:t>
-      </w:r>
-      <w:r>
-        <w:t>d’</w:t>
-      </w:r>
-      <w:r>
-        <w:t>un auteur</w:t>
-      </w:r>
-      <w:r>
-        <w:t>, ou</w:t>
-      </w:r>
-      <w:r>
-        <w:t xml:space="preserve"> avec</w:t>
-      </w:r>
-      <w:r>
-        <w:t xml:space="preserve"> l</w:t>
-      </w:r>
-      <w:r>
-        <w:t>a variation</w:t>
-      </w:r>
-      <w:r>
-        <w:t xml:space="preserve"> d’une date</w:t>
-      </w:r>
-      <w:r>
-        <w:t>, tous les textes ont de la valeur</w:t>
-      </w:r>
-      <w:r>
-        <w:t>. L</w:t>
-      </w:r>
-      <w:r>
-        <w:t>’intérêt du chercheur est plutôt :</w:t>
-      </w:r>
-      <w:r>
-        <w:t xml:space="preserve"> </w:t>
-      </w:r>
-      <w:r>
-        <w:t>q</w:t>
-      </w:r>
-      <w:r>
-        <w:t>u’est-ce qu’</w:t>
-      </w:r>
-      <w:r>
-        <w:t>un</w:t>
-      </w:r>
-      <w:r>
-        <w:t xml:space="preserve"> algorithme</w:t>
-      </w:r>
-      <w:r>
-        <w:t xml:space="preserve"> </w:t>
-      </w:r>
-      <w:r>
-        <w:t>peut relever</w:t>
-      </w:r>
-      <w:r>
-        <w:t xml:space="preserve"> que la lecture humaine </w:t>
-      </w:r>
-      <w:r>
-        <w:t>aurait manqu</w:t>
-      </w:r>
-      <w:r>
-        <w:t>é</w:t>
-      </w:r>
-      <w:r>
-        <w:t> ?</w:t>
-      </w:r>
-      <w:r>
-        <w:t xml:space="preserve"> Réduire </w:t>
-      </w:r>
-      <w:r>
-        <w:t>l’évaluation</w:t>
-      </w:r>
-      <w:r>
-        <w:t xml:space="preserve"> à un seul score n’explique pas l</w:t>
-      </w:r>
-      <w:r>
-        <w:t>es</w:t>
-      </w:r>
-      <w:r>
-        <w:t xml:space="preserve"> différences et intérêts </w:t>
-      </w:r>
-      <w:r>
-        <w:t>de chaque formule</w:t>
-      </w:r>
-      <w:r>
-        <w:t>.</w:t>
-      </w:r>
-      <w:r>
-        <w:t xml:space="preserve"> </w:t>
-      </w:r>
-      <w:r>
-        <w:t>L</w:t>
-      </w:r>
-      <w:r>
-        <w:t>’objectif de cet article est d</w:t>
-      </w:r>
-      <w:r>
-        <w:t xml:space="preserve">’observer </w:t>
-      </w:r>
-      <w:r>
-        <w:t>des</w:t>
-      </w:r>
-      <w:r>
-        <w:t xml:space="preserve"> usage</w:t>
-      </w:r>
-      <w:r>
-        <w:t>s concrets pour lesquel</w:t>
-      </w:r>
-      <w:r>
-        <w:t>s</w:t>
-      </w:r>
-      <w:r>
-        <w:t xml:space="preserve"> une </w:t>
-      </w:r>
-      <w:r>
-        <w:t>métrique</w:t>
-      </w:r>
-      <w:r>
-        <w:t xml:space="preserve"> est bonne</w:t>
-      </w:r>
-      <w:r>
-        <w:t>.</w:t>
-      </w:r>
-    </w:p>
-    <w:p>
-      <w:pPr>
-        <w:ind w:firstLine="708"/>
-      </w:pPr>
-      <w:r>
-        <w:t>Afin</w:t>
-      </w:r>
-      <w:r>
-        <w:t xml:space="preserve"> que le lecteur puisse se faire une idée</w:t>
-      </w:r>
-      <w:r>
-        <w:t xml:space="preserve"> qualitative</w:t>
-      </w:r>
-      <w:r>
-        <w:t xml:space="preserve"> des résultats,</w:t>
-      </w:r>
-      <w:r>
-        <w:t xml:space="preserve"> les expériences seront menées sur des </w:t>
-      </w:r>
-      <w:r>
-        <w:t>auteurs</w:t>
-      </w:r>
-      <w:r>
-        <w:t xml:space="preserve"> classiques</w:t>
-      </w:r>
-      <w:r>
-        <w:t xml:space="preserve"> : </w:t>
-      </w:r>
-      <w:r>
-        <w:t xml:space="preserve">Balzac, Dumas, </w:t>
-      </w:r>
-      <w:r>
-        <w:t xml:space="preserve">Sand, </w:t>
-      </w:r>
-      <w:r>
-        <w:t>Verne et Zola</w:t>
-      </w:r>
-      <w:r>
-        <w:t>.</w:t>
-      </w:r>
-      <w:r>
-        <w:t xml:space="preserve"> Le corpus partage une</w:t>
-      </w:r>
-      <w:r>
-        <w:t xml:space="preserve"> unité de langue : le</w:t>
-      </w:r>
-      <w:r>
-        <w:t xml:space="preserve"> français du</w:t>
-      </w:r>
-      <w:r>
-        <w:t xml:space="preserve"> XIX</w:t>
-      </w:r>
-      <w:r>
-        <w:rPr>
-          <w:vertAlign w:val="superscript"/>
-        </w:rPr>
-        <w:t>e</w:t>
-      </w:r>
-      <w:r>
-        <w:t xml:space="preserve"> siècle, </w:t>
-      </w:r>
-      <w:r>
-        <w:t xml:space="preserve">une </w:t>
-      </w:r>
-      <w:r>
-        <w:t xml:space="preserve">unité de genre : le roman, </w:t>
-      </w:r>
-      <w:r>
-        <w:t xml:space="preserve">et une </w:t>
-      </w:r>
-      <w:r>
-        <w:t>unité</w:t>
-      </w:r>
-      <w:r>
-        <w:t xml:space="preserve"> textuelle</w:t>
-      </w:r>
-      <w:r>
-        <w:t> :</w:t>
-      </w:r>
-      <w:r>
-        <w:t xml:space="preserve"> le chapitre.</w:t>
-      </w:r>
-      <w:r>
-        <w:t xml:space="preserve"> </w:t>
-      </w:r>
-      <w:r>
-        <w:t>C’est un</w:t>
-      </w:r>
-      <w:r>
-        <w:t xml:space="preserve"> modèle de laboratoire</w:t>
-      </w:r>
-      <w:r>
-        <w:t xml:space="preserve"> </w:t>
-      </w:r>
-      <w:r>
-        <w:t xml:space="preserve">pour tester </w:t>
-      </w:r>
-      <w:r>
-        <w:t>des algorithmes</w:t>
-      </w:r>
-      <w:r>
-        <w:t xml:space="preserve"> </w:t>
-      </w:r>
-      <w:r>
-        <w:t>avant de les transposer à des cas réels de moteur de recherche en ligne</w:t>
-      </w:r>
-      <w:r>
-        <w:rPr>
-          <w:rStyle w:val="FootnoteReference"/>
-        </w:rPr>
-        <w:footnoteReference w:id="3"/>
-      </w:r>
-      <w:r>
-        <w:t>.</w:t>
-      </w:r>
-    </w:p>
-    <w:p>
-      <w:pPr>
-        <w:pStyle w:val="Heading1"/>
-      </w:pPr>
-      <w:r>
-        <w:t>§0</w:t>
-      </w:r>
-      <w:r>
-        <w:t>.</w:t>
-      </w:r>
-      <w:r>
-        <w:t xml:space="preserve"> Méthodologie</w:t>
-      </w:r>
-    </w:p>
-    <w:p>
-      <w:pPr>
-        <w:ind w:firstLine="0"/>
-      </w:pPr>
-      <w:r>
-        <w:t>Toutes les données et programmes sont téléchargeables</w:t>
-      </w:r>
-      <w:r>
-        <w:rPr>
-          <w:rStyle w:val="FootnoteReference"/>
-        </w:rPr>
-        <w:footnoteReference w:id="4"/>
-      </w:r>
-      <w:r>
-        <w:t xml:space="preserve"> pour </w:t>
-      </w:r>
-      <w:r>
-        <w:t>que</w:t>
-      </w:r>
-      <w:r>
-        <w:t xml:space="preserve"> les expériences</w:t>
-      </w:r>
-      <w:r>
-        <w:t xml:space="preserve"> soient reproductibles</w:t>
-      </w:r>
-      <w:r>
-        <w:t>.</w:t>
-      </w:r>
-    </w:p>
-    <w:p>
-      <w:pPr>
-        <w:ind w:firstLine="708"/>
-      </w:pPr>
-      <w:r>
         <w:lastRenderedPageBreak/>
-        <w:t>Les textes</w:t>
-      </w:r>
-      <w:r>
-        <w:t xml:space="preserve"> p</w:t>
-      </w:r>
-      <w:r>
-        <w:t>rov</w:t>
-      </w:r>
-      <w:r>
-        <w:t>iennent de différentes sources</w:t>
-      </w:r>
-      <w:r>
-        <w:t>.</w:t>
-      </w:r>
-      <w:r>
-        <w:t xml:space="preserve"> </w:t>
-      </w:r>
-      <w:r>
-        <w:rPr>
-          <w:i/>
-          <w:iCs/>
-        </w:rPr>
-        <w:t>La c</w:t>
-      </w:r>
-      <w:r>
-        <w:rPr>
-          <w:i/>
-          <w:iCs/>
-        </w:rPr>
-        <w:t>omédie humaine</w:t>
-      </w:r>
-      <w:r>
-        <w:t xml:space="preserve"> de Balzac est </w:t>
-      </w:r>
-      <w:r>
-        <w:t>reprise</w:t>
-      </w:r>
-      <w:r>
-        <w:t xml:space="preserve"> du projet ebalzac</w:t>
-      </w:r>
-      <w:r>
-        <w:rPr>
-          <w:rStyle w:val="FootnoteReference"/>
-        </w:rPr>
-        <w:footnoteReference w:id="5"/>
-      </w:r>
-      <w:r>
-        <w:t>,</w:t>
-      </w:r>
-      <w:r>
-        <w:t xml:space="preserve"> </w:t>
-      </w:r>
-      <w:r>
-        <w:t xml:space="preserve">une </w:t>
-      </w:r>
-      <w:r>
-        <w:t>édition électronique scientifiquement</w:t>
-      </w:r>
-      <w:r>
-        <w:t xml:space="preserve"> établie</w:t>
-      </w:r>
-      <w:r>
-        <w:t xml:space="preserve"> sur la</w:t>
-      </w:r>
-      <w:r>
-        <w:t xml:space="preserve"> version dite</w:t>
-      </w:r>
-      <w:r>
-        <w:t xml:space="preserve"> du «</w:t>
-      </w:r>
-      <w:r>
-        <w:t> </w:t>
-      </w:r>
-      <w:r>
-        <w:t>Furne corrigé</w:t>
-      </w:r>
-      <w:r>
-        <w:t> </w:t>
-      </w:r>
-      <w:r>
-        <w:t>»</w:t>
-      </w:r>
-      <w:r>
-        <w:t>.</w:t>
-      </w:r>
-    </w:p>
-    <w:p>
-      <w:pPr>
-        <w:ind w:firstLine="708"/>
-      </w:pPr>
-      <w:r>
-        <w:t>Les autres auteurs ont été compilés à partir de différents sites de livres libres et gratuits</w:t>
-      </w:r>
-      <w:r>
-        <w:t>, ces éditions sont soigneuses, mais ne prétendent pas à être scientifiques</w:t>
-      </w:r>
-      <w:r>
-        <w:t>. Dumas,</w:t>
-      </w:r>
-      <w:r>
-        <w:t xml:space="preserve"> Sand et Verne sont</w:t>
-      </w:r>
-      <w:r>
-        <w:t xml:space="preserve"> presque</w:t>
-      </w:r>
-      <w:r>
-        <w:t xml:space="preserve"> au complet, à part quelques textes posthumes</w:t>
-      </w:r>
-      <w:r>
-        <w:t xml:space="preserve"> à l’attribution discutée,</w:t>
-      </w:r>
-      <w:r>
-        <w:t xml:space="preserve"> ou de</w:t>
-      </w:r>
-      <w:r>
-        <w:t>s récits de</w:t>
-      </w:r>
-      <w:r>
-        <w:t xml:space="preserve"> genre composite (</w:t>
-      </w:r>
-      <w:r>
-        <w:t xml:space="preserve">où le récit se mélange à </w:t>
-      </w:r>
-      <w:r>
-        <w:t xml:space="preserve">mémoires, </w:t>
-      </w:r>
-      <w:r>
-        <w:t>contes,</w:t>
-      </w:r>
-      <w:r>
-        <w:t xml:space="preserve"> </w:t>
-      </w:r>
-      <w:r>
-        <w:t>théâtre</w:t>
-      </w:r>
-      <w:r>
-        <w:t>…</w:t>
-      </w:r>
-      <w:r>
-        <w:t xml:space="preserve">). </w:t>
-      </w:r>
-      <w:r>
-        <w:t xml:space="preserve">Pour Zola, n’ont été retenus que </w:t>
-      </w:r>
-      <w:r>
-        <w:rPr>
-          <w:i/>
-          <w:iCs/>
-        </w:rPr>
-        <w:t>Les Rougon-Macquart</w:t>
-      </w:r>
-      <w:r>
-        <w:t>, car ils offrent une grande cohérence stylistique.</w:t>
-      </w:r>
-    </w:p>
-    <w:p>
-      <w:pPr>
-        <w:ind w:firstLine="708"/>
-      </w:pPr>
-      <w:r>
         <w:t>Cette collection de roman</w:t>
       </w:r>
       <w:r>
@@ -1203,6 +1131,7 @@
       <w:pPr>
         <w:ind w:firstLine="0"/>
       </w:pPr>
+      <w:proofErr w:type="gramStart"/>
       <w:r>
         <w:rPr>
           <w:i/>
@@ -1210,6 +1139,7 @@
         </w:rPr>
         <w:t>tf</w:t>
       </w:r>
+      <w:proofErr w:type="gramEnd"/>
       <w:r>
         <w:t>, f</w:t>
       </w:r>
@@ -1254,10 +1184,18 @@
         <w:t xml:space="preserve"> </w:t>
       </w:r>
       <w:r>
-        <w:t>fréquenc d’un terme</w:t>
-      </w:r>
-      <w:r>
-        <w:t xml:space="preserve"> multipliée par l’inverse </w:t>
+        <w:t xml:space="preserve">fréquenc </w:t>
+      </w:r>
+      <w:proofErr w:type="gramStart"/>
+      <w:r>
+        <w:t>d’un terme</w:t>
+      </w:r>
+      <w:r>
+        <w:t xml:space="preserve"> multipliée</w:t>
+      </w:r>
+      <w:proofErr w:type="gramEnd"/>
+      <w:r>
+        <w:t xml:space="preserve"> par l’inverse </w:t>
       </w:r>
     </w:p>
     <w:p>
@@ -1340,10 +1278,18 @@
         <w:t xml:space="preserve"> </w:t>
       </w:r>
       <w:r>
-        <w:t xml:space="preserve">dans les </w:t>
-      </w:r>
-      <w:r>
-        <w:t xml:space="preserve"> romans picaresques</w:t>
+        <w:t xml:space="preserve">dans </w:t>
+      </w:r>
+      <w:proofErr w:type="gramStart"/>
+      <w:r>
+        <w:t xml:space="preserve">les </w:t>
+      </w:r>
+      <w:r>
+        <w:t xml:space="preserve"> romans</w:t>
+      </w:r>
+      <w:proofErr w:type="gramEnd"/>
+      <w:r>
+        <w:t xml:space="preserve"> picaresques</w:t>
       </w:r>
       <w:r>
         <w:t xml:space="preserve">, </w:t>
@@ -1599,6 +1545,7 @@
       <w:pPr>
         <w:ind w:firstLine="0"/>
       </w:pPr>
+      <w:proofErr w:type="gramStart"/>
       <w:r>
         <w:rPr>
           <w:i/>
@@ -1606,6 +1553,7 @@
         </w:rPr>
         <w:t>tf</w:t>
       </w:r>
+      <w:proofErr w:type="gramEnd"/>
       <w:r>
         <w:t xml:space="preserve"> : </w:t>
       </w:r>
@@ -1620,12 +1568,21 @@
       <w:pPr>
         <w:ind w:firstLine="0"/>
       </w:pPr>
-      <w:r>
-        <w:rPr>
-          <w:i/>
-          <w:iCs/>
-        </w:rPr>
-        <w:t>g2</w:t>
+      <w:proofErr w:type="gramStart"/>
+      <w:r>
+        <w:rPr>
+          <w:i/>
+          <w:iCs/>
+        </w:rPr>
+        <w:t>g</w:t>
+      </w:r>
+      <w:proofErr w:type="gramEnd"/>
+      <w:r>
+        <w:rPr>
+          <w:i/>
+          <w:iCs/>
+        </w:rPr>
+        <w:t>2</w:t>
       </w:r>
       <w:r>
         <w:t xml:space="preserve"> : </w:t>
@@ -1641,6 +1598,7 @@
       <w:pPr>
         <w:ind w:firstLine="0"/>
       </w:pPr>
+      <w:proofErr w:type="gramStart"/>
       <w:r>
         <w:rPr>
           <w:i/>
@@ -1648,6 +1606,7 @@
         </w:rPr>
         <w:t>fisher</w:t>
       </w:r>
+      <w:proofErr w:type="gramEnd"/>
       <w:r>
         <w:t xml:space="preserve"> : </w:t>
       </w:r>
@@ -1662,6 +1621,7 @@
       <w:pPr>
         <w:ind w:firstLine="0"/>
       </w:pPr>
+      <w:proofErr w:type="gramStart"/>
       <w:r>
         <w:rPr>
           <w:i/>
@@ -1676,6 +1636,7 @@
         </w:rPr>
         <w:t>log</w:t>
       </w:r>
+      <w:proofErr w:type="gramEnd"/>
       <w:r>
         <w:t xml:space="preserve"> : </w:t>
       </w:r>
@@ -1700,12 +1661,21 @@
       <w:pPr>
         <w:ind w:firstLine="0"/>
       </w:pPr>
-      <w:r>
-        <w:rPr>
-          <w:i/>
-          <w:iCs/>
-        </w:rPr>
-        <w:t>bm25</w:t>
+      <w:proofErr w:type="gramStart"/>
+      <w:r>
+        <w:rPr>
+          <w:i/>
+          <w:iCs/>
+        </w:rPr>
+        <w:t>bm</w:t>
+      </w:r>
+      <w:proofErr w:type="gramEnd"/>
+      <w:r>
+        <w:rPr>
+          <w:i/>
+          <w:iCs/>
+        </w:rPr>
+        <w:t>25</w:t>
       </w:r>
       <w:r>
         <w:t xml:space="preserve"> : </w:t>
@@ -1731,12 +1701,21 @@
       <w:pPr>
         <w:ind w:firstLine="0"/>
       </w:pPr>
-      <w:r>
-        <w:rPr>
-          <w:i/>
-          <w:iCs/>
-        </w:rPr>
-        <w:t>chi2</w:t>
+      <w:proofErr w:type="gramStart"/>
+      <w:r>
+        <w:rPr>
+          <w:i/>
+          <w:iCs/>
+        </w:rPr>
+        <w:t>chi</w:t>
+      </w:r>
+      <w:proofErr w:type="gramEnd"/>
+      <w:r>
+        <w:rPr>
+          <w:i/>
+          <w:iCs/>
+        </w:rPr>
+        <w:t>2</w:t>
       </w:r>
       <w:r>
         <w:t xml:space="preserve"> : </w:t>
@@ -1788,6 +1767,7 @@
       <w:pPr>
         <w:ind w:firstLine="0"/>
       </w:pPr>
+      <w:proofErr w:type="gramStart"/>
       <w:r>
         <w:rPr>
           <w:i/>
@@ -1795,6 +1775,7 @@
         </w:rPr>
         <w:t>simplemaths</w:t>
       </w:r>
+      <w:proofErr w:type="gramEnd"/>
       <w:r>
         <w:rPr>
           <w:i/>
@@ -1843,6 +1824,7 @@
       <w:pPr>
         <w:ind w:firstLine="0"/>
       </w:pPr>
+      <w:proofErr w:type="gramStart"/>
       <w:r>
         <w:rPr>
           <w:i/>
@@ -1850,6 +1832,7 @@
         </w:rPr>
         <w:t>extf</w:t>
       </w:r>
+      <w:proofErr w:type="gramEnd"/>
       <w:r>
         <w:t xml:space="preserve"> : </w:t>
       </w:r>
@@ -2295,7 +2278,15 @@
         <w:t xml:space="preserve"> bien </w:t>
       </w:r>
       <w:r>
-        <w:t xml:space="preserve">que le harponneur </w:t>
+        <w:t xml:space="preserve">que </w:t>
+      </w:r>
+      <w:proofErr w:type="gramStart"/>
+      <w:r>
+        <w:t>le harponneur</w:t>
+      </w:r>
+      <w:proofErr w:type="gramEnd"/>
+      <w:r>
+        <w:t xml:space="preserve"> </w:t>
       </w:r>
       <w:r>
         <w:rPr>
@@ -2456,6 +2447,7 @@
       <w:pPr>
         <w:ind w:firstLine="0"/>
       </w:pPr>
+      <w:proofErr w:type="gramStart"/>
       <w:r>
         <w:rPr>
           <w:i/>
@@ -2463,6 +2455,7 @@
         </w:rPr>
         <w:t>tf</w:t>
       </w:r>
+      <w:proofErr w:type="gramEnd"/>
       <w:r>
         <w:t> :</w:t>
       </w:r>
@@ -2507,12 +2500,21 @@
       <w:pPr>
         <w:ind w:firstLine="0"/>
       </w:pPr>
-      <w:r>
-        <w:rPr>
-          <w:i/>
-          <w:iCs/>
-        </w:rPr>
-        <w:t>g2</w:t>
+      <w:proofErr w:type="gramStart"/>
+      <w:r>
+        <w:rPr>
+          <w:i/>
+          <w:iCs/>
+        </w:rPr>
+        <w:t>g</w:t>
+      </w:r>
+      <w:proofErr w:type="gramEnd"/>
+      <w:r>
+        <w:rPr>
+          <w:i/>
+          <w:iCs/>
+        </w:rPr>
+        <w:t>2</w:t>
       </w:r>
       <w:r>
         <w:t xml:space="preserve"> : </w:t>
@@ -2555,6 +2557,7 @@
       <w:pPr>
         <w:ind w:firstLine="0"/>
       </w:pPr>
+      <w:proofErr w:type="gramStart"/>
       <w:r>
         <w:rPr>
           <w:i/>
@@ -2562,6 +2565,7 @@
         </w:rPr>
         <w:t>fisher</w:t>
       </w:r>
+      <w:proofErr w:type="gramEnd"/>
       <w:r>
         <w:t xml:space="preserve"> : </w:t>
       </w:r>
@@ -2603,6 +2607,7 @@
       <w:pPr>
         <w:ind w:firstLine="0"/>
       </w:pPr>
+      <w:proofErr w:type="gramStart"/>
       <w:r>
         <w:rPr>
           <w:i/>
@@ -2610,6 +2615,7 @@
         </w:rPr>
         <w:t>simplemaths</w:t>
       </w:r>
+      <w:proofErr w:type="gramEnd"/>
       <w:r>
         <w:t xml:space="preserve"> : </w:t>
       </w:r>
@@ -2651,12 +2657,21 @@
       <w:pPr>
         <w:ind w:firstLine="0"/>
       </w:pPr>
-      <w:r>
-        <w:rPr>
-          <w:i/>
-          <w:iCs/>
-        </w:rPr>
-        <w:t>bm25(k=100, b=1)</w:t>
+      <w:proofErr w:type="gramStart"/>
+      <w:r>
+        <w:rPr>
+          <w:i/>
+          <w:iCs/>
+        </w:rPr>
+        <w:t>bm</w:t>
+      </w:r>
+      <w:proofErr w:type="gramEnd"/>
+      <w:r>
+        <w:rPr>
+          <w:i/>
+          <w:iCs/>
+        </w:rPr>
+        <w:t>25(k=100, b=1)</w:t>
       </w:r>
       <w:r>
         <w:t xml:space="preserve"> : </w:t>
@@ -2699,6 +2714,7 @@
       <w:pPr>
         <w:ind w:firstLine="0"/>
       </w:pPr>
+      <w:proofErr w:type="gramStart"/>
       <w:r>
         <w:rPr>
           <w:i/>
@@ -2713,6 +2729,7 @@
         </w:rPr>
         <w:t>log</w:t>
       </w:r>
+      <w:proofErr w:type="gramEnd"/>
       <w:r>
         <w:t xml:space="preserve"> : </w:t>
       </w:r>
@@ -2751,8 +2768,13 @@
       <w:pPr>
         <w:ind w:firstLine="0"/>
       </w:pPr>
-      <w:r>
-        <w:t xml:space="preserve">bm25 : </w:t>
+      <w:proofErr w:type="gramStart"/>
+      <w:r>
+        <w:t>bm</w:t>
+      </w:r>
+      <w:proofErr w:type="gramEnd"/>
+      <w:r>
+        <w:t xml:space="preserve">25 : </w:t>
       </w:r>
       <w:r>
         <w:rPr>
@@ -2782,12 +2804,21 @@
       <w:pPr>
         <w:ind w:firstLine="0"/>
       </w:pPr>
-      <w:r>
-        <w:rPr>
-          <w:i/>
-          <w:iCs/>
-        </w:rPr>
-        <w:t>chi2</w:t>
+      <w:proofErr w:type="gramStart"/>
+      <w:r>
+        <w:rPr>
+          <w:i/>
+          <w:iCs/>
+        </w:rPr>
+        <w:t>chi</w:t>
+      </w:r>
+      <w:proofErr w:type="gramEnd"/>
+      <w:r>
+        <w:rPr>
+          <w:i/>
+          <w:iCs/>
+        </w:rPr>
+        <w:t>2</w:t>
       </w:r>
       <w:r>
         <w:t xml:space="preserve"> : </w:t>
@@ -2827,6 +2858,7 @@
       <w:pPr>
         <w:ind w:firstLine="0"/>
       </w:pPr>
+      <w:proofErr w:type="gramStart"/>
       <w:r>
         <w:rPr>
           <w:i/>
@@ -2834,6 +2866,7 @@
         </w:rPr>
         <w:t>simplemaths</w:t>
       </w:r>
+      <w:proofErr w:type="gramEnd"/>
       <w:r>
         <w:rPr>
           <w:i/>
@@ -2879,6 +2912,7 @@
       <w:pPr>
         <w:ind w:firstLine="0"/>
       </w:pPr>
+      <w:proofErr w:type="gramStart"/>
       <w:r>
         <w:rPr>
           <w:i/>
@@ -2886,6 +2920,7 @@
         </w:rPr>
         <w:t>extf</w:t>
       </w:r>
+      <w:proofErr w:type="gramEnd"/>
       <w:r>
         <w:t> :</w:t>
       </w:r>
@@ -3934,6 +3969,7 @@
         </w:rPr>
         <w:t xml:space="preserve">pour </w:t>
       </w:r>
+      <w:proofErr w:type="gramStart"/>
       <w:r>
         <w:rPr>
           <w:i/>
@@ -3946,7 +3982,14 @@
         <w:rPr>
           <w:lang w:val="fr-FR"/>
         </w:rPr>
-        <w:t>([0, 2])</w:t>
+        <w:t>(</w:t>
+      </w:r>
+      <w:proofErr w:type="gramEnd"/>
+      <w:r>
+        <w:rPr>
+          <w:lang w:val="fr-FR"/>
+        </w:rPr>
+        <w:t>[0, 2])</w:t>
       </w:r>
       <w:r>
         <w:rPr>
@@ -4733,6 +4776,7 @@
         </w:rPr>
         <w:t>df</w:t>
       </w:r>
+      <w:proofErr w:type="gramStart"/>
       <w:r>
         <w:rPr>
           <w:i/>
@@ -4751,6 +4795,7 @@
       <w:r>
         <w:t>=</w:t>
       </w:r>
+      <w:proofErr w:type="gramEnd"/>
       <w:r>
         <w:rPr>
           <w:i/>
@@ -4884,6 +4929,7 @@
         </w:rPr>
         <w:t>df</w:t>
       </w:r>
+      <w:proofErr w:type="gramStart"/>
       <w:r>
         <w:rPr>
           <w:i/>
@@ -4902,6 +4948,7 @@
       <w:r>
         <w:t>=</w:t>
       </w:r>
+      <w:proofErr w:type="gramEnd"/>
       <w:r>
         <w:t>ex</w:t>
       </w:r>
@@ -4946,6 +4993,7 @@
       <w:r>
         <w:t xml:space="preserve">). Par construction </w:t>
       </w:r>
+      <w:proofErr w:type="gramStart"/>
       <w:r>
         <w:rPr>
           <w:i/>
@@ -4956,6 +5004,7 @@
       <w:r>
         <w:t>(0)=</w:t>
       </w:r>
+      <w:proofErr w:type="gramEnd"/>
       <w:r>
         <w:rPr>
           <w:i/>
@@ -4966,6 +5015,7 @@
       <w:r>
         <w:t xml:space="preserve">, </w:t>
       </w:r>
+      <w:proofErr w:type="gramStart"/>
       <w:r>
         <w:rPr>
           <w:i/>
@@ -4982,6 +5032,7 @@
       <w:r>
         <w:t>)=</w:t>
       </w:r>
+      <w:proofErr w:type="gramEnd"/>
       <w:r>
         <w:t>ex</w:t>
       </w:r>
@@ -4995,6 +5046,7 @@
       <w:r>
         <w:t xml:space="preserve">, et </w:t>
       </w:r>
+      <w:proofErr w:type="gramStart"/>
       <w:r>
         <w:rPr>
           <w:i/>
@@ -5005,6 +5057,7 @@
       <w:r>
         <w:t>(1)=</w:t>
       </w:r>
+      <w:proofErr w:type="gramEnd"/>
       <w:r>
         <w:rPr>
           <w:i/>
@@ -5472,13 +5525,27 @@
         <w:rPr>
           <w:lang w:val="fr-FR"/>
         </w:rPr>
-        <w:t xml:space="preserve"> sont </w:t>
-      </w:r>
-      <w:r>
-        <w:rPr>
-          <w:lang w:val="fr-FR"/>
-        </w:rPr>
-        <w:t xml:space="preserve"> formules.</w:t>
+        <w:t xml:space="preserve"> </w:t>
+      </w:r>
+      <w:proofErr w:type="gramStart"/>
+      <w:r>
+        <w:rPr>
+          <w:lang w:val="fr-FR"/>
+        </w:rPr>
+        <w:t xml:space="preserve">sont </w:t>
+      </w:r>
+      <w:r>
+        <w:rPr>
+          <w:lang w:val="fr-FR"/>
+        </w:rPr>
+        <w:t xml:space="preserve"> formules</w:t>
+      </w:r>
+      <w:proofErr w:type="gramEnd"/>
+      <w:r>
+        <w:rPr>
+          <w:lang w:val="fr-FR"/>
+        </w:rPr>
+        <w:t>.</w:t>
       </w:r>
     </w:p>
     <w:p>
@@ -6471,7 +6538,11 @@
         <w:t>ommer</w:t>
       </w:r>
       <w:r>
-        <w:t xml:space="preserve"> plutôt que </w:t>
+        <w:t xml:space="preserve"> plutôt </w:t>
+      </w:r>
+      <w:proofErr w:type="gramStart"/>
+      <w:r>
+        <w:t xml:space="preserve">que </w:t>
       </w:r>
       <w:r>
         <w:rPr>
@@ -6480,6 +6551,7 @@
         </w:rPr>
         <w:t>être</w:t>
       </w:r>
+      <w:proofErr w:type="gramEnd"/>
       <w:r>
         <w:t>).</w:t>
       </w:r>

--- a/docs/glorieux-specif.docx
+++ b/docs/glorieux-specif.docx
@@ -101,7 +101,15 @@
         <w:t xml:space="preserve"> spécificité </w:t>
       </w:r>
       <w:r>
-        <w:t>mesure l’écart à une norme. Dans le cas particulier des moteurs de recherche plein texte (et de la textométrie en général), c’est une formule qui mesure à quel point un</w:t>
+        <w:t xml:space="preserve">mesure l’écart à une norme. Dans le cas particulier des moteurs de recherche plein texte (et de la </w:t>
+      </w:r>
+      <w:proofErr w:type="spellStart"/>
+      <w:r>
+        <w:t>textométrie</w:t>
+      </w:r>
+      <w:proofErr w:type="spellEnd"/>
+      <w:r>
+        <w:t xml:space="preserve"> en général), c’est une formule qui mesure à quel point un</w:t>
       </w:r>
       <w:r>
         <w:t xml:space="preserve"> élément </w:t>
@@ -201,6 +209,7 @@
       <w:r>
         <w:t xml:space="preserve"> à retrouver (</w:t>
       </w:r>
+      <w:proofErr w:type="spellStart"/>
       <w:r>
         <w:rPr>
           <w:i/>
@@ -208,6 +217,7 @@
         </w:rPr>
         <w:t>retrieval</w:t>
       </w:r>
+      <w:proofErr w:type="spellEnd"/>
       <w:r>
         <w:t>) les documents les plus pertinents pour une requête</w:t>
       </w:r>
@@ -242,10 +252,10 @@
         <w:t xml:space="preserve"> patrimonial</w:t>
       </w:r>
       <w:r>
-        <w:t xml:space="preserve">, notamment </w:t>
-      </w:r>
-      <w:r>
-        <w:t>dans</w:t>
+        <w:t xml:space="preserve">, </w:t>
+      </w:r>
+      <w:r>
+        <w:t>avec</w:t>
       </w:r>
       <w:r>
         <w:t xml:space="preserve"> la cohérence </w:t>
@@ -257,10 +267,25 @@
         <w:t>un auteur</w:t>
       </w:r>
       <w:r>
-        <w:t>, ou</w:t>
-      </w:r>
-      <w:r>
-        <w:t xml:space="preserve"> selon</w:t>
+        <w:t>,</w:t>
+      </w:r>
+      <w:r>
+        <w:t xml:space="preserve"> les différences de genres, ou</w:t>
+      </w:r>
+      <w:r>
+        <w:t xml:space="preserve"> l</w:t>
+      </w:r>
+      <w:r>
+        <w:t>a variation</w:t>
+      </w:r>
+      <w:r>
+        <w:t xml:space="preserve"> d’une date</w:t>
+      </w:r>
+      <w:r>
+        <w:t xml:space="preserve">, </w:t>
+      </w:r>
+      <w:r>
+        <w:t>beaucoup de dimensions peuvent susciter</w:t>
       </w:r>
       <w:r>
         <w:t xml:space="preserve"> </w:t>
@@ -269,24 +294,6 @@
         <w:t>l</w:t>
       </w:r>
       <w:r>
-        <w:t>a variation</w:t>
-      </w:r>
-      <w:r>
-        <w:t xml:space="preserve"> d’une date</w:t>
-      </w:r>
-      <w:r>
-        <w:t xml:space="preserve">, </w:t>
-      </w:r>
-      <w:r>
-        <w:t>beaucoup de dimensions peuvent susciter</w:t>
-      </w:r>
-      <w:r>
-        <w:t xml:space="preserve"> </w:t>
-      </w:r>
-      <w:r>
-        <w:t>l</w:t>
-      </w:r>
-      <w:r>
         <w:t>’intérêt du chercheur</w:t>
       </w:r>
       <w:r>
@@ -351,6 +358,9 @@
       <w:r>
         <w:t>.</w:t>
       </w:r>
+      <w:r>
+        <w:t xml:space="preserve"> </w:t>
+      </w:r>
     </w:p>
     <w:p>
       <w:pPr>
@@ -554,8 +564,13 @@
         <w:t>reprise</w:t>
       </w:r>
       <w:r>
-        <w:t xml:space="preserve"> du projet ebalzac</w:t>
-      </w:r>
+        <w:t xml:space="preserve"> du projet </w:t>
+      </w:r>
+      <w:proofErr w:type="spellStart"/>
+      <w:r>
+        <w:t>ebalzac</w:t>
+      </w:r>
+      <w:proofErr w:type="spellEnd"/>
       <w:r>
         <w:rPr>
           <w:rStyle w:val="FootnoteReference"/>
@@ -706,6 +721,7 @@
       <w:r>
         <w:t>De ces sources normalisées, les chapitres ont été extraits dans un format textuel plus commode (</w:t>
       </w:r>
+      <w:proofErr w:type="spellStart"/>
       <w:r>
         <w:rPr>
           <w:i/>
@@ -713,6 +729,7 @@
         </w:rPr>
         <w:t>MarkDown</w:t>
       </w:r>
+      <w:proofErr w:type="spellEnd"/>
       <w:r>
         <w:t>)</w:t>
       </w:r>
@@ -972,15 +989,33 @@
           <w:i/>
           <w:iCs/>
         </w:rPr>
-        <w:t>Apache OpenNLP</w:t>
-      </w:r>
-      <w:r>
-        <w:rPr>
-          <w:i/>
-          <w:iCs/>
-        </w:rPr>
-        <w:t xml:space="preserve"> POSTtagger</w:t>
-      </w:r>
+        <w:t xml:space="preserve">Apache </w:t>
+      </w:r>
+      <w:proofErr w:type="spellStart"/>
+      <w:r>
+        <w:rPr>
+          <w:i/>
+          <w:iCs/>
+        </w:rPr>
+        <w:t>OpenNLP</w:t>
+      </w:r>
+      <w:proofErr w:type="spellEnd"/>
+      <w:r>
+        <w:rPr>
+          <w:i/>
+          <w:iCs/>
+        </w:rPr>
+        <w:t xml:space="preserve"> </w:t>
+      </w:r>
+      <w:proofErr w:type="spellStart"/>
+      <w:r>
+        <w:rPr>
+          <w:i/>
+          <w:iCs/>
+        </w:rPr>
+        <w:t>POSTtagger</w:t>
+      </w:r>
+      <w:proofErr w:type="spellEnd"/>
       <w:r>
         <w:rPr>
           <w:rStyle w:val="FootnoteReference"/>
@@ -1131,6 +1166,7 @@
       <w:pPr>
         <w:ind w:firstLine="0"/>
       </w:pPr>
+      <w:proofErr w:type="spellStart"/>
       <w:proofErr w:type="gramStart"/>
       <w:r>
         <w:rPr>
@@ -1139,6 +1175,7 @@
         </w:rPr>
         <w:t>tf</w:t>
       </w:r>
+      <w:proofErr w:type="spellEnd"/>
       <w:proofErr w:type="gramEnd"/>
       <w:r>
         <w:t>, f</w:t>
@@ -1154,12 +1191,15 @@
       <w:pPr>
         <w:ind w:firstLine="0"/>
       </w:pPr>
+      <w:proofErr w:type="spellStart"/>
       <w:r>
         <w:t>Tfidf</w:t>
       </w:r>
+      <w:proofErr w:type="spellEnd"/>
       <w:r>
         <w:t xml:space="preserve">, </w:t>
       </w:r>
+      <w:proofErr w:type="spellStart"/>
       <w:r>
         <w:rPr>
           <w:i/>
@@ -1167,9 +1207,11 @@
         </w:rPr>
         <w:t>tf</w:t>
       </w:r>
+      <w:proofErr w:type="spellEnd"/>
       <w:r>
         <w:t xml:space="preserve"> log (N / </w:t>
       </w:r>
+      <w:proofErr w:type="spellStart"/>
       <w:r>
         <w:rPr>
           <w:i/>
@@ -1177,14 +1219,20 @@
         </w:rPr>
         <w:t>df</w:t>
       </w:r>
+      <w:proofErr w:type="spellEnd"/>
       <w:r>
         <w:t>),</w:t>
       </w:r>
       <w:r>
         <w:t xml:space="preserve"> </w:t>
       </w:r>
-      <w:r>
-        <w:t xml:space="preserve">fréquenc </w:t>
+      <w:proofErr w:type="spellStart"/>
+      <w:r>
+        <w:t>fréquenc</w:t>
+      </w:r>
+      <w:proofErr w:type="spellEnd"/>
+      <w:r>
+        <w:t xml:space="preserve"> </w:t>
       </w:r>
       <w:proofErr w:type="gramStart"/>
       <w:r>
@@ -1203,15 +1251,28 @@
         <w:ind w:firstLine="0"/>
       </w:pPr>
       <w:r>
-        <w:t>BM25 (lucene)</w:t>
+        <w:t>BM25 (</w:t>
+      </w:r>
+      <w:proofErr w:type="spellStart"/>
+      <w:r>
+        <w:t>lucene</w:t>
+      </w:r>
+      <w:proofErr w:type="spellEnd"/>
+      <w:r>
+        <w:t>)</w:t>
       </w:r>
     </w:p>
     <w:p>
       <w:pPr>
         <w:ind w:firstLine="0"/>
       </w:pPr>
-      <w:r>
-        <w:t>Lafon… no</w:t>
+      <w:proofErr w:type="spellStart"/>
+      <w:r>
+        <w:t>Lafon</w:t>
+      </w:r>
+      <w:proofErr w:type="spellEnd"/>
+      <w:r>
+        <w:t>… no</w:t>
       </w:r>
     </w:p>
     <w:p>
@@ -1350,7 +1411,7 @@
         <w:t xml:space="preserve"> </w:t>
       </w:r>
       <w:r>
-        <w:t>pertinents</w:t>
+        <w:t>judicieux</w:t>
       </w:r>
       <w:r>
         <w:t xml:space="preserve"> ; cependant </w:t>
@@ -1545,6 +1606,7 @@
       <w:pPr>
         <w:ind w:firstLine="0"/>
       </w:pPr>
+      <w:proofErr w:type="spellStart"/>
       <w:proofErr w:type="gramStart"/>
       <w:r>
         <w:rPr>
@@ -1553,6 +1615,7 @@
         </w:rPr>
         <w:t>tf</w:t>
       </w:r>
+      <w:proofErr w:type="spellEnd"/>
       <w:proofErr w:type="gramEnd"/>
       <w:r>
         <w:t xml:space="preserve"> : </w:t>
@@ -1598,6 +1661,7 @@
       <w:pPr>
         <w:ind w:firstLine="0"/>
       </w:pPr>
+      <w:proofErr w:type="spellStart"/>
       <w:proofErr w:type="gramStart"/>
       <w:r>
         <w:rPr>
@@ -1606,6 +1670,7 @@
         </w:rPr>
         <w:t>fisher</w:t>
       </w:r>
+      <w:proofErr w:type="spellEnd"/>
       <w:proofErr w:type="gramEnd"/>
       <w:r>
         <w:t xml:space="preserve"> : </w:t>
@@ -1621,6 +1686,7 @@
       <w:pPr>
         <w:ind w:firstLine="0"/>
       </w:pPr>
+      <w:proofErr w:type="spellStart"/>
       <w:proofErr w:type="gramStart"/>
       <w:r>
         <w:rPr>
@@ -1636,6 +1702,7 @@
         </w:rPr>
         <w:t>log</w:t>
       </w:r>
+      <w:proofErr w:type="spellEnd"/>
       <w:proofErr w:type="gramEnd"/>
       <w:r>
         <w:t xml:space="preserve"> : </w:t>
@@ -1767,6 +1834,7 @@
       <w:pPr>
         <w:ind w:firstLine="0"/>
       </w:pPr>
+      <w:proofErr w:type="spellStart"/>
       <w:proofErr w:type="gramStart"/>
       <w:r>
         <w:rPr>
@@ -1775,6 +1843,7 @@
         </w:rPr>
         <w:t>simplemaths</w:t>
       </w:r>
+      <w:proofErr w:type="spellEnd"/>
       <w:proofErr w:type="gramEnd"/>
       <w:r>
         <w:rPr>
@@ -1824,6 +1893,7 @@
       <w:pPr>
         <w:ind w:firstLine="0"/>
       </w:pPr>
+      <w:proofErr w:type="spellStart"/>
       <w:proofErr w:type="gramStart"/>
       <w:r>
         <w:rPr>
@@ -1832,6 +1902,7 @@
         </w:rPr>
         <w:t>extf</w:t>
       </w:r>
+      <w:proofErr w:type="spellEnd"/>
       <w:proofErr w:type="gramEnd"/>
       <w:r>
         <w:t xml:space="preserve"> : </w:t>
@@ -1860,7 +1931,31 @@
         <w:t>quenotte,</w:t>
       </w:r>
       <w:r>
-        <w:t xml:space="preserve"> Berghem, suceur, Bos, Nidros, brachioures, clupanodons, corégone</w:t>
+        <w:t xml:space="preserve"> Berghem, suceur, Bos, </w:t>
+      </w:r>
+      <w:proofErr w:type="spellStart"/>
+      <w:r>
+        <w:t>Nidros</w:t>
+      </w:r>
+      <w:proofErr w:type="spellEnd"/>
+      <w:r>
+        <w:t xml:space="preserve">, </w:t>
+      </w:r>
+      <w:proofErr w:type="spellStart"/>
+      <w:r>
+        <w:t>brachioures</w:t>
+      </w:r>
+      <w:proofErr w:type="spellEnd"/>
+      <w:r>
+        <w:t xml:space="preserve">, </w:t>
+      </w:r>
+      <w:proofErr w:type="spellStart"/>
+      <w:r>
+        <w:t>clupanodons</w:t>
+      </w:r>
+      <w:proofErr w:type="spellEnd"/>
+      <w:r>
+        <w:t>, corégone</w:t>
       </w:r>
     </w:p>
     <w:p>
@@ -1905,6 +2000,7 @@
       <w:r>
         <w:t xml:space="preserve"> </w:t>
       </w:r>
+      <w:proofErr w:type="spellStart"/>
       <w:r>
         <w:rPr>
           <w:i/>
@@ -1912,6 +2008,7 @@
         </w:rPr>
         <w:t>tf</w:t>
       </w:r>
+      <w:proofErr w:type="spellEnd"/>
       <w:r>
         <w:t xml:space="preserve">, assez peu </w:t>
       </w:r>
@@ -1976,6 +2073,7 @@
       <w:r>
         <w:t xml:space="preserve"> </w:t>
       </w:r>
+      <w:proofErr w:type="spellStart"/>
       <w:r>
         <w:rPr>
           <w:i/>
@@ -1983,6 +2081,7 @@
         </w:rPr>
         <w:t>extf</w:t>
       </w:r>
+      <w:proofErr w:type="spellEnd"/>
       <w:r>
         <w:t xml:space="preserve">, </w:t>
       </w:r>
@@ -2050,23 +2149,43 @@
         <w:t>-clé</w:t>
       </w:r>
       <w:r>
-        <w:t xml:space="preserve"> </w:t>
-      </w:r>
-      <w:r>
-        <w:t>ne doit pas être trop rare, ni trop fréquent</w:t>
+        <w:t xml:space="preserve"> doit</w:t>
+      </w:r>
+      <w:r>
+        <w:t xml:space="preserve"> </w:t>
+      </w:r>
+      <w:r>
+        <w:t xml:space="preserve">être </w:t>
+      </w:r>
+      <w:r>
+        <w:t>« un peu »</w:t>
+      </w:r>
+      <w:r>
+        <w:t xml:space="preserve"> </w:t>
+      </w:r>
+      <w:r>
+        <w:t>spécifique</w:t>
+      </w:r>
+      <w:r>
+        <w:t xml:space="preserve">, </w:t>
+      </w:r>
+      <w:r>
+        <w:t xml:space="preserve">mais « pas trop », c’est l’équilibre </w:t>
+      </w:r>
+      <w:r>
+        <w:t>mathématique</w:t>
+      </w:r>
+      <w:r>
+        <w:t xml:space="preserve"> que cherche une formule de spécificité</w:t>
       </w:r>
       <w:r>
         <w:t>.</w:t>
       </w:r>
-      <w:r>
-        <w:t xml:space="preserve"> </w:t>
-      </w:r>
-      <w:r>
-        <w:t>Les algorithmes de spécificité cherchent à trouver un équilibre mathématique entre généralité et rareté.</w:t>
-      </w:r>
-      <w:r>
-        <w:t xml:space="preserve"> </w:t>
-      </w:r>
+    </w:p>
+    <w:p>
+      <w:pPr>
+        <w:ind w:firstLine="708"/>
+      </w:pPr>
       <w:r>
         <w:t>Remarquons</w:t>
       </w:r>
@@ -2112,6 +2231,7 @@
       <w:r>
         <w:t xml:space="preserve"> (voir </w:t>
       </w:r>
+      <w:proofErr w:type="spellStart"/>
       <w:r>
         <w:rPr>
           <w:i/>
@@ -2119,6 +2239,7 @@
         </w:rPr>
         <w:t>extf</w:t>
       </w:r>
+      <w:proofErr w:type="spellEnd"/>
       <w:r>
         <w:t>)</w:t>
       </w:r>
@@ -2141,6 +2262,7 @@
       <w:r>
         <w:t xml:space="preserve"> </w:t>
       </w:r>
+      <w:proofErr w:type="spellStart"/>
       <w:r>
         <w:rPr>
           <w:i/>
@@ -2155,6 +2277,7 @@
         </w:rPr>
         <w:t>log</w:t>
       </w:r>
+      <w:proofErr w:type="spellEnd"/>
       <w:r>
         <w:t xml:space="preserve"> et </w:t>
       </w:r>
@@ -2172,8 +2295,13 @@
         <w:t>ne promeuvent pas</w:t>
       </w:r>
       <w:r>
-        <w:t xml:space="preserve"> les happax</w:t>
-      </w:r>
+        <w:t xml:space="preserve"> les </w:t>
+      </w:r>
+      <w:proofErr w:type="spellStart"/>
+      <w:r>
+        <w:t>happax</w:t>
+      </w:r>
+      <w:proofErr w:type="spellEnd"/>
       <w:r>
         <w:t>,</w:t>
       </w:r>
@@ -2212,16 +2340,36 @@
         <w:t xml:space="preserve"> chapitres d’autres romans.</w:t>
       </w:r>
       <w:r>
-        <w:t xml:space="preserve"> Ces formules sont réglées pour des collections documentaires plus homogènes que des romans, cette précision </w:t>
-      </w:r>
-      <w:r>
-        <w:t>a été jugée utile</w:t>
-      </w:r>
-      <w:r>
-        <w:t>, mais pour une description sémantique, le mot-clé est très peu éclairant</w:t>
-      </w:r>
-      <w:r>
-        <w:t>. L</w:t>
+        <w:t xml:space="preserve"> Ces formules ont</w:t>
+      </w:r>
+      <w:r>
+        <w:t xml:space="preserve"> été</w:t>
+      </w:r>
+      <w:r>
+        <w:t xml:space="preserve"> réglées pour des collections </w:t>
+      </w:r>
+      <w:r>
+        <w:t>de documents plus courts, plus nombreux, et</w:t>
+      </w:r>
+      <w:r>
+        <w:t xml:space="preserve"> plus homogènes que des</w:t>
+      </w:r>
+      <w:r>
+        <w:t xml:space="preserve"> chapitres de</w:t>
+      </w:r>
+      <w:r>
+        <w:t xml:space="preserve"> romans</w:t>
+      </w:r>
+      <w:r>
+        <w:t>.</w:t>
+      </w:r>
+    </w:p>
+    <w:p>
+      <w:pPr>
+        <w:ind w:firstLine="708"/>
+      </w:pPr>
+      <w:r>
+        <w:t>L</w:t>
       </w:r>
       <w:r>
         <w:t xml:space="preserve">’espérance log </w:t>
@@ -2242,7 +2390,13 @@
         <w:t>2</w:t>
       </w:r>
       <w:r>
-        <w:t xml:space="preserve"> donne ici un résultat identique à la spécificité hypergéométrique de </w:t>
+        <w:t xml:space="preserve"> donne ici un résultat identique </w:t>
+      </w:r>
+      <w:r>
+        <w:t>au test</w:t>
+      </w:r>
+      <w:r>
+        <w:t xml:space="preserve"> hypergéométrique de </w:t>
       </w:r>
       <w:r>
         <w:rPr>
@@ -2252,6 +2406,14 @@
         <w:t>Fisher</w:t>
       </w:r>
       <w:r>
+        <w:t xml:space="preserve">, qui sera notre point de référence comme le plus défendu en </w:t>
+      </w:r>
+      <w:proofErr w:type="spellStart"/>
+      <w:r>
+        <w:t>textométrie</w:t>
+      </w:r>
+      <w:proofErr w:type="spellEnd"/>
+      <w:r>
         <w:t>.</w:t>
       </w:r>
     </w:p>
@@ -2259,7 +2421,33 @@
       <w:pPr>
         <w:ind w:firstLine="708"/>
       </w:pPr>
-      <w:r>
+    </w:p>
+    <w:p>
+      <w:pPr>
+        <w:ind w:firstLine="0"/>
+      </w:pPr>
+      <w:r>
+        <w:t xml:space="preserve">Ces mots-clés </w:t>
+      </w:r>
+      <w:r>
+        <w:t>restent</w:t>
+      </w:r>
+      <w:r>
+        <w:t xml:space="preserve"> </w:t>
+      </w:r>
+      <w:r>
+        <w:t>cependant</w:t>
+      </w:r>
+      <w:r>
+        <w:t xml:space="preserve"> très insatisfaisants.</w:t>
+      </w:r>
+    </w:p>
+    <w:p>
+      <w:pPr>
+        <w:ind w:firstLine="708"/>
+      </w:pPr>
+      <w:r>
+        <w:lastRenderedPageBreak/>
         <w:t xml:space="preserve">Les noms </w:t>
       </w:r>
       <w:r>
@@ -2269,7 +2457,16 @@
         <w:t xml:space="preserve"> n</w:t>
       </w:r>
       <w:r>
-        <w:t>e sont pas traités spécialement</w:t>
+        <w:t>’ont</w:t>
+      </w:r>
+      <w:r>
+        <w:t xml:space="preserve"> pas</w:t>
+      </w:r>
+      <w:r>
+        <w:t xml:space="preserve"> été</w:t>
+      </w:r>
+      <w:r>
+        <w:t xml:space="preserve"> traités spécialement</w:t>
       </w:r>
       <w:r>
         <w:t>, si</w:t>
@@ -2299,35 +2496,77 @@
         <w:t xml:space="preserve"> se trouve tristement divisé</w:t>
       </w:r>
       <w:r>
-        <w:t xml:space="preserve"> ; toutefois un traitement </w:t>
-      </w:r>
-      <w:r>
-        <w:t xml:space="preserve">soigneux </w:t>
-      </w:r>
-      <w:r>
-        <w:t xml:space="preserve">des majuscules permet de </w:t>
-      </w:r>
-      <w:r>
+        <w:t xml:space="preserve">. Les index de noms propres sont à traiter séparément. Nous les </w:t>
+      </w:r>
+      <w:proofErr w:type="spellStart"/>
+      <w:r>
+        <w:t>excluerons</w:t>
+      </w:r>
+      <w:proofErr w:type="spellEnd"/>
+      <w:r>
+        <w:t xml:space="preserve"> ici, car d</w:t>
+      </w:r>
+      <w:r>
+        <w:t>ans</w:t>
+      </w:r>
+      <w:r>
+        <w:t xml:space="preserve"> un </w:t>
+      </w:r>
+      <w:r>
+        <w:t>récit</w:t>
+      </w:r>
+      <w:r>
+        <w:t xml:space="preserve">, </w:t>
+      </w:r>
+      <w:r>
+        <w:t>le</w:t>
+      </w:r>
+      <w:r>
+        <w:t xml:space="preserve"> c</w:t>
+      </w:r>
+      <w:r>
+        <w:t>roise</w:t>
+      </w:r>
+      <w:r>
+        <w:t>ment statistique</w:t>
+      </w:r>
+      <w:r>
+        <w:t xml:space="preserve"> de</w:t>
+      </w:r>
+      <w:r>
+        <w:t>s</w:t>
+      </w:r>
+      <w:r>
+        <w:t xml:space="preserve"> noms</w:t>
+      </w:r>
+      <w:r>
+        <w:t xml:space="preserve"> de lieux et de personnes amène un indice de rapprochement très fort entre les chapitres d’un même roman, ce qui rend l’expérience sémantique beaucoup moins intéressante.</w:t>
+      </w:r>
+    </w:p>
+    <w:p>
+      <w:pPr>
+        <w:ind w:firstLine="708"/>
+      </w:pPr>
+      <w:r>
+        <w:t>U</w:t>
+      </w:r>
+      <w:r>
+        <w:t xml:space="preserve">n traitement soigneux des majuscules permet </w:t>
+      </w:r>
+      <w:r>
+        <w:t>aussi de ne pas compter</w:t>
+      </w:r>
+      <w:r>
+        <w:t xml:space="preserve"> </w:t>
+      </w:r>
+      <w:r>
+        <w:rPr>
+          <w:i/>
+          <w:iCs/>
+        </w:rPr>
         <w:t xml:space="preserve">le </w:t>
       </w:r>
       <w:r>
-        <w:lastRenderedPageBreak/>
-        <w:t>retrouver sous son surnom</w:t>
-      </w:r>
-      <w:r>
-        <w:t>,</w:t>
-      </w:r>
-      <w:r>
-        <w:t xml:space="preserve"> </w:t>
-      </w:r>
-      <w:r>
-        <w:rPr>
-          <w:i/>
-          <w:iCs/>
-        </w:rPr>
-        <w:t xml:space="preserve">le </w:t>
-      </w:r>
-      <w:r>
         <w:rPr>
           <w:i/>
           <w:iCs/>
@@ -2335,32 +2574,20 @@
         <w:t>Canadien</w:t>
       </w:r>
       <w:r>
-        <w:t xml:space="preserve">, </w:t>
-      </w:r>
-      <w:r>
-        <w:t xml:space="preserve">et </w:t>
-      </w:r>
-      <w:r>
-        <w:t xml:space="preserve">de </w:t>
-      </w:r>
-      <w:r>
-        <w:t>ne pas</w:t>
-      </w:r>
-      <w:r>
-        <w:t xml:space="preserve"> confondre </w:t>
-      </w:r>
-      <w:r>
-        <w:rPr>
-          <w:i/>
-          <w:iCs/>
-        </w:rPr>
-        <w:t>un conseil</w:t>
-      </w:r>
-      <w:r>
-        <w:t xml:space="preserve"> et</w:t>
-      </w:r>
-      <w:r>
-        <w:t xml:space="preserve"> </w:t>
+        <w:t xml:space="preserve"> (surnom de </w:t>
+      </w:r>
+      <w:r>
+        <w:rPr>
+          <w:i/>
+          <w:iCs/>
+        </w:rPr>
+        <w:t>Ned Land</w:t>
+      </w:r>
+      <w:r>
+        <w:t>)</w:t>
+      </w:r>
+      <w:r>
+        <w:t xml:space="preserve"> et </w:t>
       </w:r>
       <w:r>
         <w:rPr>
@@ -2370,10 +2597,7 @@
         <w:t>Conseil</w:t>
       </w:r>
       <w:r>
-        <w:t>,</w:t>
-      </w:r>
-      <w:r>
-        <w:t xml:space="preserve"> le valet du narrateur (</w:t>
+        <w:t>, le valet du narrateur (</w:t>
       </w:r>
       <w:r>
         <w:t>Pierre Aronnax</w:t>
@@ -2382,43 +2606,25 @@
         <w:t>)</w:t>
       </w:r>
       <w:r>
-        <w:t xml:space="preserve">. </w:t>
-      </w:r>
-      <w:r>
-        <w:t>Dans</w:t>
-      </w:r>
-      <w:r>
-        <w:t xml:space="preserve"> un </w:t>
-      </w:r>
-      <w:r>
-        <w:t>récit</w:t>
-      </w:r>
-      <w:r>
-        <w:t xml:space="preserve">, </w:t>
-      </w:r>
-      <w:r>
-        <w:t>le</w:t>
-      </w:r>
-      <w:r>
-        <w:t xml:space="preserve"> c</w:t>
-      </w:r>
-      <w:r>
-        <w:t>roise</w:t>
-      </w:r>
-      <w:r>
-        <w:t>ment statistique</w:t>
-      </w:r>
-      <w:r>
-        <w:t xml:space="preserve"> de</w:t>
-      </w:r>
-      <w:r>
-        <w:t>s</w:t>
-      </w:r>
-      <w:r>
-        <w:t xml:space="preserve"> noms</w:t>
-      </w:r>
-      <w:r>
-        <w:t xml:space="preserve"> de lieux et de personnes amène un indice de rapprochement très fort entre les chapitres d’un même roman, ce qui rend l’expérience sémantique beaucoup moins intéressante.</w:t>
+        <w:t xml:space="preserve"> ; comme des mots </w:t>
+      </w:r>
+      <w:r>
+        <w:t xml:space="preserve">du </w:t>
+      </w:r>
+      <w:r>
+        <w:t>th</w:t>
+      </w:r>
+      <w:r>
+        <w:t>è</w:t>
+      </w:r>
+      <w:r>
+        <w:t>m</w:t>
+      </w:r>
+      <w:r>
+        <w:t>e</w:t>
+      </w:r>
+      <w:r>
+        <w:t>.</w:t>
       </w:r>
     </w:p>
     <w:p>
@@ -2447,6 +2653,7 @@
       <w:pPr>
         <w:ind w:firstLine="0"/>
       </w:pPr>
+      <w:proofErr w:type="spellStart"/>
       <w:proofErr w:type="gramStart"/>
       <w:r>
         <w:rPr>
@@ -2455,6 +2662,7 @@
         </w:rPr>
         <w:t>tf</w:t>
       </w:r>
+      <w:proofErr w:type="spellEnd"/>
       <w:proofErr w:type="gramEnd"/>
       <w:r>
         <w:t> :</w:t>
@@ -2557,6 +2765,7 @@
       <w:pPr>
         <w:ind w:firstLine="0"/>
       </w:pPr>
+      <w:proofErr w:type="spellStart"/>
       <w:proofErr w:type="gramStart"/>
       <w:r>
         <w:rPr>
@@ -2565,6 +2774,7 @@
         </w:rPr>
         <w:t>fisher</w:t>
       </w:r>
+      <w:proofErr w:type="spellEnd"/>
       <w:proofErr w:type="gramEnd"/>
       <w:r>
         <w:t xml:space="preserve"> : </w:t>
@@ -2607,6 +2817,7 @@
       <w:pPr>
         <w:ind w:firstLine="0"/>
       </w:pPr>
+      <w:proofErr w:type="spellStart"/>
       <w:proofErr w:type="gramStart"/>
       <w:r>
         <w:rPr>
@@ -2615,6 +2826,7 @@
         </w:rPr>
         <w:t>simplemaths</w:t>
       </w:r>
+      <w:proofErr w:type="spellEnd"/>
       <w:proofErr w:type="gramEnd"/>
       <w:r>
         <w:t xml:space="preserve"> : </w:t>
@@ -2714,6 +2926,7 @@
       <w:pPr>
         <w:ind w:firstLine="0"/>
       </w:pPr>
+      <w:proofErr w:type="spellStart"/>
       <w:proofErr w:type="gramStart"/>
       <w:r>
         <w:rPr>
@@ -2729,6 +2942,7 @@
         </w:rPr>
         <w:t>log</w:t>
       </w:r>
+      <w:proofErr w:type="spellEnd"/>
       <w:proofErr w:type="gramEnd"/>
       <w:r>
         <w:t xml:space="preserve"> : </w:t>
@@ -2848,95 +3062,82 @@
           <w:b/>
           <w:bCs/>
         </w:rPr>
-        <w:t>espalier, violacé, quenotte, suceur, brachioures</w:t>
-      </w:r>
-      <w:r>
-        <w:t>…</w:t>
-      </w:r>
-    </w:p>
-    <w:p>
-      <w:pPr>
-        <w:ind w:firstLine="0"/>
-      </w:pPr>
-      <w:proofErr w:type="gramStart"/>
-      <w:r>
-        <w:rPr>
-          <w:i/>
-          <w:iCs/>
-        </w:rPr>
-        <w:t>simplemaths</w:t>
-      </w:r>
-      <w:proofErr w:type="gramEnd"/>
-      <w:r>
-        <w:rPr>
-          <w:i/>
-          <w:iCs/>
-        </w:rPr>
-        <w:t>(k=1)</w:t>
-      </w:r>
-      <w:r>
-        <w:t xml:space="preserve"> : </w:t>
-      </w:r>
+        <w:t xml:space="preserve">espalier, violacé, quenotte, suceur, </w:t>
+      </w:r>
+      <w:proofErr w:type="spellStart"/>
       <w:r>
         <w:rPr>
           <w:b/>
           <w:bCs/>
         </w:rPr>
-        <w:t>poulpe</w:t>
-      </w:r>
-      <w:r>
-        <w:t xml:space="preserve">, </w:t>
+        <w:t>brachioures</w:t>
+      </w:r>
+      <w:proofErr w:type="spellEnd"/>
+      <w:r>
+        <w:t>…</w:t>
+      </w:r>
+    </w:p>
+    <w:p>
+      <w:pPr>
+        <w:ind w:firstLine="0"/>
+      </w:pPr>
+      <w:proofErr w:type="spellStart"/>
+      <w:proofErr w:type="gramStart"/>
+      <w:r>
+        <w:rPr>
+          <w:i/>
+          <w:iCs/>
+        </w:rPr>
+        <w:t>simplemaths</w:t>
+      </w:r>
+      <w:proofErr w:type="spellEnd"/>
+      <w:proofErr w:type="gramEnd"/>
+      <w:r>
+        <w:rPr>
+          <w:i/>
+          <w:iCs/>
+        </w:rPr>
+        <w:t>(k=1)</w:t>
+      </w:r>
+      <w:r>
+        <w:t xml:space="preserve"> : </w:t>
       </w:r>
       <w:r>
         <w:rPr>
           <w:b/>
           <w:bCs/>
         </w:rPr>
-        <w:t>calmar</w:t>
-      </w:r>
-      <w:r>
-        <w:t xml:space="preserve">, ventouse, céphalopode, tentacule, </w:t>
+        <w:t>poulpe</w:t>
+      </w:r>
+      <w:r>
+        <w:t xml:space="preserve">, </w:t>
       </w:r>
       <w:r>
         <w:rPr>
           <w:b/>
           <w:bCs/>
         </w:rPr>
-        <w:t>espalier, violacé, quenotte, suceur, brachioures</w:t>
-      </w:r>
-      <w:r>
-        <w:t>…</w:t>
-      </w:r>
-    </w:p>
-    <w:p>
-      <w:pPr>
-        <w:ind w:firstLine="0"/>
-      </w:pPr>
-      <w:proofErr w:type="gramStart"/>
-      <w:r>
-        <w:rPr>
-          <w:i/>
-          <w:iCs/>
-        </w:rPr>
-        <w:t>extf</w:t>
-      </w:r>
-      <w:proofErr w:type="gramEnd"/>
-      <w:r>
-        <w:t> :</w:t>
-      </w:r>
-      <w:r>
-        <w:t xml:space="preserve"> </w:t>
+        <w:t>calmar</w:t>
+      </w:r>
+      <w:r>
+        <w:t xml:space="preserve">, ventouse, céphalopode, tentacule, </w:t>
       </w:r>
       <w:r>
         <w:rPr>
           <w:b/>
           <w:bCs/>
         </w:rPr>
-        <w:t>espalier, violacé, quenotte, suceur, brachioures</w:t>
-      </w:r>
-      <w:r>
-        <w:t xml:space="preserve">, clupanodons, corégone, fissurelles, gobies-plumiers, krak </w:t>
-      </w:r>
+        <w:t xml:space="preserve">espalier, violacé, quenotte, suceur, </w:t>
+      </w:r>
+      <w:proofErr w:type="spellStart"/>
+      <w:r>
+        <w:rPr>
+          <w:b/>
+          <w:bCs/>
+        </w:rPr>
+        <w:t>brachioures</w:t>
+      </w:r>
+      <w:proofErr w:type="spellEnd"/>
       <w:r>
         <w:t>…</w:t>
       </w:r>
@@ -2945,11 +3146,63 @@
       <w:pPr>
         <w:ind w:firstLine="0"/>
       </w:pPr>
+      <w:proofErr w:type="spellStart"/>
+      <w:proofErr w:type="gramStart"/>
+      <w:r>
+        <w:rPr>
+          <w:i/>
+          <w:iCs/>
+        </w:rPr>
+        <w:t>extf</w:t>
+      </w:r>
+      <w:proofErr w:type="spellEnd"/>
+      <w:proofErr w:type="gramEnd"/>
+      <w:r>
+        <w:t> :</w:t>
+      </w:r>
+      <w:r>
+        <w:t xml:space="preserve"> </w:t>
+      </w:r>
+      <w:r>
+        <w:rPr>
+          <w:b/>
+          <w:bCs/>
+        </w:rPr>
+        <w:t xml:space="preserve">espalier, violacé, quenotte, suceur, </w:t>
+      </w:r>
+      <w:proofErr w:type="spellStart"/>
+      <w:r>
+        <w:rPr>
+          <w:b/>
+          <w:bCs/>
+        </w:rPr>
+        <w:t>brachioures</w:t>
+      </w:r>
+      <w:proofErr w:type="spellEnd"/>
+      <w:r>
+        <w:t xml:space="preserve">, </w:t>
+      </w:r>
+      <w:proofErr w:type="spellStart"/>
+      <w:r>
+        <w:t>clupanodons</w:t>
+      </w:r>
+      <w:proofErr w:type="spellEnd"/>
+      <w:r>
+        <w:t xml:space="preserve">, corégone, fissurelles, gobies-plumiers, krak </w:t>
+      </w:r>
+      <w:r>
+        <w:t>…</w:t>
+      </w:r>
     </w:p>
     <w:p>
       <w:pPr>
         <w:ind w:firstLine="0"/>
       </w:pPr>
+    </w:p>
+    <w:p>
+      <w:pPr>
+        <w:ind w:firstLine="0"/>
+      </w:pPr>
       <w:r>
         <w:t xml:space="preserve">Un fois filtrés </w:t>
       </w:r>
@@ -2983,6 +3236,7 @@
       <w:r>
         <w:t xml:space="preserve"> les plus fréquents d’un document (</w:t>
       </w:r>
+      <w:proofErr w:type="spellStart"/>
       <w:r>
         <w:rPr>
           <w:i/>
@@ -2990,6 +3244,7 @@
         </w:rPr>
         <w:t>tf</w:t>
       </w:r>
+      <w:proofErr w:type="spellEnd"/>
       <w:r>
         <w:t xml:space="preserve">) </w:t>
       </w:r>
@@ -3313,6 +3568,7 @@
       <w:r>
         <w:t xml:space="preserve"> comme vu précédemment, mais aussi </w:t>
       </w:r>
+      <w:proofErr w:type="spellStart"/>
       <w:r>
         <w:rPr>
           <w:i/>
@@ -3320,6 +3576,7 @@
         </w:rPr>
         <w:t>simplemaths</w:t>
       </w:r>
+      <w:proofErr w:type="spellEnd"/>
       <w:r>
         <w:t xml:space="preserve"> et </w:t>
       </w:r>
@@ -3359,7 +3616,16 @@
         <w:t xml:space="preserve"> ont cependant de la peine à choisir</w:t>
       </w:r>
       <w:r>
-        <w:t xml:space="preserve"> un algorithme</w:t>
+        <w:t xml:space="preserve"> un</w:t>
+      </w:r>
+      <w:r>
+        <w:t>e</w:t>
+      </w:r>
+      <w:r>
+        <w:t xml:space="preserve"> </w:t>
+      </w:r>
+      <w:r>
+        <w:t>formule</w:t>
       </w:r>
       <w:r>
         <w:t xml:space="preserve"> parmi </w:t>
@@ -3398,15 +3664,15 @@
         </w:rPr>
         <w:lastRenderedPageBreak/>
         <w:drawing>
-          <wp:anchor distT="0" distB="0" distL="114300" distR="114300" simplePos="0" relativeHeight="251661312" behindDoc="0" locked="0" layoutInCell="1" allowOverlap="1" wp14:anchorId="0F447503" wp14:editId="29B9AC18">
+          <wp:anchor distT="0" distB="0" distL="114300" distR="114300" simplePos="0" relativeHeight="251661312" behindDoc="0" locked="0" layoutInCell="1" allowOverlap="1" wp14:anchorId="0F447503" wp14:editId="1B7B62FB">
             <wp:simplePos x="0" y="0"/>
             <wp:positionH relativeFrom="column">
-              <wp:posOffset>0</wp:posOffset>
+              <wp:posOffset>-1270</wp:posOffset>
             </wp:positionH>
             <wp:positionV relativeFrom="paragraph">
               <wp:posOffset>0</wp:posOffset>
             </wp:positionV>
-            <wp:extent cx="5760720" cy="3339465"/>
+            <wp:extent cx="5760720" cy="3338830"/>
             <wp:effectExtent l="0" t="0" r="0" b="0"/>
             <wp:wrapTopAndBottom/>
             <wp:docPr id="917469461" name="Graphic 1"/>
@@ -3417,7 +3683,7 @@
               <a:graphicData uri="http://schemas.openxmlformats.org/drawingml/2006/picture">
                 <pic:pic xmlns:pic="http://schemas.openxmlformats.org/drawingml/2006/picture">
                   <pic:nvPicPr>
-                    <pic:cNvPr id="917469461" name=""/>
+                    <pic:cNvPr id="917469461" name="Graphic 1"/>
                     <pic:cNvPicPr/>
                   </pic:nvPicPr>
                   <pic:blipFill>
@@ -3435,7 +3701,7 @@
                   <pic:spPr>
                     <a:xfrm>
                       <a:off x="0" y="0"/>
-                      <a:ext cx="5760720" cy="3339465"/>
+                      <a:ext cx="5760720" cy="3338830"/>
                     </a:xfrm>
                     <a:prstGeom prst="rect">
                       <a:avLst/>
@@ -3461,7 +3727,13 @@
         <w:ind w:firstLine="708"/>
       </w:pPr>
       <w:r>
-        <w:t>Soient tous les chapitres lemmatisés de Balzac, Dumas, Sand, Verne, Zola. En sont extrait 100 mots-clés</w:t>
+        <w:t>Soient tous les chapitres lemmatisés de Balzac, Dumas, Sand, Verne, Zola. En sont extrait</w:t>
+      </w:r>
+      <w:r>
+        <w:t>s</w:t>
+      </w:r>
+      <w:r>
+        <w:t xml:space="preserve"> 100 mots-clés</w:t>
       </w:r>
       <w:r>
         <w:t xml:space="preserve"> sans mots grammaticaux ni noms propres,</w:t>
@@ -3540,8 +3812,33 @@
           <w:i/>
           <w:iCs/>
         </w:rPr>
-        <w:t>Rank-Biased Overlap</w:t>
-      </w:r>
+        <w:t>Rank-</w:t>
+      </w:r>
+      <w:proofErr w:type="spellStart"/>
+      <w:r>
+        <w:rPr>
+          <w:i/>
+          <w:iCs/>
+        </w:rPr>
+        <w:t>Biased</w:t>
+      </w:r>
+      <w:proofErr w:type="spellEnd"/>
+      <w:r>
+        <w:rPr>
+          <w:i/>
+          <w:iCs/>
+        </w:rPr>
+        <w:t xml:space="preserve"> </w:t>
+      </w:r>
+      <w:proofErr w:type="spellStart"/>
+      <w:r>
+        <w:rPr>
+          <w:i/>
+          <w:iCs/>
+        </w:rPr>
+        <w:t>Overlap</w:t>
+      </w:r>
+      <w:proofErr w:type="spellEnd"/>
       <w:r>
         <w:rPr>
           <w:rStyle w:val="FootnoteReference"/>
@@ -3554,13 +3851,29 @@
         <w:t>)</w:t>
       </w:r>
       <w:r>
-        <w:t>. Cette mesure a été mise au point pour comparer des listes de résultats de recherche ; elle tient compte du ran</w:t>
+        <w:t xml:space="preserve">. Cette mesure a été mise au point pour comparer </w:t>
+      </w:r>
+      <w:proofErr w:type="spellStart"/>
+      <w:r>
+        <w:t>des</w:t>
+      </w:r>
+      <w:proofErr w:type="spellEnd"/>
+      <w:r>
+        <w:t xml:space="preserve"> listes de résultats de recherche ; elle tient compte du ran</w:t>
       </w:r>
       <w:r>
         <w:t>g</w:t>
       </w:r>
       <w:r>
-        <w:t xml:space="preserve"> d’un résultat, et admet des li</w:t>
+        <w:t xml:space="preserve"> d’un résultat, et admet </w:t>
+      </w:r>
+      <w:proofErr w:type="spellStart"/>
+      <w:r>
+        <w:t>des</w:t>
+      </w:r>
+      <w:proofErr w:type="spellEnd"/>
+      <w:r>
+        <w:t xml:space="preserve"> li</w:t>
       </w:r>
       <w:r>
         <w:t>s</w:t>
@@ -3577,6 +3890,7 @@
       <w:r>
         <w:t>s, c’est notamment nécessaire pour les mots exclusifs (</w:t>
       </w:r>
+      <w:proofErr w:type="spellStart"/>
       <w:r>
         <w:rPr>
           <w:i/>
@@ -3584,6 +3898,7 @@
         </w:rPr>
         <w:t>extf</w:t>
       </w:r>
+      <w:proofErr w:type="spellEnd"/>
       <w:r>
         <w:t>) qui peuvent être moins nombreux que 100.</w:t>
       </w:r>
@@ -3641,6 +3956,7 @@
       <w:r>
         <w:t xml:space="preserve"> </w:t>
       </w:r>
+      <w:proofErr w:type="spellStart"/>
       <w:r>
         <w:rPr>
           <w:i/>
@@ -3648,12 +3964,14 @@
         </w:rPr>
         <w:t>tf</w:t>
       </w:r>
+      <w:proofErr w:type="spellEnd"/>
       <w:r>
         <w:t xml:space="preserve"> et</w:t>
       </w:r>
       <w:r>
         <w:t xml:space="preserve"> </w:t>
       </w:r>
+      <w:proofErr w:type="spellStart"/>
       <w:r>
         <w:rPr>
           <w:i/>
@@ -3661,6 +3979,7 @@
         </w:rPr>
         <w:t>extf</w:t>
       </w:r>
+      <w:proofErr w:type="spellEnd"/>
       <w:r>
         <w:t xml:space="preserve"> sont les plus éloignées </w:t>
       </w:r>
@@ -3685,6 +4004,7 @@
       <w:r>
         <w:t xml:space="preserve"> dans la fin de la liste </w:t>
       </w:r>
+      <w:proofErr w:type="spellStart"/>
       <w:r>
         <w:rPr>
           <w:i/>
@@ -3692,6 +4012,7 @@
         </w:rPr>
         <w:t>tf</w:t>
       </w:r>
+      <w:proofErr w:type="spellEnd"/>
       <w:r>
         <w:t>).</w:t>
       </w:r>
@@ -3763,6 +4084,7 @@
         </w:rPr>
         <w:t xml:space="preserve"> : </w:t>
       </w:r>
+      <w:proofErr w:type="spellStart"/>
       <w:r>
         <w:rPr>
           <w:i/>
@@ -3771,6 +4093,7 @@
         </w:rPr>
         <w:t>PCoA</w:t>
       </w:r>
+      <w:proofErr w:type="spellEnd"/>
       <w:r>
         <w:rPr>
           <w:lang w:val="fr-FR"/>
@@ -3787,127 +4110,1450 @@
         <w:rPr>
           <w:lang w:val="fr-FR"/>
         </w:rPr>
-        <w:t xml:space="preserve"> dimensions de la matrice initiale sur les 2 dimensions d’un plan. Cette projection conserve </w:t>
-      </w:r>
-      <w:r>
-        <w:rPr>
-          <w:lang w:val="fr-FR"/>
-        </w:rPr>
-        <w:t>66</w:t>
-      </w:r>
-      <w:r>
-        <w:rPr>
-          <w:lang w:val="fr-FR"/>
-        </w:rPr>
+        <w:t xml:space="preserve"> dimensions de la matrice initiale sur les 2 dimensions d’un plan. Cette projection conserve</w:t>
+      </w:r>
+      <w:r>
+        <w:rPr>
+          <w:lang w:val="fr-FR"/>
+        </w:rPr>
+        <w:t xml:space="preserve"> plus</w:t>
+      </w:r>
+      <w:r>
+        <w:rPr>
+          <w:lang w:val="fr-FR"/>
+        </w:rPr>
+        <w:t xml:space="preserve"> </w:t>
+      </w:r>
+      <w:r>
+        <w:rPr>
+          <w:lang w:val="fr-FR"/>
+        </w:rPr>
+        <w:t xml:space="preserve">de </w:t>
+      </w:r>
+      <w:r>
+        <w:rPr>
+          <w:lang w:val="fr-FR"/>
+        </w:rPr>
+        <w:t>90</w:t>
+      </w:r>
+      <w:r>
+        <w:rPr>
+          <w:lang w:val="fr-FR"/>
+        </w:rPr>
+        <w:t xml:space="preserve">% de la variation, </w:t>
+      </w:r>
+      <w:r>
+        <w:rPr>
+          <w:lang w:val="fr-FR"/>
+        </w:rPr>
+        <w:t>elle</w:t>
+      </w:r>
+      <w:r>
+        <w:rPr>
+          <w:lang w:val="fr-FR"/>
+        </w:rPr>
+        <w:t xml:space="preserve"> est donc très représentative de</w:t>
+      </w:r>
+      <w:r>
+        <w:rPr>
+          <w:lang w:val="fr-FR"/>
+        </w:rPr>
+        <w:t xml:space="preserve"> la matrice</w:t>
+      </w:r>
+      <w:r>
+        <w:rPr>
+          <w:lang w:val="fr-FR"/>
+        </w:rPr>
+        <w:t>. L</w:t>
+      </w:r>
+      <w:r>
+        <w:rPr>
+          <w:lang w:val="fr-FR"/>
+        </w:rPr>
+        <w:t xml:space="preserve">es points ne </w:t>
+      </w:r>
+      <w:r>
+        <w:rPr>
+          <w:lang w:val="fr-FR"/>
+        </w:rPr>
+        <w:t xml:space="preserve">sont pas dispersés, ou en grappes, </w:t>
+      </w:r>
+      <w:r>
+        <w:rPr>
+          <w:lang w:val="fr-FR"/>
+        </w:rPr>
+        <w:t>mais</w:t>
+      </w:r>
+      <w:r>
+        <w:rPr>
+          <w:lang w:val="fr-FR"/>
+        </w:rPr>
+        <w:t xml:space="preserve"> forme</w:t>
+      </w:r>
+      <w:r>
+        <w:rPr>
+          <w:lang w:val="fr-FR"/>
+        </w:rPr>
+        <w:t>nt</w:t>
+      </w:r>
+      <w:r>
+        <w:rPr>
+          <w:lang w:val="fr-FR"/>
+        </w:rPr>
+        <w:t xml:space="preserve"> une ligne</w:t>
+      </w:r>
+      <w:r>
+        <w:rPr>
+          <w:lang w:val="fr-FR"/>
+        </w:rPr>
+        <w:t xml:space="preserve"> spécialement </w:t>
+      </w:r>
+      <w:r>
+        <w:rPr>
+          <w:lang w:val="fr-FR"/>
+        </w:rPr>
+        <w:t>continue</w:t>
+      </w:r>
+      <w:r>
+        <w:rPr>
+          <w:lang w:val="fr-FR"/>
+        </w:rPr>
+        <w:t>.</w:t>
+      </w:r>
+    </w:p>
+    <w:p>
+      <w:pPr>
+        <w:ind w:firstLine="708"/>
+        <w:rPr>
+          <w:lang w:val="fr-FR"/>
+        </w:rPr>
+      </w:pPr>
+      <w:r>
+        <w:rPr>
+          <w:lang w:val="fr-FR"/>
+        </w:rPr>
+        <w:t xml:space="preserve">Premier résultat important à retenir, il y a une continuité entre fréquences locales </w:t>
+      </w:r>
+      <w:proofErr w:type="spellStart"/>
+      <w:r>
+        <w:rPr>
+          <w:i/>
+          <w:iCs/>
+          <w:lang w:val="fr-FR"/>
+        </w:rPr>
+        <w:t>tf</w:t>
+      </w:r>
+      <w:proofErr w:type="spellEnd"/>
+      <w:r>
+        <w:rPr>
+          <w:lang w:val="fr-FR"/>
+        </w:rPr>
+        <w:t xml:space="preserve"> et exclusives </w:t>
+      </w:r>
+      <w:proofErr w:type="spellStart"/>
+      <w:r>
+        <w:rPr>
+          <w:i/>
+          <w:iCs/>
+          <w:lang w:val="fr-FR"/>
+        </w:rPr>
+        <w:t>extf</w:t>
+      </w:r>
+      <w:proofErr w:type="spellEnd"/>
+      <w:r>
+        <w:rPr>
+          <w:lang w:val="fr-FR"/>
+        </w:rPr>
+        <w:t xml:space="preserve"> pour de nombreuses formules de spécificité.</w:t>
+      </w:r>
+    </w:p>
+    <w:p>
+      <w:pPr>
+        <w:ind w:firstLine="0"/>
+        <w:rPr>
+          <w:lang w:val="fr-FR"/>
+        </w:rPr>
+      </w:pPr>
+    </w:p>
+    <w:p>
+      <w:pPr>
+        <w:ind w:firstLine="0"/>
+        <w:rPr>
+          <w:lang w:val="fr-FR"/>
+        </w:rPr>
+      </w:pPr>
+      <w:r>
+        <w:rPr>
+          <w:lang w:val="fr-FR"/>
+        </w:rPr>
+        <w:t>Offrir à un utilisateur le moyen de varier le degré d’exclusivité d’une liste de mots clés est nécessaire</w:t>
+      </w:r>
+      <w:r>
+        <w:rPr>
+          <w:lang w:val="fr-FR"/>
+        </w:rPr>
+        <w:t>, car</w:t>
+      </w:r>
+      <w:r>
+        <w:rPr>
+          <w:lang w:val="fr-FR"/>
+        </w:rPr>
+        <w:t xml:space="preserve"> </w:t>
+      </w:r>
+      <w:r>
+        <w:rPr>
+          <w:lang w:val="fr-FR"/>
+        </w:rPr>
+        <w:t>les tailles des partitions observées</w:t>
+      </w:r>
+      <w:r>
+        <w:rPr>
+          <w:lang w:val="fr-FR"/>
+        </w:rPr>
+        <w:t xml:space="preserve"> </w:t>
+      </w:r>
+      <w:r>
+        <w:rPr>
+          <w:lang w:val="fr-FR"/>
+        </w:rPr>
+        <w:t>peuvent être</w:t>
+      </w:r>
+      <w:r>
+        <w:rPr>
+          <w:lang w:val="fr-FR"/>
+        </w:rPr>
+        <w:t xml:space="preserve"> très variable</w:t>
+      </w:r>
+      <w:r>
+        <w:rPr>
+          <w:lang w:val="fr-FR"/>
+        </w:rPr>
+        <w:t>s</w:t>
+      </w:r>
+      <w:r>
+        <w:rPr>
+          <w:lang w:val="fr-FR"/>
+        </w:rPr>
+        <w:t xml:space="preserve"> : un texte, un livre, un auteur, une année, la co-occurrence autour d’un mot… De plus, le chercheur peut s’intéresser </w:t>
+      </w:r>
+      <w:r>
+        <w:rPr>
+          <w:lang w:val="fr-FR"/>
+        </w:rPr>
+        <w:lastRenderedPageBreak/>
+        <w:t xml:space="preserve">à des relations très fortes, par exemple les collocations pour lequel le score d’exclusivité est important, ou bien observer des thématiques plus partagées avec le reste du corpus. Il est vain de promettre la formule </w:t>
+      </w:r>
+      <w:r>
+        <w:rPr>
+          <w:lang w:val="fr-FR"/>
+        </w:rPr>
+        <w:t>universelle.</w:t>
+      </w:r>
+    </w:p>
+    <w:p>
+      <w:pPr>
+        <w:ind w:firstLine="708"/>
+        <w:rPr>
+          <w:lang w:val="fr-FR"/>
+        </w:rPr>
+      </w:pPr>
+      <w:r>
+        <w:rPr>
+          <w:lang w:val="fr-FR"/>
+        </w:rPr>
+        <w:t>Ce</w:t>
+      </w:r>
+      <w:r>
+        <w:rPr>
+          <w:lang w:val="fr-FR"/>
+        </w:rPr>
+        <w:t xml:space="preserve"> fait est connu des développeurs d’application</w:t>
+      </w:r>
+      <w:r>
+        <w:rPr>
+          <w:lang w:val="fr-FR"/>
+        </w:rPr>
+        <w:t>s</w:t>
+      </w:r>
+      <w:r>
+        <w:rPr>
+          <w:lang w:val="fr-FR"/>
+        </w:rPr>
+        <w:t xml:space="preserve"> linguistiques, </w:t>
+      </w:r>
+      <w:r>
+        <w:rPr>
+          <w:lang w:val="fr-FR"/>
+        </w:rPr>
+        <w:t>certaines</w:t>
+      </w:r>
+      <w:r>
+        <w:rPr>
+          <w:rStyle w:val="FootnoteReference"/>
+          <w:lang w:val="fr-FR"/>
+        </w:rPr>
+        <w:footnoteReference w:id="14"/>
+      </w:r>
+      <w:r>
+        <w:rPr>
+          <w:lang w:val="fr-FR"/>
+        </w:rPr>
+        <w:t xml:space="preserve"> proposent plusieurs algorithme</w:t>
+      </w:r>
+      <w:r>
+        <w:rPr>
+          <w:lang w:val="fr-FR"/>
+        </w:rPr>
+        <w:t>s</w:t>
+      </w:r>
+      <w:r>
+        <w:rPr>
+          <w:lang w:val="fr-FR"/>
+        </w:rPr>
+        <w:t xml:space="preserve"> de score, </w:t>
+      </w:r>
+      <w:r>
+        <w:rPr>
+          <w:lang w:val="fr-FR"/>
+        </w:rPr>
+        <w:t>ce qui demande à l’utilisateur beaucoup d’expertise statistique pour comprendre un résultat.</w:t>
+      </w:r>
+    </w:p>
+    <w:p>
+      <w:pPr>
+        <w:ind w:firstLine="708"/>
+        <w:rPr>
+          <w:lang w:val="fr-FR"/>
+        </w:rPr>
+      </w:pPr>
+      <w:r>
+        <w:rPr>
+          <w:lang w:val="fr-FR"/>
+        </w:rPr>
+        <w:t>Il</w:t>
+      </w:r>
+      <w:r>
+        <w:rPr>
+          <w:lang w:val="fr-FR"/>
+        </w:rPr>
+        <w:t xml:space="preserve"> est</w:t>
+      </w:r>
+      <w:r>
+        <w:rPr>
+          <w:lang w:val="fr-FR"/>
+        </w:rPr>
+        <w:t xml:space="preserve"> beaucoup</w:t>
+      </w:r>
+      <w:r>
+        <w:rPr>
+          <w:lang w:val="fr-FR"/>
+        </w:rPr>
+        <w:t xml:space="preserve"> plus </w:t>
+      </w:r>
+      <w:r>
+        <w:rPr>
+          <w:lang w:val="fr-FR"/>
+        </w:rPr>
+        <w:t>intuitif</w:t>
+      </w:r>
+      <w:r>
+        <w:rPr>
+          <w:lang w:val="fr-FR"/>
+        </w:rPr>
+        <w:t xml:space="preserve"> d’offrir un paramètre</w:t>
+      </w:r>
+      <w:r>
+        <w:rPr>
+          <w:lang w:val="fr-FR"/>
+        </w:rPr>
+        <w:t xml:space="preserve"> continu</w:t>
+      </w:r>
+      <w:r>
+        <w:rPr>
+          <w:lang w:val="fr-FR"/>
+        </w:rPr>
+        <w:t xml:space="preserve"> </w:t>
+      </w:r>
+      <w:r>
+        <w:rPr>
+          <w:lang w:val="fr-FR"/>
+        </w:rPr>
+        <w:t>qui permet à un utilisateur d’observer et comprendre la nature de la variation en voyant évoluer sa liste de mots-clés. La vitesse de calcul permet à l’esprit de se faire une idée juste en saisissant le mouvement d’une variation, sans comprendre toutes les mathématiques d’une formule.</w:t>
+      </w:r>
+    </w:p>
+    <w:p>
+      <w:pPr>
+        <w:ind w:firstLine="0"/>
+        <w:rPr>
+          <w:lang w:val="fr-FR"/>
+        </w:rPr>
+      </w:pPr>
+    </w:p>
+    <w:p>
+      <w:pPr>
+        <w:ind w:firstLine="0"/>
+        <w:rPr>
+          <w:lang w:val="fr-FR"/>
+        </w:rPr>
+      </w:pPr>
+      <w:r>
+        <w:rPr>
+          <w:lang w:val="fr-FR"/>
+        </w:rPr>
+        <w:t>Trouver une formule paramétrable est intéressant, encore faut-il que la variation couvre tout le spectre souhaité.</w:t>
+      </w:r>
+    </w:p>
+    <w:p>
+      <w:pPr>
+        <w:ind w:firstLine="0"/>
+        <w:rPr>
+          <w:lang w:val="fr-FR"/>
+        </w:rPr>
+      </w:pPr>
+    </w:p>
+    <w:p>
+      <w:pPr>
+        <w:ind w:firstLine="0"/>
+        <w:rPr>
+          <w:lang w:val="fr-FR"/>
+        </w:rPr>
+      </w:pPr>
+      <w:r>
+        <w:rPr>
+          <w:lang w:val="fr-FR"/>
+        </w:rPr>
+        <w:t>Plusieurs formules connues offrent un paramétrage</w:t>
+      </w:r>
+      <w:r>
+        <w:rPr>
+          <w:lang w:val="fr-FR"/>
+        </w:rPr>
+        <w:t>.</w:t>
+      </w:r>
+    </w:p>
+    <w:p>
+      <w:pPr>
+        <w:ind w:firstLine="708"/>
+        <w:rPr>
+          <w:lang w:val="fr-FR"/>
+        </w:rPr>
+      </w:pPr>
+      <w:proofErr w:type="spellStart"/>
+      <w:r>
+        <w:rPr>
+          <w:i/>
+          <w:iCs/>
+          <w:lang w:val="fr-FR"/>
+        </w:rPr>
+        <w:t>Simplemath</w:t>
+      </w:r>
+      <w:r>
+        <w:rPr>
+          <w:lang w:val="fr-FR"/>
+        </w:rPr>
+        <w:t>s</w:t>
+      </w:r>
+      <w:proofErr w:type="spellEnd"/>
+      <w:r>
+        <w:rPr>
+          <w:lang w:val="fr-FR"/>
+        </w:rPr>
+        <w:t xml:space="preserve"> et </w:t>
+      </w:r>
+      <w:r>
+        <w:rPr>
+          <w:i/>
+          <w:iCs/>
+          <w:lang w:val="fr-FR"/>
+        </w:rPr>
+        <w:t>bm25</w:t>
+      </w:r>
+      <w:r>
+        <w:rPr>
+          <w:lang w:val="fr-FR"/>
+        </w:rPr>
+        <w:t xml:space="preserve"> peuvent</w:t>
+      </w:r>
+      <w:r>
+        <w:rPr>
+          <w:lang w:val="fr-FR"/>
+        </w:rPr>
+        <w:t xml:space="preserve"> être réglé</w:t>
+      </w:r>
+      <w:r>
+        <w:rPr>
+          <w:lang w:val="fr-FR"/>
+        </w:rPr>
+        <w:t>e</w:t>
+      </w:r>
+      <w:r>
+        <w:rPr>
+          <w:lang w:val="fr-FR"/>
+        </w:rPr>
+        <w:t>s pour tendre vers</w:t>
+      </w:r>
+      <w:r>
+        <w:rPr>
+          <w:lang w:val="fr-FR"/>
+        </w:rPr>
+        <w:t xml:space="preserve"> </w:t>
+      </w:r>
+      <w:proofErr w:type="spellStart"/>
+      <w:r>
+        <w:rPr>
+          <w:i/>
+          <w:iCs/>
+          <w:lang w:val="fr-FR"/>
+        </w:rPr>
+        <w:t>extf</w:t>
+      </w:r>
+      <w:proofErr w:type="spellEnd"/>
+      <w:r>
+        <w:rPr>
+          <w:lang w:val="fr-FR"/>
+        </w:rPr>
+        <w:t xml:space="preserve">, </w:t>
+      </w:r>
+      <w:r>
+        <w:rPr>
+          <w:lang w:val="fr-FR"/>
+        </w:rPr>
+        <w:t>(dans le graphique remarquer</w:t>
+      </w:r>
+      <w:r>
+        <w:rPr>
+          <w:lang w:val="fr-FR"/>
+        </w:rPr>
+        <w:t xml:space="preserve"> </w:t>
+      </w:r>
+      <w:proofErr w:type="spellStart"/>
+      <w:r>
+        <w:rPr>
+          <w:i/>
+          <w:iCs/>
+          <w:lang w:val="fr-FR"/>
+        </w:rPr>
+        <w:t>simplemaths</w:t>
+      </w:r>
+      <w:proofErr w:type="spellEnd"/>
+      <w:r>
+        <w:rPr>
+          <w:lang w:val="fr-FR"/>
+        </w:rPr>
+        <w:t xml:space="preserve"> </w:t>
+      </w:r>
+      <w:r>
+        <w:rPr>
+          <w:lang w:val="fr-FR"/>
+        </w:rPr>
+        <w:t xml:space="preserve">et </w:t>
+      </w:r>
+      <w:r>
+        <w:rPr>
+          <w:i/>
+          <w:iCs/>
+          <w:lang w:val="fr-FR"/>
+        </w:rPr>
+        <w:t>simplemathsk1</w:t>
+      </w:r>
+      <w:r>
+        <w:rPr>
+          <w:lang w:val="fr-FR"/>
+        </w:rPr>
+        <w:t> </w:t>
+      </w:r>
+      <w:r>
+        <w:rPr>
+          <w:lang w:val="fr-FR"/>
+        </w:rPr>
+        <w:t xml:space="preserve">; </w:t>
+      </w:r>
+      <w:r>
+        <w:rPr>
+          <w:i/>
+          <w:iCs/>
+          <w:lang w:val="fr-FR"/>
+        </w:rPr>
+        <w:t>bm25</w:t>
+      </w:r>
+      <w:r>
+        <w:rPr>
+          <w:i/>
+          <w:iCs/>
+          <w:lang w:val="fr-FR"/>
+        </w:rPr>
+        <w:t>k100b1</w:t>
+      </w:r>
+      <w:r>
+        <w:rPr>
+          <w:lang w:val="fr-FR"/>
+        </w:rPr>
+        <w:t xml:space="preserve"> et </w:t>
+      </w:r>
+      <w:r>
+        <w:rPr>
+          <w:i/>
+          <w:iCs/>
+          <w:lang w:val="fr-FR"/>
+        </w:rPr>
+        <w:t>bm25</w:t>
+      </w:r>
+      <w:r>
+        <w:rPr>
+          <w:lang w:val="fr-FR"/>
+        </w:rPr>
+        <w:t>)</w:t>
+      </w:r>
+      <w:r>
+        <w:rPr>
+          <w:lang w:val="fr-FR"/>
+        </w:rPr>
+        <w:t>. Cependant ces fonctions ne peuvent pas tendre vers</w:t>
+      </w:r>
+      <w:r>
+        <w:rPr>
+          <w:lang w:val="fr-FR"/>
+        </w:rPr>
+        <w:t xml:space="preserve"> </w:t>
+      </w:r>
+      <w:proofErr w:type="spellStart"/>
+      <w:r>
+        <w:rPr>
+          <w:i/>
+          <w:iCs/>
+          <w:lang w:val="fr-FR"/>
+        </w:rPr>
+        <w:t>tf</w:t>
+      </w:r>
+      <w:proofErr w:type="spellEnd"/>
+      <w:r>
+        <w:rPr>
+          <w:lang w:val="fr-FR"/>
+        </w:rPr>
+        <w:t>.</w:t>
+      </w:r>
+    </w:p>
+    <w:p>
+      <w:pPr>
+        <w:ind w:firstLine="708"/>
+      </w:pPr>
+      <w:r>
+        <w:rPr>
+          <w:lang w:val="fr-FR"/>
+        </w:rPr>
+        <w:t xml:space="preserve">Le classique </w:t>
+      </w:r>
+      <w:proofErr w:type="spellStart"/>
+      <w:r>
+        <w:rPr>
+          <w:i/>
+          <w:iCs/>
+          <w:lang w:val="fr-FR"/>
+        </w:rPr>
+        <w:t>tf</w:t>
+      </w:r>
+      <w:r>
+        <w:rPr>
+          <w:i/>
+          <w:iCs/>
+          <w:lang w:val="fr-FR"/>
+        </w:rPr>
+        <w:t>-</w:t>
+      </w:r>
+      <w:r>
+        <w:rPr>
+          <w:i/>
+          <w:iCs/>
+          <w:lang w:val="fr-FR"/>
+        </w:rPr>
+        <w:t>idf</w:t>
+      </w:r>
+      <w:proofErr w:type="spellEnd"/>
+      <w:r>
+        <w:rPr>
+          <w:i/>
+          <w:iCs/>
+        </w:rPr>
+        <w:t>α</w:t>
+      </w:r>
+      <w:r>
+        <w:rPr>
+          <w:lang w:val="fr-FR"/>
+        </w:rPr>
+        <w:t xml:space="preserve"> couvre le spectre par un effet mathématique élémentaire. Soit </w:t>
+      </w:r>
+      <w:proofErr w:type="spellStart"/>
+      <w:r>
+        <w:rPr>
+          <w:i/>
+          <w:iCs/>
+          <w:lang w:val="fr-FR"/>
+        </w:rPr>
+        <w:t>tf</w:t>
+      </w:r>
+      <w:proofErr w:type="spellEnd"/>
+      <w:r>
+        <w:rPr>
+          <w:lang w:val="fr-FR"/>
+        </w:rPr>
+        <w:t>/</w:t>
+      </w:r>
+      <w:proofErr w:type="spellStart"/>
+      <w:r>
+        <w:rPr>
+          <w:i/>
+          <w:iCs/>
+          <w:lang w:val="fr-FR"/>
+        </w:rPr>
+        <w:t>df</w:t>
+      </w:r>
+      <w:proofErr w:type="spellEnd"/>
+      <w:r>
+        <w:rPr>
+          <w:i/>
+          <w:iCs/>
+          <w:vertAlign w:val="superscript"/>
+        </w:rPr>
+        <w:t>α</w:t>
+      </w:r>
+      <w:r>
+        <w:t xml:space="preserve">, </w:t>
+      </w:r>
+      <w:proofErr w:type="spellStart"/>
+      <w:r>
+        <w:t>où</w:t>
+      </w:r>
+      <w:proofErr w:type="spellEnd"/>
+      <w:r>
+        <w:t xml:space="preserve"> </w:t>
+      </w:r>
+      <w:proofErr w:type="spellStart"/>
+      <w:r>
+        <w:rPr>
+          <w:i/>
+          <w:iCs/>
+        </w:rPr>
+        <w:t>tf</w:t>
+      </w:r>
+      <w:proofErr w:type="spellEnd"/>
+      <w:r>
+        <w:t xml:space="preserve"> (</w:t>
+      </w:r>
+      <w:proofErr w:type="spellStart"/>
+      <w:r>
+        <w:rPr>
+          <w:i/>
+          <w:iCs/>
+        </w:rPr>
+        <w:t>term</w:t>
+      </w:r>
+      <w:proofErr w:type="spellEnd"/>
+      <w:r>
+        <w:rPr>
+          <w:i/>
+          <w:iCs/>
+        </w:rPr>
+        <w:t xml:space="preserve"> </w:t>
+      </w:r>
+      <w:proofErr w:type="spellStart"/>
+      <w:r>
+        <w:rPr>
+          <w:i/>
+          <w:iCs/>
+        </w:rPr>
+        <w:t>frequency</w:t>
+      </w:r>
+      <w:proofErr w:type="spellEnd"/>
+      <w:r>
+        <w:t xml:space="preserve">) est la fréquence d’un terme dans le texte observé, et </w:t>
+      </w:r>
+      <w:proofErr w:type="spellStart"/>
+      <w:r>
+        <w:rPr>
+          <w:i/>
+          <w:iCs/>
+        </w:rPr>
+        <w:t>df</w:t>
+      </w:r>
+      <w:proofErr w:type="spellEnd"/>
+      <w:r>
+        <w:t xml:space="preserve"> (</w:t>
+      </w:r>
+      <w:r>
+        <w:rPr>
+          <w:i/>
+          <w:iCs/>
+        </w:rPr>
+        <w:t xml:space="preserve">document </w:t>
+      </w:r>
+      <w:proofErr w:type="spellStart"/>
+      <w:r>
+        <w:rPr>
+          <w:i/>
+          <w:iCs/>
+        </w:rPr>
+        <w:t>frequency</w:t>
+      </w:r>
+      <w:proofErr w:type="spellEnd"/>
+      <w:r>
+        <w:t xml:space="preserve">) est le nombre de textes </w:t>
+      </w:r>
+      <w:proofErr w:type="spellStart"/>
+      <w:r>
+        <w:t>où</w:t>
+      </w:r>
+      <w:proofErr w:type="spellEnd"/>
+      <w:r>
+        <w:t xml:space="preserve"> apparaît ce terme. </w:t>
+      </w:r>
+      <w:r>
+        <w:t xml:space="preserve">Si </w:t>
+      </w:r>
+      <w:r>
+        <w:rPr>
+          <w:i/>
+          <w:iCs/>
+        </w:rPr>
+        <w:t>α</w:t>
+      </w:r>
+      <w:r>
+        <w:t>=0,</w:t>
+      </w:r>
+      <w:r>
+        <w:t xml:space="preserve"> alors</w:t>
+      </w:r>
+      <w:r>
+        <w:t xml:space="preserve"> le dénominateur</w:t>
+      </w:r>
+      <w:r>
+        <w:t xml:space="preserve"> </w:t>
+      </w:r>
+      <w:proofErr w:type="spellStart"/>
+      <w:r>
+        <w:rPr>
+          <w:i/>
+          <w:iCs/>
+          <w:lang w:val="fr-FR"/>
+        </w:rPr>
+        <w:t>df</w:t>
+      </w:r>
+      <w:proofErr w:type="spellEnd"/>
+      <w:r>
+        <w:rPr>
+          <w:i/>
+          <w:iCs/>
+          <w:vertAlign w:val="superscript"/>
+        </w:rPr>
+        <w:t>α</w:t>
+      </w:r>
+      <w:r>
+        <w:t xml:space="preserve">=1, donc </w:t>
+      </w:r>
+      <w:proofErr w:type="spellStart"/>
+      <w:r>
+        <w:rPr>
+          <w:i/>
+          <w:iCs/>
+          <w:lang w:val="fr-FR"/>
+        </w:rPr>
+        <w:t>tf</w:t>
+      </w:r>
+      <w:proofErr w:type="spellEnd"/>
+      <w:r>
+        <w:rPr>
+          <w:lang w:val="fr-FR"/>
+        </w:rPr>
+        <w:t>/</w:t>
+      </w:r>
+      <w:proofErr w:type="spellStart"/>
+      <w:r>
+        <w:rPr>
+          <w:i/>
+          <w:iCs/>
+          <w:lang w:val="fr-FR"/>
+        </w:rPr>
+        <w:t>df</w:t>
+      </w:r>
+      <w:proofErr w:type="spellEnd"/>
+      <w:r>
+        <w:rPr>
+          <w:i/>
+          <w:iCs/>
+          <w:vertAlign w:val="superscript"/>
+        </w:rPr>
+        <w:t>α</w:t>
+      </w:r>
+      <w:r>
+        <w:t>=</w:t>
+      </w:r>
+      <w:proofErr w:type="spellStart"/>
+      <w:r>
+        <w:rPr>
+          <w:i/>
+          <w:iCs/>
+        </w:rPr>
+        <w:t>tf</w:t>
+      </w:r>
+      <w:proofErr w:type="spellEnd"/>
+      <w:r>
+        <w:t xml:space="preserve">, la fréquence relative brute. </w:t>
+      </w:r>
+      <w:r>
+        <w:t>Plus</w:t>
+      </w:r>
+      <w:r>
+        <w:t xml:space="preserve"> </w:t>
+      </w:r>
+      <w:r>
+        <w:rPr>
+          <w:i/>
+          <w:iCs/>
+        </w:rPr>
+        <w:t>α</w:t>
+      </w:r>
+      <w:r>
+        <w:rPr>
+          <w:vertAlign w:val="superscript"/>
+        </w:rPr>
+        <w:t xml:space="preserve"> </w:t>
+      </w:r>
+      <w:r>
+        <w:t xml:space="preserve">augmente, plus </w:t>
+      </w:r>
+      <w:proofErr w:type="spellStart"/>
+      <w:r>
+        <w:rPr>
+          <w:i/>
+          <w:iCs/>
+          <w:lang w:val="fr-FR"/>
+        </w:rPr>
+        <w:t>tf</w:t>
+      </w:r>
+      <w:r>
+        <w:rPr>
+          <w:i/>
+          <w:iCs/>
+          <w:lang w:val="fr-FR"/>
+        </w:rPr>
+        <w:t>-</w:t>
+      </w:r>
+      <w:r>
+        <w:rPr>
+          <w:i/>
+          <w:iCs/>
+          <w:lang w:val="fr-FR"/>
+        </w:rPr>
+        <w:t>idf</w:t>
+      </w:r>
+      <w:proofErr w:type="spellEnd"/>
+      <w:r>
+        <w:rPr>
+          <w:i/>
+          <w:iCs/>
+        </w:rPr>
+        <w:t>α</w:t>
+      </w:r>
+      <w:r>
+        <w:t xml:space="preserve"> tend vers </w:t>
+      </w:r>
+      <w:proofErr w:type="spellStart"/>
+      <w:r>
+        <w:rPr>
+          <w:i/>
+          <w:iCs/>
+        </w:rPr>
+        <w:t>extf</w:t>
+      </w:r>
+      <w:proofErr w:type="spellEnd"/>
+      <w:r>
+        <w:t xml:space="preserve">, </w:t>
+      </w:r>
+      <w:r>
+        <w:t>les mots exclusifs sont promus, les mots partagés sont dépréciés. En effet, un mot exclusif est présent dans un seul document</w:t>
+      </w:r>
+      <w:r>
         <w:t>,</w:t>
       </w:r>
       <w:r>
-        <w:rPr>
-          <w:lang w:val="fr-FR"/>
-        </w:rPr>
-        <w:t>7</w:t>
-      </w:r>
-      <w:r>
-        <w:rPr>
-          <w:lang w:val="fr-FR"/>
-        </w:rPr>
-        <w:t>+</w:t>
-      </w:r>
-      <w:r>
-        <w:rPr>
-          <w:lang w:val="fr-FR"/>
-        </w:rPr>
-        <w:t>23</w:t>
-      </w:r>
-      <w:r>
-        <w:rPr>
-          <w:lang w:val="fr-FR"/>
+        <w:t xml:space="preserve"> </w:t>
+      </w:r>
+      <w:proofErr w:type="spellStart"/>
+      <w:r>
+        <w:rPr>
+          <w:i/>
+          <w:iCs/>
+        </w:rPr>
+        <w:t>df</w:t>
+      </w:r>
+      <w:proofErr w:type="spellEnd"/>
+      <w:r>
+        <w:t xml:space="preserve">=1, son </w:t>
+      </w:r>
+      <w:proofErr w:type="spellStart"/>
+      <w:r>
+        <w:rPr>
+          <w:i/>
+          <w:iCs/>
+          <w:lang w:val="fr-FR"/>
+        </w:rPr>
+        <w:t>tf</w:t>
+      </w:r>
+      <w:r>
+        <w:rPr>
+          <w:i/>
+          <w:iCs/>
+          <w:lang w:val="fr-FR"/>
+        </w:rPr>
+        <w:t>-</w:t>
+      </w:r>
+      <w:r>
+        <w:rPr>
+          <w:i/>
+          <w:iCs/>
+          <w:lang w:val="fr-FR"/>
+        </w:rPr>
+        <w:t>idf</w:t>
+      </w:r>
+      <w:proofErr w:type="spellEnd"/>
+      <w:r>
+        <w:rPr>
+          <w:i/>
+          <w:iCs/>
+        </w:rPr>
+        <w:t>α</w:t>
+      </w:r>
+      <w:r>
+        <w:t xml:space="preserve"> restera toujours égal à </w:t>
+      </w:r>
+      <w:proofErr w:type="spellStart"/>
+      <w:r>
+        <w:rPr>
+          <w:i/>
+          <w:iCs/>
+        </w:rPr>
+        <w:t>tf</w:t>
+      </w:r>
+      <w:proofErr w:type="spellEnd"/>
+      <w:r>
+        <w:t xml:space="preserve"> = </w:t>
+      </w:r>
+      <w:proofErr w:type="spellStart"/>
+      <w:r>
+        <w:rPr>
+          <w:i/>
+          <w:iCs/>
+        </w:rPr>
+        <w:t>tf</w:t>
+      </w:r>
+      <w:proofErr w:type="spellEnd"/>
+      <w:r>
+        <w:t>/1</w:t>
+      </w:r>
+      <w:r>
+        <w:rPr>
+          <w:i/>
+          <w:iCs/>
+          <w:vertAlign w:val="superscript"/>
+        </w:rPr>
+        <w:t>α</w:t>
+      </w:r>
+      <w:r>
+        <w:t xml:space="preserve"> = </w:t>
+      </w:r>
+      <w:proofErr w:type="spellStart"/>
+      <w:r>
+        <w:rPr>
+          <w:i/>
+          <w:iCs/>
+        </w:rPr>
+        <w:t>tf</w:t>
+      </w:r>
+      <w:proofErr w:type="spellEnd"/>
+      <w:r>
+        <w:t>/</w:t>
+      </w:r>
+      <w:r>
+        <w:t xml:space="preserve">1. </w:t>
+      </w:r>
+      <w:proofErr w:type="gramStart"/>
+      <w:r>
+        <w:t>Par contre</w:t>
+      </w:r>
+      <w:proofErr w:type="gramEnd"/>
+      <w:r>
+        <w:t xml:space="preserve">, si un mot est présent dans 2 documents, même s’il est très fréquent, par exemple </w:t>
+      </w:r>
+      <w:proofErr w:type="spellStart"/>
+      <w:r>
+        <w:rPr>
+          <w:i/>
+          <w:iCs/>
+        </w:rPr>
+        <w:t>tf</w:t>
+      </w:r>
+      <w:proofErr w:type="spellEnd"/>
+      <w:r>
+        <w:t xml:space="preserve"> = 1000 occurrences, son score peut être en dessous de 1, donc en dessous de tous les </w:t>
+      </w:r>
+      <w:proofErr w:type="spellStart"/>
+      <w:r>
+        <w:rPr>
+          <w:i/>
+          <w:iCs/>
+        </w:rPr>
+        <w:t>tf</w:t>
+      </w:r>
+      <w:proofErr w:type="spellEnd"/>
+      <w:r>
+        <w:t xml:space="preserve">, par exemple avec </w:t>
+      </w:r>
+      <w:r>
+        <w:rPr>
+          <w:i/>
+          <w:iCs/>
+        </w:rPr>
+        <w:t>α</w:t>
+      </w:r>
+      <w:r>
+        <w:t>=10</w:t>
+      </w:r>
+      <w:r>
+        <w:t>, 1000/2</w:t>
+      </w:r>
+      <w:r>
+        <w:rPr>
+          <w:vertAlign w:val="superscript"/>
+        </w:rPr>
+        <w:t>10</w:t>
+      </w:r>
+      <w:r>
+        <w:t xml:space="preserve"> = 1000/1024 </w:t>
+      </w:r>
+      <w:r>
+        <w:rPr>
+          <w:rFonts w:ascii="Cambria Math" w:hAnsi="Cambria Math" w:cs="Cambria Math"/>
+        </w:rPr>
+        <w:t>≃</w:t>
+      </w:r>
+      <w:r>
+        <w:t xml:space="preserve"> 0,98.</w:t>
+      </w:r>
+    </w:p>
+    <w:p>
+      <w:pPr>
+        <w:ind w:firstLine="708"/>
+      </w:pPr>
+      <w:r>
+        <w:t xml:space="preserve">Les </w:t>
+      </w:r>
+      <w:proofErr w:type="spellStart"/>
+      <w:r>
+        <w:rPr>
+          <w:i/>
+          <w:iCs/>
+        </w:rPr>
+        <w:t>tfidfa</w:t>
+      </w:r>
+      <w:proofErr w:type="spellEnd"/>
+      <w:r>
+        <w:rPr>
+          <w:i/>
+          <w:iCs/>
+        </w:rPr>
+        <w:t>#</w:t>
+      </w:r>
+      <w:r>
+        <w:t xml:space="preserve"> du graphiques (</w:t>
+      </w:r>
+      <w:r>
+        <w:rPr>
+          <w:i/>
+          <w:iCs/>
+        </w:rPr>
+        <w:t>tfidfa0</w:t>
+      </w:r>
+      <w:r>
+        <w:t xml:space="preserve">, </w:t>
+      </w:r>
+      <w:r>
+        <w:rPr>
+          <w:i/>
+          <w:iCs/>
+        </w:rPr>
+        <w:t>tfidfa0</w:t>
+      </w:r>
+      <w:r>
+        <w:rPr>
+          <w:i/>
+          <w:iCs/>
+        </w:rPr>
+        <w:t xml:space="preserve">.5, </w:t>
+      </w:r>
+      <w:r>
+        <w:rPr>
+          <w:i/>
+          <w:iCs/>
+        </w:rPr>
+        <w:t>tfidfa</w:t>
+      </w:r>
+      <w:r>
+        <w:rPr>
+          <w:i/>
+          <w:iCs/>
+        </w:rPr>
+        <w:t>1</w:t>
+      </w:r>
+      <w:r>
+        <w:rPr>
+          <w:i/>
+          <w:iCs/>
         </w:rPr>
         <w:t>,</w:t>
       </w:r>
       <w:r>
         <w:rPr>
-          <w:lang w:val="fr-FR"/>
-        </w:rPr>
-        <w:t>4</w:t>
-      </w:r>
-      <w:r>
-        <w:rPr>
-          <w:lang w:val="fr-FR"/>
-        </w:rPr>
-        <w:t>=</w:t>
-      </w:r>
-      <w:r>
-        <w:rPr>
-          <w:lang w:val="fr-FR"/>
-        </w:rPr>
-        <w:t>90</w:t>
-      </w:r>
-      <w:r>
-        <w:rPr>
-          <w:lang w:val="fr-FR"/>
+          <w:i/>
+          <w:iCs/>
+        </w:rPr>
+        <w:t xml:space="preserve"> </w:t>
+      </w:r>
+      <w:r>
+        <w:rPr>
+          <w:i/>
+          <w:iCs/>
+        </w:rPr>
+        <w:t>tfidfa</w:t>
+      </w:r>
+      <w:r>
+        <w:rPr>
+          <w:i/>
+          <w:iCs/>
+        </w:rPr>
+        <w:t>2</w:t>
+      </w:r>
+      <w:r>
+        <w:rPr>
+          <w:i/>
+          <w:iCs/>
         </w:rPr>
         <w:t>,</w:t>
       </w:r>
       <w:r>
         <w:rPr>
-          <w:lang w:val="fr-FR"/>
-        </w:rPr>
-        <w:t>1</w:t>
-      </w:r>
-      <w:r>
-        <w:rPr>
-          <w:lang w:val="fr-FR"/>
-        </w:rPr>
-        <w:t xml:space="preserve">% de la variation, </w:t>
-      </w:r>
-      <w:r>
-        <w:rPr>
-          <w:lang w:val="fr-FR"/>
-        </w:rPr>
-        <w:t>elle</w:t>
-      </w:r>
-      <w:r>
-        <w:rPr>
-          <w:lang w:val="fr-FR"/>
-        </w:rPr>
-        <w:t xml:space="preserve"> est donc très représentative de</w:t>
-      </w:r>
-      <w:r>
-        <w:rPr>
-          <w:lang w:val="fr-FR"/>
-        </w:rPr>
-        <w:t xml:space="preserve"> la matrice</w:t>
-      </w:r>
-      <w:r>
-        <w:rPr>
-          <w:lang w:val="fr-FR"/>
-        </w:rPr>
-        <w:t>. L</w:t>
-      </w:r>
-      <w:r>
-        <w:rPr>
-          <w:lang w:val="fr-FR"/>
-        </w:rPr>
-        <w:t xml:space="preserve">es points ne </w:t>
-      </w:r>
-      <w:r>
-        <w:rPr>
-          <w:lang w:val="fr-FR"/>
-        </w:rPr>
-        <w:t xml:space="preserve">sont pas dispersés, ou en grappes, </w:t>
-      </w:r>
-      <w:r>
-        <w:rPr>
-          <w:lang w:val="fr-FR"/>
-        </w:rPr>
-        <w:t>mais</w:t>
-      </w:r>
-      <w:r>
-        <w:rPr>
-          <w:lang w:val="fr-FR"/>
-        </w:rPr>
-        <w:t xml:space="preserve"> forme</w:t>
+          <w:i/>
+          <w:iCs/>
+        </w:rPr>
+        <w:t xml:space="preserve"> </w:t>
+      </w:r>
+      <w:r>
+        <w:rPr>
+          <w:i/>
+          <w:iCs/>
+        </w:rPr>
+        <w:t>tfidfa</w:t>
+      </w:r>
+      <w:r>
+        <w:rPr>
+          <w:i/>
+          <w:iCs/>
+        </w:rPr>
+        <w:t>4…</w:t>
+      </w:r>
+      <w:r>
+        <w:t>)</w:t>
+      </w:r>
+      <w:r>
+        <w:t xml:space="preserve"> parc</w:t>
+      </w:r>
+      <w:r>
+        <w:t>ourent un arc continu</w:t>
+      </w:r>
+      <w:r>
+        <w:t>.</w:t>
+      </w:r>
+      <w:r>
+        <w:t xml:space="preserve"> </w:t>
+      </w:r>
+      <w:r>
+        <w:rPr>
+          <w:i/>
+          <w:iCs/>
+        </w:rPr>
+        <w:t>Tfidfa16</w:t>
+      </w:r>
+      <w:r>
+        <w:t xml:space="preserve"> n’aboutit pas exactement à </w:t>
+      </w:r>
+      <w:proofErr w:type="spellStart"/>
+      <w:r>
+        <w:rPr>
+          <w:i/>
+          <w:iCs/>
+        </w:rPr>
+        <w:t>extf</w:t>
+      </w:r>
+      <w:proofErr w:type="spellEnd"/>
+      <w:r>
+        <w:t>, car les listes de mots clés ne sont pas identiques. Un</w:t>
+      </w:r>
+      <w:r>
+        <w:t>e</w:t>
+      </w:r>
+      <w:r>
+        <w:t xml:space="preserve"> liste </w:t>
+      </w:r>
+      <w:proofErr w:type="spellStart"/>
+      <w:r>
+        <w:rPr>
+          <w:i/>
+          <w:iCs/>
+        </w:rPr>
+        <w:t>extf</w:t>
+      </w:r>
+      <w:proofErr w:type="spellEnd"/>
+      <w:r>
+        <w:t xml:space="preserve"> peut avoir moins de 100 mots pour les chapitres courts, tandis que </w:t>
+      </w:r>
+      <w:r>
+        <w:rPr>
+          <w:i/>
+          <w:iCs/>
+        </w:rPr>
+        <w:t>t</w:t>
+      </w:r>
+      <w:r>
+        <w:rPr>
+          <w:i/>
+          <w:iCs/>
+        </w:rPr>
+        <w:t>fidfa16</w:t>
+      </w:r>
+      <w:r>
+        <w:t xml:space="preserve"> gardera en queue des mots très fréquents quoique partagés, ce qui est sémantiquement utile, et facilement supprimable (score &lt; 1).</w:t>
+      </w:r>
+    </w:p>
+    <w:p>
+      <w:pPr>
+        <w:ind w:firstLine="708"/>
+      </w:pPr>
+      <w:r>
+        <w:rPr>
+          <w:i/>
+          <w:iCs/>
+          <w:lang w:val="fr-FR"/>
+        </w:rPr>
+        <w:t>T</w:t>
+      </w:r>
+      <w:r>
+        <w:rPr>
+          <w:i/>
+          <w:iCs/>
+          <w:lang w:val="fr-FR"/>
+        </w:rPr>
+        <w:t>f</w:t>
+      </w:r>
+      <w:r>
+        <w:rPr>
+          <w:i/>
+          <w:iCs/>
+          <w:lang w:val="fr-FR"/>
+        </w:rPr>
+        <w:t>-</w:t>
+      </w:r>
+      <w:proofErr w:type="spellStart"/>
+      <w:r>
+        <w:rPr>
+          <w:i/>
+          <w:iCs/>
+          <w:lang w:val="fr-FR"/>
+        </w:rPr>
+        <w:t>idf</w:t>
+      </w:r>
+      <w:proofErr w:type="spellEnd"/>
+      <w:r>
+        <w:rPr>
+          <w:i/>
+          <w:iCs/>
+        </w:rPr>
+        <w:t>α</w:t>
+      </w:r>
+      <w:r>
+        <w:t xml:space="preserve"> est une formule </w:t>
+      </w:r>
+      <w:r>
+        <w:t>attractive,</w:t>
+      </w:r>
+      <w:r>
+        <w:t xml:space="preserve"> elle a cependant un inconvénient, elle dépend de la variable </w:t>
+      </w:r>
+      <w:proofErr w:type="spellStart"/>
+      <w:r>
+        <w:rPr>
+          <w:i/>
+          <w:iCs/>
+        </w:rPr>
+        <w:t>df</w:t>
+      </w:r>
+      <w:proofErr w:type="spellEnd"/>
+      <w:r>
+        <w:t xml:space="preserve"> (</w:t>
+      </w:r>
+      <w:r>
+        <w:rPr>
+          <w:i/>
+          <w:iCs/>
+        </w:rPr>
+        <w:t xml:space="preserve">document </w:t>
+      </w:r>
+      <w:proofErr w:type="spellStart"/>
+      <w:r>
+        <w:rPr>
+          <w:i/>
+          <w:iCs/>
+        </w:rPr>
+        <w:t>frequency</w:t>
+      </w:r>
+      <w:proofErr w:type="spellEnd"/>
+      <w:r>
+        <w:t xml:space="preserve">, nombre </w:t>
+      </w:r>
+      <w:r>
+        <w:t>de textes</w:t>
+      </w:r>
+      <w:r>
+        <w:t>)</w:t>
+      </w:r>
+      <w:r>
+        <w:t>. Ces scores ne sont pas seulement utiles dans un contexte de corpus divisés en documents de taille comparable. Par exemple, quand on veut comparer un roman aux autres d’un auteur, mais aussi à ces contes et nouvelles, nous ne sommes plus dans une division documentaire homogène, mais plutôt une mesure sur un lot d’unités contre les autres.</w:t>
+      </w:r>
+    </w:p>
+    <w:p>
+      <w:pPr>
+        <w:ind w:firstLine="0"/>
+      </w:pPr>
+    </w:p>
+    <w:p>
+      <w:pPr>
+        <w:ind w:firstLine="0"/>
+      </w:pPr>
+    </w:p>
+    <w:p>
+      <w:pPr>
+        <w:ind w:firstLine="0"/>
+      </w:pPr>
+    </w:p>
+    <w:p>
+      <w:pPr>
+        <w:ind w:firstLine="708"/>
+        <w:rPr>
+          <w:lang w:val="fr-FR"/>
+        </w:rPr>
+      </w:pPr>
+      <w:r>
+        <w:rPr>
+          <w:lang w:val="fr-FR"/>
+        </w:rPr>
+        <w:t>Ce qui est un résultat nouveau, c’est que les autres formules de la littérature se place</w:t>
       </w:r>
       <w:r>
         <w:rPr>
@@ -3919,159 +5565,41 @@
         <w:rPr>
           <w:lang w:val="fr-FR"/>
         </w:rPr>
-        <w:t xml:space="preserve"> une ligne</w:t>
-      </w:r>
-      <w:r>
-        <w:rPr>
-          <w:lang w:val="fr-FR"/>
-        </w:rPr>
-        <w:t xml:space="preserve"> spécialement </w:t>
-      </w:r>
-      <w:r>
-        <w:rPr>
-          <w:lang w:val="fr-FR"/>
-        </w:rPr>
-        <w:t>continue</w:t>
-      </w:r>
-      <w:r>
-        <w:rPr>
-          <w:lang w:val="fr-FR"/>
-        </w:rPr>
-        <w:t>.</w:t>
-      </w:r>
-      <w:r>
-        <w:rPr>
-          <w:lang w:val="fr-FR"/>
-        </w:rPr>
-        <w:t xml:space="preserve"> </w:t>
-      </w:r>
-      <w:r>
-        <w:rPr>
-          <w:lang w:val="fr-FR"/>
-        </w:rPr>
-        <w:t>Cette continuité</w:t>
-      </w:r>
-      <w:r>
-        <w:rPr>
-          <w:lang w:val="fr-FR"/>
-        </w:rPr>
-        <w:t xml:space="preserve"> s’explique</w:t>
-      </w:r>
-      <w:r>
-        <w:rPr>
-          <w:lang w:val="fr-FR"/>
-        </w:rPr>
-        <w:t xml:space="preserve"> assez normalement </w:t>
-      </w:r>
-      <w:r>
-        <w:rPr>
-          <w:lang w:val="fr-FR"/>
-        </w:rPr>
-        <w:t xml:space="preserve">pour </w:t>
-      </w:r>
-      <w:proofErr w:type="gramStart"/>
-      <w:r>
-        <w:rPr>
-          <w:i/>
-          <w:iCs/>
-          <w:lang w:val="fr-FR"/>
+        <w:t xml:space="preserve"> assez bien sur la même </w:t>
+      </w:r>
+      <w:r>
+        <w:rPr>
+          <w:lang w:val="fr-FR"/>
+        </w:rPr>
+        <w:t>trajectoire</w:t>
+      </w:r>
+      <w:r>
+        <w:rPr>
+          <w:lang w:val="fr-FR"/>
+        </w:rPr>
+        <w:t xml:space="preserve"> que les di</w:t>
+      </w:r>
+      <w:r>
+        <w:rPr>
+          <w:lang w:val="fr-FR"/>
+        </w:rPr>
+        <w:t xml:space="preserve">fférents </w:t>
+      </w:r>
+      <w:proofErr w:type="spellStart"/>
+      <w:r>
+        <w:rPr>
+          <w:i/>
+          <w:iCs/>
         </w:rPr>
         <w:t>focalex</w:t>
       </w:r>
-      <w:r>
-        <w:rPr>
-          <w:lang w:val="fr-FR"/>
-        </w:rPr>
-        <w:t>(</w:t>
-      </w:r>
-      <w:proofErr w:type="gramEnd"/>
-      <w:r>
-        <w:rPr>
-          <w:lang w:val="fr-FR"/>
-        </w:rPr>
-        <w:t>[0, 2])</w:t>
-      </w:r>
-      <w:r>
-        <w:rPr>
-          <w:lang w:val="fr-FR"/>
-        </w:rPr>
-        <w:t>, puisqu</w:t>
-      </w:r>
-      <w:r>
-        <w:rPr>
-          <w:lang w:val="fr-FR"/>
-        </w:rPr>
-        <w:t xml:space="preserve">e c’est une fonction </w:t>
-      </w:r>
-      <w:r>
-        <w:rPr>
-          <w:lang w:val="fr-FR"/>
-        </w:rPr>
-        <w:t>continue</w:t>
-      </w:r>
+      <w:proofErr w:type="spellEnd"/>
       <w:r>
         <w:rPr>
           <w:lang w:val="fr-FR"/>
         </w:rPr>
         <w:t xml:space="preserve">. </w:t>
       </w:r>
-    </w:p>
-    <w:p>
-      <w:pPr>
-        <w:ind w:firstLine="708"/>
-        <w:rPr>
-          <w:lang w:val="fr-FR"/>
-        </w:rPr>
-      </w:pPr>
-      <w:r>
-        <w:rPr>
-          <w:lang w:val="fr-FR"/>
-        </w:rPr>
-        <w:t>Ce qui est un résultat nouveau, c’est que les autres formules de la littérature se place</w:t>
-      </w:r>
-      <w:r>
-        <w:rPr>
-          <w:lang w:val="fr-FR"/>
-        </w:rPr>
-        <w:t>nt</w:t>
-      </w:r>
-      <w:r>
-        <w:rPr>
-          <w:lang w:val="fr-FR"/>
-        </w:rPr>
-        <w:t xml:space="preserve"> assez bien sur la même </w:t>
-      </w:r>
-      <w:r>
-        <w:rPr>
-          <w:lang w:val="fr-FR"/>
-        </w:rPr>
-        <w:t>trajectoire</w:t>
-      </w:r>
-      <w:r>
-        <w:rPr>
-          <w:lang w:val="fr-FR"/>
-        </w:rPr>
-        <w:t xml:space="preserve"> que les di</w:t>
-      </w:r>
-      <w:r>
-        <w:rPr>
-          <w:lang w:val="fr-FR"/>
-        </w:rPr>
-        <w:t xml:space="preserve">fférents </w:t>
-      </w:r>
-      <w:r>
-        <w:rPr>
-          <w:i/>
-          <w:iCs/>
-        </w:rPr>
-        <w:t>focalex</w:t>
-      </w:r>
-      <w:r>
-        <w:rPr>
-          <w:lang w:val="fr-FR"/>
-        </w:rPr>
-        <w:t xml:space="preserve">. </w:t>
-      </w:r>
       <w:r>
         <w:rPr>
           <w:lang w:val="fr-FR"/>
@@ -4110,6 +5638,7 @@
         </w:rPr>
         <w:t xml:space="preserve"> et les </w:t>
       </w:r>
+      <w:proofErr w:type="spellStart"/>
       <w:r>
         <w:rPr>
           <w:i/>
@@ -4118,6 +5647,7 @@
         </w:rPr>
         <w:t>tfidf</w:t>
       </w:r>
+      <w:proofErr w:type="spellEnd"/>
       <w:r>
         <w:rPr>
           <w:lang w:val="fr-FR"/>
@@ -4136,6 +5666,7 @@
         </w:rPr>
         <w:t xml:space="preserve"> la fréquence par document </w:t>
       </w:r>
+      <w:proofErr w:type="spellStart"/>
       <w:r>
         <w:rPr>
           <w:i/>
@@ -4144,6 +5675,7 @@
         </w:rPr>
         <w:t>df</w:t>
       </w:r>
+      <w:proofErr w:type="spellEnd"/>
       <w:r>
         <w:rPr>
           <w:lang w:val="fr-FR"/>
@@ -4211,6 +5743,7 @@
         </w:rPr>
         <w:t>linéaire (</w:t>
       </w:r>
+      <w:proofErr w:type="spellStart"/>
       <w:r>
         <w:rPr>
           <w:i/>
@@ -4219,12 +5752,14 @@
         </w:rPr>
         <w:t>tf</w:t>
       </w:r>
+      <w:proofErr w:type="spellEnd"/>
       <w:r>
         <w:rPr>
           <w:lang w:val="fr-FR"/>
         </w:rPr>
         <w:t xml:space="preserve">, </w:t>
       </w:r>
+      <w:proofErr w:type="spellStart"/>
       <w:r>
         <w:rPr>
           <w:i/>
@@ -4233,12 +5768,14 @@
         </w:rPr>
         <w:t>tfidf</w:t>
       </w:r>
+      <w:proofErr w:type="spellEnd"/>
       <w:r>
         <w:rPr>
           <w:lang w:val="fr-FR"/>
         </w:rPr>
         <w:t xml:space="preserve">, </w:t>
       </w:r>
+      <w:proofErr w:type="spellStart"/>
       <w:r>
         <w:rPr>
           <w:i/>
@@ -4247,6 +5784,7 @@
         </w:rPr>
         <w:t>simplemaths</w:t>
       </w:r>
+      <w:proofErr w:type="spellEnd"/>
       <w:r>
         <w:rPr>
           <w:lang w:val="fr-FR"/>
@@ -4287,6 +5825,7 @@
         </w:rPr>
         <w:t xml:space="preserve">, </w:t>
       </w:r>
+      <w:proofErr w:type="spellStart"/>
       <w:r>
         <w:rPr>
           <w:i/>
@@ -4295,6 +5834,7 @@
         </w:rPr>
         <w:t>tfidflog</w:t>
       </w:r>
+      <w:proofErr w:type="spellEnd"/>
       <w:r>
         <w:rPr>
           <w:lang w:val="fr-FR"/>
@@ -4343,6 +5883,7 @@
         </w:rPr>
         <w:t xml:space="preserve"> hypergéométrique (</w:t>
       </w:r>
+      <w:proofErr w:type="spellStart"/>
       <w:r>
         <w:rPr>
           <w:i/>
@@ -4351,6 +5892,7 @@
         </w:rPr>
         <w:t>fisher</w:t>
       </w:r>
+      <w:proofErr w:type="spellEnd"/>
       <w:r>
         <w:rPr>
           <w:lang w:val="fr-FR"/>
@@ -4386,35 +5928,611 @@
     </w:p>
     <w:p>
       <w:pPr>
+        <w:ind w:firstLine="708"/>
+        <w:rPr>
+          <w:lang w:val="fr-FR"/>
+        </w:rPr>
+      </w:pPr>
+      <w:r>
+        <w:t xml:space="preserve">Soit </w:t>
+      </w:r>
+      <w:proofErr w:type="spellStart"/>
+      <w:r>
+        <w:rPr>
+          <w:i/>
+          <w:iCs/>
+        </w:rPr>
+        <w:t>focalex</w:t>
+      </w:r>
+      <w:proofErr w:type="spellEnd"/>
+      <w:r>
+        <w:t>(</w:t>
+      </w:r>
+      <w:r>
+        <w:rPr>
+          <w:i/>
+          <w:iCs/>
+        </w:rPr>
+        <w:t>α</w:t>
+      </w:r>
+      <w:r>
+        <w:t xml:space="preserve">). Par construction </w:t>
+      </w:r>
+      <w:proofErr w:type="spellStart"/>
+      <w:proofErr w:type="gramStart"/>
+      <w:r>
+        <w:rPr>
+          <w:i/>
+          <w:iCs/>
+        </w:rPr>
+        <w:t>focalex</w:t>
+      </w:r>
+      <w:proofErr w:type="spellEnd"/>
+      <w:r>
+        <w:t>(0)=</w:t>
+      </w:r>
+      <w:proofErr w:type="spellStart"/>
+      <w:proofErr w:type="gramEnd"/>
+      <w:r>
+        <w:rPr>
+          <w:i/>
+          <w:iCs/>
+        </w:rPr>
+        <w:t>tf</w:t>
+      </w:r>
+      <w:proofErr w:type="spellEnd"/>
+      <w:r>
+        <w:t xml:space="preserve">, </w:t>
+      </w:r>
+      <w:proofErr w:type="spellStart"/>
+      <w:proofErr w:type="gramStart"/>
+      <w:r>
+        <w:rPr>
+          <w:i/>
+          <w:iCs/>
+        </w:rPr>
+        <w:t>focalex</w:t>
+      </w:r>
+      <w:proofErr w:type="spellEnd"/>
+      <w:r>
+        <w:t>(</w:t>
+      </w:r>
+      <w:r>
+        <w:t>2</w:t>
+      </w:r>
+      <w:r>
+        <w:t>)=</w:t>
+      </w:r>
+      <w:proofErr w:type="spellStart"/>
+      <w:proofErr w:type="gramEnd"/>
+      <w:r>
+        <w:t>ex</w:t>
+      </w:r>
+      <w:r>
+        <w:rPr>
+          <w:i/>
+          <w:iCs/>
+        </w:rPr>
+        <w:t>tf</w:t>
+      </w:r>
+      <w:proofErr w:type="spellEnd"/>
+      <w:r>
+        <w:t xml:space="preserve">, et </w:t>
+      </w:r>
+      <w:proofErr w:type="spellStart"/>
+      <w:proofErr w:type="gramStart"/>
+      <w:r>
+        <w:rPr>
+          <w:i/>
+          <w:iCs/>
+        </w:rPr>
+        <w:t>focalex</w:t>
+      </w:r>
+      <w:proofErr w:type="spellEnd"/>
+      <w:r>
+        <w:t>(1)=</w:t>
+      </w:r>
+      <w:proofErr w:type="spellStart"/>
+      <w:proofErr w:type="gramEnd"/>
+      <w:r>
+        <w:rPr>
+          <w:i/>
+          <w:iCs/>
+        </w:rPr>
+        <w:t>specif</w:t>
+      </w:r>
+      <w:proofErr w:type="spellEnd"/>
+      <w:r>
+        <w:t xml:space="preserve">. Par </w:t>
+      </w:r>
+      <w:proofErr w:type="spellStart"/>
+      <w:r>
+        <w:rPr>
+          <w:i/>
+          <w:iCs/>
+        </w:rPr>
+        <w:t>specif</w:t>
+      </w:r>
+      <w:proofErr w:type="spellEnd"/>
+      <w:r>
+        <w:t xml:space="preserve"> on entend une formule de spécificité</w:t>
+      </w:r>
+      <w:r>
+        <w:t>,</w:t>
+      </w:r>
+      <w:r>
+        <w:t xml:space="preserve"> </w:t>
+      </w:r>
+      <w:r>
+        <w:t>d</w:t>
+      </w:r>
+      <w:r>
+        <w:t xml:space="preserve">ans le graphe ci-dessus, c’est le test </w:t>
+      </w:r>
+      <w:r>
+        <w:rPr>
+          <w:i/>
+          <w:iCs/>
+        </w:rPr>
+        <w:t>G</w:t>
+      </w:r>
+      <w:r>
+        <w:rPr>
+          <w:i/>
+          <w:iCs/>
+          <w:vertAlign w:val="superscript"/>
+        </w:rPr>
+        <w:t>2</w:t>
+      </w:r>
+      <w:r>
+        <w:t>, mais d’autres ont été essayées. La variation est contrôlée par la formule suivante</w:t>
+      </w:r>
+      <w:r>
+        <w:t>.</w:t>
+      </w:r>
+      <w:r>
+        <w:t xml:space="preserve"> </w:t>
+      </w:r>
+      <w:r>
+        <w:t>S</w:t>
+      </w:r>
+      <w:r>
+        <w:t>i</w:t>
+      </w:r>
+      <w:r>
+        <w:t xml:space="preserve"> 0 </w:t>
+      </w:r>
+      <w:r>
+        <w:t>≤</w:t>
+      </w:r>
+      <w:r>
+        <w:t xml:space="preserve"> </w:t>
+      </w:r>
+      <w:r>
+        <w:rPr>
+          <w:i/>
+          <w:iCs/>
+        </w:rPr>
+        <w:t>α</w:t>
+      </w:r>
+      <w:r>
+        <w:t xml:space="preserve"> </w:t>
+      </w:r>
+      <w:r>
+        <w:t>≤</w:t>
+      </w:r>
+      <w:r>
+        <w:t xml:space="preserve"> 1, </w:t>
+      </w:r>
+      <w:proofErr w:type="spellStart"/>
+      <w:r>
+        <w:rPr>
+          <w:i/>
+          <w:iCs/>
+        </w:rPr>
+        <w:t>focalex</w:t>
+      </w:r>
+      <w:proofErr w:type="spellEnd"/>
+      <w:r>
+        <w:t xml:space="preserve"> = </w:t>
+      </w:r>
+      <w:proofErr w:type="spellStart"/>
+      <w:r>
+        <w:rPr>
+          <w:i/>
+          <w:iCs/>
+        </w:rPr>
+        <w:t>tf</w:t>
+      </w:r>
+      <w:proofErr w:type="spellEnd"/>
+      <w:r>
+        <w:rPr>
+          <w:vertAlign w:val="superscript"/>
+        </w:rPr>
+        <w:t>(1-</w:t>
+      </w:r>
+      <w:r>
+        <w:rPr>
+          <w:i/>
+          <w:iCs/>
+          <w:vertAlign w:val="superscript"/>
+        </w:rPr>
+        <w:t>α</w:t>
+      </w:r>
+      <w:r>
+        <w:rPr>
+          <w:vertAlign w:val="superscript"/>
+        </w:rPr>
+        <w:t>)</w:t>
+      </w:r>
+      <w:r>
+        <w:t xml:space="preserve"> </w:t>
+      </w:r>
+      <w:r>
+        <w:t>×</w:t>
+      </w:r>
+      <w:r>
+        <w:t xml:space="preserve"> </w:t>
+      </w:r>
+      <w:proofErr w:type="spellStart"/>
+      <w:r>
+        <w:rPr>
+          <w:i/>
+          <w:iCs/>
+        </w:rPr>
+        <w:t>specif</w:t>
+      </w:r>
+      <w:proofErr w:type="spellEnd"/>
+      <w:r>
+        <w:rPr>
+          <w:vertAlign w:val="superscript"/>
+        </w:rPr>
+        <w:t>α</w:t>
+      </w:r>
+      <w:r>
+        <w:t>.</w:t>
+      </w:r>
+      <w:r>
+        <w:t xml:space="preserve"> On comprend alors que si </w:t>
+      </w:r>
+      <w:r>
+        <w:rPr>
+          <w:i/>
+          <w:iCs/>
+        </w:rPr>
+        <w:t>α</w:t>
+      </w:r>
+      <w:r>
+        <w:rPr>
+          <w:i/>
+          <w:iCs/>
+        </w:rPr>
+        <w:t xml:space="preserve"> </w:t>
+      </w:r>
+      <w:r>
+        <w:t xml:space="preserve">= 0, </w:t>
+      </w:r>
+      <w:proofErr w:type="spellStart"/>
+      <w:r>
+        <w:rPr>
+          <w:i/>
+          <w:iCs/>
+        </w:rPr>
+        <w:t>focalex</w:t>
+      </w:r>
+      <w:proofErr w:type="spellEnd"/>
+      <w:r>
+        <w:t xml:space="preserve"> =</w:t>
+      </w:r>
+      <w:r>
+        <w:t xml:space="preserve"> </w:t>
+      </w:r>
+      <w:r>
+        <w:rPr>
+          <w:i/>
+          <w:iCs/>
+        </w:rPr>
+        <w:t>tf</w:t>
+      </w:r>
+      <w:r>
+        <w:rPr>
+          <w:vertAlign w:val="superscript"/>
+        </w:rPr>
+        <w:t>1</w:t>
+      </w:r>
+      <w:r>
+        <w:t xml:space="preserve"> </w:t>
+      </w:r>
+      <w:r>
+        <w:t>×</w:t>
+      </w:r>
+      <w:r>
+        <w:t xml:space="preserve"> </w:t>
+      </w:r>
+      <w:r>
+        <w:rPr>
+          <w:i/>
+          <w:iCs/>
+        </w:rPr>
+        <w:t>specif</w:t>
+      </w:r>
+      <w:r>
+        <w:rPr>
+          <w:vertAlign w:val="superscript"/>
+        </w:rPr>
+        <w:t>0</w:t>
+      </w:r>
+      <w:r>
+        <w:t xml:space="preserve"> = </w:t>
+      </w:r>
+      <w:proofErr w:type="spellStart"/>
+      <w:r>
+        <w:rPr>
+          <w:i/>
+          <w:iCs/>
+        </w:rPr>
+        <w:t>tf</w:t>
+      </w:r>
+      <w:proofErr w:type="spellEnd"/>
+      <w:r>
+        <w:t xml:space="preserve"> ; et inversement, si </w:t>
+      </w:r>
+      <w:r>
+        <w:rPr>
+          <w:i/>
+          <w:iCs/>
+        </w:rPr>
+        <w:t>f</w:t>
+      </w:r>
+      <w:r>
+        <w:t xml:space="preserve"> = 1, </w:t>
+      </w:r>
+      <w:proofErr w:type="spellStart"/>
+      <w:r>
+        <w:rPr>
+          <w:i/>
+          <w:iCs/>
+        </w:rPr>
+        <w:t>focalex</w:t>
+      </w:r>
+      <w:proofErr w:type="spellEnd"/>
+      <w:r>
+        <w:t xml:space="preserve"> = </w:t>
+      </w:r>
+      <w:proofErr w:type="spellStart"/>
+      <w:r>
+        <w:rPr>
+          <w:i/>
+          <w:iCs/>
+        </w:rPr>
+        <w:t>specif</w:t>
+      </w:r>
+      <w:proofErr w:type="spellEnd"/>
+      <w:r>
+        <w:t>.</w:t>
+      </w:r>
+      <w:r>
+        <w:t xml:space="preserve"> L’augmentation de </w:t>
+      </w:r>
+      <w:r>
+        <w:rPr>
+          <w:i/>
+          <w:iCs/>
+        </w:rPr>
+        <w:t>α</w:t>
+      </w:r>
+      <w:r>
+        <w:t xml:space="preserve"> efface peu à peu </w:t>
+      </w:r>
+      <w:proofErr w:type="spellStart"/>
+      <w:r>
+        <w:t>la</w:t>
+      </w:r>
+      <w:proofErr w:type="spellEnd"/>
+      <w:r>
+        <w:t xml:space="preserve"> localité de </w:t>
+      </w:r>
+      <w:proofErr w:type="spellStart"/>
+      <w:r>
+        <w:t>la</w:t>
+      </w:r>
+      <w:proofErr w:type="spellEnd"/>
+      <w:r>
+        <w:t xml:space="preserve"> fréquence </w:t>
+      </w:r>
+      <w:proofErr w:type="spellStart"/>
+      <w:r>
+        <w:rPr>
+          <w:i/>
+          <w:iCs/>
+        </w:rPr>
+        <w:t>tf</w:t>
+      </w:r>
+      <w:proofErr w:type="spellEnd"/>
+      <w:r>
+        <w:t xml:space="preserve"> par une spécificité tenant compte du reste du corpus.</w:t>
+      </w:r>
+      <w:r>
+        <w:t xml:space="preserve"> </w:t>
+      </w:r>
+      <w:r>
+        <w:t>Le</w:t>
+      </w:r>
+      <w:r>
+        <w:t xml:space="preserve"> procédé pour 1</w:t>
+      </w:r>
+      <w:r>
+        <w:t xml:space="preserve"> </w:t>
+      </w:r>
+      <w:r>
+        <w:t>≤</w:t>
+      </w:r>
+      <w:r>
+        <w:t xml:space="preserve"> </w:t>
+      </w:r>
+      <w:r>
+        <w:rPr>
+          <w:i/>
+          <w:iCs/>
+        </w:rPr>
+        <w:t>α</w:t>
+      </w:r>
+      <w:r>
+        <w:t xml:space="preserve"> </w:t>
+      </w:r>
+      <w:r>
+        <w:t>≤</w:t>
+      </w:r>
+      <w:r>
+        <w:t xml:space="preserve"> </w:t>
+      </w:r>
+      <w:r>
+        <w:t>2</w:t>
+      </w:r>
+      <w:r>
+        <w:t xml:space="preserve"> est </w:t>
+      </w:r>
+      <w:r>
+        <w:t>similaire,</w:t>
+      </w:r>
+      <w:r>
+        <w:t xml:space="preserve"> </w:t>
+      </w:r>
+      <w:proofErr w:type="spellStart"/>
+      <w:r>
+        <w:rPr>
+          <w:i/>
+          <w:iCs/>
+        </w:rPr>
+        <w:t>focalex</w:t>
+      </w:r>
+      <w:proofErr w:type="spellEnd"/>
+      <w:r>
+        <w:t xml:space="preserve"> = </w:t>
+      </w:r>
+      <w:proofErr w:type="spellStart"/>
+      <w:r>
+        <w:rPr>
+          <w:i/>
+          <w:iCs/>
+        </w:rPr>
+        <w:t>specif</w:t>
+      </w:r>
+      <w:proofErr w:type="spellEnd"/>
+      <w:r>
+        <w:t>(</w:t>
+      </w:r>
+      <w:r>
+        <w:t>2-</w:t>
+      </w:r>
+      <w:r>
+        <w:t>α</w:t>
+      </w:r>
+      <w:r>
+        <w:t>)</w:t>
+      </w:r>
+      <w:r>
+        <w:t xml:space="preserve"> </w:t>
+      </w:r>
+      <w:r>
+        <w:t>×</w:t>
+      </w:r>
+      <w:r>
+        <w:t xml:space="preserve"> (</w:t>
+      </w:r>
+      <w:proofErr w:type="spellStart"/>
+      <w:r>
+        <w:rPr>
+          <w:i/>
+          <w:iCs/>
+        </w:rPr>
+        <w:t>tf</w:t>
+      </w:r>
+      <w:proofErr w:type="spellEnd"/>
+      <w:r>
+        <w:t>/</w:t>
+      </w:r>
+      <w:proofErr w:type="spellStart"/>
+      <w:r>
+        <w:rPr>
+          <w:i/>
+          <w:iCs/>
+        </w:rPr>
+        <w:t>cf</w:t>
+      </w:r>
+      <w:proofErr w:type="spellEnd"/>
+      <w:r>
+        <w:t>) ^ ((</w:t>
+      </w:r>
+      <w:r>
+        <w:rPr>
+          <w:i/>
+          <w:iCs/>
+        </w:rPr>
+        <w:t>f</w:t>
+      </w:r>
+      <w:r>
+        <w:t>-1) / (2-</w:t>
+      </w:r>
+      <w:r>
+        <w:rPr>
+          <w:i/>
+          <w:iCs/>
+        </w:rPr>
+        <w:t>f</w:t>
+      </w:r>
+      <w:r>
+        <w:t xml:space="preserve">)). </w:t>
+      </w:r>
+    </w:p>
+    <w:p>
+      <w:pPr>
         <w:ind w:firstLine="0"/>
         <w:rPr>
           <w:lang w:val="fr-FR"/>
         </w:rPr>
       </w:pPr>
-      <w:r>
-        <w:rPr>
-          <w:lang w:val="fr-FR"/>
-        </w:rPr>
-        <w:t>Cette expérience valide l’intérêt d</w:t>
-      </w:r>
-      <w:r>
-        <w:rPr>
-          <w:lang w:val="fr-FR"/>
-        </w:rPr>
-        <w:t>e</w:t>
-      </w:r>
-      <w:r>
-        <w:rPr>
-          <w:lang w:val="fr-FR"/>
-        </w:rPr>
-        <w:t xml:space="preserve"> l’approche</w:t>
-      </w:r>
-      <w:r>
-        <w:rPr>
-          <w:lang w:val="fr-FR"/>
-        </w:rPr>
-        <w:t xml:space="preserve"> </w:t>
-      </w:r>
+    </w:p>
+    <w:p>
+      <w:pPr>
+        <w:ind w:firstLine="0"/>
+        <w:rPr>
+          <w:lang w:val="fr-FR"/>
+        </w:rPr>
+      </w:pPr>
+    </w:p>
+    <w:p>
+      <w:pPr>
+        <w:ind w:firstLine="0"/>
+        <w:rPr>
+          <w:lang w:val="fr-FR"/>
+        </w:rPr>
+      </w:pPr>
+      <w:r>
+        <w:rPr>
+          <w:lang w:val="fr-FR"/>
+        </w:rPr>
+        <w:t xml:space="preserve"> Ce d</w:t>
+      </w:r>
+      <w:r>
+        <w:rPr>
+          <w:lang w:val="fr-FR"/>
+        </w:rPr>
+        <w:t xml:space="preserve"> </w:t>
+      </w:r>
+      <w:r>
+        <w:rPr>
+          <w:lang w:val="fr-FR"/>
+        </w:rPr>
+        <w:t xml:space="preserve">Il faut cependant d’autres expériences pour vérifier si les </w:t>
+      </w:r>
+      <w:r>
+        <w:rPr>
+          <w:lang w:val="fr-FR"/>
+        </w:rPr>
+        <w:t xml:space="preserve">chiffres produits par </w:t>
+      </w:r>
+      <w:proofErr w:type="spellStart"/>
       <w:r>
         <w:rPr>
           <w:i/>
@@ -4423,1475 +6541,388 @@
         </w:rPr>
         <w:t>Focalex</w:t>
       </w:r>
-      <w:r>
-        <w:rPr>
-          <w:lang w:val="fr-FR"/>
-        </w:rPr>
-        <w:t xml:space="preserve"> pour offrir </w:t>
-      </w:r>
-      <w:r>
-        <w:rPr>
-          <w:lang w:val="fr-FR"/>
-        </w:rPr>
-        <w:t xml:space="preserve">à un utilisateur </w:t>
-      </w:r>
-      <w:r>
-        <w:rPr>
-          <w:lang w:val="fr-FR"/>
-        </w:rPr>
-        <w:t>le moyen de varier</w:t>
-      </w:r>
-      <w:r>
-        <w:rPr>
-          <w:lang w:val="fr-FR"/>
-        </w:rPr>
-        <w:t xml:space="preserve"> le degré d</w:t>
-      </w:r>
-      <w:r>
-        <w:rPr>
-          <w:lang w:val="fr-FR"/>
-        </w:rPr>
-        <w:t>’exclusivité</w:t>
-      </w:r>
-      <w:r>
-        <w:rPr>
-          <w:lang w:val="fr-FR"/>
-        </w:rPr>
-        <w:t xml:space="preserve"> </w:t>
-      </w:r>
-      <w:r>
-        <w:rPr>
-          <w:lang w:val="fr-FR"/>
-        </w:rPr>
-        <w:t>d’une liste de mots clés</w:t>
-      </w:r>
+      <w:proofErr w:type="spellEnd"/>
+      <w:r>
+        <w:rPr>
+          <w:lang w:val="fr-FR"/>
+        </w:rPr>
+        <w:t xml:space="preserve"> </w:t>
+      </w:r>
+      <w:proofErr w:type="gramStart"/>
+      <w:r>
+        <w:rPr>
+          <w:lang w:val="fr-FR"/>
+        </w:rPr>
+        <w:t xml:space="preserve">sont </w:t>
+      </w:r>
+      <w:r>
+        <w:rPr>
+          <w:lang w:val="fr-FR"/>
+        </w:rPr>
+        <w:t xml:space="preserve"> formules</w:t>
+      </w:r>
+      <w:proofErr w:type="gramEnd"/>
       <w:r>
         <w:rPr>
           <w:lang w:val="fr-FR"/>
         </w:rPr>
         <w:t>.</w:t>
       </w:r>
-      <w:r>
-        <w:rPr>
-          <w:lang w:val="fr-FR"/>
-        </w:rPr>
-        <w:t xml:space="preserve"> C’est utile dans une interface où la partie sélectionnée peut être de taille relative très variable : un texte, un livre, un auteur, une année, la co-occurrence autour d’un mot… De plus</w:t>
-      </w:r>
-      <w:r>
-        <w:rPr>
-          <w:lang w:val="fr-FR"/>
-        </w:rPr>
+    </w:p>
+    <w:p>
+      <w:pPr>
+        <w:ind w:firstLine="708"/>
+        <w:rPr>
+          <w:lang w:val="fr-FR"/>
+        </w:rPr>
+      </w:pPr>
+    </w:p>
+    <w:p>
+      <w:pPr>
+        <w:ind w:firstLine="0"/>
+      </w:pPr>
+      <w:r>
+        <w:t>Cette section</w:t>
+      </w:r>
+      <w:r>
+        <w:t xml:space="preserve"> semble établir que les formules de spécificités parcourent globalement un spectre entre la fréquence locale et la fréquence exclusive. Les formules relevant</w:t>
+      </w:r>
+      <w:r>
+        <w:t xml:space="preserve"> plus</w:t>
+      </w:r>
+      <w:r>
+        <w:t xml:space="preserve"> les mots exclusifs </w:t>
+      </w:r>
+      <w:r>
+        <w:t xml:space="preserve">ont montré leur </w:t>
+      </w:r>
+      <w:r>
+        <w:t>util</w:t>
+      </w:r>
+      <w:r>
+        <w:t>ité pour l’extraction de collocations</w:t>
+      </w:r>
+      <w:r>
+        <w:t xml:space="preserve"> linguistiques</w:t>
+      </w:r>
+      <w:r>
+        <w:t xml:space="preserve"> (</w:t>
+      </w:r>
+      <w:proofErr w:type="spellStart"/>
+      <w:r>
+        <w:t>simplemaths</w:t>
+      </w:r>
+      <w:proofErr w:type="spellEnd"/>
+      <w:r>
+        <w:t>), ou l</w:t>
+      </w:r>
+      <w:r>
+        <w:t>a recherche documentaires (</w:t>
+      </w:r>
+      <w:r>
+        <w:rPr>
+          <w:i/>
+          <w:iCs/>
+        </w:rPr>
+        <w:t>bm25</w:t>
+      </w:r>
+      <w:r>
+        <w:t xml:space="preserve">). Pour ce qui nous intéresse ici, les tests statistiques </w:t>
+      </w:r>
+      <w:r>
+        <w:rPr>
+          <w:i/>
+          <w:iCs/>
+        </w:rPr>
+        <w:t>Fisher</w:t>
+      </w:r>
+      <w:r>
+        <w:t xml:space="preserve"> et G</w:t>
+      </w:r>
+      <w:r>
+        <w:rPr>
+          <w:vertAlign w:val="superscript"/>
+        </w:rPr>
+        <w:t>2</w:t>
+      </w:r>
+      <w:r>
+        <w:t xml:space="preserve"> semblent les score</w:t>
+      </w:r>
+      <w:r>
+        <w:t>s les plus pertinents</w:t>
+      </w:r>
+      <w:r>
+        <w:t xml:space="preserve"> pour l’extraction de mots-clés sémantiques.</w:t>
+      </w:r>
+    </w:p>
+    <w:p>
+      <w:pPr>
+        <w:pStyle w:val="Heading1"/>
+      </w:pPr>
+      <w:r>
+        <w:t>§2. Recommandation de textes similaires</w:t>
+      </w:r>
+    </w:p>
+    <w:p>
+      <w:pPr>
+        <w:ind w:firstLine="0"/>
+      </w:pPr>
+      <w:r>
+        <w:t xml:space="preserve">Pour l’instant, nous ne saurions pas départager </w:t>
+      </w:r>
+      <w:r>
+        <w:rPr>
+          <w:i/>
+          <w:iCs/>
+        </w:rPr>
+        <w:t>Fisher</w:t>
+      </w:r>
+      <w:r>
+        <w:t xml:space="preserve"> et </w:t>
+      </w:r>
+      <w:r>
+        <w:rPr>
+          <w:i/>
+          <w:iCs/>
+        </w:rPr>
+        <w:t>G</w:t>
+      </w:r>
+      <w:r>
+        <w:rPr>
+          <w:i/>
+          <w:iCs/>
+          <w:vertAlign w:val="superscript"/>
+        </w:rPr>
+        <w:t>2</w:t>
+      </w:r>
+      <w:r>
+        <w:t xml:space="preserve"> autrement que par la doctrine, l’existant, ou la rapidité de calcul. Chacun de ces arguments ont de l’importance. La cohérence d’une doctrine aide l’utilisateur à comprendre </w:t>
+      </w:r>
+      <w:r>
+        <w:t>l</w:t>
+      </w:r>
+      <w:r>
+        <w:t>es résultats ; le code existant ne se réécrit pas en quelques heures ; la rapidité permet de chercher plus et donc</w:t>
+      </w:r>
+      <w:r>
+        <w:t xml:space="preserve"> de</w:t>
+      </w:r>
+      <w:r>
+        <w:t xml:space="preserve"> trouver plus. Mais ces raisons restent externes. Cette section tentera de proposer des tests décisifs pour départager</w:t>
+      </w:r>
+      <w:r>
+        <w:t xml:space="preserve"> </w:t>
+      </w:r>
+      <w:r>
+        <w:rPr>
+          <w:i/>
+          <w:iCs/>
+        </w:rPr>
+        <w:t>Fisher</w:t>
+      </w:r>
+      <w:r>
+        <w:t xml:space="preserve"> et </w:t>
+      </w:r>
+      <w:r>
+        <w:rPr>
+          <w:i/>
+          <w:iCs/>
+        </w:rPr>
+        <w:t>G</w:t>
+      </w:r>
+      <w:r>
+        <w:rPr>
+          <w:i/>
+          <w:iCs/>
+          <w:vertAlign w:val="superscript"/>
+        </w:rPr>
+        <w:t>2</w:t>
+      </w:r>
+      <w:r>
+        <w:t>, et peut-être rattraper d’autres formules trop vite écartées dans la section précédente.</w:t>
+      </w:r>
+    </w:p>
+    <w:p>
+      <w:pPr>
+        <w:ind w:firstLine="708"/>
+      </w:pPr>
+      <w:r>
+        <w:t>En §1</w:t>
+      </w:r>
+      <w:r>
+        <w:t xml:space="preserve"> n’ont été</w:t>
+      </w:r>
+      <w:r>
+        <w:t xml:space="preserve"> observé</w:t>
+      </w:r>
+      <w:r>
+        <w:t>s</w:t>
+      </w:r>
+      <w:r>
+        <w:t xml:space="preserve"> que les 100 premiers mots-clés</w:t>
+      </w:r>
+      <w:r>
+        <w:t xml:space="preserve"> p</w:t>
+      </w:r>
+      <w:r>
+        <w:t>ar</w:t>
+      </w:r>
+      <w:r>
+        <w:t xml:space="preserve"> chapitre. Rien n’assure que </w:t>
+      </w:r>
+      <w:r>
+        <w:t>le score des autres mots</w:t>
+      </w:r>
+      <w:r>
+        <w:t xml:space="preserve"> </w:t>
+      </w:r>
+      <w:r>
+        <w:t xml:space="preserve">soit aussi pertinent. Les expériences qui suivent </w:t>
+      </w:r>
+      <w:r>
+        <w:t xml:space="preserve">travailleront sur le vecteur complet </w:t>
+      </w:r>
+      <w:r>
+        <w:t xml:space="preserve">de tous les mots d’un texte, </w:t>
+      </w:r>
+      <w:r>
+        <w:t>portant</w:t>
+      </w:r>
+      <w:r>
+        <w:t xml:space="preserve"> chacun</w:t>
+      </w:r>
+      <w:r>
+        <w:t xml:space="preserve"> </w:t>
+      </w:r>
+      <w:r>
+        <w:t>un</w:t>
+      </w:r>
+      <w:r>
+        <w:t xml:space="preserve"> </w:t>
+      </w:r>
+      <w:r>
+        <w:t>score</w:t>
+      </w:r>
+      <w:r>
+        <w:t xml:space="preserve"> calculé</w:t>
+      </w:r>
+      <w:r>
+        <w:t xml:space="preserve"> </w:t>
+      </w:r>
+      <w:r>
+        <w:t>avec</w:t>
+      </w:r>
+      <w:r>
+        <w:t xml:space="preserve"> </w:t>
+      </w:r>
+      <w:r>
+        <w:t>une</w:t>
+      </w:r>
+      <w:r>
+        <w:t xml:space="preserve"> des</w:t>
+      </w:r>
+      <w:r>
+        <w:t xml:space="preserve"> formule</w:t>
+      </w:r>
+      <w:r>
+        <w:t>s</w:t>
+      </w:r>
+      <w:r>
+        <w:t>.</w:t>
+      </w:r>
+    </w:p>
+    <w:p>
+      <w:pPr>
+        <w:ind w:firstLine="708"/>
+      </w:pPr>
+      <w:r>
+        <w:t>Soit le vecteur d’un texte</w:t>
+      </w:r>
+      <w:r>
         <w:t>,</w:t>
       </w:r>
       <w:r>
-        <w:rPr>
-          <w:lang w:val="fr-FR"/>
-        </w:rPr>
-        <w:t xml:space="preserve"> le chercheur peut s’intéresser à des relations très fortes, par exemple les collocations pour lequel le score d’exclusivité est important, ou bien observer des thématiques plus partagées avec le reste du corpus. Il est vain de promettre la formule à tout faire, il est plus judicieux d</w:t>
-      </w:r>
-      <w:r>
-        <w:rPr>
-          <w:lang w:val="fr-FR"/>
-        </w:rPr>
-        <w:t xml:space="preserve">’offrir </w:t>
-      </w:r>
-      <w:r>
-        <w:rPr>
-          <w:lang w:val="fr-FR"/>
-        </w:rPr>
-        <w:t>un paramètre</w:t>
-      </w:r>
-      <w:r>
-        <w:rPr>
-          <w:lang w:val="fr-FR"/>
-        </w:rPr>
-        <w:t xml:space="preserve"> linéaire avec un effet compréhensible.</w:t>
+        <w:t xml:space="preserve"> on conçoit que si l’on peut mesurer </w:t>
+      </w:r>
+      <w:proofErr w:type="spellStart"/>
+      <w:r>
+        <w:t>la</w:t>
+      </w:r>
+      <w:proofErr w:type="spellEnd"/>
+      <w:r>
+        <w:t xml:space="preserve"> distance de ce texte avec tous les autres, cela</w:t>
+      </w:r>
+      <w:r>
+        <w:t xml:space="preserve"> permet de suggérer à un lecteur des textes proches de celui qu’il lit. Pour un roman, c’est évidemment </w:t>
+      </w:r>
+      <w:r>
+        <w:t>farfelu</w:t>
+      </w:r>
+      <w:r>
+        <w:t xml:space="preserve">, puisque le texte que l’on veut lire ensuite, c’est le chapitre suivant ; mais </w:t>
+      </w:r>
+      <w:r>
+        <w:t xml:space="preserve">ce corpus offre des moyens de vérification. Si le chapitre le plus proche vient d’un autre roman, voire d’un autre auteur, soit on a découvert des répétitions, voire des plagiats ; soit, ce qui est plus sûr, l’algorithme </w:t>
+      </w:r>
+      <w:r>
+        <w:t>n’est pas le bon.</w:t>
       </w:r>
     </w:p>
     <w:p>
       <w:pPr>
         <w:ind w:firstLine="708"/>
       </w:pPr>
-      <w:r>
-        <w:rPr>
-          <w:lang w:val="fr-FR"/>
-        </w:rPr>
-        <w:t>D’</w:t>
-      </w:r>
-      <w:r>
-        <w:rPr>
-          <w:lang w:val="fr-FR"/>
-        </w:rPr>
-        <w:t>autres formules considérées ici</w:t>
-      </w:r>
-      <w:r>
-        <w:rPr>
-          <w:lang w:val="fr-FR"/>
-        </w:rPr>
-        <w:t xml:space="preserve"> sont paramétrables, mais pas selon </w:t>
-      </w:r>
-      <w:r>
-        <w:rPr>
-          <w:lang w:val="fr-FR"/>
-        </w:rPr>
-        <w:t>l</w:t>
-      </w:r>
-      <w:r>
-        <w:rPr>
-          <w:lang w:val="fr-FR"/>
-        </w:rPr>
-        <w:t>e</w:t>
-      </w:r>
-      <w:r>
-        <w:rPr>
-          <w:lang w:val="fr-FR"/>
-        </w:rPr>
-        <w:t xml:space="preserve"> même</w:t>
-      </w:r>
-      <w:r>
-        <w:rPr>
-          <w:lang w:val="fr-FR"/>
-        </w:rPr>
-        <w:t xml:space="preserve"> but.</w:t>
-      </w:r>
-      <w:r>
-        <w:rPr>
-          <w:lang w:val="fr-FR"/>
-        </w:rPr>
-        <w:t xml:space="preserve"> </w:t>
-      </w:r>
-      <w:r>
-        <w:rPr>
-          <w:i/>
-          <w:iCs/>
-          <w:lang w:val="fr-FR"/>
-        </w:rPr>
-        <w:t>S</w:t>
-      </w:r>
-      <w:r>
-        <w:rPr>
-          <w:i/>
-          <w:iCs/>
-          <w:lang w:val="fr-FR"/>
-        </w:rPr>
-        <w:t>implemath</w:t>
-      </w:r>
-      <w:r>
-        <w:rPr>
-          <w:lang w:val="fr-FR"/>
-        </w:rPr>
-        <w:t xml:space="preserve">s et </w:t>
-      </w:r>
-      <w:r>
-        <w:rPr>
-          <w:i/>
-          <w:iCs/>
-          <w:lang w:val="fr-FR"/>
-        </w:rPr>
-        <w:t>bm25</w:t>
-      </w:r>
-      <w:r>
-        <w:rPr>
-          <w:lang w:val="fr-FR"/>
-        </w:rPr>
-        <w:t xml:space="preserve"> peuvent aller jusque </w:t>
-      </w:r>
-      <w:r>
-        <w:rPr>
-          <w:i/>
-          <w:iCs/>
-          <w:lang w:val="fr-FR"/>
-        </w:rPr>
-        <w:t>extf</w:t>
-      </w:r>
-      <w:r>
-        <w:rPr>
-          <w:lang w:val="fr-FR"/>
-        </w:rPr>
-        <w:t xml:space="preserve"> mais commencent après </w:t>
-      </w:r>
-      <w:r>
-        <w:rPr>
-          <w:i/>
-          <w:iCs/>
-          <w:lang w:val="fr-FR"/>
-        </w:rPr>
-        <w:t>tf</w:t>
-      </w:r>
-      <w:r>
-        <w:rPr>
-          <w:lang w:val="fr-FR"/>
-        </w:rPr>
-        <w:t>.</w:t>
-      </w:r>
-      <w:r>
-        <w:rPr>
-          <w:lang w:val="fr-FR"/>
-        </w:rPr>
-        <w:t xml:space="preserve"> Le classique</w:t>
-      </w:r>
-      <w:r>
-        <w:rPr>
-          <w:lang w:val="fr-FR"/>
-        </w:rPr>
-        <w:t xml:space="preserve"> </w:t>
-      </w:r>
-      <w:r>
-        <w:rPr>
-          <w:i/>
-          <w:iCs/>
-          <w:lang w:val="fr-FR"/>
-        </w:rPr>
-        <w:t>tf</w:t>
-      </w:r>
-      <w:r>
-        <w:rPr>
-          <w:i/>
-          <w:iCs/>
-          <w:lang w:val="fr-FR"/>
-        </w:rPr>
-        <w:t>-</w:t>
-      </w:r>
-      <w:r>
-        <w:rPr>
-          <w:i/>
-          <w:iCs/>
-          <w:lang w:val="fr-FR"/>
-        </w:rPr>
-        <w:t>idf</w:t>
-      </w:r>
-      <w:r>
-        <w:rPr>
-          <w:i/>
-          <w:iCs/>
-        </w:rPr>
-        <w:t>α</w:t>
-      </w:r>
-      <w:r>
-        <w:rPr>
-          <w:lang w:val="fr-FR"/>
-        </w:rPr>
-        <w:t xml:space="preserve"> couvre le spectre par un effet mathématique élémentaire</w:t>
-      </w:r>
-      <w:r>
-        <w:rPr>
-          <w:lang w:val="fr-FR"/>
-        </w:rPr>
-        <w:t>. Soit</w:t>
-      </w:r>
-      <w:r>
-        <w:rPr>
-          <w:lang w:val="fr-FR"/>
-        </w:rPr>
-        <w:t xml:space="preserve"> </w:t>
-      </w:r>
-      <w:r>
-        <w:rPr>
-          <w:i/>
-          <w:iCs/>
-          <w:lang w:val="fr-FR"/>
-        </w:rPr>
-        <w:t>tf</w:t>
-      </w:r>
-      <w:r>
-        <w:rPr>
-          <w:lang w:val="fr-FR"/>
-        </w:rPr>
-        <w:t>/(</w:t>
-      </w:r>
-      <w:r>
-        <w:rPr>
-          <w:i/>
-          <w:iCs/>
-          <w:lang w:val="fr-FR"/>
-        </w:rPr>
-        <w:t>df</w:t>
-      </w:r>
-      <w:r>
-        <w:rPr>
-          <w:i/>
-          <w:iCs/>
-          <w:vertAlign w:val="superscript"/>
-        </w:rPr>
-        <w:t>α</w:t>
-      </w:r>
-      <w:r>
-        <w:rPr>
-          <w:i/>
-          <w:iCs/>
-        </w:rPr>
-        <w:t>)</w:t>
-      </w:r>
-      <w:r>
-        <w:t xml:space="preserve">. Si </w:t>
-      </w:r>
-      <w:r>
-        <w:rPr>
-          <w:i/>
-          <w:iCs/>
-        </w:rPr>
-        <w:t>α</w:t>
-      </w:r>
-      <w:r>
-        <w:t xml:space="preserve">=0, </w:t>
-      </w:r>
-      <w:r>
-        <w:rPr>
-          <w:i/>
-          <w:iCs/>
-          <w:lang w:val="fr-FR"/>
-        </w:rPr>
-        <w:t>df</w:t>
-      </w:r>
-      <w:r>
-        <w:rPr>
-          <w:i/>
-          <w:iCs/>
-          <w:vertAlign w:val="superscript"/>
-        </w:rPr>
-        <w:t>α</w:t>
-      </w:r>
-      <w:r>
-        <w:t xml:space="preserve">=1, donc </w:t>
-      </w:r>
-      <w:r>
-        <w:rPr>
-          <w:i/>
-          <w:iCs/>
-          <w:lang w:val="fr-FR"/>
-        </w:rPr>
-        <w:t>tf</w:t>
-      </w:r>
-      <w:r>
-        <w:rPr>
-          <w:lang w:val="fr-FR"/>
-        </w:rPr>
-        <w:t>/(</w:t>
-      </w:r>
-      <w:r>
-        <w:rPr>
-          <w:i/>
-          <w:iCs/>
-          <w:lang w:val="fr-FR"/>
-        </w:rPr>
-        <w:t>df</w:t>
-      </w:r>
-      <w:proofErr w:type="gramStart"/>
-      <w:r>
-        <w:rPr>
-          <w:i/>
-          <w:iCs/>
-          <w:vertAlign w:val="superscript"/>
-        </w:rPr>
-        <w:t>α</w:t>
-      </w:r>
-      <w:r>
-        <w:rPr>
-          <w:i/>
-          <w:iCs/>
-        </w:rPr>
-        <w:t>)</w:t>
-      </w:r>
-      <w:r>
-        <w:t>=</w:t>
-      </w:r>
-      <w:proofErr w:type="gramEnd"/>
-      <w:r>
-        <w:rPr>
-          <w:i/>
-          <w:iCs/>
-        </w:rPr>
-        <w:t>tf</w:t>
-      </w:r>
-      <w:r>
-        <w:t>, la fréquence relative brute.</w:t>
-      </w:r>
-      <w:r>
-        <w:t xml:space="preserve"> </w:t>
-      </w:r>
-      <w:r>
-        <w:t xml:space="preserve">Les mots </w:t>
-      </w:r>
-      <w:r>
-        <w:rPr>
-          <w:i/>
-          <w:iCs/>
-        </w:rPr>
-        <w:t>extf</w:t>
-      </w:r>
-      <w:r>
-        <w:t xml:space="preserve"> </w:t>
-      </w:r>
-      <w:r>
-        <w:t xml:space="preserve">peuvent être relevés par cette propriété qu’ils </w:t>
-      </w:r>
-      <w:r>
-        <w:t>ne paraissent que dans un seul document, celui du focus,</w:t>
-      </w:r>
-      <w:r>
-        <w:t xml:space="preserve"> quand</w:t>
-      </w:r>
-      <w:r>
-        <w:t xml:space="preserve"> </w:t>
-      </w:r>
-      <w:r>
-        <w:rPr>
-          <w:i/>
-          <w:iCs/>
-        </w:rPr>
-        <w:t>df</w:t>
-      </w:r>
-      <w:r>
-        <w:t xml:space="preserve">=1. Plus </w:t>
-      </w:r>
-      <w:r>
-        <w:rPr>
-          <w:i/>
-          <w:iCs/>
-        </w:rPr>
-        <w:t>α</w:t>
-      </w:r>
-      <w:r>
-        <w:t xml:space="preserve"> augmente, plus </w:t>
-      </w:r>
-      <w:r>
-        <w:rPr>
-          <w:i/>
-          <w:iCs/>
-          <w:lang w:val="fr-FR"/>
-        </w:rPr>
-        <w:t>df</w:t>
-      </w:r>
-      <w:r>
-        <w:rPr>
-          <w:i/>
-          <w:iCs/>
-          <w:vertAlign w:val="superscript"/>
-        </w:rPr>
-        <w:t>α</w:t>
-      </w:r>
-      <w:r>
-        <w:t xml:space="preserve"> est grand, sauf quand </w:t>
-      </w:r>
-      <w:r>
-        <w:rPr>
-          <w:i/>
-          <w:iCs/>
-        </w:rPr>
-        <w:t>df</w:t>
-      </w:r>
-      <w:r>
-        <w:t>=1</w:t>
-      </w:r>
-      <w:r>
-        <w:t xml:space="preserve"> puisque 1</w:t>
-      </w:r>
-      <w:r>
-        <w:rPr>
-          <w:i/>
-          <w:iCs/>
-          <w:vertAlign w:val="superscript"/>
-        </w:rPr>
-        <w:t>α</w:t>
-      </w:r>
-      <w:r>
-        <w:t xml:space="preserve">=1. Il existe toujours une valeur de </w:t>
-      </w:r>
-      <w:r>
-        <w:rPr>
-          <w:i/>
-          <w:iCs/>
-        </w:rPr>
-        <w:t>α</w:t>
-      </w:r>
-      <w:r>
-        <w:t xml:space="preserve"> pour laquelle </w:t>
-      </w:r>
-      <w:r>
-        <w:rPr>
-          <w:i/>
-          <w:iCs/>
-          <w:lang w:val="fr-FR"/>
-        </w:rPr>
-        <w:t>tf</w:t>
-      </w:r>
-      <w:r>
-        <w:rPr>
-          <w:lang w:val="fr-FR"/>
-        </w:rPr>
-        <w:t>/(</w:t>
-      </w:r>
-      <w:r>
-        <w:rPr>
-          <w:i/>
-          <w:iCs/>
-          <w:lang w:val="fr-FR"/>
-        </w:rPr>
-        <w:t>df</w:t>
-      </w:r>
-      <w:proofErr w:type="gramStart"/>
-      <w:r>
-        <w:rPr>
-          <w:i/>
-          <w:iCs/>
-          <w:vertAlign w:val="superscript"/>
-        </w:rPr>
-        <w:t>α</w:t>
-      </w:r>
-      <w:r>
-        <w:rPr>
-          <w:i/>
-          <w:iCs/>
-        </w:rPr>
-        <w:t>)</w:t>
-      </w:r>
-      <w:r>
-        <w:t>=</w:t>
-      </w:r>
-      <w:proofErr w:type="gramEnd"/>
-      <w:r>
-        <w:t>ex</w:t>
-      </w:r>
-      <w:r>
-        <w:rPr>
-          <w:i/>
-          <w:iCs/>
-        </w:rPr>
-        <w:t>tf</w:t>
-      </w:r>
-      <w:r>
-        <w:t> ; mais cette borne maximale varie selon le nombre de documents et de mots différents.</w:t>
-      </w:r>
     </w:p>
     <w:p>
       <w:pPr>
         <w:ind w:firstLine="708"/>
-        <w:rPr>
-          <w:lang w:val="fr-FR"/>
-        </w:rPr>
-      </w:pPr>
-      <w:r>
-        <w:t xml:space="preserve">Soit </w:t>
-      </w:r>
-      <w:r>
-        <w:rPr>
-          <w:i/>
-          <w:iCs/>
-        </w:rPr>
-        <w:t>focalex</w:t>
-      </w:r>
-      <w:r>
-        <w:t>(</w:t>
-      </w:r>
-      <w:r>
-        <w:rPr>
-          <w:i/>
-          <w:iCs/>
-        </w:rPr>
-        <w:t>α</w:t>
-      </w:r>
-      <w:r>
-        <w:t xml:space="preserve">). Par construction </w:t>
-      </w:r>
-      <w:proofErr w:type="gramStart"/>
-      <w:r>
-        <w:rPr>
-          <w:i/>
-          <w:iCs/>
-        </w:rPr>
-        <w:t>focalex</w:t>
-      </w:r>
-      <w:r>
-        <w:t>(0)=</w:t>
-      </w:r>
-      <w:proofErr w:type="gramEnd"/>
-      <w:r>
-        <w:rPr>
-          <w:i/>
-          <w:iCs/>
-        </w:rPr>
-        <w:t>tf</w:t>
-      </w:r>
-      <w:r>
-        <w:t xml:space="preserve">, </w:t>
-      </w:r>
-      <w:proofErr w:type="gramStart"/>
-      <w:r>
-        <w:rPr>
-          <w:i/>
-          <w:iCs/>
-        </w:rPr>
-        <w:t>focalex</w:t>
-      </w:r>
-      <w:r>
-        <w:t>(</w:t>
-      </w:r>
-      <w:r>
-        <w:t>2</w:t>
-      </w:r>
-      <w:r>
-        <w:t>)=</w:t>
-      </w:r>
-      <w:proofErr w:type="gramEnd"/>
-      <w:r>
-        <w:t>ex</w:t>
-      </w:r>
-      <w:r>
-        <w:rPr>
-          <w:i/>
-          <w:iCs/>
-        </w:rPr>
-        <w:t>tf</w:t>
-      </w:r>
-      <w:r>
-        <w:t xml:space="preserve">, et </w:t>
-      </w:r>
-      <w:proofErr w:type="gramStart"/>
-      <w:r>
-        <w:rPr>
-          <w:i/>
-          <w:iCs/>
-        </w:rPr>
-        <w:t>focalex</w:t>
-      </w:r>
-      <w:r>
-        <w:t>(1)=</w:t>
-      </w:r>
-      <w:proofErr w:type="gramEnd"/>
-      <w:r>
-        <w:rPr>
-          <w:i/>
-          <w:iCs/>
-        </w:rPr>
-        <w:t>specif</w:t>
-      </w:r>
-      <w:r>
-        <w:t xml:space="preserve">. Par </w:t>
-      </w:r>
-      <w:r>
-        <w:rPr>
-          <w:i/>
-          <w:iCs/>
-        </w:rPr>
-        <w:t>specif</w:t>
-      </w:r>
-      <w:r>
-        <w:t xml:space="preserve"> on entend une formule de spécificité</w:t>
-      </w:r>
-      <w:r>
-        <w:t>,</w:t>
-      </w:r>
-      <w:r>
-        <w:t xml:space="preserve"> </w:t>
-      </w:r>
-      <w:r>
-        <w:t>d</w:t>
-      </w:r>
-      <w:r>
-        <w:t xml:space="preserve">ans le graphe ci-dessus, c’est le test </w:t>
-      </w:r>
-      <w:r>
-        <w:rPr>
-          <w:i/>
-          <w:iCs/>
-        </w:rPr>
-        <w:t>G</w:t>
-      </w:r>
-      <w:r>
-        <w:rPr>
-          <w:i/>
-          <w:iCs/>
-          <w:vertAlign w:val="superscript"/>
-        </w:rPr>
-        <w:t>2</w:t>
-      </w:r>
-      <w:r>
-        <w:t>, mais d’autres ont été essayées. La variation est contrôlée par la formule suivante</w:t>
-      </w:r>
-      <w:r>
-        <w:t>.</w:t>
-      </w:r>
-      <w:r>
-        <w:t xml:space="preserve"> </w:t>
-      </w:r>
-      <w:r>
-        <w:t>S</w:t>
-      </w:r>
-      <w:r>
-        <w:t>i</w:t>
-      </w:r>
-      <w:r>
-        <w:t xml:space="preserve"> 0 </w:t>
-      </w:r>
-      <w:r>
-        <w:t>≤</w:t>
-      </w:r>
-      <w:r>
-        <w:t xml:space="preserve"> </w:t>
-      </w:r>
-      <w:r>
-        <w:rPr>
-          <w:i/>
-          <w:iCs/>
-        </w:rPr>
-        <w:t>α</w:t>
-      </w:r>
-      <w:r>
-        <w:t xml:space="preserve"> </w:t>
-      </w:r>
-      <w:r>
-        <w:t>≤</w:t>
-      </w:r>
-      <w:r>
-        <w:t xml:space="preserve"> 1, </w:t>
-      </w:r>
-      <w:r>
-        <w:rPr>
-          <w:i/>
-          <w:iCs/>
-        </w:rPr>
-        <w:t>focalex</w:t>
-      </w:r>
-      <w:r>
-        <w:t xml:space="preserve"> = </w:t>
-      </w:r>
-      <w:r>
-        <w:rPr>
-          <w:i/>
-          <w:iCs/>
-        </w:rPr>
-        <w:t>tf</w:t>
-      </w:r>
-      <w:r>
-        <w:rPr>
-          <w:vertAlign w:val="superscript"/>
-        </w:rPr>
-        <w:t>(1-</w:t>
-      </w:r>
-      <w:r>
-        <w:rPr>
-          <w:i/>
-          <w:iCs/>
-          <w:vertAlign w:val="superscript"/>
-        </w:rPr>
-        <w:t>α</w:t>
-      </w:r>
-      <w:r>
-        <w:rPr>
-          <w:vertAlign w:val="superscript"/>
-        </w:rPr>
-        <w:t>)</w:t>
-      </w:r>
-      <w:r>
-        <w:t xml:space="preserve"> </w:t>
-      </w:r>
-      <w:r>
-        <w:t>×</w:t>
-      </w:r>
-      <w:r>
-        <w:t xml:space="preserve"> </w:t>
-      </w:r>
-      <w:r>
-        <w:rPr>
-          <w:i/>
-          <w:iCs/>
-        </w:rPr>
-        <w:t>specif</w:t>
-      </w:r>
-      <w:r>
-        <w:rPr>
-          <w:vertAlign w:val="superscript"/>
-        </w:rPr>
-        <w:t>α</w:t>
-      </w:r>
-      <w:r>
-        <w:t>.</w:t>
-      </w:r>
-      <w:r>
-        <w:t xml:space="preserve"> On comprend alors que si </w:t>
-      </w:r>
-      <w:r>
-        <w:rPr>
-          <w:i/>
-          <w:iCs/>
-        </w:rPr>
-        <w:t>α</w:t>
-      </w:r>
-      <w:r>
-        <w:rPr>
-          <w:i/>
-          <w:iCs/>
-        </w:rPr>
-        <w:t xml:space="preserve"> </w:t>
-      </w:r>
-      <w:r>
-        <w:t xml:space="preserve">= 0, </w:t>
-      </w:r>
-      <w:r>
-        <w:rPr>
-          <w:i/>
-          <w:iCs/>
-        </w:rPr>
-        <w:t>focalex</w:t>
-      </w:r>
-      <w:r>
-        <w:t xml:space="preserve"> =</w:t>
-      </w:r>
-      <w:r>
-        <w:t xml:space="preserve"> </w:t>
-      </w:r>
-      <w:r>
-        <w:rPr>
-          <w:i/>
-          <w:iCs/>
-        </w:rPr>
-        <w:t>tf</w:t>
-      </w:r>
-      <w:r>
-        <w:rPr>
-          <w:vertAlign w:val="superscript"/>
-        </w:rPr>
-        <w:t>1</w:t>
-      </w:r>
-      <w:r>
-        <w:t xml:space="preserve"> </w:t>
-      </w:r>
-      <w:r>
-        <w:t>×</w:t>
-      </w:r>
-      <w:r>
-        <w:t xml:space="preserve"> </w:t>
-      </w:r>
-      <w:r>
-        <w:rPr>
-          <w:i/>
-          <w:iCs/>
-        </w:rPr>
-        <w:t>specif</w:t>
-      </w:r>
-      <w:r>
-        <w:rPr>
-          <w:vertAlign w:val="superscript"/>
-        </w:rPr>
-        <w:t>0</w:t>
-      </w:r>
-      <w:r>
-        <w:t xml:space="preserve"> = </w:t>
-      </w:r>
-      <w:r>
-        <w:rPr>
-          <w:i/>
-          <w:iCs/>
-        </w:rPr>
-        <w:t>tf</w:t>
-      </w:r>
-      <w:r>
-        <w:t xml:space="preserve"> ; et inversement, si </w:t>
-      </w:r>
-      <w:r>
-        <w:rPr>
-          <w:i/>
-          <w:iCs/>
-        </w:rPr>
-        <w:t>f</w:t>
-      </w:r>
-      <w:r>
-        <w:t xml:space="preserve"> = 1, </w:t>
-      </w:r>
-      <w:r>
-        <w:rPr>
-          <w:i/>
-          <w:iCs/>
-        </w:rPr>
-        <w:t>focalex</w:t>
-      </w:r>
-      <w:r>
-        <w:t xml:space="preserve"> = </w:t>
-      </w:r>
-      <w:r>
-        <w:rPr>
-          <w:i/>
-          <w:iCs/>
-        </w:rPr>
-        <w:t>specif</w:t>
-      </w:r>
-      <w:r>
-        <w:t>.</w:t>
-      </w:r>
-      <w:r>
-        <w:t xml:space="preserve"> L’augmentation de </w:t>
-      </w:r>
-      <w:r>
-        <w:rPr>
-          <w:i/>
-          <w:iCs/>
-        </w:rPr>
-        <w:t>α</w:t>
-      </w:r>
-      <w:r>
-        <w:t xml:space="preserve"> efface peu à peu la localité de la fréquence </w:t>
-      </w:r>
-      <w:r>
-        <w:rPr>
-          <w:i/>
-          <w:iCs/>
-        </w:rPr>
-        <w:t>tf</w:t>
-      </w:r>
-      <w:r>
-        <w:t xml:space="preserve"> par une spécificité tenant compte du reste du corpus.</w:t>
-      </w:r>
-      <w:r>
-        <w:t xml:space="preserve"> </w:t>
-      </w:r>
-      <w:r>
-        <w:t>Le</w:t>
-      </w:r>
-      <w:r>
-        <w:t xml:space="preserve"> procédé pour 1</w:t>
-      </w:r>
-      <w:r>
-        <w:t xml:space="preserve"> </w:t>
-      </w:r>
-      <w:r>
-        <w:t>≤</w:t>
-      </w:r>
-      <w:r>
-        <w:t xml:space="preserve"> </w:t>
-      </w:r>
-      <w:r>
-        <w:rPr>
-          <w:i/>
-          <w:iCs/>
-        </w:rPr>
-        <w:t>α</w:t>
-      </w:r>
-      <w:r>
-        <w:t xml:space="preserve"> </w:t>
-      </w:r>
-      <w:r>
-        <w:t>≤</w:t>
-      </w:r>
-      <w:r>
-        <w:t xml:space="preserve"> </w:t>
-      </w:r>
-      <w:r>
-        <w:t>2</w:t>
-      </w:r>
-      <w:r>
-        <w:t xml:space="preserve"> est </w:t>
-      </w:r>
-      <w:r>
-        <w:t>similaire,</w:t>
-      </w:r>
-      <w:r>
-        <w:t xml:space="preserve"> </w:t>
-      </w:r>
-      <w:r>
-        <w:rPr>
-          <w:i/>
-          <w:iCs/>
-        </w:rPr>
-        <w:t>focalex</w:t>
-      </w:r>
-      <w:r>
-        <w:t xml:space="preserve"> = </w:t>
-      </w:r>
-      <w:r>
-        <w:rPr>
-          <w:i/>
-          <w:iCs/>
-        </w:rPr>
-        <w:t>specif</w:t>
-      </w:r>
-      <w:r>
-        <w:t>(</w:t>
-      </w:r>
-      <w:r>
-        <w:t>2-</w:t>
-      </w:r>
-      <w:r>
-        <w:t>α</w:t>
-      </w:r>
-      <w:r>
-        <w:t>)</w:t>
-      </w:r>
-      <w:r>
-        <w:t xml:space="preserve"> </w:t>
-      </w:r>
-      <w:r>
-        <w:t>×</w:t>
-      </w:r>
-      <w:r>
-        <w:t xml:space="preserve"> (</w:t>
-      </w:r>
-      <w:r>
-        <w:rPr>
-          <w:i/>
-          <w:iCs/>
-        </w:rPr>
-        <w:t>tf</w:t>
-      </w:r>
-      <w:r>
-        <w:t>/</w:t>
-      </w:r>
-      <w:r>
-        <w:rPr>
-          <w:i/>
-          <w:iCs/>
-        </w:rPr>
-        <w:t>cf</w:t>
-      </w:r>
-      <w:r>
-        <w:t>) ^ ((</w:t>
-      </w:r>
-      <w:r>
-        <w:rPr>
-          <w:i/>
-          <w:iCs/>
-        </w:rPr>
-        <w:t>f</w:t>
-      </w:r>
-      <w:r>
-        <w:t>-1) / (2-</w:t>
-      </w:r>
-      <w:r>
-        <w:rPr>
-          <w:i/>
-          <w:iCs/>
-        </w:rPr>
-        <w:t>f</w:t>
-      </w:r>
-      <w:r>
-        <w:t xml:space="preserve">)). </w:t>
-      </w:r>
-    </w:p>
-    <w:p>
-      <w:pPr>
-        <w:ind w:firstLine="0"/>
-        <w:rPr>
-          <w:lang w:val="fr-FR"/>
-        </w:rPr>
-      </w:pPr>
-    </w:p>
-    <w:p>
-      <w:pPr>
-        <w:ind w:firstLine="0"/>
-        <w:rPr>
-          <w:lang w:val="fr-FR"/>
-        </w:rPr>
-      </w:pPr>
-    </w:p>
-    <w:p>
-      <w:pPr>
-        <w:ind w:firstLine="0"/>
-        <w:rPr>
-          <w:lang w:val="fr-FR"/>
-        </w:rPr>
-      </w:pPr>
-      <w:r>
-        <w:rPr>
-          <w:lang w:val="fr-FR"/>
-        </w:rPr>
-        <w:t xml:space="preserve"> Ce d</w:t>
-      </w:r>
-      <w:r>
-        <w:rPr>
-          <w:lang w:val="fr-FR"/>
-        </w:rPr>
-        <w:t xml:space="preserve"> </w:t>
-      </w:r>
-      <w:r>
-        <w:rPr>
-          <w:lang w:val="fr-FR"/>
-        </w:rPr>
-        <w:t xml:space="preserve">Il faut cependant d’autres expériences pour vérifier si les </w:t>
-      </w:r>
-      <w:r>
-        <w:rPr>
-          <w:lang w:val="fr-FR"/>
-        </w:rPr>
-        <w:t xml:space="preserve">chiffres produits par </w:t>
-      </w:r>
-      <w:r>
-        <w:rPr>
-          <w:i/>
-          <w:iCs/>
-          <w:lang w:val="fr-FR"/>
-        </w:rPr>
-        <w:t>Focalex</w:t>
-      </w:r>
-      <w:r>
-        <w:rPr>
-          <w:lang w:val="fr-FR"/>
-        </w:rPr>
-        <w:t xml:space="preserve"> </w:t>
-      </w:r>
-      <w:proofErr w:type="gramStart"/>
-      <w:r>
-        <w:rPr>
-          <w:lang w:val="fr-FR"/>
-        </w:rPr>
-        <w:t xml:space="preserve">sont </w:t>
-      </w:r>
-      <w:r>
-        <w:rPr>
-          <w:lang w:val="fr-FR"/>
-        </w:rPr>
-        <w:t xml:space="preserve"> formules</w:t>
-      </w:r>
-      <w:proofErr w:type="gramEnd"/>
-      <w:r>
-        <w:rPr>
-          <w:lang w:val="fr-FR"/>
-        </w:rPr>
-        <w:t>.</w:t>
+      </w:pPr>
+    </w:p>
+    <w:p>
+      <w:pPr>
+        <w:pStyle w:val="Heading1"/>
+      </w:pPr>
+      <w:r>
+        <w:lastRenderedPageBreak/>
+        <w:t xml:space="preserve">Test </w:t>
+      </w:r>
+      <w:r>
+        <w:t>des</w:t>
+      </w:r>
+      <w:r>
+        <w:t xml:space="preserve"> mots</w:t>
+      </w:r>
+      <w:r>
+        <w:t xml:space="preserve"> voisins</w:t>
+      </w:r>
+      <w:r>
+        <w:t xml:space="preserve"> par les documents</w:t>
+      </w:r>
+    </w:p>
+    <w:p/>
+    <w:p>
+      <w:pPr>
+        <w:pStyle w:val="Heading1"/>
+      </w:pPr>
+      <w:r>
+        <w:t xml:space="preserve">Test </w:t>
+      </w:r>
+    </w:p>
+    <w:p/>
+    <w:p>
+      <w:pPr>
+        <w:pStyle w:val="Heading1"/>
+      </w:pPr>
+      <w:r>
+        <w:t>§</w:t>
+      </w:r>
+      <w:r>
+        <w:t>∞</w:t>
       </w:r>
     </w:p>
     <w:p>
       <w:pPr>
         <w:ind w:firstLine="708"/>
-        <w:rPr>
-          <w:lang w:val="fr-FR"/>
-        </w:rPr>
-      </w:pPr>
-    </w:p>
-    <w:p>
-      <w:pPr>
-        <w:ind w:firstLine="0"/>
-      </w:pPr>
-      <w:r>
-        <w:t>Cette section</w:t>
-      </w:r>
-      <w:r>
-        <w:t xml:space="preserve"> semble établir que les formules de spécificités parcourent globalement un spectre entre la fréquence locale et la fréquence exclusive. Les formules relevant</w:t>
-      </w:r>
-      <w:r>
-        <w:t xml:space="preserve"> plus</w:t>
-      </w:r>
-      <w:r>
-        <w:t xml:space="preserve"> les mots exclusifs </w:t>
-      </w:r>
-      <w:r>
-        <w:t xml:space="preserve">ont montré leur </w:t>
-      </w:r>
-      <w:r>
-        <w:t>util</w:t>
-      </w:r>
-      <w:r>
-        <w:t>ité pour l’extraction de collocations</w:t>
-      </w:r>
-      <w:r>
-        <w:t xml:space="preserve"> linguistiques</w:t>
-      </w:r>
-      <w:r>
-        <w:t xml:space="preserve"> (</w:t>
-      </w:r>
-      <w:r>
-        <w:t>simplemaths), ou l</w:t>
-      </w:r>
-      <w:r>
-        <w:t>a recherche documentaires (</w:t>
-      </w:r>
-      <w:r>
-        <w:rPr>
-          <w:i/>
-          <w:iCs/>
-        </w:rPr>
-        <w:t>bm25</w:t>
-      </w:r>
-      <w:r>
-        <w:t xml:space="preserve">). Pour ce qui nous intéresse ici, les tests statistiques </w:t>
-      </w:r>
-      <w:r>
-        <w:rPr>
-          <w:i/>
-          <w:iCs/>
-        </w:rPr>
-        <w:t>Fisher</w:t>
-      </w:r>
-      <w:r>
-        <w:t xml:space="preserve"> et G</w:t>
-      </w:r>
-      <w:r>
-        <w:rPr>
-          <w:vertAlign w:val="superscript"/>
-        </w:rPr>
-        <w:t>2</w:t>
-      </w:r>
-      <w:r>
-        <w:t xml:space="preserve"> semblent les score</w:t>
-      </w:r>
-      <w:r>
-        <w:t>s les plus pertinents</w:t>
-      </w:r>
-      <w:r>
-        <w:t xml:space="preserve"> pour l’extraction de mots-clés sémantiques.</w:t>
-      </w:r>
-    </w:p>
-    <w:p>
-      <w:pPr>
-        <w:pStyle w:val="Heading1"/>
-      </w:pPr>
-      <w:r>
-        <w:t>§2. Recommandation de textes similaires</w:t>
-      </w:r>
-    </w:p>
-    <w:p>
-      <w:pPr>
-        <w:ind w:firstLine="0"/>
-      </w:pPr>
-      <w:r>
-        <w:t xml:space="preserve">Pour l’instant, nous ne saurions pas départager </w:t>
-      </w:r>
-      <w:r>
-        <w:rPr>
-          <w:i/>
-          <w:iCs/>
-        </w:rPr>
-        <w:t>Fisher</w:t>
-      </w:r>
-      <w:r>
-        <w:t xml:space="preserve"> et </w:t>
-      </w:r>
-      <w:r>
-        <w:rPr>
-          <w:i/>
-          <w:iCs/>
-        </w:rPr>
-        <w:t>G</w:t>
-      </w:r>
-      <w:r>
-        <w:rPr>
-          <w:i/>
-          <w:iCs/>
-          <w:vertAlign w:val="superscript"/>
-        </w:rPr>
-        <w:t>2</w:t>
-      </w:r>
-      <w:r>
-        <w:t xml:space="preserve"> autrement que par la doctrine, l’existant, ou la rapidité de calcul. Chacun de ces arguments ont de l’importance. La cohérence d’une doctrine aide l’utilisateur à comprendre </w:t>
-      </w:r>
-      <w:r>
-        <w:t>l</w:t>
-      </w:r>
-      <w:r>
-        <w:t>es résultats ; le code existant ne se réécrit pas en quelques heures ; la rapidité permet de chercher plus et donc</w:t>
-      </w:r>
-      <w:r>
-        <w:t xml:space="preserve"> de</w:t>
-      </w:r>
-      <w:r>
-        <w:t xml:space="preserve"> trouver plus. Mais ces raisons </w:t>
-      </w:r>
-      <w:r>
-        <w:lastRenderedPageBreak/>
-        <w:t>restent externes. Cette section tentera de proposer des tests décisifs pour départager</w:t>
-      </w:r>
-      <w:r>
-        <w:t xml:space="preserve"> </w:t>
-      </w:r>
-      <w:r>
-        <w:rPr>
-          <w:i/>
-          <w:iCs/>
-        </w:rPr>
-        <w:t>Fisher</w:t>
-      </w:r>
-      <w:r>
-        <w:t xml:space="preserve"> et </w:t>
-      </w:r>
-      <w:r>
-        <w:rPr>
-          <w:i/>
-          <w:iCs/>
-        </w:rPr>
-        <w:t>G</w:t>
-      </w:r>
-      <w:r>
-        <w:rPr>
-          <w:i/>
-          <w:iCs/>
-          <w:vertAlign w:val="superscript"/>
-        </w:rPr>
-        <w:t>2</w:t>
-      </w:r>
-      <w:r>
-        <w:t>, et peut-être rattraper d’autres formules trop vite écartées dans la section précédente.</w:t>
-      </w:r>
-    </w:p>
-    <w:p>
-      <w:pPr>
-        <w:ind w:firstLine="708"/>
-      </w:pPr>
-      <w:r>
-        <w:t>En §1</w:t>
-      </w:r>
-      <w:r>
-        <w:t xml:space="preserve"> n’ont été</w:t>
-      </w:r>
-      <w:r>
-        <w:t xml:space="preserve"> observé</w:t>
-      </w:r>
-      <w:r>
-        <w:t>s</w:t>
-      </w:r>
-      <w:r>
-        <w:t xml:space="preserve"> que les 100 premiers mots-clés</w:t>
-      </w:r>
-      <w:r>
-        <w:t xml:space="preserve"> p</w:t>
-      </w:r>
-      <w:r>
-        <w:t>ar</w:t>
-      </w:r>
-      <w:r>
-        <w:t xml:space="preserve"> chapitre. Rien n’assure que </w:t>
-      </w:r>
-      <w:r>
-        <w:t>le score des autres mots</w:t>
-      </w:r>
-      <w:r>
-        <w:t xml:space="preserve"> </w:t>
-      </w:r>
-      <w:r>
-        <w:t xml:space="preserve">soit aussi pertinent. Les expériences qui suivent </w:t>
-      </w:r>
-      <w:r>
-        <w:t xml:space="preserve">travailleront sur le vecteur complet </w:t>
-      </w:r>
-      <w:r>
-        <w:t xml:space="preserve">de tous les mots d’un texte, </w:t>
-      </w:r>
-      <w:r>
-        <w:t>portant</w:t>
-      </w:r>
-      <w:r>
-        <w:t xml:space="preserve"> chacun</w:t>
-      </w:r>
-      <w:r>
-        <w:t xml:space="preserve"> </w:t>
-      </w:r>
-      <w:r>
-        <w:t>un</w:t>
-      </w:r>
-      <w:r>
-        <w:t xml:space="preserve"> </w:t>
-      </w:r>
-      <w:r>
-        <w:t>score</w:t>
-      </w:r>
-      <w:r>
-        <w:t xml:space="preserve"> calculé</w:t>
-      </w:r>
-      <w:r>
-        <w:t xml:space="preserve"> </w:t>
-      </w:r>
-      <w:r>
-        <w:t>avec</w:t>
-      </w:r>
-      <w:r>
-        <w:t xml:space="preserve"> </w:t>
-      </w:r>
-      <w:r>
-        <w:t>une</w:t>
-      </w:r>
-      <w:r>
-        <w:t xml:space="preserve"> des</w:t>
-      </w:r>
-      <w:r>
-        <w:t xml:space="preserve"> formule</w:t>
-      </w:r>
-      <w:r>
-        <w:t>s</w:t>
-      </w:r>
-      <w:r>
-        <w:t>.</w:t>
-      </w:r>
-    </w:p>
-    <w:p>
-      <w:pPr>
-        <w:ind w:firstLine="708"/>
-      </w:pPr>
-      <w:r>
-        <w:t>Soit le vecteur d’un texte</w:t>
-      </w:r>
-      <w:r>
-        <w:t>,</w:t>
-      </w:r>
-      <w:r>
-        <w:t xml:space="preserve"> on conçoit que si l’on peut mesurer la distance de ce texte avec tous les autres, cela</w:t>
-      </w:r>
-      <w:r>
-        <w:t xml:space="preserve"> permet de suggérer à un lecteur des textes proches de celui qu’il lit. Pour un roman, c’est évidemment </w:t>
-      </w:r>
-      <w:r>
-        <w:t>farfelu</w:t>
-      </w:r>
-      <w:r>
-        <w:t xml:space="preserve">, puisque le texte que l’on veut lire ensuite, c’est le chapitre suivant ; mais </w:t>
-      </w:r>
-      <w:r>
-        <w:t xml:space="preserve">ce corpus offre des moyens de vérification. Si le chapitre le plus proche vient d’un autre roman, voire d’un autre auteur, soit on a découvert des répétitions, voire des plagiats ; soit, ce qui est plus sûr, l’algorithme </w:t>
-      </w:r>
-      <w:r>
-        <w:t>n’est pas le bon.</w:t>
-      </w:r>
-    </w:p>
-    <w:p>
-      <w:pPr>
-        <w:ind w:firstLine="708"/>
-      </w:pPr>
-    </w:p>
-    <w:p>
-      <w:pPr>
-        <w:ind w:firstLine="708"/>
-      </w:pPr>
-    </w:p>
-    <w:p>
-      <w:pPr>
-        <w:pStyle w:val="Heading1"/>
-      </w:pPr>
-      <w:r>
-        <w:t xml:space="preserve">Test </w:t>
-      </w:r>
-      <w:r>
-        <w:t>des</w:t>
-      </w:r>
-      <w:r>
-        <w:t xml:space="preserve"> mots</w:t>
-      </w:r>
-      <w:r>
-        <w:t xml:space="preserve"> voisins</w:t>
-      </w:r>
-      <w:r>
-        <w:t xml:space="preserve"> par les documents</w:t>
-      </w:r>
-    </w:p>
-    <w:p/>
-    <w:p>
-      <w:pPr>
-        <w:pStyle w:val="Heading1"/>
-      </w:pPr>
-      <w:r>
-        <w:t xml:space="preserve">Test </w:t>
-      </w:r>
-    </w:p>
-    <w:p/>
-    <w:p>
-      <w:pPr>
-        <w:pStyle w:val="Heading1"/>
-      </w:pPr>
-      <w:r>
-        <w:t>§</w:t>
-      </w:r>
-      <w:r>
-        <w:t>∞</w:t>
-      </w:r>
-    </w:p>
-    <w:p>
-      <w:pPr>
-        <w:ind w:firstLine="708"/>
       </w:pPr>
       <w:r>
         <w:t xml:space="preserve">Cette situation a été initiée par Muller avec sa thèse sur Corneille </w:t>
@@ -5906,7 +6937,7 @@
         <w:rPr>
           <w:rStyle w:val="FootnoteReference"/>
         </w:rPr>
-        <w:footnoteReference w:id="14"/>
+        <w:footnoteReference w:id="15"/>
       </w:r>
       <w:r>
         <w:t>.</w:t>
@@ -6466,7 +7497,14 @@
       </w:r>
       <w:r>
         <w:br/>
-        <w:t xml:space="preserve">Dicollecte 7.7 </w:t>
+      </w:r>
+      <w:proofErr w:type="spellStart"/>
+      <w:r>
+        <w:t>Dicollecte</w:t>
+      </w:r>
+      <w:proofErr w:type="spellEnd"/>
+      <w:r>
+        <w:t xml:space="preserve"> 7.7 </w:t>
       </w:r>
       <w:hyperlink r:id="rId14" w:history="1">
         <w:r>
@@ -6481,7 +7519,14 @@
       </w:r>
       <w:r>
         <w:br/>
-        <w:t xml:space="preserve">Morphalou 3.1 </w:t>
+      </w:r>
+      <w:proofErr w:type="spellStart"/>
+      <w:r>
+        <w:t>Morphalou</w:t>
+      </w:r>
+      <w:proofErr w:type="spellEnd"/>
+      <w:r>
+        <w:t xml:space="preserve"> 3.1 </w:t>
       </w:r>
       <w:hyperlink r:id="rId15" w:history="1">
         <w:r>
@@ -6493,7 +7538,15 @@
       </w:hyperlink>
       <w:r>
         <w:br/>
-        <w:t>Chaque lexique a son orientation. Lexique3 intéresse les orthophonistes, il a de précieuses informations de fréquence par forme, mais il est très bruité. Dicollecte sert à la correction orthographique, il mélange la langue commune avec les noms propres, ses lemmes sont parfois inexacts ou incomplets car non nécessaires à la correction orthographique (ex : l</w:t>
+        <w:t xml:space="preserve">Chaque lexique a son orientation. Lexique3 intéresse les orthophonistes, il a de précieuses informations de fréquence par forme, mais il est très bruité. </w:t>
+      </w:r>
+      <w:proofErr w:type="spellStart"/>
+      <w:r>
+        <w:t>Dicollecte</w:t>
+      </w:r>
+      <w:proofErr w:type="spellEnd"/>
+      <w:r>
+        <w:t xml:space="preserve"> sert à la correction orthographique, il mélange la langue commune avec les noms propres, ses lemmes sont parfois inexacts ou incomplets car non nécessaires à la correction orthographique (ex : l</w:t>
       </w:r>
       <w:r>
         <w:t>es participes passé</w:t>
@@ -6508,7 +7561,15 @@
         <w:t xml:space="preserve"> verbe </w:t>
       </w:r>
       <w:r>
-        <w:t xml:space="preserve">suffisent à fournir les formes adjectives). Morphalou, en partie constitué sur le </w:t>
+        <w:t xml:space="preserve">suffisent à fournir les formes adjectives). </w:t>
+      </w:r>
+      <w:proofErr w:type="spellStart"/>
+      <w:r>
+        <w:t>Morphalou</w:t>
+      </w:r>
+      <w:proofErr w:type="spellEnd"/>
+      <w:r>
+        <w:t xml:space="preserve">, en partie constitué sur le </w:t>
       </w:r>
       <w:r>
         <w:rPr>
@@ -6682,6 +7743,46 @@
     </w:p>
   </w:footnote>
   <w:footnote w:id="14">
+    <w:p>
+      <w:pPr>
+        <w:pStyle w:val="FootnoteText"/>
+      </w:pPr>
+      <w:r>
+        <w:rPr>
+          <w:rStyle w:val="FootnoteReference"/>
+        </w:rPr>
+        <w:footnoteRef/>
+      </w:r>
+      <w:r>
+        <w:t xml:space="preserve"> </w:t>
+      </w:r>
+      <w:proofErr w:type="spellStart"/>
+      <w:r>
+        <w:rPr>
+          <w:i/>
+          <w:iCs/>
+        </w:rPr>
+        <w:t>Frantext</w:t>
+      </w:r>
+      <w:proofErr w:type="spellEnd"/>
+      <w:r>
+        <w:t xml:space="preserve"> et </w:t>
+      </w:r>
+      <w:proofErr w:type="spellStart"/>
+      <w:r>
+        <w:rPr>
+          <w:i/>
+          <w:iCs/>
+        </w:rPr>
+        <w:t>SketchEngine</w:t>
+      </w:r>
+      <w:proofErr w:type="spellEnd"/>
+      <w:r>
+        <w:t>, applications payantes.</w:t>
+      </w:r>
+    </w:p>
+  </w:footnote>
+  <w:footnote w:id="15">
     <w:p>
       <w:pPr>
         <w:pStyle w:val="FootnoteText"/>

--- a/docs/glorieux-specif.docx
+++ b/docs/glorieux-specif.docx
@@ -101,15 +101,7 @@
         <w:t xml:space="preserve"> spécificité </w:t>
       </w:r>
       <w:r>
-        <w:t xml:space="preserve">mesure l’écart à une norme. Dans le cas particulier des moteurs de recherche plein texte (et de la </w:t>
-      </w:r>
-      <w:proofErr w:type="spellStart"/>
-      <w:r>
-        <w:t>textométrie</w:t>
-      </w:r>
-      <w:proofErr w:type="spellEnd"/>
-      <w:r>
-        <w:t xml:space="preserve"> en général), c’est une formule qui mesure à quel point un</w:t>
+        <w:t>mesure l’écart à une norme. Dans le cas particulier des moteurs de recherche plein texte (et de la textométrie en général), c’est une formule qui mesure à quel point un</w:t>
       </w:r>
       <w:r>
         <w:t xml:space="preserve"> élément </w:t>
@@ -209,7 +201,6 @@
       <w:r>
         <w:t xml:space="preserve"> à retrouver (</w:t>
       </w:r>
-      <w:proofErr w:type="spellStart"/>
       <w:r>
         <w:rPr>
           <w:i/>
@@ -217,7 +208,6 @@
         </w:rPr>
         <w:t>retrieval</w:t>
       </w:r>
-      <w:proofErr w:type="spellEnd"/>
       <w:r>
         <w:t>) les documents les plus pertinents pour une requête</w:t>
       </w:r>
@@ -564,13 +554,8 @@
         <w:t>reprise</w:t>
       </w:r>
       <w:r>
-        <w:t xml:space="preserve"> du projet </w:t>
-      </w:r>
-      <w:proofErr w:type="spellStart"/>
-      <w:r>
-        <w:t>ebalzac</w:t>
-      </w:r>
-      <w:proofErr w:type="spellEnd"/>
+        <w:t xml:space="preserve"> du projet ebalzac</w:t>
+      </w:r>
       <w:r>
         <w:rPr>
           <w:rStyle w:val="FootnoteReference"/>
@@ -721,7 +706,6 @@
       <w:r>
         <w:t>De ces sources normalisées, les chapitres ont été extraits dans un format textuel plus commode (</w:t>
       </w:r>
-      <w:proofErr w:type="spellStart"/>
       <w:r>
         <w:rPr>
           <w:i/>
@@ -729,7 +713,6 @@
         </w:rPr>
         <w:t>MarkDown</w:t>
       </w:r>
-      <w:proofErr w:type="spellEnd"/>
       <w:r>
         <w:t>)</w:t>
       </w:r>
@@ -989,33 +972,15 @@
           <w:i/>
           <w:iCs/>
         </w:rPr>
-        <w:t xml:space="preserve">Apache </w:t>
-      </w:r>
-      <w:proofErr w:type="spellStart"/>
-      <w:r>
-        <w:rPr>
-          <w:i/>
-          <w:iCs/>
-        </w:rPr>
-        <w:t>OpenNLP</w:t>
-      </w:r>
-      <w:proofErr w:type="spellEnd"/>
-      <w:r>
-        <w:rPr>
-          <w:i/>
-          <w:iCs/>
-        </w:rPr>
-        <w:t xml:space="preserve"> </w:t>
-      </w:r>
-      <w:proofErr w:type="spellStart"/>
-      <w:r>
-        <w:rPr>
-          <w:i/>
-          <w:iCs/>
-        </w:rPr>
-        <w:t>POSTtagger</w:t>
-      </w:r>
-      <w:proofErr w:type="spellEnd"/>
+        <w:t>Apache OpenNLP</w:t>
+      </w:r>
+      <w:r>
+        <w:rPr>
+          <w:i/>
+          <w:iCs/>
+        </w:rPr>
+        <w:t xml:space="preserve"> POSTtagger</w:t>
+      </w:r>
       <w:r>
         <w:rPr>
           <w:rStyle w:val="FootnoteReference"/>
@@ -1166,8 +1131,6 @@
       <w:pPr>
         <w:ind w:firstLine="0"/>
       </w:pPr>
-      <w:proofErr w:type="spellStart"/>
-      <w:proofErr w:type="gramStart"/>
       <w:r>
         <w:rPr>
           <w:i/>
@@ -1175,8 +1138,6 @@
         </w:rPr>
         <w:t>tf</w:t>
       </w:r>
-      <w:proofErr w:type="spellEnd"/>
-      <w:proofErr w:type="gramEnd"/>
       <w:r>
         <w:t>, f</w:t>
       </w:r>
@@ -1191,15 +1152,12 @@
       <w:pPr>
         <w:ind w:firstLine="0"/>
       </w:pPr>
-      <w:proofErr w:type="spellStart"/>
       <w:r>
         <w:t>Tfidf</w:t>
       </w:r>
-      <w:proofErr w:type="spellEnd"/>
       <w:r>
         <w:t xml:space="preserve">, </w:t>
       </w:r>
-      <w:proofErr w:type="spellStart"/>
       <w:r>
         <w:rPr>
           <w:i/>
@@ -1207,11 +1165,9 @@
         </w:rPr>
         <w:t>tf</w:t>
       </w:r>
-      <w:proofErr w:type="spellEnd"/>
       <w:r>
         <w:t xml:space="preserve"> log (N / </w:t>
       </w:r>
-      <w:proofErr w:type="spellStart"/>
       <w:r>
         <w:rPr>
           <w:i/>
@@ -1219,31 +1175,17 @@
         </w:rPr>
         <w:t>df</w:t>
       </w:r>
-      <w:proofErr w:type="spellEnd"/>
       <w:r>
         <w:t>),</w:t>
       </w:r>
       <w:r>
         <w:t xml:space="preserve"> </w:t>
       </w:r>
-      <w:proofErr w:type="spellStart"/>
-      <w:r>
-        <w:t>fréquenc</w:t>
-      </w:r>
-      <w:proofErr w:type="spellEnd"/>
-      <w:r>
-        <w:t xml:space="preserve"> </w:t>
-      </w:r>
-      <w:proofErr w:type="gramStart"/>
-      <w:r>
-        <w:t>d’un terme</w:t>
-      </w:r>
-      <w:r>
-        <w:t xml:space="preserve"> multipliée</w:t>
-      </w:r>
-      <w:proofErr w:type="gramEnd"/>
-      <w:r>
-        <w:t xml:space="preserve"> par l’inverse </w:t>
+      <w:r>
+        <w:t>fréquenc d’un terme</w:t>
+      </w:r>
+      <w:r>
+        <w:t xml:space="preserve"> multipliée par l’inverse </w:t>
       </w:r>
     </w:p>
     <w:p>
@@ -1251,28 +1193,15 @@
         <w:ind w:firstLine="0"/>
       </w:pPr>
       <w:r>
-        <w:t>BM25 (</w:t>
-      </w:r>
-      <w:proofErr w:type="spellStart"/>
-      <w:r>
-        <w:t>lucene</w:t>
-      </w:r>
-      <w:proofErr w:type="spellEnd"/>
-      <w:r>
-        <w:t>)</w:t>
+        <w:t>BM25 (lucene)</w:t>
       </w:r>
     </w:p>
     <w:p>
       <w:pPr>
         <w:ind w:firstLine="0"/>
       </w:pPr>
-      <w:proofErr w:type="spellStart"/>
-      <w:r>
-        <w:t>Lafon</w:t>
-      </w:r>
-      <w:proofErr w:type="spellEnd"/>
-      <w:r>
-        <w:t>… no</w:t>
+      <w:r>
+        <w:t>Lafon… no</w:t>
       </w:r>
     </w:p>
     <w:p>
@@ -1339,18 +1268,10 @@
         <w:t xml:space="preserve"> </w:t>
       </w:r>
       <w:r>
-        <w:t xml:space="preserve">dans </w:t>
-      </w:r>
-      <w:proofErr w:type="gramStart"/>
-      <w:r>
-        <w:t xml:space="preserve">les </w:t>
-      </w:r>
-      <w:r>
-        <w:t xml:space="preserve"> romans</w:t>
-      </w:r>
-      <w:proofErr w:type="gramEnd"/>
-      <w:r>
-        <w:t xml:space="preserve"> picaresques</w:t>
+        <w:t xml:space="preserve">dans les </w:t>
+      </w:r>
+      <w:r>
+        <w:t xml:space="preserve"> romans picaresques</w:t>
       </w:r>
       <w:r>
         <w:t xml:space="preserve">, </w:t>
@@ -1606,8 +1527,6 @@
       <w:pPr>
         <w:ind w:firstLine="0"/>
       </w:pPr>
-      <w:proofErr w:type="spellStart"/>
-      <w:proofErr w:type="gramStart"/>
       <w:r>
         <w:rPr>
           <w:i/>
@@ -1615,8 +1534,6 @@
         </w:rPr>
         <w:t>tf</w:t>
       </w:r>
-      <w:proofErr w:type="spellEnd"/>
-      <w:proofErr w:type="gramEnd"/>
       <w:r>
         <w:t xml:space="preserve"> : </w:t>
       </w:r>
@@ -1631,21 +1548,12 @@
       <w:pPr>
         <w:ind w:firstLine="0"/>
       </w:pPr>
-      <w:proofErr w:type="gramStart"/>
-      <w:r>
-        <w:rPr>
-          <w:i/>
-          <w:iCs/>
-        </w:rPr>
-        <w:t>g</w:t>
-      </w:r>
-      <w:proofErr w:type="gramEnd"/>
-      <w:r>
-        <w:rPr>
-          <w:i/>
-          <w:iCs/>
-        </w:rPr>
-        <w:t>2</w:t>
+      <w:r>
+        <w:rPr>
+          <w:i/>
+          <w:iCs/>
+        </w:rPr>
+        <w:t>g2</w:t>
       </w:r>
       <w:r>
         <w:t xml:space="preserve"> : </w:t>
@@ -1661,8 +1569,6 @@
       <w:pPr>
         <w:ind w:firstLine="0"/>
       </w:pPr>
-      <w:proofErr w:type="spellStart"/>
-      <w:proofErr w:type="gramStart"/>
       <w:r>
         <w:rPr>
           <w:i/>
@@ -1670,8 +1576,6 @@
         </w:rPr>
         <w:t>fisher</w:t>
       </w:r>
-      <w:proofErr w:type="spellEnd"/>
-      <w:proofErr w:type="gramEnd"/>
       <w:r>
         <w:t xml:space="preserve"> : </w:t>
       </w:r>
@@ -1686,8 +1590,6 @@
       <w:pPr>
         <w:ind w:firstLine="0"/>
       </w:pPr>
-      <w:proofErr w:type="spellStart"/>
-      <w:proofErr w:type="gramStart"/>
       <w:r>
         <w:rPr>
           <w:i/>
@@ -1702,8 +1604,6 @@
         </w:rPr>
         <w:t>log</w:t>
       </w:r>
-      <w:proofErr w:type="spellEnd"/>
-      <w:proofErr w:type="gramEnd"/>
       <w:r>
         <w:t xml:space="preserve"> : </w:t>
       </w:r>
@@ -1728,21 +1628,12 @@
       <w:pPr>
         <w:ind w:firstLine="0"/>
       </w:pPr>
-      <w:proofErr w:type="gramStart"/>
-      <w:r>
-        <w:rPr>
-          <w:i/>
-          <w:iCs/>
-        </w:rPr>
-        <w:t>bm</w:t>
-      </w:r>
-      <w:proofErr w:type="gramEnd"/>
-      <w:r>
-        <w:rPr>
-          <w:i/>
-          <w:iCs/>
-        </w:rPr>
-        <w:t>25</w:t>
+      <w:r>
+        <w:rPr>
+          <w:i/>
+          <w:iCs/>
+        </w:rPr>
+        <w:t>bm25</w:t>
       </w:r>
       <w:r>
         <w:t xml:space="preserve"> : </w:t>
@@ -1768,21 +1659,12 @@
       <w:pPr>
         <w:ind w:firstLine="0"/>
       </w:pPr>
-      <w:proofErr w:type="gramStart"/>
-      <w:r>
-        <w:rPr>
-          <w:i/>
-          <w:iCs/>
-        </w:rPr>
-        <w:t>chi</w:t>
-      </w:r>
-      <w:proofErr w:type="gramEnd"/>
-      <w:r>
-        <w:rPr>
-          <w:i/>
-          <w:iCs/>
-        </w:rPr>
-        <w:t>2</w:t>
+      <w:r>
+        <w:rPr>
+          <w:i/>
+          <w:iCs/>
+        </w:rPr>
+        <w:t>chi2</w:t>
       </w:r>
       <w:r>
         <w:t xml:space="preserve"> : </w:t>
@@ -1834,8 +1716,6 @@
       <w:pPr>
         <w:ind w:firstLine="0"/>
       </w:pPr>
-      <w:proofErr w:type="spellStart"/>
-      <w:proofErr w:type="gramStart"/>
       <w:r>
         <w:rPr>
           <w:i/>
@@ -1843,8 +1723,6 @@
         </w:rPr>
         <w:t>simplemaths</w:t>
       </w:r>
-      <w:proofErr w:type="spellEnd"/>
-      <w:proofErr w:type="gramEnd"/>
       <w:r>
         <w:rPr>
           <w:i/>
@@ -1893,8 +1771,6 @@
       <w:pPr>
         <w:ind w:firstLine="0"/>
       </w:pPr>
-      <w:proofErr w:type="spellStart"/>
-      <w:proofErr w:type="gramStart"/>
       <w:r>
         <w:rPr>
           <w:i/>
@@ -1902,8 +1778,6 @@
         </w:rPr>
         <w:t>extf</w:t>
       </w:r>
-      <w:proofErr w:type="spellEnd"/>
-      <w:proofErr w:type="gramEnd"/>
       <w:r>
         <w:t xml:space="preserve"> : </w:t>
       </w:r>
@@ -1931,208 +1805,400 @@
         <w:t>quenotte,</w:t>
       </w:r>
       <w:r>
-        <w:t xml:space="preserve"> Berghem, suceur, Bos, </w:t>
-      </w:r>
-      <w:proofErr w:type="spellStart"/>
-      <w:r>
-        <w:t>Nidros</w:t>
-      </w:r>
-      <w:proofErr w:type="spellEnd"/>
+        <w:t xml:space="preserve"> Berghem, suceur, Bos, Nidros, brachioures, clupanodons, corégone</w:t>
+      </w:r>
+    </w:p>
+    <w:p>
+      <w:pPr>
+        <w:ind w:firstLine="0"/>
+      </w:pPr>
+    </w:p>
+    <w:p>
+      <w:pPr>
+        <w:ind w:firstLine="0"/>
+      </w:pPr>
+      <w:r>
+        <w:t>Les mots grammaticaux ont été volontairement conservés</w:t>
+      </w:r>
+      <w:r>
+        <w:t xml:space="preserve"> dans ce</w:t>
+      </w:r>
+      <w:r>
+        <w:t>s</w:t>
+      </w:r>
+      <w:r>
+        <w:t xml:space="preserve"> premiers</w:t>
+      </w:r>
+      <w:r>
+        <w:t xml:space="preserve"> résultats</w:t>
+      </w:r>
+      <w:r>
+        <w:t>, ce qui permet d</w:t>
+      </w:r>
+      <w:r>
+        <w:t>’observer</w:t>
+      </w:r>
+      <w:r>
+        <w:t xml:space="preserve"> le comportement de la fréquence brute</w:t>
+      </w:r>
+      <w:r>
+        <w:t xml:space="preserve"> des termes</w:t>
+      </w:r>
+      <w:r>
+        <w:t xml:space="preserve"> dans le document</w:t>
+      </w:r>
+      <w:r>
+        <w:t xml:space="preserve"> </w:t>
+      </w:r>
+      <w:r>
+        <w:rPr>
+          <w:i/>
+          <w:iCs/>
+        </w:rPr>
+        <w:t>tf</w:t>
+      </w:r>
+      <w:r>
+        <w:t xml:space="preserve">, assez peu </w:t>
+      </w:r>
+      <w:r>
+        <w:t xml:space="preserve">significative, car des mots comme </w:t>
+      </w:r>
+      <w:r>
+        <w:rPr>
+          <w:i/>
+          <w:iCs/>
+        </w:rPr>
+        <w:t>le</w:t>
+      </w:r>
       <w:r>
         <w:t xml:space="preserve">, </w:t>
       </w:r>
-      <w:proofErr w:type="spellStart"/>
-      <w:r>
-        <w:t>brachioures</w:t>
-      </w:r>
-      <w:proofErr w:type="spellEnd"/>
+      <w:r>
+        <w:rPr>
+          <w:i/>
+          <w:iCs/>
+        </w:rPr>
+        <w:t>de</w:t>
+      </w:r>
       <w:r>
         <w:t xml:space="preserve">, </w:t>
       </w:r>
-      <w:proofErr w:type="spellStart"/>
-      <w:r>
-        <w:t>clupanodons</w:t>
-      </w:r>
-      <w:proofErr w:type="spellEnd"/>
-      <w:r>
-        <w:t>, corégone</w:t>
-      </w:r>
-    </w:p>
-    <w:p>
-      <w:pPr>
-        <w:ind w:firstLine="0"/>
-      </w:pPr>
-    </w:p>
-    <w:p>
-      <w:pPr>
-        <w:ind w:firstLine="0"/>
-      </w:pPr>
-      <w:r>
-        <w:t>Les mots grammaticaux ont été volontairement conservés</w:t>
-      </w:r>
-      <w:r>
-        <w:t xml:space="preserve"> dans ce</w:t>
-      </w:r>
-      <w:r>
-        <w:t>s</w:t>
-      </w:r>
-      <w:r>
-        <w:t xml:space="preserve"> premiers</w:t>
-      </w:r>
-      <w:r>
-        <w:t xml:space="preserve"> résultats</w:t>
-      </w:r>
-      <w:r>
-        <w:t>, ce qui permet d</w:t>
-      </w:r>
-      <w:r>
-        <w:t>’observer</w:t>
-      </w:r>
-      <w:r>
-        <w:t xml:space="preserve"> le comportement de la fréquence brute</w:t>
-      </w:r>
-      <w:r>
-        <w:t xml:space="preserve"> des termes</w:t>
-      </w:r>
-      <w:r>
-        <w:t xml:space="preserve"> dans le document</w:t>
-      </w:r>
-      <w:r>
-        <w:t xml:space="preserve"> </w:t>
-      </w:r>
-      <w:proofErr w:type="spellStart"/>
-      <w:r>
-        <w:rPr>
-          <w:i/>
-          <w:iCs/>
-        </w:rPr>
-        <w:t>tf</w:t>
-      </w:r>
-      <w:proofErr w:type="spellEnd"/>
-      <w:r>
-        <w:t xml:space="preserve">, assez peu </w:t>
-      </w:r>
-      <w:r>
-        <w:t xml:space="preserve">significative, car des mots comme </w:t>
-      </w:r>
-      <w:r>
-        <w:rPr>
-          <w:i/>
-          <w:iCs/>
-        </w:rPr>
-        <w:t>le</w:t>
+      <w:r>
+        <w:rPr>
+          <w:i/>
+          <w:iCs/>
+        </w:rPr>
+        <w:t>un</w:t>
+      </w:r>
+      <w:r>
+        <w:rPr>
+          <w:i/>
+          <w:iCs/>
+        </w:rPr>
+        <w:t>,</w:t>
+      </w:r>
+      <w:r>
+        <w:t xml:space="preserve"> sont également </w:t>
+      </w:r>
+      <w:r>
+        <w:t>très fréquents</w:t>
+      </w:r>
+      <w:r>
+        <w:t xml:space="preserve"> dans tous les documents</w:t>
+      </w:r>
+      <w:r>
+        <w:t xml:space="preserve">. </w:t>
+      </w:r>
+      <w:r>
+        <w:t>À l’</w:t>
+      </w:r>
+      <w:r>
+        <w:t>autre extrême</w:t>
+      </w:r>
+      <w:r>
+        <w:t>,</w:t>
+      </w:r>
+      <w:r>
+        <w:t xml:space="preserve"> </w:t>
+      </w:r>
+      <w:r>
+        <w:rPr>
+          <w:i/>
+          <w:iCs/>
+        </w:rPr>
+        <w:t>extf</w:t>
       </w:r>
       <w:r>
         <w:t xml:space="preserve">, </w:t>
       </w:r>
       <w:r>
-        <w:rPr>
-          <w:i/>
-          <w:iCs/>
-        </w:rPr>
-        <w:t>de</w:t>
+        <w:t xml:space="preserve">donne les </w:t>
+      </w:r>
+      <w:r>
+        <w:t>termes</w:t>
+      </w:r>
+      <w:r>
+        <w:t xml:space="preserve"> </w:t>
+      </w:r>
+      <w:r>
+        <w:t xml:space="preserve">qui </w:t>
+      </w:r>
+      <w:r>
+        <w:t>sont exclusivement</w:t>
+      </w:r>
+      <w:r>
+        <w:t xml:space="preserve"> d</w:t>
+      </w:r>
+      <w:r>
+        <w:t>ans</w:t>
+      </w:r>
+      <w:r>
+        <w:t xml:space="preserve"> ce document (en ordre de fréquence)</w:t>
+      </w:r>
+      <w:r>
+        <w:t>. C</w:t>
+      </w:r>
+      <w:r>
+        <w:t>’est la spécificité maximale</w:t>
+      </w:r>
+      <w:r>
+        <w:t xml:space="preserve">, qui n’est pas non plus très significative (par exemple </w:t>
+      </w:r>
+      <w:r>
+        <w:rPr>
+          <w:i/>
+          <w:iCs/>
+        </w:rPr>
+        <w:t>poulpe</w:t>
+      </w:r>
+      <w:r>
+        <w:t xml:space="preserve"> est absent parce qu’il se trouve dans 1</w:t>
+      </w:r>
+      <w:r>
+        <w:t>3 autres</w:t>
+      </w:r>
+      <w:r>
+        <w:t xml:space="preserve"> chapitres de Verne).</w:t>
+      </w:r>
+    </w:p>
+    <w:p>
+      <w:pPr>
+        <w:ind w:firstLine="708"/>
+      </w:pPr>
+      <w:r>
+        <w:t>Pour être descriptif, u</w:t>
+      </w:r>
+      <w:r>
+        <w:t>n mot</w:t>
+      </w:r>
+      <w:r>
+        <w:t>-clé</w:t>
+      </w:r>
+      <w:r>
+        <w:t xml:space="preserve"> doit</w:t>
+      </w:r>
+      <w:r>
+        <w:t xml:space="preserve"> </w:t>
+      </w:r>
+      <w:r>
+        <w:t xml:space="preserve">être </w:t>
+      </w:r>
+      <w:r>
+        <w:t>« un peu »</w:t>
+      </w:r>
+      <w:r>
+        <w:t xml:space="preserve"> </w:t>
+      </w:r>
+      <w:r>
+        <w:t>spécifique</w:t>
       </w:r>
       <w:r>
         <w:t xml:space="preserve">, </w:t>
       </w:r>
       <w:r>
-        <w:rPr>
-          <w:i/>
-          <w:iCs/>
-        </w:rPr>
-        <w:t>un</w:t>
-      </w:r>
-      <w:r>
-        <w:rPr>
-          <w:i/>
-          <w:iCs/>
-        </w:rPr>
+        <w:t xml:space="preserve">mais « pas trop », c’est l’équilibre </w:t>
+      </w:r>
+      <w:r>
+        <w:t>mathématique</w:t>
+      </w:r>
+      <w:r>
+        <w:t xml:space="preserve"> que cherche une formule de spécificité</w:t>
+      </w:r>
+      <w:r>
+        <w:t>.</w:t>
+      </w:r>
+    </w:p>
+    <w:p>
+      <w:pPr>
+        <w:ind w:firstLine="708"/>
+      </w:pPr>
+      <w:r>
+        <w:t>Remarquons</w:t>
+      </w:r>
+      <w:r>
+        <w:t xml:space="preserve"> que le </w:t>
+      </w:r>
+      <w:r>
+        <w:rPr>
+          <w:i/>
+          <w:iCs/>
+        </w:rPr>
+        <w:t>chi2</w:t>
+      </w:r>
+      <w:r>
+        <w:t xml:space="preserve">, assez classique en statistiques, relève des mots comme </w:t>
+      </w:r>
+      <w:r>
+        <w:rPr>
+          <w:i/>
+          <w:iCs/>
+        </w:rPr>
+        <w:t>espalier</w:t>
+      </w:r>
+      <w:r>
+        <w:t xml:space="preserve">, </w:t>
+      </w:r>
+      <w:r>
+        <w:rPr>
+          <w:i/>
+          <w:iCs/>
+        </w:rPr>
+        <w:t>violacé</w:t>
+      </w:r>
+      <w:r>
+        <w:t xml:space="preserve"> </w:t>
+      </w:r>
+      <w:r>
+        <w:t xml:space="preserve">qui ne sont </w:t>
+      </w:r>
+      <w:r>
+        <w:t>présents que dans ce seul chapitre</w:t>
+      </w:r>
+      <w:r>
+        <w:t xml:space="preserve"> (voir </w:t>
+      </w:r>
+      <w:r>
+        <w:rPr>
+          <w:i/>
+          <w:iCs/>
+        </w:rPr>
+        <w:t>extf</w:t>
+      </w:r>
+      <w:r>
+        <w:t>)</w:t>
+      </w:r>
+      <w:r>
+        <w:t xml:space="preserve">. </w:t>
+      </w:r>
+      <w:r>
+        <w:t xml:space="preserve">À cette échelle, le </w:t>
+      </w:r>
+      <w:r>
+        <w:rPr>
+          <w:i/>
+          <w:iCs/>
+        </w:rPr>
+        <w:t>chi2</w:t>
+      </w:r>
+      <w:r>
+        <w:t xml:space="preserve"> est trop spécifique.</w:t>
+      </w:r>
+      <w:r>
+        <w:t xml:space="preserve"> </w:t>
+      </w:r>
+      <w:r>
+        <w:rPr>
+          <w:i/>
+          <w:iCs/>
+        </w:rPr>
+        <w:t>Tfidf</w:t>
+      </w:r>
+      <w:r>
+        <w:rPr>
+          <w:i/>
+          <w:iCs/>
+        </w:rPr>
+        <w:t>log</w:t>
+      </w:r>
+      <w:r>
+        <w:t xml:space="preserve"> et </w:t>
+      </w:r>
+      <w:r>
+        <w:rPr>
+          <w:i/>
+          <w:iCs/>
+        </w:rPr>
+        <w:t>bm25</w:t>
+      </w:r>
+      <w:r>
+        <w:t xml:space="preserve">, les classiques des moteurs de recherche, </w:t>
+      </w:r>
+      <w:r>
+        <w:t>ne promeuvent pas</w:t>
+      </w:r>
+      <w:r>
+        <w:t xml:space="preserve"> les happax</w:t>
+      </w:r>
+      <w:r>
         <w:t>,</w:t>
       </w:r>
       <w:r>
-        <w:t xml:space="preserve"> sont également </w:t>
-      </w:r>
-      <w:r>
-        <w:t>très fréquents</w:t>
-      </w:r>
-      <w:r>
-        <w:t xml:space="preserve"> dans tous les documents</w:t>
-      </w:r>
-      <w:r>
-        <w:t xml:space="preserve">. </w:t>
-      </w:r>
-      <w:r>
-        <w:t>À l’</w:t>
-      </w:r>
-      <w:r>
-        <w:t>autre extrême</w:t>
+        <w:t xml:space="preserve"> mais </w:t>
+      </w:r>
+      <w:r>
+        <w:t xml:space="preserve">les mots-clés </w:t>
+      </w:r>
+      <w:r>
+        <w:t>sont</w:t>
+      </w:r>
+      <w:r>
+        <w:t xml:space="preserve"> tout de même des mots assez rares</w:t>
       </w:r>
       <w:r>
         <w:t>,</w:t>
       </w:r>
       <w:r>
-        <w:t xml:space="preserve"> </w:t>
-      </w:r>
-      <w:proofErr w:type="spellStart"/>
-      <w:r>
-        <w:rPr>
-          <w:i/>
-          <w:iCs/>
-        </w:rPr>
-        <w:t>extf</w:t>
-      </w:r>
-      <w:proofErr w:type="spellEnd"/>
-      <w:r>
-        <w:t xml:space="preserve">, </w:t>
-      </w:r>
-      <w:r>
-        <w:t xml:space="preserve">donne les </w:t>
-      </w:r>
-      <w:r>
-        <w:t>termes</w:t>
-      </w:r>
-      <w:r>
-        <w:t xml:space="preserve"> </w:t>
-      </w:r>
-      <w:r>
-        <w:t xml:space="preserve">qui </w:t>
-      </w:r>
-      <w:r>
-        <w:t>sont exclusivement</w:t>
-      </w:r>
-      <w:r>
-        <w:t xml:space="preserve"> d</w:t>
-      </w:r>
-      <w:r>
-        <w:t>ans</w:t>
-      </w:r>
-      <w:r>
-        <w:t xml:space="preserve"> ce document (en ordre de fréquence)</w:t>
-      </w:r>
-      <w:r>
-        <w:t>. C</w:t>
-      </w:r>
-      <w:r>
-        <w:t>’est la spécificité maximale</w:t>
-      </w:r>
-      <w:r>
-        <w:t xml:space="preserve">, qui n’est pas non plus très significative (par exemple </w:t>
-      </w:r>
-      <w:r>
-        <w:rPr>
-          <w:i/>
-          <w:iCs/>
-        </w:rPr>
-        <w:t>poulpe</w:t>
-      </w:r>
-      <w:r>
-        <w:t xml:space="preserve"> est absent parce qu’il se trouve dans 1</w:t>
-      </w:r>
-      <w:r>
-        <w:t>3 autres</w:t>
-      </w:r>
-      <w:r>
-        <w:t xml:space="preserve"> chapitres de Verne).</w:t>
+        <w:t xml:space="preserve"> comme le nom propre </w:t>
+      </w:r>
+      <w:r>
+        <w:rPr>
+          <w:i/>
+          <w:iCs/>
+        </w:rPr>
+        <w:t>Bouguer</w:t>
+      </w:r>
+      <w:r>
+        <w:t>, présent à 7 occurrences dans tous Verne, 4 dans ce chapitre, et 3 autres</w:t>
+      </w:r>
+      <w:r>
+        <w:t xml:space="preserve"> dans 3</w:t>
+      </w:r>
+      <w:r>
+        <w:t xml:space="preserve"> chapitres d’autres romans.</w:t>
+      </w:r>
+      <w:r>
+        <w:t xml:space="preserve"> Ces formules ont</w:t>
+      </w:r>
+      <w:r>
+        <w:t xml:space="preserve"> été</w:t>
+      </w:r>
+      <w:r>
+        <w:t xml:space="preserve"> réglées pour des collections </w:t>
+      </w:r>
+      <w:r>
+        <w:t>de documents plus courts, plus nombreux, et</w:t>
+      </w:r>
+      <w:r>
+        <w:t xml:space="preserve"> plus homogènes que des</w:t>
+      </w:r>
+      <w:r>
+        <w:t xml:space="preserve"> chapitres de</w:t>
+      </w:r>
+      <w:r>
+        <w:t xml:space="preserve"> romans</w:t>
+      </w:r>
+      <w:r>
+        <w:t>.</w:t>
       </w:r>
     </w:p>
     <w:p>
@@ -2140,235 +2206,6 @@
         <w:ind w:firstLine="708"/>
       </w:pPr>
       <w:r>
-        <w:t>Pour être descriptif, u</w:t>
-      </w:r>
-      <w:r>
-        <w:t>n mot</w:t>
-      </w:r>
-      <w:r>
-        <w:t>-clé</w:t>
-      </w:r>
-      <w:r>
-        <w:t xml:space="preserve"> doit</w:t>
-      </w:r>
-      <w:r>
-        <w:t xml:space="preserve"> </w:t>
-      </w:r>
-      <w:r>
-        <w:t xml:space="preserve">être </w:t>
-      </w:r>
-      <w:r>
-        <w:t>« un peu »</w:t>
-      </w:r>
-      <w:r>
-        <w:t xml:space="preserve"> </w:t>
-      </w:r>
-      <w:r>
-        <w:t>spécifique</w:t>
-      </w:r>
-      <w:r>
-        <w:t xml:space="preserve">, </w:t>
-      </w:r>
-      <w:r>
-        <w:t xml:space="preserve">mais « pas trop », c’est l’équilibre </w:t>
-      </w:r>
-      <w:r>
-        <w:t>mathématique</w:t>
-      </w:r>
-      <w:r>
-        <w:t xml:space="preserve"> que cherche une formule de spécificité</w:t>
-      </w:r>
-      <w:r>
-        <w:t>.</w:t>
-      </w:r>
-    </w:p>
-    <w:p>
-      <w:pPr>
-        <w:ind w:firstLine="708"/>
-      </w:pPr>
-      <w:r>
-        <w:t>Remarquons</w:t>
-      </w:r>
-      <w:r>
-        <w:t xml:space="preserve"> que le </w:t>
-      </w:r>
-      <w:r>
-        <w:rPr>
-          <w:i/>
-          <w:iCs/>
-        </w:rPr>
-        <w:t>chi2</w:t>
-      </w:r>
-      <w:r>
-        <w:t xml:space="preserve">, assez classique en statistiques, relève des mots comme </w:t>
-      </w:r>
-      <w:r>
-        <w:rPr>
-          <w:i/>
-          <w:iCs/>
-        </w:rPr>
-        <w:t>espalier</w:t>
-      </w:r>
-      <w:r>
-        <w:t xml:space="preserve">, </w:t>
-      </w:r>
-      <w:r>
-        <w:rPr>
-          <w:i/>
-          <w:iCs/>
-        </w:rPr>
-        <w:t>violacé</w:t>
-      </w:r>
-      <w:r>
-        <w:t xml:space="preserve"> </w:t>
-      </w:r>
-      <w:r>
-        <w:t xml:space="preserve">qui ne sont </w:t>
-      </w:r>
-      <w:r>
-        <w:t>présents que dans ce seul chapitre</w:t>
-      </w:r>
-      <w:r>
-        <w:t xml:space="preserve"> (voir </w:t>
-      </w:r>
-      <w:proofErr w:type="spellStart"/>
-      <w:r>
-        <w:rPr>
-          <w:i/>
-          <w:iCs/>
-        </w:rPr>
-        <w:t>extf</w:t>
-      </w:r>
-      <w:proofErr w:type="spellEnd"/>
-      <w:r>
-        <w:t>)</w:t>
-      </w:r>
-      <w:r>
-        <w:t xml:space="preserve">. </w:t>
-      </w:r>
-      <w:r>
-        <w:t xml:space="preserve">À cette échelle, le </w:t>
-      </w:r>
-      <w:r>
-        <w:rPr>
-          <w:i/>
-          <w:iCs/>
-        </w:rPr>
-        <w:t>chi2</w:t>
-      </w:r>
-      <w:r>
-        <w:t xml:space="preserve"> est trop spécifique.</w:t>
-      </w:r>
-      <w:r>
-        <w:t xml:space="preserve"> </w:t>
-      </w:r>
-      <w:proofErr w:type="spellStart"/>
-      <w:r>
-        <w:rPr>
-          <w:i/>
-          <w:iCs/>
-        </w:rPr>
-        <w:t>Tfidf</w:t>
-      </w:r>
-      <w:r>
-        <w:rPr>
-          <w:i/>
-          <w:iCs/>
-        </w:rPr>
-        <w:t>log</w:t>
-      </w:r>
-      <w:proofErr w:type="spellEnd"/>
-      <w:r>
-        <w:t xml:space="preserve"> et </w:t>
-      </w:r>
-      <w:r>
-        <w:rPr>
-          <w:i/>
-          <w:iCs/>
-        </w:rPr>
-        <w:t>bm25</w:t>
-      </w:r>
-      <w:r>
-        <w:t xml:space="preserve">, les classiques des moteurs de recherche, </w:t>
-      </w:r>
-      <w:r>
-        <w:t>ne promeuvent pas</w:t>
-      </w:r>
-      <w:r>
-        <w:t xml:space="preserve"> les </w:t>
-      </w:r>
-      <w:proofErr w:type="spellStart"/>
-      <w:r>
-        <w:t>happax</w:t>
-      </w:r>
-      <w:proofErr w:type="spellEnd"/>
-      <w:r>
-        <w:t>,</w:t>
-      </w:r>
-      <w:r>
-        <w:t xml:space="preserve"> mais </w:t>
-      </w:r>
-      <w:r>
-        <w:t xml:space="preserve">les mots-clés </w:t>
-      </w:r>
-      <w:r>
-        <w:t>sont</w:t>
-      </w:r>
-      <w:r>
-        <w:t xml:space="preserve"> tout de même des mots assez rares</w:t>
-      </w:r>
-      <w:r>
-        <w:t>,</w:t>
-      </w:r>
-      <w:r>
-        <w:t xml:space="preserve"> comme le nom propre </w:t>
-      </w:r>
-      <w:r>
-        <w:rPr>
-          <w:i/>
-          <w:iCs/>
-        </w:rPr>
-        <w:t>Bouguer</w:t>
-      </w:r>
-      <w:r>
-        <w:t>, présent à 7 occurrences dans tous Verne, 4 dans ce chapitre, et 3 autres</w:t>
-      </w:r>
-      <w:r>
-        <w:t xml:space="preserve"> dans 3</w:t>
-      </w:r>
-      <w:r>
-        <w:t xml:space="preserve"> chapitres d’autres romans.</w:t>
-      </w:r>
-      <w:r>
-        <w:t xml:space="preserve"> Ces formules ont</w:t>
-      </w:r>
-      <w:r>
-        <w:t xml:space="preserve"> été</w:t>
-      </w:r>
-      <w:r>
-        <w:t xml:space="preserve"> réglées pour des collections </w:t>
-      </w:r>
-      <w:r>
-        <w:t>de documents plus courts, plus nombreux, et</w:t>
-      </w:r>
-      <w:r>
-        <w:t xml:space="preserve"> plus homogènes que des</w:t>
-      </w:r>
-      <w:r>
-        <w:t xml:space="preserve"> chapitres de</w:t>
-      </w:r>
-      <w:r>
-        <w:t xml:space="preserve"> romans</w:t>
-      </w:r>
-      <w:r>
-        <w:t>.</w:t>
-      </w:r>
-    </w:p>
-    <w:p>
-      <w:pPr>
-        <w:ind w:firstLine="708"/>
-      </w:pPr>
-      <w:r>
         <w:t>L</w:t>
       </w:r>
       <w:r>
@@ -2406,15 +2243,7 @@
         <w:t>Fisher</w:t>
       </w:r>
       <w:r>
-        <w:t xml:space="preserve">, qui sera notre point de référence comme le plus défendu en </w:t>
-      </w:r>
-      <w:proofErr w:type="spellStart"/>
-      <w:r>
-        <w:t>textométrie</w:t>
-      </w:r>
-      <w:proofErr w:type="spellEnd"/>
-      <w:r>
-        <w:t>.</w:t>
+        <w:t>, qui sera notre point de référence comme le plus défendu en textométrie.</w:t>
       </w:r>
     </w:p>
     <w:p>
@@ -2475,15 +2304,7 @@
         <w:t xml:space="preserve"> bien </w:t>
       </w:r>
       <w:r>
-        <w:t xml:space="preserve">que </w:t>
-      </w:r>
-      <w:proofErr w:type="gramStart"/>
-      <w:r>
-        <w:t>le harponneur</w:t>
-      </w:r>
-      <w:proofErr w:type="gramEnd"/>
-      <w:r>
-        <w:t xml:space="preserve"> </w:t>
+        <w:t xml:space="preserve">que le harponneur </w:t>
       </w:r>
       <w:r>
         <w:rPr>
@@ -2496,15 +2317,7 @@
         <w:t xml:space="preserve"> se trouve tristement divisé</w:t>
       </w:r>
       <w:r>
-        <w:t xml:space="preserve">. Les index de noms propres sont à traiter séparément. Nous les </w:t>
-      </w:r>
-      <w:proofErr w:type="spellStart"/>
-      <w:r>
-        <w:t>excluerons</w:t>
-      </w:r>
-      <w:proofErr w:type="spellEnd"/>
-      <w:r>
-        <w:t xml:space="preserve"> ici, car d</w:t>
+        <w:t>. Les index de noms propres sont à traiter séparément. Nous les excluerons ici, car d</w:t>
       </w:r>
       <w:r>
         <w:t>ans</w:t>
@@ -2653,8 +2466,6 @@
       <w:pPr>
         <w:ind w:firstLine="0"/>
       </w:pPr>
-      <w:proofErr w:type="spellStart"/>
-      <w:proofErr w:type="gramStart"/>
       <w:r>
         <w:rPr>
           <w:i/>
@@ -2662,8 +2473,6 @@
         </w:rPr>
         <w:t>tf</w:t>
       </w:r>
-      <w:proofErr w:type="spellEnd"/>
-      <w:proofErr w:type="gramEnd"/>
       <w:r>
         <w:t> :</w:t>
       </w:r>
@@ -2708,21 +2517,12 @@
       <w:pPr>
         <w:ind w:firstLine="0"/>
       </w:pPr>
-      <w:proofErr w:type="gramStart"/>
-      <w:r>
-        <w:rPr>
-          <w:i/>
-          <w:iCs/>
-        </w:rPr>
-        <w:t>g</w:t>
-      </w:r>
-      <w:proofErr w:type="gramEnd"/>
-      <w:r>
-        <w:rPr>
-          <w:i/>
-          <w:iCs/>
-        </w:rPr>
-        <w:t>2</w:t>
+      <w:r>
+        <w:rPr>
+          <w:i/>
+          <w:iCs/>
+        </w:rPr>
+        <w:t>g2</w:t>
       </w:r>
       <w:r>
         <w:t xml:space="preserve"> : </w:t>
@@ -2765,8 +2565,6 @@
       <w:pPr>
         <w:ind w:firstLine="0"/>
       </w:pPr>
-      <w:proofErr w:type="spellStart"/>
-      <w:proofErr w:type="gramStart"/>
       <w:r>
         <w:rPr>
           <w:i/>
@@ -2774,8 +2572,6 @@
         </w:rPr>
         <w:t>fisher</w:t>
       </w:r>
-      <w:proofErr w:type="spellEnd"/>
-      <w:proofErr w:type="gramEnd"/>
       <w:r>
         <w:t xml:space="preserve"> : </w:t>
       </w:r>
@@ -2817,8 +2613,6 @@
       <w:pPr>
         <w:ind w:firstLine="0"/>
       </w:pPr>
-      <w:proofErr w:type="spellStart"/>
-      <w:proofErr w:type="gramStart"/>
       <w:r>
         <w:rPr>
           <w:i/>
@@ -2826,8 +2620,6 @@
         </w:rPr>
         <w:t>simplemaths</w:t>
       </w:r>
-      <w:proofErr w:type="spellEnd"/>
-      <w:proofErr w:type="gramEnd"/>
       <w:r>
         <w:t xml:space="preserve"> : </w:t>
       </w:r>
@@ -2869,21 +2661,12 @@
       <w:pPr>
         <w:ind w:firstLine="0"/>
       </w:pPr>
-      <w:proofErr w:type="gramStart"/>
-      <w:r>
-        <w:rPr>
-          <w:i/>
-          <w:iCs/>
-        </w:rPr>
-        <w:t>bm</w:t>
-      </w:r>
-      <w:proofErr w:type="gramEnd"/>
-      <w:r>
-        <w:rPr>
-          <w:i/>
-          <w:iCs/>
-        </w:rPr>
-        <w:t>25(k=100, b=1)</w:t>
+      <w:r>
+        <w:rPr>
+          <w:i/>
+          <w:iCs/>
+        </w:rPr>
+        <w:t>bm25(k=100, b=1)</w:t>
       </w:r>
       <w:r>
         <w:t xml:space="preserve"> : </w:t>
@@ -2926,8 +2709,6 @@
       <w:pPr>
         <w:ind w:firstLine="0"/>
       </w:pPr>
-      <w:proofErr w:type="spellStart"/>
-      <w:proofErr w:type="gramStart"/>
       <w:r>
         <w:rPr>
           <w:i/>
@@ -2942,8 +2723,6 @@
         </w:rPr>
         <w:t>log</w:t>
       </w:r>
-      <w:proofErr w:type="spellEnd"/>
-      <w:proofErr w:type="gramEnd"/>
       <w:r>
         <w:t xml:space="preserve"> : </w:t>
       </w:r>
@@ -2982,13 +2761,8 @@
       <w:pPr>
         <w:ind w:firstLine="0"/>
       </w:pPr>
-      <w:proofErr w:type="gramStart"/>
-      <w:r>
-        <w:t>bm</w:t>
-      </w:r>
-      <w:proofErr w:type="gramEnd"/>
-      <w:r>
-        <w:t xml:space="preserve">25 : </w:t>
+      <w:r>
+        <w:t xml:space="preserve">bm25 : </w:t>
       </w:r>
       <w:r>
         <w:rPr>
@@ -3018,21 +2792,12 @@
       <w:pPr>
         <w:ind w:firstLine="0"/>
       </w:pPr>
-      <w:proofErr w:type="gramStart"/>
-      <w:r>
-        <w:rPr>
-          <w:i/>
-          <w:iCs/>
-        </w:rPr>
-        <w:t>chi</w:t>
-      </w:r>
-      <w:proofErr w:type="gramEnd"/>
-      <w:r>
-        <w:rPr>
-          <w:i/>
-          <w:iCs/>
-        </w:rPr>
-        <w:t>2</w:t>
+      <w:r>
+        <w:rPr>
+          <w:i/>
+          <w:iCs/>
+        </w:rPr>
+        <w:t>chi2</w:t>
       </w:r>
       <w:r>
         <w:t xml:space="preserve"> : </w:t>
@@ -3062,82 +2827,91 @@
           <w:b/>
           <w:bCs/>
         </w:rPr>
-        <w:t xml:space="preserve">espalier, violacé, quenotte, suceur, </w:t>
-      </w:r>
-      <w:proofErr w:type="spellStart"/>
+        <w:t>espalier, violacé, quenotte, suceur, brachioures</w:t>
+      </w:r>
+      <w:r>
+        <w:t>…</w:t>
+      </w:r>
+    </w:p>
+    <w:p>
+      <w:pPr>
+        <w:ind w:firstLine="0"/>
+      </w:pPr>
+      <w:r>
+        <w:rPr>
+          <w:i/>
+          <w:iCs/>
+        </w:rPr>
+        <w:t>simplemaths</w:t>
+      </w:r>
+      <w:r>
+        <w:rPr>
+          <w:i/>
+          <w:iCs/>
+        </w:rPr>
+        <w:t>(k=1)</w:t>
+      </w:r>
+      <w:r>
+        <w:t xml:space="preserve"> : </w:t>
+      </w:r>
       <w:r>
         <w:rPr>
           <w:b/>
           <w:bCs/>
         </w:rPr>
-        <w:t>brachioures</w:t>
-      </w:r>
-      <w:proofErr w:type="spellEnd"/>
-      <w:r>
-        <w:t>…</w:t>
-      </w:r>
-    </w:p>
-    <w:p>
-      <w:pPr>
-        <w:ind w:firstLine="0"/>
-      </w:pPr>
-      <w:proofErr w:type="spellStart"/>
-      <w:proofErr w:type="gramStart"/>
-      <w:r>
-        <w:rPr>
-          <w:i/>
-          <w:iCs/>
-        </w:rPr>
-        <w:t>simplemaths</w:t>
-      </w:r>
-      <w:proofErr w:type="spellEnd"/>
-      <w:proofErr w:type="gramEnd"/>
-      <w:r>
-        <w:rPr>
-          <w:i/>
-          <w:iCs/>
-        </w:rPr>
-        <w:t>(k=1)</w:t>
-      </w:r>
-      <w:r>
-        <w:t xml:space="preserve"> : </w:t>
+        <w:t>poulpe</w:t>
+      </w:r>
+      <w:r>
+        <w:t xml:space="preserve">, </w:t>
       </w:r>
       <w:r>
         <w:rPr>
           <w:b/>
           <w:bCs/>
         </w:rPr>
-        <w:t>poulpe</w:t>
-      </w:r>
-      <w:r>
-        <w:t xml:space="preserve">, </w:t>
+        <w:t>calmar</w:t>
+      </w:r>
+      <w:r>
+        <w:t xml:space="preserve">, ventouse, céphalopode, tentacule, </w:t>
       </w:r>
       <w:r>
         <w:rPr>
           <w:b/>
           <w:bCs/>
         </w:rPr>
-        <w:t>calmar</w:t>
-      </w:r>
-      <w:r>
-        <w:t xml:space="preserve">, ventouse, céphalopode, tentacule, </w:t>
+        <w:t>espalier, violacé, quenotte, suceur, brachioures</w:t>
+      </w:r>
+      <w:r>
+        <w:t>…</w:t>
+      </w:r>
+    </w:p>
+    <w:p>
+      <w:pPr>
+        <w:ind w:firstLine="0"/>
+      </w:pPr>
+      <w:r>
+        <w:rPr>
+          <w:i/>
+          <w:iCs/>
+        </w:rPr>
+        <w:t>extf</w:t>
+      </w:r>
+      <w:r>
+        <w:t> :</w:t>
+      </w:r>
+      <w:r>
+        <w:t xml:space="preserve"> </w:t>
       </w:r>
       <w:r>
         <w:rPr>
           <w:b/>
           <w:bCs/>
         </w:rPr>
-        <w:t xml:space="preserve">espalier, violacé, quenotte, suceur, </w:t>
-      </w:r>
-      <w:proofErr w:type="spellStart"/>
-      <w:r>
-        <w:rPr>
-          <w:b/>
-          <w:bCs/>
-        </w:rPr>
-        <w:t>brachioures</w:t>
-      </w:r>
-      <w:proofErr w:type="spellEnd"/>
+        <w:t>espalier, violacé, quenotte, suceur, brachioures</w:t>
+      </w:r>
+      <w:r>
+        <w:t xml:space="preserve">, clupanodons, corégone, fissurelles, gobies-plumiers, krak </w:t>
+      </w:r>
       <w:r>
         <w:t>…</w:t>
       </w:r>
@@ -3146,146 +2920,300 @@
       <w:pPr>
         <w:ind w:firstLine="0"/>
       </w:pPr>
-      <w:proofErr w:type="spellStart"/>
-      <w:proofErr w:type="gramStart"/>
-      <w:r>
-        <w:rPr>
-          <w:i/>
-          <w:iCs/>
-        </w:rPr>
-        <w:t>extf</w:t>
-      </w:r>
-      <w:proofErr w:type="spellEnd"/>
-      <w:proofErr w:type="gramEnd"/>
-      <w:r>
-        <w:t> :</w:t>
-      </w:r>
-      <w:r>
-        <w:t xml:space="preserve"> </w:t>
-      </w:r>
-      <w:r>
-        <w:rPr>
-          <w:b/>
-          <w:bCs/>
-        </w:rPr>
-        <w:t xml:space="preserve">espalier, violacé, quenotte, suceur, </w:t>
-      </w:r>
-      <w:proofErr w:type="spellStart"/>
-      <w:r>
-        <w:rPr>
-          <w:b/>
-          <w:bCs/>
-        </w:rPr>
-        <w:t>brachioures</w:t>
-      </w:r>
-      <w:proofErr w:type="spellEnd"/>
+    </w:p>
+    <w:p>
+      <w:pPr>
+        <w:ind w:firstLine="0"/>
+      </w:pPr>
+      <w:r>
+        <w:t xml:space="preserve">Un fois filtrés </w:t>
+      </w:r>
+      <w:r>
+        <w:t>l</w:t>
+      </w:r>
+      <w:r>
+        <w:t>es mots grammaticaux</w:t>
+      </w:r>
       <w:r>
         <w:t xml:space="preserve">, </w:t>
       </w:r>
-      <w:proofErr w:type="spellStart"/>
-      <w:r>
-        <w:t>clupanodons</w:t>
-      </w:r>
-      <w:proofErr w:type="spellEnd"/>
-      <w:r>
-        <w:t xml:space="preserve">, corégone, fissurelles, gobies-plumiers, krak </w:t>
-      </w:r>
-      <w:r>
-        <w:t>…</w:t>
-      </w:r>
-    </w:p>
-    <w:p>
-      <w:pPr>
-        <w:ind w:firstLine="0"/>
-      </w:pPr>
-    </w:p>
-    <w:p>
-      <w:pPr>
-        <w:ind w:firstLine="0"/>
-      </w:pPr>
-      <w:r>
-        <w:t xml:space="preserve">Un fois filtrés </w:t>
+      <w:r>
+        <w:t>ainsi qu</w:t>
+      </w:r>
+      <w:r>
+        <w:t>e</w:t>
+      </w:r>
+      <w:r>
+        <w:t xml:space="preserve"> </w:t>
       </w:r>
       <w:r>
         <w:t>l</w:t>
       </w:r>
       <w:r>
-        <w:t>es mots grammaticaux</w:t>
+        <w:t xml:space="preserve">es noms propres, les </w:t>
+      </w:r>
+      <w:r>
+        <w:t>termes</w:t>
+      </w:r>
+      <w:r>
+        <w:t xml:space="preserve"> les plus fréquents d’un document (</w:t>
+      </w:r>
+      <w:r>
+        <w:rPr>
+          <w:i/>
+          <w:iCs/>
+        </w:rPr>
+        <w:t>tf</w:t>
+      </w:r>
+      <w:r>
+        <w:t xml:space="preserve">) </w:t>
+      </w:r>
+      <w:r>
+        <w:t>sont beaucoup moins insignifiants</w:t>
+      </w:r>
+      <w:r>
+        <w:t>.</w:t>
+      </w:r>
+    </w:p>
+    <w:p>
+      <w:pPr>
+        <w:ind w:firstLine="708"/>
+      </w:pPr>
+      <w:r>
+        <w:t xml:space="preserve">On notera </w:t>
+      </w:r>
+      <w:r>
+        <w:t>cependant</w:t>
+      </w:r>
+      <w:r>
+        <w:t xml:space="preserve"> des mots très généraux </w:t>
+      </w:r>
+      <w:r>
+        <w:t>qui disent peu de la scène</w:t>
+      </w:r>
+      <w:r>
+        <w:t xml:space="preserve"> </w:t>
+      </w:r>
+      <w:r>
+        <w:t>elle-même ; ainsi</w:t>
+      </w:r>
+      <w:r>
+        <w:t xml:space="preserve"> </w:t>
+      </w:r>
+      <w:r>
+        <w:rPr>
+          <w:i/>
+          <w:iCs/>
+        </w:rPr>
+        <w:t>animal</w:t>
       </w:r>
       <w:r>
         <w:t xml:space="preserve">, </w:t>
       </w:r>
       <w:r>
-        <w:t>ainsi qu</w:t>
-      </w:r>
-      <w:r>
-        <w:t>e</w:t>
-      </w:r>
-      <w:r>
-        <w:t xml:space="preserve"> </w:t>
-      </w:r>
-      <w:r>
-        <w:t>l</w:t>
-      </w:r>
-      <w:r>
-        <w:t xml:space="preserve">es noms propres, les </w:t>
-      </w:r>
-      <w:r>
-        <w:t>termes</w:t>
-      </w:r>
-      <w:r>
-        <w:t xml:space="preserve"> les plus fréquents d’un document (</w:t>
-      </w:r>
-      <w:proofErr w:type="spellStart"/>
-      <w:r>
-        <w:rPr>
-          <w:i/>
-          <w:iCs/>
-        </w:rPr>
-        <w:t>tf</w:t>
-      </w:r>
-      <w:proofErr w:type="spellEnd"/>
-      <w:r>
-        <w:t xml:space="preserve">) </w:t>
-      </w:r>
-      <w:r>
-        <w:t>sont beaucoup moins insignifiants</w:t>
+        <w:rPr>
+          <w:i/>
+          <w:iCs/>
+        </w:rPr>
+        <w:t>mètre</w:t>
+      </w:r>
+      <w:r>
+        <w:t>,</w:t>
+      </w:r>
+      <w:r>
+        <w:t xml:space="preserve"> et</w:t>
+      </w:r>
+      <w:r>
+        <w:t xml:space="preserve"> </w:t>
+      </w:r>
+      <w:r>
+        <w:rPr>
+          <w:i/>
+          <w:iCs/>
+        </w:rPr>
+        <w:t>œil</w:t>
+      </w:r>
+      <w:r>
+        <w:t xml:space="preserve"> </w:t>
+      </w:r>
+      <w:r>
+        <w:t xml:space="preserve">(et son pluriel </w:t>
+      </w:r>
+      <w:r>
+        <w:rPr>
+          <w:i/>
+          <w:iCs/>
+        </w:rPr>
+        <w:t>yeux</w:t>
+      </w:r>
+      <w:r>
+        <w:t>), sont très généraux</w:t>
+      </w:r>
+      <w:r>
+        <w:t xml:space="preserve"> ; </w:t>
+      </w:r>
+      <w:r>
+        <w:rPr>
+          <w:i/>
+          <w:iCs/>
+        </w:rPr>
+        <w:t>dire</w:t>
+      </w:r>
+      <w:r>
+        <w:t xml:space="preserve">, </w:t>
+      </w:r>
+      <w:r>
+        <w:rPr>
+          <w:i/>
+          <w:iCs/>
+        </w:rPr>
+        <w:t>répondre</w:t>
+      </w:r>
+      <w:r>
+        <w:t>,</w:t>
+      </w:r>
+      <w:r>
+        <w:t xml:space="preserve"> </w:t>
+      </w:r>
+      <w:r>
+        <w:rPr>
+          <w:i/>
+          <w:iCs/>
+        </w:rPr>
+        <w:t>demander</w:t>
+      </w:r>
+      <w:r>
+        <w:t xml:space="preserve"> sont </w:t>
+      </w:r>
+      <w:r>
+        <w:t>des verbes d’expression propres au genre du roman</w:t>
+      </w:r>
+      <w:r>
+        <w:t> ;</w:t>
+      </w:r>
+      <w:r>
+        <w:t xml:space="preserve"> </w:t>
+      </w:r>
+      <w:r>
+        <w:rPr>
+          <w:i/>
+          <w:iCs/>
+        </w:rPr>
+        <w:t>capitaine</w:t>
+      </w:r>
+      <w:r>
+        <w:t xml:space="preserve"> et </w:t>
+      </w:r>
+      <w:r>
+        <w:rPr>
+          <w:i/>
+          <w:iCs/>
+        </w:rPr>
+        <w:t>mer</w:t>
+      </w:r>
+      <w:r>
+        <w:t xml:space="preserve"> tiennent au sous-genre du roman d’aventure</w:t>
       </w:r>
       <w:r>
         <w:t>.</w:t>
       </w:r>
+      <w:r>
+        <w:t xml:space="preserve"> Le thème du chapitre est beaucoup mieux exprimé par</w:t>
+      </w:r>
+      <w:r>
+        <w:t xml:space="preserve"> les mots</w:t>
+      </w:r>
+      <w:r>
+        <w:t xml:space="preserve"> </w:t>
+      </w:r>
+      <w:r>
+        <w:rPr>
+          <w:i/>
+          <w:iCs/>
+        </w:rPr>
+        <w:t>p</w:t>
+      </w:r>
+      <w:r>
+        <w:rPr>
+          <w:i/>
+          <w:iCs/>
+        </w:rPr>
+        <w:t>o</w:t>
+      </w:r>
+      <w:r>
+        <w:rPr>
+          <w:i/>
+          <w:iCs/>
+        </w:rPr>
+        <w:t>ulpe</w:t>
+      </w:r>
+      <w:r>
+        <w:t xml:space="preserve">, </w:t>
+      </w:r>
+      <w:r>
+        <w:rPr>
+          <w:i/>
+          <w:iCs/>
+        </w:rPr>
+        <w:t>monstre</w:t>
+      </w:r>
+      <w:r>
+        <w:t>,</w:t>
+      </w:r>
+      <w:r>
+        <w:t xml:space="preserve"> et</w:t>
+      </w:r>
+      <w:r>
+        <w:t xml:space="preserve"> </w:t>
+      </w:r>
+      <w:r>
+        <w:rPr>
+          <w:i/>
+          <w:iCs/>
+        </w:rPr>
+        <w:t>calmar</w:t>
+      </w:r>
+      <w:r>
+        <w:t>.</w:t>
+      </w:r>
+      <w:r>
+        <w:t xml:space="preserve"> </w:t>
+      </w:r>
+      <w:r>
+        <w:t xml:space="preserve">Filtrer les mots </w:t>
+      </w:r>
+      <w:r>
+        <w:t>grammaticaux</w:t>
+      </w:r>
+      <w:r>
+        <w:t xml:space="preserve"> ne suffit pas, i</w:t>
+      </w:r>
+      <w:r>
+        <w:t xml:space="preserve">l reste utile de pondérer la fréquence dans le texte </w:t>
+      </w:r>
+      <w:r>
+        <w:t>par</w:t>
+      </w:r>
+      <w:r>
+        <w:t xml:space="preserve"> le reste du corpus.</w:t>
+      </w:r>
     </w:p>
     <w:p>
       <w:pPr>
         <w:ind w:firstLine="708"/>
       </w:pPr>
       <w:r>
-        <w:t xml:space="preserve">On notera </w:t>
-      </w:r>
-      <w:r>
-        <w:t>cependant</w:t>
-      </w:r>
-      <w:r>
-        <w:t xml:space="preserve"> des mots très généraux </w:t>
-      </w:r>
-      <w:r>
-        <w:t>qui disent peu de la scène</w:t>
-      </w:r>
-      <w:r>
-        <w:t xml:space="preserve"> </w:t>
-      </w:r>
-      <w:r>
-        <w:t>elle-même ; ainsi</w:t>
-      </w:r>
-      <w:r>
-        <w:t xml:space="preserve"> </w:t>
-      </w:r>
-      <w:r>
-        <w:rPr>
-          <w:i/>
-          <w:iCs/>
-        </w:rPr>
-        <w:t>animal</w:t>
+        <w:t>Le</w:t>
+      </w:r>
+      <w:r>
+        <w:t xml:space="preserve"> trio (</w:t>
+      </w:r>
+      <w:r>
+        <w:rPr>
+          <w:i/>
+          <w:iCs/>
+        </w:rPr>
+        <w:t>poulpe</w:t>
       </w:r>
       <w:r>
         <w:t xml:space="preserve">, </w:t>
@@ -3295,49 +3223,7 @@
           <w:i/>
           <w:iCs/>
         </w:rPr>
-        <w:t>mètre</w:t>
-      </w:r>
-      <w:r>
-        <w:t>,</w:t>
-      </w:r>
-      <w:r>
-        <w:t xml:space="preserve"> et</w:t>
-      </w:r>
-      <w:r>
-        <w:t xml:space="preserve"> </w:t>
-      </w:r>
-      <w:r>
-        <w:rPr>
-          <w:i/>
-          <w:iCs/>
-        </w:rPr>
-        <w:t>œil</w:t>
-      </w:r>
-      <w:r>
-        <w:t xml:space="preserve"> </w:t>
-      </w:r>
-      <w:r>
-        <w:t xml:space="preserve">(et son pluriel </w:t>
-      </w:r>
-      <w:r>
-        <w:rPr>
-          <w:i/>
-          <w:iCs/>
-        </w:rPr>
-        <w:t>yeux</w:t>
-      </w:r>
-      <w:r>
-        <w:t>), sont très généraux</w:t>
-      </w:r>
-      <w:r>
-        <w:t xml:space="preserve"> ; </w:t>
-      </w:r>
-      <w:r>
-        <w:rPr>
-          <w:i/>
-          <w:iCs/>
-        </w:rPr>
-        <w:t>dire</w:t>
+        <w:t>calmar</w:t>
       </w:r>
       <w:r>
         <w:t xml:space="preserve">, </w:t>
@@ -3347,39 +3233,39 @@
           <w:i/>
           <w:iCs/>
         </w:rPr>
-        <w:t>répondre</w:t>
-      </w:r>
-      <w:r>
-        <w:t>,</w:t>
-      </w:r>
-      <w:r>
-        <w:t xml:space="preserve"> </w:t>
-      </w:r>
-      <w:r>
-        <w:rPr>
-          <w:i/>
-          <w:iCs/>
-        </w:rPr>
-        <w:t>demander</w:t>
-      </w:r>
-      <w:r>
-        <w:t xml:space="preserve"> sont </w:t>
-      </w:r>
-      <w:r>
-        <w:t>des verbes d’expression propres au genre du roman</w:t>
-      </w:r>
-      <w:r>
-        <w:t> ;</w:t>
-      </w:r>
-      <w:r>
-        <w:t xml:space="preserve"> </w:t>
-      </w:r>
-      <w:r>
-        <w:rPr>
-          <w:i/>
-          <w:iCs/>
-        </w:rPr>
-        <w:t>capitaine</w:t>
+        <w:t>monstre</w:t>
+      </w:r>
+      <w:r>
+        <w:t>)</w:t>
+      </w:r>
+      <w:r>
+        <w:t xml:space="preserve"> </w:t>
+      </w:r>
+      <w:r>
+        <w:t>semble un bon indicateur des mots les plus sémantiques</w:t>
+      </w:r>
+      <w:r>
+        <w:t xml:space="preserve">, 4 </w:t>
+      </w:r>
+      <w:r>
+        <w:t>formules</w:t>
+      </w:r>
+      <w:r>
+        <w:t xml:space="preserve"> semblent alors se détacher comme les plus sémantiques, les tests </w:t>
+      </w:r>
+      <w:r>
+        <w:rPr>
+          <w:i/>
+          <w:iCs/>
+        </w:rPr>
+        <w:t>F</w:t>
+      </w:r>
+      <w:r>
+        <w:rPr>
+          <w:i/>
+          <w:iCs/>
+        </w:rPr>
+        <w:t>isher</w:t>
       </w:r>
       <w:r>
         <w:t xml:space="preserve"> et </w:t>
@@ -3389,172 +3275,6 @@
           <w:i/>
           <w:iCs/>
         </w:rPr>
-        <w:t>mer</w:t>
-      </w:r>
-      <w:r>
-        <w:t xml:space="preserve"> tiennent au sous-genre du roman d’aventure</w:t>
-      </w:r>
-      <w:r>
-        <w:t>.</w:t>
-      </w:r>
-      <w:r>
-        <w:t xml:space="preserve"> Le thème du chapitre est beaucoup mieux exprimé par</w:t>
-      </w:r>
-      <w:r>
-        <w:t xml:space="preserve"> les mots</w:t>
-      </w:r>
-      <w:r>
-        <w:t xml:space="preserve"> </w:t>
-      </w:r>
-      <w:r>
-        <w:rPr>
-          <w:i/>
-          <w:iCs/>
-        </w:rPr>
-        <w:t>p</w:t>
-      </w:r>
-      <w:r>
-        <w:rPr>
-          <w:i/>
-          <w:iCs/>
-        </w:rPr>
-        <w:t>o</w:t>
-      </w:r>
-      <w:r>
-        <w:rPr>
-          <w:i/>
-          <w:iCs/>
-        </w:rPr>
-        <w:t>ulpe</w:t>
-      </w:r>
-      <w:r>
-        <w:t xml:space="preserve">, </w:t>
-      </w:r>
-      <w:r>
-        <w:rPr>
-          <w:i/>
-          <w:iCs/>
-        </w:rPr>
-        <w:t>monstre</w:t>
-      </w:r>
-      <w:r>
-        <w:t>,</w:t>
-      </w:r>
-      <w:r>
-        <w:t xml:space="preserve"> et</w:t>
-      </w:r>
-      <w:r>
-        <w:t xml:space="preserve"> </w:t>
-      </w:r>
-      <w:r>
-        <w:rPr>
-          <w:i/>
-          <w:iCs/>
-        </w:rPr>
-        <w:t>calmar</w:t>
-      </w:r>
-      <w:r>
-        <w:t>.</w:t>
-      </w:r>
-      <w:r>
-        <w:t xml:space="preserve"> </w:t>
-      </w:r>
-      <w:r>
-        <w:t xml:space="preserve">Filtrer les mots </w:t>
-      </w:r>
-      <w:r>
-        <w:t>grammaticaux</w:t>
-      </w:r>
-      <w:r>
-        <w:t xml:space="preserve"> ne suffit pas, i</w:t>
-      </w:r>
-      <w:r>
-        <w:t xml:space="preserve">l reste utile de pondérer la fréquence dans le texte </w:t>
-      </w:r>
-      <w:r>
-        <w:t>par</w:t>
-      </w:r>
-      <w:r>
-        <w:t xml:space="preserve"> le reste du corpus.</w:t>
-      </w:r>
-    </w:p>
-    <w:p>
-      <w:pPr>
-        <w:ind w:firstLine="708"/>
-      </w:pPr>
-      <w:r>
-        <w:t>Le</w:t>
-      </w:r>
-      <w:r>
-        <w:t xml:space="preserve"> trio (</w:t>
-      </w:r>
-      <w:r>
-        <w:rPr>
-          <w:i/>
-          <w:iCs/>
-        </w:rPr>
-        <w:t>poulpe</w:t>
-      </w:r>
-      <w:r>
-        <w:t xml:space="preserve">, </w:t>
-      </w:r>
-      <w:r>
-        <w:rPr>
-          <w:i/>
-          <w:iCs/>
-        </w:rPr>
-        <w:t>calmar</w:t>
-      </w:r>
-      <w:r>
-        <w:t xml:space="preserve">, </w:t>
-      </w:r>
-      <w:r>
-        <w:rPr>
-          <w:i/>
-          <w:iCs/>
-        </w:rPr>
-        <w:t>monstre</w:t>
-      </w:r>
-      <w:r>
-        <w:t>)</w:t>
-      </w:r>
-      <w:r>
-        <w:t xml:space="preserve"> </w:t>
-      </w:r>
-      <w:r>
-        <w:t>semble un bon indicateur des mots les plus sémantiques</w:t>
-      </w:r>
-      <w:r>
-        <w:t xml:space="preserve">, 4 </w:t>
-      </w:r>
-      <w:r>
-        <w:t>formules</w:t>
-      </w:r>
-      <w:r>
-        <w:t xml:space="preserve"> semblent alors se détacher comme les plus sémantiques, les tests </w:t>
-      </w:r>
-      <w:r>
-        <w:rPr>
-          <w:i/>
-          <w:iCs/>
-        </w:rPr>
-        <w:t>F</w:t>
-      </w:r>
-      <w:r>
-        <w:rPr>
-          <w:i/>
-          <w:iCs/>
-        </w:rPr>
-        <w:t>isher</w:t>
-      </w:r>
-      <w:r>
-        <w:t xml:space="preserve"> et </w:t>
-      </w:r>
-      <w:r>
-        <w:rPr>
-          <w:i/>
-          <w:iCs/>
-        </w:rPr>
         <w:t>G</w:t>
       </w:r>
       <w:r>
@@ -3568,7 +3288,6 @@
       <w:r>
         <w:t xml:space="preserve"> comme vu précédemment, mais aussi </w:t>
       </w:r>
-      <w:proofErr w:type="spellStart"/>
       <w:r>
         <w:rPr>
           <w:i/>
@@ -3576,7 +3295,6 @@
         </w:rPr>
         <w:t>simplemaths</w:t>
       </w:r>
-      <w:proofErr w:type="spellEnd"/>
       <w:r>
         <w:t xml:space="preserve"> et </w:t>
       </w:r>
@@ -3664,18 +3382,18 @@
         </w:rPr>
         <w:lastRenderedPageBreak/>
         <w:drawing>
-          <wp:anchor distT="0" distB="0" distL="114300" distR="114300" simplePos="0" relativeHeight="251661312" behindDoc="0" locked="0" layoutInCell="1" allowOverlap="1" wp14:anchorId="0F447503" wp14:editId="1B7B62FB">
+          <wp:anchor distT="0" distB="0" distL="114300" distR="114300" simplePos="0" relativeHeight="251661312" behindDoc="0" locked="0" layoutInCell="1" allowOverlap="1" wp14:anchorId="2BE7C98D" wp14:editId="21FA6178">
             <wp:simplePos x="0" y="0"/>
             <wp:positionH relativeFrom="column">
-              <wp:posOffset>-1270</wp:posOffset>
+              <wp:posOffset>28575</wp:posOffset>
             </wp:positionH>
             <wp:positionV relativeFrom="paragraph">
               <wp:posOffset>0</wp:posOffset>
             </wp:positionV>
-            <wp:extent cx="5760720" cy="3338830"/>
-            <wp:effectExtent l="0" t="0" r="0" b="0"/>
+            <wp:extent cx="5760720" cy="3439160"/>
+            <wp:effectExtent l="0" t="0" r="0" b="8890"/>
             <wp:wrapTopAndBottom/>
-            <wp:docPr id="917469461" name="Graphic 1"/>
+            <wp:docPr id="508200714" name="Graphic 1"/>
             <wp:cNvGraphicFramePr>
               <a:graphicFrameLocks xmlns:a="http://schemas.openxmlformats.org/drawingml/2006/main" noChangeAspect="1"/>
             </wp:cNvGraphicFramePr>
@@ -3683,7 +3401,7 @@
               <a:graphicData uri="http://schemas.openxmlformats.org/drawingml/2006/picture">
                 <pic:pic xmlns:pic="http://schemas.openxmlformats.org/drawingml/2006/picture">
                   <pic:nvPicPr>
-                    <pic:cNvPr id="917469461" name="Graphic 1"/>
+                    <pic:cNvPr id="508200714" name=""/>
                     <pic:cNvPicPr/>
                   </pic:nvPicPr>
                   <pic:blipFill>
@@ -3701,7 +3419,7 @@
                   <pic:spPr>
                     <a:xfrm>
                       <a:off x="0" y="0"/>
-                      <a:ext cx="5760720" cy="3338830"/>
+                      <a:ext cx="5760720" cy="3439160"/>
                     </a:xfrm>
                     <a:prstGeom prst="rect">
                       <a:avLst/>
@@ -3742,19 +3460,16 @@
         <w:t xml:space="preserve"> </w:t>
       </w:r>
       <w:r>
-        <w:t>ordonnées par leur score selon</w:t>
-      </w:r>
-      <w:r>
-        <w:t xml:space="preserve"> </w:t>
-      </w:r>
-      <w:r>
-        <w:t>toutes les</w:t>
-      </w:r>
-      <w:r>
-        <w:t xml:space="preserve"> formules</w:t>
-      </w:r>
-      <w:r>
-        <w:t xml:space="preserve"> testées</w:t>
+        <w:t>selon</w:t>
+      </w:r>
+      <w:r>
+        <w:t xml:space="preserve"> le score</w:t>
+      </w:r>
+      <w:r>
+        <w:t xml:space="preserve"> </w:t>
+      </w:r>
+      <w:r>
+        <w:t>de plusieurs formules classiques</w:t>
       </w:r>
       <w:r>
         <w:t>.</w:t>
@@ -3812,33 +3527,8 @@
           <w:i/>
           <w:iCs/>
         </w:rPr>
-        <w:t>Rank-</w:t>
-      </w:r>
-      <w:proofErr w:type="spellStart"/>
-      <w:r>
-        <w:rPr>
-          <w:i/>
-          <w:iCs/>
-        </w:rPr>
-        <w:t>Biased</w:t>
-      </w:r>
-      <w:proofErr w:type="spellEnd"/>
-      <w:r>
-        <w:rPr>
-          <w:i/>
-          <w:iCs/>
-        </w:rPr>
-        <w:t xml:space="preserve"> </w:t>
-      </w:r>
-      <w:proofErr w:type="spellStart"/>
-      <w:r>
-        <w:rPr>
-          <w:i/>
-          <w:iCs/>
-        </w:rPr>
-        <w:t>Overlap</w:t>
-      </w:r>
-      <w:proofErr w:type="spellEnd"/>
+        <w:t>Rank-Biased Overlap</w:t>
+      </w:r>
       <w:r>
         <w:rPr>
           <w:rStyle w:val="FootnoteReference"/>
@@ -3851,3093 +3541,3146 @@
         <w:t>)</w:t>
       </w:r>
       <w:r>
-        <w:t xml:space="preserve">. Cette mesure a été mise au point pour comparer </w:t>
-      </w:r>
-      <w:proofErr w:type="spellStart"/>
+        <w:t>. Cette mesure a été mise au point pour comparer des listes de résultats de recherche ; elle tient compte du ran</w:t>
+      </w:r>
+      <w:r>
+        <w:t>g</w:t>
+      </w:r>
+      <w:r>
+        <w:t xml:space="preserve"> d’un résultat, et admet des li</w:t>
+      </w:r>
+      <w:r>
+        <w:t>s</w:t>
+      </w:r>
+      <w:r>
+        <w:t>tes de taille</w:t>
+      </w:r>
+      <w:r>
+        <w:t>s</w:t>
+      </w:r>
+      <w:r>
+        <w:t xml:space="preserve"> inégale</w:t>
+      </w:r>
+      <w:r>
+        <w:t>s, c’est notamment nécessaire pour les mots exclusifs (</w:t>
+      </w:r>
+      <w:r>
+        <w:rPr>
+          <w:i/>
+          <w:iCs/>
+        </w:rPr>
+        <w:t>extf</w:t>
+      </w:r>
+      <w:r>
+        <w:t>) qui peuvent être moins nombreux que 100.</w:t>
+      </w:r>
+      <w:r>
+        <w:t xml:space="preserve"> Cet indice standard donne 0 si les listes sont identiques, et 1 si elles ne partagent aucun </w:t>
+      </w:r>
+      <w:r>
+        <w:t>élément</w:t>
+      </w:r>
+      <w:r>
+        <w:t>.</w:t>
+      </w:r>
+      <w:r>
+        <w:t xml:space="preserve"> </w:t>
+      </w:r>
+      <w:r>
+        <w:t>La distance entre deux algorithmes est</w:t>
+      </w:r>
+      <w:r>
+        <w:t xml:space="preserve"> la moyenne des distances</w:t>
+      </w:r>
+      <w:r>
+        <w:t xml:space="preserve"> pour chaque</w:t>
+      </w:r>
+      <w:r>
+        <w:t xml:space="preserve"> chapitre</w:t>
+      </w:r>
+      <w:r>
+        <w:t>.</w:t>
+      </w:r>
+      <w:r>
+        <w:t xml:space="preserve"> </w:t>
+      </w:r>
+      <w:r>
+        <w:t>U</w:t>
+      </w:r>
+      <w:r>
+        <w:t>ne même formule comparée avec elle-même</w:t>
+      </w:r>
+      <w:r>
+        <w:t xml:space="preserve"> a</w:t>
+      </w:r>
+      <w:r>
+        <w:t xml:space="preserve"> un</w:t>
+      </w:r>
+      <w:r>
+        <w:t>e</w:t>
+      </w:r>
+      <w:r>
+        <w:t xml:space="preserve"> distance égale à 0</w:t>
+      </w:r>
+      <w:r>
+        <w:t> ;</w:t>
+      </w:r>
+      <w:r>
+        <w:t xml:space="preserve"> </w:t>
+      </w:r>
+      <w:r>
+        <w:rPr>
+          <w:i/>
+          <w:iCs/>
+        </w:rPr>
+        <w:t>tf</w:t>
+      </w:r>
+      <w:r>
+        <w:t xml:space="preserve"> et</w:t>
+      </w:r>
+      <w:r>
+        <w:t xml:space="preserve"> </w:t>
+      </w:r>
+      <w:r>
+        <w:rPr>
+          <w:i/>
+          <w:iCs/>
+        </w:rPr>
+        <w:t>extf</w:t>
+      </w:r>
+      <w:r>
+        <w:t xml:space="preserve"> sont les plus éloignées </w:t>
+      </w:r>
+      <w:r>
+        <w:t xml:space="preserve">: </w:t>
+      </w:r>
+      <w:r>
+        <w:t>~1.0 (quelques textes très courts</w:t>
+      </w:r>
+      <w:r>
+        <w:t xml:space="preserve"> peuvent</w:t>
+      </w:r>
+      <w:r>
+        <w:t xml:space="preserve"> </w:t>
+      </w:r>
+      <w:r>
+        <w:t>avoir</w:t>
+      </w:r>
+      <w:r>
+        <w:t xml:space="preserve"> des mots exclusifs</w:t>
+      </w:r>
+      <w:r>
+        <w:t xml:space="preserve"> dans la fin de la liste </w:t>
+      </w:r>
+      <w:r>
+        <w:rPr>
+          <w:i/>
+          <w:iCs/>
+        </w:rPr>
+        <w:t>tf</w:t>
+      </w:r>
+      <w:r>
+        <w:t>).</w:t>
+      </w:r>
+    </w:p>
+    <w:p>
+      <w:pPr>
+        <w:ind w:firstLine="708"/>
+        <w:rPr>
+          <w:lang w:val="fr-FR"/>
+        </w:rPr>
+      </w:pPr>
+      <w:r>
+        <w:t>T</w:t>
+      </w:r>
+      <w:r>
+        <w:t>outes ces distances forment</w:t>
+      </w:r>
+      <w:r>
+        <w:t xml:space="preserve"> une matrice </w:t>
+      </w:r>
+      <w:r>
+        <w:t>avec une ligne et une colonne pour chaque formule</w:t>
+      </w:r>
+      <w:r>
+        <w:t xml:space="preserve">. </w:t>
+      </w:r>
+      <w:r>
+        <w:t>Comment en donner une représentation synthétique qu’un humain peut saisir ? Le graphique ci-dessus est une « </w:t>
+      </w:r>
+      <w:r>
+        <w:rPr>
+          <w:lang w:val="fr-FR"/>
+        </w:rPr>
+        <w:t>a</w:t>
+      </w:r>
+      <w:r>
+        <w:rPr>
+          <w:lang w:val="fr-FR"/>
+        </w:rPr>
+        <w:t>nalyse en composantes principales</w:t>
+      </w:r>
+      <w:r>
+        <w:rPr>
+          <w:lang w:val="fr-FR"/>
+        </w:rPr>
+        <w:t> » (</w:t>
+      </w:r>
+      <w:r>
+        <w:rPr>
+          <w:lang w:val="fr-FR"/>
+        </w:rPr>
+        <w:t>an</w:t>
+      </w:r>
+      <w:r>
+        <w:rPr>
+          <w:lang w:val="fr-FR"/>
+        </w:rPr>
+        <w:t>g</w:t>
+      </w:r>
+      <w:r>
+        <w:rPr>
+          <w:lang w:val="fr-FR"/>
+        </w:rPr>
+        <w:t>lais</w:t>
+      </w:r>
+      <w:r>
+        <w:rPr>
+          <w:lang w:val="fr-FR"/>
+        </w:rPr>
+        <w:t xml:space="preserve"> : </w:t>
+      </w:r>
+      <w:r>
+        <w:rPr>
+          <w:i/>
+          <w:iCs/>
+          <w:lang w:val="fr-FR"/>
+        </w:rPr>
+        <w:t>PCoA</w:t>
+      </w:r>
+      <w:r>
+        <w:rPr>
+          <w:lang w:val="fr-FR"/>
+        </w:rPr>
+        <w:t xml:space="preserve">) qui projette les </w:t>
+      </w:r>
+      <w:r>
+        <w:rPr>
+          <w:lang w:val="fr-FR"/>
+        </w:rPr>
+        <w:t>multiples</w:t>
+      </w:r>
+      <w:r>
+        <w:rPr>
+          <w:lang w:val="fr-FR"/>
+        </w:rPr>
+        <w:t xml:space="preserve"> dimensions de la matrice initiale sur les 2 dimensions d’un plan. Cette projection conserve</w:t>
+      </w:r>
+      <w:r>
+        <w:rPr>
+          <w:lang w:val="fr-FR"/>
+        </w:rPr>
+        <w:t xml:space="preserve"> </w:t>
+      </w:r>
+      <w:r>
+        <w:rPr>
+          <w:lang w:val="fr-FR"/>
+        </w:rPr>
+        <w:t>environ</w:t>
+      </w:r>
+      <w:r>
+        <w:rPr>
+          <w:lang w:val="fr-FR"/>
+        </w:rPr>
+        <w:t xml:space="preserve"> </w:t>
+      </w:r>
+      <w:r>
+        <w:rPr>
+          <w:lang w:val="fr-FR"/>
+        </w:rPr>
+        <w:t>90</w:t>
+      </w:r>
+      <w:r>
+        <w:rPr>
+          <w:lang w:val="fr-FR"/>
+        </w:rPr>
+        <w:t xml:space="preserve">% de la variation, </w:t>
+      </w:r>
+      <w:r>
+        <w:rPr>
+          <w:lang w:val="fr-FR"/>
+        </w:rPr>
+        <w:t>elle</w:t>
+      </w:r>
+      <w:r>
+        <w:rPr>
+          <w:lang w:val="fr-FR"/>
+        </w:rPr>
+        <w:t xml:space="preserve"> est donc très représentative de</w:t>
+      </w:r>
+      <w:r>
+        <w:rPr>
+          <w:lang w:val="fr-FR"/>
+        </w:rPr>
+        <w:t xml:space="preserve"> la matrice</w:t>
+      </w:r>
+      <w:r>
+        <w:rPr>
+          <w:lang w:val="fr-FR"/>
+        </w:rPr>
+        <w:t>.</w:t>
+      </w:r>
+      <w:r>
+        <w:rPr>
+          <w:lang w:val="fr-FR"/>
+        </w:rPr>
+        <w:t xml:space="preserve"> Les points proches sont ont des listes de mots-clés similaires, les points éloignés diffèrent. À l’exception de </w:t>
+      </w:r>
+      <w:r>
+        <w:rPr>
+          <w:i/>
+          <w:iCs/>
+          <w:lang w:val="fr-FR"/>
+        </w:rPr>
+        <w:t>tf</w:t>
+      </w:r>
+      <w:r>
+        <w:rPr>
+          <w:lang w:val="fr-FR"/>
+        </w:rPr>
+        <w:t xml:space="preserve">, le nuage </w:t>
+      </w:r>
+      <w:r>
+        <w:rPr>
+          <w:lang w:val="fr-FR"/>
+        </w:rPr>
+        <w:t xml:space="preserve">semble </w:t>
+      </w:r>
+      <w:r>
+        <w:rPr>
+          <w:lang w:val="fr-FR"/>
+        </w:rPr>
+        <w:t>forme</w:t>
+      </w:r>
+      <w:r>
+        <w:rPr>
+          <w:lang w:val="fr-FR"/>
+        </w:rPr>
+        <w:t>r</w:t>
+      </w:r>
+      <w:r>
+        <w:rPr>
+          <w:lang w:val="fr-FR"/>
+        </w:rPr>
+        <w:t xml:space="preserve"> un</w:t>
+      </w:r>
+      <w:r>
+        <w:rPr>
+          <w:lang w:val="fr-FR"/>
+        </w:rPr>
+        <w:t xml:space="preserve"> arc plutôt</w:t>
+      </w:r>
+      <w:r>
+        <w:rPr>
+          <w:lang w:val="fr-FR"/>
+        </w:rPr>
+        <w:t xml:space="preserve"> </w:t>
+      </w:r>
+      <w:r>
+        <w:rPr>
+          <w:lang w:val="fr-FR"/>
+        </w:rPr>
+        <w:t>continu</w:t>
+      </w:r>
+      <w:r>
+        <w:rPr>
+          <w:lang w:val="fr-FR"/>
+        </w:rPr>
+        <w:t>.</w:t>
+      </w:r>
+    </w:p>
+    <w:p>
+      <w:pPr>
+        <w:ind w:firstLine="708"/>
+        <w:rPr>
+          <w:lang w:val="fr-FR"/>
+        </w:rPr>
+      </w:pPr>
+      <w:r>
+        <w:rPr>
+          <w:lang w:val="fr-FR"/>
+        </w:rPr>
+        <w:t>C’est ce que nous allons maintenant chercher à prouver</w:t>
+      </w:r>
+      <w:r>
+        <w:rPr>
+          <w:lang w:val="fr-FR"/>
+        </w:rPr>
+        <w:t xml:space="preserve">, en cherchant une formule paramétrable qui parcoure un continu entre </w:t>
+      </w:r>
+      <w:r>
+        <w:rPr>
+          <w:i/>
+          <w:iCs/>
+          <w:lang w:val="fr-FR"/>
+        </w:rPr>
+        <w:t>tf</w:t>
+      </w:r>
+      <w:r>
+        <w:rPr>
+          <w:lang w:val="fr-FR"/>
+        </w:rPr>
+        <w:t xml:space="preserve"> et </w:t>
+      </w:r>
+      <w:r>
+        <w:rPr>
+          <w:i/>
+          <w:iCs/>
+          <w:lang w:val="fr-FR"/>
+        </w:rPr>
+        <w:t>extf</w:t>
+      </w:r>
+      <w:r>
+        <w:rPr>
+          <w:lang w:val="fr-FR"/>
+        </w:rPr>
+        <w:t>.</w:t>
+      </w:r>
+    </w:p>
+    <w:p>
+      <w:pPr>
+        <w:ind w:firstLine="0"/>
+        <w:rPr>
+          <w:lang w:val="fr-FR"/>
+        </w:rPr>
+      </w:pPr>
+    </w:p>
+    <w:p>
+      <w:pPr>
+        <w:ind w:firstLine="0"/>
+        <w:rPr>
+          <w:lang w:val="fr-FR"/>
+        </w:rPr>
+      </w:pPr>
+      <w:r>
+        <w:rPr>
+          <w:lang w:val="fr-FR"/>
+        </w:rPr>
+        <w:t xml:space="preserve">Offrir à un utilisateur le moyen de varier le degré d’exclusivité d’une liste de mots clés est </w:t>
+      </w:r>
+      <w:r>
+        <w:rPr>
+          <w:lang w:val="fr-FR"/>
+        </w:rPr>
+        <w:t>utile</w:t>
+      </w:r>
+      <w:r>
+        <w:rPr>
+          <w:lang w:val="fr-FR"/>
+        </w:rPr>
+        <w:t>, car</w:t>
+      </w:r>
+      <w:r>
+        <w:rPr>
+          <w:lang w:val="fr-FR"/>
+        </w:rPr>
+        <w:t xml:space="preserve"> </w:t>
+      </w:r>
+      <w:r>
+        <w:rPr>
+          <w:lang w:val="fr-FR"/>
+        </w:rPr>
+        <w:t>les tailles des partitions observées</w:t>
+      </w:r>
+      <w:r>
+        <w:rPr>
+          <w:lang w:val="fr-FR"/>
+        </w:rPr>
+        <w:t xml:space="preserve"> </w:t>
+      </w:r>
+      <w:r>
+        <w:rPr>
+          <w:lang w:val="fr-FR"/>
+        </w:rPr>
+        <w:t>peuvent être</w:t>
+      </w:r>
+      <w:r>
+        <w:rPr>
+          <w:lang w:val="fr-FR"/>
+        </w:rPr>
+        <w:t xml:space="preserve"> variable</w:t>
+      </w:r>
+      <w:r>
+        <w:rPr>
+          <w:lang w:val="fr-FR"/>
+        </w:rPr>
+        <w:t>s</w:t>
+      </w:r>
+      <w:r>
+        <w:rPr>
+          <w:lang w:val="fr-FR"/>
+        </w:rPr>
+        <w:t xml:space="preserve"> : un texte, un livre, un auteur, une </w:t>
+      </w:r>
+      <w:r>
+        <w:rPr>
+          <w:lang w:val="fr-FR"/>
+        </w:rPr>
+        <w:lastRenderedPageBreak/>
+        <w:t>année, la co-occurrence autour d’un mot… De plus, le chercheur peut s’intéresser à des relations très fortes, par exemple les collocations pour lequel le score d’exclusivité est important, ou bien observer des thématiques</w:t>
+      </w:r>
+      <w:r>
+        <w:rPr>
+          <w:lang w:val="fr-FR"/>
+        </w:rPr>
+        <w:t xml:space="preserve"> partagées</w:t>
+      </w:r>
+      <w:r>
+        <w:rPr>
+          <w:lang w:val="fr-FR"/>
+        </w:rPr>
+        <w:t xml:space="preserve"> </w:t>
+      </w:r>
+      <w:r>
+        <w:rPr>
+          <w:lang w:val="fr-FR"/>
+        </w:rPr>
+        <w:t xml:space="preserve">à travers de gros </w:t>
+      </w:r>
+      <w:r>
+        <w:rPr>
+          <w:lang w:val="fr-FR"/>
+        </w:rPr>
+        <w:t xml:space="preserve"> corpus. Il est vain de promettre la formule </w:t>
+      </w:r>
+      <w:r>
+        <w:rPr>
+          <w:lang w:val="fr-FR"/>
+        </w:rPr>
+        <w:t>universelle.</w:t>
+      </w:r>
+    </w:p>
+    <w:p>
+      <w:pPr>
+        <w:ind w:firstLine="708"/>
+        <w:rPr>
+          <w:lang w:val="fr-FR"/>
+        </w:rPr>
+      </w:pPr>
+      <w:r>
+        <w:rPr>
+          <w:lang w:val="fr-FR"/>
+        </w:rPr>
+        <w:t>Ce</w:t>
+      </w:r>
+      <w:r>
+        <w:rPr>
+          <w:lang w:val="fr-FR"/>
+        </w:rPr>
+        <w:t xml:space="preserve"> fait est connu des développeurs d’application</w:t>
+      </w:r>
+      <w:r>
+        <w:rPr>
+          <w:lang w:val="fr-FR"/>
+        </w:rPr>
+        <w:t>s</w:t>
+      </w:r>
+      <w:r>
+        <w:rPr>
+          <w:lang w:val="fr-FR"/>
+        </w:rPr>
+        <w:t xml:space="preserve"> linguistiques</w:t>
+      </w:r>
+      <w:r>
+        <w:rPr>
+          <w:lang w:val="fr-FR"/>
+        </w:rPr>
+        <w:t xml:space="preserve">. Ainsi </w:t>
+      </w:r>
+      <w:r>
+        <w:rPr>
+          <w:i/>
+          <w:iCs/>
+          <w:lang w:val="fr-FR"/>
+        </w:rPr>
+        <w:t>Frantext</w:t>
+      </w:r>
+      <w:r>
+        <w:rPr>
+          <w:rStyle w:val="FootnoteReference"/>
+          <w:lang w:val="fr-FR"/>
+        </w:rPr>
+        <w:footnoteReference w:id="14"/>
+      </w:r>
+      <w:r>
+        <w:rPr>
+          <w:lang w:val="fr-FR"/>
+        </w:rPr>
+        <w:t xml:space="preserve"> propose les scores : </w:t>
+      </w:r>
+      <w:r>
+        <w:rPr>
+          <w:i/>
+          <w:iCs/>
+          <w:lang w:val="fr-FR"/>
+        </w:rPr>
+        <w:t>tf</w:t>
+      </w:r>
+      <w:r>
+        <w:rPr>
+          <w:lang w:val="fr-FR"/>
+        </w:rPr>
+        <w:t xml:space="preserve"> (fréquence), </w:t>
+      </w:r>
+      <w:r>
+        <w:rPr>
+          <w:i/>
+          <w:iCs/>
+          <w:lang w:val="fr-FR"/>
+        </w:rPr>
+        <w:t>g2</w:t>
+      </w:r>
+      <w:r>
+        <w:rPr>
+          <w:lang w:val="fr-FR"/>
+        </w:rPr>
+        <w:t xml:space="preserve"> (</w:t>
+      </w:r>
+      <w:r>
+        <w:rPr>
+          <w:i/>
+          <w:iCs/>
+          <w:lang w:val="fr-FR"/>
+        </w:rPr>
+        <w:t>Loglikelihood</w:t>
+      </w:r>
+      <w:r>
+        <w:rPr>
+          <w:lang w:val="fr-FR"/>
+        </w:rPr>
+        <w:t xml:space="preserve">), </w:t>
+      </w:r>
+      <w:r>
+        <w:rPr>
+          <w:i/>
+          <w:iCs/>
+          <w:lang w:val="fr-FR"/>
+        </w:rPr>
+        <w:t>zscore</w:t>
+      </w:r>
+      <w:r>
+        <w:rPr>
+          <w:lang w:val="fr-FR"/>
+        </w:rPr>
+        <w:t xml:space="preserve">, </w:t>
+      </w:r>
+      <w:r>
+        <w:rPr>
+          <w:i/>
+          <w:iCs/>
+          <w:lang w:val="fr-FR"/>
+        </w:rPr>
+        <w:t>tscore</w:t>
+      </w:r>
+      <w:r>
+        <w:rPr>
+          <w:lang w:val="fr-FR"/>
+        </w:rPr>
+        <w:t xml:space="preserve">, et </w:t>
+      </w:r>
+      <w:r>
+        <w:rPr>
+          <w:i/>
+          <w:iCs/>
+          <w:lang w:val="fr-FR"/>
+        </w:rPr>
+        <w:t>MI</w:t>
+      </w:r>
+      <w:r>
+        <w:rPr>
+          <w:lang w:val="fr-FR"/>
+        </w:rPr>
+        <w:t xml:space="preserve"> (information mutuelle)</w:t>
+      </w:r>
+      <w:r>
+        <w:rPr>
+          <w:rStyle w:val="FootnoteReference"/>
+          <w:lang w:val="fr-FR"/>
+        </w:rPr>
+        <w:footnoteReference w:id="15"/>
+      </w:r>
+      <w:r>
+        <w:rPr>
+          <w:lang w:val="fr-FR"/>
+        </w:rPr>
+        <w:t xml:space="preserve">. </w:t>
+      </w:r>
+      <w:r>
+        <w:rPr>
+          <w:i/>
+          <w:iCs/>
+          <w:lang w:val="fr-FR"/>
+        </w:rPr>
+        <w:t>SketchEngine</w:t>
+      </w:r>
+      <w:r>
+        <w:rPr>
+          <w:rStyle w:val="FootnoteReference"/>
+          <w:i/>
+          <w:iCs/>
+          <w:lang w:val="fr-FR"/>
+        </w:rPr>
+        <w:footnoteReference w:id="16"/>
+      </w:r>
+      <w:r>
+        <w:rPr>
+          <w:lang w:val="fr-FR"/>
+        </w:rPr>
+        <w:t xml:space="preserve"> ajoute aussi </w:t>
+      </w:r>
+      <w:r>
+        <w:rPr>
+          <w:i/>
+          <w:iCs/>
+          <w:lang w:val="fr-FR"/>
+        </w:rPr>
+        <w:t>MI</w:t>
+      </w:r>
+      <w:r>
+        <w:rPr>
+          <w:i/>
+          <w:iCs/>
+          <w:vertAlign w:val="superscript"/>
+          <w:lang w:val="fr-FR"/>
+        </w:rPr>
+        <w:t>3</w:t>
+      </w:r>
+      <w:r>
+        <w:rPr>
+          <w:lang w:val="fr-FR"/>
+        </w:rPr>
+        <w:t xml:space="preserve">, </w:t>
+      </w:r>
+      <w:r>
+        <w:rPr>
+          <w:i/>
+          <w:iCs/>
+          <w:lang w:val="fr-FR"/>
+        </w:rPr>
+        <w:t>LogDice</w:t>
+      </w:r>
+      <w:r>
+        <w:rPr>
+          <w:lang w:val="fr-FR"/>
+        </w:rPr>
+        <w:t xml:space="preserve">, </w:t>
+      </w:r>
+      <w:r>
+        <w:rPr>
+          <w:i/>
+          <w:iCs/>
+          <w:lang w:val="fr-FR"/>
+        </w:rPr>
+        <w:t>MI.log-f</w:t>
+      </w:r>
+      <w:r>
+        <w:rPr>
+          <w:lang w:val="fr-FR"/>
+        </w:rPr>
+        <w:t xml:space="preserve"> et </w:t>
+      </w:r>
+      <w:r>
+        <w:rPr>
+          <w:i/>
+          <w:iCs/>
+          <w:lang w:val="fr-FR"/>
+        </w:rPr>
+        <w:t>minimum sensitivity</w:t>
+      </w:r>
+      <w:r>
+        <w:rPr>
+          <w:lang w:val="fr-FR"/>
+        </w:rPr>
+        <w:t>. C</w:t>
+      </w:r>
+      <w:r>
+        <w:rPr>
+          <w:lang w:val="fr-FR"/>
+        </w:rPr>
+        <w:t>e</w:t>
+      </w:r>
+      <w:r>
+        <w:rPr>
+          <w:lang w:val="fr-FR"/>
+        </w:rPr>
+        <w:t xml:space="preserve">la demande </w:t>
+      </w:r>
+      <w:r>
+        <w:rPr>
+          <w:lang w:val="fr-FR"/>
+        </w:rPr>
+        <w:t xml:space="preserve">à l’utilisateur beaucoup d’expertise statistique pour comprendre </w:t>
+      </w:r>
+      <w:r>
+        <w:rPr>
+          <w:lang w:val="fr-FR"/>
+        </w:rPr>
+        <w:t xml:space="preserve">les résultats qu’il obtient, au risque qu’il prenne celui qui lui plaise plutôt que </w:t>
+      </w:r>
+      <w:r>
+        <w:rPr>
+          <w:lang w:val="fr-FR"/>
+        </w:rPr>
+        <w:t>de percer son corpus.</w:t>
+      </w:r>
+    </w:p>
+    <w:p>
+      <w:pPr>
+        <w:ind w:firstLine="708"/>
+        <w:rPr>
+          <w:lang w:val="fr-FR"/>
+        </w:rPr>
+      </w:pPr>
+      <w:r>
+        <w:rPr>
+          <w:lang w:val="fr-FR"/>
+        </w:rPr>
+        <w:t>Il</w:t>
+      </w:r>
+      <w:r>
+        <w:rPr>
+          <w:lang w:val="fr-FR"/>
+        </w:rPr>
+        <w:t xml:space="preserve"> est</w:t>
+      </w:r>
+      <w:r>
+        <w:rPr>
+          <w:lang w:val="fr-FR"/>
+        </w:rPr>
+        <w:t xml:space="preserve"> beaucoup</w:t>
+      </w:r>
+      <w:r>
+        <w:rPr>
+          <w:lang w:val="fr-FR"/>
+        </w:rPr>
+        <w:t xml:space="preserve"> plus </w:t>
+      </w:r>
+      <w:r>
+        <w:rPr>
+          <w:lang w:val="fr-FR"/>
+        </w:rPr>
+        <w:t>intuitif</w:t>
+      </w:r>
+      <w:r>
+        <w:rPr>
+          <w:lang w:val="fr-FR"/>
+        </w:rPr>
+        <w:t xml:space="preserve"> d’offrir un paramètre</w:t>
+      </w:r>
+      <w:r>
+        <w:rPr>
+          <w:lang w:val="fr-FR"/>
+        </w:rPr>
+        <w:t xml:space="preserve"> continu</w:t>
+      </w:r>
+      <w:r>
+        <w:rPr>
+          <w:lang w:val="fr-FR"/>
+        </w:rPr>
+        <w:t xml:space="preserve"> </w:t>
+      </w:r>
+      <w:r>
+        <w:rPr>
+          <w:lang w:val="fr-FR"/>
+        </w:rPr>
+        <w:t xml:space="preserve">qui permet à un utilisateur d’observer et comprendre la nature de la variation en voyant évoluer sa liste de mots-clés. </w:t>
+      </w:r>
+      <w:r>
+        <w:rPr>
+          <w:lang w:val="fr-FR"/>
+        </w:rPr>
+        <w:t>L</w:t>
+      </w:r>
+      <w:r>
+        <w:rPr>
+          <w:lang w:val="fr-FR"/>
+        </w:rPr>
+        <w:t xml:space="preserve">’esprit </w:t>
+      </w:r>
+      <w:r>
+        <w:rPr>
+          <w:lang w:val="fr-FR"/>
+        </w:rPr>
+        <w:t>peut</w:t>
+      </w:r>
+      <w:r>
+        <w:rPr>
+          <w:lang w:val="fr-FR"/>
+        </w:rPr>
+        <w:t xml:space="preserve"> se faire une idée </w:t>
+      </w:r>
+      <w:r>
+        <w:rPr>
+          <w:lang w:val="fr-FR"/>
+        </w:rPr>
+        <w:t xml:space="preserve">assez </w:t>
+      </w:r>
+      <w:r>
+        <w:rPr>
+          <w:lang w:val="fr-FR"/>
+        </w:rPr>
+        <w:t>juste</w:t>
+      </w:r>
+      <w:r>
+        <w:rPr>
+          <w:lang w:val="fr-FR"/>
+        </w:rPr>
+        <w:t xml:space="preserve"> d’un phénomène</w:t>
+      </w:r>
+      <w:r>
+        <w:rPr>
+          <w:lang w:val="fr-FR"/>
+        </w:rPr>
+        <w:t xml:space="preserve"> en saisissant </w:t>
+      </w:r>
+      <w:r>
+        <w:rPr>
+          <w:lang w:val="fr-FR"/>
+        </w:rPr>
+        <w:t>son</w:t>
+      </w:r>
+      <w:r>
+        <w:rPr>
+          <w:lang w:val="fr-FR"/>
+        </w:rPr>
+        <w:t xml:space="preserve"> mouvement</w:t>
+      </w:r>
+      <w:r>
+        <w:rPr>
+          <w:lang w:val="fr-FR"/>
+        </w:rPr>
+        <w:t>, comme nous savons lire la trajectoire d’une balle sans pourtant calculer son énergie cinétique et la pesanteur.</w:t>
+      </w:r>
+    </w:p>
+    <w:p>
+      <w:pPr>
+        <w:ind w:firstLine="0"/>
+        <w:rPr>
+          <w:lang w:val="fr-FR"/>
+        </w:rPr>
+      </w:pPr>
+    </w:p>
+    <w:p>
+      <w:pPr>
+        <w:ind w:firstLine="0"/>
+        <w:rPr>
+          <w:lang w:val="fr-FR"/>
+        </w:rPr>
+      </w:pPr>
+      <w:r>
+        <w:rPr>
+          <w:lang w:val="fr-FR"/>
+        </w:rPr>
+        <w:t>Trouver une formule paramétrable est intéressant, encore faut-il que la variation couvre le spectre souhaité.</w:t>
+      </w:r>
+    </w:p>
+    <w:p>
+      <w:pPr>
+        <w:ind w:firstLine="0"/>
+        <w:rPr>
+          <w:lang w:val="fr-FR"/>
+        </w:rPr>
+      </w:pPr>
+    </w:p>
+    <w:p>
+      <w:pPr>
+        <w:ind w:firstLine="0"/>
+        <w:rPr>
+          <w:lang w:val="fr-FR"/>
+        </w:rPr>
+      </w:pPr>
+      <w:r>
+        <w:rPr>
+          <w:lang w:val="fr-FR"/>
+        </w:rPr>
+        <w:t>Plusieurs formules connues offrent un paramétrage</w:t>
+      </w:r>
+      <w:r>
+        <w:rPr>
+          <w:lang w:val="fr-FR"/>
+        </w:rPr>
+        <w:t>.</w:t>
+      </w:r>
+    </w:p>
+    <w:p>
+      <w:pPr>
+        <w:ind w:firstLine="708"/>
+        <w:rPr>
+          <w:lang w:val="fr-FR"/>
+        </w:rPr>
+      </w:pPr>
+      <w:r>
+        <w:rPr>
+          <w:i/>
+          <w:iCs/>
+          <w:lang w:val="fr-FR"/>
+        </w:rPr>
+        <w:t>Simplemath</w:t>
+      </w:r>
+      <w:r>
+        <w:rPr>
+          <w:lang w:val="fr-FR"/>
+        </w:rPr>
+        <w:t xml:space="preserve">s et </w:t>
+      </w:r>
+      <w:r>
+        <w:rPr>
+          <w:i/>
+          <w:iCs/>
+          <w:lang w:val="fr-FR"/>
+        </w:rPr>
+        <w:t>bm25</w:t>
+      </w:r>
+      <w:r>
+        <w:rPr>
+          <w:lang w:val="fr-FR"/>
+        </w:rPr>
+        <w:t xml:space="preserve"> peuvent</w:t>
+      </w:r>
+      <w:r>
+        <w:rPr>
+          <w:lang w:val="fr-FR"/>
+        </w:rPr>
+        <w:t xml:space="preserve"> être réglé</w:t>
+      </w:r>
+      <w:r>
+        <w:rPr>
+          <w:lang w:val="fr-FR"/>
+        </w:rPr>
+        <w:t>e</w:t>
+      </w:r>
+      <w:r>
+        <w:rPr>
+          <w:lang w:val="fr-FR"/>
+        </w:rPr>
+        <w:t>s pour tendre vers</w:t>
+      </w:r>
+      <w:r>
+        <w:rPr>
+          <w:lang w:val="fr-FR"/>
+        </w:rPr>
+        <w:t xml:space="preserve"> </w:t>
+      </w:r>
+      <w:r>
+        <w:rPr>
+          <w:i/>
+          <w:iCs/>
+          <w:lang w:val="fr-FR"/>
+        </w:rPr>
+        <w:t>extf</w:t>
+      </w:r>
+      <w:r>
+        <w:rPr>
+          <w:lang w:val="fr-FR"/>
+        </w:rPr>
+        <w:t xml:space="preserve">, </w:t>
+      </w:r>
+      <w:r>
+        <w:rPr>
+          <w:lang w:val="fr-FR"/>
+        </w:rPr>
+        <w:t>(dans le graphique remarquer</w:t>
+      </w:r>
+      <w:r>
+        <w:rPr>
+          <w:lang w:val="fr-FR"/>
+        </w:rPr>
+        <w:t xml:space="preserve"> </w:t>
+      </w:r>
+      <w:r>
+        <w:rPr>
+          <w:i/>
+          <w:iCs/>
+          <w:lang w:val="fr-FR"/>
+        </w:rPr>
+        <w:t>simplemaths</w:t>
+      </w:r>
+      <w:r>
+        <w:rPr>
+          <w:lang w:val="fr-FR"/>
+        </w:rPr>
+        <w:t xml:space="preserve"> </w:t>
+      </w:r>
+      <w:r>
+        <w:rPr>
+          <w:lang w:val="fr-FR"/>
+        </w:rPr>
+        <w:t xml:space="preserve">et </w:t>
+      </w:r>
+      <w:r>
+        <w:rPr>
+          <w:i/>
+          <w:iCs/>
+          <w:lang w:val="fr-FR"/>
+        </w:rPr>
+        <w:t>simplemathsk1</w:t>
+      </w:r>
+      <w:r>
+        <w:rPr>
+          <w:lang w:val="fr-FR"/>
+        </w:rPr>
+        <w:t> </w:t>
+      </w:r>
+      <w:r>
+        <w:rPr>
+          <w:lang w:val="fr-FR"/>
+        </w:rPr>
+        <w:t xml:space="preserve">; </w:t>
+      </w:r>
+      <w:r>
+        <w:rPr>
+          <w:i/>
+          <w:iCs/>
+          <w:lang w:val="fr-FR"/>
+        </w:rPr>
+        <w:t>bm25</w:t>
+      </w:r>
+      <w:r>
+        <w:rPr>
+          <w:i/>
+          <w:iCs/>
+          <w:lang w:val="fr-FR"/>
+        </w:rPr>
+        <w:t>k100b1</w:t>
+      </w:r>
+      <w:r>
+        <w:rPr>
+          <w:lang w:val="fr-FR"/>
+        </w:rPr>
+        <w:t xml:space="preserve"> et </w:t>
+      </w:r>
+      <w:r>
+        <w:rPr>
+          <w:i/>
+          <w:iCs/>
+          <w:lang w:val="fr-FR"/>
+        </w:rPr>
+        <w:t>bm25</w:t>
+      </w:r>
+      <w:r>
+        <w:rPr>
+          <w:lang w:val="fr-FR"/>
+        </w:rPr>
+        <w:t>)</w:t>
+      </w:r>
+      <w:r>
+        <w:rPr>
+          <w:lang w:val="fr-FR"/>
+        </w:rPr>
+        <w:t>. Cependant ces fonctions ne peuvent pas tendre vers</w:t>
+      </w:r>
+      <w:r>
+        <w:rPr>
+          <w:lang w:val="fr-FR"/>
+        </w:rPr>
+        <w:t xml:space="preserve"> </w:t>
+      </w:r>
+      <w:r>
+        <w:rPr>
+          <w:i/>
+          <w:iCs/>
+          <w:lang w:val="fr-FR"/>
+        </w:rPr>
+        <w:t>tf</w:t>
+      </w:r>
+      <w:r>
+        <w:rPr>
+          <w:lang w:val="fr-FR"/>
+        </w:rPr>
+        <w:t>.</w:t>
+      </w:r>
+    </w:p>
+    <w:p>
+      <w:pPr>
+        <w:ind w:firstLine="708"/>
+      </w:pPr>
+      <w:r>
+        <w:rPr>
+          <w:lang w:val="fr-FR"/>
+        </w:rPr>
+        <w:t xml:space="preserve">Le classique </w:t>
+      </w:r>
+      <w:r>
+        <w:rPr>
+          <w:i/>
+          <w:iCs/>
+          <w:lang w:val="fr-FR"/>
+        </w:rPr>
+        <w:t>tf</w:t>
+      </w:r>
+      <w:r>
+        <w:rPr>
+          <w:i/>
+          <w:iCs/>
+          <w:lang w:val="fr-FR"/>
+        </w:rPr>
+        <w:t>-</w:t>
+      </w:r>
+      <w:r>
+        <w:rPr>
+          <w:i/>
+          <w:iCs/>
+          <w:lang w:val="fr-FR"/>
+        </w:rPr>
+        <w:t>idf</w:t>
+      </w:r>
+      <w:r>
+        <w:rPr>
+          <w:i/>
+          <w:iCs/>
+        </w:rPr>
+        <w:t>α</w:t>
+      </w:r>
+      <w:r>
+        <w:rPr>
+          <w:lang w:val="fr-FR"/>
+        </w:rPr>
+        <w:t xml:space="preserve"> couvre le spectre par un effet mathématique élémentaire. Soit </w:t>
+      </w:r>
+      <w:r>
+        <w:rPr>
+          <w:i/>
+          <w:iCs/>
+          <w:lang w:val="fr-FR"/>
+        </w:rPr>
+        <w:t>tf</w:t>
+      </w:r>
+      <w:r>
+        <w:rPr>
+          <w:lang w:val="fr-FR"/>
+        </w:rPr>
+        <w:t>/</w:t>
+      </w:r>
+      <w:r>
+        <w:rPr>
+          <w:i/>
+          <w:iCs/>
+          <w:lang w:val="fr-FR"/>
+        </w:rPr>
+        <w:t>df</w:t>
+      </w:r>
+      <w:r>
+        <w:rPr>
+          <w:i/>
+          <w:iCs/>
+          <w:vertAlign w:val="superscript"/>
+        </w:rPr>
+        <w:t>α</w:t>
+      </w:r>
+      <w:r>
+        <w:t xml:space="preserve">, où </w:t>
+      </w:r>
+      <w:r>
+        <w:rPr>
+          <w:i/>
+          <w:iCs/>
+        </w:rPr>
+        <w:t>tf</w:t>
+      </w:r>
+      <w:r>
+        <w:t xml:space="preserve"> (</w:t>
+      </w:r>
+      <w:r>
+        <w:rPr>
+          <w:i/>
+          <w:iCs/>
+        </w:rPr>
+        <w:t>term frequency</w:t>
+      </w:r>
+      <w:r>
+        <w:t xml:space="preserve">) est la fréquence d’un terme dans le texte observé, et </w:t>
+      </w:r>
+      <w:r>
+        <w:rPr>
+          <w:i/>
+          <w:iCs/>
+        </w:rPr>
+        <w:t>df</w:t>
+      </w:r>
+      <w:r>
+        <w:t xml:space="preserve"> (</w:t>
+      </w:r>
+      <w:r>
+        <w:rPr>
+          <w:i/>
+          <w:iCs/>
+        </w:rPr>
+        <w:t>document frequency</w:t>
+      </w:r>
+      <w:r>
+        <w:t xml:space="preserve">) est le nombre de textes où apparaît ce terme. </w:t>
+      </w:r>
+      <w:r>
+        <w:t xml:space="preserve">Si </w:t>
+      </w:r>
+      <w:r>
+        <w:rPr>
+          <w:i/>
+          <w:iCs/>
+        </w:rPr>
+        <w:t>α</w:t>
+      </w:r>
+      <w:r>
+        <w:t>=0,</w:t>
+      </w:r>
+      <w:r>
+        <w:t xml:space="preserve"> alors</w:t>
+      </w:r>
+      <w:r>
+        <w:t xml:space="preserve"> le dénominateur</w:t>
+      </w:r>
+      <w:r>
+        <w:t xml:space="preserve"> </w:t>
+      </w:r>
+      <w:r>
+        <w:rPr>
+          <w:i/>
+          <w:iCs/>
+          <w:lang w:val="fr-FR"/>
+        </w:rPr>
+        <w:t>df</w:t>
+      </w:r>
+      <w:r>
+        <w:rPr>
+          <w:i/>
+          <w:iCs/>
+          <w:vertAlign w:val="superscript"/>
+        </w:rPr>
+        <w:t>α</w:t>
+      </w:r>
+      <w:r>
+        <w:t xml:space="preserve">=1, donc </w:t>
+      </w:r>
+      <w:r>
+        <w:rPr>
+          <w:i/>
+          <w:iCs/>
+          <w:lang w:val="fr-FR"/>
+        </w:rPr>
+        <w:t>tf</w:t>
+      </w:r>
+      <w:r>
+        <w:rPr>
+          <w:lang w:val="fr-FR"/>
+        </w:rPr>
+        <w:t>/</w:t>
+      </w:r>
+      <w:r>
+        <w:rPr>
+          <w:i/>
+          <w:iCs/>
+          <w:lang w:val="fr-FR"/>
+        </w:rPr>
+        <w:t>df</w:t>
+      </w:r>
+      <w:r>
+        <w:rPr>
+          <w:i/>
+          <w:iCs/>
+          <w:vertAlign w:val="superscript"/>
+        </w:rPr>
+        <w:t>α</w:t>
+      </w:r>
+      <w:r>
+        <w:t>=</w:t>
+      </w:r>
+      <w:r>
+        <w:rPr>
+          <w:i/>
+          <w:iCs/>
+        </w:rPr>
+        <w:t>tf</w:t>
+      </w:r>
+      <w:r>
+        <w:t xml:space="preserve">, la fréquence relative brute. </w:t>
+      </w:r>
+      <w:r>
+        <w:t>Plus</w:t>
+      </w:r>
+      <w:r>
+        <w:t xml:space="preserve"> </w:t>
+      </w:r>
+      <w:r>
+        <w:rPr>
+          <w:i/>
+          <w:iCs/>
+        </w:rPr>
+        <w:t>α</w:t>
+      </w:r>
+      <w:r>
+        <w:rPr>
+          <w:vertAlign w:val="superscript"/>
+        </w:rPr>
+        <w:t xml:space="preserve"> </w:t>
+      </w:r>
+      <w:r>
+        <w:t xml:space="preserve">augmente, plus </w:t>
+      </w:r>
+      <w:r>
+        <w:rPr>
+          <w:i/>
+          <w:iCs/>
+          <w:lang w:val="fr-FR"/>
+        </w:rPr>
+        <w:t>tf</w:t>
+      </w:r>
+      <w:r>
+        <w:rPr>
+          <w:i/>
+          <w:iCs/>
+          <w:lang w:val="fr-FR"/>
+        </w:rPr>
+        <w:t>-</w:t>
+      </w:r>
+      <w:r>
+        <w:rPr>
+          <w:i/>
+          <w:iCs/>
+          <w:lang w:val="fr-FR"/>
+        </w:rPr>
+        <w:t>idf</w:t>
+      </w:r>
+      <w:r>
+        <w:rPr>
+          <w:i/>
+          <w:iCs/>
+        </w:rPr>
+        <w:t>α</w:t>
+      </w:r>
+      <w:r>
+        <w:t xml:space="preserve"> tend vers </w:t>
+      </w:r>
+      <w:r>
+        <w:rPr>
+          <w:i/>
+          <w:iCs/>
+        </w:rPr>
+        <w:t>extf</w:t>
+      </w:r>
+      <w:r>
+        <w:t xml:space="preserve">, </w:t>
+      </w:r>
+      <w:r>
+        <w:t>les mots exclusifs sont promus, les mots partagés sont dépréciés. En effet, un mot exclusif est présent dans un seul document</w:t>
+      </w:r>
+      <w:r>
+        <w:t>,</w:t>
+      </w:r>
+      <w:r>
+        <w:t xml:space="preserve"> </w:t>
+      </w:r>
+      <w:r>
+        <w:rPr>
+          <w:i/>
+          <w:iCs/>
+        </w:rPr>
+        <w:t>df</w:t>
+      </w:r>
+      <w:r>
+        <w:t xml:space="preserve">=1, son </w:t>
+      </w:r>
+      <w:r>
+        <w:rPr>
+          <w:i/>
+          <w:iCs/>
+          <w:lang w:val="fr-FR"/>
+        </w:rPr>
+        <w:t>tf</w:t>
+      </w:r>
+      <w:r>
+        <w:rPr>
+          <w:i/>
+          <w:iCs/>
+          <w:lang w:val="fr-FR"/>
+        </w:rPr>
+        <w:t>-</w:t>
+      </w:r>
+      <w:r>
+        <w:rPr>
+          <w:i/>
+          <w:iCs/>
+          <w:lang w:val="fr-FR"/>
+        </w:rPr>
+        <w:t>idf</w:t>
+      </w:r>
+      <w:r>
+        <w:rPr>
+          <w:i/>
+          <w:iCs/>
+        </w:rPr>
+        <w:t>α</w:t>
+      </w:r>
+      <w:r>
+        <w:t xml:space="preserve"> restera toujours égal à </w:t>
+      </w:r>
+      <w:r>
+        <w:rPr>
+          <w:i/>
+          <w:iCs/>
+        </w:rPr>
+        <w:t>tf</w:t>
+      </w:r>
+      <w:r>
+        <w:t xml:space="preserve"> = </w:t>
+      </w:r>
+      <w:r>
+        <w:rPr>
+          <w:i/>
+          <w:iCs/>
+        </w:rPr>
+        <w:t>tf</w:t>
+      </w:r>
+      <w:r>
+        <w:t>/1</w:t>
+      </w:r>
+      <w:r>
+        <w:rPr>
+          <w:i/>
+          <w:iCs/>
+          <w:vertAlign w:val="superscript"/>
+        </w:rPr>
+        <w:t>α</w:t>
+      </w:r>
+      <w:r>
+        <w:t xml:space="preserve"> = </w:t>
+      </w:r>
+      <w:r>
+        <w:rPr>
+          <w:i/>
+          <w:iCs/>
+        </w:rPr>
+        <w:t>tf</w:t>
+      </w:r>
+      <w:r>
+        <w:t>/</w:t>
+      </w:r>
+      <w:r>
+        <w:t xml:space="preserve">1. Par contre, si un mot est présent dans 2 documents, même s’il est très fréquent, par exemple </w:t>
+      </w:r>
+      <w:r>
+        <w:rPr>
+          <w:i/>
+          <w:iCs/>
+        </w:rPr>
+        <w:t>tf</w:t>
+      </w:r>
+      <w:r>
+        <w:t xml:space="preserve"> = 1000 occurrences, son score peut être en dessous de 1, donc en dessous de tous les </w:t>
+      </w:r>
+      <w:r>
+        <w:rPr>
+          <w:i/>
+          <w:iCs/>
+        </w:rPr>
+        <w:t>tf</w:t>
+      </w:r>
+      <w:r>
+        <w:t xml:space="preserve">, par exemple avec </w:t>
+      </w:r>
+      <w:r>
+        <w:rPr>
+          <w:i/>
+          <w:iCs/>
+        </w:rPr>
+        <w:t>α</w:t>
+      </w:r>
+      <w:r>
+        <w:t>=10</w:t>
+      </w:r>
+      <w:r>
+        <w:t>, 1000/2</w:t>
+      </w:r>
+      <w:r>
+        <w:rPr>
+          <w:vertAlign w:val="superscript"/>
+        </w:rPr>
+        <w:t>10</w:t>
+      </w:r>
+      <w:r>
+        <w:t xml:space="preserve"> = 1000/1024 </w:t>
+      </w:r>
+      <w:r>
+        <w:rPr>
+          <w:rFonts w:ascii="Cambria Math" w:hAnsi="Cambria Math" w:cs="Cambria Math"/>
+        </w:rPr>
+        <w:t>≃</w:t>
+      </w:r>
+      <w:r>
+        <w:t xml:space="preserve"> 0,98.</w:t>
+      </w:r>
+    </w:p>
+    <w:p>
+      <w:pPr>
+        <w:ind w:firstLine="708"/>
+      </w:pPr>
+      <w:r>
+        <w:t xml:space="preserve">Les </w:t>
+      </w:r>
+      <w:r>
+        <w:rPr>
+          <w:i/>
+          <w:iCs/>
+        </w:rPr>
+        <w:t>tfidfa#</w:t>
+      </w:r>
+      <w:r>
+        <w:t xml:space="preserve"> du graphiques (</w:t>
+      </w:r>
+      <w:r>
+        <w:rPr>
+          <w:i/>
+          <w:iCs/>
+        </w:rPr>
+        <w:t>tfidfa0</w:t>
+      </w:r>
+      <w:r>
+        <w:t xml:space="preserve">, </w:t>
+      </w:r>
+      <w:r>
+        <w:rPr>
+          <w:i/>
+          <w:iCs/>
+        </w:rPr>
+        <w:t>tfidfa0</w:t>
+      </w:r>
+      <w:r>
+        <w:rPr>
+          <w:i/>
+          <w:iCs/>
+        </w:rPr>
+        <w:t xml:space="preserve">.5, </w:t>
+      </w:r>
+      <w:r>
+        <w:rPr>
+          <w:i/>
+          <w:iCs/>
+        </w:rPr>
+        <w:t>tfidfa</w:t>
+      </w:r>
+      <w:r>
+        <w:rPr>
+          <w:i/>
+          <w:iCs/>
+        </w:rPr>
+        <w:t>1</w:t>
+      </w:r>
+      <w:r>
+        <w:rPr>
+          <w:i/>
+          <w:iCs/>
+        </w:rPr>
+        <w:t>,</w:t>
+      </w:r>
+      <w:r>
+        <w:rPr>
+          <w:i/>
+          <w:iCs/>
+        </w:rPr>
+        <w:t xml:space="preserve"> </w:t>
+      </w:r>
+      <w:r>
+        <w:rPr>
+          <w:i/>
+          <w:iCs/>
+        </w:rPr>
+        <w:t>tfidfa</w:t>
+      </w:r>
+      <w:r>
+        <w:rPr>
+          <w:i/>
+          <w:iCs/>
+        </w:rPr>
+        <w:t>2</w:t>
+      </w:r>
+      <w:r>
+        <w:rPr>
+          <w:i/>
+          <w:iCs/>
+        </w:rPr>
+        <w:t>,</w:t>
+      </w:r>
+      <w:r>
+        <w:rPr>
+          <w:i/>
+          <w:iCs/>
+        </w:rPr>
+        <w:t xml:space="preserve"> </w:t>
+      </w:r>
+      <w:r>
+        <w:rPr>
+          <w:i/>
+          <w:iCs/>
+        </w:rPr>
+        <w:t>tfidfa</w:t>
+      </w:r>
+      <w:r>
+        <w:rPr>
+          <w:i/>
+          <w:iCs/>
+        </w:rPr>
+        <w:t>4…</w:t>
+      </w:r>
+      <w:r>
+        <w:t>)</w:t>
+      </w:r>
+      <w:r>
+        <w:t xml:space="preserve"> parc</w:t>
+      </w:r>
+      <w:r>
+        <w:t>ourent un arc continu</w:t>
+      </w:r>
+      <w:r>
+        <w:t>.</w:t>
+      </w:r>
+      <w:r>
+        <w:t xml:space="preserve"> </w:t>
+      </w:r>
+      <w:r>
+        <w:rPr>
+          <w:i/>
+          <w:iCs/>
+        </w:rPr>
+        <w:t>Tfidfa16</w:t>
+      </w:r>
+      <w:r>
+        <w:t xml:space="preserve"> n’aboutit pas exactement à </w:t>
+      </w:r>
+      <w:r>
+        <w:rPr>
+          <w:i/>
+          <w:iCs/>
+        </w:rPr>
+        <w:t>extf</w:t>
+      </w:r>
+      <w:r>
+        <w:t>, car les listes de mots clés ne sont pas identiques. Un</w:t>
+      </w:r>
+      <w:r>
+        <w:t>e</w:t>
+      </w:r>
+      <w:r>
+        <w:t xml:space="preserve"> liste </w:t>
+      </w:r>
+      <w:r>
+        <w:rPr>
+          <w:i/>
+          <w:iCs/>
+        </w:rPr>
+        <w:t>extf</w:t>
+      </w:r>
+      <w:r>
+        <w:t xml:space="preserve"> peut avoir moins de 100 mots pour les chapitres courts, tandis que </w:t>
+      </w:r>
+      <w:r>
+        <w:rPr>
+          <w:i/>
+          <w:iCs/>
+        </w:rPr>
+        <w:t>t</w:t>
+      </w:r>
+      <w:r>
+        <w:rPr>
+          <w:i/>
+          <w:iCs/>
+        </w:rPr>
+        <w:t>fidfa16</w:t>
+      </w:r>
+      <w:r>
+        <w:t xml:space="preserve"> gardera en queue des mots très fréquents quoique partagés, ce qui est sémantiquement utile, et facilement supprimable (score &lt; 1).</w:t>
+      </w:r>
+    </w:p>
+    <w:p>
+      <w:pPr>
+        <w:ind w:firstLine="708"/>
+      </w:pPr>
+      <w:r>
+        <w:rPr>
+          <w:i/>
+          <w:iCs/>
+          <w:lang w:val="fr-FR"/>
+        </w:rPr>
+        <w:t>T</w:t>
+      </w:r>
+      <w:r>
+        <w:rPr>
+          <w:i/>
+          <w:iCs/>
+          <w:lang w:val="fr-FR"/>
+        </w:rPr>
+        <w:t>f</w:t>
+      </w:r>
+      <w:r>
+        <w:rPr>
+          <w:i/>
+          <w:iCs/>
+          <w:lang w:val="fr-FR"/>
+        </w:rPr>
+        <w:t>-</w:t>
+      </w:r>
+      <w:r>
+        <w:rPr>
+          <w:i/>
+          <w:iCs/>
+          <w:lang w:val="fr-FR"/>
+        </w:rPr>
+        <w:t>idf</w:t>
+      </w:r>
+      <w:r>
+        <w:rPr>
+          <w:i/>
+          <w:iCs/>
+        </w:rPr>
+        <w:t>α</w:t>
+      </w:r>
+      <w:r>
+        <w:t xml:space="preserve"> est une formule </w:t>
+      </w:r>
+      <w:r>
+        <w:t>attractive,</w:t>
+      </w:r>
+      <w:r>
+        <w:t xml:space="preserve"> elle a cependant un inconvénient, elle dépend de la variable </w:t>
+      </w:r>
+      <w:r>
+        <w:rPr>
+          <w:i/>
+          <w:iCs/>
+        </w:rPr>
+        <w:t>df</w:t>
+      </w:r>
+      <w:r>
+        <w:t xml:space="preserve"> (</w:t>
+      </w:r>
+      <w:r>
+        <w:rPr>
+          <w:i/>
+          <w:iCs/>
+        </w:rPr>
+        <w:t>document frequency</w:t>
+      </w:r>
+      <w:r>
+        <w:t xml:space="preserve">, nombre </w:t>
+      </w:r>
+      <w:r>
+        <w:t>de textes</w:t>
+      </w:r>
+      <w:r>
+        <w:t>)</w:t>
+      </w:r>
+      <w:r>
+        <w:t>. Ces scores ne sont pas seulement utiles dans un contexte de corpus divisés en documents de taille comparable. Par exemple, quand on veut comparer un roman aux autres d’un auteur, mais aussi à ces contes et nouvelles, nous ne sommes plus dans une division documentaire homogène, mais plutôt une mesure sur un lot d’unités contre les autres.</w:t>
+      </w:r>
+    </w:p>
+    <w:p>
+      <w:pPr>
+        <w:ind w:firstLine="0"/>
+      </w:pPr>
+    </w:p>
+    <w:p>
+      <w:pPr>
+        <w:ind w:firstLine="0"/>
+      </w:pPr>
+    </w:p>
+    <w:p>
+      <w:pPr>
+        <w:ind w:firstLine="0"/>
+      </w:pPr>
+    </w:p>
+    <w:p>
+      <w:pPr>
+        <w:ind w:firstLine="708"/>
+        <w:rPr>
+          <w:lang w:val="fr-FR"/>
+        </w:rPr>
+      </w:pPr>
+      <w:r>
+        <w:rPr>
+          <w:lang w:val="fr-FR"/>
+        </w:rPr>
+        <w:t>Ce qui est un résultat nouveau, c’est que les autres formules de la littérature se place</w:t>
+      </w:r>
+      <w:r>
+        <w:rPr>
+          <w:lang w:val="fr-FR"/>
+        </w:rPr>
+        <w:t>nt</w:t>
+      </w:r>
+      <w:r>
+        <w:rPr>
+          <w:lang w:val="fr-FR"/>
+        </w:rPr>
+        <w:t xml:space="preserve"> assez bien sur la même </w:t>
+      </w:r>
+      <w:r>
+        <w:rPr>
+          <w:lang w:val="fr-FR"/>
+        </w:rPr>
+        <w:t>trajectoire</w:t>
+      </w:r>
+      <w:r>
+        <w:rPr>
+          <w:lang w:val="fr-FR"/>
+        </w:rPr>
+        <w:t xml:space="preserve"> que les di</w:t>
+      </w:r>
+      <w:r>
+        <w:rPr>
+          <w:lang w:val="fr-FR"/>
+        </w:rPr>
+        <w:t xml:space="preserve">fférents </w:t>
+      </w:r>
+      <w:r>
+        <w:rPr>
+          <w:i/>
+          <w:iCs/>
+        </w:rPr>
+        <w:t>focalex</w:t>
+      </w:r>
+      <w:r>
+        <w:rPr>
+          <w:lang w:val="fr-FR"/>
+        </w:rPr>
+        <w:t xml:space="preserve">. </w:t>
+      </w:r>
+      <w:r>
+        <w:rPr>
+          <w:lang w:val="fr-FR"/>
+        </w:rPr>
+        <w:t>C</w:t>
+      </w:r>
+      <w:r>
+        <w:rPr>
+          <w:lang w:val="fr-FR"/>
+        </w:rPr>
+        <w:t xml:space="preserve">es </w:t>
+      </w:r>
+      <w:r>
+        <w:rPr>
+          <w:lang w:val="fr-FR"/>
+        </w:rPr>
+        <w:t>algorithmes</w:t>
+      </w:r>
+      <w:r>
+        <w:rPr>
+          <w:lang w:val="fr-FR"/>
+        </w:rPr>
+        <w:t xml:space="preserve"> sont pourtant très différents. </w:t>
+      </w:r>
+      <w:r>
+        <w:rPr>
+          <w:i/>
+          <w:iCs/>
+          <w:lang w:val="fr-FR"/>
+        </w:rPr>
+        <w:t>BM25</w:t>
+      </w:r>
+      <w:r>
+        <w:rPr>
+          <w:lang w:val="fr-FR"/>
+        </w:rPr>
+        <w:t xml:space="preserve"> et les </w:t>
+      </w:r>
+      <w:r>
+        <w:rPr>
+          <w:i/>
+          <w:iCs/>
+          <w:lang w:val="fr-FR"/>
+        </w:rPr>
+        <w:t>tfidf</w:t>
+      </w:r>
+      <w:r>
+        <w:rPr>
+          <w:lang w:val="fr-FR"/>
+        </w:rPr>
+        <w:t xml:space="preserve"> tiennent compte de la dispersion d’un terme </w:t>
+      </w:r>
+      <w:r>
+        <w:rPr>
+          <w:lang w:val="fr-FR"/>
+        </w:rPr>
+        <w:t>en utilisant</w:t>
+      </w:r>
+      <w:r>
+        <w:rPr>
+          <w:lang w:val="fr-FR"/>
+        </w:rPr>
+        <w:t xml:space="preserve"> la fréquence par document </w:t>
+      </w:r>
+      <w:r>
+        <w:rPr>
+          <w:i/>
+          <w:iCs/>
+          <w:lang w:val="fr-FR"/>
+        </w:rPr>
+        <w:t>df</w:t>
+      </w:r>
+      <w:r>
+        <w:rPr>
+          <w:lang w:val="fr-FR"/>
+        </w:rPr>
+        <w:t>,</w:t>
+      </w:r>
+      <w:r>
+        <w:rPr>
+          <w:lang w:val="fr-FR"/>
+        </w:rPr>
+        <w:t xml:space="preserve"> tandis que</w:t>
+      </w:r>
+      <w:r>
+        <w:rPr>
+          <w:lang w:val="fr-FR"/>
+        </w:rPr>
+        <w:t xml:space="preserve"> les autres se limitent à une comparaison du chapitre avec le reste du corpus. Les </w:t>
+      </w:r>
+      <w:r>
+        <w:rPr>
+          <w:lang w:val="fr-FR"/>
+        </w:rPr>
+        <w:t>paramètres sont</w:t>
+      </w:r>
+      <w:r>
+        <w:rPr>
+          <w:lang w:val="fr-FR"/>
+        </w:rPr>
+        <w:t xml:space="preserve"> </w:t>
+      </w:r>
+      <w:r>
+        <w:rPr>
+          <w:lang w:val="fr-FR"/>
+        </w:rPr>
+        <w:t xml:space="preserve">pondérés selon </w:t>
+      </w:r>
+      <w:r>
+        <w:rPr>
+          <w:lang w:val="fr-FR"/>
+        </w:rPr>
+        <w:t xml:space="preserve">des </w:t>
+      </w:r>
+      <w:r>
+        <w:rPr>
+          <w:lang w:val="fr-FR"/>
+        </w:rPr>
+        <w:t>échelles numériques très différentes</w:t>
+      </w:r>
+      <w:r>
+        <w:rPr>
+          <w:lang w:val="fr-FR"/>
+        </w:rPr>
+        <w:t xml:space="preserve"> : </w:t>
+      </w:r>
+      <w:r>
+        <w:rPr>
+          <w:lang w:val="fr-FR"/>
+        </w:rPr>
+        <w:t>linéaire (</w:t>
+      </w:r>
+      <w:r>
+        <w:rPr>
+          <w:i/>
+          <w:iCs/>
+          <w:lang w:val="fr-FR"/>
+        </w:rPr>
+        <w:t>tf</w:t>
+      </w:r>
+      <w:r>
+        <w:rPr>
+          <w:lang w:val="fr-FR"/>
+        </w:rPr>
+        <w:t xml:space="preserve">, </w:t>
+      </w:r>
+      <w:r>
+        <w:rPr>
+          <w:i/>
+          <w:iCs/>
+          <w:lang w:val="fr-FR"/>
+        </w:rPr>
+        <w:t>tfidf</w:t>
+      </w:r>
+      <w:r>
+        <w:rPr>
+          <w:lang w:val="fr-FR"/>
+        </w:rPr>
+        <w:t xml:space="preserve">, </w:t>
+      </w:r>
+      <w:r>
+        <w:rPr>
+          <w:i/>
+          <w:iCs/>
+          <w:lang w:val="fr-FR"/>
+        </w:rPr>
+        <w:t>simplemaths</w:t>
+      </w:r>
+      <w:r>
+        <w:rPr>
+          <w:lang w:val="fr-FR"/>
+        </w:rPr>
+        <w:t xml:space="preserve">), </w:t>
+      </w:r>
+      <w:r>
+        <w:rPr>
+          <w:lang w:val="fr-FR"/>
+        </w:rPr>
+        <w:t>carrée (</w:t>
+      </w:r>
+      <w:r>
+        <w:rPr>
+          <w:i/>
+          <w:iCs/>
+          <w:lang w:val="fr-FR"/>
+        </w:rPr>
+        <w:t>chi2</w:t>
+      </w:r>
+      <w:r>
+        <w:rPr>
+          <w:lang w:val="fr-FR"/>
+        </w:rPr>
+        <w:t>), logarithmique (</w:t>
+      </w:r>
+      <w:r>
+        <w:rPr>
+          <w:i/>
+          <w:iCs/>
+          <w:lang w:val="fr-FR"/>
+        </w:rPr>
+        <w:t>g2</w:t>
+      </w:r>
+      <w:r>
+        <w:rPr>
+          <w:lang w:val="fr-FR"/>
+        </w:rPr>
+        <w:t xml:space="preserve">, </w:t>
+      </w:r>
+      <w:r>
+        <w:rPr>
+          <w:i/>
+          <w:iCs/>
+          <w:lang w:val="fr-FR"/>
+        </w:rPr>
+        <w:t>tfidflog</w:t>
+      </w:r>
+      <w:r>
+        <w:rPr>
+          <w:lang w:val="fr-FR"/>
+        </w:rPr>
+        <w:t>)</w:t>
+      </w:r>
+      <w:r>
+        <w:rPr>
+          <w:lang w:val="fr-FR"/>
+        </w:rPr>
+        <w:t xml:space="preserve">, </w:t>
+      </w:r>
+      <w:r>
+        <w:rPr>
+          <w:lang w:val="fr-FR"/>
+        </w:rPr>
+        <w:t xml:space="preserve">ou </w:t>
+      </w:r>
+      <w:r>
+        <w:rPr>
+          <w:lang w:val="fr-FR"/>
+        </w:rPr>
+        <w:t>factorielle</w:t>
+      </w:r>
+      <w:r>
+        <w:rPr>
+          <w:lang w:val="fr-FR"/>
+        </w:rPr>
+        <w:t>,</w:t>
+      </w:r>
+      <w:r>
+        <w:rPr>
+          <w:lang w:val="fr-FR"/>
+        </w:rPr>
+        <w:t xml:space="preserve"> </w:t>
+      </w:r>
+      <w:r>
+        <w:rPr>
+          <w:lang w:val="fr-FR"/>
+        </w:rPr>
+        <w:t>c’est-à-dire</w:t>
+      </w:r>
+      <w:r>
+        <w:rPr>
+          <w:lang w:val="fr-FR"/>
+        </w:rPr>
+        <w:t xml:space="preserve"> hypergéométrique (</w:t>
+      </w:r>
+      <w:r>
+        <w:rPr>
+          <w:i/>
+          <w:iCs/>
+          <w:lang w:val="fr-FR"/>
+        </w:rPr>
+        <w:t>fisher</w:t>
+      </w:r>
+      <w:r>
+        <w:rPr>
+          <w:lang w:val="fr-FR"/>
+        </w:rPr>
+        <w:t xml:space="preserve">). </w:t>
+      </w:r>
+      <w:r>
+        <w:rPr>
+          <w:lang w:val="fr-FR"/>
+        </w:rPr>
+        <w:t xml:space="preserve">Toutefois lorsque ces scores sont utilisés pour ordonner une liste de mots-clés, on observe une loi qui confirme les impressions plus haut : les formules varient entre généralité et </w:t>
+      </w:r>
+      <w:r>
+        <w:rPr>
+          <w:lang w:val="fr-FR"/>
+        </w:rPr>
+        <w:t>exclusivité</w:t>
+      </w:r>
+      <w:r>
+        <w:rPr>
+          <w:lang w:val="fr-FR"/>
+        </w:rPr>
+        <w:t xml:space="preserve"> des mots relevés.</w:t>
+      </w:r>
+    </w:p>
+    <w:p>
+      <w:pPr>
+        <w:ind w:firstLine="0"/>
+        <w:rPr>
+          <w:lang w:val="fr-FR"/>
+        </w:rPr>
+      </w:pPr>
+    </w:p>
+    <w:p>
+      <w:pPr>
+        <w:ind w:firstLine="708"/>
+        <w:rPr>
+          <w:lang w:val="fr-FR"/>
+        </w:rPr>
+      </w:pPr>
+      <w:r>
+        <w:t xml:space="preserve">Soit </w:t>
+      </w:r>
+      <w:r>
+        <w:rPr>
+          <w:i/>
+          <w:iCs/>
+        </w:rPr>
+        <w:t>focalex</w:t>
+      </w:r>
+      <w:r>
+        <w:t>(</w:t>
+      </w:r>
+      <w:r>
+        <w:rPr>
+          <w:i/>
+          <w:iCs/>
+        </w:rPr>
+        <w:t>α</w:t>
+      </w:r>
+      <w:r>
+        <w:t xml:space="preserve">). Par construction </w:t>
+      </w:r>
+      <w:r>
+        <w:rPr>
+          <w:i/>
+          <w:iCs/>
+        </w:rPr>
+        <w:t>focalex</w:t>
+      </w:r>
+      <w:r>
+        <w:t>(0)=</w:t>
+      </w:r>
+      <w:r>
+        <w:rPr>
+          <w:i/>
+          <w:iCs/>
+        </w:rPr>
+        <w:t>tf</w:t>
+      </w:r>
+      <w:r>
+        <w:t xml:space="preserve">, </w:t>
+      </w:r>
+      <w:r>
+        <w:rPr>
+          <w:i/>
+          <w:iCs/>
+        </w:rPr>
+        <w:t>focalex</w:t>
+      </w:r>
+      <w:r>
+        <w:t>(</w:t>
+      </w:r>
+      <w:r>
+        <w:t>2</w:t>
+      </w:r>
+      <w:r>
+        <w:t>)=</w:t>
+      </w:r>
+      <w:r>
+        <w:t>ex</w:t>
+      </w:r>
+      <w:r>
+        <w:rPr>
+          <w:i/>
+          <w:iCs/>
+        </w:rPr>
+        <w:t>tf</w:t>
+      </w:r>
+      <w:r>
+        <w:t xml:space="preserve">, et </w:t>
+      </w:r>
+      <w:r>
+        <w:rPr>
+          <w:i/>
+          <w:iCs/>
+        </w:rPr>
+        <w:t>focalex</w:t>
+      </w:r>
+      <w:r>
+        <w:t>(1)=</w:t>
+      </w:r>
+      <w:r>
+        <w:rPr>
+          <w:i/>
+          <w:iCs/>
+        </w:rPr>
+        <w:t>specif</w:t>
+      </w:r>
+      <w:r>
+        <w:t xml:space="preserve">. Par </w:t>
+      </w:r>
+      <w:r>
+        <w:rPr>
+          <w:i/>
+          <w:iCs/>
+        </w:rPr>
+        <w:t>specif</w:t>
+      </w:r>
+      <w:r>
+        <w:t xml:space="preserve"> on entend une formule de spécificité</w:t>
+      </w:r>
+      <w:r>
+        <w:t>,</w:t>
+      </w:r>
+      <w:r>
+        <w:t xml:space="preserve"> </w:t>
+      </w:r>
+      <w:r>
+        <w:t>d</w:t>
+      </w:r>
+      <w:r>
+        <w:t xml:space="preserve">ans le graphe ci-dessus, c’est le test </w:t>
+      </w:r>
+      <w:r>
+        <w:rPr>
+          <w:i/>
+          <w:iCs/>
+        </w:rPr>
+        <w:t>G</w:t>
+      </w:r>
+      <w:r>
+        <w:rPr>
+          <w:i/>
+          <w:iCs/>
+          <w:vertAlign w:val="superscript"/>
+        </w:rPr>
+        <w:t>2</w:t>
+      </w:r>
+      <w:r>
+        <w:t>, mais d’autres ont été essayées. La variation est contrôlée par la formule suivante</w:t>
+      </w:r>
+      <w:r>
+        <w:t>.</w:t>
+      </w:r>
+      <w:r>
+        <w:t xml:space="preserve"> </w:t>
+      </w:r>
+      <w:r>
+        <w:t>S</w:t>
+      </w:r>
+      <w:r>
+        <w:t>i</w:t>
+      </w:r>
+      <w:r>
+        <w:t xml:space="preserve"> 0 </w:t>
+      </w:r>
+      <w:r>
+        <w:t>≤</w:t>
+      </w:r>
+      <w:r>
+        <w:t xml:space="preserve"> </w:t>
+      </w:r>
+      <w:r>
+        <w:rPr>
+          <w:i/>
+          <w:iCs/>
+        </w:rPr>
+        <w:t>α</w:t>
+      </w:r>
+      <w:r>
+        <w:t xml:space="preserve"> </w:t>
+      </w:r>
+      <w:r>
+        <w:t>≤</w:t>
+      </w:r>
+      <w:r>
+        <w:t xml:space="preserve"> 1, </w:t>
+      </w:r>
+      <w:r>
+        <w:rPr>
+          <w:i/>
+          <w:iCs/>
+        </w:rPr>
+        <w:t>focalex</w:t>
+      </w:r>
+      <w:r>
+        <w:t xml:space="preserve"> = </w:t>
+      </w:r>
+      <w:r>
+        <w:rPr>
+          <w:i/>
+          <w:iCs/>
+        </w:rPr>
+        <w:t>tf</w:t>
+      </w:r>
+      <w:r>
+        <w:rPr>
+          <w:vertAlign w:val="superscript"/>
+        </w:rPr>
+        <w:t>(1-</w:t>
+      </w:r>
+      <w:r>
+        <w:rPr>
+          <w:i/>
+          <w:iCs/>
+          <w:vertAlign w:val="superscript"/>
+        </w:rPr>
+        <w:t>α</w:t>
+      </w:r>
+      <w:r>
+        <w:rPr>
+          <w:vertAlign w:val="superscript"/>
+        </w:rPr>
+        <w:t>)</w:t>
+      </w:r>
+      <w:r>
+        <w:t xml:space="preserve"> </w:t>
+      </w:r>
+      <w:r>
+        <w:t>×</w:t>
+      </w:r>
+      <w:r>
+        <w:t xml:space="preserve"> </w:t>
+      </w:r>
+      <w:r>
+        <w:rPr>
+          <w:i/>
+          <w:iCs/>
+        </w:rPr>
+        <w:t>specif</w:t>
+      </w:r>
+      <w:r>
+        <w:rPr>
+          <w:vertAlign w:val="superscript"/>
+        </w:rPr>
+        <w:t>α</w:t>
+      </w:r>
+      <w:r>
+        <w:t>.</w:t>
+      </w:r>
+      <w:r>
+        <w:t xml:space="preserve"> On comprend alors que si </w:t>
+      </w:r>
+      <w:r>
+        <w:rPr>
+          <w:i/>
+          <w:iCs/>
+        </w:rPr>
+        <w:t>α</w:t>
+      </w:r>
+      <w:r>
+        <w:rPr>
+          <w:i/>
+          <w:iCs/>
+        </w:rPr>
+        <w:t xml:space="preserve"> </w:t>
+      </w:r>
+      <w:r>
+        <w:t xml:space="preserve">= 0, </w:t>
+      </w:r>
+      <w:r>
+        <w:rPr>
+          <w:i/>
+          <w:iCs/>
+        </w:rPr>
+        <w:t>focalex</w:t>
+      </w:r>
+      <w:r>
+        <w:t xml:space="preserve"> =</w:t>
+      </w:r>
+      <w:r>
+        <w:t xml:space="preserve"> </w:t>
+      </w:r>
+      <w:r>
+        <w:rPr>
+          <w:i/>
+          <w:iCs/>
+        </w:rPr>
+        <w:t>tf</w:t>
+      </w:r>
+      <w:r>
+        <w:rPr>
+          <w:vertAlign w:val="superscript"/>
+        </w:rPr>
+        <w:t>1</w:t>
+      </w:r>
+      <w:r>
+        <w:t xml:space="preserve"> </w:t>
+      </w:r>
+      <w:r>
+        <w:t>×</w:t>
+      </w:r>
+      <w:r>
+        <w:t xml:space="preserve"> </w:t>
+      </w:r>
+      <w:r>
+        <w:rPr>
+          <w:i/>
+          <w:iCs/>
+        </w:rPr>
+        <w:t>specif</w:t>
+      </w:r>
+      <w:r>
+        <w:rPr>
+          <w:vertAlign w:val="superscript"/>
+        </w:rPr>
+        <w:t>0</w:t>
+      </w:r>
+      <w:r>
+        <w:t xml:space="preserve"> = </w:t>
+      </w:r>
+      <w:r>
+        <w:rPr>
+          <w:i/>
+          <w:iCs/>
+        </w:rPr>
+        <w:t>tf</w:t>
+      </w:r>
+      <w:r>
+        <w:t xml:space="preserve"> ; et inversement, si </w:t>
+      </w:r>
+      <w:r>
+        <w:rPr>
+          <w:i/>
+          <w:iCs/>
+        </w:rPr>
+        <w:t>f</w:t>
+      </w:r>
+      <w:r>
+        <w:t xml:space="preserve"> = 1, </w:t>
+      </w:r>
+      <w:r>
+        <w:rPr>
+          <w:i/>
+          <w:iCs/>
+        </w:rPr>
+        <w:t>focalex</w:t>
+      </w:r>
+      <w:r>
+        <w:t xml:space="preserve"> = </w:t>
+      </w:r>
+      <w:r>
+        <w:rPr>
+          <w:i/>
+          <w:iCs/>
+        </w:rPr>
+        <w:t>specif</w:t>
+      </w:r>
+      <w:r>
+        <w:t>.</w:t>
+      </w:r>
+      <w:r>
+        <w:t xml:space="preserve"> L’augmentation de </w:t>
+      </w:r>
+      <w:r>
+        <w:rPr>
+          <w:i/>
+          <w:iCs/>
+        </w:rPr>
+        <w:t>α</w:t>
+      </w:r>
+      <w:r>
+        <w:t xml:space="preserve"> efface peu à peu la localité de la fréquence </w:t>
+      </w:r>
+      <w:r>
+        <w:rPr>
+          <w:i/>
+          <w:iCs/>
+        </w:rPr>
+        <w:t>tf</w:t>
+      </w:r>
+      <w:r>
+        <w:t xml:space="preserve"> par une spécificité tenant compte du reste du corpus.</w:t>
+      </w:r>
+      <w:r>
+        <w:t xml:space="preserve"> </w:t>
+      </w:r>
+      <w:r>
+        <w:t>Le</w:t>
+      </w:r>
+      <w:r>
+        <w:t xml:space="preserve"> procédé pour 1</w:t>
+      </w:r>
+      <w:r>
+        <w:t xml:space="preserve"> </w:t>
+      </w:r>
+      <w:r>
+        <w:t>≤</w:t>
+      </w:r>
+      <w:r>
+        <w:t xml:space="preserve"> </w:t>
+      </w:r>
+      <w:r>
+        <w:rPr>
+          <w:i/>
+          <w:iCs/>
+        </w:rPr>
+        <w:t>α</w:t>
+      </w:r>
+      <w:r>
+        <w:t xml:space="preserve"> </w:t>
+      </w:r>
+      <w:r>
+        <w:t>≤</w:t>
+      </w:r>
+      <w:r>
+        <w:t xml:space="preserve"> </w:t>
+      </w:r>
+      <w:r>
+        <w:t>2</w:t>
+      </w:r>
+      <w:r>
+        <w:t xml:space="preserve"> est </w:t>
+      </w:r>
+      <w:r>
+        <w:t>similaire,</w:t>
+      </w:r>
+      <w:r>
+        <w:t xml:space="preserve"> </w:t>
+      </w:r>
+      <w:r>
+        <w:rPr>
+          <w:i/>
+          <w:iCs/>
+        </w:rPr>
+        <w:t>focalex</w:t>
+      </w:r>
+      <w:r>
+        <w:t xml:space="preserve"> = </w:t>
+      </w:r>
+      <w:r>
+        <w:rPr>
+          <w:i/>
+          <w:iCs/>
+        </w:rPr>
+        <w:t>specif</w:t>
+      </w:r>
+      <w:r>
+        <w:t>(</w:t>
+      </w:r>
+      <w:r>
+        <w:t>2-</w:t>
+      </w:r>
+      <w:r>
+        <w:t>α</w:t>
+      </w:r>
+      <w:r>
+        <w:t>)</w:t>
+      </w:r>
+      <w:r>
+        <w:t xml:space="preserve"> </w:t>
+      </w:r>
+      <w:r>
+        <w:t>×</w:t>
+      </w:r>
+      <w:r>
+        <w:t xml:space="preserve"> (</w:t>
+      </w:r>
+      <w:r>
+        <w:rPr>
+          <w:i/>
+          <w:iCs/>
+        </w:rPr>
+        <w:t>tf</w:t>
+      </w:r>
+      <w:r>
+        <w:t>/</w:t>
+      </w:r>
+      <w:r>
+        <w:rPr>
+          <w:i/>
+          <w:iCs/>
+        </w:rPr>
+        <w:t>cf</w:t>
+      </w:r>
+      <w:r>
+        <w:t>) ^ ((</w:t>
+      </w:r>
+      <w:r>
+        <w:rPr>
+          <w:i/>
+          <w:iCs/>
+        </w:rPr>
+        <w:t>f</w:t>
+      </w:r>
+      <w:r>
+        <w:t>-1) / (2-</w:t>
+      </w:r>
+      <w:r>
+        <w:rPr>
+          <w:i/>
+          <w:iCs/>
+        </w:rPr>
+        <w:t>f</w:t>
+      </w:r>
+      <w:r>
+        <w:t xml:space="preserve">)). </w:t>
+      </w:r>
+    </w:p>
+    <w:p>
+      <w:pPr>
+        <w:ind w:firstLine="0"/>
+        <w:rPr>
+          <w:lang w:val="fr-FR"/>
+        </w:rPr>
+      </w:pPr>
+    </w:p>
+    <w:p>
+      <w:pPr>
+        <w:ind w:firstLine="0"/>
+        <w:rPr>
+          <w:lang w:val="fr-FR"/>
+        </w:rPr>
+      </w:pPr>
+    </w:p>
+    <w:p>
+      <w:pPr>
+        <w:ind w:firstLine="0"/>
+        <w:rPr>
+          <w:lang w:val="fr-FR"/>
+        </w:rPr>
+      </w:pPr>
+      <w:r>
+        <w:rPr>
+          <w:lang w:val="fr-FR"/>
+        </w:rPr>
+        <w:t xml:space="preserve"> Ce d</w:t>
+      </w:r>
+      <w:r>
+        <w:rPr>
+          <w:lang w:val="fr-FR"/>
+        </w:rPr>
+        <w:t xml:space="preserve"> </w:t>
+      </w:r>
+      <w:r>
+        <w:rPr>
+          <w:lang w:val="fr-FR"/>
+        </w:rPr>
+        <w:t xml:space="preserve">Il faut cependant d’autres expériences pour vérifier si les </w:t>
+      </w:r>
+      <w:r>
+        <w:rPr>
+          <w:lang w:val="fr-FR"/>
+        </w:rPr>
+        <w:t xml:space="preserve">chiffres produits par </w:t>
+      </w:r>
+      <w:r>
+        <w:rPr>
+          <w:i/>
+          <w:iCs/>
+          <w:lang w:val="fr-FR"/>
+        </w:rPr>
+        <w:t>Focalex</w:t>
+      </w:r>
+      <w:r>
+        <w:rPr>
+          <w:lang w:val="fr-FR"/>
+        </w:rPr>
+        <w:t xml:space="preserve"> sont </w:t>
+      </w:r>
+      <w:r>
+        <w:rPr>
+          <w:lang w:val="fr-FR"/>
+        </w:rPr>
+        <w:t xml:space="preserve"> formules.</w:t>
+      </w:r>
+    </w:p>
+    <w:p>
+      <w:pPr>
+        <w:ind w:firstLine="708"/>
+        <w:rPr>
+          <w:lang w:val="fr-FR"/>
+        </w:rPr>
+      </w:pPr>
+    </w:p>
+    <w:p>
+      <w:pPr>
+        <w:ind w:firstLine="0"/>
+      </w:pPr>
+      <w:r>
+        <w:t>Cette section</w:t>
+      </w:r>
+      <w:r>
+        <w:t xml:space="preserve"> semble établir que les formules de spécificités parcourent globalement un spectre entre la fréquence locale et la fréquence exclusive. Les formules relevant</w:t>
+      </w:r>
+      <w:r>
+        <w:t xml:space="preserve"> plus</w:t>
+      </w:r>
+      <w:r>
+        <w:t xml:space="preserve"> les mots exclusifs </w:t>
+      </w:r>
+      <w:r>
+        <w:t xml:space="preserve">ont montré leur </w:t>
+      </w:r>
+      <w:r>
+        <w:t>util</w:t>
+      </w:r>
+      <w:r>
+        <w:t>ité pour l’extraction de collocations</w:t>
+      </w:r>
+      <w:r>
+        <w:t xml:space="preserve"> linguistiques</w:t>
+      </w:r>
+      <w:r>
+        <w:t xml:space="preserve"> (</w:t>
+      </w:r>
+      <w:r>
+        <w:t>simplemaths), ou l</w:t>
+      </w:r>
+      <w:r>
+        <w:t>a recherche documentaires (</w:t>
+      </w:r>
+      <w:r>
+        <w:rPr>
+          <w:i/>
+          <w:iCs/>
+        </w:rPr>
+        <w:t>bm25</w:t>
+      </w:r>
+      <w:r>
+        <w:t xml:space="preserve">). Pour ce qui nous intéresse ici, les tests statistiques </w:t>
+      </w:r>
+      <w:r>
+        <w:rPr>
+          <w:i/>
+          <w:iCs/>
+        </w:rPr>
+        <w:t>Fisher</w:t>
+      </w:r>
+      <w:r>
+        <w:t xml:space="preserve"> et G</w:t>
+      </w:r>
+      <w:r>
+        <w:rPr>
+          <w:vertAlign w:val="superscript"/>
+        </w:rPr>
+        <w:t>2</w:t>
+      </w:r>
+      <w:r>
+        <w:t xml:space="preserve"> semblent les score</w:t>
+      </w:r>
+      <w:r>
+        <w:t>s les plus pertinents</w:t>
+      </w:r>
+      <w:r>
+        <w:t xml:space="preserve"> pour l’extraction de mots-clés sémantiques.</w:t>
+      </w:r>
+    </w:p>
+    <w:p>
+      <w:pPr>
+        <w:pStyle w:val="Heading1"/>
+      </w:pPr>
+      <w:r>
+        <w:t>§2. Recommandation de textes similaires</w:t>
+      </w:r>
+    </w:p>
+    <w:p>
+      <w:pPr>
+        <w:ind w:firstLine="0"/>
+      </w:pPr>
+      <w:r>
+        <w:t xml:space="preserve">Pour l’instant, nous ne saurions pas départager </w:t>
+      </w:r>
+      <w:r>
+        <w:rPr>
+          <w:i/>
+          <w:iCs/>
+        </w:rPr>
+        <w:t>Fisher</w:t>
+      </w:r>
+      <w:r>
+        <w:t xml:space="preserve"> et </w:t>
+      </w:r>
+      <w:r>
+        <w:rPr>
+          <w:i/>
+          <w:iCs/>
+        </w:rPr>
+        <w:t>G</w:t>
+      </w:r>
+      <w:r>
+        <w:rPr>
+          <w:i/>
+          <w:iCs/>
+          <w:vertAlign w:val="superscript"/>
+        </w:rPr>
+        <w:t>2</w:t>
+      </w:r>
+      <w:r>
+        <w:t xml:space="preserve"> autrement que par la doctrine, l’existant, ou la rapidité de calcul. Chacun de ces arguments ont de l’importance. La cohérence d’une doctrine aide l’utilisateur à comprendre </w:t>
+      </w:r>
+      <w:r>
+        <w:t>l</w:t>
+      </w:r>
+      <w:r>
+        <w:t>es résultats ; le code existant ne se réécrit pas en quelques heures ; la rapidité permet de chercher plus et donc</w:t>
+      </w:r>
+      <w:r>
+        <w:t xml:space="preserve"> de</w:t>
+      </w:r>
+      <w:r>
+        <w:t xml:space="preserve"> trouver plus. Mais ces raisons restent externes. Cette section tentera de proposer des tests décisifs pour départager</w:t>
+      </w:r>
+      <w:r>
+        <w:t xml:space="preserve"> </w:t>
+      </w:r>
+      <w:r>
+        <w:rPr>
+          <w:i/>
+          <w:iCs/>
+        </w:rPr>
+        <w:t>Fisher</w:t>
+      </w:r>
+      <w:r>
+        <w:t xml:space="preserve"> et </w:t>
+      </w:r>
+      <w:r>
+        <w:rPr>
+          <w:i/>
+          <w:iCs/>
+        </w:rPr>
+        <w:t>G</w:t>
+      </w:r>
+      <w:r>
+        <w:rPr>
+          <w:i/>
+          <w:iCs/>
+          <w:vertAlign w:val="superscript"/>
+        </w:rPr>
+        <w:t>2</w:t>
+      </w:r>
+      <w:r>
+        <w:t>, et peut-être rattraper d’autres formules trop vite écartées dans la section précédente.</w:t>
+      </w:r>
+    </w:p>
+    <w:p>
+      <w:pPr>
+        <w:ind w:firstLine="708"/>
+      </w:pPr>
+      <w:r>
+        <w:t>En §1</w:t>
+      </w:r>
+      <w:r>
+        <w:t xml:space="preserve"> n’ont été</w:t>
+      </w:r>
+      <w:r>
+        <w:t xml:space="preserve"> observé</w:t>
+      </w:r>
+      <w:r>
+        <w:t>s</w:t>
+      </w:r>
+      <w:r>
+        <w:t xml:space="preserve"> que les 100 premiers mots-clés</w:t>
+      </w:r>
+      <w:r>
+        <w:t xml:space="preserve"> p</w:t>
+      </w:r>
+      <w:r>
+        <w:t>ar</w:t>
+      </w:r>
+      <w:r>
+        <w:t xml:space="preserve"> chapitre. Rien n’assure que </w:t>
+      </w:r>
+      <w:r>
+        <w:t>le score des autres mots</w:t>
+      </w:r>
+      <w:r>
+        <w:t xml:space="preserve"> </w:t>
+      </w:r>
+      <w:r>
+        <w:t xml:space="preserve">soit aussi pertinent. Les expériences qui suivent </w:t>
+      </w:r>
+      <w:r>
+        <w:t xml:space="preserve">travailleront sur le vecteur complet </w:t>
+      </w:r>
+      <w:r>
+        <w:t xml:space="preserve">de tous les mots d’un texte, </w:t>
+      </w:r>
+      <w:r>
+        <w:t>portant</w:t>
+      </w:r>
+      <w:r>
+        <w:t xml:space="preserve"> chacun</w:t>
+      </w:r>
+      <w:r>
+        <w:t xml:space="preserve"> </w:t>
+      </w:r>
+      <w:r>
+        <w:t>un</w:t>
+      </w:r>
+      <w:r>
+        <w:t xml:space="preserve"> </w:t>
+      </w:r>
+      <w:r>
+        <w:t>score</w:t>
+      </w:r>
+      <w:r>
+        <w:t xml:space="preserve"> calculé</w:t>
+      </w:r>
+      <w:r>
+        <w:t xml:space="preserve"> </w:t>
+      </w:r>
+      <w:r>
+        <w:t>avec</w:t>
+      </w:r>
+      <w:r>
+        <w:t xml:space="preserve"> </w:t>
+      </w:r>
+      <w:r>
+        <w:t>une</w:t>
+      </w:r>
+      <w:r>
+        <w:t xml:space="preserve"> des</w:t>
+      </w:r>
+      <w:r>
+        <w:t xml:space="preserve"> formule</w:t>
+      </w:r>
+      <w:r>
+        <w:t>s</w:t>
+      </w:r>
+      <w:r>
+        <w:t>.</w:t>
+      </w:r>
+    </w:p>
+    <w:p>
+      <w:pPr>
+        <w:ind w:firstLine="708"/>
+      </w:pPr>
+      <w:r>
+        <w:t>Soit le vecteur d’un texte</w:t>
+      </w:r>
+      <w:r>
+        <w:t>,</w:t>
+      </w:r>
+      <w:r>
+        <w:t xml:space="preserve"> on conçoit que si l’on peut mesurer la distance de ce texte avec tous les autres, cela</w:t>
+      </w:r>
+      <w:r>
+        <w:t xml:space="preserve"> permet de suggérer à un lecteur des textes proches de celui qu’il lit. Pour un roman, c’est évidemment </w:t>
+      </w:r>
+      <w:r>
+        <w:t>farfelu</w:t>
+      </w:r>
+      <w:r>
+        <w:t xml:space="preserve">, puisque le texte que l’on veut lire ensuite, c’est le </w:t>
+      </w:r>
+      <w:r>
+        <w:lastRenderedPageBreak/>
+        <w:t xml:space="preserve">chapitre suivant ; mais </w:t>
+      </w:r>
+      <w:r>
+        <w:t xml:space="preserve">ce corpus offre des moyens de vérification. Si le chapitre le plus proche vient d’un autre roman, voire d’un autre auteur, soit on a découvert des répétitions, voire des plagiats ; soit, ce qui est plus sûr, l’algorithme </w:t>
+      </w:r>
+      <w:r>
+        <w:t>n’est pas le bon.</w:t>
+      </w:r>
+    </w:p>
+    <w:p>
+      <w:pPr>
+        <w:ind w:firstLine="708"/>
+      </w:pPr>
+    </w:p>
+    <w:p>
+      <w:pPr>
+        <w:ind w:firstLine="708"/>
+      </w:pPr>
+    </w:p>
+    <w:p>
+      <w:pPr>
+        <w:pStyle w:val="Heading1"/>
+      </w:pPr>
+      <w:r>
+        <w:t xml:space="preserve">Test </w:t>
+      </w:r>
       <w:r>
         <w:t>des</w:t>
       </w:r>
-      <w:proofErr w:type="spellEnd"/>
-      <w:r>
-        <w:t xml:space="preserve"> listes de résultats de recherche ; elle tient compte du ran</w:t>
-      </w:r>
-      <w:r>
-        <w:t>g</w:t>
-      </w:r>
-      <w:r>
-        <w:t xml:space="preserve"> d’un résultat, et admet </w:t>
-      </w:r>
-      <w:proofErr w:type="spellStart"/>
-      <w:r>
-        <w:t>des</w:t>
-      </w:r>
-      <w:proofErr w:type="spellEnd"/>
-      <w:r>
-        <w:t xml:space="preserve"> li</w:t>
-      </w:r>
-      <w:r>
-        <w:t>s</w:t>
-      </w:r>
-      <w:r>
-        <w:t>tes de taille</w:t>
-      </w:r>
-      <w:r>
-        <w:t>s</w:t>
-      </w:r>
-      <w:r>
-        <w:t xml:space="preserve"> inégale</w:t>
-      </w:r>
-      <w:r>
-        <w:t>s, c’est notamment nécessaire pour les mots exclusifs (</w:t>
-      </w:r>
-      <w:proofErr w:type="spellStart"/>
-      <w:r>
-        <w:rPr>
-          <w:i/>
-          <w:iCs/>
-        </w:rPr>
-        <w:t>extf</w:t>
-      </w:r>
-      <w:proofErr w:type="spellEnd"/>
-      <w:r>
-        <w:t>) qui peuvent être moins nombreux que 100.</w:t>
-      </w:r>
-      <w:r>
-        <w:t xml:space="preserve"> Cet indice standard donne 0 si les listes sont identiques, et 1 si elles ne partagent aucun </w:t>
-      </w:r>
-      <w:r>
-        <w:t>élément</w:t>
-      </w:r>
-      <w:r>
-        <w:t>.</w:t>
-      </w:r>
-      <w:r>
-        <w:t xml:space="preserve"> </w:t>
-      </w:r>
-      <w:r>
-        <w:t>La distance entre deux algorithmes est</w:t>
-      </w:r>
-      <w:r>
-        <w:t xml:space="preserve"> la moyenne des distances</w:t>
-      </w:r>
-      <w:r>
-        <w:t xml:space="preserve"> pour chaque</w:t>
-      </w:r>
-      <w:r>
-        <w:t xml:space="preserve"> chapitre</w:t>
-      </w:r>
-      <w:r>
-        <w:t>.</w:t>
-      </w:r>
-      <w:r>
-        <w:t xml:space="preserve"> </w:t>
-      </w:r>
-      <w:r>
-        <w:t>U</w:t>
-      </w:r>
-      <w:r>
-        <w:t>ne même formule comparée avec elle-même</w:t>
-      </w:r>
-      <w:r>
-        <w:t xml:space="preserve"> a</w:t>
-      </w:r>
-      <w:r>
-        <w:t xml:space="preserve"> un</w:t>
-      </w:r>
-      <w:r>
-        <w:t>e</w:t>
-      </w:r>
-      <w:r>
-        <w:t xml:space="preserve"> distance égale à 0</w:t>
-      </w:r>
-      <w:r>
-        <w:t> ;</w:t>
-      </w:r>
-      <w:r>
-        <w:t xml:space="preserve"> </w:t>
-      </w:r>
-      <w:proofErr w:type="spellStart"/>
-      <w:r>
-        <w:rPr>
-          <w:i/>
-          <w:iCs/>
-        </w:rPr>
-        <w:t>tf</w:t>
-      </w:r>
-      <w:proofErr w:type="spellEnd"/>
-      <w:r>
-        <w:t xml:space="preserve"> et</w:t>
-      </w:r>
-      <w:r>
-        <w:t xml:space="preserve"> </w:t>
-      </w:r>
-      <w:proofErr w:type="spellStart"/>
-      <w:r>
-        <w:rPr>
-          <w:i/>
-          <w:iCs/>
-        </w:rPr>
-        <w:t>extf</w:t>
-      </w:r>
-      <w:proofErr w:type="spellEnd"/>
-      <w:r>
-        <w:t xml:space="preserve"> sont les plus éloignées </w:t>
-      </w:r>
-      <w:r>
-        <w:t xml:space="preserve">: </w:t>
-      </w:r>
-      <w:r>
-        <w:t>~1.0 (quelques textes très courts</w:t>
-      </w:r>
-      <w:r>
-        <w:t xml:space="preserve"> peuvent</w:t>
-      </w:r>
-      <w:r>
-        <w:t xml:space="preserve"> </w:t>
-      </w:r>
-      <w:r>
-        <w:t>avoir</w:t>
-      </w:r>
-      <w:r>
-        <w:t xml:space="preserve"> des mots exclusifs</w:t>
-      </w:r>
-      <w:r>
-        <w:t xml:space="preserve"> dans la fin de la liste </w:t>
-      </w:r>
-      <w:proofErr w:type="spellStart"/>
-      <w:r>
-        <w:rPr>
-          <w:i/>
-          <w:iCs/>
-        </w:rPr>
-        <w:t>tf</w:t>
-      </w:r>
-      <w:proofErr w:type="spellEnd"/>
-      <w:r>
-        <w:t>).</w:t>
+      <w:r>
+        <w:t xml:space="preserve"> mots</w:t>
+      </w:r>
+      <w:r>
+        <w:t xml:space="preserve"> voisins</w:t>
+      </w:r>
+      <w:r>
+        <w:t xml:space="preserve"> par les documents</w:t>
+      </w:r>
+    </w:p>
+    <w:p/>
+    <w:p>
+      <w:pPr>
+        <w:pStyle w:val="Heading1"/>
+      </w:pPr>
+      <w:r>
+        <w:t xml:space="preserve">Test </w:t>
+      </w:r>
+    </w:p>
+    <w:p/>
+    <w:p>
+      <w:pPr>
+        <w:pStyle w:val="Heading1"/>
+      </w:pPr>
+      <w:r>
+        <w:t>§</w:t>
+      </w:r>
+      <w:r>
+        <w:t>∞</w:t>
       </w:r>
     </w:p>
     <w:p>
       <w:pPr>
         <w:ind w:firstLine="708"/>
-        <w:rPr>
-          <w:lang w:val="fr-FR"/>
-        </w:rPr>
-      </w:pPr>
-      <w:r>
-        <w:t>T</w:t>
-      </w:r>
-      <w:r>
-        <w:t>outes ces distances forment</w:t>
-      </w:r>
-      <w:r>
-        <w:t xml:space="preserve"> une matrice </w:t>
-      </w:r>
-      <w:r>
-        <w:t>avec une ligne et une colonne pour chaque formule</w:t>
-      </w:r>
-      <w:r>
-        <w:t xml:space="preserve">. </w:t>
-      </w:r>
-      <w:r>
-        <w:t>Comment en donner une représentation synthétique qu’un humain peut saisir ? Le graphique ci-dessus est une « </w:t>
-      </w:r>
-      <w:r>
-        <w:rPr>
-          <w:lang w:val="fr-FR"/>
-        </w:rPr>
-        <w:t>a</w:t>
-      </w:r>
-      <w:r>
-        <w:rPr>
-          <w:lang w:val="fr-FR"/>
-        </w:rPr>
-        <w:t>nalyse en composantes principales</w:t>
-      </w:r>
-      <w:r>
-        <w:rPr>
-          <w:lang w:val="fr-FR"/>
-        </w:rPr>
-        <w:t> » (</w:t>
-      </w:r>
-      <w:r>
-        <w:rPr>
-          <w:lang w:val="fr-FR"/>
-        </w:rPr>
-        <w:t>an</w:t>
-      </w:r>
-      <w:r>
-        <w:rPr>
-          <w:lang w:val="fr-FR"/>
-        </w:rPr>
-        <w:t>g</w:t>
-      </w:r>
-      <w:r>
-        <w:rPr>
-          <w:lang w:val="fr-FR"/>
-        </w:rPr>
-        <w:t>lais</w:t>
-      </w:r>
-      <w:r>
-        <w:rPr>
-          <w:lang w:val="fr-FR"/>
-        </w:rPr>
-        <w:t xml:space="preserve"> : </w:t>
-      </w:r>
-      <w:proofErr w:type="spellStart"/>
-      <w:r>
-        <w:rPr>
-          <w:i/>
-          <w:iCs/>
-          <w:lang w:val="fr-FR"/>
-        </w:rPr>
-        <w:t>PCoA</w:t>
-      </w:r>
-      <w:proofErr w:type="spellEnd"/>
-      <w:r>
-        <w:rPr>
-          <w:lang w:val="fr-FR"/>
-        </w:rPr>
-        <w:t xml:space="preserve">) qui projette les </w:t>
-      </w:r>
-      <w:r>
-        <w:rPr>
-          <w:lang w:val="fr-FR"/>
-        </w:rPr>
-        <w:t>multiples</w:t>
-      </w:r>
-      <w:r>
-        <w:rPr>
-          <w:lang w:val="fr-FR"/>
-        </w:rPr>
-        <w:t xml:space="preserve"> dimensions de la matrice initiale sur les 2 dimensions d’un plan. Cette projection conserve</w:t>
-      </w:r>
-      <w:r>
-        <w:rPr>
-          <w:lang w:val="fr-FR"/>
-        </w:rPr>
-        <w:t xml:space="preserve"> plus</w:t>
-      </w:r>
-      <w:r>
-        <w:rPr>
-          <w:lang w:val="fr-FR"/>
-        </w:rPr>
-        <w:t xml:space="preserve"> </w:t>
-      </w:r>
-      <w:r>
-        <w:rPr>
-          <w:lang w:val="fr-FR"/>
-        </w:rPr>
-        <w:t xml:space="preserve">de </w:t>
-      </w:r>
-      <w:r>
-        <w:rPr>
-          <w:lang w:val="fr-FR"/>
-        </w:rPr>
-        <w:t>90</w:t>
-      </w:r>
-      <w:r>
-        <w:rPr>
-          <w:lang w:val="fr-FR"/>
-        </w:rPr>
-        <w:t xml:space="preserve">% de la variation, </w:t>
-      </w:r>
-      <w:r>
-        <w:rPr>
-          <w:lang w:val="fr-FR"/>
-        </w:rPr>
-        <w:t>elle</w:t>
-      </w:r>
-      <w:r>
-        <w:rPr>
-          <w:lang w:val="fr-FR"/>
-        </w:rPr>
-        <w:t xml:space="preserve"> est donc très représentative de</w:t>
-      </w:r>
-      <w:r>
-        <w:rPr>
-          <w:lang w:val="fr-FR"/>
-        </w:rPr>
-        <w:t xml:space="preserve"> la matrice</w:t>
-      </w:r>
-      <w:r>
-        <w:rPr>
-          <w:lang w:val="fr-FR"/>
-        </w:rPr>
-        <w:t>. L</w:t>
-      </w:r>
-      <w:r>
-        <w:rPr>
-          <w:lang w:val="fr-FR"/>
-        </w:rPr>
-        <w:t xml:space="preserve">es points ne </w:t>
-      </w:r>
-      <w:r>
-        <w:rPr>
-          <w:lang w:val="fr-FR"/>
-        </w:rPr>
-        <w:t xml:space="preserve">sont pas dispersés, ou en grappes, </w:t>
-      </w:r>
-      <w:r>
-        <w:rPr>
-          <w:lang w:val="fr-FR"/>
-        </w:rPr>
-        <w:t>mais</w:t>
-      </w:r>
-      <w:r>
-        <w:rPr>
-          <w:lang w:val="fr-FR"/>
-        </w:rPr>
-        <w:t xml:space="preserve"> forme</w:t>
-      </w:r>
-      <w:r>
-        <w:rPr>
-          <w:lang w:val="fr-FR"/>
-        </w:rPr>
-        <w:t>nt</w:t>
-      </w:r>
-      <w:r>
-        <w:rPr>
-          <w:lang w:val="fr-FR"/>
-        </w:rPr>
-        <w:t xml:space="preserve"> une ligne</w:t>
-      </w:r>
-      <w:r>
-        <w:rPr>
-          <w:lang w:val="fr-FR"/>
-        </w:rPr>
-        <w:t xml:space="preserve"> spécialement </w:t>
-      </w:r>
-      <w:r>
-        <w:rPr>
-          <w:lang w:val="fr-FR"/>
-        </w:rPr>
-        <w:t>continue</w:t>
-      </w:r>
-      <w:r>
-        <w:rPr>
-          <w:lang w:val="fr-FR"/>
-        </w:rPr>
-        <w:t>.</w:t>
-      </w:r>
-    </w:p>
-    <w:p>
-      <w:pPr>
-        <w:ind w:firstLine="708"/>
-        <w:rPr>
-          <w:lang w:val="fr-FR"/>
-        </w:rPr>
-      </w:pPr>
-      <w:r>
-        <w:rPr>
-          <w:lang w:val="fr-FR"/>
-        </w:rPr>
-        <w:t xml:space="preserve">Premier résultat important à retenir, il y a une continuité entre fréquences locales </w:t>
-      </w:r>
-      <w:proofErr w:type="spellStart"/>
-      <w:r>
-        <w:rPr>
-          <w:i/>
-          <w:iCs/>
-          <w:lang w:val="fr-FR"/>
-        </w:rPr>
-        <w:t>tf</w:t>
-      </w:r>
-      <w:proofErr w:type="spellEnd"/>
-      <w:r>
-        <w:rPr>
-          <w:lang w:val="fr-FR"/>
-        </w:rPr>
-        <w:t xml:space="preserve"> et exclusives </w:t>
-      </w:r>
-      <w:proofErr w:type="spellStart"/>
-      <w:r>
-        <w:rPr>
-          <w:i/>
-          <w:iCs/>
-          <w:lang w:val="fr-FR"/>
-        </w:rPr>
-        <w:t>extf</w:t>
-      </w:r>
-      <w:proofErr w:type="spellEnd"/>
-      <w:r>
-        <w:rPr>
-          <w:lang w:val="fr-FR"/>
-        </w:rPr>
-        <w:t xml:space="preserve"> pour de nombreuses formules de spécificité.</w:t>
-      </w:r>
-    </w:p>
-    <w:p>
-      <w:pPr>
-        <w:ind w:firstLine="0"/>
-        <w:rPr>
-          <w:lang w:val="fr-FR"/>
-        </w:rPr>
-      </w:pPr>
-    </w:p>
-    <w:p>
-      <w:pPr>
-        <w:ind w:firstLine="0"/>
-        <w:rPr>
-          <w:lang w:val="fr-FR"/>
-        </w:rPr>
-      </w:pPr>
-      <w:r>
-        <w:rPr>
-          <w:lang w:val="fr-FR"/>
-        </w:rPr>
-        <w:t>Offrir à un utilisateur le moyen de varier le degré d’exclusivité d’une liste de mots clés est nécessaire</w:t>
-      </w:r>
-      <w:r>
-        <w:rPr>
-          <w:lang w:val="fr-FR"/>
-        </w:rPr>
-        <w:t>, car</w:t>
-      </w:r>
-      <w:r>
-        <w:rPr>
-          <w:lang w:val="fr-FR"/>
-        </w:rPr>
-        <w:t xml:space="preserve"> </w:t>
-      </w:r>
-      <w:r>
-        <w:rPr>
-          <w:lang w:val="fr-FR"/>
-        </w:rPr>
-        <w:t>les tailles des partitions observées</w:t>
-      </w:r>
-      <w:r>
-        <w:rPr>
-          <w:lang w:val="fr-FR"/>
-        </w:rPr>
-        <w:t xml:space="preserve"> </w:t>
-      </w:r>
-      <w:r>
-        <w:rPr>
-          <w:lang w:val="fr-FR"/>
-        </w:rPr>
-        <w:t>peuvent être</w:t>
-      </w:r>
-      <w:r>
-        <w:rPr>
-          <w:lang w:val="fr-FR"/>
-        </w:rPr>
-        <w:t xml:space="preserve"> très variable</w:t>
-      </w:r>
-      <w:r>
-        <w:rPr>
-          <w:lang w:val="fr-FR"/>
-        </w:rPr>
-        <w:t>s</w:t>
-      </w:r>
-      <w:r>
-        <w:rPr>
-          <w:lang w:val="fr-FR"/>
-        </w:rPr>
-        <w:t xml:space="preserve"> : un texte, un livre, un auteur, une année, la co-occurrence autour d’un mot… De plus, le chercheur peut s’intéresser </w:t>
-      </w:r>
-      <w:r>
-        <w:rPr>
-          <w:lang w:val="fr-FR"/>
-        </w:rPr>
-        <w:lastRenderedPageBreak/>
-        <w:t xml:space="preserve">à des relations très fortes, par exemple les collocations pour lequel le score d’exclusivité est important, ou bien observer des thématiques plus partagées avec le reste du corpus. Il est vain de promettre la formule </w:t>
-      </w:r>
-      <w:r>
-        <w:rPr>
-          <w:lang w:val="fr-FR"/>
-        </w:rPr>
-        <w:t>universelle.</w:t>
-      </w:r>
-    </w:p>
-    <w:p>
-      <w:pPr>
-        <w:ind w:firstLine="708"/>
-        <w:rPr>
-          <w:lang w:val="fr-FR"/>
-        </w:rPr>
-      </w:pPr>
-      <w:r>
-        <w:rPr>
-          <w:lang w:val="fr-FR"/>
-        </w:rPr>
-        <w:t>Ce</w:t>
-      </w:r>
-      <w:r>
-        <w:rPr>
-          <w:lang w:val="fr-FR"/>
-        </w:rPr>
-        <w:t xml:space="preserve"> fait est connu des développeurs d’application</w:t>
-      </w:r>
-      <w:r>
-        <w:rPr>
-          <w:lang w:val="fr-FR"/>
-        </w:rPr>
-        <w:t>s</w:t>
-      </w:r>
-      <w:r>
-        <w:rPr>
-          <w:lang w:val="fr-FR"/>
-        </w:rPr>
-        <w:t xml:space="preserve"> linguistiques, </w:t>
-      </w:r>
-      <w:r>
-        <w:rPr>
-          <w:lang w:val="fr-FR"/>
-        </w:rPr>
-        <w:t>certaines</w:t>
+      </w:pPr>
+      <w:r>
+        <w:t xml:space="preserve">Cette situation a été initiée par Muller avec sa thèse sur Corneille </w:t>
+      </w:r>
+      <w:r>
+        <w:t xml:space="preserve">en </w:t>
+      </w:r>
+      <w:r>
+        <w:t>1967</w:t>
       </w:r>
       <w:r>
         <w:rPr>
           <w:rStyle w:val="FootnoteReference"/>
-          <w:lang w:val="fr-FR"/>
-        </w:rPr>
-        <w:footnoteReference w:id="14"/>
-      </w:r>
-      <w:r>
-        <w:rPr>
-          <w:lang w:val="fr-FR"/>
-        </w:rPr>
-        <w:t xml:space="preserve"> proposent plusieurs algorithme</w:t>
-      </w:r>
-      <w:r>
-        <w:rPr>
-          <w:lang w:val="fr-FR"/>
-        </w:rPr>
-        <w:t>s</w:t>
-      </w:r>
-      <w:r>
-        <w:rPr>
-          <w:lang w:val="fr-FR"/>
-        </w:rPr>
-        <w:t xml:space="preserve"> de score, </w:t>
-      </w:r>
-      <w:r>
-        <w:rPr>
-          <w:lang w:val="fr-FR"/>
-        </w:rPr>
-        <w:t>ce qui demande à l’utilisateur beaucoup d’expertise statistique pour comprendre un résultat.</w:t>
-      </w:r>
-    </w:p>
-    <w:p>
-      <w:pPr>
-        <w:ind w:firstLine="708"/>
-        <w:rPr>
-          <w:lang w:val="fr-FR"/>
-        </w:rPr>
-      </w:pPr>
-      <w:r>
-        <w:rPr>
-          <w:lang w:val="fr-FR"/>
-        </w:rPr>
-        <w:t>Il</w:t>
-      </w:r>
-      <w:r>
-        <w:rPr>
-          <w:lang w:val="fr-FR"/>
-        </w:rPr>
-        <w:t xml:space="preserve"> est</w:t>
-      </w:r>
-      <w:r>
-        <w:rPr>
-          <w:lang w:val="fr-FR"/>
-        </w:rPr>
-        <w:t xml:space="preserve"> beaucoup</w:t>
-      </w:r>
-      <w:r>
-        <w:rPr>
-          <w:lang w:val="fr-FR"/>
-        </w:rPr>
-        <w:t xml:space="preserve"> plus </w:t>
-      </w:r>
-      <w:r>
-        <w:rPr>
-          <w:lang w:val="fr-FR"/>
-        </w:rPr>
-        <w:t>intuitif</w:t>
-      </w:r>
-      <w:r>
-        <w:rPr>
-          <w:lang w:val="fr-FR"/>
-        </w:rPr>
-        <w:t xml:space="preserve"> d’offrir un paramètre</w:t>
-      </w:r>
-      <w:r>
-        <w:rPr>
-          <w:lang w:val="fr-FR"/>
-        </w:rPr>
-        <w:t xml:space="preserve"> continu</w:t>
-      </w:r>
-      <w:r>
-        <w:rPr>
-          <w:lang w:val="fr-FR"/>
-        </w:rPr>
-        <w:t xml:space="preserve"> </w:t>
-      </w:r>
-      <w:r>
-        <w:rPr>
-          <w:lang w:val="fr-FR"/>
-        </w:rPr>
-        <w:t>qui permet à un utilisateur d’observer et comprendre la nature de la variation en voyant évoluer sa liste de mots-clés. La vitesse de calcul permet à l’esprit de se faire une idée juste en saisissant le mouvement d’une variation, sans comprendre toutes les mathématiques d’une formule.</w:t>
-      </w:r>
-    </w:p>
-    <w:p>
-      <w:pPr>
-        <w:ind w:firstLine="0"/>
-        <w:rPr>
-          <w:lang w:val="fr-FR"/>
-        </w:rPr>
-      </w:pPr>
-    </w:p>
-    <w:p>
-      <w:pPr>
-        <w:ind w:firstLine="0"/>
-        <w:rPr>
-          <w:lang w:val="fr-FR"/>
-        </w:rPr>
-      </w:pPr>
-      <w:r>
-        <w:rPr>
-          <w:lang w:val="fr-FR"/>
-        </w:rPr>
-        <w:t>Trouver une formule paramétrable est intéressant, encore faut-il que la variation couvre tout le spectre souhaité.</w:t>
-      </w:r>
-    </w:p>
-    <w:p>
-      <w:pPr>
-        <w:ind w:firstLine="0"/>
-        <w:rPr>
-          <w:lang w:val="fr-FR"/>
-        </w:rPr>
-      </w:pPr>
-    </w:p>
-    <w:p>
-      <w:pPr>
-        <w:ind w:firstLine="0"/>
-        <w:rPr>
-          <w:lang w:val="fr-FR"/>
-        </w:rPr>
-      </w:pPr>
-      <w:r>
-        <w:rPr>
-          <w:lang w:val="fr-FR"/>
-        </w:rPr>
-        <w:t>Plusieurs formules connues offrent un paramétrage</w:t>
-      </w:r>
-      <w:r>
-        <w:rPr>
-          <w:lang w:val="fr-FR"/>
-        </w:rPr>
-        <w:t>.</w:t>
-      </w:r>
-    </w:p>
-    <w:p>
-      <w:pPr>
-        <w:ind w:firstLine="708"/>
-        <w:rPr>
-          <w:lang w:val="fr-FR"/>
-        </w:rPr>
-      </w:pPr>
-      <w:proofErr w:type="spellStart"/>
-      <w:r>
-        <w:rPr>
-          <w:i/>
-          <w:iCs/>
-          <w:lang w:val="fr-FR"/>
-        </w:rPr>
-        <w:t>Simplemath</w:t>
-      </w:r>
-      <w:r>
-        <w:rPr>
-          <w:lang w:val="fr-FR"/>
-        </w:rPr>
-        <w:t>s</w:t>
-      </w:r>
-      <w:proofErr w:type="spellEnd"/>
-      <w:r>
-        <w:rPr>
-          <w:lang w:val="fr-FR"/>
-        </w:rPr>
-        <w:t xml:space="preserve"> et </w:t>
-      </w:r>
-      <w:r>
-        <w:rPr>
-          <w:i/>
-          <w:iCs/>
-          <w:lang w:val="fr-FR"/>
-        </w:rPr>
-        <w:t>bm25</w:t>
-      </w:r>
-      <w:r>
-        <w:rPr>
-          <w:lang w:val="fr-FR"/>
-        </w:rPr>
-        <w:t xml:space="preserve"> peuvent</w:t>
-      </w:r>
-      <w:r>
-        <w:rPr>
-          <w:lang w:val="fr-FR"/>
-        </w:rPr>
-        <w:t xml:space="preserve"> être réglé</w:t>
-      </w:r>
-      <w:r>
-        <w:rPr>
-          <w:lang w:val="fr-FR"/>
-        </w:rPr>
-        <w:t>e</w:t>
-      </w:r>
-      <w:r>
-        <w:rPr>
-          <w:lang w:val="fr-FR"/>
-        </w:rPr>
-        <w:t>s pour tendre vers</w:t>
-      </w:r>
-      <w:r>
-        <w:rPr>
-          <w:lang w:val="fr-FR"/>
-        </w:rPr>
-        <w:t xml:space="preserve"> </w:t>
-      </w:r>
-      <w:proofErr w:type="spellStart"/>
-      <w:r>
-        <w:rPr>
-          <w:i/>
-          <w:iCs/>
-          <w:lang w:val="fr-FR"/>
-        </w:rPr>
-        <w:t>extf</w:t>
-      </w:r>
-      <w:proofErr w:type="spellEnd"/>
-      <w:r>
-        <w:rPr>
-          <w:lang w:val="fr-FR"/>
-        </w:rPr>
-        <w:t xml:space="preserve">, </w:t>
-      </w:r>
-      <w:r>
-        <w:rPr>
-          <w:lang w:val="fr-FR"/>
-        </w:rPr>
-        <w:t>(dans le graphique remarquer</w:t>
-      </w:r>
-      <w:r>
-        <w:rPr>
-          <w:lang w:val="fr-FR"/>
-        </w:rPr>
-        <w:t xml:space="preserve"> </w:t>
-      </w:r>
-      <w:proofErr w:type="spellStart"/>
-      <w:r>
-        <w:rPr>
-          <w:i/>
-          <w:iCs/>
-          <w:lang w:val="fr-FR"/>
-        </w:rPr>
-        <w:t>simplemaths</w:t>
-      </w:r>
-      <w:proofErr w:type="spellEnd"/>
-      <w:r>
-        <w:rPr>
-          <w:lang w:val="fr-FR"/>
-        </w:rPr>
-        <w:t xml:space="preserve"> </w:t>
-      </w:r>
-      <w:r>
-        <w:rPr>
-          <w:lang w:val="fr-FR"/>
-        </w:rPr>
-        <w:t xml:space="preserve">et </w:t>
-      </w:r>
-      <w:r>
-        <w:rPr>
-          <w:i/>
-          <w:iCs/>
-          <w:lang w:val="fr-FR"/>
-        </w:rPr>
-        <w:t>simplemathsk1</w:t>
-      </w:r>
-      <w:r>
-        <w:rPr>
-          <w:lang w:val="fr-FR"/>
-        </w:rPr>
-        <w:t> </w:t>
-      </w:r>
-      <w:r>
-        <w:rPr>
-          <w:lang w:val="fr-FR"/>
-        </w:rPr>
-        <w:t xml:space="preserve">; </w:t>
-      </w:r>
-      <w:r>
-        <w:rPr>
-          <w:i/>
-          <w:iCs/>
-          <w:lang w:val="fr-FR"/>
-        </w:rPr>
-        <w:t>bm25</w:t>
-      </w:r>
-      <w:r>
-        <w:rPr>
-          <w:i/>
-          <w:iCs/>
-          <w:lang w:val="fr-FR"/>
-        </w:rPr>
-        <w:t>k100b1</w:t>
-      </w:r>
-      <w:r>
-        <w:rPr>
-          <w:lang w:val="fr-FR"/>
-        </w:rPr>
-        <w:t xml:space="preserve"> et </w:t>
-      </w:r>
-      <w:r>
-        <w:rPr>
-          <w:i/>
-          <w:iCs/>
-          <w:lang w:val="fr-FR"/>
-        </w:rPr>
-        <w:t>bm25</w:t>
-      </w:r>
-      <w:r>
-        <w:rPr>
-          <w:lang w:val="fr-FR"/>
-        </w:rPr>
-        <w:t>)</w:t>
-      </w:r>
-      <w:r>
-        <w:rPr>
-          <w:lang w:val="fr-FR"/>
-        </w:rPr>
-        <w:t>. Cependant ces fonctions ne peuvent pas tendre vers</w:t>
-      </w:r>
-      <w:r>
-        <w:rPr>
-          <w:lang w:val="fr-FR"/>
-        </w:rPr>
-        <w:t xml:space="preserve"> </w:t>
-      </w:r>
-      <w:proofErr w:type="spellStart"/>
-      <w:r>
-        <w:rPr>
-          <w:i/>
-          <w:iCs/>
-          <w:lang w:val="fr-FR"/>
-        </w:rPr>
-        <w:t>tf</w:t>
-      </w:r>
-      <w:proofErr w:type="spellEnd"/>
-      <w:r>
-        <w:rPr>
-          <w:lang w:val="fr-FR"/>
-        </w:rPr>
-        <w:t>.</w:t>
-      </w:r>
-    </w:p>
-    <w:p>
-      <w:pPr>
-        <w:ind w:firstLine="708"/>
-      </w:pPr>
-      <w:r>
-        <w:rPr>
-          <w:lang w:val="fr-FR"/>
-        </w:rPr>
-        <w:t xml:space="preserve">Le classique </w:t>
-      </w:r>
-      <w:proofErr w:type="spellStart"/>
-      <w:r>
-        <w:rPr>
-          <w:i/>
-          <w:iCs/>
-          <w:lang w:val="fr-FR"/>
-        </w:rPr>
-        <w:t>tf</w:t>
-      </w:r>
-      <w:r>
-        <w:rPr>
-          <w:i/>
-          <w:iCs/>
-          <w:lang w:val="fr-FR"/>
-        </w:rPr>
-        <w:t>-</w:t>
-      </w:r>
-      <w:r>
-        <w:rPr>
-          <w:i/>
-          <w:iCs/>
-          <w:lang w:val="fr-FR"/>
-        </w:rPr>
-        <w:t>idf</w:t>
-      </w:r>
-      <w:proofErr w:type="spellEnd"/>
-      <w:r>
-        <w:rPr>
-          <w:i/>
-          <w:iCs/>
-        </w:rPr>
-        <w:t>α</w:t>
-      </w:r>
-      <w:r>
-        <w:rPr>
-          <w:lang w:val="fr-FR"/>
-        </w:rPr>
-        <w:t xml:space="preserve"> couvre le spectre par un effet mathématique élémentaire. Soit </w:t>
-      </w:r>
-      <w:proofErr w:type="spellStart"/>
-      <w:r>
-        <w:rPr>
-          <w:i/>
-          <w:iCs/>
-          <w:lang w:val="fr-FR"/>
-        </w:rPr>
-        <w:t>tf</w:t>
-      </w:r>
-      <w:proofErr w:type="spellEnd"/>
-      <w:r>
-        <w:rPr>
-          <w:lang w:val="fr-FR"/>
-        </w:rPr>
-        <w:t>/</w:t>
-      </w:r>
-      <w:proofErr w:type="spellStart"/>
-      <w:r>
-        <w:rPr>
-          <w:i/>
-          <w:iCs/>
-          <w:lang w:val="fr-FR"/>
-        </w:rPr>
-        <w:t>df</w:t>
-      </w:r>
-      <w:proofErr w:type="spellEnd"/>
-      <w:r>
-        <w:rPr>
-          <w:i/>
-          <w:iCs/>
-          <w:vertAlign w:val="superscript"/>
-        </w:rPr>
-        <w:t>α</w:t>
-      </w:r>
-      <w:r>
-        <w:t xml:space="preserve">, </w:t>
-      </w:r>
-      <w:proofErr w:type="spellStart"/>
-      <w:r>
-        <w:t>où</w:t>
-      </w:r>
-      <w:proofErr w:type="spellEnd"/>
-      <w:r>
-        <w:t xml:space="preserve"> </w:t>
-      </w:r>
-      <w:proofErr w:type="spellStart"/>
-      <w:r>
-        <w:rPr>
-          <w:i/>
-          <w:iCs/>
-        </w:rPr>
-        <w:t>tf</w:t>
-      </w:r>
-      <w:proofErr w:type="spellEnd"/>
-      <w:r>
-        <w:t xml:space="preserve"> (</w:t>
-      </w:r>
-      <w:proofErr w:type="spellStart"/>
-      <w:r>
-        <w:rPr>
-          <w:i/>
-          <w:iCs/>
-        </w:rPr>
-        <w:t>term</w:t>
-      </w:r>
-      <w:proofErr w:type="spellEnd"/>
-      <w:r>
-        <w:rPr>
-          <w:i/>
-          <w:iCs/>
-        </w:rPr>
-        <w:t xml:space="preserve"> </w:t>
-      </w:r>
-      <w:proofErr w:type="spellStart"/>
-      <w:r>
-        <w:rPr>
-          <w:i/>
-          <w:iCs/>
-        </w:rPr>
-        <w:t>frequency</w:t>
-      </w:r>
-      <w:proofErr w:type="spellEnd"/>
-      <w:r>
-        <w:t xml:space="preserve">) est la fréquence d’un terme dans le texte observé, et </w:t>
-      </w:r>
-      <w:proofErr w:type="spellStart"/>
-      <w:r>
-        <w:rPr>
-          <w:i/>
-          <w:iCs/>
-        </w:rPr>
-        <w:t>df</w:t>
-      </w:r>
-      <w:proofErr w:type="spellEnd"/>
-      <w:r>
-        <w:t xml:space="preserve"> (</w:t>
-      </w:r>
-      <w:r>
-        <w:rPr>
-          <w:i/>
-          <w:iCs/>
-        </w:rPr>
-        <w:t xml:space="preserve">document </w:t>
-      </w:r>
-      <w:proofErr w:type="spellStart"/>
-      <w:r>
-        <w:rPr>
-          <w:i/>
-          <w:iCs/>
-        </w:rPr>
-        <w:t>frequency</w:t>
-      </w:r>
-      <w:proofErr w:type="spellEnd"/>
-      <w:r>
-        <w:t xml:space="preserve">) est le nombre de textes </w:t>
-      </w:r>
-      <w:proofErr w:type="spellStart"/>
-      <w:r>
-        <w:t>où</w:t>
-      </w:r>
-      <w:proofErr w:type="spellEnd"/>
-      <w:r>
-        <w:t xml:space="preserve"> apparaît ce terme. </w:t>
-      </w:r>
-      <w:r>
-        <w:t xml:space="preserve">Si </w:t>
-      </w:r>
-      <w:r>
-        <w:rPr>
-          <w:i/>
-          <w:iCs/>
-        </w:rPr>
-        <w:t>α</w:t>
-      </w:r>
-      <w:r>
-        <w:t>=0,</w:t>
-      </w:r>
-      <w:r>
-        <w:t xml:space="preserve"> alors</w:t>
-      </w:r>
-      <w:r>
-        <w:t xml:space="preserve"> le dénominateur</w:t>
-      </w:r>
-      <w:r>
-        <w:t xml:space="preserve"> </w:t>
-      </w:r>
-      <w:proofErr w:type="spellStart"/>
-      <w:r>
-        <w:rPr>
-          <w:i/>
-          <w:iCs/>
-          <w:lang w:val="fr-FR"/>
-        </w:rPr>
-        <w:t>df</w:t>
-      </w:r>
-      <w:proofErr w:type="spellEnd"/>
-      <w:r>
-        <w:rPr>
-          <w:i/>
-          <w:iCs/>
-          <w:vertAlign w:val="superscript"/>
-        </w:rPr>
-        <w:t>α</w:t>
-      </w:r>
-      <w:r>
-        <w:t xml:space="preserve">=1, donc </w:t>
-      </w:r>
-      <w:proofErr w:type="spellStart"/>
-      <w:r>
-        <w:rPr>
-          <w:i/>
-          <w:iCs/>
-          <w:lang w:val="fr-FR"/>
-        </w:rPr>
-        <w:t>tf</w:t>
-      </w:r>
-      <w:proofErr w:type="spellEnd"/>
-      <w:r>
-        <w:rPr>
-          <w:lang w:val="fr-FR"/>
-        </w:rPr>
-        <w:t>/</w:t>
-      </w:r>
-      <w:proofErr w:type="spellStart"/>
-      <w:r>
-        <w:rPr>
-          <w:i/>
-          <w:iCs/>
-          <w:lang w:val="fr-FR"/>
-        </w:rPr>
-        <w:t>df</w:t>
-      </w:r>
-      <w:proofErr w:type="spellEnd"/>
-      <w:r>
-        <w:rPr>
-          <w:i/>
-          <w:iCs/>
-          <w:vertAlign w:val="superscript"/>
-        </w:rPr>
-        <w:t>α</w:t>
-      </w:r>
-      <w:r>
-        <w:t>=</w:t>
-      </w:r>
-      <w:proofErr w:type="spellStart"/>
-      <w:r>
-        <w:rPr>
-          <w:i/>
-          <w:iCs/>
-        </w:rPr>
-        <w:t>tf</w:t>
-      </w:r>
-      <w:proofErr w:type="spellEnd"/>
-      <w:r>
-        <w:t xml:space="preserve">, la fréquence relative brute. </w:t>
-      </w:r>
-      <w:r>
-        <w:t>Plus</w:t>
-      </w:r>
-      <w:r>
-        <w:t xml:space="preserve"> </w:t>
-      </w:r>
-      <w:r>
-        <w:rPr>
-          <w:i/>
-          <w:iCs/>
-        </w:rPr>
-        <w:t>α</w:t>
-      </w:r>
-      <w:r>
-        <w:rPr>
-          <w:vertAlign w:val="superscript"/>
-        </w:rPr>
-        <w:t xml:space="preserve"> </w:t>
-      </w:r>
-      <w:r>
-        <w:t xml:space="preserve">augmente, plus </w:t>
-      </w:r>
-      <w:proofErr w:type="spellStart"/>
-      <w:r>
-        <w:rPr>
-          <w:i/>
-          <w:iCs/>
-          <w:lang w:val="fr-FR"/>
-        </w:rPr>
-        <w:t>tf</w:t>
-      </w:r>
-      <w:r>
-        <w:rPr>
-          <w:i/>
-          <w:iCs/>
-          <w:lang w:val="fr-FR"/>
-        </w:rPr>
-        <w:t>-</w:t>
-      </w:r>
-      <w:r>
-        <w:rPr>
-          <w:i/>
-          <w:iCs/>
-          <w:lang w:val="fr-FR"/>
-        </w:rPr>
-        <w:t>idf</w:t>
-      </w:r>
-      <w:proofErr w:type="spellEnd"/>
-      <w:r>
-        <w:rPr>
-          <w:i/>
-          <w:iCs/>
-        </w:rPr>
-        <w:t>α</w:t>
-      </w:r>
-      <w:r>
-        <w:t xml:space="preserve"> tend vers </w:t>
-      </w:r>
-      <w:proofErr w:type="spellStart"/>
-      <w:r>
-        <w:rPr>
-          <w:i/>
-          <w:iCs/>
-        </w:rPr>
-        <w:t>extf</w:t>
-      </w:r>
-      <w:proofErr w:type="spellEnd"/>
-      <w:r>
-        <w:t xml:space="preserve">, </w:t>
-      </w:r>
-      <w:r>
-        <w:t>les mots exclusifs sont promus, les mots partagés sont dépréciés. En effet, un mot exclusif est présent dans un seul document</w:t>
-      </w:r>
-      <w:r>
-        <w:t>,</w:t>
-      </w:r>
-      <w:r>
-        <w:t xml:space="preserve"> </w:t>
-      </w:r>
-      <w:proofErr w:type="spellStart"/>
-      <w:r>
-        <w:rPr>
-          <w:i/>
-          <w:iCs/>
-        </w:rPr>
-        <w:t>df</w:t>
-      </w:r>
-      <w:proofErr w:type="spellEnd"/>
-      <w:r>
-        <w:t xml:space="preserve">=1, son </w:t>
-      </w:r>
-      <w:proofErr w:type="spellStart"/>
-      <w:r>
-        <w:rPr>
-          <w:i/>
-          <w:iCs/>
-          <w:lang w:val="fr-FR"/>
-        </w:rPr>
-        <w:t>tf</w:t>
-      </w:r>
-      <w:r>
-        <w:rPr>
-          <w:i/>
-          <w:iCs/>
-          <w:lang w:val="fr-FR"/>
-        </w:rPr>
-        <w:t>-</w:t>
-      </w:r>
-      <w:r>
-        <w:rPr>
-          <w:i/>
-          <w:iCs/>
-          <w:lang w:val="fr-FR"/>
-        </w:rPr>
-        <w:t>idf</w:t>
-      </w:r>
-      <w:proofErr w:type="spellEnd"/>
-      <w:r>
-        <w:rPr>
-          <w:i/>
-          <w:iCs/>
-        </w:rPr>
-        <w:t>α</w:t>
-      </w:r>
-      <w:r>
-        <w:t xml:space="preserve"> restera toujours égal à </w:t>
-      </w:r>
-      <w:proofErr w:type="spellStart"/>
-      <w:r>
-        <w:rPr>
-          <w:i/>
-          <w:iCs/>
-        </w:rPr>
-        <w:t>tf</w:t>
-      </w:r>
-      <w:proofErr w:type="spellEnd"/>
-      <w:r>
-        <w:t xml:space="preserve"> = </w:t>
-      </w:r>
-      <w:proofErr w:type="spellStart"/>
-      <w:r>
-        <w:rPr>
-          <w:i/>
-          <w:iCs/>
-        </w:rPr>
-        <w:t>tf</w:t>
-      </w:r>
-      <w:proofErr w:type="spellEnd"/>
-      <w:r>
-        <w:t>/1</w:t>
-      </w:r>
-      <w:r>
-        <w:rPr>
-          <w:i/>
-          <w:iCs/>
-          <w:vertAlign w:val="superscript"/>
-        </w:rPr>
-        <w:t>α</w:t>
-      </w:r>
-      <w:r>
-        <w:t xml:space="preserve"> = </w:t>
-      </w:r>
-      <w:proofErr w:type="spellStart"/>
-      <w:r>
-        <w:rPr>
-          <w:i/>
-          <w:iCs/>
-        </w:rPr>
-        <w:t>tf</w:t>
-      </w:r>
-      <w:proofErr w:type="spellEnd"/>
-      <w:r>
-        <w:t>/</w:t>
-      </w:r>
-      <w:r>
-        <w:t xml:space="preserve">1. </w:t>
-      </w:r>
-      <w:proofErr w:type="gramStart"/>
-      <w:r>
-        <w:t>Par contre</w:t>
-      </w:r>
-      <w:proofErr w:type="gramEnd"/>
-      <w:r>
-        <w:t xml:space="preserve">, si un mot est présent dans 2 documents, même s’il est très fréquent, par exemple </w:t>
-      </w:r>
-      <w:proofErr w:type="spellStart"/>
-      <w:r>
-        <w:rPr>
-          <w:i/>
-          <w:iCs/>
-        </w:rPr>
-        <w:t>tf</w:t>
-      </w:r>
-      <w:proofErr w:type="spellEnd"/>
-      <w:r>
-        <w:t xml:space="preserve"> = 1000 occurrences, son score peut être en dessous de 1, donc en dessous de tous les </w:t>
-      </w:r>
-      <w:proofErr w:type="spellStart"/>
-      <w:r>
-        <w:rPr>
-          <w:i/>
-          <w:iCs/>
-        </w:rPr>
-        <w:t>tf</w:t>
-      </w:r>
-      <w:proofErr w:type="spellEnd"/>
-      <w:r>
-        <w:t xml:space="preserve">, par exemple avec </w:t>
-      </w:r>
-      <w:r>
-        <w:rPr>
-          <w:i/>
-          <w:iCs/>
-        </w:rPr>
-        <w:t>α</w:t>
-      </w:r>
-      <w:r>
-        <w:t>=10</w:t>
-      </w:r>
-      <w:r>
-        <w:t>, 1000/2</w:t>
-      </w:r>
-      <w:r>
-        <w:rPr>
-          <w:vertAlign w:val="superscript"/>
-        </w:rPr>
-        <w:t>10</w:t>
-      </w:r>
-      <w:r>
-        <w:t xml:space="preserve"> = 1000/1024 </w:t>
-      </w:r>
-      <w:r>
-        <w:rPr>
-          <w:rFonts w:ascii="Cambria Math" w:hAnsi="Cambria Math" w:cs="Cambria Math"/>
-        </w:rPr>
-        <w:t>≃</w:t>
-      </w:r>
-      <w:r>
-        <w:t xml:space="preserve"> 0,98.</w:t>
-      </w:r>
-    </w:p>
-    <w:p>
-      <w:pPr>
-        <w:ind w:firstLine="708"/>
-      </w:pPr>
-      <w:r>
-        <w:t xml:space="preserve">Les </w:t>
-      </w:r>
-      <w:proofErr w:type="spellStart"/>
-      <w:r>
-        <w:rPr>
-          <w:i/>
-          <w:iCs/>
-        </w:rPr>
-        <w:t>tfidfa</w:t>
-      </w:r>
-      <w:proofErr w:type="spellEnd"/>
-      <w:r>
-        <w:rPr>
-          <w:i/>
-          <w:iCs/>
-        </w:rPr>
-        <w:t>#</w:t>
-      </w:r>
-      <w:r>
-        <w:t xml:space="preserve"> du graphiques (</w:t>
-      </w:r>
-      <w:r>
-        <w:rPr>
-          <w:i/>
-          <w:iCs/>
-        </w:rPr>
-        <w:t>tfidfa0</w:t>
-      </w:r>
-      <w:r>
-        <w:t xml:space="preserve">, </w:t>
-      </w:r>
-      <w:r>
-        <w:rPr>
-          <w:i/>
-          <w:iCs/>
-        </w:rPr>
-        <w:t>tfidfa0</w:t>
-      </w:r>
-      <w:r>
-        <w:rPr>
-          <w:i/>
-          <w:iCs/>
-        </w:rPr>
-        <w:t xml:space="preserve">.5, </w:t>
-      </w:r>
-      <w:r>
-        <w:rPr>
-          <w:i/>
-          <w:iCs/>
-        </w:rPr>
-        <w:t>tfidfa</w:t>
-      </w:r>
-      <w:r>
-        <w:rPr>
-          <w:i/>
-          <w:iCs/>
-        </w:rPr>
-        <w:t>1</w:t>
-      </w:r>
-      <w:r>
-        <w:rPr>
-          <w:i/>
-          <w:iCs/>
-        </w:rPr>
-        <w:t>,</w:t>
-      </w:r>
-      <w:r>
-        <w:rPr>
-          <w:i/>
-          <w:iCs/>
-        </w:rPr>
-        <w:t xml:space="preserve"> </w:t>
-      </w:r>
-      <w:r>
-        <w:rPr>
-          <w:i/>
-          <w:iCs/>
-        </w:rPr>
-        <w:t>tfidfa</w:t>
-      </w:r>
-      <w:r>
-        <w:rPr>
-          <w:i/>
-          <w:iCs/>
-        </w:rPr>
-        <w:t>2</w:t>
-      </w:r>
-      <w:r>
-        <w:rPr>
-          <w:i/>
-          <w:iCs/>
-        </w:rPr>
-        <w:t>,</w:t>
-      </w:r>
-      <w:r>
-        <w:rPr>
-          <w:i/>
-          <w:iCs/>
-        </w:rPr>
-        <w:t xml:space="preserve"> </w:t>
-      </w:r>
-      <w:r>
-        <w:rPr>
-          <w:i/>
-          <w:iCs/>
-        </w:rPr>
-        <w:t>tfidfa</w:t>
-      </w:r>
-      <w:r>
-        <w:rPr>
-          <w:i/>
-          <w:iCs/>
-        </w:rPr>
-        <w:t>4…</w:t>
-      </w:r>
-      <w:r>
-        <w:t>)</w:t>
-      </w:r>
-      <w:r>
-        <w:t xml:space="preserve"> parc</w:t>
-      </w:r>
-      <w:r>
-        <w:t>ourent un arc continu</w:t>
-      </w:r>
-      <w:r>
-        <w:t>.</w:t>
-      </w:r>
-      <w:r>
-        <w:t xml:space="preserve"> </w:t>
-      </w:r>
-      <w:r>
-        <w:rPr>
-          <w:i/>
-          <w:iCs/>
-        </w:rPr>
-        <w:t>Tfidfa16</w:t>
-      </w:r>
-      <w:r>
-        <w:t xml:space="preserve"> n’aboutit pas exactement à </w:t>
-      </w:r>
-      <w:proofErr w:type="spellStart"/>
-      <w:r>
-        <w:rPr>
-          <w:i/>
-          <w:iCs/>
-        </w:rPr>
-        <w:t>extf</w:t>
-      </w:r>
-      <w:proofErr w:type="spellEnd"/>
-      <w:r>
-        <w:t>, car les listes de mots clés ne sont pas identiques. Un</w:t>
-      </w:r>
-      <w:r>
-        <w:t>e</w:t>
-      </w:r>
-      <w:r>
-        <w:t xml:space="preserve"> liste </w:t>
-      </w:r>
-      <w:proofErr w:type="spellStart"/>
-      <w:r>
-        <w:rPr>
-          <w:i/>
-          <w:iCs/>
-        </w:rPr>
-        <w:t>extf</w:t>
-      </w:r>
-      <w:proofErr w:type="spellEnd"/>
-      <w:r>
-        <w:t xml:space="preserve"> peut avoir moins de 100 mots pour les chapitres courts, tandis que </w:t>
-      </w:r>
-      <w:r>
-        <w:rPr>
-          <w:i/>
-          <w:iCs/>
-        </w:rPr>
-        <w:t>t</w:t>
-      </w:r>
-      <w:r>
-        <w:rPr>
-          <w:i/>
-          <w:iCs/>
-        </w:rPr>
-        <w:t>fidfa16</w:t>
-      </w:r>
-      <w:r>
-        <w:t xml:space="preserve"> gardera en queue des mots très fréquents quoique partagés, ce qui est sémantiquement utile, et facilement supprimable (score &lt; 1).</w:t>
-      </w:r>
-    </w:p>
-    <w:p>
-      <w:pPr>
-        <w:ind w:firstLine="708"/>
-      </w:pPr>
-      <w:r>
-        <w:rPr>
-          <w:i/>
-          <w:iCs/>
-          <w:lang w:val="fr-FR"/>
-        </w:rPr>
-        <w:t>T</w:t>
-      </w:r>
-      <w:r>
-        <w:rPr>
-          <w:i/>
-          <w:iCs/>
-          <w:lang w:val="fr-FR"/>
-        </w:rPr>
-        <w:t>f</w:t>
-      </w:r>
-      <w:r>
-        <w:rPr>
-          <w:i/>
-          <w:iCs/>
-          <w:lang w:val="fr-FR"/>
-        </w:rPr>
-        <w:t>-</w:t>
-      </w:r>
-      <w:proofErr w:type="spellStart"/>
-      <w:r>
-        <w:rPr>
-          <w:i/>
-          <w:iCs/>
-          <w:lang w:val="fr-FR"/>
-        </w:rPr>
-        <w:t>idf</w:t>
-      </w:r>
-      <w:proofErr w:type="spellEnd"/>
-      <w:r>
-        <w:rPr>
-          <w:i/>
-          <w:iCs/>
-        </w:rPr>
-        <w:t>α</w:t>
-      </w:r>
-      <w:r>
-        <w:t xml:space="preserve"> est une formule </w:t>
-      </w:r>
-      <w:r>
-        <w:t>attractive,</w:t>
-      </w:r>
-      <w:r>
-        <w:t xml:space="preserve"> elle a cependant un inconvénient, elle dépend de la variable </w:t>
-      </w:r>
-      <w:proofErr w:type="spellStart"/>
-      <w:r>
-        <w:rPr>
-          <w:i/>
-          <w:iCs/>
-        </w:rPr>
-        <w:t>df</w:t>
-      </w:r>
-      <w:proofErr w:type="spellEnd"/>
-      <w:r>
-        <w:t xml:space="preserve"> (</w:t>
-      </w:r>
-      <w:r>
-        <w:rPr>
-          <w:i/>
-          <w:iCs/>
-        </w:rPr>
-        <w:t xml:space="preserve">document </w:t>
-      </w:r>
-      <w:proofErr w:type="spellStart"/>
-      <w:r>
-        <w:rPr>
-          <w:i/>
-          <w:iCs/>
-        </w:rPr>
-        <w:t>frequency</w:t>
-      </w:r>
-      <w:proofErr w:type="spellEnd"/>
-      <w:r>
-        <w:t xml:space="preserve">, nombre </w:t>
-      </w:r>
-      <w:r>
-        <w:t>de textes</w:t>
-      </w:r>
-      <w:r>
-        <w:t>)</w:t>
-      </w:r>
-      <w:r>
-        <w:t>. Ces scores ne sont pas seulement utiles dans un contexte de corpus divisés en documents de taille comparable. Par exemple, quand on veut comparer un roman aux autres d’un auteur, mais aussi à ces contes et nouvelles, nous ne sommes plus dans une division documentaire homogène, mais plutôt une mesure sur un lot d’unités contre les autres.</w:t>
-      </w:r>
-    </w:p>
-    <w:p>
-      <w:pPr>
-        <w:ind w:firstLine="0"/>
-      </w:pPr>
-    </w:p>
-    <w:p>
-      <w:pPr>
-        <w:ind w:firstLine="0"/>
-      </w:pPr>
-    </w:p>
-    <w:p>
-      <w:pPr>
-        <w:ind w:firstLine="0"/>
-      </w:pPr>
-    </w:p>
-    <w:p>
-      <w:pPr>
-        <w:ind w:firstLine="708"/>
-        <w:rPr>
-          <w:lang w:val="fr-FR"/>
-        </w:rPr>
-      </w:pPr>
-      <w:r>
-        <w:rPr>
-          <w:lang w:val="fr-FR"/>
-        </w:rPr>
-        <w:t>Ce qui est un résultat nouveau, c’est que les autres formules de la littérature se place</w:t>
-      </w:r>
-      <w:r>
-        <w:rPr>
-          <w:lang w:val="fr-FR"/>
-        </w:rPr>
-        <w:t>nt</w:t>
-      </w:r>
-      <w:r>
-        <w:rPr>
-          <w:lang w:val="fr-FR"/>
-        </w:rPr>
-        <w:t xml:space="preserve"> assez bien sur la même </w:t>
-      </w:r>
-      <w:r>
-        <w:rPr>
-          <w:lang w:val="fr-FR"/>
-        </w:rPr>
-        <w:t>trajectoire</w:t>
-      </w:r>
-      <w:r>
-        <w:rPr>
-          <w:lang w:val="fr-FR"/>
-        </w:rPr>
-        <w:t xml:space="preserve"> que les di</w:t>
-      </w:r>
-      <w:r>
-        <w:rPr>
-          <w:lang w:val="fr-FR"/>
-        </w:rPr>
-        <w:t xml:space="preserve">fférents </w:t>
-      </w:r>
-      <w:proofErr w:type="spellStart"/>
-      <w:r>
-        <w:rPr>
-          <w:i/>
-          <w:iCs/>
-        </w:rPr>
-        <w:t>focalex</w:t>
-      </w:r>
-      <w:proofErr w:type="spellEnd"/>
-      <w:r>
-        <w:rPr>
-          <w:lang w:val="fr-FR"/>
-        </w:rPr>
-        <w:t xml:space="preserve">. </w:t>
-      </w:r>
-      <w:r>
-        <w:rPr>
-          <w:lang w:val="fr-FR"/>
-        </w:rPr>
-        <w:t>C</w:t>
-      </w:r>
-      <w:r>
-        <w:rPr>
-          <w:lang w:val="fr-FR"/>
-        </w:rPr>
-        <w:t xml:space="preserve">es </w:t>
-      </w:r>
-      <w:r>
-        <w:rPr>
-          <w:lang w:val="fr-FR"/>
-        </w:rPr>
-        <w:t>algorithmes</w:t>
-      </w:r>
-      <w:r>
-        <w:rPr>
-          <w:lang w:val="fr-FR"/>
-        </w:rPr>
-        <w:t xml:space="preserve"> sont pourtant très différents. </w:t>
-      </w:r>
-      <w:r>
-        <w:rPr>
-          <w:i/>
-          <w:iCs/>
-          <w:lang w:val="fr-FR"/>
-        </w:rPr>
-        <w:t>BM25</w:t>
-      </w:r>
-      <w:r>
-        <w:rPr>
-          <w:lang w:val="fr-FR"/>
-        </w:rPr>
-        <w:t xml:space="preserve"> et les </w:t>
-      </w:r>
-      <w:proofErr w:type="spellStart"/>
-      <w:r>
-        <w:rPr>
-          <w:i/>
-          <w:iCs/>
-          <w:lang w:val="fr-FR"/>
-        </w:rPr>
-        <w:t>tfidf</w:t>
-      </w:r>
-      <w:proofErr w:type="spellEnd"/>
-      <w:r>
-        <w:rPr>
-          <w:lang w:val="fr-FR"/>
-        </w:rPr>
-        <w:t xml:space="preserve"> tiennent compte de la dispersion d’un terme </w:t>
-      </w:r>
-      <w:r>
-        <w:rPr>
-          <w:lang w:val="fr-FR"/>
-        </w:rPr>
-        <w:t>en utilisant</w:t>
-      </w:r>
-      <w:r>
-        <w:rPr>
-          <w:lang w:val="fr-FR"/>
-        </w:rPr>
-        <w:t xml:space="preserve"> la fréquence par document </w:t>
-      </w:r>
-      <w:proofErr w:type="spellStart"/>
-      <w:r>
-        <w:rPr>
-          <w:i/>
-          <w:iCs/>
-          <w:lang w:val="fr-FR"/>
-        </w:rPr>
-        <w:t>df</w:t>
-      </w:r>
-      <w:proofErr w:type="spellEnd"/>
-      <w:r>
-        <w:rPr>
-          <w:lang w:val="fr-FR"/>
-        </w:rPr>
-        <w:t>,</w:t>
-      </w:r>
-      <w:r>
-        <w:rPr>
-          <w:lang w:val="fr-FR"/>
-        </w:rPr>
-        <w:t xml:space="preserve"> tandis que</w:t>
-      </w:r>
-      <w:r>
-        <w:rPr>
-          <w:lang w:val="fr-FR"/>
-        </w:rPr>
-        <w:t xml:space="preserve"> les autres se limitent à une comparaison du chapitre avec le reste </w:t>
-      </w:r>
-      <w:r>
-        <w:rPr>
-          <w:lang w:val="fr-FR"/>
-        </w:rPr>
-        <w:lastRenderedPageBreak/>
-        <w:t xml:space="preserve">du corpus. Les </w:t>
-      </w:r>
-      <w:r>
-        <w:rPr>
-          <w:lang w:val="fr-FR"/>
-        </w:rPr>
-        <w:t>paramètres sont</w:t>
-      </w:r>
-      <w:r>
-        <w:rPr>
-          <w:lang w:val="fr-FR"/>
-        </w:rPr>
-        <w:t xml:space="preserve"> </w:t>
-      </w:r>
-      <w:r>
-        <w:rPr>
-          <w:lang w:val="fr-FR"/>
-        </w:rPr>
-        <w:t xml:space="preserve">pondérés selon </w:t>
-      </w:r>
-      <w:r>
-        <w:rPr>
-          <w:lang w:val="fr-FR"/>
-        </w:rPr>
-        <w:t xml:space="preserve">des </w:t>
-      </w:r>
-      <w:r>
-        <w:rPr>
-          <w:lang w:val="fr-FR"/>
-        </w:rPr>
-        <w:t>échelles numériques très différentes</w:t>
-      </w:r>
-      <w:r>
-        <w:rPr>
-          <w:lang w:val="fr-FR"/>
-        </w:rPr>
-        <w:t xml:space="preserve"> : </w:t>
-      </w:r>
-      <w:r>
-        <w:rPr>
-          <w:lang w:val="fr-FR"/>
-        </w:rPr>
-        <w:t>linéaire (</w:t>
-      </w:r>
-      <w:proofErr w:type="spellStart"/>
-      <w:r>
-        <w:rPr>
-          <w:i/>
-          <w:iCs/>
-          <w:lang w:val="fr-FR"/>
-        </w:rPr>
-        <w:t>tf</w:t>
-      </w:r>
-      <w:proofErr w:type="spellEnd"/>
-      <w:r>
-        <w:rPr>
-          <w:lang w:val="fr-FR"/>
-        </w:rPr>
-        <w:t xml:space="preserve">, </w:t>
-      </w:r>
-      <w:proofErr w:type="spellStart"/>
-      <w:r>
-        <w:rPr>
-          <w:i/>
-          <w:iCs/>
-          <w:lang w:val="fr-FR"/>
-        </w:rPr>
-        <w:t>tfidf</w:t>
-      </w:r>
-      <w:proofErr w:type="spellEnd"/>
-      <w:r>
-        <w:rPr>
-          <w:lang w:val="fr-FR"/>
-        </w:rPr>
-        <w:t xml:space="preserve">, </w:t>
-      </w:r>
-      <w:proofErr w:type="spellStart"/>
-      <w:r>
-        <w:rPr>
-          <w:i/>
-          <w:iCs/>
-          <w:lang w:val="fr-FR"/>
-        </w:rPr>
-        <w:t>simplemaths</w:t>
-      </w:r>
-      <w:proofErr w:type="spellEnd"/>
-      <w:r>
-        <w:rPr>
-          <w:lang w:val="fr-FR"/>
-        </w:rPr>
-        <w:t xml:space="preserve">), </w:t>
-      </w:r>
-      <w:r>
-        <w:rPr>
-          <w:lang w:val="fr-FR"/>
-        </w:rPr>
-        <w:t>carrée (</w:t>
-      </w:r>
-      <w:r>
-        <w:rPr>
-          <w:i/>
-          <w:iCs/>
-          <w:lang w:val="fr-FR"/>
-        </w:rPr>
-        <w:t>chi2</w:t>
-      </w:r>
-      <w:r>
-        <w:rPr>
-          <w:lang w:val="fr-FR"/>
-        </w:rPr>
-        <w:t>), logarithmique (</w:t>
-      </w:r>
-      <w:r>
-        <w:rPr>
-          <w:i/>
-          <w:iCs/>
-          <w:lang w:val="fr-FR"/>
-        </w:rPr>
-        <w:t>g2</w:t>
-      </w:r>
-      <w:r>
-        <w:rPr>
-          <w:lang w:val="fr-FR"/>
-        </w:rPr>
-        <w:t xml:space="preserve">, </w:t>
-      </w:r>
-      <w:proofErr w:type="spellStart"/>
-      <w:r>
-        <w:rPr>
-          <w:i/>
-          <w:iCs/>
-          <w:lang w:val="fr-FR"/>
-        </w:rPr>
-        <w:t>tfidflog</w:t>
-      </w:r>
-      <w:proofErr w:type="spellEnd"/>
-      <w:r>
-        <w:rPr>
-          <w:lang w:val="fr-FR"/>
-        </w:rPr>
-        <w:t>)</w:t>
-      </w:r>
-      <w:r>
-        <w:rPr>
-          <w:lang w:val="fr-FR"/>
-        </w:rPr>
-        <w:t xml:space="preserve">, </w:t>
-      </w:r>
-      <w:r>
-        <w:rPr>
-          <w:lang w:val="fr-FR"/>
-        </w:rPr>
-        <w:t xml:space="preserve">ou </w:t>
-      </w:r>
-      <w:r>
-        <w:rPr>
-          <w:lang w:val="fr-FR"/>
-        </w:rPr>
-        <w:t>factorielle</w:t>
-      </w:r>
-      <w:r>
-        <w:rPr>
-          <w:lang w:val="fr-FR"/>
-        </w:rPr>
-        <w:t>,</w:t>
-      </w:r>
-      <w:r>
-        <w:rPr>
-          <w:lang w:val="fr-FR"/>
-        </w:rPr>
-        <w:t xml:space="preserve"> </w:t>
-      </w:r>
-      <w:r>
-        <w:rPr>
-          <w:lang w:val="fr-FR"/>
-        </w:rPr>
-        <w:t>c’est-à-dire</w:t>
-      </w:r>
-      <w:r>
-        <w:rPr>
-          <w:lang w:val="fr-FR"/>
-        </w:rPr>
-        <w:t xml:space="preserve"> hypergéométrique (</w:t>
-      </w:r>
-      <w:proofErr w:type="spellStart"/>
-      <w:r>
-        <w:rPr>
-          <w:i/>
-          <w:iCs/>
-          <w:lang w:val="fr-FR"/>
-        </w:rPr>
-        <w:t>fisher</w:t>
-      </w:r>
-      <w:proofErr w:type="spellEnd"/>
-      <w:r>
-        <w:rPr>
-          <w:lang w:val="fr-FR"/>
-        </w:rPr>
-        <w:t xml:space="preserve">). </w:t>
-      </w:r>
-      <w:r>
-        <w:rPr>
-          <w:lang w:val="fr-FR"/>
-        </w:rPr>
-        <w:t xml:space="preserve">Toutefois lorsque ces scores sont utilisés pour ordonner une liste de mots-clés, on observe une loi qui confirme les impressions plus haut : les formules varient entre généralité et </w:t>
-      </w:r>
-      <w:r>
-        <w:rPr>
-          <w:lang w:val="fr-FR"/>
-        </w:rPr>
-        <w:t>exclusivité</w:t>
-      </w:r>
-      <w:r>
-        <w:rPr>
-          <w:lang w:val="fr-FR"/>
-        </w:rPr>
-        <w:t xml:space="preserve"> des mots relevés.</w:t>
-      </w:r>
-    </w:p>
-    <w:p>
-      <w:pPr>
-        <w:ind w:firstLine="0"/>
-        <w:rPr>
-          <w:lang w:val="fr-FR"/>
-        </w:rPr>
-      </w:pPr>
-    </w:p>
-    <w:p>
-      <w:pPr>
-        <w:ind w:firstLine="708"/>
-        <w:rPr>
-          <w:lang w:val="fr-FR"/>
-        </w:rPr>
-      </w:pPr>
-      <w:r>
-        <w:t xml:space="preserve">Soit </w:t>
-      </w:r>
-      <w:proofErr w:type="spellStart"/>
-      <w:r>
-        <w:rPr>
-          <w:i/>
-          <w:iCs/>
-        </w:rPr>
-        <w:t>focalex</w:t>
-      </w:r>
-      <w:proofErr w:type="spellEnd"/>
-      <w:r>
-        <w:t>(</w:t>
-      </w:r>
-      <w:r>
-        <w:rPr>
-          <w:i/>
-          <w:iCs/>
-        </w:rPr>
-        <w:t>α</w:t>
-      </w:r>
-      <w:r>
-        <w:t xml:space="preserve">). Par construction </w:t>
-      </w:r>
-      <w:proofErr w:type="spellStart"/>
-      <w:proofErr w:type="gramStart"/>
-      <w:r>
-        <w:rPr>
-          <w:i/>
-          <w:iCs/>
-        </w:rPr>
-        <w:t>focalex</w:t>
-      </w:r>
-      <w:proofErr w:type="spellEnd"/>
-      <w:r>
-        <w:t>(0)=</w:t>
-      </w:r>
-      <w:proofErr w:type="spellStart"/>
-      <w:proofErr w:type="gramEnd"/>
-      <w:r>
-        <w:rPr>
-          <w:i/>
-          <w:iCs/>
-        </w:rPr>
-        <w:t>tf</w:t>
-      </w:r>
-      <w:proofErr w:type="spellEnd"/>
-      <w:r>
-        <w:t xml:space="preserve">, </w:t>
-      </w:r>
-      <w:proofErr w:type="spellStart"/>
-      <w:proofErr w:type="gramStart"/>
-      <w:r>
-        <w:rPr>
-          <w:i/>
-          <w:iCs/>
-        </w:rPr>
-        <w:t>focalex</w:t>
-      </w:r>
-      <w:proofErr w:type="spellEnd"/>
-      <w:r>
-        <w:t>(</w:t>
-      </w:r>
-      <w:r>
-        <w:t>2</w:t>
-      </w:r>
-      <w:r>
-        <w:t>)=</w:t>
-      </w:r>
-      <w:proofErr w:type="spellStart"/>
-      <w:proofErr w:type="gramEnd"/>
-      <w:r>
-        <w:t>ex</w:t>
-      </w:r>
-      <w:r>
-        <w:rPr>
-          <w:i/>
-          <w:iCs/>
-        </w:rPr>
-        <w:t>tf</w:t>
-      </w:r>
-      <w:proofErr w:type="spellEnd"/>
-      <w:r>
-        <w:t xml:space="preserve">, et </w:t>
-      </w:r>
-      <w:proofErr w:type="spellStart"/>
-      <w:proofErr w:type="gramStart"/>
-      <w:r>
-        <w:rPr>
-          <w:i/>
-          <w:iCs/>
-        </w:rPr>
-        <w:t>focalex</w:t>
-      </w:r>
-      <w:proofErr w:type="spellEnd"/>
-      <w:r>
-        <w:t>(1)=</w:t>
-      </w:r>
-      <w:proofErr w:type="spellStart"/>
-      <w:proofErr w:type="gramEnd"/>
-      <w:r>
-        <w:rPr>
-          <w:i/>
-          <w:iCs/>
-        </w:rPr>
-        <w:t>specif</w:t>
-      </w:r>
-      <w:proofErr w:type="spellEnd"/>
-      <w:r>
-        <w:t xml:space="preserve">. Par </w:t>
-      </w:r>
-      <w:proofErr w:type="spellStart"/>
-      <w:r>
-        <w:rPr>
-          <w:i/>
-          <w:iCs/>
-        </w:rPr>
-        <w:t>specif</w:t>
-      </w:r>
-      <w:proofErr w:type="spellEnd"/>
-      <w:r>
-        <w:t xml:space="preserve"> on entend une formule de spécificité</w:t>
-      </w:r>
-      <w:r>
-        <w:t>,</w:t>
-      </w:r>
-      <w:r>
-        <w:t xml:space="preserve"> </w:t>
-      </w:r>
-      <w:r>
-        <w:t>d</w:t>
-      </w:r>
-      <w:r>
-        <w:t xml:space="preserve">ans le graphe ci-dessus, c’est le test </w:t>
-      </w:r>
-      <w:r>
-        <w:rPr>
-          <w:i/>
-          <w:iCs/>
-        </w:rPr>
-        <w:t>G</w:t>
-      </w:r>
-      <w:r>
-        <w:rPr>
-          <w:i/>
-          <w:iCs/>
-          <w:vertAlign w:val="superscript"/>
-        </w:rPr>
-        <w:t>2</w:t>
-      </w:r>
-      <w:r>
-        <w:t>, mais d’autres ont été essayées. La variation est contrôlée par la formule suivante</w:t>
-      </w:r>
-      <w:r>
-        <w:t>.</w:t>
-      </w:r>
-      <w:r>
-        <w:t xml:space="preserve"> </w:t>
-      </w:r>
-      <w:r>
-        <w:t>S</w:t>
-      </w:r>
-      <w:r>
-        <w:t>i</w:t>
-      </w:r>
-      <w:r>
-        <w:t xml:space="preserve"> 0 </w:t>
-      </w:r>
-      <w:r>
-        <w:t>≤</w:t>
-      </w:r>
-      <w:r>
-        <w:t xml:space="preserve"> </w:t>
-      </w:r>
-      <w:r>
-        <w:rPr>
-          <w:i/>
-          <w:iCs/>
-        </w:rPr>
-        <w:t>α</w:t>
-      </w:r>
-      <w:r>
-        <w:t xml:space="preserve"> </w:t>
-      </w:r>
-      <w:r>
-        <w:t>≤</w:t>
-      </w:r>
-      <w:r>
-        <w:t xml:space="preserve"> 1, </w:t>
-      </w:r>
-      <w:proofErr w:type="spellStart"/>
-      <w:r>
-        <w:rPr>
-          <w:i/>
-          <w:iCs/>
-        </w:rPr>
-        <w:t>focalex</w:t>
-      </w:r>
-      <w:proofErr w:type="spellEnd"/>
-      <w:r>
-        <w:t xml:space="preserve"> = </w:t>
-      </w:r>
-      <w:proofErr w:type="spellStart"/>
-      <w:r>
-        <w:rPr>
-          <w:i/>
-          <w:iCs/>
-        </w:rPr>
-        <w:t>tf</w:t>
-      </w:r>
-      <w:proofErr w:type="spellEnd"/>
-      <w:r>
-        <w:rPr>
-          <w:vertAlign w:val="superscript"/>
-        </w:rPr>
-        <w:t>(1-</w:t>
-      </w:r>
-      <w:r>
-        <w:rPr>
-          <w:i/>
-          <w:iCs/>
-          <w:vertAlign w:val="superscript"/>
-        </w:rPr>
-        <w:t>α</w:t>
-      </w:r>
-      <w:r>
-        <w:rPr>
-          <w:vertAlign w:val="superscript"/>
-        </w:rPr>
-        <w:t>)</w:t>
-      </w:r>
-      <w:r>
-        <w:t xml:space="preserve"> </w:t>
-      </w:r>
-      <w:r>
-        <w:t>×</w:t>
-      </w:r>
-      <w:r>
-        <w:t xml:space="preserve"> </w:t>
-      </w:r>
-      <w:proofErr w:type="spellStart"/>
-      <w:r>
-        <w:rPr>
-          <w:i/>
-          <w:iCs/>
-        </w:rPr>
-        <w:t>specif</w:t>
-      </w:r>
-      <w:proofErr w:type="spellEnd"/>
-      <w:r>
-        <w:rPr>
-          <w:vertAlign w:val="superscript"/>
-        </w:rPr>
-        <w:t>α</w:t>
-      </w:r>
-      <w:r>
-        <w:t>.</w:t>
-      </w:r>
-      <w:r>
-        <w:t xml:space="preserve"> On comprend alors que si </w:t>
-      </w:r>
-      <w:r>
-        <w:rPr>
-          <w:i/>
-          <w:iCs/>
-        </w:rPr>
-        <w:t>α</w:t>
-      </w:r>
-      <w:r>
-        <w:rPr>
-          <w:i/>
-          <w:iCs/>
-        </w:rPr>
-        <w:t xml:space="preserve"> </w:t>
-      </w:r>
-      <w:r>
-        <w:t xml:space="preserve">= 0, </w:t>
-      </w:r>
-      <w:proofErr w:type="spellStart"/>
-      <w:r>
-        <w:rPr>
-          <w:i/>
-          <w:iCs/>
-        </w:rPr>
-        <w:t>focalex</w:t>
-      </w:r>
-      <w:proofErr w:type="spellEnd"/>
-      <w:r>
-        <w:t xml:space="preserve"> =</w:t>
-      </w:r>
-      <w:r>
-        <w:t xml:space="preserve"> </w:t>
-      </w:r>
-      <w:r>
-        <w:rPr>
-          <w:i/>
-          <w:iCs/>
-        </w:rPr>
-        <w:t>tf</w:t>
-      </w:r>
-      <w:r>
-        <w:rPr>
-          <w:vertAlign w:val="superscript"/>
-        </w:rPr>
-        <w:t>1</w:t>
-      </w:r>
-      <w:r>
-        <w:t xml:space="preserve"> </w:t>
-      </w:r>
-      <w:r>
-        <w:t>×</w:t>
-      </w:r>
-      <w:r>
-        <w:t xml:space="preserve"> </w:t>
-      </w:r>
-      <w:r>
-        <w:rPr>
-          <w:i/>
-          <w:iCs/>
-        </w:rPr>
-        <w:t>specif</w:t>
-      </w:r>
-      <w:r>
-        <w:rPr>
-          <w:vertAlign w:val="superscript"/>
-        </w:rPr>
-        <w:t>0</w:t>
-      </w:r>
-      <w:r>
-        <w:t xml:space="preserve"> = </w:t>
-      </w:r>
-      <w:proofErr w:type="spellStart"/>
-      <w:r>
-        <w:rPr>
-          <w:i/>
-          <w:iCs/>
-        </w:rPr>
-        <w:t>tf</w:t>
-      </w:r>
-      <w:proofErr w:type="spellEnd"/>
-      <w:r>
-        <w:t xml:space="preserve"> ; et inversement, si </w:t>
-      </w:r>
-      <w:r>
-        <w:rPr>
-          <w:i/>
-          <w:iCs/>
-        </w:rPr>
-        <w:t>f</w:t>
-      </w:r>
-      <w:r>
-        <w:t xml:space="preserve"> = 1, </w:t>
-      </w:r>
-      <w:proofErr w:type="spellStart"/>
-      <w:r>
-        <w:rPr>
-          <w:i/>
-          <w:iCs/>
-        </w:rPr>
-        <w:t>focalex</w:t>
-      </w:r>
-      <w:proofErr w:type="spellEnd"/>
-      <w:r>
-        <w:t xml:space="preserve"> = </w:t>
-      </w:r>
-      <w:proofErr w:type="spellStart"/>
-      <w:r>
-        <w:rPr>
-          <w:i/>
-          <w:iCs/>
-        </w:rPr>
-        <w:t>specif</w:t>
-      </w:r>
-      <w:proofErr w:type="spellEnd"/>
-      <w:r>
-        <w:t>.</w:t>
-      </w:r>
-      <w:r>
-        <w:t xml:space="preserve"> L’augmentation de </w:t>
-      </w:r>
-      <w:r>
-        <w:rPr>
-          <w:i/>
-          <w:iCs/>
-        </w:rPr>
-        <w:t>α</w:t>
-      </w:r>
-      <w:r>
-        <w:t xml:space="preserve"> efface peu à peu </w:t>
-      </w:r>
-      <w:proofErr w:type="spellStart"/>
-      <w:r>
-        <w:t>la</w:t>
-      </w:r>
-      <w:proofErr w:type="spellEnd"/>
-      <w:r>
-        <w:t xml:space="preserve"> localité de </w:t>
-      </w:r>
-      <w:proofErr w:type="spellStart"/>
-      <w:r>
-        <w:t>la</w:t>
-      </w:r>
-      <w:proofErr w:type="spellEnd"/>
-      <w:r>
-        <w:t xml:space="preserve"> fréquence </w:t>
-      </w:r>
-      <w:proofErr w:type="spellStart"/>
-      <w:r>
-        <w:rPr>
-          <w:i/>
-          <w:iCs/>
-        </w:rPr>
-        <w:t>tf</w:t>
-      </w:r>
-      <w:proofErr w:type="spellEnd"/>
-      <w:r>
-        <w:t xml:space="preserve"> par une spécificité tenant compte du reste du corpus.</w:t>
-      </w:r>
-      <w:r>
-        <w:t xml:space="preserve"> </w:t>
-      </w:r>
-      <w:r>
-        <w:t>Le</w:t>
-      </w:r>
-      <w:r>
-        <w:t xml:space="preserve"> procédé pour 1</w:t>
-      </w:r>
-      <w:r>
-        <w:t xml:space="preserve"> </w:t>
-      </w:r>
-      <w:r>
-        <w:t>≤</w:t>
-      </w:r>
-      <w:r>
-        <w:t xml:space="preserve"> </w:t>
-      </w:r>
-      <w:r>
-        <w:rPr>
-          <w:i/>
-          <w:iCs/>
-        </w:rPr>
-        <w:t>α</w:t>
-      </w:r>
-      <w:r>
-        <w:t xml:space="preserve"> </w:t>
-      </w:r>
-      <w:r>
-        <w:t>≤</w:t>
-      </w:r>
-      <w:r>
-        <w:t xml:space="preserve"> </w:t>
-      </w:r>
-      <w:r>
-        <w:t>2</w:t>
-      </w:r>
-      <w:r>
-        <w:t xml:space="preserve"> est </w:t>
-      </w:r>
-      <w:r>
-        <w:t>similaire,</w:t>
-      </w:r>
-      <w:r>
-        <w:t xml:space="preserve"> </w:t>
-      </w:r>
-      <w:proofErr w:type="spellStart"/>
-      <w:r>
-        <w:rPr>
-          <w:i/>
-          <w:iCs/>
-        </w:rPr>
-        <w:t>focalex</w:t>
-      </w:r>
-      <w:proofErr w:type="spellEnd"/>
-      <w:r>
-        <w:t xml:space="preserve"> = </w:t>
-      </w:r>
-      <w:proofErr w:type="spellStart"/>
-      <w:r>
-        <w:rPr>
-          <w:i/>
-          <w:iCs/>
-        </w:rPr>
-        <w:t>specif</w:t>
-      </w:r>
-      <w:proofErr w:type="spellEnd"/>
-      <w:r>
-        <w:t>(</w:t>
-      </w:r>
-      <w:r>
-        <w:t>2-</w:t>
-      </w:r>
-      <w:r>
-        <w:t>α</w:t>
-      </w:r>
-      <w:r>
-        <w:t>)</w:t>
-      </w:r>
-      <w:r>
-        <w:t xml:space="preserve"> </w:t>
-      </w:r>
-      <w:r>
-        <w:t>×</w:t>
-      </w:r>
-      <w:r>
-        <w:t xml:space="preserve"> (</w:t>
-      </w:r>
-      <w:proofErr w:type="spellStart"/>
-      <w:r>
-        <w:rPr>
-          <w:i/>
-          <w:iCs/>
-        </w:rPr>
-        <w:t>tf</w:t>
-      </w:r>
-      <w:proofErr w:type="spellEnd"/>
-      <w:r>
-        <w:t>/</w:t>
-      </w:r>
-      <w:proofErr w:type="spellStart"/>
-      <w:r>
-        <w:rPr>
-          <w:i/>
-          <w:iCs/>
-        </w:rPr>
-        <w:t>cf</w:t>
-      </w:r>
-      <w:proofErr w:type="spellEnd"/>
-      <w:r>
-        <w:t>) ^ ((</w:t>
-      </w:r>
-      <w:r>
-        <w:rPr>
-          <w:i/>
-          <w:iCs/>
-        </w:rPr>
-        <w:t>f</w:t>
-      </w:r>
-      <w:r>
-        <w:t>-1) / (2-</w:t>
-      </w:r>
-      <w:r>
-        <w:rPr>
-          <w:i/>
-          <w:iCs/>
-        </w:rPr>
-        <w:t>f</w:t>
-      </w:r>
-      <w:r>
-        <w:t xml:space="preserve">)). </w:t>
-      </w:r>
-    </w:p>
-    <w:p>
-      <w:pPr>
-        <w:ind w:firstLine="0"/>
-        <w:rPr>
-          <w:lang w:val="fr-FR"/>
-        </w:rPr>
-      </w:pPr>
-    </w:p>
-    <w:p>
-      <w:pPr>
-        <w:ind w:firstLine="0"/>
-        <w:rPr>
-          <w:lang w:val="fr-FR"/>
-        </w:rPr>
-      </w:pPr>
-    </w:p>
-    <w:p>
-      <w:pPr>
-        <w:ind w:firstLine="0"/>
-        <w:rPr>
-          <w:lang w:val="fr-FR"/>
-        </w:rPr>
-      </w:pPr>
-      <w:r>
-        <w:rPr>
-          <w:lang w:val="fr-FR"/>
-        </w:rPr>
-        <w:t xml:space="preserve"> Ce d</w:t>
-      </w:r>
-      <w:r>
-        <w:rPr>
-          <w:lang w:val="fr-FR"/>
-        </w:rPr>
-        <w:t xml:space="preserve"> </w:t>
-      </w:r>
-      <w:r>
-        <w:rPr>
-          <w:lang w:val="fr-FR"/>
-        </w:rPr>
-        <w:t xml:space="preserve">Il faut cependant d’autres expériences pour vérifier si les </w:t>
-      </w:r>
-      <w:r>
-        <w:rPr>
-          <w:lang w:val="fr-FR"/>
-        </w:rPr>
-        <w:t xml:space="preserve">chiffres produits par </w:t>
-      </w:r>
-      <w:proofErr w:type="spellStart"/>
-      <w:r>
-        <w:rPr>
-          <w:i/>
-          <w:iCs/>
-          <w:lang w:val="fr-FR"/>
-        </w:rPr>
-        <w:t>Focalex</w:t>
-      </w:r>
-      <w:proofErr w:type="spellEnd"/>
-      <w:r>
-        <w:rPr>
-          <w:lang w:val="fr-FR"/>
-        </w:rPr>
-        <w:t xml:space="preserve"> </w:t>
-      </w:r>
-      <w:proofErr w:type="gramStart"/>
-      <w:r>
-        <w:rPr>
-          <w:lang w:val="fr-FR"/>
-        </w:rPr>
-        <w:t xml:space="preserve">sont </w:t>
-      </w:r>
-      <w:r>
-        <w:rPr>
-          <w:lang w:val="fr-FR"/>
-        </w:rPr>
-        <w:t xml:space="preserve"> formules</w:t>
-      </w:r>
-      <w:proofErr w:type="gramEnd"/>
-      <w:r>
-        <w:rPr>
-          <w:lang w:val="fr-FR"/>
-        </w:rPr>
-        <w:t>.</w:t>
-      </w:r>
-    </w:p>
-    <w:p>
-      <w:pPr>
-        <w:ind w:firstLine="708"/>
-        <w:rPr>
-          <w:lang w:val="fr-FR"/>
-        </w:rPr>
-      </w:pPr>
-    </w:p>
-    <w:p>
-      <w:pPr>
-        <w:ind w:firstLine="0"/>
-      </w:pPr>
-      <w:r>
-        <w:t>Cette section</w:t>
-      </w:r>
-      <w:r>
-        <w:t xml:space="preserve"> semble établir que les formules de spécificités parcourent globalement un spectre entre la fréquence locale et la fréquence exclusive. Les formules relevant</w:t>
-      </w:r>
-      <w:r>
-        <w:t xml:space="preserve"> plus</w:t>
-      </w:r>
-      <w:r>
-        <w:t xml:space="preserve"> les mots exclusifs </w:t>
-      </w:r>
-      <w:r>
-        <w:t xml:space="preserve">ont montré leur </w:t>
-      </w:r>
-      <w:r>
-        <w:t>util</w:t>
-      </w:r>
-      <w:r>
-        <w:t>ité pour l’extraction de collocations</w:t>
-      </w:r>
-      <w:r>
-        <w:t xml:space="preserve"> linguistiques</w:t>
-      </w:r>
-      <w:r>
-        <w:t xml:space="preserve"> (</w:t>
-      </w:r>
-      <w:proofErr w:type="spellStart"/>
-      <w:r>
-        <w:t>simplemaths</w:t>
-      </w:r>
-      <w:proofErr w:type="spellEnd"/>
-      <w:r>
-        <w:t>), ou l</w:t>
-      </w:r>
-      <w:r>
-        <w:t>a recherche documentaires (</w:t>
-      </w:r>
-      <w:r>
-        <w:rPr>
-          <w:i/>
-          <w:iCs/>
-        </w:rPr>
-        <w:t>bm25</w:t>
-      </w:r>
-      <w:r>
-        <w:t xml:space="preserve">). Pour ce qui nous intéresse ici, les tests statistiques </w:t>
-      </w:r>
-      <w:r>
-        <w:rPr>
-          <w:i/>
-          <w:iCs/>
-        </w:rPr>
-        <w:t>Fisher</w:t>
-      </w:r>
-      <w:r>
-        <w:t xml:space="preserve"> et G</w:t>
-      </w:r>
-      <w:r>
-        <w:rPr>
-          <w:vertAlign w:val="superscript"/>
-        </w:rPr>
-        <w:t>2</w:t>
-      </w:r>
-      <w:r>
-        <w:t xml:space="preserve"> semblent les score</w:t>
-      </w:r>
-      <w:r>
-        <w:t>s les plus pertinents</w:t>
-      </w:r>
-      <w:r>
-        <w:t xml:space="preserve"> pour l’extraction de mots-clés sémantiques.</w:t>
-      </w:r>
-    </w:p>
-    <w:p>
-      <w:pPr>
-        <w:pStyle w:val="Heading1"/>
-      </w:pPr>
-      <w:r>
-        <w:t>§2. Recommandation de textes similaires</w:t>
-      </w:r>
-    </w:p>
-    <w:p>
-      <w:pPr>
-        <w:ind w:firstLine="0"/>
-      </w:pPr>
-      <w:r>
-        <w:t xml:space="preserve">Pour l’instant, nous ne saurions pas départager </w:t>
-      </w:r>
-      <w:r>
-        <w:rPr>
-          <w:i/>
-          <w:iCs/>
-        </w:rPr>
-        <w:t>Fisher</w:t>
-      </w:r>
-      <w:r>
-        <w:t xml:space="preserve"> et </w:t>
-      </w:r>
-      <w:r>
-        <w:rPr>
-          <w:i/>
-          <w:iCs/>
-        </w:rPr>
-        <w:t>G</w:t>
-      </w:r>
-      <w:r>
-        <w:rPr>
-          <w:i/>
-          <w:iCs/>
-          <w:vertAlign w:val="superscript"/>
-        </w:rPr>
-        <w:t>2</w:t>
-      </w:r>
-      <w:r>
-        <w:t xml:space="preserve"> autrement que par la doctrine, l’existant, ou la rapidité de calcul. Chacun de ces arguments ont de l’importance. La cohérence d’une doctrine aide l’utilisateur à comprendre </w:t>
-      </w:r>
-      <w:r>
-        <w:t>l</w:t>
-      </w:r>
-      <w:r>
-        <w:t>es résultats ; le code existant ne se réécrit pas en quelques heures ; la rapidité permet de chercher plus et donc</w:t>
-      </w:r>
-      <w:r>
-        <w:t xml:space="preserve"> de</w:t>
-      </w:r>
-      <w:r>
-        <w:t xml:space="preserve"> trouver plus. Mais ces raisons restent externes. Cette section tentera de proposer des tests décisifs pour départager</w:t>
-      </w:r>
-      <w:r>
-        <w:t xml:space="preserve"> </w:t>
-      </w:r>
-      <w:r>
-        <w:rPr>
-          <w:i/>
-          <w:iCs/>
-        </w:rPr>
-        <w:t>Fisher</w:t>
-      </w:r>
-      <w:r>
-        <w:t xml:space="preserve"> et </w:t>
-      </w:r>
-      <w:r>
-        <w:rPr>
-          <w:i/>
-          <w:iCs/>
-        </w:rPr>
-        <w:t>G</w:t>
-      </w:r>
-      <w:r>
-        <w:rPr>
-          <w:i/>
-          <w:iCs/>
-          <w:vertAlign w:val="superscript"/>
-        </w:rPr>
-        <w:t>2</w:t>
-      </w:r>
-      <w:r>
-        <w:t>, et peut-être rattraper d’autres formules trop vite écartées dans la section précédente.</w:t>
-      </w:r>
-    </w:p>
-    <w:p>
-      <w:pPr>
-        <w:ind w:firstLine="708"/>
-      </w:pPr>
-      <w:r>
-        <w:t>En §1</w:t>
-      </w:r>
-      <w:r>
-        <w:t xml:space="preserve"> n’ont été</w:t>
-      </w:r>
-      <w:r>
-        <w:t xml:space="preserve"> observé</w:t>
-      </w:r>
-      <w:r>
-        <w:t>s</w:t>
-      </w:r>
-      <w:r>
-        <w:t xml:space="preserve"> que les 100 premiers mots-clés</w:t>
-      </w:r>
-      <w:r>
-        <w:t xml:space="preserve"> p</w:t>
-      </w:r>
-      <w:r>
-        <w:t>ar</w:t>
-      </w:r>
-      <w:r>
-        <w:t xml:space="preserve"> chapitre. Rien n’assure que </w:t>
-      </w:r>
-      <w:r>
-        <w:t>le score des autres mots</w:t>
-      </w:r>
-      <w:r>
-        <w:t xml:space="preserve"> </w:t>
-      </w:r>
-      <w:r>
-        <w:t xml:space="preserve">soit aussi pertinent. Les expériences qui suivent </w:t>
-      </w:r>
-      <w:r>
-        <w:t xml:space="preserve">travailleront sur le vecteur complet </w:t>
-      </w:r>
-      <w:r>
-        <w:t xml:space="preserve">de tous les mots d’un texte, </w:t>
-      </w:r>
-      <w:r>
-        <w:t>portant</w:t>
-      </w:r>
-      <w:r>
-        <w:t xml:space="preserve"> chacun</w:t>
-      </w:r>
-      <w:r>
-        <w:t xml:space="preserve"> </w:t>
-      </w:r>
-      <w:r>
-        <w:t>un</w:t>
-      </w:r>
-      <w:r>
-        <w:t xml:space="preserve"> </w:t>
-      </w:r>
-      <w:r>
-        <w:t>score</w:t>
-      </w:r>
-      <w:r>
-        <w:t xml:space="preserve"> calculé</w:t>
-      </w:r>
-      <w:r>
-        <w:t xml:space="preserve"> </w:t>
-      </w:r>
-      <w:r>
-        <w:t>avec</w:t>
-      </w:r>
-      <w:r>
-        <w:t xml:space="preserve"> </w:t>
-      </w:r>
-      <w:r>
-        <w:t>une</w:t>
-      </w:r>
-      <w:r>
-        <w:t xml:space="preserve"> des</w:t>
-      </w:r>
-      <w:r>
-        <w:t xml:space="preserve"> formule</w:t>
-      </w:r>
-      <w:r>
-        <w:t>s</w:t>
-      </w:r>
-      <w:r>
-        <w:t>.</w:t>
-      </w:r>
-    </w:p>
-    <w:p>
-      <w:pPr>
-        <w:ind w:firstLine="708"/>
-      </w:pPr>
-      <w:r>
-        <w:t>Soit le vecteur d’un texte</w:t>
-      </w:r>
-      <w:r>
-        <w:t>,</w:t>
-      </w:r>
-      <w:r>
-        <w:t xml:space="preserve"> on conçoit que si l’on peut mesurer </w:t>
-      </w:r>
-      <w:proofErr w:type="spellStart"/>
-      <w:r>
-        <w:t>la</w:t>
-      </w:r>
-      <w:proofErr w:type="spellEnd"/>
-      <w:r>
-        <w:t xml:space="preserve"> distance de ce texte avec tous les autres, cela</w:t>
-      </w:r>
-      <w:r>
-        <w:t xml:space="preserve"> permet de suggérer à un lecteur des textes proches de celui qu’il lit. Pour un roman, c’est évidemment </w:t>
-      </w:r>
-      <w:r>
-        <w:t>farfelu</w:t>
-      </w:r>
-      <w:r>
-        <w:t xml:space="preserve">, puisque le texte que l’on veut lire ensuite, c’est le chapitre suivant ; mais </w:t>
-      </w:r>
-      <w:r>
-        <w:t xml:space="preserve">ce corpus offre des moyens de vérification. Si le chapitre le plus proche vient d’un autre roman, voire d’un autre auteur, soit on a découvert des répétitions, voire des plagiats ; soit, ce qui est plus sûr, l’algorithme </w:t>
-      </w:r>
-      <w:r>
-        <w:t>n’est pas le bon.</w:t>
-      </w:r>
-    </w:p>
-    <w:p>
-      <w:pPr>
-        <w:ind w:firstLine="708"/>
-      </w:pPr>
-    </w:p>
-    <w:p>
-      <w:pPr>
-        <w:ind w:firstLine="708"/>
-      </w:pPr>
-    </w:p>
-    <w:p>
-      <w:pPr>
-        <w:pStyle w:val="Heading1"/>
-      </w:pPr>
-      <w:r>
-        <w:lastRenderedPageBreak/>
-        <w:t xml:space="preserve">Test </w:t>
-      </w:r>
-      <w:r>
-        <w:t>des</w:t>
-      </w:r>
-      <w:r>
-        <w:t xml:space="preserve"> mots</w:t>
-      </w:r>
-      <w:r>
-        <w:t xml:space="preserve"> voisins</w:t>
-      </w:r>
-      <w:r>
-        <w:t xml:space="preserve"> par les documents</w:t>
-      </w:r>
-    </w:p>
-    <w:p/>
-    <w:p>
-      <w:pPr>
-        <w:pStyle w:val="Heading1"/>
-      </w:pPr>
-      <w:r>
-        <w:t xml:space="preserve">Test </w:t>
-      </w:r>
-    </w:p>
-    <w:p/>
-    <w:p>
-      <w:pPr>
-        <w:pStyle w:val="Heading1"/>
-      </w:pPr>
-      <w:r>
-        <w:t>§</w:t>
-      </w:r>
-      <w:r>
-        <w:t>∞</w:t>
-      </w:r>
-    </w:p>
-    <w:p>
-      <w:pPr>
-        <w:ind w:firstLine="708"/>
-      </w:pPr>
-      <w:r>
-        <w:t xml:space="preserve">Cette situation a été initiée par Muller avec sa thèse sur Corneille </w:t>
-      </w:r>
-      <w:r>
-        <w:t xml:space="preserve">en </w:t>
-      </w:r>
-      <w:r>
-        <w:t>1967</w:t>
-      </w:r>
-      <w:r>
-        <w:rPr>
-          <w:rStyle w:val="FootnoteReference"/>
-        </w:rPr>
-        <w:footnoteReference w:id="15"/>
+        </w:rPr>
+        <w:footnoteReference w:id="17"/>
       </w:r>
       <w:r>
         <w:t>.</w:t>
@@ -7497,14 +7240,7 @@
       </w:r>
       <w:r>
         <w:br/>
-      </w:r>
-      <w:proofErr w:type="spellStart"/>
-      <w:r>
-        <w:t>Dicollecte</w:t>
-      </w:r>
-      <w:proofErr w:type="spellEnd"/>
-      <w:r>
-        <w:t xml:space="preserve"> 7.7 </w:t>
+        <w:t xml:space="preserve">Dicollecte 7.7 </w:t>
       </w:r>
       <w:hyperlink r:id="rId14" w:history="1">
         <w:r>
@@ -7519,14 +7255,7 @@
       </w:r>
       <w:r>
         <w:br/>
-      </w:r>
-      <w:proofErr w:type="spellStart"/>
-      <w:r>
-        <w:t>Morphalou</w:t>
-      </w:r>
-      <w:proofErr w:type="spellEnd"/>
-      <w:r>
-        <w:t xml:space="preserve"> 3.1 </w:t>
+        <w:t xml:space="preserve">Morphalou 3.1 </w:t>
       </w:r>
       <w:hyperlink r:id="rId15" w:history="1">
         <w:r>
@@ -7538,15 +7267,7 @@
       </w:hyperlink>
       <w:r>
         <w:br/>
-        <w:t xml:space="preserve">Chaque lexique a son orientation. Lexique3 intéresse les orthophonistes, il a de précieuses informations de fréquence par forme, mais il est très bruité. </w:t>
-      </w:r>
-      <w:proofErr w:type="spellStart"/>
-      <w:r>
-        <w:t>Dicollecte</w:t>
-      </w:r>
-      <w:proofErr w:type="spellEnd"/>
-      <w:r>
-        <w:t xml:space="preserve"> sert à la correction orthographique, il mélange la langue commune avec les noms propres, ses lemmes sont parfois inexacts ou incomplets car non nécessaires à la correction orthographique (ex : l</w:t>
+        <w:t>Chaque lexique a son orientation. Lexique3 intéresse les orthophonistes, il a de précieuses informations de fréquence par forme, mais il est très bruité. Dicollecte sert à la correction orthographique, il mélange la langue commune avec les noms propres, ses lemmes sont parfois inexacts ou incomplets car non nécessaires à la correction orthographique (ex : l</w:t>
       </w:r>
       <w:r>
         <w:t>es participes passé</w:t>
@@ -7561,15 +7282,7 @@
         <w:t xml:space="preserve"> verbe </w:t>
       </w:r>
       <w:r>
-        <w:t xml:space="preserve">suffisent à fournir les formes adjectives). </w:t>
-      </w:r>
-      <w:proofErr w:type="spellStart"/>
-      <w:r>
-        <w:t>Morphalou</w:t>
-      </w:r>
-      <w:proofErr w:type="spellEnd"/>
-      <w:r>
-        <w:t xml:space="preserve">, en partie constitué sur le </w:t>
+        <w:t xml:space="preserve">suffisent à fournir les formes adjectives). Morphalou, en partie constitué sur le </w:t>
       </w:r>
       <w:r>
         <w:rPr>
@@ -7599,11 +7312,7 @@
         <w:t>ommer</w:t>
       </w:r>
       <w:r>
-        <w:t xml:space="preserve"> plutôt </w:t>
-      </w:r>
-      <w:proofErr w:type="gramStart"/>
-      <w:r>
-        <w:t xml:space="preserve">que </w:t>
+        <w:t xml:space="preserve"> plutôt que </w:t>
       </w:r>
       <w:r>
         <w:rPr>
@@ -7612,7 +7321,6 @@
         </w:rPr>
         <w:t>être</w:t>
       </w:r>
-      <w:proofErr w:type="gramEnd"/>
       <w:r>
         <w:t>).</w:t>
       </w:r>
@@ -7756,33 +7464,74 @@
       <w:r>
         <w:t xml:space="preserve"> </w:t>
       </w:r>
-      <w:proofErr w:type="spellStart"/>
-      <w:r>
-        <w:rPr>
-          <w:i/>
-          <w:iCs/>
-        </w:rPr>
-        <w:t>Frantext</w:t>
-      </w:r>
-      <w:proofErr w:type="spellEnd"/>
-      <w:r>
-        <w:t xml:space="preserve"> et </w:t>
-      </w:r>
-      <w:proofErr w:type="spellStart"/>
-      <w:r>
-        <w:rPr>
-          <w:i/>
-          <w:iCs/>
-        </w:rPr>
-        <w:t>SketchEngine</w:t>
-      </w:r>
-      <w:proofErr w:type="spellEnd"/>
-      <w:r>
-        <w:t>, applications payantes.</w:t>
+      <w:hyperlink r:id="rId20" w:history="1">
+        <w:r>
+          <w:rPr>
+            <w:rStyle w:val="Hyperlink"/>
+          </w:rPr>
+          <w:t>https://www.frantext.fr/</w:t>
+        </w:r>
+      </w:hyperlink>
+      <w:r>
+        <w:t xml:space="preserve"> </w:t>
       </w:r>
     </w:p>
   </w:footnote>
   <w:footnote w:id="15">
+    <w:p>
+      <w:pPr>
+        <w:pStyle w:val="FootnoteText"/>
+      </w:pPr>
+      <w:r>
+        <w:rPr>
+          <w:rStyle w:val="FootnoteReference"/>
+        </w:rPr>
+        <w:footnoteRef/>
+      </w:r>
+      <w:r>
+        <w:t xml:space="preserve"> </w:t>
+      </w:r>
+      <w:hyperlink r:id="rId21" w:history="1">
+        <w:r>
+          <w:rPr>
+            <w:rStyle w:val="Hyperlink"/>
+          </w:rPr>
+          <w:t>https://wiki.frantext.fr/bin/view/Main/Manuel%20d%27utilisation/Recherche/%C3%89tude%20de%20voisinage/</w:t>
+        </w:r>
+      </w:hyperlink>
+      <w:r>
+        <w:t xml:space="preserve"> </w:t>
+      </w:r>
+    </w:p>
+  </w:footnote>
+  <w:footnote w:id="16">
+    <w:p>
+      <w:pPr>
+        <w:pStyle w:val="FootnoteText"/>
+      </w:pPr>
+      <w:r>
+        <w:rPr>
+          <w:rStyle w:val="FootnoteReference"/>
+        </w:rPr>
+        <w:footnoteRef/>
+      </w:r>
+      <w:r>
+        <w:t xml:space="preserve"> </w:t>
+      </w:r>
+      <w:hyperlink r:id="rId22" w:history="1">
+        <w:r>
+          <w:rPr>
+            <w:rStyle w:val="Hyperlink"/>
+          </w:rPr>
+          <w:t>https://www.sketchengine.eu/</w:t>
+        </w:r>
+      </w:hyperlink>
+      <w:r>
+        <w:t xml:space="preserve"> </w:t>
+      </w:r>
+    </w:p>
+  </w:footnote>
+  <w:footnote w:id="17">
     <w:p>
       <w:pPr>
         <w:pStyle w:val="FootnoteText"/>

--- a/docs/glorieux-specif.docx
+++ b/docs/glorieux-specif.docx
@@ -473,13 +473,19 @@
         <w:pStyle w:val="Heading1"/>
       </w:pPr>
       <w:r>
-        <w:t>§0</w:t>
+        <w:t>§</w:t>
+      </w:r>
+      <w:r>
+        <w:t>1</w:t>
       </w:r>
       <w:r>
         <w:t>.</w:t>
       </w:r>
       <w:r>
-        <w:t xml:space="preserve"> Méthodologie</w:t>
+        <w:t xml:space="preserve"> </w:t>
+      </w:r>
+      <w:r>
+        <w:t>Reproduction, la méthode</w:t>
       </w:r>
     </w:p>
     <w:p>
@@ -800,13 +806,13 @@
     </w:p>
     <w:p>
       <w:pPr>
-        <w:ind w:firstLine="708"/>
-      </w:pPr>
-    </w:p>
-    <w:p>
-      <w:pPr>
         <w:ind w:firstLine="0"/>
       </w:pPr>
+    </w:p>
+    <w:p>
+      <w:pPr>
+        <w:ind w:firstLine="0"/>
+      </w:pPr>
       <w:r>
         <w:t>Ceci permet d’observer une première statistique, la</w:t>
       </w:r>
@@ -932,7 +938,7 @@
         <w:t>La cousine Bette</w:t>
       </w:r>
       <w:r>
-        <w:t>, par exemple, s’étend en un seul texte de 150 000 mots. Cette variation sera une épreuve pour les algorithmes sensibles à la taille des textes.</w:t>
+        <w:t>, par exemple, s’étend en un seul texte de 150 000 mots.</w:t>
       </w:r>
     </w:p>
     <w:p>
@@ -953,7 +959,13 @@
         <w:t xml:space="preserve"> avec un dictionnaire </w:t>
       </w:r>
       <w:r>
-        <w:t>maintenu par l’auteur</w:t>
+        <w:t xml:space="preserve">que je </w:t>
+      </w:r>
+      <w:r>
+        <w:t>maint</w:t>
+      </w:r>
+      <w:r>
+        <w:t>iens</w:t>
       </w:r>
       <w:r>
         <w:rPr>
@@ -1066,32 +1078,6 @@
       <w:pPr>
         <w:ind w:firstLine="708"/>
       </w:pPr>
-      <w:r>
-        <w:t xml:space="preserve">Les expériences se feront sur </w:t>
-      </w:r>
-      <w:r>
-        <w:t>la</w:t>
-      </w:r>
-      <w:r>
-        <w:t xml:space="preserve"> matrice</w:t>
-      </w:r>
-      <w:r>
-        <w:t xml:space="preserve"> de contingence</w:t>
-      </w:r>
-      <w:r>
-        <w:t xml:space="preserve">, les états précédents </w:t>
-      </w:r>
-      <w:r>
-        <w:t>son</w:t>
-      </w:r>
-      <w:r>
-        <w:t>t donnés pour vérification.</w:t>
-      </w:r>
-    </w:p>
-    <w:p>
-      <w:pPr>
-        <w:ind w:firstLine="708"/>
-      </w:pPr>
     </w:p>
     <w:p>
       <w:pPr>
@@ -1113,7 +1099,13 @@
         <w:t xml:space="preserve"> choisi parce qu’il est le plus connu du public des humanités numériques.</w:t>
       </w:r>
       <w:r>
-        <w:t xml:space="preserve"> Chaque algorithme a été réimplémenté pour les expériences, </w:t>
+        <w:t xml:space="preserve"> Chaque algorithme </w:t>
+      </w:r>
+      <w:r>
+        <w:t xml:space="preserve">cité </w:t>
+      </w:r>
+      <w:r>
+        <w:t xml:space="preserve">a été réimplémenté pour les expériences, </w:t>
       </w:r>
       <w:r>
         <w:t>s</w:t>
@@ -1124,92 +1116,13 @@
     </w:p>
     <w:p>
       <w:pPr>
-        <w:ind w:firstLine="0"/>
-      </w:pPr>
-    </w:p>
-    <w:p>
-      <w:pPr>
-        <w:ind w:firstLine="0"/>
-      </w:pPr>
-      <w:r>
-        <w:rPr>
-          <w:i/>
-          <w:iCs/>
-        </w:rPr>
-        <w:t>tf</w:t>
-      </w:r>
-      <w:r>
-        <w:t>, f</w:t>
-      </w:r>
-      <w:r>
-        <w:t>réquence brute</w:t>
-      </w:r>
-      <w:r>
-        <w:t xml:space="preserve"> d’un terme par document</w:t>
-      </w:r>
-    </w:p>
-    <w:p>
-      <w:pPr>
-        <w:ind w:firstLine="0"/>
-      </w:pPr>
-      <w:r>
-        <w:t>Tfidf</w:t>
-      </w:r>
-      <w:r>
-        <w:t xml:space="preserve">, </w:t>
-      </w:r>
-      <w:r>
-        <w:rPr>
-          <w:i/>
-          <w:iCs/>
-        </w:rPr>
-        <w:t>tf</w:t>
-      </w:r>
-      <w:r>
-        <w:t xml:space="preserve"> log (N / </w:t>
-      </w:r>
-      <w:r>
-        <w:rPr>
-          <w:i/>
-          <w:iCs/>
-        </w:rPr>
-        <w:t>df</w:t>
-      </w:r>
-      <w:r>
-        <w:t>),</w:t>
-      </w:r>
-      <w:r>
-        <w:t xml:space="preserve"> </w:t>
-      </w:r>
-      <w:r>
-        <w:t>fréquenc d’un terme</w:t>
-      </w:r>
-      <w:r>
-        <w:t xml:space="preserve"> multipliée par l’inverse </w:t>
-      </w:r>
-    </w:p>
-    <w:p>
-      <w:pPr>
-        <w:ind w:firstLine="0"/>
-      </w:pPr>
-      <w:r>
-        <w:t>BM25 (lucene)</w:t>
-      </w:r>
-    </w:p>
-    <w:p>
-      <w:pPr>
-        <w:ind w:firstLine="0"/>
-      </w:pPr>
-      <w:r>
-        <w:t>Lafon… no</w:t>
-      </w:r>
-    </w:p>
-    <w:p>
-      <w:pPr>
         <w:pStyle w:val="Heading1"/>
       </w:pPr>
       <w:r>
-        <w:t>§1</w:t>
+        <w:t>§</w:t>
+      </w:r>
+      <w:r>
+        <w:t>2</w:t>
       </w:r>
       <w:r>
         <w:t>.</w:t>
@@ -1218,10 +1131,7 @@
         <w:t xml:space="preserve"> </w:t>
       </w:r>
       <w:r>
-        <w:t>Extraction de</w:t>
-      </w:r>
-      <w:r>
-        <w:t xml:space="preserve"> mots clés</w:t>
+        <w:t>Poulpes, calmars, et monstres</w:t>
       </w:r>
     </w:p>
     <w:p>
@@ -2248,35 +2158,53 @@
     </w:p>
     <w:p>
       <w:pPr>
+        <w:pStyle w:val="Heading1"/>
+      </w:pPr>
+      <w:r>
+        <w:lastRenderedPageBreak/>
+        <w:t xml:space="preserve">§3. </w:t>
+      </w:r>
+      <w:r>
+        <w:t xml:space="preserve">Suffit-il de supprimer les indésirables pour </w:t>
+      </w:r>
+      <w:r>
+        <w:t>trouver</w:t>
+      </w:r>
+      <w:r>
+        <w:t xml:space="preserve"> ce</w:t>
+      </w:r>
+      <w:r>
+        <w:t>ux</w:t>
+      </w:r>
+      <w:r>
+        <w:t xml:space="preserve"> que l’on désire ?</w:t>
+      </w:r>
+    </w:p>
+    <w:p>
+      <w:pPr>
+        <w:ind w:firstLine="0"/>
+      </w:pPr>
+      <w:r>
+        <w:t xml:space="preserve">Ces mots-clés </w:t>
+      </w:r>
+      <w:r>
+        <w:t>restent</w:t>
+      </w:r>
+      <w:r>
+        <w:t xml:space="preserve"> </w:t>
+      </w:r>
+      <w:r>
+        <w:t>cependant</w:t>
+      </w:r>
+      <w:r>
+        <w:t xml:space="preserve"> très insatisfaisants.</w:t>
+      </w:r>
+    </w:p>
+    <w:p>
+      <w:pPr>
         <w:ind w:firstLine="708"/>
       </w:pPr>
-    </w:p>
-    <w:p>
-      <w:pPr>
-        <w:ind w:firstLine="0"/>
-      </w:pPr>
-      <w:r>
-        <w:t xml:space="preserve">Ces mots-clés </w:t>
-      </w:r>
-      <w:r>
-        <w:t>restent</w:t>
-      </w:r>
-      <w:r>
-        <w:t xml:space="preserve"> </w:t>
-      </w:r>
-      <w:r>
-        <w:t>cependant</w:t>
-      </w:r>
-      <w:r>
-        <w:t xml:space="preserve"> très insatisfaisants.</w:t>
-      </w:r>
-    </w:p>
-    <w:p>
-      <w:pPr>
-        <w:ind w:firstLine="708"/>
-      </w:pPr>
-      <w:r>
-        <w:lastRenderedPageBreak/>
+      <w:r>
         <w:t xml:space="preserve">Les noms </w:t>
       </w:r>
       <w:r>
@@ -2317,7 +2245,25 @@
         <w:t xml:space="preserve"> se trouve tristement divisé</w:t>
       </w:r>
       <w:r>
-        <w:t>. Les index de noms propres sont à traiter séparément. Nous les excluerons ici, car d</w:t>
+        <w:t xml:space="preserve">. Les index de noms propres sont à traiter séparément. </w:t>
+      </w:r>
+      <w:r>
+        <w:t>Il</w:t>
+      </w:r>
+      <w:r>
+        <w:t>s</w:t>
+      </w:r>
+      <w:r>
+        <w:t xml:space="preserve"> seront</w:t>
+      </w:r>
+      <w:r>
+        <w:t xml:space="preserve"> exclu</w:t>
+      </w:r>
+      <w:r>
+        <w:t>s</w:t>
+      </w:r>
+      <w:r>
+        <w:t xml:space="preserve"> ici, car d</w:t>
       </w:r>
       <w:r>
         <w:t>ans</w:t>
@@ -3117,8 +3063,13 @@
       <w:r>
         <w:t>.</w:t>
       </w:r>
-      <w:r>
-        <w:t xml:space="preserve"> Le thème du chapitre est beaucoup mieux exprimé par</w:t>
+    </w:p>
+    <w:p>
+      <w:pPr>
+        <w:ind w:firstLine="708"/>
+      </w:pPr>
+      <w:r>
+        <w:t>Le thème du chapitre est beaucoup mieux exprimé par</w:t>
       </w:r>
       <w:r>
         <w:t xml:space="preserve"> les mots</w:t>
@@ -3186,16 +3137,45 @@
         <w:t>grammaticaux</w:t>
       </w:r>
       <w:r>
-        <w:t xml:space="preserve"> ne suffit pas, i</w:t>
-      </w:r>
-      <w:r>
-        <w:t xml:space="preserve">l reste utile de pondérer la fréquence dans le texte </w:t>
+        <w:t xml:space="preserve"> ne suffit pas,</w:t>
+      </w:r>
+      <w:r>
+        <w:t xml:space="preserve"> faut-il étendre indéfiniment la liste des mots non souhaités ?</w:t>
+      </w:r>
+    </w:p>
+    <w:p>
+      <w:pPr>
+        <w:ind w:firstLine="708"/>
+      </w:pPr>
+    </w:p>
+    <w:p>
+      <w:pPr>
+        <w:ind w:firstLine="0"/>
+      </w:pPr>
+      <w:r>
+        <w:lastRenderedPageBreak/>
+        <w:t>Cette expérience sur un seul chapitre se confirmerait sur tout autre texte, elle rend sensible l’utilité</w:t>
+      </w:r>
+      <w:r>
+        <w:t xml:space="preserve"> de pondérer la fréquence </w:t>
+      </w:r>
+      <w:r>
+        <w:t>locale</w:t>
+      </w:r>
+      <w:r>
+        <w:t xml:space="preserve"> </w:t>
       </w:r>
       <w:r>
         <w:t>par</w:t>
       </w:r>
       <w:r>
-        <w:t xml:space="preserve"> le reste du corpus.</w:t>
+        <w:t xml:space="preserve"> le</w:t>
+      </w:r>
+      <w:r>
+        <w:t>s fréquences globales</w:t>
+      </w:r>
+      <w:r>
+        <w:t>.</w:t>
       </w:r>
     </w:p>
     <w:p>
@@ -3245,7 +3225,10 @@
         <w:t>semble un bon indicateur des mots les plus sémantiques</w:t>
       </w:r>
       <w:r>
-        <w:t xml:space="preserve">, 4 </w:t>
+        <w:t>.</w:t>
+      </w:r>
+      <w:r>
+        <w:t xml:space="preserve"> 4 </w:t>
       </w:r>
       <w:r>
         <w:t>formules</w:t>
@@ -3286,7 +3269,10 @@
         <w:t>2</w:t>
       </w:r>
       <w:r>
-        <w:t xml:space="preserve"> comme vu précédemment, mais aussi </w:t>
+        <w:t xml:space="preserve">, </w:t>
+      </w:r>
+      <w:r>
+        <w:t xml:space="preserve">comme vu précédemment, mais aussi </w:t>
       </w:r>
       <w:r>
         <w:rPr>
@@ -3319,81 +3305,66 @@
       <w:pPr>
         <w:ind w:firstLine="708"/>
       </w:pPr>
+      <w:r>
+        <w:t xml:space="preserve">Il s’agit maintenant de confirmer ces impressions </w:t>
+      </w:r>
+      <w:r>
+        <w:t>sur des masses plus importantes.</w:t>
+      </w:r>
+    </w:p>
+    <w:p>
+      <w:pPr>
+        <w:pStyle w:val="Heading1"/>
+      </w:pPr>
+      <w:r>
+        <w:t>§</w:t>
+      </w:r>
+      <w:r>
+        <w:t>4</w:t>
+      </w:r>
+      <w:r>
+        <w:t>. 7 700 chapitres</w:t>
+      </w:r>
+      <w:r>
+        <w:t xml:space="preserve"> </w:t>
+      </w:r>
+      <w:r>
+        <w:t>×</w:t>
+      </w:r>
+      <w:r>
+        <w:t xml:space="preserve"> 100 mots clés </w:t>
+      </w:r>
+      <w:r>
+        <w:t>×</w:t>
+      </w:r>
+      <w:r>
+        <w:t xml:space="preserve"> </w:t>
+      </w:r>
+      <w:r>
+        <w:t>19 formules</w:t>
+      </w:r>
     </w:p>
     <w:p>
       <w:pPr>
         <w:ind w:firstLine="0"/>
       </w:pPr>
       <w:r>
-        <w:t xml:space="preserve">Les impressions </w:t>
-      </w:r>
-      <w:r>
-        <w:t>personnelles</w:t>
-      </w:r>
-      <w:r>
-        <w:t xml:space="preserve"> ont cependant de la peine à choisir</w:t>
-      </w:r>
-      <w:r>
-        <w:t xml:space="preserve"> un</w:t>
-      </w:r>
-      <w:r>
-        <w:t>e</w:t>
-      </w:r>
-      <w:r>
-        <w:t xml:space="preserve"> </w:t>
-      </w:r>
-      <w:r>
-        <w:t>formule</w:t>
-      </w:r>
-      <w:r>
-        <w:t xml:space="preserve"> parmi </w:t>
-      </w:r>
-      <w:r>
-        <w:t>des dizaines</w:t>
-      </w:r>
-      <w:r>
-        <w:t xml:space="preserve"> lorsque l’on commence à envisager</w:t>
-      </w:r>
-      <w:r>
-        <w:t xml:space="preserve"> </w:t>
-      </w:r>
-      <w:r>
-        <w:t>1</w:t>
-      </w:r>
-      <w:r>
-        <w:t>00 mots clés pour 7700 chapitres.</w:t>
-      </w:r>
-    </w:p>
-    <w:p>
-      <w:pPr>
-        <w:ind w:firstLine="0"/>
         <w:rPr>
           <w:noProof/>
         </w:rPr>
-      </w:pPr>
-    </w:p>
-    <w:p>
-      <w:pPr>
-        <w:ind w:firstLine="0"/>
-      </w:pPr>
-      <w:r>
-        <w:rPr>
-          <w:noProof/>
-        </w:rPr>
-        <w:lastRenderedPageBreak/>
         <w:drawing>
-          <wp:anchor distT="0" distB="0" distL="114300" distR="114300" simplePos="0" relativeHeight="251661312" behindDoc="0" locked="0" layoutInCell="1" allowOverlap="1" wp14:anchorId="2BE7C98D" wp14:editId="21FA6178">
+          <wp:anchor distT="0" distB="0" distL="114300" distR="114300" simplePos="0" relativeHeight="251661312" behindDoc="0" locked="0" layoutInCell="1" allowOverlap="1" wp14:anchorId="76A1CACB" wp14:editId="75C3B949">
             <wp:simplePos x="0" y="0"/>
             <wp:positionH relativeFrom="column">
-              <wp:posOffset>28575</wp:posOffset>
+              <wp:posOffset>44450</wp:posOffset>
             </wp:positionH>
             <wp:positionV relativeFrom="paragraph">
-              <wp:posOffset>0</wp:posOffset>
+              <wp:posOffset>95250</wp:posOffset>
             </wp:positionV>
             <wp:extent cx="5760720" cy="3439160"/>
             <wp:effectExtent l="0" t="0" r="0" b="8890"/>
             <wp:wrapTopAndBottom/>
-            <wp:docPr id="508200714" name="Graphic 1"/>
+            <wp:docPr id="1626944940" name="Graphic 1"/>
             <wp:cNvGraphicFramePr>
               <a:graphicFrameLocks xmlns:a="http://schemas.openxmlformats.org/drawingml/2006/main" noChangeAspect="1"/>
             </wp:cNvGraphicFramePr>
@@ -3401,7 +3372,7 @@
               <a:graphicData uri="http://schemas.openxmlformats.org/drawingml/2006/picture">
                 <pic:pic xmlns:pic="http://schemas.openxmlformats.org/drawingml/2006/picture">
                   <pic:nvPicPr>
-                    <pic:cNvPr id="508200714" name=""/>
+                    <pic:cNvPr id="1626944940" name=""/>
                     <pic:cNvPicPr/>
                   </pic:nvPicPr>
                   <pic:blipFill>
@@ -3575,7 +3546,7 @@
         <w:t>) qui peuvent être moins nombreux que 100.</w:t>
       </w:r>
       <w:r>
-        <w:t xml:space="preserve"> Cet indice standard donne 0 si les listes sont identiques, et 1 si elles ne partagent aucun </w:t>
+        <w:t xml:space="preserve"> Cet indice donne 0 si les listes sont identiques, et 1 si elles ne partagent aucun </w:t>
       </w:r>
       <w:r>
         <w:t>élément</w:t>
@@ -3646,6 +3617,7 @@
           <w:i/>
           <w:iCs/>
         </w:rPr>
+        <w:lastRenderedPageBreak/>
         <w:t>extf</w:t>
       </w:r>
       <w:r>
@@ -3798,7 +3770,7 @@
         <w:rPr>
           <w:lang w:val="fr-FR"/>
         </w:rPr>
-        <w:t>90</w:t>
+        <w:t>85</w:t>
       </w:r>
       <w:r>
         <w:rPr>
@@ -3834,7 +3806,208 @@
         <w:rPr>
           <w:lang w:val="fr-FR"/>
         </w:rPr>
-        <w:t xml:space="preserve"> Les points proches sont ont des listes de mots-clés similaires, les points éloignés diffèrent. À l’exception de </w:t>
+        <w:t xml:space="preserve"> Les </w:t>
+      </w:r>
+      <w:r>
+        <w:rPr>
+          <w:lang w:val="fr-FR"/>
+        </w:rPr>
+        <w:t>formules</w:t>
+      </w:r>
+      <w:r>
+        <w:rPr>
+          <w:lang w:val="fr-FR"/>
+        </w:rPr>
+        <w:t xml:space="preserve"> proches </w:t>
+      </w:r>
+      <w:r>
+        <w:rPr>
+          <w:lang w:val="fr-FR"/>
+        </w:rPr>
+        <w:t>produisent</w:t>
+      </w:r>
+      <w:r>
+        <w:rPr>
+          <w:lang w:val="fr-FR"/>
+        </w:rPr>
+        <w:t xml:space="preserve"> des listes de mots-clés similaires, les points éloignés diffèrent. </w:t>
+      </w:r>
+    </w:p>
+    <w:p>
+      <w:pPr>
+        <w:ind w:firstLine="0"/>
+        <w:rPr>
+          <w:lang w:val="fr-FR"/>
+        </w:rPr>
+      </w:pPr>
+    </w:p>
+    <w:p>
+      <w:pPr>
+        <w:ind w:firstLine="0"/>
+        <w:rPr>
+          <w:lang w:val="fr-FR"/>
+        </w:rPr>
+      </w:pPr>
+      <w:r>
+        <w:rPr>
+          <w:lang w:val="fr-FR"/>
+        </w:rPr>
+        <w:t xml:space="preserve">Offrir à un utilisateur le moyen de varier le degré d’exclusivité d’une liste de mots clés est </w:t>
+      </w:r>
+      <w:r>
+        <w:rPr>
+          <w:lang w:val="fr-FR"/>
+        </w:rPr>
+        <w:t>utile</w:t>
+      </w:r>
+      <w:r>
+        <w:rPr>
+          <w:lang w:val="fr-FR"/>
+        </w:rPr>
+        <w:t>, car</w:t>
+      </w:r>
+      <w:r>
+        <w:rPr>
+          <w:lang w:val="fr-FR"/>
+        </w:rPr>
+        <w:t xml:space="preserve"> </w:t>
+      </w:r>
+      <w:r>
+        <w:rPr>
+          <w:lang w:val="fr-FR"/>
+        </w:rPr>
+        <w:t>les tailles des partitions observées</w:t>
+      </w:r>
+      <w:r>
+        <w:rPr>
+          <w:lang w:val="fr-FR"/>
+        </w:rPr>
+        <w:t xml:space="preserve"> </w:t>
+      </w:r>
+      <w:r>
+        <w:rPr>
+          <w:lang w:val="fr-FR"/>
+        </w:rPr>
+        <w:t>peuvent être</w:t>
+      </w:r>
+      <w:r>
+        <w:rPr>
+          <w:lang w:val="fr-FR"/>
+        </w:rPr>
+        <w:t xml:space="preserve"> variable</w:t>
+      </w:r>
+      <w:r>
+        <w:rPr>
+          <w:lang w:val="fr-FR"/>
+        </w:rPr>
+        <w:t>s</w:t>
+      </w:r>
+      <w:r>
+        <w:rPr>
+          <w:lang w:val="fr-FR"/>
+        </w:rPr>
+        <w:t xml:space="preserve"> : un texte, un livre, un auteur, une année, la co-occurrence autour d’un mot… De plus, le chercheur peut s’intéresser à des relations très fortes, par exemple les collocations pour lequel le score d’exclusivité est important, ou bien </w:t>
+      </w:r>
+      <w:r>
+        <w:rPr>
+          <w:lang w:val="fr-FR"/>
+        </w:rPr>
+        <w:t xml:space="preserve">très lâches, comme </w:t>
+      </w:r>
+      <w:r>
+        <w:rPr>
+          <w:lang w:val="fr-FR"/>
+        </w:rPr>
+        <w:t>observer des thématiques</w:t>
+      </w:r>
+      <w:r>
+        <w:rPr>
+          <w:lang w:val="fr-FR"/>
+        </w:rPr>
+        <w:t xml:space="preserve"> partagées</w:t>
+      </w:r>
+      <w:r>
+        <w:rPr>
+          <w:lang w:val="fr-FR"/>
+        </w:rPr>
+        <w:t xml:space="preserve"> </w:t>
+      </w:r>
+      <w:r>
+        <w:rPr>
+          <w:lang w:val="fr-FR"/>
+        </w:rPr>
+        <w:t xml:space="preserve">à travers de gros </w:t>
+      </w:r>
+      <w:r>
+        <w:rPr>
+          <w:lang w:val="fr-FR"/>
+        </w:rPr>
+        <w:t xml:space="preserve">corpus. Il est vain de promettre la formule </w:t>
+      </w:r>
+      <w:r>
+        <w:rPr>
+          <w:lang w:val="fr-FR"/>
+        </w:rPr>
+        <w:t>universelle.</w:t>
+      </w:r>
+    </w:p>
+    <w:p>
+      <w:pPr>
+        <w:ind w:firstLine="708"/>
+        <w:rPr>
+          <w:lang w:val="fr-FR"/>
+        </w:rPr>
+      </w:pPr>
+      <w:r>
+        <w:rPr>
+          <w:lang w:val="fr-FR"/>
+        </w:rPr>
+        <w:t>Ce</w:t>
+      </w:r>
+      <w:r>
+        <w:rPr>
+          <w:lang w:val="fr-FR"/>
+        </w:rPr>
+        <w:t xml:space="preserve"> fait est connu des développeurs d’application</w:t>
+      </w:r>
+      <w:r>
+        <w:rPr>
+          <w:lang w:val="fr-FR"/>
+        </w:rPr>
+        <w:t>s</w:t>
+      </w:r>
+      <w:r>
+        <w:rPr>
+          <w:lang w:val="fr-FR"/>
+        </w:rPr>
+        <w:t xml:space="preserve"> linguistiques</w:t>
+      </w:r>
+      <w:r>
+        <w:rPr>
+          <w:lang w:val="fr-FR"/>
+        </w:rPr>
+        <w:t xml:space="preserve">. Ainsi </w:t>
+      </w:r>
+      <w:r>
+        <w:rPr>
+          <w:i/>
+          <w:iCs/>
+          <w:lang w:val="fr-FR"/>
+        </w:rPr>
+        <w:t>Frantext</w:t>
+      </w:r>
+      <w:r>
+        <w:rPr>
+          <w:rStyle w:val="FootnoteReference"/>
+          <w:lang w:val="fr-FR"/>
+        </w:rPr>
+        <w:footnoteReference w:id="14"/>
+      </w:r>
+      <w:r>
+        <w:rPr>
+          <w:lang w:val="fr-FR"/>
+        </w:rPr>
+        <w:t xml:space="preserve"> propose les scores : </w:t>
       </w:r>
       <w:r>
         <w:rPr>
@@ -3848,2880 +4021,2613 @@
         <w:rPr>
           <w:lang w:val="fr-FR"/>
         </w:rPr>
-        <w:t xml:space="preserve">, le nuage </w:t>
-      </w:r>
-      <w:r>
-        <w:rPr>
-          <w:lang w:val="fr-FR"/>
-        </w:rPr>
-        <w:t xml:space="preserve">semble </w:t>
-      </w:r>
-      <w:r>
-        <w:rPr>
-          <w:lang w:val="fr-FR"/>
-        </w:rPr>
-        <w:t>forme</w:t>
-      </w:r>
-      <w:r>
-        <w:rPr>
-          <w:lang w:val="fr-FR"/>
-        </w:rPr>
-        <w:t>r</w:t>
-      </w:r>
-      <w:r>
-        <w:rPr>
-          <w:lang w:val="fr-FR"/>
-        </w:rPr>
+        <w:t xml:space="preserve"> (fréquence), </w:t>
+      </w:r>
+      <w:r>
+        <w:rPr>
+          <w:i/>
+          <w:iCs/>
+          <w:lang w:val="fr-FR"/>
+        </w:rPr>
+        <w:t>G</w:t>
+      </w:r>
+      <w:r>
+        <w:rPr>
+          <w:i/>
+          <w:iCs/>
+          <w:vertAlign w:val="superscript"/>
+          <w:lang w:val="fr-FR"/>
+        </w:rPr>
+        <w:t>2</w:t>
+      </w:r>
+      <w:r>
+        <w:rPr>
+          <w:lang w:val="fr-FR"/>
+        </w:rPr>
+        <w:t xml:space="preserve"> (</w:t>
+      </w:r>
+      <w:r>
+        <w:rPr>
+          <w:i/>
+          <w:iCs/>
+          <w:lang w:val="fr-FR"/>
+        </w:rPr>
+        <w:t>Loglikelihood</w:t>
+      </w:r>
+      <w:r>
+        <w:rPr>
+          <w:lang w:val="fr-FR"/>
+        </w:rPr>
+        <w:t xml:space="preserve">), </w:t>
+      </w:r>
+      <w:r>
+        <w:rPr>
+          <w:i/>
+          <w:iCs/>
+          <w:lang w:val="fr-FR"/>
+        </w:rPr>
+        <w:t>z</w:t>
+      </w:r>
+      <w:r>
+        <w:rPr>
+          <w:i/>
+          <w:iCs/>
+          <w:lang w:val="fr-FR"/>
+        </w:rPr>
+        <w:t>-</w:t>
+      </w:r>
+      <w:r>
+        <w:rPr>
+          <w:i/>
+          <w:iCs/>
+          <w:lang w:val="fr-FR"/>
+        </w:rPr>
+        <w:t>score</w:t>
+      </w:r>
+      <w:r>
+        <w:rPr>
+          <w:lang w:val="fr-FR"/>
+        </w:rPr>
+        <w:t xml:space="preserve">, </w:t>
+      </w:r>
+      <w:r>
+        <w:rPr>
+          <w:i/>
+          <w:iCs/>
+          <w:lang w:val="fr-FR"/>
+        </w:rPr>
+        <w:t>t</w:t>
+      </w:r>
+      <w:r>
+        <w:rPr>
+          <w:i/>
+          <w:iCs/>
+          <w:lang w:val="fr-FR"/>
+        </w:rPr>
+        <w:t>-</w:t>
+      </w:r>
+      <w:r>
+        <w:rPr>
+          <w:i/>
+          <w:iCs/>
+          <w:lang w:val="fr-FR"/>
+        </w:rPr>
+        <w:t>score</w:t>
+      </w:r>
+      <w:r>
+        <w:rPr>
+          <w:lang w:val="fr-FR"/>
+        </w:rPr>
+        <w:t xml:space="preserve">, et </w:t>
+      </w:r>
+      <w:r>
+        <w:rPr>
+          <w:i/>
+          <w:iCs/>
+          <w:lang w:val="fr-FR"/>
+        </w:rPr>
+        <w:t>MI</w:t>
+      </w:r>
+      <w:r>
+        <w:rPr>
+          <w:lang w:val="fr-FR"/>
+        </w:rPr>
+        <w:t xml:space="preserve"> (information mutuelle)</w:t>
+      </w:r>
+      <w:r>
+        <w:rPr>
+          <w:rStyle w:val="FootnoteReference"/>
+          <w:lang w:val="fr-FR"/>
+        </w:rPr>
+        <w:footnoteReference w:id="15"/>
+      </w:r>
+      <w:r>
+        <w:rPr>
+          <w:lang w:val="fr-FR"/>
+        </w:rPr>
+        <w:t xml:space="preserve">. </w:t>
+      </w:r>
+      <w:r>
+        <w:rPr>
+          <w:i/>
+          <w:iCs/>
+          <w:lang w:val="fr-FR"/>
+        </w:rPr>
+        <w:t>SketchEngine</w:t>
+      </w:r>
+      <w:r>
+        <w:rPr>
+          <w:rStyle w:val="FootnoteReference"/>
+          <w:i/>
+          <w:iCs/>
+          <w:lang w:val="fr-FR"/>
+        </w:rPr>
+        <w:footnoteReference w:id="16"/>
+      </w:r>
+      <w:r>
+        <w:rPr>
+          <w:lang w:val="fr-FR"/>
+        </w:rPr>
+        <w:t xml:space="preserve"> ajoute </w:t>
+      </w:r>
+      <w:r>
+        <w:rPr>
+          <w:lang w:val="fr-FR"/>
+        </w:rPr>
+        <w:t>encore</w:t>
+      </w:r>
+      <w:r>
+        <w:rPr>
+          <w:lang w:val="fr-FR"/>
+        </w:rPr>
+        <w:t xml:space="preserve"> </w:t>
+      </w:r>
+      <w:r>
+        <w:rPr>
+          <w:i/>
+          <w:iCs/>
+          <w:lang w:val="fr-FR"/>
+        </w:rPr>
+        <w:t>MI</w:t>
+      </w:r>
+      <w:r>
+        <w:rPr>
+          <w:i/>
+          <w:iCs/>
+          <w:vertAlign w:val="superscript"/>
+          <w:lang w:val="fr-FR"/>
+        </w:rPr>
+        <w:t>3</w:t>
+      </w:r>
+      <w:r>
+        <w:rPr>
+          <w:lang w:val="fr-FR"/>
+        </w:rPr>
+        <w:t xml:space="preserve">, </w:t>
+      </w:r>
+      <w:r>
+        <w:rPr>
+          <w:i/>
+          <w:iCs/>
+          <w:lang w:val="fr-FR"/>
+        </w:rPr>
+        <w:t>LogDice</w:t>
+      </w:r>
+      <w:r>
+        <w:rPr>
+          <w:lang w:val="fr-FR"/>
+        </w:rPr>
+        <w:t xml:space="preserve">, </w:t>
+      </w:r>
+      <w:r>
+        <w:rPr>
+          <w:i/>
+          <w:iCs/>
+          <w:lang w:val="fr-FR"/>
+        </w:rPr>
+        <w:t>MI.log-f</w:t>
+      </w:r>
+      <w:r>
+        <w:rPr>
+          <w:lang w:val="fr-FR"/>
+        </w:rPr>
+        <w:t xml:space="preserve"> et </w:t>
+      </w:r>
+      <w:r>
+        <w:rPr>
+          <w:i/>
+          <w:iCs/>
+          <w:lang w:val="fr-FR"/>
+        </w:rPr>
+        <w:t>minimum sensitivity</w:t>
+      </w:r>
+      <w:r>
+        <w:rPr>
+          <w:rStyle w:val="FootnoteReference"/>
+          <w:i/>
+          <w:iCs/>
+          <w:lang w:val="fr-FR"/>
+        </w:rPr>
+        <w:footnoteReference w:id="17"/>
+      </w:r>
+      <w:r>
+        <w:rPr>
+          <w:lang w:val="fr-FR"/>
+        </w:rPr>
+        <w:t>. C</w:t>
+      </w:r>
+      <w:r>
+        <w:rPr>
+          <w:lang w:val="fr-FR"/>
+        </w:rPr>
+        <w:t>e</w:t>
+      </w:r>
+      <w:r>
+        <w:rPr>
+          <w:lang w:val="fr-FR"/>
+        </w:rPr>
+        <w:t xml:space="preserve">la demande </w:t>
+      </w:r>
+      <w:r>
+        <w:rPr>
+          <w:lang w:val="fr-FR"/>
+        </w:rPr>
+        <w:t xml:space="preserve">à l’utilisateur beaucoup d’expertise statistique pour comprendre </w:t>
+      </w:r>
+      <w:r>
+        <w:rPr>
+          <w:lang w:val="fr-FR"/>
+        </w:rPr>
+        <w:t xml:space="preserve">les résultats qu’il obtient, au risque </w:t>
+      </w:r>
+      <w:r>
+        <w:rPr>
+          <w:lang w:val="fr-FR"/>
+        </w:rPr>
+        <w:t>de choisir</w:t>
+      </w:r>
+      <w:r>
+        <w:rPr>
+          <w:lang w:val="fr-FR"/>
+        </w:rPr>
+        <w:t xml:space="preserve"> </w:t>
+      </w:r>
+      <w:r>
+        <w:rPr>
+          <w:lang w:val="fr-FR"/>
+        </w:rPr>
+        <w:t>la formule</w:t>
+      </w:r>
+      <w:r>
+        <w:rPr>
+          <w:lang w:val="fr-FR"/>
+        </w:rPr>
+        <w:t xml:space="preserve"> qui </w:t>
+      </w:r>
+      <w:r>
+        <w:rPr>
+          <w:lang w:val="fr-FR"/>
+        </w:rPr>
+        <w:t>produit ce qui lui plaît, plutôt que celle qui révèle le corpus.</w:t>
+      </w:r>
+    </w:p>
+    <w:p>
+      <w:pPr>
+        <w:ind w:firstLine="708"/>
+        <w:rPr>
+          <w:lang w:val="fr-FR"/>
+        </w:rPr>
+      </w:pPr>
+    </w:p>
+    <w:p>
+      <w:pPr>
+        <w:ind w:firstLine="0"/>
+        <w:rPr>
+          <w:lang w:val="fr-FR"/>
+        </w:rPr>
+      </w:pPr>
+      <w:r>
+        <w:rPr>
+          <w:lang w:val="fr-FR"/>
+        </w:rPr>
+        <w:t xml:space="preserve">Le nuage semble dessiner comme un </w:t>
+      </w:r>
+      <w:r>
+        <w:rPr>
+          <w:lang w:val="fr-FR"/>
+        </w:rPr>
+        <w:t>arc</w:t>
+      </w:r>
+      <w:r>
+        <w:rPr>
+          <w:lang w:val="fr-FR"/>
+        </w:rPr>
+        <w:t xml:space="preserve"> continu entre</w:t>
+      </w:r>
+      <w:r>
+        <w:rPr>
+          <w:lang w:val="fr-FR"/>
+        </w:rPr>
+        <w:t xml:space="preserve"> fréquences locales</w:t>
+      </w:r>
+      <w:r>
+        <w:rPr>
+          <w:lang w:val="fr-FR"/>
+        </w:rPr>
+        <w:t xml:space="preserve"> </w:t>
+      </w:r>
+      <w:r>
+        <w:rPr>
+          <w:i/>
+          <w:iCs/>
+          <w:lang w:val="fr-FR"/>
+        </w:rPr>
+        <w:t>tf</w:t>
+      </w:r>
+      <w:r>
+        <w:rPr>
+          <w:lang w:val="fr-FR"/>
+        </w:rPr>
+        <w:t xml:space="preserve"> et</w:t>
+      </w:r>
+      <w:r>
+        <w:rPr>
+          <w:lang w:val="fr-FR"/>
+        </w:rPr>
+        <w:t xml:space="preserve"> fréquences exclusives</w:t>
+      </w:r>
+      <w:r>
+        <w:rPr>
+          <w:lang w:val="fr-FR"/>
+        </w:rPr>
+        <w:t xml:space="preserve"> </w:t>
+      </w:r>
+      <w:r>
+        <w:rPr>
+          <w:i/>
+          <w:iCs/>
+          <w:lang w:val="fr-FR"/>
+        </w:rPr>
+        <w:t>extf</w:t>
+      </w:r>
+      <w:r>
+        <w:rPr>
+          <w:lang w:val="fr-FR"/>
+        </w:rPr>
+        <w:t xml:space="preserve">, </w:t>
+      </w:r>
+      <w:r>
+        <w:rPr>
+          <w:lang w:val="fr-FR"/>
+        </w:rPr>
+        <w:t xml:space="preserve">confirmant les impressions subjectives sur un seul chapitre. Le </w:t>
+      </w:r>
+      <w:r>
+        <w:rPr>
+          <w:i/>
+          <w:iCs/>
+          <w:lang w:val="fr-FR"/>
+        </w:rPr>
+        <w:t>chi2</w:t>
+      </w:r>
+      <w:r>
+        <w:rPr>
+          <w:lang w:val="fr-FR"/>
+        </w:rPr>
+        <w:t xml:space="preserve">, ainsi que </w:t>
+      </w:r>
+      <w:r>
+        <w:rPr>
+          <w:i/>
+          <w:iCs/>
+          <w:lang w:val="fr-FR"/>
+        </w:rPr>
+        <w:t>mi3</w:t>
+      </w:r>
+      <w:r>
+        <w:rPr>
+          <w:lang w:val="fr-FR"/>
+        </w:rPr>
+        <w:t>, semblent se détacher. S’agit-il de cas particuliers, ou le signe que l’arc est un croissant, avec un ventre ?</w:t>
+      </w:r>
+    </w:p>
+    <w:p>
+      <w:pPr>
+        <w:pStyle w:val="Heading1"/>
+        <w:rPr>
+          <w:lang w:val="fr-FR"/>
+        </w:rPr>
+      </w:pPr>
+      <w:r>
+        <w:rPr>
+          <w:lang w:val="fr-FR"/>
+        </w:rPr>
+        <w:t xml:space="preserve">§5. </w:t>
+      </w:r>
+      <w:r>
+        <w:rPr>
+          <w:lang w:val="fr-FR"/>
+        </w:rPr>
+        <w:t>Anticiper un</w:t>
+      </w:r>
+      <w:r>
+        <w:rPr>
+          <w:lang w:val="fr-FR"/>
+        </w:rPr>
+        <w:t xml:space="preserve"> mouvement est une intuition du nombre, paramétrer</w:t>
+      </w:r>
+    </w:p>
+    <w:p>
+      <w:pPr>
+        <w:ind w:firstLine="0"/>
+        <w:rPr>
+          <w:lang w:val="fr-FR"/>
+        </w:rPr>
+      </w:pPr>
+      <w:r>
+        <w:rPr>
+          <w:lang w:val="fr-FR"/>
+        </w:rPr>
+        <w:t>Il est</w:t>
+      </w:r>
+      <w:r>
+        <w:rPr>
+          <w:lang w:val="fr-FR"/>
+        </w:rPr>
+        <w:t xml:space="preserve"> difficile de s’y retrouver parmi les 19 formules testées dans la section précédente. Un instrument peut résulter de calculs complexes, il devient </w:t>
+      </w:r>
+      <w:r>
+        <w:rPr>
+          <w:lang w:val="fr-FR"/>
+        </w:rPr>
+        <w:t>commode</w:t>
+      </w:r>
+      <w:r>
+        <w:rPr>
+          <w:lang w:val="fr-FR"/>
+        </w:rPr>
+        <w:t xml:space="preserve"> </w:t>
+      </w:r>
+      <w:r>
+        <w:rPr>
+          <w:lang w:val="fr-FR"/>
+        </w:rPr>
+        <w:t>lorsque</w:t>
+      </w:r>
+      <w:r>
+        <w:rPr>
+          <w:lang w:val="fr-FR"/>
+        </w:rPr>
+        <w:t xml:space="preserve"> le chercheur peut se faire une intuition de sa variation,</w:t>
+      </w:r>
+      <w:r>
+        <w:rPr>
+          <w:lang w:val="fr-FR"/>
+        </w:rPr>
+        <w:t xml:space="preserve"> anticiper les effets,</w:t>
+      </w:r>
+      <w:r>
+        <w:rPr>
+          <w:lang w:val="fr-FR"/>
+        </w:rPr>
+        <w:t xml:space="preserve"> si bien qu’il libère une part de sa conscience pour comprendre et interpréter les résultats.</w:t>
+      </w:r>
+    </w:p>
+    <w:p>
+      <w:pPr>
+        <w:ind w:firstLine="708"/>
+        <w:rPr>
+          <w:lang w:val="fr-FR"/>
+        </w:rPr>
+      </w:pPr>
+      <w:r>
+        <w:rPr>
+          <w:lang w:val="fr-FR"/>
+        </w:rPr>
+        <w:t>L’esprit peut se faire une idée assez juste d’un phénomène en saisissant son mouvement, comme nous savons lire la trajectoire d’une balle sans pourtant calculer son énergie cinétique et la pesanteur.</w:t>
+      </w:r>
+    </w:p>
+    <w:p>
+      <w:pPr>
+        <w:ind w:firstLine="708"/>
+        <w:rPr>
+          <w:lang w:val="fr-FR"/>
+        </w:rPr>
+      </w:pPr>
+      <w:r>
+        <w:rPr>
+          <w:lang w:val="fr-FR"/>
+        </w:rPr>
+        <w:t>Au lieu de multiples noms d’algorithmes, il serait beaucoup plus commode de trouver un simple curseur qui parcoure toute la variation des formules de spécificités.</w:t>
+      </w:r>
+    </w:p>
+    <w:p>
+      <w:pPr>
+        <w:ind w:firstLine="0"/>
+        <w:rPr>
+          <w:lang w:val="fr-FR"/>
+        </w:rPr>
+      </w:pPr>
+    </w:p>
+    <w:p>
+      <w:pPr>
+        <w:ind w:firstLine="0"/>
+        <w:rPr>
+          <w:lang w:val="fr-FR"/>
+        </w:rPr>
+      </w:pPr>
+      <w:r>
+        <w:rPr>
+          <w:lang w:val="fr-FR"/>
+        </w:rPr>
+        <w:t>Plusieurs formules connues offrent un paramétrage</w:t>
+      </w:r>
+      <w:r>
+        <w:rPr>
+          <w:lang w:val="fr-FR"/>
+        </w:rPr>
+        <w:t>.</w:t>
+      </w:r>
+    </w:p>
+    <w:p>
+      <w:pPr>
+        <w:ind w:firstLine="708"/>
+        <w:rPr>
+          <w:lang w:val="fr-FR"/>
+        </w:rPr>
+      </w:pPr>
+      <w:r>
+        <w:rPr>
+          <w:i/>
+          <w:iCs/>
+          <w:lang w:val="fr-FR"/>
+        </w:rPr>
+        <w:t>Simplemath</w:t>
+      </w:r>
+      <w:r>
+        <w:rPr>
+          <w:lang w:val="fr-FR"/>
+        </w:rPr>
+        <w:t xml:space="preserve">s et </w:t>
+      </w:r>
+      <w:r>
+        <w:rPr>
+          <w:i/>
+          <w:iCs/>
+          <w:lang w:val="fr-FR"/>
+        </w:rPr>
+        <w:t>bm25</w:t>
+      </w:r>
+      <w:r>
+        <w:rPr>
+          <w:lang w:val="fr-FR"/>
+        </w:rPr>
+        <w:t xml:space="preserve"> peuvent</w:t>
+      </w:r>
+      <w:r>
+        <w:rPr>
+          <w:lang w:val="fr-FR"/>
+        </w:rPr>
+        <w:t xml:space="preserve"> être réglé</w:t>
+      </w:r>
+      <w:r>
+        <w:rPr>
+          <w:lang w:val="fr-FR"/>
+        </w:rPr>
+        <w:t>e</w:t>
+      </w:r>
+      <w:r>
+        <w:rPr>
+          <w:lang w:val="fr-FR"/>
+        </w:rPr>
+        <w:t>s pour tendre vers</w:t>
+      </w:r>
+      <w:r>
+        <w:rPr>
+          <w:lang w:val="fr-FR"/>
+        </w:rPr>
+        <w:t xml:space="preserve"> </w:t>
+      </w:r>
+      <w:r>
+        <w:rPr>
+          <w:i/>
+          <w:iCs/>
+          <w:lang w:val="fr-FR"/>
+        </w:rPr>
+        <w:t>extf</w:t>
+      </w:r>
+      <w:r>
+        <w:rPr>
+          <w:lang w:val="fr-FR"/>
+        </w:rPr>
+        <w:t xml:space="preserve">, </w:t>
+      </w:r>
+      <w:r>
+        <w:rPr>
+          <w:lang w:val="fr-FR"/>
+        </w:rPr>
+        <w:t xml:space="preserve">(dans le graphique </w:t>
+      </w:r>
+      <w:r>
+        <w:rPr>
+          <w:lang w:val="fr-FR"/>
+        </w:rPr>
+        <w:t xml:space="preserve">précédent, </w:t>
+      </w:r>
+      <w:r>
+        <w:rPr>
+          <w:lang w:val="fr-FR"/>
+        </w:rPr>
+        <w:t>remarquer</w:t>
+      </w:r>
+      <w:r>
+        <w:rPr>
+          <w:lang w:val="fr-FR"/>
+        </w:rPr>
+        <w:t xml:space="preserve"> </w:t>
+      </w:r>
+      <w:r>
+        <w:rPr>
+          <w:i/>
+          <w:iCs/>
+          <w:lang w:val="fr-FR"/>
+        </w:rPr>
+        <w:t>simplemaths</w:t>
+      </w:r>
+      <w:r>
+        <w:rPr>
+          <w:lang w:val="fr-FR"/>
+        </w:rPr>
+        <w:t xml:space="preserve"> </w:t>
+      </w:r>
+      <w:r>
+        <w:rPr>
+          <w:lang w:val="fr-FR"/>
+        </w:rPr>
+        <w:t xml:space="preserve">et </w:t>
+      </w:r>
+      <w:r>
+        <w:rPr>
+          <w:i/>
+          <w:iCs/>
+          <w:lang w:val="fr-FR"/>
+        </w:rPr>
+        <w:t>simplemathsk1</w:t>
+      </w:r>
+      <w:r>
+        <w:rPr>
+          <w:lang w:val="fr-FR"/>
+        </w:rPr>
+        <w:t> </w:t>
+      </w:r>
+      <w:r>
+        <w:rPr>
+          <w:lang w:val="fr-FR"/>
+        </w:rPr>
+        <w:t xml:space="preserve">; </w:t>
+      </w:r>
+      <w:r>
+        <w:rPr>
+          <w:i/>
+          <w:iCs/>
+          <w:lang w:val="fr-FR"/>
+        </w:rPr>
+        <w:t>bm25</w:t>
+      </w:r>
+      <w:r>
+        <w:rPr>
+          <w:i/>
+          <w:iCs/>
+          <w:lang w:val="fr-FR"/>
+        </w:rPr>
+        <w:t>k100b1</w:t>
+      </w:r>
+      <w:r>
+        <w:rPr>
+          <w:lang w:val="fr-FR"/>
+        </w:rPr>
+        <w:t xml:space="preserve"> et </w:t>
+      </w:r>
+      <w:r>
+        <w:rPr>
+          <w:i/>
+          <w:iCs/>
+          <w:lang w:val="fr-FR"/>
+        </w:rPr>
+        <w:t>bm25</w:t>
+      </w:r>
+      <w:r>
+        <w:rPr>
+          <w:lang w:val="fr-FR"/>
+        </w:rPr>
+        <w:t>)</w:t>
+      </w:r>
+      <w:r>
+        <w:rPr>
+          <w:lang w:val="fr-FR"/>
+        </w:rPr>
+        <w:t>. Cependant ces fonctions ne peuvent pas tendre vers</w:t>
+      </w:r>
+      <w:r>
+        <w:rPr>
+          <w:lang w:val="fr-FR"/>
+        </w:rPr>
+        <w:t xml:space="preserve"> </w:t>
+      </w:r>
+      <w:r>
+        <w:rPr>
+          <w:i/>
+          <w:iCs/>
+          <w:lang w:val="fr-FR"/>
+        </w:rPr>
+        <w:t>tf</w:t>
+      </w:r>
+      <w:r>
+        <w:rPr>
+          <w:lang w:val="fr-FR"/>
+        </w:rPr>
+        <w:t>.</w:t>
+      </w:r>
+    </w:p>
+    <w:p>
+      <w:pPr>
+        <w:ind w:firstLine="708"/>
+      </w:pPr>
+      <w:r>
+        <w:rPr>
+          <w:lang w:val="fr-FR"/>
+        </w:rPr>
+        <w:t xml:space="preserve">Le classique </w:t>
+      </w:r>
+      <w:r>
+        <w:rPr>
+          <w:i/>
+          <w:iCs/>
+          <w:lang w:val="fr-FR"/>
+        </w:rPr>
+        <w:t>tf</w:t>
+      </w:r>
+      <w:r>
+        <w:rPr>
+          <w:i/>
+          <w:iCs/>
+          <w:lang w:val="fr-FR"/>
+        </w:rPr>
+        <w:t>-</w:t>
+      </w:r>
+      <w:r>
+        <w:rPr>
+          <w:i/>
+          <w:iCs/>
+          <w:lang w:val="fr-FR"/>
+        </w:rPr>
+        <w:t>idf</w:t>
+      </w:r>
+      <w:r>
+        <w:rPr>
+          <w:i/>
+          <w:iCs/>
+        </w:rPr>
+        <w:t>α</w:t>
+      </w:r>
+      <w:r>
+        <w:rPr>
+          <w:lang w:val="fr-FR"/>
+        </w:rPr>
+        <w:t xml:space="preserve"> </w:t>
+      </w:r>
+      <w:r>
+        <w:rPr>
+          <w:lang w:val="fr-FR"/>
+        </w:rPr>
+        <w:t xml:space="preserve">parcoure une ligne entre </w:t>
+      </w:r>
+      <w:r>
+        <w:rPr>
+          <w:i/>
+          <w:iCs/>
+          <w:lang w:val="fr-FR"/>
+        </w:rPr>
+        <w:t>tf</w:t>
+      </w:r>
+      <w:r>
+        <w:rPr>
+          <w:lang w:val="fr-FR"/>
+        </w:rPr>
+        <w:t xml:space="preserve"> et </w:t>
+      </w:r>
+      <w:r>
+        <w:rPr>
+          <w:i/>
+          <w:iCs/>
+          <w:lang w:val="fr-FR"/>
+        </w:rPr>
+        <w:t>extf</w:t>
+      </w:r>
+      <w:r>
+        <w:rPr>
+          <w:lang w:val="fr-FR"/>
+        </w:rPr>
+        <w:t xml:space="preserve"> par un effet mathématique élémentaire. Soit </w:t>
+      </w:r>
+      <w:r>
+        <w:rPr>
+          <w:i/>
+          <w:iCs/>
+          <w:lang w:val="fr-FR"/>
+        </w:rPr>
+        <w:t>tf</w:t>
+      </w:r>
+      <w:r>
+        <w:rPr>
+          <w:lang w:val="fr-FR"/>
+        </w:rPr>
+        <w:t>/</w:t>
+      </w:r>
+      <w:r>
+        <w:rPr>
+          <w:i/>
+          <w:iCs/>
+          <w:lang w:val="fr-FR"/>
+        </w:rPr>
+        <w:t>df</w:t>
+      </w:r>
+      <w:r>
+        <w:rPr>
+          <w:i/>
+          <w:iCs/>
+          <w:vertAlign w:val="superscript"/>
+        </w:rPr>
+        <w:t>α</w:t>
+      </w:r>
+      <w:r>
+        <w:t xml:space="preserve">, où </w:t>
+      </w:r>
+      <w:r>
+        <w:rPr>
+          <w:i/>
+          <w:iCs/>
+        </w:rPr>
+        <w:t>tf</w:t>
+      </w:r>
+      <w:r>
+        <w:t xml:space="preserve"> (</w:t>
+      </w:r>
+      <w:r>
+        <w:rPr>
+          <w:i/>
+          <w:iCs/>
+        </w:rPr>
+        <w:t>term frequency</w:t>
+      </w:r>
+      <w:r>
+        <w:t xml:space="preserve">) est la fréquence d’un terme dans le texte observé, et </w:t>
+      </w:r>
+      <w:r>
+        <w:rPr>
+          <w:i/>
+          <w:iCs/>
+        </w:rPr>
+        <w:t>df</w:t>
+      </w:r>
+      <w:r>
+        <w:t xml:space="preserve"> (</w:t>
+      </w:r>
+      <w:r>
+        <w:rPr>
+          <w:i/>
+          <w:iCs/>
+        </w:rPr>
+        <w:t>document frequency</w:t>
+      </w:r>
+      <w:r>
+        <w:t xml:space="preserve">) est le nombre de textes où apparaît ce terme. </w:t>
+      </w:r>
+      <w:r>
+        <w:t xml:space="preserve">Si </w:t>
+      </w:r>
+      <w:r>
+        <w:rPr>
+          <w:i/>
+          <w:iCs/>
+        </w:rPr>
+        <w:t>α</w:t>
+      </w:r>
+      <w:r>
+        <w:t>=0,</w:t>
+      </w:r>
+      <w:r>
+        <w:t xml:space="preserve"> alors</w:t>
+      </w:r>
+      <w:r>
+        <w:t xml:space="preserve"> le dénominateur</w:t>
+      </w:r>
+      <w:r>
+        <w:t xml:space="preserve"> </w:t>
+      </w:r>
+      <w:r>
+        <w:rPr>
+          <w:i/>
+          <w:iCs/>
+          <w:lang w:val="fr-FR"/>
+        </w:rPr>
+        <w:t>df</w:t>
+      </w:r>
+      <w:r>
+        <w:rPr>
+          <w:i/>
+          <w:iCs/>
+          <w:vertAlign w:val="superscript"/>
+        </w:rPr>
+        <w:t>α</w:t>
+      </w:r>
+      <w:r>
+        <w:t xml:space="preserve">=1, donc </w:t>
+      </w:r>
+      <w:r>
+        <w:rPr>
+          <w:i/>
+          <w:iCs/>
+          <w:lang w:val="fr-FR"/>
+        </w:rPr>
+        <w:t>tf</w:t>
+      </w:r>
+      <w:r>
+        <w:rPr>
+          <w:lang w:val="fr-FR"/>
+        </w:rPr>
+        <w:t>/</w:t>
+      </w:r>
+      <w:r>
+        <w:rPr>
+          <w:i/>
+          <w:iCs/>
+          <w:lang w:val="fr-FR"/>
+        </w:rPr>
+        <w:t>df</w:t>
+      </w:r>
+      <w:r>
+        <w:rPr>
+          <w:i/>
+          <w:iCs/>
+          <w:vertAlign w:val="superscript"/>
+        </w:rPr>
+        <w:t>α</w:t>
+      </w:r>
+      <w:r>
+        <w:t>=</w:t>
+      </w:r>
+      <w:r>
+        <w:rPr>
+          <w:i/>
+          <w:iCs/>
+        </w:rPr>
+        <w:t>tf</w:t>
+      </w:r>
+      <w:r>
+        <w:t xml:space="preserve">, la fréquence relative brute. </w:t>
+      </w:r>
+      <w:r>
+        <w:t>Plus</w:t>
+      </w:r>
+      <w:r>
+        <w:t xml:space="preserve"> </w:t>
+      </w:r>
+      <w:r>
+        <w:rPr>
+          <w:i/>
+          <w:iCs/>
+        </w:rPr>
+        <w:t>α</w:t>
+      </w:r>
+      <w:r>
+        <w:rPr>
+          <w:vertAlign w:val="superscript"/>
+        </w:rPr>
+        <w:t xml:space="preserve"> </w:t>
+      </w:r>
+      <w:r>
+        <w:t xml:space="preserve">augmente, plus </w:t>
+      </w:r>
+      <w:r>
+        <w:rPr>
+          <w:i/>
+          <w:iCs/>
+          <w:lang w:val="fr-FR"/>
+        </w:rPr>
+        <w:t>tf</w:t>
+      </w:r>
+      <w:r>
+        <w:rPr>
+          <w:i/>
+          <w:iCs/>
+          <w:lang w:val="fr-FR"/>
+        </w:rPr>
+        <w:t>-</w:t>
+      </w:r>
+      <w:r>
+        <w:rPr>
+          <w:i/>
+          <w:iCs/>
+          <w:lang w:val="fr-FR"/>
+        </w:rPr>
+        <w:t>idf</w:t>
+      </w:r>
+      <w:r>
+        <w:rPr>
+          <w:i/>
+          <w:iCs/>
+        </w:rPr>
+        <w:t>α</w:t>
+      </w:r>
+      <w:r>
+        <w:t xml:space="preserve"> tend vers </w:t>
+      </w:r>
+      <w:r>
+        <w:rPr>
+          <w:i/>
+          <w:iCs/>
+        </w:rPr>
+        <w:t>extf</w:t>
+      </w:r>
+      <w:r>
+        <w:t xml:space="preserve">, </w:t>
+      </w:r>
+      <w:r>
+        <w:t>les mots exclusifs sont promus, les mots partagés sont dépréciés. En effet, un mot exclusif est présent dans un seul document</w:t>
+      </w:r>
+      <w:r>
+        <w:t>,</w:t>
+      </w:r>
+      <w:r>
+        <w:t xml:space="preserve"> </w:t>
+      </w:r>
+      <w:r>
+        <w:rPr>
+          <w:i/>
+          <w:iCs/>
+        </w:rPr>
+        <w:t>df</w:t>
+      </w:r>
+      <w:r>
+        <w:t xml:space="preserve">=1, son </w:t>
+      </w:r>
+      <w:r>
+        <w:rPr>
+          <w:i/>
+          <w:iCs/>
+          <w:lang w:val="fr-FR"/>
+        </w:rPr>
+        <w:t>tf</w:t>
+      </w:r>
+      <w:r>
+        <w:rPr>
+          <w:i/>
+          <w:iCs/>
+          <w:lang w:val="fr-FR"/>
+        </w:rPr>
+        <w:t>-</w:t>
+      </w:r>
+      <w:r>
+        <w:rPr>
+          <w:i/>
+          <w:iCs/>
+          <w:lang w:val="fr-FR"/>
+        </w:rPr>
+        <w:t>idf</w:t>
+      </w:r>
+      <w:r>
+        <w:rPr>
+          <w:i/>
+          <w:iCs/>
+        </w:rPr>
+        <w:t>α</w:t>
+      </w:r>
+      <w:r>
+        <w:t xml:space="preserve"> restera toujours égal à </w:t>
+      </w:r>
+      <w:r>
+        <w:rPr>
+          <w:i/>
+          <w:iCs/>
+        </w:rPr>
+        <w:t>tf</w:t>
+      </w:r>
+      <w:r>
+        <w:t xml:space="preserve"> = </w:t>
+      </w:r>
+      <w:r>
+        <w:rPr>
+          <w:i/>
+          <w:iCs/>
+        </w:rPr>
+        <w:t>tf</w:t>
+      </w:r>
+      <w:r>
+        <w:t>/1</w:t>
+      </w:r>
+      <w:r>
+        <w:rPr>
+          <w:i/>
+          <w:iCs/>
+          <w:vertAlign w:val="superscript"/>
+        </w:rPr>
+        <w:t>α</w:t>
+      </w:r>
+      <w:r>
+        <w:t xml:space="preserve"> = </w:t>
+      </w:r>
+      <w:r>
+        <w:rPr>
+          <w:i/>
+          <w:iCs/>
+        </w:rPr>
+        <w:t>tf</w:t>
+      </w:r>
+      <w:r>
+        <w:t>/</w:t>
+      </w:r>
+      <w:r>
+        <w:t xml:space="preserve">1. Par contre, si un mot est présent dans 2 documents, même s’il est très fréquent, par exemple </w:t>
+      </w:r>
+      <w:r>
+        <w:rPr>
+          <w:i/>
+          <w:iCs/>
+        </w:rPr>
+        <w:t>tf</w:t>
+      </w:r>
+      <w:r>
+        <w:t xml:space="preserve"> = 1000, son score peut être en dessous de 1, donc en dessous de tous les</w:t>
+      </w:r>
+      <w:r>
+        <w:t xml:space="preserve"> </w:t>
+      </w:r>
+      <w:r>
+        <w:t xml:space="preserve">termes </w:t>
+      </w:r>
+      <w:r>
+        <w:t>exclusifs,</w:t>
+      </w:r>
+      <w:r>
+        <w:t xml:space="preserve"> par exemple avec </w:t>
+      </w:r>
+      <w:r>
+        <w:rPr>
+          <w:i/>
+          <w:iCs/>
+        </w:rPr>
+        <w:t>α</w:t>
+      </w:r>
+      <w:r>
+        <w:t>=10</w:t>
+      </w:r>
+      <w:r>
+        <w:t>, 1000/2</w:t>
+      </w:r>
+      <w:r>
+        <w:rPr>
+          <w:vertAlign w:val="superscript"/>
+        </w:rPr>
+        <w:t>10</w:t>
+      </w:r>
+      <w:r>
+        <w:t xml:space="preserve"> = 1000/1024 </w:t>
+      </w:r>
+      <w:r>
+        <w:rPr>
+          <w:rFonts w:ascii="Cambria Math" w:hAnsi="Cambria Math" w:cs="Cambria Math"/>
+        </w:rPr>
+        <w:t>≃</w:t>
+      </w:r>
+      <w:r>
+        <w:t xml:space="preserve"> 0,98.</w:t>
+      </w:r>
+    </w:p>
+    <w:p>
+      <w:pPr>
+        <w:ind w:firstLine="708"/>
+      </w:pPr>
+      <w:r>
+        <w:t xml:space="preserve">Sur ce modèle, </w:t>
+      </w:r>
+      <w:r>
+        <w:t>on peut paramétrer d’autres formules. Par exemple</w:t>
+      </w:r>
+      <w:r>
         <w:t xml:space="preserve"> un</w:t>
       </w:r>
       <w:r>
-        <w:rPr>
-          <w:lang w:val="fr-FR"/>
-        </w:rPr>
-        <w:t xml:space="preserve"> arc plutôt</w:t>
-      </w:r>
-      <w:r>
-        <w:rPr>
-          <w:lang w:val="fr-FR"/>
-        </w:rPr>
-        <w:t xml:space="preserve"> </w:t>
-      </w:r>
-      <w:r>
-        <w:rPr>
-          <w:lang w:val="fr-FR"/>
-        </w:rPr>
-        <w:t>continu</w:t>
-      </w:r>
-      <w:r>
-        <w:rPr>
-          <w:lang w:val="fr-FR"/>
-        </w:rPr>
+        <w:t xml:space="preserve"> </w:t>
+      </w:r>
+      <w:r>
+        <w:rPr>
+          <w:i/>
+          <w:iCs/>
+        </w:rPr>
+        <w:t>G</w:t>
+      </w:r>
+      <w:r>
+        <w:rPr>
+          <w:i/>
+          <w:iCs/>
+          <w:vertAlign w:val="superscript"/>
+        </w:rPr>
+        <w:t>2</w:t>
+      </w:r>
+      <w:r>
+        <w:rPr>
+          <w:i/>
+          <w:iCs/>
+        </w:rPr>
+        <w:t>α</w:t>
+      </w:r>
+      <w:r>
+        <w:t xml:space="preserve"> </w:t>
+      </w:r>
+      <w:r>
+        <w:t xml:space="preserve">peut s’obtenir avec un calcul assez simple : </w:t>
+      </w:r>
+      <w:r>
+        <w:rPr>
+          <w:i/>
+          <w:iCs/>
+        </w:rPr>
+        <w:t>G</w:t>
+      </w:r>
+      <w:r>
+        <w:rPr>
+          <w:i/>
+          <w:iCs/>
+          <w:vertAlign w:val="superscript"/>
+        </w:rPr>
+        <w:t>2</w:t>
+      </w:r>
+      <w:r>
+        <w:rPr>
+          <w:i/>
+          <w:iCs/>
+        </w:rPr>
+        <w:t>α</w:t>
+      </w:r>
+      <w:r>
+        <w:t>(</w:t>
+      </w:r>
+      <w:r>
+        <w:rPr>
+          <w:i/>
+          <w:iCs/>
+        </w:rPr>
+        <w:t>α</w:t>
+      </w:r>
+      <w:r>
+        <w:t>)</w:t>
+      </w:r>
+      <w:r>
+        <w:t xml:space="preserve"> = </w:t>
+      </w:r>
+      <w:r>
+        <w:rPr>
+          <w:i/>
+          <w:iCs/>
+        </w:rPr>
+        <w:t>tf</w:t>
+      </w:r>
+      <w:r>
+        <w:rPr>
+          <w:vertAlign w:val="superscript"/>
+        </w:rPr>
+        <w:t>(1</w:t>
+      </w:r>
+      <w:r>
+        <w:rPr>
+          <w:vertAlign w:val="superscript"/>
+        </w:rPr>
+        <w:t xml:space="preserve"> </w:t>
+      </w:r>
+      <w:r>
+        <w:rPr>
+          <w:vertAlign w:val="superscript"/>
+        </w:rPr>
+        <w:t>-</w:t>
+      </w:r>
+      <w:r>
+        <w:rPr>
+          <w:vertAlign w:val="superscript"/>
+        </w:rPr>
+        <w:t xml:space="preserve"> </w:t>
+      </w:r>
+      <w:r>
+        <w:rPr>
+          <w:i/>
+          <w:iCs/>
+          <w:vertAlign w:val="superscript"/>
+        </w:rPr>
+        <w:t>α</w:t>
+      </w:r>
+      <w:r>
+        <w:rPr>
+          <w:vertAlign w:val="superscript"/>
+        </w:rPr>
+        <w:t>)</w:t>
+      </w:r>
+      <w:r>
+        <w:t xml:space="preserve"> × </w:t>
+      </w:r>
+      <w:r>
+        <w:t>(</w:t>
+      </w:r>
+      <w:r>
+        <w:rPr>
+          <w:i/>
+          <w:iCs/>
+        </w:rPr>
+        <w:t>G</w:t>
+      </w:r>
+      <w:r>
+        <w:rPr>
+          <w:i/>
+          <w:iCs/>
+          <w:vertAlign w:val="superscript"/>
+        </w:rPr>
+        <w:t>2</w:t>
+      </w:r>
+      <w:r>
+        <w:t>)</w:t>
+      </w:r>
+      <w:r>
+        <w:rPr>
+          <w:i/>
+          <w:iCs/>
+          <w:vertAlign w:val="superscript"/>
+        </w:rPr>
+        <w:t xml:space="preserve"> </w:t>
+      </w:r>
+      <w:r>
+        <w:rPr>
+          <w:i/>
+          <w:iCs/>
+          <w:vertAlign w:val="superscript"/>
+        </w:rPr>
+        <w:t>α</w:t>
+      </w:r>
+      <w:r>
+        <w:t xml:space="preserve"> . Si </w:t>
+      </w:r>
+      <w:r>
+        <w:rPr>
+          <w:i/>
+          <w:iCs/>
+        </w:rPr>
+        <w:t>α</w:t>
+      </w:r>
+      <w:r>
+        <w:t xml:space="preserve"> = 0, </w:t>
+      </w:r>
+      <w:r>
+        <w:rPr>
+          <w:i/>
+          <w:iCs/>
+        </w:rPr>
+        <w:t>G</w:t>
+      </w:r>
+      <w:r>
+        <w:rPr>
+          <w:i/>
+          <w:iCs/>
+          <w:vertAlign w:val="superscript"/>
+        </w:rPr>
+        <w:t>2</w:t>
+      </w:r>
+      <w:r>
+        <w:t>(</w:t>
+      </w:r>
+      <w:r>
+        <w:t>0</w:t>
+      </w:r>
+      <w:r>
+        <w:t>)</w:t>
+      </w:r>
+      <w:r>
+        <w:t xml:space="preserve"> = </w:t>
+      </w:r>
+      <w:r>
+        <w:rPr>
+          <w:i/>
+          <w:iCs/>
+        </w:rPr>
+        <w:t>tf</w:t>
+      </w:r>
+      <w:r>
+        <w:rPr>
+          <w:vertAlign w:val="superscript"/>
+        </w:rPr>
+        <w:t>(1-0)</w:t>
+      </w:r>
+      <w:r>
+        <w:t xml:space="preserve"> </w:t>
+      </w:r>
+      <w:r>
+        <w:t xml:space="preserve">× </w:t>
+      </w:r>
+      <w:r>
+        <w:t>(</w:t>
+      </w:r>
+      <w:r>
+        <w:rPr>
+          <w:i/>
+          <w:iCs/>
+        </w:rPr>
+        <w:t>G</w:t>
+      </w:r>
+      <w:r>
+        <w:rPr>
+          <w:i/>
+          <w:iCs/>
+          <w:vertAlign w:val="superscript"/>
+        </w:rPr>
+        <w:t>2</w:t>
+      </w:r>
+      <w:r>
+        <w:t>)</w:t>
+      </w:r>
+      <w:r>
+        <w:rPr>
+          <w:i/>
+          <w:iCs/>
+          <w:vertAlign w:val="superscript"/>
+        </w:rPr>
+        <w:t xml:space="preserve"> </w:t>
+      </w:r>
+      <w:r>
+        <w:rPr>
+          <w:vertAlign w:val="superscript"/>
+        </w:rPr>
+        <w:t>0</w:t>
+      </w:r>
+      <w:r>
+        <w:t xml:space="preserve"> = </w:t>
+      </w:r>
+      <w:r>
+        <w:rPr>
+          <w:i/>
+          <w:iCs/>
+        </w:rPr>
+        <w:t>tf</w:t>
+      </w:r>
+      <w:r>
+        <w:rPr>
+          <w:vertAlign w:val="superscript"/>
+        </w:rPr>
+        <w:t>1</w:t>
+      </w:r>
+      <w:r>
+        <w:t xml:space="preserve"> </w:t>
+      </w:r>
+      <w:r>
+        <w:t>×</w:t>
+      </w:r>
+      <w:r>
+        <w:t xml:space="preserve"> 1 = </w:t>
+      </w:r>
+      <w:r>
+        <w:rPr>
+          <w:i/>
+          <w:iCs/>
+        </w:rPr>
+        <w:t>tf</w:t>
+      </w:r>
+      <w:r>
+        <w:t xml:space="preserve">. Si </w:t>
+      </w:r>
+      <w:r>
+        <w:rPr>
+          <w:i/>
+          <w:iCs/>
+        </w:rPr>
+        <w:t>α</w:t>
+      </w:r>
+      <w:r>
+        <w:t xml:space="preserve"> = </w:t>
+      </w:r>
+      <w:r>
+        <w:t xml:space="preserve">1, </w:t>
+      </w:r>
+      <w:r>
+        <w:rPr>
+          <w:i/>
+          <w:iCs/>
+        </w:rPr>
+        <w:t>G</w:t>
+      </w:r>
+      <w:r>
+        <w:rPr>
+          <w:i/>
+          <w:iCs/>
+          <w:vertAlign w:val="superscript"/>
+        </w:rPr>
+        <w:t>2</w:t>
+      </w:r>
+      <w:r>
+        <w:rPr>
+          <w:i/>
+          <w:iCs/>
+        </w:rPr>
+        <w:t>α</w:t>
+      </w:r>
+      <w:r>
+        <w:t>(</w:t>
+      </w:r>
+      <w:r>
+        <w:t>1</w:t>
+      </w:r>
+      <w:r>
+        <w:t xml:space="preserve">) = </w:t>
+      </w:r>
+      <w:r>
+        <w:rPr>
+          <w:i/>
+          <w:iCs/>
+        </w:rPr>
+        <w:t>tf</w:t>
+      </w:r>
+      <w:r>
+        <w:rPr>
+          <w:vertAlign w:val="superscript"/>
+        </w:rPr>
+        <w:t>(1-</w:t>
+      </w:r>
+      <w:r>
+        <w:rPr>
+          <w:vertAlign w:val="superscript"/>
+        </w:rPr>
+        <w:t>1</w:t>
+      </w:r>
+      <w:r>
+        <w:rPr>
+          <w:vertAlign w:val="superscript"/>
+        </w:rPr>
+        <w:t>)</w:t>
+      </w:r>
+      <w:r>
+        <w:t xml:space="preserve"> </w:t>
+      </w:r>
+      <w:r>
+        <w:t xml:space="preserve">× </w:t>
+      </w:r>
+      <w:r>
+        <w:t>(</w:t>
+      </w:r>
+      <w:r>
+        <w:rPr>
+          <w:i/>
+          <w:iCs/>
+        </w:rPr>
+        <w:t>G</w:t>
+      </w:r>
+      <w:r>
+        <w:rPr>
+          <w:i/>
+          <w:iCs/>
+          <w:vertAlign w:val="superscript"/>
+        </w:rPr>
+        <w:t>2</w:t>
+      </w:r>
+      <w:r>
+        <w:t>)</w:t>
+      </w:r>
+      <w:r>
+        <w:rPr>
+          <w:i/>
+          <w:iCs/>
+          <w:vertAlign w:val="superscript"/>
+        </w:rPr>
+        <w:t xml:space="preserve"> </w:t>
+      </w:r>
+      <w:r>
+        <w:rPr>
+          <w:vertAlign w:val="superscript"/>
+        </w:rPr>
+        <w:t>1</w:t>
+      </w:r>
+      <w:r>
+        <w:t xml:space="preserve"> = </w:t>
+      </w:r>
+      <w:r>
+        <w:rPr>
+          <w:i/>
+          <w:iCs/>
+        </w:rPr>
+        <w:t>tf</w:t>
+      </w:r>
+      <w:r>
+        <w:rPr>
+          <w:vertAlign w:val="superscript"/>
+        </w:rPr>
+        <w:t>0</w:t>
+      </w:r>
+      <w:r>
+        <w:t xml:space="preserve"> </w:t>
+      </w:r>
+      <w:r>
+        <w:t>×</w:t>
+      </w:r>
+      <w:r>
+        <w:t xml:space="preserve"> </w:t>
+      </w:r>
+      <w:r>
+        <w:rPr>
+          <w:i/>
+          <w:iCs/>
+        </w:rPr>
+        <w:t>G</w:t>
+      </w:r>
+      <w:r>
+        <w:rPr>
+          <w:i/>
+          <w:iCs/>
+          <w:vertAlign w:val="superscript"/>
+        </w:rPr>
+        <w:t>2</w:t>
+      </w:r>
+      <w:r>
+        <w:t xml:space="preserve"> = </w:t>
+      </w:r>
+      <w:r>
+        <w:rPr>
+          <w:i/>
+          <w:iCs/>
+        </w:rPr>
+        <w:t>G</w:t>
+      </w:r>
+      <w:r>
+        <w:rPr>
+          <w:i/>
+          <w:iCs/>
+          <w:vertAlign w:val="superscript"/>
+        </w:rPr>
+        <w:t>2</w:t>
+      </w:r>
+      <w:r>
         <w:t>.</w:t>
       </w:r>
+      <w:r>
+        <w:t xml:space="preserve"> La fonction est continue entre </w:t>
+      </w:r>
+      <w:r>
+        <w:rPr>
+          <w:i/>
+          <w:iCs/>
+        </w:rPr>
+        <w:t>tf</w:t>
+      </w:r>
+      <w:r>
+        <w:t xml:space="preserve"> et </w:t>
+      </w:r>
+      <w:r>
+        <w:rPr>
+          <w:i/>
+          <w:iCs/>
+        </w:rPr>
+        <w:t>G</w:t>
+      </w:r>
+      <w:r>
+        <w:rPr>
+          <w:i/>
+          <w:iCs/>
+          <w:vertAlign w:val="superscript"/>
+        </w:rPr>
+        <w:t>2</w:t>
+      </w:r>
+      <w:r>
+        <w:t xml:space="preserve"> </w:t>
+      </w:r>
+      <w:r>
+        <w:t xml:space="preserve">pour </w:t>
+      </w:r>
+      <w:r>
+        <w:rPr>
+          <w:i/>
+          <w:iCs/>
+        </w:rPr>
+        <w:t>α</w:t>
+      </w:r>
+      <w:r>
+        <w:t xml:space="preserve"> </w:t>
+      </w:r>
+      <w:r>
+        <w:rPr>
+          <w:rFonts w:ascii="Cambria Math" w:hAnsi="Cambria Math" w:cs="Cambria Math"/>
+        </w:rPr>
+        <w:t>∈</w:t>
+      </w:r>
+      <w:r>
+        <w:t xml:space="preserve"> </w:t>
+      </w:r>
+      <w:r>
+        <w:t>[</w:t>
+      </w:r>
+      <w:r>
+        <w:t>0, 1</w:t>
+      </w:r>
+      <w:r>
+        <w:t>]</w:t>
+      </w:r>
+      <w:r>
+        <w:t xml:space="preserve">. Il est </w:t>
+      </w:r>
+      <w:r>
+        <w:t xml:space="preserve">moins simple que pour </w:t>
+      </w:r>
+      <w:r>
+        <w:rPr>
+          <w:i/>
+          <w:iCs/>
+          <w:lang w:val="fr-FR"/>
+        </w:rPr>
+        <w:t>tf</w:t>
+      </w:r>
+      <w:r>
+        <w:rPr>
+          <w:i/>
+          <w:iCs/>
+          <w:lang w:val="fr-FR"/>
+        </w:rPr>
+        <w:t>-</w:t>
+      </w:r>
+      <w:r>
+        <w:rPr>
+          <w:i/>
+          <w:iCs/>
+          <w:lang w:val="fr-FR"/>
+        </w:rPr>
+        <w:t>idf</w:t>
+      </w:r>
+      <w:r>
+        <w:rPr>
+          <w:i/>
+          <w:iCs/>
+        </w:rPr>
+        <w:t>α</w:t>
+      </w:r>
+      <w:r>
+        <w:t xml:space="preserve"> de démontrer vers quoi tend </w:t>
+      </w:r>
+      <w:r>
+        <w:rPr>
+          <w:i/>
+          <w:iCs/>
+        </w:rPr>
+        <w:t>G</w:t>
+      </w:r>
+      <w:r>
+        <w:rPr>
+          <w:i/>
+          <w:iCs/>
+          <w:vertAlign w:val="superscript"/>
+        </w:rPr>
+        <w:t>2</w:t>
+      </w:r>
+      <w:r>
+        <w:rPr>
+          <w:i/>
+          <w:iCs/>
+        </w:rPr>
+        <w:t>α</w:t>
+      </w:r>
+      <w:r>
+        <w:t xml:space="preserve"> quand </w:t>
+      </w:r>
+      <w:r>
+        <w:rPr>
+          <w:i/>
+          <w:iCs/>
+        </w:rPr>
+        <w:t>α</w:t>
+      </w:r>
+      <w:r>
+        <w:t xml:space="preserve"> &gt; 1, mais il est facile de le montrer en traçant des points.</w:t>
+      </w:r>
     </w:p>
     <w:p>
       <w:pPr>
         <w:ind w:firstLine="708"/>
-        <w:rPr>
-          <w:lang w:val="fr-FR"/>
-        </w:rPr>
-      </w:pPr>
-      <w:r>
-        <w:rPr>
-          <w:lang w:val="fr-FR"/>
-        </w:rPr>
-        <w:t>C’est ce que nous allons maintenant chercher à prouver</w:t>
-      </w:r>
-      <w:r>
-        <w:rPr>
-          <w:lang w:val="fr-FR"/>
-        </w:rPr>
-        <w:t xml:space="preserve">, en cherchant une formule paramétrable qui parcoure un continu entre </w:t>
-      </w:r>
-      <w:r>
-        <w:rPr>
-          <w:i/>
-          <w:iCs/>
-          <w:lang w:val="fr-FR"/>
+      </w:pPr>
+      <w:r>
+        <w:drawing>
+          <wp:anchor distT="0" distB="0" distL="114300" distR="114300" simplePos="0" relativeHeight="251663360" behindDoc="0" locked="0" layoutInCell="1" allowOverlap="1" wp14:anchorId="55F34733" wp14:editId="55F41B1A">
+            <wp:simplePos x="0" y="0"/>
+            <wp:positionH relativeFrom="column">
+              <wp:posOffset>25400</wp:posOffset>
+            </wp:positionH>
+            <wp:positionV relativeFrom="paragraph">
+              <wp:posOffset>220345</wp:posOffset>
+            </wp:positionV>
+            <wp:extent cx="5760720" cy="3333750"/>
+            <wp:effectExtent l="0" t="0" r="0" b="0"/>
+            <wp:wrapTopAndBottom/>
+            <wp:docPr id="1330859760" name="Graphic 1"/>
+            <wp:cNvGraphicFramePr>
+              <a:graphicFrameLocks xmlns:a="http://schemas.openxmlformats.org/drawingml/2006/main" noChangeAspect="1"/>
+            </wp:cNvGraphicFramePr>
+            <a:graphic xmlns:a="http://schemas.openxmlformats.org/drawingml/2006/main">
+              <a:graphicData uri="http://schemas.openxmlformats.org/drawingml/2006/picture">
+                <pic:pic xmlns:pic="http://schemas.openxmlformats.org/drawingml/2006/picture">
+                  <pic:nvPicPr>
+                    <pic:cNvPr id="1330859760" name=""/>
+                    <pic:cNvPicPr/>
+                  </pic:nvPicPr>
+                  <pic:blipFill>
+                    <a:blip r:embed="rId12">
+                      <a:extLst>
+                        <a:ext uri="{96DAC541-7B7A-43D3-8B79-37D633B846F1}">
+                          <asvg:svgBlip xmlns:asvg="http://schemas.microsoft.com/office/drawing/2016/SVG/main" r:embed="rId13"/>
+                        </a:ext>
+                      </a:extLst>
+                    </a:blip>
+                    <a:stretch>
+                      <a:fillRect/>
+                    </a:stretch>
+                  </pic:blipFill>
+                  <pic:spPr>
+                    <a:xfrm>
+                      <a:off x="0" y="0"/>
+                      <a:ext cx="5760720" cy="3333750"/>
+                    </a:xfrm>
+                    <a:prstGeom prst="rect">
+                      <a:avLst/>
+                    </a:prstGeom>
+                  </pic:spPr>
+                </pic:pic>
+              </a:graphicData>
+            </a:graphic>
+          </wp:anchor>
+        </w:drawing>
+      </w:r>
+    </w:p>
+    <w:p>
+      <w:pPr>
+        <w:ind w:firstLine="0"/>
+      </w:pPr>
+    </w:p>
+    <w:p>
+      <w:pPr>
+        <w:ind w:firstLine="0"/>
+      </w:pPr>
+      <w:r>
+        <w:t>Le graphique ci-dessus est obtenu par le même procédé que le graphique précédent</w:t>
+      </w:r>
+      <w:r>
+        <w:t xml:space="preserve">. Des 7 700 chapitres sont extraits 55 listes de 100 mots clés, avec 5 formules paramétrables de spécificités : </w:t>
+      </w:r>
+      <w:r>
+        <w:rPr>
+          <w:i/>
+          <w:iCs/>
+        </w:rPr>
+        <w:t>Tf</w:t>
+      </w:r>
+      <w:r>
+        <w:rPr>
+          <w:i/>
+          <w:iCs/>
+        </w:rPr>
+        <w:noBreakHyphen/>
+      </w:r>
+      <w:r>
+        <w:rPr>
+          <w:i/>
+          <w:iCs/>
+        </w:rPr>
+        <w:t>idf</w:t>
+      </w:r>
+      <w:r>
+        <w:rPr>
+          <w:i/>
+          <w:iCs/>
+        </w:rPr>
+        <w:noBreakHyphen/>
+      </w:r>
+      <w:r>
+        <w:rPr>
+          <w:i/>
+          <w:iCs/>
+        </w:rPr>
+        <w:t>logα</w:t>
+      </w:r>
+      <w:r>
+        <w:t xml:space="preserve">, </w:t>
+      </w:r>
+      <w:r>
+        <w:rPr>
+          <w:i/>
+          <w:iCs/>
         </w:rPr>
         <w:t>tf</w:t>
       </w:r>
       <w:r>
         <w:rPr>
-          <w:lang w:val="fr-FR"/>
-        </w:rPr>
+          <w:i/>
+          <w:iCs/>
+        </w:rPr>
+        <w:noBreakHyphen/>
+      </w:r>
+      <w:r>
+        <w:rPr>
+          <w:i/>
+          <w:iCs/>
+        </w:rPr>
+        <w:t>idfα</w:t>
+      </w:r>
+      <w:r>
+        <w:t xml:space="preserve">, </w:t>
+      </w:r>
+      <w:r>
+        <w:rPr>
+          <w:i/>
+          <w:iCs/>
+        </w:rPr>
+        <w:t>Fisherα</w:t>
+      </w:r>
+      <w:r>
+        <w:t xml:space="preserve">, </w:t>
+      </w:r>
+      <w:r>
+        <w:rPr>
+          <w:i/>
+          <w:iCs/>
+        </w:rPr>
+        <w:t>G</w:t>
+      </w:r>
+      <w:r>
+        <w:rPr>
+          <w:vertAlign w:val="superscript"/>
+        </w:rPr>
+        <w:t>2</w:t>
+      </w:r>
+      <w:r>
+        <w:rPr>
+          <w:i/>
+          <w:iCs/>
+        </w:rPr>
+        <w:t>α</w:t>
+      </w:r>
+      <w:r>
+        <w:t>, chi2</w:t>
+      </w:r>
+      <w:r>
+        <w:rPr>
+          <w:i/>
+          <w:iCs/>
+        </w:rPr>
+        <w:t>α</w:t>
+      </w:r>
+      <w:r>
+        <w:t xml:space="preserve"> ; et différentes valeurs </w:t>
+      </w:r>
+      <w:r>
+        <w:rPr>
+          <w:i/>
+          <w:iCs/>
+        </w:rPr>
+        <w:t>α</w:t>
+      </w:r>
+      <w:r>
+        <w:t xml:space="preserve"> de 0 à 1 puis supérieures à 1. Toutes les listes de mots-clés sont comparées 2 à 2 avec </w:t>
+      </w:r>
+      <w:r>
+        <w:rPr>
+          <w:i/>
+          <w:iCs/>
+        </w:rPr>
+        <w:t>RBO</w:t>
+      </w:r>
+      <w:r>
+        <w:t xml:space="preserve">, ce qui permet d’avoir une matrice de distances entre les 55 sortes de listes de mots-clés. Ces distances sont projetées sur un plan avec une </w:t>
+      </w:r>
+      <w:r>
+        <w:rPr>
+          <w:i/>
+          <w:iCs/>
+        </w:rPr>
+        <w:t>PCoA</w:t>
+      </w:r>
+      <w:r>
+        <w:t xml:space="preserve">. La ligne qui relie les points d’une même couleur interpole la variation supposée d’une formule de spécificité selon la valeur </w:t>
+      </w:r>
+      <w:r>
+        <w:rPr>
+          <w:i/>
+          <w:iCs/>
+        </w:rPr>
+        <w:t>α</w:t>
+      </w:r>
+      <w:r>
+        <w:t>.</w:t>
+      </w:r>
+    </w:p>
+    <w:p>
+      <w:pPr>
+        <w:ind w:firstLine="708"/>
+      </w:pPr>
+      <w:r>
+        <w:lastRenderedPageBreak/>
+        <w:t xml:space="preserve">Par construction, </w:t>
+      </w:r>
+      <w:r>
+        <w:rPr>
+          <w:i/>
+          <w:iCs/>
+        </w:rPr>
+        <w:t>specif</w:t>
+      </w:r>
+      <w:r>
+        <w:rPr>
+          <w:i/>
+          <w:iCs/>
+        </w:rPr>
+        <w:t>α</w:t>
+      </w:r>
+      <w:r>
+        <w:t xml:space="preserve">(0) </w:t>
+      </w:r>
+      <w:r>
+        <w:t>donne les mêmes listes de mots-clés que</w:t>
+      </w:r>
+      <w:r>
+        <w:t xml:space="preserve"> </w:t>
+      </w:r>
+      <w:r>
+        <w:rPr>
+          <w:i/>
+          <w:iCs/>
+        </w:rPr>
+        <w:t>tf</w:t>
+      </w:r>
+      <w:r>
+        <w:t>, les points avec la valeur 0 ont exactement les mêmes coordonnées.</w:t>
+      </w:r>
+      <w:r>
+        <w:t xml:space="preserve"> </w:t>
+      </w:r>
+      <w:r>
+        <w:t xml:space="preserve">Par construction, </w:t>
+      </w:r>
+      <w:r>
+        <w:rPr>
+          <w:i/>
+          <w:iCs/>
+        </w:rPr>
+        <w:t>specif</w:t>
+      </w:r>
+      <w:r>
+        <w:rPr>
+          <w:i/>
+          <w:iCs/>
+        </w:rPr>
+        <w:t>α</w:t>
+      </w:r>
+      <w:r>
+        <w:t>(</w:t>
+      </w:r>
+      <w:r>
+        <w:t>1</w:t>
+      </w:r>
+      <w:r>
+        <w:t>)</w:t>
+      </w:r>
+      <w:r>
+        <w:t xml:space="preserve"> = </w:t>
+      </w:r>
+      <w:r>
+        <w:rPr>
+          <w:i/>
+          <w:iCs/>
+        </w:rPr>
+        <w:t>specif</w:t>
+      </w:r>
+      <w:r>
+        <w:t xml:space="preserve">, les points avec la valeur 1 se disposent avec des distances relatives similaires </w:t>
+      </w:r>
+      <w:r>
+        <w:t>au graphique de la section précédente, plaçant des formules non paramétrées.</w:t>
+      </w:r>
+    </w:p>
+    <w:p>
+      <w:pPr>
+        <w:ind w:firstLine="708"/>
+      </w:pPr>
+      <w:r>
+        <w:t>Premier résultat intéressant, les</w:t>
+      </w:r>
+      <w:r>
+        <w:t xml:space="preserve"> mots clés des</w:t>
+      </w:r>
+      <w:r>
+        <w:t xml:space="preserve"> 4 nouvelles formules paramétrables tendent vers </w:t>
+      </w:r>
+      <w:r>
+        <w:rPr>
+          <w:i/>
+          <w:iCs/>
+        </w:rPr>
+        <w:t>tf</w:t>
+      </w:r>
+      <w:r>
+        <w:rPr>
+          <w:i/>
+          <w:iCs/>
+        </w:rPr>
+        <w:noBreakHyphen/>
+        <w:t>idfα</w:t>
+      </w:r>
+      <w:r>
+        <w:t>(</w:t>
+      </w:r>
+      <w:r>
+        <w:t>α</w:t>
+      </w:r>
+      <w:r>
+        <w:t xml:space="preserve"> &gt; 10)</w:t>
+      </w:r>
+      <w:r>
+        <w:t>, les mots exclusifs.</w:t>
+      </w:r>
+    </w:p>
+    <w:p>
+      <w:pPr>
+        <w:ind w:firstLine="708"/>
+      </w:pPr>
+    </w:p>
+    <w:p>
+      <w:pPr>
+        <w:ind w:firstLine="0"/>
+      </w:pPr>
+      <w:r>
+        <w:t xml:space="preserve">Autre résultat que l’intuition géométrique subodorait dans le graphique précédent, la variation des formules n’est pas un arc mais un croissant. Notre </w:t>
+      </w:r>
+      <w:r>
+        <w:rPr>
+          <w:i/>
+          <w:iCs/>
+        </w:rPr>
+        <w:t>chi</w:t>
+      </w:r>
+      <w:r>
+        <w:rPr>
+          <w:i/>
+          <w:iCs/>
+          <w:vertAlign w:val="superscript"/>
+        </w:rPr>
+        <w:t>2</w:t>
+      </w:r>
+      <w:r>
+        <w:rPr>
+          <w:i/>
+          <w:iCs/>
+        </w:rPr>
+        <w:t>α</w:t>
+      </w:r>
+      <w:r>
+        <w:t xml:space="preserve"> peut tout à fait approcher la pertinence du </w:t>
+      </w:r>
+      <w:r>
+        <w:rPr>
+          <w:i/>
+          <w:iCs/>
+        </w:rPr>
+        <w:t>Fisher</w:t>
+      </w:r>
+      <w:r>
+        <w:t xml:space="preserve"> naturel avec le bon paramètre, mais il ne produit jamais des résultats identiques. </w:t>
+      </w:r>
+      <w:r>
+        <w:rPr>
+          <w:i/>
+          <w:iCs/>
+        </w:rPr>
+        <w:t>Tf</w:t>
+      </w:r>
+      <w:r>
+        <w:rPr>
+          <w:i/>
+          <w:iCs/>
+        </w:rPr>
+        <w:noBreakHyphen/>
+      </w:r>
+      <w:r>
+        <w:rPr>
+          <w:i/>
+          <w:iCs/>
+        </w:rPr>
+        <w:t>idf</w:t>
+      </w:r>
+      <w:r>
+        <w:rPr>
+          <w:i/>
+          <w:iCs/>
+        </w:rPr>
+        <w:noBreakHyphen/>
+      </w:r>
+      <w:r>
+        <w:rPr>
+          <w:i/>
+          <w:iCs/>
+        </w:rPr>
+        <w:t>logα</w:t>
+      </w:r>
+      <w:r>
+        <w:t xml:space="preserve"> parcoure une autre trajectoire</w:t>
+      </w:r>
+      <w:r>
+        <w:t xml:space="preserve">, serait-elle </w:t>
+      </w:r>
+      <w:r>
+        <w:rPr>
+          <w:i/>
+          <w:iCs/>
+        </w:rPr>
+        <w:t>meilleure</w:t>
+      </w:r>
+      <w:r>
+        <w:t xml:space="preserve">, et </w:t>
+      </w:r>
+      <w:r>
+        <w:rPr>
+          <w:i/>
+          <w:iCs/>
+        </w:rPr>
+        <w:t>meilleure</w:t>
+      </w:r>
+      <w:r>
+        <w:t xml:space="preserve"> à quoi ?</w:t>
+      </w:r>
+    </w:p>
+    <w:p>
+      <w:pPr>
+        <w:ind w:firstLine="708"/>
+      </w:pPr>
+      <w:r>
+        <w:t>Cette section établit que plusieurs formules paramétrables de spécificité peuvent couvrir une grande partie de la variation entre fréquences locales</w:t>
+      </w:r>
+      <w:r>
+        <w:t xml:space="preserve"> </w:t>
+      </w:r>
+      <w:r>
+        <w:t xml:space="preserve">et spécifiques, reste à trouver un critère objectif pour </w:t>
+      </w:r>
+      <w:r>
+        <w:t>n’</w:t>
+      </w:r>
+      <w:r>
+        <w:t xml:space="preserve">en choisir </w:t>
+      </w:r>
+      <w:r>
+        <w:t>qu’</w:t>
+      </w:r>
+      <w:r>
+        <w:t>une</w:t>
+      </w:r>
+      <w:r>
+        <w:t>, et ne pas de nouveau multiplier les sélecteurs.</w:t>
+      </w:r>
+    </w:p>
+    <w:p>
+      <w:pPr>
+        <w:pStyle w:val="Heading1"/>
+      </w:pPr>
+      <w:r>
+        <w:t>§2. Recommandation de textes similaires</w:t>
+      </w:r>
+    </w:p>
+    <w:p>
+      <w:pPr>
+        <w:ind w:firstLine="0"/>
+      </w:pPr>
+      <w:r>
+        <w:t xml:space="preserve">Pour l’instant, nous ne saurions pas départager </w:t>
+      </w:r>
+      <w:r>
+        <w:rPr>
+          <w:i/>
+          <w:iCs/>
+        </w:rPr>
+        <w:t>Fisher</w:t>
+      </w:r>
+      <w:r>
         <w:t xml:space="preserve"> et </w:t>
       </w:r>
       <w:r>
         <w:rPr>
           <w:i/>
           <w:iCs/>
-          <w:lang w:val="fr-FR"/>
-        </w:rPr>
-        <w:t>extf</w:t>
-      </w:r>
-      <w:r>
-        <w:rPr>
-          <w:lang w:val="fr-FR"/>
-        </w:rPr>
+        </w:rPr>
+        <w:t>G</w:t>
+      </w:r>
+      <w:r>
+        <w:rPr>
+          <w:i/>
+          <w:iCs/>
+          <w:vertAlign w:val="superscript"/>
+        </w:rPr>
+        <w:t>2</w:t>
+      </w:r>
+      <w:r>
+        <w:t xml:space="preserve"> autrement que par la doctrine, l’existant, ou la rapidité de calcul. Chacun de ces arguments ont de l’importance. La cohérence d’une doctrine aide l’utilisateur à comprendre </w:t>
+      </w:r>
+      <w:r>
+        <w:t>l</w:t>
+      </w:r>
+      <w:r>
+        <w:t>es résultats ; le code existant ne se réécrit pas en quelques heures ; la rapidité permet de chercher plus et donc</w:t>
+      </w:r>
+      <w:r>
+        <w:t xml:space="preserve"> de</w:t>
+      </w:r>
+      <w:r>
+        <w:t xml:space="preserve"> trouver plus. Mais ces raisons restent externes. Cette section tentera de proposer des tests décisifs pour départager</w:t>
+      </w:r>
+      <w:r>
+        <w:t xml:space="preserve"> </w:t>
+      </w:r>
+      <w:r>
+        <w:rPr>
+          <w:i/>
+          <w:iCs/>
+        </w:rPr>
+        <w:t>Fisher</w:t>
+      </w:r>
+      <w:r>
+        <w:t xml:space="preserve"> et </w:t>
+      </w:r>
+      <w:r>
+        <w:rPr>
+          <w:i/>
+          <w:iCs/>
+        </w:rPr>
+        <w:t>G</w:t>
+      </w:r>
+      <w:r>
+        <w:rPr>
+          <w:i/>
+          <w:iCs/>
+          <w:vertAlign w:val="superscript"/>
+        </w:rPr>
+        <w:t>2</w:t>
+      </w:r>
+      <w:r>
+        <w:t>, et peut-être rattraper d’autres formules trop vite écartées dans la section précédente.</w:t>
+      </w:r>
+    </w:p>
+    <w:p>
+      <w:pPr>
+        <w:ind w:firstLine="708"/>
+      </w:pPr>
+      <w:r>
+        <w:t>En §1</w:t>
+      </w:r>
+      <w:r>
+        <w:t xml:space="preserve"> n’ont été</w:t>
+      </w:r>
+      <w:r>
+        <w:t xml:space="preserve"> observé</w:t>
+      </w:r>
+      <w:r>
+        <w:t>s</w:t>
+      </w:r>
+      <w:r>
+        <w:t xml:space="preserve"> que les 100 premiers mots-clés</w:t>
+      </w:r>
+      <w:r>
+        <w:t xml:space="preserve"> p</w:t>
+      </w:r>
+      <w:r>
+        <w:t>ar</w:t>
+      </w:r>
+      <w:r>
+        <w:t xml:space="preserve"> chapitre. Rien n’assure que </w:t>
+      </w:r>
+      <w:r>
+        <w:t>le score des autres mots</w:t>
+      </w:r>
+      <w:r>
+        <w:t xml:space="preserve"> </w:t>
+      </w:r>
+      <w:r>
+        <w:t xml:space="preserve">soit aussi pertinent. Les expériences qui suivent </w:t>
+      </w:r>
+      <w:r>
+        <w:t xml:space="preserve">travailleront sur le vecteur complet </w:t>
+      </w:r>
+      <w:r>
+        <w:t xml:space="preserve">de tous les mots d’un texte, </w:t>
+      </w:r>
+      <w:r>
+        <w:t>portant</w:t>
+      </w:r>
+      <w:r>
+        <w:t xml:space="preserve"> chacun</w:t>
+      </w:r>
+      <w:r>
+        <w:t xml:space="preserve"> </w:t>
+      </w:r>
+      <w:r>
+        <w:t>un</w:t>
+      </w:r>
+      <w:r>
+        <w:t xml:space="preserve"> </w:t>
+      </w:r>
+      <w:r>
+        <w:t>score</w:t>
+      </w:r>
+      <w:r>
+        <w:t xml:space="preserve"> calculé</w:t>
+      </w:r>
+      <w:r>
+        <w:t xml:space="preserve"> </w:t>
+      </w:r>
+      <w:r>
+        <w:t>avec</w:t>
+      </w:r>
+      <w:r>
+        <w:t xml:space="preserve"> </w:t>
+      </w:r>
+      <w:r>
+        <w:t>une</w:t>
+      </w:r>
+      <w:r>
+        <w:t xml:space="preserve"> des</w:t>
+      </w:r>
+      <w:r>
+        <w:t xml:space="preserve"> formule</w:t>
+      </w:r>
+      <w:r>
+        <w:t>s</w:t>
+      </w:r>
+      <w:r>
         <w:t>.</w:t>
       </w:r>
     </w:p>
     <w:p>
       <w:pPr>
-        <w:ind w:firstLine="0"/>
-        <w:rPr>
-          <w:lang w:val="fr-FR"/>
-        </w:rPr>
-      </w:pPr>
-    </w:p>
-    <w:p>
-      <w:pPr>
-        <w:ind w:firstLine="0"/>
-        <w:rPr>
-          <w:lang w:val="fr-FR"/>
-        </w:rPr>
-      </w:pPr>
-      <w:r>
-        <w:rPr>
-          <w:lang w:val="fr-FR"/>
-        </w:rPr>
-        <w:t xml:space="preserve">Offrir à un utilisateur le moyen de varier le degré d’exclusivité d’une liste de mots clés est </w:t>
-      </w:r>
-      <w:r>
-        <w:rPr>
-          <w:lang w:val="fr-FR"/>
-        </w:rPr>
-        <w:t>utile</w:t>
-      </w:r>
-      <w:r>
-        <w:rPr>
-          <w:lang w:val="fr-FR"/>
-        </w:rPr>
-        <w:t>, car</w:t>
-      </w:r>
-      <w:r>
-        <w:rPr>
-          <w:lang w:val="fr-FR"/>
-        </w:rPr>
-        <w:t xml:space="preserve"> </w:t>
-      </w:r>
-      <w:r>
-        <w:rPr>
-          <w:lang w:val="fr-FR"/>
-        </w:rPr>
-        <w:t>les tailles des partitions observées</w:t>
-      </w:r>
-      <w:r>
-        <w:rPr>
-          <w:lang w:val="fr-FR"/>
-        </w:rPr>
-        <w:t xml:space="preserve"> </w:t>
-      </w:r>
-      <w:r>
-        <w:rPr>
-          <w:lang w:val="fr-FR"/>
-        </w:rPr>
-        <w:t>peuvent être</w:t>
-      </w:r>
-      <w:r>
-        <w:rPr>
-          <w:lang w:val="fr-FR"/>
-        </w:rPr>
-        <w:t xml:space="preserve"> variable</w:t>
-      </w:r>
-      <w:r>
-        <w:rPr>
-          <w:lang w:val="fr-FR"/>
-        </w:rPr>
-        <w:t>s</w:t>
-      </w:r>
-      <w:r>
-        <w:rPr>
-          <w:lang w:val="fr-FR"/>
-        </w:rPr>
-        <w:t xml:space="preserve"> : un texte, un livre, un auteur, une </w:t>
-      </w:r>
-      <w:r>
-        <w:rPr>
-          <w:lang w:val="fr-FR"/>
-        </w:rPr>
+        <w:ind w:firstLine="708"/>
+      </w:pPr>
+      <w:r>
+        <w:t>Soit le vecteur d’un texte</w:t>
+      </w:r>
+      <w:r>
+        <w:t>,</w:t>
+      </w:r>
+      <w:r>
+        <w:t xml:space="preserve"> on conçoit que si l’on peut mesurer la distance de ce texte avec tous les autres, cela</w:t>
+      </w:r>
+      <w:r>
+        <w:t xml:space="preserve"> permet de suggérer à un lecteur des textes proches de celui qu’il lit. Pour un roman, c’est évidemment </w:t>
+      </w:r>
+      <w:r>
+        <w:t>farfelu</w:t>
+      </w:r>
+      <w:r>
+        <w:t xml:space="preserve">, puisque le texte que l’on veut lire ensuite, c’est le chapitre suivant ; mais </w:t>
+      </w:r>
+      <w:r>
+        <w:t xml:space="preserve">ce corpus offre des moyens de vérification. Si le chapitre le plus proche vient d’un autre roman, voire d’un autre auteur, soit on a découvert des répétitions, voire des plagiats ; soit, ce qui est plus sûr, l’algorithme </w:t>
+      </w:r>
+      <w:r>
+        <w:t>n’est pas le bon.</w:t>
+      </w:r>
+    </w:p>
+    <w:p>
+      <w:pPr>
+        <w:ind w:firstLine="708"/>
+      </w:pPr>
+    </w:p>
+    <w:p>
+      <w:pPr>
+        <w:ind w:firstLine="708"/>
+      </w:pPr>
+    </w:p>
+    <w:p>
+      <w:pPr>
+        <w:pStyle w:val="Heading1"/>
+      </w:pPr>
+      <w:r>
+        <w:t xml:space="preserve">Test </w:t>
+      </w:r>
+      <w:r>
+        <w:t>des</w:t>
+      </w:r>
+      <w:r>
+        <w:t xml:space="preserve"> mots</w:t>
+      </w:r>
+      <w:r>
+        <w:t xml:space="preserve"> voisins</w:t>
+      </w:r>
+      <w:r>
+        <w:t xml:space="preserve"> par les documents</w:t>
+      </w:r>
+    </w:p>
+    <w:p/>
+    <w:p>
+      <w:pPr>
+        <w:pStyle w:val="Heading1"/>
+      </w:pPr>
+      <w:r>
+        <w:t xml:space="preserve">Test </w:t>
+      </w:r>
+    </w:p>
+    <w:p/>
+    <w:p>
+      <w:pPr>
+        <w:pStyle w:val="Heading1"/>
+      </w:pPr>
+      <w:r>
         <w:lastRenderedPageBreak/>
-        <w:t>année, la co-occurrence autour d’un mot… De plus, le chercheur peut s’intéresser à des relations très fortes, par exemple les collocations pour lequel le score d’exclusivité est important, ou bien observer des thématiques</w:t>
-      </w:r>
-      <w:r>
-        <w:rPr>
-          <w:lang w:val="fr-FR"/>
-        </w:rPr>
-        <w:t xml:space="preserve"> partagées</w:t>
-      </w:r>
-      <w:r>
-        <w:rPr>
-          <w:lang w:val="fr-FR"/>
-        </w:rPr>
-        <w:t xml:space="preserve"> </w:t>
-      </w:r>
-      <w:r>
-        <w:rPr>
-          <w:lang w:val="fr-FR"/>
-        </w:rPr>
-        <w:t xml:space="preserve">à travers de gros </w:t>
-      </w:r>
-      <w:r>
-        <w:rPr>
-          <w:lang w:val="fr-FR"/>
-        </w:rPr>
-        <w:t xml:space="preserve"> corpus. Il est vain de promettre la formule </w:t>
-      </w:r>
-      <w:r>
-        <w:rPr>
-          <w:lang w:val="fr-FR"/>
-        </w:rPr>
-        <w:t>universelle.</w:t>
+        <w:t>§</w:t>
+      </w:r>
+      <w:r>
+        <w:t>∞</w:t>
       </w:r>
     </w:p>
     <w:p>
       <w:pPr>
         <w:ind w:firstLine="708"/>
-        <w:rPr>
-          <w:lang w:val="fr-FR"/>
-        </w:rPr>
-      </w:pPr>
-      <w:r>
-        <w:rPr>
-          <w:lang w:val="fr-FR"/>
-        </w:rPr>
-        <w:t>Ce</w:t>
-      </w:r>
-      <w:r>
-        <w:rPr>
-          <w:lang w:val="fr-FR"/>
-        </w:rPr>
-        <w:t xml:space="preserve"> fait est connu des développeurs d’application</w:t>
-      </w:r>
-      <w:r>
-        <w:rPr>
-          <w:lang w:val="fr-FR"/>
-        </w:rPr>
-        <w:t>s</w:t>
-      </w:r>
-      <w:r>
-        <w:rPr>
-          <w:lang w:val="fr-FR"/>
-        </w:rPr>
-        <w:t xml:space="preserve"> linguistiques</w:t>
-      </w:r>
-      <w:r>
-        <w:rPr>
-          <w:lang w:val="fr-FR"/>
-        </w:rPr>
-        <w:t xml:space="preserve">. Ainsi </w:t>
-      </w:r>
-      <w:r>
-        <w:rPr>
-          <w:i/>
-          <w:iCs/>
-          <w:lang w:val="fr-FR"/>
-        </w:rPr>
-        <w:t>Frantext</w:t>
+      </w:pPr>
+      <w:r>
+        <w:t xml:space="preserve">Cette situation a été initiée par Muller avec sa thèse sur Corneille </w:t>
+      </w:r>
+      <w:r>
+        <w:t xml:space="preserve">en </w:t>
+      </w:r>
+      <w:r>
+        <w:t>1967</w:t>
       </w:r>
       <w:r>
         <w:rPr>
           <w:rStyle w:val="FootnoteReference"/>
-          <w:lang w:val="fr-FR"/>
-        </w:rPr>
-        <w:footnoteReference w:id="14"/>
-      </w:r>
-      <w:r>
-        <w:rPr>
-          <w:lang w:val="fr-FR"/>
-        </w:rPr>
-        <w:t xml:space="preserve"> propose les scores : </w:t>
-      </w:r>
-      <w:r>
-        <w:rPr>
-          <w:i/>
-          <w:iCs/>
-          <w:lang w:val="fr-FR"/>
-        </w:rPr>
-        <w:t>tf</w:t>
-      </w:r>
-      <w:r>
-        <w:rPr>
-          <w:lang w:val="fr-FR"/>
-        </w:rPr>
-        <w:t xml:space="preserve"> (fréquence), </w:t>
-      </w:r>
-      <w:r>
-        <w:rPr>
-          <w:i/>
-          <w:iCs/>
-          <w:lang w:val="fr-FR"/>
-        </w:rPr>
-        <w:t>g2</w:t>
-      </w:r>
-      <w:r>
-        <w:rPr>
-          <w:lang w:val="fr-FR"/>
-        </w:rPr>
-        <w:t xml:space="preserve"> (</w:t>
-      </w:r>
-      <w:r>
-        <w:rPr>
-          <w:i/>
-          <w:iCs/>
-          <w:lang w:val="fr-FR"/>
-        </w:rPr>
-        <w:t>Loglikelihood</w:t>
-      </w:r>
-      <w:r>
-        <w:rPr>
-          <w:lang w:val="fr-FR"/>
-        </w:rPr>
-        <w:t xml:space="preserve">), </w:t>
-      </w:r>
-      <w:r>
-        <w:rPr>
-          <w:i/>
-          <w:iCs/>
-          <w:lang w:val="fr-FR"/>
-        </w:rPr>
-        <w:t>zscore</w:t>
-      </w:r>
-      <w:r>
-        <w:rPr>
-          <w:lang w:val="fr-FR"/>
-        </w:rPr>
-        <w:t xml:space="preserve">, </w:t>
-      </w:r>
-      <w:r>
-        <w:rPr>
-          <w:i/>
-          <w:iCs/>
-          <w:lang w:val="fr-FR"/>
-        </w:rPr>
-        <w:t>tscore</w:t>
-      </w:r>
-      <w:r>
-        <w:rPr>
-          <w:lang w:val="fr-FR"/>
-        </w:rPr>
-        <w:t xml:space="preserve">, et </w:t>
-      </w:r>
-      <w:r>
-        <w:rPr>
-          <w:i/>
-          <w:iCs/>
-          <w:lang w:val="fr-FR"/>
-        </w:rPr>
-        <w:t>MI</w:t>
-      </w:r>
-      <w:r>
-        <w:rPr>
-          <w:lang w:val="fr-FR"/>
-        </w:rPr>
-        <w:t xml:space="preserve"> (information mutuelle)</w:t>
-      </w:r>
-      <w:r>
-        <w:rPr>
-          <w:rStyle w:val="FootnoteReference"/>
-          <w:lang w:val="fr-FR"/>
-        </w:rPr>
-        <w:footnoteReference w:id="15"/>
-      </w:r>
-      <w:r>
-        <w:rPr>
-          <w:lang w:val="fr-FR"/>
-        </w:rPr>
-        <w:t xml:space="preserve">. </w:t>
-      </w:r>
-      <w:r>
-        <w:rPr>
-          <w:i/>
-          <w:iCs/>
-          <w:lang w:val="fr-FR"/>
-        </w:rPr>
-        <w:t>SketchEngine</w:t>
-      </w:r>
-      <w:r>
-        <w:rPr>
-          <w:rStyle w:val="FootnoteReference"/>
-          <w:i/>
-          <w:iCs/>
-          <w:lang w:val="fr-FR"/>
-        </w:rPr>
-        <w:footnoteReference w:id="16"/>
-      </w:r>
-      <w:r>
-        <w:rPr>
-          <w:lang w:val="fr-FR"/>
-        </w:rPr>
-        <w:t xml:space="preserve"> ajoute aussi </w:t>
-      </w:r>
-      <w:r>
-        <w:rPr>
-          <w:i/>
-          <w:iCs/>
-          <w:lang w:val="fr-FR"/>
-        </w:rPr>
-        <w:t>MI</w:t>
-      </w:r>
-      <w:r>
-        <w:rPr>
-          <w:i/>
-          <w:iCs/>
-          <w:vertAlign w:val="superscript"/>
-          <w:lang w:val="fr-FR"/>
-        </w:rPr>
-        <w:t>3</w:t>
-      </w:r>
-      <w:r>
-        <w:rPr>
-          <w:lang w:val="fr-FR"/>
-        </w:rPr>
-        <w:t xml:space="preserve">, </w:t>
-      </w:r>
-      <w:r>
-        <w:rPr>
-          <w:i/>
-          <w:iCs/>
-          <w:lang w:val="fr-FR"/>
-        </w:rPr>
-        <w:t>LogDice</w:t>
-      </w:r>
-      <w:r>
-        <w:rPr>
-          <w:lang w:val="fr-FR"/>
-        </w:rPr>
-        <w:t xml:space="preserve">, </w:t>
-      </w:r>
-      <w:r>
-        <w:rPr>
-          <w:i/>
-          <w:iCs/>
-          <w:lang w:val="fr-FR"/>
-        </w:rPr>
-        <w:t>MI.log-f</w:t>
-      </w:r>
-      <w:r>
-        <w:rPr>
-          <w:lang w:val="fr-FR"/>
-        </w:rPr>
-        <w:t xml:space="preserve"> et </w:t>
-      </w:r>
-      <w:r>
-        <w:rPr>
-          <w:i/>
-          <w:iCs/>
-          <w:lang w:val="fr-FR"/>
-        </w:rPr>
-        <w:t>minimum sensitivity</w:t>
-      </w:r>
-      <w:r>
-        <w:rPr>
-          <w:lang w:val="fr-FR"/>
-        </w:rPr>
-        <w:t>. C</w:t>
-      </w:r>
-      <w:r>
-        <w:rPr>
-          <w:lang w:val="fr-FR"/>
-        </w:rPr>
-        <w:t>e</w:t>
-      </w:r>
-      <w:r>
-        <w:rPr>
-          <w:lang w:val="fr-FR"/>
-        </w:rPr>
-        <w:t xml:space="preserve">la demande </w:t>
-      </w:r>
-      <w:r>
-        <w:rPr>
-          <w:lang w:val="fr-FR"/>
-        </w:rPr>
-        <w:t xml:space="preserve">à l’utilisateur beaucoup d’expertise statistique pour comprendre </w:t>
-      </w:r>
-      <w:r>
-        <w:rPr>
-          <w:lang w:val="fr-FR"/>
-        </w:rPr>
-        <w:t xml:space="preserve">les résultats qu’il obtient, au risque qu’il prenne celui qui lui plaise plutôt que </w:t>
-      </w:r>
-      <w:r>
-        <w:rPr>
-          <w:lang w:val="fr-FR"/>
-        </w:rPr>
-        <w:t>de percer son corpus.</w:t>
+        </w:rPr>
+        <w:footnoteReference w:id="18"/>
+      </w:r>
+      <w:r>
+        <w:t>.</w:t>
+      </w:r>
+      <w:r>
+        <w:t xml:space="preserve"> Elle intéresse d’autres corpus, notamment les œuvres complètes d’auteurs. </w:t>
+      </w:r>
+      <w:r>
+        <w:t xml:space="preserve">Le défi d’un algorithme est ici de découvrir du neuf pour un spécialiste </w:t>
+      </w:r>
+      <w:r>
+        <w:t>qui connaît déjà</w:t>
+      </w:r>
+      <w:r>
+        <w:t xml:space="preserve"> </w:t>
+      </w:r>
+      <w:r>
+        <w:t>l’</w:t>
+      </w:r>
+      <w:r>
+        <w:t>œuvre</w:t>
+      </w:r>
+      <w:r>
+        <w:t> ; contrairement à l’utilisateur d’un moteur de recherche sur Internet ou d’une grande base documentaire</w:t>
+      </w:r>
+      <w:r>
+        <w:t>,</w:t>
+      </w:r>
+      <w:r>
+        <w:t xml:space="preserve"> </w:t>
+      </w:r>
+      <w:r>
+        <w:t xml:space="preserve">qui </w:t>
+      </w:r>
+      <w:r>
+        <w:t>ne peut avoir la certitude que la réponse donnée est la meilleure.</w:t>
       </w:r>
     </w:p>
     <w:p>
       <w:pPr>
         <w:ind w:firstLine="708"/>
-        <w:rPr>
-          <w:lang w:val="fr-FR"/>
-        </w:rPr>
-      </w:pPr>
-      <w:r>
-        <w:rPr>
-          <w:lang w:val="fr-FR"/>
-        </w:rPr>
-        <w:t>Il</w:t>
-      </w:r>
-      <w:r>
-        <w:rPr>
-          <w:lang w:val="fr-FR"/>
-        </w:rPr>
-        <w:t xml:space="preserve"> est</w:t>
-      </w:r>
-      <w:r>
-        <w:rPr>
-          <w:lang w:val="fr-FR"/>
-        </w:rPr>
-        <w:t xml:space="preserve"> beaucoup</w:t>
-      </w:r>
-      <w:r>
-        <w:rPr>
-          <w:lang w:val="fr-FR"/>
-        </w:rPr>
-        <w:t xml:space="preserve"> plus </w:t>
-      </w:r>
-      <w:r>
-        <w:rPr>
-          <w:lang w:val="fr-FR"/>
-        </w:rPr>
-        <w:t>intuitif</w:t>
-      </w:r>
-      <w:r>
-        <w:rPr>
-          <w:lang w:val="fr-FR"/>
-        </w:rPr>
-        <w:t xml:space="preserve"> d’offrir un paramètre</w:t>
-      </w:r>
-      <w:r>
-        <w:rPr>
-          <w:lang w:val="fr-FR"/>
-        </w:rPr>
-        <w:t xml:space="preserve"> continu</w:t>
-      </w:r>
-      <w:r>
-        <w:rPr>
-          <w:lang w:val="fr-FR"/>
-        </w:rPr>
-        <w:t xml:space="preserve"> </w:t>
-      </w:r>
-      <w:r>
-        <w:rPr>
-          <w:lang w:val="fr-FR"/>
-        </w:rPr>
-        <w:t xml:space="preserve">qui permet à un utilisateur d’observer et comprendre la nature de la variation en voyant évoluer sa liste de mots-clés. </w:t>
-      </w:r>
-      <w:r>
-        <w:rPr>
-          <w:lang w:val="fr-FR"/>
-        </w:rPr>
-        <w:t>L</w:t>
-      </w:r>
-      <w:r>
-        <w:rPr>
-          <w:lang w:val="fr-FR"/>
-        </w:rPr>
-        <w:t xml:space="preserve">’esprit </w:t>
-      </w:r>
-      <w:r>
-        <w:rPr>
-          <w:lang w:val="fr-FR"/>
-        </w:rPr>
-        <w:t>peut</w:t>
-      </w:r>
-      <w:r>
-        <w:rPr>
-          <w:lang w:val="fr-FR"/>
-        </w:rPr>
-        <w:t xml:space="preserve"> se faire une idée </w:t>
-      </w:r>
-      <w:r>
-        <w:rPr>
-          <w:lang w:val="fr-FR"/>
-        </w:rPr>
-        <w:t xml:space="preserve">assez </w:t>
-      </w:r>
-      <w:r>
-        <w:rPr>
-          <w:lang w:val="fr-FR"/>
-        </w:rPr>
-        <w:t>juste</w:t>
-      </w:r>
-      <w:r>
-        <w:rPr>
-          <w:lang w:val="fr-FR"/>
-        </w:rPr>
-        <w:t xml:space="preserve"> d’un phénomène</w:t>
-      </w:r>
-      <w:r>
-        <w:rPr>
-          <w:lang w:val="fr-FR"/>
-        </w:rPr>
-        <w:t xml:space="preserve"> en saisissant </w:t>
-      </w:r>
-      <w:r>
-        <w:rPr>
-          <w:lang w:val="fr-FR"/>
-        </w:rPr>
-        <w:t>son</w:t>
-      </w:r>
-      <w:r>
-        <w:rPr>
-          <w:lang w:val="fr-FR"/>
-        </w:rPr>
-        <w:t xml:space="preserve"> mouvement</w:t>
-      </w:r>
-      <w:r>
-        <w:rPr>
-          <w:lang w:val="fr-FR"/>
-        </w:rPr>
-        <w:t>, comme nous savons lire la trajectoire d’une balle sans pourtant calculer son énergie cinétique et la pesanteur.</w:t>
-      </w:r>
-    </w:p>
-    <w:p>
-      <w:pPr>
-        <w:ind w:firstLine="0"/>
-        <w:rPr>
-          <w:lang w:val="fr-FR"/>
-        </w:rPr>
-      </w:pPr>
-    </w:p>
-    <w:p>
-      <w:pPr>
-        <w:ind w:firstLine="0"/>
-        <w:rPr>
-          <w:lang w:val="fr-FR"/>
-        </w:rPr>
-      </w:pPr>
-      <w:r>
-        <w:rPr>
-          <w:lang w:val="fr-FR"/>
-        </w:rPr>
-        <w:t>Trouver une formule paramétrable est intéressant, encore faut-il que la variation couvre le spectre souhaité.</w:t>
-      </w:r>
-    </w:p>
-    <w:p>
-      <w:pPr>
-        <w:ind w:firstLine="0"/>
-        <w:rPr>
-          <w:lang w:val="fr-FR"/>
-        </w:rPr>
-      </w:pPr>
-    </w:p>
-    <w:p>
-      <w:pPr>
-        <w:ind w:firstLine="0"/>
-        <w:rPr>
-          <w:lang w:val="fr-FR"/>
-        </w:rPr>
-      </w:pPr>
-      <w:r>
-        <w:rPr>
-          <w:lang w:val="fr-FR"/>
-        </w:rPr>
-        <w:t>Plusieurs formules connues offrent un paramétrage</w:t>
-      </w:r>
-      <w:r>
-        <w:rPr>
-          <w:lang w:val="fr-FR"/>
-        </w:rPr>
-        <w:t>.</w:t>
-      </w:r>
-    </w:p>
-    <w:p>
-      <w:pPr>
-        <w:ind w:firstLine="708"/>
-        <w:rPr>
-          <w:lang w:val="fr-FR"/>
-        </w:rPr>
-      </w:pPr>
-      <w:r>
-        <w:rPr>
-          <w:i/>
-          <w:iCs/>
-          <w:lang w:val="fr-FR"/>
-        </w:rPr>
-        <w:t>Simplemath</w:t>
-      </w:r>
-      <w:r>
-        <w:rPr>
-          <w:lang w:val="fr-FR"/>
-        </w:rPr>
-        <w:t xml:space="preserve">s et </w:t>
-      </w:r>
-      <w:r>
-        <w:rPr>
-          <w:i/>
-          <w:iCs/>
-          <w:lang w:val="fr-FR"/>
-        </w:rPr>
-        <w:t>bm25</w:t>
-      </w:r>
-      <w:r>
-        <w:rPr>
-          <w:lang w:val="fr-FR"/>
-        </w:rPr>
-        <w:t xml:space="preserve"> peuvent</w:t>
-      </w:r>
-      <w:r>
-        <w:rPr>
-          <w:lang w:val="fr-FR"/>
-        </w:rPr>
-        <w:t xml:space="preserve"> être réglé</w:t>
-      </w:r>
-      <w:r>
-        <w:rPr>
-          <w:lang w:val="fr-FR"/>
-        </w:rPr>
-        <w:t>e</w:t>
-      </w:r>
-      <w:r>
-        <w:rPr>
-          <w:lang w:val="fr-FR"/>
-        </w:rPr>
-        <w:t>s pour tendre vers</w:t>
-      </w:r>
-      <w:r>
-        <w:rPr>
-          <w:lang w:val="fr-FR"/>
-        </w:rPr>
-        <w:t xml:space="preserve"> </w:t>
-      </w:r>
-      <w:r>
-        <w:rPr>
-          <w:i/>
-          <w:iCs/>
-          <w:lang w:val="fr-FR"/>
-        </w:rPr>
-        <w:t>extf</w:t>
-      </w:r>
-      <w:r>
-        <w:rPr>
-          <w:lang w:val="fr-FR"/>
-        </w:rPr>
-        <w:t xml:space="preserve">, </w:t>
-      </w:r>
-      <w:r>
-        <w:rPr>
-          <w:lang w:val="fr-FR"/>
-        </w:rPr>
-        <w:t>(dans le graphique remarquer</w:t>
-      </w:r>
-      <w:r>
-        <w:rPr>
-          <w:lang w:val="fr-FR"/>
-        </w:rPr>
-        <w:t xml:space="preserve"> </w:t>
-      </w:r>
-      <w:r>
-        <w:rPr>
-          <w:i/>
-          <w:iCs/>
-          <w:lang w:val="fr-FR"/>
-        </w:rPr>
-        <w:t>simplemaths</w:t>
-      </w:r>
-      <w:r>
-        <w:rPr>
-          <w:lang w:val="fr-FR"/>
-        </w:rPr>
-        <w:t xml:space="preserve"> </w:t>
-      </w:r>
-      <w:r>
-        <w:rPr>
-          <w:lang w:val="fr-FR"/>
-        </w:rPr>
-        <w:t xml:space="preserve">et </w:t>
-      </w:r>
-      <w:r>
-        <w:rPr>
-          <w:i/>
-          <w:iCs/>
-          <w:lang w:val="fr-FR"/>
-        </w:rPr>
-        <w:t>simplemathsk1</w:t>
-      </w:r>
-      <w:r>
-        <w:rPr>
-          <w:lang w:val="fr-FR"/>
-        </w:rPr>
-        <w:t> </w:t>
-      </w:r>
-      <w:r>
-        <w:rPr>
-          <w:lang w:val="fr-FR"/>
-        </w:rPr>
-        <w:t xml:space="preserve">; </w:t>
-      </w:r>
-      <w:r>
-        <w:rPr>
-          <w:i/>
-          <w:iCs/>
-          <w:lang w:val="fr-FR"/>
-        </w:rPr>
-        <w:t>bm25</w:t>
-      </w:r>
-      <w:r>
-        <w:rPr>
-          <w:i/>
-          <w:iCs/>
-          <w:lang w:val="fr-FR"/>
-        </w:rPr>
-        <w:t>k100b1</w:t>
-      </w:r>
-      <w:r>
-        <w:rPr>
-          <w:lang w:val="fr-FR"/>
-        </w:rPr>
-        <w:t xml:space="preserve"> et </w:t>
-      </w:r>
-      <w:r>
-        <w:rPr>
-          <w:i/>
-          <w:iCs/>
-          <w:lang w:val="fr-FR"/>
-        </w:rPr>
-        <w:t>bm25</w:t>
-      </w:r>
-      <w:r>
-        <w:rPr>
-          <w:lang w:val="fr-FR"/>
-        </w:rPr>
-        <w:t>)</w:t>
-      </w:r>
-      <w:r>
-        <w:rPr>
-          <w:lang w:val="fr-FR"/>
-        </w:rPr>
-        <w:t>. Cependant ces fonctions ne peuvent pas tendre vers</w:t>
-      </w:r>
-      <w:r>
-        <w:rPr>
-          <w:lang w:val="fr-FR"/>
-        </w:rPr>
-        <w:t xml:space="preserve"> </w:t>
-      </w:r>
-      <w:r>
-        <w:rPr>
-          <w:i/>
-          <w:iCs/>
-          <w:lang w:val="fr-FR"/>
-        </w:rPr>
-        <w:t>tf</w:t>
-      </w:r>
-      <w:r>
-        <w:rPr>
-          <w:lang w:val="fr-FR"/>
-        </w:rPr>
-        <w:t>.</w:t>
-      </w:r>
-    </w:p>
-    <w:p>
-      <w:pPr>
-        <w:ind w:firstLine="708"/>
-      </w:pPr>
-      <w:r>
-        <w:rPr>
-          <w:lang w:val="fr-FR"/>
-        </w:rPr>
-        <w:t xml:space="preserve">Le classique </w:t>
-      </w:r>
-      <w:r>
-        <w:rPr>
-          <w:i/>
-          <w:iCs/>
-          <w:lang w:val="fr-FR"/>
-        </w:rPr>
-        <w:t>tf</w:t>
-      </w:r>
-      <w:r>
-        <w:rPr>
-          <w:i/>
-          <w:iCs/>
-          <w:lang w:val="fr-FR"/>
-        </w:rPr>
-        <w:t>-</w:t>
-      </w:r>
-      <w:r>
-        <w:rPr>
-          <w:i/>
-          <w:iCs/>
-          <w:lang w:val="fr-FR"/>
-        </w:rPr>
-        <w:t>idf</w:t>
-      </w:r>
-      <w:r>
-        <w:rPr>
-          <w:i/>
-          <w:iCs/>
-        </w:rPr>
-        <w:t>α</w:t>
-      </w:r>
-      <w:r>
-        <w:rPr>
-          <w:lang w:val="fr-FR"/>
-        </w:rPr>
-        <w:t xml:space="preserve"> couvre le spectre par un effet mathématique élémentaire. Soit </w:t>
-      </w:r>
-      <w:r>
-        <w:rPr>
-          <w:i/>
-          <w:iCs/>
-          <w:lang w:val="fr-FR"/>
-        </w:rPr>
-        <w:t>tf</w:t>
-      </w:r>
-      <w:r>
-        <w:rPr>
-          <w:lang w:val="fr-FR"/>
-        </w:rPr>
-        <w:t>/</w:t>
-      </w:r>
-      <w:r>
-        <w:rPr>
-          <w:i/>
-          <w:iCs/>
-          <w:lang w:val="fr-FR"/>
-        </w:rPr>
-        <w:t>df</w:t>
-      </w:r>
-      <w:r>
-        <w:rPr>
-          <w:i/>
-          <w:iCs/>
-          <w:vertAlign w:val="superscript"/>
-        </w:rPr>
-        <w:t>α</w:t>
-      </w:r>
-      <w:r>
-        <w:t xml:space="preserve">, où </w:t>
-      </w:r>
-      <w:r>
-        <w:rPr>
-          <w:i/>
-          <w:iCs/>
-        </w:rPr>
-        <w:t>tf</w:t>
-      </w:r>
-      <w:r>
-        <w:t xml:space="preserve"> (</w:t>
-      </w:r>
-      <w:r>
-        <w:rPr>
-          <w:i/>
-          <w:iCs/>
-        </w:rPr>
-        <w:t>term frequency</w:t>
-      </w:r>
-      <w:r>
-        <w:t xml:space="preserve">) est la fréquence d’un terme dans le texte observé, et </w:t>
-      </w:r>
-      <w:r>
-        <w:rPr>
-          <w:i/>
-          <w:iCs/>
-        </w:rPr>
-        <w:t>df</w:t>
-      </w:r>
-      <w:r>
-        <w:t xml:space="preserve"> (</w:t>
-      </w:r>
-      <w:r>
-        <w:rPr>
-          <w:i/>
-          <w:iCs/>
-        </w:rPr>
-        <w:t>document frequency</w:t>
-      </w:r>
-      <w:r>
-        <w:t xml:space="preserve">) est le nombre de textes où apparaît ce terme. </w:t>
-      </w:r>
-      <w:r>
-        <w:t xml:space="preserve">Si </w:t>
-      </w:r>
-      <w:r>
-        <w:rPr>
-          <w:i/>
-          <w:iCs/>
-        </w:rPr>
-        <w:t>α</w:t>
-      </w:r>
-      <w:r>
-        <w:t>=0,</w:t>
-      </w:r>
-      <w:r>
-        <w:t xml:space="preserve"> alors</w:t>
-      </w:r>
-      <w:r>
-        <w:t xml:space="preserve"> le dénominateur</w:t>
-      </w:r>
-      <w:r>
-        <w:t xml:space="preserve"> </w:t>
-      </w:r>
-      <w:r>
-        <w:rPr>
-          <w:i/>
-          <w:iCs/>
-          <w:lang w:val="fr-FR"/>
-        </w:rPr>
-        <w:t>df</w:t>
-      </w:r>
-      <w:r>
-        <w:rPr>
-          <w:i/>
-          <w:iCs/>
-          <w:vertAlign w:val="superscript"/>
-        </w:rPr>
-        <w:t>α</w:t>
-      </w:r>
-      <w:r>
-        <w:t xml:space="preserve">=1, donc </w:t>
-      </w:r>
-      <w:r>
-        <w:rPr>
-          <w:i/>
-          <w:iCs/>
-          <w:lang w:val="fr-FR"/>
-        </w:rPr>
-        <w:t>tf</w:t>
-      </w:r>
-      <w:r>
-        <w:rPr>
-          <w:lang w:val="fr-FR"/>
-        </w:rPr>
-        <w:t>/</w:t>
-      </w:r>
-      <w:r>
-        <w:rPr>
-          <w:i/>
-          <w:iCs/>
-          <w:lang w:val="fr-FR"/>
-        </w:rPr>
-        <w:t>df</w:t>
-      </w:r>
-      <w:r>
-        <w:rPr>
-          <w:i/>
-          <w:iCs/>
-          <w:vertAlign w:val="superscript"/>
-        </w:rPr>
-        <w:t>α</w:t>
-      </w:r>
-      <w:r>
-        <w:t>=</w:t>
-      </w:r>
-      <w:r>
-        <w:rPr>
-          <w:i/>
-          <w:iCs/>
-        </w:rPr>
-        <w:t>tf</w:t>
-      </w:r>
-      <w:r>
-        <w:t xml:space="preserve">, la fréquence relative brute. </w:t>
-      </w:r>
-      <w:r>
-        <w:t>Plus</w:t>
-      </w:r>
-      <w:r>
-        <w:t xml:space="preserve"> </w:t>
-      </w:r>
-      <w:r>
-        <w:rPr>
-          <w:i/>
-          <w:iCs/>
-        </w:rPr>
-        <w:t>α</w:t>
-      </w:r>
-      <w:r>
-        <w:rPr>
-          <w:vertAlign w:val="superscript"/>
-        </w:rPr>
-        <w:t xml:space="preserve"> </w:t>
-      </w:r>
-      <w:r>
-        <w:t xml:space="preserve">augmente, plus </w:t>
-      </w:r>
-      <w:r>
-        <w:rPr>
-          <w:i/>
-          <w:iCs/>
-          <w:lang w:val="fr-FR"/>
-        </w:rPr>
-        <w:t>tf</w:t>
-      </w:r>
-      <w:r>
-        <w:rPr>
-          <w:i/>
-          <w:iCs/>
-          <w:lang w:val="fr-FR"/>
-        </w:rPr>
-        <w:t>-</w:t>
-      </w:r>
-      <w:r>
-        <w:rPr>
-          <w:i/>
-          <w:iCs/>
-          <w:lang w:val="fr-FR"/>
-        </w:rPr>
-        <w:t>idf</w:t>
-      </w:r>
-      <w:r>
-        <w:rPr>
-          <w:i/>
-          <w:iCs/>
-        </w:rPr>
-        <w:t>α</w:t>
-      </w:r>
-      <w:r>
-        <w:t xml:space="preserve"> tend vers </w:t>
-      </w:r>
-      <w:r>
-        <w:rPr>
-          <w:i/>
-          <w:iCs/>
-        </w:rPr>
-        <w:t>extf</w:t>
-      </w:r>
-      <w:r>
-        <w:t xml:space="preserve">, </w:t>
-      </w:r>
-      <w:r>
-        <w:t>les mots exclusifs sont promus, les mots partagés sont dépréciés. En effet, un mot exclusif est présent dans un seul document</w:t>
-      </w:r>
-      <w:r>
-        <w:t>,</w:t>
-      </w:r>
-      <w:r>
-        <w:t xml:space="preserve"> </w:t>
-      </w:r>
-      <w:r>
-        <w:rPr>
-          <w:i/>
-          <w:iCs/>
-        </w:rPr>
-        <w:t>df</w:t>
-      </w:r>
-      <w:r>
-        <w:t xml:space="preserve">=1, son </w:t>
-      </w:r>
-      <w:r>
-        <w:rPr>
-          <w:i/>
-          <w:iCs/>
-          <w:lang w:val="fr-FR"/>
-        </w:rPr>
-        <w:t>tf</w:t>
-      </w:r>
-      <w:r>
-        <w:rPr>
-          <w:i/>
-          <w:iCs/>
-          <w:lang w:val="fr-FR"/>
-        </w:rPr>
-        <w:t>-</w:t>
-      </w:r>
-      <w:r>
-        <w:rPr>
-          <w:i/>
-          <w:iCs/>
-          <w:lang w:val="fr-FR"/>
-        </w:rPr>
-        <w:t>idf</w:t>
-      </w:r>
-      <w:r>
-        <w:rPr>
-          <w:i/>
-          <w:iCs/>
-        </w:rPr>
-        <w:t>α</w:t>
-      </w:r>
-      <w:r>
-        <w:t xml:space="preserve"> restera toujours égal à </w:t>
-      </w:r>
-      <w:r>
-        <w:rPr>
-          <w:i/>
-          <w:iCs/>
-        </w:rPr>
-        <w:t>tf</w:t>
-      </w:r>
-      <w:r>
-        <w:t xml:space="preserve"> = </w:t>
-      </w:r>
-      <w:r>
-        <w:rPr>
-          <w:i/>
-          <w:iCs/>
-        </w:rPr>
-        <w:t>tf</w:t>
-      </w:r>
-      <w:r>
-        <w:t>/1</w:t>
-      </w:r>
-      <w:r>
-        <w:rPr>
-          <w:i/>
-          <w:iCs/>
-          <w:vertAlign w:val="superscript"/>
-        </w:rPr>
-        <w:t>α</w:t>
-      </w:r>
-      <w:r>
-        <w:t xml:space="preserve"> = </w:t>
-      </w:r>
-      <w:r>
-        <w:rPr>
-          <w:i/>
-          <w:iCs/>
-        </w:rPr>
-        <w:t>tf</w:t>
-      </w:r>
-      <w:r>
-        <w:t>/</w:t>
-      </w:r>
-      <w:r>
-        <w:t xml:space="preserve">1. Par contre, si un mot est présent dans 2 documents, même s’il est très fréquent, par exemple </w:t>
-      </w:r>
-      <w:r>
-        <w:rPr>
-          <w:i/>
-          <w:iCs/>
-        </w:rPr>
-        <w:t>tf</w:t>
-      </w:r>
-      <w:r>
-        <w:t xml:space="preserve"> = 1000 occurrences, son score peut être en dessous de 1, donc en dessous de tous les </w:t>
-      </w:r>
-      <w:r>
-        <w:rPr>
-          <w:i/>
-          <w:iCs/>
-        </w:rPr>
-        <w:t>tf</w:t>
-      </w:r>
-      <w:r>
-        <w:t xml:space="preserve">, par exemple avec </w:t>
-      </w:r>
-      <w:r>
-        <w:rPr>
-          <w:i/>
-          <w:iCs/>
-        </w:rPr>
-        <w:t>α</w:t>
-      </w:r>
-      <w:r>
-        <w:t>=10</w:t>
-      </w:r>
-      <w:r>
-        <w:t>, 1000/2</w:t>
-      </w:r>
-      <w:r>
-        <w:rPr>
-          <w:vertAlign w:val="superscript"/>
-        </w:rPr>
-        <w:t>10</w:t>
-      </w:r>
-      <w:r>
-        <w:t xml:space="preserve"> = 1000/1024 </w:t>
-      </w:r>
-      <w:r>
-        <w:rPr>
-          <w:rFonts w:ascii="Cambria Math" w:hAnsi="Cambria Math" w:cs="Cambria Math"/>
-        </w:rPr>
-        <w:t>≃</w:t>
-      </w:r>
-      <w:r>
-        <w:t xml:space="preserve"> 0,98.</w:t>
-      </w:r>
-    </w:p>
-    <w:p>
-      <w:pPr>
-        <w:ind w:firstLine="708"/>
-      </w:pPr>
-      <w:r>
-        <w:t xml:space="preserve">Les </w:t>
-      </w:r>
-      <w:r>
-        <w:rPr>
-          <w:i/>
-          <w:iCs/>
-        </w:rPr>
-        <w:t>tfidfa#</w:t>
-      </w:r>
-      <w:r>
-        <w:t xml:space="preserve"> du graphiques (</w:t>
-      </w:r>
-      <w:r>
-        <w:rPr>
-          <w:i/>
-          <w:iCs/>
-        </w:rPr>
-        <w:t>tfidfa0</w:t>
-      </w:r>
-      <w:r>
-        <w:t xml:space="preserve">, </w:t>
-      </w:r>
-      <w:r>
-        <w:rPr>
-          <w:i/>
-          <w:iCs/>
-        </w:rPr>
-        <w:t>tfidfa0</w:t>
-      </w:r>
-      <w:r>
-        <w:rPr>
-          <w:i/>
-          <w:iCs/>
-        </w:rPr>
-        <w:t xml:space="preserve">.5, </w:t>
-      </w:r>
-      <w:r>
-        <w:rPr>
-          <w:i/>
-          <w:iCs/>
-        </w:rPr>
-        <w:t>tfidfa</w:t>
-      </w:r>
-      <w:r>
-        <w:rPr>
-          <w:i/>
-          <w:iCs/>
-        </w:rPr>
-        <w:t>1</w:t>
-      </w:r>
-      <w:r>
-        <w:rPr>
-          <w:i/>
-          <w:iCs/>
-        </w:rPr>
-        <w:t>,</w:t>
-      </w:r>
-      <w:r>
-        <w:rPr>
-          <w:i/>
-          <w:iCs/>
-        </w:rPr>
-        <w:t xml:space="preserve"> </w:t>
-      </w:r>
-      <w:r>
-        <w:rPr>
-          <w:i/>
-          <w:iCs/>
-        </w:rPr>
-        <w:t>tfidfa</w:t>
-      </w:r>
-      <w:r>
-        <w:rPr>
-          <w:i/>
-          <w:iCs/>
-        </w:rPr>
-        <w:t>2</w:t>
-      </w:r>
-      <w:r>
-        <w:rPr>
-          <w:i/>
-          <w:iCs/>
-        </w:rPr>
-        <w:t>,</w:t>
-      </w:r>
-      <w:r>
-        <w:rPr>
-          <w:i/>
-          <w:iCs/>
-        </w:rPr>
-        <w:t xml:space="preserve"> </w:t>
-      </w:r>
-      <w:r>
-        <w:rPr>
-          <w:i/>
-          <w:iCs/>
-        </w:rPr>
-        <w:t>tfidfa</w:t>
-      </w:r>
-      <w:r>
-        <w:rPr>
-          <w:i/>
-          <w:iCs/>
-        </w:rPr>
-        <w:t>4…</w:t>
-      </w:r>
-      <w:r>
-        <w:t>)</w:t>
-      </w:r>
-      <w:r>
-        <w:t xml:space="preserve"> parc</w:t>
-      </w:r>
-      <w:r>
-        <w:t>ourent un arc continu</w:t>
-      </w:r>
-      <w:r>
-        <w:t>.</w:t>
-      </w:r>
-      <w:r>
-        <w:t xml:space="preserve"> </w:t>
-      </w:r>
-      <w:r>
-        <w:rPr>
-          <w:i/>
-          <w:iCs/>
-        </w:rPr>
-        <w:t>Tfidfa16</w:t>
-      </w:r>
-      <w:r>
-        <w:t xml:space="preserve"> n’aboutit pas exactement à </w:t>
-      </w:r>
-      <w:r>
-        <w:rPr>
-          <w:i/>
-          <w:iCs/>
-        </w:rPr>
-        <w:t>extf</w:t>
-      </w:r>
-      <w:r>
-        <w:t>, car les listes de mots clés ne sont pas identiques. Un</w:t>
-      </w:r>
-      <w:r>
-        <w:t>e</w:t>
-      </w:r>
-      <w:r>
-        <w:t xml:space="preserve"> liste </w:t>
-      </w:r>
-      <w:r>
-        <w:rPr>
-          <w:i/>
-          <w:iCs/>
-        </w:rPr>
-        <w:t>extf</w:t>
-      </w:r>
-      <w:r>
-        <w:t xml:space="preserve"> peut avoir moins de 100 mots pour les chapitres courts, tandis que </w:t>
-      </w:r>
-      <w:r>
-        <w:rPr>
-          <w:i/>
-          <w:iCs/>
-        </w:rPr>
-        <w:t>t</w:t>
-      </w:r>
-      <w:r>
-        <w:rPr>
-          <w:i/>
-          <w:iCs/>
-        </w:rPr>
-        <w:t>fidfa16</w:t>
-      </w:r>
-      <w:r>
-        <w:t xml:space="preserve"> gardera en queue des mots très fréquents quoique partagés, ce qui est sémantiquement utile, et facilement supprimable (score &lt; 1).</w:t>
-      </w:r>
-    </w:p>
-    <w:p>
-      <w:pPr>
-        <w:ind w:firstLine="708"/>
-      </w:pPr>
-      <w:r>
-        <w:rPr>
-          <w:i/>
-          <w:iCs/>
-          <w:lang w:val="fr-FR"/>
-        </w:rPr>
-        <w:t>T</w:t>
-      </w:r>
-      <w:r>
-        <w:rPr>
-          <w:i/>
-          <w:iCs/>
-          <w:lang w:val="fr-FR"/>
-        </w:rPr>
-        <w:t>f</w:t>
-      </w:r>
-      <w:r>
-        <w:rPr>
-          <w:i/>
-          <w:iCs/>
-          <w:lang w:val="fr-FR"/>
-        </w:rPr>
-        <w:t>-</w:t>
-      </w:r>
-      <w:r>
-        <w:rPr>
-          <w:i/>
-          <w:iCs/>
-          <w:lang w:val="fr-FR"/>
-        </w:rPr>
-        <w:t>idf</w:t>
-      </w:r>
-      <w:r>
-        <w:rPr>
-          <w:i/>
-          <w:iCs/>
-        </w:rPr>
-        <w:t>α</w:t>
-      </w:r>
-      <w:r>
-        <w:t xml:space="preserve"> est une formule </w:t>
-      </w:r>
-      <w:r>
-        <w:t>attractive,</w:t>
-      </w:r>
-      <w:r>
-        <w:t xml:space="preserve"> elle a cependant un inconvénient, elle dépend de la variable </w:t>
-      </w:r>
-      <w:r>
-        <w:rPr>
-          <w:i/>
-          <w:iCs/>
-        </w:rPr>
-        <w:t>df</w:t>
-      </w:r>
-      <w:r>
-        <w:t xml:space="preserve"> (</w:t>
-      </w:r>
-      <w:r>
-        <w:rPr>
-          <w:i/>
-          <w:iCs/>
-        </w:rPr>
-        <w:t>document frequency</w:t>
-      </w:r>
-      <w:r>
-        <w:t xml:space="preserve">, nombre </w:t>
-      </w:r>
-      <w:r>
-        <w:t>de textes</w:t>
-      </w:r>
-      <w:r>
-        <w:t>)</w:t>
-      </w:r>
-      <w:r>
-        <w:t>. Ces scores ne sont pas seulement utiles dans un contexte de corpus divisés en documents de taille comparable. Par exemple, quand on veut comparer un roman aux autres d’un auteur, mais aussi à ces contes et nouvelles, nous ne sommes plus dans une division documentaire homogène, mais plutôt une mesure sur un lot d’unités contre les autres.</w:t>
-      </w:r>
-    </w:p>
-    <w:p>
-      <w:pPr>
-        <w:ind w:firstLine="0"/>
-      </w:pPr>
-    </w:p>
-    <w:p>
-      <w:pPr>
-        <w:ind w:firstLine="0"/>
-      </w:pPr>
-    </w:p>
-    <w:p>
-      <w:pPr>
-        <w:ind w:firstLine="0"/>
-      </w:pPr>
-    </w:p>
-    <w:p>
-      <w:pPr>
-        <w:ind w:firstLine="708"/>
-        <w:rPr>
-          <w:lang w:val="fr-FR"/>
-        </w:rPr>
-      </w:pPr>
-      <w:r>
-        <w:rPr>
-          <w:lang w:val="fr-FR"/>
-        </w:rPr>
-        <w:t>Ce qui est un résultat nouveau, c’est que les autres formules de la littérature se place</w:t>
-      </w:r>
-      <w:r>
-        <w:rPr>
-          <w:lang w:val="fr-FR"/>
-        </w:rPr>
-        <w:t>nt</w:t>
-      </w:r>
-      <w:r>
-        <w:rPr>
-          <w:lang w:val="fr-FR"/>
-        </w:rPr>
-        <w:t xml:space="preserve"> assez bien sur la même </w:t>
-      </w:r>
-      <w:r>
-        <w:rPr>
-          <w:lang w:val="fr-FR"/>
-        </w:rPr>
-        <w:t>trajectoire</w:t>
-      </w:r>
-      <w:r>
-        <w:rPr>
-          <w:lang w:val="fr-FR"/>
-        </w:rPr>
-        <w:t xml:space="preserve"> que les di</w:t>
-      </w:r>
-      <w:r>
-        <w:rPr>
-          <w:lang w:val="fr-FR"/>
-        </w:rPr>
-        <w:t xml:space="preserve">fférents </w:t>
-      </w:r>
-      <w:r>
-        <w:rPr>
-          <w:i/>
-          <w:iCs/>
-        </w:rPr>
-        <w:t>focalex</w:t>
-      </w:r>
-      <w:r>
-        <w:rPr>
-          <w:lang w:val="fr-FR"/>
-        </w:rPr>
-        <w:t xml:space="preserve">. </w:t>
-      </w:r>
-      <w:r>
-        <w:rPr>
-          <w:lang w:val="fr-FR"/>
-        </w:rPr>
-        <w:t>C</w:t>
-      </w:r>
-      <w:r>
-        <w:rPr>
-          <w:lang w:val="fr-FR"/>
-        </w:rPr>
-        <w:t xml:space="preserve">es </w:t>
-      </w:r>
-      <w:r>
-        <w:rPr>
-          <w:lang w:val="fr-FR"/>
-        </w:rPr>
-        <w:t>algorithmes</w:t>
-      </w:r>
-      <w:r>
-        <w:rPr>
-          <w:lang w:val="fr-FR"/>
-        </w:rPr>
-        <w:t xml:space="preserve"> sont pourtant très différents. </w:t>
-      </w:r>
-      <w:r>
-        <w:rPr>
-          <w:i/>
-          <w:iCs/>
-          <w:lang w:val="fr-FR"/>
-        </w:rPr>
-        <w:t>BM25</w:t>
-      </w:r>
-      <w:r>
-        <w:rPr>
-          <w:lang w:val="fr-FR"/>
-        </w:rPr>
-        <w:t xml:space="preserve"> et les </w:t>
-      </w:r>
-      <w:r>
-        <w:rPr>
-          <w:i/>
-          <w:iCs/>
-          <w:lang w:val="fr-FR"/>
-        </w:rPr>
-        <w:t>tfidf</w:t>
-      </w:r>
-      <w:r>
-        <w:rPr>
-          <w:lang w:val="fr-FR"/>
-        </w:rPr>
-        <w:t xml:space="preserve"> tiennent compte de la dispersion d’un terme </w:t>
-      </w:r>
-      <w:r>
-        <w:rPr>
-          <w:lang w:val="fr-FR"/>
-        </w:rPr>
-        <w:t>en utilisant</w:t>
-      </w:r>
-      <w:r>
-        <w:rPr>
-          <w:lang w:val="fr-FR"/>
-        </w:rPr>
-        <w:t xml:space="preserve"> la fréquence par document </w:t>
-      </w:r>
-      <w:r>
-        <w:rPr>
-          <w:i/>
-          <w:iCs/>
-          <w:lang w:val="fr-FR"/>
-        </w:rPr>
-        <w:t>df</w:t>
-      </w:r>
-      <w:r>
-        <w:rPr>
-          <w:lang w:val="fr-FR"/>
-        </w:rPr>
-        <w:t>,</w:t>
-      </w:r>
-      <w:r>
-        <w:rPr>
-          <w:lang w:val="fr-FR"/>
-        </w:rPr>
-        <w:t xml:space="preserve"> tandis que</w:t>
-      </w:r>
-      <w:r>
-        <w:rPr>
-          <w:lang w:val="fr-FR"/>
-        </w:rPr>
-        <w:t xml:space="preserve"> les autres se limitent à une comparaison du chapitre avec le reste du corpus. Les </w:t>
-      </w:r>
-      <w:r>
-        <w:rPr>
-          <w:lang w:val="fr-FR"/>
-        </w:rPr>
-        <w:t>paramètres sont</w:t>
-      </w:r>
-      <w:r>
-        <w:rPr>
-          <w:lang w:val="fr-FR"/>
-        </w:rPr>
-        <w:t xml:space="preserve"> </w:t>
-      </w:r>
-      <w:r>
-        <w:rPr>
-          <w:lang w:val="fr-FR"/>
-        </w:rPr>
-        <w:t xml:space="preserve">pondérés selon </w:t>
-      </w:r>
-      <w:r>
-        <w:rPr>
-          <w:lang w:val="fr-FR"/>
-        </w:rPr>
-        <w:t xml:space="preserve">des </w:t>
-      </w:r>
-      <w:r>
-        <w:rPr>
-          <w:lang w:val="fr-FR"/>
-        </w:rPr>
-        <w:t>échelles numériques très différentes</w:t>
-      </w:r>
-      <w:r>
-        <w:rPr>
-          <w:lang w:val="fr-FR"/>
-        </w:rPr>
-        <w:t xml:space="preserve"> : </w:t>
-      </w:r>
-      <w:r>
-        <w:rPr>
-          <w:lang w:val="fr-FR"/>
-        </w:rPr>
-        <w:t>linéaire (</w:t>
-      </w:r>
-      <w:r>
-        <w:rPr>
-          <w:i/>
-          <w:iCs/>
-          <w:lang w:val="fr-FR"/>
-        </w:rPr>
-        <w:t>tf</w:t>
-      </w:r>
-      <w:r>
-        <w:rPr>
-          <w:lang w:val="fr-FR"/>
-        </w:rPr>
-        <w:t xml:space="preserve">, </w:t>
-      </w:r>
-      <w:r>
-        <w:rPr>
-          <w:i/>
-          <w:iCs/>
-          <w:lang w:val="fr-FR"/>
-        </w:rPr>
-        <w:t>tfidf</w:t>
-      </w:r>
-      <w:r>
-        <w:rPr>
-          <w:lang w:val="fr-FR"/>
-        </w:rPr>
-        <w:t xml:space="preserve">, </w:t>
-      </w:r>
-      <w:r>
-        <w:rPr>
-          <w:i/>
-          <w:iCs/>
-          <w:lang w:val="fr-FR"/>
-        </w:rPr>
-        <w:t>simplemaths</w:t>
-      </w:r>
-      <w:r>
-        <w:rPr>
-          <w:lang w:val="fr-FR"/>
-        </w:rPr>
-        <w:t xml:space="preserve">), </w:t>
-      </w:r>
-      <w:r>
-        <w:rPr>
-          <w:lang w:val="fr-FR"/>
-        </w:rPr>
-        <w:t>carrée (</w:t>
-      </w:r>
-      <w:r>
-        <w:rPr>
-          <w:i/>
-          <w:iCs/>
-          <w:lang w:val="fr-FR"/>
-        </w:rPr>
-        <w:t>chi2</w:t>
-      </w:r>
-      <w:r>
-        <w:rPr>
-          <w:lang w:val="fr-FR"/>
-        </w:rPr>
-        <w:t>), logarithmique (</w:t>
-      </w:r>
-      <w:r>
-        <w:rPr>
-          <w:i/>
-          <w:iCs/>
-          <w:lang w:val="fr-FR"/>
-        </w:rPr>
-        <w:t>g2</w:t>
-      </w:r>
-      <w:r>
-        <w:rPr>
-          <w:lang w:val="fr-FR"/>
-        </w:rPr>
-        <w:t xml:space="preserve">, </w:t>
-      </w:r>
-      <w:r>
-        <w:rPr>
-          <w:i/>
-          <w:iCs/>
-          <w:lang w:val="fr-FR"/>
-        </w:rPr>
-        <w:t>tfidflog</w:t>
-      </w:r>
-      <w:r>
-        <w:rPr>
-          <w:lang w:val="fr-FR"/>
-        </w:rPr>
-        <w:t>)</w:t>
-      </w:r>
-      <w:r>
-        <w:rPr>
-          <w:lang w:val="fr-FR"/>
-        </w:rPr>
-        <w:t xml:space="preserve">, </w:t>
-      </w:r>
-      <w:r>
-        <w:rPr>
-          <w:lang w:val="fr-FR"/>
-        </w:rPr>
-        <w:t xml:space="preserve">ou </w:t>
-      </w:r>
-      <w:r>
-        <w:rPr>
-          <w:lang w:val="fr-FR"/>
-        </w:rPr>
-        <w:t>factorielle</w:t>
-      </w:r>
-      <w:r>
-        <w:rPr>
-          <w:lang w:val="fr-FR"/>
-        </w:rPr>
-        <w:t>,</w:t>
-      </w:r>
-      <w:r>
-        <w:rPr>
-          <w:lang w:val="fr-FR"/>
-        </w:rPr>
-        <w:t xml:space="preserve"> </w:t>
-      </w:r>
-      <w:r>
-        <w:rPr>
-          <w:lang w:val="fr-FR"/>
-        </w:rPr>
-        <w:t>c’est-à-dire</w:t>
-      </w:r>
-      <w:r>
-        <w:rPr>
-          <w:lang w:val="fr-FR"/>
-        </w:rPr>
-        <w:t xml:space="preserve"> hypergéométrique (</w:t>
-      </w:r>
-      <w:r>
-        <w:rPr>
-          <w:i/>
-          <w:iCs/>
-          <w:lang w:val="fr-FR"/>
-        </w:rPr>
-        <w:t>fisher</w:t>
-      </w:r>
-      <w:r>
-        <w:rPr>
-          <w:lang w:val="fr-FR"/>
-        </w:rPr>
-        <w:t xml:space="preserve">). </w:t>
-      </w:r>
-      <w:r>
-        <w:rPr>
-          <w:lang w:val="fr-FR"/>
-        </w:rPr>
-        <w:t xml:space="preserve">Toutefois lorsque ces scores sont utilisés pour ordonner une liste de mots-clés, on observe une loi qui confirme les impressions plus haut : les formules varient entre généralité et </w:t>
-      </w:r>
-      <w:r>
-        <w:rPr>
-          <w:lang w:val="fr-FR"/>
-        </w:rPr>
-        <w:t>exclusivité</w:t>
-      </w:r>
-      <w:r>
-        <w:rPr>
-          <w:lang w:val="fr-FR"/>
-        </w:rPr>
-        <w:t xml:space="preserve"> des mots relevés.</w:t>
-      </w:r>
-    </w:p>
-    <w:p>
-      <w:pPr>
-        <w:ind w:firstLine="0"/>
-        <w:rPr>
-          <w:lang w:val="fr-FR"/>
-        </w:rPr>
-      </w:pPr>
-    </w:p>
-    <w:p>
-      <w:pPr>
-        <w:ind w:firstLine="708"/>
-        <w:rPr>
-          <w:lang w:val="fr-FR"/>
-        </w:rPr>
-      </w:pPr>
-      <w:r>
-        <w:t xml:space="preserve">Soit </w:t>
-      </w:r>
-      <w:r>
-        <w:rPr>
-          <w:i/>
-          <w:iCs/>
-        </w:rPr>
-        <w:t>focalex</w:t>
-      </w:r>
-      <w:r>
-        <w:t>(</w:t>
-      </w:r>
-      <w:r>
-        <w:rPr>
-          <w:i/>
-          <w:iCs/>
-        </w:rPr>
-        <w:t>α</w:t>
-      </w:r>
-      <w:r>
-        <w:t xml:space="preserve">). Par construction </w:t>
-      </w:r>
-      <w:r>
-        <w:rPr>
-          <w:i/>
-          <w:iCs/>
-        </w:rPr>
-        <w:t>focalex</w:t>
-      </w:r>
-      <w:r>
-        <w:t>(0)=</w:t>
-      </w:r>
-      <w:r>
-        <w:rPr>
-          <w:i/>
-          <w:iCs/>
-        </w:rPr>
-        <w:t>tf</w:t>
-      </w:r>
-      <w:r>
-        <w:t xml:space="preserve">, </w:t>
-      </w:r>
-      <w:r>
-        <w:rPr>
-          <w:i/>
-          <w:iCs/>
-        </w:rPr>
-        <w:t>focalex</w:t>
-      </w:r>
-      <w:r>
-        <w:t>(</w:t>
-      </w:r>
-      <w:r>
-        <w:t>2</w:t>
-      </w:r>
-      <w:r>
-        <w:t>)=</w:t>
-      </w:r>
-      <w:r>
-        <w:t>ex</w:t>
-      </w:r>
-      <w:r>
-        <w:rPr>
-          <w:i/>
-          <w:iCs/>
-        </w:rPr>
-        <w:t>tf</w:t>
-      </w:r>
-      <w:r>
-        <w:t xml:space="preserve">, et </w:t>
-      </w:r>
-      <w:r>
-        <w:rPr>
-          <w:i/>
-          <w:iCs/>
-        </w:rPr>
-        <w:t>focalex</w:t>
-      </w:r>
-      <w:r>
-        <w:t>(1)=</w:t>
-      </w:r>
-      <w:r>
-        <w:rPr>
-          <w:i/>
-          <w:iCs/>
-        </w:rPr>
-        <w:t>specif</w:t>
-      </w:r>
-      <w:r>
-        <w:t xml:space="preserve">. Par </w:t>
-      </w:r>
-      <w:r>
-        <w:rPr>
-          <w:i/>
-          <w:iCs/>
-        </w:rPr>
-        <w:t>specif</w:t>
-      </w:r>
-      <w:r>
-        <w:t xml:space="preserve"> on entend une formule de spécificité</w:t>
-      </w:r>
-      <w:r>
-        <w:t>,</w:t>
-      </w:r>
-      <w:r>
-        <w:t xml:space="preserve"> </w:t>
-      </w:r>
-      <w:r>
-        <w:t>d</w:t>
-      </w:r>
-      <w:r>
-        <w:t xml:space="preserve">ans le graphe ci-dessus, c’est le test </w:t>
-      </w:r>
-      <w:r>
-        <w:rPr>
-          <w:i/>
-          <w:iCs/>
-        </w:rPr>
-        <w:t>G</w:t>
-      </w:r>
-      <w:r>
-        <w:rPr>
-          <w:i/>
-          <w:iCs/>
-          <w:vertAlign w:val="superscript"/>
-        </w:rPr>
-        <w:t>2</w:t>
-      </w:r>
-      <w:r>
-        <w:t>, mais d’autres ont été essayées. La variation est contrôlée par la formule suivante</w:t>
-      </w:r>
-      <w:r>
-        <w:t>.</w:t>
-      </w:r>
-      <w:r>
-        <w:t xml:space="preserve"> </w:t>
-      </w:r>
-      <w:r>
-        <w:t>S</w:t>
-      </w:r>
-      <w:r>
-        <w:t>i</w:t>
-      </w:r>
-      <w:r>
-        <w:t xml:space="preserve"> 0 </w:t>
-      </w:r>
-      <w:r>
-        <w:t>≤</w:t>
-      </w:r>
-      <w:r>
-        <w:t xml:space="preserve"> </w:t>
-      </w:r>
-      <w:r>
-        <w:rPr>
-          <w:i/>
-          <w:iCs/>
-        </w:rPr>
-        <w:t>α</w:t>
-      </w:r>
-      <w:r>
-        <w:t xml:space="preserve"> </w:t>
-      </w:r>
-      <w:r>
-        <w:t>≤</w:t>
-      </w:r>
-      <w:r>
-        <w:t xml:space="preserve"> 1, </w:t>
-      </w:r>
-      <w:r>
-        <w:rPr>
-          <w:i/>
-          <w:iCs/>
-        </w:rPr>
-        <w:t>focalex</w:t>
-      </w:r>
-      <w:r>
-        <w:t xml:space="preserve"> = </w:t>
-      </w:r>
-      <w:r>
-        <w:rPr>
-          <w:i/>
-          <w:iCs/>
-        </w:rPr>
-        <w:t>tf</w:t>
-      </w:r>
-      <w:r>
-        <w:rPr>
-          <w:vertAlign w:val="superscript"/>
-        </w:rPr>
-        <w:t>(1-</w:t>
-      </w:r>
-      <w:r>
-        <w:rPr>
-          <w:i/>
-          <w:iCs/>
-          <w:vertAlign w:val="superscript"/>
-        </w:rPr>
-        <w:t>α</w:t>
-      </w:r>
-      <w:r>
-        <w:rPr>
-          <w:vertAlign w:val="superscript"/>
-        </w:rPr>
-        <w:t>)</w:t>
-      </w:r>
-      <w:r>
-        <w:t xml:space="preserve"> </w:t>
-      </w:r>
-      <w:r>
-        <w:t>×</w:t>
-      </w:r>
-      <w:r>
-        <w:t xml:space="preserve"> </w:t>
-      </w:r>
-      <w:r>
-        <w:rPr>
-          <w:i/>
-          <w:iCs/>
-        </w:rPr>
-        <w:t>specif</w:t>
-      </w:r>
-      <w:r>
-        <w:rPr>
-          <w:vertAlign w:val="superscript"/>
-        </w:rPr>
-        <w:t>α</w:t>
-      </w:r>
-      <w:r>
-        <w:t>.</w:t>
-      </w:r>
-      <w:r>
-        <w:t xml:space="preserve"> On comprend alors que si </w:t>
-      </w:r>
-      <w:r>
-        <w:rPr>
-          <w:i/>
-          <w:iCs/>
-        </w:rPr>
-        <w:t>α</w:t>
-      </w:r>
-      <w:r>
-        <w:rPr>
-          <w:i/>
-          <w:iCs/>
-        </w:rPr>
-        <w:t xml:space="preserve"> </w:t>
-      </w:r>
-      <w:r>
-        <w:t xml:space="preserve">= 0, </w:t>
-      </w:r>
-      <w:r>
-        <w:rPr>
-          <w:i/>
-          <w:iCs/>
-        </w:rPr>
-        <w:t>focalex</w:t>
-      </w:r>
-      <w:r>
-        <w:t xml:space="preserve"> =</w:t>
-      </w:r>
-      <w:r>
-        <w:t xml:space="preserve"> </w:t>
-      </w:r>
-      <w:r>
-        <w:rPr>
-          <w:i/>
-          <w:iCs/>
-        </w:rPr>
-        <w:t>tf</w:t>
-      </w:r>
-      <w:r>
-        <w:rPr>
-          <w:vertAlign w:val="superscript"/>
-        </w:rPr>
-        <w:t>1</w:t>
-      </w:r>
-      <w:r>
-        <w:t xml:space="preserve"> </w:t>
-      </w:r>
-      <w:r>
-        <w:t>×</w:t>
-      </w:r>
-      <w:r>
-        <w:t xml:space="preserve"> </w:t>
-      </w:r>
-      <w:r>
-        <w:rPr>
-          <w:i/>
-          <w:iCs/>
-        </w:rPr>
-        <w:t>specif</w:t>
-      </w:r>
-      <w:r>
-        <w:rPr>
-          <w:vertAlign w:val="superscript"/>
-        </w:rPr>
-        <w:t>0</w:t>
-      </w:r>
-      <w:r>
-        <w:t xml:space="preserve"> = </w:t>
-      </w:r>
-      <w:r>
-        <w:rPr>
-          <w:i/>
-          <w:iCs/>
-        </w:rPr>
-        <w:t>tf</w:t>
-      </w:r>
-      <w:r>
-        <w:t xml:space="preserve"> ; et inversement, si </w:t>
-      </w:r>
-      <w:r>
-        <w:rPr>
-          <w:i/>
-          <w:iCs/>
-        </w:rPr>
-        <w:t>f</w:t>
-      </w:r>
-      <w:r>
-        <w:t xml:space="preserve"> = 1, </w:t>
-      </w:r>
-      <w:r>
-        <w:rPr>
-          <w:i/>
-          <w:iCs/>
-        </w:rPr>
-        <w:t>focalex</w:t>
-      </w:r>
-      <w:r>
-        <w:t xml:space="preserve"> = </w:t>
-      </w:r>
-      <w:r>
-        <w:rPr>
-          <w:i/>
-          <w:iCs/>
-        </w:rPr>
-        <w:t>specif</w:t>
-      </w:r>
-      <w:r>
-        <w:t>.</w:t>
-      </w:r>
-      <w:r>
-        <w:t xml:space="preserve"> L’augmentation de </w:t>
-      </w:r>
-      <w:r>
-        <w:rPr>
-          <w:i/>
-          <w:iCs/>
-        </w:rPr>
-        <w:t>α</w:t>
-      </w:r>
-      <w:r>
-        <w:t xml:space="preserve"> efface peu à peu la localité de la fréquence </w:t>
-      </w:r>
-      <w:r>
-        <w:rPr>
-          <w:i/>
-          <w:iCs/>
-        </w:rPr>
-        <w:t>tf</w:t>
-      </w:r>
-      <w:r>
-        <w:t xml:space="preserve"> par une spécificité tenant compte du reste du corpus.</w:t>
-      </w:r>
-      <w:r>
-        <w:t xml:space="preserve"> </w:t>
-      </w:r>
-      <w:r>
-        <w:t>Le</w:t>
-      </w:r>
-      <w:r>
-        <w:t xml:space="preserve"> procédé pour 1</w:t>
-      </w:r>
-      <w:r>
-        <w:t xml:space="preserve"> </w:t>
-      </w:r>
-      <w:r>
-        <w:t>≤</w:t>
-      </w:r>
-      <w:r>
-        <w:t xml:space="preserve"> </w:t>
-      </w:r>
-      <w:r>
-        <w:rPr>
-          <w:i/>
-          <w:iCs/>
-        </w:rPr>
-        <w:t>α</w:t>
-      </w:r>
-      <w:r>
-        <w:t xml:space="preserve"> </w:t>
-      </w:r>
-      <w:r>
-        <w:t>≤</w:t>
-      </w:r>
-      <w:r>
-        <w:t xml:space="preserve"> </w:t>
-      </w:r>
-      <w:r>
-        <w:t>2</w:t>
-      </w:r>
-      <w:r>
-        <w:t xml:space="preserve"> est </w:t>
-      </w:r>
-      <w:r>
-        <w:t>similaire,</w:t>
-      </w:r>
-      <w:r>
-        <w:t xml:space="preserve"> </w:t>
-      </w:r>
-      <w:r>
-        <w:rPr>
-          <w:i/>
-          <w:iCs/>
-        </w:rPr>
-        <w:t>focalex</w:t>
-      </w:r>
-      <w:r>
-        <w:t xml:space="preserve"> = </w:t>
-      </w:r>
-      <w:r>
-        <w:rPr>
-          <w:i/>
-          <w:iCs/>
-        </w:rPr>
-        <w:t>specif</w:t>
-      </w:r>
-      <w:r>
-        <w:t>(</w:t>
-      </w:r>
-      <w:r>
-        <w:t>2-</w:t>
-      </w:r>
-      <w:r>
-        <w:t>α</w:t>
-      </w:r>
-      <w:r>
-        <w:t>)</w:t>
-      </w:r>
-      <w:r>
-        <w:t xml:space="preserve"> </w:t>
-      </w:r>
-      <w:r>
-        <w:t>×</w:t>
-      </w:r>
-      <w:r>
-        <w:t xml:space="preserve"> (</w:t>
-      </w:r>
-      <w:r>
-        <w:rPr>
-          <w:i/>
-          <w:iCs/>
-        </w:rPr>
-        <w:t>tf</w:t>
-      </w:r>
-      <w:r>
-        <w:t>/</w:t>
-      </w:r>
-      <w:r>
-        <w:rPr>
-          <w:i/>
-          <w:iCs/>
-        </w:rPr>
-        <w:t>cf</w:t>
-      </w:r>
-      <w:r>
-        <w:t>) ^ ((</w:t>
-      </w:r>
-      <w:r>
-        <w:rPr>
-          <w:i/>
-          <w:iCs/>
-        </w:rPr>
-        <w:t>f</w:t>
-      </w:r>
-      <w:r>
-        <w:t>-1) / (2-</w:t>
-      </w:r>
-      <w:r>
-        <w:rPr>
-          <w:i/>
-          <w:iCs/>
-        </w:rPr>
-        <w:t>f</w:t>
-      </w:r>
-      <w:r>
-        <w:t xml:space="preserve">)). </w:t>
-      </w:r>
-    </w:p>
-    <w:p>
-      <w:pPr>
-        <w:ind w:firstLine="0"/>
-        <w:rPr>
-          <w:lang w:val="fr-FR"/>
-        </w:rPr>
-      </w:pPr>
-    </w:p>
-    <w:p>
-      <w:pPr>
-        <w:ind w:firstLine="0"/>
-        <w:rPr>
-          <w:lang w:val="fr-FR"/>
-        </w:rPr>
-      </w:pPr>
-    </w:p>
-    <w:p>
-      <w:pPr>
-        <w:ind w:firstLine="0"/>
-        <w:rPr>
-          <w:lang w:val="fr-FR"/>
-        </w:rPr>
-      </w:pPr>
-      <w:r>
-        <w:rPr>
-          <w:lang w:val="fr-FR"/>
-        </w:rPr>
-        <w:t xml:space="preserve"> Ce d</w:t>
-      </w:r>
-      <w:r>
-        <w:rPr>
-          <w:lang w:val="fr-FR"/>
-        </w:rPr>
-        <w:t xml:space="preserve"> </w:t>
-      </w:r>
-      <w:r>
-        <w:rPr>
-          <w:lang w:val="fr-FR"/>
-        </w:rPr>
-        <w:t xml:space="preserve">Il faut cependant d’autres expériences pour vérifier si les </w:t>
-      </w:r>
-      <w:r>
-        <w:rPr>
-          <w:lang w:val="fr-FR"/>
-        </w:rPr>
-        <w:t xml:space="preserve">chiffres produits par </w:t>
-      </w:r>
-      <w:r>
-        <w:rPr>
-          <w:i/>
-          <w:iCs/>
-          <w:lang w:val="fr-FR"/>
-        </w:rPr>
-        <w:t>Focalex</w:t>
-      </w:r>
-      <w:r>
-        <w:rPr>
-          <w:lang w:val="fr-FR"/>
-        </w:rPr>
-        <w:t xml:space="preserve"> sont </w:t>
-      </w:r>
-      <w:r>
-        <w:rPr>
-          <w:lang w:val="fr-FR"/>
-        </w:rPr>
-        <w:t xml:space="preserve"> formules.</w:t>
-      </w:r>
-    </w:p>
-    <w:p>
-      <w:pPr>
-        <w:ind w:firstLine="708"/>
-        <w:rPr>
-          <w:lang w:val="fr-FR"/>
-        </w:rPr>
-      </w:pPr>
-    </w:p>
-    <w:p>
-      <w:pPr>
-        <w:ind w:firstLine="0"/>
-      </w:pPr>
-      <w:r>
-        <w:t>Cette section</w:t>
-      </w:r>
-      <w:r>
-        <w:t xml:space="preserve"> semble établir que les formules de spécificités parcourent globalement un spectre entre la fréquence locale et la fréquence exclusive. Les formules relevant</w:t>
-      </w:r>
-      <w:r>
-        <w:t xml:space="preserve"> plus</w:t>
-      </w:r>
-      <w:r>
-        <w:t xml:space="preserve"> les mots exclusifs </w:t>
-      </w:r>
-      <w:r>
-        <w:t xml:space="preserve">ont montré leur </w:t>
-      </w:r>
-      <w:r>
-        <w:t>util</w:t>
-      </w:r>
-      <w:r>
-        <w:t>ité pour l’extraction de collocations</w:t>
-      </w:r>
-      <w:r>
-        <w:t xml:space="preserve"> linguistiques</w:t>
-      </w:r>
-      <w:r>
-        <w:t xml:space="preserve"> (</w:t>
-      </w:r>
-      <w:r>
-        <w:t>simplemaths), ou l</w:t>
-      </w:r>
-      <w:r>
-        <w:t>a recherche documentaires (</w:t>
-      </w:r>
-      <w:r>
-        <w:rPr>
-          <w:i/>
-          <w:iCs/>
-        </w:rPr>
-        <w:t>bm25</w:t>
-      </w:r>
-      <w:r>
-        <w:t xml:space="preserve">). Pour ce qui nous intéresse ici, les tests statistiques </w:t>
-      </w:r>
-      <w:r>
-        <w:rPr>
-          <w:i/>
-          <w:iCs/>
-        </w:rPr>
-        <w:t>Fisher</w:t>
-      </w:r>
-      <w:r>
-        <w:t xml:space="preserve"> et G</w:t>
-      </w:r>
-      <w:r>
-        <w:rPr>
-          <w:vertAlign w:val="superscript"/>
-        </w:rPr>
-        <w:t>2</w:t>
-      </w:r>
-      <w:r>
-        <w:t xml:space="preserve"> semblent les score</w:t>
-      </w:r>
-      <w:r>
-        <w:t>s les plus pertinents</w:t>
-      </w:r>
-      <w:r>
-        <w:t xml:space="preserve"> pour l’extraction de mots-clés sémantiques.</w:t>
-      </w:r>
-    </w:p>
-    <w:p>
-      <w:pPr>
-        <w:pStyle w:val="Heading1"/>
-      </w:pPr>
-      <w:r>
-        <w:t>§2. Recommandation de textes similaires</w:t>
-      </w:r>
-    </w:p>
-    <w:p>
-      <w:pPr>
-        <w:ind w:firstLine="0"/>
-      </w:pPr>
-      <w:r>
-        <w:t xml:space="preserve">Pour l’instant, nous ne saurions pas départager </w:t>
-      </w:r>
-      <w:r>
-        <w:rPr>
-          <w:i/>
-          <w:iCs/>
-        </w:rPr>
-        <w:t>Fisher</w:t>
-      </w:r>
-      <w:r>
-        <w:t xml:space="preserve"> et </w:t>
-      </w:r>
-      <w:r>
-        <w:rPr>
-          <w:i/>
-          <w:iCs/>
-        </w:rPr>
-        <w:t>G</w:t>
-      </w:r>
-      <w:r>
-        <w:rPr>
-          <w:i/>
-          <w:iCs/>
-          <w:vertAlign w:val="superscript"/>
-        </w:rPr>
-        <w:t>2</w:t>
-      </w:r>
-      <w:r>
-        <w:t xml:space="preserve"> autrement que par la doctrine, l’existant, ou la rapidité de calcul. Chacun de ces arguments ont de l’importance. La cohérence d’une doctrine aide l’utilisateur à comprendre </w:t>
-      </w:r>
-      <w:r>
-        <w:t>l</w:t>
-      </w:r>
-      <w:r>
-        <w:t>es résultats ; le code existant ne se réécrit pas en quelques heures ; la rapidité permet de chercher plus et donc</w:t>
-      </w:r>
-      <w:r>
-        <w:t xml:space="preserve"> de</w:t>
-      </w:r>
-      <w:r>
-        <w:t xml:space="preserve"> trouver plus. Mais ces raisons restent externes. Cette section tentera de proposer des tests décisifs pour départager</w:t>
-      </w:r>
-      <w:r>
-        <w:t xml:space="preserve"> </w:t>
-      </w:r>
-      <w:r>
-        <w:rPr>
-          <w:i/>
-          <w:iCs/>
-        </w:rPr>
-        <w:t>Fisher</w:t>
-      </w:r>
-      <w:r>
-        <w:t xml:space="preserve"> et </w:t>
-      </w:r>
-      <w:r>
-        <w:rPr>
-          <w:i/>
-          <w:iCs/>
-        </w:rPr>
-        <w:t>G</w:t>
-      </w:r>
-      <w:r>
-        <w:rPr>
-          <w:i/>
-          <w:iCs/>
-          <w:vertAlign w:val="superscript"/>
-        </w:rPr>
-        <w:t>2</w:t>
-      </w:r>
-      <w:r>
-        <w:t>, et peut-être rattraper d’autres formules trop vite écartées dans la section précédente.</w:t>
-      </w:r>
-    </w:p>
-    <w:p>
-      <w:pPr>
-        <w:ind w:firstLine="708"/>
-      </w:pPr>
-      <w:r>
-        <w:t>En §1</w:t>
-      </w:r>
-      <w:r>
-        <w:t xml:space="preserve"> n’ont été</w:t>
-      </w:r>
-      <w:r>
-        <w:t xml:space="preserve"> observé</w:t>
-      </w:r>
-      <w:r>
-        <w:t>s</w:t>
-      </w:r>
-      <w:r>
-        <w:t xml:space="preserve"> que les 100 premiers mots-clés</w:t>
-      </w:r>
-      <w:r>
-        <w:t xml:space="preserve"> p</w:t>
-      </w:r>
-      <w:r>
-        <w:t>ar</w:t>
-      </w:r>
-      <w:r>
-        <w:t xml:space="preserve"> chapitre. Rien n’assure que </w:t>
-      </w:r>
-      <w:r>
-        <w:t>le score des autres mots</w:t>
-      </w:r>
-      <w:r>
-        <w:t xml:space="preserve"> </w:t>
-      </w:r>
-      <w:r>
-        <w:t xml:space="preserve">soit aussi pertinent. Les expériences qui suivent </w:t>
-      </w:r>
-      <w:r>
-        <w:t xml:space="preserve">travailleront sur le vecteur complet </w:t>
-      </w:r>
-      <w:r>
-        <w:t xml:space="preserve">de tous les mots d’un texte, </w:t>
-      </w:r>
-      <w:r>
-        <w:t>portant</w:t>
-      </w:r>
-      <w:r>
-        <w:t xml:space="preserve"> chacun</w:t>
-      </w:r>
-      <w:r>
-        <w:t xml:space="preserve"> </w:t>
-      </w:r>
-      <w:r>
-        <w:t>un</w:t>
-      </w:r>
-      <w:r>
-        <w:t xml:space="preserve"> </w:t>
-      </w:r>
-      <w:r>
-        <w:t>score</w:t>
-      </w:r>
-      <w:r>
-        <w:t xml:space="preserve"> calculé</w:t>
-      </w:r>
-      <w:r>
-        <w:t xml:space="preserve"> </w:t>
-      </w:r>
-      <w:r>
-        <w:t>avec</w:t>
-      </w:r>
-      <w:r>
-        <w:t xml:space="preserve"> </w:t>
-      </w:r>
-      <w:r>
-        <w:t>une</w:t>
-      </w:r>
-      <w:r>
-        <w:t xml:space="preserve"> des</w:t>
-      </w:r>
-      <w:r>
-        <w:t xml:space="preserve"> formule</w:t>
-      </w:r>
-      <w:r>
-        <w:t>s</w:t>
-      </w:r>
-      <w:r>
-        <w:t>.</w:t>
-      </w:r>
-    </w:p>
-    <w:p>
-      <w:pPr>
-        <w:ind w:firstLine="708"/>
-      </w:pPr>
-      <w:r>
-        <w:t>Soit le vecteur d’un texte</w:t>
-      </w:r>
-      <w:r>
-        <w:t>,</w:t>
-      </w:r>
-      <w:r>
-        <w:t xml:space="preserve"> on conçoit que si l’on peut mesurer la distance de ce texte avec tous les autres, cela</w:t>
-      </w:r>
-      <w:r>
-        <w:t xml:space="preserve"> permet de suggérer à un lecteur des textes proches de celui qu’il lit. Pour un roman, c’est évidemment </w:t>
-      </w:r>
-      <w:r>
-        <w:t>farfelu</w:t>
-      </w:r>
-      <w:r>
-        <w:t xml:space="preserve">, puisque le texte que l’on veut lire ensuite, c’est le </w:t>
-      </w:r>
-      <w:r>
-        <w:lastRenderedPageBreak/>
-        <w:t xml:space="preserve">chapitre suivant ; mais </w:t>
-      </w:r>
-      <w:r>
-        <w:t xml:space="preserve">ce corpus offre des moyens de vérification. Si le chapitre le plus proche vient d’un autre roman, voire d’un autre auteur, soit on a découvert des répétitions, voire des plagiats ; soit, ce qui est plus sûr, l’algorithme </w:t>
-      </w:r>
-      <w:r>
-        <w:t>n’est pas le bon.</w:t>
-      </w:r>
-    </w:p>
-    <w:p>
-      <w:pPr>
-        <w:ind w:firstLine="708"/>
-      </w:pPr>
-    </w:p>
-    <w:p>
-      <w:pPr>
-        <w:ind w:firstLine="708"/>
-      </w:pPr>
-    </w:p>
-    <w:p>
-      <w:pPr>
-        <w:pStyle w:val="Heading1"/>
-      </w:pPr>
-      <w:r>
-        <w:t xml:space="preserve">Test </w:t>
-      </w:r>
-      <w:r>
-        <w:t>des</w:t>
-      </w:r>
-      <w:r>
-        <w:t xml:space="preserve"> mots</w:t>
-      </w:r>
-      <w:r>
-        <w:t xml:space="preserve"> voisins</w:t>
-      </w:r>
-      <w:r>
-        <w:t xml:space="preserve"> par les documents</w:t>
-      </w:r>
-    </w:p>
-    <w:p/>
-    <w:p>
-      <w:pPr>
-        <w:pStyle w:val="Heading1"/>
-      </w:pPr>
-      <w:r>
-        <w:t xml:space="preserve">Test </w:t>
-      </w:r>
-    </w:p>
-    <w:p/>
-    <w:p>
-      <w:pPr>
-        <w:pStyle w:val="Heading1"/>
-      </w:pPr>
-      <w:r>
-        <w:t>§</w:t>
-      </w:r>
-      <w:r>
-        <w:t>∞</w:t>
-      </w:r>
-    </w:p>
-    <w:p>
-      <w:pPr>
-        <w:ind w:firstLine="708"/>
-      </w:pPr>
-      <w:r>
-        <w:t xml:space="preserve">Cette situation a été initiée par Muller avec sa thèse sur Corneille </w:t>
-      </w:r>
-      <w:r>
-        <w:t xml:space="preserve">en </w:t>
-      </w:r>
-      <w:r>
-        <w:t>1967</w:t>
-      </w:r>
-      <w:r>
-        <w:rPr>
-          <w:rStyle w:val="FootnoteReference"/>
-        </w:rPr>
-        <w:footnoteReference w:id="17"/>
-      </w:r>
-      <w:r>
-        <w:t>.</w:t>
-      </w:r>
-      <w:r>
-        <w:t xml:space="preserve"> Elle intéresse d’autres corpus, notamment les œuvres complètes d’auteurs. </w:t>
-      </w:r>
-      <w:r>
-        <w:t xml:space="preserve">Le défi d’un algorithme est ici de découvrir du neuf pour un spécialiste </w:t>
-      </w:r>
-      <w:r>
-        <w:t>qui connaît déjà</w:t>
-      </w:r>
-      <w:r>
-        <w:t xml:space="preserve"> </w:t>
-      </w:r>
-      <w:r>
-        <w:t>l’</w:t>
-      </w:r>
-      <w:r>
-        <w:t>œuvre</w:t>
-      </w:r>
-      <w:r>
-        <w:t> ; contrairement à l’utilisateur d’un moteur de recherche sur Internet ou d’une grande base documentaire</w:t>
-      </w:r>
-      <w:r>
-        <w:t>,</w:t>
-      </w:r>
-      <w:r>
-        <w:t xml:space="preserve"> </w:t>
-      </w:r>
-      <w:r>
-        <w:t xml:space="preserve">qui </w:t>
-      </w:r>
-      <w:r>
-        <w:t>ne peut avoir la certitude que la réponse donnée est la meilleure.</w:t>
-      </w:r>
-    </w:p>
-    <w:p>
-      <w:pPr>
-        <w:ind w:firstLine="708"/>
       </w:pPr>
       <w:r>
         <w:t xml:space="preserve">Afin que le lecteur puisse participer au plaisir de trouver, seront choisis ici des textes </w:t>
@@ -6749,7 +6655,7 @@
       </w:r>
     </w:p>
     <w:sectPr>
-      <w:footerReference w:type="default" r:id="rId12"/>
+      <w:footerReference w:type="default" r:id="rId14"/>
       <w:pgSz w:w="11906" w:h="16838"/>
       <w:pgMar w:top="1417" w:right="1417" w:bottom="1417" w:left="1417" w:header="708" w:footer="708" w:gutter="0"/>
       <w:cols w:space="708"/>
@@ -6805,6 +6711,9 @@
           <w:pStyle w:val="Footer"/>
           <w:ind w:firstLine="0"/>
           <w:jc w:val="left"/>
+          <w:rPr>
+            <w:noProof/>
+          </w:rPr>
         </w:pPr>
         <w:r>
           <w:t>2026-08-24</w:t>
@@ -6814,7 +6723,13 @@
             <w:noProof/>
           </w:rPr>
           <w:tab/>
-          <w:t>FG, instrument</w:t>
+          <w:t xml:space="preserve">FG, </w:t>
+        </w:r>
+        <w:r>
+          <w:rPr>
+            <w:noProof/>
+          </w:rPr>
+          <w:t>spécificités</w:t>
         </w:r>
         <w:r>
           <w:rPr>
@@ -7446,8 +7361,45 @@
         <w:footnoteRef/>
       </w:r>
       <w:r>
-        <w:t xml:space="preserve"> </w:t>
-      </w:r>
+        <w:rPr>
+          <w:lang w:val="en-US"/>
+        </w:rPr>
+        <w:t xml:space="preserve"> </w:t>
+      </w:r>
+      <w:r>
+        <w:rPr>
+          <w:lang w:val="en-US"/>
+        </w:rPr>
+        <w:t xml:space="preserve">Webber, W., Moffat, A., &amp; Zobel, J. (2010). A similarity measure for indefinite rankings. </w:t>
+      </w:r>
+      <w:r>
+        <w:rPr>
+          <w:i/>
+          <w:iCs/>
+        </w:rPr>
+        <w:t>ACM Transactions on Information Systems (TOIS)</w:t>
+      </w:r>
+      <w:r>
+        <w:t xml:space="preserve">, </w:t>
+      </w:r>
+      <w:r>
+        <w:rPr>
+          <w:i/>
+          <w:iCs/>
+        </w:rPr>
+        <w:t>28</w:t>
+      </w:r>
+      <w:r>
+        <w:t xml:space="preserve">(4), 20:1-20:38. </w:t>
+      </w:r>
+      <w:hyperlink r:id="rId20" w:history="1">
+        <w:r>
+          <w:rPr>
+            <w:rStyle w:val="Hyperlink"/>
+          </w:rPr>
+          <w:t>https://doi.org/10.1145/1852102.1852106</w:t>
+        </w:r>
+      </w:hyperlink>
     </w:p>
   </w:footnote>
   <w:footnote w:id="14">
@@ -7464,7 +7416,7 @@
       <w:r>
         <w:t xml:space="preserve"> </w:t>
       </w:r>
-      <w:hyperlink r:id="rId20" w:history="1">
+      <w:hyperlink r:id="rId21" w:history="1">
         <w:r>
           <w:rPr>
             <w:rStyle w:val="Hyperlink"/>
@@ -7491,7 +7443,7 @@
       <w:r>
         <w:t xml:space="preserve"> </w:t>
       </w:r>
-      <w:hyperlink r:id="rId21" w:history="1">
+      <w:hyperlink r:id="rId22" w:history="1">
         <w:r>
           <w:rPr>
             <w:rStyle w:val="Hyperlink"/>
@@ -7518,7 +7470,7 @@
       <w:r>
         <w:t xml:space="preserve"> </w:t>
       </w:r>
-      <w:hyperlink r:id="rId22" w:history="1">
+      <w:hyperlink r:id="rId23" w:history="1">
         <w:r>
           <w:rPr>
             <w:rStyle w:val="Hyperlink"/>
@@ -7532,6 +7484,33 @@
     </w:p>
   </w:footnote>
   <w:footnote w:id="17">
+    <w:p>
+      <w:pPr>
+        <w:pStyle w:val="FootnoteText"/>
+      </w:pPr>
+      <w:r>
+        <w:rPr>
+          <w:rStyle w:val="FootnoteReference"/>
+        </w:rPr>
+        <w:footnoteRef/>
+      </w:r>
+      <w:r>
+        <w:t xml:space="preserve"> </w:t>
+      </w:r>
+      <w:hyperlink r:id="rId24" w:history="1">
+        <w:r>
+          <w:rPr>
+            <w:rStyle w:val="Hyperlink"/>
+          </w:rPr>
+          <w:t>https://www.sketchengine.eu/wp-content/uploads/ske-statistics.pdf</w:t>
+        </w:r>
+      </w:hyperlink>
+      <w:r>
+        <w:t xml:space="preserve"> </w:t>
+      </w:r>
+    </w:p>
+  </w:footnote>
+  <w:footnote w:id="18">
     <w:p>
       <w:pPr>
         <w:pStyle w:val="FootnoteText"/>

--- a/docs/glorieux-specif.docx
+++ b/docs/glorieux-specif.docx
@@ -73,14 +73,20 @@
         <w:t xml:space="preserve"> </w:t>
       </w:r>
       <w:r>
-        <w:t>expériences</w:t>
-      </w:r>
-      <w:r>
-        <w:t xml:space="preserve"> sur 7700 </w:t>
+        <w:t>mots-clés de</w:t>
+      </w:r>
+      <w:r>
+        <w:t xml:space="preserve"> 7700 </w:t>
       </w:r>
       <w:r>
         <w:t>chapitres de roman</w:t>
       </w:r>
+      <w:r>
+        <w:t> ?</w:t>
+      </w:r>
+      <w:r>
+        <w:tab/>
+      </w:r>
     </w:p>
     <w:p>
       <w:pPr>
@@ -485,7 +491,13 @@
         <w:t xml:space="preserve"> </w:t>
       </w:r>
       <w:r>
-        <w:t>Reproduction, la méthode</w:t>
+        <w:t xml:space="preserve">Reproduction, </w:t>
+      </w:r>
+      <w:r>
+        <w:t>une</w:t>
+      </w:r>
+      <w:r>
+        <w:t xml:space="preserve"> méthode</w:t>
       </w:r>
     </w:p>
     <w:p>
@@ -4428,7 +4440,19 @@
         <w:rPr>
           <w:lang w:val="fr-FR"/>
         </w:rPr>
-        <w:t>, semblent se détacher. S’agit-il de cas particuliers, ou le signe que l’arc est un croissant, avec un ventre ?</w:t>
+        <w:t>, semblent se détacher. S’agit-il de cas particuliers, ou le signe que l’arc est un croissant, avec un ventre</w:t>
+      </w:r>
+      <w:r>
+        <w:rPr>
+          <w:lang w:val="fr-FR"/>
+        </w:rPr>
+        <w:t xml:space="preserve"> que nous pourrions remplir si l’on avait trouvé d’autres formules</w:t>
+      </w:r>
+      <w:r>
+        <w:rPr>
+          <w:lang w:val="fr-FR"/>
+        </w:rPr>
+        <w:t> ?</w:t>
       </w:r>
     </w:p>
     <w:p>
@@ -4474,7 +4498,19 @@
         <w:rPr>
           <w:lang w:val="fr-FR"/>
         </w:rPr>
-        <w:t xml:space="preserve"> difficile de s’y retrouver parmi les 19 formules testées dans la section précédente. Un instrument peut résulter de calculs complexes, il devient </w:t>
+        <w:t xml:space="preserve"> difficile de s’y retrouver parmi les 19 formules testées dans la section précédente. Un instrument</w:t>
+      </w:r>
+      <w:r>
+        <w:rPr>
+          <w:lang w:val="fr-FR"/>
+        </w:rPr>
+        <w:t xml:space="preserve"> d’observation</w:t>
+      </w:r>
+      <w:r>
+        <w:rPr>
+          <w:lang w:val="fr-FR"/>
+        </w:rPr>
+        <w:t xml:space="preserve"> peut résulter de calculs complexes, il devient </w:t>
       </w:r>
       <w:r>
         <w:rPr>
@@ -4504,13 +4540,13 @@
         <w:rPr>
           <w:lang w:val="fr-FR"/>
         </w:rPr>
-        <w:t xml:space="preserve"> anticiper les effets,</w:t>
-      </w:r>
-      <w:r>
-        <w:rPr>
-          <w:lang w:val="fr-FR"/>
-        </w:rPr>
-        <w:t xml:space="preserve"> si bien qu’il libère une part de sa conscience pour comprendre et interpréter les résultats.</w:t>
+        <w:t xml:space="preserve"> </w:t>
+      </w:r>
+      <w:r>
+        <w:rPr>
+          <w:lang w:val="fr-FR"/>
+        </w:rPr>
+        <w:t>si bien qu’il libère une part de sa conscience pour comprendre et interpréter les résultats.</w:t>
       </w:r>
     </w:p>
     <w:p>
@@ -4524,7 +4560,19 @@
         <w:rPr>
           <w:lang w:val="fr-FR"/>
         </w:rPr>
-        <w:t>L’esprit peut se faire une idée assez juste d’un phénomène en saisissant son mouvement, comme nous savons lire la trajectoire d’une balle sans pourtant calculer son énergie cinétique et la pesanteur.</w:t>
+        <w:t xml:space="preserve">L’esprit peut se faire une idée assez juste d’un phénomène en saisissant son mouvement, </w:t>
+      </w:r>
+      <w:r>
+        <w:rPr>
+          <w:lang w:val="fr-FR"/>
+        </w:rPr>
+        <w:t>ainsi nous lison</w:t>
+      </w:r>
+      <w:r>
+        <w:rPr>
+          <w:lang w:val="fr-FR"/>
+        </w:rPr>
+        <w:t xml:space="preserve"> la trajectoire d’une balle sans calculer son énergie cinétique et la pesanteur.</w:t>
       </w:r>
     </w:p>
     <w:p>
@@ -4538,7 +4586,13 @@
         <w:rPr>
           <w:lang w:val="fr-FR"/>
         </w:rPr>
-        <w:t>Au lieu de multiples noms d’algorithmes, il serait beaucoup plus commode de trouver un simple curseur qui parcoure toute la variation des formules de spécificités.</w:t>
+        <w:t>Au lieu de multiples noms d’algorithmes, il serait beaucoup plus commode de trouver un simple curseur qui parcoure toute la variation des formules de spécificités</w:t>
+      </w:r>
+      <w:r>
+        <w:rPr>
+          <w:lang w:val="fr-FR"/>
+        </w:rPr>
+        <w:t>, si bien que le chercheur anticiperait et donc comprendrait la variation.</w:t>
       </w:r>
     </w:p>
     <w:p>
@@ -5831,22 +5885,22 @@
     </w:p>
     <w:p>
       <w:pPr>
-        <w:ind w:firstLine="708"/>
+        <w:ind w:firstLine="0"/>
       </w:pPr>
       <w:r>
         <w:drawing>
-          <wp:anchor distT="0" distB="0" distL="114300" distR="114300" simplePos="0" relativeHeight="251663360" behindDoc="0" locked="0" layoutInCell="1" allowOverlap="1" wp14:anchorId="55F34733" wp14:editId="55F41B1A">
+          <wp:anchor distT="0" distB="0" distL="114300" distR="114300" simplePos="0" relativeHeight="251663360" behindDoc="0" locked="0" layoutInCell="1" allowOverlap="1" wp14:anchorId="6D12F70F" wp14:editId="2135AA0A">
             <wp:simplePos x="0" y="0"/>
             <wp:positionH relativeFrom="column">
-              <wp:posOffset>25400</wp:posOffset>
+              <wp:posOffset>-3175</wp:posOffset>
             </wp:positionH>
             <wp:positionV relativeFrom="paragraph">
-              <wp:posOffset>220345</wp:posOffset>
+              <wp:posOffset>266065</wp:posOffset>
             </wp:positionV>
             <wp:extent cx="5760720" cy="3333750"/>
             <wp:effectExtent l="0" t="0" r="0" b="0"/>
             <wp:wrapTopAndBottom/>
-            <wp:docPr id="1330859760" name="Graphic 1"/>
+            <wp:docPr id="1922567995" name="Graphic 1"/>
             <wp:cNvGraphicFramePr>
               <a:graphicFrameLocks xmlns:a="http://schemas.openxmlformats.org/drawingml/2006/main" noChangeAspect="1"/>
             </wp:cNvGraphicFramePr>
@@ -5854,7 +5908,7 @@
               <a:graphicData uri="http://schemas.openxmlformats.org/drawingml/2006/picture">
                 <pic:pic xmlns:pic="http://schemas.openxmlformats.org/drawingml/2006/picture">
                   <pic:nvPicPr>
-                    <pic:cNvPr id="1330859760" name=""/>
+                    <pic:cNvPr id="1922567995" name=""/>
                     <pic:cNvPicPr/>
                   </pic:nvPicPr>
                   <pic:blipFill>
@@ -6144,7 +6198,13 @@
         <w:t xml:space="preserve"> mots clés des</w:t>
       </w:r>
       <w:r>
-        <w:t xml:space="preserve"> 4 nouvelles formules paramétrables tendent vers </w:t>
+        <w:t xml:space="preserve"> 4 nouvelles formules paramétrables tendent </w:t>
+      </w:r>
+      <w:r>
+        <w:t>à ressembler à</w:t>
+      </w:r>
+      <w:r>
+        <w:t xml:space="preserve"> </w:t>
       </w:r>
       <w:r>
         <w:rPr>
@@ -6294,7 +6354,13 @@
         <w:t xml:space="preserve"> </w:t>
       </w:r>
       <w:r>
-        <w:t xml:space="preserve">et spécifiques, reste à trouver un critère objectif pour </w:t>
+        <w:t xml:space="preserve">et </w:t>
+      </w:r>
+      <w:r>
+        <w:t>exclusives</w:t>
+      </w:r>
+      <w:r>
+        <w:t xml:space="preserve">, reste à trouver un critère objectif pour </w:t>
       </w:r>
       <w:r>
         <w:t>n’</w:t>
@@ -6309,7 +6375,16 @@
         <w:t>une</w:t>
       </w:r>
       <w:r>
-        <w:t>, et ne pas de nouveau multiplier les sélecteurs.</w:t>
+        <w:t xml:space="preserve">, et ne pas de nouveau </w:t>
+      </w:r>
+      <w:r>
+        <w:t>perdre l’utilisateur par des apparences de choix qui ne sont que manque de</w:t>
+      </w:r>
+      <w:r>
+        <w:t xml:space="preserve"> tests et de</w:t>
+      </w:r>
+      <w:r>
+        <w:t xml:space="preserve"> réflexion.</w:t>
       </w:r>
     </w:p>
     <w:p>
@@ -6317,6 +6392,276 @@
         <w:pStyle w:val="Heading1"/>
       </w:pPr>
       <w:r>
+        <w:t xml:space="preserve">§6. </w:t>
+      </w:r>
+      <w:r>
+        <w:t>Vote préférentiel d</w:t>
+      </w:r>
+      <w:r>
+        <w:t>ans le ventre du croissant</w:t>
+      </w:r>
+    </w:p>
+    <w:p>
+      <w:pPr>
+        <w:ind w:firstLine="0"/>
+      </w:pPr>
+      <w:r>
+        <w:t>Dans la figure de la section précédente, l</w:t>
+      </w:r>
+      <w:r>
+        <w:t>’alignement</w:t>
+      </w:r>
+      <w:r>
+        <w:t xml:space="preserve"> de points</w:t>
+      </w:r>
+      <w:r>
+        <w:t xml:space="preserve"> au milieu du croissant n’est pas fortuit. Les valeurs d’</w:t>
+      </w:r>
+      <w:r>
+        <w:rPr>
+          <w:i/>
+          <w:iCs/>
+        </w:rPr>
+        <w:t>α</w:t>
+      </w:r>
+      <w:r>
+        <w:t xml:space="preserve"> qui sont marquées ont été trouvées par </w:t>
+      </w:r>
+      <w:r>
+        <w:t>un calcul</w:t>
+      </w:r>
+      <w:r>
+        <w:t xml:space="preserve"> </w:t>
+      </w:r>
+      <w:r>
+        <w:t xml:space="preserve">cherchant une sorte de milieu pour chaque </w:t>
+      </w:r>
+      <w:r>
+        <w:t>formule paramétrable</w:t>
+      </w:r>
+      <w:r>
+        <w:t xml:space="preserve"> entre les</w:t>
+      </w:r>
+      <w:r>
+        <w:t xml:space="preserve"> deux</w:t>
+      </w:r>
+      <w:r>
+        <w:t xml:space="preserve"> points de convergence </w:t>
+      </w:r>
+      <w:r>
+        <w:rPr>
+          <w:i/>
+          <w:iCs/>
+        </w:rPr>
+        <w:t>tf</w:t>
+      </w:r>
+      <w:r>
+        <w:t xml:space="preserve"> et </w:t>
+      </w:r>
+      <w:r>
+        <w:rPr>
+          <w:i/>
+          <w:iCs/>
+        </w:rPr>
+        <w:t>extf</w:t>
+      </w:r>
+      <w:r>
+        <w:t>.</w:t>
+      </w:r>
+      <w:r>
+        <w:t xml:space="preserve"> </w:t>
+      </w:r>
+      <w:r>
+        <w:t>La ligne affichée</w:t>
+      </w:r>
+      <w:r>
+        <w:t xml:space="preserve"> ne résulte pas d’une fonction a priori mais d’une réduction </w:t>
+      </w:r>
+      <w:r>
+        <w:rPr>
+          <w:i/>
+          <w:iCs/>
+        </w:rPr>
+        <w:t>PCoA</w:t>
+      </w:r>
+      <w:r>
+        <w:t xml:space="preserve">, son </w:t>
+      </w:r>
+      <w:r>
+        <w:t>équation</w:t>
+      </w:r>
+      <w:r>
+        <w:t xml:space="preserve"> ne peut être qu’une interpolation. Ce juste </w:t>
+      </w:r>
+      <w:r>
+        <w:rPr>
+          <w:i/>
+          <w:iCs/>
+        </w:rPr>
+        <w:t>α</w:t>
+      </w:r>
+      <w:r>
+        <w:t xml:space="preserve"> médian permet de comparer loyalement</w:t>
+      </w:r>
+      <w:r>
+        <w:t xml:space="preserve"> </w:t>
+      </w:r>
+      <w:r>
+        <w:rPr>
+          <w:i/>
+          <w:iCs/>
+        </w:rPr>
+        <w:t>chi</w:t>
+      </w:r>
+      <w:r>
+        <w:rPr>
+          <w:i/>
+          <w:iCs/>
+          <w:vertAlign w:val="superscript"/>
+        </w:rPr>
+        <w:t>2</w:t>
+      </w:r>
+      <w:r>
+        <w:t xml:space="preserve">, </w:t>
+      </w:r>
+      <w:r>
+        <w:rPr>
+          <w:i/>
+          <w:iCs/>
+        </w:rPr>
+        <w:t>G</w:t>
+      </w:r>
+      <w:r>
+        <w:rPr>
+          <w:i/>
+          <w:iCs/>
+          <w:vertAlign w:val="superscript"/>
+        </w:rPr>
+        <w:t>2</w:t>
+      </w:r>
+      <w:r>
+        <w:t xml:space="preserve">, </w:t>
+      </w:r>
+      <w:r>
+        <w:rPr>
+          <w:i/>
+          <w:iCs/>
+        </w:rPr>
+        <w:t>Fisher,</w:t>
+      </w:r>
+      <w:r>
+        <w:t xml:space="preserve"> </w:t>
+      </w:r>
+      <w:r>
+        <w:rPr>
+          <w:i/>
+          <w:iCs/>
+        </w:rPr>
+        <w:t>t</w:t>
+      </w:r>
+      <w:r>
+        <w:rPr>
+          <w:i/>
+          <w:iCs/>
+        </w:rPr>
+        <w:t>f</w:t>
+      </w:r>
+      <w:r>
+        <w:rPr>
+          <w:i/>
+          <w:iCs/>
+        </w:rPr>
+        <w:noBreakHyphen/>
+      </w:r>
+      <w:r>
+        <w:rPr>
+          <w:i/>
+          <w:iCs/>
+        </w:rPr>
+        <w:t>idf</w:t>
+      </w:r>
+      <w:r>
+        <w:t xml:space="preserve">, et </w:t>
+      </w:r>
+      <w:r>
+        <w:rPr>
+          <w:i/>
+          <w:iCs/>
+        </w:rPr>
+        <w:t>log-t</w:t>
+      </w:r>
+      <w:r>
+        <w:rPr>
+          <w:i/>
+          <w:iCs/>
+        </w:rPr>
+        <w:t>f</w:t>
+      </w:r>
+      <w:r>
+        <w:rPr>
+          <w:i/>
+          <w:iCs/>
+        </w:rPr>
+        <w:noBreakHyphen/>
+      </w:r>
+      <w:r>
+        <w:rPr>
+          <w:i/>
+          <w:iCs/>
+        </w:rPr>
+        <w:t>idf</w:t>
+      </w:r>
+      <w:r>
+        <w:t xml:space="preserve"> </w:t>
+      </w:r>
+      <w:r>
+        <w:t xml:space="preserve">sans se laisser prendre à </w:t>
+      </w:r>
+      <w:r>
+        <w:t>leurs différences d’exclusivité</w:t>
+      </w:r>
+      <w:r>
+        <w:t xml:space="preserve"> comme en §2. </w:t>
+      </w:r>
+      <w:r>
+        <w:rPr>
+          <w:i/>
+          <w:iCs/>
+        </w:rPr>
+        <w:t>Fisher</w:t>
+      </w:r>
+      <w:r>
+        <w:t xml:space="preserve"> aussi, un test statistique très réputé, peut montrer de la fréquence locale ou exclusive selon les paramètres.</w:t>
+      </w:r>
+    </w:p>
+    <w:p>
+      <w:pPr>
+        <w:ind w:firstLine="0"/>
+      </w:pPr>
+    </w:p>
+    <w:p>
+      <w:pPr>
+        <w:ind w:firstLine="0"/>
+      </w:pPr>
+      <w:r>
+        <w:t xml:space="preserve"> tout en les observant là où elles divergent le plus.</w:t>
+      </w:r>
+    </w:p>
+    <w:p>
+      <w:pPr>
+        <w:ind w:firstLine="0"/>
+      </w:pPr>
+    </w:p>
+    <w:p>
+      <w:pPr>
+        <w:ind w:firstLine="0"/>
+      </w:pPr>
+    </w:p>
+    <w:p>
+      <w:pPr>
+        <w:pStyle w:val="Heading1"/>
+      </w:pPr>
+      <w:r>
         <w:t>§2. Recommandation de textes similaires</w:t>
       </w:r>
     </w:p>
@@ -6493,6 +6838,7 @@
         <w:ind w:firstLine="708"/>
       </w:pPr>
       <w:r>
+        <w:lastRenderedPageBreak/>
         <w:t>Soit le vecteur d’un texte</w:t>
       </w:r>
       <w:r>
@@ -6562,7 +6908,6 @@
         <w:pStyle w:val="Heading1"/>
       </w:pPr>
       <w:r>
-        <w:lastRenderedPageBreak/>
         <w:t>§</w:t>
       </w:r>
       <w:r>

--- a/docs/glorieux-specif.docx
+++ b/docs/glorieux-specif.docx
@@ -719,10 +719,7 @@
         <w:t>vérifié.</w:t>
       </w:r>
       <w:r>
-        <w:t xml:space="preserve"> </w:t>
-      </w:r>
-      <w:r>
-        <w:t>De ces sources normalisées, les chapitres ont été extraits dans un format textuel plus commode (</w:t>
+        <w:t xml:space="preserve"> De ces sources normalisées, les chapitres ont été extraits dans un format textuel plus commode (</w:t>
       </w:r>
       <w:r>
         <w:rPr>
@@ -2319,16 +2316,7 @@
         <w:ind w:firstLine="708"/>
       </w:pPr>
       <w:r>
-        <w:t>U</w:t>
-      </w:r>
-      <w:r>
-        <w:t xml:space="preserve">n traitement soigneux des majuscules permet </w:t>
-      </w:r>
-      <w:r>
-        <w:t>aussi de ne pas compter</w:t>
-      </w:r>
-      <w:r>
-        <w:t xml:space="preserve"> </w:t>
+        <w:t xml:space="preserve">Un traitement soigneux des majuscules permet aussi de ne pas compter </w:t>
       </w:r>
       <w:r>
         <w:rPr>
@@ -2355,10 +2343,7 @@
         <w:t>Ned Land</w:t>
       </w:r>
       <w:r>
-        <w:t>)</w:t>
-      </w:r>
-      <w:r>
-        <w:t xml:space="preserve"> et </w:t>
+        <w:t xml:space="preserve">) et </w:t>
       </w:r>
       <w:r>
         <w:rPr>
@@ -2374,10 +2359,7 @@
         <w:t>Pierre Aronnax</w:t>
       </w:r>
       <w:r>
-        <w:t>)</w:t>
-      </w:r>
-      <w:r>
-        <w:t xml:space="preserve"> ; comme des mots </w:t>
+        <w:t xml:space="preserve">) ; comme des mots </w:t>
       </w:r>
       <w:r>
         <w:t xml:space="preserve">du </w:t>
@@ -3041,13 +3023,7 @@
         <w:t>demander</w:t>
       </w:r>
       <w:r>
-        <w:t xml:space="preserve"> sont </w:t>
-      </w:r>
-      <w:r>
-        <w:t>des verbes d’expression propres au genre du roman</w:t>
-      </w:r>
-      <w:r>
-        <w:t> ;</w:t>
+        <w:t xml:space="preserve"> sont des verbes d’expression propres au genre du roman ;</w:t>
       </w:r>
       <w:r>
         <w:t xml:space="preserve"> </w:t>
@@ -3350,10 +3326,7 @@
         <w:t>×</w:t>
       </w:r>
       <w:r>
-        <w:t xml:space="preserve"> </w:t>
-      </w:r>
-      <w:r>
-        <w:t>19 formules</w:t>
+        <w:t xml:space="preserve"> 19 formules</w:t>
       </w:r>
     </w:p>
     <w:p>
@@ -3876,37 +3849,57 @@
         <w:rPr>
           <w:lang w:val="fr-FR"/>
         </w:rPr>
-        <w:t>, car</w:t>
-      </w:r>
-      <w:r>
-        <w:rPr>
-          <w:lang w:val="fr-FR"/>
-        </w:rPr>
-        <w:t xml:space="preserve"> </w:t>
-      </w:r>
-      <w:r>
-        <w:rPr>
-          <w:lang w:val="fr-FR"/>
-        </w:rPr>
-        <w:t>les tailles des partitions observées</w:t>
-      </w:r>
-      <w:r>
-        <w:rPr>
-          <w:lang w:val="fr-FR"/>
-        </w:rPr>
-        <w:t xml:space="preserve"> </w:t>
-      </w:r>
-      <w:r>
-        <w:rPr>
-          <w:lang w:val="fr-FR"/>
-        </w:rPr>
-        <w:t>peuvent être</w:t>
-      </w:r>
-      <w:r>
-        <w:rPr>
-          <w:lang w:val="fr-FR"/>
-        </w:rPr>
-        <w:t xml:space="preserve"> variable</w:t>
+        <w:t xml:space="preserve">, car les tailles des partitions observées peuvent être variables : un texte, un livre, un auteur, une année, la co-occurrence autour d’un mot… De plus, le chercheur peut s’intéresser à des relations très fortes, par exemple les collocations pour lequel le score d’exclusivité est important, ou bien </w:t>
+      </w:r>
+      <w:r>
+        <w:rPr>
+          <w:lang w:val="fr-FR"/>
+        </w:rPr>
+        <w:t xml:space="preserve">très lâches, comme </w:t>
+      </w:r>
+      <w:r>
+        <w:rPr>
+          <w:lang w:val="fr-FR"/>
+        </w:rPr>
+        <w:t>observer des thématiques</w:t>
+      </w:r>
+      <w:r>
+        <w:rPr>
+          <w:lang w:val="fr-FR"/>
+        </w:rPr>
+        <w:t xml:space="preserve"> partagées</w:t>
+      </w:r>
+      <w:r>
+        <w:rPr>
+          <w:lang w:val="fr-FR"/>
+        </w:rPr>
+        <w:t xml:space="preserve"> </w:t>
+      </w:r>
+      <w:r>
+        <w:rPr>
+          <w:lang w:val="fr-FR"/>
+        </w:rPr>
+        <w:t xml:space="preserve">à travers de gros </w:t>
+      </w:r>
+      <w:r>
+        <w:rPr>
+          <w:lang w:val="fr-FR"/>
+        </w:rPr>
+        <w:t>corpus. Il est vain de promettre la formule universelle.</w:t>
+      </w:r>
+    </w:p>
+    <w:p>
+      <w:pPr>
+        <w:ind w:firstLine="708"/>
+        <w:rPr>
+          <w:lang w:val="fr-FR"/>
+        </w:rPr>
+      </w:pPr>
+      <w:r>
+        <w:rPr>
+          <w:lang w:val="fr-FR"/>
+        </w:rPr>
+        <w:t>Ce fait est connu des développeurs d’application</w:t>
       </w:r>
       <w:r>
         <w:rPr>
@@ -3918,49 +3911,335 @@
         <w:rPr>
           <w:lang w:val="fr-FR"/>
         </w:rPr>
-        <w:t xml:space="preserve"> : un texte, un livre, un auteur, une année, la co-occurrence autour d’un mot… De plus, le chercheur peut s’intéresser à des relations très fortes, par exemple les collocations pour lequel le score d’exclusivité est important, ou bien </w:t>
-      </w:r>
-      <w:r>
-        <w:rPr>
-          <w:lang w:val="fr-FR"/>
-        </w:rPr>
-        <w:t xml:space="preserve">très lâches, comme </w:t>
-      </w:r>
-      <w:r>
-        <w:rPr>
-          <w:lang w:val="fr-FR"/>
-        </w:rPr>
-        <w:t>observer des thématiques</w:t>
-      </w:r>
-      <w:r>
-        <w:rPr>
-          <w:lang w:val="fr-FR"/>
-        </w:rPr>
-        <w:t xml:space="preserve"> partagées</w:t>
-      </w:r>
-      <w:r>
-        <w:rPr>
-          <w:lang w:val="fr-FR"/>
-        </w:rPr>
-        <w:t xml:space="preserve"> </w:t>
-      </w:r>
-      <w:r>
-        <w:rPr>
-          <w:lang w:val="fr-FR"/>
-        </w:rPr>
-        <w:t xml:space="preserve">à travers de gros </w:t>
-      </w:r>
-      <w:r>
-        <w:rPr>
-          <w:lang w:val="fr-FR"/>
-        </w:rPr>
-        <w:t xml:space="preserve">corpus. Il est vain de promettre la formule </w:t>
-      </w:r>
-      <w:r>
-        <w:rPr>
-          <w:lang w:val="fr-FR"/>
-        </w:rPr>
-        <w:t>universelle.</w:t>
+        <w:t xml:space="preserve"> linguistiques</w:t>
+      </w:r>
+      <w:r>
+        <w:rPr>
+          <w:lang w:val="fr-FR"/>
+        </w:rPr>
+        <w:t xml:space="preserve">. Ainsi </w:t>
+      </w:r>
+      <w:r>
+        <w:rPr>
+          <w:i/>
+          <w:iCs/>
+          <w:lang w:val="fr-FR"/>
+        </w:rPr>
+        <w:t>Frantext</w:t>
+      </w:r>
+      <w:r>
+        <w:rPr>
+          <w:rStyle w:val="FootnoteReference"/>
+          <w:lang w:val="fr-FR"/>
+        </w:rPr>
+        <w:footnoteReference w:id="14"/>
+      </w:r>
+      <w:r>
+        <w:rPr>
+          <w:lang w:val="fr-FR"/>
+        </w:rPr>
+        <w:t xml:space="preserve"> propose les scores : </w:t>
+      </w:r>
+      <w:r>
+        <w:rPr>
+          <w:i/>
+          <w:iCs/>
+          <w:lang w:val="fr-FR"/>
+        </w:rPr>
+        <w:t>tf</w:t>
+      </w:r>
+      <w:r>
+        <w:rPr>
+          <w:lang w:val="fr-FR"/>
+        </w:rPr>
+        <w:t xml:space="preserve"> (fréquence), </w:t>
+      </w:r>
+      <w:r>
+        <w:rPr>
+          <w:i/>
+          <w:iCs/>
+          <w:lang w:val="fr-FR"/>
+        </w:rPr>
+        <w:t>G</w:t>
+      </w:r>
+      <w:r>
+        <w:rPr>
+          <w:i/>
+          <w:iCs/>
+          <w:vertAlign w:val="superscript"/>
+          <w:lang w:val="fr-FR"/>
+        </w:rPr>
+        <w:t>2</w:t>
+      </w:r>
+      <w:r>
+        <w:rPr>
+          <w:lang w:val="fr-FR"/>
+        </w:rPr>
+        <w:t xml:space="preserve"> (</w:t>
+      </w:r>
+      <w:r>
+        <w:rPr>
+          <w:i/>
+          <w:iCs/>
+          <w:lang w:val="fr-FR"/>
+        </w:rPr>
+        <w:t>Loglikelihood</w:t>
+      </w:r>
+      <w:r>
+        <w:rPr>
+          <w:lang w:val="fr-FR"/>
+        </w:rPr>
+        <w:t xml:space="preserve">), </w:t>
+      </w:r>
+      <w:r>
+        <w:rPr>
+          <w:i/>
+          <w:iCs/>
+          <w:lang w:val="fr-FR"/>
+        </w:rPr>
+        <w:t>z</w:t>
+      </w:r>
+      <w:r>
+        <w:rPr>
+          <w:i/>
+          <w:iCs/>
+          <w:lang w:val="fr-FR"/>
+        </w:rPr>
+        <w:t>-</w:t>
+      </w:r>
+      <w:r>
+        <w:rPr>
+          <w:i/>
+          <w:iCs/>
+          <w:lang w:val="fr-FR"/>
+        </w:rPr>
+        <w:t>score</w:t>
+      </w:r>
+      <w:r>
+        <w:rPr>
+          <w:lang w:val="fr-FR"/>
+        </w:rPr>
+        <w:t xml:space="preserve">, </w:t>
+      </w:r>
+      <w:r>
+        <w:rPr>
+          <w:i/>
+          <w:iCs/>
+          <w:lang w:val="fr-FR"/>
+        </w:rPr>
+        <w:t>t</w:t>
+      </w:r>
+      <w:r>
+        <w:rPr>
+          <w:i/>
+          <w:iCs/>
+          <w:lang w:val="fr-FR"/>
+        </w:rPr>
+        <w:t>-</w:t>
+      </w:r>
+      <w:r>
+        <w:rPr>
+          <w:i/>
+          <w:iCs/>
+          <w:lang w:val="fr-FR"/>
+        </w:rPr>
+        <w:t>score</w:t>
+      </w:r>
+      <w:r>
+        <w:rPr>
+          <w:lang w:val="fr-FR"/>
+        </w:rPr>
+        <w:t xml:space="preserve">, et </w:t>
+      </w:r>
+      <w:r>
+        <w:rPr>
+          <w:i/>
+          <w:iCs/>
+          <w:lang w:val="fr-FR"/>
+        </w:rPr>
+        <w:t>MI</w:t>
+      </w:r>
+      <w:r>
+        <w:rPr>
+          <w:lang w:val="fr-FR"/>
+        </w:rPr>
+        <w:t xml:space="preserve"> (information mutuelle)</w:t>
+      </w:r>
+      <w:r>
+        <w:rPr>
+          <w:rStyle w:val="FootnoteReference"/>
+          <w:lang w:val="fr-FR"/>
+        </w:rPr>
+        <w:footnoteReference w:id="15"/>
+      </w:r>
+      <w:r>
+        <w:rPr>
+          <w:lang w:val="fr-FR"/>
+        </w:rPr>
+        <w:t xml:space="preserve">. </w:t>
+      </w:r>
+      <w:r>
+        <w:rPr>
+          <w:i/>
+          <w:iCs/>
+          <w:lang w:val="fr-FR"/>
+        </w:rPr>
+        <w:t>SketchEngine</w:t>
+      </w:r>
+      <w:r>
+        <w:rPr>
+          <w:rStyle w:val="FootnoteReference"/>
+          <w:i/>
+          <w:iCs/>
+          <w:lang w:val="fr-FR"/>
+        </w:rPr>
+        <w:footnoteReference w:id="16"/>
+      </w:r>
+      <w:r>
+        <w:rPr>
+          <w:lang w:val="fr-FR"/>
+        </w:rPr>
+        <w:t xml:space="preserve"> ajoute </w:t>
+      </w:r>
+      <w:r>
+        <w:rPr>
+          <w:lang w:val="fr-FR"/>
+        </w:rPr>
+        <w:t>encore</w:t>
+      </w:r>
+      <w:r>
+        <w:rPr>
+          <w:lang w:val="fr-FR"/>
+        </w:rPr>
+        <w:t xml:space="preserve"> </w:t>
+      </w:r>
+      <w:r>
+        <w:rPr>
+          <w:i/>
+          <w:iCs/>
+          <w:lang w:val="fr-FR"/>
+        </w:rPr>
+        <w:t>MI</w:t>
+      </w:r>
+      <w:r>
+        <w:rPr>
+          <w:i/>
+          <w:iCs/>
+          <w:vertAlign w:val="superscript"/>
+          <w:lang w:val="fr-FR"/>
+        </w:rPr>
+        <w:t>3</w:t>
+      </w:r>
+      <w:r>
+        <w:rPr>
+          <w:lang w:val="fr-FR"/>
+        </w:rPr>
+        <w:t xml:space="preserve">, </w:t>
+      </w:r>
+      <w:r>
+        <w:rPr>
+          <w:i/>
+          <w:iCs/>
+          <w:lang w:val="fr-FR"/>
+        </w:rPr>
+        <w:t>LogDice</w:t>
+      </w:r>
+      <w:r>
+        <w:rPr>
+          <w:lang w:val="fr-FR"/>
+        </w:rPr>
+        <w:t xml:space="preserve">, </w:t>
+      </w:r>
+      <w:r>
+        <w:rPr>
+          <w:i/>
+          <w:iCs/>
+          <w:lang w:val="fr-FR"/>
+        </w:rPr>
+        <w:t>MI.log-f</w:t>
+      </w:r>
+      <w:r>
+        <w:rPr>
+          <w:lang w:val="fr-FR"/>
+        </w:rPr>
+        <w:t xml:space="preserve"> et </w:t>
+      </w:r>
+      <w:r>
+        <w:rPr>
+          <w:i/>
+          <w:iCs/>
+          <w:lang w:val="fr-FR"/>
+        </w:rPr>
+        <w:t>minimum sensitivity</w:t>
+      </w:r>
+      <w:r>
+        <w:rPr>
+          <w:rStyle w:val="FootnoteReference"/>
+          <w:i/>
+          <w:iCs/>
+          <w:lang w:val="fr-FR"/>
+        </w:rPr>
+        <w:footnoteReference w:id="17"/>
+      </w:r>
+      <w:r>
+        <w:rPr>
+          <w:lang w:val="fr-FR"/>
+        </w:rPr>
+        <w:t>. C</w:t>
+      </w:r>
+      <w:r>
+        <w:rPr>
+          <w:lang w:val="fr-FR"/>
+        </w:rPr>
+        <w:t>e</w:t>
+      </w:r>
+      <w:r>
+        <w:rPr>
+          <w:lang w:val="fr-FR"/>
+        </w:rPr>
+        <w:t xml:space="preserve">la demande </w:t>
+      </w:r>
+      <w:r>
+        <w:rPr>
+          <w:lang w:val="fr-FR"/>
+        </w:rPr>
+        <w:t xml:space="preserve">à l’utilisateur beaucoup d’expertise statistique pour comprendre </w:t>
+      </w:r>
+      <w:r>
+        <w:rPr>
+          <w:lang w:val="fr-FR"/>
+        </w:rPr>
+        <w:t xml:space="preserve">les résultats qu’il obtient, au risque </w:t>
+      </w:r>
+      <w:r>
+        <w:rPr>
+          <w:lang w:val="fr-FR"/>
+        </w:rPr>
+        <w:t>de choisir</w:t>
+      </w:r>
+      <w:r>
+        <w:rPr>
+          <w:lang w:val="fr-FR"/>
+        </w:rPr>
+        <w:t xml:space="preserve"> </w:t>
+      </w:r>
+      <w:r>
+        <w:rPr>
+          <w:lang w:val="fr-FR"/>
+        </w:rPr>
+        <w:t>la formule</w:t>
+      </w:r>
+      <w:r>
+        <w:rPr>
+          <w:lang w:val="fr-FR"/>
+        </w:rPr>
+        <w:t xml:space="preserve"> qui </w:t>
+      </w:r>
+      <w:r>
+        <w:rPr>
+          <w:lang w:val="fr-FR"/>
+        </w:rPr>
+        <w:t>produit ce qui lui plaît, plutôt que celle qui révèle le corpus.</w:t>
       </w:r>
     </w:p>
     <w:p>
@@ -3970,56 +4249,19 @@
           <w:lang w:val="fr-FR"/>
         </w:rPr>
       </w:pPr>
-      <w:r>
-        <w:rPr>
-          <w:lang w:val="fr-FR"/>
-        </w:rPr>
-        <w:t>Ce</w:t>
-      </w:r>
-      <w:r>
-        <w:rPr>
-          <w:lang w:val="fr-FR"/>
-        </w:rPr>
-        <w:t xml:space="preserve"> fait est connu des développeurs d’application</w:t>
-      </w:r>
-      <w:r>
-        <w:rPr>
-          <w:lang w:val="fr-FR"/>
-        </w:rPr>
-        <w:t>s</w:t>
-      </w:r>
-      <w:r>
-        <w:rPr>
-          <w:lang w:val="fr-FR"/>
-        </w:rPr>
-        <w:t xml:space="preserve"> linguistiques</w:t>
-      </w:r>
-      <w:r>
-        <w:rPr>
-          <w:lang w:val="fr-FR"/>
-        </w:rPr>
-        <w:t xml:space="preserve">. Ainsi </w:t>
-      </w:r>
-      <w:r>
-        <w:rPr>
-          <w:i/>
-          <w:iCs/>
-          <w:lang w:val="fr-FR"/>
-        </w:rPr>
-        <w:t>Frantext</w:t>
-      </w:r>
-      <w:r>
-        <w:rPr>
-          <w:rStyle w:val="FootnoteReference"/>
-          <w:lang w:val="fr-FR"/>
-        </w:rPr>
-        <w:footnoteReference w:id="14"/>
-      </w:r>
-      <w:r>
-        <w:rPr>
-          <w:lang w:val="fr-FR"/>
-        </w:rPr>
-        <w:t xml:space="preserve"> propose les scores : </w:t>
+    </w:p>
+    <w:p>
+      <w:pPr>
+        <w:ind w:firstLine="0"/>
+        <w:rPr>
+          <w:lang w:val="fr-FR"/>
+        </w:rPr>
+      </w:pPr>
+      <w:r>
+        <w:rPr>
+          <w:lang w:val="fr-FR"/>
+        </w:rPr>
+        <w:t xml:space="preserve">Le nuage semble dessiner comme un arc continu entre fréquences locales </w:t>
       </w:r>
       <w:r>
         <w:rPr>
@@ -4033,13 +4275,882 @@
         <w:rPr>
           <w:lang w:val="fr-FR"/>
         </w:rPr>
-        <w:t xml:space="preserve"> (fréquence), </w:t>
-      </w:r>
-      <w:r>
-        <w:rPr>
-          <w:i/>
-          <w:iCs/>
-          <w:lang w:val="fr-FR"/>
+        <w:t xml:space="preserve"> et fréquences exclusives </w:t>
+      </w:r>
+      <w:r>
+        <w:rPr>
+          <w:i/>
+          <w:iCs/>
+          <w:lang w:val="fr-FR"/>
+        </w:rPr>
+        <w:t>extf</w:t>
+      </w:r>
+      <w:r>
+        <w:rPr>
+          <w:lang w:val="fr-FR"/>
+        </w:rPr>
+        <w:t xml:space="preserve">, confirmant les impressions subjectives sur un seul chapitre. Le </w:t>
+      </w:r>
+      <w:r>
+        <w:rPr>
+          <w:i/>
+          <w:iCs/>
+          <w:lang w:val="fr-FR"/>
+        </w:rPr>
+        <w:t>chi2</w:t>
+      </w:r>
+      <w:r>
+        <w:rPr>
+          <w:lang w:val="fr-FR"/>
+        </w:rPr>
+        <w:t xml:space="preserve">, ainsi que </w:t>
+      </w:r>
+      <w:r>
+        <w:rPr>
+          <w:i/>
+          <w:iCs/>
+          <w:lang w:val="fr-FR"/>
+        </w:rPr>
+        <w:t>mi3</w:t>
+      </w:r>
+      <w:r>
+        <w:rPr>
+          <w:lang w:val="fr-FR"/>
+        </w:rPr>
+        <w:t>, semblent se détacher. S’agit-il de cas particuliers, ou le signe que l’arc est un croissant, avec un ventre</w:t>
+      </w:r>
+      <w:r>
+        <w:rPr>
+          <w:lang w:val="fr-FR"/>
+        </w:rPr>
+        <w:t xml:space="preserve"> que nous pourrions remplir si l’on avait trouvé d’autres formules</w:t>
+      </w:r>
+      <w:r>
+        <w:rPr>
+          <w:lang w:val="fr-FR"/>
+        </w:rPr>
+        <w:t> ?</w:t>
+      </w:r>
+    </w:p>
+    <w:p>
+      <w:pPr>
+        <w:pStyle w:val="Heading1"/>
+        <w:rPr>
+          <w:lang w:val="fr-FR"/>
+        </w:rPr>
+      </w:pPr>
+      <w:r>
+        <w:rPr>
+          <w:lang w:val="fr-FR"/>
+        </w:rPr>
+        <w:t xml:space="preserve">§5. </w:t>
+      </w:r>
+      <w:r>
+        <w:rPr>
+          <w:lang w:val="fr-FR"/>
+        </w:rPr>
+        <w:t>Anticiper un</w:t>
+      </w:r>
+      <w:r>
+        <w:rPr>
+          <w:lang w:val="fr-FR"/>
+        </w:rPr>
+        <w:t xml:space="preserve"> mouvement est une intuition du nombre, paramétrer</w:t>
+      </w:r>
+    </w:p>
+    <w:p>
+      <w:pPr>
+        <w:ind w:firstLine="0"/>
+        <w:rPr>
+          <w:lang w:val="fr-FR"/>
+        </w:rPr>
+      </w:pPr>
+      <w:r>
+        <w:rPr>
+          <w:lang w:val="fr-FR"/>
+        </w:rPr>
+        <w:t>Il est difficile de s’y retrouver parmi les 19 formules testées dans la section précédente. Un instrument</w:t>
+      </w:r>
+      <w:r>
+        <w:rPr>
+          <w:lang w:val="fr-FR"/>
+        </w:rPr>
+        <w:t xml:space="preserve"> d’observation</w:t>
+      </w:r>
+      <w:r>
+        <w:rPr>
+          <w:lang w:val="fr-FR"/>
+        </w:rPr>
+        <w:t xml:space="preserve"> peut résulter de calculs complexes, il devient </w:t>
+      </w:r>
+      <w:r>
+        <w:rPr>
+          <w:lang w:val="fr-FR"/>
+        </w:rPr>
+        <w:t>commode</w:t>
+      </w:r>
+      <w:r>
+        <w:rPr>
+          <w:lang w:val="fr-FR"/>
+        </w:rPr>
+        <w:t xml:space="preserve"> </w:t>
+      </w:r>
+      <w:r>
+        <w:rPr>
+          <w:lang w:val="fr-FR"/>
+        </w:rPr>
+        <w:t>lorsque</w:t>
+      </w:r>
+      <w:r>
+        <w:rPr>
+          <w:lang w:val="fr-FR"/>
+        </w:rPr>
+        <w:t xml:space="preserve"> le chercheur peut se faire une intuition de sa variation,</w:t>
+      </w:r>
+      <w:r>
+        <w:rPr>
+          <w:lang w:val="fr-FR"/>
+        </w:rPr>
+        <w:t xml:space="preserve"> </w:t>
+      </w:r>
+      <w:r>
+        <w:rPr>
+          <w:lang w:val="fr-FR"/>
+        </w:rPr>
+        <w:t>si bien qu’il libère une part de sa conscience pour comprendre et interpréter les résultats.</w:t>
+      </w:r>
+    </w:p>
+    <w:p>
+      <w:pPr>
+        <w:ind w:firstLine="708"/>
+        <w:rPr>
+          <w:lang w:val="fr-FR"/>
+        </w:rPr>
+      </w:pPr>
+      <w:r>
+        <w:rPr>
+          <w:lang w:val="fr-FR"/>
+        </w:rPr>
+        <w:t xml:space="preserve">L’esprit peut se faire une idée assez juste d’un phénomène en saisissant son mouvement, </w:t>
+      </w:r>
+      <w:r>
+        <w:rPr>
+          <w:lang w:val="fr-FR"/>
+        </w:rPr>
+        <w:t>ainsi nous lison</w:t>
+      </w:r>
+      <w:r>
+        <w:rPr>
+          <w:lang w:val="fr-FR"/>
+        </w:rPr>
+        <w:t xml:space="preserve"> la trajectoire d’une balle sans calculer son énergie cinétique et la pesanteur.</w:t>
+      </w:r>
+    </w:p>
+    <w:p>
+      <w:pPr>
+        <w:ind w:firstLine="708"/>
+        <w:rPr>
+          <w:lang w:val="fr-FR"/>
+        </w:rPr>
+      </w:pPr>
+      <w:r>
+        <w:rPr>
+          <w:lang w:val="fr-FR"/>
+        </w:rPr>
+        <w:t>Au lieu de multiples noms d’algorithmes, il serait beaucoup plus commode de trouver un simple curseur qui parcoure toute la variation des formules de spécificités</w:t>
+      </w:r>
+      <w:r>
+        <w:rPr>
+          <w:lang w:val="fr-FR"/>
+        </w:rPr>
+        <w:t>, si bien que le chercheur anticiperait et donc comprendrait la variation.</w:t>
+      </w:r>
+    </w:p>
+    <w:p>
+      <w:pPr>
+        <w:ind w:firstLine="0"/>
+        <w:rPr>
+          <w:lang w:val="fr-FR"/>
+        </w:rPr>
+      </w:pPr>
+    </w:p>
+    <w:p>
+      <w:pPr>
+        <w:ind w:firstLine="0"/>
+        <w:rPr>
+          <w:lang w:val="fr-FR"/>
+        </w:rPr>
+      </w:pPr>
+      <w:r>
+        <w:rPr>
+          <w:lang w:val="fr-FR"/>
+        </w:rPr>
+        <w:t>Plusieurs formules connues offrent un paramétrage</w:t>
+      </w:r>
+      <w:r>
+        <w:rPr>
+          <w:lang w:val="fr-FR"/>
+        </w:rPr>
+        <w:t>.</w:t>
+      </w:r>
+    </w:p>
+    <w:p>
+      <w:pPr>
+        <w:ind w:firstLine="708"/>
+        <w:rPr>
+          <w:lang w:val="fr-FR"/>
+        </w:rPr>
+      </w:pPr>
+      <w:r>
+        <w:rPr>
+          <w:i/>
+          <w:iCs/>
+          <w:lang w:val="fr-FR"/>
+        </w:rPr>
+        <w:t>Simplemath</w:t>
+      </w:r>
+      <w:r>
+        <w:rPr>
+          <w:lang w:val="fr-FR"/>
+        </w:rPr>
+        <w:t xml:space="preserve">s et </w:t>
+      </w:r>
+      <w:r>
+        <w:rPr>
+          <w:i/>
+          <w:iCs/>
+          <w:lang w:val="fr-FR"/>
+        </w:rPr>
+        <w:t>bm25</w:t>
+      </w:r>
+      <w:r>
+        <w:rPr>
+          <w:lang w:val="fr-FR"/>
+        </w:rPr>
+        <w:t xml:space="preserve"> peuvent être réglé</w:t>
+      </w:r>
+      <w:r>
+        <w:rPr>
+          <w:lang w:val="fr-FR"/>
+        </w:rPr>
+        <w:t>e</w:t>
+      </w:r>
+      <w:r>
+        <w:rPr>
+          <w:lang w:val="fr-FR"/>
+        </w:rPr>
+        <w:t xml:space="preserve">s pour tendre vers </w:t>
+      </w:r>
+      <w:r>
+        <w:rPr>
+          <w:i/>
+          <w:iCs/>
+          <w:lang w:val="fr-FR"/>
+        </w:rPr>
+        <w:t>extf</w:t>
+      </w:r>
+      <w:r>
+        <w:rPr>
+          <w:lang w:val="fr-FR"/>
+        </w:rPr>
+        <w:t xml:space="preserve">, </w:t>
+      </w:r>
+      <w:r>
+        <w:rPr>
+          <w:lang w:val="fr-FR"/>
+        </w:rPr>
+        <w:t xml:space="preserve">(dans le graphique </w:t>
+      </w:r>
+      <w:r>
+        <w:rPr>
+          <w:lang w:val="fr-FR"/>
+        </w:rPr>
+        <w:t xml:space="preserve">précédent, </w:t>
+      </w:r>
+      <w:r>
+        <w:rPr>
+          <w:lang w:val="fr-FR"/>
+        </w:rPr>
+        <w:t>remarquer</w:t>
+      </w:r>
+      <w:r>
+        <w:rPr>
+          <w:lang w:val="fr-FR"/>
+        </w:rPr>
+        <w:t xml:space="preserve"> </w:t>
+      </w:r>
+      <w:r>
+        <w:rPr>
+          <w:i/>
+          <w:iCs/>
+          <w:lang w:val="fr-FR"/>
+        </w:rPr>
+        <w:t>simplemaths</w:t>
+      </w:r>
+      <w:r>
+        <w:rPr>
+          <w:lang w:val="fr-FR"/>
+        </w:rPr>
+        <w:t xml:space="preserve"> </w:t>
+      </w:r>
+      <w:r>
+        <w:rPr>
+          <w:lang w:val="fr-FR"/>
+        </w:rPr>
+        <w:t xml:space="preserve">et </w:t>
+      </w:r>
+      <w:r>
+        <w:rPr>
+          <w:i/>
+          <w:iCs/>
+          <w:lang w:val="fr-FR"/>
+        </w:rPr>
+        <w:t>simplemathsk1</w:t>
+      </w:r>
+      <w:r>
+        <w:rPr>
+          <w:lang w:val="fr-FR"/>
+        </w:rPr>
+        <w:t> </w:t>
+      </w:r>
+      <w:r>
+        <w:rPr>
+          <w:lang w:val="fr-FR"/>
+        </w:rPr>
+        <w:t xml:space="preserve">; </w:t>
+      </w:r>
+      <w:r>
+        <w:rPr>
+          <w:i/>
+          <w:iCs/>
+          <w:lang w:val="fr-FR"/>
+        </w:rPr>
+        <w:t>bm25</w:t>
+      </w:r>
+      <w:r>
+        <w:rPr>
+          <w:i/>
+          <w:iCs/>
+          <w:lang w:val="fr-FR"/>
+        </w:rPr>
+        <w:t>k100b1</w:t>
+      </w:r>
+      <w:r>
+        <w:rPr>
+          <w:lang w:val="fr-FR"/>
+        </w:rPr>
+        <w:t xml:space="preserve"> et </w:t>
+      </w:r>
+      <w:r>
+        <w:rPr>
+          <w:i/>
+          <w:iCs/>
+          <w:lang w:val="fr-FR"/>
+        </w:rPr>
+        <w:t>bm25</w:t>
+      </w:r>
+      <w:r>
+        <w:rPr>
+          <w:lang w:val="fr-FR"/>
+        </w:rPr>
+        <w:t>)</w:t>
+      </w:r>
+      <w:r>
+        <w:rPr>
+          <w:lang w:val="fr-FR"/>
+        </w:rPr>
+        <w:t>. Cependant ces fonctions ne peuvent pas tendre vers</w:t>
+      </w:r>
+      <w:r>
+        <w:rPr>
+          <w:lang w:val="fr-FR"/>
+        </w:rPr>
+        <w:t xml:space="preserve"> </w:t>
+      </w:r>
+      <w:r>
+        <w:rPr>
+          <w:i/>
+          <w:iCs/>
+          <w:lang w:val="fr-FR"/>
+        </w:rPr>
+        <w:t>tf</w:t>
+      </w:r>
+      <w:r>
+        <w:rPr>
+          <w:lang w:val="fr-FR"/>
+        </w:rPr>
+        <w:t>.</w:t>
+      </w:r>
+    </w:p>
+    <w:p>
+      <w:pPr>
+        <w:ind w:firstLine="708"/>
+      </w:pPr>
+      <w:r>
+        <w:rPr>
+          <w:lang w:val="fr-FR"/>
+        </w:rPr>
+        <w:t xml:space="preserve">Le classique </w:t>
+      </w:r>
+      <w:r>
+        <w:rPr>
+          <w:i/>
+          <w:iCs/>
+          <w:lang w:val="fr-FR"/>
+        </w:rPr>
+        <w:t>tf</w:t>
+      </w:r>
+      <w:r>
+        <w:rPr>
+          <w:i/>
+          <w:iCs/>
+          <w:lang w:val="fr-FR"/>
+        </w:rPr>
+        <w:t>-</w:t>
+      </w:r>
+      <w:r>
+        <w:rPr>
+          <w:i/>
+          <w:iCs/>
+          <w:lang w:val="fr-FR"/>
+        </w:rPr>
+        <w:t>idf</w:t>
+      </w:r>
+      <w:r>
+        <w:rPr>
+          <w:i/>
+          <w:iCs/>
+        </w:rPr>
+        <w:t>α</w:t>
+      </w:r>
+      <w:r>
+        <w:rPr>
+          <w:lang w:val="fr-FR"/>
+        </w:rPr>
+        <w:t xml:space="preserve"> </w:t>
+      </w:r>
+      <w:r>
+        <w:rPr>
+          <w:lang w:val="fr-FR"/>
+        </w:rPr>
+        <w:t xml:space="preserve">parcoure une ligne entre </w:t>
+      </w:r>
+      <w:r>
+        <w:rPr>
+          <w:i/>
+          <w:iCs/>
+          <w:lang w:val="fr-FR"/>
+        </w:rPr>
+        <w:t>tf</w:t>
+      </w:r>
+      <w:r>
+        <w:rPr>
+          <w:lang w:val="fr-FR"/>
+        </w:rPr>
+        <w:t xml:space="preserve"> et </w:t>
+      </w:r>
+      <w:r>
+        <w:rPr>
+          <w:i/>
+          <w:iCs/>
+          <w:lang w:val="fr-FR"/>
+        </w:rPr>
+        <w:t>extf</w:t>
+      </w:r>
+      <w:r>
+        <w:rPr>
+          <w:lang w:val="fr-FR"/>
+        </w:rPr>
+        <w:t xml:space="preserve"> par un effet mathématique élémentaire. Soit </w:t>
+      </w:r>
+      <w:r>
+        <w:rPr>
+          <w:i/>
+          <w:iCs/>
+          <w:lang w:val="fr-FR"/>
+        </w:rPr>
+        <w:t>tf</w:t>
+      </w:r>
+      <w:r>
+        <w:rPr>
+          <w:lang w:val="fr-FR"/>
+        </w:rPr>
+        <w:t>/</w:t>
+      </w:r>
+      <w:r>
+        <w:rPr>
+          <w:i/>
+          <w:iCs/>
+          <w:lang w:val="fr-FR"/>
+        </w:rPr>
+        <w:t>df</w:t>
+      </w:r>
+      <w:r>
+        <w:rPr>
+          <w:i/>
+          <w:iCs/>
+          <w:vertAlign w:val="superscript"/>
+        </w:rPr>
+        <w:t>α</w:t>
+      </w:r>
+      <w:r>
+        <w:t xml:space="preserve">, où </w:t>
+      </w:r>
+      <w:r>
+        <w:rPr>
+          <w:i/>
+          <w:iCs/>
+        </w:rPr>
+        <w:t>tf</w:t>
+      </w:r>
+      <w:r>
+        <w:t xml:space="preserve"> (</w:t>
+      </w:r>
+      <w:r>
+        <w:rPr>
+          <w:i/>
+          <w:iCs/>
+        </w:rPr>
+        <w:t>term frequency</w:t>
+      </w:r>
+      <w:r>
+        <w:t xml:space="preserve">) est la fréquence d’un terme dans le texte observé, et </w:t>
+      </w:r>
+      <w:r>
+        <w:rPr>
+          <w:i/>
+          <w:iCs/>
+        </w:rPr>
+        <w:t>df</w:t>
+      </w:r>
+      <w:r>
+        <w:t xml:space="preserve"> (</w:t>
+      </w:r>
+      <w:r>
+        <w:rPr>
+          <w:i/>
+          <w:iCs/>
+        </w:rPr>
+        <w:t>document frequency</w:t>
+      </w:r>
+      <w:r>
+        <w:t xml:space="preserve">) est le nombre de textes où apparaît ce terme. </w:t>
+      </w:r>
+      <w:r>
+        <w:t xml:space="preserve">Si </w:t>
+      </w:r>
+      <w:r>
+        <w:rPr>
+          <w:i/>
+          <w:iCs/>
+        </w:rPr>
+        <w:t>α</w:t>
+      </w:r>
+      <w:r>
+        <w:t>=0,</w:t>
+      </w:r>
+      <w:r>
+        <w:t xml:space="preserve"> alors</w:t>
+      </w:r>
+      <w:r>
+        <w:t xml:space="preserve"> le dénominateur</w:t>
+      </w:r>
+      <w:r>
+        <w:t xml:space="preserve"> </w:t>
+      </w:r>
+      <w:r>
+        <w:rPr>
+          <w:i/>
+          <w:iCs/>
+          <w:lang w:val="fr-FR"/>
+        </w:rPr>
+        <w:t>df</w:t>
+      </w:r>
+      <w:r>
+        <w:rPr>
+          <w:i/>
+          <w:iCs/>
+          <w:vertAlign w:val="superscript"/>
+        </w:rPr>
+        <w:t>α</w:t>
+      </w:r>
+      <w:r>
+        <w:t xml:space="preserve">=1, donc </w:t>
+      </w:r>
+      <w:r>
+        <w:rPr>
+          <w:i/>
+          <w:iCs/>
+          <w:lang w:val="fr-FR"/>
+        </w:rPr>
+        <w:t>tf</w:t>
+      </w:r>
+      <w:r>
+        <w:rPr>
+          <w:lang w:val="fr-FR"/>
+        </w:rPr>
+        <w:t>/</w:t>
+      </w:r>
+      <w:r>
+        <w:rPr>
+          <w:i/>
+          <w:iCs/>
+          <w:lang w:val="fr-FR"/>
+        </w:rPr>
+        <w:t>df</w:t>
+      </w:r>
+      <w:r>
+        <w:rPr>
+          <w:i/>
+          <w:iCs/>
+          <w:vertAlign w:val="superscript"/>
+        </w:rPr>
+        <w:t>α</w:t>
+      </w:r>
+      <w:r>
+        <w:t>=</w:t>
+      </w:r>
+      <w:r>
+        <w:rPr>
+          <w:i/>
+          <w:iCs/>
+        </w:rPr>
+        <w:t>tf</w:t>
+      </w:r>
+      <w:r>
+        <w:t xml:space="preserve">, la fréquence relative brute. </w:t>
+      </w:r>
+      <w:r>
+        <w:t>Plus</w:t>
+      </w:r>
+      <w:r>
+        <w:t xml:space="preserve"> </w:t>
+      </w:r>
+      <w:r>
+        <w:rPr>
+          <w:i/>
+          <w:iCs/>
+        </w:rPr>
+        <w:t>α</w:t>
+      </w:r>
+      <w:r>
+        <w:rPr>
+          <w:vertAlign w:val="superscript"/>
+        </w:rPr>
+        <w:t xml:space="preserve"> </w:t>
+      </w:r>
+      <w:r>
+        <w:t xml:space="preserve">augmente, plus </w:t>
+      </w:r>
+      <w:r>
+        <w:rPr>
+          <w:i/>
+          <w:iCs/>
+          <w:lang w:val="fr-FR"/>
+        </w:rPr>
+        <w:t>tf</w:t>
+      </w:r>
+      <w:r>
+        <w:rPr>
+          <w:i/>
+          <w:iCs/>
+          <w:lang w:val="fr-FR"/>
+        </w:rPr>
+        <w:t>-</w:t>
+      </w:r>
+      <w:r>
+        <w:rPr>
+          <w:i/>
+          <w:iCs/>
+          <w:lang w:val="fr-FR"/>
+        </w:rPr>
+        <w:t>idf</w:t>
+      </w:r>
+      <w:r>
+        <w:rPr>
+          <w:i/>
+          <w:iCs/>
+        </w:rPr>
+        <w:t>α</w:t>
+      </w:r>
+      <w:r>
+        <w:t xml:space="preserve"> tend vers </w:t>
+      </w:r>
+      <w:r>
+        <w:rPr>
+          <w:i/>
+          <w:iCs/>
+        </w:rPr>
+        <w:t>extf</w:t>
+      </w:r>
+      <w:r>
+        <w:t xml:space="preserve">, </w:t>
+      </w:r>
+      <w:r>
+        <w:t>les mots exclusifs sont promus, les mots partagés sont dépréciés. En effet, un mot exclusif est présent dans un seul document</w:t>
+      </w:r>
+      <w:r>
+        <w:t>,</w:t>
+      </w:r>
+      <w:r>
+        <w:t xml:space="preserve"> </w:t>
+      </w:r>
+      <w:r>
+        <w:rPr>
+          <w:i/>
+          <w:iCs/>
+        </w:rPr>
+        <w:t>df</w:t>
+      </w:r>
+      <w:r>
+        <w:t xml:space="preserve">=1, son </w:t>
+      </w:r>
+      <w:r>
+        <w:rPr>
+          <w:i/>
+          <w:iCs/>
+          <w:lang w:val="fr-FR"/>
+        </w:rPr>
+        <w:t>tf</w:t>
+      </w:r>
+      <w:r>
+        <w:rPr>
+          <w:i/>
+          <w:iCs/>
+          <w:lang w:val="fr-FR"/>
+        </w:rPr>
+        <w:t>-</w:t>
+      </w:r>
+      <w:r>
+        <w:rPr>
+          <w:i/>
+          <w:iCs/>
+          <w:lang w:val="fr-FR"/>
+        </w:rPr>
+        <w:t>idf</w:t>
+      </w:r>
+      <w:r>
+        <w:rPr>
+          <w:i/>
+          <w:iCs/>
+        </w:rPr>
+        <w:t>α</w:t>
+      </w:r>
+      <w:r>
+        <w:t xml:space="preserve"> restera toujours égal à </w:t>
+      </w:r>
+      <w:r>
+        <w:rPr>
+          <w:i/>
+          <w:iCs/>
+        </w:rPr>
+        <w:t>tf</w:t>
+      </w:r>
+      <w:r>
+        <w:t xml:space="preserve"> = </w:t>
+      </w:r>
+      <w:r>
+        <w:rPr>
+          <w:i/>
+          <w:iCs/>
+        </w:rPr>
+        <w:t>tf</w:t>
+      </w:r>
+      <w:r>
+        <w:t>/1</w:t>
+      </w:r>
+      <w:r>
+        <w:rPr>
+          <w:i/>
+          <w:iCs/>
+          <w:vertAlign w:val="superscript"/>
+        </w:rPr>
+        <w:t>α</w:t>
+      </w:r>
+      <w:r>
+        <w:t xml:space="preserve"> = </w:t>
+      </w:r>
+      <w:r>
+        <w:rPr>
+          <w:i/>
+          <w:iCs/>
+        </w:rPr>
+        <w:t>tf</w:t>
+      </w:r>
+      <w:r>
+        <w:t xml:space="preserve">/1. Par contre, si un mot est présent dans 2 documents, même s’il est très fréquent, par exemple </w:t>
+      </w:r>
+      <w:r>
+        <w:rPr>
+          <w:i/>
+          <w:iCs/>
+        </w:rPr>
+        <w:t>tf</w:t>
+      </w:r>
+      <w:r>
+        <w:t xml:space="preserve"> = 1000, son score peut être en dessous de 1, donc en dessous de tous les</w:t>
+      </w:r>
+      <w:r>
+        <w:t xml:space="preserve"> </w:t>
+      </w:r>
+      <w:r>
+        <w:t xml:space="preserve">termes </w:t>
+      </w:r>
+      <w:r>
+        <w:t>exclusifs,</w:t>
+      </w:r>
+      <w:r>
+        <w:t xml:space="preserve"> par exemple avec </w:t>
+      </w:r>
+      <w:r>
+        <w:rPr>
+          <w:i/>
+          <w:iCs/>
+        </w:rPr>
+        <w:t>α</w:t>
+      </w:r>
+      <w:r>
+        <w:t>=10, 1000/2</w:t>
+      </w:r>
+      <w:r>
+        <w:rPr>
+          <w:vertAlign w:val="superscript"/>
+        </w:rPr>
+        <w:t>10</w:t>
+      </w:r>
+      <w:r>
+        <w:t xml:space="preserve"> = 1000/1024 </w:t>
+      </w:r>
+      <w:r>
+        <w:rPr>
+          <w:rFonts w:ascii="Cambria Math" w:hAnsi="Cambria Math" w:cs="Cambria Math"/>
+        </w:rPr>
+        <w:t>≃</w:t>
+      </w:r>
+      <w:r>
+        <w:t xml:space="preserve"> 0,98.</w:t>
+      </w:r>
+    </w:p>
+    <w:p>
+      <w:pPr>
+        <w:ind w:firstLine="708"/>
+      </w:pPr>
+      <w:r>
+        <w:t xml:space="preserve">Sur ce modèle, </w:t>
+      </w:r>
+      <w:r>
+        <w:t>on peut paramétrer d’autres formules. Par exemple</w:t>
+      </w:r>
+      <w:r>
+        <w:t xml:space="preserve"> un</w:t>
+      </w:r>
+      <w:r>
+        <w:t xml:space="preserve"> </w:t>
+      </w:r>
+      <w:r>
+        <w:rPr>
+          <w:i/>
+          <w:iCs/>
         </w:rPr>
         <w:t>G</w:t>
       </w:r>
@@ -4048,814 +5159,241 @@
           <w:i/>
           <w:iCs/>
           <w:vertAlign w:val="superscript"/>
-          <w:lang w:val="fr-FR"/>
         </w:rPr>
         <w:t>2</w:t>
       </w:r>
       <w:r>
         <w:rPr>
-          <w:lang w:val="fr-FR"/>
-        </w:rPr>
-        <w:t xml:space="preserve"> (</w:t>
-      </w:r>
-      <w:r>
-        <w:rPr>
-          <w:i/>
-          <w:iCs/>
-          <w:lang w:val="fr-FR"/>
-        </w:rPr>
-        <w:t>Loglikelihood</w:t>
-      </w:r>
-      <w:r>
-        <w:rPr>
-          <w:lang w:val="fr-FR"/>
-        </w:rPr>
-        <w:t xml:space="preserve">), </w:t>
-      </w:r>
-      <w:r>
-        <w:rPr>
-          <w:i/>
-          <w:iCs/>
-          <w:lang w:val="fr-FR"/>
-        </w:rPr>
-        <w:t>z</w:t>
-      </w:r>
-      <w:r>
-        <w:rPr>
-          <w:i/>
-          <w:iCs/>
-          <w:lang w:val="fr-FR"/>
-        </w:rPr>
-        <w:t>-</w:t>
-      </w:r>
-      <w:r>
-        <w:rPr>
-          <w:i/>
-          <w:iCs/>
-          <w:lang w:val="fr-FR"/>
-        </w:rPr>
-        <w:t>score</w:t>
-      </w:r>
-      <w:r>
-        <w:rPr>
-          <w:lang w:val="fr-FR"/>
-        </w:rPr>
-        <w:t xml:space="preserve">, </w:t>
-      </w:r>
-      <w:r>
-        <w:rPr>
-          <w:i/>
-          <w:iCs/>
-          <w:lang w:val="fr-FR"/>
-        </w:rPr>
-        <w:t>t</w:t>
-      </w:r>
-      <w:r>
-        <w:rPr>
-          <w:i/>
-          <w:iCs/>
-          <w:lang w:val="fr-FR"/>
-        </w:rPr>
-        <w:t>-</w:t>
-      </w:r>
-      <w:r>
-        <w:rPr>
-          <w:i/>
-          <w:iCs/>
-          <w:lang w:val="fr-FR"/>
-        </w:rPr>
-        <w:t>score</w:t>
-      </w:r>
-      <w:r>
-        <w:rPr>
-          <w:lang w:val="fr-FR"/>
-        </w:rPr>
-        <w:t xml:space="preserve">, et </w:t>
-      </w:r>
-      <w:r>
-        <w:rPr>
-          <w:i/>
-          <w:iCs/>
-          <w:lang w:val="fr-FR"/>
-        </w:rPr>
-        <w:t>MI</w:t>
-      </w:r>
-      <w:r>
-        <w:rPr>
-          <w:lang w:val="fr-FR"/>
-        </w:rPr>
-        <w:t xml:space="preserve"> (information mutuelle)</w:t>
-      </w:r>
-      <w:r>
-        <w:rPr>
-          <w:rStyle w:val="FootnoteReference"/>
-          <w:lang w:val="fr-FR"/>
-        </w:rPr>
-        <w:footnoteReference w:id="15"/>
-      </w:r>
-      <w:r>
-        <w:rPr>
-          <w:lang w:val="fr-FR"/>
-        </w:rPr>
-        <w:t xml:space="preserve">. </w:t>
-      </w:r>
-      <w:r>
-        <w:rPr>
-          <w:i/>
-          <w:iCs/>
-          <w:lang w:val="fr-FR"/>
-        </w:rPr>
-        <w:t>SketchEngine</w:t>
-      </w:r>
-      <w:r>
-        <w:rPr>
-          <w:rStyle w:val="FootnoteReference"/>
-          <w:i/>
-          <w:iCs/>
-          <w:lang w:val="fr-FR"/>
-        </w:rPr>
-        <w:footnoteReference w:id="16"/>
-      </w:r>
-      <w:r>
-        <w:rPr>
-          <w:lang w:val="fr-FR"/>
-        </w:rPr>
-        <w:t xml:space="preserve"> ajoute </w:t>
-      </w:r>
-      <w:r>
-        <w:rPr>
-          <w:lang w:val="fr-FR"/>
-        </w:rPr>
-        <w:t>encore</w:t>
-      </w:r>
-      <w:r>
-        <w:rPr>
-          <w:lang w:val="fr-FR"/>
-        </w:rPr>
-        <w:t xml:space="preserve"> </w:t>
-      </w:r>
-      <w:r>
-        <w:rPr>
-          <w:i/>
-          <w:iCs/>
-          <w:lang w:val="fr-FR"/>
-        </w:rPr>
-        <w:t>MI</w:t>
+          <w:i/>
+          <w:iCs/>
+        </w:rPr>
+        <w:t>α</w:t>
+      </w:r>
+      <w:r>
+        <w:t xml:space="preserve"> </w:t>
+      </w:r>
+      <w:r>
+        <w:t xml:space="preserve">peut s’obtenir avec un calcul assez simple : </w:t>
+      </w:r>
+      <w:r>
+        <w:rPr>
+          <w:i/>
+          <w:iCs/>
+        </w:rPr>
+        <w:t>G</w:t>
       </w:r>
       <w:r>
         <w:rPr>
           <w:i/>
           <w:iCs/>
           <w:vertAlign w:val="superscript"/>
-          <w:lang w:val="fr-FR"/>
-        </w:rPr>
-        <w:t>3</w:t>
-      </w:r>
-      <w:r>
-        <w:rPr>
-          <w:lang w:val="fr-FR"/>
-        </w:rPr>
-        <w:t xml:space="preserve">, </w:t>
-      </w:r>
-      <w:r>
-        <w:rPr>
-          <w:i/>
-          <w:iCs/>
-          <w:lang w:val="fr-FR"/>
-        </w:rPr>
-        <w:t>LogDice</w:t>
-      </w:r>
-      <w:r>
-        <w:rPr>
-          <w:lang w:val="fr-FR"/>
-        </w:rPr>
-        <w:t xml:space="preserve">, </w:t>
-      </w:r>
-      <w:r>
-        <w:rPr>
-          <w:i/>
-          <w:iCs/>
-          <w:lang w:val="fr-FR"/>
-        </w:rPr>
-        <w:t>MI.log-f</w:t>
-      </w:r>
-      <w:r>
-        <w:rPr>
-          <w:lang w:val="fr-FR"/>
-        </w:rPr>
-        <w:t xml:space="preserve"> et </w:t>
-      </w:r>
-      <w:r>
-        <w:rPr>
-          <w:i/>
-          <w:iCs/>
-          <w:lang w:val="fr-FR"/>
-        </w:rPr>
-        <w:t>minimum sensitivity</w:t>
-      </w:r>
-      <w:r>
-        <w:rPr>
-          <w:rStyle w:val="FootnoteReference"/>
-          <w:i/>
-          <w:iCs/>
-          <w:lang w:val="fr-FR"/>
-        </w:rPr>
-        <w:footnoteReference w:id="17"/>
-      </w:r>
-      <w:r>
-        <w:rPr>
-          <w:lang w:val="fr-FR"/>
-        </w:rPr>
-        <w:t>. C</w:t>
-      </w:r>
-      <w:r>
-        <w:rPr>
-          <w:lang w:val="fr-FR"/>
-        </w:rPr>
-        <w:t>e</w:t>
-      </w:r>
-      <w:r>
-        <w:rPr>
-          <w:lang w:val="fr-FR"/>
-        </w:rPr>
-        <w:t xml:space="preserve">la demande </w:t>
-      </w:r>
-      <w:r>
-        <w:rPr>
-          <w:lang w:val="fr-FR"/>
-        </w:rPr>
-        <w:t xml:space="preserve">à l’utilisateur beaucoup d’expertise statistique pour comprendre </w:t>
-      </w:r>
-      <w:r>
-        <w:rPr>
-          <w:lang w:val="fr-FR"/>
-        </w:rPr>
-        <w:t xml:space="preserve">les résultats qu’il obtient, au risque </w:t>
-      </w:r>
-      <w:r>
-        <w:rPr>
-          <w:lang w:val="fr-FR"/>
-        </w:rPr>
-        <w:t>de choisir</w:t>
-      </w:r>
-      <w:r>
-        <w:rPr>
-          <w:lang w:val="fr-FR"/>
-        </w:rPr>
-        <w:t xml:space="preserve"> </w:t>
-      </w:r>
-      <w:r>
-        <w:rPr>
-          <w:lang w:val="fr-FR"/>
-        </w:rPr>
-        <w:t>la formule</w:t>
-      </w:r>
-      <w:r>
-        <w:rPr>
-          <w:lang w:val="fr-FR"/>
-        </w:rPr>
-        <w:t xml:space="preserve"> qui </w:t>
-      </w:r>
-      <w:r>
-        <w:rPr>
-          <w:lang w:val="fr-FR"/>
-        </w:rPr>
-        <w:t>produit ce qui lui plaît, plutôt que celle qui révèle le corpus.</w:t>
-      </w:r>
-    </w:p>
-    <w:p>
-      <w:pPr>
-        <w:ind w:firstLine="708"/>
-        <w:rPr>
-          <w:lang w:val="fr-FR"/>
-        </w:rPr>
-      </w:pPr>
-    </w:p>
-    <w:p>
-      <w:pPr>
-        <w:ind w:firstLine="0"/>
-        <w:rPr>
-          <w:lang w:val="fr-FR"/>
-        </w:rPr>
-      </w:pPr>
-      <w:r>
-        <w:rPr>
-          <w:lang w:val="fr-FR"/>
-        </w:rPr>
-        <w:t xml:space="preserve">Le nuage semble dessiner comme un </w:t>
-      </w:r>
-      <w:r>
-        <w:rPr>
-          <w:lang w:val="fr-FR"/>
-        </w:rPr>
-        <w:t>arc</w:t>
-      </w:r>
-      <w:r>
-        <w:rPr>
-          <w:lang w:val="fr-FR"/>
-        </w:rPr>
-        <w:t xml:space="preserve"> continu entre</w:t>
-      </w:r>
-      <w:r>
-        <w:rPr>
-          <w:lang w:val="fr-FR"/>
-        </w:rPr>
-        <w:t xml:space="preserve"> fréquences locales</w:t>
-      </w:r>
-      <w:r>
-        <w:rPr>
-          <w:lang w:val="fr-FR"/>
-        </w:rPr>
-        <w:t xml:space="preserve"> </w:t>
-      </w:r>
-      <w:r>
-        <w:rPr>
-          <w:i/>
-          <w:iCs/>
-          <w:lang w:val="fr-FR"/>
+        </w:rPr>
+        <w:t>2</w:t>
+      </w:r>
+      <w:r>
+        <w:rPr>
+          <w:i/>
+          <w:iCs/>
+        </w:rPr>
+        <w:t>α</w:t>
+      </w:r>
+      <w:r>
+        <w:t>(</w:t>
+      </w:r>
+      <w:r>
+        <w:rPr>
+          <w:i/>
+          <w:iCs/>
+        </w:rPr>
+        <w:t>α</w:t>
+      </w:r>
+      <w:r>
+        <w:t xml:space="preserve">) = </w:t>
+      </w:r>
+      <w:r>
+        <w:rPr>
+          <w:i/>
+          <w:iCs/>
         </w:rPr>
         <w:t>tf</w:t>
       </w:r>
       <w:r>
         <w:rPr>
-          <w:lang w:val="fr-FR"/>
-        </w:rPr>
-        <w:t xml:space="preserve"> et</w:t>
-      </w:r>
-      <w:r>
-        <w:rPr>
-          <w:lang w:val="fr-FR"/>
-        </w:rPr>
-        <w:t xml:space="preserve"> fréquences exclusives</w:t>
-      </w:r>
-      <w:r>
-        <w:rPr>
-          <w:lang w:val="fr-FR"/>
-        </w:rPr>
-        <w:t xml:space="preserve"> </w:t>
-      </w:r>
-      <w:r>
-        <w:rPr>
-          <w:i/>
-          <w:iCs/>
-          <w:lang w:val="fr-FR"/>
-        </w:rPr>
-        <w:t>extf</w:t>
-      </w:r>
-      <w:r>
-        <w:rPr>
-          <w:lang w:val="fr-FR"/>
-        </w:rPr>
-        <w:t xml:space="preserve">, </w:t>
-      </w:r>
-      <w:r>
-        <w:rPr>
-          <w:lang w:val="fr-FR"/>
-        </w:rPr>
-        <w:t xml:space="preserve">confirmant les impressions subjectives sur un seul chapitre. Le </w:t>
-      </w:r>
-      <w:r>
-        <w:rPr>
-          <w:i/>
-          <w:iCs/>
-          <w:lang w:val="fr-FR"/>
-        </w:rPr>
-        <w:t>chi2</w:t>
-      </w:r>
-      <w:r>
-        <w:rPr>
-          <w:lang w:val="fr-FR"/>
-        </w:rPr>
-        <w:t xml:space="preserve">, ainsi que </w:t>
-      </w:r>
-      <w:r>
-        <w:rPr>
-          <w:i/>
-          <w:iCs/>
-          <w:lang w:val="fr-FR"/>
-        </w:rPr>
-        <w:t>mi3</w:t>
-      </w:r>
-      <w:r>
-        <w:rPr>
-          <w:lang w:val="fr-FR"/>
-        </w:rPr>
-        <w:t>, semblent se détacher. S’agit-il de cas particuliers, ou le signe que l’arc est un croissant, avec un ventre</w:t>
-      </w:r>
-      <w:r>
-        <w:rPr>
-          <w:lang w:val="fr-FR"/>
-        </w:rPr>
-        <w:t xml:space="preserve"> que nous pourrions remplir si l’on avait trouvé d’autres formules</w:t>
-      </w:r>
-      <w:r>
-        <w:rPr>
-          <w:lang w:val="fr-FR"/>
-        </w:rPr>
-        <w:t> ?</w:t>
-      </w:r>
-    </w:p>
-    <w:p>
-      <w:pPr>
-        <w:pStyle w:val="Heading1"/>
-        <w:rPr>
-          <w:lang w:val="fr-FR"/>
-        </w:rPr>
-      </w:pPr>
-      <w:r>
-        <w:rPr>
-          <w:lang w:val="fr-FR"/>
-        </w:rPr>
-        <w:t xml:space="preserve">§5. </w:t>
-      </w:r>
-      <w:r>
-        <w:rPr>
-          <w:lang w:val="fr-FR"/>
-        </w:rPr>
-        <w:t>Anticiper un</w:t>
-      </w:r>
-      <w:r>
-        <w:rPr>
-          <w:lang w:val="fr-FR"/>
-        </w:rPr>
-        <w:t xml:space="preserve"> mouvement est une intuition du nombre, paramétrer</w:t>
-      </w:r>
-    </w:p>
-    <w:p>
-      <w:pPr>
-        <w:ind w:firstLine="0"/>
-        <w:rPr>
-          <w:lang w:val="fr-FR"/>
-        </w:rPr>
-      </w:pPr>
-      <w:r>
-        <w:rPr>
-          <w:lang w:val="fr-FR"/>
-        </w:rPr>
-        <w:t>Il est</w:t>
-      </w:r>
-      <w:r>
-        <w:rPr>
-          <w:lang w:val="fr-FR"/>
-        </w:rPr>
-        <w:t xml:space="preserve"> difficile de s’y retrouver parmi les 19 formules testées dans la section précédente. Un instrument</w:t>
-      </w:r>
-      <w:r>
-        <w:rPr>
-          <w:lang w:val="fr-FR"/>
-        </w:rPr>
-        <w:t xml:space="preserve"> d’observation</w:t>
-      </w:r>
-      <w:r>
-        <w:rPr>
-          <w:lang w:val="fr-FR"/>
-        </w:rPr>
-        <w:t xml:space="preserve"> peut résulter de calculs complexes, il devient </w:t>
-      </w:r>
-      <w:r>
-        <w:rPr>
-          <w:lang w:val="fr-FR"/>
-        </w:rPr>
-        <w:t>commode</w:t>
-      </w:r>
-      <w:r>
-        <w:rPr>
-          <w:lang w:val="fr-FR"/>
-        </w:rPr>
-        <w:t xml:space="preserve"> </w:t>
-      </w:r>
-      <w:r>
-        <w:rPr>
-          <w:lang w:val="fr-FR"/>
-        </w:rPr>
-        <w:t>lorsque</w:t>
-      </w:r>
-      <w:r>
-        <w:rPr>
-          <w:lang w:val="fr-FR"/>
-        </w:rPr>
-        <w:t xml:space="preserve"> le chercheur peut se faire une intuition de sa variation,</w:t>
-      </w:r>
-      <w:r>
-        <w:rPr>
-          <w:lang w:val="fr-FR"/>
-        </w:rPr>
-        <w:t xml:space="preserve"> </w:t>
-      </w:r>
-      <w:r>
-        <w:rPr>
-          <w:lang w:val="fr-FR"/>
-        </w:rPr>
-        <w:t>si bien qu’il libère une part de sa conscience pour comprendre et interpréter les résultats.</w:t>
-      </w:r>
-    </w:p>
-    <w:p>
-      <w:pPr>
-        <w:ind w:firstLine="708"/>
-        <w:rPr>
-          <w:lang w:val="fr-FR"/>
-        </w:rPr>
-      </w:pPr>
-      <w:r>
-        <w:rPr>
-          <w:lang w:val="fr-FR"/>
-        </w:rPr>
-        <w:t xml:space="preserve">L’esprit peut se faire une idée assez juste d’un phénomène en saisissant son mouvement, </w:t>
-      </w:r>
-      <w:r>
-        <w:rPr>
-          <w:lang w:val="fr-FR"/>
-        </w:rPr>
-        <w:t>ainsi nous lison</w:t>
-      </w:r>
-      <w:r>
-        <w:rPr>
-          <w:lang w:val="fr-FR"/>
-        </w:rPr>
-        <w:t xml:space="preserve"> la trajectoire d’une balle sans calculer son énergie cinétique et la pesanteur.</w:t>
-      </w:r>
-    </w:p>
-    <w:p>
-      <w:pPr>
-        <w:ind w:firstLine="708"/>
-        <w:rPr>
-          <w:lang w:val="fr-FR"/>
-        </w:rPr>
-      </w:pPr>
-      <w:r>
-        <w:rPr>
-          <w:lang w:val="fr-FR"/>
-        </w:rPr>
-        <w:t>Au lieu de multiples noms d’algorithmes, il serait beaucoup plus commode de trouver un simple curseur qui parcoure toute la variation des formules de spécificités</w:t>
-      </w:r>
-      <w:r>
-        <w:rPr>
-          <w:lang w:val="fr-FR"/>
-        </w:rPr>
-        <w:t>, si bien que le chercheur anticiperait et donc comprendrait la variation.</w:t>
-      </w:r>
-    </w:p>
-    <w:p>
-      <w:pPr>
-        <w:ind w:firstLine="0"/>
-        <w:rPr>
-          <w:lang w:val="fr-FR"/>
-        </w:rPr>
-      </w:pPr>
-    </w:p>
-    <w:p>
-      <w:pPr>
-        <w:ind w:firstLine="0"/>
-        <w:rPr>
-          <w:lang w:val="fr-FR"/>
-        </w:rPr>
-      </w:pPr>
-      <w:r>
-        <w:rPr>
-          <w:lang w:val="fr-FR"/>
-        </w:rPr>
-        <w:t>Plusieurs formules connues offrent un paramétrage</w:t>
-      </w:r>
-      <w:r>
-        <w:rPr>
-          <w:lang w:val="fr-FR"/>
-        </w:rPr>
-        <w:t>.</w:t>
-      </w:r>
-    </w:p>
-    <w:p>
-      <w:pPr>
-        <w:ind w:firstLine="708"/>
-        <w:rPr>
-          <w:lang w:val="fr-FR"/>
-        </w:rPr>
-      </w:pPr>
-      <w:r>
-        <w:rPr>
-          <w:i/>
-          <w:iCs/>
-          <w:lang w:val="fr-FR"/>
-        </w:rPr>
-        <w:t>Simplemath</w:t>
-      </w:r>
-      <w:r>
-        <w:rPr>
-          <w:lang w:val="fr-FR"/>
-        </w:rPr>
-        <w:t xml:space="preserve">s et </w:t>
-      </w:r>
-      <w:r>
-        <w:rPr>
-          <w:i/>
-          <w:iCs/>
-          <w:lang w:val="fr-FR"/>
-        </w:rPr>
-        <w:t>bm25</w:t>
-      </w:r>
-      <w:r>
-        <w:rPr>
-          <w:lang w:val="fr-FR"/>
-        </w:rPr>
-        <w:t xml:space="preserve"> peuvent</w:t>
-      </w:r>
-      <w:r>
-        <w:rPr>
-          <w:lang w:val="fr-FR"/>
-        </w:rPr>
-        <w:t xml:space="preserve"> être réglé</w:t>
-      </w:r>
-      <w:r>
-        <w:rPr>
-          <w:lang w:val="fr-FR"/>
-        </w:rPr>
-        <w:t>e</w:t>
-      </w:r>
-      <w:r>
-        <w:rPr>
-          <w:lang w:val="fr-FR"/>
-        </w:rPr>
-        <w:t>s pour tendre vers</w:t>
-      </w:r>
-      <w:r>
-        <w:rPr>
-          <w:lang w:val="fr-FR"/>
-        </w:rPr>
-        <w:t xml:space="preserve"> </w:t>
-      </w:r>
-      <w:r>
-        <w:rPr>
-          <w:i/>
-          <w:iCs/>
-          <w:lang w:val="fr-FR"/>
-        </w:rPr>
-        <w:t>extf</w:t>
-      </w:r>
-      <w:r>
-        <w:rPr>
-          <w:lang w:val="fr-FR"/>
-        </w:rPr>
-        <w:t xml:space="preserve">, </w:t>
-      </w:r>
-      <w:r>
-        <w:rPr>
-          <w:lang w:val="fr-FR"/>
-        </w:rPr>
-        <w:t xml:space="preserve">(dans le graphique </w:t>
-      </w:r>
-      <w:r>
-        <w:rPr>
-          <w:lang w:val="fr-FR"/>
-        </w:rPr>
-        <w:t xml:space="preserve">précédent, </w:t>
-      </w:r>
-      <w:r>
-        <w:rPr>
-          <w:lang w:val="fr-FR"/>
-        </w:rPr>
-        <w:t>remarquer</w:t>
-      </w:r>
-      <w:r>
-        <w:rPr>
-          <w:lang w:val="fr-FR"/>
-        </w:rPr>
-        <w:t xml:space="preserve"> </w:t>
-      </w:r>
-      <w:r>
-        <w:rPr>
-          <w:i/>
-          <w:iCs/>
-          <w:lang w:val="fr-FR"/>
-        </w:rPr>
-        <w:t>simplemaths</w:t>
-      </w:r>
-      <w:r>
-        <w:rPr>
-          <w:lang w:val="fr-FR"/>
-        </w:rPr>
-        <w:t xml:space="preserve"> </w:t>
-      </w:r>
-      <w:r>
-        <w:rPr>
-          <w:lang w:val="fr-FR"/>
-        </w:rPr>
-        <w:t xml:space="preserve">et </w:t>
-      </w:r>
-      <w:r>
-        <w:rPr>
-          <w:i/>
-          <w:iCs/>
-          <w:lang w:val="fr-FR"/>
-        </w:rPr>
-        <w:t>simplemathsk1</w:t>
-      </w:r>
-      <w:r>
-        <w:rPr>
-          <w:lang w:val="fr-FR"/>
-        </w:rPr>
-        <w:t> </w:t>
-      </w:r>
-      <w:r>
-        <w:rPr>
-          <w:lang w:val="fr-FR"/>
-        </w:rPr>
-        <w:t xml:space="preserve">; </w:t>
-      </w:r>
-      <w:r>
-        <w:rPr>
-          <w:i/>
-          <w:iCs/>
-          <w:lang w:val="fr-FR"/>
-        </w:rPr>
-        <w:t>bm25</w:t>
-      </w:r>
-      <w:r>
-        <w:rPr>
-          <w:i/>
-          <w:iCs/>
-          <w:lang w:val="fr-FR"/>
-        </w:rPr>
-        <w:t>k100b1</w:t>
-      </w:r>
-      <w:r>
-        <w:rPr>
-          <w:lang w:val="fr-FR"/>
-        </w:rPr>
-        <w:t xml:space="preserve"> et </w:t>
-      </w:r>
-      <w:r>
-        <w:rPr>
-          <w:i/>
-          <w:iCs/>
-          <w:lang w:val="fr-FR"/>
-        </w:rPr>
-        <w:t>bm25</w:t>
-      </w:r>
-      <w:r>
-        <w:rPr>
-          <w:lang w:val="fr-FR"/>
+          <w:vertAlign w:val="superscript"/>
+        </w:rPr>
+        <w:t xml:space="preserve">(1 - </w:t>
+      </w:r>
+      <w:r>
+        <w:rPr>
+          <w:i/>
+          <w:iCs/>
+          <w:vertAlign w:val="superscript"/>
+        </w:rPr>
+        <w:t>α</w:t>
+      </w:r>
+      <w:r>
+        <w:rPr>
+          <w:vertAlign w:val="superscript"/>
         </w:rPr>
         <w:t>)</w:t>
       </w:r>
       <w:r>
-        <w:rPr>
-          <w:lang w:val="fr-FR"/>
-        </w:rPr>
-        <w:t>. Cependant ces fonctions ne peuvent pas tendre vers</w:t>
-      </w:r>
-      <w:r>
-        <w:rPr>
-          <w:lang w:val="fr-FR"/>
-        </w:rPr>
-        <w:t xml:space="preserve"> </w:t>
-      </w:r>
-      <w:r>
-        <w:rPr>
-          <w:i/>
-          <w:iCs/>
-          <w:lang w:val="fr-FR"/>
+        <w:t xml:space="preserve"> × </w:t>
+      </w:r>
+      <w:r>
+        <w:t>(</w:t>
+      </w:r>
+      <w:r>
+        <w:rPr>
+          <w:i/>
+          <w:iCs/>
+        </w:rPr>
+        <w:t>G</w:t>
+      </w:r>
+      <w:r>
+        <w:rPr>
+          <w:i/>
+          <w:iCs/>
+          <w:vertAlign w:val="superscript"/>
+        </w:rPr>
+        <w:t>2</w:t>
+      </w:r>
+      <w:r>
+        <w:t>)</w:t>
+      </w:r>
+      <w:r>
+        <w:rPr>
+          <w:i/>
+          <w:iCs/>
+          <w:vertAlign w:val="superscript"/>
+        </w:rPr>
+        <w:t xml:space="preserve"> α</w:t>
+      </w:r>
+      <w:r>
+        <w:t xml:space="preserve"> . Si </w:t>
+      </w:r>
+      <w:r>
+        <w:rPr>
+          <w:i/>
+          <w:iCs/>
+        </w:rPr>
+        <w:t>α</w:t>
+      </w:r>
+      <w:r>
+        <w:t xml:space="preserve"> = 0, </w:t>
+      </w:r>
+      <w:r>
+        <w:rPr>
+          <w:i/>
+          <w:iCs/>
+        </w:rPr>
+        <w:t>G</w:t>
+      </w:r>
+      <w:r>
+        <w:rPr>
+          <w:i/>
+          <w:iCs/>
+          <w:vertAlign w:val="superscript"/>
+        </w:rPr>
+        <w:t>2</w:t>
+      </w:r>
+      <w:r>
+        <w:t>(</w:t>
+      </w:r>
+      <w:r>
+        <w:t>0</w:t>
+      </w:r>
+      <w:r>
+        <w:t xml:space="preserve">) = </w:t>
+      </w:r>
+      <w:r>
+        <w:rPr>
+          <w:i/>
+          <w:iCs/>
         </w:rPr>
         <w:t>tf</w:t>
       </w:r>
       <w:r>
         <w:rPr>
-          <w:lang w:val="fr-FR"/>
-        </w:rPr>
-        <w:t>.</w:t>
-      </w:r>
-    </w:p>
-    <w:p>
-      <w:pPr>
-        <w:ind w:firstLine="708"/>
-      </w:pPr>
-      <w:r>
-        <w:rPr>
-          <w:lang w:val="fr-FR"/>
-        </w:rPr>
-        <w:t xml:space="preserve">Le classique </w:t>
-      </w:r>
-      <w:r>
-        <w:rPr>
-          <w:i/>
-          <w:iCs/>
-          <w:lang w:val="fr-FR"/>
+          <w:vertAlign w:val="superscript"/>
+        </w:rPr>
+        <w:t>(1-0)</w:t>
+      </w:r>
+      <w:r>
+        <w:t xml:space="preserve"> </w:t>
+      </w:r>
+      <w:r>
+        <w:t xml:space="preserve">× </w:t>
+      </w:r>
+      <w:r>
+        <w:t>(</w:t>
+      </w:r>
+      <w:r>
+        <w:rPr>
+          <w:i/>
+          <w:iCs/>
+        </w:rPr>
+        <w:t>G</w:t>
+      </w:r>
+      <w:r>
+        <w:rPr>
+          <w:i/>
+          <w:iCs/>
+          <w:vertAlign w:val="superscript"/>
+        </w:rPr>
+        <w:t>2</w:t>
+      </w:r>
+      <w:r>
+        <w:t>)</w:t>
+      </w:r>
+      <w:r>
+        <w:rPr>
+          <w:i/>
+          <w:iCs/>
+          <w:vertAlign w:val="superscript"/>
+        </w:rPr>
+        <w:t xml:space="preserve"> </w:t>
+      </w:r>
+      <w:r>
+        <w:rPr>
+          <w:vertAlign w:val="superscript"/>
+        </w:rPr>
+        <w:t>0</w:t>
+      </w:r>
+      <w:r>
+        <w:t xml:space="preserve"> = </w:t>
+      </w:r>
+      <w:r>
+        <w:rPr>
+          <w:i/>
+          <w:iCs/>
         </w:rPr>
         <w:t>tf</w:t>
       </w:r>
       <w:r>
         <w:rPr>
-          <w:i/>
-          <w:iCs/>
-          <w:lang w:val="fr-FR"/>
-        </w:rPr>
-        <w:t>-</w:t>
-      </w:r>
-      <w:r>
-        <w:rPr>
-          <w:i/>
-          <w:iCs/>
-          <w:lang w:val="fr-FR"/>
-        </w:rPr>
-        <w:t>idf</w:t>
+          <w:vertAlign w:val="superscript"/>
+        </w:rPr>
+        <w:t>1</w:t>
+      </w:r>
+      <w:r>
+        <w:t xml:space="preserve"> </w:t>
+      </w:r>
+      <w:r>
+        <w:t>×</w:t>
+      </w:r>
+      <w:r>
+        <w:t xml:space="preserve"> 1 = </w:t>
+      </w:r>
+      <w:r>
+        <w:rPr>
+          <w:i/>
+          <w:iCs/>
+        </w:rPr>
+        <w:t>tf</w:t>
+      </w:r>
+      <w:r>
+        <w:t xml:space="preserve">. Si </w:t>
       </w:r>
       <w:r>
         <w:rPr>
@@ -4865,66 +5403,14 @@
         <w:t>α</w:t>
       </w:r>
       <w:r>
-        <w:rPr>
-          <w:lang w:val="fr-FR"/>
-        </w:rPr>
-        <w:t xml:space="preserve"> </w:t>
-      </w:r>
-      <w:r>
-        <w:rPr>
-          <w:lang w:val="fr-FR"/>
-        </w:rPr>
-        <w:t xml:space="preserve">parcoure une ligne entre </w:t>
-      </w:r>
-      <w:r>
-        <w:rPr>
-          <w:i/>
-          <w:iCs/>
-          <w:lang w:val="fr-FR"/>
-        </w:rPr>
-        <w:t>tf</w:t>
-      </w:r>
-      <w:r>
-        <w:rPr>
-          <w:lang w:val="fr-FR"/>
-        </w:rPr>
-        <w:t xml:space="preserve"> et </w:t>
-      </w:r>
-      <w:r>
-        <w:rPr>
-          <w:i/>
-          <w:iCs/>
-          <w:lang w:val="fr-FR"/>
-        </w:rPr>
-        <w:t>extf</w:t>
-      </w:r>
-      <w:r>
-        <w:rPr>
-          <w:lang w:val="fr-FR"/>
-        </w:rPr>
-        <w:t xml:space="preserve"> par un effet mathématique élémentaire. Soit </w:t>
-      </w:r>
-      <w:r>
-        <w:rPr>
-          <w:i/>
-          <w:iCs/>
-          <w:lang w:val="fr-FR"/>
-        </w:rPr>
-        <w:t>tf</w:t>
-      </w:r>
-      <w:r>
-        <w:rPr>
-          <w:lang w:val="fr-FR"/>
-        </w:rPr>
-        <w:t>/</w:t>
-      </w:r>
-      <w:r>
-        <w:rPr>
-          <w:i/>
-          <w:iCs/>
-          <w:lang w:val="fr-FR"/>
-        </w:rPr>
-        <w:t>df</w:t>
+        <w:t xml:space="preserve"> = 1, </w:t>
+      </w:r>
+      <w:r>
+        <w:rPr>
+          <w:i/>
+          <w:iCs/>
+        </w:rPr>
+        <w:t>G</w:t>
       </w:r>
       <w:r>
         <w:rPr>
@@ -4932,691 +5418,17 @@
           <w:iCs/>
           <w:vertAlign w:val="superscript"/>
         </w:rPr>
+        <w:t>2</w:t>
+      </w:r>
+      <w:r>
+        <w:rPr>
+          <w:i/>
+          <w:iCs/>
+        </w:rPr>
         <w:t>α</w:t>
       </w:r>
       <w:r>
-        <w:t xml:space="preserve">, où </w:t>
-      </w:r>
-      <w:r>
-        <w:rPr>
-          <w:i/>
-          <w:iCs/>
-        </w:rPr>
-        <w:t>tf</w:t>
-      </w:r>
-      <w:r>
-        <w:t xml:space="preserve"> (</w:t>
-      </w:r>
-      <w:r>
-        <w:rPr>
-          <w:i/>
-          <w:iCs/>
-        </w:rPr>
-        <w:t>term frequency</w:t>
-      </w:r>
-      <w:r>
-        <w:t xml:space="preserve">) est la fréquence d’un terme dans le texte observé, et </w:t>
-      </w:r>
-      <w:r>
-        <w:rPr>
-          <w:i/>
-          <w:iCs/>
-        </w:rPr>
-        <w:t>df</w:t>
-      </w:r>
-      <w:r>
-        <w:t xml:space="preserve"> (</w:t>
-      </w:r>
-      <w:r>
-        <w:rPr>
-          <w:i/>
-          <w:iCs/>
-        </w:rPr>
-        <w:t>document frequency</w:t>
-      </w:r>
-      <w:r>
-        <w:t xml:space="preserve">) est le nombre de textes où apparaît ce terme. </w:t>
-      </w:r>
-      <w:r>
-        <w:t xml:space="preserve">Si </w:t>
-      </w:r>
-      <w:r>
-        <w:rPr>
-          <w:i/>
-          <w:iCs/>
-        </w:rPr>
-        <w:t>α</w:t>
-      </w:r>
-      <w:r>
-        <w:t>=0,</w:t>
-      </w:r>
-      <w:r>
-        <w:t xml:space="preserve"> alors</w:t>
-      </w:r>
-      <w:r>
-        <w:t xml:space="preserve"> le dénominateur</w:t>
-      </w:r>
-      <w:r>
-        <w:t xml:space="preserve"> </w:t>
-      </w:r>
-      <w:r>
-        <w:rPr>
-          <w:i/>
-          <w:iCs/>
-          <w:lang w:val="fr-FR"/>
-        </w:rPr>
-        <w:t>df</w:t>
-      </w:r>
-      <w:r>
-        <w:rPr>
-          <w:i/>
-          <w:iCs/>
-          <w:vertAlign w:val="superscript"/>
-        </w:rPr>
-        <w:t>α</w:t>
-      </w:r>
-      <w:r>
-        <w:t xml:space="preserve">=1, donc </w:t>
-      </w:r>
-      <w:r>
-        <w:rPr>
-          <w:i/>
-          <w:iCs/>
-          <w:lang w:val="fr-FR"/>
-        </w:rPr>
-        <w:t>tf</w:t>
-      </w:r>
-      <w:r>
-        <w:rPr>
-          <w:lang w:val="fr-FR"/>
-        </w:rPr>
-        <w:t>/</w:t>
-      </w:r>
-      <w:r>
-        <w:rPr>
-          <w:i/>
-          <w:iCs/>
-          <w:lang w:val="fr-FR"/>
-        </w:rPr>
-        <w:t>df</w:t>
-      </w:r>
-      <w:r>
-        <w:rPr>
-          <w:i/>
-          <w:iCs/>
-          <w:vertAlign w:val="superscript"/>
-        </w:rPr>
-        <w:t>α</w:t>
-      </w:r>
-      <w:r>
-        <w:t>=</w:t>
-      </w:r>
-      <w:r>
-        <w:rPr>
-          <w:i/>
-          <w:iCs/>
-        </w:rPr>
-        <w:t>tf</w:t>
-      </w:r>
-      <w:r>
-        <w:t xml:space="preserve">, la fréquence relative brute. </w:t>
-      </w:r>
-      <w:r>
-        <w:t>Plus</w:t>
-      </w:r>
-      <w:r>
-        <w:t xml:space="preserve"> </w:t>
-      </w:r>
-      <w:r>
-        <w:rPr>
-          <w:i/>
-          <w:iCs/>
-        </w:rPr>
-        <w:t>α</w:t>
-      </w:r>
-      <w:r>
-        <w:rPr>
-          <w:vertAlign w:val="superscript"/>
-        </w:rPr>
-        <w:t xml:space="preserve"> </w:t>
-      </w:r>
-      <w:r>
-        <w:t xml:space="preserve">augmente, plus </w:t>
-      </w:r>
-      <w:r>
-        <w:rPr>
-          <w:i/>
-          <w:iCs/>
-          <w:lang w:val="fr-FR"/>
-        </w:rPr>
-        <w:t>tf</w:t>
-      </w:r>
-      <w:r>
-        <w:rPr>
-          <w:i/>
-          <w:iCs/>
-          <w:lang w:val="fr-FR"/>
-        </w:rPr>
-        <w:t>-</w:t>
-      </w:r>
-      <w:r>
-        <w:rPr>
-          <w:i/>
-          <w:iCs/>
-          <w:lang w:val="fr-FR"/>
-        </w:rPr>
-        <w:t>idf</w:t>
-      </w:r>
-      <w:r>
-        <w:rPr>
-          <w:i/>
-          <w:iCs/>
-        </w:rPr>
-        <w:t>α</w:t>
-      </w:r>
-      <w:r>
-        <w:t xml:space="preserve"> tend vers </w:t>
-      </w:r>
-      <w:r>
-        <w:rPr>
-          <w:i/>
-          <w:iCs/>
-        </w:rPr>
-        <w:t>extf</w:t>
-      </w:r>
-      <w:r>
-        <w:t xml:space="preserve">, </w:t>
-      </w:r>
-      <w:r>
-        <w:t>les mots exclusifs sont promus, les mots partagés sont dépréciés. En effet, un mot exclusif est présent dans un seul document</w:t>
-      </w:r>
-      <w:r>
-        <w:t>,</w:t>
-      </w:r>
-      <w:r>
-        <w:t xml:space="preserve"> </w:t>
-      </w:r>
-      <w:r>
-        <w:rPr>
-          <w:i/>
-          <w:iCs/>
-        </w:rPr>
-        <w:t>df</w:t>
-      </w:r>
-      <w:r>
-        <w:t xml:space="preserve">=1, son </w:t>
-      </w:r>
-      <w:r>
-        <w:rPr>
-          <w:i/>
-          <w:iCs/>
-          <w:lang w:val="fr-FR"/>
-        </w:rPr>
-        <w:t>tf</w:t>
-      </w:r>
-      <w:r>
-        <w:rPr>
-          <w:i/>
-          <w:iCs/>
-          <w:lang w:val="fr-FR"/>
-        </w:rPr>
-        <w:t>-</w:t>
-      </w:r>
-      <w:r>
-        <w:rPr>
-          <w:i/>
-          <w:iCs/>
-          <w:lang w:val="fr-FR"/>
-        </w:rPr>
-        <w:t>idf</w:t>
-      </w:r>
-      <w:r>
-        <w:rPr>
-          <w:i/>
-          <w:iCs/>
-        </w:rPr>
-        <w:t>α</w:t>
-      </w:r>
-      <w:r>
-        <w:t xml:space="preserve"> restera toujours égal à </w:t>
-      </w:r>
-      <w:r>
-        <w:rPr>
-          <w:i/>
-          <w:iCs/>
-        </w:rPr>
-        <w:t>tf</w:t>
-      </w:r>
-      <w:r>
-        <w:t xml:space="preserve"> = </w:t>
-      </w:r>
-      <w:r>
-        <w:rPr>
-          <w:i/>
-          <w:iCs/>
-        </w:rPr>
-        <w:t>tf</w:t>
-      </w:r>
-      <w:r>
-        <w:t>/1</w:t>
-      </w:r>
-      <w:r>
-        <w:rPr>
-          <w:i/>
-          <w:iCs/>
-          <w:vertAlign w:val="superscript"/>
-        </w:rPr>
-        <w:t>α</w:t>
-      </w:r>
-      <w:r>
-        <w:t xml:space="preserve"> = </w:t>
-      </w:r>
-      <w:r>
-        <w:rPr>
-          <w:i/>
-          <w:iCs/>
-        </w:rPr>
-        <w:t>tf</w:t>
-      </w:r>
-      <w:r>
-        <w:t>/</w:t>
-      </w:r>
-      <w:r>
-        <w:t xml:space="preserve">1. Par contre, si un mot est présent dans 2 documents, même s’il est très fréquent, par exemple </w:t>
-      </w:r>
-      <w:r>
-        <w:rPr>
-          <w:i/>
-          <w:iCs/>
-        </w:rPr>
-        <w:t>tf</w:t>
-      </w:r>
-      <w:r>
-        <w:t xml:space="preserve"> = 1000, son score peut être en dessous de 1, donc en dessous de tous les</w:t>
-      </w:r>
-      <w:r>
-        <w:t xml:space="preserve"> </w:t>
-      </w:r>
-      <w:r>
-        <w:t xml:space="preserve">termes </w:t>
-      </w:r>
-      <w:r>
-        <w:t>exclusifs,</w:t>
-      </w:r>
-      <w:r>
-        <w:t xml:space="preserve"> par exemple avec </w:t>
-      </w:r>
-      <w:r>
-        <w:rPr>
-          <w:i/>
-          <w:iCs/>
-        </w:rPr>
-        <w:t>α</w:t>
-      </w:r>
-      <w:r>
-        <w:t>=10</w:t>
-      </w:r>
-      <w:r>
-        <w:t>, 1000/2</w:t>
-      </w:r>
-      <w:r>
-        <w:rPr>
-          <w:vertAlign w:val="superscript"/>
-        </w:rPr>
-        <w:t>10</w:t>
-      </w:r>
-      <w:r>
-        <w:t xml:space="preserve"> = 1000/1024 </w:t>
-      </w:r>
-      <w:r>
-        <w:rPr>
-          <w:rFonts w:ascii="Cambria Math" w:hAnsi="Cambria Math" w:cs="Cambria Math"/>
-        </w:rPr>
-        <w:t>≃</w:t>
-      </w:r>
-      <w:r>
-        <w:t xml:space="preserve"> 0,98.</w:t>
-      </w:r>
-    </w:p>
-    <w:p>
-      <w:pPr>
-        <w:ind w:firstLine="708"/>
-      </w:pPr>
-      <w:r>
-        <w:t xml:space="preserve">Sur ce modèle, </w:t>
-      </w:r>
-      <w:r>
-        <w:t>on peut paramétrer d’autres formules. Par exemple</w:t>
-      </w:r>
-      <w:r>
-        <w:t xml:space="preserve"> un</w:t>
-      </w:r>
-      <w:r>
-        <w:t xml:space="preserve"> </w:t>
-      </w:r>
-      <w:r>
-        <w:rPr>
-          <w:i/>
-          <w:iCs/>
-        </w:rPr>
-        <w:t>G</w:t>
-      </w:r>
-      <w:r>
-        <w:rPr>
-          <w:i/>
-          <w:iCs/>
-          <w:vertAlign w:val="superscript"/>
-        </w:rPr>
-        <w:t>2</w:t>
-      </w:r>
-      <w:r>
-        <w:rPr>
-          <w:i/>
-          <w:iCs/>
-        </w:rPr>
-        <w:t>α</w:t>
-      </w:r>
-      <w:r>
-        <w:t xml:space="preserve"> </w:t>
-      </w:r>
-      <w:r>
-        <w:t xml:space="preserve">peut s’obtenir avec un calcul assez simple : </w:t>
-      </w:r>
-      <w:r>
-        <w:rPr>
-          <w:i/>
-          <w:iCs/>
-        </w:rPr>
-        <w:t>G</w:t>
-      </w:r>
-      <w:r>
-        <w:rPr>
-          <w:i/>
-          <w:iCs/>
-          <w:vertAlign w:val="superscript"/>
-        </w:rPr>
-        <w:t>2</w:t>
-      </w:r>
-      <w:r>
-        <w:rPr>
-          <w:i/>
-          <w:iCs/>
-        </w:rPr>
-        <w:t>α</w:t>
-      </w:r>
-      <w:r>
-        <w:t>(</w:t>
-      </w:r>
-      <w:r>
-        <w:rPr>
-          <w:i/>
-          <w:iCs/>
-        </w:rPr>
-        <w:t>α</w:t>
-      </w:r>
-      <w:r>
-        <w:t>)</w:t>
-      </w:r>
-      <w:r>
-        <w:t xml:space="preserve"> = </w:t>
-      </w:r>
-      <w:r>
-        <w:rPr>
-          <w:i/>
-          <w:iCs/>
-        </w:rPr>
-        <w:t>tf</w:t>
-      </w:r>
-      <w:r>
-        <w:rPr>
-          <w:vertAlign w:val="superscript"/>
-        </w:rPr>
-        <w:t>(1</w:t>
-      </w:r>
-      <w:r>
-        <w:rPr>
-          <w:vertAlign w:val="superscript"/>
-        </w:rPr>
-        <w:t xml:space="preserve"> </w:t>
-      </w:r>
-      <w:r>
-        <w:rPr>
-          <w:vertAlign w:val="superscript"/>
-        </w:rPr>
-        <w:t>-</w:t>
-      </w:r>
-      <w:r>
-        <w:rPr>
-          <w:vertAlign w:val="superscript"/>
-        </w:rPr>
-        <w:t xml:space="preserve"> </w:t>
-      </w:r>
-      <w:r>
-        <w:rPr>
-          <w:i/>
-          <w:iCs/>
-          <w:vertAlign w:val="superscript"/>
-        </w:rPr>
-        <w:t>α</w:t>
-      </w:r>
-      <w:r>
-        <w:rPr>
-          <w:vertAlign w:val="superscript"/>
-        </w:rPr>
-        <w:t>)</w:t>
-      </w:r>
-      <w:r>
-        <w:t xml:space="preserve"> × </w:t>
-      </w:r>
-      <w:r>
-        <w:t>(</w:t>
-      </w:r>
-      <w:r>
-        <w:rPr>
-          <w:i/>
-          <w:iCs/>
-        </w:rPr>
-        <w:t>G</w:t>
-      </w:r>
-      <w:r>
-        <w:rPr>
-          <w:i/>
-          <w:iCs/>
-          <w:vertAlign w:val="superscript"/>
-        </w:rPr>
-        <w:t>2</w:t>
-      </w:r>
-      <w:r>
-        <w:t>)</w:t>
-      </w:r>
-      <w:r>
-        <w:rPr>
-          <w:i/>
-          <w:iCs/>
-          <w:vertAlign w:val="superscript"/>
-        </w:rPr>
-        <w:t xml:space="preserve"> </w:t>
-      </w:r>
-      <w:r>
-        <w:rPr>
-          <w:i/>
-          <w:iCs/>
-          <w:vertAlign w:val="superscript"/>
-        </w:rPr>
-        <w:t>α</w:t>
-      </w:r>
-      <w:r>
-        <w:t xml:space="preserve"> . Si </w:t>
-      </w:r>
-      <w:r>
-        <w:rPr>
-          <w:i/>
-          <w:iCs/>
-        </w:rPr>
-        <w:t>α</w:t>
-      </w:r>
-      <w:r>
-        <w:t xml:space="preserve"> = 0, </w:t>
-      </w:r>
-      <w:r>
-        <w:rPr>
-          <w:i/>
-          <w:iCs/>
-        </w:rPr>
-        <w:t>G</w:t>
-      </w:r>
-      <w:r>
-        <w:rPr>
-          <w:i/>
-          <w:iCs/>
-          <w:vertAlign w:val="superscript"/>
-        </w:rPr>
-        <w:t>2</w:t>
-      </w:r>
-      <w:r>
-        <w:t>(</w:t>
-      </w:r>
-      <w:r>
-        <w:t>0</w:t>
-      </w:r>
-      <w:r>
-        <w:t>)</w:t>
-      </w:r>
-      <w:r>
-        <w:t xml:space="preserve"> = </w:t>
-      </w:r>
-      <w:r>
-        <w:rPr>
-          <w:i/>
-          <w:iCs/>
-        </w:rPr>
-        <w:t>tf</w:t>
-      </w:r>
-      <w:r>
-        <w:rPr>
-          <w:vertAlign w:val="superscript"/>
-        </w:rPr>
-        <w:t>(1-0)</w:t>
-      </w:r>
-      <w:r>
-        <w:t xml:space="preserve"> </w:t>
-      </w:r>
-      <w:r>
-        <w:t xml:space="preserve">× </w:t>
-      </w:r>
-      <w:r>
-        <w:t>(</w:t>
-      </w:r>
-      <w:r>
-        <w:rPr>
-          <w:i/>
-          <w:iCs/>
-        </w:rPr>
-        <w:t>G</w:t>
-      </w:r>
-      <w:r>
-        <w:rPr>
-          <w:i/>
-          <w:iCs/>
-          <w:vertAlign w:val="superscript"/>
-        </w:rPr>
-        <w:t>2</w:t>
-      </w:r>
-      <w:r>
-        <w:t>)</w:t>
-      </w:r>
-      <w:r>
-        <w:rPr>
-          <w:i/>
-          <w:iCs/>
-          <w:vertAlign w:val="superscript"/>
-        </w:rPr>
-        <w:t xml:space="preserve"> </w:t>
-      </w:r>
-      <w:r>
-        <w:rPr>
-          <w:vertAlign w:val="superscript"/>
-        </w:rPr>
-        <w:t>0</w:t>
-      </w:r>
-      <w:r>
-        <w:t xml:space="preserve"> = </w:t>
-      </w:r>
-      <w:r>
-        <w:rPr>
-          <w:i/>
-          <w:iCs/>
-        </w:rPr>
-        <w:t>tf</w:t>
-      </w:r>
-      <w:r>
-        <w:rPr>
-          <w:vertAlign w:val="superscript"/>
-        </w:rPr>
-        <w:t>1</w:t>
-      </w:r>
-      <w:r>
-        <w:t xml:space="preserve"> </w:t>
-      </w:r>
-      <w:r>
-        <w:t>×</w:t>
-      </w:r>
-      <w:r>
-        <w:t xml:space="preserve"> 1 = </w:t>
-      </w:r>
-      <w:r>
-        <w:rPr>
-          <w:i/>
-          <w:iCs/>
-        </w:rPr>
-        <w:t>tf</w:t>
-      </w:r>
-      <w:r>
-        <w:t xml:space="preserve">. Si </w:t>
-      </w:r>
-      <w:r>
-        <w:rPr>
-          <w:i/>
-          <w:iCs/>
-        </w:rPr>
-        <w:t>α</w:t>
-      </w:r>
-      <w:r>
-        <w:t xml:space="preserve"> = </w:t>
-      </w:r>
-      <w:r>
-        <w:t xml:space="preserve">1, </w:t>
-      </w:r>
-      <w:r>
-        <w:rPr>
-          <w:i/>
-          <w:iCs/>
-        </w:rPr>
-        <w:t>G</w:t>
-      </w:r>
-      <w:r>
-        <w:rPr>
-          <w:i/>
-          <w:iCs/>
-          <w:vertAlign w:val="superscript"/>
-        </w:rPr>
-        <w:t>2</w:t>
-      </w:r>
-      <w:r>
-        <w:rPr>
-          <w:i/>
-          <w:iCs/>
-        </w:rPr>
-        <w:t>α</w:t>
-      </w:r>
-      <w:r>
-        <w:t>(</w:t>
-      </w:r>
-      <w:r>
-        <w:t>1</w:t>
-      </w:r>
-      <w:r>
-        <w:t xml:space="preserve">) = </w:t>
+        <w:t xml:space="preserve">(1) = </w:t>
       </w:r>
       <w:r>
         <w:rPr>
@@ -6162,16 +5974,7 @@
         <w:t>α</w:t>
       </w:r>
       <w:r>
-        <w:t>(</w:t>
-      </w:r>
-      <w:r>
-        <w:t>1</w:t>
-      </w:r>
-      <w:r>
-        <w:t>)</w:t>
-      </w:r>
-      <w:r>
-        <w:t xml:space="preserve"> = </w:t>
+        <w:t xml:space="preserve">(1) = </w:t>
       </w:r>
       <w:r>
         <w:rPr>
@@ -6406,7 +6209,10 @@
         <w:ind w:firstLine="0"/>
       </w:pPr>
       <w:r>
-        <w:t>Dans la figure de la section précédente, l</w:t>
+        <w:t>Sur</w:t>
+      </w:r>
+      <w:r>
+        <w:t xml:space="preserve"> la figure de la section précédente, l</w:t>
       </w:r>
       <w:r>
         <w:t>’alignement</w:t>
@@ -6425,7 +6231,13 @@
         <w:t>α</w:t>
       </w:r>
       <w:r>
-        <w:t xml:space="preserve"> qui sont marquées ont été trouvées par </w:t>
+        <w:t xml:space="preserve"> </w:t>
+      </w:r>
+      <w:r>
+        <w:t>affichées</w:t>
+      </w:r>
+      <w:r>
+        <w:t xml:space="preserve"> ont été trouvées par </w:t>
       </w:r>
       <w:r>
         <w:t>un calcul</w:t>
@@ -6612,16 +6424,78 @@
         <w:t>idf</w:t>
       </w:r>
       <w:r>
-        <w:t xml:space="preserve"> </w:t>
-      </w:r>
-      <w:r>
-        <w:t xml:space="preserve">sans se laisser prendre à </w:t>
-      </w:r>
-      <w:r>
-        <w:t>leurs différences d’exclusivité</w:t>
-      </w:r>
-      <w:r>
-        <w:t xml:space="preserve"> comme en §2. </w:t>
+        <w:t>, en neutralisant</w:t>
+      </w:r>
+      <w:r>
+        <w:t xml:space="preserve"> </w:t>
+      </w:r>
+      <w:r>
+        <w:t>le</w:t>
+      </w:r>
+      <w:r>
+        <w:t xml:space="preserve"> biais</w:t>
+      </w:r>
+      <w:r>
+        <w:t xml:space="preserve"> d’exclusivité</w:t>
+      </w:r>
+      <w:r>
+        <w:t>.</w:t>
+      </w:r>
+      <w:r>
+        <w:t xml:space="preserve"> Ce ventre du croissant permet de les observer au mieux de leur divergence pour mieux qualifier ce qu’</w:t>
+      </w:r>
+      <w:r>
+        <w:t>elles</w:t>
+      </w:r>
+      <w:r>
+        <w:t xml:space="preserve"> révèlent.</w:t>
+      </w:r>
+    </w:p>
+    <w:p>
+      <w:pPr>
+        <w:ind w:firstLine="708"/>
+      </w:pPr>
+      <w:r>
+        <w:t xml:space="preserve">Si on considère les mots-clés comme des candidats, alors chaque chapitre est un vote, et chaque formule est un scrutin. Selon ce modèle, il existe plusieurs moyens d’ordonner une liste de gagnants. </w:t>
+      </w:r>
+    </w:p>
+    <w:p>
+      <w:pPr>
+        <w:ind w:firstLine="0"/>
+      </w:pPr>
+    </w:p>
+    <w:p>
+      <w:pPr>
+        <w:ind w:firstLine="0"/>
+      </w:pPr>
+      <w:r>
+        <w:t xml:space="preserve"> tout en les observant là où elles divergent le plus.</w:t>
+      </w:r>
+    </w:p>
+    <w:p>
+      <w:pPr>
+        <w:ind w:firstLine="0"/>
+      </w:pPr>
+    </w:p>
+    <w:p>
+      <w:pPr>
+        <w:ind w:firstLine="0"/>
+      </w:pPr>
+    </w:p>
+    <w:p>
+      <w:pPr>
+        <w:pStyle w:val="Heading1"/>
+      </w:pPr>
+      <w:r>
+        <w:t>§2. Recommandation de textes similaires</w:t>
+      </w:r>
+    </w:p>
+    <w:p>
+      <w:pPr>
+        <w:ind w:firstLine="0"/>
+      </w:pPr>
+      <w:r>
+        <w:t xml:space="preserve">Pour l’instant, nous ne saurions pas départager </w:t>
       </w:r>
       <w:r>
         <w:rPr>
@@ -6631,46 +6505,40 @@
         <w:t>Fisher</w:t>
       </w:r>
       <w:r>
-        <w:t xml:space="preserve"> aussi, un test statistique très réputé, peut montrer de la fréquence locale ou exclusive selon les paramètres.</w:t>
-      </w:r>
-    </w:p>
-    <w:p>
-      <w:pPr>
-        <w:ind w:firstLine="0"/>
-      </w:pPr>
-    </w:p>
-    <w:p>
-      <w:pPr>
-        <w:ind w:firstLine="0"/>
-      </w:pPr>
-      <w:r>
-        <w:t xml:space="preserve"> tout en les observant là où elles divergent le plus.</w:t>
-      </w:r>
-    </w:p>
-    <w:p>
-      <w:pPr>
-        <w:ind w:firstLine="0"/>
-      </w:pPr>
-    </w:p>
-    <w:p>
-      <w:pPr>
-        <w:ind w:firstLine="0"/>
-      </w:pPr>
-    </w:p>
-    <w:p>
-      <w:pPr>
-        <w:pStyle w:val="Heading1"/>
-      </w:pPr>
-      <w:r>
-        <w:t>§2. Recommandation de textes similaires</w:t>
-      </w:r>
-    </w:p>
-    <w:p>
-      <w:pPr>
-        <w:ind w:firstLine="0"/>
-      </w:pPr>
-      <w:r>
-        <w:t xml:space="preserve">Pour l’instant, nous ne saurions pas départager </w:t>
+        <w:t xml:space="preserve"> et </w:t>
+      </w:r>
+      <w:r>
+        <w:rPr>
+          <w:i/>
+          <w:iCs/>
+        </w:rPr>
+        <w:t>G</w:t>
+      </w:r>
+      <w:r>
+        <w:rPr>
+          <w:i/>
+          <w:iCs/>
+          <w:vertAlign w:val="superscript"/>
+        </w:rPr>
+        <w:t>2</w:t>
+      </w:r>
+      <w:r>
+        <w:t xml:space="preserve"> autrement que par la doctrine, l’existant, ou la rapidité de calcul. Chacun de ces arguments ont de l’importance. La cohérence d’une doctrine aide l’utilisateur à comprendre </w:t>
+      </w:r>
+      <w:r>
+        <w:t>l</w:t>
+      </w:r>
+      <w:r>
+        <w:t>es résultats ; le code existant ne se réécrit pas en quelques heures ; la rapidité permet de chercher plus et donc</w:t>
+      </w:r>
+      <w:r>
+        <w:t xml:space="preserve"> de</w:t>
+      </w:r>
+      <w:r>
+        <w:t xml:space="preserve"> trouver plus. Mais ces raisons restent externes. Cette section tentera de proposer des tests décisifs pour départager</w:t>
+      </w:r>
+      <w:r>
+        <w:t xml:space="preserve"> </w:t>
       </w:r>
       <w:r>
         <w:rPr>
@@ -6698,49 +6566,6 @@
         <w:t>2</w:t>
       </w:r>
       <w:r>
-        <w:t xml:space="preserve"> autrement que par la doctrine, l’existant, ou la rapidité de calcul. Chacun de ces arguments ont de l’importance. La cohérence d’une doctrine aide l’utilisateur à comprendre </w:t>
-      </w:r>
-      <w:r>
-        <w:t>l</w:t>
-      </w:r>
-      <w:r>
-        <w:t>es résultats ; le code existant ne se réécrit pas en quelques heures ; la rapidité permet de chercher plus et donc</w:t>
-      </w:r>
-      <w:r>
-        <w:t xml:space="preserve"> de</w:t>
-      </w:r>
-      <w:r>
-        <w:t xml:space="preserve"> trouver plus. Mais ces raisons restent externes. Cette section tentera de proposer des tests décisifs pour départager</w:t>
-      </w:r>
-      <w:r>
-        <w:t xml:space="preserve"> </w:t>
-      </w:r>
-      <w:r>
-        <w:rPr>
-          <w:i/>
-          <w:iCs/>
-        </w:rPr>
-        <w:t>Fisher</w:t>
-      </w:r>
-      <w:r>
-        <w:t xml:space="preserve"> et </w:t>
-      </w:r>
-      <w:r>
-        <w:rPr>
-          <w:i/>
-          <w:iCs/>
-        </w:rPr>
-        <w:t>G</w:t>
-      </w:r>
-      <w:r>
-        <w:rPr>
-          <w:i/>
-          <w:iCs/>
-          <w:vertAlign w:val="superscript"/>
-        </w:rPr>
-        <w:t>2</w:t>
-      </w:r>
-      <w:r>
         <w:t>, et peut-être rattraper d’autres formules trop vite écartées dans la section précédente.</w:t>
       </w:r>
     </w:p>
@@ -6752,84 +6577,73 @@
         <w:t>En §1</w:t>
       </w:r>
       <w:r>
-        <w:t xml:space="preserve"> n’ont été</w:t>
-      </w:r>
-      <w:r>
-        <w:t xml:space="preserve"> observé</w:t>
+        <w:t xml:space="preserve"> n’ont été observés que les 100 premiers mots-clés p</w:t>
+      </w:r>
+      <w:r>
+        <w:t>ar</w:t>
+      </w:r>
+      <w:r>
+        <w:t xml:space="preserve"> chapitre. Rien n’assure que </w:t>
+      </w:r>
+      <w:r>
+        <w:t>le score des autres mots</w:t>
+      </w:r>
+      <w:r>
+        <w:t xml:space="preserve"> soit aussi pertinent. Les expériences qui suivent </w:t>
+      </w:r>
+      <w:r>
+        <w:t xml:space="preserve">travailleront sur le </w:t>
+      </w:r>
+      <w:r>
+        <w:lastRenderedPageBreak/>
+        <w:t xml:space="preserve">vecteur complet </w:t>
+      </w:r>
+      <w:r>
+        <w:t xml:space="preserve">de tous les mots d’un texte, </w:t>
+      </w:r>
+      <w:r>
+        <w:t>portant</w:t>
+      </w:r>
+      <w:r>
+        <w:t xml:space="preserve"> chacun</w:t>
+      </w:r>
+      <w:r>
+        <w:t xml:space="preserve"> </w:t>
+      </w:r>
+      <w:r>
+        <w:t>un</w:t>
+      </w:r>
+      <w:r>
+        <w:t xml:space="preserve"> </w:t>
+      </w:r>
+      <w:r>
+        <w:t>score</w:t>
+      </w:r>
+      <w:r>
+        <w:t xml:space="preserve"> calculé</w:t>
+      </w:r>
+      <w:r>
+        <w:t xml:space="preserve"> </w:t>
+      </w:r>
+      <w:r>
+        <w:t>avec</w:t>
+      </w:r>
+      <w:r>
+        <w:t xml:space="preserve"> </w:t>
+      </w:r>
+      <w:r>
+        <w:t>une</w:t>
+      </w:r>
+      <w:r>
+        <w:t xml:space="preserve"> des</w:t>
+      </w:r>
+      <w:r>
+        <w:t xml:space="preserve"> formule</w:t>
       </w:r>
       <w:r>
         <w:t>s</w:t>
       </w:r>
       <w:r>
-        <w:t xml:space="preserve"> que les 100 premiers mots-clés</w:t>
-      </w:r>
-      <w:r>
-        <w:t xml:space="preserve"> p</w:t>
-      </w:r>
-      <w:r>
-        <w:t>ar</w:t>
-      </w:r>
-      <w:r>
-        <w:t xml:space="preserve"> chapitre. Rien n’assure que </w:t>
-      </w:r>
-      <w:r>
-        <w:t>le score des autres mots</w:t>
-      </w:r>
-      <w:r>
-        <w:t xml:space="preserve"> </w:t>
-      </w:r>
-      <w:r>
-        <w:t xml:space="preserve">soit aussi pertinent. Les expériences qui suivent </w:t>
-      </w:r>
-      <w:r>
-        <w:t xml:space="preserve">travailleront sur le vecteur complet </w:t>
-      </w:r>
-      <w:r>
-        <w:t xml:space="preserve">de tous les mots d’un texte, </w:t>
-      </w:r>
-      <w:r>
-        <w:t>portant</w:t>
-      </w:r>
-      <w:r>
-        <w:t xml:space="preserve"> chacun</w:t>
-      </w:r>
-      <w:r>
-        <w:t xml:space="preserve"> </w:t>
-      </w:r>
-      <w:r>
-        <w:t>un</w:t>
-      </w:r>
-      <w:r>
-        <w:t xml:space="preserve"> </w:t>
-      </w:r>
-      <w:r>
-        <w:t>score</w:t>
-      </w:r>
-      <w:r>
-        <w:t xml:space="preserve"> calculé</w:t>
-      </w:r>
-      <w:r>
-        <w:t xml:space="preserve"> </w:t>
-      </w:r>
-      <w:r>
-        <w:t>avec</w:t>
-      </w:r>
-      <w:r>
-        <w:t xml:space="preserve"> </w:t>
-      </w:r>
-      <w:r>
-        <w:t>une</w:t>
-      </w:r>
-      <w:r>
-        <w:t xml:space="preserve"> des</w:t>
-      </w:r>
-      <w:r>
-        <w:t xml:space="preserve"> formule</w:t>
-      </w:r>
-      <w:r>
-        <w:t>s</w:t>
-      </w:r>
-      <w:r>
         <w:t>.</w:t>
       </w:r>
     </w:p>
@@ -6838,7 +6652,6 @@
         <w:ind w:firstLine="708"/>
       </w:pPr>
       <w:r>
-        <w:lastRenderedPageBreak/>
         <w:t>Soit le vecteur d’un texte</w:t>
       </w:r>
       <w:r>

--- a/docs/glorieux-specif.docx
+++ b/docs/glorieux-specif.docx
@@ -81,12 +81,6 @@
       <w:r>
         <w:t>chapitres de roman</w:t>
       </w:r>
-      <w:r>
-        <w:t> ?</w:t>
-      </w:r>
-      <w:r>
-        <w:tab/>
-      </w:r>
     </w:p>
     <w:p>
       <w:pPr>
@@ -98,16 +92,16 @@
         <w:ind w:firstLine="0"/>
       </w:pPr>
       <w:r>
-        <w:t xml:space="preserve">En statistique, </w:t>
-      </w:r>
-      <w:r>
-        <w:t>une</w:t>
-      </w:r>
-      <w:r>
-        <w:t xml:space="preserve"> spécificité </w:t>
-      </w:r>
-      <w:r>
-        <w:t>mesure l’écart à une norme. Dans le cas particulier des moteurs de recherche plein texte (et de la textométrie en général), c’est une formule qui mesure à quel point un</w:t>
+        <w:t>Pour l</w:t>
+      </w:r>
+      <w:r>
+        <w:t xml:space="preserve">es moteurs de recherche plein texte (et la textométrie en général), </w:t>
+      </w:r>
+      <w:r>
+        <w:t xml:space="preserve">une formule de spécificité (keyness) </w:t>
+      </w:r>
+      <w:r>
+        <w:t>mesure à quel point un</w:t>
       </w:r>
       <w:r>
         <w:t xml:space="preserve"> élément </w:t>
@@ -116,7 +110,19 @@
         <w:t xml:space="preserve">textuel </w:t>
       </w:r>
       <w:r>
-        <w:t>(mot, lemme, expression…) est spécifique d’un</w:t>
+        <w:t xml:space="preserve">(mot, lemme, expression…) est </w:t>
+      </w:r>
+      <w:r>
+        <w:t>« </w:t>
+      </w:r>
+      <w:r>
+        <w:t>spécifique</w:t>
+      </w:r>
+      <w:r>
+        <w:t> »</w:t>
+      </w:r>
+      <w:r>
+        <w:t xml:space="preserve"> d’un</w:t>
       </w:r>
       <w:r>
         <w:t>e portion de</w:t>
@@ -148,7 +154,10 @@
         <w:footnoteReference w:id="1"/>
       </w:r>
       <w:r>
-        <w:t xml:space="preserve">, de nombreuses formules ont été </w:t>
+        <w:t xml:space="preserve"> et le TF-IDF,</w:t>
+      </w:r>
+      <w:r>
+        <w:t xml:space="preserve"> de nombreuses formules ont été </w:t>
       </w:r>
       <w:r>
         <w:t>proposées.</w:t>
@@ -242,6 +251,9 @@
         <w:t>limitée</w:t>
       </w:r>
       <w:r>
+        <w:t>, elle n’apprend rien sur les textes</w:t>
+      </w:r>
+      <w:r>
         <w:t>. Dans un corpus</w:t>
       </w:r>
       <w:r>
@@ -331,7 +343,10 @@
         <w:t xml:space="preserve">’observer </w:t>
       </w:r>
       <w:r>
-        <w:t>des</w:t>
+        <w:t>l</w:t>
+      </w:r>
+      <w:r>
+        <w:t>es</w:t>
       </w:r>
       <w:r>
         <w:t xml:space="preserve"> usage</w:t>
@@ -1510,6 +1525,20 @@
         <w:ind w:firstLine="0"/>
       </w:pPr>
       <w:r>
+        <w:t xml:space="preserve">tfidf : </w:t>
+      </w:r>
+      <w:r>
+        <w:t>poulpe, Ned, calmar, Conseil, Canadien, Land, Nautilus, Nemo, monstre, tentacule</w:t>
+      </w:r>
+      <w:r>
+        <w:t>…</w:t>
+      </w:r>
+    </w:p>
+    <w:p>
+      <w:pPr>
+        <w:ind w:firstLine="0"/>
+      </w:pPr>
+      <w:r>
         <w:rPr>
           <w:i/>
           <w:iCs/>
@@ -2558,7 +2587,7 @@
           <w:i/>
           <w:iCs/>
         </w:rPr>
-        <w:t>simplemaths</w:t>
+        <w:t>tfidf</w:t>
       </w:r>
       <w:r>
         <w:t xml:space="preserve"> : </w:t>
@@ -2591,7 +2620,7 @@
         <w:t>monstre</w:t>
       </w:r>
       <w:r>
-        <w:t>, tentacule, bec, vitre, hache, harpon, céphalopode, nageoire</w:t>
+        <w:t>, tentacule, céphalopode, ventouse, harpon, bec, vitre, nageoire</w:t>
       </w:r>
       <w:r>
         <w:t>…</w:t>
@@ -2606,7 +2635,7 @@
           <w:i/>
           <w:iCs/>
         </w:rPr>
-        <w:t>bm25(k=100, b=1)</w:t>
+        <w:t>simplemaths</w:t>
       </w:r>
       <w:r>
         <w:t xml:space="preserve"> : </w:t>
@@ -2629,7 +2658,7 @@
         <w:t>calmar</w:t>
       </w:r>
       <w:r>
-        <w:t xml:space="preserve">, tentacule, </w:t>
+        <w:t xml:space="preserve">, </w:t>
       </w:r>
       <w:r>
         <w:rPr>
@@ -2639,7 +2668,7 @@
         <w:t>monstre</w:t>
       </w:r>
       <w:r>
-        <w:t>, céphalopode, ventouse, harpon, bec, vitre, nageoire</w:t>
+        <w:t>, tentacule, bec, vitre, hache, harpon, céphalopode, nageoire</w:t>
       </w:r>
       <w:r>
         <w:t>…</w:t>
@@ -2654,14 +2683,7 @@
           <w:i/>
           <w:iCs/>
         </w:rPr>
-        <w:t>tfidf</w:t>
-      </w:r>
-      <w:r>
-        <w:rPr>
-          <w:i/>
-          <w:iCs/>
-        </w:rPr>
-        <w:t>log</w:t>
+        <w:t>bm25(k=100, b=1)</w:t>
       </w:r>
       <w:r>
         <w:t xml:space="preserve"> : </w:t>
@@ -2684,7 +2706,7 @@
         <w:t>calmar</w:t>
       </w:r>
       <w:r>
-        <w:t xml:space="preserve">, tentacule, ventouse, céphalopode, charnu, harpon, mandibule, nageoire, </w:t>
+        <w:t xml:space="preserve">, tentacule, </w:t>
       </w:r>
       <w:r>
         <w:rPr>
@@ -2694,6 +2716,9 @@
         <w:t>monstre</w:t>
       </w:r>
       <w:r>
+        <w:t>, céphalopode, ventouse, harpon, bec, vitre, nageoire</w:t>
+      </w:r>
+      <w:r>
         <w:t>…</w:t>
       </w:r>
     </w:p>
@@ -2702,14 +2727,28 @@
         <w:ind w:firstLine="0"/>
       </w:pPr>
       <w:r>
-        <w:t xml:space="preserve">bm25 : </w:t>
+        <w:rPr>
+          <w:i/>
+          <w:iCs/>
+        </w:rPr>
+        <w:t>tfidf</w:t>
+      </w:r>
+      <w:r>
+        <w:rPr>
+          <w:i/>
+          <w:iCs/>
+        </w:rPr>
+        <w:t>log</w:t>
+      </w:r>
+      <w:r>
+        <w:t xml:space="preserve"> : </w:t>
       </w:r>
       <w:r>
         <w:rPr>
           <w:b/>
           <w:bCs/>
         </w:rPr>
-        <w:t>calmar</w:t>
+        <w:t>poulpe</w:t>
       </w:r>
       <w:r>
         <w:t xml:space="preserve">, </w:t>
@@ -2719,38 +2758,28 @@
           <w:b/>
           <w:bCs/>
         </w:rPr>
-        <w:t>poulpe</w:t>
-      </w:r>
-      <w:r>
-        <w:t>, ventouse, céphalopode, tentacule, mandibule, charnu, harpon, glauque, évêque</w:t>
-      </w:r>
-      <w:r>
-        <w:t>…</w:t>
-      </w:r>
-    </w:p>
-    <w:p>
-      <w:pPr>
-        <w:ind w:firstLine="0"/>
-      </w:pPr>
-      <w:r>
-        <w:rPr>
-          <w:i/>
-          <w:iCs/>
-        </w:rPr>
-        <w:t>chi2</w:t>
-      </w:r>
-      <w:r>
-        <w:t xml:space="preserve"> : </w:t>
+        <w:t>calmar</w:t>
+      </w:r>
+      <w:r>
+        <w:t xml:space="preserve">, tentacule, ventouse, céphalopode, charnu, harpon, mandibule, nageoire, </w:t>
       </w:r>
       <w:r>
         <w:rPr>
           <w:b/>
           <w:bCs/>
         </w:rPr>
-        <w:t>poulpe</w:t>
-      </w:r>
-      <w:r>
-        <w:t xml:space="preserve">, </w:t>
+        <w:t>monstre</w:t>
+      </w:r>
+      <w:r>
+        <w:t>…</w:t>
+      </w:r>
+    </w:p>
+    <w:p>
+      <w:pPr>
+        <w:ind w:firstLine="0"/>
+      </w:pPr>
+      <w:r>
+        <w:t xml:space="preserve">bm25 : </w:t>
       </w:r>
       <w:r>
         <w:rPr>
@@ -2760,14 +2789,17 @@
         <w:t>calmar</w:t>
       </w:r>
       <w:r>
-        <w:t xml:space="preserve">, tentacule, ventouse, céphalopode, </w:t>
+        <w:t xml:space="preserve">, </w:t>
       </w:r>
       <w:r>
         <w:rPr>
           <w:b/>
           <w:bCs/>
         </w:rPr>
-        <w:t>espalier, violacé, quenotte, suceur, brachioures</w:t>
+        <w:t>poulpe</w:t>
+      </w:r>
+      <w:r>
+        <w:t>, ventouse, céphalopode, tentacule, mandibule, charnu, harpon, glauque, évêque</w:t>
       </w:r>
       <w:r>
         <w:t>…</w:t>
@@ -2782,14 +2814,7 @@
           <w:i/>
           <w:iCs/>
         </w:rPr>
-        <w:t>simplemaths</w:t>
-      </w:r>
-      <w:r>
-        <w:rPr>
-          <w:i/>
-          <w:iCs/>
-        </w:rPr>
-        <w:t>(k=1)</w:t>
+        <w:t>chi2</w:t>
       </w:r>
       <w:r>
         <w:t xml:space="preserve"> : </w:t>
@@ -2812,7 +2837,7 @@
         <w:t>calmar</w:t>
       </w:r>
       <w:r>
-        <w:t xml:space="preserve">, ventouse, céphalopode, tentacule, </w:t>
+        <w:t xml:space="preserve">, tentacule, ventouse, céphalopode, </w:t>
       </w:r>
       <w:r>
         <w:rPr>
@@ -2834,22 +2859,74 @@
           <w:i/>
           <w:iCs/>
         </w:rPr>
-        <w:t>extf</w:t>
-      </w:r>
-      <w:r>
-        <w:t> :</w:t>
-      </w:r>
-      <w:r>
-        <w:t xml:space="preserve"> </w:t>
+        <w:t>simplemaths</w:t>
+      </w:r>
+      <w:r>
+        <w:rPr>
+          <w:i/>
+          <w:iCs/>
+        </w:rPr>
+        <w:t>(k=1)</w:t>
+      </w:r>
+      <w:r>
+        <w:t xml:space="preserve"> : </w:t>
       </w:r>
       <w:r>
         <w:rPr>
           <w:b/>
           <w:bCs/>
         </w:rPr>
+        <w:t>poulpe</w:t>
+      </w:r>
+      <w:r>
+        <w:t xml:space="preserve">, </w:t>
+      </w:r>
+      <w:r>
+        <w:rPr>
+          <w:b/>
+          <w:bCs/>
+        </w:rPr>
+        <w:t>calmar</w:t>
+      </w:r>
+      <w:r>
+        <w:t xml:space="preserve">, ventouse, céphalopode, tentacule, </w:t>
+      </w:r>
+      <w:r>
+        <w:rPr>
+          <w:b/>
+          <w:bCs/>
+        </w:rPr>
         <w:t>espalier, violacé, quenotte, suceur, brachioures</w:t>
       </w:r>
       <w:r>
+        <w:t>…</w:t>
+      </w:r>
+    </w:p>
+    <w:p>
+      <w:pPr>
+        <w:ind w:firstLine="0"/>
+      </w:pPr>
+      <w:r>
+        <w:rPr>
+          <w:i/>
+          <w:iCs/>
+        </w:rPr>
+        <w:t>extf</w:t>
+      </w:r>
+      <w:r>
+        <w:t> :</w:t>
+      </w:r>
+      <w:r>
+        <w:t xml:space="preserve"> </w:t>
+      </w:r>
+      <w:r>
+        <w:rPr>
+          <w:b/>
+          <w:bCs/>
+        </w:rPr>
+        <w:t>espalier, violacé, quenotte, suceur, brachioures</w:t>
+      </w:r>
+      <w:r>
         <w:t xml:space="preserve">, clupanodons, corégone, fissurelles, gobies-plumiers, krak </w:t>
       </w:r>
       <w:r>
@@ -3141,7 +3218,6 @@
         <w:ind w:firstLine="0"/>
       </w:pPr>
       <w:r>
-        <w:lastRenderedPageBreak/>
         <w:t>Cette expérience sur un seul chapitre se confirmerait sur tout autre texte, elle rend sensible l’utilité</w:t>
       </w:r>
       <w:r>
@@ -3222,7 +3298,7 @@
         <w:t>formules</w:t>
       </w:r>
       <w:r>
-        <w:t xml:space="preserve"> semblent alors se détacher comme les plus sémantiques, les tests </w:t>
+        <w:t xml:space="preserve"> semblent alors se détacher, les tests </w:t>
       </w:r>
       <w:r>
         <w:rPr>
@@ -3338,7 +3414,7 @@
           <w:noProof/>
         </w:rPr>
         <w:drawing>
-          <wp:anchor distT="0" distB="0" distL="114300" distR="114300" simplePos="0" relativeHeight="251661312" behindDoc="0" locked="0" layoutInCell="1" allowOverlap="1" wp14:anchorId="76A1CACB" wp14:editId="75C3B949">
+          <wp:anchor distT="0" distB="0" distL="114300" distR="114300" simplePos="0" relativeHeight="251661312" behindDoc="0" locked="0" layoutInCell="1" allowOverlap="1" wp14:anchorId="76A1CACB" wp14:editId="16CF0D90">
             <wp:simplePos x="0" y="0"/>
             <wp:positionH relativeFrom="column">
               <wp:posOffset>44450</wp:posOffset>
@@ -3549,7 +3625,11 @@
         <w:t xml:space="preserve"> la moyenne des distances</w:t>
       </w:r>
       <w:r>
-        <w:t xml:space="preserve"> pour chaque</w:t>
+        <w:t xml:space="preserve"> pour </w:t>
+      </w:r>
+      <w:r>
+        <w:lastRenderedPageBreak/>
+        <w:t>chaque</w:t>
       </w:r>
       <w:r>
         <w:t xml:space="preserve"> chapitre</w:t>
@@ -3602,861 +3682,861 @@
           <w:i/>
           <w:iCs/>
         </w:rPr>
+        <w:t>extf</w:t>
+      </w:r>
+      <w:r>
+        <w:t xml:space="preserve"> sont les plus éloignées </w:t>
+      </w:r>
+      <w:r>
+        <w:t xml:space="preserve">: </w:t>
+      </w:r>
+      <w:r>
+        <w:t>~1.0 (quelques textes très courts</w:t>
+      </w:r>
+      <w:r>
+        <w:t xml:space="preserve"> peuvent</w:t>
+      </w:r>
+      <w:r>
+        <w:t xml:space="preserve"> </w:t>
+      </w:r>
+      <w:r>
+        <w:t>avoir</w:t>
+      </w:r>
+      <w:r>
+        <w:t xml:space="preserve"> des mots exclusifs</w:t>
+      </w:r>
+      <w:r>
+        <w:t xml:space="preserve"> dans la fin de la liste </w:t>
+      </w:r>
+      <w:r>
+        <w:rPr>
+          <w:i/>
+          <w:iCs/>
+        </w:rPr>
+        <w:t>tf</w:t>
+      </w:r>
+      <w:r>
+        <w:t>).</w:t>
+      </w:r>
+    </w:p>
+    <w:p>
+      <w:pPr>
+        <w:ind w:firstLine="708"/>
+        <w:rPr>
+          <w:lang w:val="fr-FR"/>
+        </w:rPr>
+      </w:pPr>
+      <w:r>
+        <w:t>T</w:t>
+      </w:r>
+      <w:r>
+        <w:t>outes ces distances forment</w:t>
+      </w:r>
+      <w:r>
+        <w:t xml:space="preserve"> une matrice </w:t>
+      </w:r>
+      <w:r>
+        <w:t>avec une ligne et une colonne pour chaque formule</w:t>
+      </w:r>
+      <w:r>
+        <w:t xml:space="preserve">. </w:t>
+      </w:r>
+      <w:r>
+        <w:t>Comment en donner une représentation synthétique qu’un humain peut saisir ? Le graphique ci-dessus est une « </w:t>
+      </w:r>
+      <w:r>
+        <w:rPr>
+          <w:lang w:val="fr-FR"/>
+        </w:rPr>
+        <w:t>a</w:t>
+      </w:r>
+      <w:r>
+        <w:rPr>
+          <w:lang w:val="fr-FR"/>
+        </w:rPr>
+        <w:t>nalyse en composantes principales</w:t>
+      </w:r>
+      <w:r>
+        <w:rPr>
+          <w:lang w:val="fr-FR"/>
+        </w:rPr>
+        <w:t> » (</w:t>
+      </w:r>
+      <w:r>
+        <w:rPr>
+          <w:lang w:val="fr-FR"/>
+        </w:rPr>
+        <w:t>an</w:t>
+      </w:r>
+      <w:r>
+        <w:rPr>
+          <w:lang w:val="fr-FR"/>
+        </w:rPr>
+        <w:t>g</w:t>
+      </w:r>
+      <w:r>
+        <w:rPr>
+          <w:lang w:val="fr-FR"/>
+        </w:rPr>
+        <w:t>lais</w:t>
+      </w:r>
+      <w:r>
+        <w:rPr>
+          <w:lang w:val="fr-FR"/>
+        </w:rPr>
+        <w:t xml:space="preserve"> : </w:t>
+      </w:r>
+      <w:r>
+        <w:rPr>
+          <w:i/>
+          <w:iCs/>
+          <w:lang w:val="fr-FR"/>
+        </w:rPr>
+        <w:t>PCoA</w:t>
+      </w:r>
+      <w:r>
+        <w:rPr>
+          <w:lang w:val="fr-FR"/>
+        </w:rPr>
+        <w:t xml:space="preserve">) qui projette les </w:t>
+      </w:r>
+      <w:r>
+        <w:rPr>
+          <w:lang w:val="fr-FR"/>
+        </w:rPr>
+        <w:t>multiples</w:t>
+      </w:r>
+      <w:r>
+        <w:rPr>
+          <w:lang w:val="fr-FR"/>
+        </w:rPr>
+        <w:t xml:space="preserve"> dimensions de la matrice initiale sur les 2 dimensions d’un plan. Cette projection conserve</w:t>
+      </w:r>
+      <w:r>
+        <w:rPr>
+          <w:lang w:val="fr-FR"/>
+        </w:rPr>
+        <w:t xml:space="preserve"> </w:t>
+      </w:r>
+      <w:r>
+        <w:rPr>
+          <w:lang w:val="fr-FR"/>
+        </w:rPr>
+        <w:t>environ</w:t>
+      </w:r>
+      <w:r>
+        <w:rPr>
+          <w:lang w:val="fr-FR"/>
+        </w:rPr>
+        <w:t xml:space="preserve"> </w:t>
+      </w:r>
+      <w:r>
+        <w:rPr>
+          <w:lang w:val="fr-FR"/>
+        </w:rPr>
+        <w:t>85</w:t>
+      </w:r>
+      <w:r>
+        <w:rPr>
+          <w:lang w:val="fr-FR"/>
+        </w:rPr>
+        <w:t xml:space="preserve">% de la variation, </w:t>
+      </w:r>
+      <w:r>
+        <w:rPr>
+          <w:lang w:val="fr-FR"/>
+        </w:rPr>
+        <w:t>elle</w:t>
+      </w:r>
+      <w:r>
+        <w:rPr>
+          <w:lang w:val="fr-FR"/>
+        </w:rPr>
+        <w:t xml:space="preserve"> est donc très représentative de</w:t>
+      </w:r>
+      <w:r>
+        <w:rPr>
+          <w:lang w:val="fr-FR"/>
+        </w:rPr>
+        <w:t xml:space="preserve"> la matrice</w:t>
+      </w:r>
+      <w:r>
+        <w:rPr>
+          <w:lang w:val="fr-FR"/>
+        </w:rPr>
+        <w:t>.</w:t>
+      </w:r>
+      <w:r>
+        <w:rPr>
+          <w:lang w:val="fr-FR"/>
+        </w:rPr>
+        <w:t xml:space="preserve"> Les </w:t>
+      </w:r>
+      <w:r>
+        <w:rPr>
+          <w:lang w:val="fr-FR"/>
+        </w:rPr>
+        <w:t>formules</w:t>
+      </w:r>
+      <w:r>
+        <w:rPr>
+          <w:lang w:val="fr-FR"/>
+        </w:rPr>
+        <w:t xml:space="preserve"> proches </w:t>
+      </w:r>
+      <w:r>
+        <w:rPr>
+          <w:lang w:val="fr-FR"/>
+        </w:rPr>
+        <w:t>produisent</w:t>
+      </w:r>
+      <w:r>
+        <w:rPr>
+          <w:lang w:val="fr-FR"/>
+        </w:rPr>
+        <w:t xml:space="preserve"> des listes de mots-clés similaires, les points éloignés diffèrent. </w:t>
+      </w:r>
+    </w:p>
+    <w:p>
+      <w:pPr>
+        <w:ind w:firstLine="0"/>
+        <w:rPr>
+          <w:lang w:val="fr-FR"/>
+        </w:rPr>
+      </w:pPr>
+    </w:p>
+    <w:p>
+      <w:pPr>
+        <w:ind w:firstLine="0"/>
+        <w:rPr>
+          <w:lang w:val="fr-FR"/>
+        </w:rPr>
+      </w:pPr>
+      <w:r>
+        <w:rPr>
+          <w:lang w:val="fr-FR"/>
+        </w:rPr>
+        <w:t xml:space="preserve">Offrir à un utilisateur le moyen de varier le degré d’exclusivité d’une liste de mots clés est </w:t>
+      </w:r>
+      <w:r>
+        <w:rPr>
+          <w:lang w:val="fr-FR"/>
+        </w:rPr>
+        <w:t>utile</w:t>
+      </w:r>
+      <w:r>
+        <w:rPr>
+          <w:lang w:val="fr-FR"/>
+        </w:rPr>
+        <w:t xml:space="preserve">, car les tailles des partitions observées peuvent être variables : un texte, un livre, un auteur, une année, la co-occurrence autour d’un mot… De plus, le chercheur peut s’intéresser à des relations très fortes, par exemple les collocations pour lequel le score d’exclusivité est important, ou bien </w:t>
+      </w:r>
+      <w:r>
+        <w:rPr>
+          <w:lang w:val="fr-FR"/>
+        </w:rPr>
+        <w:t xml:space="preserve">très lâches, comme </w:t>
+      </w:r>
+      <w:r>
+        <w:rPr>
+          <w:lang w:val="fr-FR"/>
+        </w:rPr>
+        <w:t>observer des thématiques</w:t>
+      </w:r>
+      <w:r>
+        <w:rPr>
+          <w:lang w:val="fr-FR"/>
+        </w:rPr>
+        <w:t xml:space="preserve"> partagées</w:t>
+      </w:r>
+      <w:r>
+        <w:rPr>
+          <w:lang w:val="fr-FR"/>
+        </w:rPr>
+        <w:t xml:space="preserve"> </w:t>
+      </w:r>
+      <w:r>
+        <w:rPr>
+          <w:lang w:val="fr-FR"/>
+        </w:rPr>
+        <w:t xml:space="preserve">à travers de gros </w:t>
+      </w:r>
+      <w:r>
+        <w:rPr>
+          <w:lang w:val="fr-FR"/>
+        </w:rPr>
+        <w:t>corpus. Il est vain de promettre la formule universelle.</w:t>
+      </w:r>
+    </w:p>
+    <w:p>
+      <w:pPr>
+        <w:ind w:firstLine="708"/>
+        <w:rPr>
+          <w:lang w:val="fr-FR"/>
+        </w:rPr>
+      </w:pPr>
+      <w:r>
+        <w:rPr>
+          <w:lang w:val="fr-FR"/>
+        </w:rPr>
+        <w:t>Ce fait est connu des développeurs d’application</w:t>
+      </w:r>
+      <w:r>
+        <w:rPr>
+          <w:lang w:val="fr-FR"/>
+        </w:rPr>
+        <w:t>s</w:t>
+      </w:r>
+      <w:r>
+        <w:rPr>
+          <w:lang w:val="fr-FR"/>
+        </w:rPr>
+        <w:t xml:space="preserve"> linguistiques</w:t>
+      </w:r>
+      <w:r>
+        <w:rPr>
+          <w:lang w:val="fr-FR"/>
+        </w:rPr>
+        <w:t xml:space="preserve">. Ainsi </w:t>
+      </w:r>
+      <w:r>
+        <w:rPr>
+          <w:i/>
+          <w:iCs/>
+          <w:lang w:val="fr-FR"/>
+        </w:rPr>
+        <w:t>Frantext</w:t>
+      </w:r>
+      <w:r>
+        <w:rPr>
+          <w:rStyle w:val="FootnoteReference"/>
+          <w:lang w:val="fr-FR"/>
+        </w:rPr>
+        <w:footnoteReference w:id="14"/>
+      </w:r>
+      <w:r>
+        <w:rPr>
+          <w:lang w:val="fr-FR"/>
+        </w:rPr>
+        <w:t xml:space="preserve"> propose les scores : </w:t>
+      </w:r>
+      <w:r>
+        <w:rPr>
+          <w:i/>
+          <w:iCs/>
+          <w:lang w:val="fr-FR"/>
+        </w:rPr>
+        <w:t>tf</w:t>
+      </w:r>
+      <w:r>
+        <w:rPr>
+          <w:lang w:val="fr-FR"/>
+        </w:rPr>
+        <w:t xml:space="preserve"> (fréquence), </w:t>
+      </w:r>
+      <w:r>
+        <w:rPr>
+          <w:i/>
+          <w:iCs/>
+          <w:lang w:val="fr-FR"/>
+        </w:rPr>
+        <w:t>G</w:t>
+      </w:r>
+      <w:r>
+        <w:rPr>
+          <w:i/>
+          <w:iCs/>
+          <w:vertAlign w:val="superscript"/>
+          <w:lang w:val="fr-FR"/>
+        </w:rPr>
+        <w:t>2</w:t>
+      </w:r>
+      <w:r>
+        <w:rPr>
+          <w:lang w:val="fr-FR"/>
+        </w:rPr>
+        <w:t xml:space="preserve"> (</w:t>
+      </w:r>
+      <w:r>
+        <w:rPr>
+          <w:i/>
+          <w:iCs/>
+          <w:lang w:val="fr-FR"/>
+        </w:rPr>
+        <w:t>Loglikelihood</w:t>
+      </w:r>
+      <w:r>
+        <w:rPr>
+          <w:lang w:val="fr-FR"/>
+        </w:rPr>
+        <w:t xml:space="preserve">), </w:t>
+      </w:r>
+      <w:r>
+        <w:rPr>
+          <w:i/>
+          <w:iCs/>
+          <w:lang w:val="fr-FR"/>
+        </w:rPr>
+        <w:t>z</w:t>
+      </w:r>
+      <w:r>
+        <w:rPr>
+          <w:i/>
+          <w:iCs/>
+          <w:lang w:val="fr-FR"/>
+        </w:rPr>
+        <w:t>-</w:t>
+      </w:r>
+      <w:r>
+        <w:rPr>
+          <w:i/>
+          <w:iCs/>
+          <w:lang w:val="fr-FR"/>
+        </w:rPr>
+        <w:t>score</w:t>
+      </w:r>
+      <w:r>
+        <w:rPr>
+          <w:lang w:val="fr-FR"/>
+        </w:rPr>
+        <w:t xml:space="preserve">, </w:t>
+      </w:r>
+      <w:r>
+        <w:rPr>
+          <w:i/>
+          <w:iCs/>
+          <w:lang w:val="fr-FR"/>
+        </w:rPr>
+        <w:t>t</w:t>
+      </w:r>
+      <w:r>
+        <w:rPr>
+          <w:i/>
+          <w:iCs/>
+          <w:lang w:val="fr-FR"/>
+        </w:rPr>
+        <w:t>-</w:t>
+      </w:r>
+      <w:r>
+        <w:rPr>
+          <w:i/>
+          <w:iCs/>
+          <w:lang w:val="fr-FR"/>
+        </w:rPr>
+        <w:t>score</w:t>
+      </w:r>
+      <w:r>
+        <w:rPr>
+          <w:lang w:val="fr-FR"/>
+        </w:rPr>
+        <w:t xml:space="preserve">, et </w:t>
+      </w:r>
+      <w:r>
+        <w:rPr>
+          <w:i/>
+          <w:iCs/>
+          <w:lang w:val="fr-FR"/>
+        </w:rPr>
+        <w:t>MI</w:t>
+      </w:r>
+      <w:r>
+        <w:rPr>
+          <w:lang w:val="fr-FR"/>
+        </w:rPr>
+        <w:t xml:space="preserve"> (information mutuelle)</w:t>
+      </w:r>
+      <w:r>
+        <w:rPr>
+          <w:rStyle w:val="FootnoteReference"/>
+          <w:lang w:val="fr-FR"/>
+        </w:rPr>
+        <w:footnoteReference w:id="15"/>
+      </w:r>
+      <w:r>
+        <w:rPr>
+          <w:lang w:val="fr-FR"/>
+        </w:rPr>
+        <w:t xml:space="preserve">. </w:t>
+      </w:r>
+      <w:r>
+        <w:rPr>
+          <w:i/>
+          <w:iCs/>
+          <w:lang w:val="fr-FR"/>
+        </w:rPr>
+        <w:t>SketchEngine</w:t>
+      </w:r>
+      <w:r>
+        <w:rPr>
+          <w:rStyle w:val="FootnoteReference"/>
+          <w:i/>
+          <w:iCs/>
+          <w:lang w:val="fr-FR"/>
+        </w:rPr>
+        <w:footnoteReference w:id="16"/>
+      </w:r>
+      <w:r>
+        <w:rPr>
+          <w:lang w:val="fr-FR"/>
+        </w:rPr>
+        <w:t xml:space="preserve"> ajoute </w:t>
+      </w:r>
+      <w:r>
+        <w:rPr>
+          <w:lang w:val="fr-FR"/>
+        </w:rPr>
+        <w:t>encore</w:t>
+      </w:r>
+      <w:r>
+        <w:rPr>
+          <w:lang w:val="fr-FR"/>
+        </w:rPr>
+        <w:t xml:space="preserve"> </w:t>
+      </w:r>
+      <w:r>
+        <w:rPr>
+          <w:i/>
+          <w:iCs/>
+          <w:lang w:val="fr-FR"/>
+        </w:rPr>
+        <w:t>MI</w:t>
+      </w:r>
+      <w:r>
+        <w:rPr>
+          <w:i/>
+          <w:iCs/>
+          <w:vertAlign w:val="superscript"/>
+          <w:lang w:val="fr-FR"/>
+        </w:rPr>
+        <w:t>3</w:t>
+      </w:r>
+      <w:r>
+        <w:rPr>
+          <w:lang w:val="fr-FR"/>
+        </w:rPr>
+        <w:t xml:space="preserve">, </w:t>
+      </w:r>
+      <w:r>
+        <w:rPr>
+          <w:i/>
+          <w:iCs/>
+          <w:lang w:val="fr-FR"/>
+        </w:rPr>
+        <w:t>LogDice</w:t>
+      </w:r>
+      <w:r>
+        <w:rPr>
+          <w:lang w:val="fr-FR"/>
+        </w:rPr>
+        <w:t xml:space="preserve">, </w:t>
+      </w:r>
+      <w:r>
+        <w:rPr>
+          <w:i/>
+          <w:iCs/>
+          <w:lang w:val="fr-FR"/>
+        </w:rPr>
+        <w:t>MI.log-f</w:t>
+      </w:r>
+      <w:r>
+        <w:rPr>
+          <w:lang w:val="fr-FR"/>
+        </w:rPr>
+        <w:t xml:space="preserve"> et </w:t>
+      </w:r>
+      <w:r>
+        <w:rPr>
+          <w:i/>
+          <w:iCs/>
+          <w:lang w:val="fr-FR"/>
+        </w:rPr>
+        <w:t>minimum sensitivity</w:t>
+      </w:r>
+      <w:r>
+        <w:rPr>
+          <w:rStyle w:val="FootnoteReference"/>
+          <w:i/>
+          <w:iCs/>
+          <w:lang w:val="fr-FR"/>
+        </w:rPr>
+        <w:footnoteReference w:id="17"/>
+      </w:r>
+      <w:r>
+        <w:rPr>
+          <w:lang w:val="fr-FR"/>
+        </w:rPr>
+        <w:t>. C</w:t>
+      </w:r>
+      <w:r>
+        <w:rPr>
+          <w:lang w:val="fr-FR"/>
+        </w:rPr>
+        <w:t>e</w:t>
+      </w:r>
+      <w:r>
+        <w:rPr>
+          <w:lang w:val="fr-FR"/>
+        </w:rPr>
+        <w:t xml:space="preserve">la demande </w:t>
+      </w:r>
+      <w:r>
+        <w:rPr>
+          <w:lang w:val="fr-FR"/>
+        </w:rPr>
+        <w:t xml:space="preserve">à l’utilisateur beaucoup d’expertise statistique pour comprendre </w:t>
+      </w:r>
+      <w:r>
+        <w:rPr>
+          <w:lang w:val="fr-FR"/>
+        </w:rPr>
+        <w:t xml:space="preserve">les résultats qu’il obtient, au risque </w:t>
+      </w:r>
+      <w:r>
+        <w:rPr>
+          <w:lang w:val="fr-FR"/>
+        </w:rPr>
+        <w:t>de choisir</w:t>
+      </w:r>
+      <w:r>
+        <w:rPr>
+          <w:lang w:val="fr-FR"/>
+        </w:rPr>
+        <w:t xml:space="preserve"> </w:t>
+      </w:r>
+      <w:r>
+        <w:rPr>
+          <w:lang w:val="fr-FR"/>
+        </w:rPr>
+        <w:t>la formule</w:t>
+      </w:r>
+      <w:r>
+        <w:rPr>
+          <w:lang w:val="fr-FR"/>
+        </w:rPr>
+        <w:t xml:space="preserve"> qui </w:t>
+      </w:r>
+      <w:r>
+        <w:rPr>
+          <w:lang w:val="fr-FR"/>
+        </w:rPr>
+        <w:t>produit ce qui lui plaît, plutôt que celle qui révèle le corpus.</w:t>
+      </w:r>
+    </w:p>
+    <w:p>
+      <w:pPr>
+        <w:ind w:firstLine="708"/>
+        <w:rPr>
+          <w:lang w:val="fr-FR"/>
+        </w:rPr>
+      </w:pPr>
+    </w:p>
+    <w:p>
+      <w:pPr>
+        <w:ind w:firstLine="0"/>
+        <w:rPr>
+          <w:lang w:val="fr-FR"/>
+        </w:rPr>
+      </w:pPr>
+      <w:r>
+        <w:rPr>
+          <w:lang w:val="fr-FR"/>
+        </w:rPr>
+        <w:t xml:space="preserve">Le nuage semble dessiner comme un arc continu entre fréquences locales </w:t>
+      </w:r>
+      <w:r>
+        <w:rPr>
+          <w:i/>
+          <w:iCs/>
+          <w:lang w:val="fr-FR"/>
+        </w:rPr>
+        <w:t>tf</w:t>
+      </w:r>
+      <w:r>
+        <w:rPr>
+          <w:lang w:val="fr-FR"/>
+        </w:rPr>
+        <w:t xml:space="preserve"> et fréquences exclusives </w:t>
+      </w:r>
+      <w:r>
+        <w:rPr>
+          <w:i/>
+          <w:iCs/>
+          <w:lang w:val="fr-FR"/>
+        </w:rPr>
+        <w:t>extf</w:t>
+      </w:r>
+      <w:r>
+        <w:rPr>
+          <w:lang w:val="fr-FR"/>
+        </w:rPr>
+        <w:t xml:space="preserve">, confirmant les impressions subjectives sur un seul chapitre. Le </w:t>
+      </w:r>
+      <w:r>
+        <w:rPr>
+          <w:i/>
+          <w:iCs/>
+          <w:lang w:val="fr-FR"/>
+        </w:rPr>
+        <w:t>chi2</w:t>
+      </w:r>
+      <w:r>
+        <w:rPr>
+          <w:lang w:val="fr-FR"/>
+        </w:rPr>
+        <w:t xml:space="preserve">, ainsi que </w:t>
+      </w:r>
+      <w:r>
+        <w:rPr>
+          <w:i/>
+          <w:iCs/>
+          <w:lang w:val="fr-FR"/>
+        </w:rPr>
+        <w:t>mi3</w:t>
+      </w:r>
+      <w:r>
+        <w:rPr>
+          <w:lang w:val="fr-FR"/>
+        </w:rPr>
+        <w:t>, semblent se détacher. S’agit-il de cas particuliers, ou le signe que l’arc est un croissant, avec un ventre</w:t>
+      </w:r>
+      <w:r>
+        <w:rPr>
+          <w:lang w:val="fr-FR"/>
+        </w:rPr>
+        <w:t xml:space="preserve"> que nous pourrions remplir si l’on avait trouvé d’autres formules</w:t>
+      </w:r>
+      <w:r>
+        <w:rPr>
+          <w:lang w:val="fr-FR"/>
+        </w:rPr>
+        <w:t> ?</w:t>
+      </w:r>
+    </w:p>
+    <w:p>
+      <w:pPr>
+        <w:pStyle w:val="Heading1"/>
+        <w:rPr>
+          <w:lang w:val="fr-FR"/>
+        </w:rPr>
+      </w:pPr>
+      <w:r>
+        <w:rPr>
+          <w:lang w:val="fr-FR"/>
+        </w:rPr>
+        <w:t xml:space="preserve">§5. </w:t>
+      </w:r>
+      <w:r>
+        <w:rPr>
+          <w:lang w:val="fr-FR"/>
+        </w:rPr>
+        <w:t>Anticiper un</w:t>
+      </w:r>
+      <w:r>
+        <w:rPr>
+          <w:lang w:val="fr-FR"/>
+        </w:rPr>
+        <w:t xml:space="preserve"> mouvement est une intuition du nombre, paramétrer</w:t>
+      </w:r>
+    </w:p>
+    <w:p>
+      <w:pPr>
+        <w:ind w:firstLine="0"/>
+        <w:rPr>
+          <w:lang w:val="fr-FR"/>
+        </w:rPr>
+      </w:pPr>
+      <w:r>
+        <w:rPr>
+          <w:lang w:val="fr-FR"/>
+        </w:rPr>
+        <w:t>Il est difficile de s’y retrouver parmi les 19 formules testées dans la section précédente. Un instrument</w:t>
+      </w:r>
+      <w:r>
+        <w:rPr>
+          <w:lang w:val="fr-FR"/>
+        </w:rPr>
+        <w:t xml:space="preserve"> d’observation</w:t>
+      </w:r>
+      <w:r>
+        <w:rPr>
+          <w:lang w:val="fr-FR"/>
+        </w:rPr>
+        <w:t xml:space="preserve"> peut résulter de calculs complexes, il devient </w:t>
+      </w:r>
+      <w:r>
+        <w:rPr>
+          <w:lang w:val="fr-FR"/>
+        </w:rPr>
+        <w:t>commode</w:t>
+      </w:r>
+      <w:r>
+        <w:rPr>
+          <w:lang w:val="fr-FR"/>
+        </w:rPr>
+        <w:t xml:space="preserve"> </w:t>
+      </w:r>
+      <w:r>
+        <w:rPr>
+          <w:lang w:val="fr-FR"/>
+        </w:rPr>
+        <w:t>lorsque</w:t>
+      </w:r>
+      <w:r>
+        <w:rPr>
+          <w:lang w:val="fr-FR"/>
+        </w:rPr>
+        <w:t xml:space="preserve"> le chercheur peut se faire une intuition de sa variation,</w:t>
+      </w:r>
+      <w:r>
+        <w:rPr>
+          <w:lang w:val="fr-FR"/>
+        </w:rPr>
+        <w:t xml:space="preserve"> </w:t>
+      </w:r>
+      <w:r>
+        <w:rPr>
+          <w:lang w:val="fr-FR"/>
+        </w:rPr>
+        <w:t>si bien qu’il libère une part de sa conscience pour comprendre et interpréter les résultats.</w:t>
+      </w:r>
+    </w:p>
+    <w:p>
+      <w:pPr>
+        <w:ind w:firstLine="708"/>
+        <w:rPr>
+          <w:lang w:val="fr-FR"/>
+        </w:rPr>
+      </w:pPr>
+      <w:r>
+        <w:rPr>
+          <w:lang w:val="fr-FR"/>
+        </w:rPr>
+        <w:t xml:space="preserve">L’esprit peut se faire une idée assez juste d’un phénomène en saisissant son mouvement, </w:t>
+      </w:r>
+      <w:r>
+        <w:rPr>
+          <w:lang w:val="fr-FR"/>
+        </w:rPr>
+        <w:t>ainsi nous lison</w:t>
+      </w:r>
+      <w:r>
+        <w:rPr>
+          <w:lang w:val="fr-FR"/>
+        </w:rPr>
+        <w:t xml:space="preserve"> la trajectoire d’une balle sans calculer son énergie cinétique et la pesanteur.</w:t>
+      </w:r>
+    </w:p>
+    <w:p>
+      <w:pPr>
+        <w:ind w:firstLine="708"/>
+        <w:rPr>
+          <w:lang w:val="fr-FR"/>
+        </w:rPr>
+      </w:pPr>
+      <w:r>
+        <w:rPr>
+          <w:lang w:val="fr-FR"/>
+        </w:rPr>
         <w:lastRenderedPageBreak/>
-        <w:t>extf</w:t>
-      </w:r>
-      <w:r>
-        <w:t xml:space="preserve"> sont les plus éloignées </w:t>
-      </w:r>
-      <w:r>
-        <w:t xml:space="preserve">: </w:t>
-      </w:r>
-      <w:r>
-        <w:t>~1.0 (quelques textes très courts</w:t>
-      </w:r>
-      <w:r>
-        <w:t xml:space="preserve"> peuvent</w:t>
-      </w:r>
-      <w:r>
-        <w:t xml:space="preserve"> </w:t>
-      </w:r>
-      <w:r>
-        <w:t>avoir</w:t>
-      </w:r>
-      <w:r>
-        <w:t xml:space="preserve"> des mots exclusifs</w:t>
-      </w:r>
-      <w:r>
-        <w:t xml:space="preserve"> dans la fin de la liste </w:t>
-      </w:r>
-      <w:r>
-        <w:rPr>
-          <w:i/>
-          <w:iCs/>
-        </w:rPr>
-        <w:t>tf</w:t>
-      </w:r>
-      <w:r>
-        <w:t>).</w:t>
-      </w:r>
-    </w:p>
-    <w:p>
-      <w:pPr>
-        <w:ind w:firstLine="708"/>
-        <w:rPr>
-          <w:lang w:val="fr-FR"/>
-        </w:rPr>
-      </w:pPr>
-      <w:r>
-        <w:t>T</w:t>
-      </w:r>
-      <w:r>
-        <w:t>outes ces distances forment</w:t>
-      </w:r>
-      <w:r>
-        <w:t xml:space="preserve"> une matrice </w:t>
-      </w:r>
-      <w:r>
-        <w:t>avec une ligne et une colonne pour chaque formule</w:t>
-      </w:r>
-      <w:r>
-        <w:t xml:space="preserve">. </w:t>
-      </w:r>
-      <w:r>
-        <w:t>Comment en donner une représentation synthétique qu’un humain peut saisir ? Le graphique ci-dessus est une « </w:t>
-      </w:r>
-      <w:r>
-        <w:rPr>
-          <w:lang w:val="fr-FR"/>
-        </w:rPr>
-        <w:t>a</w:t>
-      </w:r>
-      <w:r>
-        <w:rPr>
-          <w:lang w:val="fr-FR"/>
-        </w:rPr>
-        <w:t>nalyse en composantes principales</w:t>
-      </w:r>
-      <w:r>
-        <w:rPr>
-          <w:lang w:val="fr-FR"/>
-        </w:rPr>
-        <w:t> » (</w:t>
-      </w:r>
-      <w:r>
-        <w:rPr>
-          <w:lang w:val="fr-FR"/>
-        </w:rPr>
-        <w:t>an</w:t>
-      </w:r>
-      <w:r>
-        <w:rPr>
-          <w:lang w:val="fr-FR"/>
-        </w:rPr>
-        <w:t>g</w:t>
-      </w:r>
-      <w:r>
-        <w:rPr>
-          <w:lang w:val="fr-FR"/>
-        </w:rPr>
-        <w:t>lais</w:t>
-      </w:r>
-      <w:r>
-        <w:rPr>
-          <w:lang w:val="fr-FR"/>
-        </w:rPr>
-        <w:t xml:space="preserve"> : </w:t>
-      </w:r>
-      <w:r>
-        <w:rPr>
-          <w:i/>
-          <w:iCs/>
-          <w:lang w:val="fr-FR"/>
-        </w:rPr>
-        <w:t>PCoA</w:t>
-      </w:r>
-      <w:r>
-        <w:rPr>
-          <w:lang w:val="fr-FR"/>
-        </w:rPr>
-        <w:t xml:space="preserve">) qui projette les </w:t>
-      </w:r>
-      <w:r>
-        <w:rPr>
-          <w:lang w:val="fr-FR"/>
-        </w:rPr>
-        <w:t>multiples</w:t>
-      </w:r>
-      <w:r>
-        <w:rPr>
-          <w:lang w:val="fr-FR"/>
-        </w:rPr>
-        <w:t xml:space="preserve"> dimensions de la matrice initiale sur les 2 dimensions d’un plan. Cette projection conserve</w:t>
-      </w:r>
-      <w:r>
-        <w:rPr>
-          <w:lang w:val="fr-FR"/>
-        </w:rPr>
-        <w:t xml:space="preserve"> </w:t>
-      </w:r>
-      <w:r>
-        <w:rPr>
-          <w:lang w:val="fr-FR"/>
-        </w:rPr>
-        <w:t>environ</w:t>
-      </w:r>
-      <w:r>
-        <w:rPr>
-          <w:lang w:val="fr-FR"/>
-        </w:rPr>
-        <w:t xml:space="preserve"> </w:t>
-      </w:r>
-      <w:r>
-        <w:rPr>
-          <w:lang w:val="fr-FR"/>
-        </w:rPr>
-        <w:t>85</w:t>
-      </w:r>
-      <w:r>
-        <w:rPr>
-          <w:lang w:val="fr-FR"/>
-        </w:rPr>
-        <w:t xml:space="preserve">% de la variation, </w:t>
-      </w:r>
-      <w:r>
-        <w:rPr>
-          <w:lang w:val="fr-FR"/>
-        </w:rPr>
-        <w:t>elle</w:t>
-      </w:r>
-      <w:r>
-        <w:rPr>
-          <w:lang w:val="fr-FR"/>
-        </w:rPr>
-        <w:t xml:space="preserve"> est donc très représentative de</w:t>
-      </w:r>
-      <w:r>
-        <w:rPr>
-          <w:lang w:val="fr-FR"/>
-        </w:rPr>
-        <w:t xml:space="preserve"> la matrice</w:t>
-      </w:r>
-      <w:r>
-        <w:rPr>
-          <w:lang w:val="fr-FR"/>
-        </w:rPr>
-        <w:t>.</w:t>
-      </w:r>
-      <w:r>
-        <w:rPr>
-          <w:lang w:val="fr-FR"/>
-        </w:rPr>
-        <w:t xml:space="preserve"> Les </w:t>
-      </w:r>
-      <w:r>
-        <w:rPr>
-          <w:lang w:val="fr-FR"/>
-        </w:rPr>
-        <w:t>formules</w:t>
-      </w:r>
-      <w:r>
-        <w:rPr>
-          <w:lang w:val="fr-FR"/>
-        </w:rPr>
-        <w:t xml:space="preserve"> proches </w:t>
-      </w:r>
-      <w:r>
-        <w:rPr>
-          <w:lang w:val="fr-FR"/>
-        </w:rPr>
-        <w:t>produisent</w:t>
-      </w:r>
-      <w:r>
-        <w:rPr>
-          <w:lang w:val="fr-FR"/>
-        </w:rPr>
-        <w:t xml:space="preserve"> des listes de mots-clés similaires, les points éloignés diffèrent. </w:t>
-      </w:r>
-    </w:p>
-    <w:p>
-      <w:pPr>
-        <w:ind w:firstLine="0"/>
-        <w:rPr>
-          <w:lang w:val="fr-FR"/>
-        </w:rPr>
-      </w:pPr>
-    </w:p>
-    <w:p>
-      <w:pPr>
-        <w:ind w:firstLine="0"/>
-        <w:rPr>
-          <w:lang w:val="fr-FR"/>
-        </w:rPr>
-      </w:pPr>
-      <w:r>
-        <w:rPr>
-          <w:lang w:val="fr-FR"/>
-        </w:rPr>
-        <w:t xml:space="preserve">Offrir à un utilisateur le moyen de varier le degré d’exclusivité d’une liste de mots clés est </w:t>
-      </w:r>
-      <w:r>
-        <w:rPr>
-          <w:lang w:val="fr-FR"/>
-        </w:rPr>
-        <w:t>utile</w:t>
-      </w:r>
-      <w:r>
-        <w:rPr>
-          <w:lang w:val="fr-FR"/>
-        </w:rPr>
-        <w:t xml:space="preserve">, car les tailles des partitions observées peuvent être variables : un texte, un livre, un auteur, une année, la co-occurrence autour d’un mot… De plus, le chercheur peut s’intéresser à des relations très fortes, par exemple les collocations pour lequel le score d’exclusivité est important, ou bien </w:t>
-      </w:r>
-      <w:r>
-        <w:rPr>
-          <w:lang w:val="fr-FR"/>
-        </w:rPr>
-        <w:t xml:space="preserve">très lâches, comme </w:t>
-      </w:r>
-      <w:r>
-        <w:rPr>
-          <w:lang w:val="fr-FR"/>
-        </w:rPr>
-        <w:t>observer des thématiques</w:t>
-      </w:r>
-      <w:r>
-        <w:rPr>
-          <w:lang w:val="fr-FR"/>
-        </w:rPr>
-        <w:t xml:space="preserve"> partagées</w:t>
-      </w:r>
-      <w:r>
-        <w:rPr>
-          <w:lang w:val="fr-FR"/>
-        </w:rPr>
-        <w:t xml:space="preserve"> </w:t>
-      </w:r>
-      <w:r>
-        <w:rPr>
-          <w:lang w:val="fr-FR"/>
-        </w:rPr>
-        <w:t xml:space="preserve">à travers de gros </w:t>
-      </w:r>
-      <w:r>
-        <w:rPr>
-          <w:lang w:val="fr-FR"/>
-        </w:rPr>
-        <w:t>corpus. Il est vain de promettre la formule universelle.</w:t>
-      </w:r>
-    </w:p>
-    <w:p>
-      <w:pPr>
-        <w:ind w:firstLine="708"/>
-        <w:rPr>
-          <w:lang w:val="fr-FR"/>
-        </w:rPr>
-      </w:pPr>
-      <w:r>
-        <w:rPr>
-          <w:lang w:val="fr-FR"/>
-        </w:rPr>
-        <w:t>Ce fait est connu des développeurs d’application</w:t>
-      </w:r>
-      <w:r>
-        <w:rPr>
-          <w:lang w:val="fr-FR"/>
-        </w:rPr>
-        <w:t>s</w:t>
-      </w:r>
-      <w:r>
-        <w:rPr>
-          <w:lang w:val="fr-FR"/>
-        </w:rPr>
-        <w:t xml:space="preserve"> linguistiques</w:t>
-      </w:r>
-      <w:r>
-        <w:rPr>
-          <w:lang w:val="fr-FR"/>
-        </w:rPr>
-        <w:t xml:space="preserve">. Ainsi </w:t>
-      </w:r>
-      <w:r>
-        <w:rPr>
-          <w:i/>
-          <w:iCs/>
-          <w:lang w:val="fr-FR"/>
-        </w:rPr>
-        <w:t>Frantext</w:t>
-      </w:r>
-      <w:r>
-        <w:rPr>
-          <w:rStyle w:val="FootnoteReference"/>
-          <w:lang w:val="fr-FR"/>
-        </w:rPr>
-        <w:footnoteReference w:id="14"/>
-      </w:r>
-      <w:r>
-        <w:rPr>
-          <w:lang w:val="fr-FR"/>
-        </w:rPr>
-        <w:t xml:space="preserve"> propose les scores : </w:t>
-      </w:r>
-      <w:r>
-        <w:rPr>
-          <w:i/>
-          <w:iCs/>
-          <w:lang w:val="fr-FR"/>
-        </w:rPr>
-        <w:t>tf</w:t>
-      </w:r>
-      <w:r>
-        <w:rPr>
-          <w:lang w:val="fr-FR"/>
-        </w:rPr>
-        <w:t xml:space="preserve"> (fréquence), </w:t>
-      </w:r>
-      <w:r>
-        <w:rPr>
-          <w:i/>
-          <w:iCs/>
-          <w:lang w:val="fr-FR"/>
-        </w:rPr>
-        <w:t>G</w:t>
-      </w:r>
-      <w:r>
-        <w:rPr>
-          <w:i/>
-          <w:iCs/>
-          <w:vertAlign w:val="superscript"/>
-          <w:lang w:val="fr-FR"/>
-        </w:rPr>
-        <w:t>2</w:t>
-      </w:r>
-      <w:r>
-        <w:rPr>
-          <w:lang w:val="fr-FR"/>
-        </w:rPr>
-        <w:t xml:space="preserve"> (</w:t>
-      </w:r>
-      <w:r>
-        <w:rPr>
-          <w:i/>
-          <w:iCs/>
-          <w:lang w:val="fr-FR"/>
-        </w:rPr>
-        <w:t>Loglikelihood</w:t>
-      </w:r>
-      <w:r>
-        <w:rPr>
-          <w:lang w:val="fr-FR"/>
-        </w:rPr>
-        <w:t xml:space="preserve">), </w:t>
-      </w:r>
-      <w:r>
-        <w:rPr>
-          <w:i/>
-          <w:iCs/>
-          <w:lang w:val="fr-FR"/>
-        </w:rPr>
-        <w:t>z</w:t>
-      </w:r>
-      <w:r>
-        <w:rPr>
-          <w:i/>
-          <w:iCs/>
-          <w:lang w:val="fr-FR"/>
-        </w:rPr>
-        <w:t>-</w:t>
-      </w:r>
-      <w:r>
-        <w:rPr>
-          <w:i/>
-          <w:iCs/>
-          <w:lang w:val="fr-FR"/>
-        </w:rPr>
-        <w:t>score</w:t>
-      </w:r>
-      <w:r>
-        <w:rPr>
-          <w:lang w:val="fr-FR"/>
-        </w:rPr>
-        <w:t xml:space="preserve">, </w:t>
-      </w:r>
-      <w:r>
-        <w:rPr>
-          <w:i/>
-          <w:iCs/>
-          <w:lang w:val="fr-FR"/>
-        </w:rPr>
-        <w:t>t</w:t>
-      </w:r>
-      <w:r>
-        <w:rPr>
-          <w:i/>
-          <w:iCs/>
-          <w:lang w:val="fr-FR"/>
-        </w:rPr>
-        <w:t>-</w:t>
-      </w:r>
-      <w:r>
-        <w:rPr>
-          <w:i/>
-          <w:iCs/>
-          <w:lang w:val="fr-FR"/>
-        </w:rPr>
-        <w:t>score</w:t>
-      </w:r>
-      <w:r>
-        <w:rPr>
-          <w:lang w:val="fr-FR"/>
-        </w:rPr>
-        <w:t xml:space="preserve">, et </w:t>
-      </w:r>
-      <w:r>
-        <w:rPr>
-          <w:i/>
-          <w:iCs/>
-          <w:lang w:val="fr-FR"/>
-        </w:rPr>
-        <w:t>MI</w:t>
-      </w:r>
-      <w:r>
-        <w:rPr>
-          <w:lang w:val="fr-FR"/>
-        </w:rPr>
-        <w:t xml:space="preserve"> (information mutuelle)</w:t>
-      </w:r>
-      <w:r>
-        <w:rPr>
-          <w:rStyle w:val="FootnoteReference"/>
-          <w:lang w:val="fr-FR"/>
-        </w:rPr>
-        <w:footnoteReference w:id="15"/>
-      </w:r>
-      <w:r>
-        <w:rPr>
-          <w:lang w:val="fr-FR"/>
-        </w:rPr>
-        <w:t xml:space="preserve">. </w:t>
-      </w:r>
-      <w:r>
-        <w:rPr>
-          <w:i/>
-          <w:iCs/>
-          <w:lang w:val="fr-FR"/>
-        </w:rPr>
-        <w:t>SketchEngine</w:t>
-      </w:r>
-      <w:r>
-        <w:rPr>
-          <w:rStyle w:val="FootnoteReference"/>
-          <w:i/>
-          <w:iCs/>
-          <w:lang w:val="fr-FR"/>
-        </w:rPr>
-        <w:footnoteReference w:id="16"/>
-      </w:r>
-      <w:r>
-        <w:rPr>
-          <w:lang w:val="fr-FR"/>
-        </w:rPr>
-        <w:t xml:space="preserve"> ajoute </w:t>
-      </w:r>
-      <w:r>
-        <w:rPr>
-          <w:lang w:val="fr-FR"/>
-        </w:rPr>
-        <w:t>encore</w:t>
-      </w:r>
-      <w:r>
-        <w:rPr>
-          <w:lang w:val="fr-FR"/>
-        </w:rPr>
-        <w:t xml:space="preserve"> </w:t>
-      </w:r>
-      <w:r>
-        <w:rPr>
-          <w:i/>
-          <w:iCs/>
-          <w:lang w:val="fr-FR"/>
-        </w:rPr>
-        <w:t>MI</w:t>
-      </w:r>
-      <w:r>
-        <w:rPr>
-          <w:i/>
-          <w:iCs/>
-          <w:vertAlign w:val="superscript"/>
-          <w:lang w:val="fr-FR"/>
-        </w:rPr>
-        <w:t>3</w:t>
-      </w:r>
-      <w:r>
-        <w:rPr>
-          <w:lang w:val="fr-FR"/>
-        </w:rPr>
-        <w:t xml:space="preserve">, </w:t>
-      </w:r>
-      <w:r>
-        <w:rPr>
-          <w:i/>
-          <w:iCs/>
-          <w:lang w:val="fr-FR"/>
-        </w:rPr>
-        <w:t>LogDice</w:t>
-      </w:r>
-      <w:r>
-        <w:rPr>
-          <w:lang w:val="fr-FR"/>
-        </w:rPr>
-        <w:t xml:space="preserve">, </w:t>
-      </w:r>
-      <w:r>
-        <w:rPr>
-          <w:i/>
-          <w:iCs/>
-          <w:lang w:val="fr-FR"/>
-        </w:rPr>
-        <w:t>MI.log-f</w:t>
-      </w:r>
-      <w:r>
-        <w:rPr>
-          <w:lang w:val="fr-FR"/>
-        </w:rPr>
-        <w:t xml:space="preserve"> et </w:t>
-      </w:r>
-      <w:r>
-        <w:rPr>
-          <w:i/>
-          <w:iCs/>
-          <w:lang w:val="fr-FR"/>
-        </w:rPr>
-        <w:t>minimum sensitivity</w:t>
-      </w:r>
-      <w:r>
-        <w:rPr>
-          <w:rStyle w:val="FootnoteReference"/>
-          <w:i/>
-          <w:iCs/>
-          <w:lang w:val="fr-FR"/>
-        </w:rPr>
-        <w:footnoteReference w:id="17"/>
-      </w:r>
-      <w:r>
-        <w:rPr>
-          <w:lang w:val="fr-FR"/>
-        </w:rPr>
-        <w:t>. C</w:t>
-      </w:r>
-      <w:r>
-        <w:rPr>
-          <w:lang w:val="fr-FR"/>
-        </w:rPr>
-        <w:t>e</w:t>
-      </w:r>
-      <w:r>
-        <w:rPr>
-          <w:lang w:val="fr-FR"/>
-        </w:rPr>
-        <w:t xml:space="preserve">la demande </w:t>
-      </w:r>
-      <w:r>
-        <w:rPr>
-          <w:lang w:val="fr-FR"/>
-        </w:rPr>
-        <w:t xml:space="preserve">à l’utilisateur beaucoup d’expertise statistique pour comprendre </w:t>
-      </w:r>
-      <w:r>
-        <w:rPr>
-          <w:lang w:val="fr-FR"/>
-        </w:rPr>
-        <w:t xml:space="preserve">les résultats qu’il obtient, au risque </w:t>
-      </w:r>
-      <w:r>
-        <w:rPr>
-          <w:lang w:val="fr-FR"/>
-        </w:rPr>
-        <w:t>de choisir</w:t>
-      </w:r>
-      <w:r>
-        <w:rPr>
-          <w:lang w:val="fr-FR"/>
-        </w:rPr>
-        <w:t xml:space="preserve"> </w:t>
-      </w:r>
-      <w:r>
-        <w:rPr>
-          <w:lang w:val="fr-FR"/>
-        </w:rPr>
-        <w:t>la formule</w:t>
-      </w:r>
-      <w:r>
-        <w:rPr>
-          <w:lang w:val="fr-FR"/>
-        </w:rPr>
-        <w:t xml:space="preserve"> qui </w:t>
-      </w:r>
-      <w:r>
-        <w:rPr>
-          <w:lang w:val="fr-FR"/>
-        </w:rPr>
-        <w:t>produit ce qui lui plaît, plutôt que celle qui révèle le corpus.</w:t>
-      </w:r>
-    </w:p>
-    <w:p>
-      <w:pPr>
-        <w:ind w:firstLine="708"/>
-        <w:rPr>
-          <w:lang w:val="fr-FR"/>
-        </w:rPr>
-      </w:pPr>
-    </w:p>
-    <w:p>
-      <w:pPr>
-        <w:ind w:firstLine="0"/>
-        <w:rPr>
-          <w:lang w:val="fr-FR"/>
-        </w:rPr>
-      </w:pPr>
-      <w:r>
-        <w:rPr>
-          <w:lang w:val="fr-FR"/>
-        </w:rPr>
-        <w:t xml:space="preserve">Le nuage semble dessiner comme un arc continu entre fréquences locales </w:t>
-      </w:r>
-      <w:r>
-        <w:rPr>
-          <w:i/>
-          <w:iCs/>
-          <w:lang w:val="fr-FR"/>
-        </w:rPr>
-        <w:t>tf</w:t>
-      </w:r>
-      <w:r>
-        <w:rPr>
-          <w:lang w:val="fr-FR"/>
-        </w:rPr>
-        <w:t xml:space="preserve"> et fréquences exclusives </w:t>
-      </w:r>
-      <w:r>
-        <w:rPr>
-          <w:i/>
-          <w:iCs/>
-          <w:lang w:val="fr-FR"/>
-        </w:rPr>
-        <w:t>extf</w:t>
-      </w:r>
-      <w:r>
-        <w:rPr>
-          <w:lang w:val="fr-FR"/>
-        </w:rPr>
-        <w:t xml:space="preserve">, confirmant les impressions subjectives sur un seul chapitre. Le </w:t>
-      </w:r>
-      <w:r>
-        <w:rPr>
-          <w:i/>
-          <w:iCs/>
-          <w:lang w:val="fr-FR"/>
-        </w:rPr>
-        <w:t>chi2</w:t>
-      </w:r>
-      <w:r>
-        <w:rPr>
-          <w:lang w:val="fr-FR"/>
-        </w:rPr>
-        <w:t xml:space="preserve">, ainsi que </w:t>
-      </w:r>
-      <w:r>
-        <w:rPr>
-          <w:i/>
-          <w:iCs/>
-          <w:lang w:val="fr-FR"/>
-        </w:rPr>
-        <w:t>mi3</w:t>
-      </w:r>
-      <w:r>
-        <w:rPr>
-          <w:lang w:val="fr-FR"/>
-        </w:rPr>
-        <w:t>, semblent se détacher. S’agit-il de cas particuliers, ou le signe que l’arc est un croissant, avec un ventre</w:t>
-      </w:r>
-      <w:r>
-        <w:rPr>
-          <w:lang w:val="fr-FR"/>
-        </w:rPr>
-        <w:t xml:space="preserve"> que nous pourrions remplir si l’on avait trouvé d’autres formules</w:t>
-      </w:r>
-      <w:r>
-        <w:rPr>
-          <w:lang w:val="fr-FR"/>
-        </w:rPr>
-        <w:t> ?</w:t>
-      </w:r>
-    </w:p>
-    <w:p>
-      <w:pPr>
-        <w:pStyle w:val="Heading1"/>
-        <w:rPr>
-          <w:lang w:val="fr-FR"/>
-        </w:rPr>
-      </w:pPr>
-      <w:r>
-        <w:rPr>
-          <w:lang w:val="fr-FR"/>
-        </w:rPr>
-        <w:t xml:space="preserve">§5. </w:t>
-      </w:r>
-      <w:r>
-        <w:rPr>
-          <w:lang w:val="fr-FR"/>
-        </w:rPr>
-        <w:t>Anticiper un</w:t>
-      </w:r>
-      <w:r>
-        <w:rPr>
-          <w:lang w:val="fr-FR"/>
-        </w:rPr>
-        <w:t xml:space="preserve"> mouvement est une intuition du nombre, paramétrer</w:t>
-      </w:r>
-    </w:p>
-    <w:p>
-      <w:pPr>
-        <w:ind w:firstLine="0"/>
-        <w:rPr>
-          <w:lang w:val="fr-FR"/>
-        </w:rPr>
-      </w:pPr>
-      <w:r>
-        <w:rPr>
-          <w:lang w:val="fr-FR"/>
-        </w:rPr>
-        <w:t>Il est difficile de s’y retrouver parmi les 19 formules testées dans la section précédente. Un instrument</w:t>
-      </w:r>
-      <w:r>
-        <w:rPr>
-          <w:lang w:val="fr-FR"/>
-        </w:rPr>
-        <w:t xml:space="preserve"> d’observation</w:t>
-      </w:r>
-      <w:r>
-        <w:rPr>
-          <w:lang w:val="fr-FR"/>
-        </w:rPr>
-        <w:t xml:space="preserve"> peut résulter de calculs complexes, il devient </w:t>
-      </w:r>
-      <w:r>
-        <w:rPr>
-          <w:lang w:val="fr-FR"/>
-        </w:rPr>
-        <w:t>commode</w:t>
-      </w:r>
-      <w:r>
-        <w:rPr>
-          <w:lang w:val="fr-FR"/>
-        </w:rPr>
-        <w:t xml:space="preserve"> </w:t>
-      </w:r>
-      <w:r>
-        <w:rPr>
-          <w:lang w:val="fr-FR"/>
-        </w:rPr>
-        <w:t>lorsque</w:t>
-      </w:r>
-      <w:r>
-        <w:rPr>
-          <w:lang w:val="fr-FR"/>
-        </w:rPr>
-        <w:t xml:space="preserve"> le chercheur peut se faire une intuition de sa variation,</w:t>
-      </w:r>
-      <w:r>
-        <w:rPr>
-          <w:lang w:val="fr-FR"/>
-        </w:rPr>
-        <w:t xml:space="preserve"> </w:t>
-      </w:r>
-      <w:r>
-        <w:rPr>
-          <w:lang w:val="fr-FR"/>
-        </w:rPr>
-        <w:t>si bien qu’il libère une part de sa conscience pour comprendre et interpréter les résultats.</w:t>
-      </w:r>
-    </w:p>
-    <w:p>
-      <w:pPr>
-        <w:ind w:firstLine="708"/>
-        <w:rPr>
-          <w:lang w:val="fr-FR"/>
-        </w:rPr>
-      </w:pPr>
-      <w:r>
-        <w:rPr>
-          <w:lang w:val="fr-FR"/>
-        </w:rPr>
-        <w:t xml:space="preserve">L’esprit peut se faire une idée assez juste d’un phénomène en saisissant son mouvement, </w:t>
-      </w:r>
-      <w:r>
-        <w:rPr>
-          <w:lang w:val="fr-FR"/>
-        </w:rPr>
-        <w:t>ainsi nous lison</w:t>
-      </w:r>
-      <w:r>
-        <w:rPr>
-          <w:lang w:val="fr-FR"/>
-        </w:rPr>
-        <w:t xml:space="preserve"> la trajectoire d’une balle sans calculer son énergie cinétique et la pesanteur.</w:t>
-      </w:r>
-    </w:p>
-    <w:p>
-      <w:pPr>
-        <w:ind w:firstLine="708"/>
-        <w:rPr>
-          <w:lang w:val="fr-FR"/>
-        </w:rPr>
-      </w:pPr>
-      <w:r>
-        <w:rPr>
-          <w:lang w:val="fr-FR"/>
-        </w:rPr>
         <w:t>Au lieu de multiples noms d’algorithmes, il serait beaucoup plus commode de trouver un simple curseur qui parcoure toute la variation des formules de spécificités</w:t>
       </w:r>
       <w:r>
@@ -5889,7 +5969,11 @@
         <w:t>RBO</w:t>
       </w:r>
       <w:r>
-        <w:t xml:space="preserve">, ce qui permet d’avoir une matrice de distances entre les 55 sortes de listes de mots-clés. Ces distances sont projetées sur un plan avec une </w:t>
+        <w:t xml:space="preserve">, ce qui permet d’avoir une matrice de distances entre les 55 sortes de listes de mots-clés. Ces distances sont projetées sur un plan </w:t>
+      </w:r>
+      <w:r>
+        <w:lastRenderedPageBreak/>
+        <w:t xml:space="preserve">avec une </w:t>
       </w:r>
       <w:r>
         <w:rPr>
@@ -5917,7 +6001,6 @@
         <w:ind w:firstLine="708"/>
       </w:pPr>
       <w:r>
-        <w:lastRenderedPageBreak/>
         <w:t xml:space="preserve">Par construction, </w:t>
       </w:r>
       <w:r>
@@ -6198,7 +6281,13 @@
         <w:t xml:space="preserve">§6. </w:t>
       </w:r>
       <w:r>
-        <w:t>Vote préférentiel d</w:t>
+        <w:t>Vote préférentiel</w:t>
+      </w:r>
+      <w:r>
+        <w:t>,</w:t>
+      </w:r>
+      <w:r>
+        <w:t xml:space="preserve"> d</w:t>
       </w:r>
       <w:r>
         <w:t>ans le ventre du croissant</w:t>
@@ -6442,374 +6531,363 @@
         <w:t>.</w:t>
       </w:r>
       <w:r>
-        <w:t xml:space="preserve"> Ce ventre du croissant permet de les observer au mieux de leur divergence pour mieux qualifier ce qu’</w:t>
-      </w:r>
-      <w:r>
-        <w:t>elles</w:t>
-      </w:r>
-      <w:r>
-        <w:t xml:space="preserve"> révèlent.</w:t>
-      </w:r>
+        <w:t xml:space="preserve"> Ce ventre du croissant permet de les observer au mieux de leur divergence pour qualifier </w:t>
+      </w:r>
+      <w:r>
+        <w:t>leurs différences</w:t>
+      </w:r>
+      <w:r>
+        <w:t>.</w:t>
+      </w:r>
+    </w:p>
+    <w:p>
+      <w:pPr>
+        <w:ind w:firstLine="0"/>
+      </w:pPr>
+    </w:p>
+    <w:p>
+      <w:pPr>
+        <w:ind w:firstLine="0"/>
+      </w:pPr>
+      <w:r>
+        <w:t>Reconsidérons les</w:t>
+      </w:r>
+      <w:r>
+        <w:t xml:space="preserve"> mots-clés de </w:t>
+      </w:r>
+      <w:r>
+        <w:t>la section §3</w:t>
+      </w:r>
+      <w:r>
+        <w:t>, pour</w:t>
+      </w:r>
+      <w:r>
+        <w:t xml:space="preserve"> </w:t>
+      </w:r>
+      <w:r>
+        <w:t>« </w:t>
+      </w:r>
+      <w:r>
+        <w:t>Les poulpes</w:t>
+      </w:r>
+      <w:r>
+        <w:t> »</w:t>
+      </w:r>
+      <w:r>
+        <w:t xml:space="preserve"> de</w:t>
+      </w:r>
+      <w:r>
+        <w:t xml:space="preserve"> </w:t>
+      </w:r>
+      <w:r>
+        <w:rPr>
+          <w:i/>
+          <w:iCs/>
+        </w:rPr>
+        <w:t>20 000 lieues sous les mers</w:t>
+      </w:r>
+      <w:r>
+        <w:t xml:space="preserve">, sans mots grammaticaux </w:t>
+      </w:r>
+      <w:r>
+        <w:t>ni</w:t>
+      </w:r>
+      <w:r>
+        <w:t xml:space="preserve"> noms propres</w:t>
+      </w:r>
+      <w:r>
+        <w:t>, avec les formules paramétrées</w:t>
+      </w:r>
+      <w:r>
+        <w:t xml:space="preserve">. </w:t>
+      </w:r>
+      <w:r>
+        <w:t>Les têtes de listes sont maintenant très similaires</w:t>
+      </w:r>
+      <w:r>
+        <w:t>.</w:t>
+      </w:r>
+    </w:p>
+    <w:p>
+      <w:pPr>
+        <w:ind w:firstLine="0"/>
+      </w:pPr>
+    </w:p>
+    <w:p>
+      <w:pPr>
+        <w:ind w:firstLine="0"/>
+      </w:pPr>
+      <w:r>
+        <w:rPr>
+          <w:i/>
+          <w:iCs/>
+        </w:rPr>
+        <w:t>tdfidfloa0.56 </w:t>
+      </w:r>
+      <w:r>
+        <w:t xml:space="preserve">: </w:t>
+      </w:r>
+      <w:r>
+        <w:t>poulpe, calmar, tentacule, céphalopode, ventouse, monstre, harpon, charnu, nageoire, bec</w:t>
+      </w:r>
+      <w:r>
+        <w:t>…</w:t>
+      </w:r>
+    </w:p>
+    <w:p>
+      <w:pPr>
+        <w:ind w:firstLine="0"/>
+      </w:pPr>
+      <w:r>
+        <w:rPr>
+          <w:i/>
+          <w:iCs/>
+        </w:rPr>
+        <w:t>tdfidf1.14</w:t>
+      </w:r>
+      <w:r>
+        <w:t xml:space="preserve"> : </w:t>
+      </w:r>
+      <w:r>
+        <w:t>poulpe, calmar, tentacule, monstre, céphalopode, ventouse, harpon, bec, nageoire, vitre</w:t>
+      </w:r>
+      <w:r>
+        <w:t>…</w:t>
+      </w:r>
+    </w:p>
+    <w:p>
+      <w:pPr>
+        <w:ind w:firstLine="0"/>
+      </w:pPr>
+      <w:r>
+        <w:rPr>
+          <w:i/>
+          <w:iCs/>
+        </w:rPr>
+        <w:t>fishera1.47</w:t>
+      </w:r>
+      <w:r>
+        <w:t xml:space="preserve"> : </w:t>
+      </w:r>
+      <w:r>
+        <w:t>poulpe, calmar, tentacule, monstre, céphalopode, ventouse, bec, vitre, charnu, harpon</w:t>
+      </w:r>
+      <w:r>
+        <w:t>…</w:t>
+      </w:r>
+    </w:p>
+    <w:p>
+      <w:pPr>
+        <w:ind w:firstLine="0"/>
+      </w:pPr>
+      <w:r>
+        <w:rPr>
+          <w:i/>
+          <w:iCs/>
+        </w:rPr>
+        <w:t>g2a0.56</w:t>
+      </w:r>
+      <w:r>
+        <w:t xml:space="preserve"> : </w:t>
+      </w:r>
+      <w:r>
+        <w:t>poulpe, calmar, monstre, tentacule, céphalopode, ventouse, bec, vitre, charnu, harpon</w:t>
+      </w:r>
+      <w:r>
+        <w:t>…</w:t>
+      </w:r>
+    </w:p>
+    <w:p>
+      <w:pPr>
+        <w:ind w:firstLine="0"/>
+      </w:pPr>
+      <w:r>
+        <w:rPr>
+          <w:i/>
+          <w:iCs/>
+        </w:rPr>
+        <w:t>chi2a0.43</w:t>
+      </w:r>
+      <w:r>
+        <w:t xml:space="preserve"> : </w:t>
+      </w:r>
+      <w:r>
+        <w:t>poulpe, calmar, tentacule, monstre, céphalopode, ventouse, bec, charnu, vitre, harpon</w:t>
+      </w:r>
+    </w:p>
+    <w:p>
+      <w:pPr>
+        <w:ind w:firstLine="0"/>
+      </w:pPr>
+    </w:p>
+    <w:p>
+      <w:pPr>
+        <w:ind w:firstLine="0"/>
+      </w:pPr>
+      <w:r>
+        <w:t xml:space="preserve">Avec un paramètre </w:t>
+      </w:r>
+      <w:r>
+        <w:t xml:space="preserve">relevant les hautes fréquences </w:t>
+      </w:r>
+      <w:r>
+        <w:rPr>
+          <w:i/>
+          <w:iCs/>
+        </w:rPr>
+        <w:t>tf</w:t>
+      </w:r>
+      <w:r>
+        <w:t>, l</w:t>
+      </w:r>
+      <w:r>
+        <w:t xml:space="preserve">e </w:t>
+      </w:r>
+      <w:r>
+        <w:rPr>
+          <w:i/>
+          <w:iCs/>
+        </w:rPr>
+        <w:t>chi2</w:t>
+      </w:r>
+      <w:r>
+        <w:t xml:space="preserve"> n’a plus aucune dérive </w:t>
+      </w:r>
+      <w:r>
+        <w:t xml:space="preserve">vers les termes exclusifs </w:t>
+      </w:r>
+      <w:r>
+        <w:rPr>
+          <w:i/>
+          <w:iCs/>
+        </w:rPr>
+        <w:t>extf</w:t>
+      </w:r>
+      <w:r>
+        <w:rPr>
+          <w:i/>
+          <w:iCs/>
+        </w:rPr>
+        <w:t> </w:t>
+      </w:r>
+      <w:r>
+        <w:t>; il semble</w:t>
+      </w:r>
+      <w:r>
+        <w:t xml:space="preserve"> </w:t>
+      </w:r>
+      <w:r>
+        <w:t>rejoindre les</w:t>
+      </w:r>
+      <w:r>
+        <w:t xml:space="preserve"> tests </w:t>
+      </w:r>
+      <w:r>
+        <w:rPr>
+          <w:i/>
+          <w:iCs/>
+        </w:rPr>
+        <w:t>G</w:t>
+      </w:r>
+      <w:r>
+        <w:rPr>
+          <w:vertAlign w:val="superscript"/>
+        </w:rPr>
+        <w:t>2</w:t>
+      </w:r>
+      <w:r>
+        <w:t xml:space="preserve"> et </w:t>
+      </w:r>
+      <w:r>
+        <w:rPr>
+          <w:i/>
+          <w:iCs/>
+        </w:rPr>
+        <w:t>Fisher</w:t>
+      </w:r>
+      <w:r>
+        <w:t xml:space="preserve"> pour le haut du tableau. Les </w:t>
+      </w:r>
+      <w:r>
+        <w:rPr>
+          <w:i/>
+          <w:iCs/>
+        </w:rPr>
+        <w:t>tf-idf</w:t>
+      </w:r>
+      <w:r>
+        <w:t xml:space="preserve"> diffèrent un peu dans les rangs, mais rien à cette échelle ne permet de préférer l’un ou l’autre.</w:t>
+      </w:r>
+    </w:p>
+    <w:p>
+      <w:pPr>
+        <w:ind w:firstLine="0"/>
+      </w:pPr>
+    </w:p>
+    <w:p>
+      <w:pPr>
+        <w:ind w:firstLine="0"/>
+      </w:pPr>
+      <w:r>
+        <w:t xml:space="preserve">Avec le test de </w:t>
+      </w:r>
+      <w:r>
+        <w:rPr>
+          <w:i/>
+          <w:iCs/>
+        </w:rPr>
+        <w:t>Fisher</w:t>
+      </w:r>
+      <w:r>
+        <w:t xml:space="preserve"> non paramétré, le plus réputé, aucun mot grammatical n’est visible en tête de liste, mais plus bas dans le tableau on trouve 18 : </w:t>
+      </w:r>
+      <w:r>
+        <w:rPr>
+          <w:i/>
+          <w:iCs/>
+        </w:rPr>
+        <w:t>je</w:t>
+      </w:r>
+      <w:r>
+        <w:t xml:space="preserve">, 22 : </w:t>
+      </w:r>
+      <w:r>
+        <w:rPr>
+          <w:i/>
+          <w:iCs/>
+        </w:rPr>
+        <w:t>un</w:t>
+      </w:r>
+      <w:r>
+        <w:t xml:space="preserve">, 48 : </w:t>
+      </w:r>
+      <w:r>
+        <w:rPr>
+          <w:i/>
+          <w:iCs/>
+        </w:rPr>
+        <w:t>me</w:t>
+      </w:r>
+      <w:r>
+        <w:t>, 81 : moi, 85 : mon…</w:t>
+      </w:r>
+    </w:p>
+    <w:p>
+      <w:pPr>
+        <w:ind w:firstLine="0"/>
+      </w:pPr>
+    </w:p>
+    <w:p>
+      <w:pPr>
+        <w:ind w:firstLine="0"/>
+      </w:pPr>
     </w:p>
     <w:p>
       <w:pPr>
         <w:ind w:firstLine="708"/>
       </w:pPr>
       <w:r>
-        <w:t xml:space="preserve">Si on considère les mots-clés comme des candidats, alors chaque chapitre est un vote, et chaque formule est un scrutin. Selon ce modèle, il existe plusieurs moyens d’ordonner une liste de gagnants. </w:t>
-      </w:r>
-    </w:p>
-    <w:p>
-      <w:pPr>
-        <w:ind w:firstLine="0"/>
-      </w:pPr>
-    </w:p>
-    <w:p>
-      <w:pPr>
-        <w:ind w:firstLine="0"/>
-      </w:pPr>
-      <w:r>
-        <w:t xml:space="preserve"> tout en les observant là où elles divergent le plus.</w:t>
-      </w:r>
-    </w:p>
-    <w:p>
-      <w:pPr>
-        <w:ind w:firstLine="0"/>
-      </w:pPr>
-    </w:p>
-    <w:p>
-      <w:pPr>
-        <w:ind w:firstLine="0"/>
-      </w:pPr>
-    </w:p>
-    <w:p>
-      <w:pPr>
-        <w:pStyle w:val="Heading1"/>
-      </w:pPr>
-      <w:r>
-        <w:t>§2. Recommandation de textes similaires</w:t>
-      </w:r>
-    </w:p>
-    <w:p>
-      <w:pPr>
-        <w:ind w:firstLine="0"/>
-      </w:pPr>
-      <w:r>
-        <w:t xml:space="preserve">Pour l’instant, nous ne saurions pas départager </w:t>
-      </w:r>
-      <w:r>
-        <w:rPr>
-          <w:i/>
-          <w:iCs/>
-        </w:rPr>
-        <w:t>Fisher</w:t>
-      </w:r>
-      <w:r>
-        <w:t xml:space="preserve"> et </w:t>
-      </w:r>
-      <w:r>
-        <w:rPr>
-          <w:i/>
-          <w:iCs/>
-        </w:rPr>
-        <w:t>G</w:t>
-      </w:r>
-      <w:r>
-        <w:rPr>
-          <w:i/>
-          <w:iCs/>
-          <w:vertAlign w:val="superscript"/>
-        </w:rPr>
-        <w:t>2</w:t>
-      </w:r>
-      <w:r>
-        <w:t xml:space="preserve"> autrement que par la doctrine, l’existant, ou la rapidité de calcul. Chacun de ces arguments ont de l’importance. La cohérence d’une doctrine aide l’utilisateur à comprendre </w:t>
-      </w:r>
-      <w:r>
-        <w:t>l</w:t>
-      </w:r>
-      <w:r>
-        <w:t>es résultats ; le code existant ne se réécrit pas en quelques heures ; la rapidité permet de chercher plus et donc</w:t>
-      </w:r>
-      <w:r>
-        <w:t xml:space="preserve"> de</w:t>
-      </w:r>
-      <w:r>
-        <w:t xml:space="preserve"> trouver plus. Mais ces raisons restent externes. Cette section tentera de proposer des tests décisifs pour départager</w:t>
-      </w:r>
-      <w:r>
-        <w:t xml:space="preserve"> </w:t>
-      </w:r>
-      <w:r>
-        <w:rPr>
-          <w:i/>
-          <w:iCs/>
-        </w:rPr>
-        <w:t>Fisher</w:t>
-      </w:r>
-      <w:r>
-        <w:t xml:space="preserve"> et </w:t>
-      </w:r>
-      <w:r>
-        <w:rPr>
-          <w:i/>
-          <w:iCs/>
-        </w:rPr>
-        <w:t>G</w:t>
-      </w:r>
-      <w:r>
-        <w:rPr>
-          <w:i/>
-          <w:iCs/>
-          <w:vertAlign w:val="superscript"/>
-        </w:rPr>
-        <w:t>2</w:t>
-      </w:r>
-      <w:r>
-        <w:t>, et peut-être rattraper d’autres formules trop vite écartées dans la section précédente.</w:t>
-      </w:r>
-    </w:p>
-    <w:p>
-      <w:pPr>
-        <w:ind w:firstLine="708"/>
-      </w:pPr>
-      <w:r>
-        <w:t>En §1</w:t>
-      </w:r>
-      <w:r>
-        <w:t xml:space="preserve"> n’ont été observés que les 100 premiers mots-clés p</w:t>
-      </w:r>
-      <w:r>
-        <w:t>ar</w:t>
-      </w:r>
-      <w:r>
-        <w:t xml:space="preserve"> chapitre. Rien n’assure que </w:t>
-      </w:r>
-      <w:r>
-        <w:t>le score des autres mots</w:t>
-      </w:r>
-      <w:r>
-        <w:t xml:space="preserve"> soit aussi pertinent. Les expériences qui suivent </w:t>
-      </w:r>
-      <w:r>
-        <w:t xml:space="preserve">travailleront sur le </w:t>
-      </w:r>
-      <w:r>
-        <w:lastRenderedPageBreak/>
-        <w:t xml:space="preserve">vecteur complet </w:t>
-      </w:r>
-      <w:r>
-        <w:t xml:space="preserve">de tous les mots d’un texte, </w:t>
-      </w:r>
-      <w:r>
-        <w:t>portant</w:t>
-      </w:r>
-      <w:r>
-        <w:t xml:space="preserve"> chacun</w:t>
-      </w:r>
-      <w:r>
-        <w:t xml:space="preserve"> </w:t>
-      </w:r>
-      <w:r>
-        <w:t>un</w:t>
-      </w:r>
-      <w:r>
-        <w:t xml:space="preserve"> </w:t>
-      </w:r>
-      <w:r>
-        <w:t>score</w:t>
-      </w:r>
-      <w:r>
-        <w:t xml:space="preserve"> calculé</w:t>
-      </w:r>
-      <w:r>
-        <w:t xml:space="preserve"> </w:t>
-      </w:r>
-      <w:r>
-        <w:t>avec</w:t>
-      </w:r>
-      <w:r>
-        <w:t xml:space="preserve"> </w:t>
-      </w:r>
-      <w:r>
-        <w:t>une</w:t>
-      </w:r>
-      <w:r>
-        <w:t xml:space="preserve"> des</w:t>
-      </w:r>
-      <w:r>
-        <w:t xml:space="preserve"> formule</w:t>
-      </w:r>
-      <w:r>
-        <w:t>s</w:t>
-      </w:r>
-      <w:r>
-        <w:t>.</w:t>
-      </w:r>
-    </w:p>
-    <w:p>
-      <w:pPr>
-        <w:ind w:firstLine="708"/>
-      </w:pPr>
-      <w:r>
-        <w:t>Soit le vecteur d’un texte</w:t>
-      </w:r>
-      <w:r>
-        <w:t>,</w:t>
-      </w:r>
-      <w:r>
-        <w:t xml:space="preserve"> on conçoit que si l’on peut mesurer la distance de ce texte avec tous les autres, cela</w:t>
-      </w:r>
-      <w:r>
-        <w:t xml:space="preserve"> permet de suggérer à un lecteur des textes proches de celui qu’il lit. Pour un roman, c’est évidemment </w:t>
-      </w:r>
-      <w:r>
-        <w:t>farfelu</w:t>
-      </w:r>
-      <w:r>
-        <w:t xml:space="preserve">, puisque le texte que l’on veut lire ensuite, c’est le chapitre suivant ; mais </w:t>
-      </w:r>
-      <w:r>
-        <w:t xml:space="preserve">ce corpus offre des moyens de vérification. Si le chapitre le plus proche vient d’un autre roman, voire d’un autre auteur, soit on a découvert des répétitions, voire des plagiats ; soit, ce qui est plus sûr, l’algorithme </w:t>
-      </w:r>
-      <w:r>
-        <w:t>n’est pas le bon.</w:t>
-      </w:r>
-    </w:p>
-    <w:p>
-      <w:pPr>
-        <w:ind w:firstLine="708"/>
-      </w:pPr>
-    </w:p>
-    <w:p>
-      <w:pPr>
-        <w:ind w:firstLine="708"/>
-      </w:pPr>
-    </w:p>
-    <w:p>
-      <w:pPr>
-        <w:pStyle w:val="Heading1"/>
-      </w:pPr>
-      <w:r>
-        <w:t xml:space="preserve">Test </w:t>
-      </w:r>
-      <w:r>
-        <w:t>des</w:t>
-      </w:r>
-      <w:r>
-        <w:t xml:space="preserve"> mots</w:t>
-      </w:r>
-      <w:r>
-        <w:t xml:space="preserve"> voisins</w:t>
-      </w:r>
-      <w:r>
-        <w:t xml:space="preserve"> par les documents</w:t>
-      </w:r>
-    </w:p>
-    <w:p/>
-    <w:p>
-      <w:pPr>
-        <w:pStyle w:val="Heading1"/>
-      </w:pPr>
-      <w:r>
-        <w:t xml:space="preserve">Test </w:t>
-      </w:r>
-    </w:p>
-    <w:p/>
-    <w:p>
-      <w:pPr>
-        <w:pStyle w:val="Heading1"/>
-      </w:pPr>
-      <w:r>
-        <w:t>§</w:t>
-      </w:r>
-      <w:r>
-        <w:t>∞</w:t>
-      </w:r>
-    </w:p>
-    <w:p>
-      <w:pPr>
-        <w:ind w:firstLine="708"/>
-      </w:pPr>
-      <w:r>
-        <w:t xml:space="preserve">Cette situation a été initiée par Muller avec sa thèse sur Corneille </w:t>
-      </w:r>
-      <w:r>
-        <w:t xml:space="preserve">en </w:t>
-      </w:r>
-      <w:r>
-        <w:t>1967</w:t>
-      </w:r>
-      <w:r>
-        <w:rPr>
-          <w:rStyle w:val="FootnoteReference"/>
-        </w:rPr>
-        <w:footnoteReference w:id="18"/>
-      </w:r>
-      <w:r>
-        <w:t>.</w:t>
-      </w:r>
-      <w:r>
-        <w:t xml:space="preserve"> Elle intéresse d’autres corpus, notamment les œuvres complètes d’auteurs. </w:t>
-      </w:r>
-      <w:r>
-        <w:t xml:space="preserve">Le défi d’un algorithme est ici de découvrir du neuf pour un spécialiste </w:t>
-      </w:r>
-      <w:r>
-        <w:t>qui connaît déjà</w:t>
-      </w:r>
-      <w:r>
-        <w:t xml:space="preserve"> </w:t>
-      </w:r>
-      <w:r>
-        <w:t>l’</w:t>
-      </w:r>
-      <w:r>
-        <w:t>œuvre</w:t>
-      </w:r>
-      <w:r>
-        <w:t> ; contrairement à l’utilisateur d’un moteur de recherche sur Internet ou d’une grande base documentaire</w:t>
-      </w:r>
-      <w:r>
-        <w:t>,</w:t>
-      </w:r>
-      <w:r>
-        <w:t xml:space="preserve"> </w:t>
-      </w:r>
-      <w:r>
-        <w:t xml:space="preserve">qui </w:t>
-      </w:r>
-      <w:r>
-        <w:t>ne peut avoir la certitude que la réponse donnée est la meilleure.</w:t>
-      </w:r>
-    </w:p>
-    <w:p>
-      <w:pPr>
-        <w:ind w:firstLine="708"/>
-      </w:pPr>
-      <w:r>
-        <w:t xml:space="preserve">Afin que le lecteur puisse participer au plaisir de trouver, seront choisis ici des textes </w:t>
-      </w:r>
-      <w:r>
-        <w:t xml:space="preserve">littéraires qui furent, au moins à leur parution, écrits pour être facilement compris et donner du plaisir. </w:t>
-      </w:r>
-      <w:r>
-        <w:t>Le genre du roman a été choisi parce qu’il est plus prolixe que la poésie</w:t>
-      </w:r>
-      <w:r>
-        <w:t xml:space="preserve"> (les statistiques sont plus fiables sur des masses)</w:t>
-      </w:r>
-      <w:r>
-        <w:t xml:space="preserve">, sa forme est </w:t>
-      </w:r>
-      <w:r>
-        <w:t>plus linéaire</w:t>
-      </w:r>
-      <w:r>
-        <w:t xml:space="preserve"> que le théâtre, il y a plusieurs œuvres complètes </w:t>
-      </w:r>
-      <w:r>
-        <w:t xml:space="preserve">d’accès électronique facile. La question </w:t>
+        <w:t xml:space="preserve"> </w:t>
       </w:r>
     </w:p>
     <w:sectPr>
@@ -7665,32 +7743,6 @@
       </w:hyperlink>
       <w:r>
         <w:t xml:space="preserve"> </w:t>
-      </w:r>
-    </w:p>
-  </w:footnote>
-  <w:footnote w:id="18">
-    <w:p>
-      <w:pPr>
-        <w:pStyle w:val="FootnoteText"/>
-      </w:pPr>
-      <w:r>
-        <w:rPr>
-          <w:rStyle w:val="FootnoteReference"/>
-        </w:rPr>
-        <w:footnoteRef/>
-      </w:r>
-      <w:r>
-        <w:t xml:space="preserve"> Muller, C. (1967). </w:t>
-      </w:r>
-      <w:r>
-        <w:rPr>
-          <w:i/>
-          <w:iCs/>
-        </w:rPr>
-        <w:t>Étude de statistique lexicale : le vocabulaire du théâtre de Pierre Corneille</w:t>
-      </w:r>
-      <w:r>
-        <w:t>. Larousse.</w:t>
       </w:r>
     </w:p>
   </w:footnote>

--- a/docs/glorieux-specif.docx
+++ b/docs/glorieux-specif.docx
@@ -70,17 +70,20 @@
         <w:t>s ;</w:t>
       </w:r>
       <w:r>
-        <w:t xml:space="preserve"> </w:t>
-      </w:r>
-      <w:r>
-        <w:t>mots-clés de</w:t>
-      </w:r>
-      <w:r>
-        <w:t xml:space="preserve"> 7700 </w:t>
+        <w:t xml:space="preserve"> 7</w:t>
+      </w:r>
+      <w:r>
+        <w:t>0</w:t>
+      </w:r>
+      <w:r>
+        <w:t xml:space="preserve">00 </w:t>
       </w:r>
       <w:r>
         <w:t>chapitres de roman</w:t>
       </w:r>
+      <w:r>
+        <w:t>, quels mots-clés ?</w:t>
+      </w:r>
     </w:p>
     <w:p>
       <w:pPr>
@@ -95,10 +98,26 @@
         <w:t>Pour l</w:t>
       </w:r>
       <w:r>
-        <w:t xml:space="preserve">es moteurs de recherche plein texte (et la textométrie en général), </w:t>
-      </w:r>
-      <w:r>
-        <w:t xml:space="preserve">une formule de spécificité (keyness) </w:t>
+        <w:t xml:space="preserve">es moteurs de recherche plein texte (et la </w:t>
+      </w:r>
+      <w:proofErr w:type="spellStart"/>
+      <w:r>
+        <w:t>textométrie</w:t>
+      </w:r>
+      <w:proofErr w:type="spellEnd"/>
+      <w:r>
+        <w:t xml:space="preserve"> en général), </w:t>
+      </w:r>
+      <w:r>
+        <w:t>une formule de spécificité (</w:t>
+      </w:r>
+      <w:proofErr w:type="spellStart"/>
+      <w:r>
+        <w:t>keyness</w:t>
+      </w:r>
+      <w:proofErr w:type="spellEnd"/>
+      <w:r>
+        <w:t xml:space="preserve">) </w:t>
       </w:r>
       <w:r>
         <w:t>mesure à quel point un</w:t>
@@ -199,12 +218,18 @@
         <w:t>presse</w:t>
       </w:r>
       <w:r>
-        <w:t xml:space="preserve"> ou de revues</w:t>
+        <w:t>,</w:t>
+      </w:r>
+      <w:r>
+        <w:t xml:space="preserve"> de revues</w:t>
       </w:r>
       <w:r>
         <w:t xml:space="preserve"> scientifiques</w:t>
       </w:r>
       <w:r>
+        <w:t>, forums…</w:t>
+      </w:r>
+      <w:r>
         <w:t>)</w:t>
       </w:r>
       <w:r>
@@ -236,94 +261,341 @@
         <w:t xml:space="preserve">. </w:t>
       </w:r>
       <w:r>
+        <w:t xml:space="preserve">Beaucoup d’articles du domaine propose de nouvelles formules plus performantes </w:t>
+      </w:r>
+      <w:r>
+        <w:t>pour ce genre de</w:t>
+      </w:r>
+      <w:r>
+        <w:t xml:space="preserve"> tâche</w:t>
+      </w:r>
+      <w:r>
+        <w:t>s</w:t>
+      </w:r>
+      <w:r>
+        <w:t xml:space="preserve"> restreinte</w:t>
+      </w:r>
+      <w:r>
+        <w:t>s,</w:t>
+      </w:r>
+      <w:r>
+        <w:t xml:space="preserve"> mais expliquent rarement pourquoi telle ou telle fonctionnement mieux</w:t>
+      </w:r>
+      <w:r>
+        <w:t>.</w:t>
+      </w:r>
+    </w:p>
+    <w:p>
+      <w:pPr>
+        <w:ind w:firstLine="708"/>
+      </w:pPr>
+      <w:r>
         <w:t xml:space="preserve">Du point de vue des </w:t>
       </w:r>
       <w:r>
         <w:t>humanités</w:t>
       </w:r>
       <w:r>
-        <w:t xml:space="preserve">, cette situation </w:t>
-      </w:r>
-      <w:r>
-        <w:t xml:space="preserve">est </w:t>
-      </w:r>
-      <w:r>
-        <w:t>limitée</w:t>
-      </w:r>
-      <w:r>
-        <w:t>, elle n’apprend rien sur les textes</w:t>
-      </w:r>
-      <w:r>
-        <w:t>. Dans un corpus</w:t>
-      </w:r>
-      <w:r>
-        <w:t xml:space="preserve"> patrimonial</w:t>
-      </w:r>
-      <w:r>
         <w:t xml:space="preserve">, </w:t>
       </w:r>
       <w:r>
-        <w:t>avec</w:t>
-      </w:r>
-      <w:r>
-        <w:t xml:space="preserve"> la cohérence </w:t>
-      </w:r>
-      <w:r>
-        <w:t>d’</w:t>
-      </w:r>
-      <w:r>
-        <w:t>un auteur</w:t>
+        <w:t>un texte est bien autre chose que ces jeux normalisés de documents</w:t>
+      </w:r>
+      <w:r>
+        <w:t>, et il y a bien d’autres statistiques à montrer que des résultats de recherche en ordre de pertinence</w:t>
+      </w:r>
+      <w:r>
+        <w:t xml:space="preserve">. La question du chercheur est plutôt, qu’est-ce qu’un nombre révèle d’un auteur qui échappe à la lecture subjective ? </w:t>
+      </w:r>
+      <w:r>
+        <w:t>Qu’est-ce que chaque formule montre, à quoi peut-elle être bonne ?</w:t>
+      </w:r>
+    </w:p>
+    <w:p>
+      <w:pPr>
+        <w:ind w:firstLine="708"/>
+      </w:pPr>
+      <w:r>
+        <w:t>C</w:t>
+      </w:r>
+      <w:r>
+        <w:t xml:space="preserve">et article </w:t>
+      </w:r>
+      <w:r>
+        <w:t xml:space="preserve">vise à expliquer ce que montrer différentes formules </w:t>
+      </w:r>
+      <w:proofErr w:type="spellStart"/>
+      <w:r>
+        <w:t>du</w:t>
+      </w:r>
+      <w:proofErr w:type="spellEnd"/>
+      <w:r>
+        <w:t xml:space="preserve"> domaine, et propose une formule paramétrable qui couvre en partie le spectre</w:t>
+      </w:r>
+    </w:p>
+    <w:p>
+      <w:pPr>
+        <w:ind w:firstLine="708"/>
+      </w:pPr>
+      <w:r>
+        <w:t>Afin</w:t>
+      </w:r>
+      <w:r>
+        <w:t xml:space="preserve"> que le lecteur puisse se faire une idée</w:t>
+      </w:r>
+      <w:r>
+        <w:t xml:space="preserve"> qualitative</w:t>
+      </w:r>
+      <w:r>
+        <w:t xml:space="preserve"> des résultats,</w:t>
+      </w:r>
+      <w:r>
+        <w:t xml:space="preserve"> les expériences seront menées sur des </w:t>
+      </w:r>
+      <w:r>
+        <w:t>auteurs</w:t>
+      </w:r>
+      <w:r>
+        <w:t xml:space="preserve"> classiques</w:t>
+      </w:r>
+      <w:r>
+        <w:t xml:space="preserve"> : </w:t>
+      </w:r>
+      <w:r>
+        <w:t xml:space="preserve">Balzac, Dumas, </w:t>
+      </w:r>
+      <w:r>
+        <w:t xml:space="preserve">Sand, </w:t>
+      </w:r>
+      <w:r>
+        <w:t>Verne et Zola</w:t>
+      </w:r>
+      <w:r>
+        <w:t>.</w:t>
+      </w:r>
+      <w:r>
+        <w:t xml:space="preserve"> Le corpus partage</w:t>
+      </w:r>
+      <w:r>
+        <w:t>ra ainsi</w:t>
+      </w:r>
+      <w:r>
+        <w:t xml:space="preserve"> une</w:t>
+      </w:r>
+      <w:r>
+        <w:t xml:space="preserve"> unité de langue : le</w:t>
+      </w:r>
+      <w:r>
+        <w:t xml:space="preserve"> français du</w:t>
+      </w:r>
+      <w:r>
+        <w:t xml:space="preserve"> XIX</w:t>
+      </w:r>
+      <w:r>
+        <w:rPr>
+          <w:vertAlign w:val="superscript"/>
+        </w:rPr>
+        <w:t>e</w:t>
+      </w:r>
+      <w:r>
+        <w:t xml:space="preserve"> siècle, </w:t>
+      </w:r>
+      <w:r>
+        <w:t xml:space="preserve">une </w:t>
+      </w:r>
+      <w:r>
+        <w:t xml:space="preserve">unité de genre : le roman, </w:t>
+      </w:r>
+      <w:r>
+        <w:t xml:space="preserve">et une </w:t>
+      </w:r>
+      <w:r>
+        <w:t>unité</w:t>
+      </w:r>
+      <w:r>
+        <w:t xml:space="preserve"> textuelle</w:t>
+      </w:r>
+      <w:r>
+        <w:t> :</w:t>
+      </w:r>
+      <w:r>
+        <w:t xml:space="preserve"> le chapitre.</w:t>
+      </w:r>
+      <w:r>
+        <w:t xml:space="preserve"> </w:t>
+      </w:r>
+      <w:r>
+        <w:t>Ce</w:t>
+      </w:r>
+      <w:r>
+        <w:t xml:space="preserve"> modèle de laboratoire</w:t>
+      </w:r>
+      <w:r>
+        <w:t xml:space="preserve"> </w:t>
+      </w:r>
+      <w:r>
+        <w:t xml:space="preserve">servira de prototype pour des applications </w:t>
+      </w:r>
+      <w:r>
+        <w:t xml:space="preserve">s </w:t>
+      </w:r>
+      <w:r>
+        <w:t>publiques</w:t>
+      </w:r>
+      <w:r>
+        <w:t xml:space="preserve"> moteur de recherche en ligne</w:t>
+      </w:r>
+      <w:r>
+        <w:rPr>
+          <w:rStyle w:val="FootnoteReference"/>
+        </w:rPr>
+        <w:footnoteReference w:id="3"/>
+      </w:r>
+      <w:r>
+        <w:t>.</w:t>
+      </w:r>
+    </w:p>
+    <w:p>
+      <w:pPr>
+        <w:pStyle w:val="Heading1"/>
+      </w:pPr>
+      <w:r>
+        <w:t>§</w:t>
+      </w:r>
+      <w:r>
+        <w:t>1</w:t>
+      </w:r>
+      <w:r>
+        <w:t>.</w:t>
+      </w:r>
+      <w:r>
+        <w:t xml:space="preserve"> </w:t>
+      </w:r>
+      <w:r>
+        <w:t xml:space="preserve">Reproduction, </w:t>
+      </w:r>
+      <w:r>
+        <w:t>une</w:t>
+      </w:r>
+      <w:r>
+        <w:t xml:space="preserve"> méthode</w:t>
+      </w:r>
+    </w:p>
+    <w:p>
+      <w:pPr>
+        <w:ind w:firstLine="0"/>
+      </w:pPr>
+      <w:r>
+        <w:t>Toutes les données et programmes sont téléchargeables</w:t>
+      </w:r>
+      <w:r>
+        <w:rPr>
+          <w:rStyle w:val="FootnoteReference"/>
+        </w:rPr>
+        <w:footnoteReference w:id="4"/>
+      </w:r>
+      <w:r>
+        <w:t xml:space="preserve"> pour </w:t>
+      </w:r>
+      <w:r>
+        <w:t>que</w:t>
+      </w:r>
+      <w:r>
+        <w:t xml:space="preserve"> les expériences</w:t>
+      </w:r>
+      <w:r>
+        <w:t xml:space="preserve"> soient reproductibles</w:t>
+      </w:r>
+      <w:r>
+        <w:t>.</w:t>
+      </w:r>
+    </w:p>
+    <w:p>
+      <w:pPr>
+        <w:ind w:firstLine="708"/>
+      </w:pPr>
+      <w:r>
+        <w:t>Les textes</w:t>
+      </w:r>
+      <w:r>
+        <w:t xml:space="preserve"> p</w:t>
+      </w:r>
+      <w:r>
+        <w:t>rov</w:t>
+      </w:r>
+      <w:r>
+        <w:t>iennent de différentes sources</w:t>
+      </w:r>
+      <w:r>
+        <w:t>.</w:t>
+      </w:r>
+      <w:r>
+        <w:t xml:space="preserve"> </w:t>
+      </w:r>
+      <w:r>
+        <w:rPr>
+          <w:i/>
+          <w:iCs/>
+        </w:rPr>
+        <w:t>La c</w:t>
+      </w:r>
+      <w:r>
+        <w:rPr>
+          <w:i/>
+          <w:iCs/>
+        </w:rPr>
+        <w:t>omédie humaine</w:t>
+      </w:r>
+      <w:r>
+        <w:t xml:space="preserve"> de Balzac est </w:t>
+      </w:r>
+      <w:r>
+        <w:t>reprise</w:t>
+      </w:r>
+      <w:r>
+        <w:t xml:space="preserve"> du projet ebalzac</w:t>
+      </w:r>
+      <w:r>
+        <w:rPr>
+          <w:rStyle w:val="FootnoteReference"/>
+        </w:rPr>
+        <w:footnoteReference w:id="5"/>
       </w:r>
       <w:r>
         <w:t>,</w:t>
       </w:r>
       <w:r>
-        <w:t xml:space="preserve"> les différences de genres, ou</w:t>
-      </w:r>
-      <w:r>
-        <w:t xml:space="preserve"> l</w:t>
-      </w:r>
-      <w:r>
-        <w:t>a variation</w:t>
-      </w:r>
-      <w:r>
-        <w:t xml:space="preserve"> d’une date</w:t>
-      </w:r>
-      <w:r>
-        <w:t xml:space="preserve">, </w:t>
-      </w:r>
-      <w:r>
-        <w:t>beaucoup de dimensions peuvent susciter</w:t>
-      </w:r>
-      <w:r>
-        <w:t xml:space="preserve"> </w:t>
-      </w:r>
-      <w:r>
-        <w:t>l</w:t>
-      </w:r>
-      <w:r>
-        <w:t>’intérêt du chercheur</w:t>
-      </w:r>
-      <w:r>
-        <w:t xml:space="preserve">. </w:t>
-      </w:r>
-      <w:r>
-        <w:t xml:space="preserve">Réduire </w:t>
-      </w:r>
-      <w:r>
-        <w:t>l’évaluation</w:t>
-      </w:r>
-      <w:r>
-        <w:t xml:space="preserve"> à un seul score n’explique pas l</w:t>
-      </w:r>
-      <w:r>
-        <w:t>es</w:t>
-      </w:r>
-      <w:r>
-        <w:t xml:space="preserve"> différences et intérêts </w:t>
-      </w:r>
-      <w:r>
-        <w:t>de chaque formule</w:t>
+        <w:t xml:space="preserve"> </w:t>
+      </w:r>
+      <w:r>
+        <w:t xml:space="preserve">une </w:t>
+      </w:r>
+      <w:r>
+        <w:t>édition électronique scientifiquement</w:t>
+      </w:r>
+      <w:r>
+        <w:t xml:space="preserve"> établie</w:t>
+      </w:r>
+      <w:r>
+        <w:t xml:space="preserve"> sur la</w:t>
+      </w:r>
+      <w:r>
+        <w:t xml:space="preserve"> version dite</w:t>
+      </w:r>
+      <w:r>
+        <w:t xml:space="preserve"> du «</w:t>
+      </w:r>
+      <w:r>
+        <w:t> </w:t>
+      </w:r>
+      <w:r>
+        <w:t>Furne corrigé</w:t>
+      </w:r>
+      <w:r>
+        <w:t> </w:t>
+      </w:r>
+      <w:r>
+        <w:t>»</w:t>
       </w:r>
       <w:r>
         <w:t>.</w:t>
@@ -334,43 +606,72 @@
         <w:ind w:firstLine="708"/>
       </w:pPr>
       <w:r>
-        <w:t>L</w:t>
-      </w:r>
-      <w:r>
-        <w:t>’objectif de cet article est d</w:t>
-      </w:r>
-      <w:r>
-        <w:t xml:space="preserve">’observer </w:t>
-      </w:r>
-      <w:r>
-        <w:t>l</w:t>
-      </w:r>
-      <w:r>
-        <w:t>es</w:t>
-      </w:r>
-      <w:r>
-        <w:t xml:space="preserve"> usage</w:t>
-      </w:r>
-      <w:r>
-        <w:t>s concrets pour lesquel</w:t>
-      </w:r>
-      <w:r>
-        <w:t>s</w:t>
-      </w:r>
-      <w:r>
-        <w:t xml:space="preserve"> une </w:t>
-      </w:r>
-      <w:r>
-        <w:t>métrique</w:t>
-      </w:r>
-      <w:r>
-        <w:t xml:space="preserve"> est bonne</w:t>
-      </w:r>
-      <w:r>
-        <w:t>.</w:t>
-      </w:r>
-      <w:r>
-        <w:t xml:space="preserve"> </w:t>
+        <w:t>Les autres auteurs ont été compilés à partir de différents sites de livres libres et gratuits</w:t>
+      </w:r>
+      <w:r>
+        <w:t>, ces éditions sont soigneuses, mais ne prétendent pas à être scientifiques</w:t>
+      </w:r>
+      <w:r>
+        <w:t>. Dumas,</w:t>
+      </w:r>
+      <w:r>
+        <w:t xml:space="preserve"> Sand et Verne </w:t>
+      </w:r>
+      <w:r>
+        <w:lastRenderedPageBreak/>
+        <w:t>sont</w:t>
+      </w:r>
+      <w:r>
+        <w:t xml:space="preserve"> presque</w:t>
+      </w:r>
+      <w:r>
+        <w:t xml:space="preserve"> au complet, à part quelques textes posthumes</w:t>
+      </w:r>
+      <w:r>
+        <w:t xml:space="preserve"> à l’attribution discutée,</w:t>
+      </w:r>
+      <w:r>
+        <w:t xml:space="preserve"> ou de</w:t>
+      </w:r>
+      <w:r>
+        <w:t>s récits de</w:t>
+      </w:r>
+      <w:r>
+        <w:t xml:space="preserve"> genre composite (</w:t>
+      </w:r>
+      <w:r>
+        <w:t xml:space="preserve">où le récit se mélange à </w:t>
+      </w:r>
+      <w:r>
+        <w:t xml:space="preserve">mémoires, </w:t>
+      </w:r>
+      <w:r>
+        <w:t>contes,</w:t>
+      </w:r>
+      <w:r>
+        <w:t xml:space="preserve"> </w:t>
+      </w:r>
+      <w:r>
+        <w:t>théâtre</w:t>
+      </w:r>
+      <w:r>
+        <w:t>…</w:t>
+      </w:r>
+      <w:r>
+        <w:t xml:space="preserve">). </w:t>
+      </w:r>
+      <w:r>
+        <w:t xml:space="preserve">Pour Zola, n’ont été retenus que </w:t>
+      </w:r>
+      <w:r>
+        <w:rPr>
+          <w:i/>
+          <w:iCs/>
+        </w:rPr>
+        <w:t>Les Rougon-Macquart</w:t>
+      </w:r>
+      <w:r>
+        <w:t>, car ils offrent une grande cohérence stylistique.</w:t>
       </w:r>
     </w:p>
     <w:p>
@@ -378,338 +679,6 @@
         <w:ind w:firstLine="708"/>
       </w:pPr>
       <w:r>
-        <w:t>Afin</w:t>
-      </w:r>
-      <w:r>
-        <w:t xml:space="preserve"> que le lecteur puisse se faire une idée</w:t>
-      </w:r>
-      <w:r>
-        <w:t xml:space="preserve"> qualitative</w:t>
-      </w:r>
-      <w:r>
-        <w:t xml:space="preserve"> des résultats,</w:t>
-      </w:r>
-      <w:r>
-        <w:t xml:space="preserve"> les expériences seront menées sur des </w:t>
-      </w:r>
-      <w:r>
-        <w:t>auteurs</w:t>
-      </w:r>
-      <w:r>
-        <w:t xml:space="preserve"> classiques</w:t>
-      </w:r>
-      <w:r>
-        <w:t xml:space="preserve"> : </w:t>
-      </w:r>
-      <w:r>
-        <w:t xml:space="preserve">Balzac, Dumas, </w:t>
-      </w:r>
-      <w:r>
-        <w:t xml:space="preserve">Sand, </w:t>
-      </w:r>
-      <w:r>
-        <w:t>Verne et Zola</w:t>
-      </w:r>
-      <w:r>
-        <w:t>.</w:t>
-      </w:r>
-      <w:r>
-        <w:t xml:space="preserve"> Le corpus partage une</w:t>
-      </w:r>
-      <w:r>
-        <w:t xml:space="preserve"> unité de langue : le</w:t>
-      </w:r>
-      <w:r>
-        <w:t xml:space="preserve"> français du</w:t>
-      </w:r>
-      <w:r>
-        <w:t xml:space="preserve"> XIX</w:t>
-      </w:r>
-      <w:r>
-        <w:rPr>
-          <w:vertAlign w:val="superscript"/>
-        </w:rPr>
-        <w:t>e</w:t>
-      </w:r>
-      <w:r>
-        <w:t xml:space="preserve"> siècle, </w:t>
-      </w:r>
-      <w:r>
-        <w:t xml:space="preserve">une </w:t>
-      </w:r>
-      <w:r>
-        <w:t xml:space="preserve">unité de genre : le roman, </w:t>
-      </w:r>
-      <w:r>
-        <w:t xml:space="preserve">et une </w:t>
-      </w:r>
-      <w:r>
-        <w:t>unité</w:t>
-      </w:r>
-      <w:r>
-        <w:t xml:space="preserve"> textuelle</w:t>
-      </w:r>
-      <w:r>
-        <w:t> :</w:t>
-      </w:r>
-      <w:r>
-        <w:t xml:space="preserve"> le chapitre.</w:t>
-      </w:r>
-      <w:r>
-        <w:t xml:space="preserve"> </w:t>
-      </w:r>
-      <w:r>
-        <w:t>C’est un</w:t>
-      </w:r>
-      <w:r>
-        <w:t xml:space="preserve"> modèle de laboratoire</w:t>
-      </w:r>
-      <w:r>
-        <w:t xml:space="preserve"> </w:t>
-      </w:r>
-      <w:r>
-        <w:t xml:space="preserve">pour tester </w:t>
-      </w:r>
-      <w:r>
-        <w:t>des algorithmes</w:t>
-      </w:r>
-      <w:r>
-        <w:t xml:space="preserve"> </w:t>
-      </w:r>
-      <w:r>
-        <w:t>avant de les transposer à des cas réels de moteur de recherche en ligne</w:t>
-      </w:r>
-      <w:r>
-        <w:rPr>
-          <w:rStyle w:val="FootnoteReference"/>
-        </w:rPr>
-        <w:footnoteReference w:id="3"/>
-      </w:r>
-      <w:r>
-        <w:t>.</w:t>
-      </w:r>
-    </w:p>
-    <w:p>
-      <w:pPr>
-        <w:pStyle w:val="Heading1"/>
-      </w:pPr>
-      <w:r>
-        <w:t>§</w:t>
-      </w:r>
-      <w:r>
-        <w:t>1</w:t>
-      </w:r>
-      <w:r>
-        <w:t>.</w:t>
-      </w:r>
-      <w:r>
-        <w:t xml:space="preserve"> </w:t>
-      </w:r>
-      <w:r>
-        <w:t xml:space="preserve">Reproduction, </w:t>
-      </w:r>
-      <w:r>
-        <w:t>une</w:t>
-      </w:r>
-      <w:r>
-        <w:t xml:space="preserve"> méthode</w:t>
-      </w:r>
-    </w:p>
-    <w:p>
-      <w:pPr>
-        <w:ind w:firstLine="0"/>
-      </w:pPr>
-      <w:r>
-        <w:t>Toutes les données et programmes sont téléchargeables</w:t>
-      </w:r>
-      <w:r>
-        <w:rPr>
-          <w:rStyle w:val="FootnoteReference"/>
-        </w:rPr>
-        <w:footnoteReference w:id="4"/>
-      </w:r>
-      <w:r>
-        <w:t xml:space="preserve"> pour </w:t>
-      </w:r>
-      <w:r>
-        <w:t>que</w:t>
-      </w:r>
-      <w:r>
-        <w:t xml:space="preserve"> les expériences</w:t>
-      </w:r>
-      <w:r>
-        <w:t xml:space="preserve"> soient reproductibles</w:t>
-      </w:r>
-      <w:r>
-        <w:t>.</w:t>
-      </w:r>
-    </w:p>
-    <w:p>
-      <w:pPr>
-        <w:ind w:firstLine="708"/>
-      </w:pPr>
-      <w:r>
-        <w:t>Les textes</w:t>
-      </w:r>
-      <w:r>
-        <w:t xml:space="preserve"> p</w:t>
-      </w:r>
-      <w:r>
-        <w:t>rov</w:t>
-      </w:r>
-      <w:r>
-        <w:t>iennent de différentes sources</w:t>
-      </w:r>
-      <w:r>
-        <w:t>.</w:t>
-      </w:r>
-      <w:r>
-        <w:t xml:space="preserve"> </w:t>
-      </w:r>
-      <w:r>
-        <w:rPr>
-          <w:i/>
-          <w:iCs/>
-        </w:rPr>
-        <w:t>La c</w:t>
-      </w:r>
-      <w:r>
-        <w:rPr>
-          <w:i/>
-          <w:iCs/>
-        </w:rPr>
-        <w:t>omédie humaine</w:t>
-      </w:r>
-      <w:r>
-        <w:t xml:space="preserve"> de Balzac est </w:t>
-      </w:r>
-      <w:r>
-        <w:t>reprise</w:t>
-      </w:r>
-      <w:r>
-        <w:t xml:space="preserve"> du projet ebalzac</w:t>
-      </w:r>
-      <w:r>
-        <w:rPr>
-          <w:rStyle w:val="FootnoteReference"/>
-        </w:rPr>
-        <w:footnoteReference w:id="5"/>
-      </w:r>
-      <w:r>
-        <w:t>,</w:t>
-      </w:r>
-      <w:r>
-        <w:t xml:space="preserve"> </w:t>
-      </w:r>
-      <w:r>
-        <w:t xml:space="preserve">une </w:t>
-      </w:r>
-      <w:r>
-        <w:t>édition électronique scientifiquement</w:t>
-      </w:r>
-      <w:r>
-        <w:t xml:space="preserve"> établie</w:t>
-      </w:r>
-      <w:r>
-        <w:t xml:space="preserve"> sur la</w:t>
-      </w:r>
-      <w:r>
-        <w:t xml:space="preserve"> version dite</w:t>
-      </w:r>
-      <w:r>
-        <w:t xml:space="preserve"> du «</w:t>
-      </w:r>
-      <w:r>
-        <w:t> </w:t>
-      </w:r>
-      <w:r>
-        <w:t>Furne corrigé</w:t>
-      </w:r>
-      <w:r>
-        <w:t> </w:t>
-      </w:r>
-      <w:r>
-        <w:t>»</w:t>
-      </w:r>
-      <w:r>
-        <w:t>.</w:t>
-      </w:r>
-    </w:p>
-    <w:p>
-      <w:pPr>
-        <w:ind w:firstLine="708"/>
-      </w:pPr>
-      <w:r>
-        <w:t>Les autres auteurs ont été compilés à partir de différents sites de livres libres et gratuits</w:t>
-      </w:r>
-      <w:r>
-        <w:t>, ces éditions sont soigneuses, mais ne prétendent pas à être scientifiques</w:t>
-      </w:r>
-      <w:r>
-        <w:t>. Dumas,</w:t>
-      </w:r>
-      <w:r>
-        <w:t xml:space="preserve"> Sand et Verne sont</w:t>
-      </w:r>
-      <w:r>
-        <w:t xml:space="preserve"> presque</w:t>
-      </w:r>
-      <w:r>
-        <w:t xml:space="preserve"> au complet, à part quelques textes posthumes</w:t>
-      </w:r>
-      <w:r>
-        <w:t xml:space="preserve"> à l’attribution discutée,</w:t>
-      </w:r>
-      <w:r>
-        <w:t xml:space="preserve"> ou de</w:t>
-      </w:r>
-      <w:r>
-        <w:t>s récits de</w:t>
-      </w:r>
-      <w:r>
-        <w:t xml:space="preserve"> genre composite (</w:t>
-      </w:r>
-      <w:r>
-        <w:t xml:space="preserve">où le récit se mélange à </w:t>
-      </w:r>
-      <w:r>
-        <w:t xml:space="preserve">mémoires, </w:t>
-      </w:r>
-      <w:r>
-        <w:t>contes,</w:t>
-      </w:r>
-      <w:r>
-        <w:t xml:space="preserve"> </w:t>
-      </w:r>
-      <w:r>
-        <w:t>théâtre</w:t>
-      </w:r>
-      <w:r>
-        <w:t>…</w:t>
-      </w:r>
-      <w:r>
-        <w:t xml:space="preserve">). </w:t>
-      </w:r>
-      <w:r>
-        <w:t xml:space="preserve">Pour Zola, n’ont été retenus que </w:t>
-      </w:r>
-      <w:r>
-        <w:rPr>
-          <w:i/>
-          <w:iCs/>
-        </w:rPr>
-        <w:t>Les Rougon-Macquart</w:t>
-      </w:r>
-      <w:r>
-        <w:t>, car ils offrent une grande cohérence stylistique.</w:t>
-      </w:r>
-    </w:p>
-    <w:p>
-      <w:pPr>
-        <w:ind w:firstLine="708"/>
-      </w:pPr>
-      <w:r>
-        <w:lastRenderedPageBreak/>
         <w:t>Cette collection de roman</w:t>
       </w:r>
       <w:r>
@@ -1163,7 +1132,13 @@
         <w:ind w:firstLine="0"/>
       </w:pPr>
       <w:r>
-        <w:t xml:space="preserve">L’extraction de mots clés </w:t>
+        <w:t>L’extraction</w:t>
+      </w:r>
+      <w:r>
+        <w:t xml:space="preserve"> automatique</w:t>
+      </w:r>
+      <w:r>
+        <w:t xml:space="preserve"> de mots clés </w:t>
       </w:r>
       <w:r>
         <w:t xml:space="preserve">pour </w:t>
@@ -1175,25 +1150,28 @@
         <w:t>s</w:t>
       </w:r>
       <w:r>
-        <w:t xml:space="preserve"> chapitres de roman est </w:t>
-      </w:r>
-      <w:r>
-        <w:t>assez peu utile</w:t>
+        <w:t xml:space="preserve"> chapitres de roman </w:t>
+      </w:r>
+      <w:r>
+        <w:t>n’a pas d’usage éditorial</w:t>
       </w:r>
       <w:r>
         <w:t xml:space="preserve">, </w:t>
       </w:r>
       <w:r>
-        <w:t>elle</w:t>
-      </w:r>
-      <w:r>
-        <w:t xml:space="preserve"> ne remplacer</w:t>
-      </w:r>
-      <w:r>
-        <w:t>a</w:t>
-      </w:r>
-      <w:r>
-        <w:t xml:space="preserve"> jamais le sel de </w:t>
+        <w:t>aucun</w:t>
+      </w:r>
+      <w:r>
+        <w:t xml:space="preserve"> calcul </w:t>
+      </w:r>
+      <w:r>
+        <w:t>n’</w:t>
+      </w:r>
+      <w:r>
+        <w:t>aura</w:t>
+      </w:r>
+      <w:r>
+        <w:t xml:space="preserve"> le sel de </w:t>
       </w:r>
       <w:r>
         <w:t>ces chapeaux</w:t>
@@ -1202,10 +1180,18 @@
         <w:t xml:space="preserve"> </w:t>
       </w:r>
       <w:r>
-        <w:t xml:space="preserve">dans les </w:t>
-      </w:r>
-      <w:r>
-        <w:t xml:space="preserve"> romans picaresques</w:t>
+        <w:t xml:space="preserve">dans </w:t>
+      </w:r>
+      <w:proofErr w:type="gramStart"/>
+      <w:r>
+        <w:t xml:space="preserve">les </w:t>
+      </w:r>
+      <w:r>
+        <w:t xml:space="preserve"> romans</w:t>
+      </w:r>
+      <w:proofErr w:type="gramEnd"/>
+      <w:r>
+        <w:t xml:space="preserve"> picaresques</w:t>
       </w:r>
       <w:r>
         <w:t xml:space="preserve">, </w:t>
@@ -1217,10 +1203,10 @@
         <w:t>par exemple</w:t>
       </w:r>
       <w:r>
-        <w:t xml:space="preserve"> ici</w:t>
-      </w:r>
-      <w:r>
-        <w:t xml:space="preserve"> dans </w:t>
+        <w:t xml:space="preserve"> </w:t>
+      </w:r>
+      <w:r>
+        <w:t xml:space="preserve">dans </w:t>
       </w:r>
       <w:r>
         <w:rPr>
@@ -1230,7 +1216,13 @@
         <w:t>Le capitaine Pamphile</w:t>
       </w:r>
       <w:r>
-        <w:t xml:space="preserve"> (1840) « </w:t>
+        <w:t xml:space="preserve"> (1840)</w:t>
+      </w:r>
+      <w:r>
+        <w:t> :</w:t>
+      </w:r>
+      <w:r>
+        <w:t xml:space="preserve"> « </w:t>
       </w:r>
       <w:r>
         <w:t>XVIII</w:t>
@@ -1272,7 +1264,21 @@
         <w:t xml:space="preserve"> ; cependant </w:t>
       </w:r>
       <w:r>
-        <w:t>ces listes sont très significatives de ce qu’une formule</w:t>
+        <w:t>ces listes</w:t>
+      </w:r>
+      <w:r>
+        <w:t xml:space="preserve"> méritent d’être examinées car </w:t>
+      </w:r>
+      <w:proofErr w:type="gramStart"/>
+      <w:r>
+        <w:t xml:space="preserve">elles </w:t>
+      </w:r>
+      <w:r>
+        <w:t xml:space="preserve"> sont</w:t>
+      </w:r>
+      <w:proofErr w:type="gramEnd"/>
+      <w:r>
+        <w:t xml:space="preserve"> significatives de ce qu’une formule</w:t>
       </w:r>
       <w:r>
         <w:t xml:space="preserve"> ca</w:t>
@@ -1284,7 +1290,10 @@
         <w:t>cule comme « pertinent »</w:t>
       </w:r>
       <w:r>
-        <w:t>, et qui peut être utilisé ailleurs (par exemple, ordonner des documents trouvés selon un score)</w:t>
+        <w:t xml:space="preserve">, </w:t>
+      </w:r>
+      <w:r>
+        <w:t>pour par exemple le score d’un résultat de recherche ou le rapprochement de textes proches</w:t>
       </w:r>
       <w:r>
         <w:t>.</w:t>
@@ -1307,7 +1316,19 @@
         <w:t>a ici</w:t>
       </w:r>
       <w:r>
-        <w:t xml:space="preserve"> menée sur les lemmes, comptés par chapitre, relativement aux autres chapitres d’un même auteur (et non du reste du corpus qui n’a pas de cohérence en lui-même).</w:t>
+        <w:t xml:space="preserve"> menée sur les lemmes, comptés par chapitre, relativement aux autres chapitres</w:t>
+      </w:r>
+      <w:r>
+        <w:t xml:space="preserve"> de plus de 1000 mots</w:t>
+      </w:r>
+      <w:r>
+        <w:t xml:space="preserve"> </w:t>
+      </w:r>
+      <w:r>
+        <w:t>du</w:t>
+      </w:r>
+      <w:r>
+        <w:t xml:space="preserve"> même auteur (et non du reste du corpus qui n’a pas de cohérence en lui-même).</w:t>
       </w:r>
     </w:p>
     <w:p>
@@ -1397,10 +1418,10 @@
         <w:t xml:space="preserve"> </w:t>
       </w:r>
       <w:r>
-        <w:t>on se concentrera sur</w:t>
-      </w:r>
-      <w:r>
-        <w:t xml:space="preserve"> le célèbre chapitre </w:t>
+        <w:t xml:space="preserve">observons un seul texte, </w:t>
+      </w:r>
+      <w:r>
+        <w:t xml:space="preserve">le célèbre chapitre </w:t>
       </w:r>
       <w:r>
         <w:t>XVIII</w:t>
@@ -1462,17 +1483,95 @@
         <w:ind w:firstLine="0"/>
       </w:pPr>
       <w:r>
-        <w:rPr>
-          <w:i/>
-          <w:iCs/>
-        </w:rPr>
-        <w:t>tf</w:t>
+        <w:t>TF</w:t>
+      </w:r>
+      <w:r>
+        <w:t> </w:t>
+      </w:r>
+      <w:r>
+        <w:t xml:space="preserve">: </w:t>
+      </w:r>
+      <w:r>
+        <w:t>le, de, un, ce, et, à, être, se, je, avoir</w:t>
+      </w:r>
+      <w:r>
+        <w:t>…</w:t>
+      </w:r>
+    </w:p>
+    <w:p>
+      <w:pPr>
+        <w:ind w:firstLine="0"/>
+      </w:pPr>
+      <w:r>
+        <w:t xml:space="preserve">CF : </w:t>
+      </w:r>
+      <w:r>
+        <w:t>le, de, un, être, et, à, ce, que, il, avoir</w:t>
+      </w:r>
+      <w:r>
+        <w:t>…</w:t>
+      </w:r>
+    </w:p>
+    <w:p>
+      <w:pPr>
+        <w:ind w:firstLine="0"/>
+      </w:pPr>
+      <w:r>
+        <w:t xml:space="preserve">DF : </w:t>
+      </w:r>
+      <w:r>
+        <w:t>le, de, un, ce, et, à, être, avoir, ne, il</w:t>
+      </w:r>
+      <w:r>
+        <w:t>…</w:t>
+      </w:r>
+    </w:p>
+    <w:p>
+      <w:pPr>
+        <w:ind w:firstLine="0"/>
+      </w:pPr>
+      <w:r>
+        <w:t xml:space="preserve">TF-IDF : </w:t>
+      </w:r>
+      <w:r>
+        <w:t>poulpe, Ned, calmar, Conseil, Canadien, Land, Nautilus, Nemo, monstre, tentacule</w:t>
+      </w:r>
+      <w:r>
+        <w:t>…</w:t>
+      </w:r>
+    </w:p>
+    <w:p>
+      <w:pPr>
+        <w:ind w:firstLine="0"/>
+      </w:pPr>
+      <w:r>
+        <w:t>G²</w:t>
+      </w:r>
+      <w:r>
+        <w:t> </w:t>
+      </w:r>
+      <w:r>
+        <w:t xml:space="preserve">: </w:t>
+      </w:r>
+      <w:r>
+        <w:t xml:space="preserve">poulpe, calmar, Conseil, Ned, Canadien, monstre, Land, tentacule, Nemo, Nautilus </w:t>
+      </w:r>
+      <w:r>
+        <w:t>…</w:t>
+      </w:r>
+    </w:p>
+    <w:p>
+      <w:pPr>
+        <w:ind w:firstLine="0"/>
+      </w:pPr>
+      <w:r>
+        <w:t>TXM</w:t>
       </w:r>
       <w:r>
         <w:t xml:space="preserve"> : </w:t>
       </w:r>
       <w:r>
-        <w:t>le, de, un, ce, et, à, être, se, je, avoir</w:t>
+        <w:t>poulpe, calmar, Conseil, Ned, Canadien, monstre, Land, tentacule, Nemo, Nautilus</w:t>
       </w:r>
       <w:r>
         <w:t>…</w:t>
@@ -1481,79 +1580,29 @@
     <w:p>
       <w:pPr>
         <w:ind w:firstLine="0"/>
-      </w:pPr>
-      <w:r>
-        <w:rPr>
-          <w:i/>
-          <w:iCs/>
-        </w:rPr>
-        <w:t>g2</w:t>
-      </w:r>
-      <w:r>
-        <w:t xml:space="preserve"> : </w:t>
-      </w:r>
-      <w:r>
-        <w:t xml:space="preserve">poulpe, calmar, Conseil, Ned, Canadien, monstre, Land, tentacule, Nemo, Nautilus </w:t>
-      </w:r>
-      <w:r>
-        <w:t>…</w:t>
-      </w:r>
-    </w:p>
-    <w:p>
-      <w:pPr>
-        <w:ind w:firstLine="0"/>
-      </w:pPr>
-      <w:r>
-        <w:rPr>
-          <w:i/>
-          <w:iCs/>
-        </w:rPr>
-        <w:t>fisher</w:t>
-      </w:r>
-      <w:r>
-        <w:t xml:space="preserve"> : </w:t>
-      </w:r>
-      <w:r>
-        <w:t>poulpe, calmar, Conseil, Ned, Canadien, monstre, Land, tentacule, Nemo, Nautilus</w:t>
-      </w:r>
-      <w:r>
-        <w:t>…</w:t>
-      </w:r>
-    </w:p>
-    <w:p>
-      <w:pPr>
-        <w:ind w:firstLine="0"/>
-      </w:pPr>
-      <w:r>
-        <w:t xml:space="preserve">tfidf : </w:t>
-      </w:r>
-      <w:r>
-        <w:t>poulpe, Ned, calmar, Conseil, Canadien, Land, Nautilus, Nemo, monstre, tentacule</w:t>
-      </w:r>
-      <w:r>
-        <w:t>…</w:t>
-      </w:r>
-    </w:p>
-    <w:p>
-      <w:pPr>
-        <w:ind w:firstLine="0"/>
-      </w:pPr>
-      <w:r>
-        <w:rPr>
-          <w:i/>
-          <w:iCs/>
-        </w:rPr>
-        <w:t>tfidf</w:t>
-      </w:r>
-      <w:r>
-        <w:rPr>
-          <w:i/>
-          <w:iCs/>
-        </w:rPr>
-        <w:t>log</w:t>
-      </w:r>
-      <w:r>
-        <w:t xml:space="preserve"> : </w:t>
+        <w:rPr>
+          <w:i/>
+          <w:iCs/>
+        </w:rPr>
+      </w:pPr>
+      <w:proofErr w:type="spellStart"/>
+      <w:proofErr w:type="gramStart"/>
+      <w:r>
+        <w:t>subTF</w:t>
+      </w:r>
+      <w:proofErr w:type="spellEnd"/>
+      <w:proofErr w:type="gramEnd"/>
+      <w:r>
+        <w:t>-IDF</w:t>
+      </w:r>
+      <w:r>
+        <w:t> </w:t>
+      </w:r>
+      <w:r>
+        <w:t>:</w:t>
+      </w:r>
+      <w:r>
+        <w:t xml:space="preserve"> </w:t>
       </w:r>
       <w:r>
         <w:t xml:space="preserve">poulpe, calmar, </w:t>
@@ -1577,14 +1626,13 @@
         <w:ind w:firstLine="0"/>
       </w:pPr>
       <w:r>
-        <w:rPr>
-          <w:i/>
-          <w:iCs/>
-        </w:rPr>
-        <w:t>bm25</w:t>
-      </w:r>
-      <w:r>
-        <w:t xml:space="preserve"> : </w:t>
+        <w:t>BM25</w:t>
+      </w:r>
+      <w:r>
+        <w:t> :</w:t>
+      </w:r>
+      <w:r>
+        <w:t xml:space="preserve"> </w:t>
       </w:r>
       <w:r>
         <w:t xml:space="preserve">calmar, poulpe, </w:t>
@@ -1607,15 +1655,19 @@
       <w:pPr>
         <w:ind w:firstLine="0"/>
       </w:pPr>
-      <w:r>
-        <w:rPr>
-          <w:i/>
-          <w:iCs/>
-        </w:rPr>
-        <w:t>chi2</w:t>
-      </w:r>
-      <w:r>
-        <w:t xml:space="preserve"> : </w:t>
+      <w:proofErr w:type="gramStart"/>
+      <w:r>
+        <w:t>χ</w:t>
+      </w:r>
+      <w:proofErr w:type="gramEnd"/>
+      <w:r>
+        <w:t>²</w:t>
+      </w:r>
+      <w:r>
+        <w:t> :</w:t>
+      </w:r>
+      <w:r>
+        <w:t xml:space="preserve"> </w:t>
       </w:r>
       <w:r>
         <w:t xml:space="preserve">poulpe, calmar, </w:t>
@@ -1663,19 +1715,17 @@
     <w:p>
       <w:pPr>
         <w:ind w:firstLine="0"/>
-      </w:pPr>
-      <w:r>
-        <w:rPr>
-          <w:i/>
-          <w:iCs/>
-        </w:rPr>
-        <w:t>simplemaths</w:t>
-      </w:r>
-      <w:r>
-        <w:rPr>
-          <w:i/>
-          <w:iCs/>
-        </w:rPr>
+        <w:rPr>
+          <w:i/>
+          <w:iCs/>
+        </w:rPr>
+      </w:pPr>
+      <w:proofErr w:type="spellStart"/>
+      <w:r>
+        <w:t>SimpleMaths</w:t>
+      </w:r>
+      <w:proofErr w:type="spellEnd"/>
+      <w:r>
         <w:t>(k=1)</w:t>
       </w:r>
       <w:r>
@@ -1712,796 +1762,935 @@
         <w:t>violacé</w:t>
       </w:r>
       <w:r>
-        <w:t>, quenotte</w:t>
-      </w:r>
-    </w:p>
-    <w:p>
-      <w:pPr>
-        <w:ind w:firstLine="0"/>
-      </w:pPr>
-      <w:r>
-        <w:rPr>
-          <w:i/>
-          <w:iCs/>
-        </w:rPr>
-        <w:t>extf</w:t>
-      </w:r>
-      <w:r>
-        <w:t xml:space="preserve"> : </w:t>
+        <w:t xml:space="preserve">, </w:t>
       </w:r>
       <w:r>
         <w:rPr>
           <w:b/>
           <w:bCs/>
         </w:rPr>
-        <w:t>espalier</w:t>
-      </w:r>
-      <w:r>
-        <w:t xml:space="preserve">, </w:t>
+        <w:t>quenotte</w:t>
+      </w:r>
+    </w:p>
+    <w:p>
+      <w:pPr>
+        <w:ind w:firstLine="0"/>
+      </w:pPr>
+      <w:r>
+        <w:t>EXTF</w:t>
+      </w:r>
+      <w:r>
+        <w:t xml:space="preserve"> : </w:t>
       </w:r>
       <w:r>
         <w:rPr>
           <w:b/>
           <w:bCs/>
         </w:rPr>
-        <w:t>violacé</w:t>
+        <w:t>espalier</w:t>
       </w:r>
       <w:r>
         <w:t xml:space="preserve">, </w:t>
-      </w:r>
-      <w:r>
-        <w:t>quenotte,</w:t>
-      </w:r>
-      <w:r>
-        <w:t xml:space="preserve"> Berghem, suceur, Bos, Nidros, brachioures, clupanodons, corégone</w:t>
-      </w:r>
-    </w:p>
-    <w:p>
-      <w:pPr>
-        <w:ind w:firstLine="0"/>
-      </w:pPr>
-    </w:p>
-    <w:p>
-      <w:pPr>
-        <w:ind w:firstLine="0"/>
-      </w:pPr>
-      <w:r>
-        <w:t>Les mots grammaticaux ont été volontairement conservés</w:t>
-      </w:r>
-      <w:r>
-        <w:t xml:space="preserve"> dans ce</w:t>
-      </w:r>
-      <w:r>
-        <w:t>s</w:t>
-      </w:r>
-      <w:r>
-        <w:t xml:space="preserve"> premiers</w:t>
-      </w:r>
-      <w:r>
-        <w:t xml:space="preserve"> résultats</w:t>
-      </w:r>
-      <w:r>
-        <w:t>, ce qui permet d</w:t>
-      </w:r>
-      <w:r>
-        <w:t>’observer</w:t>
-      </w:r>
-      <w:r>
-        <w:t xml:space="preserve"> le comportement de la fréquence brute</w:t>
-      </w:r>
-      <w:r>
-        <w:t xml:space="preserve"> des termes</w:t>
-      </w:r>
-      <w:r>
-        <w:t xml:space="preserve"> dans le document</w:t>
-      </w:r>
-      <w:r>
-        <w:t xml:space="preserve"> </w:t>
-      </w:r>
-      <w:r>
-        <w:rPr>
-          <w:i/>
-          <w:iCs/>
-        </w:rPr>
-        <w:t>tf</w:t>
-      </w:r>
-      <w:r>
-        <w:t xml:space="preserve">, assez peu </w:t>
-      </w:r>
-      <w:r>
-        <w:t xml:space="preserve">significative, car des mots comme </w:t>
-      </w:r>
-      <w:r>
-        <w:rPr>
-          <w:i/>
-          <w:iCs/>
-        </w:rPr>
-        <w:t>le</w:t>
-      </w:r>
-      <w:r>
-        <w:t xml:space="preserve">, </w:t>
-      </w:r>
-      <w:r>
-        <w:rPr>
-          <w:i/>
-          <w:iCs/>
-        </w:rPr>
-        <w:t>de</w:t>
-      </w:r>
-      <w:r>
-        <w:t xml:space="preserve">, </w:t>
-      </w:r>
-      <w:r>
-        <w:rPr>
-          <w:i/>
-          <w:iCs/>
-        </w:rPr>
-        <w:t>un</w:t>
-      </w:r>
-      <w:r>
-        <w:rPr>
-          <w:i/>
-          <w:iCs/>
-        </w:rPr>
-        <w:t>,</w:t>
-      </w:r>
-      <w:r>
-        <w:t xml:space="preserve"> sont également </w:t>
-      </w:r>
-      <w:r>
-        <w:t>très fréquents</w:t>
-      </w:r>
-      <w:r>
-        <w:t xml:space="preserve"> dans tous les documents</w:t>
-      </w:r>
-      <w:r>
-        <w:t xml:space="preserve">. </w:t>
-      </w:r>
-      <w:r>
-        <w:t>À l’</w:t>
-      </w:r>
-      <w:r>
-        <w:t>autre extrême</w:t>
-      </w:r>
-      <w:r>
-        <w:t>,</w:t>
-      </w:r>
-      <w:r>
-        <w:t xml:space="preserve"> </w:t>
-      </w:r>
-      <w:r>
-        <w:rPr>
-          <w:i/>
-          <w:iCs/>
-        </w:rPr>
-        <w:t>extf</w:t>
-      </w:r>
-      <w:r>
-        <w:t xml:space="preserve">, </w:t>
-      </w:r>
-      <w:r>
-        <w:t xml:space="preserve">donne les </w:t>
-      </w:r>
-      <w:r>
-        <w:t>termes</w:t>
-      </w:r>
-      <w:r>
-        <w:t xml:space="preserve"> </w:t>
-      </w:r>
-      <w:r>
-        <w:t xml:space="preserve">qui </w:t>
-      </w:r>
-      <w:r>
-        <w:t>sont exclusivement</w:t>
-      </w:r>
-      <w:r>
-        <w:t xml:space="preserve"> d</w:t>
-      </w:r>
-      <w:r>
-        <w:t>ans</w:t>
-      </w:r>
-      <w:r>
-        <w:t xml:space="preserve"> ce document (en ordre de fréquence)</w:t>
-      </w:r>
-      <w:r>
-        <w:t>. C</w:t>
-      </w:r>
-      <w:r>
-        <w:t>’est la spécificité maximale</w:t>
-      </w:r>
-      <w:r>
-        <w:t xml:space="preserve">, qui n’est pas non plus très significative (par exemple </w:t>
-      </w:r>
-      <w:r>
-        <w:rPr>
-          <w:i/>
-          <w:iCs/>
-        </w:rPr>
-        <w:t>poulpe</w:t>
-      </w:r>
-      <w:r>
-        <w:t xml:space="preserve"> est absent parce qu’il se trouve dans 1</w:t>
-      </w:r>
-      <w:r>
-        <w:t>3 autres</w:t>
-      </w:r>
-      <w:r>
-        <w:t xml:space="preserve"> chapitres de Verne).</w:t>
-      </w:r>
-    </w:p>
-    <w:p>
-      <w:pPr>
-        <w:ind w:firstLine="708"/>
-      </w:pPr>
-      <w:r>
-        <w:t>Pour être descriptif, u</w:t>
-      </w:r>
-      <w:r>
-        <w:t>n mot</w:t>
-      </w:r>
-      <w:r>
-        <w:t>-clé</w:t>
-      </w:r>
-      <w:r>
-        <w:t xml:space="preserve"> doit</w:t>
-      </w:r>
-      <w:r>
-        <w:t xml:space="preserve"> </w:t>
-      </w:r>
-      <w:r>
-        <w:t xml:space="preserve">être </w:t>
-      </w:r>
-      <w:r>
-        <w:t>« un peu »</w:t>
-      </w:r>
-      <w:r>
-        <w:t xml:space="preserve"> </w:t>
-      </w:r>
-      <w:r>
-        <w:t>spécifique</w:t>
-      </w:r>
-      <w:r>
-        <w:t xml:space="preserve">, </w:t>
-      </w:r>
-      <w:r>
-        <w:t xml:space="preserve">mais « pas trop », c’est l’équilibre </w:t>
-      </w:r>
-      <w:r>
-        <w:t>mathématique</w:t>
-      </w:r>
-      <w:r>
-        <w:t xml:space="preserve"> que cherche une formule de spécificité</w:t>
-      </w:r>
-      <w:r>
-        <w:t>.</w:t>
-      </w:r>
-    </w:p>
-    <w:p>
-      <w:pPr>
-        <w:ind w:firstLine="708"/>
-      </w:pPr>
-      <w:r>
-        <w:t>Remarquons</w:t>
-      </w:r>
-      <w:r>
-        <w:t xml:space="preserve"> que le </w:t>
-      </w:r>
-      <w:r>
-        <w:rPr>
-          <w:i/>
-          <w:iCs/>
-        </w:rPr>
-        <w:t>chi2</w:t>
-      </w:r>
-      <w:r>
-        <w:t xml:space="preserve">, assez classique en statistiques, relève des mots comme </w:t>
-      </w:r>
-      <w:r>
-        <w:rPr>
-          <w:i/>
-          <w:iCs/>
-        </w:rPr>
-        <w:t>espalier</w:t>
-      </w:r>
-      <w:r>
-        <w:t xml:space="preserve">, </w:t>
-      </w:r>
-      <w:r>
-        <w:rPr>
-          <w:i/>
-          <w:iCs/>
-        </w:rPr>
-        <w:t>violacé</w:t>
-      </w:r>
-      <w:r>
-        <w:t xml:space="preserve"> </w:t>
-      </w:r>
-      <w:r>
-        <w:t xml:space="preserve">qui ne sont </w:t>
-      </w:r>
-      <w:r>
-        <w:t>présents que dans ce seul chapitre</w:t>
-      </w:r>
-      <w:r>
-        <w:t xml:space="preserve"> (voir </w:t>
-      </w:r>
-      <w:r>
-        <w:rPr>
-          <w:i/>
-          <w:iCs/>
-        </w:rPr>
-        <w:t>extf</w:t>
-      </w:r>
-      <w:r>
-        <w:t>)</w:t>
-      </w:r>
-      <w:r>
-        <w:t xml:space="preserve">. </w:t>
-      </w:r>
-      <w:r>
-        <w:t xml:space="preserve">À cette échelle, le </w:t>
-      </w:r>
-      <w:r>
-        <w:rPr>
-          <w:i/>
-          <w:iCs/>
-        </w:rPr>
-        <w:t>chi2</w:t>
-      </w:r>
-      <w:r>
-        <w:t xml:space="preserve"> est trop spécifique.</w:t>
-      </w:r>
-      <w:r>
-        <w:t xml:space="preserve"> </w:t>
-      </w:r>
-      <w:r>
-        <w:rPr>
-          <w:i/>
-          <w:iCs/>
-        </w:rPr>
-        <w:t>Tfidf</w:t>
-      </w:r>
-      <w:r>
-        <w:rPr>
-          <w:i/>
-          <w:iCs/>
-        </w:rPr>
-        <w:t>log</w:t>
-      </w:r>
-      <w:r>
-        <w:t xml:space="preserve"> et </w:t>
-      </w:r>
-      <w:r>
-        <w:rPr>
-          <w:i/>
-          <w:iCs/>
-        </w:rPr>
-        <w:t>bm25</w:t>
-      </w:r>
-      <w:r>
-        <w:t xml:space="preserve">, les classiques des moteurs de recherche, </w:t>
-      </w:r>
-      <w:r>
-        <w:t>ne promeuvent pas</w:t>
-      </w:r>
-      <w:r>
-        <w:t xml:space="preserve"> les happax</w:t>
-      </w:r>
-      <w:r>
-        <w:t>,</w:t>
-      </w:r>
-      <w:r>
-        <w:t xml:space="preserve"> mais </w:t>
-      </w:r>
-      <w:r>
-        <w:t xml:space="preserve">les mots-clés </w:t>
-      </w:r>
-      <w:r>
-        <w:t>sont</w:t>
-      </w:r>
-      <w:r>
-        <w:t xml:space="preserve"> tout de même des mots assez rares</w:t>
-      </w:r>
-      <w:r>
-        <w:t>,</w:t>
-      </w:r>
-      <w:r>
-        <w:t xml:space="preserve"> comme le nom propre </w:t>
-      </w:r>
-      <w:r>
-        <w:rPr>
-          <w:i/>
-          <w:iCs/>
-        </w:rPr>
-        <w:t>Bouguer</w:t>
-      </w:r>
-      <w:r>
-        <w:t>, présent à 7 occurrences dans tous Verne, 4 dans ce chapitre, et 3 autres</w:t>
-      </w:r>
-      <w:r>
-        <w:t xml:space="preserve"> dans 3</w:t>
-      </w:r>
-      <w:r>
-        <w:t xml:space="preserve"> chapitres d’autres romans.</w:t>
-      </w:r>
-      <w:r>
-        <w:t xml:space="preserve"> Ces formules ont</w:t>
-      </w:r>
-      <w:r>
-        <w:t xml:space="preserve"> été</w:t>
-      </w:r>
-      <w:r>
-        <w:t xml:space="preserve"> réglées pour des collections </w:t>
-      </w:r>
-      <w:r>
-        <w:t>de documents plus courts, plus nombreux, et</w:t>
-      </w:r>
-      <w:r>
-        <w:t xml:space="preserve"> plus homogènes que des</w:t>
-      </w:r>
-      <w:r>
-        <w:t xml:space="preserve"> chapitres de</w:t>
-      </w:r>
-      <w:r>
-        <w:t xml:space="preserve"> romans</w:t>
-      </w:r>
-      <w:r>
-        <w:t>.</w:t>
-      </w:r>
-    </w:p>
-    <w:p>
-      <w:pPr>
-        <w:ind w:firstLine="708"/>
-      </w:pPr>
-      <w:r>
-        <w:t>L</w:t>
-      </w:r>
-      <w:r>
-        <w:t xml:space="preserve">’espérance log </w:t>
-      </w:r>
-      <w:r>
-        <w:rPr>
-          <w:i/>
-          <w:iCs/>
-        </w:rPr>
-        <w:t>G</w:t>
-      </w:r>
-      <w:r>
-        <w:rPr>
-          <w:i/>
-          <w:iCs/>
-          <w:vertAlign w:val="superscript"/>
-        </w:rPr>
-        <w:t>2</w:t>
-      </w:r>
-      <w:r>
-        <w:t xml:space="preserve"> donne ici un résultat identique </w:t>
-      </w:r>
-      <w:r>
-        <w:t>au test</w:t>
-      </w:r>
-      <w:r>
-        <w:t xml:space="preserve"> hypergéométrique de </w:t>
-      </w:r>
-      <w:r>
-        <w:rPr>
-          <w:i/>
-          <w:iCs/>
-        </w:rPr>
-        <w:t>Fisher</w:t>
-      </w:r>
-      <w:r>
-        <w:t>, qui sera notre point de référence comme le plus défendu en textométrie.</w:t>
-      </w:r>
-    </w:p>
-    <w:p>
-      <w:pPr>
-        <w:pStyle w:val="Heading1"/>
-      </w:pPr>
-      <w:r>
-        <w:lastRenderedPageBreak/>
-        <w:t xml:space="preserve">§3. </w:t>
-      </w:r>
-      <w:r>
-        <w:t xml:space="preserve">Suffit-il de supprimer les indésirables pour </w:t>
-      </w:r>
-      <w:r>
-        <w:t>trouver</w:t>
-      </w:r>
-      <w:r>
-        <w:t xml:space="preserve"> ce</w:t>
-      </w:r>
-      <w:r>
-        <w:t>ux</w:t>
-      </w:r>
-      <w:r>
-        <w:t xml:space="preserve"> que l’on désire ?</w:t>
-      </w:r>
-    </w:p>
-    <w:p>
-      <w:pPr>
-        <w:ind w:firstLine="0"/>
-      </w:pPr>
-      <w:r>
-        <w:t xml:space="preserve">Ces mots-clés </w:t>
-      </w:r>
-      <w:r>
-        <w:t>restent</w:t>
-      </w:r>
-      <w:r>
-        <w:t xml:space="preserve"> </w:t>
-      </w:r>
-      <w:r>
-        <w:t>cependant</w:t>
-      </w:r>
-      <w:r>
-        <w:t xml:space="preserve"> très insatisfaisants.</w:t>
-      </w:r>
-    </w:p>
-    <w:p>
-      <w:pPr>
-        <w:ind w:firstLine="708"/>
-      </w:pPr>
-      <w:r>
-        <w:t xml:space="preserve">Les noms </w:t>
-      </w:r>
-      <w:r>
-        <w:t>de personnes</w:t>
-      </w:r>
-      <w:r>
-        <w:t xml:space="preserve"> n</w:t>
-      </w:r>
-      <w:r>
-        <w:t>’ont</w:t>
-      </w:r>
-      <w:r>
-        <w:t xml:space="preserve"> pas</w:t>
-      </w:r>
-      <w:r>
-        <w:t xml:space="preserve"> été</w:t>
-      </w:r>
-      <w:r>
-        <w:t xml:space="preserve"> traités spécialement</w:t>
-      </w:r>
-      <w:r>
-        <w:t>, si</w:t>
-      </w:r>
-      <w:r>
-        <w:t xml:space="preserve"> bien </w:t>
-      </w:r>
-      <w:r>
-        <w:t xml:space="preserve">que le harponneur </w:t>
-      </w:r>
-      <w:r>
-        <w:rPr>
-          <w:i/>
-          <w:iCs/>
-        </w:rPr>
-        <w:t>Ned Land</w:t>
-      </w:r>
-      <w:r>
-        <w:t xml:space="preserve"> se trouve tristement divisé</w:t>
-      </w:r>
-      <w:r>
-        <w:t xml:space="preserve">. Les index de noms propres sont à traiter séparément. </w:t>
-      </w:r>
-      <w:r>
-        <w:t>Il</w:t>
-      </w:r>
-      <w:r>
-        <w:t>s</w:t>
-      </w:r>
-      <w:r>
-        <w:t xml:space="preserve"> seront</w:t>
-      </w:r>
-      <w:r>
-        <w:t xml:space="preserve"> exclu</w:t>
-      </w:r>
-      <w:r>
-        <w:t>s</w:t>
-      </w:r>
-      <w:r>
-        <w:t xml:space="preserve"> ici, car d</w:t>
-      </w:r>
-      <w:r>
-        <w:t>ans</w:t>
-      </w:r>
-      <w:r>
-        <w:t xml:space="preserve"> un </w:t>
-      </w:r>
-      <w:r>
-        <w:t>récit</w:t>
-      </w:r>
-      <w:r>
-        <w:t xml:space="preserve">, </w:t>
-      </w:r>
-      <w:r>
-        <w:t>le</w:t>
-      </w:r>
-      <w:r>
-        <w:t xml:space="preserve"> c</w:t>
-      </w:r>
-      <w:r>
-        <w:t>roise</w:t>
-      </w:r>
-      <w:r>
-        <w:t>ment statistique</w:t>
-      </w:r>
-      <w:r>
-        <w:t xml:space="preserve"> de</w:t>
-      </w:r>
-      <w:r>
-        <w:t>s</w:t>
-      </w:r>
-      <w:r>
-        <w:t xml:space="preserve"> noms</w:t>
-      </w:r>
-      <w:r>
-        <w:t xml:space="preserve"> de lieux et de personnes amène un indice de rapprochement très fort entre les chapitres d’un même roman, ce qui rend l’expérience sémantique beaucoup moins intéressante.</w:t>
-      </w:r>
-    </w:p>
-    <w:p>
-      <w:pPr>
-        <w:ind w:firstLine="708"/>
-      </w:pPr>
-      <w:r>
-        <w:t xml:space="preserve">Un traitement soigneux des majuscules permet aussi de ne pas compter </w:t>
-      </w:r>
-      <w:r>
-        <w:rPr>
-          <w:i/>
-          <w:iCs/>
-        </w:rPr>
-        <w:t xml:space="preserve">le </w:t>
-      </w:r>
-      <w:r>
-        <w:rPr>
-          <w:i/>
-          <w:iCs/>
-        </w:rPr>
-        <w:t>Canadien</w:t>
-      </w:r>
-      <w:r>
-        <w:t xml:space="preserve"> (surnom de </w:t>
-      </w:r>
-      <w:r>
-        <w:rPr>
-          <w:i/>
-          <w:iCs/>
-        </w:rPr>
-        <w:t>Ned Land</w:t>
-      </w:r>
-      <w:r>
-        <w:t xml:space="preserve">) et </w:t>
-      </w:r>
-      <w:r>
-        <w:rPr>
-          <w:i/>
-          <w:iCs/>
-        </w:rPr>
-        <w:t>Conseil</w:t>
-      </w:r>
-      <w:r>
-        <w:t>, le valet du narrateur (</w:t>
-      </w:r>
-      <w:r>
-        <w:t>Pierre Aronnax</w:t>
-      </w:r>
-      <w:r>
-        <w:t xml:space="preserve">) ; comme des mots </w:t>
-      </w:r>
-      <w:r>
-        <w:t xml:space="preserve">du </w:t>
-      </w:r>
-      <w:r>
-        <w:t>th</w:t>
-      </w:r>
-      <w:r>
-        <w:t>è</w:t>
-      </w:r>
-      <w:r>
-        <w:t>m</w:t>
-      </w:r>
-      <w:r>
-        <w:t>e</w:t>
-      </w:r>
-      <w:r>
-        <w:t>.</w:t>
-      </w:r>
-    </w:p>
-    <w:p>
-      <w:pPr>
-        <w:ind w:firstLine="708"/>
-      </w:pPr>
-      <w:r>
-        <w:t xml:space="preserve">Les résultats qui suivent </w:t>
-      </w:r>
-      <w:r>
-        <w:t>supprimeront</w:t>
-      </w:r>
-      <w:r>
-        <w:t xml:space="preserve"> désormais les mots grammaticaux et les noms propres</w:t>
-      </w:r>
-      <w:r>
-        <w:t>.</w:t>
-      </w:r>
-    </w:p>
-    <w:p>
-      <w:pPr>
-        <w:ind w:firstLine="708"/>
-      </w:pPr>
-    </w:p>
-    <w:p>
-      <w:pPr>
-        <w:ind w:firstLine="0"/>
-      </w:pPr>
-      <w:r>
-        <w:rPr>
-          <w:i/>
-          <w:iCs/>
-        </w:rPr>
-        <w:t>tf</w:t>
-      </w:r>
-      <w:r>
-        <w:t> :</w:t>
-      </w:r>
-      <w:r>
-        <w:t xml:space="preserve"> </w:t>
       </w:r>
       <w:r>
         <w:rPr>
           <w:b/>
           <w:bCs/>
         </w:rPr>
-        <w:t>poulpe</w:t>
-      </w:r>
-      <w:r>
-        <w:t xml:space="preserve">, capitaine, dire, </w:t>
+        <w:t>violacé</w:t>
+      </w:r>
+      <w:r>
+        <w:t xml:space="preserve">, </w:t>
       </w:r>
       <w:r>
         <w:rPr>
           <w:b/>
           <w:bCs/>
         </w:rPr>
-        <w:t>monstre</w:t>
-      </w:r>
+        <w:t>quenotte</w:t>
+      </w:r>
+      <w:r>
+        <w:t>,</w:t>
+      </w:r>
+      <w:r>
+        <w:t xml:space="preserve"> Berghem, suceur, Bos, </w:t>
+      </w:r>
+      <w:proofErr w:type="spellStart"/>
+      <w:r>
+        <w:t>Nidros</w:t>
+      </w:r>
+      <w:proofErr w:type="spellEnd"/>
       <w:r>
         <w:t xml:space="preserve">, </w:t>
+      </w:r>
+      <w:proofErr w:type="spellStart"/>
+      <w:r>
+        <w:t>brachioures</w:t>
+      </w:r>
+      <w:proofErr w:type="spellEnd"/>
+      <w:r>
+        <w:t xml:space="preserve">, </w:t>
+      </w:r>
+      <w:proofErr w:type="spellStart"/>
+      <w:r>
+        <w:t>clupanodons</w:t>
+      </w:r>
+      <w:proofErr w:type="spellEnd"/>
+      <w:r>
+        <w:t>, corégone</w:t>
+      </w:r>
+    </w:p>
+    <w:p>
+      <w:pPr>
+        <w:ind w:firstLine="0"/>
+      </w:pPr>
+    </w:p>
+    <w:p>
+      <w:pPr>
+        <w:ind w:firstLine="0"/>
+      </w:pPr>
+      <w:r>
+        <w:t xml:space="preserve">Considérons d’abord les </w:t>
+      </w:r>
+      <w:r>
+        <w:t xml:space="preserve">3 premières </w:t>
+      </w:r>
+      <w:r>
+        <w:t>listes</w:t>
+      </w:r>
+      <w:r>
+        <w:t>. TF (</w:t>
+      </w:r>
+      <w:proofErr w:type="spellStart"/>
+      <w:r>
+        <w:rPr>
+          <w:i/>
+          <w:iCs/>
+        </w:rPr>
+        <w:t>term</w:t>
+      </w:r>
+      <w:proofErr w:type="spellEnd"/>
+      <w:r>
+        <w:rPr>
+          <w:i/>
+          <w:iCs/>
+        </w:rPr>
+        <w:t xml:space="preserve"> </w:t>
+      </w:r>
+      <w:proofErr w:type="spellStart"/>
+      <w:r>
+        <w:rPr>
+          <w:i/>
+          <w:iCs/>
+        </w:rPr>
+        <w:t>freque</w:t>
+      </w:r>
+      <w:r>
+        <w:rPr>
+          <w:i/>
+          <w:iCs/>
+        </w:rPr>
+        <w:t>n</w:t>
+      </w:r>
+      <w:r>
+        <w:rPr>
+          <w:i/>
+          <w:iCs/>
+        </w:rPr>
+        <w:t>cy</w:t>
+      </w:r>
+      <w:proofErr w:type="spellEnd"/>
+      <w:r>
+        <w:t>) est la liste des termes du chapitre en ordre d</w:t>
+      </w:r>
+      <w:r>
+        <w:t>u nombre d’occurrences dans le chapitre.</w:t>
+      </w:r>
+      <w:r>
+        <w:t xml:space="preserve"> C</w:t>
+      </w:r>
+      <w:r>
+        <w:t>F (</w:t>
+      </w:r>
+      <w:r>
+        <w:rPr>
+          <w:i/>
+          <w:iCs/>
+        </w:rPr>
+        <w:t>corpus</w:t>
+      </w:r>
+      <w:r>
+        <w:rPr>
+          <w:i/>
+          <w:iCs/>
+        </w:rPr>
+        <w:t xml:space="preserve"> </w:t>
+      </w:r>
+      <w:proofErr w:type="spellStart"/>
+      <w:r>
+        <w:rPr>
+          <w:i/>
+          <w:iCs/>
+        </w:rPr>
+        <w:t>frequency</w:t>
+      </w:r>
+      <w:proofErr w:type="spellEnd"/>
+      <w:r>
+        <w:t>) est en ordre du nombre d</w:t>
+      </w:r>
+      <w:r>
+        <w:t>’occurrences</w:t>
+      </w:r>
+      <w:r>
+        <w:t xml:space="preserve"> dans l</w:t>
+      </w:r>
+      <w:r>
+        <w:t>a totalité du</w:t>
+      </w:r>
+      <w:r>
+        <w:t xml:space="preserve"> corpus</w:t>
+      </w:r>
+      <w:r>
+        <w:t>.</w:t>
+      </w:r>
+      <w:r>
+        <w:t xml:space="preserve"> DF (</w:t>
+      </w:r>
+      <w:r>
+        <w:rPr>
+          <w:i/>
+          <w:iCs/>
+        </w:rPr>
+        <w:t xml:space="preserve">document </w:t>
+      </w:r>
+      <w:proofErr w:type="spellStart"/>
+      <w:r>
+        <w:rPr>
+          <w:i/>
+          <w:iCs/>
+        </w:rPr>
+        <w:t>frequency</w:t>
+      </w:r>
+      <w:proofErr w:type="spellEnd"/>
+      <w:r>
+        <w:t>) est en ordre du nombre de documents avec ce terme dans le corpus</w:t>
+      </w:r>
+      <w:r>
+        <w:t xml:space="preserve">. </w:t>
+      </w:r>
+      <w:r>
+        <w:t xml:space="preserve">Les mots grammaticaux ont été volontairement conservés dans ces premiers résultats, ce qui permet d’observer </w:t>
+      </w:r>
+      <w:r>
+        <w:t>les mots très fréquents dans ce document sont aussi très fréquents dans le reste du corpus</w:t>
+      </w:r>
+      <w:r>
+        <w:t>.</w:t>
+      </w:r>
+      <w:r>
+        <w:t xml:space="preserve"> Il y a </w:t>
+      </w:r>
+      <w:proofErr w:type="gramStart"/>
+      <w:r>
+        <w:t>quelques variation</w:t>
+      </w:r>
+      <w:proofErr w:type="gramEnd"/>
+      <w:r>
+        <w:t xml:space="preserve"> d’ordre difficile à interpréter pour l’instant.</w:t>
+      </w:r>
+    </w:p>
+    <w:p>
+      <w:pPr>
+        <w:ind w:firstLine="708"/>
+      </w:pPr>
+      <w:r>
+        <w:t>Remarquons ensuite que toutes les autres formules neutralisent les mots grammaticaux par différentes pondérations.</w:t>
+      </w:r>
+    </w:p>
+    <w:p>
+      <w:pPr>
+        <w:ind w:firstLine="708"/>
+      </w:pPr>
+      <w:r>
+        <w:t>La dernière liste</w:t>
+      </w:r>
+      <w:r>
+        <w:t>, EXTF</w:t>
+      </w:r>
+      <w:r>
+        <w:t>,</w:t>
+      </w:r>
+      <w:r>
+        <w:t xml:space="preserve"> </w:t>
+      </w:r>
+      <w:r>
+        <w:t>présente</w:t>
+      </w:r>
+      <w:r>
+        <w:t xml:space="preserve"> des termes exclusivement dans ce texte (donc avec </w:t>
+      </w:r>
+      <w:proofErr w:type="spellStart"/>
+      <w:r>
+        <w:rPr>
+          <w:i/>
+          <w:iCs/>
+        </w:rPr>
+        <w:t>df</w:t>
+      </w:r>
+      <w:proofErr w:type="spellEnd"/>
+      <w:r>
+        <w:t xml:space="preserve">=1). </w:t>
+      </w:r>
+      <w:r>
+        <w:t>C</w:t>
+      </w:r>
+      <w:r>
+        <w:t>’est la spécificité maximale</w:t>
+      </w:r>
+      <w:r>
+        <w:t xml:space="preserve">, qui n’est pas non plus très significative (par exemple </w:t>
+      </w:r>
+      <w:r>
+        <w:rPr>
+          <w:i/>
+          <w:iCs/>
+        </w:rPr>
+        <w:t>poulpe</w:t>
+      </w:r>
+      <w:r>
+        <w:t xml:space="preserve"> est absent parce qu’il se trouve dans 1</w:t>
+      </w:r>
+      <w:r>
+        <w:t>3 autres</w:t>
+      </w:r>
+      <w:r>
+        <w:t xml:space="preserve"> chapitres de Verne).</w:t>
+      </w:r>
+      <w:r>
+        <w:t xml:space="preserve"> </w:t>
+      </w:r>
+      <w:r>
+        <w:t>Pour être descriptif, u</w:t>
+      </w:r>
+      <w:r>
+        <w:t>n mot</w:t>
+      </w:r>
+      <w:r>
+        <w:t>-clé</w:t>
+      </w:r>
+      <w:r>
+        <w:t xml:space="preserve"> doit</w:t>
+      </w:r>
+      <w:r>
+        <w:t xml:space="preserve"> </w:t>
+      </w:r>
+      <w:r>
+        <w:t xml:space="preserve">être </w:t>
+      </w:r>
+      <w:r>
+        <w:t>« un peu »</w:t>
+      </w:r>
+      <w:r>
+        <w:t xml:space="preserve"> </w:t>
+      </w:r>
+      <w:r>
+        <w:t>spécifique</w:t>
+      </w:r>
+      <w:r>
+        <w:t xml:space="preserve">, </w:t>
+      </w:r>
+      <w:r>
+        <w:t xml:space="preserve">mais « pas trop », c’est l’équilibre </w:t>
+      </w:r>
+      <w:r>
+        <w:t>mathématique</w:t>
+      </w:r>
+      <w:r>
+        <w:t xml:space="preserve"> que cherche une formule de spécificité</w:t>
+      </w:r>
+      <w:r>
+        <w:t>.</w:t>
+      </w:r>
+    </w:p>
+    <w:p>
+      <w:pPr>
+        <w:ind w:firstLine="708"/>
+      </w:pPr>
+      <w:r>
+        <w:lastRenderedPageBreak/>
+        <w:t>L</w:t>
+      </w:r>
+      <w:r>
+        <w:t xml:space="preserve">e </w:t>
+      </w:r>
+      <w:r>
+        <w:t>χ²</w:t>
+      </w:r>
+      <w:r>
+        <w:t>, test statistique</w:t>
+      </w:r>
+      <w:r>
+        <w:t xml:space="preserve"> classique,</w:t>
+      </w:r>
+      <w:r>
+        <w:t xml:space="preserve"> ainsi que le </w:t>
+      </w:r>
+      <w:proofErr w:type="spellStart"/>
+      <w:r>
+        <w:t>SimpleMaths</w:t>
+      </w:r>
+      <w:proofErr w:type="spellEnd"/>
+      <w:r>
+        <w:t xml:space="preserve"> de Kilgariff dans </w:t>
+      </w:r>
+      <w:proofErr w:type="spellStart"/>
+      <w:r>
+        <w:rPr>
+          <w:i/>
+          <w:iCs/>
+        </w:rPr>
+        <w:t>SketchEngine</w:t>
+      </w:r>
+      <w:proofErr w:type="spellEnd"/>
+      <w:r>
+        <w:rPr>
+          <w:rStyle w:val="FootnoteReference"/>
+          <w:i/>
+          <w:iCs/>
+        </w:rPr>
+        <w:footnoteReference w:id="12"/>
+      </w:r>
+      <w:r>
+        <w:t xml:space="preserve">, </w:t>
+      </w:r>
+      <w:r>
+        <w:t>relève</w:t>
+      </w:r>
+      <w:r>
+        <w:t>nt</w:t>
+      </w:r>
+      <w:r>
+        <w:t xml:space="preserve"> des mots comme </w:t>
+      </w:r>
+      <w:r>
+        <w:rPr>
+          <w:i/>
+          <w:iCs/>
+        </w:rPr>
+        <w:t>espalier</w:t>
+      </w:r>
+      <w:r>
+        <w:t xml:space="preserve">, </w:t>
+      </w:r>
+      <w:r>
+        <w:rPr>
+          <w:i/>
+          <w:iCs/>
+        </w:rPr>
+        <w:t>violacé</w:t>
+      </w:r>
+      <w:r>
+        <w:t xml:space="preserve">, ou </w:t>
+      </w:r>
+      <w:r>
+        <w:rPr>
+          <w:i/>
+          <w:iCs/>
+        </w:rPr>
+        <w:t>quenotte,</w:t>
+      </w:r>
+      <w:r>
+        <w:t xml:space="preserve"> </w:t>
+      </w:r>
+      <w:r>
+        <w:t xml:space="preserve">qui ne sont </w:t>
+      </w:r>
+      <w:r>
+        <w:t>présents que dans ce seul chapitre</w:t>
+      </w:r>
+      <w:r>
+        <w:t xml:space="preserve"> (voir</w:t>
+      </w:r>
+      <w:r>
+        <w:t xml:space="preserve"> EXTF</w:t>
+      </w:r>
+      <w:r>
+        <w:t>)</w:t>
+      </w:r>
+      <w:r>
+        <w:t>.</w:t>
+      </w:r>
+      <w:r>
+        <w:t xml:space="preserve"> </w:t>
+      </w:r>
+      <w:r>
+        <w:t xml:space="preserve">À cette échelle, </w:t>
+      </w:r>
+      <w:r>
+        <w:t>χ²</w:t>
+      </w:r>
+      <w:r>
+        <w:t xml:space="preserve"> et </w:t>
+      </w:r>
+      <w:proofErr w:type="spellStart"/>
+      <w:r>
+        <w:t>SimpleMaths</w:t>
+      </w:r>
+      <w:proofErr w:type="spellEnd"/>
+      <w:r>
+        <w:t xml:space="preserve"> sont</w:t>
+      </w:r>
+      <w:r>
+        <w:t xml:space="preserve"> trop spécifique.</w:t>
+      </w:r>
+    </w:p>
+    <w:p>
+      <w:pPr>
+        <w:ind w:firstLine="708"/>
+      </w:pPr>
+      <w:proofErr w:type="spellStart"/>
+      <w:r>
+        <w:t>Su</w:t>
+      </w:r>
+      <w:r>
+        <w:t>bTF</w:t>
+      </w:r>
+      <w:proofErr w:type="spellEnd"/>
+      <w:r>
+        <w:t>-IDF</w:t>
+      </w:r>
+      <w:r>
+        <w:t xml:space="preserve"> et </w:t>
+      </w:r>
+      <w:r>
+        <w:t>BM</w:t>
+      </w:r>
+      <w:r>
+        <w:t>25</w:t>
+      </w:r>
+      <w:r>
+        <w:t xml:space="preserve">, les classiques des moteurs de recherche, </w:t>
+      </w:r>
+      <w:r>
+        <w:t>ne promeuvent pas</w:t>
+      </w:r>
+      <w:r>
+        <w:t xml:space="preserve"> les happax</w:t>
+      </w:r>
+      <w:r>
+        <w:t>,</w:t>
+      </w:r>
+      <w:r>
+        <w:t xml:space="preserve"> mais </w:t>
+      </w:r>
+      <w:r>
+        <w:t>plusieurs</w:t>
+      </w:r>
+      <w:r>
+        <w:t xml:space="preserve"> mots-clés </w:t>
+      </w:r>
+      <w:r>
+        <w:t>sont</w:t>
+      </w:r>
+      <w:r>
+        <w:t xml:space="preserve"> tout de même des mots assez rares</w:t>
+      </w:r>
+      <w:r>
+        <w:t>,</w:t>
+      </w:r>
+      <w:r>
+        <w:t xml:space="preserve"> comme le nom propre </w:t>
+      </w:r>
+      <w:r>
+        <w:rPr>
+          <w:i/>
+          <w:iCs/>
+        </w:rPr>
+        <w:t>Bouguer</w:t>
+      </w:r>
+      <w:r>
+        <w:t>, présent à 7 occurrences dans tous Verne, 4 dans ce chapitre, et 3 autres</w:t>
+      </w:r>
+      <w:r>
+        <w:t xml:space="preserve"> dans 3</w:t>
+      </w:r>
+      <w:r>
+        <w:t xml:space="preserve"> chapitres d’autres romans.</w:t>
+      </w:r>
+      <w:r>
+        <w:t xml:space="preserve"> Ces formules ont</w:t>
+      </w:r>
+      <w:r>
+        <w:t xml:space="preserve"> été</w:t>
+      </w:r>
+      <w:r>
+        <w:t xml:space="preserve"> réglées pour des collections </w:t>
+      </w:r>
+      <w:r>
+        <w:t>de documents plus courts, plus nombreux, et</w:t>
+      </w:r>
+      <w:r>
+        <w:t xml:space="preserve"> plus homogènes que des</w:t>
+      </w:r>
+      <w:r>
+        <w:t xml:space="preserve"> chapitres de</w:t>
+      </w:r>
+      <w:r>
+        <w:t xml:space="preserve"> romans</w:t>
+      </w:r>
+      <w:r>
+        <w:t>.</w:t>
+      </w:r>
+    </w:p>
+    <w:p>
+      <w:pPr>
+        <w:ind w:firstLine="708"/>
+      </w:pPr>
+      <w:r>
+        <w:t>Il semble pour l’instant que</w:t>
+      </w:r>
+      <w:r>
+        <w:t xml:space="preserve"> l’antique TF-IDF,</w:t>
+      </w:r>
+      <w:r>
+        <w:t xml:space="preserve"> l</w:t>
+      </w:r>
+      <w:r>
+        <w:t>’espérance log</w:t>
+      </w:r>
+      <w:r>
+        <w:t xml:space="preserve"> ou test du</w:t>
+      </w:r>
+      <w:r>
+        <w:t xml:space="preserve"> </w:t>
+      </w:r>
+      <w:r>
+        <w:t>G</w:t>
+      </w:r>
+      <w:r>
+        <w:t>²</w:t>
+      </w:r>
+      <w:r>
+        <w:t>, ainsi que le</w:t>
+      </w:r>
+      <w:r>
+        <w:t xml:space="preserve"> test</w:t>
+      </w:r>
+      <w:r>
+        <w:t xml:space="preserve"> </w:t>
+      </w:r>
+      <w:r>
+        <w:t xml:space="preserve">factoriel ou </w:t>
+      </w:r>
+      <w:r>
+        <w:t xml:space="preserve">hypergéométrique de </w:t>
+      </w:r>
+      <w:r>
+        <w:rPr>
+          <w:i/>
+          <w:iCs/>
+        </w:rPr>
+        <w:t>Fisher</w:t>
+      </w:r>
+      <w:r>
+        <w:t>, tel qu’implémenté par le logiciel TXM, donne pour l’instant la liste la mieux pondérée pour l</w:t>
+      </w:r>
+      <w:r>
+        <w:t>a sémantique</w:t>
+      </w:r>
+      <w:r>
+        <w:t>.</w:t>
+      </w:r>
+      <w:r>
+        <w:t xml:space="preserve"> Notons cependant</w:t>
+      </w:r>
+      <w:r>
+        <w:t xml:space="preserve">, aussi, </w:t>
+      </w:r>
+      <w:r>
+        <w:t>que l</w:t>
+      </w:r>
+      <w:r>
+        <w:t xml:space="preserve">a formule de TXM prend 30 fois plus de temps à calculer qu’un </w:t>
+      </w:r>
+      <w:r>
+        <w:t>G</w:t>
+      </w:r>
+      <w:r>
+        <w:t>²</w:t>
+      </w:r>
+      <w:r>
+        <w:t>, et 70 fois plus qu’un TF-IDF, il s’agit donc de trouver des situations expérimentales qui justifient cette dépense d’énergie.</w:t>
+      </w:r>
+    </w:p>
+    <w:p>
+      <w:pPr>
+        <w:pStyle w:val="Heading1"/>
+      </w:pPr>
+      <w:r>
+        <w:t xml:space="preserve">§3. </w:t>
+      </w:r>
+      <w:r>
+        <w:t xml:space="preserve">Suffit-il de supprimer les indésirables pour </w:t>
+      </w:r>
+      <w:r>
+        <w:t>trouver</w:t>
+      </w:r>
+      <w:r>
+        <w:t xml:space="preserve"> ce</w:t>
+      </w:r>
+      <w:r>
+        <w:t>ux</w:t>
+      </w:r>
+      <w:r>
+        <w:t xml:space="preserve"> que l’on désire ?</w:t>
+      </w:r>
+    </w:p>
+    <w:p>
+      <w:pPr>
+        <w:ind w:firstLine="0"/>
+      </w:pPr>
+      <w:r>
+        <w:t xml:space="preserve">Ces mots-clés </w:t>
+      </w:r>
+      <w:r>
+        <w:t>restent</w:t>
+      </w:r>
+      <w:r>
+        <w:t xml:space="preserve"> </w:t>
+      </w:r>
+      <w:r>
+        <w:t>cependant</w:t>
+      </w:r>
+      <w:r>
+        <w:t xml:space="preserve"> très insatisfaisants.</w:t>
+      </w:r>
+    </w:p>
+    <w:p>
+      <w:pPr>
+        <w:ind w:firstLine="708"/>
+      </w:pPr>
+      <w:r>
+        <w:t xml:space="preserve">Les noms </w:t>
+      </w:r>
+      <w:r>
+        <w:t>de personnes</w:t>
+      </w:r>
+      <w:r>
+        <w:t xml:space="preserve"> n</w:t>
+      </w:r>
+      <w:r>
+        <w:t>’ont</w:t>
+      </w:r>
+      <w:r>
+        <w:t xml:space="preserve"> pas</w:t>
+      </w:r>
+      <w:r>
+        <w:t xml:space="preserve"> été</w:t>
+      </w:r>
+      <w:r>
+        <w:t xml:space="preserve"> traités spécialement</w:t>
+      </w:r>
+      <w:r>
+        <w:t>, si</w:t>
+      </w:r>
+      <w:r>
+        <w:t xml:space="preserve"> bien </w:t>
+      </w:r>
+      <w:r>
+        <w:t xml:space="preserve">que le harponneur </w:t>
+      </w:r>
+      <w:r>
+        <w:rPr>
+          <w:i/>
+          <w:iCs/>
+        </w:rPr>
+        <w:t>Ned Land</w:t>
+      </w:r>
+      <w:r>
+        <w:t xml:space="preserve"> se trouve tristement divisé</w:t>
+      </w:r>
+      <w:r>
+        <w:t xml:space="preserve">. Les index de noms propres sont à traiter séparément. </w:t>
+      </w:r>
+      <w:r>
+        <w:t>Il</w:t>
+      </w:r>
+      <w:r>
+        <w:t>s</w:t>
+      </w:r>
+      <w:r>
+        <w:t xml:space="preserve"> seront</w:t>
+      </w:r>
+      <w:r>
+        <w:t xml:space="preserve"> exclu</w:t>
+      </w:r>
+      <w:r>
+        <w:t>s</w:t>
+      </w:r>
+      <w:r>
+        <w:t xml:space="preserve"> ici, car d</w:t>
+      </w:r>
+      <w:r>
+        <w:t>ans</w:t>
+      </w:r>
+      <w:r>
+        <w:t xml:space="preserve"> un </w:t>
+      </w:r>
+      <w:r>
+        <w:t>récit</w:t>
+      </w:r>
+      <w:r>
+        <w:t xml:space="preserve">, </w:t>
+      </w:r>
+      <w:r>
+        <w:t>le</w:t>
+      </w:r>
+      <w:r>
+        <w:t xml:space="preserve"> c</w:t>
+      </w:r>
+      <w:r>
+        <w:t>roise</w:t>
+      </w:r>
+      <w:r>
+        <w:t>ment statistique</w:t>
+      </w:r>
+      <w:r>
+        <w:t xml:space="preserve"> de</w:t>
+      </w:r>
+      <w:r>
+        <w:t>s</w:t>
+      </w:r>
+      <w:r>
+        <w:t xml:space="preserve"> noms</w:t>
+      </w:r>
+      <w:r>
+        <w:t xml:space="preserve"> de lieux et de personnes amène un indice de rapprochement très fort entre les chapitres d’un même roman, ce qui rend l’expérience sémantique beaucoup moins intéressante.</w:t>
+      </w:r>
+    </w:p>
+    <w:p>
+      <w:pPr>
+        <w:ind w:firstLine="708"/>
+      </w:pPr>
+      <w:r>
+        <w:t xml:space="preserve">Un traitement soigneux des majuscules permet aussi de ne pas compter </w:t>
+      </w:r>
+      <w:r>
+        <w:rPr>
+          <w:i/>
+          <w:iCs/>
+        </w:rPr>
+        <w:t xml:space="preserve">le </w:t>
+      </w:r>
+      <w:r>
+        <w:rPr>
+          <w:i/>
+          <w:iCs/>
+        </w:rPr>
+        <w:t>Canadien</w:t>
+      </w:r>
+      <w:r>
+        <w:t xml:space="preserve"> (surnom de </w:t>
+      </w:r>
+      <w:r>
+        <w:rPr>
+          <w:i/>
+          <w:iCs/>
+        </w:rPr>
+        <w:t>Ned Land</w:t>
+      </w:r>
+      <w:r>
+        <w:t xml:space="preserve">) et </w:t>
+      </w:r>
+      <w:r>
+        <w:rPr>
+          <w:i/>
+          <w:iCs/>
+        </w:rPr>
+        <w:t>Conseil</w:t>
+      </w:r>
+      <w:r>
+        <w:t>, le valet du narrateur (</w:t>
+      </w:r>
+      <w:r>
+        <w:t>Pierre Aronnax</w:t>
+      </w:r>
+      <w:r>
+        <w:t xml:space="preserve">) ; comme des mots </w:t>
+      </w:r>
+      <w:r>
+        <w:t xml:space="preserve">du </w:t>
+      </w:r>
+      <w:r>
+        <w:t>th</w:t>
+      </w:r>
+      <w:r>
+        <w:t>è</w:t>
+      </w:r>
+      <w:r>
+        <w:t>m</w:t>
+      </w:r>
+      <w:r>
+        <w:t>e</w:t>
+      </w:r>
+      <w:r>
+        <w:t>.</w:t>
+      </w:r>
+    </w:p>
+    <w:p>
+      <w:pPr>
+        <w:ind w:firstLine="708"/>
+      </w:pPr>
+      <w:r>
+        <w:t xml:space="preserve">Les résultats qui suivent </w:t>
+      </w:r>
+      <w:r>
+        <w:t>supprimeront</w:t>
+      </w:r>
+      <w:r>
+        <w:t xml:space="preserve"> désormais les mots grammaticaux et les noms propres</w:t>
+      </w:r>
+      <w:r>
+        <w:t>.</w:t>
+      </w:r>
+    </w:p>
+    <w:p>
+      <w:pPr>
+        <w:ind w:firstLine="708"/>
+      </w:pPr>
+    </w:p>
+    <w:p>
+      <w:pPr>
+        <w:ind w:firstLine="0"/>
+      </w:pPr>
+      <w:r>
+        <w:t>TF</w:t>
+      </w:r>
+      <w:r>
+        <w:t> </w:t>
+      </w:r>
+      <w:r>
+        <w:t>:</w:t>
+      </w:r>
+      <w:r>
+        <w:t xml:space="preserve"> </w:t>
       </w:r>
       <w:r>
         <w:rPr>
           <w:b/>
           <w:bCs/>
         </w:rPr>
-        <w:t>calmar</w:t>
-      </w:r>
-      <w:r>
-        <w:t>, répondre, animal, mètre, œil, mer, demander</w:t>
-      </w:r>
-      <w:r>
-        <w:t>…</w:t>
-      </w:r>
-    </w:p>
-    <w:p>
-      <w:pPr>
-        <w:ind w:firstLine="0"/>
-      </w:pPr>
-      <w:r>
-        <w:rPr>
-          <w:i/>
-          <w:iCs/>
-        </w:rPr>
-        <w:t>g2</w:t>
-      </w:r>
-      <w:r>
-        <w:t xml:space="preserve"> : </w:t>
+        <w:t>poulpe</w:t>
+      </w:r>
+      <w:r>
+        <w:t xml:space="preserve">, capitaine, dire, </w:t>
       </w:r>
       <w:r>
         <w:rPr>
           <w:b/>
           <w:bCs/>
         </w:rPr>
-        <w:t>poulpe</w:t>
+        <w:t>monstre</w:t>
       </w:r>
       <w:r>
         <w:t xml:space="preserve">, </w:t>
@@ -2514,42 +2703,69 @@
         <w:t>calmar</w:t>
       </w:r>
       <w:r>
-        <w:t xml:space="preserve">, </w:t>
+        <w:t>, répondre, animal, mètre, œil, mer, demander</w:t>
+      </w:r>
+      <w:r>
+        <w:t>…</w:t>
+      </w:r>
+    </w:p>
+    <w:p>
+      <w:pPr>
+        <w:ind w:firstLine="0"/>
+      </w:pPr>
+      <w:r>
+        <w:t xml:space="preserve">CF : </w:t>
+      </w:r>
+      <w:r>
+        <w:t>dire, répondre, venir, prendre, capitaine, savoir, homme, mer, île, demander</w:t>
+      </w:r>
+    </w:p>
+    <w:p>
+      <w:pPr>
+        <w:ind w:firstLine="0"/>
+      </w:pPr>
+      <w:r>
+        <w:t xml:space="preserve">DF : </w:t>
+      </w:r>
+      <w:r>
+        <w:t>dire, prendre, venir, savoir, répondre, trouver, donner, passer, homme, demander</w:t>
+      </w:r>
+    </w:p>
+    <w:p>
+      <w:pPr>
+        <w:ind w:firstLine="0"/>
+      </w:pPr>
+      <w:r>
+        <w:t>TF</w:t>
+      </w:r>
+      <w:r>
+        <w:t>-</w:t>
+      </w:r>
+      <w:r>
+        <w:t>IDF</w:t>
+      </w:r>
+      <w:r>
+        <w:t> :</w:t>
+      </w:r>
+      <w:r>
+        <w:t xml:space="preserve"> </w:t>
       </w:r>
       <w:r>
         <w:rPr>
           <w:b/>
           <w:bCs/>
         </w:rPr>
-        <w:t>monstre</w:t>
-      </w:r>
-      <w:r>
-        <w:t>, tentacule, céphalopode, bec, ventouse, vitre, harpon, hache</w:t>
-      </w:r>
-      <w:r>
-        <w:t>…</w:t>
-      </w:r>
-    </w:p>
-    <w:p>
-      <w:pPr>
-        <w:ind w:firstLine="0"/>
-      </w:pPr>
-      <w:r>
-        <w:rPr>
-          <w:i/>
-          <w:iCs/>
-        </w:rPr>
-        <w:t>fisher</w:t>
-      </w:r>
-      <w:r>
-        <w:t xml:space="preserve"> : </w:t>
+        <w:t>poulpe</w:t>
+      </w:r>
+      <w:r>
+        <w:t xml:space="preserve">, </w:t>
       </w:r>
       <w:r>
         <w:rPr>
           <w:b/>
           <w:bCs/>
         </w:rPr>
-        <w:t>poulpe</w:t>
+        <w:t>calmar</w:t>
       </w:r>
       <w:r>
         <w:t xml:space="preserve">, </w:t>
@@ -2559,45 +2775,41 @@
           <w:b/>
           <w:bCs/>
         </w:rPr>
-        <w:t>calmar</w:t>
-      </w:r>
-      <w:r>
-        <w:t xml:space="preserve">, </w:t>
+        <w:t>monstre</w:t>
+      </w:r>
+      <w:r>
+        <w:t>, tentacule, céphalopode, ventouse, harpon, bec, vitre, nageoire</w:t>
+      </w:r>
+      <w:r>
+        <w:t>…</w:t>
+      </w:r>
+    </w:p>
+    <w:p>
+      <w:pPr>
+        <w:ind w:firstLine="0"/>
+      </w:pPr>
+      <w:r>
+        <w:t>G²</w:t>
+      </w:r>
+      <w:r>
+        <w:t xml:space="preserve"> : </w:t>
       </w:r>
       <w:r>
         <w:rPr>
           <w:b/>
           <w:bCs/>
         </w:rPr>
-        <w:t>monstre</w:t>
-      </w:r>
-      <w:r>
-        <w:t xml:space="preserve">, tentacule, céphalopode, bec, ventouse, vitre, harpon, hache </w:t>
-      </w:r>
-      <w:r>
-        <w:t>…</w:t>
-      </w:r>
-    </w:p>
-    <w:p>
-      <w:pPr>
-        <w:ind w:firstLine="0"/>
-      </w:pPr>
-      <w:r>
-        <w:rPr>
-          <w:i/>
-          <w:iCs/>
-        </w:rPr>
-        <w:t>tfidf</w:t>
-      </w:r>
-      <w:r>
-        <w:t xml:space="preserve"> : </w:t>
+        <w:t>poulpe</w:t>
+      </w:r>
+      <w:r>
+        <w:t xml:space="preserve">, </w:t>
       </w:r>
       <w:r>
         <w:rPr>
           <w:b/>
           <w:bCs/>
         </w:rPr>
-        <w:t>poulpe</w:t>
+        <w:t>calmar</w:t>
       </w:r>
       <w:r>
         <w:t xml:space="preserve">, </w:t>
@@ -2607,93 +2819,105 @@
           <w:b/>
           <w:bCs/>
         </w:rPr>
-        <w:t>calmar</w:t>
-      </w:r>
-      <w:r>
-        <w:t xml:space="preserve">, </w:t>
+        <w:t>monstre</w:t>
+      </w:r>
+      <w:r>
+        <w:t>, tentacule, céphalopode, bec, ventouse, vitre, harpon, hache</w:t>
+      </w:r>
+      <w:r>
+        <w:t>…</w:t>
+      </w:r>
+    </w:p>
+    <w:p>
+      <w:pPr>
+        <w:ind w:firstLine="0"/>
+      </w:pPr>
+      <w:r>
+        <w:t>TXM</w:t>
+      </w:r>
+      <w:r>
+        <w:t> </w:t>
+      </w:r>
+      <w:r>
+        <w:t>:</w:t>
+      </w:r>
+      <w:r>
+        <w:t xml:space="preserve"> </w:t>
       </w:r>
       <w:r>
         <w:rPr>
           <w:b/>
           <w:bCs/>
         </w:rPr>
-        <w:t>monstre</w:t>
-      </w:r>
-      <w:r>
-        <w:t>, tentacule, céphalopode, ventouse, harpon, bec, vitre, nageoire</w:t>
-      </w:r>
-      <w:r>
-        <w:t>…</w:t>
-      </w:r>
-    </w:p>
-    <w:p>
-      <w:pPr>
-        <w:ind w:firstLine="0"/>
-      </w:pPr>
-      <w:r>
-        <w:rPr>
-          <w:i/>
-          <w:iCs/>
-        </w:rPr>
-        <w:t>simplemaths</w:t>
-      </w:r>
-      <w:r>
-        <w:t xml:space="preserve"> : </w:t>
+        <w:t>poulpe</w:t>
+      </w:r>
+      <w:r>
+        <w:t xml:space="preserve">, </w:t>
       </w:r>
       <w:r>
         <w:rPr>
           <w:b/>
           <w:bCs/>
         </w:rPr>
-        <w:t>poulpe</w:t>
-      </w:r>
-      <w:r>
-        <w:t xml:space="preserve">, </w:t>
+        <w:t>calmar</w:t>
+      </w:r>
+      <w:r>
+        <w:t>,</w:t>
       </w:r>
       <w:r>
         <w:rPr>
           <w:b/>
           <w:bCs/>
         </w:rPr>
-        <w:t>calmar</w:t>
-      </w:r>
-      <w:r>
-        <w:t xml:space="preserve">, </w:t>
+        <w:t xml:space="preserve"> monstre</w:t>
+      </w:r>
+      <w:r>
+        <w:t>, tentacule, céphalopode, bec, ventouse, vitre, harpon, hache</w:t>
+      </w:r>
+      <w:r>
+        <w:t>…</w:t>
+      </w:r>
+    </w:p>
+    <w:p>
+      <w:pPr>
+        <w:ind w:firstLine="0"/>
+      </w:pPr>
+      <w:proofErr w:type="spellStart"/>
+      <w:r>
+        <w:t>S</w:t>
+      </w:r>
+      <w:r>
+        <w:t>imple</w:t>
+      </w:r>
+      <w:r>
+        <w:t>M</w:t>
+      </w:r>
+      <w:r>
+        <w:t>aths</w:t>
+      </w:r>
+      <w:proofErr w:type="spellEnd"/>
+      <w:r>
+        <w:t> </w:t>
+      </w:r>
+      <w:r>
+        <w:t xml:space="preserve">: </w:t>
       </w:r>
       <w:r>
         <w:rPr>
           <w:b/>
           <w:bCs/>
         </w:rPr>
-        <w:t>monstre</w:t>
-      </w:r>
-      <w:r>
-        <w:t>, tentacule, bec, vitre, hache, harpon, céphalopode, nageoire</w:t>
-      </w:r>
-      <w:r>
-        <w:t>…</w:t>
-      </w:r>
-    </w:p>
-    <w:p>
-      <w:pPr>
-        <w:ind w:firstLine="0"/>
-      </w:pPr>
-      <w:r>
-        <w:rPr>
-          <w:i/>
-          <w:iCs/>
-        </w:rPr>
-        <w:t>bm25(k=100, b=1)</w:t>
-      </w:r>
-      <w:r>
-        <w:t xml:space="preserve"> : </w:t>
+        <w:t>poulpe</w:t>
+      </w:r>
+      <w:r>
+        <w:t xml:space="preserve">, </w:t>
       </w:r>
       <w:r>
         <w:rPr>
           <w:b/>
           <w:bCs/>
         </w:rPr>
-        <w:t>poulpe</w:t>
+        <w:t>calmar</w:t>
       </w:r>
       <w:r>
         <w:t xml:space="preserve">, </w:t>
@@ -2703,83 +2927,91 @@
           <w:b/>
           <w:bCs/>
         </w:rPr>
-        <w:t>calmar</w:t>
-      </w:r>
-      <w:r>
-        <w:t xml:space="preserve">, tentacule, </w:t>
+        <w:t>monstre</w:t>
+      </w:r>
+      <w:r>
+        <w:t>, tentacule, bec, vitre, hache, harpon, céphalopode, nageoire</w:t>
+      </w:r>
+      <w:r>
+        <w:t>…</w:t>
+      </w:r>
+    </w:p>
+    <w:p>
+      <w:pPr>
+        <w:ind w:firstLine="0"/>
+      </w:pPr>
+      <w:r>
+        <w:t>BM</w:t>
+      </w:r>
+      <w:r>
+        <w:t>25(k=100, b=1) </w:t>
+      </w:r>
+      <w:r>
+        <w:t xml:space="preserve">: </w:t>
       </w:r>
       <w:r>
         <w:rPr>
           <w:b/>
           <w:bCs/>
         </w:rPr>
-        <w:t>monstre</w:t>
-      </w:r>
-      <w:r>
-        <w:t>, céphalopode, ventouse, harpon, bec, vitre, nageoire</w:t>
-      </w:r>
-      <w:r>
-        <w:t>…</w:t>
-      </w:r>
-    </w:p>
-    <w:p>
-      <w:pPr>
-        <w:ind w:firstLine="0"/>
-      </w:pPr>
-      <w:r>
-        <w:rPr>
-          <w:i/>
-          <w:iCs/>
-        </w:rPr>
-        <w:t>tfidf</w:t>
-      </w:r>
-      <w:r>
-        <w:rPr>
-          <w:i/>
-          <w:iCs/>
-        </w:rPr>
-        <w:t>log</w:t>
-      </w:r>
-      <w:r>
-        <w:t xml:space="preserve"> : </w:t>
+        <w:t>poulpe</w:t>
+      </w:r>
+      <w:r>
+        <w:t xml:space="preserve">, </w:t>
       </w:r>
       <w:r>
         <w:rPr>
           <w:b/>
           <w:bCs/>
         </w:rPr>
-        <w:t>poulpe</w:t>
-      </w:r>
-      <w:r>
-        <w:t xml:space="preserve">, </w:t>
+        <w:t>calmar</w:t>
+      </w:r>
+      <w:r>
+        <w:t xml:space="preserve">, tentacule, </w:t>
       </w:r>
       <w:r>
         <w:rPr>
           <w:b/>
           <w:bCs/>
         </w:rPr>
-        <w:t>calmar</w:t>
-      </w:r>
-      <w:r>
-        <w:t xml:space="preserve">, tentacule, ventouse, céphalopode, charnu, harpon, mandibule, nageoire, </w:t>
+        <w:t>monstre</w:t>
+      </w:r>
+      <w:r>
+        <w:t>, céphalopode, ventouse, harpon, bec, vitre, nageoire</w:t>
+      </w:r>
+      <w:r>
+        <w:t>…</w:t>
+      </w:r>
+    </w:p>
+    <w:p>
+      <w:pPr>
+        <w:ind w:firstLine="0"/>
+      </w:pPr>
+      <w:proofErr w:type="spellStart"/>
+      <w:proofErr w:type="gramStart"/>
+      <w:r>
+        <w:t>subTF</w:t>
+      </w:r>
+      <w:proofErr w:type="spellEnd"/>
+      <w:proofErr w:type="gramEnd"/>
+      <w:r>
+        <w:t>-IDF</w:t>
+      </w:r>
+      <w:r>
+        <w:t> </w:t>
+      </w:r>
+      <w:r>
+        <w:t xml:space="preserve">: </w:t>
       </w:r>
       <w:r>
         <w:rPr>
           <w:b/>
           <w:bCs/>
         </w:rPr>
-        <w:t>monstre</w:t>
-      </w:r>
-      <w:r>
-        <w:t>…</w:t>
-      </w:r>
-    </w:p>
-    <w:p>
-      <w:pPr>
-        <w:ind w:firstLine="0"/>
-      </w:pPr>
-      <w:r>
-        <w:t xml:space="preserve">bm25 : </w:t>
+        <w:t>poulpe</w:t>
+      </w:r>
+      <w:r>
+        <w:t xml:space="preserve">, </w:t>
       </w:r>
       <w:r>
         <w:rPr>
@@ -2789,17 +3021,14 @@
         <w:t>calmar</w:t>
       </w:r>
       <w:r>
-        <w:t xml:space="preserve">, </w:t>
+        <w:t xml:space="preserve">, tentacule, ventouse, céphalopode, charnu, harpon, mandibule, nageoire, </w:t>
       </w:r>
       <w:r>
         <w:rPr>
           <w:b/>
           <w:bCs/>
         </w:rPr>
-        <w:t>poulpe</w:t>
-      </w:r>
-      <w:r>
-        <w:t>, ventouse, céphalopode, tentacule, mandibule, charnu, harpon, glauque, évêque</w:t>
+        <w:t>monstre</w:t>
       </w:r>
       <w:r>
         <w:t>…</w:t>
@@ -2810,21 +3039,18 @@
         <w:ind w:firstLine="0"/>
       </w:pPr>
       <w:r>
-        <w:rPr>
-          <w:i/>
-          <w:iCs/>
-        </w:rPr>
-        <w:t>chi2</w:t>
-      </w:r>
-      <w:r>
-        <w:t xml:space="preserve"> : </w:t>
+        <w:lastRenderedPageBreak/>
+        <w:t>BM</w:t>
+      </w:r>
+      <w:r>
+        <w:t xml:space="preserve">25 : </w:t>
       </w:r>
       <w:r>
         <w:rPr>
           <w:b/>
           <w:bCs/>
         </w:rPr>
-        <w:t>poulpe</w:t>
+        <w:t>calmar</w:t>
       </w:r>
       <w:r>
         <w:t xml:space="preserve">, </w:t>
@@ -2834,99 +3060,140 @@
           <w:b/>
           <w:bCs/>
         </w:rPr>
-        <w:t>calmar</w:t>
-      </w:r>
-      <w:r>
-        <w:t xml:space="preserve">, tentacule, ventouse, céphalopode, </w:t>
+        <w:t>poulpe</w:t>
+      </w:r>
+      <w:r>
+        <w:t>, ventouse, céphalopode, tentacule, mandibule, charnu, harpon, glauque, évêque</w:t>
+      </w:r>
+      <w:r>
+        <w:t>…</w:t>
+      </w:r>
+    </w:p>
+    <w:p>
+      <w:pPr>
+        <w:ind w:firstLine="0"/>
+      </w:pPr>
+      <w:proofErr w:type="gramStart"/>
+      <w:r>
+        <w:t>χ</w:t>
+      </w:r>
+      <w:proofErr w:type="gramEnd"/>
+      <w:r>
+        <w:t>²</w:t>
+      </w:r>
+      <w:r>
+        <w:t> </w:t>
+      </w:r>
+      <w:r>
+        <w:t xml:space="preserve">: </w:t>
       </w:r>
       <w:r>
         <w:rPr>
           <w:b/>
           <w:bCs/>
         </w:rPr>
-        <w:t>espalier, violacé, quenotte, suceur, brachioures</w:t>
-      </w:r>
-      <w:r>
-        <w:t>…</w:t>
-      </w:r>
-    </w:p>
-    <w:p>
-      <w:pPr>
-        <w:ind w:firstLine="0"/>
-      </w:pPr>
-      <w:r>
-        <w:rPr>
-          <w:i/>
-          <w:iCs/>
-        </w:rPr>
-        <w:t>simplemaths</w:t>
-      </w:r>
-      <w:r>
-        <w:rPr>
-          <w:i/>
-          <w:iCs/>
-        </w:rPr>
-        <w:t>(k=1)</w:t>
-      </w:r>
-      <w:r>
-        <w:t xml:space="preserve"> : </w:t>
+        <w:t>poulpe</w:t>
+      </w:r>
+      <w:r>
+        <w:t xml:space="preserve">, </w:t>
       </w:r>
       <w:r>
         <w:rPr>
           <w:b/>
           <w:bCs/>
         </w:rPr>
-        <w:t>poulpe</w:t>
-      </w:r>
-      <w:r>
-        <w:t xml:space="preserve">, </w:t>
+        <w:t>calmar</w:t>
+      </w:r>
+      <w:r>
+        <w:t xml:space="preserve">, tentacule, ventouse, céphalopode, </w:t>
       </w:r>
       <w:r>
         <w:rPr>
           <w:b/>
           <w:bCs/>
         </w:rPr>
-        <w:t>calmar</w:t>
-      </w:r>
-      <w:r>
-        <w:t xml:space="preserve">, ventouse, céphalopode, tentacule, </w:t>
+        <w:t>espalier, violacé, quenotte, suceur, brachioures</w:t>
+      </w:r>
+      <w:r>
+        <w:t>…</w:t>
+      </w:r>
+    </w:p>
+    <w:p>
+      <w:pPr>
+        <w:ind w:firstLine="0"/>
+      </w:pPr>
+      <w:proofErr w:type="spellStart"/>
+      <w:r>
+        <w:t>S</w:t>
+      </w:r>
+      <w:r>
+        <w:t>imple</w:t>
+      </w:r>
+      <w:r>
+        <w:t>M</w:t>
+      </w:r>
+      <w:r>
+        <w:t>aths</w:t>
+      </w:r>
+      <w:proofErr w:type="spellEnd"/>
+      <w:r>
+        <w:t>(k=1)</w:t>
+      </w:r>
+      <w:r>
+        <w:t xml:space="preserve"> : </w:t>
       </w:r>
       <w:r>
         <w:rPr>
           <w:b/>
           <w:bCs/>
         </w:rPr>
-        <w:t>espalier, violacé, quenotte, suceur, brachioures</w:t>
-      </w:r>
-      <w:r>
-        <w:t>…</w:t>
-      </w:r>
-    </w:p>
-    <w:p>
-      <w:pPr>
-        <w:ind w:firstLine="0"/>
-      </w:pPr>
-      <w:r>
-        <w:rPr>
-          <w:i/>
-          <w:iCs/>
-        </w:rPr>
-        <w:t>extf</w:t>
-      </w:r>
-      <w:r>
-        <w:t> :</w:t>
-      </w:r>
-      <w:r>
-        <w:t xml:space="preserve"> </w:t>
+        <w:t>poulpe</w:t>
+      </w:r>
+      <w:r>
+        <w:t xml:space="preserve">, </w:t>
       </w:r>
       <w:r>
         <w:rPr>
           <w:b/>
           <w:bCs/>
         </w:rPr>
+        <w:t>calmar</w:t>
+      </w:r>
+      <w:r>
+        <w:t xml:space="preserve">, ventouse, céphalopode, tentacule, </w:t>
+      </w:r>
+      <w:r>
+        <w:rPr>
+          <w:b/>
+          <w:bCs/>
+        </w:rPr>
         <w:t>espalier, violacé, quenotte, suceur, brachioures</w:t>
       </w:r>
       <w:r>
+        <w:t>…</w:t>
+      </w:r>
+    </w:p>
+    <w:p>
+      <w:pPr>
+        <w:ind w:firstLine="0"/>
+      </w:pPr>
+      <w:r>
+        <w:t>EXTF</w:t>
+      </w:r>
+      <w:r>
+        <w:t> :</w:t>
+      </w:r>
+      <w:r>
+        <w:t xml:space="preserve"> </w:t>
+      </w:r>
+      <w:r>
+        <w:rPr>
+          <w:b/>
+          <w:bCs/>
+        </w:rPr>
+        <w:t>espalier, violacé, quenotte, suceur, brachioures</w:t>
+      </w:r>
+      <w:r>
         <w:t xml:space="preserve">, clupanodons, corégone, fissurelles, gobies-plumiers, krak </w:t>
       </w:r>
       <w:r>
@@ -2976,11 +3243,7 @@
         <w:t xml:space="preserve"> les plus fréquents d’un document (</w:t>
       </w:r>
       <w:r>
-        <w:rPr>
-          <w:i/>
-          <w:iCs/>
-        </w:rPr>
-        <w:t>tf</w:t>
+        <w:t>TF</w:t>
       </w:r>
       <w:r>
         <w:t xml:space="preserve">) </w:t>
@@ -3100,7 +3363,13 @@
         <w:t>demander</w:t>
       </w:r>
       <w:r>
-        <w:t xml:space="preserve"> sont des verbes d’expression propres au genre du roman ;</w:t>
+        <w:t xml:space="preserve"> sont des verbes d’expression propres au genre du roman</w:t>
+      </w:r>
+      <w:r>
+        <w:t>, que l’on remarque aussi dans CF ou DF</w:t>
+      </w:r>
+      <w:r>
+        <w:t> ;</w:t>
       </w:r>
       <w:r>
         <w:t xml:space="preserve"> </w:t>
@@ -3233,12 +3502,21 @@
         <w:t>par</w:t>
       </w:r>
       <w:r>
-        <w:t xml:space="preserve"> le</w:t>
+        <w:t xml:space="preserve"> </w:t>
+      </w:r>
+      <w:r>
+        <w:t>d</w:t>
+      </w:r>
+      <w:r>
+        <w:t>e</w:t>
       </w:r>
       <w:r>
         <w:t>s fréquences globales</w:t>
       </w:r>
       <w:r>
+        <w:t xml:space="preserve"> (CF, occurrences sur tout le corpus ; DF, nombre de documents)</w:t>
+      </w:r>
+      <w:r>
         <w:t>.</w:t>
       </w:r>
     </w:p>
@@ -3292,73 +3570,68 @@
         <w:t>.</w:t>
       </w:r>
       <w:r>
-        <w:t xml:space="preserve"> 4 </w:t>
+        <w:t xml:space="preserve"> </w:t>
+      </w:r>
+      <w:r>
+        <w:t>Plusieurs</w:t>
+      </w:r>
+      <w:r>
+        <w:t xml:space="preserve"> </w:t>
       </w:r>
       <w:r>
         <w:t>formules</w:t>
       </w:r>
       <w:r>
-        <w:t xml:space="preserve"> semblent alors se détacher, les tests </w:t>
-      </w:r>
-      <w:r>
-        <w:rPr>
-          <w:i/>
-          <w:iCs/>
-        </w:rPr>
-        <w:t>F</w:t>
-      </w:r>
-      <w:r>
-        <w:rPr>
-          <w:i/>
-          <w:iCs/>
-        </w:rPr>
-        <w:t>isher</w:t>
-      </w:r>
+        <w:t xml:space="preserve"> semblent alors se détacher</w:t>
+      </w:r>
+      <w:r>
+        <w:t xml:space="preserve"> comme les plus pertinentes</w:t>
+      </w:r>
+      <w:r>
+        <w:t>,</w:t>
+      </w:r>
+      <w:r>
+        <w:t xml:space="preserve"> TF-IDF, </w:t>
+      </w:r>
+      <w:r>
+        <w:t>G²</w:t>
+      </w:r>
+      <w:r>
+        <w:t>, TXM, comme vu à la section précédente ;</w:t>
+      </w:r>
+      <w:r>
+        <w:t xml:space="preserve"> mais aussi</w:t>
+      </w:r>
+      <w:r>
+        <w:t xml:space="preserve"> </w:t>
+      </w:r>
+      <w:proofErr w:type="spellStart"/>
+      <w:r>
+        <w:t>S</w:t>
+      </w:r>
+      <w:r>
+        <w:t>imple</w:t>
+      </w:r>
+      <w:r>
+        <w:t>M</w:t>
+      </w:r>
+      <w:r>
+        <w:t>aths</w:t>
+      </w:r>
+      <w:proofErr w:type="spellEnd"/>
       <w:r>
         <w:t xml:space="preserve"> et </w:t>
       </w:r>
       <w:r>
-        <w:rPr>
-          <w:i/>
-          <w:iCs/>
-        </w:rPr>
-        <w:t>G</w:t>
-      </w:r>
-      <w:r>
-        <w:rPr>
-          <w:i/>
-          <w:iCs/>
-          <w:vertAlign w:val="superscript"/>
-        </w:rPr>
-        <w:t>2</w:t>
+        <w:t>BM</w:t>
+      </w:r>
+      <w:r>
+        <w:t>25</w:t>
       </w:r>
       <w:r>
         <w:t xml:space="preserve">, </w:t>
       </w:r>
       <w:r>
-        <w:t xml:space="preserve">comme vu précédemment, mais aussi </w:t>
-      </w:r>
-      <w:r>
-        <w:rPr>
-          <w:i/>
-          <w:iCs/>
-        </w:rPr>
-        <w:t>simplemaths</w:t>
-      </w:r>
-      <w:r>
-        <w:t xml:space="preserve"> et </w:t>
-      </w:r>
-      <w:r>
-        <w:rPr>
-          <w:i/>
-          <w:iCs/>
-        </w:rPr>
-        <w:t>bm25</w:t>
-      </w:r>
-      <w:r>
-        <w:t xml:space="preserve">, </w:t>
-      </w:r>
-      <w:r>
         <w:t>une fois leur paramétrage sont ajustés à la taille du corpus.</w:t>
       </w:r>
       <w:r>
@@ -3370,10 +3643,16 @@
         <w:ind w:firstLine="708"/>
       </w:pPr>
       <w:r>
+        <w:t xml:space="preserve">Retenons que certaines formules sont paramétrables. </w:t>
+      </w:r>
+      <w:r>
         <w:t xml:space="preserve">Il s’agit maintenant de confirmer ces impressions </w:t>
       </w:r>
       <w:r>
-        <w:t>sur des masses plus importantes.</w:t>
+        <w:t>sur des masses plus importantes</w:t>
+      </w:r>
+      <w:r>
+        <w:t>.</w:t>
       </w:r>
     </w:p>
     <w:p>
@@ -3381,13 +3660,20 @@
         <w:pStyle w:val="Heading1"/>
       </w:pPr>
       <w:r>
+        <w:lastRenderedPageBreak/>
         <w:t>§</w:t>
       </w:r>
       <w:r>
         <w:t>4</w:t>
       </w:r>
       <w:r>
-        <w:t>. 7 700 chapitres</w:t>
+        <w:t>. 7 </w:t>
+      </w:r>
+      <w:r>
+        <w:t>0</w:t>
+      </w:r>
+      <w:r>
+        <w:t>00 chapitres</w:t>
       </w:r>
       <w:r>
         <w:t xml:space="preserve"> </w:t>
@@ -3521,7 +3807,7 @@
         <w:rPr>
           <w:rStyle w:val="FootnoteReference"/>
         </w:rPr>
-        <w:footnoteReference w:id="12"/>
+        <w:footnoteReference w:id="13"/>
       </w:r>
       <w:r>
         <w:t xml:space="preserve"> sont comparées 2 à 2</w:t>
@@ -3567,7 +3853,7 @@
           <w:i/>
           <w:iCs/>
         </w:rPr>
-        <w:footnoteReference w:id="13"/>
+        <w:footnoteReference w:id="14"/>
       </w:r>
       <w:r>
         <w:t>)</w:t>
@@ -3625,458 +3911,1406 @@
         <w:t xml:space="preserve"> la moyenne des distances</w:t>
       </w:r>
       <w:r>
-        <w:t xml:space="preserve"> pour </w:t>
-      </w:r>
-      <w:r>
+        <w:t xml:space="preserve"> pour chaque</w:t>
+      </w:r>
+      <w:r>
+        <w:t xml:space="preserve"> chapitre</w:t>
+      </w:r>
+      <w:r>
+        <w:t>.</w:t>
+      </w:r>
+      <w:r>
+        <w:t xml:space="preserve"> </w:t>
+      </w:r>
+      <w:r>
+        <w:t>U</w:t>
+      </w:r>
+      <w:r>
+        <w:t>ne même formule comparée avec elle-même</w:t>
+      </w:r>
+      <w:r>
+        <w:t xml:space="preserve"> a</w:t>
+      </w:r>
+      <w:r>
+        <w:t xml:space="preserve"> un</w:t>
+      </w:r>
+      <w:r>
+        <w:t>e</w:t>
+      </w:r>
+      <w:r>
+        <w:t xml:space="preserve"> distance égale à 0</w:t>
+      </w:r>
+      <w:r>
+        <w:t> ;</w:t>
+      </w:r>
+      <w:r>
+        <w:t xml:space="preserve"> </w:t>
+      </w:r>
+      <w:r>
+        <w:rPr>
+          <w:i/>
+          <w:iCs/>
+        </w:rPr>
+        <w:t>tf</w:t>
+      </w:r>
+      <w:r>
+        <w:t xml:space="preserve"> et</w:t>
+      </w:r>
+      <w:r>
+        <w:t xml:space="preserve"> </w:t>
+      </w:r>
+      <w:r>
+        <w:rPr>
+          <w:i/>
+          <w:iCs/>
+        </w:rPr>
+        <w:t>extf</w:t>
+      </w:r>
+      <w:r>
+        <w:t xml:space="preserve"> sont les plus éloignées </w:t>
+      </w:r>
+      <w:r>
+        <w:t xml:space="preserve">: </w:t>
+      </w:r>
+      <w:r>
+        <w:t>~1.0 (quelques textes très courts</w:t>
+      </w:r>
+      <w:r>
+        <w:t xml:space="preserve"> peuvent</w:t>
+      </w:r>
+      <w:r>
+        <w:t xml:space="preserve"> </w:t>
+      </w:r>
+      <w:r>
+        <w:t>avoir</w:t>
+      </w:r>
+      <w:r>
+        <w:t xml:space="preserve"> des mots exclusifs</w:t>
+      </w:r>
+      <w:r>
+        <w:t xml:space="preserve"> dans la fin de la liste </w:t>
+      </w:r>
+      <w:r>
+        <w:rPr>
+          <w:i/>
+          <w:iCs/>
+        </w:rPr>
+        <w:t>tf</w:t>
+      </w:r>
+      <w:r>
+        <w:t>).</w:t>
+      </w:r>
+    </w:p>
+    <w:p>
+      <w:pPr>
+        <w:ind w:firstLine="708"/>
+        <w:rPr>
+          <w:lang w:val="fr-FR"/>
+        </w:rPr>
+      </w:pPr>
+      <w:r>
+        <w:t>T</w:t>
+      </w:r>
+      <w:r>
+        <w:t>outes ces distances forment</w:t>
+      </w:r>
+      <w:r>
+        <w:t xml:space="preserve"> une matrice </w:t>
+      </w:r>
+      <w:r>
+        <w:t>avec une ligne et une colonne pour chaque formule</w:t>
+      </w:r>
+      <w:r>
+        <w:t xml:space="preserve">. </w:t>
+      </w:r>
+      <w:r>
+        <w:t>Comment en donner une représentation synthétique qu’un humain peut saisir ? Le graphique ci-dessus est une « </w:t>
+      </w:r>
+      <w:r>
+        <w:rPr>
+          <w:lang w:val="fr-FR"/>
+        </w:rPr>
+        <w:t>a</w:t>
+      </w:r>
+      <w:r>
+        <w:rPr>
+          <w:lang w:val="fr-FR"/>
+        </w:rPr>
+        <w:t>nalyse en composantes principales</w:t>
+      </w:r>
+      <w:r>
+        <w:rPr>
+          <w:lang w:val="fr-FR"/>
+        </w:rPr>
+        <w:t> » (</w:t>
+      </w:r>
+      <w:r>
+        <w:rPr>
+          <w:lang w:val="fr-FR"/>
+        </w:rPr>
+        <w:t>an</w:t>
+      </w:r>
+      <w:r>
+        <w:rPr>
+          <w:lang w:val="fr-FR"/>
+        </w:rPr>
+        <w:t>g</w:t>
+      </w:r>
+      <w:r>
+        <w:rPr>
+          <w:lang w:val="fr-FR"/>
+        </w:rPr>
+        <w:t>lais</w:t>
+      </w:r>
+      <w:r>
+        <w:rPr>
+          <w:lang w:val="fr-FR"/>
+        </w:rPr>
+        <w:t xml:space="preserve"> : </w:t>
+      </w:r>
+      <w:r>
+        <w:rPr>
+          <w:i/>
+          <w:iCs/>
+          <w:lang w:val="fr-FR"/>
+        </w:rPr>
+        <w:t>PCoA</w:t>
+      </w:r>
+      <w:r>
+        <w:rPr>
+          <w:lang w:val="fr-FR"/>
+        </w:rPr>
+        <w:t xml:space="preserve">) qui projette les </w:t>
+      </w:r>
+      <w:r>
+        <w:rPr>
+          <w:lang w:val="fr-FR"/>
+        </w:rPr>
+        <w:t>multiples</w:t>
+      </w:r>
+      <w:r>
+        <w:rPr>
+          <w:lang w:val="fr-FR"/>
+        </w:rPr>
+        <w:t xml:space="preserve"> dimensions de la matrice initiale sur les 2 dimensions d’un plan. Cette projection conserve</w:t>
+      </w:r>
+      <w:r>
+        <w:rPr>
+          <w:lang w:val="fr-FR"/>
+        </w:rPr>
+        <w:t xml:space="preserve"> </w:t>
+      </w:r>
+      <w:r>
+        <w:rPr>
+          <w:lang w:val="fr-FR"/>
+        </w:rPr>
+        <w:t>environ</w:t>
+      </w:r>
+      <w:r>
+        <w:rPr>
+          <w:lang w:val="fr-FR"/>
+        </w:rPr>
+        <w:t xml:space="preserve"> </w:t>
+      </w:r>
+      <w:r>
+        <w:rPr>
+          <w:lang w:val="fr-FR"/>
+        </w:rPr>
+        <w:t>85</w:t>
+      </w:r>
+      <w:r>
+        <w:rPr>
+          <w:lang w:val="fr-FR"/>
+        </w:rPr>
+        <w:t xml:space="preserve">% de la variation, </w:t>
+      </w:r>
+      <w:r>
+        <w:rPr>
+          <w:lang w:val="fr-FR"/>
+        </w:rPr>
+        <w:t>elle</w:t>
+      </w:r>
+      <w:r>
+        <w:rPr>
+          <w:lang w:val="fr-FR"/>
+        </w:rPr>
+        <w:t xml:space="preserve"> est donc très représentative de</w:t>
+      </w:r>
+      <w:r>
+        <w:rPr>
+          <w:lang w:val="fr-FR"/>
+        </w:rPr>
+        <w:t xml:space="preserve"> la matrice</w:t>
+      </w:r>
+      <w:r>
+        <w:rPr>
+          <w:lang w:val="fr-FR"/>
+        </w:rPr>
+        <w:t>.</w:t>
+      </w:r>
+      <w:r>
+        <w:rPr>
+          <w:lang w:val="fr-FR"/>
+        </w:rPr>
+        <w:t xml:space="preserve"> Les </w:t>
+      </w:r>
+      <w:r>
+        <w:rPr>
+          <w:lang w:val="fr-FR"/>
+        </w:rPr>
+        <w:t>formules</w:t>
+      </w:r>
+      <w:r>
+        <w:rPr>
+          <w:lang w:val="fr-FR"/>
+        </w:rPr>
+        <w:t xml:space="preserve"> proches </w:t>
+      </w:r>
+      <w:r>
+        <w:rPr>
+          <w:lang w:val="fr-FR"/>
+        </w:rPr>
+        <w:t>produisent</w:t>
+      </w:r>
+      <w:r>
+        <w:rPr>
+          <w:lang w:val="fr-FR"/>
+        </w:rPr>
+        <w:t xml:space="preserve"> des listes de mots-clés similaires, les points éloignés diffèrent. </w:t>
+      </w:r>
+    </w:p>
+    <w:p>
+      <w:pPr>
+        <w:ind w:firstLine="0"/>
+        <w:rPr>
+          <w:lang w:val="fr-FR"/>
+        </w:rPr>
+      </w:pPr>
+    </w:p>
+    <w:p>
+      <w:pPr>
+        <w:ind w:firstLine="0"/>
+        <w:rPr>
+          <w:lang w:val="fr-FR"/>
+        </w:rPr>
+      </w:pPr>
+      <w:r>
+        <w:rPr>
+          <w:lang w:val="fr-FR"/>
+        </w:rPr>
         <w:lastRenderedPageBreak/>
-        <w:t>chaque</w:t>
-      </w:r>
-      <w:r>
-        <w:t xml:space="preserve"> chapitre</w:t>
-      </w:r>
-      <w:r>
+        <w:t xml:space="preserve">Offrir à un utilisateur le moyen de varier le degré d’exclusivité d’une liste de mots clés est </w:t>
+      </w:r>
+      <w:r>
+        <w:rPr>
+          <w:lang w:val="fr-FR"/>
+        </w:rPr>
+        <w:t>utile</w:t>
+      </w:r>
+      <w:r>
+        <w:rPr>
+          <w:lang w:val="fr-FR"/>
+        </w:rPr>
+        <w:t xml:space="preserve">, car les tailles des partitions observées peuvent être variables : un texte, un livre, un auteur, une année, la co-occurrence autour d’un mot… De plus, le chercheur peut s’intéresser à des relations très fortes, par exemple les collocations pour lequel le score d’exclusivité est important, ou bien </w:t>
+      </w:r>
+      <w:r>
+        <w:rPr>
+          <w:lang w:val="fr-FR"/>
+        </w:rPr>
+        <w:t xml:space="preserve">très lâches, comme </w:t>
+      </w:r>
+      <w:r>
+        <w:rPr>
+          <w:lang w:val="fr-FR"/>
+        </w:rPr>
+        <w:t>observer des thématiques</w:t>
+      </w:r>
+      <w:r>
+        <w:rPr>
+          <w:lang w:val="fr-FR"/>
+        </w:rPr>
+        <w:t xml:space="preserve"> partagées</w:t>
+      </w:r>
+      <w:r>
+        <w:rPr>
+          <w:lang w:val="fr-FR"/>
+        </w:rPr>
+        <w:t xml:space="preserve"> </w:t>
+      </w:r>
+      <w:r>
+        <w:rPr>
+          <w:lang w:val="fr-FR"/>
+        </w:rPr>
+        <w:t xml:space="preserve">à travers de gros </w:t>
+      </w:r>
+      <w:r>
+        <w:rPr>
+          <w:lang w:val="fr-FR"/>
+        </w:rPr>
+        <w:t>corpus. Il est vain de promettre la formule universelle.</w:t>
+      </w:r>
+    </w:p>
+    <w:p>
+      <w:pPr>
+        <w:ind w:firstLine="708"/>
+        <w:rPr>
+          <w:lang w:val="fr-FR"/>
+        </w:rPr>
+      </w:pPr>
+      <w:r>
+        <w:rPr>
+          <w:lang w:val="fr-FR"/>
+        </w:rPr>
+        <w:t>Ce fait est connu des développeurs d’application</w:t>
+      </w:r>
+      <w:r>
+        <w:rPr>
+          <w:lang w:val="fr-FR"/>
+        </w:rPr>
+        <w:t>s</w:t>
+      </w:r>
+      <w:r>
+        <w:rPr>
+          <w:lang w:val="fr-FR"/>
+        </w:rPr>
+        <w:t xml:space="preserve"> linguistiques</w:t>
+      </w:r>
+      <w:r>
+        <w:rPr>
+          <w:lang w:val="fr-FR"/>
+        </w:rPr>
+        <w:t xml:space="preserve">. Ainsi </w:t>
+      </w:r>
+      <w:r>
+        <w:rPr>
+          <w:i/>
+          <w:iCs/>
+          <w:lang w:val="fr-FR"/>
+        </w:rPr>
+        <w:t>Frantext</w:t>
+      </w:r>
+      <w:r>
+        <w:rPr>
+          <w:rStyle w:val="FootnoteReference"/>
+          <w:lang w:val="fr-FR"/>
+        </w:rPr>
+        <w:footnoteReference w:id="15"/>
+      </w:r>
+      <w:r>
+        <w:rPr>
+          <w:lang w:val="fr-FR"/>
+        </w:rPr>
+        <w:t xml:space="preserve"> propose les scores : </w:t>
+      </w:r>
+      <w:r>
+        <w:rPr>
+          <w:i/>
+          <w:iCs/>
+          <w:lang w:val="fr-FR"/>
+        </w:rPr>
+        <w:t>tf</w:t>
+      </w:r>
+      <w:r>
+        <w:rPr>
+          <w:lang w:val="fr-FR"/>
+        </w:rPr>
+        <w:t xml:space="preserve"> (fréquence), </w:t>
+      </w:r>
+      <w:r>
+        <w:rPr>
+          <w:i/>
+          <w:iCs/>
+          <w:lang w:val="fr-FR"/>
+        </w:rPr>
+        <w:t>G</w:t>
+      </w:r>
+      <w:r>
+        <w:rPr>
+          <w:i/>
+          <w:iCs/>
+          <w:vertAlign w:val="superscript"/>
+          <w:lang w:val="fr-FR"/>
+        </w:rPr>
+        <w:t>2</w:t>
+      </w:r>
+      <w:r>
+        <w:rPr>
+          <w:lang w:val="fr-FR"/>
+        </w:rPr>
+        <w:t xml:space="preserve"> (</w:t>
+      </w:r>
+      <w:r>
+        <w:rPr>
+          <w:i/>
+          <w:iCs/>
+          <w:lang w:val="fr-FR"/>
+        </w:rPr>
+        <w:t>Loglikelihood</w:t>
+      </w:r>
+      <w:r>
+        <w:rPr>
+          <w:lang w:val="fr-FR"/>
+        </w:rPr>
+        <w:t xml:space="preserve">), </w:t>
+      </w:r>
+      <w:r>
+        <w:rPr>
+          <w:i/>
+          <w:iCs/>
+          <w:lang w:val="fr-FR"/>
+        </w:rPr>
+        <w:t>z</w:t>
+      </w:r>
+      <w:r>
+        <w:rPr>
+          <w:i/>
+          <w:iCs/>
+          <w:lang w:val="fr-FR"/>
+        </w:rPr>
+        <w:t>-</w:t>
+      </w:r>
+      <w:r>
+        <w:rPr>
+          <w:i/>
+          <w:iCs/>
+          <w:lang w:val="fr-FR"/>
+        </w:rPr>
+        <w:t>score</w:t>
+      </w:r>
+      <w:r>
+        <w:rPr>
+          <w:lang w:val="fr-FR"/>
+        </w:rPr>
+        <w:t xml:space="preserve">, </w:t>
+      </w:r>
+      <w:r>
+        <w:rPr>
+          <w:i/>
+          <w:iCs/>
+          <w:lang w:val="fr-FR"/>
+        </w:rPr>
+        <w:t>t</w:t>
+      </w:r>
+      <w:r>
+        <w:rPr>
+          <w:i/>
+          <w:iCs/>
+          <w:lang w:val="fr-FR"/>
+        </w:rPr>
+        <w:t>-</w:t>
+      </w:r>
+      <w:r>
+        <w:rPr>
+          <w:i/>
+          <w:iCs/>
+          <w:lang w:val="fr-FR"/>
+        </w:rPr>
+        <w:t>score</w:t>
+      </w:r>
+      <w:r>
+        <w:rPr>
+          <w:lang w:val="fr-FR"/>
+        </w:rPr>
+        <w:t xml:space="preserve">, et </w:t>
+      </w:r>
+      <w:r>
+        <w:rPr>
+          <w:i/>
+          <w:iCs/>
+          <w:lang w:val="fr-FR"/>
+        </w:rPr>
+        <w:t>MI</w:t>
+      </w:r>
+      <w:r>
+        <w:rPr>
+          <w:lang w:val="fr-FR"/>
+        </w:rPr>
+        <w:t xml:space="preserve"> (information mutuelle)</w:t>
+      </w:r>
+      <w:r>
+        <w:rPr>
+          <w:rStyle w:val="FootnoteReference"/>
+          <w:lang w:val="fr-FR"/>
+        </w:rPr>
+        <w:footnoteReference w:id="16"/>
+      </w:r>
+      <w:r>
+        <w:rPr>
+          <w:lang w:val="fr-FR"/>
+        </w:rPr>
+        <w:t xml:space="preserve">. </w:t>
+      </w:r>
+      <w:r>
+        <w:rPr>
+          <w:i/>
+          <w:iCs/>
+          <w:lang w:val="fr-FR"/>
+        </w:rPr>
+        <w:t>SketchEngine</w:t>
+      </w:r>
+      <w:r>
+        <w:rPr>
+          <w:rStyle w:val="FootnoteReference"/>
+          <w:i/>
+          <w:iCs/>
+          <w:lang w:val="fr-FR"/>
+        </w:rPr>
+        <w:footnoteReference w:id="17"/>
+      </w:r>
+      <w:r>
+        <w:rPr>
+          <w:lang w:val="fr-FR"/>
+        </w:rPr>
+        <w:t xml:space="preserve"> ajoute </w:t>
+      </w:r>
+      <w:r>
+        <w:rPr>
+          <w:lang w:val="fr-FR"/>
+        </w:rPr>
+        <w:t>encore</w:t>
+      </w:r>
+      <w:r>
+        <w:rPr>
+          <w:lang w:val="fr-FR"/>
+        </w:rPr>
+        <w:t xml:space="preserve"> </w:t>
+      </w:r>
+      <w:r>
+        <w:rPr>
+          <w:i/>
+          <w:iCs/>
+          <w:lang w:val="fr-FR"/>
+        </w:rPr>
+        <w:t>MI</w:t>
+      </w:r>
+      <w:r>
+        <w:rPr>
+          <w:i/>
+          <w:iCs/>
+          <w:vertAlign w:val="superscript"/>
+          <w:lang w:val="fr-FR"/>
+        </w:rPr>
+        <w:t>3</w:t>
+      </w:r>
+      <w:r>
+        <w:rPr>
+          <w:lang w:val="fr-FR"/>
+        </w:rPr>
+        <w:t xml:space="preserve">, </w:t>
+      </w:r>
+      <w:r>
+        <w:rPr>
+          <w:i/>
+          <w:iCs/>
+          <w:lang w:val="fr-FR"/>
+        </w:rPr>
+        <w:t>LogDice</w:t>
+      </w:r>
+      <w:r>
+        <w:rPr>
+          <w:lang w:val="fr-FR"/>
+        </w:rPr>
+        <w:t xml:space="preserve">, </w:t>
+      </w:r>
+      <w:r>
+        <w:rPr>
+          <w:i/>
+          <w:iCs/>
+          <w:lang w:val="fr-FR"/>
+        </w:rPr>
+        <w:t>MI.log-f</w:t>
+      </w:r>
+      <w:r>
+        <w:rPr>
+          <w:lang w:val="fr-FR"/>
+        </w:rPr>
+        <w:t xml:space="preserve"> et </w:t>
+      </w:r>
+      <w:r>
+        <w:rPr>
+          <w:i/>
+          <w:iCs/>
+          <w:lang w:val="fr-FR"/>
+        </w:rPr>
+        <w:t>minimum sensitivity</w:t>
+      </w:r>
+      <w:r>
+        <w:rPr>
+          <w:rStyle w:val="FootnoteReference"/>
+          <w:i/>
+          <w:iCs/>
+          <w:lang w:val="fr-FR"/>
+        </w:rPr>
+        <w:footnoteReference w:id="18"/>
+      </w:r>
+      <w:r>
+        <w:rPr>
+          <w:lang w:val="fr-FR"/>
+        </w:rPr>
+        <w:t>. C</w:t>
+      </w:r>
+      <w:r>
+        <w:rPr>
+          <w:lang w:val="fr-FR"/>
+        </w:rPr>
+        <w:t>e</w:t>
+      </w:r>
+      <w:r>
+        <w:rPr>
+          <w:lang w:val="fr-FR"/>
+        </w:rPr>
+        <w:t xml:space="preserve">la demande </w:t>
+      </w:r>
+      <w:r>
+        <w:rPr>
+          <w:lang w:val="fr-FR"/>
+        </w:rPr>
+        <w:t xml:space="preserve">à l’utilisateur beaucoup d’expertise statistique pour comprendre </w:t>
+      </w:r>
+      <w:r>
+        <w:rPr>
+          <w:lang w:val="fr-FR"/>
+        </w:rPr>
+        <w:t xml:space="preserve">les résultats qu’il obtient, au risque </w:t>
+      </w:r>
+      <w:r>
+        <w:rPr>
+          <w:lang w:val="fr-FR"/>
+        </w:rPr>
+        <w:t>de choisir</w:t>
+      </w:r>
+      <w:r>
+        <w:rPr>
+          <w:lang w:val="fr-FR"/>
+        </w:rPr>
+        <w:t xml:space="preserve"> </w:t>
+      </w:r>
+      <w:r>
+        <w:rPr>
+          <w:lang w:val="fr-FR"/>
+        </w:rPr>
+        <w:t>la formule</w:t>
+      </w:r>
+      <w:r>
+        <w:rPr>
+          <w:lang w:val="fr-FR"/>
+        </w:rPr>
+        <w:t xml:space="preserve"> qui </w:t>
+      </w:r>
+      <w:r>
+        <w:rPr>
+          <w:lang w:val="fr-FR"/>
+        </w:rPr>
+        <w:t>produit ce qui lui plaît, plutôt que celle qui révèle le corpus.</w:t>
+      </w:r>
+    </w:p>
+    <w:p>
+      <w:pPr>
+        <w:ind w:firstLine="708"/>
+        <w:rPr>
+          <w:lang w:val="fr-FR"/>
+        </w:rPr>
+      </w:pPr>
+    </w:p>
+    <w:p>
+      <w:pPr>
+        <w:ind w:firstLine="0"/>
+        <w:rPr>
+          <w:lang w:val="fr-FR"/>
+        </w:rPr>
+      </w:pPr>
+      <w:r>
+        <w:rPr>
+          <w:lang w:val="fr-FR"/>
+        </w:rPr>
+        <w:t xml:space="preserve">Le nuage semble dessiner comme un arc continu entre fréquences locales </w:t>
+      </w:r>
+      <w:r>
+        <w:rPr>
+          <w:i/>
+          <w:iCs/>
+          <w:lang w:val="fr-FR"/>
+        </w:rPr>
+        <w:t>tf</w:t>
+      </w:r>
+      <w:r>
+        <w:rPr>
+          <w:lang w:val="fr-FR"/>
+        </w:rPr>
+        <w:t xml:space="preserve"> et fréquences exclusives </w:t>
+      </w:r>
+      <w:r>
+        <w:rPr>
+          <w:i/>
+          <w:iCs/>
+          <w:lang w:val="fr-FR"/>
+        </w:rPr>
+        <w:t>extf</w:t>
+      </w:r>
+      <w:r>
+        <w:rPr>
+          <w:lang w:val="fr-FR"/>
+        </w:rPr>
+        <w:t xml:space="preserve">, confirmant les impressions subjectives sur un seul chapitre. Le </w:t>
+      </w:r>
+      <w:r>
+        <w:rPr>
+          <w:i/>
+          <w:iCs/>
+          <w:lang w:val="fr-FR"/>
+        </w:rPr>
+        <w:t>chi2</w:t>
+      </w:r>
+      <w:r>
+        <w:rPr>
+          <w:lang w:val="fr-FR"/>
+        </w:rPr>
+        <w:t xml:space="preserve">, ainsi que </w:t>
+      </w:r>
+      <w:r>
+        <w:rPr>
+          <w:i/>
+          <w:iCs/>
+          <w:lang w:val="fr-FR"/>
+        </w:rPr>
+        <w:t>mi3</w:t>
+      </w:r>
+      <w:r>
+        <w:rPr>
+          <w:lang w:val="fr-FR"/>
+        </w:rPr>
+        <w:t>, semblent se détacher. S’agit-il de cas particuliers, ou le signe que l’arc est un croissant, avec un ventre</w:t>
+      </w:r>
+      <w:r>
+        <w:rPr>
+          <w:lang w:val="fr-FR"/>
+        </w:rPr>
+        <w:t xml:space="preserve"> que nous pourrions remplir si l’on avait trouvé d’autres formules</w:t>
+      </w:r>
+      <w:r>
+        <w:rPr>
+          <w:lang w:val="fr-FR"/>
+        </w:rPr>
+        <w:t> ?</w:t>
+      </w:r>
+    </w:p>
+    <w:p>
+      <w:pPr>
+        <w:pStyle w:val="Heading1"/>
+        <w:rPr>
+          <w:lang w:val="fr-FR"/>
+        </w:rPr>
+      </w:pPr>
+      <w:r>
+        <w:rPr>
+          <w:lang w:val="fr-FR"/>
+        </w:rPr>
+        <w:t xml:space="preserve">§5. </w:t>
+      </w:r>
+      <w:r>
+        <w:rPr>
+          <w:lang w:val="fr-FR"/>
+        </w:rPr>
+        <w:t>Anticiper un</w:t>
+      </w:r>
+      <w:r>
+        <w:rPr>
+          <w:lang w:val="fr-FR"/>
+        </w:rPr>
+        <w:t xml:space="preserve"> mouvement est une intuition du nombre, paramétrer</w:t>
+      </w:r>
+    </w:p>
+    <w:p>
+      <w:pPr>
+        <w:ind w:firstLine="0"/>
+        <w:rPr>
+          <w:lang w:val="fr-FR"/>
+        </w:rPr>
+      </w:pPr>
+      <w:r>
+        <w:rPr>
+          <w:lang w:val="fr-FR"/>
+        </w:rPr>
+        <w:t>Il est difficile de s’y retrouver parmi les 19 formules testées dans la section précédente. Un instrument</w:t>
+      </w:r>
+      <w:r>
+        <w:rPr>
+          <w:lang w:val="fr-FR"/>
+        </w:rPr>
+        <w:t xml:space="preserve"> d’observation</w:t>
+      </w:r>
+      <w:r>
+        <w:rPr>
+          <w:lang w:val="fr-FR"/>
+        </w:rPr>
+        <w:t xml:space="preserve"> peut résulter de calculs complexes, il devient </w:t>
+      </w:r>
+      <w:r>
+        <w:rPr>
+          <w:lang w:val="fr-FR"/>
+        </w:rPr>
+        <w:t>commode</w:t>
+      </w:r>
+      <w:r>
+        <w:rPr>
+          <w:lang w:val="fr-FR"/>
+        </w:rPr>
+        <w:t xml:space="preserve"> </w:t>
+      </w:r>
+      <w:r>
+        <w:rPr>
+          <w:lang w:val="fr-FR"/>
+        </w:rPr>
+        <w:t>lorsque</w:t>
+      </w:r>
+      <w:r>
+        <w:rPr>
+          <w:lang w:val="fr-FR"/>
+        </w:rPr>
+        <w:t xml:space="preserve"> le chercheur peut se faire une intuition de sa variation,</w:t>
+      </w:r>
+      <w:r>
+        <w:rPr>
+          <w:lang w:val="fr-FR"/>
+        </w:rPr>
+        <w:t xml:space="preserve"> </w:t>
+      </w:r>
+      <w:r>
+        <w:rPr>
+          <w:lang w:val="fr-FR"/>
+        </w:rPr>
+        <w:t>si bien qu’il libère une part de sa conscience pour comprendre et interpréter les résultats.</w:t>
+      </w:r>
+    </w:p>
+    <w:p>
+      <w:pPr>
+        <w:ind w:firstLine="708"/>
+        <w:rPr>
+          <w:lang w:val="fr-FR"/>
+        </w:rPr>
+      </w:pPr>
+      <w:r>
+        <w:rPr>
+          <w:lang w:val="fr-FR"/>
+        </w:rPr>
+        <w:t xml:space="preserve">L’esprit peut se faire une idée assez juste d’un phénomène en saisissant son mouvement, </w:t>
+      </w:r>
+      <w:r>
+        <w:rPr>
+          <w:lang w:val="fr-FR"/>
+        </w:rPr>
+        <w:t>ainsi nous lison</w:t>
+      </w:r>
+      <w:r>
+        <w:rPr>
+          <w:lang w:val="fr-FR"/>
+        </w:rPr>
+        <w:t xml:space="preserve"> la trajectoire d’une balle sans calculer son énergie cinétique et la pesanteur.</w:t>
+      </w:r>
+    </w:p>
+    <w:p>
+      <w:pPr>
+        <w:ind w:firstLine="708"/>
+        <w:rPr>
+          <w:lang w:val="fr-FR"/>
+        </w:rPr>
+      </w:pPr>
+      <w:r>
+        <w:rPr>
+          <w:lang w:val="fr-FR"/>
+        </w:rPr>
+        <w:t>Au lieu de multiples noms d’algorithmes, il serait beaucoup plus commode de trouver un simple curseur qui parcoure toute la variation des formules de spécificités</w:t>
+      </w:r>
+      <w:r>
+        <w:rPr>
+          <w:lang w:val="fr-FR"/>
+        </w:rPr>
+        <w:t>, si bien que le chercheur anticiperait et donc comprendrait la variation.</w:t>
+      </w:r>
+    </w:p>
+    <w:p>
+      <w:pPr>
+        <w:ind w:firstLine="0"/>
+        <w:rPr>
+          <w:lang w:val="fr-FR"/>
+        </w:rPr>
+      </w:pPr>
+    </w:p>
+    <w:p>
+      <w:pPr>
+        <w:ind w:firstLine="0"/>
+        <w:rPr>
+          <w:lang w:val="fr-FR"/>
+        </w:rPr>
+      </w:pPr>
+      <w:r>
+        <w:rPr>
+          <w:lang w:val="fr-FR"/>
+        </w:rPr>
+        <w:t>Plusieurs formules connues offrent un paramétrage</w:t>
+      </w:r>
+      <w:r>
+        <w:rPr>
+          <w:lang w:val="fr-FR"/>
+        </w:rPr>
         <w:t>.</w:t>
       </w:r>
-      <w:r>
-        <w:t xml:space="preserve"> </w:t>
-      </w:r>
-      <w:r>
-        <w:t>U</w:t>
-      </w:r>
-      <w:r>
-        <w:t>ne même formule comparée avec elle-même</w:t>
-      </w:r>
-      <w:r>
-        <w:t xml:space="preserve"> a</w:t>
-      </w:r>
-      <w:r>
-        <w:t xml:space="preserve"> un</w:t>
-      </w:r>
-      <w:r>
+    </w:p>
+    <w:p>
+      <w:pPr>
+        <w:ind w:firstLine="708"/>
+        <w:rPr>
+          <w:lang w:val="fr-FR"/>
+        </w:rPr>
+      </w:pPr>
+      <w:r>
+        <w:rPr>
+          <w:i/>
+          <w:iCs/>
+          <w:lang w:val="fr-FR"/>
+        </w:rPr>
+        <w:t>Simplemath</w:t>
+      </w:r>
+      <w:r>
+        <w:rPr>
+          <w:lang w:val="fr-FR"/>
+        </w:rPr>
+        <w:t xml:space="preserve">s et </w:t>
+      </w:r>
+      <w:r>
+        <w:rPr>
+          <w:i/>
+          <w:iCs/>
+          <w:lang w:val="fr-FR"/>
+        </w:rPr>
+        <w:t>bm25</w:t>
+      </w:r>
+      <w:r>
+        <w:rPr>
+          <w:lang w:val="fr-FR"/>
+        </w:rPr>
+        <w:t xml:space="preserve"> peuvent être réglé</w:t>
+      </w:r>
+      <w:r>
+        <w:rPr>
+          <w:lang w:val="fr-FR"/>
+        </w:rPr>
         <w:t>e</w:t>
       </w:r>
       <w:r>
-        <w:t xml:space="preserve"> distance égale à 0</w:t>
-      </w:r>
-      <w:r>
-        <w:t> ;</w:t>
-      </w:r>
-      <w:r>
-        <w:t xml:space="preserve"> </w:t>
-      </w:r>
-      <w:r>
-        <w:rPr>
-          <w:i/>
-          <w:iCs/>
+        <w:rPr>
+          <w:lang w:val="fr-FR"/>
+        </w:rPr>
+        <w:t xml:space="preserve">s pour tendre vers </w:t>
+      </w:r>
+      <w:r>
+        <w:rPr>
+          <w:i/>
+          <w:iCs/>
+          <w:lang w:val="fr-FR"/>
+        </w:rPr>
+        <w:t>extf</w:t>
+      </w:r>
+      <w:r>
+        <w:rPr>
+          <w:lang w:val="fr-FR"/>
+        </w:rPr>
+        <w:t xml:space="preserve">, </w:t>
+      </w:r>
+      <w:r>
+        <w:rPr>
+          <w:lang w:val="fr-FR"/>
+        </w:rPr>
+        <w:t xml:space="preserve">(dans le graphique </w:t>
+      </w:r>
+      <w:r>
+        <w:rPr>
+          <w:lang w:val="fr-FR"/>
+        </w:rPr>
+        <w:t xml:space="preserve">précédent, </w:t>
+      </w:r>
+      <w:r>
+        <w:rPr>
+          <w:lang w:val="fr-FR"/>
+        </w:rPr>
+        <w:t>remarquer</w:t>
+      </w:r>
+      <w:r>
+        <w:rPr>
+          <w:lang w:val="fr-FR"/>
+        </w:rPr>
+        <w:t xml:space="preserve"> </w:t>
+      </w:r>
+      <w:r>
+        <w:rPr>
+          <w:i/>
+          <w:iCs/>
+          <w:lang w:val="fr-FR"/>
+        </w:rPr>
+        <w:t>simplemaths</w:t>
+      </w:r>
+      <w:r>
+        <w:rPr>
+          <w:lang w:val="fr-FR"/>
+        </w:rPr>
+        <w:t xml:space="preserve"> </w:t>
+      </w:r>
+      <w:r>
+        <w:rPr>
+          <w:lang w:val="fr-FR"/>
+        </w:rPr>
+        <w:t xml:space="preserve">et </w:t>
+      </w:r>
+      <w:r>
+        <w:rPr>
+          <w:i/>
+          <w:iCs/>
+          <w:lang w:val="fr-FR"/>
+        </w:rPr>
+        <w:t>simplemathsk1</w:t>
+      </w:r>
+      <w:r>
+        <w:rPr>
+          <w:lang w:val="fr-FR"/>
+        </w:rPr>
+        <w:t> </w:t>
+      </w:r>
+      <w:r>
+        <w:rPr>
+          <w:lang w:val="fr-FR"/>
+        </w:rPr>
+        <w:t xml:space="preserve">; </w:t>
+      </w:r>
+      <w:r>
+        <w:rPr>
+          <w:i/>
+          <w:iCs/>
+          <w:lang w:val="fr-FR"/>
+        </w:rPr>
+        <w:t>bm25</w:t>
+      </w:r>
+      <w:r>
+        <w:rPr>
+          <w:i/>
+          <w:iCs/>
+          <w:lang w:val="fr-FR"/>
+        </w:rPr>
+        <w:t>k100b1</w:t>
+      </w:r>
+      <w:r>
+        <w:rPr>
+          <w:lang w:val="fr-FR"/>
+        </w:rPr>
+        <w:t xml:space="preserve"> et </w:t>
+      </w:r>
+      <w:r>
+        <w:rPr>
+          <w:i/>
+          <w:iCs/>
+          <w:lang w:val="fr-FR"/>
+        </w:rPr>
+        <w:t>bm25</w:t>
+      </w:r>
+      <w:r>
+        <w:rPr>
+          <w:lang w:val="fr-FR"/>
+        </w:rPr>
+        <w:t>)</w:t>
+      </w:r>
+      <w:r>
+        <w:rPr>
+          <w:lang w:val="fr-FR"/>
+        </w:rPr>
+        <w:t>. Cependant ces fonctions ne peuvent pas tendre vers</w:t>
+      </w:r>
+      <w:r>
+        <w:rPr>
+          <w:lang w:val="fr-FR"/>
+        </w:rPr>
+        <w:t xml:space="preserve"> </w:t>
+      </w:r>
+      <w:r>
+        <w:rPr>
+          <w:i/>
+          <w:iCs/>
+          <w:lang w:val="fr-FR"/>
         </w:rPr>
         <w:t>tf</w:t>
       </w:r>
       <w:r>
-        <w:t xml:space="preserve"> et</w:t>
-      </w:r>
-      <w:r>
-        <w:t xml:space="preserve"> </w:t>
-      </w:r>
-      <w:r>
-        <w:rPr>
-          <w:i/>
-          <w:iCs/>
+        <w:rPr>
+          <w:lang w:val="fr-FR"/>
+        </w:rPr>
+        <w:t>.</w:t>
+      </w:r>
+    </w:p>
+    <w:p>
+      <w:pPr>
+        <w:ind w:firstLine="708"/>
+      </w:pPr>
+      <w:r>
+        <w:rPr>
+          <w:lang w:val="fr-FR"/>
+        </w:rPr>
+        <w:t xml:space="preserve">Le classique </w:t>
+      </w:r>
+      <w:r>
+        <w:rPr>
+          <w:i/>
+          <w:iCs/>
+          <w:lang w:val="fr-FR"/>
+        </w:rPr>
+        <w:t>tf</w:t>
+      </w:r>
+      <w:r>
+        <w:rPr>
+          <w:i/>
+          <w:iCs/>
+          <w:lang w:val="fr-FR"/>
+        </w:rPr>
+        <w:t>-</w:t>
+      </w:r>
+      <w:r>
+        <w:rPr>
+          <w:i/>
+          <w:iCs/>
+          <w:lang w:val="fr-FR"/>
+        </w:rPr>
+        <w:t>idf</w:t>
+      </w:r>
+      <w:r>
+        <w:rPr>
+          <w:i/>
+          <w:iCs/>
+        </w:rPr>
+        <w:t>α</w:t>
+      </w:r>
+      <w:r>
+        <w:rPr>
+          <w:lang w:val="fr-FR"/>
+        </w:rPr>
+        <w:t xml:space="preserve"> </w:t>
+      </w:r>
+      <w:r>
+        <w:rPr>
+          <w:lang w:val="fr-FR"/>
+        </w:rPr>
+        <w:t xml:space="preserve">parcoure une ligne entre </w:t>
+      </w:r>
+      <w:r>
+        <w:rPr>
+          <w:i/>
+          <w:iCs/>
+          <w:lang w:val="fr-FR"/>
+        </w:rPr>
+        <w:t>tf</w:t>
+      </w:r>
+      <w:r>
+        <w:rPr>
+          <w:lang w:val="fr-FR"/>
+        </w:rPr>
+        <w:t xml:space="preserve"> et </w:t>
+      </w:r>
+      <w:r>
+        <w:rPr>
+          <w:i/>
+          <w:iCs/>
+          <w:lang w:val="fr-FR"/>
         </w:rPr>
         <w:t>extf</w:t>
       </w:r>
       <w:r>
-        <w:t xml:space="preserve"> sont les plus éloignées </w:t>
-      </w:r>
-      <w:r>
-        <w:t xml:space="preserve">: </w:t>
-      </w:r>
-      <w:r>
-        <w:t>~1.0 (quelques textes très courts</w:t>
-      </w:r>
-      <w:r>
-        <w:t xml:space="preserve"> peuvent</w:t>
-      </w:r>
-      <w:r>
-        <w:t xml:space="preserve"> </w:t>
-      </w:r>
-      <w:r>
-        <w:t>avoir</w:t>
-      </w:r>
-      <w:r>
-        <w:t xml:space="preserve"> des mots exclusifs</w:t>
-      </w:r>
-      <w:r>
-        <w:t xml:space="preserve"> dans la fin de la liste </w:t>
-      </w:r>
-      <w:r>
-        <w:rPr>
-          <w:i/>
-          <w:iCs/>
+        <w:rPr>
+          <w:lang w:val="fr-FR"/>
+        </w:rPr>
+        <w:t xml:space="preserve"> par un effet mathématique élémentaire. Soit </w:t>
+      </w:r>
+      <w:r>
+        <w:rPr>
+          <w:i/>
+          <w:iCs/>
+          <w:lang w:val="fr-FR"/>
         </w:rPr>
         <w:t>tf</w:t>
       </w:r>
       <w:r>
-        <w:t>).</w:t>
-      </w:r>
-    </w:p>
-    <w:p>
-      <w:pPr>
-        <w:ind w:firstLine="708"/>
-        <w:rPr>
-          <w:lang w:val="fr-FR"/>
-        </w:rPr>
-      </w:pPr>
-      <w:r>
-        <w:t>T</w:t>
-      </w:r>
-      <w:r>
-        <w:t>outes ces distances forment</w:t>
-      </w:r>
-      <w:r>
-        <w:t xml:space="preserve"> une matrice </w:t>
-      </w:r>
-      <w:r>
-        <w:t>avec une ligne et une colonne pour chaque formule</w:t>
-      </w:r>
-      <w:r>
-        <w:t xml:space="preserve">. </w:t>
-      </w:r>
-      <w:r>
-        <w:t>Comment en donner une représentation synthétique qu’un humain peut saisir ? Le graphique ci-dessus est une « </w:t>
-      </w:r>
-      <w:r>
-        <w:rPr>
-          <w:lang w:val="fr-FR"/>
-        </w:rPr>
-        <w:t>a</w:t>
-      </w:r>
-      <w:r>
-        <w:rPr>
-          <w:lang w:val="fr-FR"/>
-        </w:rPr>
-        <w:t>nalyse en composantes principales</w:t>
-      </w:r>
-      <w:r>
-        <w:rPr>
-          <w:lang w:val="fr-FR"/>
-        </w:rPr>
-        <w:t> » (</w:t>
-      </w:r>
-      <w:r>
-        <w:rPr>
-          <w:lang w:val="fr-FR"/>
-        </w:rPr>
-        <w:t>an</w:t>
-      </w:r>
-      <w:r>
-        <w:rPr>
-          <w:lang w:val="fr-FR"/>
-        </w:rPr>
-        <w:t>g</w:t>
-      </w:r>
-      <w:r>
-        <w:rPr>
-          <w:lang w:val="fr-FR"/>
-        </w:rPr>
-        <w:t>lais</w:t>
-      </w:r>
-      <w:r>
-        <w:rPr>
-          <w:lang w:val="fr-FR"/>
-        </w:rPr>
-        <w:t xml:space="preserve"> : </w:t>
-      </w:r>
-      <w:r>
-        <w:rPr>
-          <w:i/>
-          <w:iCs/>
-          <w:lang w:val="fr-FR"/>
-        </w:rPr>
-        <w:t>PCoA</w:t>
-      </w:r>
-      <w:r>
-        <w:rPr>
-          <w:lang w:val="fr-FR"/>
-        </w:rPr>
-        <w:t xml:space="preserve">) qui projette les </w:t>
-      </w:r>
-      <w:r>
-        <w:rPr>
-          <w:lang w:val="fr-FR"/>
-        </w:rPr>
-        <w:t>multiples</w:t>
-      </w:r>
-      <w:r>
-        <w:rPr>
-          <w:lang w:val="fr-FR"/>
-        </w:rPr>
-        <w:t xml:space="preserve"> dimensions de la matrice initiale sur les 2 dimensions d’un plan. Cette projection conserve</w:t>
-      </w:r>
-      <w:r>
-        <w:rPr>
-          <w:lang w:val="fr-FR"/>
-        </w:rPr>
-        <w:t xml:space="preserve"> </w:t>
-      </w:r>
-      <w:r>
-        <w:rPr>
-          <w:lang w:val="fr-FR"/>
-        </w:rPr>
-        <w:t>environ</w:t>
-      </w:r>
-      <w:r>
-        <w:rPr>
-          <w:lang w:val="fr-FR"/>
-        </w:rPr>
-        <w:t xml:space="preserve"> </w:t>
-      </w:r>
-      <w:r>
-        <w:rPr>
-          <w:lang w:val="fr-FR"/>
-        </w:rPr>
-        <w:t>85</w:t>
-      </w:r>
-      <w:r>
-        <w:rPr>
-          <w:lang w:val="fr-FR"/>
-        </w:rPr>
-        <w:t xml:space="preserve">% de la variation, </w:t>
-      </w:r>
-      <w:r>
-        <w:rPr>
-          <w:lang w:val="fr-FR"/>
-        </w:rPr>
-        <w:t>elle</w:t>
-      </w:r>
-      <w:r>
-        <w:rPr>
-          <w:lang w:val="fr-FR"/>
-        </w:rPr>
-        <w:t xml:space="preserve"> est donc très représentative de</w:t>
-      </w:r>
-      <w:r>
-        <w:rPr>
-          <w:lang w:val="fr-FR"/>
-        </w:rPr>
-        <w:t xml:space="preserve"> la matrice</w:t>
-      </w:r>
-      <w:r>
-        <w:rPr>
-          <w:lang w:val="fr-FR"/>
-        </w:rPr>
-        <w:t>.</w:t>
-      </w:r>
-      <w:r>
-        <w:rPr>
-          <w:lang w:val="fr-FR"/>
-        </w:rPr>
-        <w:t xml:space="preserve"> Les </w:t>
-      </w:r>
-      <w:r>
-        <w:rPr>
-          <w:lang w:val="fr-FR"/>
-        </w:rPr>
-        <w:t>formules</w:t>
-      </w:r>
-      <w:r>
-        <w:rPr>
-          <w:lang w:val="fr-FR"/>
-        </w:rPr>
-        <w:t xml:space="preserve"> proches </w:t>
-      </w:r>
-      <w:r>
-        <w:rPr>
-          <w:lang w:val="fr-FR"/>
-        </w:rPr>
-        <w:t>produisent</w:t>
-      </w:r>
-      <w:r>
-        <w:rPr>
-          <w:lang w:val="fr-FR"/>
-        </w:rPr>
-        <w:t xml:space="preserve"> des listes de mots-clés similaires, les points éloignés diffèrent. </w:t>
-      </w:r>
-    </w:p>
-    <w:p>
-      <w:pPr>
-        <w:ind w:firstLine="0"/>
-        <w:rPr>
-          <w:lang w:val="fr-FR"/>
-        </w:rPr>
-      </w:pPr>
-    </w:p>
-    <w:p>
-      <w:pPr>
-        <w:ind w:firstLine="0"/>
-        <w:rPr>
-          <w:lang w:val="fr-FR"/>
-        </w:rPr>
-      </w:pPr>
-      <w:r>
-        <w:rPr>
-          <w:lang w:val="fr-FR"/>
-        </w:rPr>
-        <w:t xml:space="preserve">Offrir à un utilisateur le moyen de varier le degré d’exclusivité d’une liste de mots clés est </w:t>
-      </w:r>
-      <w:r>
-        <w:rPr>
-          <w:lang w:val="fr-FR"/>
-        </w:rPr>
-        <w:t>utile</w:t>
-      </w:r>
-      <w:r>
-        <w:rPr>
-          <w:lang w:val="fr-FR"/>
-        </w:rPr>
-        <w:t xml:space="preserve">, car les tailles des partitions observées peuvent être variables : un texte, un livre, un auteur, une année, la co-occurrence autour d’un mot… De plus, le chercheur peut s’intéresser à des relations très fortes, par exemple les collocations pour lequel le score d’exclusivité est important, ou bien </w:t>
-      </w:r>
-      <w:r>
-        <w:rPr>
-          <w:lang w:val="fr-FR"/>
-        </w:rPr>
-        <w:t xml:space="preserve">très lâches, comme </w:t>
-      </w:r>
-      <w:r>
-        <w:rPr>
-          <w:lang w:val="fr-FR"/>
-        </w:rPr>
-        <w:t>observer des thématiques</w:t>
-      </w:r>
-      <w:r>
-        <w:rPr>
-          <w:lang w:val="fr-FR"/>
-        </w:rPr>
-        <w:t xml:space="preserve"> partagées</w:t>
-      </w:r>
-      <w:r>
-        <w:rPr>
-          <w:lang w:val="fr-FR"/>
-        </w:rPr>
-        <w:t xml:space="preserve"> </w:t>
-      </w:r>
-      <w:r>
-        <w:rPr>
-          <w:lang w:val="fr-FR"/>
-        </w:rPr>
-        <w:t xml:space="preserve">à travers de gros </w:t>
-      </w:r>
-      <w:r>
-        <w:rPr>
-          <w:lang w:val="fr-FR"/>
-        </w:rPr>
-        <w:t>corpus. Il est vain de promettre la formule universelle.</w:t>
-      </w:r>
-    </w:p>
-    <w:p>
-      <w:pPr>
-        <w:ind w:firstLine="708"/>
-        <w:rPr>
-          <w:lang w:val="fr-FR"/>
-        </w:rPr>
-      </w:pPr>
-      <w:r>
-        <w:rPr>
-          <w:lang w:val="fr-FR"/>
-        </w:rPr>
-        <w:t>Ce fait est connu des développeurs d’application</w:t>
-      </w:r>
-      <w:r>
-        <w:rPr>
-          <w:lang w:val="fr-FR"/>
-        </w:rPr>
-        <w:t>s</w:t>
-      </w:r>
-      <w:r>
-        <w:rPr>
-          <w:lang w:val="fr-FR"/>
-        </w:rPr>
-        <w:t xml:space="preserve"> linguistiques</w:t>
-      </w:r>
-      <w:r>
-        <w:rPr>
-          <w:lang w:val="fr-FR"/>
-        </w:rPr>
-        <w:t xml:space="preserve">. Ainsi </w:t>
-      </w:r>
-      <w:r>
-        <w:rPr>
-          <w:i/>
-          <w:iCs/>
-          <w:lang w:val="fr-FR"/>
-        </w:rPr>
-        <w:t>Frantext</w:t>
-      </w:r>
-      <w:r>
-        <w:rPr>
-          <w:rStyle w:val="FootnoteReference"/>
-          <w:lang w:val="fr-FR"/>
-        </w:rPr>
-        <w:footnoteReference w:id="14"/>
-      </w:r>
-      <w:r>
-        <w:rPr>
-          <w:lang w:val="fr-FR"/>
-        </w:rPr>
-        <w:t xml:space="preserve"> propose les scores : </w:t>
-      </w:r>
-      <w:r>
-        <w:rPr>
-          <w:i/>
-          <w:iCs/>
-          <w:lang w:val="fr-FR"/>
+        <w:rPr>
+          <w:lang w:val="fr-FR"/>
+        </w:rPr>
+        <w:t>/</w:t>
+      </w:r>
+      <w:r>
+        <w:rPr>
+          <w:i/>
+          <w:iCs/>
+          <w:lang w:val="fr-FR"/>
+        </w:rPr>
+        <w:t>df</w:t>
+      </w:r>
+      <w:r>
+        <w:rPr>
+          <w:i/>
+          <w:iCs/>
+          <w:vertAlign w:val="superscript"/>
+        </w:rPr>
+        <w:t>α</w:t>
+      </w:r>
+      <w:r>
+        <w:t xml:space="preserve">, où </w:t>
+      </w:r>
+      <w:r>
+        <w:rPr>
+          <w:i/>
+          <w:iCs/>
         </w:rPr>
         <w:t>tf</w:t>
       </w:r>
       <w:r>
-        <w:rPr>
-          <w:lang w:val="fr-FR"/>
-        </w:rPr>
-        <w:t xml:space="preserve"> (fréquence), </w:t>
-      </w:r>
-      <w:r>
-        <w:rPr>
-          <w:i/>
-          <w:iCs/>
-          <w:lang w:val="fr-FR"/>
-        </w:rPr>
-        <w:t>G</w:t>
+        <w:t xml:space="preserve"> (</w:t>
+      </w:r>
+      <w:r>
+        <w:rPr>
+          <w:i/>
+          <w:iCs/>
+        </w:rPr>
+        <w:t>term frequency</w:t>
+      </w:r>
+      <w:r>
+        <w:t xml:space="preserve">) est la fréquence d’un terme dans le texte observé, et </w:t>
+      </w:r>
+      <w:r>
+        <w:rPr>
+          <w:i/>
+          <w:iCs/>
+        </w:rPr>
+        <w:t>df</w:t>
+      </w:r>
+      <w:r>
+        <w:t xml:space="preserve"> (</w:t>
+      </w:r>
+      <w:r>
+        <w:rPr>
+          <w:i/>
+          <w:iCs/>
+        </w:rPr>
+        <w:t>document frequency</w:t>
+      </w:r>
+      <w:r>
+        <w:t xml:space="preserve">) est le nombre de textes où apparaît ce terme. </w:t>
+      </w:r>
+      <w:r>
+        <w:t xml:space="preserve">Si </w:t>
+      </w:r>
+      <w:r>
+        <w:rPr>
+          <w:i/>
+          <w:iCs/>
+        </w:rPr>
+        <w:t>α</w:t>
+      </w:r>
+      <w:r>
+        <w:t>=0,</w:t>
+      </w:r>
+      <w:r>
+        <w:t xml:space="preserve"> alors</w:t>
+      </w:r>
+      <w:r>
+        <w:t xml:space="preserve"> le dénominateur</w:t>
+      </w:r>
+      <w:r>
+        <w:t xml:space="preserve"> </w:t>
+      </w:r>
+      <w:r>
+        <w:rPr>
+          <w:i/>
+          <w:iCs/>
+          <w:lang w:val="fr-FR"/>
+        </w:rPr>
+        <w:t>df</w:t>
       </w:r>
       <w:r>
         <w:rPr>
           <w:i/>
           <w:iCs/>
           <w:vertAlign w:val="superscript"/>
-          <w:lang w:val="fr-FR"/>
-        </w:rPr>
-        <w:t>2</w:t>
-      </w:r>
-      <w:r>
-        <w:rPr>
-          <w:lang w:val="fr-FR"/>
-        </w:rPr>
-        <w:t xml:space="preserve"> (</w:t>
-      </w:r>
-      <w:r>
-        <w:rPr>
-          <w:i/>
-          <w:iCs/>
-          <w:lang w:val="fr-FR"/>
-        </w:rPr>
-        <w:t>Loglikelihood</w:t>
-      </w:r>
-      <w:r>
-        <w:rPr>
-          <w:lang w:val="fr-FR"/>
-        </w:rPr>
-        <w:t xml:space="preserve">), </w:t>
-      </w:r>
-      <w:r>
-        <w:rPr>
-          <w:i/>
-          <w:iCs/>
-          <w:lang w:val="fr-FR"/>
-        </w:rPr>
-        <w:t>z</w:t>
+        </w:rPr>
+        <w:t>α</w:t>
+      </w:r>
+      <w:r>
+        <w:t xml:space="preserve">=1, donc </w:t>
+      </w:r>
+      <w:r>
+        <w:rPr>
+          <w:i/>
+          <w:iCs/>
+          <w:lang w:val="fr-FR"/>
+        </w:rPr>
+        <w:t>tf</w:t>
+      </w:r>
+      <w:r>
+        <w:rPr>
+          <w:lang w:val="fr-FR"/>
+        </w:rPr>
+        <w:t>/</w:t>
+      </w:r>
+      <w:r>
+        <w:rPr>
+          <w:i/>
+          <w:iCs/>
+          <w:lang w:val="fr-FR"/>
+        </w:rPr>
+        <w:t>df</w:t>
+      </w:r>
+      <w:r>
+        <w:rPr>
+          <w:i/>
+          <w:iCs/>
+          <w:vertAlign w:val="superscript"/>
+        </w:rPr>
+        <w:t>α</w:t>
+      </w:r>
+      <w:r>
+        <w:t>=</w:t>
+      </w:r>
+      <w:r>
+        <w:rPr>
+          <w:i/>
+          <w:iCs/>
+        </w:rPr>
+        <w:t>tf</w:t>
+      </w:r>
+      <w:r>
+        <w:t xml:space="preserve">, la fréquence relative brute. </w:t>
+      </w:r>
+      <w:r>
+        <w:t>Plus</w:t>
+      </w:r>
+      <w:r>
+        <w:t xml:space="preserve"> </w:t>
+      </w:r>
+      <w:r>
+        <w:rPr>
+          <w:i/>
+          <w:iCs/>
+        </w:rPr>
+        <w:t>α</w:t>
+      </w:r>
+      <w:r>
+        <w:rPr>
+          <w:vertAlign w:val="superscript"/>
+        </w:rPr>
+        <w:t xml:space="preserve"> </w:t>
+      </w:r>
+      <w:r>
+        <w:t xml:space="preserve">augmente, plus </w:t>
+      </w:r>
+      <w:r>
+        <w:rPr>
+          <w:i/>
+          <w:iCs/>
+          <w:lang w:val="fr-FR"/>
+        </w:rPr>
+        <w:t>tf</w:t>
       </w:r>
       <w:r>
         <w:rPr>
@@ -4092,969 +5326,21 @@
           <w:iCs/>
           <w:lang w:val="fr-FR"/>
         </w:rPr>
-        <w:t>score</w:t>
-      </w:r>
-      <w:r>
-        <w:rPr>
-          <w:lang w:val="fr-FR"/>
-        </w:rPr>
-        <w:t xml:space="preserve">, </w:t>
-      </w:r>
-      <w:r>
-        <w:rPr>
-          <w:i/>
-          <w:iCs/>
-          <w:lang w:val="fr-FR"/>
-        </w:rPr>
-        <w:t>t</w:t>
-      </w:r>
-      <w:r>
-        <w:rPr>
-          <w:i/>
-          <w:iCs/>
-          <w:lang w:val="fr-FR"/>
-        </w:rPr>
-        <w:t>-</w:t>
-      </w:r>
-      <w:r>
-        <w:rPr>
-          <w:i/>
-          <w:iCs/>
-          <w:lang w:val="fr-FR"/>
-        </w:rPr>
-        <w:t>score</w:t>
-      </w:r>
-      <w:r>
-        <w:rPr>
-          <w:lang w:val="fr-FR"/>
-        </w:rPr>
-        <w:t xml:space="preserve">, et </w:t>
-      </w:r>
-      <w:r>
-        <w:rPr>
-          <w:i/>
-          <w:iCs/>
-          <w:lang w:val="fr-FR"/>
-        </w:rPr>
-        <w:t>MI</w:t>
-      </w:r>
-      <w:r>
-        <w:rPr>
-          <w:lang w:val="fr-FR"/>
-        </w:rPr>
-        <w:t xml:space="preserve"> (information mutuelle)</w:t>
-      </w:r>
-      <w:r>
-        <w:rPr>
-          <w:rStyle w:val="FootnoteReference"/>
-          <w:lang w:val="fr-FR"/>
-        </w:rPr>
-        <w:footnoteReference w:id="15"/>
-      </w:r>
-      <w:r>
-        <w:rPr>
-          <w:lang w:val="fr-FR"/>
-        </w:rPr>
-        <w:t xml:space="preserve">. </w:t>
-      </w:r>
-      <w:r>
-        <w:rPr>
-          <w:i/>
-          <w:iCs/>
-          <w:lang w:val="fr-FR"/>
-        </w:rPr>
-        <w:t>SketchEngine</w:t>
-      </w:r>
-      <w:r>
-        <w:rPr>
-          <w:rStyle w:val="FootnoteReference"/>
-          <w:i/>
-          <w:iCs/>
-          <w:lang w:val="fr-FR"/>
-        </w:rPr>
-        <w:footnoteReference w:id="16"/>
-      </w:r>
-      <w:r>
-        <w:rPr>
-          <w:lang w:val="fr-FR"/>
-        </w:rPr>
-        <w:t xml:space="preserve"> ajoute </w:t>
-      </w:r>
-      <w:r>
-        <w:rPr>
-          <w:lang w:val="fr-FR"/>
-        </w:rPr>
-        <w:t>encore</w:t>
-      </w:r>
-      <w:r>
-        <w:rPr>
-          <w:lang w:val="fr-FR"/>
-        </w:rPr>
-        <w:t xml:space="preserve"> </w:t>
-      </w:r>
-      <w:r>
-        <w:rPr>
-          <w:i/>
-          <w:iCs/>
-          <w:lang w:val="fr-FR"/>
-        </w:rPr>
-        <w:t>MI</w:t>
-      </w:r>
-      <w:r>
-        <w:rPr>
-          <w:i/>
-          <w:iCs/>
-          <w:vertAlign w:val="superscript"/>
-          <w:lang w:val="fr-FR"/>
-        </w:rPr>
-        <w:t>3</w:t>
-      </w:r>
-      <w:r>
-        <w:rPr>
-          <w:lang w:val="fr-FR"/>
-        </w:rPr>
-        <w:t xml:space="preserve">, </w:t>
-      </w:r>
-      <w:r>
-        <w:rPr>
-          <w:i/>
-          <w:iCs/>
-          <w:lang w:val="fr-FR"/>
-        </w:rPr>
-        <w:t>LogDice</w:t>
-      </w:r>
-      <w:r>
-        <w:rPr>
-          <w:lang w:val="fr-FR"/>
-        </w:rPr>
-        <w:t xml:space="preserve">, </w:t>
-      </w:r>
-      <w:r>
-        <w:rPr>
-          <w:i/>
-          <w:iCs/>
-          <w:lang w:val="fr-FR"/>
-        </w:rPr>
-        <w:t>MI.log-f</w:t>
-      </w:r>
-      <w:r>
-        <w:rPr>
-          <w:lang w:val="fr-FR"/>
-        </w:rPr>
-        <w:t xml:space="preserve"> et </w:t>
-      </w:r>
-      <w:r>
-        <w:rPr>
-          <w:i/>
-          <w:iCs/>
-          <w:lang w:val="fr-FR"/>
-        </w:rPr>
-        <w:t>minimum sensitivity</w:t>
-      </w:r>
-      <w:r>
-        <w:rPr>
-          <w:rStyle w:val="FootnoteReference"/>
-          <w:i/>
-          <w:iCs/>
-          <w:lang w:val="fr-FR"/>
-        </w:rPr>
-        <w:footnoteReference w:id="17"/>
-      </w:r>
-      <w:r>
-        <w:rPr>
-          <w:lang w:val="fr-FR"/>
-        </w:rPr>
-        <w:t>. C</w:t>
-      </w:r>
-      <w:r>
-        <w:rPr>
-          <w:lang w:val="fr-FR"/>
-        </w:rPr>
-        <w:t>e</w:t>
-      </w:r>
-      <w:r>
-        <w:rPr>
-          <w:lang w:val="fr-FR"/>
-        </w:rPr>
-        <w:t xml:space="preserve">la demande </w:t>
-      </w:r>
-      <w:r>
-        <w:rPr>
-          <w:lang w:val="fr-FR"/>
-        </w:rPr>
-        <w:t xml:space="preserve">à l’utilisateur beaucoup d’expertise statistique pour comprendre </w:t>
-      </w:r>
-      <w:r>
-        <w:rPr>
-          <w:lang w:val="fr-FR"/>
-        </w:rPr>
-        <w:t xml:space="preserve">les résultats qu’il obtient, au risque </w:t>
-      </w:r>
-      <w:r>
-        <w:rPr>
-          <w:lang w:val="fr-FR"/>
-        </w:rPr>
-        <w:t>de choisir</w:t>
-      </w:r>
-      <w:r>
-        <w:rPr>
-          <w:lang w:val="fr-FR"/>
-        </w:rPr>
-        <w:t xml:space="preserve"> </w:t>
-      </w:r>
-      <w:r>
-        <w:rPr>
-          <w:lang w:val="fr-FR"/>
-        </w:rPr>
-        <w:t>la formule</w:t>
-      </w:r>
-      <w:r>
-        <w:rPr>
-          <w:lang w:val="fr-FR"/>
-        </w:rPr>
-        <w:t xml:space="preserve"> qui </w:t>
-      </w:r>
-      <w:r>
-        <w:rPr>
-          <w:lang w:val="fr-FR"/>
-        </w:rPr>
-        <w:t>produit ce qui lui plaît, plutôt que celle qui révèle le corpus.</w:t>
-      </w:r>
-    </w:p>
-    <w:p>
-      <w:pPr>
-        <w:ind w:firstLine="708"/>
-        <w:rPr>
-          <w:lang w:val="fr-FR"/>
-        </w:rPr>
-      </w:pPr>
-    </w:p>
-    <w:p>
-      <w:pPr>
-        <w:ind w:firstLine="0"/>
-        <w:rPr>
-          <w:lang w:val="fr-FR"/>
-        </w:rPr>
-      </w:pPr>
-      <w:r>
-        <w:rPr>
-          <w:lang w:val="fr-FR"/>
-        </w:rPr>
-        <w:t xml:space="preserve">Le nuage semble dessiner comme un arc continu entre fréquences locales </w:t>
-      </w:r>
-      <w:r>
-        <w:rPr>
-          <w:i/>
-          <w:iCs/>
-          <w:lang w:val="fr-FR"/>
-        </w:rPr>
-        <w:t>tf</w:t>
-      </w:r>
-      <w:r>
-        <w:rPr>
-          <w:lang w:val="fr-FR"/>
-        </w:rPr>
-        <w:t xml:space="preserve"> et fréquences exclusives </w:t>
-      </w:r>
-      <w:r>
-        <w:rPr>
-          <w:i/>
-          <w:iCs/>
-          <w:lang w:val="fr-FR"/>
-        </w:rPr>
-        <w:t>extf</w:t>
-      </w:r>
-      <w:r>
-        <w:rPr>
-          <w:lang w:val="fr-FR"/>
-        </w:rPr>
-        <w:t xml:space="preserve">, confirmant les impressions subjectives sur un seul chapitre. Le </w:t>
-      </w:r>
-      <w:r>
-        <w:rPr>
-          <w:i/>
-          <w:iCs/>
-          <w:lang w:val="fr-FR"/>
-        </w:rPr>
-        <w:t>chi2</w:t>
-      </w:r>
-      <w:r>
-        <w:rPr>
-          <w:lang w:val="fr-FR"/>
-        </w:rPr>
-        <w:t xml:space="preserve">, ainsi que </w:t>
-      </w:r>
-      <w:r>
-        <w:rPr>
-          <w:i/>
-          <w:iCs/>
-          <w:lang w:val="fr-FR"/>
-        </w:rPr>
-        <w:t>mi3</w:t>
-      </w:r>
-      <w:r>
-        <w:rPr>
-          <w:lang w:val="fr-FR"/>
-        </w:rPr>
-        <w:t>, semblent se détacher. S’agit-il de cas particuliers, ou le signe que l’arc est un croissant, avec un ventre</w:t>
-      </w:r>
-      <w:r>
-        <w:rPr>
-          <w:lang w:val="fr-FR"/>
-        </w:rPr>
-        <w:t xml:space="preserve"> que nous pourrions remplir si l’on avait trouvé d’autres formules</w:t>
-      </w:r>
-      <w:r>
-        <w:rPr>
-          <w:lang w:val="fr-FR"/>
-        </w:rPr>
-        <w:t> ?</w:t>
-      </w:r>
-    </w:p>
-    <w:p>
-      <w:pPr>
-        <w:pStyle w:val="Heading1"/>
-        <w:rPr>
-          <w:lang w:val="fr-FR"/>
-        </w:rPr>
-      </w:pPr>
-      <w:r>
-        <w:rPr>
-          <w:lang w:val="fr-FR"/>
-        </w:rPr>
-        <w:t xml:space="preserve">§5. </w:t>
-      </w:r>
-      <w:r>
-        <w:rPr>
-          <w:lang w:val="fr-FR"/>
-        </w:rPr>
-        <w:t>Anticiper un</w:t>
-      </w:r>
-      <w:r>
-        <w:rPr>
-          <w:lang w:val="fr-FR"/>
-        </w:rPr>
-        <w:t xml:space="preserve"> mouvement est une intuition du nombre, paramétrer</w:t>
-      </w:r>
-    </w:p>
-    <w:p>
-      <w:pPr>
-        <w:ind w:firstLine="0"/>
-        <w:rPr>
-          <w:lang w:val="fr-FR"/>
-        </w:rPr>
-      </w:pPr>
-      <w:r>
-        <w:rPr>
-          <w:lang w:val="fr-FR"/>
-        </w:rPr>
-        <w:t>Il est difficile de s’y retrouver parmi les 19 formules testées dans la section précédente. Un instrument</w:t>
-      </w:r>
-      <w:r>
-        <w:rPr>
-          <w:lang w:val="fr-FR"/>
-        </w:rPr>
-        <w:t xml:space="preserve"> d’observation</w:t>
-      </w:r>
-      <w:r>
-        <w:rPr>
-          <w:lang w:val="fr-FR"/>
-        </w:rPr>
-        <w:t xml:space="preserve"> peut résulter de calculs complexes, il devient </w:t>
-      </w:r>
-      <w:r>
-        <w:rPr>
-          <w:lang w:val="fr-FR"/>
-        </w:rPr>
-        <w:t>commode</w:t>
-      </w:r>
-      <w:r>
-        <w:rPr>
-          <w:lang w:val="fr-FR"/>
-        </w:rPr>
-        <w:t xml:space="preserve"> </w:t>
-      </w:r>
-      <w:r>
-        <w:rPr>
-          <w:lang w:val="fr-FR"/>
-        </w:rPr>
-        <w:t>lorsque</w:t>
-      </w:r>
-      <w:r>
-        <w:rPr>
-          <w:lang w:val="fr-FR"/>
-        </w:rPr>
-        <w:t xml:space="preserve"> le chercheur peut se faire une intuition de sa variation,</w:t>
-      </w:r>
-      <w:r>
-        <w:rPr>
-          <w:lang w:val="fr-FR"/>
-        </w:rPr>
-        <w:t xml:space="preserve"> </w:t>
-      </w:r>
-      <w:r>
-        <w:rPr>
-          <w:lang w:val="fr-FR"/>
-        </w:rPr>
-        <w:t>si bien qu’il libère une part de sa conscience pour comprendre et interpréter les résultats.</w:t>
-      </w:r>
-    </w:p>
-    <w:p>
-      <w:pPr>
-        <w:ind w:firstLine="708"/>
-        <w:rPr>
-          <w:lang w:val="fr-FR"/>
-        </w:rPr>
-      </w:pPr>
-      <w:r>
-        <w:rPr>
-          <w:lang w:val="fr-FR"/>
-        </w:rPr>
-        <w:t xml:space="preserve">L’esprit peut se faire une idée assez juste d’un phénomène en saisissant son mouvement, </w:t>
-      </w:r>
-      <w:r>
-        <w:rPr>
-          <w:lang w:val="fr-FR"/>
-        </w:rPr>
-        <w:t>ainsi nous lison</w:t>
-      </w:r>
-      <w:r>
-        <w:rPr>
-          <w:lang w:val="fr-FR"/>
-        </w:rPr>
-        <w:t xml:space="preserve"> la trajectoire d’une balle sans calculer son énergie cinétique et la pesanteur.</w:t>
-      </w:r>
-    </w:p>
-    <w:p>
-      <w:pPr>
-        <w:ind w:firstLine="708"/>
-        <w:rPr>
-          <w:lang w:val="fr-FR"/>
-        </w:rPr>
-      </w:pPr>
-      <w:r>
-        <w:rPr>
-          <w:lang w:val="fr-FR"/>
-        </w:rPr>
+        <w:t>idf</w:t>
+      </w:r>
+      <w:r>
+        <w:rPr>
+          <w:i/>
+          <w:iCs/>
+        </w:rPr>
+        <w:t>α</w:t>
+      </w:r>
+      <w:r>
+        <w:t xml:space="preserve"> </w:t>
+      </w:r>
+      <w:r>
         <w:lastRenderedPageBreak/>
-        <w:t>Au lieu de multiples noms d’algorithmes, il serait beaucoup plus commode de trouver un simple curseur qui parcoure toute la variation des formules de spécificités</w:t>
-      </w:r>
-      <w:r>
-        <w:rPr>
-          <w:lang w:val="fr-FR"/>
-        </w:rPr>
-        <w:t>, si bien que le chercheur anticiperait et donc comprendrait la variation.</w:t>
-      </w:r>
-    </w:p>
-    <w:p>
-      <w:pPr>
-        <w:ind w:firstLine="0"/>
-        <w:rPr>
-          <w:lang w:val="fr-FR"/>
-        </w:rPr>
-      </w:pPr>
-    </w:p>
-    <w:p>
-      <w:pPr>
-        <w:ind w:firstLine="0"/>
-        <w:rPr>
-          <w:lang w:val="fr-FR"/>
-        </w:rPr>
-      </w:pPr>
-      <w:r>
-        <w:rPr>
-          <w:lang w:val="fr-FR"/>
-        </w:rPr>
-        <w:t>Plusieurs formules connues offrent un paramétrage</w:t>
-      </w:r>
-      <w:r>
-        <w:rPr>
-          <w:lang w:val="fr-FR"/>
-        </w:rPr>
-        <w:t>.</w:t>
-      </w:r>
-    </w:p>
-    <w:p>
-      <w:pPr>
-        <w:ind w:firstLine="708"/>
-        <w:rPr>
-          <w:lang w:val="fr-FR"/>
-        </w:rPr>
-      </w:pPr>
-      <w:r>
-        <w:rPr>
-          <w:i/>
-          <w:iCs/>
-          <w:lang w:val="fr-FR"/>
-        </w:rPr>
-        <w:t>Simplemath</w:t>
-      </w:r>
-      <w:r>
-        <w:rPr>
-          <w:lang w:val="fr-FR"/>
-        </w:rPr>
-        <w:t xml:space="preserve">s et </w:t>
-      </w:r>
-      <w:r>
-        <w:rPr>
-          <w:i/>
-          <w:iCs/>
-          <w:lang w:val="fr-FR"/>
-        </w:rPr>
-        <w:t>bm25</w:t>
-      </w:r>
-      <w:r>
-        <w:rPr>
-          <w:lang w:val="fr-FR"/>
-        </w:rPr>
-        <w:t xml:space="preserve"> peuvent être réglé</w:t>
-      </w:r>
-      <w:r>
-        <w:rPr>
-          <w:lang w:val="fr-FR"/>
-        </w:rPr>
-        <w:t>e</w:t>
-      </w:r>
-      <w:r>
-        <w:rPr>
-          <w:lang w:val="fr-FR"/>
-        </w:rPr>
-        <w:t xml:space="preserve">s pour tendre vers </w:t>
-      </w:r>
-      <w:r>
-        <w:rPr>
-          <w:i/>
-          <w:iCs/>
-          <w:lang w:val="fr-FR"/>
-        </w:rPr>
-        <w:t>extf</w:t>
-      </w:r>
-      <w:r>
-        <w:rPr>
-          <w:lang w:val="fr-FR"/>
-        </w:rPr>
-        <w:t xml:space="preserve">, </w:t>
-      </w:r>
-      <w:r>
-        <w:rPr>
-          <w:lang w:val="fr-FR"/>
-        </w:rPr>
-        <w:t xml:space="preserve">(dans le graphique </w:t>
-      </w:r>
-      <w:r>
-        <w:rPr>
-          <w:lang w:val="fr-FR"/>
-        </w:rPr>
-        <w:t xml:space="preserve">précédent, </w:t>
-      </w:r>
-      <w:r>
-        <w:rPr>
-          <w:lang w:val="fr-FR"/>
-        </w:rPr>
-        <w:t>remarquer</w:t>
-      </w:r>
-      <w:r>
-        <w:rPr>
-          <w:lang w:val="fr-FR"/>
-        </w:rPr>
-        <w:t xml:space="preserve"> </w:t>
-      </w:r>
-      <w:r>
-        <w:rPr>
-          <w:i/>
-          <w:iCs/>
-          <w:lang w:val="fr-FR"/>
-        </w:rPr>
-        <w:t>simplemaths</w:t>
-      </w:r>
-      <w:r>
-        <w:rPr>
-          <w:lang w:val="fr-FR"/>
-        </w:rPr>
-        <w:t xml:space="preserve"> </w:t>
-      </w:r>
-      <w:r>
-        <w:rPr>
-          <w:lang w:val="fr-FR"/>
-        </w:rPr>
-        <w:t xml:space="preserve">et </w:t>
-      </w:r>
-      <w:r>
-        <w:rPr>
-          <w:i/>
-          <w:iCs/>
-          <w:lang w:val="fr-FR"/>
-        </w:rPr>
-        <w:t>simplemathsk1</w:t>
-      </w:r>
-      <w:r>
-        <w:rPr>
-          <w:lang w:val="fr-FR"/>
-        </w:rPr>
-        <w:t> </w:t>
-      </w:r>
-      <w:r>
-        <w:rPr>
-          <w:lang w:val="fr-FR"/>
-        </w:rPr>
-        <w:t xml:space="preserve">; </w:t>
-      </w:r>
-      <w:r>
-        <w:rPr>
-          <w:i/>
-          <w:iCs/>
-          <w:lang w:val="fr-FR"/>
-        </w:rPr>
-        <w:t>bm25</w:t>
-      </w:r>
-      <w:r>
-        <w:rPr>
-          <w:i/>
-          <w:iCs/>
-          <w:lang w:val="fr-FR"/>
-        </w:rPr>
-        <w:t>k100b1</w:t>
-      </w:r>
-      <w:r>
-        <w:rPr>
-          <w:lang w:val="fr-FR"/>
-        </w:rPr>
-        <w:t xml:space="preserve"> et </w:t>
-      </w:r>
-      <w:r>
-        <w:rPr>
-          <w:i/>
-          <w:iCs/>
-          <w:lang w:val="fr-FR"/>
-        </w:rPr>
-        <w:t>bm25</w:t>
-      </w:r>
-      <w:r>
-        <w:rPr>
-          <w:lang w:val="fr-FR"/>
-        </w:rPr>
-        <w:t>)</w:t>
-      </w:r>
-      <w:r>
-        <w:rPr>
-          <w:lang w:val="fr-FR"/>
-        </w:rPr>
-        <w:t>. Cependant ces fonctions ne peuvent pas tendre vers</w:t>
-      </w:r>
-      <w:r>
-        <w:rPr>
-          <w:lang w:val="fr-FR"/>
-        </w:rPr>
-        <w:t xml:space="preserve"> </w:t>
-      </w:r>
-      <w:r>
-        <w:rPr>
-          <w:i/>
-          <w:iCs/>
-          <w:lang w:val="fr-FR"/>
-        </w:rPr>
-        <w:t>tf</w:t>
-      </w:r>
-      <w:r>
-        <w:rPr>
-          <w:lang w:val="fr-FR"/>
-        </w:rPr>
-        <w:t>.</w:t>
-      </w:r>
-    </w:p>
-    <w:p>
-      <w:pPr>
-        <w:ind w:firstLine="708"/>
-      </w:pPr>
-      <w:r>
-        <w:rPr>
-          <w:lang w:val="fr-FR"/>
-        </w:rPr>
-        <w:t xml:space="preserve">Le classique </w:t>
-      </w:r>
-      <w:r>
-        <w:rPr>
-          <w:i/>
-          <w:iCs/>
-          <w:lang w:val="fr-FR"/>
-        </w:rPr>
-        <w:t>tf</w:t>
-      </w:r>
-      <w:r>
-        <w:rPr>
-          <w:i/>
-          <w:iCs/>
-          <w:lang w:val="fr-FR"/>
-        </w:rPr>
-        <w:t>-</w:t>
-      </w:r>
-      <w:r>
-        <w:rPr>
-          <w:i/>
-          <w:iCs/>
-          <w:lang w:val="fr-FR"/>
-        </w:rPr>
-        <w:t>idf</w:t>
-      </w:r>
-      <w:r>
-        <w:rPr>
-          <w:i/>
-          <w:iCs/>
-        </w:rPr>
-        <w:t>α</w:t>
-      </w:r>
-      <w:r>
-        <w:rPr>
-          <w:lang w:val="fr-FR"/>
-        </w:rPr>
-        <w:t xml:space="preserve"> </w:t>
-      </w:r>
-      <w:r>
-        <w:rPr>
-          <w:lang w:val="fr-FR"/>
-        </w:rPr>
-        <w:t xml:space="preserve">parcoure une ligne entre </w:t>
-      </w:r>
-      <w:r>
-        <w:rPr>
-          <w:i/>
-          <w:iCs/>
-          <w:lang w:val="fr-FR"/>
-        </w:rPr>
-        <w:t>tf</w:t>
-      </w:r>
-      <w:r>
-        <w:rPr>
-          <w:lang w:val="fr-FR"/>
-        </w:rPr>
-        <w:t xml:space="preserve"> et </w:t>
-      </w:r>
-      <w:r>
-        <w:rPr>
-          <w:i/>
-          <w:iCs/>
-          <w:lang w:val="fr-FR"/>
-        </w:rPr>
-        <w:t>extf</w:t>
-      </w:r>
-      <w:r>
-        <w:rPr>
-          <w:lang w:val="fr-FR"/>
-        </w:rPr>
-        <w:t xml:space="preserve"> par un effet mathématique élémentaire. Soit </w:t>
-      </w:r>
-      <w:r>
-        <w:rPr>
-          <w:i/>
-          <w:iCs/>
-          <w:lang w:val="fr-FR"/>
-        </w:rPr>
-        <w:t>tf</w:t>
-      </w:r>
-      <w:r>
-        <w:rPr>
-          <w:lang w:val="fr-FR"/>
-        </w:rPr>
-        <w:t>/</w:t>
-      </w:r>
-      <w:r>
-        <w:rPr>
-          <w:i/>
-          <w:iCs/>
-          <w:lang w:val="fr-FR"/>
-        </w:rPr>
-        <w:t>df</w:t>
-      </w:r>
-      <w:r>
-        <w:rPr>
-          <w:i/>
-          <w:iCs/>
-          <w:vertAlign w:val="superscript"/>
-        </w:rPr>
-        <w:t>α</w:t>
-      </w:r>
-      <w:r>
-        <w:t xml:space="preserve">, où </w:t>
-      </w:r>
-      <w:r>
-        <w:rPr>
-          <w:i/>
-          <w:iCs/>
-        </w:rPr>
-        <w:t>tf</w:t>
-      </w:r>
-      <w:r>
-        <w:t xml:space="preserve"> (</w:t>
-      </w:r>
-      <w:r>
-        <w:rPr>
-          <w:i/>
-          <w:iCs/>
-        </w:rPr>
-        <w:t>term frequency</w:t>
-      </w:r>
-      <w:r>
-        <w:t xml:space="preserve">) est la fréquence d’un terme dans le texte observé, et </w:t>
-      </w:r>
-      <w:r>
-        <w:rPr>
-          <w:i/>
-          <w:iCs/>
-        </w:rPr>
-        <w:t>df</w:t>
-      </w:r>
-      <w:r>
-        <w:t xml:space="preserve"> (</w:t>
-      </w:r>
-      <w:r>
-        <w:rPr>
-          <w:i/>
-          <w:iCs/>
-        </w:rPr>
-        <w:t>document frequency</w:t>
-      </w:r>
-      <w:r>
-        <w:t xml:space="preserve">) est le nombre de textes où apparaît ce terme. </w:t>
-      </w:r>
-      <w:r>
-        <w:t xml:space="preserve">Si </w:t>
-      </w:r>
-      <w:r>
-        <w:rPr>
-          <w:i/>
-          <w:iCs/>
-        </w:rPr>
-        <w:t>α</w:t>
-      </w:r>
-      <w:r>
-        <w:t>=0,</w:t>
-      </w:r>
-      <w:r>
-        <w:t xml:space="preserve"> alors</w:t>
-      </w:r>
-      <w:r>
-        <w:t xml:space="preserve"> le dénominateur</w:t>
-      </w:r>
-      <w:r>
-        <w:t xml:space="preserve"> </w:t>
-      </w:r>
-      <w:r>
-        <w:rPr>
-          <w:i/>
-          <w:iCs/>
-          <w:lang w:val="fr-FR"/>
-        </w:rPr>
-        <w:t>df</w:t>
-      </w:r>
-      <w:r>
-        <w:rPr>
-          <w:i/>
-          <w:iCs/>
-          <w:vertAlign w:val="superscript"/>
-        </w:rPr>
-        <w:t>α</w:t>
-      </w:r>
-      <w:r>
-        <w:t xml:space="preserve">=1, donc </w:t>
-      </w:r>
-      <w:r>
-        <w:rPr>
-          <w:i/>
-          <w:iCs/>
-          <w:lang w:val="fr-FR"/>
-        </w:rPr>
-        <w:t>tf</w:t>
-      </w:r>
-      <w:r>
-        <w:rPr>
-          <w:lang w:val="fr-FR"/>
-        </w:rPr>
-        <w:t>/</w:t>
-      </w:r>
-      <w:r>
-        <w:rPr>
-          <w:i/>
-          <w:iCs/>
-          <w:lang w:val="fr-FR"/>
-        </w:rPr>
-        <w:t>df</w:t>
-      </w:r>
-      <w:r>
-        <w:rPr>
-          <w:i/>
-          <w:iCs/>
-          <w:vertAlign w:val="superscript"/>
-        </w:rPr>
-        <w:t>α</w:t>
-      </w:r>
-      <w:r>
-        <w:t>=</w:t>
-      </w:r>
-      <w:r>
-        <w:rPr>
-          <w:i/>
-          <w:iCs/>
-        </w:rPr>
-        <w:t>tf</w:t>
-      </w:r>
-      <w:r>
-        <w:t xml:space="preserve">, la fréquence relative brute. </w:t>
-      </w:r>
-      <w:r>
-        <w:t>Plus</w:t>
-      </w:r>
-      <w:r>
-        <w:t xml:space="preserve"> </w:t>
-      </w:r>
-      <w:r>
-        <w:rPr>
-          <w:i/>
-          <w:iCs/>
-        </w:rPr>
-        <w:t>α</w:t>
-      </w:r>
-      <w:r>
-        <w:rPr>
-          <w:vertAlign w:val="superscript"/>
-        </w:rPr>
-        <w:t xml:space="preserve"> </w:t>
-      </w:r>
-      <w:r>
-        <w:t xml:space="preserve">augmente, plus </w:t>
-      </w:r>
-      <w:r>
-        <w:rPr>
-          <w:i/>
-          <w:iCs/>
-          <w:lang w:val="fr-FR"/>
-        </w:rPr>
-        <w:t>tf</w:t>
-      </w:r>
-      <w:r>
-        <w:rPr>
-          <w:i/>
-          <w:iCs/>
-          <w:lang w:val="fr-FR"/>
-        </w:rPr>
-        <w:t>-</w:t>
-      </w:r>
-      <w:r>
-        <w:rPr>
-          <w:i/>
-          <w:iCs/>
-          <w:lang w:val="fr-FR"/>
-        </w:rPr>
-        <w:t>idf</w:t>
-      </w:r>
-      <w:r>
-        <w:rPr>
-          <w:i/>
-          <w:iCs/>
-        </w:rPr>
-        <w:t>α</w:t>
-      </w:r>
-      <w:r>
-        <w:t xml:space="preserve"> tend vers </w:t>
+        <w:t xml:space="preserve">tend vers </w:t>
       </w:r>
       <w:r>
         <w:rPr>
@@ -5969,11 +6255,7 @@
         <w:t>RBO</w:t>
       </w:r>
       <w:r>
-        <w:t xml:space="preserve">, ce qui permet d’avoir une matrice de distances entre les 55 sortes de listes de mots-clés. Ces distances sont projetées sur un plan </w:t>
-      </w:r>
-      <w:r>
-        <w:lastRenderedPageBreak/>
-        <w:t xml:space="preserve">avec une </w:t>
+        <w:t xml:space="preserve">, ce qui permet d’avoir une matrice de distances entre les 55 sortes de listes de mots-clés. Ces distances sont projetées sur un plan avec une </w:t>
       </w:r>
       <w:r>
         <w:rPr>
@@ -6155,7 +6437,11 @@
         <w:t>α</w:t>
       </w:r>
       <w:r>
-        <w:t xml:space="preserve"> peut tout à fait approcher la pertinence du </w:t>
+        <w:t xml:space="preserve"> peut tout à fait approcher la </w:t>
+      </w:r>
+      <w:r>
+        <w:lastRenderedPageBreak/>
+        <w:t xml:space="preserve">pertinence du </w:t>
       </w:r>
       <w:r>
         <w:rPr>
@@ -6617,12 +6903,21 @@
       <w:pPr>
         <w:ind w:firstLine="0"/>
       </w:pPr>
-      <w:r>
-        <w:rPr>
-          <w:i/>
-          <w:iCs/>
-        </w:rPr>
-        <w:t>tdfidfloa0.56 </w:t>
+      <w:proofErr w:type="gramStart"/>
+      <w:r>
+        <w:rPr>
+          <w:i/>
+          <w:iCs/>
+        </w:rPr>
+        <w:t>tdfidfloa</w:t>
+      </w:r>
+      <w:proofErr w:type="gramEnd"/>
+      <w:r>
+        <w:rPr>
+          <w:i/>
+          <w:iCs/>
+        </w:rPr>
+        <w:t>0.56 </w:t>
       </w:r>
       <w:r>
         <w:t xml:space="preserve">: </w:t>
@@ -6638,12 +6933,21 @@
       <w:pPr>
         <w:ind w:firstLine="0"/>
       </w:pPr>
-      <w:r>
-        <w:rPr>
-          <w:i/>
-          <w:iCs/>
-        </w:rPr>
-        <w:t>tdfidf1.14</w:t>
+      <w:proofErr w:type="gramStart"/>
+      <w:r>
+        <w:rPr>
+          <w:i/>
+          <w:iCs/>
+        </w:rPr>
+        <w:t>tdfidf</w:t>
+      </w:r>
+      <w:proofErr w:type="gramEnd"/>
+      <w:r>
+        <w:rPr>
+          <w:i/>
+          <w:iCs/>
+        </w:rPr>
+        <w:t>1.14</w:t>
       </w:r>
       <w:r>
         <w:t xml:space="preserve"> : </w:t>
@@ -6659,12 +6963,21 @@
       <w:pPr>
         <w:ind w:firstLine="0"/>
       </w:pPr>
-      <w:r>
-        <w:rPr>
-          <w:i/>
-          <w:iCs/>
-        </w:rPr>
-        <w:t>fishera1.47</w:t>
+      <w:proofErr w:type="gramStart"/>
+      <w:r>
+        <w:rPr>
+          <w:i/>
+          <w:iCs/>
+        </w:rPr>
+        <w:t>fishera</w:t>
+      </w:r>
+      <w:proofErr w:type="gramEnd"/>
+      <w:r>
+        <w:rPr>
+          <w:i/>
+          <w:iCs/>
+        </w:rPr>
+        <w:t>1.47</w:t>
       </w:r>
       <w:r>
         <w:t xml:space="preserve"> : </w:t>
@@ -6701,12 +7014,21 @@
       <w:pPr>
         <w:ind w:firstLine="0"/>
       </w:pPr>
-      <w:r>
-        <w:rPr>
-          <w:i/>
-          <w:iCs/>
-        </w:rPr>
-        <w:t>chi2a0.43</w:t>
+      <w:proofErr w:type="gramStart"/>
+      <w:r>
+        <w:rPr>
+          <w:i/>
+          <w:iCs/>
+        </w:rPr>
+        <w:t>chi</w:t>
+      </w:r>
+      <w:proofErr w:type="gramEnd"/>
+      <w:r>
+        <w:rPr>
+          <w:i/>
+          <w:iCs/>
+        </w:rPr>
+        <w:t>2a0.43</w:t>
       </w:r>
       <w:r>
         <w:t xml:space="preserve"> : </w:t>
@@ -6730,6 +7052,7 @@
       <w:r>
         <w:t xml:space="preserve">relevant les hautes fréquences </w:t>
       </w:r>
+      <w:proofErr w:type="spellStart"/>
       <w:r>
         <w:rPr>
           <w:i/>
@@ -6737,6 +7060,7 @@
         </w:rPr>
         <w:t>tf</w:t>
       </w:r>
+      <w:proofErr w:type="spellEnd"/>
       <w:r>
         <w:t>, l</w:t>
       </w:r>
@@ -6756,6 +7080,7 @@
       <w:r>
         <w:t xml:space="preserve">vers les termes exclusifs </w:t>
       </w:r>
+      <w:proofErr w:type="spellStart"/>
       <w:r>
         <w:rPr>
           <w:i/>
@@ -6763,6 +7088,7 @@
         </w:rPr>
         <w:t>extf</w:t>
       </w:r>
+      <w:proofErr w:type="spellEnd"/>
       <w:r>
         <w:rPr>
           <w:i/>
@@ -6808,6 +7134,7 @@
       <w:r>
         <w:t xml:space="preserve"> pour le haut du tableau. Les </w:t>
       </w:r>
+      <w:proofErr w:type="spellStart"/>
       <w:r>
         <w:rPr>
           <w:i/>
@@ -6815,6 +7142,7 @@
         </w:rPr>
         <w:t>tf-idf</w:t>
       </w:r>
+      <w:proofErr w:type="spellEnd"/>
       <w:r>
         <w:t xml:space="preserve"> diffèrent un peu dans les rangs, mais rien à cette échelle ne permet de préférer l’un ou l’autre.</w:t>
       </w:r>
@@ -7572,6 +7900,28 @@
       <w:r>
         <w:t xml:space="preserve"> </w:t>
       </w:r>
+      <w:r>
+        <w:t>https://www.sketchengine.eu/documentation/simple-maths</w:t>
+      </w:r>
+      <w:r>
+        <w:t>/</w:t>
+      </w:r>
+    </w:p>
+  </w:footnote>
+  <w:footnote w:id="13">
+    <w:p>
+      <w:pPr>
+        <w:pStyle w:val="FootnoteText"/>
+      </w:pPr>
+      <w:r>
+        <w:rPr>
+          <w:rStyle w:val="FootnoteReference"/>
+        </w:rPr>
+        <w:footnoteRef/>
+      </w:r>
+      <w:r>
+        <w:t xml:space="preserve"> </w:t>
+      </w:r>
       <w:hyperlink r:id="rId19" w:history="1">
         <w:r>
           <w:rPr>
@@ -7585,7 +7935,7 @@
       </w:r>
     </w:p>
   </w:footnote>
-  <w:footnote w:id="13">
+  <w:footnote w:id="14">
     <w:p>
       <w:pPr>
         <w:pStyle w:val="FootnoteText"/>
@@ -7638,7 +7988,7 @@
       </w:hyperlink>
     </w:p>
   </w:footnote>
-  <w:footnote w:id="14">
+  <w:footnote w:id="15">
     <w:p>
       <w:pPr>
         <w:pStyle w:val="FootnoteText"/>
@@ -7665,7 +8015,7 @@
       </w:r>
     </w:p>
   </w:footnote>
-  <w:footnote w:id="15">
+  <w:footnote w:id="16">
     <w:p>
       <w:pPr>
         <w:pStyle w:val="FootnoteText"/>
@@ -7692,7 +8042,7 @@
       </w:r>
     </w:p>
   </w:footnote>
-  <w:footnote w:id="16">
+  <w:footnote w:id="17">
     <w:p>
       <w:pPr>
         <w:pStyle w:val="FootnoteText"/>
@@ -7719,7 +8069,7 @@
       </w:r>
     </w:p>
   </w:footnote>
-  <w:footnote w:id="17">
+  <w:footnote w:id="18">
     <w:p>
       <w:pPr>
         <w:pStyle w:val="FootnoteText"/>

--- a/docs/glorieux-specif.docx
+++ b/docs/glorieux-specif.docx
@@ -98,26 +98,10 @@
         <w:t>Pour l</w:t>
       </w:r>
       <w:r>
-        <w:t xml:space="preserve">es moteurs de recherche plein texte (et la </w:t>
-      </w:r>
-      <w:proofErr w:type="spellStart"/>
-      <w:r>
-        <w:t>textométrie</w:t>
-      </w:r>
-      <w:proofErr w:type="spellEnd"/>
-      <w:r>
-        <w:t xml:space="preserve"> en général), </w:t>
-      </w:r>
-      <w:r>
-        <w:t>une formule de spécificité (</w:t>
-      </w:r>
-      <w:proofErr w:type="spellStart"/>
-      <w:r>
-        <w:t>keyness</w:t>
-      </w:r>
-      <w:proofErr w:type="spellEnd"/>
-      <w:r>
-        <w:t xml:space="preserve">) </w:t>
+        <w:t xml:space="preserve">es moteurs de recherche plein texte (et la textométrie en général), </w:t>
+      </w:r>
+      <w:r>
+        <w:t xml:space="preserve">une formule de spécificité (keyness) </w:t>
       </w:r>
       <w:r>
         <w:t>mesure à quel point un</w:t>
@@ -322,15 +306,7 @@
         <w:t xml:space="preserve">et article </w:t>
       </w:r>
       <w:r>
-        <w:t xml:space="preserve">vise à expliquer ce que montrer différentes formules </w:t>
-      </w:r>
-      <w:proofErr w:type="spellStart"/>
-      <w:r>
-        <w:t>du</w:t>
-      </w:r>
-      <w:proofErr w:type="spellEnd"/>
-      <w:r>
-        <w:t xml:space="preserve"> domaine, et propose une formule paramétrable qui couvre en partie le spectre</w:t>
+        <w:t>vise à expliquer ce que montrer différentes formules du domaine, et propose une formule paramétrable qui couvre en partie le spectre</w:t>
       </w:r>
     </w:p>
     <w:p>
@@ -1180,34 +1156,26 @@
         <w:t xml:space="preserve"> </w:t>
       </w:r>
       <w:r>
+        <w:t xml:space="preserve">dans les </w:t>
+      </w:r>
+      <w:r>
+        <w:t xml:space="preserve"> romans picaresques</w:t>
+      </w:r>
+      <w:r>
+        <w:t xml:space="preserve">, </w:t>
+      </w:r>
+      <w:r>
+        <w:t xml:space="preserve">que Dumas imite </w:t>
+      </w:r>
+      <w:r>
+        <w:t>par exemple</w:t>
+      </w:r>
+      <w:r>
+        <w:t xml:space="preserve"> </w:t>
+      </w:r>
+      <w:r>
         <w:t xml:space="preserve">dans </w:t>
       </w:r>
-      <w:proofErr w:type="gramStart"/>
-      <w:r>
-        <w:t xml:space="preserve">les </w:t>
-      </w:r>
-      <w:r>
-        <w:t xml:space="preserve"> romans</w:t>
-      </w:r>
-      <w:proofErr w:type="gramEnd"/>
-      <w:r>
-        <w:t xml:space="preserve"> picaresques</w:t>
-      </w:r>
-      <w:r>
-        <w:t xml:space="preserve">, </w:t>
-      </w:r>
-      <w:r>
-        <w:t xml:space="preserve">que Dumas imite </w:t>
-      </w:r>
-      <w:r>
-        <w:t>par exemple</w:t>
-      </w:r>
-      <w:r>
-        <w:t xml:space="preserve"> </w:t>
-      </w:r>
-      <w:r>
-        <w:t xml:space="preserve">dans </w:t>
-      </w:r>
       <w:r>
         <w:rPr>
           <w:i/>
@@ -1267,18 +1235,10 @@
         <w:t>ces listes</w:t>
       </w:r>
       <w:r>
-        <w:t xml:space="preserve"> méritent d’être examinées car </w:t>
-      </w:r>
-      <w:proofErr w:type="gramStart"/>
-      <w:r>
-        <w:t xml:space="preserve">elles </w:t>
-      </w:r>
-      <w:r>
-        <w:t xml:space="preserve"> sont</w:t>
-      </w:r>
-      <w:proofErr w:type="gramEnd"/>
-      <w:r>
-        <w:t xml:space="preserve"> significatives de ce qu’une formule</w:t>
+        <w:t xml:space="preserve"> méritent d’être examinées car elles </w:t>
+      </w:r>
+      <w:r>
+        <w:t xml:space="preserve"> sont significatives de ce qu’une formule</w:t>
       </w:r>
       <w:r>
         <w:t xml:space="preserve"> ca</w:t>
@@ -1585,15 +1545,8 @@
           <w:iCs/>
         </w:rPr>
       </w:pPr>
-      <w:proofErr w:type="spellStart"/>
-      <w:proofErr w:type="gramStart"/>
-      <w:r>
-        <w:t>subTF</w:t>
-      </w:r>
-      <w:proofErr w:type="spellEnd"/>
-      <w:proofErr w:type="gramEnd"/>
-      <w:r>
-        <w:t>-IDF</w:t>
+      <w:r>
+        <w:t>subTF-IDF</w:t>
       </w:r>
       <w:r>
         <w:t> </w:t>
@@ -1655,13 +1608,8 @@
       <w:pPr>
         <w:ind w:firstLine="0"/>
       </w:pPr>
-      <w:proofErr w:type="gramStart"/>
-      <w:r>
-        <w:t>χ</w:t>
-      </w:r>
-      <w:proofErr w:type="gramEnd"/>
-      <w:r>
-        <w:t>²</w:t>
+      <w:r>
+        <w:t>χ²</w:t>
       </w:r>
       <w:r>
         <w:t> :</w:t>
@@ -1720,11 +1668,9 @@
           <w:iCs/>
         </w:rPr>
       </w:pPr>
-      <w:proofErr w:type="spellStart"/>
       <w:r>
         <w:t>SimpleMaths</w:t>
       </w:r>
-      <w:proofErr w:type="spellEnd"/>
       <w:r>
         <w:t>(k=1)</w:t>
       </w:r>
@@ -1813,31 +1759,7 @@
         <w:t>,</w:t>
       </w:r>
       <w:r>
-        <w:t xml:space="preserve"> Berghem, suceur, Bos, </w:t>
-      </w:r>
-      <w:proofErr w:type="spellStart"/>
-      <w:r>
-        <w:t>Nidros</w:t>
-      </w:r>
-      <w:proofErr w:type="spellEnd"/>
-      <w:r>
-        <w:t xml:space="preserve">, </w:t>
-      </w:r>
-      <w:proofErr w:type="spellStart"/>
-      <w:r>
-        <w:t>brachioures</w:t>
-      </w:r>
-      <w:proofErr w:type="spellEnd"/>
-      <w:r>
-        <w:t xml:space="preserve">, </w:t>
-      </w:r>
-      <w:proofErr w:type="spellStart"/>
-      <w:r>
-        <w:t>clupanodons</w:t>
-      </w:r>
-      <w:proofErr w:type="spellEnd"/>
-      <w:r>
-        <w:t>, corégone</w:t>
+        <w:t xml:space="preserve"> Berghem, suceur, Bos, Nidros, brachioures, clupanodons, corégone</w:t>
       </w:r>
     </w:p>
     <w:p>
@@ -1861,29 +1783,12 @@
       <w:r>
         <w:t>. TF (</w:t>
       </w:r>
-      <w:proofErr w:type="spellStart"/>
-      <w:r>
-        <w:rPr>
-          <w:i/>
-          <w:iCs/>
-        </w:rPr>
-        <w:t>term</w:t>
-      </w:r>
-      <w:proofErr w:type="spellEnd"/>
-      <w:r>
-        <w:rPr>
-          <w:i/>
-          <w:iCs/>
-        </w:rPr>
-        <w:t xml:space="preserve"> </w:t>
-      </w:r>
-      <w:proofErr w:type="spellStart"/>
-      <w:r>
-        <w:rPr>
-          <w:i/>
-          <w:iCs/>
-        </w:rPr>
-        <w:t>freque</w:t>
+      <w:r>
+        <w:rPr>
+          <w:i/>
+          <w:iCs/>
+        </w:rPr>
+        <w:t>term freque</w:t>
       </w:r>
       <w:r>
         <w:rPr>
@@ -1899,7 +1804,6 @@
         </w:rPr>
         <w:t>cy</w:t>
       </w:r>
-      <w:proofErr w:type="spellEnd"/>
       <w:r>
         <w:t>) est la liste des termes du chapitre en ordre d</w:t>
       </w:r>
@@ -1924,17 +1828,8 @@
           <w:i/>
           <w:iCs/>
         </w:rPr>
-        <w:t xml:space="preserve"> </w:t>
-      </w:r>
-      <w:proofErr w:type="spellStart"/>
-      <w:r>
-        <w:rPr>
-          <w:i/>
-          <w:iCs/>
-        </w:rPr>
-        <w:t>frequency</w:t>
-      </w:r>
-      <w:proofErr w:type="spellEnd"/>
+        <w:t xml:space="preserve"> frequency</w:t>
+      </w:r>
       <w:r>
         <w:t>) est en ordre du nombre d</w:t>
       </w:r>
@@ -1961,17 +1856,8 @@
           <w:i/>
           <w:iCs/>
         </w:rPr>
-        <w:t xml:space="preserve">document </w:t>
-      </w:r>
-      <w:proofErr w:type="spellStart"/>
-      <w:r>
-        <w:rPr>
-          <w:i/>
-          <w:iCs/>
-        </w:rPr>
-        <w:t>frequency</w:t>
-      </w:r>
-      <w:proofErr w:type="spellEnd"/>
+        <w:t>document frequency</w:t>
+      </w:r>
       <w:r>
         <w:t>) est en ordre du nombre de documents avec ce terme dans le corpus</w:t>
       </w:r>
@@ -1988,15 +1874,7 @@
         <w:t>.</w:t>
       </w:r>
       <w:r>
-        <w:t xml:space="preserve"> Il y a </w:t>
-      </w:r>
-      <w:proofErr w:type="gramStart"/>
-      <w:r>
-        <w:t>quelques variation</w:t>
-      </w:r>
-      <w:proofErr w:type="gramEnd"/>
-      <w:r>
-        <w:t xml:space="preserve"> d’ordre difficile à interpréter pour l’instant.</w:t>
+        <w:t xml:space="preserve"> Il y a quelques variation d’ordre difficile à interpréter pour l’instant.</w:t>
       </w:r>
     </w:p>
     <w:p>
@@ -2029,7 +1907,6 @@
       <w:r>
         <w:t xml:space="preserve"> des termes exclusivement dans ce texte (donc avec </w:t>
       </w:r>
-      <w:proofErr w:type="spellStart"/>
       <w:r>
         <w:rPr>
           <w:i/>
@@ -2037,7 +1914,6 @@
         </w:rPr>
         <w:t>df</w:t>
       </w:r>
-      <w:proofErr w:type="spellEnd"/>
       <w:r>
         <w:t xml:space="preserve">=1). </w:t>
       </w:r>
@@ -2133,17 +2009,8 @@
         <w:t xml:space="preserve"> classique,</w:t>
       </w:r>
       <w:r>
-        <w:t xml:space="preserve"> ainsi que le </w:t>
-      </w:r>
-      <w:proofErr w:type="spellStart"/>
-      <w:r>
-        <w:t>SimpleMaths</w:t>
-      </w:r>
-      <w:proofErr w:type="spellEnd"/>
-      <w:r>
-        <w:t xml:space="preserve"> de Kilgariff dans </w:t>
-      </w:r>
-      <w:proofErr w:type="spellStart"/>
+        <w:t xml:space="preserve"> ainsi que le SimpleMaths de Kilgariff dans </w:t>
+      </w:r>
       <w:r>
         <w:rPr>
           <w:i/>
@@ -2151,7 +2018,6 @@
         </w:rPr>
         <w:t>SketchEngine</w:t>
       </w:r>
-      <w:proofErr w:type="spellEnd"/>
       <w:r>
         <w:rPr>
           <w:rStyle w:val="FootnoteReference"/>
@@ -2230,15 +2096,7 @@
         <w:t>χ²</w:t>
       </w:r>
       <w:r>
-        <w:t xml:space="preserve"> et </w:t>
-      </w:r>
-      <w:proofErr w:type="spellStart"/>
-      <w:r>
-        <w:t>SimpleMaths</w:t>
-      </w:r>
-      <w:proofErr w:type="spellEnd"/>
-      <w:r>
-        <w:t xml:space="preserve"> sont</w:t>
+        <w:t xml:space="preserve"> et SimpleMaths sont</w:t>
       </w:r>
       <w:r>
         <w:t xml:space="preserve"> trop spécifique.</w:t>
@@ -2248,16 +2106,11 @@
       <w:pPr>
         <w:ind w:firstLine="708"/>
       </w:pPr>
-      <w:proofErr w:type="spellStart"/>
       <w:r>
         <w:t>Su</w:t>
       </w:r>
       <w:r>
-        <w:t>bTF</w:t>
-      </w:r>
-      <w:proofErr w:type="spellEnd"/>
-      <w:r>
-        <w:t>-IDF</w:t>
+        <w:t>bTF-IDF</w:t>
       </w:r>
       <w:r>
         <w:t xml:space="preserve"> et </w:t>
@@ -2882,7 +2735,6 @@
       <w:pPr>
         <w:ind w:firstLine="0"/>
       </w:pPr>
-      <w:proofErr w:type="spellStart"/>
       <w:r>
         <w:t>S</w:t>
       </w:r>
@@ -2893,11 +2745,7 @@
         <w:t>M</w:t>
       </w:r>
       <w:r>
-        <w:t>aths</w:t>
-      </w:r>
-      <w:proofErr w:type="spellEnd"/>
-      <w:r>
-        <w:t> </w:t>
+        <w:t>aths </w:t>
       </w:r>
       <w:r>
         <w:t xml:space="preserve">: </w:t>
@@ -2987,15 +2835,8 @@
       <w:pPr>
         <w:ind w:firstLine="0"/>
       </w:pPr>
-      <w:proofErr w:type="spellStart"/>
-      <w:proofErr w:type="gramStart"/>
-      <w:r>
-        <w:t>subTF</w:t>
-      </w:r>
-      <w:proofErr w:type="spellEnd"/>
-      <w:proofErr w:type="gramEnd"/>
-      <w:r>
-        <w:t>-IDF</w:t>
+      <w:r>
+        <w:t>subTF-IDF</w:t>
       </w:r>
       <w:r>
         <w:t> </w:t>
@@ -3073,13 +2914,8 @@
       <w:pPr>
         <w:ind w:firstLine="0"/>
       </w:pPr>
-      <w:proofErr w:type="gramStart"/>
-      <w:r>
-        <w:t>χ</w:t>
-      </w:r>
-      <w:proofErr w:type="gramEnd"/>
-      <w:r>
-        <w:t>²</w:t>
+      <w:r>
+        <w:t>χ²</w:t>
       </w:r>
       <w:r>
         <w:t> </w:t>
@@ -3122,7 +2958,6 @@
       <w:pPr>
         <w:ind w:firstLine="0"/>
       </w:pPr>
-      <w:proofErr w:type="spellStart"/>
       <w:r>
         <w:t>S</w:t>
       </w:r>
@@ -3135,7 +2970,6 @@
       <w:r>
         <w:t>aths</w:t>
       </w:r>
-      <w:proofErr w:type="spellEnd"/>
       <w:r>
         <w:t>(k=1)</w:t>
       </w:r>
@@ -3266,10 +3100,10 @@
         <w:t>cependant</w:t>
       </w:r>
       <w:r>
-        <w:t xml:space="preserve"> des mots très généraux </w:t>
-      </w:r>
-      <w:r>
-        <w:t>qui disent peu de la scène</w:t>
+        <w:t xml:space="preserve"> des mots </w:t>
+      </w:r>
+      <w:r>
+        <w:t>disent peu de la scène</w:t>
       </w:r>
       <w:r>
         <w:t xml:space="preserve"> </w:t>
@@ -3366,7 +3200,524 @@
         <w:t xml:space="preserve"> sont des verbes d’expression propres au genre du roman</w:t>
       </w:r>
       <w:r>
-        <w:t>, que l’on remarque aussi dans CF ou DF</w:t>
+        <w:t> </w:t>
+      </w:r>
+      <w:r>
+        <w:t>;</w:t>
+      </w:r>
+      <w:r>
+        <w:t xml:space="preserve"> </w:t>
+      </w:r>
+      <w:r>
+        <w:rPr>
+          <w:i/>
+          <w:iCs/>
+        </w:rPr>
+        <w:t>capitaine</w:t>
+      </w:r>
+      <w:r>
+        <w:t xml:space="preserve"> et </w:t>
+      </w:r>
+      <w:r>
+        <w:rPr>
+          <w:i/>
+          <w:iCs/>
+        </w:rPr>
+        <w:t>mer</w:t>
+      </w:r>
+      <w:r>
+        <w:t xml:space="preserve"> tiennent au sous-genre du roman d’aventure</w:t>
+      </w:r>
+      <w:r>
+        <w:t> ; ce</w:t>
+      </w:r>
+      <w:r>
+        <w:t xml:space="preserve"> que </w:t>
+      </w:r>
+      <w:r>
+        <w:t>confirment avec</w:t>
+      </w:r>
+      <w:r>
+        <w:t xml:space="preserve"> CF ou DF</w:t>
+      </w:r>
+      <w:r>
+        <w:t>.</w:t>
+      </w:r>
+    </w:p>
+    <w:p>
+      <w:pPr>
+        <w:ind w:firstLine="708"/>
+      </w:pPr>
+      <w:r>
+        <w:t>Le thème du chapitre est beaucoup mieux exprimé par</w:t>
+      </w:r>
+      <w:r>
+        <w:t xml:space="preserve"> les mots</w:t>
+      </w:r>
+      <w:r>
+        <w:t xml:space="preserve"> </w:t>
+      </w:r>
+      <w:r>
+        <w:rPr>
+          <w:i/>
+          <w:iCs/>
+        </w:rPr>
+        <w:t>p</w:t>
+      </w:r>
+      <w:r>
+        <w:rPr>
+          <w:i/>
+          <w:iCs/>
+        </w:rPr>
+        <w:t>o</w:t>
+      </w:r>
+      <w:r>
+        <w:rPr>
+          <w:i/>
+          <w:iCs/>
+        </w:rPr>
+        <w:t>ulpe</w:t>
+      </w:r>
+      <w:r>
+        <w:t xml:space="preserve">, </w:t>
+      </w:r>
+      <w:r>
+        <w:rPr>
+          <w:i/>
+          <w:iCs/>
+        </w:rPr>
+        <w:t>monstre</w:t>
+      </w:r>
+      <w:r>
+        <w:t>,</w:t>
+      </w:r>
+      <w:r>
+        <w:t xml:space="preserve"> et</w:t>
+      </w:r>
+      <w:r>
+        <w:t xml:space="preserve"> </w:t>
+      </w:r>
+      <w:r>
+        <w:rPr>
+          <w:i/>
+          <w:iCs/>
+        </w:rPr>
+        <w:t>calmar</w:t>
+      </w:r>
+      <w:r>
+        <w:t>.</w:t>
+      </w:r>
+      <w:r>
+        <w:t xml:space="preserve"> </w:t>
+      </w:r>
+      <w:r>
+        <w:t xml:space="preserve">Filtrer les mots </w:t>
+      </w:r>
+      <w:r>
+        <w:t>grammaticaux</w:t>
+      </w:r>
+      <w:r>
+        <w:t xml:space="preserve"> ne suffit pas,</w:t>
+      </w:r>
+      <w:r>
+        <w:t xml:space="preserve"> faut-il étendre indéfiniment la liste des mots non souhaités ?</w:t>
+      </w:r>
+    </w:p>
+    <w:p>
+      <w:pPr>
+        <w:ind w:firstLine="708"/>
+      </w:pPr>
+    </w:p>
+    <w:p>
+      <w:pPr>
+        <w:ind w:firstLine="0"/>
+      </w:pPr>
+      <w:r>
+        <w:t>Cette expérience sur un seul chapitre se confirmerait sur tout autre texte, elle rend sensible l’utilité</w:t>
+      </w:r>
+      <w:r>
+        <w:t xml:space="preserve"> de pondérer la fréquence </w:t>
+      </w:r>
+      <w:r>
+        <w:t>locale</w:t>
+      </w:r>
+      <w:r>
+        <w:t xml:space="preserve"> </w:t>
+      </w:r>
+      <w:r>
+        <w:t>par</w:t>
+      </w:r>
+      <w:r>
+        <w:t xml:space="preserve"> </w:t>
+      </w:r>
+      <w:r>
+        <w:t>d</w:t>
+      </w:r>
+      <w:r>
+        <w:t>e</w:t>
+      </w:r>
+      <w:r>
+        <w:t>s fréquences globales</w:t>
+      </w:r>
+      <w:r>
+        <w:t xml:space="preserve"> (CF, occurrences sur tout le corpus ; DF, nombre de documents)</w:t>
+      </w:r>
+      <w:r>
+        <w:t>.</w:t>
+      </w:r>
+    </w:p>
+    <w:p>
+      <w:pPr>
+        <w:ind w:firstLine="708"/>
+      </w:pPr>
+      <w:r>
+        <w:t>Le</w:t>
+      </w:r>
+      <w:r>
+        <w:t xml:space="preserve"> trio (</w:t>
+      </w:r>
+      <w:r>
+        <w:rPr>
+          <w:i/>
+          <w:iCs/>
+        </w:rPr>
+        <w:t>poulpe</w:t>
+      </w:r>
+      <w:r>
+        <w:t xml:space="preserve">, </w:t>
+      </w:r>
+      <w:r>
+        <w:rPr>
+          <w:i/>
+          <w:iCs/>
+        </w:rPr>
+        <w:t>calmar</w:t>
+      </w:r>
+      <w:r>
+        <w:t xml:space="preserve">, </w:t>
+      </w:r>
+      <w:r>
+        <w:rPr>
+          <w:i/>
+          <w:iCs/>
+        </w:rPr>
+        <w:t>monstre</w:t>
+      </w:r>
+      <w:r>
+        <w:t>)</w:t>
+      </w:r>
+      <w:r>
+        <w:t xml:space="preserve"> </w:t>
+      </w:r>
+      <w:r>
+        <w:t>semble un bon indicateur des mots les plus sémantiques</w:t>
+      </w:r>
+      <w:r>
+        <w:t>.</w:t>
+      </w:r>
+      <w:r>
+        <w:t xml:space="preserve"> </w:t>
+      </w:r>
+      <w:r>
+        <w:t>Plusieurs</w:t>
+      </w:r>
+      <w:r>
+        <w:t xml:space="preserve"> </w:t>
+      </w:r>
+      <w:r>
+        <w:t>formules</w:t>
+      </w:r>
+      <w:r>
+        <w:t xml:space="preserve"> semblent alors se détacher</w:t>
+      </w:r>
+      <w:r>
+        <w:t xml:space="preserve"> comme les plus pertinentes</w:t>
+      </w:r>
+      <w:r>
+        <w:t>,</w:t>
+      </w:r>
+      <w:r>
+        <w:t xml:space="preserve"> TF-IDF, </w:t>
+      </w:r>
+      <w:r>
+        <w:t>G²</w:t>
+      </w:r>
+      <w:r>
+        <w:t>, TXM, comme vu à la section précédente ;</w:t>
+      </w:r>
+      <w:r>
+        <w:t xml:space="preserve"> mais aussi</w:t>
+      </w:r>
+      <w:r>
+        <w:t xml:space="preserve"> </w:t>
+      </w:r>
+      <w:r>
+        <w:t>S</w:t>
+      </w:r>
+      <w:r>
+        <w:t>imple</w:t>
+      </w:r>
+      <w:r>
+        <w:t>M</w:t>
+      </w:r>
+      <w:r>
+        <w:t xml:space="preserve">aths et </w:t>
+      </w:r>
+      <w:r>
+        <w:t>BM</w:t>
+      </w:r>
+      <w:r>
+        <w:t>25</w:t>
+      </w:r>
+      <w:r>
+        <w:t xml:space="preserve">, </w:t>
+      </w:r>
+      <w:r>
+        <w:t>une fois leur paramétrage sont ajustés à la taille du corpus.</w:t>
+      </w:r>
+      <w:r>
+        <w:t xml:space="preserve"> Les formules dans la queue du spectre promeuvent trop de mots rares voire exclusifs.</w:t>
+      </w:r>
+    </w:p>
+    <w:p>
+      <w:pPr>
+        <w:ind w:firstLine="708"/>
+      </w:pPr>
+      <w:r>
+        <w:t xml:space="preserve">Retenons que certaines formules sont paramétrables. </w:t>
+      </w:r>
+      <w:r>
+        <w:t xml:space="preserve">Il s’agit maintenant de confirmer ces impressions </w:t>
+      </w:r>
+      <w:r>
+        <w:t>sur des masses plus importantes</w:t>
+      </w:r>
+      <w:r>
+        <w:t>.</w:t>
+      </w:r>
+    </w:p>
+    <w:p>
+      <w:pPr>
+        <w:pStyle w:val="Heading1"/>
+      </w:pPr>
+      <w:r>
+        <w:t>§</w:t>
+      </w:r>
+      <w:r>
+        <w:t>4</w:t>
+      </w:r>
+      <w:r>
+        <w:t>. 7 </w:t>
+      </w:r>
+      <w:r>
+        <w:t>0</w:t>
+      </w:r>
+      <w:r>
+        <w:t>00 chapitres</w:t>
+      </w:r>
+      <w:r>
+        <w:t xml:space="preserve"> </w:t>
+      </w:r>
+      <w:r>
+        <w:t>×</w:t>
+      </w:r>
+      <w:r>
+        <w:t xml:space="preserve"> 100 mots clés </w:t>
+      </w:r>
+      <w:r>
+        <w:t>×</w:t>
+      </w:r>
+      <w:r>
+        <w:t xml:space="preserve"> </w:t>
+      </w:r>
+      <w:r>
+        <w:t>25</w:t>
+      </w:r>
+      <w:r>
+        <w:t xml:space="preserve"> formules</w:t>
+      </w:r>
+    </w:p>
+    <w:p>
+      <w:pPr>
+        <w:ind w:firstLine="0"/>
+      </w:pPr>
+      <w:r>
+        <w:t>Soient tous les chapitres lemmatisés de Balzac, Dumas, Sand, Verne, Zola</w:t>
+      </w:r>
+      <w:r>
+        <w:t xml:space="preserve"> de plus de 1000 mots</w:t>
+      </w:r>
+      <w:r>
+        <w:t>. En sont extrait</w:t>
+      </w:r>
+      <w:r>
+        <w:t>s</w:t>
+      </w:r>
+      <w:r>
+        <w:t xml:space="preserve"> 100 mots-clés</w:t>
+      </w:r>
+      <w:r>
+        <w:t xml:space="preserve"> sans mots grammaticaux ni noms propres,</w:t>
+      </w:r>
+      <w:r>
+        <w:t xml:space="preserve"> </w:t>
+      </w:r>
+      <w:r>
+        <w:t>selon</w:t>
+      </w:r>
+      <w:r>
+        <w:t xml:space="preserve"> le score</w:t>
+      </w:r>
+      <w:r>
+        <w:t xml:space="preserve"> </w:t>
+      </w:r>
+      <w:r>
+        <w:t>de plusieurs formules classiques</w:t>
+      </w:r>
+      <w:r>
+        <w:t>.</w:t>
+      </w:r>
+    </w:p>
+    <w:p>
+      <w:pPr>
+        <w:ind w:firstLine="708"/>
+      </w:pPr>
+      <w:r>
+        <w:t>Toutes ces listes</w:t>
+      </w:r>
+      <w:r>
+        <w:t xml:space="preserve"> de mots-clés</w:t>
+      </w:r>
+      <w:r>
+        <w:rPr>
+          <w:rStyle w:val="FootnoteReference"/>
+        </w:rPr>
+        <w:footnoteReference w:id="13"/>
+      </w:r>
+      <w:r>
+        <w:t xml:space="preserve"> sont comparées 2 à 2</w:t>
+      </w:r>
+      <w:r>
+        <w:t xml:space="preserve"> pour chaque chapitre</w:t>
+      </w:r>
+      <w:r>
+        <w:t xml:space="preserve"> </w:t>
+      </w:r>
+      <w:r>
+        <w:t>selon</w:t>
+      </w:r>
+      <w:r>
+        <w:t xml:space="preserve"> une distance</w:t>
+      </w:r>
+      <w:r>
+        <w:t xml:space="preserve"> dite </w:t>
+      </w:r>
+      <w:r>
+        <w:rPr>
+          <w:i/>
+          <w:iCs/>
+        </w:rPr>
+        <w:t>RBO</w:t>
+      </w:r>
+      <w:r>
+        <w:t xml:space="preserve"> </w:t>
+      </w:r>
+      <w:r>
+        <w:t>(</w:t>
+      </w:r>
+      <w:r>
+        <w:rPr>
+          <w:i/>
+          <w:iCs/>
+        </w:rPr>
+        <w:t>Rank-Biased Overlap</w:t>
+      </w:r>
+      <w:r>
+        <w:rPr>
+          <w:rStyle w:val="FootnoteReference"/>
+        </w:rPr>
+        <w:footnoteReference w:id="14"/>
+      </w:r>
+      <w:r>
+        <w:t>)</w:t>
+      </w:r>
+      <w:r>
+        <w:t>. Cette mesure a été mise au point pour comparer des listes de résultats de recherche ; elle tient compte du ran</w:t>
+      </w:r>
+      <w:r>
+        <w:t>g</w:t>
+      </w:r>
+      <w:r>
+        <w:t xml:space="preserve"> d’un résultat, et admet des li</w:t>
+      </w:r>
+      <w:r>
+        <w:t>s</w:t>
+      </w:r>
+      <w:r>
+        <w:t>tes de taille</w:t>
+      </w:r>
+      <w:r>
+        <w:t>s</w:t>
+      </w:r>
+      <w:r>
+        <w:t xml:space="preserve"> inégale</w:t>
+      </w:r>
+      <w:r>
+        <w:t>s, c’est notamment nécessaire pour les mots exclusifs (</w:t>
+      </w:r>
+      <w:r>
+        <w:t>EXTF</w:t>
+      </w:r>
+      <w:r>
+        <w:t>) qui peuvent être moins nombreux que 100.</w:t>
+      </w:r>
+      <w:r>
+        <w:t xml:space="preserve"> Cet indice donne 0 si les listes sont identiques, et 1 si elles ne partagent aucun </w:t>
+      </w:r>
+      <w:r>
+        <w:t>élément</w:t>
+      </w:r>
+      <w:r>
+        <w:t>.</w:t>
+      </w:r>
+      <w:r>
+        <w:t xml:space="preserve"> </w:t>
+      </w:r>
+      <w:r>
+        <w:t>La distance entre deux algorithmes est</w:t>
+      </w:r>
+      <w:r>
+        <w:t xml:space="preserve"> la moyenne des distances</w:t>
+      </w:r>
+      <w:r>
+        <w:t xml:space="preserve"> pour chaque</w:t>
+      </w:r>
+      <w:r>
+        <w:t xml:space="preserve"> chapitre</w:t>
+      </w:r>
+      <w:r>
+        <w:t>.</w:t>
+      </w:r>
+      <w:r>
+        <w:t xml:space="preserve"> </w:t>
+      </w:r>
+      <w:r>
+        <w:t>U</w:t>
+      </w:r>
+      <w:r>
+        <w:t>ne même formule comparée avec elle-même</w:t>
+      </w:r>
+      <w:r>
+        <w:t xml:space="preserve"> a</w:t>
+      </w:r>
+      <w:r>
+        <w:t xml:space="preserve"> un</w:t>
+      </w:r>
+      <w:r>
+        <w:t>e</w:t>
+      </w:r>
+      <w:r>
+        <w:t xml:space="preserve"> distance égale à 0</w:t>
       </w:r>
       <w:r>
         <w:t> ;</w:t>
@@ -3375,343 +3726,239 @@
         <w:t xml:space="preserve"> </w:t>
       </w:r>
       <w:r>
-        <w:rPr>
-          <w:i/>
-          <w:iCs/>
-        </w:rPr>
-        <w:t>capitaine</w:t>
-      </w:r>
-      <w:r>
-        <w:t xml:space="preserve"> et </w:t>
-      </w:r>
-      <w:r>
-        <w:rPr>
-          <w:i/>
-          <w:iCs/>
-        </w:rPr>
-        <w:t>mer</w:t>
-      </w:r>
-      <w:r>
-        <w:t xml:space="preserve"> tiennent au sous-genre du roman d’aventure</w:t>
-      </w:r>
-      <w:r>
+        <w:t>TF</w:t>
+      </w:r>
+      <w:r>
+        <w:t xml:space="preserve"> et</w:t>
+      </w:r>
+      <w:r>
+        <w:t xml:space="preserve"> </w:t>
+      </w:r>
+      <w:r>
+        <w:lastRenderedPageBreak/>
+        <w:t>EXTF</w:t>
+      </w:r>
+      <w:r>
+        <w:t xml:space="preserve"> sont les plus éloignées </w:t>
+      </w:r>
+      <w:r>
+        <w:t xml:space="preserve">: </w:t>
+      </w:r>
+      <w:r>
+        <w:t>~1.0 (quelques textes très courts</w:t>
+      </w:r>
+      <w:r>
+        <w:t xml:space="preserve"> peuvent</w:t>
+      </w:r>
+      <w:r>
+        <w:t xml:space="preserve"> </w:t>
+      </w:r>
+      <w:r>
+        <w:t>avoir</w:t>
+      </w:r>
+      <w:r>
+        <w:t xml:space="preserve"> des mots exclusifs</w:t>
+      </w:r>
+      <w:r>
+        <w:t xml:space="preserve"> dans la fin de la liste </w:t>
+      </w:r>
+      <w:r>
+        <w:t>TF</w:t>
+      </w:r>
+      <w:r>
+        <w:t>).</w:t>
+      </w:r>
+    </w:p>
+    <w:p>
+      <w:pPr>
+        <w:ind w:firstLine="708"/>
+        <w:rPr>
+          <w:lang w:val="fr-FR"/>
+        </w:rPr>
+      </w:pPr>
+      <w:r>
+        <w:t>T</w:t>
+      </w:r>
+      <w:r>
+        <w:t xml:space="preserve">outes ces distances </w:t>
+      </w:r>
+      <w:r>
+        <w:t xml:space="preserve">2 à 2 </w:t>
+      </w:r>
+      <w:r>
+        <w:t>forment</w:t>
+      </w:r>
+      <w:r>
+        <w:t xml:space="preserve"> une matrice </w:t>
+      </w:r>
+      <w:r>
+        <w:t>avec une ligne et une colonne pour chaque formule</w:t>
+      </w:r>
+      <w:r>
+        <w:t xml:space="preserve">. </w:t>
+      </w:r>
+      <w:r>
+        <w:t>Comment en donner une représentation synthétique qu’un humain peut saisir ? Le graphique ci-dess</w:t>
+      </w:r>
+      <w:r>
+        <w:t>o</w:t>
+      </w:r>
+      <w:r>
+        <w:t>us est une « </w:t>
+      </w:r>
+      <w:r>
+        <w:rPr>
+          <w:lang w:val="fr-FR"/>
+        </w:rPr>
+        <w:t>a</w:t>
+      </w:r>
+      <w:r>
+        <w:rPr>
+          <w:lang w:val="fr-FR"/>
+        </w:rPr>
+        <w:t>nalyse en composantes principales</w:t>
+      </w:r>
+      <w:r>
+        <w:rPr>
+          <w:lang w:val="fr-FR"/>
+        </w:rPr>
+        <w:t> » (</w:t>
+      </w:r>
+      <w:r>
+        <w:rPr>
+          <w:i/>
+          <w:iCs/>
+          <w:lang w:val="fr-FR"/>
+        </w:rPr>
+        <w:t>PCoA</w:t>
+      </w:r>
+      <w:r>
+        <w:rPr>
+          <w:lang w:val="fr-FR"/>
+        </w:rPr>
+        <w:t xml:space="preserve">) qui projette les </w:t>
+      </w:r>
+      <w:r>
+        <w:rPr>
+          <w:lang w:val="fr-FR"/>
+        </w:rPr>
+        <w:t>multiples</w:t>
+      </w:r>
+      <w:r>
+        <w:rPr>
+          <w:lang w:val="fr-FR"/>
+        </w:rPr>
+        <w:t xml:space="preserve"> dimensions de la matrice initiale sur les 2 dimensions d’un plan. Cette projection conserve</w:t>
+      </w:r>
+      <w:r>
+        <w:rPr>
+          <w:lang w:val="fr-FR"/>
+        </w:rPr>
+        <w:t xml:space="preserve"> </w:t>
+      </w:r>
+      <w:r>
+        <w:rPr>
+          <w:lang w:val="fr-FR"/>
+        </w:rPr>
+        <w:t>environ</w:t>
+      </w:r>
+      <w:r>
+        <w:rPr>
+          <w:lang w:val="fr-FR"/>
+        </w:rPr>
+        <w:t xml:space="preserve"> </w:t>
+      </w:r>
+      <w:r>
+        <w:rPr>
+          <w:lang w:val="fr-FR"/>
+        </w:rPr>
+        <w:t>85</w:t>
+      </w:r>
+      <w:r>
+        <w:rPr>
+          <w:lang w:val="fr-FR"/>
+        </w:rPr>
+        <w:t xml:space="preserve">% de la variation, </w:t>
+      </w:r>
+      <w:r>
+        <w:rPr>
+          <w:lang w:val="fr-FR"/>
+        </w:rPr>
+        <w:t>elle</w:t>
+      </w:r>
+      <w:r>
+        <w:rPr>
+          <w:lang w:val="fr-FR"/>
+        </w:rPr>
+        <w:t xml:space="preserve"> est donc très représentative de</w:t>
+      </w:r>
+      <w:r>
+        <w:rPr>
+          <w:lang w:val="fr-FR"/>
+        </w:rPr>
+        <w:t xml:space="preserve"> la matrice</w:t>
+      </w:r>
+      <w:r>
+        <w:rPr>
+          <w:lang w:val="fr-FR"/>
+        </w:rPr>
         <w:t>.</w:t>
       </w:r>
-    </w:p>
-    <w:p>
-      <w:pPr>
-        <w:ind w:firstLine="708"/>
-      </w:pPr>
-      <w:r>
-        <w:t>Le thème du chapitre est beaucoup mieux exprimé par</w:t>
-      </w:r>
-      <w:r>
-        <w:t xml:space="preserve"> les mots</w:t>
-      </w:r>
-      <w:r>
-        <w:t xml:space="preserve"> </w:t>
-      </w:r>
-      <w:r>
-        <w:rPr>
-          <w:i/>
-          <w:iCs/>
-        </w:rPr>
-        <w:t>p</w:t>
-      </w:r>
-      <w:r>
-        <w:rPr>
-          <w:i/>
-          <w:iCs/>
-        </w:rPr>
-        <w:t>o</w:t>
-      </w:r>
-      <w:r>
-        <w:rPr>
-          <w:i/>
-          <w:iCs/>
-        </w:rPr>
-        <w:t>ulpe</w:t>
-      </w:r>
-      <w:r>
-        <w:t xml:space="preserve">, </w:t>
-      </w:r>
-      <w:r>
-        <w:rPr>
-          <w:i/>
-          <w:iCs/>
-        </w:rPr>
-        <w:t>monstre</w:t>
-      </w:r>
-      <w:r>
-        <w:t>,</w:t>
-      </w:r>
-      <w:r>
-        <w:t xml:space="preserve"> et</w:t>
-      </w:r>
-      <w:r>
-        <w:t xml:space="preserve"> </w:t>
-      </w:r>
-      <w:r>
-        <w:rPr>
-          <w:i/>
-          <w:iCs/>
-        </w:rPr>
-        <w:t>calmar</w:t>
-      </w:r>
-      <w:r>
-        <w:t>.</w:t>
-      </w:r>
-      <w:r>
-        <w:t xml:space="preserve"> </w:t>
-      </w:r>
-      <w:r>
-        <w:t xml:space="preserve">Filtrer les mots </w:t>
-      </w:r>
-      <w:r>
-        <w:t>grammaticaux</w:t>
-      </w:r>
-      <w:r>
-        <w:t xml:space="preserve"> ne suffit pas,</w:t>
-      </w:r>
-      <w:r>
-        <w:t xml:space="preserve"> faut-il étendre indéfiniment la liste des mots non souhaités ?</w:t>
-      </w:r>
-    </w:p>
-    <w:p>
-      <w:pPr>
-        <w:ind w:firstLine="708"/>
-      </w:pPr>
+      <w:r>
+        <w:rPr>
+          <w:lang w:val="fr-FR"/>
+        </w:rPr>
+        <w:t xml:space="preserve"> Les </w:t>
+      </w:r>
+      <w:r>
+        <w:rPr>
+          <w:lang w:val="fr-FR"/>
+        </w:rPr>
+        <w:t>formules</w:t>
+      </w:r>
+      <w:r>
+        <w:rPr>
+          <w:lang w:val="fr-FR"/>
+        </w:rPr>
+        <w:t xml:space="preserve"> proches </w:t>
+      </w:r>
+      <w:r>
+        <w:rPr>
+          <w:lang w:val="fr-FR"/>
+        </w:rPr>
+        <w:t>produisent</w:t>
+      </w:r>
+      <w:r>
+        <w:rPr>
+          <w:lang w:val="fr-FR"/>
+        </w:rPr>
+        <w:t xml:space="preserve"> des listes de mots-clés similaires, les points éloignés diffèrent. </w:t>
+      </w:r>
     </w:p>
     <w:p>
       <w:pPr>
         <w:ind w:firstLine="0"/>
-      </w:pPr>
-      <w:r>
-        <w:t>Cette expérience sur un seul chapitre se confirmerait sur tout autre texte, elle rend sensible l’utilité</w:t>
-      </w:r>
-      <w:r>
-        <w:t xml:space="preserve"> de pondérer la fréquence </w:t>
-      </w:r>
-      <w:r>
-        <w:t>locale</w:t>
-      </w:r>
-      <w:r>
-        <w:t xml:space="preserve"> </w:t>
-      </w:r>
-      <w:r>
-        <w:t>par</w:t>
-      </w:r>
-      <w:r>
-        <w:t xml:space="preserve"> </w:t>
-      </w:r>
-      <w:r>
-        <w:t>d</w:t>
-      </w:r>
-      <w:r>
-        <w:t>e</w:t>
-      </w:r>
-      <w:r>
-        <w:t>s fréquences globales</w:t>
-      </w:r>
-      <w:r>
-        <w:t xml:space="preserve"> (CF, occurrences sur tout le corpus ; DF, nombre de documents)</w:t>
-      </w:r>
-      <w:r>
-        <w:t>.</w:t>
-      </w:r>
-    </w:p>
-    <w:p>
-      <w:pPr>
-        <w:ind w:firstLine="708"/>
-      </w:pPr>
-      <w:r>
-        <w:t>Le</w:t>
-      </w:r>
-      <w:r>
-        <w:t xml:space="preserve"> trio (</w:t>
-      </w:r>
-      <w:r>
-        <w:rPr>
-          <w:i/>
-          <w:iCs/>
-        </w:rPr>
-        <w:t>poulpe</w:t>
-      </w:r>
-      <w:r>
-        <w:t xml:space="preserve">, </w:t>
-      </w:r>
-      <w:r>
-        <w:rPr>
-          <w:i/>
-          <w:iCs/>
-        </w:rPr>
-        <w:t>calmar</w:t>
-      </w:r>
-      <w:r>
-        <w:t xml:space="preserve">, </w:t>
-      </w:r>
-      <w:r>
-        <w:rPr>
-          <w:i/>
-          <w:iCs/>
-        </w:rPr>
-        <w:t>monstre</w:t>
-      </w:r>
-      <w:r>
-        <w:t>)</w:t>
-      </w:r>
-      <w:r>
-        <w:t xml:space="preserve"> </w:t>
-      </w:r>
-      <w:r>
-        <w:t>semble un bon indicateur des mots les plus sémantiques</w:t>
-      </w:r>
-      <w:r>
-        <w:t>.</w:t>
-      </w:r>
-      <w:r>
-        <w:t xml:space="preserve"> </w:t>
-      </w:r>
-      <w:r>
-        <w:t>Plusieurs</w:t>
-      </w:r>
-      <w:r>
-        <w:t xml:space="preserve"> </w:t>
-      </w:r>
-      <w:r>
-        <w:t>formules</w:t>
-      </w:r>
-      <w:r>
-        <w:t xml:space="preserve"> semblent alors se détacher</w:t>
-      </w:r>
-      <w:r>
-        <w:t xml:space="preserve"> comme les plus pertinentes</w:t>
-      </w:r>
-      <w:r>
-        <w:t>,</w:t>
-      </w:r>
-      <w:r>
-        <w:t xml:space="preserve"> TF-IDF, </w:t>
-      </w:r>
-      <w:r>
-        <w:t>G²</w:t>
-      </w:r>
-      <w:r>
-        <w:t>, TXM, comme vu à la section précédente ;</w:t>
-      </w:r>
-      <w:r>
-        <w:t xml:space="preserve"> mais aussi</w:t>
-      </w:r>
-      <w:r>
-        <w:t xml:space="preserve"> </w:t>
-      </w:r>
-      <w:proofErr w:type="spellStart"/>
-      <w:r>
-        <w:t>S</w:t>
-      </w:r>
-      <w:r>
-        <w:t>imple</w:t>
-      </w:r>
-      <w:r>
-        <w:t>M</w:t>
-      </w:r>
-      <w:r>
-        <w:t>aths</w:t>
-      </w:r>
-      <w:proofErr w:type="spellEnd"/>
-      <w:r>
-        <w:t xml:space="preserve"> et </w:t>
-      </w:r>
-      <w:r>
-        <w:t>BM</w:t>
-      </w:r>
-      <w:r>
-        <w:t>25</w:t>
-      </w:r>
-      <w:r>
-        <w:t xml:space="preserve">, </w:t>
-      </w:r>
-      <w:r>
-        <w:t>une fois leur paramétrage sont ajustés à la taille du corpus.</w:t>
-      </w:r>
-      <w:r>
-        <w:t xml:space="preserve"> Les formules dans la queue du spectre promeuvent trop de mots rares voire exclusifs.</w:t>
-      </w:r>
-    </w:p>
-    <w:p>
-      <w:pPr>
-        <w:ind w:firstLine="708"/>
-      </w:pPr>
-      <w:r>
-        <w:t xml:space="preserve">Retenons que certaines formules sont paramétrables. </w:t>
-      </w:r>
-      <w:r>
-        <w:t xml:space="preserve">Il s’agit maintenant de confirmer ces impressions </w:t>
-      </w:r>
-      <w:r>
-        <w:t>sur des masses plus importantes</w:t>
-      </w:r>
-      <w:r>
-        <w:t>.</w:t>
-      </w:r>
-    </w:p>
-    <w:p>
-      <w:pPr>
-        <w:pStyle w:val="Heading1"/>
-      </w:pPr>
-      <w:r>
-        <w:lastRenderedPageBreak/>
-        <w:t>§</w:t>
-      </w:r>
-      <w:r>
-        <w:t>4</w:t>
-      </w:r>
-      <w:r>
-        <w:t>. 7 </w:t>
-      </w:r>
-      <w:r>
-        <w:t>0</w:t>
-      </w:r>
-      <w:r>
-        <w:t>00 chapitres</w:t>
-      </w:r>
-      <w:r>
-        <w:t xml:space="preserve"> </w:t>
-      </w:r>
-      <w:r>
-        <w:t>×</w:t>
-      </w:r>
-      <w:r>
-        <w:t xml:space="preserve"> 100 mots clés </w:t>
-      </w:r>
-      <w:r>
-        <w:t>×</w:t>
-      </w:r>
-      <w:r>
-        <w:t xml:space="preserve"> 19 formules</w:t>
-      </w:r>
-    </w:p>
-    <w:p>
-      <w:pPr>
-        <w:ind w:firstLine="0"/>
+        <w:rPr>
+          <w:lang w:val="fr-FR"/>
+        </w:rPr>
       </w:pPr>
       <w:r>
         <w:rPr>
           <w:noProof/>
         </w:rPr>
         <w:drawing>
-          <wp:anchor distT="0" distB="0" distL="114300" distR="114300" simplePos="0" relativeHeight="251661312" behindDoc="0" locked="0" layoutInCell="1" allowOverlap="1" wp14:anchorId="76A1CACB" wp14:editId="16CF0D90">
+          <wp:anchor distT="0" distB="0" distL="114300" distR="114300" simplePos="0" relativeHeight="251665408" behindDoc="0" locked="0" layoutInCell="1" allowOverlap="1" wp14:anchorId="3A130EF5" wp14:editId="25CD4881">
             <wp:simplePos x="0" y="0"/>
             <wp:positionH relativeFrom="column">
               <wp:posOffset>44450</wp:posOffset>
             </wp:positionH>
             <wp:positionV relativeFrom="paragraph">
-              <wp:posOffset>95250</wp:posOffset>
+              <wp:posOffset>259080</wp:posOffset>
             </wp:positionV>
             <wp:extent cx="5760720" cy="3439160"/>
             <wp:effectExtent l="0" t="0" r="0" b="8890"/>
             <wp:wrapTopAndBottom/>
-            <wp:docPr id="1626944940" name="Graphic 1"/>
+            <wp:docPr id="940263395" name="Graphic 1"/>
             <wp:cNvGraphicFramePr>
               <a:graphicFrameLocks xmlns:a="http://schemas.openxmlformats.org/drawingml/2006/main" noChangeAspect="1"/>
             </wp:cNvGraphicFramePr>
@@ -3719,7 +3966,7 @@
               <a:graphicData uri="http://schemas.openxmlformats.org/drawingml/2006/picture">
                 <pic:pic xmlns:pic="http://schemas.openxmlformats.org/drawingml/2006/picture">
                   <pic:nvPicPr>
-                    <pic:cNvPr id="1626944940" name=""/>
+                    <pic:cNvPr id="940263395" name=""/>
                     <pic:cNvPicPr/>
                   </pic:nvPicPr>
                   <pic:blipFill>
@@ -3753,89 +4000,1521 @@
     <w:p>
       <w:pPr>
         <w:ind w:firstLine="0"/>
-      </w:pPr>
-      <w:r>
-        <w:t>Le graphique ci-dessus est le produit du processus suivant.</w:t>
+        <w:rPr>
+          <w:lang w:val="fr-FR"/>
+        </w:rPr>
+      </w:pPr>
+    </w:p>
+    <w:p>
+      <w:pPr>
+        <w:ind w:firstLine="0"/>
+        <w:rPr>
+          <w:lang w:val="fr-FR"/>
+        </w:rPr>
+      </w:pPr>
+      <w:r>
+        <w:rPr>
+          <w:lang w:val="fr-FR"/>
+        </w:rPr>
+        <w:t>L</w:t>
+      </w:r>
+      <w:r>
+        <w:rPr>
+          <w:lang w:val="fr-FR"/>
+        </w:rPr>
+        <w:t>es développeurs d’applications linguistiques</w:t>
+      </w:r>
+      <w:r>
+        <w:rPr>
+          <w:lang w:val="fr-FR"/>
+        </w:rPr>
+        <w:t xml:space="preserve"> savent que toutes les formules ne donnent pas les mêmes résultats</w:t>
+      </w:r>
+      <w:r>
+        <w:rPr>
+          <w:lang w:val="fr-FR"/>
+        </w:rPr>
+        <w:t xml:space="preserve">. Ainsi </w:t>
+      </w:r>
+      <w:r>
+        <w:rPr>
+          <w:i/>
+          <w:iCs/>
+          <w:lang w:val="fr-FR"/>
+        </w:rPr>
+        <w:t>Frantext</w:t>
+      </w:r>
+      <w:r>
+        <w:rPr>
+          <w:rStyle w:val="FootnoteReference"/>
+          <w:lang w:val="fr-FR"/>
+        </w:rPr>
+        <w:footnoteReference w:id="15"/>
+      </w:r>
+      <w:r>
+        <w:rPr>
+          <w:lang w:val="fr-FR"/>
+        </w:rPr>
+        <w:t xml:space="preserve"> propose les scores :</w:t>
+      </w:r>
+      <w:r>
+        <w:rPr>
+          <w:lang w:val="fr-FR"/>
+        </w:rPr>
+        <w:t xml:space="preserve"> TF </w:t>
+      </w:r>
+      <w:r>
+        <w:rPr>
+          <w:lang w:val="fr-FR"/>
+        </w:rPr>
+        <w:t>(fréquence),</w:t>
+      </w:r>
+      <w:r>
+        <w:rPr>
+          <w:lang w:val="fr-FR"/>
+        </w:rPr>
+        <w:t xml:space="preserve"> </w:t>
+      </w:r>
+      <w:r>
+        <w:rPr>
+          <w:lang w:val="fr-FR"/>
+        </w:rPr>
+        <w:t>G²</w:t>
+      </w:r>
+      <w:r>
+        <w:rPr>
+          <w:lang w:val="fr-FR"/>
+        </w:rPr>
+        <w:t xml:space="preserve"> </w:t>
+      </w:r>
+      <w:r>
+        <w:rPr>
+          <w:lang w:val="fr-FR"/>
+        </w:rPr>
+        <w:t>(</w:t>
+      </w:r>
+      <w:r>
+        <w:rPr>
+          <w:i/>
+          <w:iCs/>
+          <w:lang w:val="fr-FR"/>
+        </w:rPr>
+        <w:t>Loglikelihood</w:t>
+      </w:r>
+      <w:r>
+        <w:rPr>
+          <w:lang w:val="fr-FR"/>
+        </w:rPr>
+        <w:t xml:space="preserve">), </w:t>
+      </w:r>
+      <w:r>
+        <w:rPr>
+          <w:i/>
+          <w:iCs/>
+          <w:lang w:val="fr-FR"/>
+        </w:rPr>
+        <w:t>z</w:t>
+      </w:r>
+      <w:r>
+        <w:rPr>
+          <w:i/>
+          <w:iCs/>
+          <w:lang w:val="fr-FR"/>
+        </w:rPr>
+        <w:t>-</w:t>
+      </w:r>
+      <w:r>
+        <w:rPr>
+          <w:i/>
+          <w:iCs/>
+          <w:lang w:val="fr-FR"/>
+        </w:rPr>
+        <w:t>score</w:t>
+      </w:r>
+      <w:r>
+        <w:rPr>
+          <w:lang w:val="fr-FR"/>
+        </w:rPr>
+        <w:t xml:space="preserve">, </w:t>
+      </w:r>
+      <w:r>
+        <w:rPr>
+          <w:i/>
+          <w:iCs/>
+          <w:lang w:val="fr-FR"/>
+        </w:rPr>
+        <w:t>t</w:t>
+      </w:r>
+      <w:r>
+        <w:rPr>
+          <w:i/>
+          <w:iCs/>
+          <w:lang w:val="fr-FR"/>
+        </w:rPr>
+        <w:t>-</w:t>
+      </w:r>
+      <w:r>
+        <w:rPr>
+          <w:i/>
+          <w:iCs/>
+          <w:lang w:val="fr-FR"/>
+        </w:rPr>
+        <w:t>score</w:t>
+      </w:r>
+      <w:r>
+        <w:rPr>
+          <w:lang w:val="fr-FR"/>
+        </w:rPr>
+        <w:t xml:space="preserve">, et </w:t>
+      </w:r>
+      <w:r>
+        <w:rPr>
+          <w:i/>
+          <w:iCs/>
+          <w:lang w:val="fr-FR"/>
+        </w:rPr>
+        <w:t>MI</w:t>
+      </w:r>
+      <w:r>
+        <w:rPr>
+          <w:lang w:val="fr-FR"/>
+        </w:rPr>
+        <w:t xml:space="preserve"> (information mutuelle)</w:t>
+      </w:r>
+      <w:r>
+        <w:rPr>
+          <w:rStyle w:val="FootnoteReference"/>
+          <w:lang w:val="fr-FR"/>
+        </w:rPr>
+        <w:footnoteReference w:id="16"/>
+      </w:r>
+      <w:r>
+        <w:rPr>
+          <w:lang w:val="fr-FR"/>
+        </w:rPr>
+        <w:t xml:space="preserve">. </w:t>
+      </w:r>
+      <w:r>
+        <w:rPr>
+          <w:i/>
+          <w:iCs/>
+          <w:lang w:val="fr-FR"/>
+        </w:rPr>
+        <w:t>SketchEngine</w:t>
+      </w:r>
+      <w:r>
+        <w:rPr>
+          <w:rStyle w:val="FootnoteReference"/>
+          <w:i/>
+          <w:iCs/>
+          <w:lang w:val="fr-FR"/>
+        </w:rPr>
+        <w:footnoteReference w:id="17"/>
+      </w:r>
+      <w:r>
+        <w:rPr>
+          <w:lang w:val="fr-FR"/>
+        </w:rPr>
+        <w:t xml:space="preserve"> ajoute encore </w:t>
+      </w:r>
+      <w:r>
+        <w:rPr>
+          <w:i/>
+          <w:iCs/>
+          <w:lang w:val="fr-FR"/>
+        </w:rPr>
+        <w:t>MI</w:t>
+      </w:r>
+      <w:r>
+        <w:rPr>
+          <w:i/>
+          <w:iCs/>
+          <w:vertAlign w:val="superscript"/>
+          <w:lang w:val="fr-FR"/>
+        </w:rPr>
+        <w:t>3</w:t>
+      </w:r>
+      <w:r>
+        <w:rPr>
+          <w:lang w:val="fr-FR"/>
+        </w:rPr>
+        <w:t xml:space="preserve">, </w:t>
+      </w:r>
+      <w:r>
+        <w:rPr>
+          <w:i/>
+          <w:iCs/>
+          <w:lang w:val="fr-FR"/>
+        </w:rPr>
+        <w:t>LogDice</w:t>
+      </w:r>
+      <w:r>
+        <w:rPr>
+          <w:lang w:val="fr-FR"/>
+        </w:rPr>
+        <w:t xml:space="preserve">, </w:t>
+      </w:r>
+      <w:r>
+        <w:rPr>
+          <w:i/>
+          <w:iCs/>
+          <w:lang w:val="fr-FR"/>
+        </w:rPr>
+        <w:t>MI.log-f</w:t>
+      </w:r>
+      <w:r>
+        <w:rPr>
+          <w:lang w:val="fr-FR"/>
+        </w:rPr>
+        <w:t xml:space="preserve"> et </w:t>
+      </w:r>
+      <w:r>
+        <w:rPr>
+          <w:i/>
+          <w:iCs/>
+          <w:lang w:val="fr-FR"/>
+        </w:rPr>
+        <w:t>minimum sensitivity</w:t>
+      </w:r>
+      <w:r>
+        <w:rPr>
+          <w:rStyle w:val="FootnoteReference"/>
+          <w:i/>
+          <w:iCs/>
+          <w:lang w:val="fr-FR"/>
+        </w:rPr>
+        <w:footnoteReference w:id="18"/>
+      </w:r>
+      <w:r>
+        <w:rPr>
+          <w:lang w:val="fr-FR"/>
+        </w:rPr>
+        <w:t> ; nous en avons collecter et implémenter quelques autres dans la litérature.</w:t>
       </w:r>
     </w:p>
     <w:p>
       <w:pPr>
         <w:ind w:firstLine="708"/>
-      </w:pPr>
-      <w:r>
-        <w:t>Soient tous les chapitres lemmatisés de Balzac, Dumas, Sand, Verne, Zola. En sont extrait</w:t>
-      </w:r>
-      <w:r>
-        <w:t>s</w:t>
-      </w:r>
-      <w:r>
-        <w:t xml:space="preserve"> 100 mots-clés</w:t>
-      </w:r>
-      <w:r>
-        <w:t xml:space="preserve"> sans mots grammaticaux ni noms propres,</w:t>
-      </w:r>
-      <w:r>
-        <w:t xml:space="preserve"> </w:t>
-      </w:r>
-      <w:r>
-        <w:t>selon</w:t>
-      </w:r>
-      <w:r>
-        <w:t xml:space="preserve"> le score</w:t>
-      </w:r>
-      <w:r>
-        <w:t xml:space="preserve"> </w:t>
-      </w:r>
-      <w:r>
-        <w:t>de plusieurs formules classiques</w:t>
-      </w:r>
-      <w:r>
+        <w:rPr>
+          <w:lang w:val="fr-FR"/>
+        </w:rPr>
+      </w:pPr>
+      <w:r>
+        <w:rPr>
+          <w:lang w:val="fr-FR"/>
+        </w:rPr>
+        <w:t xml:space="preserve">En effet, </w:t>
+      </w:r>
+      <w:r>
+        <w:rPr>
+          <w:lang w:val="fr-FR"/>
+        </w:rPr>
+        <w:t>l</w:t>
+      </w:r>
+      <w:r>
+        <w:rPr>
+          <w:lang w:val="fr-FR"/>
+        </w:rPr>
+        <w:t>a variété des</w:t>
+      </w:r>
+      <w:r>
+        <w:rPr>
+          <w:lang w:val="fr-FR"/>
+        </w:rPr>
+        <w:t xml:space="preserve"> tailles</w:t>
+      </w:r>
+      <w:r>
+        <w:rPr>
+          <w:lang w:val="fr-FR"/>
+        </w:rPr>
+        <w:t xml:space="preserve"> de corpus et</w:t>
+      </w:r>
+      <w:r>
+        <w:rPr>
+          <w:lang w:val="fr-FR"/>
+        </w:rPr>
+        <w:t xml:space="preserve"> de partitions </w:t>
+      </w:r>
+      <w:r>
+        <w:rPr>
+          <w:lang w:val="fr-FR"/>
+        </w:rPr>
+        <w:t>peut demander des réglages différents. On peut comparer</w:t>
+      </w:r>
+      <w:r>
+        <w:rPr>
+          <w:lang w:val="fr-FR"/>
+        </w:rPr>
+        <w:t xml:space="preserve"> un texte, un livre, un auteur, une année, la co-occurrence autour d’un mot</w:t>
+      </w:r>
+      <w:r>
+        <w:rPr>
+          <w:lang w:val="fr-FR"/>
+        </w:rPr>
         <w:t>.</w:t>
       </w:r>
+      <w:r>
+        <w:rPr>
+          <w:lang w:val="fr-FR"/>
+        </w:rPr>
+        <w:t xml:space="preserve"> </w:t>
+      </w:r>
+      <w:r>
+        <w:rPr>
+          <w:lang w:val="fr-FR"/>
+        </w:rPr>
+        <w:t>Un</w:t>
+      </w:r>
+      <w:r>
+        <w:rPr>
+          <w:lang w:val="fr-FR"/>
+        </w:rPr>
+        <w:t xml:space="preserve"> chercheur peut</w:t>
+      </w:r>
+      <w:r>
+        <w:rPr>
+          <w:lang w:val="fr-FR"/>
+        </w:rPr>
+        <w:t xml:space="preserve"> aussi</w:t>
+      </w:r>
+      <w:r>
+        <w:rPr>
+          <w:lang w:val="fr-FR"/>
+        </w:rPr>
+        <w:t xml:space="preserve"> s’intéresser à des relations très fortes, par exemple les collocations pour lequel le score d’exclusivité est important</w:t>
+      </w:r>
+      <w:r>
+        <w:rPr>
+          <w:lang w:val="fr-FR"/>
+        </w:rPr>
+        <w:t> ;</w:t>
+      </w:r>
+      <w:r>
+        <w:rPr>
+          <w:lang w:val="fr-FR"/>
+        </w:rPr>
+        <w:t xml:space="preserve"> ou bien très lâches, comme observer des thématiques partagées à travers de gros corpus. Il est vain de promettre la formule universelle.</w:t>
+      </w:r>
     </w:p>
     <w:p>
       <w:pPr>
         <w:ind w:firstLine="708"/>
-      </w:pPr>
-      <w:r>
-        <w:t>Toutes ces listes</w:t>
-      </w:r>
-      <w:r>
-        <w:t xml:space="preserve"> de mots-clés</w:t>
-      </w:r>
-      <w:r>
-        <w:rPr>
-          <w:rStyle w:val="FootnoteReference"/>
-        </w:rPr>
-        <w:footnoteReference w:id="13"/>
-      </w:r>
-      <w:r>
-        <w:t xml:space="preserve"> sont comparées 2 à 2</w:t>
-      </w:r>
-      <w:r>
-        <w:t xml:space="preserve"> pour chaque chapitre</w:t>
-      </w:r>
-      <w:r>
-        <w:t xml:space="preserve"> </w:t>
-      </w:r>
-      <w:r>
-        <w:t>selon</w:t>
-      </w:r>
-      <w:r>
-        <w:t xml:space="preserve"> une distance</w:t>
-      </w:r>
-      <w:r>
-        <w:t xml:space="preserve"> dite </w:t>
-      </w:r>
-      <w:r>
-        <w:rPr>
-          <w:i/>
-          <w:iCs/>
-        </w:rPr>
-        <w:t>RBO</w:t>
-      </w:r>
-      <w:r>
-        <w:t xml:space="preserve"> </w:t>
+        <w:rPr>
+          <w:lang w:val="fr-FR"/>
+        </w:rPr>
+      </w:pPr>
+      <w:r>
+        <w:rPr>
+          <w:lang w:val="fr-FR"/>
+        </w:rPr>
+        <w:lastRenderedPageBreak/>
+        <w:t>Cependant ces possibilités sont offertes sans beaucoup d’explication.</w:t>
+      </w:r>
+      <w:r>
+        <w:rPr>
+          <w:lang w:val="fr-FR"/>
+        </w:rPr>
+        <w:t xml:space="preserve"> Cela demande</w:t>
+      </w:r>
+      <w:r>
+        <w:rPr>
+          <w:lang w:val="fr-FR"/>
+        </w:rPr>
+        <w:t>rait</w:t>
+      </w:r>
+      <w:r>
+        <w:rPr>
+          <w:lang w:val="fr-FR"/>
+        </w:rPr>
+        <w:t xml:space="preserve"> à l’utilisateur</w:t>
+      </w:r>
+      <w:r>
+        <w:rPr>
+          <w:lang w:val="fr-FR"/>
+        </w:rPr>
+        <w:t xml:space="preserve"> linguiste ou littéraire</w:t>
+      </w:r>
+      <w:r>
+        <w:rPr>
+          <w:lang w:val="fr-FR"/>
+        </w:rPr>
+        <w:t xml:space="preserve"> </w:t>
+      </w:r>
+      <w:r>
+        <w:rPr>
+          <w:lang w:val="fr-FR"/>
+        </w:rPr>
+        <w:t xml:space="preserve">une grande </w:t>
+      </w:r>
+      <w:r>
+        <w:rPr>
+          <w:lang w:val="fr-FR"/>
+        </w:rPr>
+        <w:t xml:space="preserve">expertise statistique pour comprendre les résultats qu’il obtient, </w:t>
+      </w:r>
+      <w:r>
+        <w:rPr>
+          <w:lang w:val="fr-FR"/>
+        </w:rPr>
+        <w:t xml:space="preserve">ou sinon, il </w:t>
+      </w:r>
+      <w:r>
+        <w:rPr>
+          <w:lang w:val="fr-FR"/>
+        </w:rPr>
+        <w:t>choisir</w:t>
+      </w:r>
+      <w:r>
+        <w:rPr>
+          <w:lang w:val="fr-FR"/>
+        </w:rPr>
+        <w:t>a</w:t>
+      </w:r>
+      <w:r>
+        <w:rPr>
+          <w:lang w:val="fr-FR"/>
+        </w:rPr>
+        <w:t xml:space="preserve"> la formule qui produit </w:t>
+      </w:r>
+      <w:r>
+        <w:rPr>
+          <w:lang w:val="fr-FR"/>
+        </w:rPr>
+        <w:t>les résultats</w:t>
+      </w:r>
+      <w:r>
+        <w:rPr>
+          <w:lang w:val="fr-FR"/>
+        </w:rPr>
+        <w:t xml:space="preserve"> qui lui pla</w:t>
+      </w:r>
+      <w:r>
+        <w:rPr>
+          <w:lang w:val="fr-FR"/>
+        </w:rPr>
+        <w:t>isent</w:t>
+      </w:r>
+      <w:r>
+        <w:rPr>
+          <w:lang w:val="fr-FR"/>
+        </w:rPr>
+        <w:t xml:space="preserve">, </w:t>
+      </w:r>
+      <w:r>
+        <w:rPr>
+          <w:lang w:val="fr-FR"/>
+        </w:rPr>
+        <w:t>sans savoir pouvoir les expliquer dans un article.</w:t>
+      </w:r>
+    </w:p>
+    <w:p>
+      <w:pPr>
+        <w:ind w:firstLine="708"/>
+        <w:rPr>
+          <w:lang w:val="fr-FR"/>
+        </w:rPr>
+      </w:pPr>
+      <w:r>
+        <w:rPr>
+          <w:lang w:val="fr-FR"/>
+        </w:rPr>
+        <w:t>Pour l’extraction de mots-clés en tous cas, l</w:t>
+      </w:r>
+      <w:r>
+        <w:rPr>
+          <w:lang w:val="fr-FR"/>
+        </w:rPr>
+        <w:t>e nuage</w:t>
+      </w:r>
+      <w:r>
+        <w:rPr>
+          <w:lang w:val="fr-FR"/>
+        </w:rPr>
+        <w:t xml:space="preserve"> de points</w:t>
+      </w:r>
+      <w:r>
+        <w:rPr>
+          <w:lang w:val="fr-FR"/>
+        </w:rPr>
+        <w:t xml:space="preserve"> semble dessiner comme un arc continu entre fréquences locales</w:t>
+      </w:r>
+      <w:r>
+        <w:rPr>
+          <w:lang w:val="fr-FR"/>
+        </w:rPr>
+        <w:t xml:space="preserve"> </w:t>
+      </w:r>
+      <w:r>
+        <w:rPr>
+          <w:lang w:val="fr-FR"/>
+        </w:rPr>
+        <w:t>TF</w:t>
+      </w:r>
+      <w:r>
+        <w:rPr>
+          <w:lang w:val="fr-FR"/>
+        </w:rPr>
+        <w:t xml:space="preserve"> </w:t>
+      </w:r>
+      <w:r>
+        <w:rPr>
+          <w:lang w:val="fr-FR"/>
+        </w:rPr>
+        <w:t>et fréquences exclusives</w:t>
+      </w:r>
+      <w:r>
+        <w:rPr>
+          <w:lang w:val="fr-FR"/>
+        </w:rPr>
+        <w:t xml:space="preserve"> EXTF</w:t>
+      </w:r>
+      <w:r>
+        <w:rPr>
+          <w:lang w:val="fr-FR"/>
+        </w:rPr>
+        <w:t>, confirmant les impressions subjectives sur un seul chapitre.</w:t>
+      </w:r>
+    </w:p>
+    <w:p>
+      <w:pPr>
+        <w:ind w:firstLine="708"/>
+        <w:rPr>
+          <w:lang w:val="fr-FR"/>
+        </w:rPr>
+      </w:pPr>
+      <w:r>
+        <w:rPr>
+          <w:lang w:val="fr-FR"/>
+        </w:rPr>
+        <w:t>Cependant l</w:t>
+      </w:r>
+      <w:r>
+        <w:rPr>
+          <w:lang w:val="fr-FR"/>
+        </w:rPr>
+        <w:t>e</w:t>
+      </w:r>
+      <w:r>
+        <w:rPr>
+          <w:lang w:val="fr-FR"/>
+        </w:rPr>
+        <w:t xml:space="preserve"> </w:t>
+      </w:r>
+      <w:r>
+        <w:rPr>
+          <w:lang w:val="fr-FR"/>
+        </w:rPr>
+        <w:t xml:space="preserve">χ² </w:t>
+      </w:r>
+      <w:r>
+        <w:rPr>
+          <w:lang w:val="fr-FR"/>
+        </w:rPr>
+        <w:t xml:space="preserve">ainsi que </w:t>
+      </w:r>
+      <w:r>
+        <w:rPr>
+          <w:i/>
+          <w:iCs/>
+          <w:lang w:val="fr-FR"/>
+        </w:rPr>
+        <w:t>mi3</w:t>
+      </w:r>
+      <w:r>
+        <w:rPr>
+          <w:lang w:val="fr-FR"/>
+        </w:rPr>
+        <w:t>, semblent se détacher. S’agit-il de cas particuliers, ou le signe que l’arc est un croissant, avec un ventre que nous pourrions remplir si l’on avait</w:t>
+      </w:r>
+      <w:r>
+        <w:rPr>
+          <w:lang w:val="fr-FR"/>
+        </w:rPr>
+        <w:t xml:space="preserve"> </w:t>
+      </w:r>
+      <w:r>
+        <w:rPr>
+          <w:lang w:val="fr-FR"/>
+        </w:rPr>
+        <w:t>d’autres formules ?</w:t>
+      </w:r>
+      <w:r>
+        <w:rPr>
+          <w:lang w:val="fr-FR"/>
+        </w:rPr>
+        <w:t xml:space="preserve"> </w:t>
+      </w:r>
+      <w:r>
+        <w:rPr>
+          <w:lang w:val="fr-FR"/>
+        </w:rPr>
+        <w:t>C’est ce que nous allons voir dans la section suivante.</w:t>
+      </w:r>
+    </w:p>
+    <w:p>
+      <w:pPr>
+        <w:pStyle w:val="Heading1"/>
+        <w:rPr>
+          <w:lang w:val="fr-FR"/>
+        </w:rPr>
+      </w:pPr>
+      <w:r>
+        <w:rPr>
+          <w:lang w:val="fr-FR"/>
+        </w:rPr>
+        <w:t xml:space="preserve">§5. </w:t>
+      </w:r>
+      <w:r>
+        <w:rPr>
+          <w:lang w:val="fr-FR"/>
+        </w:rPr>
+        <w:t>Anticiper un</w:t>
+      </w:r>
+      <w:r>
+        <w:rPr>
+          <w:lang w:val="fr-FR"/>
+        </w:rPr>
+        <w:t xml:space="preserve"> mouvement est une intuition du nombre, paramétrer</w:t>
+      </w:r>
+    </w:p>
+    <w:p>
+      <w:pPr>
+        <w:ind w:firstLine="0"/>
+        <w:rPr>
+          <w:lang w:val="fr-FR"/>
+        </w:rPr>
+      </w:pPr>
+      <w:r>
+        <w:rPr>
+          <w:lang w:val="fr-FR"/>
+        </w:rPr>
+        <w:t>Il est difficile de s’y retrouver parmi les 19 formules testées dans la section précédente. Un instrument</w:t>
+      </w:r>
+      <w:r>
+        <w:rPr>
+          <w:lang w:val="fr-FR"/>
+        </w:rPr>
+        <w:t xml:space="preserve"> d’observation</w:t>
+      </w:r>
+      <w:r>
+        <w:rPr>
+          <w:lang w:val="fr-FR"/>
+        </w:rPr>
+        <w:t xml:space="preserve"> peut résulter de calculs complexes, il devient </w:t>
+      </w:r>
+      <w:r>
+        <w:rPr>
+          <w:lang w:val="fr-FR"/>
+        </w:rPr>
+        <w:t>commode</w:t>
+      </w:r>
+      <w:r>
+        <w:rPr>
+          <w:lang w:val="fr-FR"/>
+        </w:rPr>
+        <w:t xml:space="preserve"> </w:t>
+      </w:r>
+      <w:r>
+        <w:rPr>
+          <w:lang w:val="fr-FR"/>
+        </w:rPr>
+        <w:t>lorsque</w:t>
+      </w:r>
+      <w:r>
+        <w:rPr>
+          <w:lang w:val="fr-FR"/>
+        </w:rPr>
+        <w:t xml:space="preserve"> le chercheur peut se faire une intuition de sa variation,</w:t>
+      </w:r>
+      <w:r>
+        <w:rPr>
+          <w:lang w:val="fr-FR"/>
+        </w:rPr>
+        <w:t xml:space="preserve"> </w:t>
+      </w:r>
+      <w:r>
+        <w:rPr>
+          <w:lang w:val="fr-FR"/>
+        </w:rPr>
+        <w:t>si bien qu’il libère une part de sa conscience pour comprendre et interpréter les résultats.</w:t>
+      </w:r>
+    </w:p>
+    <w:p>
+      <w:pPr>
+        <w:ind w:firstLine="708"/>
+        <w:rPr>
+          <w:lang w:val="fr-FR"/>
+        </w:rPr>
+      </w:pPr>
+      <w:r>
+        <w:rPr>
+          <w:lang w:val="fr-FR"/>
+        </w:rPr>
+        <w:t xml:space="preserve">L’esprit peut se faire une idée assez juste d’un phénomène en saisissant son mouvement, </w:t>
+      </w:r>
+      <w:r>
+        <w:rPr>
+          <w:lang w:val="fr-FR"/>
+        </w:rPr>
+        <w:t>ainsi nous lison</w:t>
+      </w:r>
+      <w:r>
+        <w:rPr>
+          <w:lang w:val="fr-FR"/>
+        </w:rPr>
+        <w:t xml:space="preserve"> la trajectoire d’une balle sans calculer son énergie cinétique et la pesanteur.</w:t>
+      </w:r>
+    </w:p>
+    <w:p>
+      <w:pPr>
+        <w:ind w:firstLine="708"/>
+        <w:rPr>
+          <w:lang w:val="fr-FR"/>
+        </w:rPr>
+      </w:pPr>
+      <w:r>
+        <w:rPr>
+          <w:lang w:val="fr-FR"/>
+        </w:rPr>
+        <w:t>Au lieu de multiples noms d’algorithmes, il serait beaucoup plus commode de trouver un simple curseur qui parcoure toute la variation des formules de spécificités</w:t>
+      </w:r>
+      <w:r>
+        <w:rPr>
+          <w:lang w:val="fr-FR"/>
+        </w:rPr>
+        <w:t>, si bien que le chercheur anticiperait et donc comprendrait la variation.</w:t>
+      </w:r>
+    </w:p>
+    <w:p>
+      <w:pPr>
+        <w:ind w:firstLine="0"/>
+        <w:rPr>
+          <w:lang w:val="fr-FR"/>
+        </w:rPr>
+      </w:pPr>
+    </w:p>
+    <w:p>
+      <w:pPr>
+        <w:ind w:firstLine="0"/>
+        <w:rPr>
+          <w:lang w:val="fr-FR"/>
+        </w:rPr>
+      </w:pPr>
+      <w:r>
+        <w:rPr>
+          <w:lang w:val="fr-FR"/>
+        </w:rPr>
+        <w:t>Plusieurs formules connues offrent un paramétrage</w:t>
+      </w:r>
+      <w:r>
+        <w:rPr>
+          <w:lang w:val="fr-FR"/>
+        </w:rPr>
+        <w:t>.</w:t>
+      </w:r>
+    </w:p>
+    <w:p>
+      <w:pPr>
+        <w:ind w:firstLine="708"/>
+        <w:rPr>
+          <w:lang w:val="fr-FR"/>
+        </w:rPr>
+      </w:pPr>
+      <w:r>
+        <w:rPr>
+          <w:i/>
+          <w:iCs/>
+          <w:lang w:val="fr-FR"/>
+        </w:rPr>
+        <w:t>Simplemath</w:t>
+      </w:r>
+      <w:r>
+        <w:rPr>
+          <w:lang w:val="fr-FR"/>
+        </w:rPr>
+        <w:t xml:space="preserve">s et </w:t>
+      </w:r>
+      <w:r>
+        <w:rPr>
+          <w:i/>
+          <w:iCs/>
+          <w:lang w:val="fr-FR"/>
+        </w:rPr>
+        <w:t>bm25</w:t>
+      </w:r>
+      <w:r>
+        <w:rPr>
+          <w:lang w:val="fr-FR"/>
+        </w:rPr>
+        <w:t xml:space="preserve"> peuvent être réglé</w:t>
+      </w:r>
+      <w:r>
+        <w:rPr>
+          <w:lang w:val="fr-FR"/>
+        </w:rPr>
+        <w:t>e</w:t>
+      </w:r>
+      <w:r>
+        <w:rPr>
+          <w:lang w:val="fr-FR"/>
+        </w:rPr>
+        <w:t xml:space="preserve">s pour tendre vers </w:t>
+      </w:r>
+      <w:r>
+        <w:rPr>
+          <w:i/>
+          <w:iCs/>
+          <w:lang w:val="fr-FR"/>
+        </w:rPr>
+        <w:t>extf</w:t>
+      </w:r>
+      <w:r>
+        <w:rPr>
+          <w:lang w:val="fr-FR"/>
+        </w:rPr>
+        <w:t xml:space="preserve">, </w:t>
+      </w:r>
+      <w:r>
+        <w:rPr>
+          <w:lang w:val="fr-FR"/>
+        </w:rPr>
+        <w:t xml:space="preserve">(dans le graphique </w:t>
+      </w:r>
+      <w:r>
+        <w:rPr>
+          <w:lang w:val="fr-FR"/>
+        </w:rPr>
+        <w:t xml:space="preserve">précédent, </w:t>
+      </w:r>
+      <w:r>
+        <w:rPr>
+          <w:lang w:val="fr-FR"/>
+        </w:rPr>
+        <w:t>remarquer</w:t>
+      </w:r>
+      <w:r>
+        <w:rPr>
+          <w:lang w:val="fr-FR"/>
+        </w:rPr>
+        <w:t xml:space="preserve"> </w:t>
+      </w:r>
+      <w:r>
+        <w:rPr>
+          <w:i/>
+          <w:iCs/>
+          <w:lang w:val="fr-FR"/>
+        </w:rPr>
+        <w:t>simplemaths</w:t>
+      </w:r>
+      <w:r>
+        <w:rPr>
+          <w:lang w:val="fr-FR"/>
+        </w:rPr>
+        <w:t xml:space="preserve"> </w:t>
+      </w:r>
+      <w:r>
+        <w:rPr>
+          <w:lang w:val="fr-FR"/>
+        </w:rPr>
+        <w:t xml:space="preserve">et </w:t>
+      </w:r>
+      <w:r>
+        <w:rPr>
+          <w:i/>
+          <w:iCs/>
+          <w:lang w:val="fr-FR"/>
+        </w:rPr>
+        <w:t>simplemathsk1</w:t>
+      </w:r>
+      <w:r>
+        <w:rPr>
+          <w:lang w:val="fr-FR"/>
+        </w:rPr>
+        <w:t> </w:t>
+      </w:r>
+      <w:r>
+        <w:rPr>
+          <w:lang w:val="fr-FR"/>
+        </w:rPr>
+        <w:t xml:space="preserve">; </w:t>
+      </w:r>
+      <w:r>
+        <w:rPr>
+          <w:i/>
+          <w:iCs/>
+          <w:lang w:val="fr-FR"/>
+        </w:rPr>
+        <w:t>bm25</w:t>
+      </w:r>
+      <w:r>
+        <w:rPr>
+          <w:i/>
+          <w:iCs/>
+          <w:lang w:val="fr-FR"/>
+        </w:rPr>
+        <w:t>k100b1</w:t>
+      </w:r>
+      <w:r>
+        <w:rPr>
+          <w:lang w:val="fr-FR"/>
+        </w:rPr>
+        <w:t xml:space="preserve"> et </w:t>
+      </w:r>
+      <w:r>
+        <w:rPr>
+          <w:i/>
+          <w:iCs/>
+          <w:lang w:val="fr-FR"/>
+        </w:rPr>
+        <w:t>bm25</w:t>
+      </w:r>
+      <w:r>
+        <w:rPr>
+          <w:lang w:val="fr-FR"/>
+        </w:rPr>
+        <w:t>)</w:t>
+      </w:r>
+      <w:r>
+        <w:rPr>
+          <w:lang w:val="fr-FR"/>
+        </w:rPr>
+        <w:t>. Cependant ces fonctions ne peuvent pas tendre vers</w:t>
+      </w:r>
+      <w:r>
+        <w:rPr>
+          <w:lang w:val="fr-FR"/>
+        </w:rPr>
+        <w:t xml:space="preserve"> </w:t>
+      </w:r>
+      <w:r>
+        <w:rPr>
+          <w:i/>
+          <w:iCs/>
+          <w:lang w:val="fr-FR"/>
+        </w:rPr>
+        <w:t>tf</w:t>
+      </w:r>
+      <w:r>
+        <w:rPr>
+          <w:lang w:val="fr-FR"/>
+        </w:rPr>
+        <w:t>.</w:t>
+      </w:r>
+    </w:p>
+    <w:p>
+      <w:pPr>
+        <w:ind w:firstLine="708"/>
+      </w:pPr>
+      <w:r>
+        <w:rPr>
+          <w:lang w:val="fr-FR"/>
+        </w:rPr>
+        <w:t xml:space="preserve">Le classique </w:t>
+      </w:r>
+      <w:r>
+        <w:rPr>
+          <w:i/>
+          <w:iCs/>
+          <w:lang w:val="fr-FR"/>
+        </w:rPr>
+        <w:t>tf</w:t>
+      </w:r>
+      <w:r>
+        <w:rPr>
+          <w:i/>
+          <w:iCs/>
+          <w:lang w:val="fr-FR"/>
+        </w:rPr>
+        <w:t>-</w:t>
+      </w:r>
+      <w:r>
+        <w:rPr>
+          <w:i/>
+          <w:iCs/>
+          <w:lang w:val="fr-FR"/>
+        </w:rPr>
+        <w:t>idf</w:t>
+      </w:r>
+      <w:r>
+        <w:rPr>
+          <w:i/>
+          <w:iCs/>
+        </w:rPr>
+        <w:t>α</w:t>
+      </w:r>
+      <w:r>
+        <w:rPr>
+          <w:lang w:val="fr-FR"/>
+        </w:rPr>
+        <w:t xml:space="preserve"> </w:t>
+      </w:r>
+      <w:r>
+        <w:rPr>
+          <w:lang w:val="fr-FR"/>
+        </w:rPr>
+        <w:t xml:space="preserve">parcoure une ligne entre </w:t>
+      </w:r>
+      <w:r>
+        <w:rPr>
+          <w:i/>
+          <w:iCs/>
+          <w:lang w:val="fr-FR"/>
+        </w:rPr>
+        <w:t>tf</w:t>
+      </w:r>
+      <w:r>
+        <w:rPr>
+          <w:lang w:val="fr-FR"/>
+        </w:rPr>
+        <w:t xml:space="preserve"> et </w:t>
+      </w:r>
+      <w:r>
+        <w:rPr>
+          <w:i/>
+          <w:iCs/>
+          <w:lang w:val="fr-FR"/>
+        </w:rPr>
+        <w:t>extf</w:t>
+      </w:r>
+      <w:r>
+        <w:rPr>
+          <w:lang w:val="fr-FR"/>
+        </w:rPr>
+        <w:t xml:space="preserve"> par un effet mathématique élémentaire. Soit </w:t>
+      </w:r>
+      <w:r>
+        <w:rPr>
+          <w:i/>
+          <w:iCs/>
+          <w:lang w:val="fr-FR"/>
+        </w:rPr>
+        <w:t>tf</w:t>
+      </w:r>
+      <w:r>
+        <w:rPr>
+          <w:lang w:val="fr-FR"/>
+        </w:rPr>
+        <w:t>/</w:t>
+      </w:r>
+      <w:r>
+        <w:rPr>
+          <w:i/>
+          <w:iCs/>
+          <w:lang w:val="fr-FR"/>
+        </w:rPr>
+        <w:t>df</w:t>
+      </w:r>
+      <w:r>
+        <w:rPr>
+          <w:i/>
+          <w:iCs/>
+          <w:vertAlign w:val="superscript"/>
+        </w:rPr>
+        <w:t>α</w:t>
+      </w:r>
+      <w:r>
+        <w:t xml:space="preserve">, où </w:t>
+      </w:r>
+      <w:r>
+        <w:rPr>
+          <w:i/>
+          <w:iCs/>
+        </w:rPr>
+        <w:t>tf</w:t>
+      </w:r>
+      <w:r>
+        <w:t xml:space="preserve"> (</w:t>
+      </w:r>
+      <w:r>
+        <w:rPr>
+          <w:i/>
+          <w:iCs/>
+        </w:rPr>
+        <w:t>term frequency</w:t>
+      </w:r>
+      <w:r>
+        <w:t xml:space="preserve">) est la fréquence d’un terme dans le texte observé, et </w:t>
+      </w:r>
+      <w:r>
+        <w:rPr>
+          <w:i/>
+          <w:iCs/>
+        </w:rPr>
+        <w:t>df</w:t>
+      </w:r>
+      <w:r>
+        <w:t xml:space="preserve"> (</w:t>
+      </w:r>
+      <w:r>
+        <w:rPr>
+          <w:i/>
+          <w:iCs/>
+        </w:rPr>
+        <w:t>document frequency</w:t>
+      </w:r>
+      <w:r>
+        <w:t xml:space="preserve">) est le nombre de textes où apparaît ce terme. </w:t>
+      </w:r>
+      <w:r>
+        <w:t xml:space="preserve">Si </w:t>
+      </w:r>
+      <w:r>
+        <w:rPr>
+          <w:i/>
+          <w:iCs/>
+        </w:rPr>
+        <w:t>α</w:t>
+      </w:r>
+      <w:r>
+        <w:t>=0,</w:t>
+      </w:r>
+      <w:r>
+        <w:t xml:space="preserve"> alors</w:t>
+      </w:r>
+      <w:r>
+        <w:t xml:space="preserve"> le dénominateur</w:t>
+      </w:r>
+      <w:r>
+        <w:t xml:space="preserve"> </w:t>
+      </w:r>
+      <w:r>
+        <w:rPr>
+          <w:i/>
+          <w:iCs/>
+          <w:lang w:val="fr-FR"/>
+        </w:rPr>
+        <w:t>df</w:t>
+      </w:r>
+      <w:r>
+        <w:rPr>
+          <w:i/>
+          <w:iCs/>
+          <w:vertAlign w:val="superscript"/>
+        </w:rPr>
+        <w:t>α</w:t>
+      </w:r>
+      <w:r>
+        <w:t xml:space="preserve">=1, donc </w:t>
+      </w:r>
+      <w:r>
+        <w:rPr>
+          <w:i/>
+          <w:iCs/>
+          <w:lang w:val="fr-FR"/>
+        </w:rPr>
+        <w:t>tf</w:t>
+      </w:r>
+      <w:r>
+        <w:rPr>
+          <w:lang w:val="fr-FR"/>
+        </w:rPr>
+        <w:t>/</w:t>
+      </w:r>
+      <w:r>
+        <w:rPr>
+          <w:i/>
+          <w:iCs/>
+          <w:lang w:val="fr-FR"/>
+        </w:rPr>
+        <w:t>df</w:t>
+      </w:r>
+      <w:r>
+        <w:rPr>
+          <w:i/>
+          <w:iCs/>
+          <w:vertAlign w:val="superscript"/>
+        </w:rPr>
+        <w:t>α</w:t>
+      </w:r>
+      <w:r>
+        <w:t>=</w:t>
+      </w:r>
+      <w:r>
+        <w:rPr>
+          <w:i/>
+          <w:iCs/>
+        </w:rPr>
+        <w:t>tf</w:t>
+      </w:r>
+      <w:r>
+        <w:t xml:space="preserve">, la fréquence relative brute. </w:t>
+      </w:r>
+      <w:r>
+        <w:t>Plus</w:t>
+      </w:r>
+      <w:r>
+        <w:t xml:space="preserve"> </w:t>
+      </w:r>
+      <w:r>
+        <w:rPr>
+          <w:i/>
+          <w:iCs/>
+        </w:rPr>
+        <w:t>α</w:t>
+      </w:r>
+      <w:r>
+        <w:rPr>
+          <w:vertAlign w:val="superscript"/>
+        </w:rPr>
+        <w:t xml:space="preserve"> </w:t>
+      </w:r>
+      <w:r>
+        <w:t xml:space="preserve">augmente, plus </w:t>
+      </w:r>
+      <w:r>
+        <w:rPr>
+          <w:i/>
+          <w:iCs/>
+          <w:lang w:val="fr-FR"/>
+        </w:rPr>
+        <w:t>tf</w:t>
+      </w:r>
+      <w:r>
+        <w:rPr>
+          <w:i/>
+          <w:iCs/>
+          <w:lang w:val="fr-FR"/>
+        </w:rPr>
+        <w:t>-</w:t>
+      </w:r>
+      <w:r>
+        <w:rPr>
+          <w:i/>
+          <w:iCs/>
+          <w:lang w:val="fr-FR"/>
+        </w:rPr>
+        <w:t>idf</w:t>
+      </w:r>
+      <w:r>
+        <w:rPr>
+          <w:i/>
+          <w:iCs/>
+        </w:rPr>
+        <w:t>α</w:t>
+      </w:r>
+      <w:r>
+        <w:t xml:space="preserve"> tend vers </w:t>
+      </w:r>
+      <w:r>
+        <w:rPr>
+          <w:i/>
+          <w:iCs/>
+        </w:rPr>
+        <w:t>extf</w:t>
+      </w:r>
+      <w:r>
+        <w:t xml:space="preserve">, </w:t>
+      </w:r>
+      <w:r>
+        <w:t>les mots exclusifs sont promus, les mots partagés sont dépréciés. En effet, un mot exclusif est présent dans un seul document</w:t>
+      </w:r>
+      <w:r>
+        <w:t>,</w:t>
+      </w:r>
+      <w:r>
+        <w:t xml:space="preserve"> </w:t>
+      </w:r>
+      <w:r>
+        <w:rPr>
+          <w:i/>
+          <w:iCs/>
+        </w:rPr>
+        <w:t>df</w:t>
+      </w:r>
+      <w:r>
+        <w:t xml:space="preserve">=1, son </w:t>
+      </w:r>
+      <w:r>
+        <w:rPr>
+          <w:i/>
+          <w:iCs/>
+          <w:lang w:val="fr-FR"/>
+        </w:rPr>
+        <w:t>tf</w:t>
+      </w:r>
+      <w:r>
+        <w:rPr>
+          <w:i/>
+          <w:iCs/>
+          <w:lang w:val="fr-FR"/>
+        </w:rPr>
+        <w:t>-</w:t>
+      </w:r>
+      <w:r>
+        <w:rPr>
+          <w:i/>
+          <w:iCs/>
+          <w:lang w:val="fr-FR"/>
+        </w:rPr>
+        <w:t>idf</w:t>
+      </w:r>
+      <w:r>
+        <w:rPr>
+          <w:i/>
+          <w:iCs/>
+        </w:rPr>
+        <w:t>α</w:t>
+      </w:r>
+      <w:r>
+        <w:t xml:space="preserve"> restera toujours égal à </w:t>
+      </w:r>
+      <w:r>
+        <w:rPr>
+          <w:i/>
+          <w:iCs/>
+        </w:rPr>
+        <w:t>tf</w:t>
+      </w:r>
+      <w:r>
+        <w:t xml:space="preserve"> = </w:t>
+      </w:r>
+      <w:r>
+        <w:rPr>
+          <w:i/>
+          <w:iCs/>
+        </w:rPr>
+        <w:t>tf</w:t>
+      </w:r>
+      <w:r>
+        <w:t>/1</w:t>
+      </w:r>
+      <w:r>
+        <w:rPr>
+          <w:i/>
+          <w:iCs/>
+          <w:vertAlign w:val="superscript"/>
+        </w:rPr>
+        <w:t>α</w:t>
+      </w:r>
+      <w:r>
+        <w:t xml:space="preserve"> = </w:t>
+      </w:r>
+      <w:r>
+        <w:rPr>
+          <w:i/>
+          <w:iCs/>
+        </w:rPr>
+        <w:t>tf</w:t>
+      </w:r>
+      <w:r>
+        <w:t xml:space="preserve">/1. Par contre, si un mot est présent dans 2 documents, même s’il est très fréquent, par exemple </w:t>
+      </w:r>
+      <w:r>
+        <w:rPr>
+          <w:i/>
+          <w:iCs/>
+        </w:rPr>
+        <w:t>tf</w:t>
+      </w:r>
+      <w:r>
+        <w:t xml:space="preserve"> = 1000, son score peut être en dessous de 1, donc en dessous de tous les</w:t>
+      </w:r>
+      <w:r>
+        <w:t xml:space="preserve"> </w:t>
+      </w:r>
+      <w:r>
+        <w:t xml:space="preserve">termes </w:t>
+      </w:r>
+      <w:r>
+        <w:t>exclusifs,</w:t>
+      </w:r>
+      <w:r>
+        <w:t xml:space="preserve"> par exemple avec </w:t>
+      </w:r>
+      <w:r>
+        <w:rPr>
+          <w:i/>
+          <w:iCs/>
+        </w:rPr>
+        <w:t>α</w:t>
+      </w:r>
+      <w:r>
+        <w:t>=10, 1000/2</w:t>
+      </w:r>
+      <w:r>
+        <w:rPr>
+          <w:vertAlign w:val="superscript"/>
+        </w:rPr>
+        <w:t>10</w:t>
+      </w:r>
+      <w:r>
+        <w:t xml:space="preserve"> = 1000/1024 </w:t>
+      </w:r>
+      <w:r>
+        <w:rPr>
+          <w:rFonts w:ascii="Cambria Math" w:hAnsi="Cambria Math" w:cs="Cambria Math"/>
+        </w:rPr>
+        <w:t>≃</w:t>
+      </w:r>
+      <w:r>
+        <w:t xml:space="preserve"> 0,98.</w:t>
+      </w:r>
+    </w:p>
+    <w:p>
+      <w:pPr>
+        <w:ind w:firstLine="708"/>
+      </w:pPr>
+      <w:r>
+        <w:t xml:space="preserve">Sur ce modèle, </w:t>
+      </w:r>
+      <w:r>
+        <w:t>on peut paramétrer d’autres formules. Par exemple</w:t>
+      </w:r>
+      <w:r>
+        <w:t xml:space="preserve"> un</w:t>
+      </w:r>
+      <w:r>
+        <w:t xml:space="preserve"> </w:t>
+      </w:r>
+      <w:r>
+        <w:rPr>
+          <w:i/>
+          <w:iCs/>
+        </w:rPr>
+        <w:t>G</w:t>
+      </w:r>
+      <w:r>
+        <w:rPr>
+          <w:i/>
+          <w:iCs/>
+          <w:vertAlign w:val="superscript"/>
+        </w:rPr>
+        <w:t>2</w:t>
+      </w:r>
+      <w:r>
+        <w:rPr>
+          <w:i/>
+          <w:iCs/>
+        </w:rPr>
+        <w:t>α</w:t>
+      </w:r>
+      <w:r>
+        <w:t xml:space="preserve"> </w:t>
+      </w:r>
+      <w:r>
+        <w:t xml:space="preserve">peut s’obtenir avec un calcul assez simple : </w:t>
+      </w:r>
+      <w:r>
+        <w:rPr>
+          <w:i/>
+          <w:iCs/>
+        </w:rPr>
+        <w:t>G</w:t>
+      </w:r>
+      <w:r>
+        <w:rPr>
+          <w:i/>
+          <w:iCs/>
+          <w:vertAlign w:val="superscript"/>
+        </w:rPr>
+        <w:t>2</w:t>
+      </w:r>
+      <w:r>
+        <w:rPr>
+          <w:i/>
+          <w:iCs/>
+        </w:rPr>
+        <w:t>α</w:t>
       </w:r>
       <w:r>
         <w:t>(</w:t>
@@ -3845,106 +5524,360 @@
           <w:i/>
           <w:iCs/>
         </w:rPr>
-        <w:t>Rank-Biased Overlap</w:t>
-      </w:r>
-      <w:r>
-        <w:rPr>
-          <w:rStyle w:val="FootnoteReference"/>
-          <w:i/>
-          <w:iCs/>
-        </w:rPr>
-        <w:footnoteReference w:id="14"/>
-      </w:r>
-      <w:r>
+        <w:t>α</w:t>
+      </w:r>
+      <w:r>
+        <w:t xml:space="preserve">) = </w:t>
+      </w:r>
+      <w:r>
+        <w:rPr>
+          <w:i/>
+          <w:iCs/>
+        </w:rPr>
+        <w:t>tf</w:t>
+      </w:r>
+      <w:r>
+        <w:rPr>
+          <w:vertAlign w:val="superscript"/>
+        </w:rPr>
+        <w:t xml:space="preserve">(1 - </w:t>
+      </w:r>
+      <w:r>
+        <w:rPr>
+          <w:i/>
+          <w:iCs/>
+          <w:vertAlign w:val="superscript"/>
+        </w:rPr>
+        <w:t>α</w:t>
+      </w:r>
+      <w:r>
+        <w:rPr>
+          <w:vertAlign w:val="superscript"/>
+        </w:rPr>
         <w:t>)</w:t>
       </w:r>
       <w:r>
-        <w:t>. Cette mesure a été mise au point pour comparer des listes de résultats de recherche ; elle tient compte du ran</w:t>
-      </w:r>
-      <w:r>
-        <w:t>g</w:t>
-      </w:r>
-      <w:r>
-        <w:t xml:space="preserve"> d’un résultat, et admet des li</w:t>
-      </w:r>
-      <w:r>
-        <w:t>s</w:t>
-      </w:r>
-      <w:r>
-        <w:t>tes de taille</w:t>
-      </w:r>
-      <w:r>
-        <w:t>s</w:t>
-      </w:r>
-      <w:r>
-        <w:t xml:space="preserve"> inégale</w:t>
-      </w:r>
-      <w:r>
-        <w:t>s, c’est notamment nécessaire pour les mots exclusifs (</w:t>
-      </w:r>
-      <w:r>
-        <w:rPr>
-          <w:i/>
-          <w:iCs/>
-        </w:rPr>
-        <w:t>extf</w:t>
-      </w:r>
-      <w:r>
-        <w:t>) qui peuvent être moins nombreux que 100.</w:t>
-      </w:r>
-      <w:r>
-        <w:t xml:space="preserve"> Cet indice donne 0 si les listes sont identiques, et 1 si elles ne partagent aucun </w:t>
-      </w:r>
-      <w:r>
-        <w:t>élément</w:t>
+        <w:t xml:space="preserve"> × </w:t>
+      </w:r>
+      <w:r>
+        <w:t>(</w:t>
+      </w:r>
+      <w:r>
+        <w:rPr>
+          <w:i/>
+          <w:iCs/>
+        </w:rPr>
+        <w:t>G</w:t>
+      </w:r>
+      <w:r>
+        <w:rPr>
+          <w:i/>
+          <w:iCs/>
+          <w:vertAlign w:val="superscript"/>
+        </w:rPr>
+        <w:t>2</w:t>
+      </w:r>
+      <w:r>
+        <w:t>)</w:t>
+      </w:r>
+      <w:r>
+        <w:rPr>
+          <w:i/>
+          <w:iCs/>
+          <w:vertAlign w:val="superscript"/>
+        </w:rPr>
+        <w:t xml:space="preserve"> α</w:t>
+      </w:r>
+      <w:r>
+        <w:t xml:space="preserve"> . Si </w:t>
+      </w:r>
+      <w:r>
+        <w:rPr>
+          <w:i/>
+          <w:iCs/>
+        </w:rPr>
+        <w:t>α</w:t>
+      </w:r>
+      <w:r>
+        <w:t xml:space="preserve"> = 0, </w:t>
+      </w:r>
+      <w:r>
+        <w:rPr>
+          <w:i/>
+          <w:iCs/>
+        </w:rPr>
+        <w:t>G</w:t>
+      </w:r>
+      <w:r>
+        <w:rPr>
+          <w:i/>
+          <w:iCs/>
+          <w:vertAlign w:val="superscript"/>
+        </w:rPr>
+        <w:t>2</w:t>
+      </w:r>
+      <w:r>
+        <w:t>(</w:t>
+      </w:r>
+      <w:r>
+        <w:t>0</w:t>
+      </w:r>
+      <w:r>
+        <w:t xml:space="preserve">) = </w:t>
+      </w:r>
+      <w:r>
+        <w:rPr>
+          <w:i/>
+          <w:iCs/>
+        </w:rPr>
+        <w:t>tf</w:t>
+      </w:r>
+      <w:r>
+        <w:rPr>
+          <w:vertAlign w:val="superscript"/>
+        </w:rPr>
+        <w:t>(1-0)</w:t>
+      </w:r>
+      <w:r>
+        <w:t xml:space="preserve"> </w:t>
+      </w:r>
+      <w:r>
+        <w:t xml:space="preserve">× </w:t>
+      </w:r>
+      <w:r>
+        <w:t>(</w:t>
+      </w:r>
+      <w:r>
+        <w:rPr>
+          <w:i/>
+          <w:iCs/>
+        </w:rPr>
+        <w:t>G</w:t>
+      </w:r>
+      <w:r>
+        <w:rPr>
+          <w:i/>
+          <w:iCs/>
+          <w:vertAlign w:val="superscript"/>
+        </w:rPr>
+        <w:t>2</w:t>
+      </w:r>
+      <w:r>
+        <w:t>)</w:t>
+      </w:r>
+      <w:r>
+        <w:rPr>
+          <w:i/>
+          <w:iCs/>
+          <w:vertAlign w:val="superscript"/>
+        </w:rPr>
+        <w:t xml:space="preserve"> </w:t>
+      </w:r>
+      <w:r>
+        <w:rPr>
+          <w:vertAlign w:val="superscript"/>
+        </w:rPr>
+        <w:t>0</w:t>
+      </w:r>
+      <w:r>
+        <w:t xml:space="preserve"> = </w:t>
+      </w:r>
+      <w:r>
+        <w:rPr>
+          <w:i/>
+          <w:iCs/>
+        </w:rPr>
+        <w:t>tf</w:t>
+      </w:r>
+      <w:r>
+        <w:rPr>
+          <w:vertAlign w:val="superscript"/>
+        </w:rPr>
+        <w:t>1</w:t>
+      </w:r>
+      <w:r>
+        <w:t xml:space="preserve"> </w:t>
+      </w:r>
+      <w:r>
+        <w:t>×</w:t>
+      </w:r>
+      <w:r>
+        <w:t xml:space="preserve"> 1 = </w:t>
+      </w:r>
+      <w:r>
+        <w:rPr>
+          <w:i/>
+          <w:iCs/>
+        </w:rPr>
+        <w:t>tf</w:t>
+      </w:r>
+      <w:r>
+        <w:t xml:space="preserve">. Si </w:t>
+      </w:r>
+      <w:r>
+        <w:rPr>
+          <w:i/>
+          <w:iCs/>
+        </w:rPr>
+        <w:t>α</w:t>
+      </w:r>
+      <w:r>
+        <w:t xml:space="preserve"> = 1, </w:t>
+      </w:r>
+      <w:r>
+        <w:rPr>
+          <w:i/>
+          <w:iCs/>
+        </w:rPr>
+        <w:t>G</w:t>
+      </w:r>
+      <w:r>
+        <w:rPr>
+          <w:i/>
+          <w:iCs/>
+          <w:vertAlign w:val="superscript"/>
+        </w:rPr>
+        <w:t>2</w:t>
+      </w:r>
+      <w:r>
+        <w:rPr>
+          <w:i/>
+          <w:iCs/>
+        </w:rPr>
+        <w:t>α</w:t>
+      </w:r>
+      <w:r>
+        <w:t xml:space="preserve">(1) = </w:t>
+      </w:r>
+      <w:r>
+        <w:rPr>
+          <w:i/>
+          <w:iCs/>
+        </w:rPr>
+        <w:t>tf</w:t>
+      </w:r>
+      <w:r>
+        <w:rPr>
+          <w:vertAlign w:val="superscript"/>
+        </w:rPr>
+        <w:t>(1-</w:t>
+      </w:r>
+      <w:r>
+        <w:rPr>
+          <w:vertAlign w:val="superscript"/>
+        </w:rPr>
+        <w:t>1</w:t>
+      </w:r>
+      <w:r>
+        <w:rPr>
+          <w:vertAlign w:val="superscript"/>
+        </w:rPr>
+        <w:t>)</w:t>
+      </w:r>
+      <w:r>
+        <w:t xml:space="preserve"> </w:t>
+      </w:r>
+      <w:r>
+        <w:t xml:space="preserve">× </w:t>
+      </w:r>
+      <w:r>
+        <w:t>(</w:t>
+      </w:r>
+      <w:r>
+        <w:rPr>
+          <w:i/>
+          <w:iCs/>
+        </w:rPr>
+        <w:t>G</w:t>
+      </w:r>
+      <w:r>
+        <w:rPr>
+          <w:i/>
+          <w:iCs/>
+          <w:vertAlign w:val="superscript"/>
+        </w:rPr>
+        <w:t>2</w:t>
+      </w:r>
+      <w:r>
+        <w:t>)</w:t>
+      </w:r>
+      <w:r>
+        <w:rPr>
+          <w:i/>
+          <w:iCs/>
+          <w:vertAlign w:val="superscript"/>
+        </w:rPr>
+        <w:t xml:space="preserve"> </w:t>
+      </w:r>
+      <w:r>
+        <w:rPr>
+          <w:vertAlign w:val="superscript"/>
+        </w:rPr>
+        <w:t>1</w:t>
+      </w:r>
+      <w:r>
+        <w:t xml:space="preserve"> = </w:t>
+      </w:r>
+      <w:r>
+        <w:rPr>
+          <w:i/>
+          <w:iCs/>
+        </w:rPr>
+        <w:t>tf</w:t>
+      </w:r>
+      <w:r>
+        <w:rPr>
+          <w:vertAlign w:val="superscript"/>
+        </w:rPr>
+        <w:t>0</w:t>
+      </w:r>
+      <w:r>
+        <w:t xml:space="preserve"> </w:t>
+      </w:r>
+      <w:r>
+        <w:t>×</w:t>
+      </w:r>
+      <w:r>
+        <w:t xml:space="preserve"> </w:t>
+      </w:r>
+      <w:r>
+        <w:rPr>
+          <w:i/>
+          <w:iCs/>
+        </w:rPr>
+        <w:t>G</w:t>
+      </w:r>
+      <w:r>
+        <w:rPr>
+          <w:i/>
+          <w:iCs/>
+          <w:vertAlign w:val="superscript"/>
+        </w:rPr>
+        <w:t>2</w:t>
+      </w:r>
+      <w:r>
+        <w:t xml:space="preserve"> = </w:t>
+      </w:r>
+      <w:r>
+        <w:rPr>
+          <w:i/>
+          <w:iCs/>
+        </w:rPr>
+        <w:t>G</w:t>
+      </w:r>
+      <w:r>
+        <w:rPr>
+          <w:i/>
+          <w:iCs/>
+          <w:vertAlign w:val="superscript"/>
+        </w:rPr>
+        <w:t>2</w:t>
       </w:r>
       <w:r>
         <w:t>.</w:t>
       </w:r>
       <w:r>
-        <w:t xml:space="preserve"> </w:t>
-      </w:r>
-      <w:r>
-        <w:t>La distance entre deux algorithmes est</w:t>
-      </w:r>
-      <w:r>
-        <w:t xml:space="preserve"> la moyenne des distances</w:t>
-      </w:r>
-      <w:r>
-        <w:t xml:space="preserve"> pour chaque</w:t>
-      </w:r>
-      <w:r>
-        <w:t xml:space="preserve"> chapitre</w:t>
-      </w:r>
-      <w:r>
-        <w:t>.</w:t>
-      </w:r>
-      <w:r>
-        <w:t xml:space="preserve"> </w:t>
-      </w:r>
-      <w:r>
-        <w:t>U</w:t>
-      </w:r>
-      <w:r>
-        <w:t>ne même formule comparée avec elle-même</w:t>
-      </w:r>
-      <w:r>
-        <w:t xml:space="preserve"> a</w:t>
-      </w:r>
-      <w:r>
-        <w:t xml:space="preserve"> un</w:t>
-      </w:r>
-      <w:r>
-        <w:t>e</w:t>
-      </w:r>
-      <w:r>
-        <w:t xml:space="preserve"> distance égale à 0</w:t>
-      </w:r>
-      <w:r>
-        <w:t> ;</w:t>
-      </w:r>
-      <w:r>
-        <w:t xml:space="preserve"> </w:t>
+        <w:t xml:space="preserve"> La fonction est continue entre </w:t>
       </w:r>
       <w:r>
         <w:rPr>
@@ -3954,2118 +5887,139 @@
         <w:t>tf</w:t>
       </w:r>
       <w:r>
-        <w:t xml:space="preserve"> et</w:t>
-      </w:r>
-      <w:r>
-        <w:t xml:space="preserve"> </w:t>
-      </w:r>
-      <w:r>
-        <w:rPr>
-          <w:i/>
-          <w:iCs/>
-        </w:rPr>
-        <w:t>extf</w:t>
-      </w:r>
-      <w:r>
-        <w:t xml:space="preserve"> sont les plus éloignées </w:t>
-      </w:r>
-      <w:r>
-        <w:t xml:space="preserve">: </w:t>
-      </w:r>
-      <w:r>
-        <w:t>~1.0 (quelques textes très courts</w:t>
-      </w:r>
-      <w:r>
-        <w:t xml:space="preserve"> peuvent</w:t>
-      </w:r>
-      <w:r>
-        <w:t xml:space="preserve"> </w:t>
-      </w:r>
-      <w:r>
-        <w:t>avoir</w:t>
-      </w:r>
-      <w:r>
-        <w:t xml:space="preserve"> des mots exclusifs</w:t>
-      </w:r>
-      <w:r>
-        <w:t xml:space="preserve"> dans la fin de la liste </w:t>
-      </w:r>
-      <w:r>
-        <w:rPr>
-          <w:i/>
-          <w:iCs/>
+        <w:t xml:space="preserve"> et </w:t>
+      </w:r>
+      <w:r>
+        <w:rPr>
+          <w:i/>
+          <w:iCs/>
+        </w:rPr>
+        <w:t>G</w:t>
+      </w:r>
+      <w:r>
+        <w:rPr>
+          <w:i/>
+          <w:iCs/>
+          <w:vertAlign w:val="superscript"/>
+        </w:rPr>
+        <w:t>2</w:t>
+      </w:r>
+      <w:r>
+        <w:t xml:space="preserve"> </w:t>
+      </w:r>
+      <w:r>
+        <w:t xml:space="preserve">pour </w:t>
+      </w:r>
+      <w:r>
+        <w:rPr>
+          <w:i/>
+          <w:iCs/>
+        </w:rPr>
+        <w:t>α</w:t>
+      </w:r>
+      <w:r>
+        <w:t xml:space="preserve"> </w:t>
+      </w:r>
+      <w:r>
+        <w:rPr>
+          <w:rFonts w:ascii="Cambria Math" w:hAnsi="Cambria Math" w:cs="Cambria Math"/>
+        </w:rPr>
+        <w:t>∈</w:t>
+      </w:r>
+      <w:r>
+        <w:t xml:space="preserve"> </w:t>
+      </w:r>
+      <w:r>
+        <w:t>[</w:t>
+      </w:r>
+      <w:r>
+        <w:t>0, 1</w:t>
+      </w:r>
+      <w:r>
+        <w:t>]</w:t>
+      </w:r>
+      <w:r>
+        <w:t xml:space="preserve">. Il est </w:t>
+      </w:r>
+      <w:r>
+        <w:t xml:space="preserve">moins simple que pour </w:t>
+      </w:r>
+      <w:r>
+        <w:rPr>
+          <w:i/>
+          <w:iCs/>
+          <w:lang w:val="fr-FR"/>
         </w:rPr>
         <w:t>tf</w:t>
       </w:r>
       <w:r>
-        <w:t>).</w:t>
-      </w:r>
-    </w:p>
-    <w:p>
-      <w:pPr>
-        <w:ind w:firstLine="708"/>
-        <w:rPr>
-          <w:lang w:val="fr-FR"/>
-        </w:rPr>
-      </w:pPr>
-      <w:r>
-        <w:t>T</w:t>
-      </w:r>
-      <w:r>
-        <w:t>outes ces distances forment</w:t>
-      </w:r>
-      <w:r>
-        <w:t xml:space="preserve"> une matrice </w:t>
-      </w:r>
-      <w:r>
-        <w:t>avec une ligne et une colonne pour chaque formule</w:t>
-      </w:r>
-      <w:r>
-        <w:t xml:space="preserve">. </w:t>
-      </w:r>
-      <w:r>
-        <w:t>Comment en donner une représentation synthétique qu’un humain peut saisir ? Le graphique ci-dessus est une « </w:t>
-      </w:r>
-      <w:r>
-        <w:rPr>
-          <w:lang w:val="fr-FR"/>
-        </w:rPr>
-        <w:t>a</w:t>
-      </w:r>
-      <w:r>
-        <w:rPr>
-          <w:lang w:val="fr-FR"/>
-        </w:rPr>
-        <w:t>nalyse en composantes principales</w:t>
-      </w:r>
-      <w:r>
-        <w:rPr>
-          <w:lang w:val="fr-FR"/>
-        </w:rPr>
-        <w:t> » (</w:t>
-      </w:r>
-      <w:r>
-        <w:rPr>
-          <w:lang w:val="fr-FR"/>
-        </w:rPr>
-        <w:t>an</w:t>
-      </w:r>
-      <w:r>
-        <w:rPr>
-          <w:lang w:val="fr-FR"/>
-        </w:rPr>
-        <w:t>g</w:t>
-      </w:r>
-      <w:r>
-        <w:rPr>
-          <w:lang w:val="fr-FR"/>
-        </w:rPr>
-        <w:t>lais</w:t>
-      </w:r>
-      <w:r>
-        <w:rPr>
-          <w:lang w:val="fr-FR"/>
-        </w:rPr>
-        <w:t xml:space="preserve"> : </w:t>
-      </w:r>
-      <w:r>
-        <w:rPr>
-          <w:i/>
-          <w:iCs/>
-          <w:lang w:val="fr-FR"/>
-        </w:rPr>
-        <w:t>PCoA</w:t>
-      </w:r>
-      <w:r>
-        <w:rPr>
-          <w:lang w:val="fr-FR"/>
-        </w:rPr>
-        <w:t xml:space="preserve">) qui projette les </w:t>
-      </w:r>
-      <w:r>
-        <w:rPr>
-          <w:lang w:val="fr-FR"/>
-        </w:rPr>
-        <w:t>multiples</w:t>
-      </w:r>
-      <w:r>
-        <w:rPr>
-          <w:lang w:val="fr-FR"/>
-        </w:rPr>
-        <w:t xml:space="preserve"> dimensions de la matrice initiale sur les 2 dimensions d’un plan. Cette projection conserve</w:t>
-      </w:r>
-      <w:r>
-        <w:rPr>
-          <w:lang w:val="fr-FR"/>
-        </w:rPr>
-        <w:t xml:space="preserve"> </w:t>
-      </w:r>
-      <w:r>
-        <w:rPr>
-          <w:lang w:val="fr-FR"/>
-        </w:rPr>
-        <w:t>environ</w:t>
-      </w:r>
-      <w:r>
-        <w:rPr>
-          <w:lang w:val="fr-FR"/>
-        </w:rPr>
-        <w:t xml:space="preserve"> </w:t>
-      </w:r>
-      <w:r>
-        <w:rPr>
-          <w:lang w:val="fr-FR"/>
-        </w:rPr>
-        <w:t>85</w:t>
-      </w:r>
-      <w:r>
-        <w:rPr>
-          <w:lang w:val="fr-FR"/>
-        </w:rPr>
-        <w:t xml:space="preserve">% de la variation, </w:t>
-      </w:r>
-      <w:r>
-        <w:rPr>
-          <w:lang w:val="fr-FR"/>
-        </w:rPr>
-        <w:t>elle</w:t>
-      </w:r>
-      <w:r>
-        <w:rPr>
-          <w:lang w:val="fr-FR"/>
-        </w:rPr>
-        <w:t xml:space="preserve"> est donc très représentative de</w:t>
-      </w:r>
-      <w:r>
-        <w:rPr>
-          <w:lang w:val="fr-FR"/>
-        </w:rPr>
-        <w:t xml:space="preserve"> la matrice</w:t>
-      </w:r>
-      <w:r>
-        <w:rPr>
-          <w:lang w:val="fr-FR"/>
-        </w:rPr>
-        <w:t>.</w:t>
-      </w:r>
-      <w:r>
-        <w:rPr>
-          <w:lang w:val="fr-FR"/>
-        </w:rPr>
-        <w:t xml:space="preserve"> Les </w:t>
-      </w:r>
-      <w:r>
-        <w:rPr>
-          <w:lang w:val="fr-FR"/>
-        </w:rPr>
-        <w:t>formules</w:t>
-      </w:r>
-      <w:r>
-        <w:rPr>
-          <w:lang w:val="fr-FR"/>
-        </w:rPr>
-        <w:t xml:space="preserve"> proches </w:t>
-      </w:r>
-      <w:r>
-        <w:rPr>
-          <w:lang w:val="fr-FR"/>
-        </w:rPr>
-        <w:t>produisent</w:t>
-      </w:r>
-      <w:r>
-        <w:rPr>
-          <w:lang w:val="fr-FR"/>
-        </w:rPr>
-        <w:t xml:space="preserve"> des listes de mots-clés similaires, les points éloignés diffèrent. </w:t>
+        <w:rPr>
+          <w:i/>
+          <w:iCs/>
+          <w:lang w:val="fr-FR"/>
+        </w:rPr>
+        <w:t>-</w:t>
+      </w:r>
+      <w:r>
+        <w:rPr>
+          <w:i/>
+          <w:iCs/>
+          <w:lang w:val="fr-FR"/>
+        </w:rPr>
+        <w:t>idf</w:t>
+      </w:r>
+      <w:r>
+        <w:rPr>
+          <w:i/>
+          <w:iCs/>
+        </w:rPr>
+        <w:t>α</w:t>
+      </w:r>
+      <w:r>
+        <w:t xml:space="preserve"> de démontrer vers quoi tend </w:t>
+      </w:r>
+      <w:r>
+        <w:rPr>
+          <w:i/>
+          <w:iCs/>
+        </w:rPr>
+        <w:t>G</w:t>
+      </w:r>
+      <w:r>
+        <w:rPr>
+          <w:i/>
+          <w:iCs/>
+          <w:vertAlign w:val="superscript"/>
+        </w:rPr>
+        <w:t>2</w:t>
+      </w:r>
+      <w:r>
+        <w:rPr>
+          <w:i/>
+          <w:iCs/>
+        </w:rPr>
+        <w:t>α</w:t>
+      </w:r>
+      <w:r>
+        <w:t xml:space="preserve"> quand </w:t>
+      </w:r>
+      <w:r>
+        <w:rPr>
+          <w:i/>
+          <w:iCs/>
+        </w:rPr>
+        <w:t>α</w:t>
+      </w:r>
+      <w:r>
+        <w:t xml:space="preserve"> &gt; 1, mais il est facile de le montrer en traçant des points.</w:t>
       </w:r>
     </w:p>
     <w:p>
       <w:pPr>
         <w:ind w:firstLine="0"/>
-        <w:rPr>
-          <w:lang w:val="fr-FR"/>
-        </w:rPr>
-      </w:pPr>
-    </w:p>
-    <w:p>
-      <w:pPr>
-        <w:ind w:firstLine="0"/>
-        <w:rPr>
-          <w:lang w:val="fr-FR"/>
-        </w:rPr>
-      </w:pPr>
-      <w:r>
-        <w:rPr>
-          <w:lang w:val="fr-FR"/>
-        </w:rPr>
+      </w:pPr>
+      <w:r>
         <w:lastRenderedPageBreak/>
-        <w:t xml:space="preserve">Offrir à un utilisateur le moyen de varier le degré d’exclusivité d’une liste de mots clés est </w:t>
-      </w:r>
-      <w:r>
-        <w:rPr>
-          <w:lang w:val="fr-FR"/>
-        </w:rPr>
-        <w:t>utile</w:t>
-      </w:r>
-      <w:r>
-        <w:rPr>
-          <w:lang w:val="fr-FR"/>
-        </w:rPr>
-        <w:t xml:space="preserve">, car les tailles des partitions observées peuvent être variables : un texte, un livre, un auteur, une année, la co-occurrence autour d’un mot… De plus, le chercheur peut s’intéresser à des relations très fortes, par exemple les collocations pour lequel le score d’exclusivité est important, ou bien </w:t>
-      </w:r>
-      <w:r>
-        <w:rPr>
-          <w:lang w:val="fr-FR"/>
-        </w:rPr>
-        <w:t xml:space="preserve">très lâches, comme </w:t>
-      </w:r>
-      <w:r>
-        <w:rPr>
-          <w:lang w:val="fr-FR"/>
-        </w:rPr>
-        <w:t>observer des thématiques</w:t>
-      </w:r>
-      <w:r>
-        <w:rPr>
-          <w:lang w:val="fr-FR"/>
-        </w:rPr>
-        <w:t xml:space="preserve"> partagées</w:t>
-      </w:r>
-      <w:r>
-        <w:rPr>
-          <w:lang w:val="fr-FR"/>
-        </w:rPr>
-        <w:t xml:space="preserve"> </w:t>
-      </w:r>
-      <w:r>
-        <w:rPr>
-          <w:lang w:val="fr-FR"/>
-        </w:rPr>
-        <w:t xml:space="preserve">à travers de gros </w:t>
-      </w:r>
-      <w:r>
-        <w:rPr>
-          <w:lang w:val="fr-FR"/>
-        </w:rPr>
-        <w:t>corpus. Il est vain de promettre la formule universelle.</w:t>
-      </w:r>
-    </w:p>
-    <w:p>
-      <w:pPr>
-        <w:ind w:firstLine="708"/>
-        <w:rPr>
-          <w:lang w:val="fr-FR"/>
-        </w:rPr>
-      </w:pPr>
-      <w:r>
-        <w:rPr>
-          <w:lang w:val="fr-FR"/>
-        </w:rPr>
-        <w:t>Ce fait est connu des développeurs d’application</w:t>
-      </w:r>
-      <w:r>
-        <w:rPr>
-          <w:lang w:val="fr-FR"/>
-        </w:rPr>
-        <w:t>s</w:t>
-      </w:r>
-      <w:r>
-        <w:rPr>
-          <w:lang w:val="fr-FR"/>
-        </w:rPr>
-        <w:t xml:space="preserve"> linguistiques</w:t>
-      </w:r>
-      <w:r>
-        <w:rPr>
-          <w:lang w:val="fr-FR"/>
-        </w:rPr>
-        <w:t xml:space="preserve">. Ainsi </w:t>
-      </w:r>
-      <w:r>
-        <w:rPr>
-          <w:i/>
-          <w:iCs/>
-          <w:lang w:val="fr-FR"/>
-        </w:rPr>
-        <w:t>Frantext</w:t>
-      </w:r>
-      <w:r>
-        <w:rPr>
-          <w:rStyle w:val="FootnoteReference"/>
-          <w:lang w:val="fr-FR"/>
-        </w:rPr>
-        <w:footnoteReference w:id="15"/>
-      </w:r>
-      <w:r>
-        <w:rPr>
-          <w:lang w:val="fr-FR"/>
-        </w:rPr>
-        <w:t xml:space="preserve"> propose les scores : </w:t>
-      </w:r>
-      <w:r>
-        <w:rPr>
-          <w:i/>
-          <w:iCs/>
-          <w:lang w:val="fr-FR"/>
-        </w:rPr>
-        <w:t>tf</w:t>
-      </w:r>
-      <w:r>
-        <w:rPr>
-          <w:lang w:val="fr-FR"/>
-        </w:rPr>
-        <w:t xml:space="preserve"> (fréquence), </w:t>
-      </w:r>
-      <w:r>
-        <w:rPr>
-          <w:i/>
-          <w:iCs/>
-          <w:lang w:val="fr-FR"/>
-        </w:rPr>
-        <w:t>G</w:t>
-      </w:r>
-      <w:r>
-        <w:rPr>
-          <w:i/>
-          <w:iCs/>
-          <w:vertAlign w:val="superscript"/>
-          <w:lang w:val="fr-FR"/>
-        </w:rPr>
-        <w:t>2</w:t>
-      </w:r>
-      <w:r>
-        <w:rPr>
-          <w:lang w:val="fr-FR"/>
-        </w:rPr>
-        <w:t xml:space="preserve"> (</w:t>
-      </w:r>
-      <w:r>
-        <w:rPr>
-          <w:i/>
-          <w:iCs/>
-          <w:lang w:val="fr-FR"/>
-        </w:rPr>
-        <w:t>Loglikelihood</w:t>
-      </w:r>
-      <w:r>
-        <w:rPr>
-          <w:lang w:val="fr-FR"/>
-        </w:rPr>
-        <w:t xml:space="preserve">), </w:t>
-      </w:r>
-      <w:r>
-        <w:rPr>
-          <w:i/>
-          <w:iCs/>
-          <w:lang w:val="fr-FR"/>
-        </w:rPr>
-        <w:t>z</w:t>
-      </w:r>
-      <w:r>
-        <w:rPr>
-          <w:i/>
-          <w:iCs/>
-          <w:lang w:val="fr-FR"/>
-        </w:rPr>
-        <w:t>-</w:t>
-      </w:r>
-      <w:r>
-        <w:rPr>
-          <w:i/>
-          <w:iCs/>
-          <w:lang w:val="fr-FR"/>
-        </w:rPr>
-        <w:t>score</w:t>
-      </w:r>
-      <w:r>
-        <w:rPr>
-          <w:lang w:val="fr-FR"/>
-        </w:rPr>
-        <w:t xml:space="preserve">, </w:t>
-      </w:r>
-      <w:r>
-        <w:rPr>
-          <w:i/>
-          <w:iCs/>
-          <w:lang w:val="fr-FR"/>
-        </w:rPr>
-        <w:t>t</w:t>
-      </w:r>
-      <w:r>
-        <w:rPr>
-          <w:i/>
-          <w:iCs/>
-          <w:lang w:val="fr-FR"/>
-        </w:rPr>
-        <w:t>-</w:t>
-      </w:r>
-      <w:r>
-        <w:rPr>
-          <w:i/>
-          <w:iCs/>
-          <w:lang w:val="fr-FR"/>
-        </w:rPr>
-        <w:t>score</w:t>
-      </w:r>
-      <w:r>
-        <w:rPr>
-          <w:lang w:val="fr-FR"/>
-        </w:rPr>
-        <w:t xml:space="preserve">, et </w:t>
-      </w:r>
-      <w:r>
-        <w:rPr>
-          <w:i/>
-          <w:iCs/>
-          <w:lang w:val="fr-FR"/>
-        </w:rPr>
-        <w:t>MI</w:t>
-      </w:r>
-      <w:r>
-        <w:rPr>
-          <w:lang w:val="fr-FR"/>
-        </w:rPr>
-        <w:t xml:space="preserve"> (information mutuelle)</w:t>
-      </w:r>
-      <w:r>
-        <w:rPr>
-          <w:rStyle w:val="FootnoteReference"/>
-          <w:lang w:val="fr-FR"/>
-        </w:rPr>
-        <w:footnoteReference w:id="16"/>
-      </w:r>
-      <w:r>
-        <w:rPr>
-          <w:lang w:val="fr-FR"/>
-        </w:rPr>
-        <w:t xml:space="preserve">. </w:t>
-      </w:r>
-      <w:r>
-        <w:rPr>
-          <w:i/>
-          <w:iCs/>
-          <w:lang w:val="fr-FR"/>
-        </w:rPr>
-        <w:t>SketchEngine</w:t>
-      </w:r>
-      <w:r>
-        <w:rPr>
-          <w:rStyle w:val="FootnoteReference"/>
-          <w:i/>
-          <w:iCs/>
-          <w:lang w:val="fr-FR"/>
-        </w:rPr>
-        <w:footnoteReference w:id="17"/>
-      </w:r>
-      <w:r>
-        <w:rPr>
-          <w:lang w:val="fr-FR"/>
-        </w:rPr>
-        <w:t xml:space="preserve"> ajoute </w:t>
-      </w:r>
-      <w:r>
-        <w:rPr>
-          <w:lang w:val="fr-FR"/>
-        </w:rPr>
-        <w:t>encore</w:t>
-      </w:r>
-      <w:r>
-        <w:rPr>
-          <w:lang w:val="fr-FR"/>
-        </w:rPr>
-        <w:t xml:space="preserve"> </w:t>
-      </w:r>
-      <w:r>
-        <w:rPr>
-          <w:i/>
-          <w:iCs/>
-          <w:lang w:val="fr-FR"/>
-        </w:rPr>
-        <w:t>MI</w:t>
-      </w:r>
-      <w:r>
-        <w:rPr>
-          <w:i/>
-          <w:iCs/>
-          <w:vertAlign w:val="superscript"/>
-          <w:lang w:val="fr-FR"/>
-        </w:rPr>
-        <w:t>3</w:t>
-      </w:r>
-      <w:r>
-        <w:rPr>
-          <w:lang w:val="fr-FR"/>
-        </w:rPr>
-        <w:t xml:space="preserve">, </w:t>
-      </w:r>
-      <w:r>
-        <w:rPr>
-          <w:i/>
-          <w:iCs/>
-          <w:lang w:val="fr-FR"/>
-        </w:rPr>
-        <w:t>LogDice</w:t>
-      </w:r>
-      <w:r>
-        <w:rPr>
-          <w:lang w:val="fr-FR"/>
-        </w:rPr>
-        <w:t xml:space="preserve">, </w:t>
-      </w:r>
-      <w:r>
-        <w:rPr>
-          <w:i/>
-          <w:iCs/>
-          <w:lang w:val="fr-FR"/>
-        </w:rPr>
-        <w:t>MI.log-f</w:t>
-      </w:r>
-      <w:r>
-        <w:rPr>
-          <w:lang w:val="fr-FR"/>
-        </w:rPr>
-        <w:t xml:space="preserve"> et </w:t>
-      </w:r>
-      <w:r>
-        <w:rPr>
-          <w:i/>
-          <w:iCs/>
-          <w:lang w:val="fr-FR"/>
-        </w:rPr>
-        <w:t>minimum sensitivity</w:t>
-      </w:r>
-      <w:r>
-        <w:rPr>
-          <w:rStyle w:val="FootnoteReference"/>
-          <w:i/>
-          <w:iCs/>
-          <w:lang w:val="fr-FR"/>
-        </w:rPr>
-        <w:footnoteReference w:id="18"/>
-      </w:r>
-      <w:r>
-        <w:rPr>
-          <w:lang w:val="fr-FR"/>
-        </w:rPr>
-        <w:t>. C</w:t>
-      </w:r>
-      <w:r>
-        <w:rPr>
-          <w:lang w:val="fr-FR"/>
-        </w:rPr>
-        <w:t>e</w:t>
-      </w:r>
-      <w:r>
-        <w:rPr>
-          <w:lang w:val="fr-FR"/>
-        </w:rPr>
-        <w:t xml:space="preserve">la demande </w:t>
-      </w:r>
-      <w:r>
-        <w:rPr>
-          <w:lang w:val="fr-FR"/>
-        </w:rPr>
-        <w:t xml:space="preserve">à l’utilisateur beaucoup d’expertise statistique pour comprendre </w:t>
-      </w:r>
-      <w:r>
-        <w:rPr>
-          <w:lang w:val="fr-FR"/>
-        </w:rPr>
-        <w:t xml:space="preserve">les résultats qu’il obtient, au risque </w:t>
-      </w:r>
-      <w:r>
-        <w:rPr>
-          <w:lang w:val="fr-FR"/>
-        </w:rPr>
-        <w:t>de choisir</w:t>
-      </w:r>
-      <w:r>
-        <w:rPr>
-          <w:lang w:val="fr-FR"/>
-        </w:rPr>
-        <w:t xml:space="preserve"> </w:t>
-      </w:r>
-      <w:r>
-        <w:rPr>
-          <w:lang w:val="fr-FR"/>
-        </w:rPr>
-        <w:t>la formule</w:t>
-      </w:r>
-      <w:r>
-        <w:rPr>
-          <w:lang w:val="fr-FR"/>
-        </w:rPr>
-        <w:t xml:space="preserve"> qui </w:t>
-      </w:r>
-      <w:r>
-        <w:rPr>
-          <w:lang w:val="fr-FR"/>
-        </w:rPr>
-        <w:t>produit ce qui lui plaît, plutôt que celle qui révèle le corpus.</w:t>
-      </w:r>
-    </w:p>
-    <w:p>
-      <w:pPr>
-        <w:ind w:firstLine="708"/>
-        <w:rPr>
-          <w:lang w:val="fr-FR"/>
-        </w:rPr>
-      </w:pPr>
-    </w:p>
-    <w:p>
-      <w:pPr>
-        <w:ind w:firstLine="0"/>
-        <w:rPr>
-          <w:lang w:val="fr-FR"/>
-        </w:rPr>
-      </w:pPr>
-      <w:r>
-        <w:rPr>
-          <w:lang w:val="fr-FR"/>
-        </w:rPr>
-        <w:t xml:space="preserve">Le nuage semble dessiner comme un arc continu entre fréquences locales </w:t>
-      </w:r>
-      <w:r>
-        <w:rPr>
-          <w:i/>
-          <w:iCs/>
-          <w:lang w:val="fr-FR"/>
-        </w:rPr>
-        <w:t>tf</w:t>
-      </w:r>
-      <w:r>
-        <w:rPr>
-          <w:lang w:val="fr-FR"/>
-        </w:rPr>
-        <w:t xml:space="preserve"> et fréquences exclusives </w:t>
-      </w:r>
-      <w:r>
-        <w:rPr>
-          <w:i/>
-          <w:iCs/>
-          <w:lang w:val="fr-FR"/>
-        </w:rPr>
-        <w:t>extf</w:t>
-      </w:r>
-      <w:r>
-        <w:rPr>
-          <w:lang w:val="fr-FR"/>
-        </w:rPr>
-        <w:t xml:space="preserve">, confirmant les impressions subjectives sur un seul chapitre. Le </w:t>
-      </w:r>
-      <w:r>
-        <w:rPr>
-          <w:i/>
-          <w:iCs/>
-          <w:lang w:val="fr-FR"/>
-        </w:rPr>
-        <w:t>chi2</w:t>
-      </w:r>
-      <w:r>
-        <w:rPr>
-          <w:lang w:val="fr-FR"/>
-        </w:rPr>
-        <w:t xml:space="preserve">, ainsi que </w:t>
-      </w:r>
-      <w:r>
-        <w:rPr>
-          <w:i/>
-          <w:iCs/>
-          <w:lang w:val="fr-FR"/>
-        </w:rPr>
-        <w:t>mi3</w:t>
-      </w:r>
-      <w:r>
-        <w:rPr>
-          <w:lang w:val="fr-FR"/>
-        </w:rPr>
-        <w:t>, semblent se détacher. S’agit-il de cas particuliers, ou le signe que l’arc est un croissant, avec un ventre</w:t>
-      </w:r>
-      <w:r>
-        <w:rPr>
-          <w:lang w:val="fr-FR"/>
-        </w:rPr>
-        <w:t xml:space="preserve"> que nous pourrions remplir si l’on avait trouvé d’autres formules</w:t>
-      </w:r>
-      <w:r>
-        <w:rPr>
-          <w:lang w:val="fr-FR"/>
-        </w:rPr>
-        <w:t> ?</w:t>
-      </w:r>
-    </w:p>
-    <w:p>
-      <w:pPr>
-        <w:pStyle w:val="Heading1"/>
-        <w:rPr>
-          <w:lang w:val="fr-FR"/>
-        </w:rPr>
-      </w:pPr>
-      <w:r>
-        <w:rPr>
-          <w:lang w:val="fr-FR"/>
-        </w:rPr>
-        <w:t xml:space="preserve">§5. </w:t>
-      </w:r>
-      <w:r>
-        <w:rPr>
-          <w:lang w:val="fr-FR"/>
-        </w:rPr>
-        <w:t>Anticiper un</w:t>
-      </w:r>
-      <w:r>
-        <w:rPr>
-          <w:lang w:val="fr-FR"/>
-        </w:rPr>
-        <w:t xml:space="preserve"> mouvement est une intuition du nombre, paramétrer</w:t>
-      </w:r>
-    </w:p>
-    <w:p>
-      <w:pPr>
-        <w:ind w:firstLine="0"/>
-        <w:rPr>
-          <w:lang w:val="fr-FR"/>
-        </w:rPr>
-      </w:pPr>
-      <w:r>
-        <w:rPr>
-          <w:lang w:val="fr-FR"/>
-        </w:rPr>
-        <w:t>Il est difficile de s’y retrouver parmi les 19 formules testées dans la section précédente. Un instrument</w:t>
-      </w:r>
-      <w:r>
-        <w:rPr>
-          <w:lang w:val="fr-FR"/>
-        </w:rPr>
-        <w:t xml:space="preserve"> d’observation</w:t>
-      </w:r>
-      <w:r>
-        <w:rPr>
-          <w:lang w:val="fr-FR"/>
-        </w:rPr>
-        <w:t xml:space="preserve"> peut résulter de calculs complexes, il devient </w:t>
-      </w:r>
-      <w:r>
-        <w:rPr>
-          <w:lang w:val="fr-FR"/>
-        </w:rPr>
-        <w:t>commode</w:t>
-      </w:r>
-      <w:r>
-        <w:rPr>
-          <w:lang w:val="fr-FR"/>
-        </w:rPr>
-        <w:t xml:space="preserve"> </w:t>
-      </w:r>
-      <w:r>
-        <w:rPr>
-          <w:lang w:val="fr-FR"/>
-        </w:rPr>
-        <w:t>lorsque</w:t>
-      </w:r>
-      <w:r>
-        <w:rPr>
-          <w:lang w:val="fr-FR"/>
-        </w:rPr>
-        <w:t xml:space="preserve"> le chercheur peut se faire une intuition de sa variation,</w:t>
-      </w:r>
-      <w:r>
-        <w:rPr>
-          <w:lang w:val="fr-FR"/>
-        </w:rPr>
-        <w:t xml:space="preserve"> </w:t>
-      </w:r>
-      <w:r>
-        <w:rPr>
-          <w:lang w:val="fr-FR"/>
-        </w:rPr>
-        <w:t>si bien qu’il libère une part de sa conscience pour comprendre et interpréter les résultats.</w:t>
-      </w:r>
-    </w:p>
-    <w:p>
-      <w:pPr>
-        <w:ind w:firstLine="708"/>
-        <w:rPr>
-          <w:lang w:val="fr-FR"/>
-        </w:rPr>
-      </w:pPr>
-      <w:r>
-        <w:rPr>
-          <w:lang w:val="fr-FR"/>
-        </w:rPr>
-        <w:t xml:space="preserve">L’esprit peut se faire une idée assez juste d’un phénomène en saisissant son mouvement, </w:t>
-      </w:r>
-      <w:r>
-        <w:rPr>
-          <w:lang w:val="fr-FR"/>
-        </w:rPr>
-        <w:t>ainsi nous lison</w:t>
-      </w:r>
-      <w:r>
-        <w:rPr>
-          <w:lang w:val="fr-FR"/>
-        </w:rPr>
-        <w:t xml:space="preserve"> la trajectoire d’une balle sans calculer son énergie cinétique et la pesanteur.</w:t>
-      </w:r>
-    </w:p>
-    <w:p>
-      <w:pPr>
-        <w:ind w:firstLine="708"/>
-        <w:rPr>
-          <w:lang w:val="fr-FR"/>
-        </w:rPr>
-      </w:pPr>
-      <w:r>
-        <w:rPr>
-          <w:lang w:val="fr-FR"/>
-        </w:rPr>
-        <w:t>Au lieu de multiples noms d’algorithmes, il serait beaucoup plus commode de trouver un simple curseur qui parcoure toute la variation des formules de spécificités</w:t>
-      </w:r>
-      <w:r>
-        <w:rPr>
-          <w:lang w:val="fr-FR"/>
-        </w:rPr>
-        <w:t>, si bien que le chercheur anticiperait et donc comprendrait la variation.</w:t>
-      </w:r>
-    </w:p>
-    <w:p>
-      <w:pPr>
-        <w:ind w:firstLine="0"/>
-        <w:rPr>
-          <w:lang w:val="fr-FR"/>
-        </w:rPr>
-      </w:pPr>
-    </w:p>
-    <w:p>
-      <w:pPr>
-        <w:ind w:firstLine="0"/>
-        <w:rPr>
-          <w:lang w:val="fr-FR"/>
-        </w:rPr>
-      </w:pPr>
-      <w:r>
-        <w:rPr>
-          <w:lang w:val="fr-FR"/>
-        </w:rPr>
-        <w:t>Plusieurs formules connues offrent un paramétrage</w:t>
-      </w:r>
-      <w:r>
-        <w:rPr>
-          <w:lang w:val="fr-FR"/>
-        </w:rPr>
-        <w:t>.</w:t>
-      </w:r>
-    </w:p>
-    <w:p>
-      <w:pPr>
-        <w:ind w:firstLine="708"/>
-        <w:rPr>
-          <w:lang w:val="fr-FR"/>
-        </w:rPr>
-      </w:pPr>
-      <w:r>
-        <w:rPr>
-          <w:i/>
-          <w:iCs/>
-          <w:lang w:val="fr-FR"/>
-        </w:rPr>
-        <w:t>Simplemath</w:t>
-      </w:r>
-      <w:r>
-        <w:rPr>
-          <w:lang w:val="fr-FR"/>
-        </w:rPr>
-        <w:t xml:space="preserve">s et </w:t>
-      </w:r>
-      <w:r>
-        <w:rPr>
-          <w:i/>
-          <w:iCs/>
-          <w:lang w:val="fr-FR"/>
-        </w:rPr>
-        <w:t>bm25</w:t>
-      </w:r>
-      <w:r>
-        <w:rPr>
-          <w:lang w:val="fr-FR"/>
-        </w:rPr>
-        <w:t xml:space="preserve"> peuvent être réglé</w:t>
-      </w:r>
-      <w:r>
-        <w:rPr>
-          <w:lang w:val="fr-FR"/>
-        </w:rPr>
-        <w:t>e</w:t>
-      </w:r>
-      <w:r>
-        <w:rPr>
-          <w:lang w:val="fr-FR"/>
-        </w:rPr>
-        <w:t xml:space="preserve">s pour tendre vers </w:t>
-      </w:r>
-      <w:r>
-        <w:rPr>
-          <w:i/>
-          <w:iCs/>
-          <w:lang w:val="fr-FR"/>
-        </w:rPr>
-        <w:t>extf</w:t>
-      </w:r>
-      <w:r>
-        <w:rPr>
-          <w:lang w:val="fr-FR"/>
-        </w:rPr>
-        <w:t xml:space="preserve">, </w:t>
-      </w:r>
-      <w:r>
-        <w:rPr>
-          <w:lang w:val="fr-FR"/>
-        </w:rPr>
-        <w:t xml:space="preserve">(dans le graphique </w:t>
-      </w:r>
-      <w:r>
-        <w:rPr>
-          <w:lang w:val="fr-FR"/>
-        </w:rPr>
-        <w:t xml:space="preserve">précédent, </w:t>
-      </w:r>
-      <w:r>
-        <w:rPr>
-          <w:lang w:val="fr-FR"/>
-        </w:rPr>
-        <w:t>remarquer</w:t>
-      </w:r>
-      <w:r>
-        <w:rPr>
-          <w:lang w:val="fr-FR"/>
-        </w:rPr>
-        <w:t xml:space="preserve"> </w:t>
-      </w:r>
-      <w:r>
-        <w:rPr>
-          <w:i/>
-          <w:iCs/>
-          <w:lang w:val="fr-FR"/>
-        </w:rPr>
-        <w:t>simplemaths</w:t>
-      </w:r>
-      <w:r>
-        <w:rPr>
-          <w:lang w:val="fr-FR"/>
-        </w:rPr>
-        <w:t xml:space="preserve"> </w:t>
-      </w:r>
-      <w:r>
-        <w:rPr>
-          <w:lang w:val="fr-FR"/>
-        </w:rPr>
-        <w:t xml:space="preserve">et </w:t>
-      </w:r>
-      <w:r>
-        <w:rPr>
-          <w:i/>
-          <w:iCs/>
-          <w:lang w:val="fr-FR"/>
-        </w:rPr>
-        <w:t>simplemathsk1</w:t>
-      </w:r>
-      <w:r>
-        <w:rPr>
-          <w:lang w:val="fr-FR"/>
-        </w:rPr>
-        <w:t> </w:t>
-      </w:r>
-      <w:r>
-        <w:rPr>
-          <w:lang w:val="fr-FR"/>
-        </w:rPr>
-        <w:t xml:space="preserve">; </w:t>
-      </w:r>
-      <w:r>
-        <w:rPr>
-          <w:i/>
-          <w:iCs/>
-          <w:lang w:val="fr-FR"/>
-        </w:rPr>
-        <w:t>bm25</w:t>
-      </w:r>
-      <w:r>
-        <w:rPr>
-          <w:i/>
-          <w:iCs/>
-          <w:lang w:val="fr-FR"/>
-        </w:rPr>
-        <w:t>k100b1</w:t>
-      </w:r>
-      <w:r>
-        <w:rPr>
-          <w:lang w:val="fr-FR"/>
-        </w:rPr>
-        <w:t xml:space="preserve"> et </w:t>
-      </w:r>
-      <w:r>
-        <w:rPr>
-          <w:i/>
-          <w:iCs/>
-          <w:lang w:val="fr-FR"/>
-        </w:rPr>
-        <w:t>bm25</w:t>
-      </w:r>
-      <w:r>
-        <w:rPr>
-          <w:lang w:val="fr-FR"/>
-        </w:rPr>
-        <w:t>)</w:t>
-      </w:r>
-      <w:r>
-        <w:rPr>
-          <w:lang w:val="fr-FR"/>
-        </w:rPr>
-        <w:t>. Cependant ces fonctions ne peuvent pas tendre vers</w:t>
-      </w:r>
-      <w:r>
-        <w:rPr>
-          <w:lang w:val="fr-FR"/>
-        </w:rPr>
-        <w:t xml:space="preserve"> </w:t>
-      </w:r>
-      <w:r>
-        <w:rPr>
-          <w:i/>
-          <w:iCs/>
-          <w:lang w:val="fr-FR"/>
-        </w:rPr>
-        <w:t>tf</w:t>
-      </w:r>
-      <w:r>
-        <w:rPr>
-          <w:lang w:val="fr-FR"/>
-        </w:rPr>
-        <w:t>.</w:t>
-      </w:r>
-    </w:p>
-    <w:p>
-      <w:pPr>
-        <w:ind w:firstLine="708"/>
-      </w:pPr>
-      <w:r>
-        <w:rPr>
-          <w:lang w:val="fr-FR"/>
-        </w:rPr>
-        <w:t xml:space="preserve">Le classique </w:t>
-      </w:r>
-      <w:r>
-        <w:rPr>
-          <w:i/>
-          <w:iCs/>
-          <w:lang w:val="fr-FR"/>
-        </w:rPr>
-        <w:t>tf</w:t>
-      </w:r>
-      <w:r>
-        <w:rPr>
-          <w:i/>
-          <w:iCs/>
-          <w:lang w:val="fr-FR"/>
-        </w:rPr>
-        <w:t>-</w:t>
-      </w:r>
-      <w:r>
-        <w:rPr>
-          <w:i/>
-          <w:iCs/>
-          <w:lang w:val="fr-FR"/>
-        </w:rPr>
-        <w:t>idf</w:t>
-      </w:r>
-      <w:r>
-        <w:rPr>
-          <w:i/>
-          <w:iCs/>
-        </w:rPr>
-        <w:t>α</w:t>
-      </w:r>
-      <w:r>
-        <w:rPr>
-          <w:lang w:val="fr-FR"/>
-        </w:rPr>
-        <w:t xml:space="preserve"> </w:t>
-      </w:r>
-      <w:r>
-        <w:rPr>
-          <w:lang w:val="fr-FR"/>
-        </w:rPr>
-        <w:t xml:space="preserve">parcoure une ligne entre </w:t>
-      </w:r>
-      <w:r>
-        <w:rPr>
-          <w:i/>
-          <w:iCs/>
-          <w:lang w:val="fr-FR"/>
-        </w:rPr>
-        <w:t>tf</w:t>
-      </w:r>
-      <w:r>
-        <w:rPr>
-          <w:lang w:val="fr-FR"/>
-        </w:rPr>
-        <w:t xml:space="preserve"> et </w:t>
-      </w:r>
-      <w:r>
-        <w:rPr>
-          <w:i/>
-          <w:iCs/>
-          <w:lang w:val="fr-FR"/>
-        </w:rPr>
-        <w:t>extf</w:t>
-      </w:r>
-      <w:r>
-        <w:rPr>
-          <w:lang w:val="fr-FR"/>
-        </w:rPr>
-        <w:t xml:space="preserve"> par un effet mathématique élémentaire. Soit </w:t>
-      </w:r>
-      <w:r>
-        <w:rPr>
-          <w:i/>
-          <w:iCs/>
-          <w:lang w:val="fr-FR"/>
-        </w:rPr>
-        <w:t>tf</w:t>
-      </w:r>
-      <w:r>
-        <w:rPr>
-          <w:lang w:val="fr-FR"/>
-        </w:rPr>
-        <w:t>/</w:t>
-      </w:r>
-      <w:r>
-        <w:rPr>
-          <w:i/>
-          <w:iCs/>
-          <w:lang w:val="fr-FR"/>
-        </w:rPr>
-        <w:t>df</w:t>
-      </w:r>
-      <w:r>
-        <w:rPr>
-          <w:i/>
-          <w:iCs/>
-          <w:vertAlign w:val="superscript"/>
-        </w:rPr>
-        <w:t>α</w:t>
-      </w:r>
-      <w:r>
-        <w:t xml:space="preserve">, où </w:t>
-      </w:r>
-      <w:r>
-        <w:rPr>
-          <w:i/>
-          <w:iCs/>
-        </w:rPr>
-        <w:t>tf</w:t>
-      </w:r>
-      <w:r>
-        <w:t xml:space="preserve"> (</w:t>
-      </w:r>
-      <w:r>
-        <w:rPr>
-          <w:i/>
-          <w:iCs/>
-        </w:rPr>
-        <w:t>term frequency</w:t>
-      </w:r>
-      <w:r>
-        <w:t xml:space="preserve">) est la fréquence d’un terme dans le texte observé, et </w:t>
-      </w:r>
-      <w:r>
-        <w:rPr>
-          <w:i/>
-          <w:iCs/>
-        </w:rPr>
-        <w:t>df</w:t>
-      </w:r>
-      <w:r>
-        <w:t xml:space="preserve"> (</w:t>
-      </w:r>
-      <w:r>
-        <w:rPr>
-          <w:i/>
-          <w:iCs/>
-        </w:rPr>
-        <w:t>document frequency</w:t>
-      </w:r>
-      <w:r>
-        <w:t xml:space="preserve">) est le nombre de textes où apparaît ce terme. </w:t>
-      </w:r>
-      <w:r>
-        <w:t xml:space="preserve">Si </w:t>
-      </w:r>
-      <w:r>
-        <w:rPr>
-          <w:i/>
-          <w:iCs/>
-        </w:rPr>
-        <w:t>α</w:t>
-      </w:r>
-      <w:r>
-        <w:t>=0,</w:t>
-      </w:r>
-      <w:r>
-        <w:t xml:space="preserve"> alors</w:t>
-      </w:r>
-      <w:r>
-        <w:t xml:space="preserve"> le dénominateur</w:t>
-      </w:r>
-      <w:r>
-        <w:t xml:space="preserve"> </w:t>
-      </w:r>
-      <w:r>
-        <w:rPr>
-          <w:i/>
-          <w:iCs/>
-          <w:lang w:val="fr-FR"/>
-        </w:rPr>
-        <w:t>df</w:t>
-      </w:r>
-      <w:r>
-        <w:rPr>
-          <w:i/>
-          <w:iCs/>
-          <w:vertAlign w:val="superscript"/>
-        </w:rPr>
-        <w:t>α</w:t>
-      </w:r>
-      <w:r>
-        <w:t xml:space="preserve">=1, donc </w:t>
-      </w:r>
-      <w:r>
-        <w:rPr>
-          <w:i/>
-          <w:iCs/>
-          <w:lang w:val="fr-FR"/>
-        </w:rPr>
-        <w:t>tf</w:t>
-      </w:r>
-      <w:r>
-        <w:rPr>
-          <w:lang w:val="fr-FR"/>
-        </w:rPr>
-        <w:t>/</w:t>
-      </w:r>
-      <w:r>
-        <w:rPr>
-          <w:i/>
-          <w:iCs/>
-          <w:lang w:val="fr-FR"/>
-        </w:rPr>
-        <w:t>df</w:t>
-      </w:r>
-      <w:r>
-        <w:rPr>
-          <w:i/>
-          <w:iCs/>
-          <w:vertAlign w:val="superscript"/>
-        </w:rPr>
-        <w:t>α</w:t>
-      </w:r>
-      <w:r>
-        <w:t>=</w:t>
-      </w:r>
-      <w:r>
-        <w:rPr>
-          <w:i/>
-          <w:iCs/>
-        </w:rPr>
-        <w:t>tf</w:t>
-      </w:r>
-      <w:r>
-        <w:t xml:space="preserve">, la fréquence relative brute. </w:t>
-      </w:r>
-      <w:r>
-        <w:t>Plus</w:t>
-      </w:r>
-      <w:r>
-        <w:t xml:space="preserve"> </w:t>
-      </w:r>
-      <w:r>
-        <w:rPr>
-          <w:i/>
-          <w:iCs/>
-        </w:rPr>
-        <w:t>α</w:t>
-      </w:r>
-      <w:r>
-        <w:rPr>
-          <w:vertAlign w:val="superscript"/>
-        </w:rPr>
-        <w:t xml:space="preserve"> </w:t>
-      </w:r>
-      <w:r>
-        <w:t xml:space="preserve">augmente, plus </w:t>
-      </w:r>
-      <w:r>
-        <w:rPr>
-          <w:i/>
-          <w:iCs/>
-          <w:lang w:val="fr-FR"/>
-        </w:rPr>
-        <w:t>tf</w:t>
-      </w:r>
-      <w:r>
-        <w:rPr>
-          <w:i/>
-          <w:iCs/>
-          <w:lang w:val="fr-FR"/>
-        </w:rPr>
-        <w:t>-</w:t>
-      </w:r>
-      <w:r>
-        <w:rPr>
-          <w:i/>
-          <w:iCs/>
-          <w:lang w:val="fr-FR"/>
-        </w:rPr>
-        <w:t>idf</w:t>
-      </w:r>
-      <w:r>
-        <w:rPr>
-          <w:i/>
-          <w:iCs/>
-        </w:rPr>
-        <w:t>α</w:t>
-      </w:r>
-      <w:r>
-        <w:t xml:space="preserve"> </w:t>
-      </w:r>
-      <w:r>
-        <w:lastRenderedPageBreak/>
-        <w:t xml:space="preserve">tend vers </w:t>
-      </w:r>
-      <w:r>
-        <w:rPr>
-          <w:i/>
-          <w:iCs/>
-        </w:rPr>
-        <w:t>extf</w:t>
-      </w:r>
-      <w:r>
-        <w:t xml:space="preserve">, </w:t>
-      </w:r>
-      <w:r>
-        <w:t>les mots exclusifs sont promus, les mots partagés sont dépréciés. En effet, un mot exclusif est présent dans un seul document</w:t>
-      </w:r>
-      <w:r>
-        <w:t>,</w:t>
-      </w:r>
-      <w:r>
-        <w:t xml:space="preserve"> </w:t>
-      </w:r>
-      <w:r>
-        <w:rPr>
-          <w:i/>
-          <w:iCs/>
-        </w:rPr>
-        <w:t>df</w:t>
-      </w:r>
-      <w:r>
-        <w:t xml:space="preserve">=1, son </w:t>
-      </w:r>
-      <w:r>
-        <w:rPr>
-          <w:i/>
-          <w:iCs/>
-          <w:lang w:val="fr-FR"/>
-        </w:rPr>
-        <w:t>tf</w:t>
-      </w:r>
-      <w:r>
-        <w:rPr>
-          <w:i/>
-          <w:iCs/>
-          <w:lang w:val="fr-FR"/>
-        </w:rPr>
-        <w:t>-</w:t>
-      </w:r>
-      <w:r>
-        <w:rPr>
-          <w:i/>
-          <w:iCs/>
-          <w:lang w:val="fr-FR"/>
-        </w:rPr>
-        <w:t>idf</w:t>
-      </w:r>
-      <w:r>
-        <w:rPr>
-          <w:i/>
-          <w:iCs/>
-        </w:rPr>
-        <w:t>α</w:t>
-      </w:r>
-      <w:r>
-        <w:t xml:space="preserve"> restera toujours égal à </w:t>
-      </w:r>
-      <w:r>
-        <w:rPr>
-          <w:i/>
-          <w:iCs/>
-        </w:rPr>
-        <w:t>tf</w:t>
-      </w:r>
-      <w:r>
-        <w:t xml:space="preserve"> = </w:t>
-      </w:r>
-      <w:r>
-        <w:rPr>
-          <w:i/>
-          <w:iCs/>
-        </w:rPr>
-        <w:t>tf</w:t>
-      </w:r>
-      <w:r>
-        <w:t>/1</w:t>
-      </w:r>
-      <w:r>
-        <w:rPr>
-          <w:i/>
-          <w:iCs/>
-          <w:vertAlign w:val="superscript"/>
-        </w:rPr>
-        <w:t>α</w:t>
-      </w:r>
-      <w:r>
-        <w:t xml:space="preserve"> = </w:t>
-      </w:r>
-      <w:r>
-        <w:rPr>
-          <w:i/>
-          <w:iCs/>
-        </w:rPr>
-        <w:t>tf</w:t>
-      </w:r>
-      <w:r>
-        <w:t xml:space="preserve">/1. Par contre, si un mot est présent dans 2 documents, même s’il est très fréquent, par exemple </w:t>
-      </w:r>
-      <w:r>
-        <w:rPr>
-          <w:i/>
-          <w:iCs/>
-        </w:rPr>
-        <w:t>tf</w:t>
-      </w:r>
-      <w:r>
-        <w:t xml:space="preserve"> = 1000, son score peut être en dessous de 1, donc en dessous de tous les</w:t>
-      </w:r>
-      <w:r>
-        <w:t xml:space="preserve"> </w:t>
-      </w:r>
-      <w:r>
-        <w:t xml:space="preserve">termes </w:t>
-      </w:r>
-      <w:r>
-        <w:t>exclusifs,</w:t>
-      </w:r>
-      <w:r>
-        <w:t xml:space="preserve"> par exemple avec </w:t>
-      </w:r>
-      <w:r>
-        <w:rPr>
-          <w:i/>
-          <w:iCs/>
-        </w:rPr>
-        <w:t>α</w:t>
-      </w:r>
-      <w:r>
-        <w:t>=10, 1000/2</w:t>
-      </w:r>
-      <w:r>
-        <w:rPr>
-          <w:vertAlign w:val="superscript"/>
-        </w:rPr>
-        <w:t>10</w:t>
-      </w:r>
-      <w:r>
-        <w:t xml:space="preserve"> = 1000/1024 </w:t>
-      </w:r>
-      <w:r>
-        <w:rPr>
-          <w:rFonts w:ascii="Cambria Math" w:hAnsi="Cambria Math" w:cs="Cambria Math"/>
-        </w:rPr>
-        <w:t>≃</w:t>
-      </w:r>
-      <w:r>
-        <w:t xml:space="preserve"> 0,98.</w:t>
-      </w:r>
-    </w:p>
-    <w:p>
-      <w:pPr>
-        <w:ind w:firstLine="708"/>
-      </w:pPr>
-      <w:r>
-        <w:t xml:space="preserve">Sur ce modèle, </w:t>
-      </w:r>
-      <w:r>
-        <w:t>on peut paramétrer d’autres formules. Par exemple</w:t>
-      </w:r>
-      <w:r>
-        <w:t xml:space="preserve"> un</w:t>
-      </w:r>
-      <w:r>
-        <w:t xml:space="preserve"> </w:t>
-      </w:r>
-      <w:r>
-        <w:rPr>
-          <w:i/>
-          <w:iCs/>
-        </w:rPr>
-        <w:t>G</w:t>
-      </w:r>
-      <w:r>
-        <w:rPr>
-          <w:i/>
-          <w:iCs/>
-          <w:vertAlign w:val="superscript"/>
-        </w:rPr>
-        <w:t>2</w:t>
-      </w:r>
-      <w:r>
-        <w:rPr>
-          <w:i/>
-          <w:iCs/>
-        </w:rPr>
-        <w:t>α</w:t>
-      </w:r>
-      <w:r>
-        <w:t xml:space="preserve"> </w:t>
-      </w:r>
-      <w:r>
-        <w:t xml:space="preserve">peut s’obtenir avec un calcul assez simple : </w:t>
-      </w:r>
-      <w:r>
-        <w:rPr>
-          <w:i/>
-          <w:iCs/>
-        </w:rPr>
-        <w:t>G</w:t>
-      </w:r>
-      <w:r>
-        <w:rPr>
-          <w:i/>
-          <w:iCs/>
-          <w:vertAlign w:val="superscript"/>
-        </w:rPr>
-        <w:t>2</w:t>
-      </w:r>
-      <w:r>
-        <w:rPr>
-          <w:i/>
-          <w:iCs/>
-        </w:rPr>
-        <w:t>α</w:t>
-      </w:r>
-      <w:r>
-        <w:t>(</w:t>
-      </w:r>
-      <w:r>
-        <w:rPr>
-          <w:i/>
-          <w:iCs/>
-        </w:rPr>
-        <w:t>α</w:t>
-      </w:r>
-      <w:r>
-        <w:t xml:space="preserve">) = </w:t>
-      </w:r>
-      <w:r>
-        <w:rPr>
-          <w:i/>
-          <w:iCs/>
-        </w:rPr>
-        <w:t>tf</w:t>
-      </w:r>
-      <w:r>
-        <w:rPr>
-          <w:vertAlign w:val="superscript"/>
-        </w:rPr>
-        <w:t xml:space="preserve">(1 - </w:t>
-      </w:r>
-      <w:r>
-        <w:rPr>
-          <w:i/>
-          <w:iCs/>
-          <w:vertAlign w:val="superscript"/>
-        </w:rPr>
-        <w:t>α</w:t>
-      </w:r>
-      <w:r>
-        <w:rPr>
-          <w:vertAlign w:val="superscript"/>
-        </w:rPr>
-        <w:t>)</w:t>
-      </w:r>
-      <w:r>
-        <w:t xml:space="preserve"> × </w:t>
-      </w:r>
-      <w:r>
-        <w:t>(</w:t>
-      </w:r>
-      <w:r>
-        <w:rPr>
-          <w:i/>
-          <w:iCs/>
-        </w:rPr>
-        <w:t>G</w:t>
-      </w:r>
-      <w:r>
-        <w:rPr>
-          <w:i/>
-          <w:iCs/>
-          <w:vertAlign w:val="superscript"/>
-        </w:rPr>
-        <w:t>2</w:t>
-      </w:r>
-      <w:r>
-        <w:t>)</w:t>
-      </w:r>
-      <w:r>
-        <w:rPr>
-          <w:i/>
-          <w:iCs/>
-          <w:vertAlign w:val="superscript"/>
-        </w:rPr>
-        <w:t xml:space="preserve"> α</w:t>
-      </w:r>
-      <w:r>
-        <w:t xml:space="preserve"> . Si </w:t>
-      </w:r>
-      <w:r>
-        <w:rPr>
-          <w:i/>
-          <w:iCs/>
-        </w:rPr>
-        <w:t>α</w:t>
-      </w:r>
-      <w:r>
-        <w:t xml:space="preserve"> = 0, </w:t>
-      </w:r>
-      <w:r>
-        <w:rPr>
-          <w:i/>
-          <w:iCs/>
-        </w:rPr>
-        <w:t>G</w:t>
-      </w:r>
-      <w:r>
-        <w:rPr>
-          <w:i/>
-          <w:iCs/>
-          <w:vertAlign w:val="superscript"/>
-        </w:rPr>
-        <w:t>2</w:t>
-      </w:r>
-      <w:r>
-        <w:t>(</w:t>
-      </w:r>
-      <w:r>
-        <w:t>0</w:t>
-      </w:r>
-      <w:r>
-        <w:t xml:space="preserve">) = </w:t>
-      </w:r>
-      <w:r>
-        <w:rPr>
-          <w:i/>
-          <w:iCs/>
-        </w:rPr>
-        <w:t>tf</w:t>
-      </w:r>
-      <w:r>
-        <w:rPr>
-          <w:vertAlign w:val="superscript"/>
-        </w:rPr>
-        <w:t>(1-0)</w:t>
-      </w:r>
-      <w:r>
-        <w:t xml:space="preserve"> </w:t>
-      </w:r>
-      <w:r>
-        <w:t xml:space="preserve">× </w:t>
-      </w:r>
-      <w:r>
-        <w:t>(</w:t>
-      </w:r>
-      <w:r>
-        <w:rPr>
-          <w:i/>
-          <w:iCs/>
-        </w:rPr>
-        <w:t>G</w:t>
-      </w:r>
-      <w:r>
-        <w:rPr>
-          <w:i/>
-          <w:iCs/>
-          <w:vertAlign w:val="superscript"/>
-        </w:rPr>
-        <w:t>2</w:t>
-      </w:r>
-      <w:r>
-        <w:t>)</w:t>
-      </w:r>
-      <w:r>
-        <w:rPr>
-          <w:i/>
-          <w:iCs/>
-          <w:vertAlign w:val="superscript"/>
-        </w:rPr>
-        <w:t xml:space="preserve"> </w:t>
-      </w:r>
-      <w:r>
-        <w:rPr>
-          <w:vertAlign w:val="superscript"/>
-        </w:rPr>
-        <w:t>0</w:t>
-      </w:r>
-      <w:r>
-        <w:t xml:space="preserve"> = </w:t>
-      </w:r>
-      <w:r>
-        <w:rPr>
-          <w:i/>
-          <w:iCs/>
-        </w:rPr>
-        <w:t>tf</w:t>
-      </w:r>
-      <w:r>
-        <w:rPr>
-          <w:vertAlign w:val="superscript"/>
-        </w:rPr>
-        <w:t>1</w:t>
-      </w:r>
-      <w:r>
-        <w:t xml:space="preserve"> </w:t>
-      </w:r>
-      <w:r>
-        <w:t>×</w:t>
-      </w:r>
-      <w:r>
-        <w:t xml:space="preserve"> 1 = </w:t>
-      </w:r>
-      <w:r>
-        <w:rPr>
-          <w:i/>
-          <w:iCs/>
-        </w:rPr>
-        <w:t>tf</w:t>
-      </w:r>
-      <w:r>
-        <w:t xml:space="preserve">. Si </w:t>
-      </w:r>
-      <w:r>
-        <w:rPr>
-          <w:i/>
-          <w:iCs/>
-        </w:rPr>
-        <w:t>α</w:t>
-      </w:r>
-      <w:r>
-        <w:t xml:space="preserve"> = 1, </w:t>
-      </w:r>
-      <w:r>
-        <w:rPr>
-          <w:i/>
-          <w:iCs/>
-        </w:rPr>
-        <w:t>G</w:t>
-      </w:r>
-      <w:r>
-        <w:rPr>
-          <w:i/>
-          <w:iCs/>
-          <w:vertAlign w:val="superscript"/>
-        </w:rPr>
-        <w:t>2</w:t>
-      </w:r>
-      <w:r>
-        <w:rPr>
-          <w:i/>
-          <w:iCs/>
-        </w:rPr>
-        <w:t>α</w:t>
-      </w:r>
-      <w:r>
-        <w:t xml:space="preserve">(1) = </w:t>
-      </w:r>
-      <w:r>
-        <w:rPr>
-          <w:i/>
-          <w:iCs/>
-        </w:rPr>
-        <w:t>tf</w:t>
-      </w:r>
-      <w:r>
-        <w:rPr>
-          <w:vertAlign w:val="superscript"/>
-        </w:rPr>
-        <w:t>(1-</w:t>
-      </w:r>
-      <w:r>
-        <w:rPr>
-          <w:vertAlign w:val="superscript"/>
-        </w:rPr>
-        <w:t>1</w:t>
-      </w:r>
-      <w:r>
-        <w:rPr>
-          <w:vertAlign w:val="superscript"/>
-        </w:rPr>
-        <w:t>)</w:t>
-      </w:r>
-      <w:r>
-        <w:t xml:space="preserve"> </w:t>
-      </w:r>
-      <w:r>
-        <w:t xml:space="preserve">× </w:t>
-      </w:r>
-      <w:r>
-        <w:t>(</w:t>
-      </w:r>
-      <w:r>
-        <w:rPr>
-          <w:i/>
-          <w:iCs/>
-        </w:rPr>
-        <w:t>G</w:t>
-      </w:r>
-      <w:r>
-        <w:rPr>
-          <w:i/>
-          <w:iCs/>
-          <w:vertAlign w:val="superscript"/>
-        </w:rPr>
-        <w:t>2</w:t>
-      </w:r>
-      <w:r>
-        <w:t>)</w:t>
-      </w:r>
-      <w:r>
-        <w:rPr>
-          <w:i/>
-          <w:iCs/>
-          <w:vertAlign w:val="superscript"/>
-        </w:rPr>
-        <w:t xml:space="preserve"> </w:t>
-      </w:r>
-      <w:r>
-        <w:rPr>
-          <w:vertAlign w:val="superscript"/>
-        </w:rPr>
-        <w:t>1</w:t>
-      </w:r>
-      <w:r>
-        <w:t xml:space="preserve"> = </w:t>
-      </w:r>
-      <w:r>
-        <w:rPr>
-          <w:i/>
-          <w:iCs/>
-        </w:rPr>
-        <w:t>tf</w:t>
-      </w:r>
-      <w:r>
-        <w:rPr>
-          <w:vertAlign w:val="superscript"/>
-        </w:rPr>
-        <w:t>0</w:t>
-      </w:r>
-      <w:r>
-        <w:t xml:space="preserve"> </w:t>
-      </w:r>
-      <w:r>
-        <w:t>×</w:t>
-      </w:r>
-      <w:r>
-        <w:t xml:space="preserve"> </w:t>
-      </w:r>
-      <w:r>
-        <w:rPr>
-          <w:i/>
-          <w:iCs/>
-        </w:rPr>
-        <w:t>G</w:t>
-      </w:r>
-      <w:r>
-        <w:rPr>
-          <w:i/>
-          <w:iCs/>
-          <w:vertAlign w:val="superscript"/>
-        </w:rPr>
-        <w:t>2</w:t>
-      </w:r>
-      <w:r>
-        <w:t xml:space="preserve"> = </w:t>
-      </w:r>
-      <w:r>
-        <w:rPr>
-          <w:i/>
-          <w:iCs/>
-        </w:rPr>
-        <w:t>G</w:t>
-      </w:r>
-      <w:r>
-        <w:rPr>
-          <w:i/>
-          <w:iCs/>
-          <w:vertAlign w:val="superscript"/>
-        </w:rPr>
-        <w:t>2</w:t>
-      </w:r>
-      <w:r>
-        <w:t>.</w:t>
-      </w:r>
-      <w:r>
-        <w:t xml:space="preserve"> La fonction est continue entre </w:t>
-      </w:r>
-      <w:r>
-        <w:rPr>
-          <w:i/>
-          <w:iCs/>
-        </w:rPr>
-        <w:t>tf</w:t>
-      </w:r>
-      <w:r>
-        <w:t xml:space="preserve"> et </w:t>
-      </w:r>
-      <w:r>
-        <w:rPr>
-          <w:i/>
-          <w:iCs/>
-        </w:rPr>
-        <w:t>G</w:t>
-      </w:r>
-      <w:r>
-        <w:rPr>
-          <w:i/>
-          <w:iCs/>
-          <w:vertAlign w:val="superscript"/>
-        </w:rPr>
-        <w:t>2</w:t>
-      </w:r>
-      <w:r>
-        <w:t xml:space="preserve"> </w:t>
-      </w:r>
-      <w:r>
-        <w:t xml:space="preserve">pour </w:t>
-      </w:r>
-      <w:r>
-        <w:rPr>
-          <w:i/>
-          <w:iCs/>
-        </w:rPr>
-        <w:t>α</w:t>
-      </w:r>
-      <w:r>
-        <w:t xml:space="preserve"> </w:t>
-      </w:r>
-      <w:r>
-        <w:rPr>
-          <w:rFonts w:ascii="Cambria Math" w:hAnsi="Cambria Math" w:cs="Cambria Math"/>
-        </w:rPr>
-        <w:t>∈</w:t>
-      </w:r>
-      <w:r>
-        <w:t xml:space="preserve"> </w:t>
-      </w:r>
-      <w:r>
-        <w:t>[</w:t>
-      </w:r>
-      <w:r>
-        <w:t>0, 1</w:t>
-      </w:r>
-      <w:r>
-        <w:t>]</w:t>
-      </w:r>
-      <w:r>
-        <w:t xml:space="preserve">. Il est </w:t>
-      </w:r>
-      <w:r>
-        <w:t xml:space="preserve">moins simple que pour </w:t>
-      </w:r>
-      <w:r>
-        <w:rPr>
-          <w:i/>
-          <w:iCs/>
-          <w:lang w:val="fr-FR"/>
-        </w:rPr>
-        <w:t>tf</w:t>
-      </w:r>
-      <w:r>
-        <w:rPr>
-          <w:i/>
-          <w:iCs/>
-          <w:lang w:val="fr-FR"/>
-        </w:rPr>
-        <w:t>-</w:t>
-      </w:r>
-      <w:r>
-        <w:rPr>
-          <w:i/>
-          <w:iCs/>
-          <w:lang w:val="fr-FR"/>
-        </w:rPr>
-        <w:t>idf</w:t>
-      </w:r>
-      <w:r>
-        <w:rPr>
-          <w:i/>
-          <w:iCs/>
-        </w:rPr>
-        <w:t>α</w:t>
-      </w:r>
-      <w:r>
-        <w:t xml:space="preserve"> de démontrer vers quoi tend </w:t>
-      </w:r>
-      <w:r>
-        <w:rPr>
-          <w:i/>
-          <w:iCs/>
-        </w:rPr>
-        <w:t>G</w:t>
-      </w:r>
-      <w:r>
-        <w:rPr>
-          <w:i/>
-          <w:iCs/>
-          <w:vertAlign w:val="superscript"/>
-        </w:rPr>
-        <w:t>2</w:t>
-      </w:r>
-      <w:r>
-        <w:rPr>
-          <w:i/>
-          <w:iCs/>
-        </w:rPr>
-        <w:t>α</w:t>
-      </w:r>
-      <w:r>
-        <w:t xml:space="preserve"> quand </w:t>
-      </w:r>
-      <w:r>
-        <w:rPr>
-          <w:i/>
-          <w:iCs/>
-        </w:rPr>
-        <w:t>α</w:t>
-      </w:r>
-      <w:r>
-        <w:t xml:space="preserve"> &gt; 1, mais il est facile de le montrer en traçant des points.</w:t>
-      </w:r>
-    </w:p>
-    <w:p>
-      <w:pPr>
-        <w:ind w:firstLine="0"/>
-      </w:pPr>
-      <w:r>
         <w:drawing>
           <wp:anchor distT="0" distB="0" distL="114300" distR="114300" simplePos="0" relativeHeight="251663360" behindDoc="0" locked="0" layoutInCell="1" allowOverlap="1" wp14:anchorId="6D12F70F" wp14:editId="2135AA0A">
             <wp:simplePos x="0" y="0"/>
@@ -6437,11 +6391,649 @@
         <w:t>α</w:t>
       </w:r>
       <w:r>
-        <w:t xml:space="preserve"> peut tout à fait approcher la </w:t>
-      </w:r>
+        <w:t xml:space="preserve"> peut tout à fait approcher la pertinence du </w:t>
+      </w:r>
+      <w:r>
+        <w:rPr>
+          <w:i/>
+          <w:iCs/>
+        </w:rPr>
+        <w:t>Fisher</w:t>
+      </w:r>
+      <w:r>
+        <w:t xml:space="preserve"> naturel avec le bon paramètre, mais il ne produit jamais des résultats identiques. </w:t>
+      </w:r>
+      <w:r>
+        <w:rPr>
+          <w:i/>
+          <w:iCs/>
+        </w:rPr>
+        <w:t>Tf</w:t>
+      </w:r>
+      <w:r>
+        <w:rPr>
+          <w:i/>
+          <w:iCs/>
+        </w:rPr>
+        <w:noBreakHyphen/>
+      </w:r>
+      <w:r>
+        <w:rPr>
+          <w:i/>
+          <w:iCs/>
+        </w:rPr>
+        <w:t>idf</w:t>
+      </w:r>
+      <w:r>
+        <w:rPr>
+          <w:i/>
+          <w:iCs/>
+        </w:rPr>
+        <w:noBreakHyphen/>
+      </w:r>
+      <w:r>
+        <w:rPr>
+          <w:i/>
+          <w:iCs/>
+        </w:rPr>
+        <w:t>logα</w:t>
+      </w:r>
+      <w:r>
+        <w:t xml:space="preserve"> parcoure une autre trajectoire</w:t>
+      </w:r>
+      <w:r>
+        <w:t xml:space="preserve">, serait-elle </w:t>
+      </w:r>
+      <w:r>
+        <w:rPr>
+          <w:i/>
+          <w:iCs/>
+        </w:rPr>
+        <w:t>meilleure</w:t>
+      </w:r>
+      <w:r>
+        <w:t xml:space="preserve">, et </w:t>
+      </w:r>
+      <w:r>
+        <w:rPr>
+          <w:i/>
+          <w:iCs/>
+        </w:rPr>
+        <w:t>meilleure</w:t>
+      </w:r>
+      <w:r>
+        <w:t xml:space="preserve"> à quoi ?</w:t>
+      </w:r>
+    </w:p>
+    <w:p>
+      <w:pPr>
+        <w:ind w:firstLine="708"/>
+      </w:pPr>
+      <w:r>
+        <w:t>Cette section établit que plusieurs formules paramétrables de spécificité peuvent couvrir une grande partie de la variation entre fréquences locales</w:t>
+      </w:r>
+      <w:r>
+        <w:t xml:space="preserve"> </w:t>
+      </w:r>
+      <w:r>
+        <w:t xml:space="preserve">et </w:t>
+      </w:r>
+      <w:r>
+        <w:t>exclusives</w:t>
+      </w:r>
+      <w:r>
+        <w:t xml:space="preserve">, reste à trouver un critère objectif pour </w:t>
+      </w:r>
+      <w:r>
+        <w:t>n’</w:t>
+      </w:r>
+      <w:r>
+        <w:t xml:space="preserve">en choisir </w:t>
+      </w:r>
+      <w:r>
+        <w:t>qu’</w:t>
+      </w:r>
+      <w:r>
+        <w:t>une</w:t>
+      </w:r>
+      <w:r>
+        <w:t xml:space="preserve">, et ne pas de nouveau </w:t>
+      </w:r>
+      <w:r>
+        <w:t>perdre l’utilisateur par des apparences de choix qui ne sont que manque de</w:t>
+      </w:r>
+      <w:r>
+        <w:t xml:space="preserve"> tests et de</w:t>
+      </w:r>
+      <w:r>
+        <w:t xml:space="preserve"> réflexion.</w:t>
+      </w:r>
+    </w:p>
+    <w:p>
+      <w:pPr>
+        <w:pStyle w:val="Heading1"/>
+      </w:pPr>
       <w:r>
         <w:lastRenderedPageBreak/>
-        <w:t xml:space="preserve">pertinence du </w:t>
+        <w:t xml:space="preserve">§6. </w:t>
+      </w:r>
+      <w:r>
+        <w:t>Vote préférentiel</w:t>
+      </w:r>
+      <w:r>
+        <w:t>,</w:t>
+      </w:r>
+      <w:r>
+        <w:t xml:space="preserve"> d</w:t>
+      </w:r>
+      <w:r>
+        <w:t>ans le ventre du croissant</w:t>
+      </w:r>
+    </w:p>
+    <w:p>
+      <w:pPr>
+        <w:ind w:firstLine="0"/>
+      </w:pPr>
+      <w:r>
+        <w:t>Sur</w:t>
+      </w:r>
+      <w:r>
+        <w:t xml:space="preserve"> la figure de la section précédente, l</w:t>
+      </w:r>
+      <w:r>
+        <w:t>’alignement</w:t>
+      </w:r>
+      <w:r>
+        <w:t xml:space="preserve"> de points</w:t>
+      </w:r>
+      <w:r>
+        <w:t xml:space="preserve"> au milieu du croissant n’est pas fortuit. Les valeurs d’</w:t>
+      </w:r>
+      <w:r>
+        <w:rPr>
+          <w:i/>
+          <w:iCs/>
+        </w:rPr>
+        <w:t>α</w:t>
+      </w:r>
+      <w:r>
+        <w:t xml:space="preserve"> </w:t>
+      </w:r>
+      <w:r>
+        <w:t>affichées</w:t>
+      </w:r>
+      <w:r>
+        <w:t xml:space="preserve"> ont été trouvées par </w:t>
+      </w:r>
+      <w:r>
+        <w:t>un calcul</w:t>
+      </w:r>
+      <w:r>
+        <w:t xml:space="preserve"> </w:t>
+      </w:r>
+      <w:r>
+        <w:t xml:space="preserve">cherchant une sorte de milieu pour chaque </w:t>
+      </w:r>
+      <w:r>
+        <w:t>formule paramétrable</w:t>
+      </w:r>
+      <w:r>
+        <w:t xml:space="preserve"> entre les</w:t>
+      </w:r>
+      <w:r>
+        <w:t xml:space="preserve"> deux</w:t>
+      </w:r>
+      <w:r>
+        <w:t xml:space="preserve"> points de convergence </w:t>
+      </w:r>
+      <w:r>
+        <w:rPr>
+          <w:i/>
+          <w:iCs/>
+        </w:rPr>
+        <w:t>tf</w:t>
+      </w:r>
+      <w:r>
+        <w:t xml:space="preserve"> et </w:t>
+      </w:r>
+      <w:r>
+        <w:rPr>
+          <w:i/>
+          <w:iCs/>
+        </w:rPr>
+        <w:t>extf</w:t>
+      </w:r>
+      <w:r>
+        <w:t>.</w:t>
+      </w:r>
+      <w:r>
+        <w:t xml:space="preserve"> </w:t>
+      </w:r>
+      <w:r>
+        <w:t>La ligne affichée</w:t>
+      </w:r>
+      <w:r>
+        <w:t xml:space="preserve"> ne résulte pas d’une fonction a priori mais d’une réduction </w:t>
+      </w:r>
+      <w:r>
+        <w:rPr>
+          <w:i/>
+          <w:iCs/>
+        </w:rPr>
+        <w:t>PCoA</w:t>
+      </w:r>
+      <w:r>
+        <w:t xml:space="preserve">, son </w:t>
+      </w:r>
+      <w:r>
+        <w:t>équation</w:t>
+      </w:r>
+      <w:r>
+        <w:t xml:space="preserve"> ne peut être qu’une interpolation. Ce juste </w:t>
+      </w:r>
+      <w:r>
+        <w:rPr>
+          <w:i/>
+          <w:iCs/>
+        </w:rPr>
+        <w:t>α</w:t>
+      </w:r>
+      <w:r>
+        <w:t xml:space="preserve"> médian permet de comparer loyalement</w:t>
+      </w:r>
+      <w:r>
+        <w:t xml:space="preserve"> </w:t>
+      </w:r>
+      <w:r>
+        <w:rPr>
+          <w:i/>
+          <w:iCs/>
+        </w:rPr>
+        <w:t>chi</w:t>
+      </w:r>
+      <w:r>
+        <w:rPr>
+          <w:i/>
+          <w:iCs/>
+          <w:vertAlign w:val="superscript"/>
+        </w:rPr>
+        <w:t>2</w:t>
+      </w:r>
+      <w:r>
+        <w:t xml:space="preserve">, </w:t>
+      </w:r>
+      <w:r>
+        <w:rPr>
+          <w:i/>
+          <w:iCs/>
+        </w:rPr>
+        <w:t>G</w:t>
+      </w:r>
+      <w:r>
+        <w:rPr>
+          <w:i/>
+          <w:iCs/>
+          <w:vertAlign w:val="superscript"/>
+        </w:rPr>
+        <w:t>2</w:t>
+      </w:r>
+      <w:r>
+        <w:t xml:space="preserve">, </w:t>
+      </w:r>
+      <w:r>
+        <w:rPr>
+          <w:i/>
+          <w:iCs/>
+        </w:rPr>
+        <w:t>Fisher,</w:t>
+      </w:r>
+      <w:r>
+        <w:t xml:space="preserve"> </w:t>
+      </w:r>
+      <w:r>
+        <w:rPr>
+          <w:i/>
+          <w:iCs/>
+        </w:rPr>
+        <w:t>t</w:t>
+      </w:r>
+      <w:r>
+        <w:rPr>
+          <w:i/>
+          <w:iCs/>
+        </w:rPr>
+        <w:t>f</w:t>
+      </w:r>
+      <w:r>
+        <w:rPr>
+          <w:i/>
+          <w:iCs/>
+        </w:rPr>
+        <w:noBreakHyphen/>
+      </w:r>
+      <w:r>
+        <w:rPr>
+          <w:i/>
+          <w:iCs/>
+        </w:rPr>
+        <w:t>idf</w:t>
+      </w:r>
+      <w:r>
+        <w:t xml:space="preserve">, et </w:t>
+      </w:r>
+      <w:r>
+        <w:rPr>
+          <w:i/>
+          <w:iCs/>
+        </w:rPr>
+        <w:t>log-t</w:t>
+      </w:r>
+      <w:r>
+        <w:rPr>
+          <w:i/>
+          <w:iCs/>
+        </w:rPr>
+        <w:t>f</w:t>
+      </w:r>
+      <w:r>
+        <w:rPr>
+          <w:i/>
+          <w:iCs/>
+        </w:rPr>
+        <w:noBreakHyphen/>
+      </w:r>
+      <w:r>
+        <w:rPr>
+          <w:i/>
+          <w:iCs/>
+        </w:rPr>
+        <w:t>idf</w:t>
+      </w:r>
+      <w:r>
+        <w:t>, en neutralisant</w:t>
+      </w:r>
+      <w:r>
+        <w:t xml:space="preserve"> </w:t>
+      </w:r>
+      <w:r>
+        <w:t>le</w:t>
+      </w:r>
+      <w:r>
+        <w:t xml:space="preserve"> biais</w:t>
+      </w:r>
+      <w:r>
+        <w:t xml:space="preserve"> d’exclusivité</w:t>
+      </w:r>
+      <w:r>
+        <w:t>.</w:t>
+      </w:r>
+      <w:r>
+        <w:t xml:space="preserve"> Ce ventre du croissant permet de les observer au mieux de leur divergence pour qualifier </w:t>
+      </w:r>
+      <w:r>
+        <w:t>leurs différences</w:t>
+      </w:r>
+      <w:r>
+        <w:t>.</w:t>
+      </w:r>
+    </w:p>
+    <w:p>
+      <w:pPr>
+        <w:ind w:firstLine="0"/>
+      </w:pPr>
+    </w:p>
+    <w:p>
+      <w:pPr>
+        <w:ind w:firstLine="0"/>
+      </w:pPr>
+      <w:r>
+        <w:t>Reconsidérons les</w:t>
+      </w:r>
+      <w:r>
+        <w:t xml:space="preserve"> mots-clés de </w:t>
+      </w:r>
+      <w:r>
+        <w:t>la section §3</w:t>
+      </w:r>
+      <w:r>
+        <w:t>, pour</w:t>
+      </w:r>
+      <w:r>
+        <w:t xml:space="preserve"> </w:t>
+      </w:r>
+      <w:r>
+        <w:t>« </w:t>
+      </w:r>
+      <w:r>
+        <w:t>Les poulpes</w:t>
+      </w:r>
+      <w:r>
+        <w:t> »</w:t>
+      </w:r>
+      <w:r>
+        <w:t xml:space="preserve"> de</w:t>
+      </w:r>
+      <w:r>
+        <w:t xml:space="preserve"> </w:t>
+      </w:r>
+      <w:r>
+        <w:rPr>
+          <w:i/>
+          <w:iCs/>
+        </w:rPr>
+        <w:t>20 000 lieues sous les mers</w:t>
+      </w:r>
+      <w:r>
+        <w:t xml:space="preserve">, sans mots grammaticaux </w:t>
+      </w:r>
+      <w:r>
+        <w:t>ni</w:t>
+      </w:r>
+      <w:r>
+        <w:t xml:space="preserve"> noms propres</w:t>
+      </w:r>
+      <w:r>
+        <w:t>, avec les formules paramétrées</w:t>
+      </w:r>
+      <w:r>
+        <w:t xml:space="preserve">. </w:t>
+      </w:r>
+      <w:r>
+        <w:t>Les têtes de listes sont maintenant très similaires</w:t>
+      </w:r>
+      <w:r>
+        <w:t>.</w:t>
+      </w:r>
+    </w:p>
+    <w:p>
+      <w:pPr>
+        <w:ind w:firstLine="0"/>
+      </w:pPr>
+    </w:p>
+    <w:p>
+      <w:pPr>
+        <w:ind w:firstLine="0"/>
+      </w:pPr>
+      <w:r>
+        <w:rPr>
+          <w:i/>
+          <w:iCs/>
+        </w:rPr>
+        <w:t>tdfidfloa0.56 </w:t>
+      </w:r>
+      <w:r>
+        <w:t xml:space="preserve">: </w:t>
+      </w:r>
+      <w:r>
+        <w:t>poulpe, calmar, tentacule, céphalopode, ventouse, monstre, harpon, charnu, nageoire, bec</w:t>
+      </w:r>
+      <w:r>
+        <w:t>…</w:t>
+      </w:r>
+    </w:p>
+    <w:p>
+      <w:pPr>
+        <w:ind w:firstLine="0"/>
+      </w:pPr>
+      <w:r>
+        <w:rPr>
+          <w:i/>
+          <w:iCs/>
+        </w:rPr>
+        <w:t>tdfidf1.14</w:t>
+      </w:r>
+      <w:r>
+        <w:t xml:space="preserve"> : </w:t>
+      </w:r>
+      <w:r>
+        <w:t>poulpe, calmar, tentacule, monstre, céphalopode, ventouse, harpon, bec, nageoire, vitre</w:t>
+      </w:r>
+      <w:r>
+        <w:t>…</w:t>
+      </w:r>
+    </w:p>
+    <w:p>
+      <w:pPr>
+        <w:ind w:firstLine="0"/>
+      </w:pPr>
+      <w:r>
+        <w:rPr>
+          <w:i/>
+          <w:iCs/>
+        </w:rPr>
+        <w:t>fishera1.47</w:t>
+      </w:r>
+      <w:r>
+        <w:t xml:space="preserve"> : </w:t>
+      </w:r>
+      <w:r>
+        <w:t>poulpe, calmar, tentacule, monstre, céphalopode, ventouse, bec, vitre, charnu, harpon</w:t>
+      </w:r>
+      <w:r>
+        <w:t>…</w:t>
+      </w:r>
+    </w:p>
+    <w:p>
+      <w:pPr>
+        <w:ind w:firstLine="0"/>
+      </w:pPr>
+      <w:r>
+        <w:rPr>
+          <w:i/>
+          <w:iCs/>
+        </w:rPr>
+        <w:t>g2a0.56</w:t>
+      </w:r>
+      <w:r>
+        <w:t xml:space="preserve"> : </w:t>
+      </w:r>
+      <w:r>
+        <w:t>poulpe, calmar, monstre, tentacule, céphalopode, ventouse, bec, vitre, charnu, harpon</w:t>
+      </w:r>
+      <w:r>
+        <w:t>…</w:t>
+      </w:r>
+    </w:p>
+    <w:p>
+      <w:pPr>
+        <w:ind w:firstLine="0"/>
+      </w:pPr>
+      <w:r>
+        <w:rPr>
+          <w:i/>
+          <w:iCs/>
+        </w:rPr>
+        <w:t>chi2a0.43</w:t>
+      </w:r>
+      <w:r>
+        <w:t xml:space="preserve"> : </w:t>
+      </w:r>
+      <w:r>
+        <w:t>poulpe, calmar, tentacule, monstre, céphalopode, ventouse, bec, charnu, vitre, harpon</w:t>
+      </w:r>
+    </w:p>
+    <w:p>
+      <w:pPr>
+        <w:ind w:firstLine="0"/>
+      </w:pPr>
+    </w:p>
+    <w:p>
+      <w:pPr>
+        <w:ind w:firstLine="0"/>
+      </w:pPr>
+      <w:r>
+        <w:t xml:space="preserve">Avec un paramètre </w:t>
+      </w:r>
+      <w:r>
+        <w:t xml:space="preserve">relevant les hautes fréquences </w:t>
+      </w:r>
+      <w:r>
+        <w:rPr>
+          <w:i/>
+          <w:iCs/>
+        </w:rPr>
+        <w:t>tf</w:t>
+      </w:r>
+      <w:r>
+        <w:t>, l</w:t>
+      </w:r>
+      <w:r>
+        <w:t xml:space="preserve">e </w:t>
+      </w:r>
+      <w:r>
+        <w:rPr>
+          <w:i/>
+          <w:iCs/>
+        </w:rPr>
+        <w:t>chi2</w:t>
+      </w:r>
+      <w:r>
+        <w:t xml:space="preserve"> n’a plus aucune dérive </w:t>
+      </w:r>
+      <w:r>
+        <w:t xml:space="preserve">vers les termes exclusifs </w:t>
+      </w:r>
+      <w:r>
+        <w:rPr>
+          <w:i/>
+          <w:iCs/>
+        </w:rPr>
+        <w:t>extf</w:t>
+      </w:r>
+      <w:r>
+        <w:rPr>
+          <w:i/>
+          <w:iCs/>
+        </w:rPr>
+        <w:t> </w:t>
+      </w:r>
+      <w:r>
+        <w:t>; il semble</w:t>
+      </w:r>
+      <w:r>
+        <w:t xml:space="preserve"> </w:t>
+      </w:r>
+      <w:r>
+        <w:t>rejoindre les</w:t>
+      </w:r>
+      <w:r>
+        <w:t xml:space="preserve"> tests </w:t>
+      </w:r>
+      <w:r>
+        <w:rPr>
+          <w:i/>
+          <w:iCs/>
+        </w:rPr>
+        <w:t>G</w:t>
+      </w:r>
+      <w:r>
+        <w:rPr>
+          <w:vertAlign w:val="superscript"/>
+        </w:rPr>
+        <w:t>2</w:t>
+      </w:r>
+      <w:r>
+        <w:t xml:space="preserve"> et </w:t>
       </w:r>
       <w:r>
         <w:rPr>
@@ -6451,690 +7043,8 @@
         <w:t>Fisher</w:t>
       </w:r>
       <w:r>
-        <w:t xml:space="preserve"> naturel avec le bon paramètre, mais il ne produit jamais des résultats identiques. </w:t>
-      </w:r>
-      <w:r>
-        <w:rPr>
-          <w:i/>
-          <w:iCs/>
-        </w:rPr>
-        <w:t>Tf</w:t>
-      </w:r>
-      <w:r>
-        <w:rPr>
-          <w:i/>
-          <w:iCs/>
-        </w:rPr>
-        <w:noBreakHyphen/>
-      </w:r>
-      <w:r>
-        <w:rPr>
-          <w:i/>
-          <w:iCs/>
-        </w:rPr>
-        <w:t>idf</w:t>
-      </w:r>
-      <w:r>
-        <w:rPr>
-          <w:i/>
-          <w:iCs/>
-        </w:rPr>
-        <w:noBreakHyphen/>
-      </w:r>
-      <w:r>
-        <w:rPr>
-          <w:i/>
-          <w:iCs/>
-        </w:rPr>
-        <w:t>logα</w:t>
-      </w:r>
-      <w:r>
-        <w:t xml:space="preserve"> parcoure une autre trajectoire</w:t>
-      </w:r>
-      <w:r>
-        <w:t xml:space="preserve">, serait-elle </w:t>
-      </w:r>
-      <w:r>
-        <w:rPr>
-          <w:i/>
-          <w:iCs/>
-        </w:rPr>
-        <w:t>meilleure</w:t>
-      </w:r>
-      <w:r>
-        <w:t xml:space="preserve">, et </w:t>
-      </w:r>
-      <w:r>
-        <w:rPr>
-          <w:i/>
-          <w:iCs/>
-        </w:rPr>
-        <w:t>meilleure</w:t>
-      </w:r>
-      <w:r>
-        <w:t xml:space="preserve"> à quoi ?</w:t>
-      </w:r>
-    </w:p>
-    <w:p>
-      <w:pPr>
-        <w:ind w:firstLine="708"/>
-      </w:pPr>
-      <w:r>
-        <w:t>Cette section établit que plusieurs formules paramétrables de spécificité peuvent couvrir une grande partie de la variation entre fréquences locales</w:t>
-      </w:r>
-      <w:r>
-        <w:t xml:space="preserve"> </w:t>
-      </w:r>
-      <w:r>
-        <w:t xml:space="preserve">et </w:t>
-      </w:r>
-      <w:r>
-        <w:t>exclusives</w:t>
-      </w:r>
-      <w:r>
-        <w:t xml:space="preserve">, reste à trouver un critère objectif pour </w:t>
-      </w:r>
-      <w:r>
-        <w:t>n’</w:t>
-      </w:r>
-      <w:r>
-        <w:t xml:space="preserve">en choisir </w:t>
-      </w:r>
-      <w:r>
-        <w:t>qu’</w:t>
-      </w:r>
-      <w:r>
-        <w:t>une</w:t>
-      </w:r>
-      <w:r>
-        <w:t xml:space="preserve">, et ne pas de nouveau </w:t>
-      </w:r>
-      <w:r>
-        <w:t>perdre l’utilisateur par des apparences de choix qui ne sont que manque de</w:t>
-      </w:r>
-      <w:r>
-        <w:t xml:space="preserve"> tests et de</w:t>
-      </w:r>
-      <w:r>
-        <w:t xml:space="preserve"> réflexion.</w:t>
-      </w:r>
-    </w:p>
-    <w:p>
-      <w:pPr>
-        <w:pStyle w:val="Heading1"/>
-      </w:pPr>
-      <w:r>
-        <w:t xml:space="preserve">§6. </w:t>
-      </w:r>
-      <w:r>
-        <w:t>Vote préférentiel</w:t>
-      </w:r>
-      <w:r>
-        <w:t>,</w:t>
-      </w:r>
-      <w:r>
-        <w:t xml:space="preserve"> d</w:t>
-      </w:r>
-      <w:r>
-        <w:t>ans le ventre du croissant</w:t>
-      </w:r>
-    </w:p>
-    <w:p>
-      <w:pPr>
-        <w:ind w:firstLine="0"/>
-      </w:pPr>
-      <w:r>
-        <w:t>Sur</w:t>
-      </w:r>
-      <w:r>
-        <w:t xml:space="preserve"> la figure de la section précédente, l</w:t>
-      </w:r>
-      <w:r>
-        <w:t>’alignement</w:t>
-      </w:r>
-      <w:r>
-        <w:t xml:space="preserve"> de points</w:t>
-      </w:r>
-      <w:r>
-        <w:t xml:space="preserve"> au milieu du croissant n’est pas fortuit. Les valeurs d’</w:t>
-      </w:r>
-      <w:r>
-        <w:rPr>
-          <w:i/>
-          <w:iCs/>
-        </w:rPr>
-        <w:t>α</w:t>
-      </w:r>
-      <w:r>
-        <w:t xml:space="preserve"> </w:t>
-      </w:r>
-      <w:r>
-        <w:t>affichées</w:t>
-      </w:r>
-      <w:r>
-        <w:t xml:space="preserve"> ont été trouvées par </w:t>
-      </w:r>
-      <w:r>
-        <w:t>un calcul</w:t>
-      </w:r>
-      <w:r>
-        <w:t xml:space="preserve"> </w:t>
-      </w:r>
-      <w:r>
-        <w:t xml:space="preserve">cherchant une sorte de milieu pour chaque </w:t>
-      </w:r>
-      <w:r>
-        <w:t>formule paramétrable</w:t>
-      </w:r>
-      <w:r>
-        <w:t xml:space="preserve"> entre les</w:t>
-      </w:r>
-      <w:r>
-        <w:t xml:space="preserve"> deux</w:t>
-      </w:r>
-      <w:r>
-        <w:t xml:space="preserve"> points de convergence </w:t>
-      </w:r>
-      <w:r>
-        <w:rPr>
-          <w:i/>
-          <w:iCs/>
-        </w:rPr>
-        <w:t>tf</w:t>
-      </w:r>
-      <w:r>
-        <w:t xml:space="preserve"> et </w:t>
-      </w:r>
-      <w:r>
-        <w:rPr>
-          <w:i/>
-          <w:iCs/>
-        </w:rPr>
-        <w:t>extf</w:t>
-      </w:r>
-      <w:r>
-        <w:t>.</w:t>
-      </w:r>
-      <w:r>
-        <w:t xml:space="preserve"> </w:t>
-      </w:r>
-      <w:r>
-        <w:t>La ligne affichée</w:t>
-      </w:r>
-      <w:r>
-        <w:t xml:space="preserve"> ne résulte pas d’une fonction a priori mais d’une réduction </w:t>
-      </w:r>
-      <w:r>
-        <w:rPr>
-          <w:i/>
-          <w:iCs/>
-        </w:rPr>
-        <w:t>PCoA</w:t>
-      </w:r>
-      <w:r>
-        <w:t xml:space="preserve">, son </w:t>
-      </w:r>
-      <w:r>
-        <w:t>équation</w:t>
-      </w:r>
-      <w:r>
-        <w:t xml:space="preserve"> ne peut être qu’une interpolation. Ce juste </w:t>
-      </w:r>
-      <w:r>
-        <w:rPr>
-          <w:i/>
-          <w:iCs/>
-        </w:rPr>
-        <w:t>α</w:t>
-      </w:r>
-      <w:r>
-        <w:t xml:space="preserve"> médian permet de comparer loyalement</w:t>
-      </w:r>
-      <w:r>
-        <w:t xml:space="preserve"> </w:t>
-      </w:r>
-      <w:r>
-        <w:rPr>
-          <w:i/>
-          <w:iCs/>
-        </w:rPr>
-        <w:t>chi</w:t>
-      </w:r>
-      <w:r>
-        <w:rPr>
-          <w:i/>
-          <w:iCs/>
-          <w:vertAlign w:val="superscript"/>
-        </w:rPr>
-        <w:t>2</w:t>
-      </w:r>
-      <w:r>
-        <w:t xml:space="preserve">, </w:t>
-      </w:r>
-      <w:r>
-        <w:rPr>
-          <w:i/>
-          <w:iCs/>
-        </w:rPr>
-        <w:t>G</w:t>
-      </w:r>
-      <w:r>
-        <w:rPr>
-          <w:i/>
-          <w:iCs/>
-          <w:vertAlign w:val="superscript"/>
-        </w:rPr>
-        <w:t>2</w:t>
-      </w:r>
-      <w:r>
-        <w:t xml:space="preserve">, </w:t>
-      </w:r>
-      <w:r>
-        <w:rPr>
-          <w:i/>
-          <w:iCs/>
-        </w:rPr>
-        <w:t>Fisher,</w:t>
-      </w:r>
-      <w:r>
-        <w:t xml:space="preserve"> </w:t>
-      </w:r>
-      <w:r>
-        <w:rPr>
-          <w:i/>
-          <w:iCs/>
-        </w:rPr>
-        <w:t>t</w:t>
-      </w:r>
-      <w:r>
-        <w:rPr>
-          <w:i/>
-          <w:iCs/>
-        </w:rPr>
-        <w:t>f</w:t>
-      </w:r>
-      <w:r>
-        <w:rPr>
-          <w:i/>
-          <w:iCs/>
-        </w:rPr>
-        <w:noBreakHyphen/>
-      </w:r>
-      <w:r>
-        <w:rPr>
-          <w:i/>
-          <w:iCs/>
-        </w:rPr>
-        <w:t>idf</w:t>
-      </w:r>
-      <w:r>
-        <w:t xml:space="preserve">, et </w:t>
-      </w:r>
-      <w:r>
-        <w:rPr>
-          <w:i/>
-          <w:iCs/>
-        </w:rPr>
-        <w:t>log-t</w:t>
-      </w:r>
-      <w:r>
-        <w:rPr>
-          <w:i/>
-          <w:iCs/>
-        </w:rPr>
-        <w:t>f</w:t>
-      </w:r>
-      <w:r>
-        <w:rPr>
-          <w:i/>
-          <w:iCs/>
-        </w:rPr>
-        <w:noBreakHyphen/>
-      </w:r>
-      <w:r>
-        <w:rPr>
-          <w:i/>
-          <w:iCs/>
-        </w:rPr>
-        <w:t>idf</w:t>
-      </w:r>
-      <w:r>
-        <w:t>, en neutralisant</w:t>
-      </w:r>
-      <w:r>
-        <w:t xml:space="preserve"> </w:t>
-      </w:r>
-      <w:r>
-        <w:t>le</w:t>
-      </w:r>
-      <w:r>
-        <w:t xml:space="preserve"> biais</w:t>
-      </w:r>
-      <w:r>
-        <w:t xml:space="preserve"> d’exclusivité</w:t>
-      </w:r>
-      <w:r>
-        <w:t>.</w:t>
-      </w:r>
-      <w:r>
-        <w:t xml:space="preserve"> Ce ventre du croissant permet de les observer au mieux de leur divergence pour qualifier </w:t>
-      </w:r>
-      <w:r>
-        <w:t>leurs différences</w:t>
-      </w:r>
-      <w:r>
-        <w:t>.</w:t>
-      </w:r>
-    </w:p>
-    <w:p>
-      <w:pPr>
-        <w:ind w:firstLine="0"/>
-      </w:pPr>
-    </w:p>
-    <w:p>
-      <w:pPr>
-        <w:ind w:firstLine="0"/>
-      </w:pPr>
-      <w:r>
-        <w:t>Reconsidérons les</w:t>
-      </w:r>
-      <w:r>
-        <w:t xml:space="preserve"> mots-clés de </w:t>
-      </w:r>
-      <w:r>
-        <w:t>la section §3</w:t>
-      </w:r>
-      <w:r>
-        <w:t>, pour</w:t>
-      </w:r>
-      <w:r>
-        <w:t xml:space="preserve"> </w:t>
-      </w:r>
-      <w:r>
-        <w:t>« </w:t>
-      </w:r>
-      <w:r>
-        <w:t>Les poulpes</w:t>
-      </w:r>
-      <w:r>
-        <w:t> »</w:t>
-      </w:r>
-      <w:r>
-        <w:t xml:space="preserve"> de</w:t>
-      </w:r>
-      <w:r>
-        <w:t xml:space="preserve"> </w:t>
-      </w:r>
-      <w:r>
-        <w:rPr>
-          <w:i/>
-          <w:iCs/>
-        </w:rPr>
-        <w:t>20 000 lieues sous les mers</w:t>
-      </w:r>
-      <w:r>
-        <w:t xml:space="preserve">, sans mots grammaticaux </w:t>
-      </w:r>
-      <w:r>
-        <w:t>ni</w:t>
-      </w:r>
-      <w:r>
-        <w:t xml:space="preserve"> noms propres</w:t>
-      </w:r>
-      <w:r>
-        <w:t>, avec les formules paramétrées</w:t>
-      </w:r>
-      <w:r>
-        <w:t xml:space="preserve">. </w:t>
-      </w:r>
-      <w:r>
-        <w:t>Les têtes de listes sont maintenant très similaires</w:t>
-      </w:r>
-      <w:r>
-        <w:t>.</w:t>
-      </w:r>
-    </w:p>
-    <w:p>
-      <w:pPr>
-        <w:ind w:firstLine="0"/>
-      </w:pPr>
-    </w:p>
-    <w:p>
-      <w:pPr>
-        <w:ind w:firstLine="0"/>
-      </w:pPr>
-      <w:proofErr w:type="gramStart"/>
-      <w:r>
-        <w:rPr>
-          <w:i/>
-          <w:iCs/>
-        </w:rPr>
-        <w:t>tdfidfloa</w:t>
-      </w:r>
-      <w:proofErr w:type="gramEnd"/>
-      <w:r>
-        <w:rPr>
-          <w:i/>
-          <w:iCs/>
-        </w:rPr>
-        <w:t>0.56 </w:t>
-      </w:r>
-      <w:r>
-        <w:t xml:space="preserve">: </w:t>
-      </w:r>
-      <w:r>
-        <w:t>poulpe, calmar, tentacule, céphalopode, ventouse, monstre, harpon, charnu, nageoire, bec</w:t>
-      </w:r>
-      <w:r>
-        <w:t>…</w:t>
-      </w:r>
-    </w:p>
-    <w:p>
-      <w:pPr>
-        <w:ind w:firstLine="0"/>
-      </w:pPr>
-      <w:proofErr w:type="gramStart"/>
-      <w:r>
-        <w:rPr>
-          <w:i/>
-          <w:iCs/>
-        </w:rPr>
-        <w:t>tdfidf</w:t>
-      </w:r>
-      <w:proofErr w:type="gramEnd"/>
-      <w:r>
-        <w:rPr>
-          <w:i/>
-          <w:iCs/>
-        </w:rPr>
-        <w:t>1.14</w:t>
-      </w:r>
-      <w:r>
-        <w:t xml:space="preserve"> : </w:t>
-      </w:r>
-      <w:r>
-        <w:t>poulpe, calmar, tentacule, monstre, céphalopode, ventouse, harpon, bec, nageoire, vitre</w:t>
-      </w:r>
-      <w:r>
-        <w:t>…</w:t>
-      </w:r>
-    </w:p>
-    <w:p>
-      <w:pPr>
-        <w:ind w:firstLine="0"/>
-      </w:pPr>
-      <w:proofErr w:type="gramStart"/>
-      <w:r>
-        <w:rPr>
-          <w:i/>
-          <w:iCs/>
-        </w:rPr>
-        <w:t>fishera</w:t>
-      </w:r>
-      <w:proofErr w:type="gramEnd"/>
-      <w:r>
-        <w:rPr>
-          <w:i/>
-          <w:iCs/>
-        </w:rPr>
-        <w:t>1.47</w:t>
-      </w:r>
-      <w:r>
-        <w:t xml:space="preserve"> : </w:t>
-      </w:r>
-      <w:r>
-        <w:t>poulpe, calmar, tentacule, monstre, céphalopode, ventouse, bec, vitre, charnu, harpon</w:t>
-      </w:r>
-      <w:r>
-        <w:t>…</w:t>
-      </w:r>
-    </w:p>
-    <w:p>
-      <w:pPr>
-        <w:ind w:firstLine="0"/>
-      </w:pPr>
-      <w:r>
-        <w:rPr>
-          <w:i/>
-          <w:iCs/>
-        </w:rPr>
-        <w:t>g2a0.56</w:t>
-      </w:r>
-      <w:r>
-        <w:t xml:space="preserve"> : </w:t>
-      </w:r>
-      <w:r>
-        <w:t>poulpe, calmar, monstre, tentacule, céphalopode, ventouse, bec, vitre, charnu, harpon</w:t>
-      </w:r>
-      <w:r>
-        <w:t>…</w:t>
-      </w:r>
-    </w:p>
-    <w:p>
-      <w:pPr>
-        <w:ind w:firstLine="0"/>
-      </w:pPr>
-      <w:proofErr w:type="gramStart"/>
-      <w:r>
-        <w:rPr>
-          <w:i/>
-          <w:iCs/>
-        </w:rPr>
-        <w:t>chi</w:t>
-      </w:r>
-      <w:proofErr w:type="gramEnd"/>
-      <w:r>
-        <w:rPr>
-          <w:i/>
-          <w:iCs/>
-        </w:rPr>
-        <w:t>2a0.43</w:t>
-      </w:r>
-      <w:r>
-        <w:t xml:space="preserve"> : </w:t>
-      </w:r>
-      <w:r>
-        <w:t>poulpe, calmar, tentacule, monstre, céphalopode, ventouse, bec, charnu, vitre, harpon</w:t>
-      </w:r>
-    </w:p>
-    <w:p>
-      <w:pPr>
-        <w:ind w:firstLine="0"/>
-      </w:pPr>
-    </w:p>
-    <w:p>
-      <w:pPr>
-        <w:ind w:firstLine="0"/>
-      </w:pPr>
-      <w:r>
-        <w:t xml:space="preserve">Avec un paramètre </w:t>
-      </w:r>
-      <w:r>
-        <w:t xml:space="preserve">relevant les hautes fréquences </w:t>
-      </w:r>
-      <w:proofErr w:type="spellStart"/>
-      <w:r>
-        <w:rPr>
-          <w:i/>
-          <w:iCs/>
-        </w:rPr>
-        <w:t>tf</w:t>
-      </w:r>
-      <w:proofErr w:type="spellEnd"/>
-      <w:r>
-        <w:t>, l</w:t>
-      </w:r>
-      <w:r>
-        <w:t xml:space="preserve">e </w:t>
-      </w:r>
-      <w:r>
-        <w:rPr>
-          <w:i/>
-          <w:iCs/>
-        </w:rPr>
-        <w:t>chi2</w:t>
-      </w:r>
-      <w:r>
-        <w:t xml:space="preserve"> n’a plus aucune dérive </w:t>
-      </w:r>
-      <w:r>
-        <w:t xml:space="preserve">vers les termes exclusifs </w:t>
-      </w:r>
-      <w:proofErr w:type="spellStart"/>
-      <w:r>
-        <w:rPr>
-          <w:i/>
-          <w:iCs/>
-        </w:rPr>
-        <w:t>extf</w:t>
-      </w:r>
-      <w:proofErr w:type="spellEnd"/>
-      <w:r>
-        <w:rPr>
-          <w:i/>
-          <w:iCs/>
-        </w:rPr>
-        <w:t> </w:t>
-      </w:r>
-      <w:r>
-        <w:t>; il semble</w:t>
-      </w:r>
-      <w:r>
-        <w:t xml:space="preserve"> </w:t>
-      </w:r>
-      <w:r>
-        <w:t>rejoindre les</w:t>
-      </w:r>
-      <w:r>
-        <w:t xml:space="preserve"> tests </w:t>
-      </w:r>
-      <w:r>
-        <w:rPr>
-          <w:i/>
-          <w:iCs/>
-        </w:rPr>
-        <w:t>G</w:t>
-      </w:r>
-      <w:r>
-        <w:rPr>
-          <w:vertAlign w:val="superscript"/>
-        </w:rPr>
-        <w:t>2</w:t>
-      </w:r>
-      <w:r>
-        <w:t xml:space="preserve"> et </w:t>
-      </w:r>
-      <w:r>
-        <w:rPr>
-          <w:i/>
-          <w:iCs/>
-        </w:rPr>
-        <w:t>Fisher</w:t>
-      </w:r>
-      <w:r>
         <w:t xml:space="preserve"> pour le haut du tableau. Les </w:t>
       </w:r>
-      <w:proofErr w:type="spellStart"/>
       <w:r>
         <w:rPr>
           <w:i/>
@@ -7142,7 +7052,6 @@
         </w:rPr>
         <w:t>tf-idf</w:t>
       </w:r>
-      <w:proofErr w:type="spellEnd"/>
       <w:r>
         <w:t xml:space="preserve"> diffèrent un peu dans les rangs, mais rien à cette échelle ne permet de préférer l’un ou l’autre.</w:t>
       </w:r>
@@ -7927,7 +7836,7 @@
           <w:rPr>
             <w:rStyle w:val="Hyperlink"/>
           </w:rPr>
-          <w:t>https://github.com/glorieux-f/exp-specifs/tree/main/results/1_keywords</w:t>
+          <w:t>https://github.com/glorieux-f/exp-specifs/tree/main/results/keywords100</w:t>
         </w:r>
       </w:hyperlink>
       <w:r>

--- a/docs/glorieux-specif.docx
+++ b/docs/glorieux-specif.docx
@@ -98,10 +98,26 @@
         <w:t>Pour l</w:t>
       </w:r>
       <w:r>
-        <w:t xml:space="preserve">es moteurs de recherche plein texte (et la textométrie en général), </w:t>
-      </w:r>
-      <w:r>
-        <w:t xml:space="preserve">une formule de spécificité (keyness) </w:t>
+        <w:t xml:space="preserve">es moteurs de recherche plein texte (et la </w:t>
+      </w:r>
+      <w:proofErr w:type="spellStart"/>
+      <w:r>
+        <w:t>textométrie</w:t>
+      </w:r>
+      <w:proofErr w:type="spellEnd"/>
+      <w:r>
+        <w:t xml:space="preserve"> en général), </w:t>
+      </w:r>
+      <w:r>
+        <w:t>une formule de spécificité (</w:t>
+      </w:r>
+      <w:proofErr w:type="spellStart"/>
+      <w:r>
+        <w:t>keyness</w:t>
+      </w:r>
+      <w:proofErr w:type="spellEnd"/>
+      <w:r>
+        <w:t xml:space="preserve">) </w:t>
       </w:r>
       <w:r>
         <w:t>mesure à quel point un</w:t>
@@ -1545,8 +1561,13 @@
           <w:iCs/>
         </w:rPr>
       </w:pPr>
-      <w:r>
-        <w:t>subTF-IDF</w:t>
+      <w:proofErr w:type="spellStart"/>
+      <w:r>
+        <w:t>subTF</w:t>
+      </w:r>
+      <w:proofErr w:type="spellEnd"/>
+      <w:r>
+        <w:t>-IDF</w:t>
       </w:r>
       <w:r>
         <w:t> </w:t>
@@ -1668,9 +1689,11 @@
           <w:iCs/>
         </w:rPr>
       </w:pPr>
+      <w:proofErr w:type="spellStart"/>
       <w:r>
         <w:t>SimpleMaths</w:t>
       </w:r>
+      <w:proofErr w:type="spellEnd"/>
       <w:r>
         <w:t>(k=1)</w:t>
       </w:r>
@@ -1759,7 +1782,31 @@
         <w:t>,</w:t>
       </w:r>
       <w:r>
-        <w:t xml:space="preserve"> Berghem, suceur, Bos, Nidros, brachioures, clupanodons, corégone</w:t>
+        <w:t xml:space="preserve"> Berghem, suceur, Bos, </w:t>
+      </w:r>
+      <w:proofErr w:type="spellStart"/>
+      <w:r>
+        <w:t>Nidros</w:t>
+      </w:r>
+      <w:proofErr w:type="spellEnd"/>
+      <w:r>
+        <w:t xml:space="preserve">, </w:t>
+      </w:r>
+      <w:proofErr w:type="spellStart"/>
+      <w:r>
+        <w:t>brachioures</w:t>
+      </w:r>
+      <w:proofErr w:type="spellEnd"/>
+      <w:r>
+        <w:t xml:space="preserve">, </w:t>
+      </w:r>
+      <w:proofErr w:type="spellStart"/>
+      <w:r>
+        <w:t>clupanodons</w:t>
+      </w:r>
+      <w:proofErr w:type="spellEnd"/>
+      <w:r>
+        <w:t>, corégone</w:t>
       </w:r>
     </w:p>
     <w:p>
@@ -1783,12 +1830,29 @@
       <w:r>
         <w:t>. TF (</w:t>
       </w:r>
-      <w:r>
-        <w:rPr>
-          <w:i/>
-          <w:iCs/>
-        </w:rPr>
-        <w:t>term freque</w:t>
+      <w:proofErr w:type="spellStart"/>
+      <w:r>
+        <w:rPr>
+          <w:i/>
+          <w:iCs/>
+        </w:rPr>
+        <w:t>term</w:t>
+      </w:r>
+      <w:proofErr w:type="spellEnd"/>
+      <w:r>
+        <w:rPr>
+          <w:i/>
+          <w:iCs/>
+        </w:rPr>
+        <w:t xml:space="preserve"> </w:t>
+      </w:r>
+      <w:proofErr w:type="spellStart"/>
+      <w:r>
+        <w:rPr>
+          <w:i/>
+          <w:iCs/>
+        </w:rPr>
+        <w:t>freque</w:t>
       </w:r>
       <w:r>
         <w:rPr>
@@ -1804,6 +1868,7 @@
         </w:rPr>
         <w:t>cy</w:t>
       </w:r>
+      <w:proofErr w:type="spellEnd"/>
       <w:r>
         <w:t>) est la liste des termes du chapitre en ordre d</w:t>
       </w:r>
@@ -1828,8 +1893,17 @@
           <w:i/>
           <w:iCs/>
         </w:rPr>
-        <w:t xml:space="preserve"> frequency</w:t>
-      </w:r>
+        <w:t xml:space="preserve"> </w:t>
+      </w:r>
+      <w:proofErr w:type="spellStart"/>
+      <w:r>
+        <w:rPr>
+          <w:i/>
+          <w:iCs/>
+        </w:rPr>
+        <w:t>frequency</w:t>
+      </w:r>
+      <w:proofErr w:type="spellEnd"/>
       <w:r>
         <w:t>) est en ordre du nombre d</w:t>
       </w:r>
@@ -1856,8 +1930,17 @@
           <w:i/>
           <w:iCs/>
         </w:rPr>
-        <w:t>document frequency</w:t>
-      </w:r>
+        <w:t xml:space="preserve">document </w:t>
+      </w:r>
+      <w:proofErr w:type="spellStart"/>
+      <w:r>
+        <w:rPr>
+          <w:i/>
+          <w:iCs/>
+        </w:rPr>
+        <w:t>frequency</w:t>
+      </w:r>
+      <w:proofErr w:type="spellEnd"/>
       <w:r>
         <w:t>) est en ordre du nombre de documents avec ce terme dans le corpus</w:t>
       </w:r>
@@ -1907,6 +1990,7 @@
       <w:r>
         <w:t xml:space="preserve"> des termes exclusivement dans ce texte (donc avec </w:t>
       </w:r>
+      <w:proofErr w:type="spellStart"/>
       <w:r>
         <w:rPr>
           <w:i/>
@@ -1914,6 +1998,7 @@
         </w:rPr>
         <w:t>df</w:t>
       </w:r>
+      <w:proofErr w:type="spellEnd"/>
       <w:r>
         <w:t xml:space="preserve">=1). </w:t>
       </w:r>
@@ -2009,8 +2094,17 @@
         <w:t xml:space="preserve"> classique,</w:t>
       </w:r>
       <w:r>
-        <w:t xml:space="preserve"> ainsi que le SimpleMaths de Kilgariff dans </w:t>
-      </w:r>
+        <w:t xml:space="preserve"> ainsi que le </w:t>
+      </w:r>
+      <w:proofErr w:type="spellStart"/>
+      <w:r>
+        <w:t>SimpleMaths</w:t>
+      </w:r>
+      <w:proofErr w:type="spellEnd"/>
+      <w:r>
+        <w:t xml:space="preserve"> de Kilgariff dans </w:t>
+      </w:r>
+      <w:proofErr w:type="spellStart"/>
       <w:r>
         <w:rPr>
           <w:i/>
@@ -2018,6 +2112,7 @@
         </w:rPr>
         <w:t>SketchEngine</w:t>
       </w:r>
+      <w:proofErr w:type="spellEnd"/>
       <w:r>
         <w:rPr>
           <w:rStyle w:val="FootnoteReference"/>
@@ -2096,7 +2191,15 @@
         <w:t>χ²</w:t>
       </w:r>
       <w:r>
-        <w:t xml:space="preserve"> et SimpleMaths sont</w:t>
+        <w:t xml:space="preserve"> et </w:t>
+      </w:r>
+      <w:proofErr w:type="spellStart"/>
+      <w:r>
+        <w:t>SimpleMaths</w:t>
+      </w:r>
+      <w:proofErr w:type="spellEnd"/>
+      <w:r>
+        <w:t xml:space="preserve"> sont</w:t>
       </w:r>
       <w:r>
         <w:t xml:space="preserve"> trop spécifique.</w:t>
@@ -2106,11 +2209,16 @@
       <w:pPr>
         <w:ind w:firstLine="708"/>
       </w:pPr>
+      <w:proofErr w:type="spellStart"/>
       <w:r>
         <w:t>Su</w:t>
       </w:r>
       <w:r>
-        <w:t>bTF-IDF</w:t>
+        <w:t>bTF</w:t>
+      </w:r>
+      <w:proofErr w:type="spellEnd"/>
+      <w:r>
+        <w:t>-IDF</w:t>
       </w:r>
       <w:r>
         <w:t xml:space="preserve"> et </w:t>
@@ -2254,11 +2362,16 @@
       <w:r>
         <w:t>.</w:t>
       </w:r>
-      <w:r>
-        <w:t xml:space="preserve"> Notons cependant</w:t>
-      </w:r>
-      <w:r>
-        <w:t xml:space="preserve">, aussi, </w:t>
+    </w:p>
+    <w:p>
+      <w:pPr>
+        <w:ind w:firstLine="708"/>
+      </w:pPr>
+      <w:r>
+        <w:t>Notons cependant</w:t>
+      </w:r>
+      <w:r>
+        <w:t xml:space="preserve"> aussi, </w:t>
       </w:r>
       <w:r>
         <w:t>que l</w:t>
@@ -2273,7 +2386,22 @@
         <w:t>²</w:t>
       </w:r>
       <w:r>
-        <w:t>, et 70 fois plus qu’un TF-IDF, il s’agit donc de trouver des situations expérimentales qui justifient cette dépense d’énergie.</w:t>
+        <w:t>, et 70 fois plus qu’un TF-IDF</w:t>
+      </w:r>
+      <w:r>
+        <w:t xml:space="preserve">. Il faut que des expériences prouvent l’intérêt sémantique de </w:t>
+      </w:r>
+      <w:r>
+        <w:t>cette dépense d’énergie</w:t>
+      </w:r>
+      <w:r>
+        <w:t xml:space="preserve"> et d’investissement informatique</w:t>
+      </w:r>
+      <w:r>
+        <w:t>.</w:t>
+      </w:r>
+      <w:r>
+        <w:t xml:space="preserve"> La sobriété algorithmique n’est pas juste une conscience écologique, elle ouvre aussi la possibilité d’agrégations nouvelles et plus complexes.</w:t>
       </w:r>
     </w:p>
     <w:p>
@@ -2735,6 +2863,7 @@
       <w:pPr>
         <w:ind w:firstLine="0"/>
       </w:pPr>
+      <w:proofErr w:type="spellStart"/>
       <w:r>
         <w:t>S</w:t>
       </w:r>
@@ -2745,7 +2874,11 @@
         <w:t>M</w:t>
       </w:r>
       <w:r>
-        <w:t>aths </w:t>
+        <w:t>aths</w:t>
+      </w:r>
+      <w:proofErr w:type="spellEnd"/>
+      <w:r>
+        <w:t> </w:t>
       </w:r>
       <w:r>
         <w:t xml:space="preserve">: </w:t>
@@ -2835,8 +2968,14 @@
       <w:pPr>
         <w:ind w:firstLine="0"/>
       </w:pPr>
-      <w:r>
-        <w:t>subTF-IDF</w:t>
+      <w:proofErr w:type="spellStart"/>
+      <w:r>
+        <w:lastRenderedPageBreak/>
+        <w:t>subTF</w:t>
+      </w:r>
+      <w:proofErr w:type="spellEnd"/>
+      <w:r>
+        <w:t>-IDF</w:t>
       </w:r>
       <w:r>
         <w:t> </w:t>
@@ -2880,7 +3019,6 @@
         <w:ind w:firstLine="0"/>
       </w:pPr>
       <w:r>
-        <w:lastRenderedPageBreak/>
         <w:t>BM</w:t>
       </w:r>
       <w:r>
@@ -2958,6 +3096,7 @@
       <w:pPr>
         <w:ind w:firstLine="0"/>
       </w:pPr>
+      <w:proofErr w:type="spellStart"/>
       <w:r>
         <w:t>S</w:t>
       </w:r>
@@ -2970,6 +3109,7 @@
       <w:r>
         <w:t>aths</w:t>
       </w:r>
+      <w:proofErr w:type="spellEnd"/>
       <w:r>
         <w:t>(k=1)</w:t>
       </w:r>
@@ -3451,6 +3591,7 @@
       <w:r>
         <w:t xml:space="preserve"> </w:t>
       </w:r>
+      <w:proofErr w:type="spellStart"/>
       <w:r>
         <w:t>S</w:t>
       </w:r>
@@ -3461,7 +3602,11 @@
         <w:t>M</w:t>
       </w:r>
       <w:r>
-        <w:t xml:space="preserve">aths et </w:t>
+        <w:t>aths</w:t>
+      </w:r>
+      <w:proofErr w:type="spellEnd"/>
+      <w:r>
+        <w:t xml:space="preserve"> et </w:t>
       </w:r>
       <w:r>
         <w:t>BM</w:t>
@@ -3672,7 +3817,11 @@
         <w:t>) qui peuvent être moins nombreux que 100.</w:t>
       </w:r>
       <w:r>
-        <w:t xml:space="preserve"> Cet indice donne 0 si les listes sont identiques, et 1 si elles ne partagent aucun </w:t>
+        <w:t xml:space="preserve"> Cet indice donne 0 si les listes sont identiques, et 1 si elles ne </w:t>
+      </w:r>
+      <w:r>
+        <w:lastRenderedPageBreak/>
+        <w:t xml:space="preserve">partagent aucun </w:t>
       </w:r>
       <w:r>
         <w:t>élément</w:t>
@@ -3735,7 +3884,6 @@
         <w:t xml:space="preserve"> </w:t>
       </w:r>
       <w:r>
-        <w:lastRenderedPageBreak/>
         <w:t>EXTF</w:t>
       </w:r>
       <w:r>
@@ -3824,6 +3972,7 @@
         </w:rPr>
         <w:t> » (</w:t>
       </w:r>
+      <w:proofErr w:type="spellStart"/>
       <w:r>
         <w:rPr>
           <w:i/>
@@ -3832,6 +3981,7 @@
         </w:rPr>
         <w:t>PCoA</w:t>
       </w:r>
+      <w:proofErr w:type="spellEnd"/>
       <w:r>
         <w:rPr>
           <w:lang w:val="fr-FR"/>
@@ -4036,6 +4186,7 @@
         </w:rPr>
         <w:t xml:space="preserve">. Ainsi </w:t>
       </w:r>
+      <w:proofErr w:type="spellStart"/>
       <w:r>
         <w:rPr>
           <w:i/>
@@ -4044,6 +4195,7 @@
         </w:rPr>
         <w:t>Frantext</w:t>
       </w:r>
+      <w:proofErr w:type="spellEnd"/>
       <w:r>
         <w:rPr>
           <w:rStyle w:val="FootnoteReference"/>
@@ -4093,6 +4245,7 @@
         </w:rPr>
         <w:t>(</w:t>
       </w:r>
+      <w:proofErr w:type="spellStart"/>
       <w:r>
         <w:rPr>
           <w:i/>
@@ -4101,6 +4254,7 @@
         </w:rPr>
         <w:t>Loglikelihood</w:t>
       </w:r>
+      <w:proofErr w:type="spellEnd"/>
       <w:r>
         <w:rPr>
           <w:lang w:val="fr-FR"/>
@@ -4194,6 +4348,7 @@
         </w:rPr>
         <w:t xml:space="preserve">. </w:t>
       </w:r>
+      <w:proofErr w:type="spellStart"/>
       <w:r>
         <w:rPr>
           <w:i/>
@@ -4202,6 +4357,7 @@
         </w:rPr>
         <w:t>SketchEngine</w:t>
       </w:r>
+      <w:proofErr w:type="spellEnd"/>
       <w:r>
         <w:rPr>
           <w:rStyle w:val="FootnoteReference"/>
@@ -4240,6 +4396,7 @@
         </w:rPr>
         <w:t xml:space="preserve">, </w:t>
       </w:r>
+      <w:proofErr w:type="spellStart"/>
       <w:r>
         <w:rPr>
           <w:i/>
@@ -4248,6 +4405,7 @@
         </w:rPr>
         <w:t>LogDice</w:t>
       </w:r>
+      <w:proofErr w:type="spellEnd"/>
       <w:r>
         <w:rPr>
           <w:lang w:val="fr-FR"/>
@@ -4274,8 +4432,18 @@
           <w:iCs/>
           <w:lang w:val="fr-FR"/>
         </w:rPr>
-        <w:t>minimum sensitivity</w:t>
-      </w:r>
+        <w:t xml:space="preserve">minimum </w:t>
+      </w:r>
+      <w:proofErr w:type="spellStart"/>
+      <w:r>
+        <w:rPr>
+          <w:i/>
+          <w:iCs/>
+          <w:lang w:val="fr-FR"/>
+        </w:rPr>
+        <w:t>sensitivity</w:t>
+      </w:r>
+      <w:proofErr w:type="spellEnd"/>
       <w:r>
         <w:rPr>
           <w:rStyle w:val="FootnoteReference"/>
@@ -4289,7 +4457,21 @@
         <w:rPr>
           <w:lang w:val="fr-FR"/>
         </w:rPr>
-        <w:t> ; nous en avons collecter et implémenter quelques autres dans la litérature.</w:t>
+        <w:t xml:space="preserve"> ; nous en avons collecter et implémenter quelques autres dans la </w:t>
+      </w:r>
+      <w:proofErr w:type="spellStart"/>
+      <w:r>
+        <w:rPr>
+          <w:lang w:val="fr-FR"/>
+        </w:rPr>
+        <w:t>litérature</w:t>
+      </w:r>
+      <w:proofErr w:type="spellEnd"/>
+      <w:r>
+        <w:rPr>
+          <w:lang w:val="fr-FR"/>
+        </w:rPr>
+        <w:t>.</w:t>
       </w:r>
     </w:p>
     <w:p>
@@ -4393,7 +4575,14 @@
         <w:rPr>
           <w:lang w:val="fr-FR"/>
         </w:rPr>
-        <w:t xml:space="preserve"> ou bien très lâches, comme observer des thématiques partagées à travers de gros corpus. Il est vain de promettre la formule universelle.</w:t>
+        <w:t xml:space="preserve"> ou bien très lâches, comme </w:t>
+      </w:r>
+      <w:r>
+        <w:rPr>
+          <w:lang w:val="fr-FR"/>
+        </w:rPr>
+        <w:lastRenderedPageBreak/>
+        <w:t>observer des thématiques partagées à travers de gros corpus. Il est vain de promettre la formule universelle.</w:t>
       </w:r>
     </w:p>
     <w:p>
@@ -4407,1632 +4596,1841 @@
         <w:rPr>
           <w:lang w:val="fr-FR"/>
         </w:rPr>
+        <w:t>Cependant ces possibilités sont offertes sans beaucoup d’explication.</w:t>
+      </w:r>
+      <w:r>
+        <w:rPr>
+          <w:lang w:val="fr-FR"/>
+        </w:rPr>
+        <w:t xml:space="preserve"> Cela demande</w:t>
+      </w:r>
+      <w:r>
+        <w:rPr>
+          <w:lang w:val="fr-FR"/>
+        </w:rPr>
+        <w:t>rait</w:t>
+      </w:r>
+      <w:r>
+        <w:rPr>
+          <w:lang w:val="fr-FR"/>
+        </w:rPr>
+        <w:t xml:space="preserve"> à l’utilisateur</w:t>
+      </w:r>
+      <w:r>
+        <w:rPr>
+          <w:lang w:val="fr-FR"/>
+        </w:rPr>
+        <w:t xml:space="preserve"> linguiste ou littéraire</w:t>
+      </w:r>
+      <w:r>
+        <w:rPr>
+          <w:lang w:val="fr-FR"/>
+        </w:rPr>
+        <w:t xml:space="preserve"> </w:t>
+      </w:r>
+      <w:r>
+        <w:rPr>
+          <w:lang w:val="fr-FR"/>
+        </w:rPr>
+        <w:t xml:space="preserve">une grande </w:t>
+      </w:r>
+      <w:r>
+        <w:rPr>
+          <w:lang w:val="fr-FR"/>
+        </w:rPr>
+        <w:t xml:space="preserve">expertise statistique pour comprendre les résultats qu’il obtient, </w:t>
+      </w:r>
+      <w:r>
+        <w:rPr>
+          <w:lang w:val="fr-FR"/>
+        </w:rPr>
+        <w:t xml:space="preserve">ou sinon, il </w:t>
+      </w:r>
+      <w:r>
+        <w:rPr>
+          <w:lang w:val="fr-FR"/>
+        </w:rPr>
+        <w:t>choisir</w:t>
+      </w:r>
+      <w:r>
+        <w:rPr>
+          <w:lang w:val="fr-FR"/>
+        </w:rPr>
+        <w:t>a</w:t>
+      </w:r>
+      <w:r>
+        <w:rPr>
+          <w:lang w:val="fr-FR"/>
+        </w:rPr>
+        <w:t xml:space="preserve"> la formule qui produit </w:t>
+      </w:r>
+      <w:r>
+        <w:rPr>
+          <w:lang w:val="fr-FR"/>
+        </w:rPr>
+        <w:t>les résultats</w:t>
+      </w:r>
+      <w:r>
+        <w:rPr>
+          <w:lang w:val="fr-FR"/>
+        </w:rPr>
+        <w:t xml:space="preserve"> qui lui pla</w:t>
+      </w:r>
+      <w:r>
+        <w:rPr>
+          <w:lang w:val="fr-FR"/>
+        </w:rPr>
+        <w:t>isent</w:t>
+      </w:r>
+      <w:r>
+        <w:rPr>
+          <w:lang w:val="fr-FR"/>
+        </w:rPr>
+        <w:t xml:space="preserve">, </w:t>
+      </w:r>
+      <w:r>
+        <w:rPr>
+          <w:lang w:val="fr-FR"/>
+        </w:rPr>
+        <w:t>sans savoir pouvoir les expliquer dans un article.</w:t>
+      </w:r>
+    </w:p>
+    <w:p>
+      <w:pPr>
+        <w:ind w:firstLine="708"/>
+        <w:rPr>
+          <w:lang w:val="fr-FR"/>
+        </w:rPr>
+      </w:pPr>
+      <w:r>
+        <w:rPr>
+          <w:lang w:val="fr-FR"/>
+        </w:rPr>
+        <w:t>Pour l’extraction de mots-clés en tous cas, l</w:t>
+      </w:r>
+      <w:r>
+        <w:rPr>
+          <w:lang w:val="fr-FR"/>
+        </w:rPr>
+        <w:t>e nuage</w:t>
+      </w:r>
+      <w:r>
+        <w:rPr>
+          <w:lang w:val="fr-FR"/>
+        </w:rPr>
+        <w:t xml:space="preserve"> de points</w:t>
+      </w:r>
+      <w:r>
+        <w:rPr>
+          <w:lang w:val="fr-FR"/>
+        </w:rPr>
+        <w:t xml:space="preserve"> semble dessiner comme un arc continu entre fréquences locales</w:t>
+      </w:r>
+      <w:r>
+        <w:rPr>
+          <w:lang w:val="fr-FR"/>
+        </w:rPr>
+        <w:t xml:space="preserve"> </w:t>
+      </w:r>
+      <w:r>
+        <w:rPr>
+          <w:lang w:val="fr-FR"/>
+        </w:rPr>
+        <w:t>TF</w:t>
+      </w:r>
+      <w:r>
+        <w:rPr>
+          <w:lang w:val="fr-FR"/>
+        </w:rPr>
+        <w:t xml:space="preserve"> </w:t>
+      </w:r>
+      <w:r>
+        <w:rPr>
+          <w:lang w:val="fr-FR"/>
+        </w:rPr>
+        <w:t>et fréquences exclusives</w:t>
+      </w:r>
+      <w:r>
+        <w:rPr>
+          <w:lang w:val="fr-FR"/>
+        </w:rPr>
+        <w:t xml:space="preserve"> EXTF</w:t>
+      </w:r>
+      <w:r>
+        <w:rPr>
+          <w:lang w:val="fr-FR"/>
+        </w:rPr>
+        <w:t>, confirmant les impressions subjectives sur un seul chapitre.</w:t>
+      </w:r>
+    </w:p>
+    <w:p>
+      <w:pPr>
+        <w:ind w:firstLine="708"/>
+        <w:rPr>
+          <w:lang w:val="fr-FR"/>
+        </w:rPr>
+      </w:pPr>
+      <w:r>
+        <w:rPr>
+          <w:lang w:val="fr-FR"/>
+        </w:rPr>
+        <w:t>Cependant l</w:t>
+      </w:r>
+      <w:r>
+        <w:rPr>
+          <w:lang w:val="fr-FR"/>
+        </w:rPr>
+        <w:t>e</w:t>
+      </w:r>
+      <w:r>
+        <w:rPr>
+          <w:lang w:val="fr-FR"/>
+        </w:rPr>
+        <w:t xml:space="preserve"> </w:t>
+      </w:r>
+      <w:r>
+        <w:rPr>
+          <w:lang w:val="fr-FR"/>
+        </w:rPr>
+        <w:t xml:space="preserve">χ² </w:t>
+      </w:r>
+      <w:r>
+        <w:rPr>
+          <w:lang w:val="fr-FR"/>
+        </w:rPr>
+        <w:t xml:space="preserve">ainsi que </w:t>
+      </w:r>
+      <w:r>
+        <w:rPr>
+          <w:i/>
+          <w:iCs/>
+          <w:lang w:val="fr-FR"/>
+        </w:rPr>
+        <w:t>mi3</w:t>
+      </w:r>
+      <w:r>
+        <w:rPr>
+          <w:lang w:val="fr-FR"/>
+        </w:rPr>
+        <w:t>, semblent se détacher. S’agit-il de cas particuliers, ou le signe que l’arc est un croissant, avec un ventre que nous pourrions remplir si l’on avait</w:t>
+      </w:r>
+      <w:r>
+        <w:rPr>
+          <w:lang w:val="fr-FR"/>
+        </w:rPr>
+        <w:t xml:space="preserve"> </w:t>
+      </w:r>
+      <w:r>
+        <w:rPr>
+          <w:lang w:val="fr-FR"/>
+        </w:rPr>
+        <w:t>d’autres formules ?</w:t>
+      </w:r>
+      <w:r>
+        <w:rPr>
+          <w:lang w:val="fr-FR"/>
+        </w:rPr>
+        <w:t xml:space="preserve"> </w:t>
+      </w:r>
+      <w:r>
+        <w:rPr>
+          <w:lang w:val="fr-FR"/>
+        </w:rPr>
+        <w:t>C’est ce que nous allons voir dans la section suivante.</w:t>
+      </w:r>
+    </w:p>
+    <w:p>
+      <w:pPr>
+        <w:pStyle w:val="Heading1"/>
+        <w:rPr>
+          <w:lang w:val="fr-FR"/>
+        </w:rPr>
+      </w:pPr>
+      <w:r>
+        <w:rPr>
+          <w:lang w:val="fr-FR"/>
+        </w:rPr>
+        <w:t xml:space="preserve">§5. </w:t>
+      </w:r>
+      <w:r>
+        <w:rPr>
+          <w:lang w:val="fr-FR"/>
+        </w:rPr>
+        <w:t>Anticiper un</w:t>
+      </w:r>
+      <w:r>
+        <w:rPr>
+          <w:lang w:val="fr-FR"/>
+        </w:rPr>
+        <w:t xml:space="preserve"> mouvement est une intuition du nombre, paramétrer</w:t>
+      </w:r>
+    </w:p>
+    <w:p>
+      <w:pPr>
+        <w:ind w:firstLine="0"/>
+        <w:rPr>
+          <w:lang w:val="fr-FR"/>
+        </w:rPr>
+      </w:pPr>
+      <w:r>
+        <w:rPr>
+          <w:lang w:val="fr-FR"/>
+        </w:rPr>
+        <w:t>Un instrument</w:t>
+      </w:r>
+      <w:r>
+        <w:rPr>
+          <w:lang w:val="fr-FR"/>
+        </w:rPr>
+        <w:t xml:space="preserve"> d’observation</w:t>
+      </w:r>
+      <w:r>
+        <w:rPr>
+          <w:lang w:val="fr-FR"/>
+        </w:rPr>
+        <w:t xml:space="preserve"> n’est pas</w:t>
+      </w:r>
+      <w:r>
+        <w:rPr>
+          <w:lang w:val="fr-FR"/>
+        </w:rPr>
+        <w:t xml:space="preserve"> </w:t>
+      </w:r>
+      <w:r>
+        <w:rPr>
+          <w:lang w:val="fr-FR"/>
+        </w:rPr>
+        <w:t>commode</w:t>
+      </w:r>
+      <w:r>
+        <w:rPr>
+          <w:lang w:val="fr-FR"/>
+        </w:rPr>
+        <w:t xml:space="preserve"> parce qu’il a plein d’options, mais parce qu’il y en a peu et bien </w:t>
+      </w:r>
+      <w:proofErr w:type="spellStart"/>
+      <w:r>
+        <w:rPr>
+          <w:lang w:val="fr-FR"/>
+        </w:rPr>
+        <w:t>régées</w:t>
+      </w:r>
+      <w:proofErr w:type="spellEnd"/>
+      <w:r>
+        <w:rPr>
+          <w:lang w:val="fr-FR"/>
+        </w:rPr>
+        <w:t>. Un</w:t>
+      </w:r>
+      <w:r>
+        <w:rPr>
+          <w:lang w:val="fr-FR"/>
+        </w:rPr>
+        <w:t xml:space="preserve"> chercheur </w:t>
+      </w:r>
+      <w:r>
+        <w:rPr>
+          <w:lang w:val="fr-FR"/>
+        </w:rPr>
+        <w:t xml:space="preserve">doit </w:t>
+      </w:r>
+      <w:r>
+        <w:rPr>
+          <w:lang w:val="fr-FR"/>
+        </w:rPr>
+        <w:t>p</w:t>
+      </w:r>
+      <w:r>
+        <w:rPr>
+          <w:lang w:val="fr-FR"/>
+        </w:rPr>
+        <w:t>ouvoir</w:t>
+      </w:r>
+      <w:r>
+        <w:rPr>
+          <w:lang w:val="fr-FR"/>
+        </w:rPr>
+        <w:t xml:space="preserve"> s</w:t>
+      </w:r>
+      <w:r>
+        <w:rPr>
+          <w:lang w:val="fr-FR"/>
+        </w:rPr>
+        <w:t>’en</w:t>
+      </w:r>
+      <w:r>
+        <w:rPr>
+          <w:lang w:val="fr-FR"/>
+        </w:rPr>
+        <w:t xml:space="preserve"> faire une intuition</w:t>
+      </w:r>
+      <w:r>
+        <w:rPr>
+          <w:lang w:val="fr-FR"/>
+        </w:rPr>
+        <w:t xml:space="preserve">, </w:t>
+      </w:r>
+      <w:r>
+        <w:rPr>
+          <w:lang w:val="fr-FR"/>
+        </w:rPr>
+        <w:t xml:space="preserve">anticiper un résultat, deviner une trajectoire, </w:t>
+      </w:r>
+      <w:r>
+        <w:rPr>
+          <w:lang w:val="fr-FR"/>
+        </w:rPr>
+        <w:t>si bien qu</w:t>
+      </w:r>
+      <w:r>
+        <w:rPr>
+          <w:lang w:val="fr-FR"/>
+        </w:rPr>
+        <w:t>e</w:t>
+      </w:r>
+      <w:r>
+        <w:rPr>
+          <w:lang w:val="fr-FR"/>
+        </w:rPr>
+        <w:t xml:space="preserve"> sa conscience</w:t>
+      </w:r>
+      <w:r>
+        <w:rPr>
+          <w:lang w:val="fr-FR"/>
+        </w:rPr>
+        <w:t xml:space="preserve"> est déchargée de mathématiques</w:t>
+      </w:r>
+      <w:r>
+        <w:rPr>
+          <w:lang w:val="fr-FR"/>
+        </w:rPr>
+        <w:t xml:space="preserve"> pour</w:t>
+      </w:r>
+      <w:r>
+        <w:rPr>
+          <w:lang w:val="fr-FR"/>
+        </w:rPr>
+        <w:t xml:space="preserve"> mieux</w:t>
+      </w:r>
+      <w:r>
+        <w:rPr>
+          <w:lang w:val="fr-FR"/>
+        </w:rPr>
+        <w:t xml:space="preserve"> comprendre et interpréter les résultats.</w:t>
+      </w:r>
+    </w:p>
+    <w:p>
+      <w:pPr>
+        <w:ind w:firstLine="708"/>
+        <w:rPr>
+          <w:lang w:val="fr-FR"/>
+        </w:rPr>
+      </w:pPr>
+      <w:r>
+        <w:rPr>
+          <w:lang w:val="fr-FR"/>
+        </w:rPr>
+        <w:t xml:space="preserve">L’esprit peut se faire une idée assez juste d’un phénomène en saisissant son mouvement, </w:t>
+      </w:r>
+      <w:r>
+        <w:rPr>
+          <w:lang w:val="fr-FR"/>
+        </w:rPr>
+        <w:t xml:space="preserve">ainsi nous </w:t>
+      </w:r>
+      <w:r>
+        <w:rPr>
+          <w:lang w:val="fr-FR"/>
+        </w:rPr>
+        <w:t>anticipons</w:t>
+      </w:r>
+      <w:r>
+        <w:rPr>
+          <w:lang w:val="fr-FR"/>
+        </w:rPr>
+        <w:t xml:space="preserve"> la trajectoire d’une balle sans calculer son énergie cinétique et la pesanteur.</w:t>
+      </w:r>
+    </w:p>
+    <w:p>
+      <w:pPr>
+        <w:ind w:firstLine="708"/>
+        <w:rPr>
+          <w:lang w:val="fr-FR"/>
+        </w:rPr>
+      </w:pPr>
+      <w:r>
+        <w:rPr>
+          <w:lang w:val="fr-FR"/>
+        </w:rPr>
+        <w:t>Au lieu de multiples noms d’algorithmes, il serait beaucoup plus commode de trouver un simple curseur qui parcoure toute la variation des formules de spécificités</w:t>
+      </w:r>
+      <w:r>
+        <w:rPr>
+          <w:lang w:val="fr-FR"/>
+        </w:rPr>
+        <w:t xml:space="preserve">, </w:t>
+      </w:r>
+      <w:r>
+        <w:rPr>
+          <w:lang w:val="fr-FR"/>
+        </w:rPr>
+        <w:t>pour en observer l’effet en temps réel</w:t>
+      </w:r>
+      <w:r>
+        <w:rPr>
+          <w:lang w:val="fr-FR"/>
+        </w:rPr>
+        <w:t>.</w:t>
+      </w:r>
+    </w:p>
+    <w:p>
+      <w:pPr>
+        <w:ind w:firstLine="0"/>
+        <w:rPr>
+          <w:lang w:val="fr-FR"/>
+        </w:rPr>
+      </w:pPr>
+    </w:p>
+    <w:p>
+      <w:pPr>
+        <w:ind w:firstLine="0"/>
+        <w:rPr>
+          <w:lang w:val="fr-FR"/>
+        </w:rPr>
+      </w:pPr>
+      <w:r>
+        <w:rPr>
+          <w:lang w:val="fr-FR"/>
+        </w:rPr>
+        <w:t>Plusieurs formules connues offrent un paramétrage</w:t>
+      </w:r>
+      <w:r>
+        <w:rPr>
+          <w:lang w:val="fr-FR"/>
+        </w:rPr>
+        <w:t>.</w:t>
+      </w:r>
+    </w:p>
+    <w:p>
+      <w:pPr>
+        <w:ind w:firstLine="708"/>
+        <w:rPr>
+          <w:lang w:val="fr-FR"/>
+        </w:rPr>
+      </w:pPr>
+      <w:proofErr w:type="spellStart"/>
+      <w:r>
+        <w:rPr>
+          <w:lang w:val="fr-FR"/>
+        </w:rPr>
+        <w:t>Simple</w:t>
+      </w:r>
+      <w:r>
+        <w:rPr>
+          <w:lang w:val="fr-FR"/>
+        </w:rPr>
+        <w:t>M</w:t>
+      </w:r>
+      <w:r>
+        <w:rPr>
+          <w:lang w:val="fr-FR"/>
+        </w:rPr>
+        <w:t>aths</w:t>
+      </w:r>
+      <w:proofErr w:type="spellEnd"/>
+      <w:r>
+        <w:rPr>
+          <w:lang w:val="fr-FR"/>
+        </w:rPr>
+        <w:t xml:space="preserve"> et </w:t>
+      </w:r>
+      <w:r>
+        <w:rPr>
+          <w:lang w:val="fr-FR"/>
+        </w:rPr>
+        <w:t>BM</w:t>
+      </w:r>
+      <w:r>
+        <w:rPr>
+          <w:lang w:val="fr-FR"/>
+        </w:rPr>
+        <w:t xml:space="preserve">25 </w:t>
+      </w:r>
+      <w:r>
+        <w:rPr>
+          <w:lang w:val="fr-FR"/>
+        </w:rPr>
+        <w:t>peuvent être réglé</w:t>
+      </w:r>
+      <w:r>
+        <w:rPr>
+          <w:lang w:val="fr-FR"/>
+        </w:rPr>
+        <w:t>e</w:t>
+      </w:r>
+      <w:r>
+        <w:rPr>
+          <w:lang w:val="fr-FR"/>
+        </w:rPr>
+        <w:t>s pour tendre vers</w:t>
+      </w:r>
+      <w:r>
+        <w:rPr>
+          <w:lang w:val="fr-FR"/>
+        </w:rPr>
+        <w:t xml:space="preserve"> les mots exclusifs</w:t>
+      </w:r>
+      <w:r>
+        <w:rPr>
+          <w:lang w:val="fr-FR"/>
+        </w:rPr>
+        <w:t xml:space="preserve"> </w:t>
+      </w:r>
+      <w:r>
+        <w:rPr>
+          <w:lang w:val="fr-FR"/>
+        </w:rPr>
+        <w:t xml:space="preserve">(dans le graphique </w:t>
+      </w:r>
+      <w:r>
+        <w:rPr>
+          <w:lang w:val="fr-FR"/>
+        </w:rPr>
+        <w:t xml:space="preserve">précédent, </w:t>
+      </w:r>
+      <w:r>
+        <w:rPr>
+          <w:lang w:val="fr-FR"/>
+        </w:rPr>
+        <w:t>remarquer</w:t>
+      </w:r>
+      <w:r>
+        <w:rPr>
+          <w:lang w:val="fr-FR"/>
+        </w:rPr>
+        <w:t xml:space="preserve"> </w:t>
+      </w:r>
+      <w:proofErr w:type="spellStart"/>
+      <w:r>
+        <w:rPr>
+          <w:lang w:val="fr-FR"/>
+        </w:rPr>
+        <w:t>S</w:t>
+      </w:r>
+      <w:r>
+        <w:rPr>
+          <w:lang w:val="fr-FR"/>
+        </w:rPr>
+        <w:t>imple</w:t>
+      </w:r>
+      <w:r>
+        <w:rPr>
+          <w:lang w:val="fr-FR"/>
+        </w:rPr>
+        <w:t>M</w:t>
+      </w:r>
+      <w:r>
+        <w:rPr>
+          <w:lang w:val="fr-FR"/>
+        </w:rPr>
+        <w:t>aths</w:t>
+      </w:r>
+      <w:proofErr w:type="spellEnd"/>
+      <w:r>
+        <w:rPr>
+          <w:lang w:val="fr-FR"/>
+        </w:rPr>
+        <w:t xml:space="preserve"> </w:t>
+      </w:r>
+      <w:r>
+        <w:rPr>
+          <w:lang w:val="fr-FR"/>
+        </w:rPr>
+        <w:t xml:space="preserve">et </w:t>
+      </w:r>
+      <w:proofErr w:type="spellStart"/>
+      <w:r>
+        <w:rPr>
+          <w:iCs/>
+          <w:lang w:val="fr-FR"/>
+        </w:rPr>
+        <w:t>S</w:t>
+      </w:r>
+      <w:r>
+        <w:rPr>
+          <w:iCs/>
+          <w:lang w:val="fr-FR"/>
+        </w:rPr>
+        <w:t>imple</w:t>
+      </w:r>
+      <w:r>
+        <w:rPr>
+          <w:iCs/>
+          <w:lang w:val="fr-FR"/>
+        </w:rPr>
+        <w:t>M</w:t>
+      </w:r>
+      <w:r>
+        <w:rPr>
+          <w:iCs/>
+          <w:lang w:val="fr-FR"/>
+        </w:rPr>
+        <w:t>athsk</w:t>
+      </w:r>
+      <w:proofErr w:type="spellEnd"/>
+      <w:r>
+        <w:rPr>
+          <w:iCs/>
+          <w:lang w:val="fr-FR"/>
+        </w:rPr>
+        <w:t>(</w:t>
+      </w:r>
+      <w:r>
+        <w:rPr>
+          <w:iCs/>
+          <w:lang w:val="fr-FR"/>
+        </w:rPr>
+        <w:t>1</w:t>
+      </w:r>
+      <w:r>
+        <w:rPr>
+          <w:iCs/>
+          <w:lang w:val="fr-FR"/>
+        </w:rPr>
+        <w:t>)</w:t>
+      </w:r>
+      <w:r>
+        <w:rPr>
+          <w:lang w:val="fr-FR"/>
+        </w:rPr>
+        <w:t> ;</w:t>
+      </w:r>
+      <w:r>
+        <w:rPr>
+          <w:lang w:val="fr-FR"/>
+        </w:rPr>
+        <w:t xml:space="preserve"> ou</w:t>
+      </w:r>
+      <w:r>
+        <w:rPr>
+          <w:lang w:val="fr-FR"/>
+        </w:rPr>
+        <w:t xml:space="preserve"> </w:t>
+      </w:r>
+      <w:r>
+        <w:rPr>
+          <w:lang w:val="fr-FR"/>
+        </w:rPr>
+        <w:t>BM25(k₁=100,b=1)</w:t>
+      </w:r>
+      <w:r>
+        <w:rPr>
+          <w:lang w:val="fr-FR"/>
+        </w:rPr>
+        <w:t xml:space="preserve"> et </w:t>
+      </w:r>
+      <w:r>
+        <w:rPr>
+          <w:iCs/>
+          <w:lang w:val="fr-FR"/>
+        </w:rPr>
+        <w:t>BM</w:t>
+      </w:r>
+      <w:r>
+        <w:rPr>
+          <w:iCs/>
+          <w:lang w:val="fr-FR"/>
+        </w:rPr>
+        <w:t>25</w:t>
+      </w:r>
+      <w:r>
+        <w:rPr>
+          <w:iCs/>
+          <w:lang w:val="fr-FR"/>
+        </w:rPr>
+        <w:t xml:space="preserve"> par défaut</w:t>
+      </w:r>
+      <w:r>
+        <w:rPr>
+          <w:lang w:val="fr-FR"/>
+        </w:rPr>
+        <w:t>)</w:t>
+      </w:r>
+      <w:r>
+        <w:rPr>
+          <w:lang w:val="fr-FR"/>
+        </w:rPr>
+        <w:t>. Cependant ces fonctions ne peuvent pas tendre vers</w:t>
+      </w:r>
+      <w:r>
+        <w:rPr>
+          <w:lang w:val="fr-FR"/>
+        </w:rPr>
+        <w:t xml:space="preserve"> </w:t>
+      </w:r>
+      <w:r>
+        <w:rPr>
+          <w:lang w:val="fr-FR"/>
+        </w:rPr>
+        <w:t>TF</w:t>
+      </w:r>
+      <w:r>
+        <w:rPr>
+          <w:lang w:val="fr-FR"/>
+        </w:rPr>
+        <w:t>.</w:t>
+      </w:r>
+    </w:p>
+    <w:p>
+      <w:pPr>
+        <w:ind w:firstLine="708"/>
+      </w:pPr>
+      <w:r>
+        <w:rPr>
+          <w:lang w:val="fr-FR"/>
+        </w:rPr>
+        <w:t xml:space="preserve">Le classique </w:t>
+      </w:r>
+      <w:r>
+        <w:rPr>
+          <w:lang w:val="fr-FR"/>
+        </w:rPr>
+        <w:t>TF</w:t>
+      </w:r>
+      <w:r>
+        <w:rPr>
+          <w:lang w:val="fr-FR"/>
+        </w:rPr>
+        <w:t>-</w:t>
+      </w:r>
+      <w:r>
+        <w:rPr>
+          <w:lang w:val="fr-FR"/>
+        </w:rPr>
+        <w:t>IDF</w:t>
+      </w:r>
+      <w:r>
+        <w:t>α</w:t>
+      </w:r>
+      <w:r>
+        <w:rPr>
+          <w:lang w:val="fr-FR"/>
+        </w:rPr>
+        <w:t xml:space="preserve"> </w:t>
+      </w:r>
+      <w:r>
+        <w:rPr>
+          <w:lang w:val="fr-FR"/>
+        </w:rPr>
+        <w:t xml:space="preserve">parcoure une ligne entre </w:t>
+      </w:r>
+      <w:r>
+        <w:rPr>
+          <w:lang w:val="fr-FR"/>
+        </w:rPr>
+        <w:t>TF</w:t>
+      </w:r>
+      <w:r>
+        <w:rPr>
+          <w:lang w:val="fr-FR"/>
+        </w:rPr>
+        <w:t xml:space="preserve"> et </w:t>
+      </w:r>
+      <w:r>
+        <w:rPr>
+          <w:lang w:val="fr-FR"/>
+        </w:rPr>
+        <w:t>EXTF</w:t>
+      </w:r>
+      <w:r>
+        <w:rPr>
+          <w:lang w:val="fr-FR"/>
+        </w:rPr>
+        <w:t xml:space="preserve"> par un effet mathématique élémentaire. Soit </w:t>
+      </w:r>
+      <w:r>
+        <w:rPr>
+          <w:i/>
+          <w:iCs/>
+          <w:lang w:val="fr-FR"/>
+        </w:rPr>
+        <w:t>tf</w:t>
+      </w:r>
+      <w:r>
+        <w:rPr>
+          <w:lang w:val="fr-FR"/>
+        </w:rPr>
+        <w:t>/</w:t>
+      </w:r>
+      <w:r>
+        <w:rPr>
+          <w:i/>
+          <w:iCs/>
+          <w:lang w:val="fr-FR"/>
+        </w:rPr>
+        <w:t>df</w:t>
+      </w:r>
+      <w:r>
+        <w:rPr>
+          <w:i/>
+          <w:iCs/>
+          <w:vertAlign w:val="superscript"/>
+        </w:rPr>
+        <w:t>α</w:t>
+      </w:r>
+      <w:r>
+        <w:t xml:space="preserve">, où </w:t>
+      </w:r>
+      <w:r>
+        <w:rPr>
+          <w:i/>
+          <w:iCs/>
+        </w:rPr>
+        <w:t>tf</w:t>
+      </w:r>
+      <w:r>
+        <w:t xml:space="preserve"> (</w:t>
+      </w:r>
+      <w:r>
+        <w:rPr>
+          <w:i/>
+          <w:iCs/>
+        </w:rPr>
+        <w:t>term frequency</w:t>
+      </w:r>
+      <w:r>
+        <w:t xml:space="preserve">) est la fréquence d’un terme dans le texte observé, et </w:t>
+      </w:r>
+      <w:r>
+        <w:rPr>
+          <w:i/>
+          <w:iCs/>
+        </w:rPr>
+        <w:t>df</w:t>
+      </w:r>
+      <w:r>
+        <w:t xml:space="preserve"> (</w:t>
+      </w:r>
+      <w:r>
+        <w:rPr>
+          <w:i/>
+          <w:iCs/>
+        </w:rPr>
+        <w:t>document frequency</w:t>
+      </w:r>
+      <w:r>
+        <w:t xml:space="preserve">) est le nombre de textes où apparaît ce terme. </w:t>
+      </w:r>
+      <w:r>
+        <w:t xml:space="preserve">Si </w:t>
+      </w:r>
+      <w:r>
+        <w:rPr>
+          <w:i/>
+          <w:iCs/>
+        </w:rPr>
+        <w:t>α</w:t>
+      </w:r>
+      <w:r>
+        <w:t>=0,</w:t>
+      </w:r>
+      <w:r>
+        <w:t xml:space="preserve"> alors</w:t>
+      </w:r>
+      <w:r>
+        <w:t xml:space="preserve"> le dénominateur</w:t>
+      </w:r>
+      <w:r>
+        <w:t xml:space="preserve"> </w:t>
+      </w:r>
+      <w:r>
+        <w:rPr>
+          <w:i/>
+          <w:iCs/>
+          <w:lang w:val="fr-FR"/>
+        </w:rPr>
+        <w:t>df</w:t>
+      </w:r>
+      <w:r>
+        <w:rPr>
+          <w:i/>
+          <w:iCs/>
+          <w:vertAlign w:val="superscript"/>
+        </w:rPr>
+        <w:t>α</w:t>
+      </w:r>
+      <w:r>
+        <w:t xml:space="preserve">=1, donc </w:t>
+      </w:r>
+      <w:r>
+        <w:rPr>
+          <w:i/>
+          <w:iCs/>
+          <w:lang w:val="fr-FR"/>
+        </w:rPr>
+        <w:t>tf</w:t>
+      </w:r>
+      <w:r>
+        <w:rPr>
+          <w:lang w:val="fr-FR"/>
+        </w:rPr>
+        <w:t>/</w:t>
+      </w:r>
+      <w:r>
+        <w:rPr>
+          <w:i/>
+          <w:iCs/>
+          <w:lang w:val="fr-FR"/>
+        </w:rPr>
+        <w:t>df</w:t>
+      </w:r>
+      <w:r>
+        <w:rPr>
+          <w:i/>
+          <w:iCs/>
+          <w:vertAlign w:val="superscript"/>
+        </w:rPr>
+        <w:t>α</w:t>
+      </w:r>
+      <w:r>
+        <w:t>=</w:t>
+      </w:r>
+      <w:r>
+        <w:rPr>
+          <w:i/>
+          <w:iCs/>
+        </w:rPr>
+        <w:t>tf</w:t>
+      </w:r>
+      <w:r>
+        <w:t xml:space="preserve">, la fréquence relative brute. </w:t>
+      </w:r>
+      <w:r>
+        <w:t>Plus</w:t>
+      </w:r>
+      <w:r>
+        <w:t xml:space="preserve"> </w:t>
+      </w:r>
+      <w:r>
+        <w:rPr>
+          <w:i/>
+          <w:iCs/>
+        </w:rPr>
+        <w:t>α</w:t>
+      </w:r>
+      <w:r>
+        <w:rPr>
+          <w:vertAlign w:val="superscript"/>
+        </w:rPr>
+        <w:t xml:space="preserve"> </w:t>
+      </w:r>
+      <w:r>
+        <w:t xml:space="preserve">augmente, plus </w:t>
+      </w:r>
+      <w:r>
+        <w:rPr>
+          <w:i/>
+          <w:iCs/>
+          <w:lang w:val="fr-FR"/>
+        </w:rPr>
+        <w:t>tf</w:t>
+      </w:r>
+      <w:r>
+        <w:rPr>
+          <w:i/>
+          <w:iCs/>
+          <w:lang w:val="fr-FR"/>
+        </w:rPr>
+        <w:t>-</w:t>
+      </w:r>
+      <w:r>
+        <w:rPr>
+          <w:i/>
+          <w:iCs/>
+          <w:lang w:val="fr-FR"/>
+        </w:rPr>
+        <w:t>idf</w:t>
+      </w:r>
+      <w:r>
+        <w:rPr>
+          <w:i/>
+          <w:iCs/>
+        </w:rPr>
+        <w:t>α</w:t>
+      </w:r>
+      <w:r>
+        <w:t xml:space="preserve"> tend vers </w:t>
+      </w:r>
+      <w:r>
+        <w:rPr>
+          <w:i/>
+          <w:iCs/>
+        </w:rPr>
+        <w:t>extf</w:t>
+      </w:r>
+      <w:r>
+        <w:t xml:space="preserve">, </w:t>
+      </w:r>
+      <w:r>
+        <w:t>les mots exclusifs sont promus, les mots partagés sont dépréciés. En effet, un mot exclusif est présent dans un seul document</w:t>
+      </w:r>
+      <w:r>
+        <w:t>,</w:t>
+      </w:r>
+      <w:r>
+        <w:t xml:space="preserve"> </w:t>
+      </w:r>
+      <w:r>
+        <w:rPr>
+          <w:i/>
+          <w:iCs/>
+        </w:rPr>
+        <w:t>df</w:t>
+      </w:r>
+      <w:r>
+        <w:t xml:space="preserve">=1, son </w:t>
+      </w:r>
+      <w:r>
+        <w:rPr>
+          <w:i/>
+          <w:iCs/>
+          <w:lang w:val="fr-FR"/>
+        </w:rPr>
+        <w:t>tf</w:t>
+      </w:r>
+      <w:r>
+        <w:rPr>
+          <w:i/>
+          <w:iCs/>
+          <w:lang w:val="fr-FR"/>
+        </w:rPr>
+        <w:t>-</w:t>
+      </w:r>
+      <w:r>
+        <w:rPr>
+          <w:i/>
+          <w:iCs/>
+          <w:lang w:val="fr-FR"/>
+        </w:rPr>
+        <w:t>idf</w:t>
+      </w:r>
+      <w:r>
+        <w:rPr>
+          <w:i/>
+          <w:iCs/>
+        </w:rPr>
+        <w:t>α</w:t>
+      </w:r>
+      <w:r>
+        <w:t xml:space="preserve"> restera toujours égal à </w:t>
+      </w:r>
+      <w:r>
+        <w:rPr>
+          <w:i/>
+          <w:iCs/>
+        </w:rPr>
+        <w:t>tf</w:t>
+      </w:r>
+      <w:r>
+        <w:t xml:space="preserve"> = </w:t>
+      </w:r>
+      <w:r>
+        <w:rPr>
+          <w:i/>
+          <w:iCs/>
+        </w:rPr>
+        <w:t>tf</w:t>
+      </w:r>
+      <w:r>
+        <w:t>/1</w:t>
+      </w:r>
+      <w:r>
+        <w:rPr>
+          <w:i/>
+          <w:iCs/>
+          <w:vertAlign w:val="superscript"/>
+        </w:rPr>
+        <w:t>α</w:t>
+      </w:r>
+      <w:r>
+        <w:t xml:space="preserve"> = </w:t>
+      </w:r>
+      <w:r>
+        <w:rPr>
+          <w:i/>
+          <w:iCs/>
+        </w:rPr>
+        <w:t>tf</w:t>
+      </w:r>
+      <w:r>
+        <w:t xml:space="preserve">/1. Par contre, si un mot est présent dans 2 documents, même s’il est très fréquent, par exemple </w:t>
+      </w:r>
+      <w:r>
+        <w:rPr>
+          <w:i/>
+          <w:iCs/>
+        </w:rPr>
+        <w:t>tf</w:t>
+      </w:r>
+      <w:r>
+        <w:t xml:space="preserve"> = 1000, son score peut être en dessous de 1, donc en dessous de tous les</w:t>
+      </w:r>
+      <w:r>
+        <w:t xml:space="preserve"> </w:t>
+      </w:r>
+      <w:r>
+        <w:t xml:space="preserve">termes </w:t>
+      </w:r>
+      <w:r>
+        <w:t>exclusifs,</w:t>
+      </w:r>
+      <w:r>
+        <w:t xml:space="preserve"> par exemple avec </w:t>
+      </w:r>
+      <w:r>
+        <w:rPr>
+          <w:i/>
+          <w:iCs/>
+        </w:rPr>
+        <w:t>α</w:t>
+      </w:r>
+      <w:r>
+        <w:t>=10, 1000/2</w:t>
+      </w:r>
+      <w:r>
+        <w:rPr>
+          <w:vertAlign w:val="superscript"/>
+        </w:rPr>
+        <w:t>10</w:t>
+      </w:r>
+      <w:r>
+        <w:t xml:space="preserve"> = 1000/1024 </w:t>
+      </w:r>
+      <w:r>
+        <w:rPr>
+          <w:rFonts w:ascii="Cambria Math" w:hAnsi="Cambria Math" w:cs="Cambria Math"/>
+        </w:rPr>
+        <w:t>≃</w:t>
+      </w:r>
+      <w:r>
+        <w:t xml:space="preserve"> 0,98.</w:t>
+      </w:r>
+    </w:p>
+    <w:p>
+      <w:pPr>
+        <w:ind w:firstLine="708"/>
+      </w:pPr>
+      <w:r>
+        <w:t xml:space="preserve">Sur ce modèle, </w:t>
+      </w:r>
+      <w:r>
+        <w:t>on peut paramétrer d’autres formules. Par exemple</w:t>
+      </w:r>
+      <w:r>
+        <w:t xml:space="preserve"> un</w:t>
+      </w:r>
+      <w:r>
+        <w:t xml:space="preserve"> </w:t>
+      </w:r>
+      <w:r>
+        <w:rPr>
+          <w:i/>
+          <w:iCs/>
+        </w:rPr>
+        <w:t>G</w:t>
+      </w:r>
+      <w:r>
+        <w:rPr>
+          <w:i/>
+          <w:iCs/>
+          <w:vertAlign w:val="superscript"/>
+        </w:rPr>
+        <w:t>2</w:t>
+      </w:r>
+      <w:r>
+        <w:rPr>
+          <w:i/>
+          <w:iCs/>
+        </w:rPr>
+        <w:t>α</w:t>
+      </w:r>
+      <w:r>
+        <w:t xml:space="preserve"> </w:t>
+      </w:r>
+      <w:r>
+        <w:t xml:space="preserve">peut s’obtenir avec un calcul assez simple : </w:t>
+      </w:r>
+      <w:r>
+        <w:rPr>
+          <w:i/>
+          <w:iCs/>
+        </w:rPr>
+        <w:t>G</w:t>
+      </w:r>
+      <w:r>
+        <w:rPr>
+          <w:i/>
+          <w:iCs/>
+          <w:vertAlign w:val="superscript"/>
+        </w:rPr>
+        <w:t>2</w:t>
+      </w:r>
+      <w:r>
+        <w:rPr>
+          <w:i/>
+          <w:iCs/>
+        </w:rPr>
+        <w:t>α</w:t>
+      </w:r>
+      <w:r>
+        <w:t>(</w:t>
+      </w:r>
+      <w:r>
+        <w:rPr>
+          <w:i/>
+          <w:iCs/>
+        </w:rPr>
+        <w:t>α</w:t>
+      </w:r>
+      <w:r>
+        <w:t xml:space="preserve">) = </w:t>
+      </w:r>
+      <w:r>
+        <w:rPr>
+          <w:i/>
+          <w:iCs/>
+        </w:rPr>
+        <w:t>tf</w:t>
+      </w:r>
+      <w:r>
+        <w:rPr>
+          <w:vertAlign w:val="superscript"/>
+        </w:rPr>
+        <w:t xml:space="preserve">(1 - </w:t>
+      </w:r>
+      <w:r>
+        <w:rPr>
+          <w:i/>
+          <w:iCs/>
+          <w:vertAlign w:val="superscript"/>
+        </w:rPr>
+        <w:t>α</w:t>
+      </w:r>
+      <w:r>
+        <w:rPr>
+          <w:vertAlign w:val="superscript"/>
+        </w:rPr>
+        <w:t>)</w:t>
+      </w:r>
+      <w:r>
+        <w:t xml:space="preserve"> × </w:t>
+      </w:r>
+      <w:r>
+        <w:t>(</w:t>
+      </w:r>
+      <w:r>
+        <w:rPr>
+          <w:i/>
+          <w:iCs/>
+        </w:rPr>
+        <w:t>G</w:t>
+      </w:r>
+      <w:r>
+        <w:rPr>
+          <w:i/>
+          <w:iCs/>
+          <w:vertAlign w:val="superscript"/>
+        </w:rPr>
+        <w:t>2</w:t>
+      </w:r>
+      <w:r>
+        <w:t>)</w:t>
+      </w:r>
+      <w:r>
+        <w:rPr>
+          <w:i/>
+          <w:iCs/>
+          <w:vertAlign w:val="superscript"/>
+        </w:rPr>
+        <w:t xml:space="preserve"> α</w:t>
+      </w:r>
+      <w:r>
+        <w:t xml:space="preserve"> . Si </w:t>
+      </w:r>
+      <w:r>
+        <w:rPr>
+          <w:i/>
+          <w:iCs/>
+        </w:rPr>
+        <w:t>α</w:t>
+      </w:r>
+      <w:r>
+        <w:t xml:space="preserve"> = 0, </w:t>
+      </w:r>
+      <w:r>
+        <w:rPr>
+          <w:i/>
+          <w:iCs/>
+        </w:rPr>
+        <w:t>G</w:t>
+      </w:r>
+      <w:r>
+        <w:rPr>
+          <w:i/>
+          <w:iCs/>
+          <w:vertAlign w:val="superscript"/>
+        </w:rPr>
+        <w:t>2</w:t>
+      </w:r>
+      <w:r>
+        <w:t>(</w:t>
+      </w:r>
+      <w:r>
+        <w:t>0</w:t>
+      </w:r>
+      <w:r>
+        <w:t xml:space="preserve">) = </w:t>
+      </w:r>
+      <w:r>
+        <w:rPr>
+          <w:i/>
+          <w:iCs/>
+        </w:rPr>
+        <w:t>tf</w:t>
+      </w:r>
+      <w:r>
+        <w:rPr>
+          <w:vertAlign w:val="superscript"/>
+        </w:rPr>
+        <w:t>(1-0)</w:t>
+      </w:r>
+      <w:r>
+        <w:t xml:space="preserve"> </w:t>
+      </w:r>
+      <w:r>
+        <w:t xml:space="preserve">× </w:t>
+      </w:r>
+      <w:r>
+        <w:t>(</w:t>
+      </w:r>
+      <w:r>
+        <w:rPr>
+          <w:i/>
+          <w:iCs/>
+        </w:rPr>
+        <w:t>G</w:t>
+      </w:r>
+      <w:r>
+        <w:rPr>
+          <w:i/>
+          <w:iCs/>
+          <w:vertAlign w:val="superscript"/>
+        </w:rPr>
+        <w:t>2</w:t>
+      </w:r>
+      <w:r>
+        <w:t>)</w:t>
+      </w:r>
+      <w:r>
+        <w:rPr>
+          <w:i/>
+          <w:iCs/>
+          <w:vertAlign w:val="superscript"/>
+        </w:rPr>
+        <w:t xml:space="preserve"> </w:t>
+      </w:r>
+      <w:r>
+        <w:rPr>
+          <w:vertAlign w:val="superscript"/>
+        </w:rPr>
+        <w:t>0</w:t>
+      </w:r>
+      <w:r>
+        <w:t xml:space="preserve"> = </w:t>
+      </w:r>
+      <w:r>
+        <w:rPr>
+          <w:i/>
+          <w:iCs/>
+        </w:rPr>
+        <w:t>tf</w:t>
+      </w:r>
+      <w:r>
+        <w:rPr>
+          <w:vertAlign w:val="superscript"/>
+        </w:rPr>
+        <w:t>1</w:t>
+      </w:r>
+      <w:r>
+        <w:t xml:space="preserve"> </w:t>
+      </w:r>
+      <w:r>
+        <w:t>×</w:t>
+      </w:r>
+      <w:r>
+        <w:t xml:space="preserve"> 1 = </w:t>
+      </w:r>
+      <w:r>
+        <w:rPr>
+          <w:i/>
+          <w:iCs/>
+        </w:rPr>
+        <w:t>tf</w:t>
+      </w:r>
+      <w:r>
+        <w:t xml:space="preserve">. Si </w:t>
+      </w:r>
+      <w:r>
+        <w:rPr>
+          <w:i/>
+          <w:iCs/>
+        </w:rPr>
+        <w:t>α</w:t>
+      </w:r>
+      <w:r>
+        <w:t xml:space="preserve"> = 1, </w:t>
+      </w:r>
+      <w:r>
+        <w:rPr>
+          <w:i/>
+          <w:iCs/>
+        </w:rPr>
+        <w:t>G</w:t>
+      </w:r>
+      <w:r>
+        <w:rPr>
+          <w:i/>
+          <w:iCs/>
+          <w:vertAlign w:val="superscript"/>
+        </w:rPr>
+        <w:t>2</w:t>
+      </w:r>
+      <w:r>
+        <w:rPr>
+          <w:i/>
+          <w:iCs/>
+        </w:rPr>
+        <w:t>α</w:t>
+      </w:r>
+      <w:r>
+        <w:t xml:space="preserve">(1) = </w:t>
+      </w:r>
+      <w:r>
+        <w:rPr>
+          <w:i/>
+          <w:iCs/>
+        </w:rPr>
+        <w:t>tf</w:t>
+      </w:r>
+      <w:r>
+        <w:rPr>
+          <w:vertAlign w:val="superscript"/>
+        </w:rPr>
+        <w:t>(1-</w:t>
+      </w:r>
+      <w:r>
+        <w:rPr>
+          <w:vertAlign w:val="superscript"/>
+        </w:rPr>
+        <w:t>1</w:t>
+      </w:r>
+      <w:r>
+        <w:rPr>
+          <w:vertAlign w:val="superscript"/>
+        </w:rPr>
+        <w:t>)</w:t>
+      </w:r>
+      <w:r>
+        <w:t xml:space="preserve"> </w:t>
+      </w:r>
+      <w:r>
+        <w:t xml:space="preserve">× </w:t>
+      </w:r>
+      <w:r>
+        <w:t>(</w:t>
+      </w:r>
+      <w:r>
+        <w:rPr>
+          <w:i/>
+          <w:iCs/>
+        </w:rPr>
+        <w:t>G</w:t>
+      </w:r>
+      <w:r>
+        <w:rPr>
+          <w:i/>
+          <w:iCs/>
+          <w:vertAlign w:val="superscript"/>
+        </w:rPr>
+        <w:t>2</w:t>
+      </w:r>
+      <w:r>
+        <w:t>)</w:t>
+      </w:r>
+      <w:r>
+        <w:rPr>
+          <w:i/>
+          <w:iCs/>
+          <w:vertAlign w:val="superscript"/>
+        </w:rPr>
+        <w:t xml:space="preserve"> </w:t>
+      </w:r>
+      <w:r>
+        <w:rPr>
+          <w:vertAlign w:val="superscript"/>
+        </w:rPr>
+        <w:t>1</w:t>
+      </w:r>
+      <w:r>
+        <w:t xml:space="preserve"> = </w:t>
+      </w:r>
+      <w:r>
+        <w:rPr>
+          <w:i/>
+          <w:iCs/>
+        </w:rPr>
+        <w:t>tf</w:t>
+      </w:r>
+      <w:r>
+        <w:rPr>
+          <w:vertAlign w:val="superscript"/>
+        </w:rPr>
+        <w:t>0</w:t>
+      </w:r>
+      <w:r>
+        <w:t xml:space="preserve"> </w:t>
+      </w:r>
+      <w:r>
+        <w:t>×</w:t>
+      </w:r>
+      <w:r>
+        <w:t xml:space="preserve"> </w:t>
+      </w:r>
+      <w:r>
+        <w:rPr>
+          <w:i/>
+          <w:iCs/>
+        </w:rPr>
+        <w:t>G</w:t>
+      </w:r>
+      <w:r>
+        <w:rPr>
+          <w:i/>
+          <w:iCs/>
+          <w:vertAlign w:val="superscript"/>
+        </w:rPr>
+        <w:t>2</w:t>
+      </w:r>
+      <w:r>
+        <w:t xml:space="preserve"> = </w:t>
+      </w:r>
+      <w:r>
+        <w:rPr>
+          <w:i/>
+          <w:iCs/>
+        </w:rPr>
+        <w:t>G</w:t>
+      </w:r>
+      <w:r>
+        <w:rPr>
+          <w:i/>
+          <w:iCs/>
+          <w:vertAlign w:val="superscript"/>
+        </w:rPr>
+        <w:t>2</w:t>
+      </w:r>
+      <w:r>
+        <w:t>.</w:t>
+      </w:r>
+      <w:r>
+        <w:t xml:space="preserve"> La fonction est continue entre</w:t>
+      </w:r>
+      <w:r>
+        <w:t xml:space="preserve"> </w:t>
+      </w:r>
+      <w:r>
+        <w:t>TF</w:t>
+      </w:r>
+      <w:r>
+        <w:t xml:space="preserve"> </w:t>
+      </w:r>
+      <w:r>
+        <w:t xml:space="preserve">et </w:t>
+      </w:r>
+      <w:r>
+        <w:rPr>
+          <w:i/>
+          <w:iCs/>
+        </w:rPr>
+        <w:t>G</w:t>
+      </w:r>
+      <w:r>
+        <w:rPr>
+          <w:i/>
+          <w:iCs/>
+          <w:vertAlign w:val="superscript"/>
+        </w:rPr>
+        <w:t>2</w:t>
+      </w:r>
+      <w:r>
+        <w:t xml:space="preserve"> </w:t>
+      </w:r>
+      <w:r>
+        <w:t xml:space="preserve">pour </w:t>
+      </w:r>
+      <w:r>
+        <w:rPr>
+          <w:i/>
+          <w:iCs/>
+        </w:rPr>
+        <w:t>α</w:t>
+      </w:r>
+      <w:r>
+        <w:t xml:space="preserve"> </w:t>
+      </w:r>
+      <w:r>
+        <w:rPr>
+          <w:rFonts w:ascii="Cambria Math" w:hAnsi="Cambria Math" w:cs="Cambria Math"/>
+        </w:rPr>
+        <w:t>∈</w:t>
+      </w:r>
+      <w:r>
+        <w:t xml:space="preserve"> </w:t>
+      </w:r>
+      <w:r>
+        <w:t>[</w:t>
+      </w:r>
+      <w:r>
+        <w:t>0, 1</w:t>
+      </w:r>
+      <w:r>
+        <w:t>]</w:t>
+      </w:r>
+      <w:r>
+        <w:t xml:space="preserve">. Il est </w:t>
+      </w:r>
+      <w:r>
+        <w:t>moins simple que pour</w:t>
+      </w:r>
+      <w:r>
+        <w:t xml:space="preserve"> </w:t>
+      </w:r>
+      <w:r>
+        <w:rPr>
+          <w:lang w:val="fr-FR"/>
+        </w:rPr>
+        <w:t>TF</w:t>
+      </w:r>
+      <w:r>
+        <w:rPr>
+          <w:lang w:val="fr-FR"/>
+        </w:rPr>
+        <w:t>-</w:t>
+      </w:r>
+      <w:r>
+        <w:rPr>
+          <w:lang w:val="fr-FR"/>
+        </w:rPr>
+        <w:t>IDF</w:t>
+      </w:r>
+      <w:r>
+        <w:t xml:space="preserve">α </w:t>
+      </w:r>
+      <w:r>
+        <w:t xml:space="preserve">de démontrer vers quoi tend </w:t>
+      </w:r>
+      <w:r>
+        <w:t>G</w:t>
+      </w:r>
+      <w:r>
+        <w:rPr>
+          <w:vertAlign w:val="superscript"/>
+        </w:rPr>
+        <w:t>2</w:t>
+      </w:r>
+      <w:r>
+        <w:t>α</w:t>
+      </w:r>
+      <w:r>
+        <w:t xml:space="preserve"> quand </w:t>
+      </w:r>
+      <w:r>
+        <w:rPr>
+          <w:i/>
+          <w:iCs/>
+        </w:rPr>
+        <w:t>α</w:t>
+      </w:r>
+      <w:r>
+        <w:t xml:space="preserve"> &gt; 1, mais il est</w:t>
+      </w:r>
+      <w:r>
+        <w:t xml:space="preserve"> très</w:t>
+      </w:r>
+      <w:r>
+        <w:t xml:space="preserve"> facile de le montrer en traçant des points.</w:t>
+      </w:r>
+    </w:p>
+    <w:p>
+      <w:pPr>
+        <w:ind w:firstLine="708"/>
+        <w:rPr>
+          <w:i/>
+          <w:iCs/>
+        </w:rPr>
+      </w:pPr>
+      <w:r>
         <w:lastRenderedPageBreak/>
-        <w:t>Cependant ces possibilités sont offertes sans beaucoup d’explication.</w:t>
-      </w:r>
-      <w:r>
-        <w:rPr>
-          <w:lang w:val="fr-FR"/>
-        </w:rPr>
-        <w:t xml:space="preserve"> Cela demande</w:t>
-      </w:r>
-      <w:r>
-        <w:rPr>
-          <w:lang w:val="fr-FR"/>
-        </w:rPr>
-        <w:t>rait</w:t>
-      </w:r>
-      <w:r>
-        <w:rPr>
-          <w:lang w:val="fr-FR"/>
-        </w:rPr>
-        <w:t xml:space="preserve"> à l’utilisateur</w:t>
-      </w:r>
-      <w:r>
-        <w:rPr>
-          <w:lang w:val="fr-FR"/>
-        </w:rPr>
-        <w:t xml:space="preserve"> linguiste ou littéraire</w:t>
-      </w:r>
-      <w:r>
-        <w:rPr>
-          <w:lang w:val="fr-FR"/>
-        </w:rPr>
-        <w:t xml:space="preserve"> </w:t>
-      </w:r>
-      <w:r>
-        <w:rPr>
-          <w:lang w:val="fr-FR"/>
-        </w:rPr>
-        <w:t xml:space="preserve">une grande </w:t>
-      </w:r>
-      <w:r>
-        <w:rPr>
-          <w:lang w:val="fr-FR"/>
-        </w:rPr>
-        <w:t xml:space="preserve">expertise statistique pour comprendre les résultats qu’il obtient, </w:t>
-      </w:r>
-      <w:r>
-        <w:rPr>
-          <w:lang w:val="fr-FR"/>
-        </w:rPr>
-        <w:t xml:space="preserve">ou sinon, il </w:t>
-      </w:r>
-      <w:r>
-        <w:rPr>
-          <w:lang w:val="fr-FR"/>
-        </w:rPr>
-        <w:t>choisir</w:t>
-      </w:r>
-      <w:r>
-        <w:rPr>
-          <w:lang w:val="fr-FR"/>
-        </w:rPr>
-        <w:t>a</w:t>
-      </w:r>
-      <w:r>
-        <w:rPr>
-          <w:lang w:val="fr-FR"/>
-        </w:rPr>
-        <w:t xml:space="preserve"> la formule qui produit </w:t>
-      </w:r>
-      <w:r>
-        <w:rPr>
-          <w:lang w:val="fr-FR"/>
-        </w:rPr>
-        <w:t>les résultats</w:t>
-      </w:r>
-      <w:r>
-        <w:rPr>
-          <w:lang w:val="fr-FR"/>
-        </w:rPr>
-        <w:t xml:space="preserve"> qui lui pla</w:t>
-      </w:r>
-      <w:r>
-        <w:rPr>
-          <w:lang w:val="fr-FR"/>
-        </w:rPr>
-        <w:t>isent</w:t>
-      </w:r>
-      <w:r>
-        <w:rPr>
-          <w:lang w:val="fr-FR"/>
-        </w:rPr>
-        <w:t xml:space="preserve">, </w:t>
-      </w:r>
-      <w:r>
-        <w:rPr>
-          <w:lang w:val="fr-FR"/>
-        </w:rPr>
-        <w:t>sans savoir pouvoir les expliquer dans un article.</w:t>
-      </w:r>
-    </w:p>
-    <w:p>
-      <w:pPr>
-        <w:ind w:firstLine="708"/>
-        <w:rPr>
-          <w:lang w:val="fr-FR"/>
-        </w:rPr>
-      </w:pPr>
-      <w:r>
-        <w:rPr>
-          <w:lang w:val="fr-FR"/>
-        </w:rPr>
-        <w:t>Pour l’extraction de mots-clés en tous cas, l</w:t>
-      </w:r>
-      <w:r>
-        <w:rPr>
-          <w:lang w:val="fr-FR"/>
-        </w:rPr>
-        <w:t>e nuage</w:t>
-      </w:r>
-      <w:r>
-        <w:rPr>
-          <w:lang w:val="fr-FR"/>
-        </w:rPr>
-        <w:t xml:space="preserve"> de points</w:t>
-      </w:r>
-      <w:r>
-        <w:rPr>
-          <w:lang w:val="fr-FR"/>
-        </w:rPr>
-        <w:t xml:space="preserve"> semble dessiner comme un arc continu entre fréquences locales</w:t>
-      </w:r>
-      <w:r>
-        <w:rPr>
-          <w:lang w:val="fr-FR"/>
-        </w:rPr>
-        <w:t xml:space="preserve"> </w:t>
-      </w:r>
-      <w:r>
-        <w:rPr>
-          <w:lang w:val="fr-FR"/>
-        </w:rPr>
-        <w:t>TF</w:t>
-      </w:r>
-      <w:r>
-        <w:rPr>
-          <w:lang w:val="fr-FR"/>
-        </w:rPr>
-        <w:t xml:space="preserve"> </w:t>
-      </w:r>
-      <w:r>
-        <w:rPr>
-          <w:lang w:val="fr-FR"/>
-        </w:rPr>
-        <w:t>et fréquences exclusives</w:t>
-      </w:r>
-      <w:r>
-        <w:rPr>
-          <w:lang w:val="fr-FR"/>
-        </w:rPr>
-        <w:t xml:space="preserve"> EXTF</w:t>
-      </w:r>
-      <w:r>
-        <w:rPr>
-          <w:lang w:val="fr-FR"/>
-        </w:rPr>
-        <w:t>, confirmant les impressions subjectives sur un seul chapitre.</w:t>
-      </w:r>
-    </w:p>
-    <w:p>
-      <w:pPr>
-        <w:ind w:firstLine="708"/>
-        <w:rPr>
-          <w:lang w:val="fr-FR"/>
-        </w:rPr>
-      </w:pPr>
-      <w:r>
-        <w:rPr>
-          <w:lang w:val="fr-FR"/>
-        </w:rPr>
-        <w:t>Cependant l</w:t>
-      </w:r>
-      <w:r>
-        <w:rPr>
-          <w:lang w:val="fr-FR"/>
-        </w:rPr>
-        <w:t>e</w:t>
-      </w:r>
-      <w:r>
-        <w:rPr>
-          <w:lang w:val="fr-FR"/>
-        </w:rPr>
-        <w:t xml:space="preserve"> </w:t>
-      </w:r>
-      <w:r>
-        <w:rPr>
-          <w:lang w:val="fr-FR"/>
-        </w:rPr>
-        <w:t xml:space="preserve">χ² </w:t>
-      </w:r>
-      <w:r>
-        <w:rPr>
-          <w:lang w:val="fr-FR"/>
-        </w:rPr>
-        <w:t xml:space="preserve">ainsi que </w:t>
-      </w:r>
-      <w:r>
-        <w:rPr>
-          <w:i/>
-          <w:iCs/>
-          <w:lang w:val="fr-FR"/>
-        </w:rPr>
-        <w:t>mi3</w:t>
-      </w:r>
-      <w:r>
-        <w:rPr>
-          <w:lang w:val="fr-FR"/>
-        </w:rPr>
-        <w:t>, semblent se détacher. S’agit-il de cas particuliers, ou le signe que l’arc est un croissant, avec un ventre que nous pourrions remplir si l’on avait</w:t>
-      </w:r>
-      <w:r>
-        <w:rPr>
-          <w:lang w:val="fr-FR"/>
-        </w:rPr>
-        <w:t xml:space="preserve"> </w:t>
-      </w:r>
-      <w:r>
-        <w:rPr>
-          <w:lang w:val="fr-FR"/>
-        </w:rPr>
-        <w:t>d’autres formules ?</w:t>
-      </w:r>
-      <w:r>
-        <w:rPr>
-          <w:lang w:val="fr-FR"/>
-        </w:rPr>
-        <w:t xml:space="preserve"> </w:t>
-      </w:r>
-      <w:r>
-        <w:rPr>
-          <w:lang w:val="fr-FR"/>
-        </w:rPr>
-        <w:t>C’est ce que nous allons voir dans la section suivante.</w:t>
-      </w:r>
-    </w:p>
-    <w:p>
-      <w:pPr>
-        <w:pStyle w:val="Heading1"/>
-        <w:rPr>
-          <w:lang w:val="fr-FR"/>
-        </w:rPr>
-      </w:pPr>
-      <w:r>
-        <w:rPr>
-          <w:lang w:val="fr-FR"/>
-        </w:rPr>
-        <w:t xml:space="preserve">§5. </w:t>
-      </w:r>
-      <w:r>
-        <w:rPr>
-          <w:lang w:val="fr-FR"/>
-        </w:rPr>
-        <w:t>Anticiper un</w:t>
-      </w:r>
-      <w:r>
-        <w:rPr>
-          <w:lang w:val="fr-FR"/>
-        </w:rPr>
-        <w:t xml:space="preserve"> mouvement est une intuition du nombre, paramétrer</w:t>
+        <w:t xml:space="preserve">Pour l’exercice on aura aussi forgé un </w:t>
+      </w:r>
+      <w:proofErr w:type="spellStart"/>
+      <w:r>
+        <w:t>subTF</w:t>
+      </w:r>
+      <w:proofErr w:type="spellEnd"/>
+      <w:r>
+        <w:t>-IDFα</w:t>
+      </w:r>
+      <w:r>
+        <w:t xml:space="preserve">, un </w:t>
+      </w:r>
+      <w:r>
+        <w:t>χ²α</w:t>
+      </w:r>
+      <w:r>
+        <w:t xml:space="preserve">, et un </w:t>
+      </w:r>
+      <w:r>
+        <w:t>HGTα</w:t>
+      </w:r>
+      <w:r>
+        <w:t>, c’est-à-dire un score hypergéométrique paramétrable du type de TXM, mais sans valeur</w:t>
+      </w:r>
+      <w:r>
+        <w:t>s</w:t>
+      </w:r>
+      <w:r>
+        <w:t xml:space="preserve"> négatives.</w:t>
       </w:r>
     </w:p>
     <w:p>
       <w:pPr>
         <w:ind w:firstLine="0"/>
-        <w:rPr>
-          <w:lang w:val="fr-FR"/>
-        </w:rPr>
-      </w:pPr>
-      <w:r>
-        <w:rPr>
-          <w:lang w:val="fr-FR"/>
-        </w:rPr>
-        <w:t>Il est difficile de s’y retrouver parmi les 19 formules testées dans la section précédente. Un instrument</w:t>
-      </w:r>
-      <w:r>
-        <w:rPr>
-          <w:lang w:val="fr-FR"/>
-        </w:rPr>
-        <w:t xml:space="preserve"> d’observation</w:t>
-      </w:r>
-      <w:r>
-        <w:rPr>
-          <w:lang w:val="fr-FR"/>
-        </w:rPr>
-        <w:t xml:space="preserve"> peut résulter de calculs complexes, il devient </w:t>
-      </w:r>
-      <w:r>
-        <w:rPr>
-          <w:lang w:val="fr-FR"/>
-        </w:rPr>
-        <w:t>commode</w:t>
-      </w:r>
-      <w:r>
-        <w:rPr>
-          <w:lang w:val="fr-FR"/>
-        </w:rPr>
-        <w:t xml:space="preserve"> </w:t>
-      </w:r>
-      <w:r>
-        <w:rPr>
-          <w:lang w:val="fr-FR"/>
-        </w:rPr>
-        <w:t>lorsque</w:t>
-      </w:r>
-      <w:r>
-        <w:rPr>
-          <w:lang w:val="fr-FR"/>
-        </w:rPr>
-        <w:t xml:space="preserve"> le chercheur peut se faire une intuition de sa variation,</w:t>
-      </w:r>
-      <w:r>
-        <w:rPr>
-          <w:lang w:val="fr-FR"/>
-        </w:rPr>
-        <w:t xml:space="preserve"> </w:t>
-      </w:r>
-      <w:r>
-        <w:rPr>
-          <w:lang w:val="fr-FR"/>
-        </w:rPr>
-        <w:t>si bien qu’il libère une part de sa conscience pour comprendre et interpréter les résultats.</w:t>
-      </w:r>
-    </w:p>
-    <w:p>
-      <w:pPr>
-        <w:ind w:firstLine="708"/>
-        <w:rPr>
-          <w:lang w:val="fr-FR"/>
-        </w:rPr>
-      </w:pPr>
-      <w:r>
-        <w:rPr>
-          <w:lang w:val="fr-FR"/>
-        </w:rPr>
-        <w:t xml:space="preserve">L’esprit peut se faire une idée assez juste d’un phénomène en saisissant son mouvement, </w:t>
-      </w:r>
-      <w:r>
-        <w:rPr>
-          <w:lang w:val="fr-FR"/>
-        </w:rPr>
-        <w:t>ainsi nous lison</w:t>
-      </w:r>
-      <w:r>
-        <w:rPr>
-          <w:lang w:val="fr-FR"/>
-        </w:rPr>
-        <w:t xml:space="preserve"> la trajectoire d’une balle sans calculer son énergie cinétique et la pesanteur.</w:t>
-      </w:r>
-    </w:p>
-    <w:p>
-      <w:pPr>
-        <w:ind w:firstLine="708"/>
-        <w:rPr>
-          <w:lang w:val="fr-FR"/>
-        </w:rPr>
-      </w:pPr>
-      <w:r>
-        <w:rPr>
-          <w:lang w:val="fr-FR"/>
-        </w:rPr>
-        <w:t>Au lieu de multiples noms d’algorithmes, il serait beaucoup plus commode de trouver un simple curseur qui parcoure toute la variation des formules de spécificités</w:t>
-      </w:r>
-      <w:r>
-        <w:rPr>
-          <w:lang w:val="fr-FR"/>
-        </w:rPr>
-        <w:t>, si bien que le chercheur anticiperait et donc comprendrait la variation.</w:t>
-      </w:r>
-    </w:p>
-    <w:p>
-      <w:pPr>
-        <w:ind w:firstLine="0"/>
-        <w:rPr>
-          <w:lang w:val="fr-FR"/>
-        </w:rPr>
-      </w:pPr>
-    </w:p>
-    <w:p>
-      <w:pPr>
-        <w:ind w:firstLine="0"/>
-        <w:rPr>
-          <w:lang w:val="fr-FR"/>
-        </w:rPr>
-      </w:pPr>
-      <w:r>
-        <w:rPr>
-          <w:lang w:val="fr-FR"/>
-        </w:rPr>
-        <w:t>Plusieurs formules connues offrent un paramétrage</w:t>
-      </w:r>
-      <w:r>
-        <w:rPr>
-          <w:lang w:val="fr-FR"/>
-        </w:rPr>
-        <w:t>.</w:t>
-      </w:r>
-    </w:p>
-    <w:p>
-      <w:pPr>
-        <w:ind w:firstLine="708"/>
-        <w:rPr>
-          <w:lang w:val="fr-FR"/>
-        </w:rPr>
-      </w:pPr>
-      <w:r>
-        <w:rPr>
-          <w:i/>
-          <w:iCs/>
-          <w:lang w:val="fr-FR"/>
-        </w:rPr>
-        <w:t>Simplemath</w:t>
-      </w:r>
-      <w:r>
-        <w:rPr>
-          <w:lang w:val="fr-FR"/>
-        </w:rPr>
-        <w:t xml:space="preserve">s et </w:t>
-      </w:r>
-      <w:r>
-        <w:rPr>
-          <w:i/>
-          <w:iCs/>
-          <w:lang w:val="fr-FR"/>
-        </w:rPr>
-        <w:t>bm25</w:t>
-      </w:r>
-      <w:r>
-        <w:rPr>
-          <w:lang w:val="fr-FR"/>
-        </w:rPr>
-        <w:t xml:space="preserve"> peuvent être réglé</w:t>
-      </w:r>
-      <w:r>
-        <w:rPr>
-          <w:lang w:val="fr-FR"/>
-        </w:rPr>
-        <w:t>e</w:t>
-      </w:r>
-      <w:r>
-        <w:rPr>
-          <w:lang w:val="fr-FR"/>
-        </w:rPr>
-        <w:t xml:space="preserve">s pour tendre vers </w:t>
-      </w:r>
-      <w:r>
-        <w:rPr>
-          <w:i/>
-          <w:iCs/>
-          <w:lang w:val="fr-FR"/>
-        </w:rPr>
-        <w:t>extf</w:t>
-      </w:r>
-      <w:r>
-        <w:rPr>
-          <w:lang w:val="fr-FR"/>
-        </w:rPr>
-        <w:t xml:space="preserve">, </w:t>
-      </w:r>
-      <w:r>
-        <w:rPr>
-          <w:lang w:val="fr-FR"/>
-        </w:rPr>
-        <w:t xml:space="preserve">(dans le graphique </w:t>
-      </w:r>
-      <w:r>
-        <w:rPr>
-          <w:lang w:val="fr-FR"/>
-        </w:rPr>
-        <w:t xml:space="preserve">précédent, </w:t>
-      </w:r>
-      <w:r>
-        <w:rPr>
-          <w:lang w:val="fr-FR"/>
-        </w:rPr>
-        <w:t>remarquer</w:t>
-      </w:r>
-      <w:r>
-        <w:rPr>
-          <w:lang w:val="fr-FR"/>
-        </w:rPr>
-        <w:t xml:space="preserve"> </w:t>
-      </w:r>
-      <w:r>
-        <w:rPr>
-          <w:i/>
-          <w:iCs/>
-          <w:lang w:val="fr-FR"/>
-        </w:rPr>
-        <w:t>simplemaths</w:t>
-      </w:r>
-      <w:r>
-        <w:rPr>
-          <w:lang w:val="fr-FR"/>
-        </w:rPr>
-        <w:t xml:space="preserve"> </w:t>
-      </w:r>
-      <w:r>
-        <w:rPr>
-          <w:lang w:val="fr-FR"/>
-        </w:rPr>
-        <w:t xml:space="preserve">et </w:t>
-      </w:r>
-      <w:r>
-        <w:rPr>
-          <w:i/>
-          <w:iCs/>
-          <w:lang w:val="fr-FR"/>
-        </w:rPr>
-        <w:t>simplemathsk1</w:t>
-      </w:r>
-      <w:r>
-        <w:rPr>
-          <w:lang w:val="fr-FR"/>
-        </w:rPr>
-        <w:t> </w:t>
-      </w:r>
-      <w:r>
-        <w:rPr>
-          <w:lang w:val="fr-FR"/>
-        </w:rPr>
-        <w:t xml:space="preserve">; </w:t>
-      </w:r>
-      <w:r>
-        <w:rPr>
-          <w:i/>
-          <w:iCs/>
-          <w:lang w:val="fr-FR"/>
-        </w:rPr>
-        <w:t>bm25</w:t>
-      </w:r>
-      <w:r>
-        <w:rPr>
-          <w:i/>
-          <w:iCs/>
-          <w:lang w:val="fr-FR"/>
-        </w:rPr>
-        <w:t>k100b1</w:t>
-      </w:r>
-      <w:r>
-        <w:rPr>
-          <w:lang w:val="fr-FR"/>
-        </w:rPr>
-        <w:t xml:space="preserve"> et </w:t>
-      </w:r>
-      <w:r>
-        <w:rPr>
-          <w:i/>
-          <w:iCs/>
-          <w:lang w:val="fr-FR"/>
-        </w:rPr>
-        <w:t>bm25</w:t>
-      </w:r>
-      <w:r>
-        <w:rPr>
-          <w:lang w:val="fr-FR"/>
-        </w:rPr>
-        <w:t>)</w:t>
-      </w:r>
-      <w:r>
-        <w:rPr>
-          <w:lang w:val="fr-FR"/>
-        </w:rPr>
-        <w:t>. Cependant ces fonctions ne peuvent pas tendre vers</w:t>
-      </w:r>
-      <w:r>
-        <w:rPr>
-          <w:lang w:val="fr-FR"/>
-        </w:rPr>
-        <w:t xml:space="preserve"> </w:t>
-      </w:r>
-      <w:r>
-        <w:rPr>
-          <w:i/>
-          <w:iCs/>
-          <w:lang w:val="fr-FR"/>
-        </w:rPr>
-        <w:t>tf</w:t>
-      </w:r>
-      <w:r>
-        <w:rPr>
-          <w:lang w:val="fr-FR"/>
-        </w:rPr>
-        <w:t>.</w:t>
-      </w:r>
-    </w:p>
-    <w:p>
-      <w:pPr>
-        <w:ind w:firstLine="708"/>
-      </w:pPr>
-      <w:r>
-        <w:rPr>
-          <w:lang w:val="fr-FR"/>
-        </w:rPr>
-        <w:t xml:space="preserve">Le classique </w:t>
-      </w:r>
-      <w:r>
-        <w:rPr>
-          <w:i/>
-          <w:iCs/>
-          <w:lang w:val="fr-FR"/>
-        </w:rPr>
-        <w:t>tf</w:t>
-      </w:r>
-      <w:r>
-        <w:rPr>
-          <w:i/>
-          <w:iCs/>
-          <w:lang w:val="fr-FR"/>
-        </w:rPr>
-        <w:t>-</w:t>
-      </w:r>
-      <w:r>
-        <w:rPr>
-          <w:i/>
-          <w:iCs/>
-          <w:lang w:val="fr-FR"/>
-        </w:rPr>
-        <w:t>idf</w:t>
-      </w:r>
-      <w:r>
-        <w:rPr>
-          <w:i/>
-          <w:iCs/>
-        </w:rPr>
-        <w:t>α</w:t>
-      </w:r>
-      <w:r>
-        <w:rPr>
-          <w:lang w:val="fr-FR"/>
-        </w:rPr>
-        <w:t xml:space="preserve"> </w:t>
-      </w:r>
-      <w:r>
-        <w:rPr>
-          <w:lang w:val="fr-FR"/>
-        </w:rPr>
-        <w:t xml:space="preserve">parcoure une ligne entre </w:t>
-      </w:r>
-      <w:r>
-        <w:rPr>
-          <w:i/>
-          <w:iCs/>
-          <w:lang w:val="fr-FR"/>
-        </w:rPr>
-        <w:t>tf</w:t>
-      </w:r>
-      <w:r>
-        <w:rPr>
-          <w:lang w:val="fr-FR"/>
-        </w:rPr>
-        <w:t xml:space="preserve"> et </w:t>
-      </w:r>
-      <w:r>
-        <w:rPr>
-          <w:i/>
-          <w:iCs/>
-          <w:lang w:val="fr-FR"/>
-        </w:rPr>
-        <w:t>extf</w:t>
-      </w:r>
-      <w:r>
-        <w:rPr>
-          <w:lang w:val="fr-FR"/>
-        </w:rPr>
-        <w:t xml:space="preserve"> par un effet mathématique élémentaire. Soit </w:t>
-      </w:r>
-      <w:r>
-        <w:rPr>
-          <w:i/>
-          <w:iCs/>
-          <w:lang w:val="fr-FR"/>
-        </w:rPr>
-        <w:t>tf</w:t>
-      </w:r>
-      <w:r>
-        <w:rPr>
-          <w:lang w:val="fr-FR"/>
-        </w:rPr>
-        <w:t>/</w:t>
-      </w:r>
-      <w:r>
-        <w:rPr>
-          <w:i/>
-          <w:iCs/>
-          <w:lang w:val="fr-FR"/>
-        </w:rPr>
-        <w:t>df</w:t>
-      </w:r>
-      <w:r>
-        <w:rPr>
-          <w:i/>
-          <w:iCs/>
-          <w:vertAlign w:val="superscript"/>
-        </w:rPr>
-        <w:t>α</w:t>
-      </w:r>
-      <w:r>
-        <w:t xml:space="preserve">, où </w:t>
-      </w:r>
-      <w:r>
-        <w:rPr>
-          <w:i/>
-          <w:iCs/>
-        </w:rPr>
-        <w:t>tf</w:t>
-      </w:r>
-      <w:r>
-        <w:t xml:space="preserve"> (</w:t>
-      </w:r>
-      <w:r>
-        <w:rPr>
-          <w:i/>
-          <w:iCs/>
-        </w:rPr>
-        <w:t>term frequency</w:t>
-      </w:r>
-      <w:r>
-        <w:t xml:space="preserve">) est la fréquence d’un terme dans le texte observé, et </w:t>
-      </w:r>
-      <w:r>
-        <w:rPr>
-          <w:i/>
-          <w:iCs/>
-        </w:rPr>
-        <w:t>df</w:t>
-      </w:r>
-      <w:r>
-        <w:t xml:space="preserve"> (</w:t>
-      </w:r>
-      <w:r>
-        <w:rPr>
-          <w:i/>
-          <w:iCs/>
-        </w:rPr>
-        <w:t>document frequency</w:t>
-      </w:r>
-      <w:r>
-        <w:t xml:space="preserve">) est le nombre de textes où apparaît ce terme. </w:t>
-      </w:r>
-      <w:r>
-        <w:t xml:space="preserve">Si </w:t>
-      </w:r>
-      <w:r>
-        <w:rPr>
-          <w:i/>
-          <w:iCs/>
-        </w:rPr>
-        <w:t>α</w:t>
-      </w:r>
-      <w:r>
-        <w:t>=0,</w:t>
-      </w:r>
-      <w:r>
-        <w:t xml:space="preserve"> alors</w:t>
-      </w:r>
-      <w:r>
-        <w:t xml:space="preserve"> le dénominateur</w:t>
-      </w:r>
-      <w:r>
-        <w:t xml:space="preserve"> </w:t>
-      </w:r>
-      <w:r>
-        <w:rPr>
-          <w:i/>
-          <w:iCs/>
-          <w:lang w:val="fr-FR"/>
-        </w:rPr>
-        <w:t>df</w:t>
-      </w:r>
-      <w:r>
-        <w:rPr>
-          <w:i/>
-          <w:iCs/>
-          <w:vertAlign w:val="superscript"/>
-        </w:rPr>
-        <w:t>α</w:t>
-      </w:r>
-      <w:r>
-        <w:t xml:space="preserve">=1, donc </w:t>
-      </w:r>
-      <w:r>
-        <w:rPr>
-          <w:i/>
-          <w:iCs/>
-          <w:lang w:val="fr-FR"/>
-        </w:rPr>
-        <w:t>tf</w:t>
-      </w:r>
-      <w:r>
-        <w:rPr>
-          <w:lang w:val="fr-FR"/>
-        </w:rPr>
-        <w:t>/</w:t>
-      </w:r>
-      <w:r>
-        <w:rPr>
-          <w:i/>
-          <w:iCs/>
-          <w:lang w:val="fr-FR"/>
-        </w:rPr>
-        <w:t>df</w:t>
-      </w:r>
-      <w:r>
-        <w:rPr>
-          <w:i/>
-          <w:iCs/>
-          <w:vertAlign w:val="superscript"/>
-        </w:rPr>
-        <w:t>α</w:t>
-      </w:r>
-      <w:r>
-        <w:t>=</w:t>
-      </w:r>
-      <w:r>
-        <w:rPr>
-          <w:i/>
-          <w:iCs/>
-        </w:rPr>
-        <w:t>tf</w:t>
-      </w:r>
-      <w:r>
-        <w:t xml:space="preserve">, la fréquence relative brute. </w:t>
-      </w:r>
-      <w:r>
-        <w:t>Plus</w:t>
-      </w:r>
-      <w:r>
-        <w:t xml:space="preserve"> </w:t>
-      </w:r>
-      <w:r>
-        <w:rPr>
-          <w:i/>
-          <w:iCs/>
-        </w:rPr>
-        <w:t>α</w:t>
-      </w:r>
-      <w:r>
-        <w:rPr>
-          <w:vertAlign w:val="superscript"/>
-        </w:rPr>
-        <w:t xml:space="preserve"> </w:t>
-      </w:r>
-      <w:r>
-        <w:t xml:space="preserve">augmente, plus </w:t>
-      </w:r>
-      <w:r>
-        <w:rPr>
-          <w:i/>
-          <w:iCs/>
-          <w:lang w:val="fr-FR"/>
-        </w:rPr>
-        <w:t>tf</w:t>
-      </w:r>
-      <w:r>
-        <w:rPr>
-          <w:i/>
-          <w:iCs/>
-          <w:lang w:val="fr-FR"/>
-        </w:rPr>
-        <w:t>-</w:t>
-      </w:r>
-      <w:r>
-        <w:rPr>
-          <w:i/>
-          <w:iCs/>
-          <w:lang w:val="fr-FR"/>
-        </w:rPr>
-        <w:t>idf</w:t>
-      </w:r>
-      <w:r>
-        <w:rPr>
-          <w:i/>
-          <w:iCs/>
-        </w:rPr>
-        <w:t>α</w:t>
-      </w:r>
-      <w:r>
-        <w:t xml:space="preserve"> tend vers </w:t>
-      </w:r>
-      <w:r>
-        <w:rPr>
-          <w:i/>
-          <w:iCs/>
-        </w:rPr>
-        <w:t>extf</w:t>
-      </w:r>
-      <w:r>
-        <w:t xml:space="preserve">, </w:t>
-      </w:r>
-      <w:r>
-        <w:t>les mots exclusifs sont promus, les mots partagés sont dépréciés. En effet, un mot exclusif est présent dans un seul document</w:t>
-      </w:r>
-      <w:r>
-        <w:t>,</w:t>
-      </w:r>
-      <w:r>
-        <w:t xml:space="preserve"> </w:t>
-      </w:r>
-      <w:r>
-        <w:rPr>
-          <w:i/>
-          <w:iCs/>
-        </w:rPr>
-        <w:t>df</w:t>
-      </w:r>
-      <w:r>
-        <w:t xml:space="preserve">=1, son </w:t>
-      </w:r>
-      <w:r>
-        <w:rPr>
-          <w:i/>
-          <w:iCs/>
-          <w:lang w:val="fr-FR"/>
-        </w:rPr>
-        <w:t>tf</w:t>
-      </w:r>
-      <w:r>
-        <w:rPr>
-          <w:i/>
-          <w:iCs/>
-          <w:lang w:val="fr-FR"/>
-        </w:rPr>
-        <w:t>-</w:t>
-      </w:r>
-      <w:r>
-        <w:rPr>
-          <w:i/>
-          <w:iCs/>
-          <w:lang w:val="fr-FR"/>
-        </w:rPr>
-        <w:t>idf</w:t>
-      </w:r>
-      <w:r>
-        <w:rPr>
-          <w:i/>
-          <w:iCs/>
-        </w:rPr>
-        <w:t>α</w:t>
-      </w:r>
-      <w:r>
-        <w:t xml:space="preserve"> restera toujours égal à </w:t>
-      </w:r>
-      <w:r>
-        <w:rPr>
-          <w:i/>
-          <w:iCs/>
-        </w:rPr>
-        <w:t>tf</w:t>
-      </w:r>
-      <w:r>
-        <w:t xml:space="preserve"> = </w:t>
-      </w:r>
-      <w:r>
-        <w:rPr>
-          <w:i/>
-          <w:iCs/>
-        </w:rPr>
-        <w:t>tf</w:t>
-      </w:r>
-      <w:r>
-        <w:t>/1</w:t>
-      </w:r>
-      <w:r>
-        <w:rPr>
-          <w:i/>
-          <w:iCs/>
-          <w:vertAlign w:val="superscript"/>
-        </w:rPr>
-        <w:t>α</w:t>
-      </w:r>
-      <w:r>
-        <w:t xml:space="preserve"> = </w:t>
-      </w:r>
-      <w:r>
-        <w:rPr>
-          <w:i/>
-          <w:iCs/>
-        </w:rPr>
-        <w:t>tf</w:t>
-      </w:r>
-      <w:r>
-        <w:t xml:space="preserve">/1. Par contre, si un mot est présent dans 2 documents, même s’il est très fréquent, par exemple </w:t>
-      </w:r>
-      <w:r>
-        <w:rPr>
-          <w:i/>
-          <w:iCs/>
-        </w:rPr>
-        <w:t>tf</w:t>
-      </w:r>
-      <w:r>
-        <w:t xml:space="preserve"> = 1000, son score peut être en dessous de 1, donc en dessous de tous les</w:t>
-      </w:r>
-      <w:r>
-        <w:t xml:space="preserve"> </w:t>
-      </w:r>
-      <w:r>
-        <w:t xml:space="preserve">termes </w:t>
-      </w:r>
-      <w:r>
-        <w:t>exclusifs,</w:t>
-      </w:r>
-      <w:r>
-        <w:t xml:space="preserve"> par exemple avec </w:t>
-      </w:r>
-      <w:r>
-        <w:rPr>
-          <w:i/>
-          <w:iCs/>
-        </w:rPr>
-        <w:t>α</w:t>
-      </w:r>
-      <w:r>
-        <w:t>=10, 1000/2</w:t>
-      </w:r>
-      <w:r>
-        <w:rPr>
-          <w:vertAlign w:val="superscript"/>
-        </w:rPr>
-        <w:t>10</w:t>
-      </w:r>
-      <w:r>
-        <w:t xml:space="preserve"> = 1000/1024 </w:t>
-      </w:r>
-      <w:r>
-        <w:rPr>
-          <w:rFonts w:ascii="Cambria Math" w:hAnsi="Cambria Math" w:cs="Cambria Math"/>
-        </w:rPr>
-        <w:t>≃</w:t>
-      </w:r>
-      <w:r>
-        <w:t xml:space="preserve"> 0,98.</w:t>
-      </w:r>
-    </w:p>
-    <w:p>
-      <w:pPr>
-        <w:ind w:firstLine="708"/>
-      </w:pPr>
-      <w:r>
-        <w:t xml:space="preserve">Sur ce modèle, </w:t>
-      </w:r>
-      <w:r>
-        <w:t>on peut paramétrer d’autres formules. Par exemple</w:t>
-      </w:r>
-      <w:r>
-        <w:t xml:space="preserve"> un</w:t>
-      </w:r>
-      <w:r>
-        <w:t xml:space="preserve"> </w:t>
-      </w:r>
-      <w:r>
-        <w:rPr>
-          <w:i/>
-          <w:iCs/>
-        </w:rPr>
-        <w:t>G</w:t>
-      </w:r>
-      <w:r>
-        <w:rPr>
-          <w:i/>
-          <w:iCs/>
-          <w:vertAlign w:val="superscript"/>
-        </w:rPr>
-        <w:t>2</w:t>
-      </w:r>
-      <w:r>
-        <w:rPr>
-          <w:i/>
-          <w:iCs/>
-        </w:rPr>
-        <w:t>α</w:t>
-      </w:r>
-      <w:r>
-        <w:t xml:space="preserve"> </w:t>
-      </w:r>
-      <w:r>
-        <w:t xml:space="preserve">peut s’obtenir avec un calcul assez simple : </w:t>
-      </w:r>
-      <w:r>
-        <w:rPr>
-          <w:i/>
-          <w:iCs/>
-        </w:rPr>
-        <w:t>G</w:t>
-      </w:r>
-      <w:r>
-        <w:rPr>
-          <w:i/>
-          <w:iCs/>
-          <w:vertAlign w:val="superscript"/>
-        </w:rPr>
-        <w:t>2</w:t>
-      </w:r>
-      <w:r>
-        <w:rPr>
-          <w:i/>
-          <w:iCs/>
-        </w:rPr>
-        <w:t>α</w:t>
-      </w:r>
-      <w:r>
-        <w:t>(</w:t>
-      </w:r>
-      <w:r>
-        <w:rPr>
-          <w:i/>
-          <w:iCs/>
-        </w:rPr>
-        <w:t>α</w:t>
-      </w:r>
-      <w:r>
-        <w:t xml:space="preserve">) = </w:t>
-      </w:r>
-      <w:r>
-        <w:rPr>
-          <w:i/>
-          <w:iCs/>
-        </w:rPr>
-        <w:t>tf</w:t>
-      </w:r>
-      <w:r>
-        <w:rPr>
-          <w:vertAlign w:val="superscript"/>
-        </w:rPr>
-        <w:t xml:space="preserve">(1 - </w:t>
-      </w:r>
-      <w:r>
-        <w:rPr>
-          <w:i/>
-          <w:iCs/>
-          <w:vertAlign w:val="superscript"/>
-        </w:rPr>
-        <w:t>α</w:t>
-      </w:r>
-      <w:r>
-        <w:rPr>
-          <w:vertAlign w:val="superscript"/>
-        </w:rPr>
-        <w:t>)</w:t>
-      </w:r>
-      <w:r>
-        <w:t xml:space="preserve"> × </w:t>
-      </w:r>
-      <w:r>
-        <w:t>(</w:t>
-      </w:r>
-      <w:r>
-        <w:rPr>
-          <w:i/>
-          <w:iCs/>
-        </w:rPr>
-        <w:t>G</w:t>
-      </w:r>
-      <w:r>
-        <w:rPr>
-          <w:i/>
-          <w:iCs/>
-          <w:vertAlign w:val="superscript"/>
-        </w:rPr>
-        <w:t>2</w:t>
-      </w:r>
-      <w:r>
-        <w:t>)</w:t>
-      </w:r>
-      <w:r>
-        <w:rPr>
-          <w:i/>
-          <w:iCs/>
-          <w:vertAlign w:val="superscript"/>
-        </w:rPr>
-        <w:t xml:space="preserve"> α</w:t>
-      </w:r>
-      <w:r>
-        <w:t xml:space="preserve"> . Si </w:t>
-      </w:r>
-      <w:r>
-        <w:rPr>
-          <w:i/>
-          <w:iCs/>
-        </w:rPr>
-        <w:t>α</w:t>
-      </w:r>
-      <w:r>
-        <w:t xml:space="preserve"> = 0, </w:t>
-      </w:r>
-      <w:r>
-        <w:rPr>
-          <w:i/>
-          <w:iCs/>
-        </w:rPr>
-        <w:t>G</w:t>
-      </w:r>
-      <w:r>
-        <w:rPr>
-          <w:i/>
-          <w:iCs/>
-          <w:vertAlign w:val="superscript"/>
-        </w:rPr>
-        <w:t>2</w:t>
-      </w:r>
-      <w:r>
-        <w:t>(</w:t>
-      </w:r>
-      <w:r>
-        <w:t>0</w:t>
-      </w:r>
-      <w:r>
-        <w:t xml:space="preserve">) = </w:t>
-      </w:r>
-      <w:r>
-        <w:rPr>
-          <w:i/>
-          <w:iCs/>
-        </w:rPr>
-        <w:t>tf</w:t>
-      </w:r>
-      <w:r>
-        <w:rPr>
-          <w:vertAlign w:val="superscript"/>
-        </w:rPr>
-        <w:t>(1-0)</w:t>
-      </w:r>
-      <w:r>
-        <w:t xml:space="preserve"> </w:t>
-      </w:r>
-      <w:r>
-        <w:t xml:space="preserve">× </w:t>
-      </w:r>
-      <w:r>
-        <w:t>(</w:t>
-      </w:r>
-      <w:r>
-        <w:rPr>
-          <w:i/>
-          <w:iCs/>
-        </w:rPr>
-        <w:t>G</w:t>
-      </w:r>
-      <w:r>
-        <w:rPr>
-          <w:i/>
-          <w:iCs/>
-          <w:vertAlign w:val="superscript"/>
-        </w:rPr>
-        <w:t>2</w:t>
-      </w:r>
-      <w:r>
-        <w:t>)</w:t>
-      </w:r>
-      <w:r>
-        <w:rPr>
-          <w:i/>
-          <w:iCs/>
-          <w:vertAlign w:val="superscript"/>
-        </w:rPr>
-        <w:t xml:space="preserve"> </w:t>
-      </w:r>
-      <w:r>
-        <w:rPr>
-          <w:vertAlign w:val="superscript"/>
-        </w:rPr>
-        <w:t>0</w:t>
-      </w:r>
-      <w:r>
-        <w:t xml:space="preserve"> = </w:t>
-      </w:r>
-      <w:r>
-        <w:rPr>
-          <w:i/>
-          <w:iCs/>
-        </w:rPr>
-        <w:t>tf</w:t>
-      </w:r>
-      <w:r>
-        <w:rPr>
-          <w:vertAlign w:val="superscript"/>
-        </w:rPr>
-        <w:t>1</w:t>
-      </w:r>
-      <w:r>
-        <w:t xml:space="preserve"> </w:t>
-      </w:r>
-      <w:r>
-        <w:t>×</w:t>
-      </w:r>
-      <w:r>
-        <w:t xml:space="preserve"> 1 = </w:t>
-      </w:r>
-      <w:r>
-        <w:rPr>
-          <w:i/>
-          <w:iCs/>
-        </w:rPr>
-        <w:t>tf</w:t>
-      </w:r>
-      <w:r>
-        <w:t xml:space="preserve">. Si </w:t>
-      </w:r>
-      <w:r>
-        <w:rPr>
-          <w:i/>
-          <w:iCs/>
-        </w:rPr>
-        <w:t>α</w:t>
-      </w:r>
-      <w:r>
-        <w:t xml:space="preserve"> = 1, </w:t>
-      </w:r>
-      <w:r>
-        <w:rPr>
-          <w:i/>
-          <w:iCs/>
-        </w:rPr>
-        <w:t>G</w:t>
-      </w:r>
-      <w:r>
-        <w:rPr>
-          <w:i/>
-          <w:iCs/>
-          <w:vertAlign w:val="superscript"/>
-        </w:rPr>
-        <w:t>2</w:t>
-      </w:r>
-      <w:r>
-        <w:rPr>
-          <w:i/>
-          <w:iCs/>
-        </w:rPr>
-        <w:t>α</w:t>
-      </w:r>
-      <w:r>
-        <w:t xml:space="preserve">(1) = </w:t>
-      </w:r>
-      <w:r>
-        <w:rPr>
-          <w:i/>
-          <w:iCs/>
-        </w:rPr>
-        <w:t>tf</w:t>
-      </w:r>
-      <w:r>
-        <w:rPr>
-          <w:vertAlign w:val="superscript"/>
-        </w:rPr>
-        <w:t>(1-</w:t>
-      </w:r>
-      <w:r>
-        <w:rPr>
-          <w:vertAlign w:val="superscript"/>
-        </w:rPr>
-        <w:t>1</w:t>
-      </w:r>
-      <w:r>
-        <w:rPr>
-          <w:vertAlign w:val="superscript"/>
-        </w:rPr>
-        <w:t>)</w:t>
-      </w:r>
-      <w:r>
-        <w:t xml:space="preserve"> </w:t>
-      </w:r>
-      <w:r>
-        <w:t xml:space="preserve">× </w:t>
-      </w:r>
-      <w:r>
-        <w:t>(</w:t>
-      </w:r>
-      <w:r>
-        <w:rPr>
-          <w:i/>
-          <w:iCs/>
-        </w:rPr>
-        <w:t>G</w:t>
-      </w:r>
-      <w:r>
-        <w:rPr>
-          <w:i/>
-          <w:iCs/>
-          <w:vertAlign w:val="superscript"/>
-        </w:rPr>
-        <w:t>2</w:t>
-      </w:r>
-      <w:r>
-        <w:t>)</w:t>
-      </w:r>
-      <w:r>
-        <w:rPr>
-          <w:i/>
-          <w:iCs/>
-          <w:vertAlign w:val="superscript"/>
-        </w:rPr>
-        <w:t xml:space="preserve"> </w:t>
-      </w:r>
-      <w:r>
-        <w:rPr>
-          <w:vertAlign w:val="superscript"/>
-        </w:rPr>
-        <w:t>1</w:t>
-      </w:r>
-      <w:r>
-        <w:t xml:space="preserve"> = </w:t>
-      </w:r>
-      <w:r>
-        <w:rPr>
-          <w:i/>
-          <w:iCs/>
-        </w:rPr>
-        <w:t>tf</w:t>
-      </w:r>
-      <w:r>
-        <w:rPr>
-          <w:vertAlign w:val="superscript"/>
-        </w:rPr>
-        <w:t>0</w:t>
-      </w:r>
-      <w:r>
-        <w:t xml:space="preserve"> </w:t>
-      </w:r>
-      <w:r>
-        <w:t>×</w:t>
-      </w:r>
-      <w:r>
-        <w:t xml:space="preserve"> </w:t>
-      </w:r>
-      <w:r>
-        <w:rPr>
-          <w:i/>
-          <w:iCs/>
-        </w:rPr>
-        <w:t>G</w:t>
-      </w:r>
-      <w:r>
-        <w:rPr>
-          <w:i/>
-          <w:iCs/>
-          <w:vertAlign w:val="superscript"/>
-        </w:rPr>
-        <w:t>2</w:t>
-      </w:r>
-      <w:r>
-        <w:t xml:space="preserve"> = </w:t>
-      </w:r>
-      <w:r>
-        <w:rPr>
-          <w:i/>
-          <w:iCs/>
-        </w:rPr>
-        <w:t>G</w:t>
-      </w:r>
-      <w:r>
-        <w:rPr>
-          <w:i/>
-          <w:iCs/>
-          <w:vertAlign w:val="superscript"/>
-        </w:rPr>
-        <w:t>2</w:t>
-      </w:r>
-      <w:r>
-        <w:t>.</w:t>
-      </w:r>
-      <w:r>
-        <w:t xml:space="preserve"> La fonction est continue entre </w:t>
-      </w:r>
-      <w:r>
-        <w:rPr>
-          <w:i/>
-          <w:iCs/>
-        </w:rPr>
-        <w:t>tf</w:t>
-      </w:r>
-      <w:r>
-        <w:t xml:space="preserve"> et </w:t>
-      </w:r>
-      <w:r>
-        <w:rPr>
-          <w:i/>
-          <w:iCs/>
-        </w:rPr>
-        <w:t>G</w:t>
-      </w:r>
-      <w:r>
-        <w:rPr>
-          <w:i/>
-          <w:iCs/>
-          <w:vertAlign w:val="superscript"/>
-        </w:rPr>
-        <w:t>2</w:t>
-      </w:r>
-      <w:r>
-        <w:t xml:space="preserve"> </w:t>
-      </w:r>
-      <w:r>
-        <w:t xml:space="preserve">pour </w:t>
-      </w:r>
-      <w:r>
-        <w:rPr>
-          <w:i/>
-          <w:iCs/>
-        </w:rPr>
-        <w:t>α</w:t>
-      </w:r>
-      <w:r>
-        <w:t xml:space="preserve"> </w:t>
-      </w:r>
-      <w:r>
-        <w:rPr>
-          <w:rFonts w:ascii="Cambria Math" w:hAnsi="Cambria Math" w:cs="Cambria Math"/>
-        </w:rPr>
-        <w:t>∈</w:t>
-      </w:r>
-      <w:r>
-        <w:t xml:space="preserve"> </w:t>
-      </w:r>
-      <w:r>
-        <w:t>[</w:t>
-      </w:r>
-      <w:r>
-        <w:t>0, 1</w:t>
-      </w:r>
-      <w:r>
-        <w:t>]</w:t>
-      </w:r>
-      <w:r>
-        <w:t xml:space="preserve">. Il est </w:t>
-      </w:r>
-      <w:r>
-        <w:t xml:space="preserve">moins simple que pour </w:t>
-      </w:r>
-      <w:r>
-        <w:rPr>
-          <w:i/>
-          <w:iCs/>
-          <w:lang w:val="fr-FR"/>
-        </w:rPr>
-        <w:t>tf</w:t>
-      </w:r>
-      <w:r>
-        <w:rPr>
-          <w:i/>
-          <w:iCs/>
-          <w:lang w:val="fr-FR"/>
-        </w:rPr>
-        <w:t>-</w:t>
-      </w:r>
-      <w:r>
-        <w:rPr>
-          <w:i/>
-          <w:iCs/>
-          <w:lang w:val="fr-FR"/>
-        </w:rPr>
-        <w:t>idf</w:t>
-      </w:r>
-      <w:r>
-        <w:rPr>
-          <w:i/>
-          <w:iCs/>
-        </w:rPr>
-        <w:t>α</w:t>
-      </w:r>
-      <w:r>
-        <w:t xml:space="preserve"> de démontrer vers quoi tend </w:t>
-      </w:r>
-      <w:r>
-        <w:rPr>
-          <w:i/>
-          <w:iCs/>
-        </w:rPr>
-        <w:t>G</w:t>
-      </w:r>
-      <w:r>
-        <w:rPr>
-          <w:i/>
-          <w:iCs/>
-          <w:vertAlign w:val="superscript"/>
-        </w:rPr>
-        <w:t>2</w:t>
-      </w:r>
-      <w:r>
-        <w:rPr>
-          <w:i/>
-          <w:iCs/>
-        </w:rPr>
-        <w:t>α</w:t>
-      </w:r>
-      <w:r>
-        <w:t xml:space="preserve"> quand </w:t>
-      </w:r>
-      <w:r>
-        <w:rPr>
-          <w:i/>
-          <w:iCs/>
-        </w:rPr>
-        <w:t>α</w:t>
-      </w:r>
-      <w:r>
-        <w:t xml:space="preserve"> &gt; 1, mais il est facile de le montrer en traçant des points.</w:t>
-      </w:r>
-    </w:p>
-    <w:p>
-      <w:pPr>
-        <w:ind w:firstLine="0"/>
-      </w:pPr>
-      <w:r>
-        <w:lastRenderedPageBreak/>
+      </w:pPr>
+      <w:r>
         <w:drawing>
-          <wp:anchor distT="0" distB="0" distL="114300" distR="114300" simplePos="0" relativeHeight="251663360" behindDoc="0" locked="0" layoutInCell="1" allowOverlap="1" wp14:anchorId="6D12F70F" wp14:editId="2135AA0A">
+          <wp:anchor distT="0" distB="0" distL="114300" distR="114300" simplePos="0" relativeHeight="251667456" behindDoc="0" locked="0" layoutInCell="1" allowOverlap="1" wp14:anchorId="314229C8" wp14:editId="26B0A391">
             <wp:simplePos x="0" y="0"/>
             <wp:positionH relativeFrom="column">
-              <wp:posOffset>-3175</wp:posOffset>
+              <wp:posOffset>19050</wp:posOffset>
             </wp:positionH>
             <wp:positionV relativeFrom="paragraph">
-              <wp:posOffset>266065</wp:posOffset>
+              <wp:posOffset>123190</wp:posOffset>
             </wp:positionV>
-            <wp:extent cx="5760720" cy="3333750"/>
+            <wp:extent cx="5760720" cy="3339465"/>
             <wp:effectExtent l="0" t="0" r="0" b="0"/>
             <wp:wrapTopAndBottom/>
-            <wp:docPr id="1922567995" name="Graphic 1"/>
+            <wp:docPr id="985498588" name="Graphic 1"/>
             <wp:cNvGraphicFramePr>
               <a:graphicFrameLocks xmlns:a="http://schemas.openxmlformats.org/drawingml/2006/main" noChangeAspect="1"/>
             </wp:cNvGraphicFramePr>
@@ -6040,7 +6438,7 @@
               <a:graphicData uri="http://schemas.openxmlformats.org/drawingml/2006/picture">
                 <pic:pic xmlns:pic="http://schemas.openxmlformats.org/drawingml/2006/picture">
                   <pic:nvPicPr>
-                    <pic:cNvPr id="1922567995" name=""/>
+                    <pic:cNvPr id="985498588" name=""/>
                     <pic:cNvPicPr/>
                   </pic:nvPicPr>
                   <pic:blipFill>
@@ -6058,7 +6456,7 @@
                   <pic:spPr>
                     <a:xfrm>
                       <a:off x="0" y="0"/>
-                      <a:ext cx="5760720" cy="3333750"/>
+                      <a:ext cx="5760720" cy="3339465"/>
                     </a:xfrm>
                     <a:prstGeom prst="rect">
                       <a:avLst/>
@@ -6075,371 +6473,305 @@
       <w:pPr>
         <w:ind w:firstLine="0"/>
       </w:pPr>
+      <w:r>
+        <w:t>Le graphique ci-dessus est obtenu par le même procédé que le graphique précédent</w:t>
+      </w:r>
+      <w:r>
+        <w:t>. Des 7 </w:t>
+      </w:r>
+      <w:r>
+        <w:t>0</w:t>
+      </w:r>
+      <w:r>
+        <w:t xml:space="preserve">00 chapitres sont extraits 55 listes de 100 mots clés, avec 5 formules paramétrables de spécificités : </w:t>
+      </w:r>
+      <w:proofErr w:type="spellStart"/>
+      <w:r>
+        <w:t>sub</w:t>
+      </w:r>
+      <w:r>
+        <w:t>T</w:t>
+      </w:r>
+      <w:r>
+        <w:t>F</w:t>
+      </w:r>
+      <w:proofErr w:type="spellEnd"/>
+      <w:r>
+        <w:noBreakHyphen/>
+      </w:r>
+      <w:r>
+        <w:t>IDF</w:t>
+      </w:r>
+      <w:r>
+        <w:t xml:space="preserve">α, </w:t>
+      </w:r>
+      <w:r>
+        <w:t>TF</w:t>
+      </w:r>
+      <w:r>
+        <w:noBreakHyphen/>
+      </w:r>
+      <w:r>
+        <w:t>IDF</w:t>
+      </w:r>
+      <w:r>
+        <w:t xml:space="preserve">α, </w:t>
+      </w:r>
+      <w:r>
+        <w:t>HGT</w:t>
+      </w:r>
+      <w:r>
+        <w:t xml:space="preserve">α, </w:t>
+      </w:r>
+      <w:r>
+        <w:t>G²</w:t>
+      </w:r>
+      <w:r>
+        <w:t xml:space="preserve">α, </w:t>
+      </w:r>
+      <w:r>
+        <w:t>χ²</w:t>
+      </w:r>
+      <w:r>
+        <w:t>α ;</w:t>
+      </w:r>
+      <w:r>
+        <w:t xml:space="preserve"> et différentes valeurs </w:t>
+      </w:r>
+      <w:r>
+        <w:rPr>
+          <w:i/>
+          <w:iCs/>
+        </w:rPr>
+        <w:t>α</w:t>
+      </w:r>
+      <w:r>
+        <w:t xml:space="preserve"> de 0 à 1 puis supérieures à 1. Toutes les listes de mots-clés sont comparées 2 à 2 avec </w:t>
+      </w:r>
+      <w:r>
+        <w:rPr>
+          <w:i/>
+          <w:iCs/>
+        </w:rPr>
+        <w:t>RBO</w:t>
+      </w:r>
+      <w:r>
+        <w:t xml:space="preserve">, ce qui permet d’avoir une matrice de distances entre les 55 sortes de listes de mots-clés. Ces distances sont projetées sur un plan avec une </w:t>
+      </w:r>
+      <w:r>
+        <w:rPr>
+          <w:i/>
+          <w:iCs/>
+        </w:rPr>
+        <w:t>PCoA</w:t>
+      </w:r>
+      <w:r>
+        <w:t xml:space="preserve">. La ligne qui relie les points d’une même couleur interpole la variation supposée d’une formule de spécificité selon la valeur </w:t>
+      </w:r>
+      <w:r>
+        <w:rPr>
+          <w:i/>
+          <w:iCs/>
+        </w:rPr>
+        <w:t>α</w:t>
+      </w:r>
+      <w:r>
+        <w:t>.</w:t>
+      </w:r>
+    </w:p>
+    <w:p>
+      <w:pPr>
+        <w:ind w:firstLine="708"/>
+      </w:pPr>
+      <w:r>
+        <w:t xml:space="preserve">Par construction, </w:t>
+      </w:r>
+      <w:proofErr w:type="spellStart"/>
+      <w:r>
+        <w:rPr>
+          <w:i/>
+          <w:iCs/>
+        </w:rPr>
+        <w:t>specif</w:t>
+      </w:r>
+      <w:proofErr w:type="spellEnd"/>
+      <w:r>
+        <w:rPr>
+          <w:i/>
+          <w:iCs/>
+        </w:rPr>
+        <w:t>α</w:t>
+      </w:r>
+      <w:r>
+        <w:t xml:space="preserve">(0) </w:t>
+      </w:r>
+      <w:r>
+        <w:t>donne les mêmes listes de mots-clés que</w:t>
+      </w:r>
+      <w:r>
+        <w:t xml:space="preserve"> </w:t>
+      </w:r>
+      <w:r>
+        <w:t>TF</w:t>
+      </w:r>
+      <w:r>
+        <w:t>,</w:t>
+      </w:r>
+      <w:r>
+        <w:t xml:space="preserve"> les points avec la valeur 0 ont exactement les mêmes coordonnées.</w:t>
+      </w:r>
+      <w:r>
+        <w:t xml:space="preserve"> </w:t>
+      </w:r>
+      <w:r>
+        <w:t xml:space="preserve">Par construction, </w:t>
+      </w:r>
+      <w:r>
+        <w:rPr>
+          <w:i/>
+          <w:iCs/>
+        </w:rPr>
+        <w:t>specif</w:t>
+      </w:r>
+      <w:r>
+        <w:rPr>
+          <w:i/>
+          <w:iCs/>
+        </w:rPr>
+        <w:t>α</w:t>
+      </w:r>
+      <w:r>
+        <w:t xml:space="preserve">(1) = </w:t>
+      </w:r>
+      <w:r>
+        <w:rPr>
+          <w:i/>
+          <w:iCs/>
+        </w:rPr>
+        <w:t>specif</w:t>
+      </w:r>
+      <w:r>
+        <w:t xml:space="preserve">, les points avec la valeur 1 se disposent avec des distances relatives similaires </w:t>
+      </w:r>
+      <w:r>
+        <w:t>au graphique de la section précédente, plaçant des formules non paramétrées.</w:t>
+      </w:r>
+    </w:p>
+    <w:p>
+      <w:pPr>
+        <w:ind w:firstLine="708"/>
+      </w:pPr>
+      <w:r>
+        <w:t>Premier résultat intéressant, les</w:t>
+      </w:r>
+      <w:r>
+        <w:t xml:space="preserve"> mots clés des</w:t>
+      </w:r>
+      <w:r>
+        <w:t xml:space="preserve"> 4 nouvelles formules paramétrables tendent </w:t>
+      </w:r>
+      <w:r>
+        <w:t>à ressembler à</w:t>
+      </w:r>
+      <w:r>
+        <w:t xml:space="preserve"> </w:t>
+      </w:r>
+      <w:r>
+        <w:t>TF</w:t>
+      </w:r>
+      <w:r>
+        <w:noBreakHyphen/>
+      </w:r>
+      <w:r>
+        <w:t>IDF</w:t>
+      </w:r>
+      <w:r>
+        <w:t>α</w:t>
+      </w:r>
+      <w:r>
+        <w:t>(</w:t>
+      </w:r>
+      <w:r>
+        <w:t>α</w:t>
+      </w:r>
+      <w:r>
+        <w:t xml:space="preserve"> &gt; 10)</w:t>
+      </w:r>
+      <w:r>
+        <w:t>, les mots exclusifs.</w:t>
+      </w:r>
+    </w:p>
+    <w:p>
+      <w:pPr>
+        <w:ind w:firstLine="708"/>
+      </w:pPr>
     </w:p>
     <w:p>
       <w:pPr>
         <w:ind w:firstLine="0"/>
       </w:pPr>
       <w:r>
-        <w:t>Le graphique ci-dessus est obtenu par le même procédé que le graphique précédent</w:t>
-      </w:r>
-      <w:r>
-        <w:t xml:space="preserve">. Des 7 700 chapitres sont extraits 55 listes de 100 mots clés, avec 5 formules paramétrables de spécificités : </w:t>
-      </w:r>
-      <w:r>
-        <w:rPr>
-          <w:i/>
-          <w:iCs/>
-        </w:rPr>
-        <w:t>Tf</w:t>
-      </w:r>
-      <w:r>
-        <w:rPr>
-          <w:i/>
-          <w:iCs/>
-        </w:rPr>
+        <w:t>Autre résultat que l’intuition géométrique subodorait dans le graphique précédent, la variation des formules n’est pas un arc mais un croissant. Notre</w:t>
+      </w:r>
+      <w:r>
+        <w:rPr>
+          <w:i/>
+          <w:iCs/>
+        </w:rPr>
+        <w:t xml:space="preserve"> </w:t>
+      </w:r>
+      <w:r>
+        <w:t>χ²α</w:t>
+      </w:r>
+      <w:r>
+        <w:t xml:space="preserve"> </w:t>
+      </w:r>
+      <w:r>
+        <w:t>peut tout à fait approcher la pertinence du</w:t>
+      </w:r>
+      <w:r>
+        <w:t xml:space="preserve"> </w:t>
+      </w:r>
+      <w:r>
+        <w:t>test hypergéo</w:t>
+      </w:r>
+      <w:r>
+        <w:t>m</w:t>
+      </w:r>
+      <w:r>
+        <w:t xml:space="preserve">étrique </w:t>
+      </w:r>
+      <w:r>
+        <w:t>naturel avec le bon paramètre, mais il ne produit jamais des résultats identiques.</w:t>
+      </w:r>
+      <w:r>
+        <w:t xml:space="preserve"> </w:t>
+      </w:r>
+      <w:proofErr w:type="spellStart"/>
+      <w:r>
+        <w:t>S</w:t>
+      </w:r>
+      <w:r>
+        <w:t>ubT</w:t>
+      </w:r>
+      <w:r>
+        <w:t>F</w:t>
+      </w:r>
+      <w:proofErr w:type="spellEnd"/>
+      <w:r>
         <w:noBreakHyphen/>
       </w:r>
       <w:r>
-        <w:rPr>
-          <w:i/>
-          <w:iCs/>
-        </w:rPr>
-        <w:t>idf</w:t>
-      </w:r>
-      <w:r>
-        <w:rPr>
-          <w:i/>
-          <w:iCs/>
-        </w:rPr>
-        <w:noBreakHyphen/>
-      </w:r>
-      <w:r>
-        <w:rPr>
-          <w:i/>
-          <w:iCs/>
-        </w:rPr>
-        <w:t>logα</w:t>
-      </w:r>
-      <w:r>
-        <w:t xml:space="preserve">, </w:t>
-      </w:r>
-      <w:r>
-        <w:rPr>
-          <w:i/>
-          <w:iCs/>
-        </w:rPr>
-        <w:t>tf</w:t>
-      </w:r>
-      <w:r>
-        <w:rPr>
-          <w:i/>
-          <w:iCs/>
-        </w:rPr>
-        <w:noBreakHyphen/>
-      </w:r>
-      <w:r>
-        <w:rPr>
-          <w:i/>
-          <w:iCs/>
-        </w:rPr>
-        <w:t>idfα</w:t>
-      </w:r>
-      <w:r>
-        <w:t xml:space="preserve">, </w:t>
-      </w:r>
-      <w:r>
-        <w:rPr>
-          <w:i/>
-          <w:iCs/>
-        </w:rPr>
-        <w:t>Fisherα</w:t>
-      </w:r>
-      <w:r>
-        <w:t xml:space="preserve">, </w:t>
-      </w:r>
-      <w:r>
-        <w:rPr>
-          <w:i/>
-          <w:iCs/>
-        </w:rPr>
-        <w:t>G</w:t>
-      </w:r>
-      <w:r>
-        <w:rPr>
-          <w:vertAlign w:val="superscript"/>
-        </w:rPr>
-        <w:t>2</w:t>
-      </w:r>
-      <w:r>
-        <w:rPr>
-          <w:i/>
-          <w:iCs/>
-        </w:rPr>
-        <w:t>α</w:t>
-      </w:r>
-      <w:r>
-        <w:t>, chi2</w:t>
-      </w:r>
-      <w:r>
-        <w:rPr>
-          <w:i/>
-          <w:iCs/>
-        </w:rPr>
-        <w:t>α</w:t>
-      </w:r>
-      <w:r>
-        <w:t xml:space="preserve"> ; et différentes valeurs </w:t>
-      </w:r>
-      <w:r>
-        <w:rPr>
-          <w:i/>
-          <w:iCs/>
-        </w:rPr>
-        <w:t>α</w:t>
-      </w:r>
-      <w:r>
-        <w:t xml:space="preserve"> de 0 à 1 puis supérieures à 1. Toutes les listes de mots-clés sont comparées 2 à 2 avec </w:t>
-      </w:r>
-      <w:r>
-        <w:rPr>
-          <w:i/>
-          <w:iCs/>
-        </w:rPr>
-        <w:t>RBO</w:t>
-      </w:r>
-      <w:r>
-        <w:t xml:space="preserve">, ce qui permet d’avoir une matrice de distances entre les 55 sortes de listes de mots-clés. Ces distances sont projetées sur un plan avec une </w:t>
-      </w:r>
-      <w:r>
-        <w:rPr>
-          <w:i/>
-          <w:iCs/>
-        </w:rPr>
-        <w:t>PCoA</w:t>
-      </w:r>
-      <w:r>
-        <w:t xml:space="preserve">. La ligne qui relie les points d’une même couleur interpole la variation supposée d’une formule de spécificité selon la valeur </w:t>
-      </w:r>
-      <w:r>
-        <w:rPr>
-          <w:i/>
-          <w:iCs/>
-        </w:rPr>
-        <w:t>α</w:t>
-      </w:r>
-      <w:r>
-        <w:t>.</w:t>
-      </w:r>
-    </w:p>
-    <w:p>
-      <w:pPr>
-        <w:ind w:firstLine="708"/>
-      </w:pPr>
-      <w:r>
-        <w:t xml:space="preserve">Par construction, </w:t>
-      </w:r>
-      <w:r>
-        <w:rPr>
-          <w:i/>
-          <w:iCs/>
-        </w:rPr>
-        <w:t>specif</w:t>
-      </w:r>
-      <w:r>
-        <w:rPr>
-          <w:i/>
-          <w:iCs/>
-        </w:rPr>
-        <w:t>α</w:t>
-      </w:r>
-      <w:r>
-        <w:t xml:space="preserve">(0) </w:t>
-      </w:r>
-      <w:r>
-        <w:t>donne les mêmes listes de mots-clés que</w:t>
-      </w:r>
-      <w:r>
-        <w:t xml:space="preserve"> </w:t>
-      </w:r>
-      <w:r>
-        <w:rPr>
-          <w:i/>
-          <w:iCs/>
-        </w:rPr>
-        <w:t>tf</w:t>
-      </w:r>
-      <w:r>
-        <w:t>, les points avec la valeur 0 ont exactement les mêmes coordonnées.</w:t>
-      </w:r>
-      <w:r>
-        <w:t xml:space="preserve"> </w:t>
-      </w:r>
-      <w:r>
-        <w:t xml:space="preserve">Par construction, </w:t>
-      </w:r>
-      <w:r>
-        <w:rPr>
-          <w:i/>
-          <w:iCs/>
-        </w:rPr>
-        <w:t>specif</w:t>
-      </w:r>
-      <w:r>
-        <w:rPr>
-          <w:i/>
-          <w:iCs/>
-        </w:rPr>
-        <w:t>α</w:t>
-      </w:r>
-      <w:r>
-        <w:t xml:space="preserve">(1) = </w:t>
-      </w:r>
-      <w:r>
-        <w:rPr>
-          <w:i/>
-          <w:iCs/>
-        </w:rPr>
-        <w:t>specif</w:t>
-      </w:r>
-      <w:r>
-        <w:t xml:space="preserve">, les points avec la valeur 1 se disposent avec des distances relatives similaires </w:t>
-      </w:r>
-      <w:r>
-        <w:t>au graphique de la section précédente, plaçant des formules non paramétrées.</w:t>
-      </w:r>
-    </w:p>
-    <w:p>
-      <w:pPr>
-        <w:ind w:firstLine="708"/>
-      </w:pPr>
-      <w:r>
-        <w:t>Premier résultat intéressant, les</w:t>
-      </w:r>
-      <w:r>
-        <w:t xml:space="preserve"> mots clés des</w:t>
-      </w:r>
-      <w:r>
-        <w:t xml:space="preserve"> 4 nouvelles formules paramétrables tendent </w:t>
-      </w:r>
-      <w:r>
-        <w:t>à ressembler à</w:t>
-      </w:r>
-      <w:r>
-        <w:t xml:space="preserve"> </w:t>
-      </w:r>
-      <w:r>
-        <w:rPr>
-          <w:i/>
-          <w:iCs/>
-        </w:rPr>
-        <w:t>tf</w:t>
-      </w:r>
-      <w:r>
-        <w:rPr>
-          <w:i/>
-          <w:iCs/>
-        </w:rPr>
-        <w:noBreakHyphen/>
-        <w:t>idfα</w:t>
-      </w:r>
-      <w:r>
-        <w:t>(</w:t>
-      </w:r>
-      <w:r>
-        <w:t>α</w:t>
-      </w:r>
-      <w:r>
-        <w:t xml:space="preserve"> &gt; 10)</w:t>
-      </w:r>
-      <w:r>
-        <w:t>, les mots exclusifs.</w:t>
-      </w:r>
-    </w:p>
-    <w:p>
-      <w:pPr>
-        <w:ind w:firstLine="708"/>
-      </w:pPr>
-    </w:p>
-    <w:p>
-      <w:pPr>
-        <w:ind w:firstLine="0"/>
-      </w:pPr>
-      <w:r>
-        <w:t xml:space="preserve">Autre résultat que l’intuition géométrique subodorait dans le graphique précédent, la variation des formules n’est pas un arc mais un croissant. Notre </w:t>
-      </w:r>
-      <w:r>
-        <w:rPr>
-          <w:i/>
-          <w:iCs/>
-        </w:rPr>
-        <w:t>chi</w:t>
-      </w:r>
-      <w:r>
-        <w:rPr>
-          <w:i/>
-          <w:iCs/>
-          <w:vertAlign w:val="superscript"/>
-        </w:rPr>
-        <w:t>2</w:t>
-      </w:r>
-      <w:r>
-        <w:rPr>
-          <w:i/>
-          <w:iCs/>
-        </w:rPr>
-        <w:t>α</w:t>
-      </w:r>
-      <w:r>
-        <w:t xml:space="preserve"> peut tout à fait approcher la pertinence du </w:t>
-      </w:r>
-      <w:r>
-        <w:rPr>
-          <w:i/>
-          <w:iCs/>
-        </w:rPr>
-        <w:t>Fisher</w:t>
-      </w:r>
-      <w:r>
-        <w:t xml:space="preserve"> naturel avec le bon paramètre, mais il ne produit jamais des résultats identiques. </w:t>
-      </w:r>
-      <w:r>
-        <w:rPr>
-          <w:i/>
-          <w:iCs/>
-        </w:rPr>
-        <w:t>Tf</w:t>
-      </w:r>
-      <w:r>
-        <w:rPr>
-          <w:i/>
-          <w:iCs/>
-        </w:rPr>
-        <w:noBreakHyphen/>
-      </w:r>
-      <w:r>
-        <w:rPr>
-          <w:i/>
-          <w:iCs/>
-        </w:rPr>
-        <w:t>idf</w:t>
-      </w:r>
-      <w:r>
-        <w:rPr>
-          <w:i/>
-          <w:iCs/>
-        </w:rPr>
-        <w:noBreakHyphen/>
-      </w:r>
-      <w:r>
-        <w:rPr>
-          <w:i/>
-          <w:iCs/>
-        </w:rPr>
-        <w:t>logα</w:t>
-      </w:r>
-      <w:r>
-        <w:t xml:space="preserve"> parcoure une autre trajectoire</w:t>
+        <w:t>IDF</w:t>
+      </w:r>
+      <w:r>
+        <w:t>α,</w:t>
+      </w:r>
+      <w:r>
+        <w:t xml:space="preserve"> </w:t>
+      </w:r>
+      <w:r>
+        <w:t>parcoure une autre trajectoire</w:t>
       </w:r>
       <w:r>
         <w:t xml:space="preserve">, serait-elle </w:t>
@@ -6645,474 +6977,390 @@
         <w:t xml:space="preserve"> </w:t>
       </w:r>
       <w:r>
-        <w:rPr>
-          <w:i/>
-          <w:iCs/>
-        </w:rPr>
-        <w:t>chi</w:t>
-      </w:r>
-      <w:r>
-        <w:rPr>
-          <w:i/>
-          <w:iCs/>
-          <w:vertAlign w:val="superscript"/>
-        </w:rPr>
-        <w:t>2</w:t>
+        <w:t>χ²</w:t>
       </w:r>
       <w:r>
         <w:t xml:space="preserve">, </w:t>
       </w:r>
       <w:r>
-        <w:rPr>
-          <w:i/>
-          <w:iCs/>
-        </w:rPr>
-        <w:t>G</w:t>
-      </w:r>
-      <w:r>
-        <w:rPr>
-          <w:i/>
-          <w:iCs/>
-          <w:vertAlign w:val="superscript"/>
-        </w:rPr>
-        <w:t>2</w:t>
-      </w:r>
-      <w:r>
+        <w:t>G²</w:t>
+      </w:r>
+      <w:r>
+        <w:t>,</w:t>
+      </w:r>
+      <w:r>
+        <w:t xml:space="preserve"> TXM ou HGT, TF-IDF, </w:t>
+      </w:r>
+      <w:proofErr w:type="spellStart"/>
+      <w:r>
+        <w:t>subTF</w:t>
+      </w:r>
+      <w:proofErr w:type="spellEnd"/>
+      <w:r>
+        <w:t xml:space="preserve">-IDF </w:t>
+      </w:r>
+      <w:r>
+        <w:t>en neutralisant</w:t>
+      </w:r>
+      <w:r>
+        <w:t xml:space="preserve"> </w:t>
+      </w:r>
+      <w:r>
+        <w:t>le</w:t>
+      </w:r>
+      <w:r>
+        <w:t xml:space="preserve"> biais</w:t>
+      </w:r>
+      <w:r>
+        <w:t xml:space="preserve"> d’exclusivité</w:t>
+      </w:r>
+      <w:r>
+        <w:t>.</w:t>
+      </w:r>
+      <w:r>
+        <w:t xml:space="preserve"> Ce ventre du croissant permet de les observer au mieux de leur divergence pour qualifier </w:t>
+      </w:r>
+      <w:r>
+        <w:t>leurs différences</w:t>
+      </w:r>
+      <w:r>
+        <w:t>.</w:t>
+      </w:r>
+    </w:p>
+    <w:p>
+      <w:pPr>
+        <w:ind w:firstLine="0"/>
+      </w:pPr>
+    </w:p>
+    <w:p>
+      <w:pPr>
+        <w:ind w:firstLine="0"/>
+      </w:pPr>
+      <w:r>
+        <w:t>Reconsidérons les</w:t>
+      </w:r>
+      <w:r>
+        <w:t xml:space="preserve"> mots-clés de </w:t>
+      </w:r>
+      <w:r>
+        <w:t>la section §3</w:t>
+      </w:r>
+      <w:r>
+        <w:t>, pour</w:t>
+      </w:r>
+      <w:r>
+        <w:t xml:space="preserve"> </w:t>
+      </w:r>
+      <w:r>
+        <w:t>« </w:t>
+      </w:r>
+      <w:r>
+        <w:t>Les poulpes</w:t>
+      </w:r>
+      <w:r>
+        <w:t> »</w:t>
+      </w:r>
+      <w:r>
+        <w:t xml:space="preserve"> de</w:t>
+      </w:r>
+      <w:r>
+        <w:t xml:space="preserve"> </w:t>
+      </w:r>
+      <w:r>
+        <w:rPr>
+          <w:i/>
+          <w:iCs/>
+        </w:rPr>
+        <w:t>20 000 lieues sous les mers</w:t>
+      </w:r>
+      <w:r>
+        <w:t xml:space="preserve">, sans mots grammaticaux </w:t>
+      </w:r>
+      <w:r>
+        <w:t>ni</w:t>
+      </w:r>
+      <w:r>
+        <w:t xml:space="preserve"> noms propres</w:t>
+      </w:r>
+      <w:r>
+        <w:t>, avec les formules paramétrées</w:t>
+      </w:r>
+      <w:r>
+        <w:t xml:space="preserve">. </w:t>
+      </w:r>
+      <w:r>
+        <w:t>Les têtes de listes sont maintenant très similaires</w:t>
+      </w:r>
+      <w:r>
+        <w:t>.</w:t>
+      </w:r>
+    </w:p>
+    <w:p>
+      <w:pPr>
+        <w:ind w:firstLine="0"/>
+      </w:pPr>
+    </w:p>
+    <w:p>
+      <w:pPr>
+        <w:ind w:firstLine="0"/>
+      </w:pPr>
+      <w:proofErr w:type="spellStart"/>
+      <w:r>
+        <w:t>sub</w:t>
+      </w:r>
+      <w:r>
+        <w:t>TF</w:t>
+      </w:r>
+      <w:proofErr w:type="spellEnd"/>
+      <w:r>
+        <w:noBreakHyphen/>
+      </w:r>
+      <w:r>
+        <w:t>IDF</w:t>
+      </w:r>
+      <w:r>
+        <w:t>α</w:t>
+      </w:r>
+      <w:r>
+        <w:t>(</w:t>
+      </w:r>
+      <w:r>
+        <w:t>0.56</w:t>
+      </w:r>
+      <w:r>
+        <w:t>)</w:t>
+      </w:r>
+      <w:r>
+        <w:t> :</w:t>
+      </w:r>
+      <w:r>
+        <w:t xml:space="preserve"> </w:t>
+      </w:r>
+      <w:r>
+        <w:t>poulpe, calmar, tentacule, céphalopode, ventouse, monstre, harpon, charnu, nageoire, bec</w:t>
+      </w:r>
+      <w:r>
+        <w:t>…</w:t>
+      </w:r>
+    </w:p>
+    <w:p>
+      <w:pPr>
+        <w:ind w:firstLine="0"/>
+      </w:pPr>
+      <w:r>
+        <w:t>TF</w:t>
+      </w:r>
+      <w:r>
+        <w:noBreakHyphen/>
+      </w:r>
+      <w:r>
+        <w:t>IDF</w:t>
+      </w:r>
+      <w:r>
+        <w:t>α</w:t>
+      </w:r>
+      <w:r>
+        <w:t>(</w:t>
+      </w:r>
+      <w:r>
+        <w:t>1.14</w:t>
+      </w:r>
+      <w:r>
+        <w:t>)</w:t>
+      </w:r>
+      <w:r>
+        <w:t xml:space="preserve"> : </w:t>
+      </w:r>
+      <w:r>
+        <w:t>poulpe, calmar, tentacule, monstre, céphalopode, ventouse, harpon, bec, nageoire, vitre</w:t>
+      </w:r>
+      <w:r>
+        <w:t>…</w:t>
+      </w:r>
+    </w:p>
+    <w:p>
+      <w:pPr>
+        <w:ind w:firstLine="0"/>
+      </w:pPr>
+      <w:r>
+        <w:t>HGT</w:t>
+      </w:r>
+      <w:r>
+        <w:t>α</w:t>
+      </w:r>
+      <w:r>
+        <w:t>(</w:t>
+      </w:r>
+      <w:r>
+        <w:t>1.47</w:t>
+      </w:r>
+      <w:r>
+        <w:t>)</w:t>
+      </w:r>
+      <w:r>
+        <w:t> </w:t>
+      </w:r>
+      <w:r>
+        <w:t xml:space="preserve">: </w:t>
+      </w:r>
+      <w:r>
+        <w:t>poulpe, calmar, tentacule, monstre, céphalopode, ventouse, bec, vitre, charnu, harpon</w:t>
+      </w:r>
+      <w:r>
+        <w:t>…</w:t>
+      </w:r>
+    </w:p>
+    <w:p>
+      <w:pPr>
+        <w:ind w:firstLine="0"/>
+      </w:pPr>
+      <w:r>
+        <w:t>G²α</w:t>
+      </w:r>
+      <w:r>
+        <w:t>(</w:t>
+      </w:r>
+      <w:r>
+        <w:t>0.56</w:t>
+      </w:r>
+      <w:r>
+        <w:t>)</w:t>
+      </w:r>
+      <w:r>
+        <w:t xml:space="preserve"> : </w:t>
+      </w:r>
+      <w:r>
+        <w:t>poulpe, calmar, monstre, tentacule, céphalopode, ventouse, bec, vitre, charnu, harpon</w:t>
+      </w:r>
+      <w:r>
+        <w:t>…</w:t>
+      </w:r>
+    </w:p>
+    <w:p>
+      <w:pPr>
+        <w:ind w:firstLine="0"/>
+      </w:pPr>
+      <w:r>
+        <w:t>χ²α</w:t>
+      </w:r>
+      <w:r>
+        <w:t>(</w:t>
+      </w:r>
+      <w:r>
+        <w:t>0.43</w:t>
+      </w:r>
+      <w:r>
+        <w:t>)</w:t>
+      </w:r>
+      <w:r>
+        <w:t xml:space="preserve"> : </w:t>
+      </w:r>
+      <w:r>
+        <w:t>poulpe, calmar, tentacule, monstre, céphalopode, ventouse, bec, charnu, vitre, harpon</w:t>
+      </w:r>
+    </w:p>
+    <w:p>
+      <w:pPr>
+        <w:ind w:firstLine="0"/>
+      </w:pPr>
+    </w:p>
+    <w:p>
+      <w:pPr>
+        <w:ind w:firstLine="0"/>
+      </w:pPr>
+      <w:r>
+        <w:t xml:space="preserve">Avec un paramètre </w:t>
+      </w:r>
+      <w:r>
+        <w:t>relevant les hautes fréquences</w:t>
+      </w:r>
+      <w:r>
+        <w:t xml:space="preserve"> (le</w:t>
+      </w:r>
+      <w:r>
+        <w:t xml:space="preserve"> </w:t>
+      </w:r>
+      <w:proofErr w:type="spellStart"/>
+      <w:r>
+        <w:rPr>
+          <w:i/>
+          <w:iCs/>
+        </w:rPr>
+        <w:t>tf</w:t>
+      </w:r>
+      <w:proofErr w:type="spellEnd"/>
+      <w:r>
+        <w:t>),</w:t>
+      </w:r>
+      <w:r>
+        <w:t xml:space="preserve"> </w:t>
+      </w:r>
+      <w:r>
+        <w:t>la</w:t>
+      </w:r>
+      <w:r>
+        <w:t xml:space="preserve"> </w:t>
+      </w:r>
+      <w:r>
+        <w:t xml:space="preserve">tendance du </w:t>
+      </w:r>
+      <w:r>
+        <w:t>χ²</w:t>
+      </w:r>
+      <w:r>
+        <w:t xml:space="preserve"> </w:t>
+      </w:r>
+      <w:r>
+        <w:t>aux mots exclusifs se déplace</w:t>
+      </w:r>
+      <w:r>
+        <w:t xml:space="preserve"> un peu</w:t>
+      </w:r>
+      <w:r>
+        <w:t xml:space="preserve"> vers le bas du tableau, mais elle reste importante, dès le rang 17 on trouvera : </w:t>
+      </w:r>
+      <w:r>
+        <w:rPr>
+          <w:i/>
+          <w:iCs/>
+        </w:rPr>
+        <w:t xml:space="preserve">espalier, violacé, quenotte, suceur, </w:t>
+      </w:r>
+      <w:proofErr w:type="spellStart"/>
+      <w:r>
+        <w:rPr>
+          <w:i/>
+          <w:iCs/>
+        </w:rPr>
+        <w:t>brachioures</w:t>
+      </w:r>
+      <w:proofErr w:type="spellEnd"/>
+      <w:r>
+        <w:rPr>
+          <w:i/>
+          <w:iCs/>
+        </w:rPr>
         <w:t xml:space="preserve">, </w:t>
       </w:r>
-      <w:r>
-        <w:rPr>
-          <w:i/>
-          <w:iCs/>
-        </w:rPr>
-        <w:t>Fisher,</w:t>
-      </w:r>
-      <w:r>
-        <w:t xml:space="preserve"> </w:t>
-      </w:r>
-      <w:r>
-        <w:rPr>
-          <w:i/>
-          <w:iCs/>
-        </w:rPr>
-        <w:t>t</w:t>
-      </w:r>
-      <w:r>
-        <w:rPr>
-          <w:i/>
-          <w:iCs/>
-        </w:rPr>
-        <w:t>f</w:t>
-      </w:r>
-      <w:r>
-        <w:rPr>
-          <w:i/>
-          <w:iCs/>
-        </w:rPr>
-        <w:noBreakHyphen/>
-      </w:r>
-      <w:r>
-        <w:rPr>
-          <w:i/>
-          <w:iCs/>
-        </w:rPr>
-        <w:t>idf</w:t>
-      </w:r>
-      <w:r>
-        <w:t xml:space="preserve">, et </w:t>
-      </w:r>
-      <w:r>
-        <w:rPr>
-          <w:i/>
-          <w:iCs/>
-        </w:rPr>
-        <w:t>log-t</w:t>
-      </w:r>
-      <w:r>
-        <w:rPr>
-          <w:i/>
-          <w:iCs/>
-        </w:rPr>
-        <w:t>f</w:t>
-      </w:r>
-      <w:r>
-        <w:rPr>
-          <w:i/>
-          <w:iCs/>
-        </w:rPr>
-        <w:noBreakHyphen/>
-      </w:r>
-      <w:r>
-        <w:rPr>
-          <w:i/>
-          <w:iCs/>
-        </w:rPr>
-        <w:t>idf</w:t>
-      </w:r>
-      <w:r>
-        <w:t>, en neutralisant</w:t>
-      </w:r>
-      <w:r>
-        <w:t xml:space="preserve"> </w:t>
-      </w:r>
-      <w:r>
-        <w:t>le</w:t>
-      </w:r>
-      <w:r>
-        <w:t xml:space="preserve"> biais</w:t>
-      </w:r>
-      <w:r>
-        <w:t xml:space="preserve"> d’exclusivité</w:t>
-      </w:r>
-      <w:r>
-        <w:t>.</w:t>
-      </w:r>
-      <w:r>
-        <w:t xml:space="preserve"> Ce ventre du croissant permet de les observer au mieux de leur divergence pour qualifier </w:t>
-      </w:r>
-      <w:r>
-        <w:t>leurs différences</w:t>
-      </w:r>
-      <w:r>
-        <w:t>.</w:t>
-      </w:r>
-    </w:p>
-    <w:p>
-      <w:pPr>
-        <w:ind w:firstLine="0"/>
-      </w:pPr>
-    </w:p>
-    <w:p>
-      <w:pPr>
-        <w:ind w:firstLine="0"/>
-      </w:pPr>
-      <w:r>
-        <w:t>Reconsidérons les</w:t>
-      </w:r>
-      <w:r>
-        <w:t xml:space="preserve"> mots-clés de </w:t>
-      </w:r>
-      <w:r>
-        <w:t>la section §3</w:t>
-      </w:r>
-      <w:r>
-        <w:t>, pour</w:t>
-      </w:r>
-      <w:r>
-        <w:t xml:space="preserve"> </w:t>
-      </w:r>
-      <w:r>
-        <w:t>« </w:t>
-      </w:r>
-      <w:r>
-        <w:t>Les poulpes</w:t>
-      </w:r>
-      <w:r>
-        <w:t> »</w:t>
-      </w:r>
-      <w:r>
-        <w:t xml:space="preserve"> de</w:t>
-      </w:r>
-      <w:r>
-        <w:t xml:space="preserve"> </w:t>
-      </w:r>
-      <w:r>
-        <w:rPr>
-          <w:i/>
-          <w:iCs/>
-        </w:rPr>
-        <w:t>20 000 lieues sous les mers</w:t>
-      </w:r>
-      <w:r>
-        <w:t xml:space="preserve">, sans mots grammaticaux </w:t>
-      </w:r>
-      <w:r>
-        <w:t>ni</w:t>
-      </w:r>
-      <w:r>
-        <w:t xml:space="preserve"> noms propres</w:t>
-      </w:r>
-      <w:r>
-        <w:t>, avec les formules paramétrées</w:t>
-      </w:r>
-      <w:r>
-        <w:t xml:space="preserve">. </w:t>
-      </w:r>
-      <w:r>
-        <w:t>Les têtes de listes sont maintenant très similaires</w:t>
-      </w:r>
-      <w:r>
-        <w:t>.</w:t>
-      </w:r>
-    </w:p>
-    <w:p>
-      <w:pPr>
-        <w:ind w:firstLine="0"/>
-      </w:pPr>
-    </w:p>
-    <w:p>
-      <w:pPr>
-        <w:ind w:firstLine="0"/>
-      </w:pPr>
-      <w:r>
-        <w:rPr>
-          <w:i/>
-          <w:iCs/>
-        </w:rPr>
-        <w:t>tdfidfloa0.56 </w:t>
-      </w:r>
-      <w:r>
-        <w:t xml:space="preserve">: </w:t>
-      </w:r>
-      <w:r>
-        <w:t>poulpe, calmar, tentacule, céphalopode, ventouse, monstre, harpon, charnu, nageoire, bec</w:t>
-      </w:r>
-      <w:r>
-        <w:t>…</w:t>
-      </w:r>
-    </w:p>
-    <w:p>
-      <w:pPr>
-        <w:ind w:firstLine="0"/>
-      </w:pPr>
-      <w:r>
-        <w:rPr>
-          <w:i/>
-          <w:iCs/>
-        </w:rPr>
-        <w:t>tdfidf1.14</w:t>
-      </w:r>
-      <w:r>
-        <w:t xml:space="preserve"> : </w:t>
-      </w:r>
-      <w:r>
-        <w:t>poulpe, calmar, tentacule, monstre, céphalopode, ventouse, harpon, bec, nageoire, vitre</w:t>
-      </w:r>
-      <w:r>
-        <w:t>…</w:t>
-      </w:r>
-    </w:p>
-    <w:p>
-      <w:pPr>
-        <w:ind w:firstLine="0"/>
-      </w:pPr>
-      <w:r>
-        <w:rPr>
-          <w:i/>
-          <w:iCs/>
-        </w:rPr>
-        <w:t>fishera1.47</w:t>
-      </w:r>
-      <w:r>
-        <w:t xml:space="preserve"> : </w:t>
-      </w:r>
-      <w:r>
-        <w:t>poulpe, calmar, tentacule, monstre, céphalopode, ventouse, bec, vitre, charnu, harpon</w:t>
-      </w:r>
-      <w:r>
-        <w:t>…</w:t>
-      </w:r>
-    </w:p>
-    <w:p>
-      <w:pPr>
-        <w:ind w:firstLine="0"/>
-      </w:pPr>
-      <w:r>
-        <w:rPr>
-          <w:i/>
-          <w:iCs/>
-        </w:rPr>
-        <w:t>g2a0.56</w:t>
-      </w:r>
-      <w:r>
-        <w:t xml:space="preserve"> : </w:t>
-      </w:r>
-      <w:r>
-        <w:t>poulpe, calmar, monstre, tentacule, céphalopode, ventouse, bec, vitre, charnu, harpon</w:t>
-      </w:r>
-      <w:r>
-        <w:t>…</w:t>
-      </w:r>
-    </w:p>
-    <w:p>
-      <w:pPr>
-        <w:ind w:firstLine="0"/>
-      </w:pPr>
-      <w:r>
-        <w:rPr>
-          <w:i/>
-          <w:iCs/>
-        </w:rPr>
-        <w:t>chi2a0.43</w:t>
-      </w:r>
-      <w:r>
-        <w:t xml:space="preserve"> : </w:t>
-      </w:r>
-      <w:r>
-        <w:t>poulpe, calmar, tentacule, monstre, céphalopode, ventouse, bec, charnu, vitre, harpon</w:t>
-      </w:r>
-    </w:p>
-    <w:p>
-      <w:pPr>
-        <w:ind w:firstLine="0"/>
-      </w:pPr>
-    </w:p>
-    <w:p>
-      <w:pPr>
-        <w:ind w:firstLine="0"/>
-      </w:pPr>
-      <w:r>
-        <w:t xml:space="preserve">Avec un paramètre </w:t>
-      </w:r>
-      <w:r>
-        <w:t xml:space="preserve">relevant les hautes fréquences </w:t>
-      </w:r>
-      <w:r>
-        <w:rPr>
-          <w:i/>
-          <w:iCs/>
-        </w:rPr>
-        <w:t>tf</w:t>
-      </w:r>
-      <w:r>
-        <w:t>, l</w:t>
-      </w:r>
-      <w:r>
-        <w:t xml:space="preserve">e </w:t>
-      </w:r>
-      <w:r>
-        <w:rPr>
-          <w:i/>
-          <w:iCs/>
-        </w:rPr>
-        <w:t>chi2</w:t>
-      </w:r>
-      <w:r>
-        <w:t xml:space="preserve"> n’a plus aucune dérive </w:t>
-      </w:r>
-      <w:r>
-        <w:t xml:space="preserve">vers les termes exclusifs </w:t>
-      </w:r>
-      <w:r>
-        <w:rPr>
-          <w:i/>
-          <w:iCs/>
-        </w:rPr>
-        <w:t>extf</w:t>
-      </w:r>
-      <w:r>
-        <w:rPr>
-          <w:i/>
-          <w:iCs/>
-        </w:rPr>
-        <w:t> </w:t>
-      </w:r>
-      <w:r>
-        <w:t>; il semble</w:t>
-      </w:r>
-      <w:r>
-        <w:t xml:space="preserve"> </w:t>
-      </w:r>
-      <w:r>
-        <w:t>rejoindre les</w:t>
-      </w:r>
-      <w:r>
-        <w:t xml:space="preserve"> tests </w:t>
-      </w:r>
-      <w:r>
-        <w:rPr>
-          <w:i/>
-          <w:iCs/>
-        </w:rPr>
-        <w:t>G</w:t>
-      </w:r>
-      <w:r>
-        <w:rPr>
-          <w:vertAlign w:val="superscript"/>
-        </w:rPr>
-        <w:t>2</w:t>
-      </w:r>
-      <w:r>
-        <w:t xml:space="preserve"> et </w:t>
-      </w:r>
-      <w:r>
-        <w:rPr>
-          <w:i/>
-          <w:iCs/>
-        </w:rPr>
-        <w:t>Fisher</w:t>
-      </w:r>
-      <w:r>
-        <w:t xml:space="preserve"> pour le haut du tableau. Les </w:t>
-      </w:r>
-      <w:r>
-        <w:rPr>
-          <w:i/>
-          <w:iCs/>
-        </w:rPr>
-        <w:t>tf-idf</w:t>
-      </w:r>
-      <w:r>
-        <w:t xml:space="preserve"> diffèrent un peu dans les rangs, mais rien à cette échelle ne permet de préférer l’un ou l’autre.</w:t>
-      </w:r>
-    </w:p>
-    <w:p>
-      <w:pPr>
-        <w:ind w:firstLine="0"/>
-      </w:pPr>
-    </w:p>
-    <w:p>
-      <w:pPr>
-        <w:ind w:firstLine="0"/>
-      </w:pPr>
-      <w:r>
-        <w:t xml:space="preserve">Avec le test de </w:t>
-      </w:r>
-      <w:r>
-        <w:rPr>
-          <w:i/>
-          <w:iCs/>
-        </w:rPr>
-        <w:t>Fisher</w:t>
-      </w:r>
-      <w:r>
-        <w:t xml:space="preserve"> non paramétré, le plus réputé, aucun mot grammatical n’est visible en tête de liste, mais plus bas dans le tableau on trouve 18 : </w:t>
-      </w:r>
-      <w:r>
-        <w:rPr>
-          <w:i/>
-          <w:iCs/>
-        </w:rPr>
-        <w:t>je</w:t>
-      </w:r>
-      <w:r>
-        <w:t xml:space="preserve">, 22 : </w:t>
-      </w:r>
-      <w:r>
-        <w:rPr>
-          <w:i/>
-          <w:iCs/>
-        </w:rPr>
-        <w:t>un</w:t>
-      </w:r>
-      <w:r>
-        <w:t xml:space="preserve">, 48 : </w:t>
-      </w:r>
-      <w:r>
-        <w:rPr>
-          <w:i/>
-          <w:iCs/>
-        </w:rPr>
-        <w:t>me</w:t>
-      </w:r>
-      <w:r>
-        <w:t>, 81 : moi, 85 : mon…</w:t>
-      </w:r>
-    </w:p>
-    <w:p>
-      <w:pPr>
-        <w:ind w:firstLine="0"/>
-      </w:pPr>
+      <w:proofErr w:type="spellStart"/>
+      <w:r>
+        <w:rPr>
+          <w:i/>
+          <w:iCs/>
+        </w:rPr>
+        <w:t>clupanodons</w:t>
+      </w:r>
+      <w:proofErr w:type="spellEnd"/>
+      <w:r>
+        <w:rPr>
+          <w:i/>
+          <w:iCs/>
+        </w:rPr>
+        <w:t>, corégone, fissurelles, gobies-plumiers, krak</w:t>
+      </w:r>
+      <w:r>
+        <w:t xml:space="preserve">… </w:t>
+      </w:r>
     </w:p>
     <w:p>
       <w:pPr>

--- a/docs/glorieux-specif.docx
+++ b/docs/glorieux-specif.docx
@@ -7360,6 +7360,25 @@
       </w:r>
       <w:r>
         <w:t xml:space="preserve">… </w:t>
+      </w:r>
+      <w:r>
+        <w:t xml:space="preserve">La formule de TXM native, sans paramétrage </w:t>
+      </w:r>
+      <w:r>
+        <w:t>α</w:t>
+      </w:r>
+      <w:r>
+        <w:t xml:space="preserve">, n’est pas indemne de cet inconvénient, même si elle le retarde au rang 47 : </w:t>
+      </w:r>
+      <w:r>
+        <w:rPr>
+          <w:i/>
+          <w:iCs/>
+        </w:rPr>
+        <w:t>espalier, violacé, quenotte, suceur</w:t>
+      </w:r>
+      <w:r>
+        <w:t xml:space="preserve">… Ce phénomène se </w:t>
       </w:r>
     </w:p>
     <w:p>

--- a/docs/glorieux-specif.docx
+++ b/docs/glorieux-specif.docx
@@ -98,26 +98,10 @@
         <w:t>Pour l</w:t>
       </w:r>
       <w:r>
-        <w:t xml:space="preserve">es moteurs de recherche plein texte (et la </w:t>
-      </w:r>
-      <w:proofErr w:type="spellStart"/>
-      <w:r>
-        <w:t>textométrie</w:t>
-      </w:r>
-      <w:proofErr w:type="spellEnd"/>
-      <w:r>
-        <w:t xml:space="preserve"> en général), </w:t>
-      </w:r>
-      <w:r>
-        <w:t>une formule de spécificité (</w:t>
-      </w:r>
-      <w:proofErr w:type="spellStart"/>
-      <w:r>
-        <w:t>keyness</w:t>
-      </w:r>
-      <w:proofErr w:type="spellEnd"/>
-      <w:r>
-        <w:t xml:space="preserve">) </w:t>
+        <w:t xml:space="preserve">es moteurs de recherche plein texte (et la textométrie en général), </w:t>
+      </w:r>
+      <w:r>
+        <w:t xml:space="preserve">une formule de spécificité (keyness) </w:t>
       </w:r>
       <w:r>
         <w:t>mesure à quel point un</w:t>
@@ -1561,13 +1545,8 @@
           <w:iCs/>
         </w:rPr>
       </w:pPr>
-      <w:proofErr w:type="spellStart"/>
-      <w:r>
-        <w:t>subTF</w:t>
-      </w:r>
-      <w:proofErr w:type="spellEnd"/>
-      <w:r>
-        <w:t>-IDF</w:t>
+      <w:r>
+        <w:t>subTF-IDF</w:t>
       </w:r>
       <w:r>
         <w:t> </w:t>
@@ -1689,11 +1668,9 @@
           <w:iCs/>
         </w:rPr>
       </w:pPr>
-      <w:proofErr w:type="spellStart"/>
       <w:r>
         <w:t>SimpleMaths</w:t>
       </w:r>
-      <w:proofErr w:type="spellEnd"/>
       <w:r>
         <w:t>(k=1)</w:t>
       </w:r>
@@ -1782,31 +1759,7 @@
         <w:t>,</w:t>
       </w:r>
       <w:r>
-        <w:t xml:space="preserve"> Berghem, suceur, Bos, </w:t>
-      </w:r>
-      <w:proofErr w:type="spellStart"/>
-      <w:r>
-        <w:t>Nidros</w:t>
-      </w:r>
-      <w:proofErr w:type="spellEnd"/>
-      <w:r>
-        <w:t xml:space="preserve">, </w:t>
-      </w:r>
-      <w:proofErr w:type="spellStart"/>
-      <w:r>
-        <w:t>brachioures</w:t>
-      </w:r>
-      <w:proofErr w:type="spellEnd"/>
-      <w:r>
-        <w:t xml:space="preserve">, </w:t>
-      </w:r>
-      <w:proofErr w:type="spellStart"/>
-      <w:r>
-        <w:t>clupanodons</w:t>
-      </w:r>
-      <w:proofErr w:type="spellEnd"/>
-      <w:r>
-        <w:t>, corégone</w:t>
+        <w:t xml:space="preserve"> Berghem, suceur, Bos, Nidros, brachioures, clupanodons, corégone</w:t>
       </w:r>
     </w:p>
     <w:p>
@@ -1830,29 +1783,12 @@
       <w:r>
         <w:t>. TF (</w:t>
       </w:r>
-      <w:proofErr w:type="spellStart"/>
-      <w:r>
-        <w:rPr>
-          <w:i/>
-          <w:iCs/>
-        </w:rPr>
-        <w:t>term</w:t>
-      </w:r>
-      <w:proofErr w:type="spellEnd"/>
-      <w:r>
-        <w:rPr>
-          <w:i/>
-          <w:iCs/>
-        </w:rPr>
-        <w:t xml:space="preserve"> </w:t>
-      </w:r>
-      <w:proofErr w:type="spellStart"/>
-      <w:r>
-        <w:rPr>
-          <w:i/>
-          <w:iCs/>
-        </w:rPr>
-        <w:t>freque</w:t>
+      <w:r>
+        <w:rPr>
+          <w:i/>
+          <w:iCs/>
+        </w:rPr>
+        <w:t>term freque</w:t>
       </w:r>
       <w:r>
         <w:rPr>
@@ -1868,7 +1804,6 @@
         </w:rPr>
         <w:t>cy</w:t>
       </w:r>
-      <w:proofErr w:type="spellEnd"/>
       <w:r>
         <w:t>) est la liste des termes du chapitre en ordre d</w:t>
       </w:r>
@@ -1893,17 +1828,8 @@
           <w:i/>
           <w:iCs/>
         </w:rPr>
-        <w:t xml:space="preserve"> </w:t>
-      </w:r>
-      <w:proofErr w:type="spellStart"/>
-      <w:r>
-        <w:rPr>
-          <w:i/>
-          <w:iCs/>
-        </w:rPr>
-        <w:t>frequency</w:t>
-      </w:r>
-      <w:proofErr w:type="spellEnd"/>
+        <w:t xml:space="preserve"> frequency</w:t>
+      </w:r>
       <w:r>
         <w:t>) est en ordre du nombre d</w:t>
       </w:r>
@@ -1930,17 +1856,8 @@
           <w:i/>
           <w:iCs/>
         </w:rPr>
-        <w:t xml:space="preserve">document </w:t>
-      </w:r>
-      <w:proofErr w:type="spellStart"/>
-      <w:r>
-        <w:rPr>
-          <w:i/>
-          <w:iCs/>
-        </w:rPr>
-        <w:t>frequency</w:t>
-      </w:r>
-      <w:proofErr w:type="spellEnd"/>
+        <w:t>document frequency</w:t>
+      </w:r>
       <w:r>
         <w:t>) est en ordre du nombre de documents avec ce terme dans le corpus</w:t>
       </w:r>
@@ -1990,7 +1907,6 @@
       <w:r>
         <w:t xml:space="preserve"> des termes exclusivement dans ce texte (donc avec </w:t>
       </w:r>
-      <w:proofErr w:type="spellStart"/>
       <w:r>
         <w:rPr>
           <w:i/>
@@ -1998,7 +1914,6 @@
         </w:rPr>
         <w:t>df</w:t>
       </w:r>
-      <w:proofErr w:type="spellEnd"/>
       <w:r>
         <w:t xml:space="preserve">=1). </w:t>
       </w:r>
@@ -2094,17 +2009,8 @@
         <w:t xml:space="preserve"> classique,</w:t>
       </w:r>
       <w:r>
-        <w:t xml:space="preserve"> ainsi que le </w:t>
-      </w:r>
-      <w:proofErr w:type="spellStart"/>
-      <w:r>
-        <w:t>SimpleMaths</w:t>
-      </w:r>
-      <w:proofErr w:type="spellEnd"/>
-      <w:r>
-        <w:t xml:space="preserve"> de Kilgariff dans </w:t>
-      </w:r>
-      <w:proofErr w:type="spellStart"/>
+        <w:t xml:space="preserve"> ainsi que le SimpleMaths de Kilgariff dans </w:t>
+      </w:r>
       <w:r>
         <w:rPr>
           <w:i/>
@@ -2112,7 +2018,6 @@
         </w:rPr>
         <w:t>SketchEngine</w:t>
       </w:r>
-      <w:proofErr w:type="spellEnd"/>
       <w:r>
         <w:rPr>
           <w:rStyle w:val="FootnoteReference"/>
@@ -2191,15 +2096,7 @@
         <w:t>χ²</w:t>
       </w:r>
       <w:r>
-        <w:t xml:space="preserve"> et </w:t>
-      </w:r>
-      <w:proofErr w:type="spellStart"/>
-      <w:r>
-        <w:t>SimpleMaths</w:t>
-      </w:r>
-      <w:proofErr w:type="spellEnd"/>
-      <w:r>
-        <w:t xml:space="preserve"> sont</w:t>
+        <w:t xml:space="preserve"> et SimpleMaths sont</w:t>
       </w:r>
       <w:r>
         <w:t xml:space="preserve"> trop spécifique.</w:t>
@@ -2209,16 +2106,11 @@
       <w:pPr>
         <w:ind w:firstLine="708"/>
       </w:pPr>
-      <w:proofErr w:type="spellStart"/>
       <w:r>
         <w:t>Su</w:t>
       </w:r>
       <w:r>
-        <w:t>bTF</w:t>
-      </w:r>
-      <w:proofErr w:type="spellEnd"/>
-      <w:r>
-        <w:t>-IDF</w:t>
+        <w:t>bTF-IDF</w:t>
       </w:r>
       <w:r>
         <w:t xml:space="preserve"> et </w:t>
@@ -2863,7 +2755,6 @@
       <w:pPr>
         <w:ind w:firstLine="0"/>
       </w:pPr>
-      <w:proofErr w:type="spellStart"/>
       <w:r>
         <w:t>S</w:t>
       </w:r>
@@ -2874,11 +2765,7 @@
         <w:t>M</w:t>
       </w:r>
       <w:r>
-        <w:t>aths</w:t>
-      </w:r>
-      <w:proofErr w:type="spellEnd"/>
-      <w:r>
-        <w:t> </w:t>
+        <w:t>aths </w:t>
       </w:r>
       <w:r>
         <w:t xml:space="preserve">: </w:t>
@@ -2968,14 +2855,9 @@
       <w:pPr>
         <w:ind w:firstLine="0"/>
       </w:pPr>
-      <w:proofErr w:type="spellStart"/>
       <w:r>
         <w:lastRenderedPageBreak/>
-        <w:t>subTF</w:t>
-      </w:r>
-      <w:proofErr w:type="spellEnd"/>
-      <w:r>
-        <w:t>-IDF</w:t>
+        <w:t>subTF-IDF</w:t>
       </w:r>
       <w:r>
         <w:t> </w:t>
@@ -3096,7 +2978,6 @@
       <w:pPr>
         <w:ind w:firstLine="0"/>
       </w:pPr>
-      <w:proofErr w:type="spellStart"/>
       <w:r>
         <w:t>S</w:t>
       </w:r>
@@ -3109,7 +2990,6 @@
       <w:r>
         <w:t>aths</w:t>
       </w:r>
-      <w:proofErr w:type="spellEnd"/>
       <w:r>
         <w:t>(k=1)</w:t>
       </w:r>
@@ -3591,7 +3471,6 @@
       <w:r>
         <w:t xml:space="preserve"> </w:t>
       </w:r>
-      <w:proofErr w:type="spellStart"/>
       <w:r>
         <w:t>S</w:t>
       </w:r>
@@ -3602,11 +3481,7 @@
         <w:t>M</w:t>
       </w:r>
       <w:r>
-        <w:t>aths</w:t>
-      </w:r>
-      <w:proofErr w:type="spellEnd"/>
-      <w:r>
-        <w:t xml:space="preserve"> et </w:t>
+        <w:t xml:space="preserve">aths et </w:t>
       </w:r>
       <w:r>
         <w:t>BM</w:t>
@@ -3972,7 +3847,6 @@
         </w:rPr>
         <w:t> » (</w:t>
       </w:r>
-      <w:proofErr w:type="spellStart"/>
       <w:r>
         <w:rPr>
           <w:i/>
@@ -3981,7 +3855,6 @@
         </w:rPr>
         <w:t>PCoA</w:t>
       </w:r>
-      <w:proofErr w:type="spellEnd"/>
       <w:r>
         <w:rPr>
           <w:lang w:val="fr-FR"/>
@@ -4186,7 +4059,6 @@
         </w:rPr>
         <w:t xml:space="preserve">. Ainsi </w:t>
       </w:r>
-      <w:proofErr w:type="spellStart"/>
       <w:r>
         <w:rPr>
           <w:i/>
@@ -4195,7 +4067,6 @@
         </w:rPr>
         <w:t>Frantext</w:t>
       </w:r>
-      <w:proofErr w:type="spellEnd"/>
       <w:r>
         <w:rPr>
           <w:rStyle w:val="FootnoteReference"/>
@@ -4245,7 +4116,6 @@
         </w:rPr>
         <w:t>(</w:t>
       </w:r>
-      <w:proofErr w:type="spellStart"/>
       <w:r>
         <w:rPr>
           <w:i/>
@@ -4254,7 +4124,6 @@
         </w:rPr>
         <w:t>Loglikelihood</w:t>
       </w:r>
-      <w:proofErr w:type="spellEnd"/>
       <w:r>
         <w:rPr>
           <w:lang w:val="fr-FR"/>
@@ -4348,7 +4217,6 @@
         </w:rPr>
         <w:t xml:space="preserve">. </w:t>
       </w:r>
-      <w:proofErr w:type="spellStart"/>
       <w:r>
         <w:rPr>
           <w:i/>
@@ -4357,7 +4225,6 @@
         </w:rPr>
         <w:t>SketchEngine</w:t>
       </w:r>
-      <w:proofErr w:type="spellEnd"/>
       <w:r>
         <w:rPr>
           <w:rStyle w:val="FootnoteReference"/>
@@ -4396,7 +4263,6 @@
         </w:rPr>
         <w:t xml:space="preserve">, </w:t>
       </w:r>
-      <w:proofErr w:type="spellStart"/>
       <w:r>
         <w:rPr>
           <w:i/>
@@ -4405,7 +4271,6 @@
         </w:rPr>
         <w:t>LogDice</w:t>
       </w:r>
-      <w:proofErr w:type="spellEnd"/>
       <w:r>
         <w:rPr>
           <w:lang w:val="fr-FR"/>
@@ -4432,18 +4297,8 @@
           <w:iCs/>
           <w:lang w:val="fr-FR"/>
         </w:rPr>
-        <w:t xml:space="preserve">minimum </w:t>
-      </w:r>
-      <w:proofErr w:type="spellStart"/>
-      <w:r>
-        <w:rPr>
-          <w:i/>
-          <w:iCs/>
-          <w:lang w:val="fr-FR"/>
-        </w:rPr>
-        <w:t>sensitivity</w:t>
-      </w:r>
-      <w:proofErr w:type="spellEnd"/>
+        <w:t>minimum sensitivity</w:t>
+      </w:r>
       <w:r>
         <w:rPr>
           <w:rStyle w:val="FootnoteReference"/>
@@ -4457,21 +4312,7 @@
         <w:rPr>
           <w:lang w:val="fr-FR"/>
         </w:rPr>
-        <w:t xml:space="preserve"> ; nous en avons collecter et implémenter quelques autres dans la </w:t>
-      </w:r>
-      <w:proofErr w:type="spellStart"/>
-      <w:r>
-        <w:rPr>
-          <w:lang w:val="fr-FR"/>
-        </w:rPr>
-        <w:t>litérature</w:t>
-      </w:r>
-      <w:proofErr w:type="spellEnd"/>
-      <w:r>
-        <w:rPr>
-          <w:lang w:val="fr-FR"/>
-        </w:rPr>
-        <w:t>.</w:t>
+        <w:t> ; nous en avons collecter et implémenter quelques autres dans la litérature.</w:t>
       </w:r>
     </w:p>
     <w:p>
@@ -4908,19 +4749,11 @@
         </w:rPr>
         <w:t xml:space="preserve"> parce qu’il a plein d’options, mais parce qu’il y en a peu et bien </w:t>
       </w:r>
-      <w:proofErr w:type="spellStart"/>
-      <w:r>
-        <w:rPr>
-          <w:lang w:val="fr-FR"/>
-        </w:rPr>
-        <w:t>régées</w:t>
-      </w:r>
-      <w:proofErr w:type="spellEnd"/>
-      <w:r>
-        <w:rPr>
-          <w:lang w:val="fr-FR"/>
-        </w:rPr>
-        <w:t>. Un</w:t>
+      <w:r>
+        <w:rPr>
+          <w:lang w:val="fr-FR"/>
+        </w:rPr>
+        <w:t>régées. Un</w:t>
       </w:r>
       <w:r>
         <w:rPr>
@@ -5118,7 +4951,6 @@
           <w:lang w:val="fr-FR"/>
         </w:rPr>
       </w:pPr>
-      <w:proofErr w:type="spellStart"/>
       <w:r>
         <w:rPr>
           <w:lang w:val="fr-FR"/>
@@ -5137,7 +4969,6 @@
         </w:rPr>
         <w:t>aths</w:t>
       </w:r>
-      <w:proofErr w:type="spellEnd"/>
       <w:r>
         <w:rPr>
           <w:lang w:val="fr-FR"/>
@@ -5210,7 +5041,6 @@
         </w:rPr>
         <w:t xml:space="preserve"> </w:t>
       </w:r>
-      <w:proofErr w:type="spellStart"/>
       <w:r>
         <w:rPr>
           <w:lang w:val="fr-FR"/>
@@ -5235,7 +5065,6 @@
         </w:rPr>
         <w:t>aths</w:t>
       </w:r>
-      <w:proofErr w:type="spellEnd"/>
       <w:r>
         <w:rPr>
           <w:lang w:val="fr-FR"/>
@@ -5248,7 +5077,6 @@
         </w:rPr>
         <w:t xml:space="preserve">et </w:t>
       </w:r>
-      <w:proofErr w:type="spellStart"/>
       <w:r>
         <w:rPr>
           <w:iCs/>
@@ -5277,7 +5105,6 @@
         </w:rPr>
         <w:t>athsk</w:t>
       </w:r>
-      <w:proofErr w:type="spellEnd"/>
       <w:r>
         <w:rPr>
           <w:iCs/>
@@ -6383,13 +6210,8 @@
         <w:lastRenderedPageBreak/>
         <w:t xml:space="preserve">Pour l’exercice on aura aussi forgé un </w:t>
       </w:r>
-      <w:proofErr w:type="spellStart"/>
-      <w:r>
-        <w:t>subTF</w:t>
-      </w:r>
-      <w:proofErr w:type="spellEnd"/>
-      <w:r>
-        <w:t>-IDFα</w:t>
+      <w:r>
+        <w:t>subTF-IDFα</w:t>
       </w:r>
       <w:r>
         <w:t xml:space="preserve">, un </w:t>
@@ -6485,7 +6307,6 @@
       <w:r>
         <w:t xml:space="preserve">00 chapitres sont extraits 55 listes de 100 mots clés, avec 5 formules paramétrables de spécificités : </w:t>
       </w:r>
-      <w:proofErr w:type="spellStart"/>
       <w:r>
         <w:t>sub</w:t>
       </w:r>
@@ -6495,7 +6316,6 @@
       <w:r>
         <w:t>F</w:t>
       </w:r>
-      <w:proofErr w:type="spellEnd"/>
       <w:r>
         <w:noBreakHyphen/>
       </w:r>
@@ -6586,7 +6406,6 @@
       <w:r>
         <w:t xml:space="preserve">Par construction, </w:t>
       </w:r>
-      <w:proofErr w:type="spellStart"/>
       <w:r>
         <w:rPr>
           <w:i/>
@@ -6594,7 +6413,6 @@
         </w:rPr>
         <w:t>specif</w:t>
       </w:r>
-      <w:proofErr w:type="spellEnd"/>
       <w:r>
         <w:rPr>
           <w:i/>
@@ -6745,11 +6563,7 @@
         <w:t>naturel avec le bon paramètre, mais il ne produit jamais des résultats identiques.</w:t>
       </w:r>
       <w:r>
-        <w:t xml:space="preserve"> </w:t>
-      </w:r>
-      <w:proofErr w:type="spellStart"/>
-      <w:r>
-        <w:t>S</w:t>
+        <w:t xml:space="preserve"> S</w:t>
       </w:r>
       <w:r>
         <w:t>ubT</w:t>
@@ -6757,7 +6571,6 @@
       <w:r>
         <w:t>F</w:t>
       </w:r>
-      <w:proofErr w:type="spellEnd"/>
       <w:r>
         <w:noBreakHyphen/>
       </w:r>
@@ -6850,73 +6663,443 @@
         <w:t xml:space="preserve">§6. </w:t>
       </w:r>
       <w:r>
-        <w:t>Vote préférentiel</w:t>
+        <w:t>D</w:t>
+      </w:r>
+      <w:r>
+        <w:t>ans le ventre du croissant</w:t>
+      </w:r>
+    </w:p>
+    <w:p>
+      <w:pPr>
+        <w:ind w:firstLine="0"/>
+      </w:pPr>
+      <w:r>
+        <w:t>Sur</w:t>
+      </w:r>
+      <w:r>
+        <w:t xml:space="preserve"> la figure de la section précédente, l</w:t>
+      </w:r>
+      <w:r>
+        <w:t>’alignement</w:t>
+      </w:r>
+      <w:r>
+        <w:t xml:space="preserve"> de points</w:t>
+      </w:r>
+      <w:r>
+        <w:t xml:space="preserve"> au milieu du croissant n’est pas fortuit. Les valeurs d’</w:t>
+      </w:r>
+      <w:r>
+        <w:rPr>
+          <w:i/>
+          <w:iCs/>
+        </w:rPr>
+        <w:t>α</w:t>
+      </w:r>
+      <w:r>
+        <w:t xml:space="preserve"> </w:t>
+      </w:r>
+      <w:r>
+        <w:t>affichées</w:t>
+      </w:r>
+      <w:r>
+        <w:t xml:space="preserve"> ont été trouvées par </w:t>
+      </w:r>
+      <w:r>
+        <w:t>un calcul</w:t>
+      </w:r>
+      <w:r>
+        <w:t xml:space="preserve"> </w:t>
+      </w:r>
+      <w:r>
+        <w:t xml:space="preserve">cherchant une sorte de milieu pour chaque </w:t>
+      </w:r>
+      <w:r>
+        <w:t>formule paramétrable</w:t>
+      </w:r>
+      <w:r>
+        <w:t xml:space="preserve"> entre les</w:t>
+      </w:r>
+      <w:r>
+        <w:t xml:space="preserve"> deux</w:t>
+      </w:r>
+      <w:r>
+        <w:t xml:space="preserve"> points de convergence </w:t>
+      </w:r>
+      <w:r>
+        <w:rPr>
+          <w:i/>
+          <w:iCs/>
+        </w:rPr>
+        <w:t>tf</w:t>
+      </w:r>
+      <w:r>
+        <w:t xml:space="preserve"> et </w:t>
+      </w:r>
+      <w:r>
+        <w:rPr>
+          <w:i/>
+          <w:iCs/>
+        </w:rPr>
+        <w:t>extf</w:t>
+      </w:r>
+      <w:r>
+        <w:t>.</w:t>
+      </w:r>
+      <w:r>
+        <w:t xml:space="preserve"> </w:t>
+      </w:r>
+      <w:r>
+        <w:t>La ligne affichée</w:t>
+      </w:r>
+      <w:r>
+        <w:t xml:space="preserve"> ne résulte pas d’une fonction a priori mais d’une réduction </w:t>
+      </w:r>
+      <w:r>
+        <w:rPr>
+          <w:i/>
+          <w:iCs/>
+        </w:rPr>
+        <w:t>PCoA</w:t>
+      </w:r>
+      <w:r>
+        <w:t xml:space="preserve">, son </w:t>
+      </w:r>
+      <w:r>
+        <w:t>équation</w:t>
+      </w:r>
+      <w:r>
+        <w:t xml:space="preserve"> ne peut être qu’une interpolation. Ce juste </w:t>
+      </w:r>
+      <w:r>
+        <w:rPr>
+          <w:i/>
+          <w:iCs/>
+        </w:rPr>
+        <w:t>α</w:t>
+      </w:r>
+      <w:r>
+        <w:t xml:space="preserve"> médian permet de comparer loyalement</w:t>
+      </w:r>
+      <w:r>
+        <w:t xml:space="preserve"> </w:t>
+      </w:r>
+      <w:r>
+        <w:t>χ²</w:t>
+      </w:r>
+      <w:r>
+        <w:t xml:space="preserve">, </w:t>
+      </w:r>
+      <w:r>
+        <w:t>G²</w:t>
       </w:r>
       <w:r>
         <w:t>,</w:t>
       </w:r>
       <w:r>
-        <w:t xml:space="preserve"> d</w:t>
-      </w:r>
-      <w:r>
-        <w:t>ans le ventre du croissant</w:t>
+        <w:t xml:space="preserve"> TXM ou HGT, TF-IDF, subTF-IDF </w:t>
+      </w:r>
+      <w:r>
+        <w:t>en neutralisant</w:t>
+      </w:r>
+      <w:r>
+        <w:t xml:space="preserve"> </w:t>
+      </w:r>
+      <w:r>
+        <w:t>le</w:t>
+      </w:r>
+      <w:r>
+        <w:t xml:space="preserve"> biais</w:t>
+      </w:r>
+      <w:r>
+        <w:t xml:space="preserve"> d’exclusivité</w:t>
+      </w:r>
+      <w:r>
+        <w:t>.</w:t>
+      </w:r>
+      <w:r>
+        <w:t xml:space="preserve"> Ce ventre du croissant permet de les observer au mieux de leur divergence pour qualifier </w:t>
+      </w:r>
+      <w:r>
+        <w:t>leurs différences</w:t>
+      </w:r>
+      <w:r>
+        <w:t>.</w:t>
       </w:r>
     </w:p>
     <w:p>
       <w:pPr>
         <w:ind w:firstLine="0"/>
       </w:pPr>
-      <w:r>
-        <w:t>Sur</w:t>
-      </w:r>
-      <w:r>
-        <w:t xml:space="preserve"> la figure de la section précédente, l</w:t>
-      </w:r>
-      <w:r>
-        <w:t>’alignement</w:t>
-      </w:r>
-      <w:r>
-        <w:t xml:space="preserve"> de points</w:t>
-      </w:r>
-      <w:r>
-        <w:t xml:space="preserve"> au milieu du croissant n’est pas fortuit. Les valeurs d’</w:t>
-      </w:r>
-      <w:r>
-        <w:rPr>
-          <w:i/>
-          <w:iCs/>
-        </w:rPr>
+    </w:p>
+    <w:p>
+      <w:pPr>
+        <w:ind w:firstLine="0"/>
+      </w:pPr>
+      <w:r>
+        <w:t>Reconsidérons les</w:t>
+      </w:r>
+      <w:r>
+        <w:t xml:space="preserve"> mots-clés de </w:t>
+      </w:r>
+      <w:r>
+        <w:t>la section §3</w:t>
+      </w:r>
+      <w:r>
+        <w:t>, pour</w:t>
+      </w:r>
+      <w:r>
+        <w:t xml:space="preserve"> </w:t>
+      </w:r>
+      <w:r>
+        <w:t>« </w:t>
+      </w:r>
+      <w:r>
+        <w:t>Les poulpes</w:t>
+      </w:r>
+      <w:r>
+        <w:t> »</w:t>
+      </w:r>
+      <w:r>
+        <w:t xml:space="preserve"> de</w:t>
+      </w:r>
+      <w:r>
+        <w:t xml:space="preserve"> </w:t>
+      </w:r>
+      <w:r>
+        <w:rPr>
+          <w:i/>
+          <w:iCs/>
+        </w:rPr>
+        <w:t>20 000 lieues sous les mers</w:t>
+      </w:r>
+      <w:r>
+        <w:t xml:space="preserve">, sans mots grammaticaux </w:t>
+      </w:r>
+      <w:r>
+        <w:t>ni</w:t>
+      </w:r>
+      <w:r>
+        <w:t xml:space="preserve"> noms propres</w:t>
+      </w:r>
+      <w:r>
+        <w:t>, avec les formules paramétrées</w:t>
+      </w:r>
+      <w:r>
+        <w:t xml:space="preserve">. </w:t>
+      </w:r>
+      <w:r>
+        <w:t>Les têtes de listes sont maintenant très similaires</w:t>
+      </w:r>
+      <w:r>
+        <w:t>.</w:t>
+      </w:r>
+    </w:p>
+    <w:p>
+      <w:pPr>
+        <w:ind w:firstLine="0"/>
+      </w:pPr>
+    </w:p>
+    <w:p>
+      <w:pPr>
+        <w:ind w:firstLine="0"/>
+      </w:pPr>
+      <w:r>
+        <w:t>sub</w:t>
+      </w:r>
+      <w:r>
+        <w:t>TF</w:t>
+      </w:r>
+      <w:r>
+        <w:noBreakHyphen/>
+      </w:r>
+      <w:r>
+        <w:t>IDF</w:t>
+      </w:r>
+      <w:r>
         <w:t>α</w:t>
       </w:r>
       <w:r>
-        <w:t xml:space="preserve"> </w:t>
-      </w:r>
-      <w:r>
-        <w:t>affichées</w:t>
-      </w:r>
-      <w:r>
-        <w:t xml:space="preserve"> ont été trouvées par </w:t>
-      </w:r>
-      <w:r>
-        <w:t>un calcul</w:t>
-      </w:r>
-      <w:r>
-        <w:t xml:space="preserve"> </w:t>
-      </w:r>
-      <w:r>
-        <w:t xml:space="preserve">cherchant une sorte de milieu pour chaque </w:t>
-      </w:r>
-      <w:r>
-        <w:t>formule paramétrable</w:t>
-      </w:r>
-      <w:r>
-        <w:t xml:space="preserve"> entre les</w:t>
-      </w:r>
-      <w:r>
-        <w:t xml:space="preserve"> deux</w:t>
-      </w:r>
-      <w:r>
-        <w:t xml:space="preserve"> points de convergence </w:t>
+        <w:t>(</w:t>
+      </w:r>
+      <w:r>
+        <w:t>0.56</w:t>
+      </w:r>
+      <w:r>
+        <w:t>)</w:t>
+      </w:r>
+      <w:r>
+        <w:t> :</w:t>
+      </w:r>
+      <w:r>
+        <w:t xml:space="preserve"> </w:t>
+      </w:r>
+      <w:r>
+        <w:t>poulpe, calmar, tentacule, céphalopode, ventouse, monstre, harpon, charnu, nageoire, bec</w:t>
+      </w:r>
+      <w:r>
+        <w:t>…</w:t>
+      </w:r>
+    </w:p>
+    <w:p>
+      <w:pPr>
+        <w:ind w:firstLine="0"/>
+      </w:pPr>
+      <w:r>
+        <w:t>TF</w:t>
+      </w:r>
+      <w:r>
+        <w:noBreakHyphen/>
+      </w:r>
+      <w:r>
+        <w:t>IDF</w:t>
+      </w:r>
+      <w:r>
+        <w:t>α</w:t>
+      </w:r>
+      <w:r>
+        <w:t>(</w:t>
+      </w:r>
+      <w:r>
+        <w:t>1.14</w:t>
+      </w:r>
+      <w:r>
+        <w:t>)</w:t>
+      </w:r>
+      <w:r>
+        <w:t xml:space="preserve"> : </w:t>
+      </w:r>
+      <w:r>
+        <w:t>poulpe, calmar, tentacule, monstre, céphalopode, ventouse, harpon, bec, nageoire, vitre</w:t>
+      </w:r>
+      <w:r>
+        <w:t>…</w:t>
+      </w:r>
+    </w:p>
+    <w:p>
+      <w:pPr>
+        <w:ind w:firstLine="0"/>
+      </w:pPr>
+      <w:r>
+        <w:t>HGT</w:t>
+      </w:r>
+      <w:r>
+        <w:t>α</w:t>
+      </w:r>
+      <w:r>
+        <w:t>(</w:t>
+      </w:r>
+      <w:r>
+        <w:t>1.47</w:t>
+      </w:r>
+      <w:r>
+        <w:t>)</w:t>
+      </w:r>
+      <w:r>
+        <w:t> </w:t>
+      </w:r>
+      <w:r>
+        <w:t xml:space="preserve">: </w:t>
+      </w:r>
+      <w:r>
+        <w:t>poulpe, calmar, tentacule, monstre, céphalopode, ventouse, bec, vitre, charnu, harpon</w:t>
+      </w:r>
+      <w:r>
+        <w:t>…</w:t>
+      </w:r>
+    </w:p>
+    <w:p>
+      <w:pPr>
+        <w:ind w:firstLine="0"/>
+      </w:pPr>
+      <w:r>
+        <w:t>G²α</w:t>
+      </w:r>
+      <w:r>
+        <w:t>(</w:t>
+      </w:r>
+      <w:r>
+        <w:t>0.56</w:t>
+      </w:r>
+      <w:r>
+        <w:t>)</w:t>
+      </w:r>
+      <w:r>
+        <w:t xml:space="preserve"> : </w:t>
+      </w:r>
+      <w:r>
+        <w:t>poulpe, calmar, monstre, tentacule, céphalopode, ventouse, bec, vitre, charnu, harpon</w:t>
+      </w:r>
+      <w:r>
+        <w:t>…</w:t>
+      </w:r>
+    </w:p>
+    <w:p>
+      <w:pPr>
+        <w:ind w:firstLine="0"/>
+      </w:pPr>
+      <w:r>
+        <w:t>χ²α</w:t>
+      </w:r>
+      <w:r>
+        <w:t>(</w:t>
+      </w:r>
+      <w:r>
+        <w:t>0.43</w:t>
+      </w:r>
+      <w:r>
+        <w:t>)</w:t>
+      </w:r>
+      <w:r>
+        <w:t xml:space="preserve"> : </w:t>
+      </w:r>
+      <w:r>
+        <w:t>poulpe, calmar, tentacule, monstre, céphalopode, ventouse, bec, charnu, vitre, harpon</w:t>
+      </w:r>
+    </w:p>
+    <w:p>
+      <w:pPr>
+        <w:ind w:firstLine="0"/>
+      </w:pPr>
+    </w:p>
+    <w:p>
+      <w:pPr>
+        <w:ind w:firstLine="0"/>
+      </w:pPr>
+      <w:r>
+        <w:t>Avec un paramètre</w:t>
+      </w:r>
+      <w:r>
+        <w:t xml:space="preserve"> </w:t>
+      </w:r>
+      <w:r>
+        <w:t>α</w:t>
+      </w:r>
+      <w:r>
+        <w:t xml:space="preserve"> qui</w:t>
+      </w:r>
+      <w:r>
+        <w:t xml:space="preserve"> </w:t>
+      </w:r>
+      <w:r>
+        <w:t>rel</w:t>
+      </w:r>
+      <w:r>
+        <w:t>è</w:t>
+      </w:r>
+      <w:r>
+        <w:t>v</w:t>
+      </w:r>
+      <w:r>
+        <w:t>e</w:t>
+      </w:r>
+      <w:r>
+        <w:t xml:space="preserve"> les hautes fréquences</w:t>
+      </w:r>
+      <w:r>
+        <w:t xml:space="preserve"> (le</w:t>
+      </w:r>
+      <w:r>
+        <w:t xml:space="preserve"> </w:t>
       </w:r>
       <w:r>
         <w:rPr>
@@ -6926,448 +7109,52 @@
         <w:t>tf</w:t>
       </w:r>
       <w:r>
-        <w:t xml:space="preserve"> et </w:t>
-      </w:r>
-      <w:r>
-        <w:rPr>
-          <w:i/>
-          <w:iCs/>
-        </w:rPr>
-        <w:t>extf</w:t>
-      </w:r>
-      <w:r>
-        <w:t>.</w:t>
-      </w:r>
-      <w:r>
-        <w:t xml:space="preserve"> </w:t>
-      </w:r>
-      <w:r>
-        <w:t>La ligne affichée</w:t>
-      </w:r>
-      <w:r>
-        <w:t xml:space="preserve"> ne résulte pas d’une fonction a priori mais d’une réduction </w:t>
-      </w:r>
-      <w:r>
-        <w:rPr>
-          <w:i/>
-          <w:iCs/>
-        </w:rPr>
-        <w:t>PCoA</w:t>
-      </w:r>
-      <w:r>
-        <w:t xml:space="preserve">, son </w:t>
-      </w:r>
-      <w:r>
-        <w:t>équation</w:t>
-      </w:r>
-      <w:r>
-        <w:t xml:space="preserve"> ne peut être qu’une interpolation. Ce juste </w:t>
-      </w:r>
-      <w:r>
-        <w:rPr>
-          <w:i/>
-          <w:iCs/>
-        </w:rPr>
+        <w:t>),</w:t>
+      </w:r>
+      <w:r>
+        <w:t xml:space="preserve"> </w:t>
+      </w:r>
+      <w:r>
+        <w:t>la</w:t>
+      </w:r>
+      <w:r>
+        <w:t xml:space="preserve"> </w:t>
+      </w:r>
+      <w:r>
+        <w:t xml:space="preserve">tendance du </w:t>
+      </w:r>
+      <w:r>
+        <w:t>χ²</w:t>
+      </w:r>
+      <w:r>
+        <w:t xml:space="preserve"> </w:t>
+      </w:r>
+      <w:r>
+        <w:t>aux mots exclusifs se déplace</w:t>
+      </w:r>
+      <w:r>
+        <w:t xml:space="preserve"> un peu</w:t>
+      </w:r>
+      <w:r>
+        <w:t xml:space="preserve"> vers le bas du tableau, mais elle reste importante, dès le rang 17 on trouvera : </w:t>
+      </w:r>
+      <w:r>
+        <w:rPr>
+          <w:i/>
+          <w:iCs/>
+        </w:rPr>
+        <w:t>espalier, violacé, quenotte, suceur, brachioures, clupanodons, corégone, fissurelles, gobies-plumiers, krak</w:t>
+      </w:r>
+      <w:r>
+        <w:t xml:space="preserve">… </w:t>
+      </w:r>
+      <w:r>
+        <w:t xml:space="preserve">La formule de TXM native, sans paramétrage </w:t>
+      </w:r>
+      <w:r>
         <w:t>α</w:t>
       </w:r>
       <w:r>
-        <w:t xml:space="preserve"> médian permet de comparer loyalement</w:t>
-      </w:r>
-      <w:r>
-        <w:t xml:space="preserve"> </w:t>
-      </w:r>
-      <w:r>
-        <w:t>χ²</w:t>
-      </w:r>
-      <w:r>
-        <w:t xml:space="preserve">, </w:t>
-      </w:r>
-      <w:r>
-        <w:t>G²</w:t>
-      </w:r>
-      <w:r>
-        <w:t>,</w:t>
-      </w:r>
-      <w:r>
-        <w:t xml:space="preserve"> TXM ou HGT, TF-IDF, </w:t>
-      </w:r>
-      <w:proofErr w:type="spellStart"/>
-      <w:r>
-        <w:t>subTF</w:t>
-      </w:r>
-      <w:proofErr w:type="spellEnd"/>
-      <w:r>
-        <w:t xml:space="preserve">-IDF </w:t>
-      </w:r>
-      <w:r>
-        <w:t>en neutralisant</w:t>
-      </w:r>
-      <w:r>
-        <w:t xml:space="preserve"> </w:t>
-      </w:r>
-      <w:r>
-        <w:t>le</w:t>
-      </w:r>
-      <w:r>
-        <w:t xml:space="preserve"> biais</w:t>
-      </w:r>
-      <w:r>
-        <w:t xml:space="preserve"> d’exclusivité</w:t>
-      </w:r>
-      <w:r>
-        <w:t>.</w:t>
-      </w:r>
-      <w:r>
-        <w:t xml:space="preserve"> Ce ventre du croissant permet de les observer au mieux de leur divergence pour qualifier </w:t>
-      </w:r>
-      <w:r>
-        <w:t>leurs différences</w:t>
-      </w:r>
-      <w:r>
-        <w:t>.</w:t>
-      </w:r>
-    </w:p>
-    <w:p>
-      <w:pPr>
-        <w:ind w:firstLine="0"/>
-      </w:pPr>
-    </w:p>
-    <w:p>
-      <w:pPr>
-        <w:ind w:firstLine="0"/>
-      </w:pPr>
-      <w:r>
-        <w:t>Reconsidérons les</w:t>
-      </w:r>
-      <w:r>
-        <w:t xml:space="preserve"> mots-clés de </w:t>
-      </w:r>
-      <w:r>
-        <w:t>la section §3</w:t>
-      </w:r>
-      <w:r>
-        <w:t>, pour</w:t>
-      </w:r>
-      <w:r>
-        <w:t xml:space="preserve"> </w:t>
-      </w:r>
-      <w:r>
-        <w:t>« </w:t>
-      </w:r>
-      <w:r>
-        <w:t>Les poulpes</w:t>
-      </w:r>
-      <w:r>
-        <w:t> »</w:t>
-      </w:r>
-      <w:r>
-        <w:t xml:space="preserve"> de</w:t>
-      </w:r>
-      <w:r>
-        <w:t xml:space="preserve"> </w:t>
-      </w:r>
-      <w:r>
-        <w:rPr>
-          <w:i/>
-          <w:iCs/>
-        </w:rPr>
-        <w:t>20 000 lieues sous les mers</w:t>
-      </w:r>
-      <w:r>
-        <w:t xml:space="preserve">, sans mots grammaticaux </w:t>
-      </w:r>
-      <w:r>
-        <w:t>ni</w:t>
-      </w:r>
-      <w:r>
-        <w:t xml:space="preserve"> noms propres</w:t>
-      </w:r>
-      <w:r>
-        <w:t>, avec les formules paramétrées</w:t>
-      </w:r>
-      <w:r>
-        <w:t xml:space="preserve">. </w:t>
-      </w:r>
-      <w:r>
-        <w:t>Les têtes de listes sont maintenant très similaires</w:t>
-      </w:r>
-      <w:r>
-        <w:t>.</w:t>
-      </w:r>
-    </w:p>
-    <w:p>
-      <w:pPr>
-        <w:ind w:firstLine="0"/>
-      </w:pPr>
-    </w:p>
-    <w:p>
-      <w:pPr>
-        <w:ind w:firstLine="0"/>
-      </w:pPr>
-      <w:proofErr w:type="spellStart"/>
-      <w:r>
-        <w:t>sub</w:t>
-      </w:r>
-      <w:r>
-        <w:t>TF</w:t>
-      </w:r>
-      <w:proofErr w:type="spellEnd"/>
-      <w:r>
-        <w:noBreakHyphen/>
-      </w:r>
-      <w:r>
-        <w:t>IDF</w:t>
-      </w:r>
-      <w:r>
-        <w:t>α</w:t>
-      </w:r>
-      <w:r>
-        <w:t>(</w:t>
-      </w:r>
-      <w:r>
-        <w:t>0.56</w:t>
-      </w:r>
-      <w:r>
-        <w:t>)</w:t>
-      </w:r>
-      <w:r>
-        <w:t> :</w:t>
-      </w:r>
-      <w:r>
-        <w:t xml:space="preserve"> </w:t>
-      </w:r>
-      <w:r>
-        <w:t>poulpe, calmar, tentacule, céphalopode, ventouse, monstre, harpon, charnu, nageoire, bec</w:t>
-      </w:r>
-      <w:r>
-        <w:t>…</w:t>
-      </w:r>
-    </w:p>
-    <w:p>
-      <w:pPr>
-        <w:ind w:firstLine="0"/>
-      </w:pPr>
-      <w:r>
-        <w:t>TF</w:t>
-      </w:r>
-      <w:r>
-        <w:noBreakHyphen/>
-      </w:r>
-      <w:r>
-        <w:t>IDF</w:t>
-      </w:r>
-      <w:r>
-        <w:t>α</w:t>
-      </w:r>
-      <w:r>
-        <w:t>(</w:t>
-      </w:r>
-      <w:r>
-        <w:t>1.14</w:t>
-      </w:r>
-      <w:r>
-        <w:t>)</w:t>
-      </w:r>
-      <w:r>
-        <w:t xml:space="preserve"> : </w:t>
-      </w:r>
-      <w:r>
-        <w:t>poulpe, calmar, tentacule, monstre, céphalopode, ventouse, harpon, bec, nageoire, vitre</w:t>
-      </w:r>
-      <w:r>
-        <w:t>…</w:t>
-      </w:r>
-    </w:p>
-    <w:p>
-      <w:pPr>
-        <w:ind w:firstLine="0"/>
-      </w:pPr>
-      <w:r>
-        <w:t>HGT</w:t>
-      </w:r>
-      <w:r>
-        <w:t>α</w:t>
-      </w:r>
-      <w:r>
-        <w:t>(</w:t>
-      </w:r>
-      <w:r>
-        <w:t>1.47</w:t>
-      </w:r>
-      <w:r>
-        <w:t>)</w:t>
-      </w:r>
-      <w:r>
-        <w:t> </w:t>
-      </w:r>
-      <w:r>
-        <w:t xml:space="preserve">: </w:t>
-      </w:r>
-      <w:r>
-        <w:t>poulpe, calmar, tentacule, monstre, céphalopode, ventouse, bec, vitre, charnu, harpon</w:t>
-      </w:r>
-      <w:r>
-        <w:t>…</w:t>
-      </w:r>
-    </w:p>
-    <w:p>
-      <w:pPr>
-        <w:ind w:firstLine="0"/>
-      </w:pPr>
-      <w:r>
-        <w:t>G²α</w:t>
-      </w:r>
-      <w:r>
-        <w:t>(</w:t>
-      </w:r>
-      <w:r>
-        <w:t>0.56</w:t>
-      </w:r>
-      <w:r>
-        <w:t>)</w:t>
-      </w:r>
-      <w:r>
-        <w:t xml:space="preserve"> : </w:t>
-      </w:r>
-      <w:r>
-        <w:t>poulpe, calmar, monstre, tentacule, céphalopode, ventouse, bec, vitre, charnu, harpon</w:t>
-      </w:r>
-      <w:r>
-        <w:t>…</w:t>
-      </w:r>
-    </w:p>
-    <w:p>
-      <w:pPr>
-        <w:ind w:firstLine="0"/>
-      </w:pPr>
-      <w:r>
-        <w:t>χ²α</w:t>
-      </w:r>
-      <w:r>
-        <w:t>(</w:t>
-      </w:r>
-      <w:r>
-        <w:t>0.43</w:t>
-      </w:r>
-      <w:r>
-        <w:t>)</w:t>
-      </w:r>
-      <w:r>
-        <w:t xml:space="preserve"> : </w:t>
-      </w:r>
-      <w:r>
-        <w:t>poulpe, calmar, tentacule, monstre, céphalopode, ventouse, bec, charnu, vitre, harpon</w:t>
-      </w:r>
-    </w:p>
-    <w:p>
-      <w:pPr>
-        <w:ind w:firstLine="0"/>
-      </w:pPr>
-    </w:p>
-    <w:p>
-      <w:pPr>
-        <w:ind w:firstLine="0"/>
-      </w:pPr>
-      <w:r>
-        <w:t xml:space="preserve">Avec un paramètre </w:t>
-      </w:r>
-      <w:r>
-        <w:t>relevant les hautes fréquences</w:t>
-      </w:r>
-      <w:r>
-        <w:t xml:space="preserve"> (le</w:t>
-      </w:r>
-      <w:r>
-        <w:t xml:space="preserve"> </w:t>
-      </w:r>
-      <w:proofErr w:type="spellStart"/>
-      <w:r>
-        <w:rPr>
-          <w:i/>
-          <w:iCs/>
-        </w:rPr>
-        <w:t>tf</w:t>
-      </w:r>
-      <w:proofErr w:type="spellEnd"/>
-      <w:r>
-        <w:t>),</w:t>
-      </w:r>
-      <w:r>
-        <w:t xml:space="preserve"> </w:t>
-      </w:r>
-      <w:r>
-        <w:t>la</w:t>
-      </w:r>
-      <w:r>
-        <w:t xml:space="preserve"> </w:t>
-      </w:r>
-      <w:r>
-        <w:t xml:space="preserve">tendance du </w:t>
-      </w:r>
-      <w:r>
-        <w:t>χ²</w:t>
-      </w:r>
-      <w:r>
-        <w:t xml:space="preserve"> </w:t>
-      </w:r>
-      <w:r>
-        <w:t>aux mots exclusifs se déplace</w:t>
-      </w:r>
-      <w:r>
-        <w:t xml:space="preserve"> un peu</w:t>
-      </w:r>
-      <w:r>
-        <w:t xml:space="preserve"> vers le bas du tableau, mais elle reste importante, dès le rang 17 on trouvera : </w:t>
-      </w:r>
-      <w:r>
-        <w:rPr>
-          <w:i/>
-          <w:iCs/>
-        </w:rPr>
-        <w:t xml:space="preserve">espalier, violacé, quenotte, suceur, </w:t>
-      </w:r>
-      <w:proofErr w:type="spellStart"/>
-      <w:r>
-        <w:rPr>
-          <w:i/>
-          <w:iCs/>
-        </w:rPr>
-        <w:t>brachioures</w:t>
-      </w:r>
-      <w:proofErr w:type="spellEnd"/>
-      <w:r>
-        <w:rPr>
-          <w:i/>
-          <w:iCs/>
-        </w:rPr>
-        <w:t xml:space="preserve">, </w:t>
-      </w:r>
-      <w:proofErr w:type="spellStart"/>
-      <w:r>
-        <w:rPr>
-          <w:i/>
-          <w:iCs/>
-        </w:rPr>
-        <w:t>clupanodons</w:t>
-      </w:r>
-      <w:proofErr w:type="spellEnd"/>
-      <w:r>
-        <w:rPr>
-          <w:i/>
-          <w:iCs/>
-        </w:rPr>
-        <w:t>, corégone, fissurelles, gobies-plumiers, krak</w:t>
-      </w:r>
-      <w:r>
-        <w:t xml:space="preserve">… </w:t>
-      </w:r>
-      <w:r>
-        <w:t xml:space="preserve">La formule de TXM native, sans paramétrage </w:t>
-      </w:r>
-      <w:r>
-        <w:t>α</w:t>
-      </w:r>
-      <w:r>
         <w:t xml:space="preserve">, n’est pas indemne de cet inconvénient, même si elle le retarde au rang 47 : </w:t>
       </w:r>
       <w:r>
@@ -7378,7 +7165,10 @@
         <w:t>espalier, violacé, quenotte, suceur</w:t>
       </w:r>
       <w:r>
-        <w:t xml:space="preserve">… Ce phénomène se </w:t>
+        <w:t xml:space="preserve">… Ce phénomène </w:t>
+      </w:r>
+      <w:r>
+        <w:t xml:space="preserve">est assez facile à présenter </w:t>
       </w:r>
     </w:p>
     <w:p>

--- a/docs/glorieux-specif.docx
+++ b/docs/glorieux-specif.docx
@@ -70,6 +70,9 @@
         <w:t>s ;</w:t>
       </w:r>
       <w:r>
+        <w:t xml:space="preserve"> pour</w:t>
+      </w:r>
+      <w:r>
         <w:t xml:space="preserve"> 7</w:t>
       </w:r>
       <w:r>
@@ -101,7 +104,17 @@
         <w:t xml:space="preserve">es moteurs de recherche plein texte (et la textométrie en général), </w:t>
       </w:r>
       <w:r>
-        <w:t xml:space="preserve">une formule de spécificité (keyness) </w:t>
+        <w:t>une formule de spécificité (</w:t>
+      </w:r>
+      <w:r>
+        <w:rPr>
+          <w:i/>
+          <w:iCs/>
+        </w:rPr>
+        <w:t>keyness</w:t>
+      </w:r>
+      <w:r>
+        <w:t xml:space="preserve">) </w:t>
       </w:r>
       <w:r>
         <w:t>mesure à quel point un</w:t>
@@ -196,7 +209,13 @@
         <w:t>(</w:t>
       </w:r>
       <w:r>
-        <w:t xml:space="preserve">articles de </w:t>
+        <w:t xml:space="preserve">articles </w:t>
+      </w:r>
+      <w:r>
+        <w:t xml:space="preserve">scientifiques, </w:t>
+      </w:r>
+      <w:r>
+        <w:t xml:space="preserve">de </w:t>
       </w:r>
       <w:r>
         <w:t>presse</w:t>
@@ -205,13 +224,10 @@
         <w:t>,</w:t>
       </w:r>
       <w:r>
-        <w:t xml:space="preserve"> de revues</w:t>
-      </w:r>
-      <w:r>
-        <w:t xml:space="preserve"> scientifiques</w:t>
-      </w:r>
-      <w:r>
-        <w:t>, forums…</w:t>
+        <w:t xml:space="preserve"> </w:t>
+      </w:r>
+      <w:r>
+        <w:t>forums…</w:t>
       </w:r>
       <w:r>
         <w:t>)</w:t>
@@ -245,54 +261,364 @@
         <w:t xml:space="preserve">. </w:t>
       </w:r>
       <w:r>
-        <w:t xml:space="preserve">Beaucoup d’articles du domaine propose de nouvelles formules plus performantes </w:t>
-      </w:r>
-      <w:r>
-        <w:t>pour ce genre de</w:t>
-      </w:r>
-      <w:r>
-        <w:t xml:space="preserve"> tâche</w:t>
-      </w:r>
-      <w:r>
-        <w:t>s</w:t>
-      </w:r>
-      <w:r>
-        <w:t xml:space="preserve"> restreinte</w:t>
-      </w:r>
-      <w:r>
-        <w:t>s,</w:t>
-      </w:r>
-      <w:r>
-        <w:t xml:space="preserve"> mais expliquent rarement pourquoi telle ou telle fonctionnement mieux</w:t>
+        <w:t>Beaucoup d’articles du domaine propose</w:t>
+      </w:r>
+      <w:r>
+        <w:t>nt</w:t>
+      </w:r>
+      <w:r>
+        <w:t xml:space="preserve"> de nouvelles formules</w:t>
+      </w:r>
+      <w:r>
+        <w:t>,</w:t>
+      </w:r>
+      <w:r>
+        <w:t xml:space="preserve"> </w:t>
+      </w:r>
+      <w:r>
+        <w:t>d</w:t>
+      </w:r>
+      <w:r>
+        <w:t>es chiffres prouvent que l’objectif est atteint, mais la raison est</w:t>
+      </w:r>
+      <w:r>
+        <w:t xml:space="preserve"> rarement </w:t>
+      </w:r>
+      <w:r>
+        <w:t>expliquée, et notamment pas par les textes eux-mêmes.</w:t>
+      </w:r>
+    </w:p>
+    <w:p>
+      <w:pPr>
+        <w:ind w:firstLine="708"/>
+      </w:pPr>
+      <w:r>
+        <w:t xml:space="preserve">Du point de vue des </w:t>
+      </w:r>
+      <w:r>
+        <w:t>humanités</w:t>
+      </w:r>
+      <w:r>
+        <w:t xml:space="preserve">, </w:t>
+      </w:r>
+      <w:r>
+        <w:t xml:space="preserve">un texte </w:t>
+      </w:r>
+      <w:r>
+        <w:t>ne se résume pas à</w:t>
+      </w:r>
+      <w:r>
+        <w:t xml:space="preserve"> ces jeux normalisés de documents</w:t>
+      </w:r>
+      <w:r>
+        <w:t xml:space="preserve">, et il y a bien </w:t>
+      </w:r>
+      <w:r>
+        <w:t>à apprendre</w:t>
+      </w:r>
+      <w:r>
+        <w:t xml:space="preserve"> que des résultats de recherche en ordre de pertinence</w:t>
+      </w:r>
+      <w:r>
+        <w:t xml:space="preserve">. La question du chercheur est plutôt, qu’est-ce qu’un nombre révèle d’un auteur qui échappe à la lecture subjective ? </w:t>
+      </w:r>
+      <w:r>
+        <w:t>Qu’est-ce que chaque formule montre, à quoi peut-elle être bonne ?</w:t>
+      </w:r>
+    </w:p>
+    <w:p>
+      <w:pPr>
+        <w:ind w:firstLine="708"/>
+      </w:pPr>
+      <w:r>
+        <w:t>C</w:t>
+      </w:r>
+      <w:r>
+        <w:t xml:space="preserve">et article </w:t>
+      </w:r>
+      <w:r>
+        <w:t>vise à expliquer ce que montrer différentes formules du domaine, et propose une formule paramétrable qui couvre en partie le</w:t>
+      </w:r>
+      <w:r>
+        <w:t>s variations observées sur l’extraction de mots-clés pour un texte.</w:t>
+      </w:r>
+    </w:p>
+    <w:p>
+      <w:pPr>
+        <w:ind w:firstLine="708"/>
+      </w:pPr>
+      <w:r>
+        <w:t>Afin</w:t>
+      </w:r>
+      <w:r>
+        <w:t xml:space="preserve"> que le lecteur puisse se faire une idée</w:t>
+      </w:r>
+      <w:r>
+        <w:t xml:space="preserve"> qualitative</w:t>
+      </w:r>
+      <w:r>
+        <w:t xml:space="preserve"> des résultats,</w:t>
+      </w:r>
+      <w:r>
+        <w:t xml:space="preserve"> les expériences seront menées sur des </w:t>
+      </w:r>
+      <w:r>
+        <w:t>auteurs</w:t>
+      </w:r>
+      <w:r>
+        <w:t xml:space="preserve"> classiques</w:t>
+      </w:r>
+      <w:r>
+        <w:t xml:space="preserve"> : </w:t>
+      </w:r>
+      <w:r>
+        <w:t xml:space="preserve">Balzac, Dumas, </w:t>
+      </w:r>
+      <w:r>
+        <w:t xml:space="preserve">Sand, </w:t>
+      </w:r>
+      <w:r>
+        <w:t>Verne et Zola</w:t>
       </w:r>
       <w:r>
         <w:t>.</w:t>
       </w:r>
+      <w:r>
+        <w:t xml:space="preserve"> Le corpus partage</w:t>
+      </w:r>
+      <w:r>
+        <w:t>ra ainsi</w:t>
+      </w:r>
+      <w:r>
+        <w:t xml:space="preserve"> une</w:t>
+      </w:r>
+      <w:r>
+        <w:t xml:space="preserve"> unité de langue : le</w:t>
+      </w:r>
+      <w:r>
+        <w:t xml:space="preserve"> français du</w:t>
+      </w:r>
+      <w:r>
+        <w:t xml:space="preserve"> XIX</w:t>
+      </w:r>
+      <w:r>
+        <w:rPr>
+          <w:vertAlign w:val="superscript"/>
+        </w:rPr>
+        <w:t>e</w:t>
+      </w:r>
+      <w:r>
+        <w:t xml:space="preserve"> siècle, </w:t>
+      </w:r>
+      <w:r>
+        <w:t xml:space="preserve">une </w:t>
+      </w:r>
+      <w:r>
+        <w:t xml:space="preserve">unité de genre : le roman, </w:t>
+      </w:r>
+      <w:r>
+        <w:t xml:space="preserve">et une </w:t>
+      </w:r>
+      <w:r>
+        <w:t>unité</w:t>
+      </w:r>
+      <w:r>
+        <w:t xml:space="preserve"> textuelle</w:t>
+      </w:r>
+      <w:r>
+        <w:t> :</w:t>
+      </w:r>
+      <w:r>
+        <w:t xml:space="preserve"> le chapitre.</w:t>
+      </w:r>
+      <w:r>
+        <w:t xml:space="preserve"> </w:t>
+      </w:r>
+      <w:r>
+        <w:t>Ce</w:t>
+      </w:r>
+      <w:r>
+        <w:t xml:space="preserve"> modèle </w:t>
+      </w:r>
+      <w:r>
+        <w:t xml:space="preserve">sert </w:t>
+      </w:r>
+      <w:r>
+        <w:t>de laboratoire</w:t>
+      </w:r>
+      <w:r>
+        <w:t xml:space="preserve"> </w:t>
+      </w:r>
+      <w:r>
+        <w:t xml:space="preserve">pour des applications </w:t>
+      </w:r>
+      <w:r>
+        <w:t>réelles</w:t>
+      </w:r>
+      <w:r>
+        <w:t xml:space="preserve"> de recherche</w:t>
+      </w:r>
+      <w:r>
+        <w:t>s textuelles</w:t>
+      </w:r>
+      <w:r>
+        <w:t xml:space="preserve"> en ligne</w:t>
+      </w:r>
+      <w:r>
+        <w:rPr>
+          <w:rStyle w:val="FootnoteReference"/>
+        </w:rPr>
+        <w:footnoteReference w:id="3"/>
+      </w:r>
+      <w:r>
+        <w:t>.</w:t>
+      </w:r>
+    </w:p>
+    <w:p>
+      <w:pPr>
+        <w:pStyle w:val="Heading1"/>
+      </w:pPr>
+      <w:r>
+        <w:t>§</w:t>
+      </w:r>
+      <w:r>
+        <w:t>1</w:t>
+      </w:r>
+      <w:r>
+        <w:t>.</w:t>
+      </w:r>
+      <w:r>
+        <w:t xml:space="preserve"> </w:t>
+      </w:r>
+      <w:r>
+        <w:t xml:space="preserve">Reproduction, </w:t>
+      </w:r>
+      <w:r>
+        <w:t>une</w:t>
+      </w:r>
+      <w:r>
+        <w:t xml:space="preserve"> méthode</w:t>
+      </w:r>
+    </w:p>
+    <w:p>
+      <w:pPr>
+        <w:ind w:firstLine="0"/>
+      </w:pPr>
+      <w:r>
+        <w:t>Toutes les données et programmes sont téléchargeables</w:t>
+      </w:r>
+      <w:r>
+        <w:rPr>
+          <w:rStyle w:val="FootnoteReference"/>
+        </w:rPr>
+        <w:footnoteReference w:id="4"/>
+      </w:r>
+      <w:r>
+        <w:t xml:space="preserve"> pour </w:t>
+      </w:r>
+      <w:r>
+        <w:t>que</w:t>
+      </w:r>
+      <w:r>
+        <w:t xml:space="preserve"> les expériences</w:t>
+      </w:r>
+      <w:r>
+        <w:t xml:space="preserve"> soient reproductibles</w:t>
+      </w:r>
+      <w:r>
+        <w:t>.</w:t>
+      </w:r>
     </w:p>
     <w:p>
       <w:pPr>
         <w:ind w:firstLine="708"/>
       </w:pPr>
       <w:r>
-        <w:t xml:space="preserve">Du point de vue des </w:t>
-      </w:r>
-      <w:r>
-        <w:t>humanités</w:t>
-      </w:r>
-      <w:r>
-        <w:t xml:space="preserve">, </w:t>
-      </w:r>
-      <w:r>
-        <w:t>un texte est bien autre chose que ces jeux normalisés de documents</w:t>
-      </w:r>
-      <w:r>
-        <w:t>, et il y a bien d’autres statistiques à montrer que des résultats de recherche en ordre de pertinence</w:t>
-      </w:r>
-      <w:r>
-        <w:t xml:space="preserve">. La question du chercheur est plutôt, qu’est-ce qu’un nombre révèle d’un auteur qui échappe à la lecture subjective ? </w:t>
-      </w:r>
-      <w:r>
-        <w:t>Qu’est-ce que chaque formule montre, à quoi peut-elle être bonne ?</w:t>
+        <w:lastRenderedPageBreak/>
+        <w:t>Les textes</w:t>
+      </w:r>
+      <w:r>
+        <w:t xml:space="preserve"> p</w:t>
+      </w:r>
+      <w:r>
+        <w:t>rov</w:t>
+      </w:r>
+      <w:r>
+        <w:t>iennent de différentes sources</w:t>
+      </w:r>
+      <w:r>
+        <w:t>.</w:t>
+      </w:r>
+      <w:r>
+        <w:t xml:space="preserve"> </w:t>
+      </w:r>
+      <w:r>
+        <w:rPr>
+          <w:i/>
+          <w:iCs/>
+        </w:rPr>
+        <w:t>La c</w:t>
+      </w:r>
+      <w:r>
+        <w:rPr>
+          <w:i/>
+          <w:iCs/>
+        </w:rPr>
+        <w:t>omédie humaine</w:t>
+      </w:r>
+      <w:r>
+        <w:t xml:space="preserve"> de Balzac est </w:t>
+      </w:r>
+      <w:r>
+        <w:t>reprise</w:t>
+      </w:r>
+      <w:r>
+        <w:t xml:space="preserve"> du projet ebalzac</w:t>
+      </w:r>
+      <w:r>
+        <w:rPr>
+          <w:rStyle w:val="FootnoteReference"/>
+        </w:rPr>
+        <w:footnoteReference w:id="5"/>
+      </w:r>
+      <w:r>
+        <w:t>,</w:t>
+      </w:r>
+      <w:r>
+        <w:t xml:space="preserve"> </w:t>
+      </w:r>
+      <w:r>
+        <w:t xml:space="preserve">une </w:t>
+      </w:r>
+      <w:r>
+        <w:t>édition électronique scientifiquement</w:t>
+      </w:r>
+      <w:r>
+        <w:t xml:space="preserve"> établie</w:t>
+      </w:r>
+      <w:r>
+        <w:t xml:space="preserve"> sur la</w:t>
+      </w:r>
+      <w:r>
+        <w:t xml:space="preserve"> version dite</w:t>
+      </w:r>
+      <w:r>
+        <w:t xml:space="preserve"> du «</w:t>
+      </w:r>
+      <w:r>
+        <w:t> </w:t>
+      </w:r>
+      <w:r>
+        <w:t>Furne corrigé</w:t>
+      </w:r>
+      <w:r>
+        <w:t> </w:t>
+      </w:r>
+      <w:r>
+        <w:t>»</w:t>
+      </w:r>
+      <w:r>
+        <w:t>.</w:t>
       </w:r>
     </w:p>
     <w:p>
@@ -300,288 +626,6 @@
         <w:ind w:firstLine="708"/>
       </w:pPr>
       <w:r>
-        <w:t>C</w:t>
-      </w:r>
-      <w:r>
-        <w:t xml:space="preserve">et article </w:t>
-      </w:r>
-      <w:r>
-        <w:t>vise à expliquer ce que montrer différentes formules du domaine, et propose une formule paramétrable qui couvre en partie le spectre</w:t>
-      </w:r>
-    </w:p>
-    <w:p>
-      <w:pPr>
-        <w:ind w:firstLine="708"/>
-      </w:pPr>
-      <w:r>
-        <w:t>Afin</w:t>
-      </w:r>
-      <w:r>
-        <w:t xml:space="preserve"> que le lecteur puisse se faire une idée</w:t>
-      </w:r>
-      <w:r>
-        <w:t xml:space="preserve"> qualitative</w:t>
-      </w:r>
-      <w:r>
-        <w:t xml:space="preserve"> des résultats,</w:t>
-      </w:r>
-      <w:r>
-        <w:t xml:space="preserve"> les expériences seront menées sur des </w:t>
-      </w:r>
-      <w:r>
-        <w:t>auteurs</w:t>
-      </w:r>
-      <w:r>
-        <w:t xml:space="preserve"> classiques</w:t>
-      </w:r>
-      <w:r>
-        <w:t xml:space="preserve"> : </w:t>
-      </w:r>
-      <w:r>
-        <w:t xml:space="preserve">Balzac, Dumas, </w:t>
-      </w:r>
-      <w:r>
-        <w:t xml:space="preserve">Sand, </w:t>
-      </w:r>
-      <w:r>
-        <w:t>Verne et Zola</w:t>
-      </w:r>
-      <w:r>
-        <w:t>.</w:t>
-      </w:r>
-      <w:r>
-        <w:t xml:space="preserve"> Le corpus partage</w:t>
-      </w:r>
-      <w:r>
-        <w:t>ra ainsi</w:t>
-      </w:r>
-      <w:r>
-        <w:t xml:space="preserve"> une</w:t>
-      </w:r>
-      <w:r>
-        <w:t xml:space="preserve"> unité de langue : le</w:t>
-      </w:r>
-      <w:r>
-        <w:t xml:space="preserve"> français du</w:t>
-      </w:r>
-      <w:r>
-        <w:t xml:space="preserve"> XIX</w:t>
-      </w:r>
-      <w:r>
-        <w:rPr>
-          <w:vertAlign w:val="superscript"/>
-        </w:rPr>
-        <w:t>e</w:t>
-      </w:r>
-      <w:r>
-        <w:t xml:space="preserve"> siècle, </w:t>
-      </w:r>
-      <w:r>
-        <w:t xml:space="preserve">une </w:t>
-      </w:r>
-      <w:r>
-        <w:t xml:space="preserve">unité de genre : le roman, </w:t>
-      </w:r>
-      <w:r>
-        <w:t xml:space="preserve">et une </w:t>
-      </w:r>
-      <w:r>
-        <w:t>unité</w:t>
-      </w:r>
-      <w:r>
-        <w:t xml:space="preserve"> textuelle</w:t>
-      </w:r>
-      <w:r>
-        <w:t> :</w:t>
-      </w:r>
-      <w:r>
-        <w:t xml:space="preserve"> le chapitre.</w:t>
-      </w:r>
-      <w:r>
-        <w:t xml:space="preserve"> </w:t>
-      </w:r>
-      <w:r>
-        <w:t>Ce</w:t>
-      </w:r>
-      <w:r>
-        <w:t xml:space="preserve"> modèle de laboratoire</w:t>
-      </w:r>
-      <w:r>
-        <w:t xml:space="preserve"> </w:t>
-      </w:r>
-      <w:r>
-        <w:t xml:space="preserve">servira de prototype pour des applications </w:t>
-      </w:r>
-      <w:r>
-        <w:t xml:space="preserve">s </w:t>
-      </w:r>
-      <w:r>
-        <w:t>publiques</w:t>
-      </w:r>
-      <w:r>
-        <w:t xml:space="preserve"> moteur de recherche en ligne</w:t>
-      </w:r>
-      <w:r>
-        <w:rPr>
-          <w:rStyle w:val="FootnoteReference"/>
-        </w:rPr>
-        <w:footnoteReference w:id="3"/>
-      </w:r>
-      <w:r>
-        <w:t>.</w:t>
-      </w:r>
-    </w:p>
-    <w:p>
-      <w:pPr>
-        <w:pStyle w:val="Heading1"/>
-      </w:pPr>
-      <w:r>
-        <w:t>§</w:t>
-      </w:r>
-      <w:r>
-        <w:t>1</w:t>
-      </w:r>
-      <w:r>
-        <w:t>.</w:t>
-      </w:r>
-      <w:r>
-        <w:t xml:space="preserve"> </w:t>
-      </w:r>
-      <w:r>
-        <w:t xml:space="preserve">Reproduction, </w:t>
-      </w:r>
-      <w:r>
-        <w:t>une</w:t>
-      </w:r>
-      <w:r>
-        <w:t xml:space="preserve"> méthode</w:t>
-      </w:r>
-    </w:p>
-    <w:p>
-      <w:pPr>
-        <w:ind w:firstLine="0"/>
-      </w:pPr>
-      <w:r>
-        <w:t>Toutes les données et programmes sont téléchargeables</w:t>
-      </w:r>
-      <w:r>
-        <w:rPr>
-          <w:rStyle w:val="FootnoteReference"/>
-        </w:rPr>
-        <w:footnoteReference w:id="4"/>
-      </w:r>
-      <w:r>
-        <w:t xml:space="preserve"> pour </w:t>
-      </w:r>
-      <w:r>
-        <w:t>que</w:t>
-      </w:r>
-      <w:r>
-        <w:t xml:space="preserve"> les expériences</w:t>
-      </w:r>
-      <w:r>
-        <w:t xml:space="preserve"> soient reproductibles</w:t>
-      </w:r>
-      <w:r>
-        <w:t>.</w:t>
-      </w:r>
-    </w:p>
-    <w:p>
-      <w:pPr>
-        <w:ind w:firstLine="708"/>
-      </w:pPr>
-      <w:r>
-        <w:t>Les textes</w:t>
-      </w:r>
-      <w:r>
-        <w:t xml:space="preserve"> p</w:t>
-      </w:r>
-      <w:r>
-        <w:t>rov</w:t>
-      </w:r>
-      <w:r>
-        <w:t>iennent de différentes sources</w:t>
-      </w:r>
-      <w:r>
-        <w:t>.</w:t>
-      </w:r>
-      <w:r>
-        <w:t xml:space="preserve"> </w:t>
-      </w:r>
-      <w:r>
-        <w:rPr>
-          <w:i/>
-          <w:iCs/>
-        </w:rPr>
-        <w:t>La c</w:t>
-      </w:r>
-      <w:r>
-        <w:rPr>
-          <w:i/>
-          <w:iCs/>
-        </w:rPr>
-        <w:t>omédie humaine</w:t>
-      </w:r>
-      <w:r>
-        <w:t xml:space="preserve"> de Balzac est </w:t>
-      </w:r>
-      <w:r>
-        <w:t>reprise</w:t>
-      </w:r>
-      <w:r>
-        <w:t xml:space="preserve"> du projet ebalzac</w:t>
-      </w:r>
-      <w:r>
-        <w:rPr>
-          <w:rStyle w:val="FootnoteReference"/>
-        </w:rPr>
-        <w:footnoteReference w:id="5"/>
-      </w:r>
-      <w:r>
-        <w:t>,</w:t>
-      </w:r>
-      <w:r>
-        <w:t xml:space="preserve"> </w:t>
-      </w:r>
-      <w:r>
-        <w:t xml:space="preserve">une </w:t>
-      </w:r>
-      <w:r>
-        <w:t>édition électronique scientifiquement</w:t>
-      </w:r>
-      <w:r>
-        <w:t xml:space="preserve"> établie</w:t>
-      </w:r>
-      <w:r>
-        <w:t xml:space="preserve"> sur la</w:t>
-      </w:r>
-      <w:r>
-        <w:t xml:space="preserve"> version dite</w:t>
-      </w:r>
-      <w:r>
-        <w:t xml:space="preserve"> du «</w:t>
-      </w:r>
-      <w:r>
-        <w:t> </w:t>
-      </w:r>
-      <w:r>
-        <w:t>Furne corrigé</w:t>
-      </w:r>
-      <w:r>
-        <w:t> </w:t>
-      </w:r>
-      <w:r>
-        <w:t>»</w:t>
-      </w:r>
-      <w:r>
-        <w:t>.</w:t>
-      </w:r>
-    </w:p>
-    <w:p>
-      <w:pPr>
-        <w:ind w:firstLine="708"/>
-      </w:pPr>
-      <w:r>
         <w:t>Les autres auteurs ont été compilés à partir de différents sites de livres libres et gratuits</w:t>
       </w:r>
       <w:r>
@@ -591,11 +635,7 @@
         <w:t>. Dumas,</w:t>
       </w:r>
       <w:r>
-        <w:t xml:space="preserve"> Sand et Verne </w:t>
-      </w:r>
-      <w:r>
-        <w:lastRenderedPageBreak/>
-        <w:t>sont</w:t>
+        <w:t xml:space="preserve"> Sand et Verne sont</w:t>
       </w:r>
       <w:r>
         <w:t xml:space="preserve"> presque</w:t>
@@ -2310,10 +2350,10 @@
         <w:t>trouver</w:t>
       </w:r>
       <w:r>
-        <w:t xml:space="preserve"> ce</w:t>
-      </w:r>
-      <w:r>
-        <w:t>ux</w:t>
+        <w:t xml:space="preserve"> c</w:t>
+      </w:r>
+      <w:r>
+        <w:t>e</w:t>
       </w:r>
       <w:r>
         <w:t xml:space="preserve"> que l’on désire ?</w:t>
@@ -6666,6 +6706,9 @@
         <w:t>D</w:t>
       </w:r>
       <w:r>
+        <w:t>ispersions d</w:t>
+      </w:r>
+      <w:r>
         <w:t>ans le ventre du croissant</w:t>
       </w:r>
     </w:p>
@@ -6796,7 +6839,31 @@
         <w:t>,</w:t>
       </w:r>
       <w:r>
-        <w:t xml:space="preserve"> TXM ou HGT, TF-IDF, subTF-IDF </w:t>
+        <w:t xml:space="preserve"> </w:t>
+      </w:r>
+      <w:r>
+        <w:t>HGT</w:t>
+      </w:r>
+      <w:r>
+        <w:t xml:space="preserve"> </w:t>
+      </w:r>
+      <w:r>
+        <w:t>(</w:t>
+      </w:r>
+      <w:r>
+        <w:rPr>
+          <w:rFonts w:ascii="Cambria Math" w:hAnsi="Cambria Math" w:cs="Cambria Math"/>
+        </w:rPr>
+        <w:t>≃</w:t>
+      </w:r>
+      <w:r>
+        <w:t>TXM</w:t>
+      </w:r>
+      <w:r>
+        <w:t>)</w:t>
+      </w:r>
+      <w:r>
+        <w:t xml:space="preserve">, TF-IDF, subTF-IDF </w:t>
       </w:r>
       <w:r>
         <w:t>en neutralisant</w:t>
@@ -6882,13 +6949,647 @@
         <w:t xml:space="preserve"> noms propres</w:t>
       </w:r>
       <w:r>
-        <w:t>, avec les formules paramétrées</w:t>
+        <w:t>.</w:t>
+      </w:r>
+      <w:r>
+        <w:t xml:space="preserve"> </w:t>
+      </w:r>
+      <w:r>
+        <w:t>A</w:t>
+      </w:r>
+      <w:r>
+        <w:t xml:space="preserve">vec </w:t>
+      </w:r>
+      <w:r>
+        <w:t>d</w:t>
+      </w:r>
+      <w:r>
+        <w:t>es formules paramétrées</w:t>
+      </w:r>
+      <w:r>
+        <w:t xml:space="preserve"> ajustées, l</w:t>
+      </w:r>
+      <w:r>
+        <w:t>es têtes de listes sont maintenant très similaires</w:t>
+      </w:r>
+      <w:r>
+        <w:t>.</w:t>
+      </w:r>
+    </w:p>
+    <w:p>
+      <w:pPr>
+        <w:ind w:firstLine="0"/>
+      </w:pPr>
+    </w:p>
+    <w:p>
+      <w:pPr>
+        <w:ind w:firstLine="0"/>
+      </w:pPr>
+      <w:r>
+        <w:t>sub</w:t>
+      </w:r>
+      <w:r>
+        <w:t>TF</w:t>
+      </w:r>
+      <w:r>
+        <w:noBreakHyphen/>
+      </w:r>
+      <w:r>
+        <w:t>IDF</w:t>
+      </w:r>
+      <w:r>
+        <w:t>α</w:t>
+      </w:r>
+      <w:r>
+        <w:t>(</w:t>
+      </w:r>
+      <w:r>
+        <w:t>0.56</w:t>
+      </w:r>
+      <w:r>
+        <w:t>)</w:t>
+      </w:r>
+      <w:r>
+        <w:t> :</w:t>
+      </w:r>
+      <w:r>
+        <w:t xml:space="preserve"> </w:t>
+      </w:r>
+      <w:r>
+        <w:t>poulpe, calmar, tentacule, céphalopode, ventouse, monstre, harpon, charnu, nageoire, bec</w:t>
+      </w:r>
+      <w:r>
+        <w:t>…</w:t>
+      </w:r>
+    </w:p>
+    <w:p>
+      <w:pPr>
+        <w:ind w:firstLine="0"/>
+      </w:pPr>
+      <w:r>
+        <w:t>TF</w:t>
+      </w:r>
+      <w:r>
+        <w:noBreakHyphen/>
+      </w:r>
+      <w:r>
+        <w:t>IDF</w:t>
+      </w:r>
+      <w:r>
+        <w:t>α</w:t>
+      </w:r>
+      <w:r>
+        <w:t>(</w:t>
+      </w:r>
+      <w:r>
+        <w:t>1.14</w:t>
+      </w:r>
+      <w:r>
+        <w:t>)</w:t>
+      </w:r>
+      <w:r>
+        <w:t xml:space="preserve"> : </w:t>
+      </w:r>
+      <w:r>
+        <w:t>poulpe, calmar, tentacule, monstre, céphalopode, ventouse, harpon, bec, nageoire, vitre</w:t>
+      </w:r>
+      <w:r>
+        <w:t>…</w:t>
+      </w:r>
+    </w:p>
+    <w:p>
+      <w:pPr>
+        <w:ind w:firstLine="0"/>
+      </w:pPr>
+      <w:r>
+        <w:t>HGT</w:t>
+      </w:r>
+      <w:r>
+        <w:t>α</w:t>
+      </w:r>
+      <w:r>
+        <w:t>(</w:t>
+      </w:r>
+      <w:r>
+        <w:t>1.47</w:t>
+      </w:r>
+      <w:r>
+        <w:t>)</w:t>
+      </w:r>
+      <w:r>
+        <w:t> </w:t>
+      </w:r>
+      <w:r>
+        <w:t xml:space="preserve">: </w:t>
+      </w:r>
+      <w:r>
+        <w:t>poulpe, calmar, tentacule, monstre, céphalopode, ventouse, bec, vitre, charnu, harpon</w:t>
+      </w:r>
+      <w:r>
+        <w:t>…</w:t>
+      </w:r>
+    </w:p>
+    <w:p>
+      <w:pPr>
+